--- a/doc/QBUS6810_assignment_instructions.docx
+++ b/doc/QBUS6810_assignment_instructions.docx
@@ -28,7 +28,7 @@
     </w:p>
     <w:p>
       <w:pPr>
-        <w:pStyle w:val="Heading1"/>
+        <w:pStyle w:val="1"/>
         <w:ind w:left="477" w:right="0" w:hanging="484"/>
       </w:pPr>
       <w:r>
@@ -50,15 +50,7 @@
         <w:ind w:left="10" w:right="0"/>
       </w:pPr>
       <w:r>
-        <w:t xml:space="preserve">Cook County is a county in the US state of Illinois. It includes Chicago and surrounding suburbs. The Assessor’s Office is a local government agency. It uses estimates of what properties would </w:t>
-      </w:r>
-      <w:proofErr w:type="gramStart"/>
-      <w:r>
-        <w:t>sell for</w:t>
-      </w:r>
-      <w:proofErr w:type="gramEnd"/>
-      <w:r>
-        <w:t xml:space="preserve"> to help assess them for tax purposes. A home does not need to be on the market for the office to assess it.</w:t>
+        <w:t>Cook County is a county in the US state of Illinois. It includes Chicago and surrounding suburbs. The Assessor’s Office is a local government agency. It uses estimates of what properties would sell for to help assess them for tax purposes. A home does not need to be on the market for the office to assess it.</w:t>
       </w:r>
       <w:r>
         <w:rPr>
@@ -86,7 +78,7 @@
     </w:p>
     <w:p>
       <w:pPr>
-        <w:pStyle w:val="Heading1"/>
+        <w:pStyle w:val="1"/>
         <w:ind w:left="477" w:right="0" w:hanging="484"/>
       </w:pPr>
       <w:r>
@@ -237,7 +229,7 @@
     </w:p>
     <w:p>
       <w:pPr>
-        <w:pStyle w:val="Heading1"/>
+        <w:pStyle w:val="1"/>
         <w:ind w:left="477" w:right="0" w:hanging="484"/>
       </w:pPr>
       <w:r>
@@ -310,7 +302,7 @@
     </w:p>
     <w:p>
       <w:pPr>
-        <w:pStyle w:val="Heading1"/>
+        <w:pStyle w:val="1"/>
         <w:ind w:left="477" w:right="0" w:hanging="484"/>
       </w:pPr>
       <w:r>
@@ -328,7 +320,7 @@
     </w:p>
     <w:p>
       <w:pPr>
-        <w:pStyle w:val="Heading2"/>
+        <w:pStyle w:val="2"/>
         <w:ind w:left="3"/>
       </w:pPr>
       <w:r>
@@ -340,7 +332,7 @@
         <w:spacing w:after="406"/>
         <w:ind w:left="434" w:right="0" w:hanging="426"/>
         <w:rPr>
-          <w:rFonts w:eastAsiaTheme="minorEastAsia" w:hint="eastAsia"/>
+          <w:rFonts w:eastAsiaTheme="minorEastAsia"/>
         </w:rPr>
       </w:pPr>
       <w:r>
@@ -355,7 +347,7 @@
     </w:p>
     <w:p>
       <w:pPr>
-        <w:pStyle w:val="Heading2"/>
+        <w:pStyle w:val="2"/>
         <w:ind w:left="3"/>
       </w:pPr>
       <w:r>
@@ -373,15 +365,7 @@
         <w:t xml:space="preserve">2a. </w:t>
       </w:r>
       <w:r>
-        <w:t xml:space="preserve">What does each row represent? Verify the </w:t>
-      </w:r>
-      <w:proofErr w:type="gramStart"/>
-      <w:r>
-        <w:t>join</w:t>
-      </w:r>
-      <w:proofErr w:type="gramEnd"/>
-      <w:r>
-        <w:t>, check for duplicate records and repeated sales of the same property, and justify how you handle them.</w:t>
+        <w:t>What does each row represent? Verify the join, check for duplicate records and repeated sales of the same property, and justify how you handle them.</w:t>
       </w:r>
     </w:p>
     <w:p>
@@ -443,7 +427,7 @@
     </w:p>
     <w:p>
       <w:pPr>
-        <w:pStyle w:val="Heading2"/>
+        <w:pStyle w:val="2"/>
         <w:ind w:left="3"/>
       </w:pPr>
       <w:r>
@@ -509,7 +493,7 @@
     </w:p>
     <w:tbl>
       <w:tblPr>
-        <w:tblStyle w:val="PlainTable1"/>
+        <w:tblStyle w:val="11"/>
         <w:tblW w:w="0" w:type="auto"/>
         <w:jc w:val="center"/>
         <w:tblLayout w:type="fixed"/>
@@ -605,7 +589,7 @@
               <w:jc w:val="left"/>
               <w:cnfStyle w:val="100000000000" w:firstRow="1" w:lastRow="0" w:firstColumn="0" w:lastColumn="0" w:oddVBand="0" w:evenVBand="0" w:oddHBand="0" w:evenHBand="0" w:firstRowFirstColumn="0" w:firstRowLastColumn="0" w:lastRowFirstColumn="0" w:lastRowLastColumn="0"/>
               <w:rPr>
-                <w:rFonts w:eastAsiaTheme="minorEastAsia" w:hint="eastAsia"/>
+                <w:rFonts w:eastAsiaTheme="minorEastAsia"/>
                 <w:b w:val="0"/>
                 <w:bCs w:val="0"/>
               </w:rPr>
@@ -709,7 +693,7 @@
       <w:pPr>
         <w:ind w:left="0" w:right="0" w:firstLine="0"/>
         <w:rPr>
-          <w:rFonts w:eastAsiaTheme="minorEastAsia" w:hint="eastAsia"/>
+          <w:rFonts w:eastAsiaTheme="minorEastAsia"/>
         </w:rPr>
       </w:pPr>
       <w:r>
@@ -759,15 +743,7 @@
         <w:t xml:space="preserve">3d. </w:t>
       </w:r>
       <w:r>
-        <w:t xml:space="preserve">Show how experiments </w:t>
-      </w:r>
-      <w:proofErr w:type="gramStart"/>
-      <w:r>
-        <w:t>informed</w:t>
-      </w:r>
-      <w:proofErr w:type="gramEnd"/>
-      <w:r>
-        <w:t xml:space="preserve"> your decisions. Include a comparison of feature sets.</w:t>
+        <w:t>Show how experiments informed your decisions. Include a comparison of feature sets.</w:t>
       </w:r>
     </w:p>
     <w:p>
@@ -801,7 +777,7 @@
     </w:p>
     <w:p>
       <w:pPr>
-        <w:pStyle w:val="Heading2"/>
+        <w:pStyle w:val="2"/>
         <w:ind w:left="3"/>
       </w:pPr>
       <w:r>
@@ -871,15 +847,7 @@
         <w:ind w:left="10" w:right="0"/>
       </w:pPr>
       <w:r>
-        <w:t xml:space="preserve">For Question 4c, the following </w:t>
-      </w:r>
-      <w:proofErr w:type="gramStart"/>
-      <w:r>
-        <w:t>error weights</w:t>
-      </w:r>
-      <w:proofErr w:type="gramEnd"/>
-      <w:r>
-        <w:t xml:space="preserve"> are options. You may instead propose weights supported by relevant research. These weights express priorities, not actual financial costs.</w:t>
+        <w:t>For Question 4c, the following error weights are options. You may instead propose weights supported by relevant research. These weights express priorities, not actual financial costs.</w:t>
       </w:r>
     </w:p>
     <w:tbl>
@@ -889,9 +857,6 @@
         <w:tblInd w:w="1355" w:type="dxa"/>
         <w:tblCellMar>
           <w:top w:w="55" w:type="dxa"/>
-          <w:left w:w="0" w:type="dxa"/>
-          <w:bottom w:w="0" w:type="dxa"/>
-          <w:right w:w="0" w:type="dxa"/>
         </w:tblCellMar>
         <w:tblLook w:val="04A0" w:firstRow="1" w:lastRow="0" w:firstColumn="1" w:lastColumn="0" w:noHBand="0" w:noVBand="1"/>
       </w:tblPr>
@@ -1219,7 +1184,7 @@
     </w:p>
     <w:p>
       <w:pPr>
-        <w:pStyle w:val="Heading2"/>
+        <w:pStyle w:val="2"/>
         <w:ind w:left="3"/>
       </w:pPr>
       <w:r>
@@ -1307,7 +1272,7 @@
     </w:p>
     <w:p>
       <w:pPr>
-        <w:pStyle w:val="Heading1"/>
+        <w:pStyle w:val="1"/>
         <w:ind w:left="477" w:right="0" w:hanging="484"/>
       </w:pPr>
       <w:r>
@@ -1422,12 +1387,10 @@
         <w:t xml:space="preserve">How did you check the advice, and what did the check show? Refer to your code, </w:t>
       </w:r>
       <w:proofErr w:type="spellStart"/>
-      <w:proofErr w:type="gramStart"/>
       <w:r>
         <w:t>resultsor</w:t>
       </w:r>
       <w:proofErr w:type="spellEnd"/>
-      <w:proofErr w:type="gramEnd"/>
       <w:r>
         <w:t xml:space="preserve"> a reliable source. At least two cases must use your data or code.</w:t>
       </w:r>
@@ -1464,20 +1427,12 @@
         <w:ind w:left="10" w:right="0"/>
       </w:pPr>
       <w:r>
-        <w:t xml:space="preserve">Use at most 180 words per case and two appendix pages in total. Do not </w:t>
-      </w:r>
-      <w:proofErr w:type="gramStart"/>
-      <w:r>
-        <w:t>paste</w:t>
-      </w:r>
-      <w:proofErr w:type="gramEnd"/>
-      <w:r>
-        <w:t xml:space="preserve"> full conversations. Add a short declaration of other AI assistance.</w:t>
-      </w:r>
-    </w:p>
-    <w:p>
-      <w:pPr>
-        <w:pStyle w:val="Heading1"/>
+        <w:t>Use at most 180 words per case and two appendix pages in total. Do not paste full conversations. Add a short declaration of other AI assistance.</w:t>
+      </w:r>
+    </w:p>
+    <w:p>
+      <w:pPr>
+        <w:pStyle w:val="1"/>
         <w:spacing w:after="169"/>
         <w:ind w:left="477" w:right="0" w:hanging="484"/>
       </w:pPr>
@@ -1498,43 +1453,7 @@
         <w:rPr>
           <w:lang w:val="fr-FR"/>
         </w:rPr>
-        <w:t xml:space="preserve">Page </w:t>
-      </w:r>
-      <w:proofErr w:type="spellStart"/>
-      <w:proofErr w:type="gramStart"/>
-      <w:r>
-        <w:rPr>
-          <w:lang w:val="fr-FR"/>
-        </w:rPr>
-        <w:t>limit</w:t>
-      </w:r>
-      <w:proofErr w:type="spellEnd"/>
-      <w:r>
-        <w:rPr>
-          <w:lang w:val="fr-FR"/>
-        </w:rPr>
-        <w:t>:</w:t>
-      </w:r>
-      <w:proofErr w:type="gramEnd"/>
-      <w:r>
-        <w:rPr>
-          <w:lang w:val="fr-FR"/>
-        </w:rPr>
-        <w:t xml:space="preserve"> 18 pages, </w:t>
-      </w:r>
-      <w:proofErr w:type="spellStart"/>
-      <w:r>
-        <w:rPr>
-          <w:lang w:val="fr-FR"/>
-        </w:rPr>
-        <w:t>excluding</w:t>
-      </w:r>
-      <w:proofErr w:type="spellEnd"/>
-      <w:r>
-        <w:rPr>
-          <w:lang w:val="fr-FR"/>
-        </w:rPr>
-        <w:t xml:space="preserve"> appendices. </w:t>
+        <w:t xml:space="preserve">Page limit: 18 pages, excluding appendices. </w:t>
       </w:r>
       <w:r>
         <w:t>Keep explanations relevant and concise.</w:t>
@@ -1594,7 +1513,7 @@
     </w:p>
     <w:p>
       <w:pPr>
-        <w:pStyle w:val="Heading1"/>
+        <w:pStyle w:val="1"/>
         <w:ind w:left="477" w:right="0" w:hanging="484"/>
       </w:pPr>
       <w:r>
@@ -1608,15 +1527,7 @@
         <w:ind w:left="10" w:right="0"/>
       </w:pPr>
       <w:r>
-        <w:t xml:space="preserve">The accompanying rubric gives </w:t>
-      </w:r>
-      <w:proofErr w:type="gramStart"/>
-      <w:r>
-        <w:t>the marks</w:t>
-      </w:r>
-      <w:proofErr w:type="gramEnd"/>
-      <w:r>
-        <w:t xml:space="preserve"> and marking criteria. Support your decisions with evidence from this dataset.</w:t>
+        <w:t>The accompanying rubric gives the marks and marking criteria. Support your decisions with evidence from this dataset.</w:t>
       </w:r>
     </w:p>
     <w:p>
@@ -1628,6 +1539,285 @@
       <w:r>
         <w:t>Your code must run in a clear order using relative file paths, fixed random seeds where relevant and no hidden manual steps. List required packages and brief running instructions at the start of the notebook or script. Remove unused code and irrelevant output.</w:t>
       </w:r>
+    </w:p>
+    <w:p>
+      <w:pPr>
+        <w:spacing w:after="160" w:line="278" w:lineRule="auto"/>
+        <w:ind w:left="0" w:right="0" w:firstLine="0"/>
+        <w:jc w:val="left"/>
+      </w:pPr>
+      <w:r>
+        <w:br w:type="page"/>
+      </w:r>
+    </w:p>
+    <w:p>
+      <w:pPr>
+        <w:pStyle w:val="a6"/>
+        <w:numPr>
+          <w:ilvl w:val="0"/>
+          <w:numId w:val="6"/>
+        </w:numPr>
+        <w:spacing w:after="0" w:line="257" w:lineRule="auto"/>
+        <w:ind w:right="0" w:firstLineChars="0"/>
+        <w:jc w:val="left"/>
+        <w:rPr>
+          <w:rFonts w:eastAsiaTheme="minorEastAsia"/>
+          <w:b/>
+          <w:bCs/>
+        </w:rPr>
+      </w:pPr>
+      <w:r>
+        <w:rPr>
+          <w:rFonts w:eastAsiaTheme="minorEastAsia" w:hint="eastAsia"/>
+          <w:b/>
+          <w:bCs/>
+        </w:rPr>
+        <w:lastRenderedPageBreak/>
+        <w:t>Business object</w:t>
+      </w:r>
+    </w:p>
+    <w:p>
+      <w:pPr>
+        <w:spacing w:after="0" w:line="257" w:lineRule="auto"/>
+        <w:ind w:left="0" w:right="0" w:firstLine="0"/>
+        <w:jc w:val="left"/>
+        <w:rPr>
+          <w:rFonts w:eastAsiaTheme="minorEastAsia"/>
+        </w:rPr>
+      </w:pPr>
+    </w:p>
+    <w:p>
+      <w:pPr>
+        <w:spacing w:after="0" w:line="257" w:lineRule="auto"/>
+        <w:ind w:left="0" w:right="0" w:firstLine="0"/>
+        <w:jc w:val="left"/>
+        <w:rPr>
+          <w:rFonts w:eastAsiaTheme="minorEastAsia"/>
+        </w:rPr>
+      </w:pPr>
+      <w:r>
+        <w:rPr>
+          <w:rFonts w:eastAsiaTheme="minorEastAsia" w:hint="eastAsia"/>
+          <w:b/>
+          <w:bCs/>
+        </w:rPr>
+        <w:t>Business problem</w:t>
+      </w:r>
+      <w:r>
+        <w:rPr>
+          <w:rFonts w:eastAsiaTheme="minorEastAsia" w:hint="eastAsia"/>
+        </w:rPr>
+        <w:t>: The Cook County Assessor</w:t>
+      </w:r>
+      <w:r>
+        <w:rPr>
+          <w:rFonts w:eastAsiaTheme="minorEastAsia"/>
+        </w:rPr>
+        <w:t>’</w:t>
+      </w:r>
+      <w:r>
+        <w:rPr>
+          <w:rFonts w:eastAsiaTheme="minorEastAsia" w:hint="eastAsia"/>
+        </w:rPr>
+        <w:t xml:space="preserve">s Office must assess a large amount of residential properties in Cook County for property tax purposes. Since many homes do not have recent recorded sale, their market value cannot be observed directly. However, the office still needs to estimate what each property would sell for as of </w:t>
+      </w:r>
+      <w:r>
+        <w:rPr>
+          <w:rFonts w:eastAsiaTheme="minorEastAsia" w:hint="eastAsia"/>
+          <w:b/>
+          <w:bCs/>
+        </w:rPr>
+        <w:t>a specified valuation date</w:t>
+      </w:r>
+      <w:r>
+        <w:rPr>
+          <w:rFonts w:eastAsiaTheme="minorEastAsia" w:hint="eastAsia"/>
+        </w:rPr>
+        <w:t xml:space="preserve">. </w:t>
+      </w:r>
+    </w:p>
+    <w:p>
+      <w:pPr>
+        <w:spacing w:after="0" w:line="257" w:lineRule="auto"/>
+        <w:ind w:left="0" w:right="0" w:firstLine="0"/>
+        <w:jc w:val="left"/>
+        <w:rPr>
+          <w:rFonts w:eastAsiaTheme="minorEastAsia"/>
+        </w:rPr>
+      </w:pPr>
+      <w:r>
+        <w:rPr>
+          <w:rFonts w:eastAsiaTheme="minorEastAsia" w:hint="eastAsia"/>
+          <w:b/>
+          <w:bCs/>
+        </w:rPr>
+        <w:t>User</w:t>
+      </w:r>
+      <w:r>
+        <w:rPr>
+          <w:rFonts w:eastAsiaTheme="minorEastAsia" w:hint="eastAsia"/>
+        </w:rPr>
+        <w:t>: Property analyst in residential valuation team</w:t>
+      </w:r>
+    </w:p>
+    <w:p>
+      <w:pPr>
+        <w:spacing w:after="0" w:line="257" w:lineRule="auto"/>
+        <w:ind w:left="0" w:right="0" w:firstLine="0"/>
+        <w:jc w:val="left"/>
+        <w:rPr>
+          <w:rFonts w:eastAsiaTheme="minorEastAsia"/>
+        </w:rPr>
+      </w:pPr>
+      <w:r>
+        <w:rPr>
+          <w:rFonts w:eastAsiaTheme="minorEastAsia" w:hint="eastAsia"/>
+          <w:b/>
+          <w:bCs/>
+        </w:rPr>
+        <w:t>Target outpu</w:t>
+      </w:r>
+      <w:r>
+        <w:rPr>
+          <w:rFonts w:eastAsiaTheme="minorEastAsia" w:hint="eastAsia"/>
+        </w:rPr>
+        <w:t>t: Provide an initial price estimate for a home without a recent sale</w:t>
+      </w:r>
+      <w:r>
+        <w:rPr>
+          <w:rFonts w:eastAsiaTheme="minorEastAsia" w:hint="eastAsia"/>
+        </w:rPr>
+        <w:t xml:space="preserve">. This is a human-in-the-loop process: the model generates a first-pass estimate, and the analyst combines it with inspection information and professional judgement to determine the final assessed value. The model does not directly generate tax bills. </w:t>
+      </w:r>
+    </w:p>
+    <w:p>
+      <w:pPr>
+        <w:spacing w:after="0" w:line="257" w:lineRule="auto"/>
+        <w:ind w:left="0" w:right="0" w:firstLine="0"/>
+        <w:jc w:val="left"/>
+        <w:rPr>
+          <w:rFonts w:eastAsiaTheme="minorEastAsia"/>
+        </w:rPr>
+      </w:pPr>
+      <w:r>
+        <w:rPr>
+          <w:rFonts w:eastAsiaTheme="minorEastAsia" w:hint="eastAsia"/>
+          <w:b/>
+          <w:bCs/>
+        </w:rPr>
+        <w:t>Practical value</w:t>
+      </w:r>
+      <w:r>
+        <w:rPr>
+          <w:rFonts w:eastAsiaTheme="minorEastAsia" w:hint="eastAsia"/>
+        </w:rPr>
+        <w:t xml:space="preserve">: </w:t>
+      </w:r>
+    </w:p>
+    <w:p>
+      <w:pPr>
+        <w:pStyle w:val="a6"/>
+        <w:numPr>
+          <w:ilvl w:val="0"/>
+          <w:numId w:val="7"/>
+        </w:numPr>
+        <w:spacing w:after="0" w:line="257" w:lineRule="auto"/>
+        <w:ind w:right="0" w:firstLineChars="0"/>
+        <w:jc w:val="left"/>
+        <w:rPr>
+          <w:rFonts w:eastAsiaTheme="minorEastAsia"/>
+        </w:rPr>
+      </w:pPr>
+      <w:r>
+        <w:rPr>
+          <w:rFonts w:eastAsiaTheme="minorEastAsia" w:hint="eastAsia"/>
+        </w:rPr>
+        <w:t>Reduced repetitive manual work: the model can generate initial estimates for large numbers of homes without recent sales in bulk. Then the analyst can pay more attention on reviewing and correcting these estimates.</w:t>
+      </w:r>
+    </w:p>
+    <w:p>
+      <w:pPr>
+        <w:pStyle w:val="a6"/>
+        <w:numPr>
+          <w:ilvl w:val="0"/>
+          <w:numId w:val="7"/>
+        </w:numPr>
+        <w:spacing w:after="0" w:line="257" w:lineRule="auto"/>
+        <w:ind w:right="0" w:firstLineChars="0"/>
+        <w:jc w:val="left"/>
+        <w:rPr>
+          <w:rFonts w:eastAsiaTheme="minorEastAsia"/>
+        </w:rPr>
+      </w:pPr>
+      <w:r>
+        <w:rPr>
+          <w:rFonts w:eastAsiaTheme="minorEastAsia" w:hint="eastAsia"/>
+        </w:rPr>
+        <w:t xml:space="preserve">Improved consistency: the model can provide a reproducible starting point for comparable homes, reducing subjective variation. </w:t>
+      </w:r>
+    </w:p>
+    <w:p>
+      <w:pPr>
+        <w:pStyle w:val="a6"/>
+        <w:numPr>
+          <w:ilvl w:val="0"/>
+          <w:numId w:val="7"/>
+        </w:numPr>
+        <w:spacing w:after="0" w:line="257" w:lineRule="auto"/>
+        <w:ind w:right="0" w:firstLineChars="0"/>
+        <w:jc w:val="left"/>
+        <w:rPr>
+          <w:rFonts w:eastAsiaTheme="minorEastAsia" w:hint="eastAsia"/>
+        </w:rPr>
+      </w:pPr>
+      <w:r>
+        <w:rPr>
+          <w:rFonts w:eastAsiaTheme="minorEastAsia" w:hint="eastAsia"/>
+        </w:rPr>
+        <w:t>Scalability: a model-based approach supports the office</w:t>
+      </w:r>
+      <w:r>
+        <w:rPr>
+          <w:rFonts w:eastAsiaTheme="minorEastAsia"/>
+        </w:rPr>
+        <w:t>’</w:t>
+      </w:r>
+      <w:r>
+        <w:rPr>
+          <w:rFonts w:eastAsiaTheme="minorEastAsia" w:hint="eastAsia"/>
+        </w:rPr>
+        <w:t xml:space="preserve">s need to value abundant properties at scale, which is preferable to pricing each home individually by hand. </w:t>
+      </w:r>
+    </w:p>
+    <w:p>
+      <w:pPr>
+        <w:spacing w:after="0" w:line="257" w:lineRule="auto"/>
+        <w:ind w:left="0" w:right="0" w:firstLine="0"/>
+        <w:jc w:val="left"/>
+        <w:rPr>
+          <w:rFonts w:eastAsiaTheme="minorEastAsia" w:hint="eastAsia"/>
+        </w:rPr>
+      </w:pPr>
+    </w:p>
+    <w:p>
+      <w:pPr>
+        <w:spacing w:after="0" w:line="257" w:lineRule="auto"/>
+        <w:ind w:left="0" w:right="0" w:firstLine="0"/>
+        <w:jc w:val="left"/>
+        <w:rPr>
+          <w:rFonts w:eastAsiaTheme="minorEastAsia" w:hint="eastAsia"/>
+        </w:rPr>
+      </w:pPr>
+    </w:p>
+    <w:p>
+      <w:pPr>
+        <w:spacing w:after="0" w:line="257" w:lineRule="auto"/>
+        <w:ind w:left="0" w:right="0" w:firstLine="0"/>
+        <w:jc w:val="left"/>
+        <w:rPr>
+          <w:rFonts w:eastAsiaTheme="minorEastAsia" w:hint="eastAsia"/>
+        </w:rPr>
+      </w:pPr>
     </w:p>
     <w:sectPr>
       <w:footerReference w:type="even" r:id="rId7"/>
@@ -2450,6 +2640,95 @@
     </w:lvl>
   </w:abstractNum>
   <w:abstractNum w:abstractNumId="3" w15:restartNumberingAfterBreak="0">
+    <w:nsid w:val="32053825"/>
+    <w:multiLevelType w:val="hybridMultilevel"/>
+    <w:tmpl w:val="35D6C05E"/>
+    <w:lvl w:ilvl="0" w:tplc="5F0241AE">
+      <w:start w:val="1"/>
+      <w:numFmt w:val="decimal"/>
+      <w:lvlText w:val="%1."/>
+      <w:lvlJc w:val="left"/>
+      <w:pPr>
+        <w:ind w:left="360" w:hanging="360"/>
+      </w:pPr>
+      <w:rPr>
+        <w:rFonts w:hint="default"/>
+      </w:rPr>
+    </w:lvl>
+    <w:lvl w:ilvl="1" w:tplc="04090019" w:tentative="1">
+      <w:start w:val="1"/>
+      <w:numFmt w:val="lowerLetter"/>
+      <w:lvlText w:val="%2)"/>
+      <w:lvlJc w:val="left"/>
+      <w:pPr>
+        <w:ind w:left="880" w:hanging="440"/>
+      </w:pPr>
+    </w:lvl>
+    <w:lvl w:ilvl="2" w:tplc="0409001B" w:tentative="1">
+      <w:start w:val="1"/>
+      <w:numFmt w:val="lowerRoman"/>
+      <w:lvlText w:val="%3."/>
+      <w:lvlJc w:val="right"/>
+      <w:pPr>
+        <w:ind w:left="1320" w:hanging="440"/>
+      </w:pPr>
+    </w:lvl>
+    <w:lvl w:ilvl="3" w:tplc="0409000F" w:tentative="1">
+      <w:start w:val="1"/>
+      <w:numFmt w:val="decimal"/>
+      <w:lvlText w:val="%4."/>
+      <w:lvlJc w:val="left"/>
+      <w:pPr>
+        <w:ind w:left="1760" w:hanging="440"/>
+      </w:pPr>
+    </w:lvl>
+    <w:lvl w:ilvl="4" w:tplc="04090019" w:tentative="1">
+      <w:start w:val="1"/>
+      <w:numFmt w:val="lowerLetter"/>
+      <w:lvlText w:val="%5)"/>
+      <w:lvlJc w:val="left"/>
+      <w:pPr>
+        <w:ind w:left="2200" w:hanging="440"/>
+      </w:pPr>
+    </w:lvl>
+    <w:lvl w:ilvl="5" w:tplc="0409001B" w:tentative="1">
+      <w:start w:val="1"/>
+      <w:numFmt w:val="lowerRoman"/>
+      <w:lvlText w:val="%6."/>
+      <w:lvlJc w:val="right"/>
+      <w:pPr>
+        <w:ind w:left="2640" w:hanging="440"/>
+      </w:pPr>
+    </w:lvl>
+    <w:lvl w:ilvl="6" w:tplc="0409000F" w:tentative="1">
+      <w:start w:val="1"/>
+      <w:numFmt w:val="decimal"/>
+      <w:lvlText w:val="%7."/>
+      <w:lvlJc w:val="left"/>
+      <w:pPr>
+        <w:ind w:left="3080" w:hanging="440"/>
+      </w:pPr>
+    </w:lvl>
+    <w:lvl w:ilvl="7" w:tplc="04090019" w:tentative="1">
+      <w:start w:val="1"/>
+      <w:numFmt w:val="lowerLetter"/>
+      <w:lvlText w:val="%8)"/>
+      <w:lvlJc w:val="left"/>
+      <w:pPr>
+        <w:ind w:left="3520" w:hanging="440"/>
+      </w:pPr>
+    </w:lvl>
+    <w:lvl w:ilvl="8" w:tplc="0409001B" w:tentative="1">
+      <w:start w:val="1"/>
+      <w:numFmt w:val="lowerRoman"/>
+      <w:lvlText w:val="%9."/>
+      <w:lvlJc w:val="right"/>
+      <w:pPr>
+        <w:ind w:left="3960" w:hanging="440"/>
+      </w:pPr>
+    </w:lvl>
+  </w:abstractNum>
+  <w:abstractNum w:abstractNumId="4" w15:restartNumberingAfterBreak="0">
     <w:nsid w:val="42FE51F4"/>
     <w:multiLevelType w:val="hybridMultilevel"/>
     <w:tmpl w:val="A226018E"/>
@@ -2661,14 +2940,103 @@
       </w:rPr>
     </w:lvl>
   </w:abstractNum>
-  <w:abstractNum w:abstractNumId="4" w15:restartNumberingAfterBreak="0">
+  <w:abstractNum w:abstractNumId="5" w15:restartNumberingAfterBreak="0">
+    <w:nsid w:val="4E073781"/>
+    <w:multiLevelType w:val="hybridMultilevel"/>
+    <w:tmpl w:val="2F88F9A2"/>
+    <w:lvl w:ilvl="0" w:tplc="4670C042">
+      <w:start w:val="1"/>
+      <w:numFmt w:val="decimal"/>
+      <w:lvlText w:val="%1."/>
+      <w:lvlJc w:val="left"/>
+      <w:pPr>
+        <w:ind w:left="360" w:hanging="360"/>
+      </w:pPr>
+      <w:rPr>
+        <w:rFonts w:hint="default"/>
+      </w:rPr>
+    </w:lvl>
+    <w:lvl w:ilvl="1" w:tplc="04090019" w:tentative="1">
+      <w:start w:val="1"/>
+      <w:numFmt w:val="lowerLetter"/>
+      <w:lvlText w:val="%2)"/>
+      <w:lvlJc w:val="left"/>
+      <w:pPr>
+        <w:ind w:left="880" w:hanging="440"/>
+      </w:pPr>
+    </w:lvl>
+    <w:lvl w:ilvl="2" w:tplc="0409001B" w:tentative="1">
+      <w:start w:val="1"/>
+      <w:numFmt w:val="lowerRoman"/>
+      <w:lvlText w:val="%3."/>
+      <w:lvlJc w:val="right"/>
+      <w:pPr>
+        <w:ind w:left="1320" w:hanging="440"/>
+      </w:pPr>
+    </w:lvl>
+    <w:lvl w:ilvl="3" w:tplc="0409000F" w:tentative="1">
+      <w:start w:val="1"/>
+      <w:numFmt w:val="decimal"/>
+      <w:lvlText w:val="%4."/>
+      <w:lvlJc w:val="left"/>
+      <w:pPr>
+        <w:ind w:left="1760" w:hanging="440"/>
+      </w:pPr>
+    </w:lvl>
+    <w:lvl w:ilvl="4" w:tplc="04090019" w:tentative="1">
+      <w:start w:val="1"/>
+      <w:numFmt w:val="lowerLetter"/>
+      <w:lvlText w:val="%5)"/>
+      <w:lvlJc w:val="left"/>
+      <w:pPr>
+        <w:ind w:left="2200" w:hanging="440"/>
+      </w:pPr>
+    </w:lvl>
+    <w:lvl w:ilvl="5" w:tplc="0409001B" w:tentative="1">
+      <w:start w:val="1"/>
+      <w:numFmt w:val="lowerRoman"/>
+      <w:lvlText w:val="%6."/>
+      <w:lvlJc w:val="right"/>
+      <w:pPr>
+        <w:ind w:left="2640" w:hanging="440"/>
+      </w:pPr>
+    </w:lvl>
+    <w:lvl w:ilvl="6" w:tplc="0409000F" w:tentative="1">
+      <w:start w:val="1"/>
+      <w:numFmt w:val="decimal"/>
+      <w:lvlText w:val="%7."/>
+      <w:lvlJc w:val="left"/>
+      <w:pPr>
+        <w:ind w:left="3080" w:hanging="440"/>
+      </w:pPr>
+    </w:lvl>
+    <w:lvl w:ilvl="7" w:tplc="04090019" w:tentative="1">
+      <w:start w:val="1"/>
+      <w:numFmt w:val="lowerLetter"/>
+      <w:lvlText w:val="%8)"/>
+      <w:lvlJc w:val="left"/>
+      <w:pPr>
+        <w:ind w:left="3520" w:hanging="440"/>
+      </w:pPr>
+    </w:lvl>
+    <w:lvl w:ilvl="8" w:tplc="0409001B" w:tentative="1">
+      <w:start w:val="1"/>
+      <w:numFmt w:val="lowerRoman"/>
+      <w:lvlText w:val="%9."/>
+      <w:lvlJc w:val="right"/>
+      <w:pPr>
+        <w:ind w:left="3960" w:hanging="440"/>
+      </w:pPr>
+    </w:lvl>
+  </w:abstractNum>
+  <w:abstractNum w:abstractNumId="6" w15:restartNumberingAfterBreak="0">
     <w:nsid w:val="544073F8"/>
     <w:multiLevelType w:val="hybridMultilevel"/>
     <w:tmpl w:val="78BC3FD6"/>
     <w:lvl w:ilvl="0" w:tplc="789A1912">
       <w:start w:val="1"/>
       <w:numFmt w:val="decimal"/>
-      <w:pStyle w:val="Heading1"/>
+      <w:pStyle w:val="1"/>
       <w:lvlText w:val="%1"/>
       <w:lvlJc w:val="left"/>
       <w:pPr>
@@ -2887,7 +3255,7 @@
     <w:abstractNumId w:val="1"/>
   </w:num>
   <w:num w:numId="2" w16cid:durableId="1028333939">
-    <w:abstractNumId w:val="3"/>
+    <w:abstractNumId w:val="4"/>
   </w:num>
   <w:num w:numId="3" w16cid:durableId="2041003331">
     <w:abstractNumId w:val="2"/>
@@ -2896,7 +3264,13 @@
     <w:abstractNumId w:val="0"/>
   </w:num>
   <w:num w:numId="5" w16cid:durableId="1155144563">
-    <w:abstractNumId w:val="4"/>
+    <w:abstractNumId w:val="6"/>
+  </w:num>
+  <w:num w:numId="6" w16cid:durableId="322321522">
+    <w:abstractNumId w:val="3"/>
+  </w:num>
+  <w:num w:numId="7" w16cid:durableId="1626158007">
+    <w:abstractNumId w:val="5"/>
   </w:num>
 </w:numbering>
 </file>
@@ -3298,7 +3672,7 @@
     <w:lsdException w:name="Unresolved Mention" w:semiHidden="1" w:unhideWhenUsed="1"/>
     <w:lsdException w:name="Smart Link" w:semiHidden="1" w:unhideWhenUsed="1"/>
   </w:latentStyles>
-  <w:style w:type="paragraph" w:default="1" w:styleId="Normal">
+  <w:style w:type="paragraph" w:default="1" w:styleId="a">
     <w:name w:val="Normal"/>
     <w:qFormat/>
     <w:pPr>
@@ -3311,10 +3685,10 @@
       <w:color w:val="000000"/>
     </w:rPr>
   </w:style>
-  <w:style w:type="paragraph" w:styleId="Heading1">
+  <w:style w:type="paragraph" w:styleId="1">
     <w:name w:val="heading 1"/>
-    <w:next w:val="Normal"/>
-    <w:link w:val="Heading1Char"/>
+    <w:next w:val="a"/>
+    <w:link w:val="10"/>
     <w:uiPriority w:val="9"/>
     <w:qFormat/>
     <w:pPr>
@@ -3334,10 +3708,10 @@
       <w:sz w:val="29"/>
     </w:rPr>
   </w:style>
-  <w:style w:type="paragraph" w:styleId="Heading2">
+  <w:style w:type="paragraph" w:styleId="2">
     <w:name w:val="heading 2"/>
-    <w:next w:val="Normal"/>
-    <w:link w:val="Heading2Char"/>
+    <w:next w:val="a"/>
+    <w:link w:val="20"/>
     <w:uiPriority w:val="9"/>
     <w:unhideWhenUsed/>
     <w:qFormat/>
@@ -3355,12 +3729,13 @@
       <w:sz w:val="24"/>
     </w:rPr>
   </w:style>
-  <w:style w:type="character" w:default="1" w:styleId="DefaultParagraphFont">
+  <w:style w:type="character" w:default="1" w:styleId="a0">
     <w:name w:val="Default Paragraph Font"/>
     <w:uiPriority w:val="1"/>
+    <w:semiHidden/>
     <w:unhideWhenUsed/>
   </w:style>
-  <w:style w:type="table" w:default="1" w:styleId="TableNormal">
+  <w:style w:type="table" w:default="1" w:styleId="a1">
     <w:name w:val="Normal Table"/>
     <w:uiPriority w:val="99"/>
     <w:semiHidden/>
@@ -3375,15 +3750,15 @@
       </w:tblCellMar>
     </w:tblPr>
   </w:style>
-  <w:style w:type="numbering" w:default="1" w:styleId="NoList">
+  <w:style w:type="numbering" w:default="1" w:styleId="a2">
     <w:name w:val="No List"/>
     <w:uiPriority w:val="99"/>
     <w:semiHidden/>
     <w:unhideWhenUsed/>
   </w:style>
-  <w:style w:type="character" w:customStyle="1" w:styleId="Heading2Char">
-    <w:name w:val="Heading 2 Char"/>
-    <w:link w:val="Heading2"/>
+  <w:style w:type="character" w:customStyle="1" w:styleId="20">
+    <w:name w:val="标题 2 字符"/>
+    <w:link w:val="2"/>
     <w:rPr>
       <w:rFonts w:ascii="Times New Roman" w:eastAsia="Times New Roman" w:hAnsi="Times New Roman" w:cs="Times New Roman"/>
       <w:b/>
@@ -3391,9 +3766,9 @@
       <w:sz w:val="24"/>
     </w:rPr>
   </w:style>
-  <w:style w:type="character" w:customStyle="1" w:styleId="Heading1Char">
-    <w:name w:val="Heading 1 Char"/>
-    <w:link w:val="Heading1"/>
+  <w:style w:type="character" w:customStyle="1" w:styleId="10">
+    <w:name w:val="标题 1 字符"/>
+    <w:link w:val="1"/>
     <w:rPr>
       <w:rFonts w:ascii="Times New Roman" w:eastAsia="Times New Roman" w:hAnsi="Times New Roman" w:cs="Times New Roman"/>
       <w:b/>
@@ -3403,7 +3778,7 @@
   </w:style>
   <w:style w:type="paragraph" w:customStyle="1" w:styleId="footnotedescription">
     <w:name w:val="footnote description"/>
-    <w:next w:val="Normal"/>
+    <w:next w:val="a"/>
     <w:link w:val="footnotedescriptionChar"/>
     <w:hidden/>
     <w:pPr>
@@ -3449,10 +3824,10 @@
       </w:tblCellMar>
     </w:tblPr>
   </w:style>
-  <w:style w:type="paragraph" w:styleId="Header">
+  <w:style w:type="paragraph" w:styleId="a3">
     <w:name w:val="header"/>
-    <w:basedOn w:val="Normal"/>
-    <w:link w:val="HeaderChar"/>
+    <w:basedOn w:val="a"/>
+    <w:link w:val="a4"/>
     <w:uiPriority w:val="99"/>
     <w:unhideWhenUsed/>
     <w:rsid w:val="00810A2C"/>
@@ -3470,10 +3845,10 @@
       <w:szCs w:val="18"/>
     </w:rPr>
   </w:style>
-  <w:style w:type="character" w:customStyle="1" w:styleId="HeaderChar">
-    <w:name w:val="Header Char"/>
-    <w:basedOn w:val="DefaultParagraphFont"/>
-    <w:link w:val="Header"/>
+  <w:style w:type="character" w:customStyle="1" w:styleId="a4">
+    <w:name w:val="页眉 字符"/>
+    <w:basedOn w:val="a0"/>
+    <w:link w:val="a3"/>
     <w:uiPriority w:val="99"/>
     <w:rsid w:val="00810A2C"/>
     <w:rPr>
@@ -3483,9 +3858,9 @@
       <w:szCs w:val="18"/>
     </w:rPr>
   </w:style>
-  <w:style w:type="table" w:styleId="PlainTable3">
+  <w:style w:type="table" w:styleId="3">
     <w:name w:val="Plain Table 3"/>
-    <w:basedOn w:val="TableNormal"/>
+    <w:basedOn w:val="a1"/>
     <w:uiPriority w:val="43"/>
     <w:rsid w:val="00534EDB"/>
     <w:pPr>
@@ -3576,9 +3951,9 @@
       </w:tcPr>
     </w:tblStylePr>
   </w:style>
-  <w:style w:type="table" w:styleId="PlainTable1">
+  <w:style w:type="table" w:styleId="11">
     <w:name w:val="Plain Table 1"/>
-    <w:basedOn w:val="TableNormal"/>
+    <w:basedOn w:val="a1"/>
     <w:uiPriority w:val="41"/>
     <w:rsid w:val="00534EDB"/>
     <w:pPr>
@@ -3639,9 +4014,9 @@
       </w:tcPr>
     </w:tblStylePr>
   </w:style>
-  <w:style w:type="paragraph" w:styleId="NormalWeb">
+  <w:style w:type="paragraph" w:styleId="a5">
     <w:name w:val="Normal (Web)"/>
-    <w:basedOn w:val="Normal"/>
+    <w:basedOn w:val="a"/>
     <w:uiPriority w:val="99"/>
     <w:semiHidden/>
     <w:unhideWhenUsed/>
@@ -3649,6 +4024,16 @@
     <w:rPr>
       <w:sz w:val="24"/>
     </w:rPr>
+  </w:style>
+  <w:style w:type="paragraph" w:styleId="a6">
+    <w:name w:val="List Paragraph"/>
+    <w:basedOn w:val="a"/>
+    <w:uiPriority w:val="34"/>
+    <w:qFormat/>
+    <w:rsid w:val="00C85792"/>
+    <w:pPr>
+      <w:ind w:firstLineChars="200" w:firstLine="420"/>
+    </w:pPr>
   </w:style>
 </w:styles>
 </file>

--- a/doc/QBUS6810_assignment_instructions.docx
+++ b/doc/QBUS6810_assignment_instructions.docx
@@ -1573,7 +1573,31 @@
           <w:bCs/>
         </w:rPr>
         <w:lastRenderedPageBreak/>
-        <w:t>Business object</w:t>
+        <w:t xml:space="preserve">Business </w:t>
+      </w:r>
+      <w:r>
+        <w:rPr>
+          <w:rFonts w:eastAsiaTheme="minorEastAsia" w:hint="eastAsia"/>
+          <w:b/>
+          <w:bCs/>
+        </w:rPr>
+        <w:t>O</w:t>
+      </w:r>
+      <w:r>
+        <w:rPr>
+          <w:rFonts w:eastAsiaTheme="minorEastAsia" w:hint="eastAsia"/>
+          <w:b/>
+          <w:bCs/>
+        </w:rPr>
+        <w:t>bject</w:t>
+      </w:r>
+      <w:r>
+        <w:rPr>
+          <w:rFonts w:eastAsiaTheme="minorEastAsia" w:hint="eastAsia"/>
+          <w:b/>
+          <w:bCs/>
+        </w:rPr>
+        <w:t>ive</w:t>
       </w:r>
     </w:p>
     <w:p>
@@ -1767,7 +1791,7 @@
         <w:ind w:right="0" w:firstLineChars="0"/>
         <w:jc w:val="left"/>
         <w:rPr>
-          <w:rFonts w:eastAsiaTheme="minorEastAsia" w:hint="eastAsia"/>
+          <w:rFonts w:eastAsiaTheme="minorEastAsia"/>
         </w:rPr>
       </w:pPr>
       <w:r>
@@ -1795,7 +1819,62 @@
         <w:ind w:left="0" w:right="0" w:firstLine="0"/>
         <w:jc w:val="left"/>
         <w:rPr>
+          <w:rFonts w:eastAsiaTheme="minorEastAsia"/>
+        </w:rPr>
+      </w:pPr>
+    </w:p>
+    <w:p>
+      <w:pPr>
+        <w:spacing w:after="0" w:line="257" w:lineRule="auto"/>
+        <w:ind w:left="0" w:right="0" w:firstLine="0"/>
+        <w:jc w:val="left"/>
+        <w:rPr>
+          <w:rFonts w:eastAsiaTheme="minorEastAsia"/>
+        </w:rPr>
+      </w:pPr>
+    </w:p>
+    <w:p>
+      <w:pPr>
+        <w:pStyle w:val="a6"/>
+        <w:numPr>
+          <w:ilvl w:val="0"/>
+          <w:numId w:val="6"/>
+        </w:numPr>
+        <w:spacing w:after="0" w:line="257" w:lineRule="auto"/>
+        <w:ind w:right="0" w:firstLineChars="0"/>
+        <w:jc w:val="left"/>
+        <w:rPr>
+          <w:rFonts w:eastAsiaTheme="minorEastAsia"/>
+          <w:b/>
+          <w:bCs/>
+        </w:rPr>
+      </w:pPr>
+      <w:r>
+        <w:rPr>
           <w:rFonts w:eastAsiaTheme="minorEastAsia" w:hint="eastAsia"/>
+          <w:b/>
+          <w:bCs/>
+        </w:rPr>
+        <w:t>Data Understanding</w:t>
+      </w:r>
+    </w:p>
+    <w:p>
+      <w:pPr>
+        <w:spacing w:after="0" w:line="257" w:lineRule="auto"/>
+        <w:ind w:left="0" w:right="0" w:firstLine="0"/>
+        <w:jc w:val="left"/>
+        <w:rPr>
+          <w:rFonts w:eastAsiaTheme="minorEastAsia"/>
+        </w:rPr>
+      </w:pPr>
+    </w:p>
+    <w:p>
+      <w:pPr>
+        <w:spacing w:after="0" w:line="257" w:lineRule="auto"/>
+        <w:ind w:left="0" w:right="0" w:firstLine="0"/>
+        <w:jc w:val="left"/>
+        <w:rPr>
+          <w:rFonts w:eastAsiaTheme="minorEastAsia"/>
         </w:rPr>
       </w:pPr>
     </w:p>

--- a/doc/QBUS6810_assignment_instructions.docx
+++ b/doc/QBUS6810_assignment_instructions.docx
@@ -1607,143 +1607,17 @@
         <w:jc w:val="left"/>
         <w:rPr>
           <w:rFonts w:eastAsiaTheme="minorEastAsia"/>
-        </w:rPr>
-      </w:pPr>
-    </w:p>
-    <w:p>
-      <w:pPr>
-        <w:spacing w:after="0" w:line="257" w:lineRule="auto"/>
-        <w:ind w:left="0" w:right="0" w:firstLine="0"/>
-        <w:jc w:val="left"/>
-        <w:rPr>
-          <w:rFonts w:eastAsiaTheme="minorEastAsia"/>
-        </w:rPr>
-      </w:pPr>
-      <w:r>
-        <w:rPr>
-          <w:rFonts w:eastAsiaTheme="minorEastAsia" w:hint="eastAsia"/>
           <w:b/>
           <w:bCs/>
         </w:rPr>
-        <w:t>Business problem</w:t>
-      </w:r>
-      <w:r>
-        <w:rPr>
-          <w:rFonts w:eastAsiaTheme="minorEastAsia" w:hint="eastAsia"/>
-        </w:rPr>
-        <w:t>: The Cook County Assessor</w:t>
-      </w:r>
-      <w:r>
-        <w:rPr>
-          <w:rFonts w:eastAsiaTheme="minorEastAsia"/>
-        </w:rPr>
-        <w:t>’</w:t>
-      </w:r>
-      <w:r>
-        <w:rPr>
-          <w:rFonts w:eastAsiaTheme="minorEastAsia" w:hint="eastAsia"/>
-        </w:rPr>
-        <w:t xml:space="preserve">s Office must assess a large amount of residential properties in Cook County for property tax purposes. Since many homes do not have recent recorded sale, their market value cannot be observed directly. However, the office still needs to estimate what each property would sell for as of </w:t>
-      </w:r>
-      <w:r>
-        <w:rPr>
-          <w:rFonts w:eastAsiaTheme="minorEastAsia" w:hint="eastAsia"/>
-          <w:b/>
-          <w:bCs/>
-        </w:rPr>
-        <w:t>a specified valuation date</w:t>
-      </w:r>
-      <w:r>
-        <w:rPr>
-          <w:rFonts w:eastAsiaTheme="minorEastAsia" w:hint="eastAsia"/>
-        </w:rPr>
-        <w:t xml:space="preserve">. </w:t>
-      </w:r>
-    </w:p>
-    <w:p>
-      <w:pPr>
-        <w:spacing w:after="0" w:line="257" w:lineRule="auto"/>
-        <w:ind w:left="0" w:right="0" w:firstLine="0"/>
-        <w:jc w:val="left"/>
-        <w:rPr>
-          <w:rFonts w:eastAsiaTheme="minorEastAsia"/>
-        </w:rPr>
-      </w:pPr>
-      <w:r>
-        <w:rPr>
-          <w:rFonts w:eastAsiaTheme="minorEastAsia" w:hint="eastAsia"/>
-          <w:b/>
-          <w:bCs/>
-        </w:rPr>
-        <w:t>User</w:t>
-      </w:r>
-      <w:r>
-        <w:rPr>
-          <w:rFonts w:eastAsiaTheme="minorEastAsia" w:hint="eastAsia"/>
-        </w:rPr>
-        <w:t>: Property analyst in residential valuation team</w:t>
-      </w:r>
-    </w:p>
-    <w:p>
-      <w:pPr>
-        <w:spacing w:after="0" w:line="257" w:lineRule="auto"/>
-        <w:ind w:left="0" w:right="0" w:firstLine="0"/>
-        <w:jc w:val="left"/>
-        <w:rPr>
-          <w:rFonts w:eastAsiaTheme="minorEastAsia"/>
-        </w:rPr>
-      </w:pPr>
-      <w:r>
-        <w:rPr>
-          <w:rFonts w:eastAsiaTheme="minorEastAsia" w:hint="eastAsia"/>
-          <w:b/>
-          <w:bCs/>
-        </w:rPr>
-        <w:t>Target outpu</w:t>
-      </w:r>
-      <w:r>
-        <w:rPr>
-          <w:rFonts w:eastAsiaTheme="minorEastAsia" w:hint="eastAsia"/>
-        </w:rPr>
-        <w:t>t: Provide an initial price estimate for a home without a recent sale</w:t>
-      </w:r>
-      <w:r>
-        <w:rPr>
-          <w:rFonts w:eastAsiaTheme="minorEastAsia" w:hint="eastAsia"/>
-        </w:rPr>
-        <w:t xml:space="preserve">. This is a human-in-the-loop process: the model generates a first-pass estimate, and the analyst combines it with inspection information and professional judgement to determine the final assessed value. The model does not directly generate tax bills. </w:t>
-      </w:r>
-    </w:p>
-    <w:p>
-      <w:pPr>
-        <w:spacing w:after="0" w:line="257" w:lineRule="auto"/>
-        <w:ind w:left="0" w:right="0" w:firstLine="0"/>
-        <w:jc w:val="left"/>
-        <w:rPr>
-          <w:rFonts w:eastAsiaTheme="minorEastAsia"/>
-        </w:rPr>
-      </w:pPr>
-      <w:r>
-        <w:rPr>
-          <w:rFonts w:eastAsiaTheme="minorEastAsia" w:hint="eastAsia"/>
-          <w:b/>
-          <w:bCs/>
-        </w:rPr>
-        <w:t>Practical value</w:t>
-      </w:r>
-      <w:r>
-        <w:rPr>
-          <w:rFonts w:eastAsiaTheme="minorEastAsia" w:hint="eastAsia"/>
-        </w:rPr>
-        <w:t xml:space="preserve">: </w:t>
-      </w:r>
+      </w:pPr>
     </w:p>
     <w:p>
       <w:pPr>
         <w:pStyle w:val="a6"/>
         <w:numPr>
           <w:ilvl w:val="0"/>
-          <w:numId w:val="7"/>
+          <w:numId w:val="8"/>
         </w:numPr>
         <w:spacing w:after="0" w:line="257" w:lineRule="auto"/>
         <w:ind w:right="0" w:firstLineChars="0"/>
@@ -1756,72 +1630,209 @@
         <w:rPr>
           <w:rFonts w:eastAsiaTheme="minorEastAsia" w:hint="eastAsia"/>
         </w:rPr>
-        <w:t>Reduced repetitive manual work: the model can generate initial estimates for large numbers of homes without recent sales in bulk. Then the analyst can pay more attention on reviewing and correcting these estimates.</w:t>
+        <w:t>The Cook County Assessor</w:t>
+      </w:r>
+      <w:r>
+        <w:rPr>
+          <w:rFonts w:eastAsiaTheme="minorEastAsia"/>
+        </w:rPr>
+        <w:t>’</w:t>
+      </w:r>
+      <w:r>
+        <w:rPr>
+          <w:rFonts w:eastAsiaTheme="minorEastAsia" w:hint="eastAsia"/>
+        </w:rPr>
+        <w:t xml:space="preserve">s Office must assess a large amount of residential properties in Cook County for property tax purposes. Since many homes do not have recent recorded sale, their market value cannot be observed directly. However, the office still needs to estimate what each property would sell for as of </w:t>
+      </w:r>
+      <w:r>
+        <w:rPr>
+          <w:rFonts w:eastAsiaTheme="minorEastAsia" w:hint="eastAsia"/>
+          <w:b/>
+          <w:bCs/>
+        </w:rPr>
+        <w:t>a specified valuation date</w:t>
+      </w:r>
+      <w:r>
+        <w:rPr>
+          <w:rFonts w:eastAsiaTheme="minorEastAsia" w:hint="eastAsia"/>
+        </w:rPr>
+        <w:t xml:space="preserve">. </w:t>
       </w:r>
     </w:p>
     <w:p>
       <w:pPr>
         <w:pStyle w:val="a6"/>
-        <w:numPr>
-          <w:ilvl w:val="0"/>
-          <w:numId w:val="7"/>
-        </w:numPr>
         <w:spacing w:after="0" w:line="257" w:lineRule="auto"/>
-        <w:ind w:right="0" w:firstLineChars="0"/>
+        <w:ind w:left="440" w:right="0" w:firstLineChars="0" w:firstLine="0"/>
         <w:jc w:val="left"/>
         <w:rPr>
           <w:rFonts w:eastAsiaTheme="minorEastAsia"/>
         </w:rPr>
       </w:pPr>
+    </w:p>
+    <w:p>
+      <w:pPr>
+        <w:pStyle w:val="a6"/>
+        <w:spacing w:after="0" w:line="257" w:lineRule="auto"/>
+        <w:ind w:left="440" w:right="0" w:firstLineChars="0" w:firstLine="0"/>
+        <w:jc w:val="left"/>
+        <w:rPr>
+          <w:rFonts w:eastAsiaTheme="minorEastAsia"/>
+        </w:rPr>
+      </w:pPr>
+      <w:r>
+        <w:rPr>
+          <w:rFonts w:eastAsiaTheme="minorEastAsia"/>
+        </w:rPr>
+        <w:t>The proposed use of the model is to provide an initial price estimate for a home without a recent</w:t>
+      </w:r>
+    </w:p>
+    <w:p>
+      <w:pPr>
+        <w:pStyle w:val="a6"/>
+        <w:spacing w:after="0" w:line="257" w:lineRule="auto"/>
+        <w:ind w:left="440" w:right="0" w:firstLineChars="0" w:firstLine="0"/>
+        <w:jc w:val="left"/>
+        <w:rPr>
+          <w:rFonts w:eastAsiaTheme="minorEastAsia"/>
+        </w:rPr>
+      </w:pPr>
+      <w:r>
+        <w:rPr>
+          <w:rFonts w:eastAsiaTheme="minorEastAsia"/>
+        </w:rPr>
+        <w:t>sale. This estimate is intended for a property analyst in the residential valuation team, who</w:t>
+      </w:r>
       <w:r>
         <w:rPr>
           <w:rFonts w:eastAsiaTheme="minorEastAsia" w:hint="eastAsia"/>
         </w:rPr>
-        <w:t xml:space="preserve">Improved consistency: the model can provide a reproducible starting point for comparable homes, reducing subjective variation. </w:t>
+        <w:t xml:space="preserve"> </w:t>
+      </w:r>
+      <w:r>
+        <w:rPr>
+          <w:rFonts w:eastAsiaTheme="minorEastAsia"/>
+        </w:rPr>
+        <w:t>combines the model output with inspection information and professional judgement to determine</w:t>
+      </w:r>
+      <w:r>
+        <w:rPr>
+          <w:rFonts w:eastAsiaTheme="minorEastAsia" w:hint="eastAsia"/>
+        </w:rPr>
+        <w:t xml:space="preserve"> </w:t>
+      </w:r>
+      <w:r>
+        <w:rPr>
+          <w:rFonts w:eastAsiaTheme="minorEastAsia"/>
+        </w:rPr>
+        <w:t>the final assessed value. The process is explicitly human-in-the-loop: the model generates a first-pass estimate, and the analyst reviews and corrects it. The model does not directly generate tax</w:t>
+      </w:r>
+      <w:r>
+        <w:rPr>
+          <w:rFonts w:eastAsiaTheme="minorEastAsia" w:hint="eastAsia"/>
+        </w:rPr>
+        <w:t>.</w:t>
       </w:r>
     </w:p>
     <w:p>
       <w:pPr>
         <w:pStyle w:val="a6"/>
-        <w:numPr>
-          <w:ilvl w:val="0"/>
-          <w:numId w:val="7"/>
-        </w:numPr>
         <w:spacing w:after="0" w:line="257" w:lineRule="auto"/>
-        <w:ind w:right="0" w:firstLineChars="0"/>
+        <w:ind w:left="440" w:right="0" w:firstLineChars="0" w:firstLine="0"/>
         <w:jc w:val="left"/>
         <w:rPr>
           <w:rFonts w:eastAsiaTheme="minorEastAsia"/>
         </w:rPr>
       </w:pPr>
-      <w:r>
+    </w:p>
+    <w:p>
+      <w:pPr>
+        <w:pStyle w:val="a6"/>
+        <w:spacing w:after="0" w:line="257" w:lineRule="auto"/>
+        <w:ind w:left="440" w:right="0" w:firstLineChars="0" w:firstLine="0"/>
+        <w:jc w:val="left"/>
         <w:rPr>
           <w:rFonts w:eastAsiaTheme="minorEastAsia" w:hint="eastAsia"/>
         </w:rPr>
-        <w:t>Scalability: a model-based approach supports the office</w:t>
-      </w:r>
+      </w:pPr>
       <w:r>
         <w:rPr>
           <w:rFonts w:eastAsiaTheme="minorEastAsia"/>
         </w:rPr>
-        <w:t>’</w:t>
+        <w:t>This project offers three practical benefits. First, it reduces repetitive manual work, because the</w:t>
       </w:r>
       <w:r>
         <w:rPr>
           <w:rFonts w:eastAsiaTheme="minorEastAsia" w:hint="eastAsia"/>
         </w:rPr>
-        <w:t xml:space="preserve">s need to value abundant properties at scale, which is preferable to pricing each home individually by hand. </w:t>
-      </w:r>
-    </w:p>
-    <w:p>
-      <w:pPr>
-        <w:spacing w:after="0" w:line="257" w:lineRule="auto"/>
-        <w:ind w:left="0" w:right="0" w:firstLine="0"/>
-        <w:jc w:val="left"/>
+        <w:t xml:space="preserve"> </w:t>
+      </w:r>
+      <w:r>
         <w:rPr>
           <w:rFonts w:eastAsiaTheme="minorEastAsia"/>
         </w:rPr>
-      </w:pPr>
+        <w:t>model can generate initial estimates for large numbers of homes without recent sales in bulk</w:t>
+      </w:r>
+      <w:r>
+        <w:rPr>
+          <w:rFonts w:eastAsiaTheme="minorEastAsia" w:hint="eastAsia"/>
+        </w:rPr>
+        <w:t xml:space="preserve">, </w:t>
+      </w:r>
+      <w:r>
+        <w:rPr>
+          <w:rFonts w:eastAsiaTheme="minorEastAsia"/>
+        </w:rPr>
+        <w:t>allowing analysts to concentrate on reviewing and correcting estimates rather than pricing each</w:t>
+      </w:r>
+      <w:r>
+        <w:rPr>
+          <w:rFonts w:eastAsiaTheme="minorEastAsia" w:hint="eastAsia"/>
+        </w:rPr>
+        <w:t xml:space="preserve"> </w:t>
+      </w:r>
+      <w:r>
+        <w:rPr>
+          <w:rFonts w:eastAsiaTheme="minorEastAsia"/>
+        </w:rPr>
+        <w:t>home from scratch. Second, it improves consistency, as the model provides a reproducible starting</w:t>
+      </w:r>
+      <w:r>
+        <w:rPr>
+          <w:rFonts w:eastAsiaTheme="minorEastAsia" w:hint="eastAsia"/>
+        </w:rPr>
+        <w:t xml:space="preserve"> </w:t>
+      </w:r>
+      <w:r>
+        <w:rPr>
+          <w:rFonts w:eastAsiaTheme="minorEastAsia"/>
+        </w:rPr>
+        <w:t>point for comparable homes and thereby reduces subjective variation between analysts. Third, it</w:t>
+      </w:r>
+      <w:r>
+        <w:rPr>
+          <w:rFonts w:eastAsiaTheme="minorEastAsia" w:hint="eastAsia"/>
+        </w:rPr>
+        <w:t xml:space="preserve"> </w:t>
+      </w:r>
+      <w:r>
+        <w:rPr>
+          <w:rFonts w:eastAsiaTheme="minorEastAsia"/>
+        </w:rPr>
+        <w:t>supports scalability, since a model-based approach can value abundant properties at scale far</w:t>
+      </w:r>
+      <w:r>
+        <w:rPr>
+          <w:rFonts w:eastAsiaTheme="minorEastAsia" w:hint="eastAsia"/>
+        </w:rPr>
+        <w:t xml:space="preserve"> </w:t>
+      </w:r>
+      <w:r>
+        <w:rPr>
+          <w:rFonts w:eastAsiaTheme="minorEastAsia"/>
+        </w:rPr>
+        <w:t>more readily than pricing each home individually by hand</w:t>
+      </w:r>
     </w:p>
     <w:p>
       <w:pPr>
@@ -1860,6 +1871,63 @@
     </w:p>
     <w:p>
       <w:pPr>
+        <w:pStyle w:val="a6"/>
+        <w:numPr>
+          <w:ilvl w:val="0"/>
+          <w:numId w:val="8"/>
+        </w:numPr>
+        <w:spacing w:after="0" w:line="257" w:lineRule="auto"/>
+        <w:ind w:right="0" w:firstLineChars="0"/>
+        <w:jc w:val="left"/>
+        <w:rPr>
+          <w:rFonts w:eastAsiaTheme="minorEastAsia"/>
+        </w:rPr>
+      </w:pPr>
+      <w:r>
+        <w:rPr>
+          <w:rFonts w:eastAsiaTheme="minorEastAsia" w:hint="eastAsia"/>
+        </w:rPr>
+        <w:t>In the property csv, each row means a specified property</w:t>
+      </w:r>
+      <w:r>
+        <w:rPr>
+          <w:rFonts w:eastAsiaTheme="minorEastAsia"/>
+        </w:rPr>
+        <w:t>’</w:t>
+      </w:r>
+      <w:r>
+        <w:rPr>
+          <w:rFonts w:eastAsiaTheme="minorEastAsia" w:hint="eastAsia"/>
+        </w:rPr>
+        <w:t>s information collected in 2022. Each row</w:t>
+      </w:r>
+      <w:r>
+        <w:rPr>
+          <w:rFonts w:eastAsiaTheme="minorEastAsia"/>
+        </w:rPr>
+        <w:t>’</w:t>
+      </w:r>
+      <w:r>
+        <w:rPr>
+          <w:rFonts w:eastAsiaTheme="minorEastAsia" w:hint="eastAsia"/>
+        </w:rPr>
+        <w:t>s property is unique, after checking duplication of property id. In the sales csv, each row means a specified transaction information during 2023 and 2025. Each row</w:t>
+      </w:r>
+      <w:r>
+        <w:rPr>
+          <w:rFonts w:eastAsiaTheme="minorEastAsia"/>
+        </w:rPr>
+        <w:t>’</w:t>
+      </w:r>
+      <w:r>
+        <w:rPr>
+          <w:rFonts w:eastAsiaTheme="minorEastAsia" w:hint="eastAsia"/>
+        </w:rPr>
+        <w:t xml:space="preserve">s transaction is unique, but property id has duplication. This means that some of these properties experienced more than one transaction. This circumstance is compliant and consistent with the real world. </w:t>
+      </w:r>
+    </w:p>
+    <w:p>
+      <w:pPr>
         <w:spacing w:after="0" w:line="257" w:lineRule="auto"/>
         <w:ind w:left="0" w:right="0" w:firstLine="0"/>
         <w:jc w:val="left"/>
@@ -1884,7 +1952,7 @@
         <w:ind w:left="0" w:right="0" w:firstLine="0"/>
         <w:jc w:val="left"/>
         <w:rPr>
-          <w:rFonts w:eastAsiaTheme="minorEastAsia" w:hint="eastAsia"/>
+          <w:rFonts w:eastAsiaTheme="minorEastAsia"/>
         </w:rPr>
       </w:pPr>
     </w:p>
@@ -1894,7 +1962,7 @@
         <w:ind w:left="0" w:right="0" w:firstLine="0"/>
         <w:jc w:val="left"/>
         <w:rPr>
-          <w:rFonts w:eastAsiaTheme="minorEastAsia" w:hint="eastAsia"/>
+          <w:rFonts w:eastAsiaTheme="minorEastAsia"/>
         </w:rPr>
       </w:pPr>
     </w:p>
@@ -2507,6 +2575,95 @@
     </w:lvl>
   </w:abstractNum>
   <w:abstractNum w:abstractNumId="2" w15:restartNumberingAfterBreak="0">
+    <w:nsid w:val="18825EB9"/>
+    <w:multiLevelType w:val="hybridMultilevel"/>
+    <w:tmpl w:val="428A0756"/>
+    <w:lvl w:ilvl="0" w:tplc="79D09C8E">
+      <w:start w:val="1"/>
+      <w:numFmt w:val="decimal"/>
+      <w:lvlText w:val="%1a."/>
+      <w:lvlJc w:val="left"/>
+      <w:pPr>
+        <w:ind w:left="440" w:hanging="440"/>
+      </w:pPr>
+      <w:rPr>
+        <w:rFonts w:hint="eastAsia"/>
+      </w:rPr>
+    </w:lvl>
+    <w:lvl w:ilvl="1" w:tplc="04090019" w:tentative="1">
+      <w:start w:val="1"/>
+      <w:numFmt w:val="lowerLetter"/>
+      <w:lvlText w:val="%2)"/>
+      <w:lvlJc w:val="left"/>
+      <w:pPr>
+        <w:ind w:left="880" w:hanging="440"/>
+      </w:pPr>
+    </w:lvl>
+    <w:lvl w:ilvl="2" w:tplc="0409001B" w:tentative="1">
+      <w:start w:val="1"/>
+      <w:numFmt w:val="lowerRoman"/>
+      <w:lvlText w:val="%3."/>
+      <w:lvlJc w:val="right"/>
+      <w:pPr>
+        <w:ind w:left="1320" w:hanging="440"/>
+      </w:pPr>
+    </w:lvl>
+    <w:lvl w:ilvl="3" w:tplc="0409000F" w:tentative="1">
+      <w:start w:val="1"/>
+      <w:numFmt w:val="decimal"/>
+      <w:lvlText w:val="%4."/>
+      <w:lvlJc w:val="left"/>
+      <w:pPr>
+        <w:ind w:left="1760" w:hanging="440"/>
+      </w:pPr>
+    </w:lvl>
+    <w:lvl w:ilvl="4" w:tplc="04090019" w:tentative="1">
+      <w:start w:val="1"/>
+      <w:numFmt w:val="lowerLetter"/>
+      <w:lvlText w:val="%5)"/>
+      <w:lvlJc w:val="left"/>
+      <w:pPr>
+        <w:ind w:left="2200" w:hanging="440"/>
+      </w:pPr>
+    </w:lvl>
+    <w:lvl w:ilvl="5" w:tplc="0409001B" w:tentative="1">
+      <w:start w:val="1"/>
+      <w:numFmt w:val="lowerRoman"/>
+      <w:lvlText w:val="%6."/>
+      <w:lvlJc w:val="right"/>
+      <w:pPr>
+        <w:ind w:left="2640" w:hanging="440"/>
+      </w:pPr>
+    </w:lvl>
+    <w:lvl w:ilvl="6" w:tplc="0409000F" w:tentative="1">
+      <w:start w:val="1"/>
+      <w:numFmt w:val="decimal"/>
+      <w:lvlText w:val="%7."/>
+      <w:lvlJc w:val="left"/>
+      <w:pPr>
+        <w:ind w:left="3080" w:hanging="440"/>
+      </w:pPr>
+    </w:lvl>
+    <w:lvl w:ilvl="7" w:tplc="04090019" w:tentative="1">
+      <w:start w:val="1"/>
+      <w:numFmt w:val="lowerLetter"/>
+      <w:lvlText w:val="%8)"/>
+      <w:lvlJc w:val="left"/>
+      <w:pPr>
+        <w:ind w:left="3520" w:hanging="440"/>
+      </w:pPr>
+    </w:lvl>
+    <w:lvl w:ilvl="8" w:tplc="0409001B" w:tentative="1">
+      <w:start w:val="1"/>
+      <w:numFmt w:val="lowerRoman"/>
+      <w:lvlText w:val="%9."/>
+      <w:lvlJc w:val="right"/>
+      <w:pPr>
+        <w:ind w:left="3960" w:hanging="440"/>
+      </w:pPr>
+    </w:lvl>
+  </w:abstractNum>
+  <w:abstractNum w:abstractNumId="3" w15:restartNumberingAfterBreak="0">
     <w:nsid w:val="304B7422"/>
     <w:multiLevelType w:val="hybridMultilevel"/>
     <w:tmpl w:val="FAF63480"/>
@@ -2718,7 +2875,7 @@
       </w:rPr>
     </w:lvl>
   </w:abstractNum>
-  <w:abstractNum w:abstractNumId="3" w15:restartNumberingAfterBreak="0">
+  <w:abstractNum w:abstractNumId="4" w15:restartNumberingAfterBreak="0">
     <w:nsid w:val="32053825"/>
     <w:multiLevelType w:val="hybridMultilevel"/>
     <w:tmpl w:val="35D6C05E"/>
@@ -2807,7 +2964,7 @@
       </w:pPr>
     </w:lvl>
   </w:abstractNum>
-  <w:abstractNum w:abstractNumId="4" w15:restartNumberingAfterBreak="0">
+  <w:abstractNum w:abstractNumId="5" w15:restartNumberingAfterBreak="0">
     <w:nsid w:val="42FE51F4"/>
     <w:multiLevelType w:val="hybridMultilevel"/>
     <w:tmpl w:val="A226018E"/>
@@ -3019,7 +3176,7 @@
       </w:rPr>
     </w:lvl>
   </w:abstractNum>
-  <w:abstractNum w:abstractNumId="5" w15:restartNumberingAfterBreak="0">
+  <w:abstractNum w:abstractNumId="6" w15:restartNumberingAfterBreak="0">
     <w:nsid w:val="4E073781"/>
     <w:multiLevelType w:val="hybridMultilevel"/>
     <w:tmpl w:val="2F88F9A2"/>
@@ -3108,7 +3265,7 @@
       </w:pPr>
     </w:lvl>
   </w:abstractNum>
-  <w:abstractNum w:abstractNumId="6" w15:restartNumberingAfterBreak="0">
+  <w:abstractNum w:abstractNumId="7" w15:restartNumberingAfterBreak="0">
     <w:nsid w:val="544073F8"/>
     <w:multiLevelType w:val="hybridMultilevel"/>
     <w:tmpl w:val="78BC3FD6"/>
@@ -3334,22 +3491,25 @@
     <w:abstractNumId w:val="1"/>
   </w:num>
   <w:num w:numId="2" w16cid:durableId="1028333939">
-    <w:abstractNumId w:val="4"/>
+    <w:abstractNumId w:val="5"/>
   </w:num>
   <w:num w:numId="3" w16cid:durableId="2041003331">
-    <w:abstractNumId w:val="2"/>
+    <w:abstractNumId w:val="3"/>
   </w:num>
   <w:num w:numId="4" w16cid:durableId="543834558">
     <w:abstractNumId w:val="0"/>
   </w:num>
   <w:num w:numId="5" w16cid:durableId="1155144563">
+    <w:abstractNumId w:val="7"/>
+  </w:num>
+  <w:num w:numId="6" w16cid:durableId="322321522">
+    <w:abstractNumId w:val="4"/>
+  </w:num>
+  <w:num w:numId="7" w16cid:durableId="1626158007">
     <w:abstractNumId w:val="6"/>
   </w:num>
-  <w:num w:numId="6" w16cid:durableId="322321522">
-    <w:abstractNumId w:val="3"/>
-  </w:num>
-  <w:num w:numId="7" w16cid:durableId="1626158007">
-    <w:abstractNumId w:val="5"/>
+  <w:num w:numId="8" w16cid:durableId="1346588590">
+    <w:abstractNumId w:val="2"/>
   </w:num>
 </w:numbering>
 </file>

--- a/doc/QBUS6810_assignment_instructions.docx
+++ b/doc/QBUS6810_assignment_instructions.docx
@@ -5,7 +5,7 @@
     <w:p>
       <w:pPr>
         <w:spacing w:after="71" w:line="259" w:lineRule="auto"/>
-        <w:ind w:left="0" w:right="26" w:firstLine="0"/>
+        <w:ind w:right="26"/>
         <w:jc w:val="center"/>
       </w:pPr>
       <w:r>
@@ -19,7 +19,6 @@
     <w:p>
       <w:pPr>
         <w:spacing w:after="449" w:line="259" w:lineRule="auto"/>
-        <w:ind w:left="0" w:firstLine="0"/>
         <w:jc w:val="center"/>
       </w:pPr>
       <w:r>
@@ -28,7 +27,7 @@
     </w:p>
     <w:p>
       <w:pPr>
-        <w:pStyle w:val="1"/>
+        <w:pStyle w:val="Heading1"/>
         <w:ind w:left="477" w:right="0" w:hanging="484"/>
       </w:pPr>
       <w:r>
@@ -38,7 +37,7 @@
     <w:p>
       <w:pPr>
         <w:spacing w:after="114"/>
-        <w:ind w:left="10" w:right="0"/>
+        <w:ind w:left="10"/>
       </w:pPr>
       <w:r>
         <w:t>Your team acts as an analytics consultancy advising the residential valuation team at the Cook County Assessor’s Office. Your task is to develop and evaluate a regression model that estimates a home’s selling price from its characteristics and location.</w:t>
@@ -47,7 +46,7 @@
     <w:p>
       <w:pPr>
         <w:spacing w:after="158"/>
-        <w:ind w:left="10" w:right="0"/>
+        <w:ind w:left="10"/>
       </w:pPr>
       <w:r>
         <w:t>Cook County is a county in the US state of Illinois. It includes Chicago and surrounding suburbs. The Assessor’s Office is a local government agency. It uses estimates of what properties would sell for to help assess them for tax purposes. A home does not need to be on the market for the office to assess it.</w:t>
@@ -62,7 +61,7 @@
     <w:p>
       <w:pPr>
         <w:spacing w:after="444"/>
-        <w:ind w:left="10" w:right="0"/>
+        <w:ind w:left="10"/>
       </w:pPr>
       <w:r>
         <w:t xml:space="preserve">You are given historical transactions with known sale prices. Use these records to train and test your model, with </w:t>
@@ -78,7 +77,7 @@
     </w:p>
     <w:p>
       <w:pPr>
-        <w:pStyle w:val="1"/>
+        <w:pStyle w:val="Heading1"/>
         <w:ind w:left="477" w:right="0" w:hanging="484"/>
       </w:pPr>
       <w:r>
@@ -88,7 +87,7 @@
     <w:p>
       <w:pPr>
         <w:spacing w:after="141"/>
-        <w:ind w:left="10" w:right="0"/>
+        <w:ind w:left="10"/>
       </w:pPr>
       <w:r>
         <w:t xml:space="preserve">The supplied public records contain completed sales and property characteristics, including building size, age, location, nearby facilities and </w:t>
@@ -105,7 +104,7 @@
     <w:p>
       <w:pPr>
         <w:spacing w:after="232"/>
-        <w:ind w:left="10" w:right="0"/>
+        <w:ind w:left="10"/>
       </w:pPr>
       <w:r>
         <w:t>Use the two datasets in the data folder:</w:t>
@@ -118,7 +117,7 @@
           <w:numId w:val="1"/>
         </w:numPr>
         <w:spacing w:after="203"/>
-        <w:ind w:right="0" w:hanging="279"/>
+        <w:ind w:hanging="279"/>
       </w:pPr>
       <w:r>
         <w:t>sales.csv: 109,307 sales from 2023–2025, with property and transaction identifiers, sale date and sale price.</w:t>
@@ -131,7 +130,7 @@
           <w:numId w:val="1"/>
         </w:numPr>
         <w:spacing w:after="221"/>
-        <w:ind w:right="0" w:hanging="279"/>
+        <w:ind w:hanging="279"/>
       </w:pPr>
       <w:r>
         <w:t xml:space="preserve">properties_2022.csv: 98,899 properties, with a property identifier and 97 property and </w:t>
@@ -148,7 +147,7 @@
     <w:p>
       <w:pPr>
         <w:spacing w:after="110"/>
-        <w:ind w:left="10" w:right="0"/>
+        <w:ind w:left="10"/>
       </w:pPr>
       <w:r>
         <w:t xml:space="preserve">Join on </w:t>
@@ -165,7 +164,7 @@
     <w:p>
       <w:pPr>
         <w:spacing w:after="143"/>
-        <w:ind w:left="10" w:right="0"/>
+        <w:ind w:left="10"/>
       </w:pPr>
       <w:r>
         <w:t>You may supplement the supplied data with external datasets. For each additional dataset, give its provider, dataset name, source URL and access date in your report. Explain its relevance and how you combine it with the supplied data.</w:t>
@@ -173,7 +172,7 @@
     </w:p>
     <w:p>
       <w:pPr>
-        <w:ind w:left="10" w:right="0"/>
+        <w:ind w:left="10"/>
       </w:pPr>
       <w:r>
         <w:t xml:space="preserve">The target is </w:t>
@@ -229,7 +228,7 @@
     </w:p>
     <w:p>
       <w:pPr>
-        <w:pStyle w:val="1"/>
+        <w:pStyle w:val="Heading1"/>
         <w:ind w:left="477" w:right="0" w:hanging="484"/>
       </w:pPr>
       <w:r>
@@ -238,7 +237,7 @@
     </w:p>
     <w:p>
       <w:pPr>
-        <w:ind w:left="10" w:right="0"/>
+        <w:ind w:left="10"/>
       </w:pPr>
       <w:r>
         <w:t>Submit to Canvas:</w:t>
@@ -250,13 +249,12 @@
           <w:ilvl w:val="0"/>
           <w:numId w:val="2"/>
         </w:numPr>
-        <w:ind w:right="0" w:hanging="279"/>
+        <w:ind w:hanging="279"/>
       </w:pPr>
       <w:r>
         <w:rPr>
           <w:b/>
         </w:rPr>
-        <w:lastRenderedPageBreak/>
         <w:t xml:space="preserve">Report (PDF): </w:t>
       </w:r>
       <w:r>
@@ -269,7 +267,7 @@
           <w:ilvl w:val="0"/>
           <w:numId w:val="2"/>
         </w:numPr>
-        <w:ind w:right="0" w:hanging="279"/>
+        <w:ind w:hanging="279"/>
       </w:pPr>
       <w:r>
         <w:rPr>
@@ -288,7 +286,7 @@
           <w:numId w:val="2"/>
         </w:numPr>
         <w:spacing w:after="444"/>
-        <w:ind w:right="0" w:hanging="279"/>
+        <w:ind w:hanging="279"/>
       </w:pPr>
       <w:r>
         <w:rPr>
@@ -302,7 +300,7 @@
     </w:p>
     <w:p>
       <w:pPr>
-        <w:pStyle w:val="1"/>
+        <w:pStyle w:val="Heading1"/>
         <w:ind w:left="477" w:right="0" w:hanging="484"/>
       </w:pPr>
       <w:r>
@@ -312,7 +310,7 @@
     <w:p>
       <w:pPr>
         <w:spacing w:after="307"/>
-        <w:ind w:left="10" w:right="0"/>
+        <w:ind w:left="10"/>
       </w:pPr>
       <w:r>
         <w:t>Use the following five sections. Answer the numbered questions; related answers may share a paragraph, table or figure. Communication and code quality are assessed across the submission. Include AI reflection in a short appendix.</w:t>
@@ -320,7 +318,7 @@
     </w:p>
     <w:p>
       <w:pPr>
-        <w:pStyle w:val="2"/>
+        <w:pStyle w:val="Heading2"/>
         <w:ind w:left="3"/>
       </w:pPr>
       <w:r>
@@ -330,7 +328,7 @@
     <w:p>
       <w:pPr>
         <w:spacing w:after="406"/>
-        <w:ind w:left="434" w:right="0" w:hanging="426"/>
+        <w:ind w:left="434" w:hanging="426"/>
         <w:rPr>
           <w:rFonts w:eastAsiaTheme="minorEastAsia"/>
         </w:rPr>
@@ -347,16 +345,17 @@
     </w:p>
     <w:p>
       <w:pPr>
-        <w:pStyle w:val="2"/>
+        <w:pStyle w:val="Heading2"/>
         <w:ind w:left="3"/>
       </w:pPr>
       <w:r>
+        <w:lastRenderedPageBreak/>
         <w:t>Section 2: Data understanding and representation</w:t>
       </w:r>
     </w:p>
     <w:p>
       <w:pPr>
-        <w:ind w:left="434" w:right="0" w:hanging="426"/>
+        <w:ind w:left="434" w:hanging="426"/>
       </w:pPr>
       <w:r>
         <w:rPr>
@@ -370,7 +369,7 @@
     </w:p>
     <w:p>
       <w:pPr>
-        <w:ind w:left="10" w:right="0"/>
+        <w:ind w:left="10"/>
       </w:pPr>
       <w:r>
         <w:rPr>
@@ -384,7 +383,7 @@
     </w:p>
     <w:p>
       <w:pPr>
-        <w:ind w:left="424" w:right="0" w:hanging="416"/>
+        <w:ind w:left="424" w:hanging="416"/>
       </w:pPr>
       <w:r>
         <w:rPr>
@@ -398,7 +397,7 @@
     </w:p>
     <w:p>
       <w:pPr>
-        <w:ind w:left="10" w:right="0"/>
+        <w:ind w:left="10"/>
       </w:pPr>
       <w:r>
         <w:rPr>
@@ -413,7 +412,7 @@
     <w:p>
       <w:pPr>
         <w:spacing w:after="406"/>
-        <w:ind w:left="427" w:right="0" w:hanging="419"/>
+        <w:ind w:left="427" w:hanging="419"/>
       </w:pPr>
       <w:r>
         <w:rPr>
@@ -427,7 +426,7 @@
     </w:p>
     <w:p>
       <w:pPr>
-        <w:pStyle w:val="2"/>
+        <w:pStyle w:val="Heading2"/>
         <w:ind w:left="3"/>
       </w:pPr>
       <w:r>
@@ -436,64 +435,84 @@
     </w:p>
     <w:p>
       <w:pPr>
-        <w:ind w:left="10" w:right="0"/>
+        <w:widowControl w:val="0"/>
         <w:rPr>
           <w:rFonts w:eastAsiaTheme="minorEastAsia"/>
-        </w:rPr>
-      </w:pPr>
-      <w:r>
-        <w:rPr>
-          <w:b/>
-        </w:rPr>
-        <w:t xml:space="preserve">3a. </w:t>
-      </w:r>
-      <w:r>
-        <w:t>Establish a simple price-prediction baseline and explain its purpose.</w:t>
-      </w:r>
-    </w:p>
-    <w:p>
-      <w:pPr>
-        <w:ind w:left="10" w:right="0"/>
-        <w:rPr>
-          <w:rFonts w:eastAsiaTheme="minorEastAsia"/>
-        </w:rPr>
-      </w:pPr>
-      <w:r>
-        <w:rPr>
-          <w:rFonts w:eastAsiaTheme="minorEastAsia"/>
-        </w:rPr>
-        <w:t>A Global Mean baseline was used as a simple benchmark for evaluating more complex regression models. It predicts the same price for every property using the average sale price from the 2023 training data ($406,135.87), without considering any property characteristics. This approach provides a straightforward reference for assessing whether additional features and more complex models improve prediction accuracy.</w:t>
-      </w:r>
-    </w:p>
-    <w:p>
-      <w:pPr>
-        <w:ind w:left="10" w:right="0"/>
+          <w:color w:val="auto"/>
+          <w:szCs w:val="22"/>
+          <w:lang w:val="en-AU"/>
+        </w:rPr>
+      </w:pPr>
+      <w:r>
         <w:rPr>
           <w:rFonts w:eastAsiaTheme="minorEastAsia"/>
           <w:b/>
           <w:bCs/>
-        </w:rPr>
-      </w:pPr>
-      <w:r>
+          <w:color w:val="auto"/>
+          <w:szCs w:val="22"/>
+          <w:lang w:val="en-AU"/>
+        </w:rPr>
+        <w:t>3a</w:t>
+      </w:r>
+      <w:r>
+        <w:rPr>
+          <w:rFonts w:eastAsiaTheme="minorEastAsia"/>
+          <w:color w:val="auto"/>
+          <w:szCs w:val="22"/>
+          <w:lang w:val="en-AU"/>
+        </w:rPr>
+        <w:t>. Establish a simple price-prediction baseline and explain its purpose.</w:t>
+      </w:r>
+    </w:p>
+    <w:p>
+      <w:pPr>
+        <w:widowControl w:val="0"/>
+        <w:rPr>
+          <w:rFonts w:eastAsiaTheme="minorEastAsia"/>
+          <w:color w:val="auto"/>
+          <w:szCs w:val="22"/>
+          <w:lang w:val="en-AU"/>
+        </w:rPr>
+      </w:pPr>
+      <w:r>
+        <w:rPr>
+          <w:rFonts w:eastAsiaTheme="minorEastAsia"/>
+          <w:color w:val="auto"/>
+          <w:szCs w:val="22"/>
+          <w:lang w:val="en-AU"/>
+        </w:rPr>
+        <w:t>A Global Mean baseline was used as a simple benchmark for evaluating more complex regression models. It predicts the same price for every property using the average sale price from the 2023 training data ($406,135.87), without considering any property characteristics. This approach provides a straightforward reference for assessing whether additional features and more complex models improve prediction accuracy.</w:t>
+      </w:r>
+    </w:p>
+    <w:p>
+      <w:pPr>
+        <w:ind w:left="10"/>
         <w:rPr>
           <w:rFonts w:eastAsiaTheme="minorEastAsia"/>
           <w:b/>
           <w:bCs/>
         </w:rPr>
-        <w:t xml:space="preserve">Table 1. </w:t>
-      </w:r>
+      </w:pPr>
       <w:r>
         <w:rPr>
           <w:rFonts w:eastAsiaTheme="minorEastAsia"/>
           <w:b/>
           <w:bCs/>
         </w:rPr>
+        <w:t xml:space="preserve">Table 1. </w:t>
+      </w:r>
+      <w:r>
+        <w:rPr>
+          <w:rFonts w:eastAsiaTheme="minorEastAsia"/>
+          <w:b/>
+          <w:bCs/>
+        </w:rPr>
         <w:t>Global Mean baseline performance on the 2024 validation set</w:t>
       </w:r>
     </w:p>
     <w:tbl>
       <w:tblPr>
-        <w:tblStyle w:val="11"/>
+        <w:tblStyle w:val="PlainTable1"/>
         <w:tblW w:w="0" w:type="auto"/>
         <w:jc w:val="center"/>
         <w:tblLayout w:type="fixed"/>
@@ -517,7 +536,7 @@
           </w:tcPr>
           <w:p>
             <w:pPr>
-              <w:ind w:left="10" w:right="0"/>
+              <w:ind w:left="10"/>
               <w:rPr>
                 <w:rFonts w:eastAsiaTheme="minorEastAsia"/>
               </w:rPr>
@@ -537,7 +556,7 @@
           </w:tcPr>
           <w:p>
             <w:pPr>
-              <w:ind w:left="10" w:right="0"/>
+              <w:ind w:left="10"/>
               <w:cnfStyle w:val="100000000000" w:firstRow="1" w:lastRow="0" w:firstColumn="0" w:lastColumn="0" w:oddVBand="0" w:evenVBand="0" w:oddHBand="0" w:evenHBand="0" w:firstRowFirstColumn="0" w:firstRowLastColumn="0" w:lastRowFirstColumn="0" w:lastRowLastColumn="0"/>
               <w:rPr>
                 <w:rFonts w:eastAsiaTheme="minorEastAsia"/>
@@ -570,7 +589,7 @@
           </w:p>
           <w:p>
             <w:pPr>
-              <w:ind w:left="10" w:right="0"/>
+              <w:ind w:left="10"/>
               <w:cnfStyle w:val="100000000000" w:firstRow="1" w:lastRow="0" w:firstColumn="0" w:lastColumn="0" w:oddVBand="0" w:evenVBand="0" w:oddHBand="0" w:evenHBand="0" w:firstRowFirstColumn="0" w:firstRowLastColumn="0" w:lastRowFirstColumn="0" w:lastRowLastColumn="0"/>
               <w:rPr>
                 <w:rFonts w:eastAsiaTheme="minorEastAsia"/>
@@ -585,7 +604,6 @@
           <w:p>
             <w:pPr>
               <w:spacing w:after="160" w:line="278" w:lineRule="auto"/>
-              <w:ind w:left="0" w:right="0" w:firstLine="0"/>
               <w:jc w:val="left"/>
               <w:cnfStyle w:val="100000000000" w:firstRow="1" w:lastRow="0" w:firstColumn="0" w:lastColumn="0" w:oddVBand="0" w:evenVBand="0" w:oddHBand="0" w:evenHBand="0" w:firstRowFirstColumn="0" w:firstRowLastColumn="0" w:lastRowFirstColumn="0" w:lastRowLastColumn="0"/>
               <w:rPr>
@@ -632,7 +650,7 @@
           </w:tcPr>
           <w:p>
             <w:pPr>
-              <w:ind w:left="10" w:right="0"/>
+              <w:ind w:left="10"/>
               <w:rPr>
                 <w:rFonts w:eastAsiaTheme="minorEastAsia"/>
               </w:rPr>
@@ -652,7 +670,7 @@
           </w:tcPr>
           <w:p>
             <w:pPr>
-              <w:ind w:left="10" w:right="0"/>
+              <w:ind w:left="10"/>
               <w:cnfStyle w:val="000000100000" w:firstRow="0" w:lastRow="0" w:firstColumn="0" w:lastColumn="0" w:oddVBand="0" w:evenVBand="0" w:oddHBand="1" w:evenHBand="0" w:firstRowFirstColumn="0" w:firstRowLastColumn="0" w:lastRowFirstColumn="0" w:lastRowLastColumn="0"/>
               <w:rPr>
                 <w:rFonts w:eastAsiaTheme="minorEastAsia"/>
@@ -673,7 +691,7 @@
           </w:tcPr>
           <w:p>
             <w:pPr>
-              <w:ind w:left="10" w:right="0"/>
+              <w:ind w:left="10"/>
               <w:cnfStyle w:val="000000100000" w:firstRow="0" w:lastRow="0" w:firstColumn="0" w:lastColumn="0" w:oddVBand="0" w:evenVBand="0" w:oddHBand="1" w:evenHBand="0" w:firstRowFirstColumn="0" w:firstRowLastColumn="0" w:lastRowFirstColumn="0" w:lastRowLastColumn="0"/>
               <w:rPr>
                 <w:rFonts w:eastAsiaTheme="minorEastAsia"/>
@@ -691,22 +709,30 @@
     </w:tbl>
     <w:p>
       <w:pPr>
-        <w:ind w:left="0" w:right="0" w:firstLine="0"/>
+        <w:widowControl w:val="0"/>
         <w:rPr>
           <w:rFonts w:eastAsiaTheme="minorEastAsia"/>
+          <w:color w:val="auto"/>
+          <w:szCs w:val="22"/>
+          <w:lang w:val="en-AU"/>
         </w:rPr>
       </w:pPr>
       <w:r>
         <w:rPr>
           <w:rFonts w:eastAsiaTheme="minorEastAsia"/>
-        </w:rPr>
-        <w:lastRenderedPageBreak/>
+          <w:color w:val="auto"/>
+          <w:szCs w:val="22"/>
+          <w:lang w:val="en-AU"/>
+        </w:rPr>
         <w:t>As shown in Table 1, the baseline produced an MAE of $237,022.94 and an RMSE of $425,084.91. These results provide a reference against which subsequent regression models can be evaluated.</w:t>
       </w:r>
     </w:p>
     <w:p>
       <w:pPr>
-        <w:ind w:left="444" w:right="0" w:hanging="436"/>
+        <w:ind w:left="443" w:hanging="437"/>
+        <w:rPr>
+          <w:rFonts w:eastAsiaTheme="minorEastAsia"/>
+        </w:rPr>
       </w:pPr>
       <w:r>
         <w:rPr>
@@ -720,7 +746,15 @@
     </w:p>
     <w:p>
       <w:pPr>
-        <w:ind w:left="424" w:right="0" w:hanging="416"/>
+        <w:ind w:left="443" w:hanging="437"/>
+        <w:rPr>
+          <w:rFonts w:eastAsiaTheme="minorEastAsia" w:hint="eastAsia"/>
+        </w:rPr>
+      </w:pPr>
+    </w:p>
+    <w:p>
+      <w:pPr>
+        <w:ind w:left="424" w:hanging="416"/>
       </w:pPr>
       <w:r>
         <w:rPr>
@@ -734,7 +768,7 @@
     </w:p>
     <w:p>
       <w:pPr>
-        <w:ind w:left="10" w:right="0"/>
+        <w:ind w:left="10"/>
       </w:pPr>
       <w:r>
         <w:rPr>
@@ -748,7 +782,7 @@
     </w:p>
     <w:p>
       <w:pPr>
-        <w:ind w:left="10" w:right="0"/>
+        <w:ind w:left="10"/>
       </w:pPr>
       <w:r>
         <w:rPr>
@@ -763,7 +797,7 @@
     <w:p>
       <w:pPr>
         <w:spacing w:after="417"/>
-        <w:ind w:left="87" w:right="0"/>
+        <w:ind w:left="87"/>
       </w:pPr>
       <w:r>
         <w:rPr>
@@ -777,7 +811,7 @@
     </w:p>
     <w:p>
       <w:pPr>
-        <w:pStyle w:val="2"/>
+        <w:pStyle w:val="Heading2"/>
         <w:ind w:left="3"/>
       </w:pPr>
       <w:r>
@@ -786,7 +820,7 @@
     </w:p>
     <w:p>
       <w:pPr>
-        <w:ind w:left="429" w:right="0" w:hanging="421"/>
+        <w:ind w:left="429" w:hanging="421"/>
       </w:pPr>
       <w:r>
         <w:rPr>
@@ -800,7 +834,7 @@
     </w:p>
     <w:p>
       <w:pPr>
-        <w:ind w:left="452" w:right="0" w:hanging="444"/>
+        <w:ind w:left="452" w:hanging="444"/>
       </w:pPr>
       <w:r>
         <w:rPr>
@@ -814,7 +848,7 @@
     </w:p>
     <w:p>
       <w:pPr>
-        <w:ind w:left="424" w:right="0" w:hanging="416"/>
+        <w:ind w:left="424" w:hanging="416"/>
       </w:pPr>
       <w:r>
         <w:rPr>
@@ -829,7 +863,7 @@
     <w:p>
       <w:pPr>
         <w:spacing w:after="212"/>
-        <w:ind w:left="452" w:right="0" w:hanging="444"/>
+        <w:ind w:left="452" w:hanging="444"/>
       </w:pPr>
       <w:r>
         <w:rPr>
@@ -843,8 +877,7 @@
     </w:p>
     <w:p>
       <w:pPr>
-        <w:spacing w:after="0"/>
-        <w:ind w:left="10" w:right="0"/>
+        <w:ind w:left="10"/>
       </w:pPr>
       <w:r>
         <w:t>For Question 4c, the following error weights are options. You may instead propose weights supported by relevant research. These weights express priorities, not actual financial costs.</w:t>
@@ -881,8 +914,7 @@
           </w:tcPr>
           <w:p>
             <w:pPr>
-              <w:spacing w:after="0" w:line="259" w:lineRule="auto"/>
-              <w:ind w:left="0" w:right="0" w:firstLine="0"/>
+              <w:spacing w:line="259" w:lineRule="auto"/>
               <w:jc w:val="left"/>
             </w:pPr>
             <w:r>
@@ -905,8 +937,7 @@
           </w:tcPr>
           <w:p>
             <w:pPr>
-              <w:spacing w:after="0" w:line="259" w:lineRule="auto"/>
-              <w:ind w:left="0" w:right="0" w:firstLine="0"/>
+              <w:spacing w:line="259" w:lineRule="auto"/>
               <w:jc w:val="left"/>
             </w:pPr>
             <w:r>
@@ -929,8 +960,7 @@
           </w:tcPr>
           <w:p>
             <w:pPr>
-              <w:spacing w:after="0" w:line="259" w:lineRule="auto"/>
-              <w:ind w:left="0" w:right="0" w:firstLine="0"/>
+              <w:spacing w:line="259" w:lineRule="auto"/>
             </w:pPr>
             <w:r>
               <w:rPr>
@@ -957,8 +987,7 @@
           </w:tcPr>
           <w:p>
             <w:pPr>
-              <w:spacing w:after="0" w:line="259" w:lineRule="auto"/>
-              <w:ind w:left="0" w:right="0" w:firstLine="0"/>
+              <w:spacing w:line="259" w:lineRule="auto"/>
               <w:jc w:val="left"/>
             </w:pPr>
             <w:r>
@@ -981,8 +1010,8 @@
           </w:tcPr>
           <w:p>
             <w:pPr>
-              <w:spacing w:after="0" w:line="259" w:lineRule="auto"/>
-              <w:ind w:left="562" w:right="0" w:firstLine="0"/>
+              <w:spacing w:line="259" w:lineRule="auto"/>
+              <w:ind w:left="562"/>
               <w:jc w:val="left"/>
             </w:pPr>
             <w:r>
@@ -1005,8 +1034,7 @@
           </w:tcPr>
           <w:p>
             <w:pPr>
-              <w:spacing w:after="0" w:line="259" w:lineRule="auto"/>
-              <w:ind w:left="0" w:right="0" w:firstLine="0"/>
+              <w:spacing w:line="259" w:lineRule="auto"/>
               <w:jc w:val="center"/>
             </w:pPr>
             <w:r>
@@ -1034,8 +1062,7 @@
           </w:tcPr>
           <w:p>
             <w:pPr>
-              <w:spacing w:after="0" w:line="259" w:lineRule="auto"/>
-              <w:ind w:left="0" w:right="0" w:firstLine="0"/>
+              <w:spacing w:line="259" w:lineRule="auto"/>
               <w:jc w:val="left"/>
             </w:pPr>
             <w:r>
@@ -1058,8 +1085,8 @@
           </w:tcPr>
           <w:p>
             <w:pPr>
-              <w:spacing w:after="0" w:line="259" w:lineRule="auto"/>
-              <w:ind w:left="562" w:right="0" w:firstLine="0"/>
+              <w:spacing w:line="259" w:lineRule="auto"/>
+              <w:ind w:left="562"/>
               <w:jc w:val="left"/>
             </w:pPr>
             <w:r>
@@ -1082,8 +1109,7 @@
           </w:tcPr>
           <w:p>
             <w:pPr>
-              <w:spacing w:after="0" w:line="259" w:lineRule="auto"/>
-              <w:ind w:left="0" w:right="0" w:firstLine="0"/>
+              <w:spacing w:line="259" w:lineRule="auto"/>
               <w:jc w:val="center"/>
             </w:pPr>
             <w:r>
@@ -1111,8 +1137,7 @@
           </w:tcPr>
           <w:p>
             <w:pPr>
-              <w:spacing w:after="0" w:line="259" w:lineRule="auto"/>
-              <w:ind w:left="0" w:right="0" w:firstLine="0"/>
+              <w:spacing w:line="259" w:lineRule="auto"/>
               <w:jc w:val="left"/>
             </w:pPr>
             <w:r>
@@ -1135,8 +1160,8 @@
           </w:tcPr>
           <w:p>
             <w:pPr>
-              <w:spacing w:after="0" w:line="259" w:lineRule="auto"/>
-              <w:ind w:left="562" w:right="0" w:firstLine="0"/>
+              <w:spacing w:line="259" w:lineRule="auto"/>
+              <w:ind w:left="562"/>
               <w:jc w:val="left"/>
             </w:pPr>
             <w:r>
@@ -1159,8 +1184,7 @@
           </w:tcPr>
           <w:p>
             <w:pPr>
-              <w:spacing w:after="0" w:line="259" w:lineRule="auto"/>
-              <w:ind w:left="0" w:right="0" w:firstLine="0"/>
+              <w:spacing w:line="259" w:lineRule="auto"/>
               <w:jc w:val="center"/>
             </w:pPr>
             <w:r>
@@ -1176,7 +1200,7 @@
     <w:p>
       <w:pPr>
         <w:spacing w:after="307"/>
-        <w:ind w:left="10" w:right="0"/>
+        <w:ind w:left="10"/>
       </w:pPr>
       <w:r>
         <w:t>For weighted absolute error, multiply each absolute price error by the weight for its direction, then average over sales. Choose your main scenario before model selection and evaluate two alternatives in Question 4c. Cite any research used.</w:t>
@@ -1184,16 +1208,17 @@
     </w:p>
     <w:p>
       <w:pPr>
-        <w:pStyle w:val="2"/>
+        <w:pStyle w:val="Heading2"/>
         <w:ind w:left="3"/>
       </w:pPr>
       <w:r>
+        <w:lastRenderedPageBreak/>
         <w:t>Section 5: Deployment and operations</w:t>
       </w:r>
     </w:p>
     <w:p>
       <w:pPr>
-        <w:ind w:left="434" w:right="0" w:hanging="426"/>
+        <w:ind w:left="434" w:hanging="426"/>
       </w:pPr>
       <w:r>
         <w:rPr>
@@ -1207,7 +1232,7 @@
     </w:p>
     <w:p>
       <w:pPr>
-        <w:ind w:left="452" w:right="0" w:hanging="444"/>
+        <w:ind w:left="452" w:hanging="444"/>
       </w:pPr>
       <w:r>
         <w:rPr>
@@ -1221,13 +1246,12 @@
     </w:p>
     <w:p>
       <w:pPr>
-        <w:ind w:left="424" w:right="0" w:hanging="416"/>
+        <w:ind w:left="424" w:hanging="416"/>
       </w:pPr>
       <w:r>
         <w:rPr>
           <w:b/>
         </w:rPr>
-        <w:lastRenderedPageBreak/>
         <w:t xml:space="preserve">5c. </w:t>
       </w:r>
       <w:r>
@@ -1244,7 +1268,7 @@
     </w:p>
     <w:p>
       <w:pPr>
-        <w:ind w:left="452" w:right="0" w:hanging="444"/>
+        <w:ind w:left="452" w:hanging="444"/>
       </w:pPr>
       <w:r>
         <w:rPr>
@@ -1258,7 +1282,7 @@
     </w:p>
     <w:p>
       <w:pPr>
-        <w:ind w:left="10" w:right="0"/>
+        <w:ind w:left="10"/>
       </w:pPr>
       <w:r>
         <w:rPr>
@@ -1272,7 +1296,7 @@
     </w:p>
     <w:p>
       <w:pPr>
-        <w:pStyle w:val="1"/>
+        <w:pStyle w:val="Heading1"/>
         <w:ind w:left="477" w:right="0" w:hanging="484"/>
       </w:pPr>
       <w:r>
@@ -1281,7 +1305,7 @@
     </w:p>
     <w:p>
       <w:pPr>
-        <w:ind w:left="10" w:right="0"/>
+        <w:ind w:left="10"/>
       </w:pPr>
       <w:r>
         <w:t>Include four short cases in an appendix, using the following labels:</w:t>
@@ -1289,7 +1313,7 @@
     </w:p>
     <w:p>
       <w:pPr>
-        <w:ind w:left="10" w:right="0"/>
+        <w:ind w:left="10"/>
       </w:pPr>
       <w:r>
         <w:rPr>
@@ -1303,7 +1327,7 @@
     </w:p>
     <w:p>
       <w:pPr>
-        <w:ind w:left="10" w:right="0"/>
+        <w:ind w:left="10"/>
       </w:pPr>
       <w:r>
         <w:rPr>
@@ -1317,7 +1341,7 @@
     </w:p>
     <w:p>
       <w:pPr>
-        <w:ind w:left="10" w:right="0"/>
+        <w:ind w:left="10"/>
       </w:pPr>
       <w:r>
         <w:rPr>
@@ -1332,7 +1356,7 @@
     <w:p>
       <w:pPr>
         <w:spacing w:after="224"/>
-        <w:ind w:left="10" w:right="0"/>
+        <w:ind w:left="10"/>
       </w:pPr>
       <w:r>
         <w:rPr>
@@ -1347,7 +1371,7 @@
     <w:p>
       <w:pPr>
         <w:spacing w:after="213"/>
-        <w:ind w:left="10" w:right="0"/>
+        <w:ind w:left="10"/>
       </w:pPr>
       <w:r>
         <w:t>For each case, answer all four points:</w:t>
@@ -1360,7 +1384,7 @@
           <w:numId w:val="3"/>
         </w:numPr>
         <w:spacing w:after="233"/>
-        <w:ind w:right="0" w:hanging="279"/>
+        <w:ind w:hanging="279"/>
       </w:pPr>
       <w:r>
         <w:t xml:space="preserve">What did you initially think? Give the AI tool, date, prompt or relevant excerpt, and </w:t>
@@ -1381,7 +1405,7 @@
           <w:numId w:val="3"/>
         </w:numPr>
         <w:spacing w:after="233"/>
-        <w:ind w:right="0" w:hanging="279"/>
+        <w:ind w:hanging="279"/>
       </w:pPr>
       <w:r>
         <w:t xml:space="preserve">How did you check the advice, and what did the check show? Refer to your code, </w:t>
@@ -1402,7 +1426,7 @@
           <w:numId w:val="3"/>
         </w:numPr>
         <w:spacing w:after="233"/>
-        <w:ind w:right="0" w:hanging="279"/>
+        <w:ind w:hanging="279"/>
       </w:pPr>
       <w:r>
         <w:t>What did you accept, change or reject, and why? Explain the effect on your work.</w:t>
@@ -1415,7 +1439,7 @@
           <w:numId w:val="3"/>
         </w:numPr>
         <w:spacing w:after="213"/>
-        <w:ind w:right="0" w:hanging="279"/>
+        <w:ind w:hanging="279"/>
       </w:pPr>
       <w:r>
         <w:t>What did you learn, and what remains uncertain?</w:t>
@@ -1424,7 +1448,7 @@
     <w:p>
       <w:pPr>
         <w:spacing w:after="446"/>
-        <w:ind w:left="10" w:right="0"/>
+        <w:ind w:left="10"/>
       </w:pPr>
       <w:r>
         <w:t>Use at most 180 words per case and two appendix pages in total. Do not paste full conversations. Add a short declaration of other AI assistance.</w:t>
@@ -1432,7 +1456,7 @@
     </w:p>
     <w:p>
       <w:pPr>
-        <w:pStyle w:val="1"/>
+        <w:pStyle w:val="Heading1"/>
         <w:spacing w:after="169"/>
         <w:ind w:left="477" w:right="0" w:hanging="484"/>
       </w:pPr>
@@ -1447,7 +1471,7 @@
           <w:numId w:val="4"/>
         </w:numPr>
         <w:spacing w:after="210"/>
-        <w:ind w:right="0" w:hanging="279"/>
+        <w:ind w:hanging="279"/>
       </w:pPr>
       <w:r>
         <w:rPr>
@@ -1466,7 +1490,7 @@
           <w:numId w:val="4"/>
         </w:numPr>
         <w:spacing w:after="210"/>
-        <w:ind w:right="0" w:hanging="279"/>
+        <w:ind w:hanging="279"/>
       </w:pPr>
       <w:r>
         <w:t>Use the five report headings above. Label and discuss all figures and tables.</w:t>
@@ -1479,7 +1503,7 @@
           <w:numId w:val="4"/>
         </w:numPr>
         <w:spacing w:after="199"/>
-        <w:ind w:right="0" w:hanging="279"/>
+        <w:ind w:hanging="279"/>
       </w:pPr>
       <w:r>
         <w:t>Put additional experiment logs and supporting figures in an appendix. Keep the evidence for your main conclusions in the report.</w:t>
@@ -1492,7 +1516,7 @@
           <w:numId w:val="4"/>
         </w:numPr>
         <w:spacing w:after="210"/>
-        <w:ind w:right="0" w:hanging="279"/>
+        <w:ind w:hanging="279"/>
       </w:pPr>
       <w:r>
         <w:t>Acknowledge data and other sources. Include a short group contribution statement.</w:t>
@@ -1505,7 +1529,7 @@
           <w:numId w:val="4"/>
         </w:numPr>
         <w:spacing w:after="456"/>
-        <w:ind w:right="0" w:hanging="279"/>
+        <w:ind w:hanging="279"/>
       </w:pPr>
       <w:r>
         <w:t>Deadline: 06 Nov, 23:59 (Week 13). Follow Canvas for group size and submission details.</w:t>
@@ -1513,18 +1537,17 @@
     </w:p>
     <w:p>
       <w:pPr>
-        <w:pStyle w:val="1"/>
+        <w:pStyle w:val="Heading1"/>
         <w:ind w:left="477" w:right="0" w:hanging="484"/>
       </w:pPr>
       <w:r>
-        <w:lastRenderedPageBreak/>
         <w:t>Assessment and reproducibility</w:t>
       </w:r>
     </w:p>
     <w:p>
       <w:pPr>
         <w:spacing w:after="114"/>
-        <w:ind w:left="10" w:right="0"/>
+        <w:ind w:left="10"/>
       </w:pPr>
       <w:r>
         <w:t>The accompanying rubric gives the marks and marking criteria. Support your decisions with evidence from this dataset.</w:t>
@@ -1532,8 +1555,8 @@
     </w:p>
     <w:p>
       <w:pPr>
-        <w:spacing w:after="0" w:line="257" w:lineRule="auto"/>
-        <w:ind w:left="8" w:right="0" w:hanging="8"/>
+        <w:spacing w:line="257" w:lineRule="auto"/>
+        <w:ind w:left="8" w:hanging="8"/>
         <w:jc w:val="left"/>
       </w:pPr>
       <w:r>
@@ -1543,7 +1566,6 @@
     <w:p>
       <w:pPr>
         <w:spacing w:after="160" w:line="278" w:lineRule="auto"/>
-        <w:ind w:left="0" w:right="0" w:firstLine="0"/>
         <w:jc w:val="left"/>
       </w:pPr>
       <w:r>
@@ -1552,13 +1574,13 @@
     </w:p>
     <w:p>
       <w:pPr>
-        <w:pStyle w:val="a6"/>
+        <w:pStyle w:val="ListParagraph"/>
         <w:numPr>
           <w:ilvl w:val="0"/>
           <w:numId w:val="6"/>
         </w:numPr>
-        <w:spacing w:after="0" w:line="257" w:lineRule="auto"/>
-        <w:ind w:right="0" w:firstLineChars="0"/>
+        <w:spacing w:line="257" w:lineRule="auto"/>
+        <w:ind w:firstLineChars="0"/>
         <w:jc w:val="left"/>
         <w:rPr>
           <w:rFonts w:eastAsiaTheme="minorEastAsia"/>
@@ -1602,8 +1624,7 @@
     </w:p>
     <w:p>
       <w:pPr>
-        <w:spacing w:after="0" w:line="257" w:lineRule="auto"/>
-        <w:ind w:left="0" w:right="0" w:firstLine="0"/>
+        <w:spacing w:line="257" w:lineRule="auto"/>
         <w:jc w:val="left"/>
         <w:rPr>
           <w:rFonts w:eastAsiaTheme="minorEastAsia"/>
@@ -1612,8 +1633,7 @@
     </w:p>
     <w:p>
       <w:pPr>
-        <w:spacing w:after="0" w:line="257" w:lineRule="auto"/>
-        <w:ind w:left="0" w:right="0" w:firstLine="0"/>
+        <w:spacing w:line="257" w:lineRule="auto"/>
         <w:jc w:val="left"/>
         <w:rPr>
           <w:rFonts w:eastAsiaTheme="minorEastAsia"/>
@@ -1662,8 +1682,7 @@
     </w:p>
     <w:p>
       <w:pPr>
-        <w:spacing w:after="0" w:line="257" w:lineRule="auto"/>
-        <w:ind w:left="0" w:right="0" w:firstLine="0"/>
+        <w:spacing w:line="257" w:lineRule="auto"/>
         <w:jc w:val="left"/>
         <w:rPr>
           <w:rFonts w:eastAsiaTheme="minorEastAsia"/>
@@ -1686,8 +1705,7 @@
     </w:p>
     <w:p>
       <w:pPr>
-        <w:spacing w:after="0" w:line="257" w:lineRule="auto"/>
-        <w:ind w:left="0" w:right="0" w:firstLine="0"/>
+        <w:spacing w:line="257" w:lineRule="auto"/>
         <w:jc w:val="left"/>
         <w:rPr>
           <w:rFonts w:eastAsiaTheme="minorEastAsia"/>
@@ -1716,8 +1734,7 @@
     </w:p>
     <w:p>
       <w:pPr>
-        <w:spacing w:after="0" w:line="257" w:lineRule="auto"/>
-        <w:ind w:left="0" w:right="0" w:firstLine="0"/>
+        <w:spacing w:line="257" w:lineRule="auto"/>
         <w:jc w:val="left"/>
         <w:rPr>
           <w:rFonts w:eastAsiaTheme="minorEastAsia"/>
@@ -1740,13 +1757,13 @@
     </w:p>
     <w:p>
       <w:pPr>
-        <w:pStyle w:val="a6"/>
+        <w:pStyle w:val="ListParagraph"/>
         <w:numPr>
           <w:ilvl w:val="0"/>
           <w:numId w:val="7"/>
         </w:numPr>
-        <w:spacing w:after="0" w:line="257" w:lineRule="auto"/>
-        <w:ind w:right="0" w:firstLineChars="0"/>
+        <w:spacing w:line="257" w:lineRule="auto"/>
+        <w:ind w:firstLineChars="0"/>
         <w:jc w:val="left"/>
         <w:rPr>
           <w:rFonts w:eastAsiaTheme="minorEastAsia"/>
@@ -1761,13 +1778,13 @@
     </w:p>
     <w:p>
       <w:pPr>
-        <w:pStyle w:val="a6"/>
+        <w:pStyle w:val="ListParagraph"/>
         <w:numPr>
           <w:ilvl w:val="0"/>
           <w:numId w:val="7"/>
         </w:numPr>
-        <w:spacing w:after="0" w:line="257" w:lineRule="auto"/>
-        <w:ind w:right="0" w:firstLineChars="0"/>
+        <w:spacing w:line="257" w:lineRule="auto"/>
+        <w:ind w:firstLineChars="0"/>
         <w:jc w:val="left"/>
         <w:rPr>
           <w:rFonts w:eastAsiaTheme="minorEastAsia"/>
@@ -1782,13 +1799,13 @@
     </w:p>
     <w:p>
       <w:pPr>
-        <w:pStyle w:val="a6"/>
+        <w:pStyle w:val="ListParagraph"/>
         <w:numPr>
           <w:ilvl w:val="0"/>
           <w:numId w:val="7"/>
         </w:numPr>
-        <w:spacing w:after="0" w:line="257" w:lineRule="auto"/>
-        <w:ind w:right="0" w:firstLineChars="0"/>
+        <w:spacing w:line="257" w:lineRule="auto"/>
+        <w:ind w:firstLineChars="0"/>
         <w:jc w:val="left"/>
         <w:rPr>
           <w:rFonts w:eastAsiaTheme="minorEastAsia"/>
@@ -1815,8 +1832,7 @@
     </w:p>
     <w:p>
       <w:pPr>
-        <w:spacing w:after="0" w:line="257" w:lineRule="auto"/>
-        <w:ind w:left="0" w:right="0" w:firstLine="0"/>
+        <w:spacing w:line="257" w:lineRule="auto"/>
         <w:jc w:val="left"/>
         <w:rPr>
           <w:rFonts w:eastAsiaTheme="minorEastAsia"/>
@@ -1825,8 +1841,7 @@
     </w:p>
     <w:p>
       <w:pPr>
-        <w:spacing w:after="0" w:line="257" w:lineRule="auto"/>
-        <w:ind w:left="0" w:right="0" w:firstLine="0"/>
+        <w:spacing w:line="257" w:lineRule="auto"/>
         <w:jc w:val="left"/>
         <w:rPr>
           <w:rFonts w:eastAsiaTheme="minorEastAsia"/>
@@ -1835,13 +1850,13 @@
     </w:p>
     <w:p>
       <w:pPr>
-        <w:pStyle w:val="a6"/>
+        <w:pStyle w:val="ListParagraph"/>
         <w:numPr>
           <w:ilvl w:val="0"/>
           <w:numId w:val="6"/>
         </w:numPr>
-        <w:spacing w:after="0" w:line="257" w:lineRule="auto"/>
-        <w:ind w:right="0" w:firstLineChars="0"/>
+        <w:spacing w:line="257" w:lineRule="auto"/>
+        <w:ind w:firstLineChars="0"/>
         <w:jc w:val="left"/>
         <w:rPr>
           <w:rFonts w:eastAsiaTheme="minorEastAsia"/>
@@ -1860,8 +1875,7 @@
     </w:p>
     <w:p>
       <w:pPr>
-        <w:spacing w:after="0" w:line="257" w:lineRule="auto"/>
-        <w:ind w:left="0" w:right="0" w:firstLine="0"/>
+        <w:spacing w:line="257" w:lineRule="auto"/>
         <w:jc w:val="left"/>
         <w:rPr>
           <w:rFonts w:eastAsiaTheme="minorEastAsia"/>
@@ -1870,8 +1884,7 @@
     </w:p>
     <w:p>
       <w:pPr>
-        <w:spacing w:after="0" w:line="257" w:lineRule="auto"/>
-        <w:ind w:left="0" w:right="0" w:firstLine="0"/>
+        <w:spacing w:line="257" w:lineRule="auto"/>
         <w:jc w:val="left"/>
         <w:rPr>
           <w:rFonts w:eastAsiaTheme="minorEastAsia"/>
@@ -1880,33 +1893,31 @@
     </w:p>
     <w:p>
       <w:pPr>
-        <w:spacing w:after="0" w:line="257" w:lineRule="auto"/>
-        <w:ind w:left="0" w:right="0" w:firstLine="0"/>
+        <w:spacing w:line="257" w:lineRule="auto"/>
         <w:jc w:val="left"/>
         <w:rPr>
-          <w:rFonts w:eastAsiaTheme="minorEastAsia" w:hint="eastAsia"/>
-        </w:rPr>
-      </w:pPr>
-    </w:p>
-    <w:p>
-      <w:pPr>
-        <w:spacing w:after="0" w:line="257" w:lineRule="auto"/>
-        <w:ind w:left="0" w:right="0" w:firstLine="0"/>
+          <w:rFonts w:eastAsiaTheme="minorEastAsia"/>
+        </w:rPr>
+      </w:pPr>
+    </w:p>
+    <w:p>
+      <w:pPr>
+        <w:spacing w:line="257" w:lineRule="auto"/>
         <w:jc w:val="left"/>
         <w:rPr>
-          <w:rFonts w:eastAsiaTheme="minorEastAsia" w:hint="eastAsia"/>
+          <w:rFonts w:eastAsiaTheme="minorEastAsia"/>
         </w:rPr>
       </w:pPr>
     </w:p>
     <w:sectPr>
-      <w:footerReference w:type="even" r:id="rId7"/>
-      <w:footerReference w:type="default" r:id="rId8"/>
-      <w:footerReference w:type="first" r:id="rId9"/>
+      <w:footerReference w:type="even" r:id="rId8"/>
+      <w:footerReference w:type="default" r:id="rId9"/>
+      <w:footerReference w:type="first" r:id="rId10"/>
       <w:footnotePr>
         <w:numRestart w:val="eachPage"/>
       </w:footnotePr>
       <w:pgSz w:w="11906" w:h="16838"/>
-      <w:pgMar w:top="1437" w:right="1375" w:bottom="1384" w:left="1409" w:header="720" w:footer="777" w:gutter="0"/>
+      <w:pgMar w:top="567" w:right="567" w:bottom="567" w:left="567" w:header="720" w:footer="777" w:gutter="0"/>
       <w:cols w:space="720"/>
     </w:sectPr>
   </w:body>
@@ -1917,9 +1928,6 @@
 <w:endnotes xmlns:wpc="http://schemas.microsoft.com/office/word/2010/wordprocessingCanvas" xmlns:cx="http://schemas.microsoft.com/office/drawing/2014/chartex" xmlns:cx1="http://schemas.microsoft.com/office/drawing/2015/9/8/chartex" xmlns:cx2="http://schemas.microsoft.com/office/drawing/2015/10/21/chartex" xmlns:cx3="http://schemas.microsoft.com/office/drawing/2016/5/9/chartex" xmlns:cx4="http://schemas.microsoft.com/office/drawing/2016/5/10/chartex" xmlns:cx5="http://schemas.microsoft.com/office/drawing/2016/5/11/chartex" xmlns:cx6="http://schemas.microsoft.com/office/drawing/2016/5/12/chartex" xmlns:cx7="http://schemas.microsoft.com/office/drawing/2016/5/13/chartex" xmlns:cx8="http://schemas.microsoft.com/office/drawing/2016/5/14/chartex" xmlns:mc="http://schemas.openxmlformats.org/markup-compatibility/2006" xmlns:aink="http://schemas.microsoft.com/office/drawing/2016/ink" xmlns:am3d="http://schemas.microsoft.com/office/drawing/2017/model3d" xmlns:o="urn:schemas-microsoft-com:office:office" xmlns:oel="http://schemas.microsoft.com/office/2019/extlst" xmlns:r="http://schemas.openxmlformats.org/officeDocument/2006/relationships" xmlns:m="http://schemas.openxmlformats.org/officeDocument/2006/math" xmlns:v="urn:schemas-microsoft-com:vml" xmlns:wp14="http://schemas.microsoft.com/office/word/2010/wordprocessingDrawing" xmlns:wp="http://schemas.openxmlformats.org/drawingml/2006/wordprocessingDrawing" xmlns:w10="urn:schemas-microsoft-com:office:word" xmlns:w="http://schemas.openxmlformats.org/wordprocessingml/2006/main" xmlns:w14="http://schemas.microsoft.com/office/word/2010/wordml" xmlns:w15="http://schemas.microsoft.com/office/word/2012/wordml" xmlns:w16cex="http://schemas.microsoft.com/office/word/2018/wordml/cex" xmlns:w16cid="http://schemas.microsoft.com/office/word/2016/wordml/cid" xmlns:w16="http://schemas.microsoft.com/office/word/2018/wordml" xmlns:w16du="http://schemas.microsoft.com/office/word/2023/wordml/word16du" xmlns:w16sdtdh="http://schemas.microsoft.com/office/word/2020/wordml/sdtdatahash" xmlns:w16sdtfl="http://schemas.microsoft.com/office/word/2024/wordml/sdtformatlock" xmlns:w16se="http://schemas.microsoft.com/office/word/2015/wordml/symex" xmlns:wpg="http://schemas.microsoft.com/office/word/2010/wordprocessingGroup" xmlns:wpi="http://schemas.microsoft.com/office/word/2010/wordprocessingInk" xmlns:wne="http://schemas.microsoft.com/office/word/2006/wordml" xmlns:wps="http://schemas.microsoft.com/office/word/2010/wordprocessingShape" mc:Ignorable="w14 w15 w16se w16cid w16 w16cex w16sdtdh w16sdtfl w16du wp14">
   <w:endnote w:type="separator" w:id="-1">
     <w:p>
-      <w:pPr>
-        <w:spacing w:after="0" w:line="240" w:lineRule="auto"/>
-      </w:pPr>
       <w:r>
         <w:separator/>
       </w:r>
@@ -1927,9 +1935,6 @@
   </w:endnote>
   <w:endnote w:type="continuationSeparator" w:id="0">
     <w:p>
-      <w:pPr>
-        <w:spacing w:after="0" w:line="240" w:lineRule="auto"/>
-      </w:pPr>
       <w:r>
         <w:continuationSeparator/>
       </w:r>
@@ -1942,8 +1947,8 @@
 <w:ftr xmlns:wpc="http://schemas.microsoft.com/office/word/2010/wordprocessingCanvas" xmlns:cx="http://schemas.microsoft.com/office/drawing/2014/chartex" xmlns:cx1="http://schemas.microsoft.com/office/drawing/2015/9/8/chartex" xmlns:cx2="http://schemas.microsoft.com/office/drawing/2015/10/21/chartex" xmlns:cx3="http://schemas.microsoft.com/office/drawing/2016/5/9/chartex" xmlns:cx4="http://schemas.microsoft.com/office/drawing/2016/5/10/chartex" xmlns:cx5="http://schemas.microsoft.com/office/drawing/2016/5/11/chartex" xmlns:cx6="http://schemas.microsoft.com/office/drawing/2016/5/12/chartex" xmlns:cx7="http://schemas.microsoft.com/office/drawing/2016/5/13/chartex" xmlns:cx8="http://schemas.microsoft.com/office/drawing/2016/5/14/chartex" xmlns:mc="http://schemas.openxmlformats.org/markup-compatibility/2006" xmlns:aink="http://schemas.microsoft.com/office/drawing/2016/ink" xmlns:am3d="http://schemas.microsoft.com/office/drawing/2017/model3d" xmlns:o="urn:schemas-microsoft-com:office:office" xmlns:oel="http://schemas.microsoft.com/office/2019/extlst" xmlns:r="http://schemas.openxmlformats.org/officeDocument/2006/relationships" xmlns:m="http://schemas.openxmlformats.org/officeDocument/2006/math" xmlns:v="urn:schemas-microsoft-com:vml" xmlns:wp14="http://schemas.microsoft.com/office/word/2010/wordprocessingDrawing" xmlns:wp="http://schemas.openxmlformats.org/drawingml/2006/wordprocessingDrawing" xmlns:w10="urn:schemas-microsoft-com:office:word" xmlns:w="http://schemas.openxmlformats.org/wordprocessingml/2006/main" xmlns:w14="http://schemas.microsoft.com/office/word/2010/wordml" xmlns:w15="http://schemas.microsoft.com/office/word/2012/wordml" xmlns:w16cex="http://schemas.microsoft.com/office/word/2018/wordml/cex" xmlns:w16cid="http://schemas.microsoft.com/office/word/2016/wordml/cid" xmlns:w16="http://schemas.microsoft.com/office/word/2018/wordml" xmlns:w16du="http://schemas.microsoft.com/office/word/2023/wordml/word16du" xmlns:w16sdtdh="http://schemas.microsoft.com/office/word/2020/wordml/sdtdatahash" xmlns:w16sdtfl="http://schemas.microsoft.com/office/word/2024/wordml/sdtformatlock" xmlns:w16se="http://schemas.microsoft.com/office/word/2015/wordml/symex" xmlns:wpg="http://schemas.microsoft.com/office/word/2010/wordprocessingGroup" xmlns:wpi="http://schemas.microsoft.com/office/word/2010/wordprocessingInk" xmlns:wne="http://schemas.microsoft.com/office/word/2006/wordml" xmlns:wps="http://schemas.microsoft.com/office/word/2010/wordprocessingShape" mc:Ignorable="w14 w15 w16se w16cid w16 w16cex w16sdtdh w16sdtfl w16du wp14">
   <w:p>
     <w:pPr>
-      <w:spacing w:after="0" w:line="259" w:lineRule="auto"/>
-      <w:ind w:left="0" w:right="34" w:firstLine="0"/>
+      <w:spacing w:line="259" w:lineRule="auto"/>
+      <w:ind w:right="34"/>
       <w:jc w:val="center"/>
     </w:pPr>
     <w:r>
@@ -1969,8 +1974,8 @@
 <w:ftr xmlns:wpc="http://schemas.microsoft.com/office/word/2010/wordprocessingCanvas" xmlns:cx="http://schemas.microsoft.com/office/drawing/2014/chartex" xmlns:cx1="http://schemas.microsoft.com/office/drawing/2015/9/8/chartex" xmlns:cx2="http://schemas.microsoft.com/office/drawing/2015/10/21/chartex" xmlns:cx3="http://schemas.microsoft.com/office/drawing/2016/5/9/chartex" xmlns:cx4="http://schemas.microsoft.com/office/drawing/2016/5/10/chartex" xmlns:cx5="http://schemas.microsoft.com/office/drawing/2016/5/11/chartex" xmlns:cx6="http://schemas.microsoft.com/office/drawing/2016/5/12/chartex" xmlns:cx7="http://schemas.microsoft.com/office/drawing/2016/5/13/chartex" xmlns:cx8="http://schemas.microsoft.com/office/drawing/2016/5/14/chartex" xmlns:mc="http://schemas.openxmlformats.org/markup-compatibility/2006" xmlns:aink="http://schemas.microsoft.com/office/drawing/2016/ink" xmlns:am3d="http://schemas.microsoft.com/office/drawing/2017/model3d" xmlns:o="urn:schemas-microsoft-com:office:office" xmlns:oel="http://schemas.microsoft.com/office/2019/extlst" xmlns:r="http://schemas.openxmlformats.org/officeDocument/2006/relationships" xmlns:m="http://schemas.openxmlformats.org/officeDocument/2006/math" xmlns:v="urn:schemas-microsoft-com:vml" xmlns:wp14="http://schemas.microsoft.com/office/word/2010/wordprocessingDrawing" xmlns:wp="http://schemas.openxmlformats.org/drawingml/2006/wordprocessingDrawing" xmlns:w10="urn:schemas-microsoft-com:office:word" xmlns:w="http://schemas.openxmlformats.org/wordprocessingml/2006/main" xmlns:w14="http://schemas.microsoft.com/office/word/2010/wordml" xmlns:w15="http://schemas.microsoft.com/office/word/2012/wordml" xmlns:w16cex="http://schemas.microsoft.com/office/word/2018/wordml/cex" xmlns:w16cid="http://schemas.microsoft.com/office/word/2016/wordml/cid" xmlns:w16="http://schemas.microsoft.com/office/word/2018/wordml" xmlns:w16du="http://schemas.microsoft.com/office/word/2023/wordml/word16du" xmlns:w16sdtdh="http://schemas.microsoft.com/office/word/2020/wordml/sdtdatahash" xmlns:w16sdtfl="http://schemas.microsoft.com/office/word/2024/wordml/sdtformatlock" xmlns:w16se="http://schemas.microsoft.com/office/word/2015/wordml/symex" xmlns:wpg="http://schemas.microsoft.com/office/word/2010/wordprocessingGroup" xmlns:wpi="http://schemas.microsoft.com/office/word/2010/wordprocessingInk" xmlns:wne="http://schemas.microsoft.com/office/word/2006/wordml" xmlns:wps="http://schemas.microsoft.com/office/word/2010/wordprocessingShape" mc:Ignorable="w14 w15 w16se w16cid w16 w16cex w16sdtdh w16sdtfl w16du wp14">
   <w:p>
     <w:pPr>
-      <w:spacing w:after="0" w:line="259" w:lineRule="auto"/>
-      <w:ind w:left="0" w:right="34" w:firstLine="0"/>
+      <w:spacing w:line="259" w:lineRule="auto"/>
+      <w:ind w:right="34"/>
       <w:jc w:val="center"/>
     </w:pPr>
     <w:r>
@@ -1996,8 +2001,8 @@
 <w:ftr xmlns:wpc="http://schemas.microsoft.com/office/word/2010/wordprocessingCanvas" xmlns:cx="http://schemas.microsoft.com/office/drawing/2014/chartex" xmlns:cx1="http://schemas.microsoft.com/office/drawing/2015/9/8/chartex" xmlns:cx2="http://schemas.microsoft.com/office/drawing/2015/10/21/chartex" xmlns:cx3="http://schemas.microsoft.com/office/drawing/2016/5/9/chartex" xmlns:cx4="http://schemas.microsoft.com/office/drawing/2016/5/10/chartex" xmlns:cx5="http://schemas.microsoft.com/office/drawing/2016/5/11/chartex" xmlns:cx6="http://schemas.microsoft.com/office/drawing/2016/5/12/chartex" xmlns:cx7="http://schemas.microsoft.com/office/drawing/2016/5/13/chartex" xmlns:cx8="http://schemas.microsoft.com/office/drawing/2016/5/14/chartex" xmlns:mc="http://schemas.openxmlformats.org/markup-compatibility/2006" xmlns:aink="http://schemas.microsoft.com/office/drawing/2016/ink" xmlns:am3d="http://schemas.microsoft.com/office/drawing/2017/model3d" xmlns:o="urn:schemas-microsoft-com:office:office" xmlns:oel="http://schemas.microsoft.com/office/2019/extlst" xmlns:r="http://schemas.openxmlformats.org/officeDocument/2006/relationships" xmlns:m="http://schemas.openxmlformats.org/officeDocument/2006/math" xmlns:v="urn:schemas-microsoft-com:vml" xmlns:wp14="http://schemas.microsoft.com/office/word/2010/wordprocessingDrawing" xmlns:wp="http://schemas.openxmlformats.org/drawingml/2006/wordprocessingDrawing" xmlns:w10="urn:schemas-microsoft-com:office:word" xmlns:w="http://schemas.openxmlformats.org/wordprocessingml/2006/main" xmlns:w14="http://schemas.microsoft.com/office/word/2010/wordml" xmlns:w15="http://schemas.microsoft.com/office/word/2012/wordml" xmlns:w16cex="http://schemas.microsoft.com/office/word/2018/wordml/cex" xmlns:w16cid="http://schemas.microsoft.com/office/word/2016/wordml/cid" xmlns:w16="http://schemas.microsoft.com/office/word/2018/wordml" xmlns:w16du="http://schemas.microsoft.com/office/word/2023/wordml/word16du" xmlns:w16sdtdh="http://schemas.microsoft.com/office/word/2020/wordml/sdtdatahash" xmlns:w16sdtfl="http://schemas.microsoft.com/office/word/2024/wordml/sdtformatlock" xmlns:w16se="http://schemas.microsoft.com/office/word/2015/wordml/symex" xmlns:wpg="http://schemas.microsoft.com/office/word/2010/wordprocessingGroup" xmlns:wpi="http://schemas.microsoft.com/office/word/2010/wordprocessingInk" xmlns:wne="http://schemas.microsoft.com/office/word/2006/wordml" xmlns:wps="http://schemas.microsoft.com/office/word/2010/wordprocessingShape" mc:Ignorable="w14 w15 w16se w16cid w16 w16cex w16sdtdh w16sdtfl w16du wp14">
   <w:p>
     <w:pPr>
-      <w:spacing w:after="0" w:line="259" w:lineRule="auto"/>
-      <w:ind w:left="0" w:right="34" w:firstLine="0"/>
+      <w:spacing w:line="259" w:lineRule="auto"/>
+      <w:ind w:right="34"/>
       <w:jc w:val="center"/>
     </w:pPr>
     <w:r>
@@ -2024,8 +2029,8 @@
   <w:footnote w:type="separator" w:id="-1">
     <w:p>
       <w:pPr>
-        <w:spacing w:after="0" w:line="259" w:lineRule="auto"/>
-        <w:ind w:left="257" w:right="0" w:firstLine="0"/>
+        <w:spacing w:line="259" w:lineRule="auto"/>
+        <w:ind w:left="257"/>
         <w:jc w:val="left"/>
       </w:pPr>
       <w:r>
@@ -2036,8 +2041,8 @@
   <w:footnote w:type="continuationSeparator" w:id="0">
     <w:p>
       <w:pPr>
-        <w:spacing w:after="0" w:line="259" w:lineRule="auto"/>
-        <w:ind w:left="257" w:right="0" w:firstLine="0"/>
+        <w:spacing w:line="259" w:lineRule="auto"/>
+        <w:ind w:left="257"/>
         <w:jc w:val="left"/>
       </w:pPr>
       <w:r>
@@ -3115,7 +3120,7 @@
     <w:lvl w:ilvl="0" w:tplc="789A1912">
       <w:start w:val="1"/>
       <w:numFmt w:val="decimal"/>
-      <w:pStyle w:val="1"/>
+      <w:pStyle w:val="Heading1"/>
       <w:lvlText w:val="%1"/>
       <w:lvlJc w:val="left"/>
       <w:pPr>
@@ -3751,12 +3756,12 @@
     <w:lsdException w:name="Unresolved Mention" w:semiHidden="1" w:unhideWhenUsed="1"/>
     <w:lsdException w:name="Smart Link" w:semiHidden="1" w:unhideWhenUsed="1"/>
   </w:latentStyles>
-  <w:style w:type="paragraph" w:default="1" w:styleId="a">
+  <w:style w:type="paragraph" w:default="1" w:styleId="Normal">
     <w:name w:val="Normal"/>
     <w:qFormat/>
+    <w:rsid w:val="00A84538"/>
     <w:pPr>
-      <w:spacing w:after="259" w:line="264" w:lineRule="auto"/>
-      <w:ind w:left="2" w:right="9" w:hanging="2"/>
+      <w:spacing w:after="0" w:line="240" w:lineRule="auto"/>
       <w:jc w:val="both"/>
     </w:pPr>
     <w:rPr>
@@ -3764,10 +3769,10 @@
       <w:color w:val="000000"/>
     </w:rPr>
   </w:style>
-  <w:style w:type="paragraph" w:styleId="1">
+  <w:style w:type="paragraph" w:styleId="Heading1">
     <w:name w:val="heading 1"/>
-    <w:next w:val="a"/>
-    <w:link w:val="10"/>
+    <w:next w:val="Normal"/>
+    <w:link w:val="Heading1Char"/>
     <w:uiPriority w:val="9"/>
     <w:qFormat/>
     <w:pPr>
@@ -3787,10 +3792,10 @@
       <w:sz w:val="29"/>
     </w:rPr>
   </w:style>
-  <w:style w:type="paragraph" w:styleId="2">
+  <w:style w:type="paragraph" w:styleId="Heading2">
     <w:name w:val="heading 2"/>
-    <w:next w:val="a"/>
-    <w:link w:val="20"/>
+    <w:next w:val="Normal"/>
+    <w:link w:val="Heading2Char"/>
     <w:uiPriority w:val="9"/>
     <w:unhideWhenUsed/>
     <w:qFormat/>
@@ -3808,13 +3813,13 @@
       <w:sz w:val="24"/>
     </w:rPr>
   </w:style>
-  <w:style w:type="character" w:default="1" w:styleId="a0">
+  <w:style w:type="character" w:default="1" w:styleId="DefaultParagraphFont">
     <w:name w:val="Default Paragraph Font"/>
     <w:uiPriority w:val="1"/>
     <w:semiHidden/>
     <w:unhideWhenUsed/>
   </w:style>
-  <w:style w:type="table" w:default="1" w:styleId="a1">
+  <w:style w:type="table" w:default="1" w:styleId="TableNormal">
     <w:name w:val="Normal Table"/>
     <w:uiPriority w:val="99"/>
     <w:semiHidden/>
@@ -3829,15 +3834,15 @@
       </w:tblCellMar>
     </w:tblPr>
   </w:style>
-  <w:style w:type="numbering" w:default="1" w:styleId="a2">
+  <w:style w:type="numbering" w:default="1" w:styleId="NoList">
     <w:name w:val="No List"/>
     <w:uiPriority w:val="99"/>
     <w:semiHidden/>
     <w:unhideWhenUsed/>
   </w:style>
-  <w:style w:type="character" w:customStyle="1" w:styleId="20">
-    <w:name w:val="标题 2 字符"/>
-    <w:link w:val="2"/>
+  <w:style w:type="character" w:customStyle="1" w:styleId="Heading2Char">
+    <w:name w:val="Heading 2 Char"/>
+    <w:link w:val="Heading2"/>
     <w:rPr>
       <w:rFonts w:ascii="Times New Roman" w:eastAsia="Times New Roman" w:hAnsi="Times New Roman" w:cs="Times New Roman"/>
       <w:b/>
@@ -3845,9 +3850,9 @@
       <w:sz w:val="24"/>
     </w:rPr>
   </w:style>
-  <w:style w:type="character" w:customStyle="1" w:styleId="10">
-    <w:name w:val="标题 1 字符"/>
-    <w:link w:val="1"/>
+  <w:style w:type="character" w:customStyle="1" w:styleId="Heading1Char">
+    <w:name w:val="Heading 1 Char"/>
+    <w:link w:val="Heading1"/>
     <w:rPr>
       <w:rFonts w:ascii="Times New Roman" w:eastAsia="Times New Roman" w:hAnsi="Times New Roman" w:cs="Times New Roman"/>
       <w:b/>
@@ -3857,7 +3862,7 @@
   </w:style>
   <w:style w:type="paragraph" w:customStyle="1" w:styleId="footnotedescription">
     <w:name w:val="footnote description"/>
-    <w:next w:val="a"/>
+    <w:next w:val="Normal"/>
     <w:link w:val="footnotedescriptionChar"/>
     <w:hidden/>
     <w:pPr>
@@ -3903,10 +3908,10 @@
       </w:tblCellMar>
     </w:tblPr>
   </w:style>
-  <w:style w:type="paragraph" w:styleId="a3">
+  <w:style w:type="paragraph" w:styleId="Header">
     <w:name w:val="header"/>
-    <w:basedOn w:val="a"/>
-    <w:link w:val="a4"/>
+    <w:basedOn w:val="Normal"/>
+    <w:link w:val="HeaderChar"/>
     <w:uiPriority w:val="99"/>
     <w:unhideWhenUsed/>
     <w:rsid w:val="00810A2C"/>
@@ -3916,7 +3921,6 @@
         <w:tab w:val="right" w:pos="8306"/>
       </w:tabs>
       <w:snapToGrid w:val="0"/>
-      <w:spacing w:line="240" w:lineRule="auto"/>
       <w:jc w:val="center"/>
     </w:pPr>
     <w:rPr>
@@ -3924,10 +3928,10 @@
       <w:szCs w:val="18"/>
     </w:rPr>
   </w:style>
-  <w:style w:type="character" w:customStyle="1" w:styleId="a4">
-    <w:name w:val="页眉 字符"/>
-    <w:basedOn w:val="a0"/>
-    <w:link w:val="a3"/>
+  <w:style w:type="character" w:customStyle="1" w:styleId="HeaderChar">
+    <w:name w:val="Header Char"/>
+    <w:basedOn w:val="DefaultParagraphFont"/>
+    <w:link w:val="Header"/>
     <w:uiPriority w:val="99"/>
     <w:rsid w:val="00810A2C"/>
     <w:rPr>
@@ -3937,9 +3941,9 @@
       <w:szCs w:val="18"/>
     </w:rPr>
   </w:style>
-  <w:style w:type="table" w:styleId="3">
+  <w:style w:type="table" w:styleId="PlainTable3">
     <w:name w:val="Plain Table 3"/>
-    <w:basedOn w:val="a1"/>
+    <w:basedOn w:val="TableNormal"/>
     <w:uiPriority w:val="43"/>
     <w:rsid w:val="00534EDB"/>
     <w:pPr>
@@ -4030,9 +4034,9 @@
       </w:tcPr>
     </w:tblStylePr>
   </w:style>
-  <w:style w:type="table" w:styleId="11">
+  <w:style w:type="table" w:styleId="PlainTable1">
     <w:name w:val="Plain Table 1"/>
-    <w:basedOn w:val="a1"/>
+    <w:basedOn w:val="TableNormal"/>
     <w:uiPriority w:val="41"/>
     <w:rsid w:val="00534EDB"/>
     <w:pPr>
@@ -4093,9 +4097,9 @@
       </w:tcPr>
     </w:tblStylePr>
   </w:style>
-  <w:style w:type="paragraph" w:styleId="a5">
+  <w:style w:type="paragraph" w:styleId="NormalWeb">
     <w:name w:val="Normal (Web)"/>
-    <w:basedOn w:val="a"/>
+    <w:basedOn w:val="Normal"/>
     <w:uiPriority w:val="99"/>
     <w:semiHidden/>
     <w:unhideWhenUsed/>
@@ -4104,9 +4108,9 @@
       <w:sz w:val="24"/>
     </w:rPr>
   </w:style>
-  <w:style w:type="paragraph" w:styleId="a6">
+  <w:style w:type="paragraph" w:styleId="ListParagraph">
     <w:name w:val="List Paragraph"/>
-    <w:basedOn w:val="a"/>
+    <w:basedOn w:val="Normal"/>
     <w:uiPriority w:val="34"/>
     <w:qFormat/>
     <w:rsid w:val="00C85792"/>
@@ -4430,4 +4434,16 @@
     </a:ext>
   </a:extLst>
 </a:theme>
+</file>
+
+<file path=customXml/item1.xml><?xml version="1.0" encoding="utf-8"?>
+<b:Sources xmlns:b="http://schemas.openxmlformats.org/officeDocument/2006/bibliography" xmlns="http://schemas.openxmlformats.org/officeDocument/2006/bibliography" SelectedStyle="\APASixthEditionOfficeOnline.xsl" StyleName="APA" Version="6"/>
+</file>
+
+<file path=customXml/itemProps1.xml><?xml version="1.0" encoding="utf-8"?>
+<ds:datastoreItem xmlns:ds="http://schemas.openxmlformats.org/officeDocument/2006/customXml" ds:itemID="{1C692A06-45FD-4426-8A45-E9643B5218E3}">
+  <ds:schemaRefs>
+    <ds:schemaRef ds:uri="http://schemas.openxmlformats.org/officeDocument/2006/bibliography"/>
+  </ds:schemaRefs>
+</ds:datastoreItem>
 </file>
--- a/doc/QBUS6810_assignment_instructions.docx
+++ b/doc/QBUS6810_assignment_instructions.docx
@@ -27,7 +27,7 @@
     </w:p>
     <w:p>
       <w:pPr>
-        <w:pStyle w:val="Heading1"/>
+        <w:pStyle w:val="1"/>
         <w:ind w:left="477" w:right="0" w:hanging="484"/>
       </w:pPr>
       <w:r>
@@ -77,7 +77,7 @@
     </w:p>
     <w:p>
       <w:pPr>
-        <w:pStyle w:val="Heading1"/>
+        <w:pStyle w:val="1"/>
         <w:ind w:left="477" w:right="0" w:hanging="484"/>
       </w:pPr>
       <w:r>
@@ -228,7 +228,7 @@
     </w:p>
     <w:p>
       <w:pPr>
-        <w:pStyle w:val="Heading1"/>
+        <w:pStyle w:val="1"/>
         <w:ind w:left="477" w:right="0" w:hanging="484"/>
       </w:pPr>
       <w:r>
@@ -300,7 +300,7 @@
     </w:p>
     <w:p>
       <w:pPr>
-        <w:pStyle w:val="Heading1"/>
+        <w:pStyle w:val="1"/>
         <w:ind w:left="477" w:right="0" w:hanging="484"/>
       </w:pPr>
       <w:r>
@@ -318,7 +318,7 @@
     </w:p>
     <w:p>
       <w:pPr>
-        <w:pStyle w:val="Heading2"/>
+        <w:pStyle w:val="2"/>
         <w:ind w:left="3"/>
       </w:pPr>
       <w:r>
@@ -345,7 +345,7 @@
     </w:p>
     <w:p>
       <w:pPr>
-        <w:pStyle w:val="Heading2"/>
+        <w:pStyle w:val="2"/>
         <w:ind w:left="3"/>
       </w:pPr>
       <w:r>
@@ -426,7 +426,7 @@
     </w:p>
     <w:p>
       <w:pPr>
-        <w:pStyle w:val="Heading2"/>
+        <w:pStyle w:val="2"/>
         <w:ind w:left="3"/>
       </w:pPr>
       <w:r>
@@ -512,7 +512,7 @@
     </w:p>
     <w:tbl>
       <w:tblPr>
-        <w:tblStyle w:val="PlainTable1"/>
+        <w:tblStyle w:val="11"/>
         <w:tblW w:w="0" w:type="auto"/>
         <w:jc w:val="center"/>
         <w:tblLayout w:type="fixed"/>
@@ -748,7 +748,7 @@
       <w:pPr>
         <w:ind w:left="443" w:hanging="437"/>
         <w:rPr>
-          <w:rFonts w:eastAsiaTheme="minorEastAsia" w:hint="eastAsia"/>
+          <w:rFonts w:eastAsiaTheme="minorEastAsia"/>
         </w:rPr>
       </w:pPr>
     </w:p>
@@ -811,7 +811,7 @@
     </w:p>
     <w:p>
       <w:pPr>
-        <w:pStyle w:val="Heading2"/>
+        <w:pStyle w:val="2"/>
         <w:ind w:left="3"/>
       </w:pPr>
       <w:r>
@@ -1208,7 +1208,7 @@
     </w:p>
     <w:p>
       <w:pPr>
-        <w:pStyle w:val="Heading2"/>
+        <w:pStyle w:val="2"/>
         <w:ind w:left="3"/>
       </w:pPr>
       <w:r>
@@ -1296,7 +1296,7 @@
     </w:p>
     <w:p>
       <w:pPr>
-        <w:pStyle w:val="Heading1"/>
+        <w:pStyle w:val="1"/>
         <w:ind w:left="477" w:right="0" w:hanging="484"/>
       </w:pPr>
       <w:r>
@@ -1456,7 +1456,7 @@
     </w:p>
     <w:p>
       <w:pPr>
-        <w:pStyle w:val="Heading1"/>
+        <w:pStyle w:val="1"/>
         <w:spacing w:after="169"/>
         <w:ind w:left="477" w:right="0" w:hanging="484"/>
       </w:pPr>
@@ -1537,7 +1537,7 @@
     </w:p>
     <w:p>
       <w:pPr>
-        <w:pStyle w:val="Heading1"/>
+        <w:pStyle w:val="1"/>
         <w:ind w:left="477" w:right="0" w:hanging="484"/>
       </w:pPr>
       <w:r>
@@ -1574,7 +1574,7 @@
     </w:p>
     <w:p>
       <w:pPr>
-        <w:pStyle w:val="ListParagraph"/>
+        <w:pStyle w:val="a6"/>
         <w:numPr>
           <w:ilvl w:val="0"/>
           <w:numId w:val="6"/>
@@ -1628,139 +1628,17 @@
         <w:jc w:val="left"/>
         <w:rPr>
           <w:rFonts w:eastAsiaTheme="minorEastAsia"/>
-        </w:rPr>
-      </w:pPr>
-    </w:p>
-    <w:p>
-      <w:pPr>
-        <w:spacing w:line="257" w:lineRule="auto"/>
-        <w:jc w:val="left"/>
-        <w:rPr>
-          <w:rFonts w:eastAsiaTheme="minorEastAsia"/>
-        </w:rPr>
-      </w:pPr>
-      <w:r>
-        <w:rPr>
-          <w:rFonts w:eastAsiaTheme="minorEastAsia" w:hint="eastAsia"/>
           <w:b/>
           <w:bCs/>
         </w:rPr>
-        <w:t>Business problem</w:t>
-      </w:r>
-      <w:r>
-        <w:rPr>
-          <w:rFonts w:eastAsiaTheme="minorEastAsia" w:hint="eastAsia"/>
-        </w:rPr>
-        <w:t>: The Cook County Assessor</w:t>
-      </w:r>
-      <w:r>
-        <w:rPr>
-          <w:rFonts w:eastAsiaTheme="minorEastAsia"/>
-        </w:rPr>
-        <w:t>’</w:t>
-      </w:r>
-      <w:r>
-        <w:rPr>
-          <w:rFonts w:eastAsiaTheme="minorEastAsia" w:hint="eastAsia"/>
-        </w:rPr>
-        <w:t xml:space="preserve">s Office must assess a large amount of residential properties in Cook County for property tax purposes. Since many homes do not have recent recorded sale, their market value cannot be observed directly. However, the office still needs to estimate what each property would sell for as of </w:t>
-      </w:r>
-      <w:r>
-        <w:rPr>
-          <w:rFonts w:eastAsiaTheme="minorEastAsia" w:hint="eastAsia"/>
-          <w:b/>
-          <w:bCs/>
-        </w:rPr>
-        <w:t>a specified valuation date</w:t>
-      </w:r>
-      <w:r>
-        <w:rPr>
-          <w:rFonts w:eastAsiaTheme="minorEastAsia" w:hint="eastAsia"/>
-        </w:rPr>
-        <w:t xml:space="preserve">. </w:t>
-      </w:r>
-    </w:p>
-    <w:p>
-      <w:pPr>
-        <w:spacing w:line="257" w:lineRule="auto"/>
-        <w:jc w:val="left"/>
-        <w:rPr>
-          <w:rFonts w:eastAsiaTheme="minorEastAsia"/>
-        </w:rPr>
-      </w:pPr>
-      <w:r>
-        <w:rPr>
-          <w:rFonts w:eastAsiaTheme="minorEastAsia" w:hint="eastAsia"/>
-          <w:b/>
-          <w:bCs/>
-        </w:rPr>
-        <w:t>User</w:t>
-      </w:r>
-      <w:r>
-        <w:rPr>
-          <w:rFonts w:eastAsiaTheme="minorEastAsia" w:hint="eastAsia"/>
-        </w:rPr>
-        <w:t>: Property analyst in residential valuation team</w:t>
-      </w:r>
-    </w:p>
-    <w:p>
-      <w:pPr>
-        <w:spacing w:line="257" w:lineRule="auto"/>
-        <w:jc w:val="left"/>
-        <w:rPr>
-          <w:rFonts w:eastAsiaTheme="minorEastAsia"/>
-        </w:rPr>
-      </w:pPr>
-      <w:r>
-        <w:rPr>
-          <w:rFonts w:eastAsiaTheme="minorEastAsia" w:hint="eastAsia"/>
-          <w:b/>
-          <w:bCs/>
-        </w:rPr>
-        <w:t>Target outpu</w:t>
-      </w:r>
-      <w:r>
-        <w:rPr>
-          <w:rFonts w:eastAsiaTheme="minorEastAsia" w:hint="eastAsia"/>
-        </w:rPr>
-        <w:t>t: Provide an initial price estimate for a home without a recent sale</w:t>
-      </w:r>
-      <w:r>
-        <w:rPr>
-          <w:rFonts w:eastAsiaTheme="minorEastAsia" w:hint="eastAsia"/>
-        </w:rPr>
-        <w:t xml:space="preserve">. This is a human-in-the-loop process: the model generates a first-pass estimate, and the analyst combines it with inspection information and professional judgement to determine the final assessed value. The model does not directly generate tax bills. </w:t>
-      </w:r>
-    </w:p>
-    <w:p>
-      <w:pPr>
-        <w:spacing w:line="257" w:lineRule="auto"/>
-        <w:jc w:val="left"/>
-        <w:rPr>
-          <w:rFonts w:eastAsiaTheme="minorEastAsia"/>
-        </w:rPr>
-      </w:pPr>
-      <w:r>
-        <w:rPr>
-          <w:rFonts w:eastAsiaTheme="minorEastAsia" w:hint="eastAsia"/>
-          <w:b/>
-          <w:bCs/>
-        </w:rPr>
-        <w:t>Practical value</w:t>
-      </w:r>
-      <w:r>
-        <w:rPr>
-          <w:rFonts w:eastAsiaTheme="minorEastAsia" w:hint="eastAsia"/>
-        </w:rPr>
-        <w:t xml:space="preserve">: </w:t>
-      </w:r>
-    </w:p>
-    <w:p>
-      <w:pPr>
-        <w:pStyle w:val="ListParagraph"/>
+      </w:pPr>
+    </w:p>
+    <w:p>
+      <w:pPr>
+        <w:pStyle w:val="a6"/>
         <w:numPr>
           <w:ilvl w:val="0"/>
-          <w:numId w:val="7"/>
+          <w:numId w:val="8"/>
         </w:numPr>
         <w:spacing w:line="257" w:lineRule="auto"/>
         <w:ind w:firstLineChars="0"/>
@@ -1773,61 +1651,208 @@
         <w:rPr>
           <w:rFonts w:eastAsiaTheme="minorEastAsia" w:hint="eastAsia"/>
         </w:rPr>
-        <w:t>Reduced repetitive manual work: the model can generate initial estimates for large numbers of homes without recent sales in bulk. Then the analyst can pay more attention on reviewing and correcting these estimates.</w:t>
-      </w:r>
-    </w:p>
-    <w:p>
-      <w:pPr>
-        <w:pStyle w:val="ListParagraph"/>
-        <w:numPr>
-          <w:ilvl w:val="0"/>
-          <w:numId w:val="7"/>
-        </w:numPr>
+        <w:t>The Cook County Assessor</w:t>
+      </w:r>
+      <w:r>
+        <w:rPr>
+          <w:rFonts w:eastAsiaTheme="minorEastAsia"/>
+        </w:rPr>
+        <w:t>’</w:t>
+      </w:r>
+      <w:r>
+        <w:rPr>
+          <w:rFonts w:eastAsiaTheme="minorEastAsia" w:hint="eastAsia"/>
+        </w:rPr>
+        <w:t xml:space="preserve">s Office must assess a large amount of residential properties in Cook County for property tax purposes. Since many homes do not have recent recorded sale, their market value cannot be observed directly. However, the office still needs to estimate what each property would sell for as of </w:t>
+      </w:r>
+      <w:r>
+        <w:rPr>
+          <w:rFonts w:eastAsiaTheme="minorEastAsia" w:hint="eastAsia"/>
+          <w:b/>
+          <w:bCs/>
+        </w:rPr>
+        <w:t>a specified valuation date</w:t>
+      </w:r>
+      <w:r>
+        <w:rPr>
+          <w:rFonts w:eastAsiaTheme="minorEastAsia" w:hint="eastAsia"/>
+        </w:rPr>
+        <w:t xml:space="preserve">. </w:t>
+      </w:r>
+    </w:p>
+    <w:p>
+      <w:pPr>
+        <w:pStyle w:val="a6"/>
         <w:spacing w:line="257" w:lineRule="auto"/>
-        <w:ind w:firstLineChars="0"/>
+        <w:ind w:left="440" w:firstLineChars="0" w:firstLine="0"/>
         <w:jc w:val="left"/>
         <w:rPr>
+          <w:rFonts w:eastAsiaTheme="minorEastAsia" w:hint="eastAsia"/>
+        </w:rPr>
+      </w:pPr>
+    </w:p>
+    <w:p>
+      <w:pPr>
+        <w:pStyle w:val="a6"/>
+        <w:spacing w:line="257" w:lineRule="auto"/>
+        <w:ind w:left="440" w:firstLineChars="0" w:firstLine="0"/>
+        <w:jc w:val="left"/>
+        <w:rPr>
           <w:rFonts w:eastAsiaTheme="minorEastAsia"/>
         </w:rPr>
       </w:pPr>
       <w:r>
         <w:rPr>
+          <w:rFonts w:eastAsiaTheme="minorEastAsia"/>
+        </w:rPr>
+        <w:t>The proposed use of the model is to provide an initial price estimate for a home without a recent</w:t>
+      </w:r>
+    </w:p>
+    <w:p>
+      <w:pPr>
+        <w:pStyle w:val="a6"/>
+        <w:spacing w:line="257" w:lineRule="auto"/>
+        <w:ind w:left="440" w:firstLineChars="0" w:firstLine="0"/>
+        <w:jc w:val="left"/>
+        <w:rPr>
+          <w:rFonts w:eastAsiaTheme="minorEastAsia"/>
+        </w:rPr>
+      </w:pPr>
+      <w:r>
+        <w:rPr>
+          <w:rFonts w:eastAsiaTheme="minorEastAsia"/>
+        </w:rPr>
+        <w:t>sale. This estimate is intended for a property analyst in the residential valuation team, who</w:t>
+      </w:r>
+      <w:r>
+        <w:rPr>
           <w:rFonts w:eastAsiaTheme="minorEastAsia" w:hint="eastAsia"/>
         </w:rPr>
-        <w:t xml:space="preserve">Improved consistency: the model can provide a reproducible starting point for comparable homes, reducing subjective variation. </w:t>
-      </w:r>
-    </w:p>
-    <w:p>
-      <w:pPr>
-        <w:pStyle w:val="ListParagraph"/>
-        <w:numPr>
-          <w:ilvl w:val="0"/>
-          <w:numId w:val="7"/>
-        </w:numPr>
+        <w:t xml:space="preserve"> </w:t>
+      </w:r>
+      <w:r>
+        <w:rPr>
+          <w:rFonts w:eastAsiaTheme="minorEastAsia"/>
+        </w:rPr>
+        <w:t>combines the model output with inspection information and professional judgement to determine</w:t>
+      </w:r>
+      <w:r>
+        <w:rPr>
+          <w:rFonts w:eastAsiaTheme="minorEastAsia" w:hint="eastAsia"/>
+        </w:rPr>
+        <w:t xml:space="preserve"> </w:t>
+      </w:r>
+      <w:r>
+        <w:rPr>
+          <w:rFonts w:eastAsiaTheme="minorEastAsia"/>
+        </w:rPr>
+        <w:t>the final assessed value. The process is explicitly human-in-the-loop: the model generates a first-pass estimate, and the analyst reviews and corrects it. The model does not directly generate tax</w:t>
+      </w:r>
+      <w:r>
+        <w:rPr>
+          <w:rFonts w:eastAsiaTheme="minorEastAsia" w:hint="eastAsia"/>
+        </w:rPr>
+        <w:t>.</w:t>
+      </w:r>
+    </w:p>
+    <w:p>
+      <w:pPr>
+        <w:pStyle w:val="a6"/>
         <w:spacing w:line="257" w:lineRule="auto"/>
-        <w:ind w:firstLineChars="0"/>
+        <w:ind w:left="440" w:firstLineChars="0" w:firstLine="0"/>
         <w:jc w:val="left"/>
         <w:rPr>
           <w:rFonts w:eastAsiaTheme="minorEastAsia"/>
         </w:rPr>
       </w:pPr>
-      <w:r>
+    </w:p>
+    <w:p>
+      <w:pPr>
+        <w:pStyle w:val="a6"/>
+        <w:spacing w:line="257" w:lineRule="auto"/>
+        <w:ind w:left="440" w:firstLineChars="0" w:firstLine="0"/>
+        <w:jc w:val="left"/>
         <w:rPr>
           <w:rFonts w:eastAsiaTheme="minorEastAsia" w:hint="eastAsia"/>
         </w:rPr>
-        <w:t>Scalability: a model-based approach supports the office</w:t>
-      </w:r>
+      </w:pPr>
       <w:r>
         <w:rPr>
           <w:rFonts w:eastAsiaTheme="minorEastAsia"/>
         </w:rPr>
-        <w:t>’</w:t>
+        <w:t>This project offers three practical benefits. First, it reduces repetitive manual work, because the</w:t>
       </w:r>
       <w:r>
         <w:rPr>
           <w:rFonts w:eastAsiaTheme="minorEastAsia" w:hint="eastAsia"/>
         </w:rPr>
-        <w:t xml:space="preserve">s need to value abundant properties at scale, which is preferable to pricing each home individually by hand. </w:t>
+        <w:t xml:space="preserve"> </w:t>
+      </w:r>
+      <w:r>
+        <w:rPr>
+          <w:rFonts w:eastAsiaTheme="minorEastAsia"/>
+        </w:rPr>
+        <w:t>model can generate initial estimates for large numbers of homes without recent sales in bulk</w:t>
+      </w:r>
+      <w:r>
+        <w:rPr>
+          <w:rFonts w:eastAsiaTheme="minorEastAsia" w:hint="eastAsia"/>
+        </w:rPr>
+        <w:t xml:space="preserve">, </w:t>
+      </w:r>
+      <w:r>
+        <w:rPr>
+          <w:rFonts w:eastAsiaTheme="minorEastAsia"/>
+        </w:rPr>
+        <w:t>allowing analysts to concentrate on reviewing and correcting estimates rather than pricing each</w:t>
+      </w:r>
+      <w:r>
+        <w:rPr>
+          <w:rFonts w:eastAsiaTheme="minorEastAsia" w:hint="eastAsia"/>
+        </w:rPr>
+        <w:t xml:space="preserve"> </w:t>
+      </w:r>
+      <w:r>
+        <w:rPr>
+          <w:rFonts w:eastAsiaTheme="minorEastAsia"/>
+        </w:rPr>
+        <w:t>home from scratch. Second, it improves consistency, as the model provides a reproducible starting</w:t>
+      </w:r>
+      <w:r>
+        <w:rPr>
+          <w:rFonts w:eastAsiaTheme="minorEastAsia" w:hint="eastAsia"/>
+        </w:rPr>
+        <w:t xml:space="preserve"> </w:t>
+      </w:r>
+      <w:r>
+        <w:rPr>
+          <w:rFonts w:eastAsiaTheme="minorEastAsia"/>
+        </w:rPr>
+        <w:t>point for comparable homes and thereby reduces subjective variation between analysts. Third, it</w:t>
+      </w:r>
+      <w:r>
+        <w:rPr>
+          <w:rFonts w:eastAsiaTheme="minorEastAsia" w:hint="eastAsia"/>
+        </w:rPr>
+        <w:t xml:space="preserve"> </w:t>
+      </w:r>
+      <w:r>
+        <w:rPr>
+          <w:rFonts w:eastAsiaTheme="minorEastAsia"/>
+        </w:rPr>
+        <w:t>supports scalability, since a model-based approach can value abundant properties at scale far</w:t>
+      </w:r>
+      <w:r>
+        <w:rPr>
+          <w:rFonts w:eastAsiaTheme="minorEastAsia" w:hint="eastAsia"/>
+        </w:rPr>
+        <w:t xml:space="preserve"> </w:t>
+      </w:r>
+      <w:r>
+        <w:rPr>
+          <w:rFonts w:eastAsiaTheme="minorEastAsia"/>
+        </w:rPr>
+        <w:t>more readily than pricing each home individually by hand</w:t>
       </w:r>
     </w:p>
     <w:p>
@@ -1841,16 +1866,7 @@
     </w:p>
     <w:p>
       <w:pPr>
-        <w:spacing w:line="257" w:lineRule="auto"/>
-        <w:jc w:val="left"/>
-        <w:rPr>
-          <w:rFonts w:eastAsiaTheme="minorEastAsia"/>
-        </w:rPr>
-      </w:pPr>
-    </w:p>
-    <w:p>
-      <w:pPr>
-        <w:pStyle w:val="ListParagraph"/>
+        <w:pStyle w:val="a6"/>
         <w:numPr>
           <w:ilvl w:val="0"/>
           <w:numId w:val="6"/>
@@ -2512,6 +2528,95 @@
     </w:lvl>
   </w:abstractNum>
   <w:abstractNum w:abstractNumId="2" w15:restartNumberingAfterBreak="0">
+    <w:nsid w:val="18825EB9"/>
+    <w:multiLevelType w:val="hybridMultilevel"/>
+    <w:tmpl w:val="428A0756"/>
+    <w:lvl w:ilvl="0" w:tplc="79D09C8E">
+      <w:start w:val="1"/>
+      <w:numFmt w:val="decimal"/>
+      <w:lvlText w:val="%1a."/>
+      <w:lvlJc w:val="left"/>
+      <w:pPr>
+        <w:ind w:left="440" w:hanging="440"/>
+      </w:pPr>
+      <w:rPr>
+        <w:rFonts w:hint="eastAsia"/>
+      </w:rPr>
+    </w:lvl>
+    <w:lvl w:ilvl="1" w:tplc="04090019" w:tentative="1">
+      <w:start w:val="1"/>
+      <w:numFmt w:val="lowerLetter"/>
+      <w:lvlText w:val="%2)"/>
+      <w:lvlJc w:val="left"/>
+      <w:pPr>
+        <w:ind w:left="880" w:hanging="440"/>
+      </w:pPr>
+    </w:lvl>
+    <w:lvl w:ilvl="2" w:tplc="0409001B" w:tentative="1">
+      <w:start w:val="1"/>
+      <w:numFmt w:val="lowerRoman"/>
+      <w:lvlText w:val="%3."/>
+      <w:lvlJc w:val="right"/>
+      <w:pPr>
+        <w:ind w:left="1320" w:hanging="440"/>
+      </w:pPr>
+    </w:lvl>
+    <w:lvl w:ilvl="3" w:tplc="0409000F" w:tentative="1">
+      <w:start w:val="1"/>
+      <w:numFmt w:val="decimal"/>
+      <w:lvlText w:val="%4."/>
+      <w:lvlJc w:val="left"/>
+      <w:pPr>
+        <w:ind w:left="1760" w:hanging="440"/>
+      </w:pPr>
+    </w:lvl>
+    <w:lvl w:ilvl="4" w:tplc="04090019" w:tentative="1">
+      <w:start w:val="1"/>
+      <w:numFmt w:val="lowerLetter"/>
+      <w:lvlText w:val="%5)"/>
+      <w:lvlJc w:val="left"/>
+      <w:pPr>
+        <w:ind w:left="2200" w:hanging="440"/>
+      </w:pPr>
+    </w:lvl>
+    <w:lvl w:ilvl="5" w:tplc="0409001B" w:tentative="1">
+      <w:start w:val="1"/>
+      <w:numFmt w:val="lowerRoman"/>
+      <w:lvlText w:val="%6."/>
+      <w:lvlJc w:val="right"/>
+      <w:pPr>
+        <w:ind w:left="2640" w:hanging="440"/>
+      </w:pPr>
+    </w:lvl>
+    <w:lvl w:ilvl="6" w:tplc="0409000F" w:tentative="1">
+      <w:start w:val="1"/>
+      <w:numFmt w:val="decimal"/>
+      <w:lvlText w:val="%7."/>
+      <w:lvlJc w:val="left"/>
+      <w:pPr>
+        <w:ind w:left="3080" w:hanging="440"/>
+      </w:pPr>
+    </w:lvl>
+    <w:lvl w:ilvl="7" w:tplc="04090019" w:tentative="1">
+      <w:start w:val="1"/>
+      <w:numFmt w:val="lowerLetter"/>
+      <w:lvlText w:val="%8)"/>
+      <w:lvlJc w:val="left"/>
+      <w:pPr>
+        <w:ind w:left="3520" w:hanging="440"/>
+      </w:pPr>
+    </w:lvl>
+    <w:lvl w:ilvl="8" w:tplc="0409001B" w:tentative="1">
+      <w:start w:val="1"/>
+      <w:numFmt w:val="lowerRoman"/>
+      <w:lvlText w:val="%9."/>
+      <w:lvlJc w:val="right"/>
+      <w:pPr>
+        <w:ind w:left="3960" w:hanging="440"/>
+      </w:pPr>
+    </w:lvl>
+  </w:abstractNum>
+  <w:abstractNum w:abstractNumId="3" w15:restartNumberingAfterBreak="0">
     <w:nsid w:val="304B7422"/>
     <w:multiLevelType w:val="hybridMultilevel"/>
     <w:tmpl w:val="FAF63480"/>
@@ -2723,7 +2828,7 @@
       </w:rPr>
     </w:lvl>
   </w:abstractNum>
-  <w:abstractNum w:abstractNumId="3" w15:restartNumberingAfterBreak="0">
+  <w:abstractNum w:abstractNumId="4" w15:restartNumberingAfterBreak="0">
     <w:nsid w:val="32053825"/>
     <w:multiLevelType w:val="hybridMultilevel"/>
     <w:tmpl w:val="35D6C05E"/>
@@ -2812,7 +2917,7 @@
       </w:pPr>
     </w:lvl>
   </w:abstractNum>
-  <w:abstractNum w:abstractNumId="4" w15:restartNumberingAfterBreak="0">
+  <w:abstractNum w:abstractNumId="5" w15:restartNumberingAfterBreak="0">
     <w:nsid w:val="42FE51F4"/>
     <w:multiLevelType w:val="hybridMultilevel"/>
     <w:tmpl w:val="A226018E"/>
@@ -3024,7 +3129,7 @@
       </w:rPr>
     </w:lvl>
   </w:abstractNum>
-  <w:abstractNum w:abstractNumId="5" w15:restartNumberingAfterBreak="0">
+  <w:abstractNum w:abstractNumId="6" w15:restartNumberingAfterBreak="0">
     <w:nsid w:val="4E073781"/>
     <w:multiLevelType w:val="hybridMultilevel"/>
     <w:tmpl w:val="2F88F9A2"/>
@@ -3113,14 +3218,14 @@
       </w:pPr>
     </w:lvl>
   </w:abstractNum>
-  <w:abstractNum w:abstractNumId="6" w15:restartNumberingAfterBreak="0">
+  <w:abstractNum w:abstractNumId="7" w15:restartNumberingAfterBreak="0">
     <w:nsid w:val="544073F8"/>
     <w:multiLevelType w:val="hybridMultilevel"/>
     <w:tmpl w:val="78BC3FD6"/>
     <w:lvl w:ilvl="0" w:tplc="789A1912">
       <w:start w:val="1"/>
       <w:numFmt w:val="decimal"/>
-      <w:pStyle w:val="Heading1"/>
+      <w:pStyle w:val="1"/>
       <w:lvlText w:val="%1"/>
       <w:lvlJc w:val="left"/>
       <w:pPr>
@@ -3339,22 +3444,25 @@
     <w:abstractNumId w:val="1"/>
   </w:num>
   <w:num w:numId="2" w16cid:durableId="1028333939">
-    <w:abstractNumId w:val="4"/>
+    <w:abstractNumId w:val="5"/>
   </w:num>
   <w:num w:numId="3" w16cid:durableId="2041003331">
-    <w:abstractNumId w:val="2"/>
+    <w:abstractNumId w:val="3"/>
   </w:num>
   <w:num w:numId="4" w16cid:durableId="543834558">
     <w:abstractNumId w:val="0"/>
   </w:num>
   <w:num w:numId="5" w16cid:durableId="1155144563">
+    <w:abstractNumId w:val="7"/>
+  </w:num>
+  <w:num w:numId="6" w16cid:durableId="322321522">
+    <w:abstractNumId w:val="4"/>
+  </w:num>
+  <w:num w:numId="7" w16cid:durableId="1626158007">
     <w:abstractNumId w:val="6"/>
   </w:num>
-  <w:num w:numId="6" w16cid:durableId="322321522">
-    <w:abstractNumId w:val="3"/>
-  </w:num>
-  <w:num w:numId="7" w16cid:durableId="1626158007">
-    <w:abstractNumId w:val="5"/>
+  <w:num w:numId="8" w16cid:durableId="1346588590">
+    <w:abstractNumId w:val="2"/>
   </w:num>
 </w:numbering>
 </file>
@@ -3756,7 +3864,7 @@
     <w:lsdException w:name="Unresolved Mention" w:semiHidden="1" w:unhideWhenUsed="1"/>
     <w:lsdException w:name="Smart Link" w:semiHidden="1" w:unhideWhenUsed="1"/>
   </w:latentStyles>
-  <w:style w:type="paragraph" w:default="1" w:styleId="Normal">
+  <w:style w:type="paragraph" w:default="1" w:styleId="a">
     <w:name w:val="Normal"/>
     <w:qFormat/>
     <w:rsid w:val="00A84538"/>
@@ -3769,10 +3877,10 @@
       <w:color w:val="000000"/>
     </w:rPr>
   </w:style>
-  <w:style w:type="paragraph" w:styleId="Heading1">
+  <w:style w:type="paragraph" w:styleId="1">
     <w:name w:val="heading 1"/>
-    <w:next w:val="Normal"/>
-    <w:link w:val="Heading1Char"/>
+    <w:next w:val="a"/>
+    <w:link w:val="10"/>
     <w:uiPriority w:val="9"/>
     <w:qFormat/>
     <w:pPr>
@@ -3792,10 +3900,10 @@
       <w:sz w:val="29"/>
     </w:rPr>
   </w:style>
-  <w:style w:type="paragraph" w:styleId="Heading2">
+  <w:style w:type="paragraph" w:styleId="2">
     <w:name w:val="heading 2"/>
-    <w:next w:val="Normal"/>
-    <w:link w:val="Heading2Char"/>
+    <w:next w:val="a"/>
+    <w:link w:val="20"/>
     <w:uiPriority w:val="9"/>
     <w:unhideWhenUsed/>
     <w:qFormat/>
@@ -3813,13 +3921,13 @@
       <w:sz w:val="24"/>
     </w:rPr>
   </w:style>
-  <w:style w:type="character" w:default="1" w:styleId="DefaultParagraphFont">
+  <w:style w:type="character" w:default="1" w:styleId="a0">
     <w:name w:val="Default Paragraph Font"/>
     <w:uiPriority w:val="1"/>
     <w:semiHidden/>
     <w:unhideWhenUsed/>
   </w:style>
-  <w:style w:type="table" w:default="1" w:styleId="TableNormal">
+  <w:style w:type="table" w:default="1" w:styleId="a1">
     <w:name w:val="Normal Table"/>
     <w:uiPriority w:val="99"/>
     <w:semiHidden/>
@@ -3834,15 +3942,15 @@
       </w:tblCellMar>
     </w:tblPr>
   </w:style>
-  <w:style w:type="numbering" w:default="1" w:styleId="NoList">
+  <w:style w:type="numbering" w:default="1" w:styleId="a2">
     <w:name w:val="No List"/>
     <w:uiPriority w:val="99"/>
     <w:semiHidden/>
     <w:unhideWhenUsed/>
   </w:style>
-  <w:style w:type="character" w:customStyle="1" w:styleId="Heading2Char">
-    <w:name w:val="Heading 2 Char"/>
-    <w:link w:val="Heading2"/>
+  <w:style w:type="character" w:customStyle="1" w:styleId="20">
+    <w:name w:val="标题 2 字符"/>
+    <w:link w:val="2"/>
     <w:rPr>
       <w:rFonts w:ascii="Times New Roman" w:eastAsia="Times New Roman" w:hAnsi="Times New Roman" w:cs="Times New Roman"/>
       <w:b/>
@@ -3850,9 +3958,9 @@
       <w:sz w:val="24"/>
     </w:rPr>
   </w:style>
-  <w:style w:type="character" w:customStyle="1" w:styleId="Heading1Char">
-    <w:name w:val="Heading 1 Char"/>
-    <w:link w:val="Heading1"/>
+  <w:style w:type="character" w:customStyle="1" w:styleId="10">
+    <w:name w:val="标题 1 字符"/>
+    <w:link w:val="1"/>
     <w:rPr>
       <w:rFonts w:ascii="Times New Roman" w:eastAsia="Times New Roman" w:hAnsi="Times New Roman" w:cs="Times New Roman"/>
       <w:b/>
@@ -3862,7 +3970,7 @@
   </w:style>
   <w:style w:type="paragraph" w:customStyle="1" w:styleId="footnotedescription">
     <w:name w:val="footnote description"/>
-    <w:next w:val="Normal"/>
+    <w:next w:val="a"/>
     <w:link w:val="footnotedescriptionChar"/>
     <w:hidden/>
     <w:pPr>
@@ -3908,10 +4016,10 @@
       </w:tblCellMar>
     </w:tblPr>
   </w:style>
-  <w:style w:type="paragraph" w:styleId="Header">
+  <w:style w:type="paragraph" w:styleId="a3">
     <w:name w:val="header"/>
-    <w:basedOn w:val="Normal"/>
-    <w:link w:val="HeaderChar"/>
+    <w:basedOn w:val="a"/>
+    <w:link w:val="a4"/>
     <w:uiPriority w:val="99"/>
     <w:unhideWhenUsed/>
     <w:rsid w:val="00810A2C"/>
@@ -3928,10 +4036,10 @@
       <w:szCs w:val="18"/>
     </w:rPr>
   </w:style>
-  <w:style w:type="character" w:customStyle="1" w:styleId="HeaderChar">
-    <w:name w:val="Header Char"/>
-    <w:basedOn w:val="DefaultParagraphFont"/>
-    <w:link w:val="Header"/>
+  <w:style w:type="character" w:customStyle="1" w:styleId="a4">
+    <w:name w:val="页眉 字符"/>
+    <w:basedOn w:val="a0"/>
+    <w:link w:val="a3"/>
     <w:uiPriority w:val="99"/>
     <w:rsid w:val="00810A2C"/>
     <w:rPr>
@@ -3941,9 +4049,9 @@
       <w:szCs w:val="18"/>
     </w:rPr>
   </w:style>
-  <w:style w:type="table" w:styleId="PlainTable3">
+  <w:style w:type="table" w:styleId="3">
     <w:name w:val="Plain Table 3"/>
-    <w:basedOn w:val="TableNormal"/>
+    <w:basedOn w:val="a1"/>
     <w:uiPriority w:val="43"/>
     <w:rsid w:val="00534EDB"/>
     <w:pPr>
@@ -4034,9 +4142,9 @@
       </w:tcPr>
     </w:tblStylePr>
   </w:style>
-  <w:style w:type="table" w:styleId="PlainTable1">
+  <w:style w:type="table" w:styleId="11">
     <w:name w:val="Plain Table 1"/>
-    <w:basedOn w:val="TableNormal"/>
+    <w:basedOn w:val="a1"/>
     <w:uiPriority w:val="41"/>
     <w:rsid w:val="00534EDB"/>
     <w:pPr>
@@ -4097,9 +4205,9 @@
       </w:tcPr>
     </w:tblStylePr>
   </w:style>
-  <w:style w:type="paragraph" w:styleId="NormalWeb">
+  <w:style w:type="paragraph" w:styleId="a5">
     <w:name w:val="Normal (Web)"/>
-    <w:basedOn w:val="Normal"/>
+    <w:basedOn w:val="a"/>
     <w:uiPriority w:val="99"/>
     <w:semiHidden/>
     <w:unhideWhenUsed/>
@@ -4108,9 +4216,9 @@
       <w:sz w:val="24"/>
     </w:rPr>
   </w:style>
-  <w:style w:type="paragraph" w:styleId="ListParagraph">
+  <w:style w:type="paragraph" w:styleId="a6">
     <w:name w:val="List Paragraph"/>
-    <w:basedOn w:val="Normal"/>
+    <w:basedOn w:val="a"/>
     <w:uiPriority w:val="34"/>
     <w:qFormat/>
     <w:rsid w:val="00C85792"/>

--- a/doc/QBUS6810_assignment_instructions.docx
+++ b/doc/QBUS6810_assignment_instructions.docx
@@ -27,7 +27,7 @@
     </w:p>
     <w:p>
       <w:pPr>
-        <w:pStyle w:val="1"/>
+        <w:pStyle w:val="Heading1"/>
         <w:ind w:left="477" w:right="0" w:hanging="484"/>
       </w:pPr>
       <w:r>
@@ -77,7 +77,7 @@
     </w:p>
     <w:p>
       <w:pPr>
-        <w:pStyle w:val="1"/>
+        <w:pStyle w:val="Heading1"/>
         <w:ind w:left="477" w:right="0" w:hanging="484"/>
       </w:pPr>
       <w:r>
@@ -228,7 +228,7 @@
     </w:p>
     <w:p>
       <w:pPr>
-        <w:pStyle w:val="1"/>
+        <w:pStyle w:val="Heading1"/>
         <w:ind w:left="477" w:right="0" w:hanging="484"/>
       </w:pPr>
       <w:r>
@@ -300,7 +300,7 @@
     </w:p>
     <w:p>
       <w:pPr>
-        <w:pStyle w:val="1"/>
+        <w:pStyle w:val="Heading1"/>
         <w:ind w:left="477" w:right="0" w:hanging="484"/>
       </w:pPr>
       <w:r>
@@ -318,7 +318,7 @@
     </w:p>
     <w:p>
       <w:pPr>
-        <w:pStyle w:val="2"/>
+        <w:pStyle w:val="Heading2"/>
         <w:ind w:left="3"/>
       </w:pPr>
       <w:r>
@@ -345,11 +345,233 @@
     </w:p>
     <w:p>
       <w:pPr>
-        <w:pStyle w:val="2"/>
+        <w:rPr>
+          <w:rFonts w:eastAsiaTheme="minorEastAsia"/>
+        </w:rPr>
+      </w:pPr>
+      <w:r>
+        <w:rPr>
+          <w:rFonts w:eastAsiaTheme="minorEastAsia" w:hint="eastAsia"/>
+        </w:rPr>
+        <w:lastRenderedPageBreak/>
+        <w:t>The Cook County Assessor</w:t>
+      </w:r>
+      <w:r>
+        <w:rPr>
+          <w:rFonts w:eastAsiaTheme="minorEastAsia"/>
+        </w:rPr>
+        <w:t>’</w:t>
+      </w:r>
+      <w:r>
+        <w:rPr>
+          <w:rFonts w:eastAsiaTheme="minorEastAsia" w:hint="eastAsia"/>
+        </w:rPr>
+        <w:t xml:space="preserve">s Office must assess a large </w:t>
+      </w:r>
+      <w:proofErr w:type="gramStart"/>
+      <w:r>
+        <w:rPr>
+          <w:rFonts w:eastAsiaTheme="minorEastAsia" w:hint="eastAsia"/>
+        </w:rPr>
+        <w:t>amount</w:t>
+      </w:r>
+      <w:proofErr w:type="gramEnd"/>
+      <w:r>
+        <w:rPr>
+          <w:rFonts w:eastAsiaTheme="minorEastAsia" w:hint="eastAsia"/>
+        </w:rPr>
+        <w:t xml:space="preserve"> of residential properties in Cook County for property tax purposes. Since many homes do not have recent recorded </w:t>
+      </w:r>
+      <w:proofErr w:type="gramStart"/>
+      <w:r>
+        <w:rPr>
+          <w:rFonts w:eastAsiaTheme="minorEastAsia" w:hint="eastAsia"/>
+        </w:rPr>
+        <w:t>sale</w:t>
+      </w:r>
+      <w:proofErr w:type="gramEnd"/>
+      <w:r>
+        <w:rPr>
+          <w:rFonts w:eastAsiaTheme="minorEastAsia" w:hint="eastAsia"/>
+        </w:rPr>
+        <w:t xml:space="preserve">, their market value cannot be observed directly. However, the office still needs to estimate what each property would sell for as of </w:t>
+      </w:r>
+      <w:r>
+        <w:rPr>
+          <w:rFonts w:eastAsiaTheme="minorEastAsia" w:hint="eastAsia"/>
+          <w:b/>
+          <w:bCs/>
+        </w:rPr>
+        <w:t>a specified valuation date</w:t>
+      </w:r>
+      <w:r>
+        <w:rPr>
+          <w:rFonts w:eastAsiaTheme="minorEastAsia" w:hint="eastAsia"/>
+        </w:rPr>
+        <w:t xml:space="preserve">. </w:t>
+      </w:r>
+    </w:p>
+    <w:p>
+      <w:pPr>
+        <w:rPr>
+          <w:rFonts w:eastAsiaTheme="minorEastAsia"/>
+        </w:rPr>
+      </w:pPr>
+    </w:p>
+    <w:p>
+      <w:pPr>
+        <w:rPr>
+          <w:rFonts w:eastAsiaTheme="minorEastAsia"/>
+        </w:rPr>
+      </w:pPr>
+      <w:r>
+        <w:rPr>
+          <w:rFonts w:eastAsiaTheme="minorEastAsia"/>
+        </w:rPr>
+        <w:t>The proposed use of the model is to provide an initial price estimate for a home without a recent</w:t>
+      </w:r>
+    </w:p>
+    <w:p>
+      <w:pPr>
+        <w:rPr>
+          <w:rFonts w:eastAsiaTheme="minorEastAsia"/>
+        </w:rPr>
+      </w:pPr>
+      <w:r>
+        <w:rPr>
+          <w:rFonts w:eastAsiaTheme="minorEastAsia"/>
+        </w:rPr>
+        <w:t>sale. This estimate is intended for a property analyst in the residential valuation team, who</w:t>
+      </w:r>
+      <w:r>
+        <w:rPr>
+          <w:rFonts w:eastAsiaTheme="minorEastAsia" w:hint="eastAsia"/>
+        </w:rPr>
+        <w:t xml:space="preserve"> </w:t>
+      </w:r>
+      <w:r>
+        <w:rPr>
+          <w:rFonts w:eastAsiaTheme="minorEastAsia"/>
+        </w:rPr>
+        <w:t>combines the model output with inspection information and professional judgement to determine</w:t>
+      </w:r>
+      <w:r>
+        <w:rPr>
+          <w:rFonts w:eastAsiaTheme="minorEastAsia" w:hint="eastAsia"/>
+        </w:rPr>
+        <w:t xml:space="preserve"> </w:t>
+      </w:r>
+      <w:r>
+        <w:rPr>
+          <w:rFonts w:eastAsiaTheme="minorEastAsia"/>
+        </w:rPr>
+        <w:t>the final assessed value. The process is explicitly human-in-the-loop: the model generates a first-pass estimate, and the analyst reviews and corrects it. The model does not directly generate tax</w:t>
+      </w:r>
+      <w:r>
+        <w:rPr>
+          <w:rFonts w:eastAsiaTheme="minorEastAsia" w:hint="eastAsia"/>
+        </w:rPr>
+        <w:t>.</w:t>
+      </w:r>
+    </w:p>
+    <w:p>
+      <w:pPr>
+        <w:rPr>
+          <w:rFonts w:eastAsiaTheme="minorEastAsia"/>
+        </w:rPr>
+      </w:pPr>
+    </w:p>
+    <w:p>
+      <w:pPr>
+        <w:rPr>
+          <w:rFonts w:eastAsiaTheme="minorEastAsia"/>
+        </w:rPr>
+      </w:pPr>
+      <w:r>
+        <w:rPr>
+          <w:rFonts w:eastAsiaTheme="minorEastAsia"/>
+        </w:rPr>
+        <w:t>This project offers three practical benefits. First, it reduces repetitive manual work, because the</w:t>
+      </w:r>
+      <w:r>
+        <w:rPr>
+          <w:rFonts w:eastAsiaTheme="minorEastAsia" w:hint="eastAsia"/>
+        </w:rPr>
+        <w:t xml:space="preserve"> </w:t>
+      </w:r>
+      <w:r>
+        <w:rPr>
+          <w:rFonts w:eastAsiaTheme="minorEastAsia"/>
+        </w:rPr>
+        <w:t>model can generate initial estimates for large numbers of homes without recent sales in bulk</w:t>
+      </w:r>
+      <w:r>
+        <w:rPr>
+          <w:rFonts w:eastAsiaTheme="minorEastAsia" w:hint="eastAsia"/>
+        </w:rPr>
+        <w:t xml:space="preserve">, </w:t>
+      </w:r>
+      <w:r>
+        <w:rPr>
+          <w:rFonts w:eastAsiaTheme="minorEastAsia"/>
+        </w:rPr>
+        <w:t>allowing analysts to concentrate on reviewing and correcting estimates rather than pricing each</w:t>
+      </w:r>
+      <w:r>
+        <w:rPr>
+          <w:rFonts w:eastAsiaTheme="minorEastAsia" w:hint="eastAsia"/>
+        </w:rPr>
+        <w:t xml:space="preserve"> </w:t>
+      </w:r>
+      <w:r>
+        <w:rPr>
+          <w:rFonts w:eastAsiaTheme="minorEastAsia"/>
+        </w:rPr>
+        <w:t>home from scratch. Second, it improves consistency, as the model provides a reproducible starting</w:t>
+      </w:r>
+      <w:r>
+        <w:rPr>
+          <w:rFonts w:eastAsiaTheme="minorEastAsia" w:hint="eastAsia"/>
+        </w:rPr>
+        <w:t xml:space="preserve"> </w:t>
+      </w:r>
+      <w:r>
+        <w:rPr>
+          <w:rFonts w:eastAsiaTheme="minorEastAsia"/>
+        </w:rPr>
+        <w:t>point for comparable homes and thereby reduces subjective variation between analysts. Third, it</w:t>
+      </w:r>
+      <w:r>
+        <w:rPr>
+          <w:rFonts w:eastAsiaTheme="minorEastAsia" w:hint="eastAsia"/>
+        </w:rPr>
+        <w:t xml:space="preserve"> </w:t>
+      </w:r>
+      <w:r>
+        <w:rPr>
+          <w:rFonts w:eastAsiaTheme="minorEastAsia"/>
+        </w:rPr>
+        <w:t>supports scalability, since a model-based approach can value abundant properties at scale far</w:t>
+      </w:r>
+      <w:r>
+        <w:rPr>
+          <w:rFonts w:eastAsiaTheme="minorEastAsia" w:hint="eastAsia"/>
+        </w:rPr>
+        <w:t xml:space="preserve"> </w:t>
+      </w:r>
+      <w:r>
+        <w:rPr>
+          <w:rFonts w:eastAsiaTheme="minorEastAsia"/>
+        </w:rPr>
+        <w:t>more readily than pricing each home individually by hand</w:t>
+      </w:r>
+    </w:p>
+    <w:p>
+      <w:pPr>
+        <w:pStyle w:val="Heading2"/>
         <w:ind w:left="3"/>
       </w:pPr>
       <w:r>
-        <w:lastRenderedPageBreak/>
         <w:t>Section 2: Data understanding and representation</w:t>
       </w:r>
     </w:p>
@@ -426,7 +648,7 @@
     </w:p>
     <w:p>
       <w:pPr>
-        <w:pStyle w:val="2"/>
+        <w:pStyle w:val="Heading2"/>
         <w:ind w:left="3"/>
       </w:pPr>
       <w:r>
@@ -512,7 +734,7 @@
     </w:p>
     <w:tbl>
       <w:tblPr>
-        <w:tblStyle w:val="11"/>
+        <w:tblStyle w:val="PlainTable1"/>
         <w:tblW w:w="0" w:type="auto"/>
         <w:jc w:val="center"/>
         <w:tblLayout w:type="fixed"/>
@@ -755,6 +977,9 @@
     <w:p>
       <w:pPr>
         <w:ind w:left="424" w:hanging="416"/>
+        <w:rPr>
+          <w:rFonts w:eastAsiaTheme="minorEastAsia"/>
+        </w:rPr>
       </w:pPr>
       <w:r>
         <w:rPr>
@@ -769,6 +994,120 @@
     <w:p>
       <w:pPr>
         <w:ind w:left="10"/>
+        <w:rPr>
+          <w:rFonts w:eastAsiaTheme="minorEastAsia"/>
+        </w:rPr>
+      </w:pPr>
+      <w:r>
+        <w:rPr>
+          <w:rFonts w:eastAsiaTheme="minorEastAsia"/>
+        </w:rPr>
+        <w:t>A chronological split uses 2023 sales for training, 2024 for validation and 2025 for final testing, reflecting valuation based on information available by the valuation date. All models use the same validation set, MAE and RMSE, with preprocessing fitted within each training split and applied to validation data.</w:t>
+      </w:r>
+    </w:p>
+    <w:p>
+      <w:pPr>
+        <w:ind w:left="10"/>
+        <w:rPr>
+          <w:rFonts w:eastAsiaTheme="minorEastAsia"/>
+        </w:rPr>
+      </w:pPr>
+    </w:p>
+    <w:p>
+      <w:pPr>
+        <w:ind w:left="10"/>
+        <w:rPr>
+          <w:rFonts w:eastAsiaTheme="minorEastAsia"/>
+        </w:rPr>
+      </w:pPr>
+      <w:r>
+        <w:rPr>
+          <w:rFonts w:eastAsiaTheme="minorEastAsia"/>
+        </w:rPr>
+        <w:t xml:space="preserve">Repeated sales are retained as separate transactions rather than enforcing a property-disjoint split, as the same property may require valuation in different years. The 7.04% overlap does not </w:t>
+      </w:r>
+      <w:proofErr w:type="gramStart"/>
+      <w:r>
+        <w:rPr>
+          <w:rFonts w:eastAsiaTheme="minorEastAsia"/>
+        </w:rPr>
+        <w:t>itself indicate data leakage</w:t>
+      </w:r>
+      <w:proofErr w:type="gramEnd"/>
+      <w:r>
+        <w:rPr>
+          <w:rFonts w:eastAsiaTheme="minorEastAsia"/>
+        </w:rPr>
+        <w:t xml:space="preserve"> but may limit representativeness for homes without recent sales. </w:t>
+      </w:r>
+      <w:proofErr w:type="spellStart"/>
+      <w:r>
+        <w:rPr>
+          <w:rFonts w:eastAsiaTheme="minorEastAsia"/>
+        </w:rPr>
+        <w:t>property_id</w:t>
+      </w:r>
+      <w:proofErr w:type="spellEnd"/>
+      <w:r>
+        <w:rPr>
+          <w:rFonts w:eastAsiaTheme="minorEastAsia"/>
+        </w:rPr>
+        <w:t xml:space="preserve"> and </w:t>
+      </w:r>
+      <w:proofErr w:type="spellStart"/>
+      <w:r>
+        <w:rPr>
+          <w:rFonts w:eastAsiaTheme="minorEastAsia"/>
+        </w:rPr>
+        <w:t>transaction_id</w:t>
+      </w:r>
+      <w:proofErr w:type="spellEnd"/>
+      <w:r>
+        <w:rPr>
+          <w:rFonts w:eastAsiaTheme="minorEastAsia"/>
+        </w:rPr>
+        <w:t xml:space="preserve"> are excluded from predictors; </w:t>
+      </w:r>
+      <w:proofErr w:type="spellStart"/>
+      <w:r>
+        <w:rPr>
+          <w:rFonts w:eastAsiaTheme="minorEastAsia"/>
+        </w:rPr>
+        <w:t>sale_price</w:t>
+      </w:r>
+      <w:proofErr w:type="spellEnd"/>
+      <w:r>
+        <w:rPr>
+          <w:rFonts w:eastAsiaTheme="minorEastAsia"/>
+        </w:rPr>
+        <w:t xml:space="preserve"> is the target, and all predictors must be available by the valuation date.</w:t>
+      </w:r>
+    </w:p>
+    <w:p>
+      <w:pPr>
+        <w:ind w:left="10"/>
+        <w:rPr>
+          <w:rFonts w:eastAsiaTheme="minorEastAsia"/>
+        </w:rPr>
+      </w:pPr>
+    </w:p>
+    <w:p>
+      <w:pPr>
+        <w:ind w:left="10"/>
+        <w:rPr>
+          <w:rFonts w:eastAsiaTheme="minorEastAsia" w:hint="eastAsia"/>
+        </w:rPr>
+      </w:pPr>
+      <w:r>
+        <w:rPr>
+          <w:rFonts w:eastAsiaTheme="minorEastAsia"/>
+        </w:rPr>
+        <w:t>Since only sold properties are observed, performance on unsold homes remains uncertain. The 2025 test set remains untouched until model selection and tuning are complete.</w:t>
+      </w:r>
+    </w:p>
+    <w:p>
+      <w:pPr>
+        <w:ind w:left="10"/>
       </w:pPr>
       <w:r>
         <w:rPr>
@@ -777,7 +1116,15 @@
         <w:t xml:space="preserve">3d. </w:t>
       </w:r>
       <w:r>
-        <w:t>Show how experiments informed your decisions. Include a comparison of feature sets.</w:t>
+        <w:t xml:space="preserve">Show how experiments </w:t>
+      </w:r>
+      <w:proofErr w:type="gramStart"/>
+      <w:r>
+        <w:t>informed</w:t>
+      </w:r>
+      <w:proofErr w:type="gramEnd"/>
+      <w:r>
+        <w:t xml:space="preserve"> your decisions. Include a comparison of feature sets.</w:t>
       </w:r>
     </w:p>
     <w:p>
@@ -811,10 +1158,11 @@
     </w:p>
     <w:p>
       <w:pPr>
-        <w:pStyle w:val="2"/>
+        <w:pStyle w:val="Heading2"/>
         <w:ind w:left="3"/>
       </w:pPr>
       <w:r>
+        <w:lastRenderedPageBreak/>
         <w:t>Section 4: Final evaluation</w:t>
       </w:r>
     </w:p>
@@ -1208,11 +1556,10 @@
     </w:p>
     <w:p>
       <w:pPr>
-        <w:pStyle w:val="2"/>
+        <w:pStyle w:val="Heading2"/>
         <w:ind w:left="3"/>
       </w:pPr>
       <w:r>
-        <w:lastRenderedPageBreak/>
         <w:t>Section 5: Deployment and operations</w:t>
       </w:r>
     </w:p>
@@ -1296,7 +1643,7 @@
     </w:p>
     <w:p>
       <w:pPr>
-        <w:pStyle w:val="1"/>
+        <w:pStyle w:val="Heading1"/>
         <w:ind w:left="477" w:right="0" w:hanging="484"/>
       </w:pPr>
       <w:r>
@@ -1456,11 +1803,12 @@
     </w:p>
     <w:p>
       <w:pPr>
-        <w:pStyle w:val="1"/>
+        <w:pStyle w:val="Heading1"/>
         <w:spacing w:after="169"/>
         <w:ind w:left="477" w:right="0" w:hanging="484"/>
       </w:pPr>
       <w:r>
+        <w:lastRenderedPageBreak/>
         <w:t>Formatting and submission</w:t>
       </w:r>
     </w:p>
@@ -1537,7 +1885,7 @@
     </w:p>
     <w:p>
       <w:pPr>
-        <w:pStyle w:val="1"/>
+        <w:pStyle w:val="Heading1"/>
         <w:ind w:left="477" w:right="0" w:hanging="484"/>
       </w:pPr>
       <w:r>
@@ -1574,7 +1922,7 @@
     </w:p>
     <w:p>
       <w:pPr>
-        <w:pStyle w:val="a6"/>
+        <w:pStyle w:val="ListParagraph"/>
         <w:numPr>
           <w:ilvl w:val="0"/>
           <w:numId w:val="6"/>
@@ -1635,7 +1983,7 @@
     </w:p>
     <w:p>
       <w:pPr>
-        <w:pStyle w:val="a6"/>
+        <w:pStyle w:val="ListParagraph"/>
         <w:numPr>
           <w:ilvl w:val="0"/>
           <w:numId w:val="8"/>
@@ -1682,18 +2030,18 @@
     </w:p>
     <w:p>
       <w:pPr>
-        <w:pStyle w:val="a6"/>
+        <w:pStyle w:val="ListParagraph"/>
         <w:spacing w:line="257" w:lineRule="auto"/>
         <w:ind w:left="440" w:firstLineChars="0" w:firstLine="0"/>
         <w:jc w:val="left"/>
         <w:rPr>
-          <w:rFonts w:eastAsiaTheme="minorEastAsia" w:hint="eastAsia"/>
-        </w:rPr>
-      </w:pPr>
-    </w:p>
-    <w:p>
-      <w:pPr>
-        <w:pStyle w:val="a6"/>
+          <w:rFonts w:eastAsiaTheme="minorEastAsia"/>
+        </w:rPr>
+      </w:pPr>
+    </w:p>
+    <w:p>
+      <w:pPr>
+        <w:pStyle w:val="ListParagraph"/>
         <w:spacing w:line="257" w:lineRule="auto"/>
         <w:ind w:left="440" w:firstLineChars="0" w:firstLine="0"/>
         <w:jc w:val="left"/>
@@ -1710,7 +2058,7 @@
     </w:p>
     <w:p>
       <w:pPr>
-        <w:pStyle w:val="a6"/>
+        <w:pStyle w:val="ListParagraph"/>
         <w:spacing w:line="257" w:lineRule="auto"/>
         <w:ind w:left="440" w:firstLineChars="0" w:firstLine="0"/>
         <w:jc w:val="left"/>
@@ -1757,7 +2105,7 @@
     </w:p>
     <w:p>
       <w:pPr>
-        <w:pStyle w:val="a6"/>
+        <w:pStyle w:val="ListParagraph"/>
         <w:spacing w:line="257" w:lineRule="auto"/>
         <w:ind w:left="440" w:firstLineChars="0" w:firstLine="0"/>
         <w:jc w:val="left"/>
@@ -1768,12 +2116,12 @@
     </w:p>
     <w:p>
       <w:pPr>
-        <w:pStyle w:val="a6"/>
+        <w:pStyle w:val="ListParagraph"/>
         <w:spacing w:line="257" w:lineRule="auto"/>
         <w:ind w:left="440" w:firstLineChars="0" w:firstLine="0"/>
         <w:jc w:val="left"/>
         <w:rPr>
-          <w:rFonts w:eastAsiaTheme="minorEastAsia" w:hint="eastAsia"/>
+          <w:rFonts w:eastAsiaTheme="minorEastAsia"/>
         </w:rPr>
       </w:pPr>
       <w:r>
@@ -1866,7 +2214,7 @@
     </w:p>
     <w:p>
       <w:pPr>
-        <w:pStyle w:val="a6"/>
+        <w:pStyle w:val="ListParagraph"/>
         <w:numPr>
           <w:ilvl w:val="0"/>
           <w:numId w:val="6"/>
@@ -3225,7 +3573,7 @@
     <w:lvl w:ilvl="0" w:tplc="789A1912">
       <w:start w:val="1"/>
       <w:numFmt w:val="decimal"/>
-      <w:pStyle w:val="1"/>
+      <w:pStyle w:val="Heading1"/>
       <w:lvlText w:val="%1"/>
       <w:lvlJc w:val="left"/>
       <w:pPr>
@@ -3864,7 +4212,7 @@
     <w:lsdException w:name="Unresolved Mention" w:semiHidden="1" w:unhideWhenUsed="1"/>
     <w:lsdException w:name="Smart Link" w:semiHidden="1" w:unhideWhenUsed="1"/>
   </w:latentStyles>
-  <w:style w:type="paragraph" w:default="1" w:styleId="a">
+  <w:style w:type="paragraph" w:default="1" w:styleId="Normal">
     <w:name w:val="Normal"/>
     <w:qFormat/>
     <w:rsid w:val="00A84538"/>
@@ -3877,10 +4225,10 @@
       <w:color w:val="000000"/>
     </w:rPr>
   </w:style>
-  <w:style w:type="paragraph" w:styleId="1">
+  <w:style w:type="paragraph" w:styleId="Heading1">
     <w:name w:val="heading 1"/>
-    <w:next w:val="a"/>
-    <w:link w:val="10"/>
+    <w:next w:val="Normal"/>
+    <w:link w:val="Heading1Char"/>
     <w:uiPriority w:val="9"/>
     <w:qFormat/>
     <w:pPr>
@@ -3900,10 +4248,10 @@
       <w:sz w:val="29"/>
     </w:rPr>
   </w:style>
-  <w:style w:type="paragraph" w:styleId="2">
+  <w:style w:type="paragraph" w:styleId="Heading2">
     <w:name w:val="heading 2"/>
-    <w:next w:val="a"/>
-    <w:link w:val="20"/>
+    <w:next w:val="Normal"/>
+    <w:link w:val="Heading2Char"/>
     <w:uiPriority w:val="9"/>
     <w:unhideWhenUsed/>
     <w:qFormat/>
@@ -3921,13 +4269,12 @@
       <w:sz w:val="24"/>
     </w:rPr>
   </w:style>
-  <w:style w:type="character" w:default="1" w:styleId="a0">
+  <w:style w:type="character" w:default="1" w:styleId="DefaultParagraphFont">
     <w:name w:val="Default Paragraph Font"/>
     <w:uiPriority w:val="1"/>
-    <w:semiHidden/>
     <w:unhideWhenUsed/>
   </w:style>
-  <w:style w:type="table" w:default="1" w:styleId="a1">
+  <w:style w:type="table" w:default="1" w:styleId="TableNormal">
     <w:name w:val="Normal Table"/>
     <w:uiPriority w:val="99"/>
     <w:semiHidden/>
@@ -3942,15 +4289,15 @@
       </w:tblCellMar>
     </w:tblPr>
   </w:style>
-  <w:style w:type="numbering" w:default="1" w:styleId="a2">
+  <w:style w:type="numbering" w:default="1" w:styleId="NoList">
     <w:name w:val="No List"/>
     <w:uiPriority w:val="99"/>
     <w:semiHidden/>
     <w:unhideWhenUsed/>
   </w:style>
-  <w:style w:type="character" w:customStyle="1" w:styleId="20">
-    <w:name w:val="标题 2 字符"/>
-    <w:link w:val="2"/>
+  <w:style w:type="character" w:customStyle="1" w:styleId="Heading2Char">
+    <w:name w:val="Heading 2 Char"/>
+    <w:link w:val="Heading2"/>
     <w:rPr>
       <w:rFonts w:ascii="Times New Roman" w:eastAsia="Times New Roman" w:hAnsi="Times New Roman" w:cs="Times New Roman"/>
       <w:b/>
@@ -3958,9 +4305,9 @@
       <w:sz w:val="24"/>
     </w:rPr>
   </w:style>
-  <w:style w:type="character" w:customStyle="1" w:styleId="10">
-    <w:name w:val="标题 1 字符"/>
-    <w:link w:val="1"/>
+  <w:style w:type="character" w:customStyle="1" w:styleId="Heading1Char">
+    <w:name w:val="Heading 1 Char"/>
+    <w:link w:val="Heading1"/>
     <w:rPr>
       <w:rFonts w:ascii="Times New Roman" w:eastAsia="Times New Roman" w:hAnsi="Times New Roman" w:cs="Times New Roman"/>
       <w:b/>
@@ -3970,7 +4317,7 @@
   </w:style>
   <w:style w:type="paragraph" w:customStyle="1" w:styleId="footnotedescription">
     <w:name w:val="footnote description"/>
-    <w:next w:val="a"/>
+    <w:next w:val="Normal"/>
     <w:link w:val="footnotedescriptionChar"/>
     <w:hidden/>
     <w:pPr>
@@ -4016,10 +4363,10 @@
       </w:tblCellMar>
     </w:tblPr>
   </w:style>
-  <w:style w:type="paragraph" w:styleId="a3">
+  <w:style w:type="paragraph" w:styleId="Header">
     <w:name w:val="header"/>
-    <w:basedOn w:val="a"/>
-    <w:link w:val="a4"/>
+    <w:basedOn w:val="Normal"/>
+    <w:link w:val="HeaderChar"/>
     <w:uiPriority w:val="99"/>
     <w:unhideWhenUsed/>
     <w:rsid w:val="00810A2C"/>
@@ -4036,10 +4383,10 @@
       <w:szCs w:val="18"/>
     </w:rPr>
   </w:style>
-  <w:style w:type="character" w:customStyle="1" w:styleId="a4">
-    <w:name w:val="页眉 字符"/>
-    <w:basedOn w:val="a0"/>
-    <w:link w:val="a3"/>
+  <w:style w:type="character" w:customStyle="1" w:styleId="HeaderChar">
+    <w:name w:val="Header Char"/>
+    <w:basedOn w:val="DefaultParagraphFont"/>
+    <w:link w:val="Header"/>
     <w:uiPriority w:val="99"/>
     <w:rsid w:val="00810A2C"/>
     <w:rPr>
@@ -4049,9 +4396,9 @@
       <w:szCs w:val="18"/>
     </w:rPr>
   </w:style>
-  <w:style w:type="table" w:styleId="3">
+  <w:style w:type="table" w:styleId="PlainTable3">
     <w:name w:val="Plain Table 3"/>
-    <w:basedOn w:val="a1"/>
+    <w:basedOn w:val="TableNormal"/>
     <w:uiPriority w:val="43"/>
     <w:rsid w:val="00534EDB"/>
     <w:pPr>
@@ -4142,9 +4489,9 @@
       </w:tcPr>
     </w:tblStylePr>
   </w:style>
-  <w:style w:type="table" w:styleId="11">
+  <w:style w:type="table" w:styleId="PlainTable1">
     <w:name w:val="Plain Table 1"/>
-    <w:basedOn w:val="a1"/>
+    <w:basedOn w:val="TableNormal"/>
     <w:uiPriority w:val="41"/>
     <w:rsid w:val="00534EDB"/>
     <w:pPr>
@@ -4205,9 +4552,9 @@
       </w:tcPr>
     </w:tblStylePr>
   </w:style>
-  <w:style w:type="paragraph" w:styleId="a5">
+  <w:style w:type="paragraph" w:styleId="NormalWeb">
     <w:name w:val="Normal (Web)"/>
-    <w:basedOn w:val="a"/>
+    <w:basedOn w:val="Normal"/>
     <w:uiPriority w:val="99"/>
     <w:semiHidden/>
     <w:unhideWhenUsed/>
@@ -4216,9 +4563,9 @@
       <w:sz w:val="24"/>
     </w:rPr>
   </w:style>
-  <w:style w:type="paragraph" w:styleId="a6">
+  <w:style w:type="paragraph" w:styleId="ListParagraph">
     <w:name w:val="List Paragraph"/>
-    <w:basedOn w:val="a"/>
+    <w:basedOn w:val="Normal"/>
     <w:uiPriority w:val="34"/>
     <w:qFormat/>
     <w:rsid w:val="00C85792"/>

--- a/doc/QBUS6810_assignment_instructions.docx
+++ b/doc/QBUS6810_assignment_instructions.docx
@@ -688,12 +688,11 @@
     </w:p>
     <w:p>
       <w:pPr>
-        <w:widowControl w:val="0"/>
+        <w:ind w:left="10"/>
         <w:rPr>
           <w:rFonts w:eastAsiaTheme="minorEastAsia"/>
           <w:color w:val="auto"/>
           <w:szCs w:val="22"/>
-          <w:lang w:val="en-AU"/>
         </w:rPr>
       </w:pPr>
       <w:r>
@@ -701,9 +700,8 @@
           <w:rFonts w:eastAsiaTheme="minorEastAsia"/>
           <w:color w:val="auto"/>
           <w:szCs w:val="22"/>
-          <w:lang w:val="en-AU"/>
-        </w:rPr>
-        <w:t>A Global Mean baseline was used as a simple benchmark for evaluating more complex regression models. It predicts the same price for every property using the average sale price from the 2023 training data ($406,135.87), without considering any property characteristics. This approach provides a straightforward reference for assessing whether additional features and more complex models improve prediction accuracy.</w:t>
+        </w:rPr>
+        <w:t>A Global Mean baseline predicts the same price for every property using the training mean sale price ($418,490), without considering property characteristics. This provides a simple benchmark for assessing whether subsequent regression models improve prediction performance.</w:t>
       </w:r>
     </w:p>
     <w:p>
@@ -741,8 +739,9 @@
         <w:tblLook w:val="04A0" w:firstRow="1" w:lastRow="0" w:firstColumn="1" w:lastColumn="0" w:noHBand="0" w:noVBand="1"/>
       </w:tblPr>
       <w:tblGrid>
-        <w:gridCol w:w="2835"/>
-        <w:gridCol w:w="1276"/>
+        <w:gridCol w:w="1555"/>
+        <w:gridCol w:w="2551"/>
+        <w:gridCol w:w="1564"/>
         <w:gridCol w:w="1559"/>
       </w:tblGrid>
       <w:tr>
@@ -753,7 +752,7 @@
         <w:tc>
           <w:tcPr>
             <w:cnfStyle w:val="001000000000" w:firstRow="0" w:lastRow="0" w:firstColumn="1" w:lastColumn="0" w:oddVBand="0" w:evenVBand="0" w:oddHBand="0" w:evenHBand="0" w:firstRowFirstColumn="0" w:firstRowLastColumn="0" w:lastRowFirstColumn="0" w:lastRowLastColumn="0"/>
-            <w:tcW w:w="2835" w:type="dxa"/>
+            <w:tcW w:w="1555" w:type="dxa"/>
             <w:hideMark/>
           </w:tcPr>
           <w:p>
@@ -773,7 +772,7 @@
         </w:tc>
         <w:tc>
           <w:tcPr>
-            <w:tcW w:w="1276" w:type="dxa"/>
+            <w:tcW w:w="2551" w:type="dxa"/>
             <w:hideMark/>
           </w:tcPr>
           <w:p>
@@ -791,7 +790,19 @@
               <w:rPr>
                 <w:rFonts w:eastAsiaTheme="minorEastAsia"/>
               </w:rPr>
-              <w:t>MAE</w:t>
+              <w:t>M</w:t>
+            </w:r>
+            <w:r>
+              <w:rPr>
+                <w:rFonts w:eastAsiaTheme="minorEastAsia" w:hint="eastAsia"/>
+              </w:rPr>
+              <w:t>S</w:t>
+            </w:r>
+            <w:r>
+              <w:rPr>
+                <w:rFonts w:eastAsiaTheme="minorEastAsia"/>
+              </w:rPr>
+              <w:t>E</w:t>
             </w:r>
             <w:r>
               <w:rPr>
@@ -821,7 +832,7 @@
         </w:tc>
         <w:tc>
           <w:tcPr>
-            <w:tcW w:w="1559" w:type="dxa"/>
+            <w:tcW w:w="1564" w:type="dxa"/>
           </w:tcPr>
           <w:p>
             <w:pPr>
@@ -837,9 +848,15 @@
             <w:proofErr w:type="gramStart"/>
             <w:r>
               <w:rPr>
+                <w:rFonts w:eastAsiaTheme="minorEastAsia" w:hint="eastAsia"/>
+              </w:rPr>
+              <w:t>MA</w:t>
+            </w:r>
+            <w:r>
+              <w:rPr>
                 <w:rFonts w:eastAsiaTheme="minorEastAsia"/>
               </w:rPr>
-              <w:t>RMSE</w:t>
+              <w:t>E</w:t>
             </w:r>
             <w:r>
               <w:rPr>
@@ -858,6 +875,24 @@
             </w:r>
           </w:p>
         </w:tc>
+        <w:tc>
+          <w:tcPr>
+            <w:tcW w:w="1559" w:type="dxa"/>
+          </w:tcPr>
+          <w:p>
+            <w:pPr>
+              <w:jc w:val="left"/>
+              <w:cnfStyle w:val="100000000000" w:firstRow="1" w:lastRow="0" w:firstColumn="0" w:lastColumn="0" w:oddVBand="0" w:evenVBand="0" w:oddHBand="0" w:evenHBand="0" w:firstRowFirstColumn="0" w:firstRowLastColumn="0" w:lastRowFirstColumn="0" w:lastRowLastColumn="0"/>
+              <w:rPr>
+                <w:rFonts w:eastAsiaTheme="minorEastAsia" w:hint="eastAsia"/>
+                <w:color w:val="auto"/>
+              </w:rPr>
+            </w:pPr>
+            <w:r>
+              <w:t>R²</w:t>
+            </w:r>
+          </w:p>
+        </w:tc>
       </w:tr>
       <w:tr>
         <w:trPr>
@@ -867,7 +902,7 @@
         <w:tc>
           <w:tcPr>
             <w:cnfStyle w:val="001000000000" w:firstRow="0" w:lastRow="0" w:firstColumn="1" w:lastColumn="0" w:oddVBand="0" w:evenVBand="0" w:oddHBand="0" w:evenHBand="0" w:firstRowFirstColumn="0" w:firstRowLastColumn="0" w:lastRowFirstColumn="0" w:lastRowLastColumn="0"/>
-            <w:tcW w:w="2835" w:type="dxa"/>
+            <w:tcW w:w="1555" w:type="dxa"/>
             <w:hideMark/>
           </w:tcPr>
           <w:p>
@@ -887,43 +922,54 @@
         </w:tc>
         <w:tc>
           <w:tcPr>
-            <w:tcW w:w="1276" w:type="dxa"/>
+            <w:tcW w:w="2551" w:type="dxa"/>
             <w:hideMark/>
           </w:tcPr>
           <w:p>
             <w:pPr>
-              <w:ind w:left="10"/>
               <w:cnfStyle w:val="000000100000" w:firstRow="0" w:lastRow="0" w:firstColumn="0" w:lastColumn="0" w:oddVBand="0" w:evenVBand="0" w:oddHBand="1" w:evenHBand="0" w:firstRowFirstColumn="0" w:firstRowLastColumn="0" w:lastRowFirstColumn="0" w:lastRowLastColumn="0"/>
               <w:rPr>
-                <w:rFonts w:eastAsiaTheme="minorEastAsia"/>
+                <w:rFonts w:eastAsiaTheme="minorEastAsia" w:hint="eastAsia"/>
+                <w:color w:val="auto"/>
               </w:rPr>
             </w:pPr>
             <w:r>
+              <w:t>191,693,119,024.97</w:t>
+            </w:r>
+          </w:p>
+        </w:tc>
+        <w:tc>
+          <w:tcPr>
+            <w:tcW w:w="1564" w:type="dxa"/>
+            <w:hideMark/>
+          </w:tcPr>
+          <w:p>
+            <w:pPr>
+              <w:cnfStyle w:val="000000100000" w:firstRow="0" w:lastRow="0" w:firstColumn="0" w:lastColumn="0" w:oddVBand="0" w:evenVBand="0" w:oddHBand="1" w:evenHBand="0" w:firstRowFirstColumn="0" w:firstRowLastColumn="0" w:lastRowFirstColumn="0" w:lastRowLastColumn="0"/>
               <w:rPr>
-                <w:rFonts w:eastAsiaTheme="minorEastAsia"/>
+                <w:rFonts w:eastAsiaTheme="minorEastAsia" w:hint="eastAsia"/>
+                <w:color w:val="auto"/>
               </w:rPr>
-              <w:t>237022.94</w:t>
+            </w:pPr>
+            <w:r>
+              <w:t>238,599.62</w:t>
             </w:r>
           </w:p>
         </w:tc>
         <w:tc>
           <w:tcPr>
             <w:tcW w:w="1559" w:type="dxa"/>
-            <w:hideMark/>
           </w:tcPr>
           <w:p>
             <w:pPr>
-              <w:ind w:left="10"/>
               <w:cnfStyle w:val="000000100000" w:firstRow="0" w:lastRow="0" w:firstColumn="0" w:lastColumn="0" w:oddVBand="0" w:evenVBand="0" w:oddHBand="1" w:evenHBand="0" w:firstRowFirstColumn="0" w:firstRowLastColumn="0" w:lastRowFirstColumn="0" w:lastRowLastColumn="0"/>
               <w:rPr>
-                <w:rFonts w:eastAsiaTheme="minorEastAsia"/>
+                <w:rFonts w:eastAsiaTheme="minorEastAsia" w:hint="eastAsia"/>
+                <w:color w:val="auto"/>
               </w:rPr>
             </w:pPr>
             <w:r>
-              <w:rPr>
-                <w:rFonts w:eastAsiaTheme="minorEastAsia"/>
-              </w:rPr>
-              <w:t>425084.91</w:t>
+              <w:t>-0.0050</w:t>
             </w:r>
           </w:p>
         </w:tc>
@@ -931,12 +977,11 @@
     </w:tbl>
     <w:p>
       <w:pPr>
-        <w:widowControl w:val="0"/>
+        <w:ind w:left="443" w:hanging="437"/>
         <w:rPr>
           <w:rFonts w:eastAsiaTheme="minorEastAsia"/>
           <w:color w:val="auto"/>
           <w:szCs w:val="22"/>
-          <w:lang w:val="en-AU"/>
         </w:rPr>
       </w:pPr>
       <w:r>
@@ -944,9 +989,8 @@
           <w:rFonts w:eastAsiaTheme="minorEastAsia"/>
           <w:color w:val="auto"/>
           <w:szCs w:val="22"/>
-          <w:lang w:val="en-AU"/>
-        </w:rPr>
-        <w:t>As shown in Table 1, the baseline produced an MAE of $237,022.94 and an RMSE of $425,084.91. These results provide a reference against which subsequent regression models can be evaluated.</w:t>
+        </w:rPr>
+        <w:t>As shown in Table 1, the baseline provides a reference for evaluating the improvements achieved by subsequent models.</w:t>
       </w:r>
     </w:p>
     <w:p>
@@ -1002,7 +1046,7 @@
         <w:rPr>
           <w:rFonts w:eastAsiaTheme="minorEastAsia"/>
         </w:rPr>
-        <w:t>A chronological split uses 2023 sales for training, 2024 for validation and 2025 for final testing, reflecting valuation based on information available by the valuation date. All models use the same validation set, MAE and RMSE, with preprocessing fitted within each training split and applied to validation data.</w:t>
+        <w:t>A chronological split uses 2023–2024 H1 sales for training, 2024 H2 for validation and 2025 for final testing, reflecting valuation based on information available by the valuation date. All models are compared on the same validation set using MSE, R² and MAE, with preprocessing fitted within each training split and applied to validation data.</w:t>
       </w:r>
     </w:p>
     <w:p>
@@ -1024,63 +1068,35 @@
         <w:rPr>
           <w:rFonts w:eastAsiaTheme="minorEastAsia"/>
         </w:rPr>
-        <w:t xml:space="preserve">Repeated sales are retained as separate transactions rather than enforcing a property-disjoint split, as the same property may require valuation in different years. The 7.04% overlap does not </w:t>
+        <w:t xml:space="preserve">Repeated sales are retained rather than enforcing a property-disjoint split, as properties may require valuation in different periods. Of the 18,132 validation transactions, 1,677 (9.25%) involve properties also observed in training. This overlap does </w:t>
       </w:r>
       <w:proofErr w:type="gramStart"/>
       <w:r>
         <w:rPr>
           <w:rFonts w:eastAsiaTheme="minorEastAsia"/>
         </w:rPr>
-        <w:t>itself indicate data leakage</w:t>
+        <w:t>not itself</w:t>
       </w:r>
       <w:proofErr w:type="gramEnd"/>
       <w:r>
         <w:rPr>
           <w:rFonts w:eastAsiaTheme="minorEastAsia"/>
         </w:rPr>
-        <w:t xml:space="preserve"> but may limit representativeness for homes without recent sales. </w:t>
+        <w:t xml:space="preserve"> indicate data leakage but may limit representativeness for homes without recent sales. Property and transaction IDs are excluded from predictors, while </w:t>
       </w:r>
       <w:proofErr w:type="spellStart"/>
       <w:r>
         <w:rPr>
           <w:rFonts w:eastAsiaTheme="minorEastAsia"/>
         </w:rPr>
-        <w:t>property_id</w:t>
+        <w:t>sale_price</w:t>
       </w:r>
       <w:proofErr w:type="spellEnd"/>
       <w:r>
         <w:rPr>
           <w:rFonts w:eastAsiaTheme="minorEastAsia"/>
         </w:rPr>
-        <w:t xml:space="preserve"> and </w:t>
-      </w:r>
-      <w:proofErr w:type="spellStart"/>
-      <w:r>
-        <w:rPr>
-          <w:rFonts w:eastAsiaTheme="minorEastAsia"/>
-        </w:rPr>
-        <w:t>transaction_id</w:t>
-      </w:r>
-      <w:proofErr w:type="spellEnd"/>
-      <w:r>
-        <w:rPr>
-          <w:rFonts w:eastAsiaTheme="minorEastAsia"/>
-        </w:rPr>
-        <w:t xml:space="preserve"> are excluded from predictors; </w:t>
-      </w:r>
-      <w:proofErr w:type="spellStart"/>
-      <w:r>
-        <w:rPr>
-          <w:rFonts w:eastAsiaTheme="minorEastAsia"/>
-        </w:rPr>
-        <w:t>sale_price</w:t>
-      </w:r>
-      <w:proofErr w:type="spellEnd"/>
-      <w:r>
-        <w:rPr>
-          <w:rFonts w:eastAsiaTheme="minorEastAsia"/>
-        </w:rPr>
-        <w:t xml:space="preserve"> is the target, and all predictors must be available by the valuation date.</w:t>
+        <w:t xml:space="preserve"> remains the target.</w:t>
       </w:r>
     </w:p>
     <w:p>
@@ -1095,15 +1111,112 @@
       <w:pPr>
         <w:ind w:left="10"/>
         <w:rPr>
+          <w:rFonts w:eastAsiaTheme="minorEastAsia"/>
+        </w:rPr>
+      </w:pPr>
+      <w:r>
+        <w:rPr>
+          <w:rFonts w:eastAsiaTheme="minorEastAsia"/>
+        </w:rPr>
+        <w:t>Since only sold properties are observed, performance on unsold homes remains uncertain. All predictors must be available by the valuation date, and the 2025 test set remains untouched until model selection and tuning are complete.</w:t>
+      </w:r>
+    </w:p>
+    <w:p>
+      <w:pPr>
+        <w:ind w:left="10"/>
+        <w:rPr>
+          <w:rFonts w:eastAsiaTheme="minorEastAsia"/>
+        </w:rPr>
+      </w:pPr>
+      <w:r>
+        <w:rPr>
+          <w:b/>
+        </w:rPr>
+        <w:t xml:space="preserve">3d. </w:t>
+      </w:r>
+      <w:r>
+        <w:t xml:space="preserve">Show how experiments </w:t>
+      </w:r>
+      <w:proofErr w:type="gramStart"/>
+      <w:r>
+        <w:t>informed</w:t>
+      </w:r>
+      <w:proofErr w:type="gramEnd"/>
+      <w:r>
+        <w:t xml:space="preserve"> your decisions. Include a comparison of feature sets.</w:t>
+      </w:r>
+    </w:p>
+    <w:p>
+      <w:pPr>
+        <w:ind w:left="10"/>
+        <w:rPr>
+          <w:rFonts w:eastAsiaTheme="minorEastAsia"/>
+          <w:color w:val="EE0000"/>
+        </w:rPr>
+      </w:pPr>
+      <w:r>
+        <w:rPr>
+          <w:rFonts w:eastAsiaTheme="minorEastAsia"/>
+          <w:color w:val="EE0000"/>
+        </w:rPr>
+        <w:t>Feature sets are designed to examine the predictive contributions of location and property characteristics. Set A contains location-related predictors, while Set B contains property characteristics. Set C combines both groups to test whether the two sources of information provide complementary predictive value.</w:t>
+      </w:r>
+    </w:p>
+    <w:p>
+      <w:pPr>
+        <w:ind w:left="10"/>
+        <w:rPr>
+          <w:rFonts w:eastAsiaTheme="minorEastAsia"/>
+          <w:color w:val="EE0000"/>
+        </w:rPr>
+      </w:pPr>
+      <w:r>
+        <w:rPr>
+          <w:rFonts w:eastAsiaTheme="minorEastAsia"/>
+          <w:color w:val="EE0000"/>
+        </w:rPr>
+        <w:lastRenderedPageBreak/>
+        <w:t>Linear Regression is used as the common model across these feature sets, with the same chronological training and validation periods, preprocessing rules and evaluation metrics (MSE, R² and MAE). This isolates changes in feature information from changes in model choice.</w:t>
+      </w:r>
+    </w:p>
+    <w:p>
+      <w:pPr>
+        <w:ind w:left="10"/>
+        <w:rPr>
+          <w:rFonts w:eastAsiaTheme="minorEastAsia"/>
+          <w:color w:val="EE0000"/>
+        </w:rPr>
+      </w:pPr>
+      <w:r>
+        <w:rPr>
+          <w:rFonts w:eastAsiaTheme="minorEastAsia"/>
+          <w:color w:val="EE0000"/>
+        </w:rPr>
+        <w:t xml:space="preserve">As an extension, Set D adds a small number of business-motivated interaction terms to Set C. Comparing Sets C and D will assess whether allowing selected feature effects to vary across property characteristics or locations improves validation performance. Final feature inclusion and model decisions will be based on </w:t>
+      </w:r>
+      <w:proofErr w:type="gramStart"/>
+      <w:r>
+        <w:rPr>
+          <w:rFonts w:eastAsiaTheme="minorEastAsia"/>
+          <w:color w:val="EE0000"/>
+        </w:rPr>
+        <w:t>the experimental</w:t>
+      </w:r>
+      <w:proofErr w:type="gramEnd"/>
+      <w:r>
+        <w:rPr>
+          <w:rFonts w:eastAsiaTheme="minorEastAsia"/>
+          <w:color w:val="EE0000"/>
+        </w:rPr>
+        <w:t xml:space="preserve"> evidence.</w:t>
+      </w:r>
+    </w:p>
+    <w:p>
+      <w:pPr>
+        <w:rPr>
           <w:rFonts w:eastAsiaTheme="minorEastAsia" w:hint="eastAsia"/>
         </w:rPr>
       </w:pPr>
-      <w:r>
-        <w:rPr>
-          <w:rFonts w:eastAsiaTheme="minorEastAsia"/>
-        </w:rPr>
-        <w:t>Since only sold properties are observed, performance on unsold homes remains uncertain. The 2025 test set remains untouched until model selection and tuning are complete.</w:t>
-      </w:r>
     </w:p>
     <w:p>
       <w:pPr>
@@ -1113,28 +1226,6 @@
         <w:rPr>
           <w:b/>
         </w:rPr>
-        <w:t xml:space="preserve">3d. </w:t>
-      </w:r>
-      <w:r>
-        <w:t xml:space="preserve">Show how experiments </w:t>
-      </w:r>
-      <w:proofErr w:type="gramStart"/>
-      <w:r>
-        <w:t>informed</w:t>
-      </w:r>
-      <w:proofErr w:type="gramEnd"/>
-      <w:r>
-        <w:t xml:space="preserve"> your decisions. Include a comparison of feature sets.</w:t>
-      </w:r>
-    </w:p>
-    <w:p>
-      <w:pPr>
-        <w:ind w:left="10"/>
-      </w:pPr>
-      <w:r>
-        <w:rPr>
-          <w:b/>
-        </w:rPr>
         <w:t xml:space="preserve">3e. </w:t>
       </w:r>
       <w:r>
@@ -1144,7 +1235,6 @@
     <w:p>
       <w:pPr>
         <w:spacing w:after="417"/>
-        <w:ind w:left="87"/>
       </w:pPr>
       <w:r>
         <w:rPr>
@@ -1162,7 +1252,6 @@
         <w:ind w:left="3"/>
       </w:pPr>
       <w:r>
-        <w:lastRenderedPageBreak/>
         <w:t>Section 4: Final evaluation</w:t>
       </w:r>
     </w:p>
@@ -1580,6 +1669,9 @@
     <w:p>
       <w:pPr>
         <w:ind w:left="452" w:hanging="444"/>
+        <w:rPr>
+          <w:rFonts w:eastAsiaTheme="minorEastAsia" w:hint="eastAsia"/>
+        </w:rPr>
       </w:pPr>
       <w:r>
         <w:rPr>
@@ -1590,6 +1682,66 @@
       <w:r>
         <w:t>What would you monitor after introducing the model? Explain what findings would trigger investigation, retraining or increased human review.</w:t>
       </w:r>
+    </w:p>
+    <w:p>
+      <w:pPr>
+        <w:rPr>
+          <w:rFonts w:eastAsiaTheme="minorEastAsia"/>
+        </w:rPr>
+      </w:pPr>
+      <w:r>
+        <w:rPr>
+          <w:rFonts w:eastAsiaTheme="minorEastAsia"/>
+        </w:rPr>
+        <w:t>After deployment, prediction accuracy should be monitored using properties with subsequently observed sale prices. MSE, R² and MAE should be reviewed periodically, together with signed errors to detect systematic overvaluation or undervaluation.</w:t>
+      </w:r>
+    </w:p>
+    <w:p>
+      <w:pPr>
+        <w:rPr>
+          <w:rFonts w:eastAsiaTheme="minorEastAsia"/>
+        </w:rPr>
+      </w:pPr>
+      <w:r>
+        <w:rPr>
+          <w:rFonts w:eastAsiaTheme="minorEastAsia"/>
+        </w:rPr>
+        <w:t>Performance should also be examined across valuation periods, townships and price ranges, with transaction counts reported to avoid overinterpreting small samples. Changes in property characteristics and missing-value patterns should be monitored to identify potential data drift.</w:t>
+      </w:r>
+    </w:p>
+    <w:p>
+      <w:pPr>
+        <w:rPr>
+          <w:rFonts w:eastAsiaTheme="minorEastAsia"/>
+        </w:rPr>
+      </w:pPr>
+      <w:r>
+        <w:rPr>
+          <w:rFonts w:eastAsiaTheme="minorEastAsia"/>
+        </w:rPr>
+        <w:t xml:space="preserve">Where material deterioration or persistent subgroup bias is detected, predictions should receive additional analyst </w:t>
+      </w:r>
+      <w:proofErr w:type="gramStart"/>
+      <w:r>
+        <w:rPr>
+          <w:rFonts w:eastAsiaTheme="minorEastAsia"/>
+        </w:rPr>
+        <w:t>review</w:t>
+      </w:r>
+      <w:proofErr w:type="gramEnd"/>
+      <w:r>
+        <w:rPr>
+          <w:rFonts w:eastAsiaTheme="minorEastAsia"/>
+        </w:rPr>
+        <w:t xml:space="preserve"> and the model should be investigated for recalibration or retraining. Because sale prices become observable only after transactions occur, monitoring should also include data-quality checks before outcome-based accuracy can be assessed.</w:t>
+      </w:r>
+    </w:p>
+    <w:p>
+      <w:pPr>
+        <w:rPr>
+          <w:rFonts w:eastAsiaTheme="minorEastAsia" w:hint="eastAsia"/>
+        </w:rPr>
+      </w:pPr>
     </w:p>
     <w:p>
       <w:pPr>
@@ -1647,6 +1799,7 @@
         <w:ind w:left="477" w:right="0" w:hanging="484"/>
       </w:pPr>
       <w:r>
+        <w:lastRenderedPageBreak/>
         <w:t>AI use and reflection</w:t>
       </w:r>
     </w:p>
@@ -1675,6 +1828,9 @@
     <w:p>
       <w:pPr>
         <w:ind w:left="10"/>
+        <w:rPr>
+          <w:rFonts w:eastAsiaTheme="minorEastAsia"/>
+        </w:rPr>
       </w:pPr>
       <w:r>
         <w:rPr>
@@ -1685,6 +1841,128 @@
       <w:r>
         <w:t>Validation or leakage.</w:t>
       </w:r>
+    </w:p>
+    <w:p>
+      <w:pPr>
+        <w:ind w:left="10"/>
+        <w:rPr>
+          <w:rFonts w:eastAsiaTheme="minorEastAsia"/>
+          <w:color w:val="EE0000"/>
+        </w:rPr>
+      </w:pPr>
+      <w:r>
+        <w:rPr>
+          <w:rFonts w:eastAsiaTheme="minorEastAsia"/>
+          <w:color w:val="EE0000"/>
+        </w:rPr>
+        <w:t>An initial concern was whether repeated property sales could compromise chronological validation. AI assistance suggested checking which validation properties had appeared in training. However, the initial index-based check returned zero overlapping properties, raising doubts about the result.</w:t>
+      </w:r>
+    </w:p>
+    <w:p>
+      <w:pPr>
+        <w:ind w:left="10"/>
+        <w:rPr>
+          <w:rFonts w:eastAsiaTheme="minorEastAsia"/>
+          <w:color w:val="EE0000"/>
+        </w:rPr>
+      </w:pPr>
+      <w:r>
+        <w:rPr>
+          <w:rFonts w:eastAsiaTheme="minorEastAsia"/>
+          <w:color w:val="EE0000"/>
+        </w:rPr>
+        <w:t xml:space="preserve">The notebook was then </w:t>
+      </w:r>
+      <w:proofErr w:type="gramStart"/>
+      <w:r>
+        <w:rPr>
+          <w:rFonts w:eastAsiaTheme="minorEastAsia"/>
+          <w:color w:val="EE0000"/>
+        </w:rPr>
+        <w:t>examined</w:t>
+      </w:r>
+      <w:proofErr w:type="gramEnd"/>
+      <w:r>
+        <w:rPr>
+          <w:rFonts w:eastAsiaTheme="minorEastAsia"/>
+          <w:color w:val="EE0000"/>
+        </w:rPr>
+        <w:t xml:space="preserve"> and the overlap was recalculated directly from the original </w:t>
+      </w:r>
+      <w:proofErr w:type="spellStart"/>
+      <w:r>
+        <w:rPr>
+          <w:rFonts w:eastAsiaTheme="minorEastAsia"/>
+          <w:color w:val="EE0000"/>
+        </w:rPr>
+        <w:t>property_id</w:t>
+      </w:r>
+      <w:proofErr w:type="spellEnd"/>
+      <w:r>
+        <w:rPr>
+          <w:rFonts w:eastAsiaTheme="minorEastAsia"/>
+          <w:color w:val="EE0000"/>
+        </w:rPr>
+        <w:t xml:space="preserve"> values in sales.csv. This revealed that </w:t>
+      </w:r>
+      <w:proofErr w:type="spellStart"/>
+      <w:proofErr w:type="gramStart"/>
+      <w:r>
+        <w:rPr>
+          <w:rFonts w:eastAsiaTheme="minorEastAsia"/>
+          <w:color w:val="EE0000"/>
+        </w:rPr>
+        <w:t>pd.concat</w:t>
+      </w:r>
+      <w:proofErr w:type="spellEnd"/>
+      <w:proofErr w:type="gramEnd"/>
+      <w:r>
+        <w:rPr>
+          <w:rFonts w:eastAsiaTheme="minorEastAsia"/>
+          <w:color w:val="EE0000"/>
+        </w:rPr>
+        <w:t xml:space="preserve">(..., </w:t>
+      </w:r>
+      <w:proofErr w:type="spellStart"/>
+      <w:r>
+        <w:rPr>
+          <w:rFonts w:eastAsiaTheme="minorEastAsia"/>
+          <w:color w:val="EE0000"/>
+        </w:rPr>
+        <w:t>ignore_index</w:t>
+      </w:r>
+      <w:proofErr w:type="spellEnd"/>
+      <w:r>
+        <w:rPr>
+          <w:rFonts w:eastAsiaTheme="minorEastAsia"/>
+          <w:color w:val="EE0000"/>
+        </w:rPr>
+        <w:t>=True) had replaced property identifiers in the index with row numbers. The corrected calculation identified 1,677 seen validation transactions (9.25%), representing 1,666 distinct properties.</w:t>
+      </w:r>
+    </w:p>
+    <w:p>
+      <w:pPr>
+        <w:ind w:left="10"/>
+        <w:rPr>
+          <w:rFonts w:eastAsiaTheme="minorEastAsia"/>
+          <w:color w:val="EE0000"/>
+        </w:rPr>
+      </w:pPr>
+      <w:r>
+        <w:rPr>
+          <w:rFonts w:eastAsiaTheme="minorEastAsia"/>
+          <w:color w:val="EE0000"/>
+        </w:rPr>
+        <w:t>This experience demonstrated that AI-generated code can appear reasonable while relying on an incorrect assumption about data structure. The corrected calculation was adopted, but the interpretation remained cautious: property overlap does not automatically constitute data leakage. Chronological separation and feature availability must still be respected.</w:t>
+      </w:r>
+    </w:p>
+    <w:p>
+      <w:pPr>
+        <w:ind w:left="10"/>
+        <w:rPr>
+          <w:rFonts w:eastAsiaTheme="minorEastAsia" w:hint="eastAsia"/>
+        </w:rPr>
+      </w:pPr>
     </w:p>
     <w:p>
       <w:pPr>
@@ -1808,7 +2086,6 @@
         <w:ind w:left="477" w:right="0" w:hanging="484"/>
       </w:pPr>
       <w:r>
-        <w:lastRenderedPageBreak/>
         <w:t>Formatting and submission</w:t>
       </w:r>
     </w:p>

--- a/doc/QBUS6810_assignment_instructions.docx
+++ b/doc/QBUS6810_assignment_instructions.docx
@@ -742,6 +742,7 @@
         <w:gridCol w:w="1555"/>
         <w:gridCol w:w="2551"/>
         <w:gridCol w:w="1564"/>
+        <w:gridCol w:w="1559"/>
         <w:gridCol w:w="1559"/>
       </w:tblGrid>
       <w:tr>
@@ -884,12 +885,29 @@
               <w:jc w:val="left"/>
               <w:cnfStyle w:val="100000000000" w:firstRow="1" w:lastRow="0" w:firstColumn="0" w:lastColumn="0" w:oddVBand="0" w:evenVBand="0" w:oddHBand="0" w:evenHBand="0" w:firstRowFirstColumn="0" w:firstRowLastColumn="0" w:lastRowFirstColumn="0" w:lastRowLastColumn="0"/>
               <w:rPr>
-                <w:rFonts w:eastAsiaTheme="minorEastAsia" w:hint="eastAsia"/>
+                <w:rFonts w:eastAsiaTheme="minorEastAsia"/>
                 <w:color w:val="auto"/>
               </w:rPr>
             </w:pPr>
             <w:r>
               <w:t>R²</w:t>
+            </w:r>
+          </w:p>
+        </w:tc>
+        <w:tc>
+          <w:tcPr>
+            <w:tcW w:w="1559" w:type="dxa"/>
+          </w:tcPr>
+          <w:p>
+            <w:pPr>
+              <w:jc w:val="left"/>
+              <w:cnfStyle w:val="100000000000" w:firstRow="1" w:lastRow="0" w:firstColumn="0" w:lastColumn="0" w:oddVBand="0" w:evenVBand="0" w:oddHBand="0" w:evenHBand="0" w:firstRowFirstColumn="0" w:firstRowLastColumn="0" w:lastRowFirstColumn="0" w:lastRowLastColumn="0"/>
+            </w:pPr>
+            <w:r>
+              <w:rPr>
+                <w:rFonts w:asciiTheme="minorEastAsia" w:eastAsiaTheme="minorEastAsia" w:hAnsiTheme="minorEastAsia" w:hint="eastAsia"/>
+              </w:rPr>
+              <w:t>WAE</w:t>
             </w:r>
           </w:p>
         </w:tc>
@@ -929,7 +947,7 @@
             <w:pPr>
               <w:cnfStyle w:val="000000100000" w:firstRow="0" w:lastRow="0" w:firstColumn="0" w:lastColumn="0" w:oddVBand="0" w:evenVBand="0" w:oddHBand="1" w:evenHBand="0" w:firstRowFirstColumn="0" w:firstRowLastColumn="0" w:lastRowFirstColumn="0" w:lastRowLastColumn="0"/>
               <w:rPr>
-                <w:rFonts w:eastAsiaTheme="minorEastAsia" w:hint="eastAsia"/>
+                <w:rFonts w:eastAsiaTheme="minorEastAsia"/>
                 <w:color w:val="auto"/>
               </w:rPr>
             </w:pPr>
@@ -947,7 +965,7 @@
             <w:pPr>
               <w:cnfStyle w:val="000000100000" w:firstRow="0" w:lastRow="0" w:firstColumn="0" w:lastColumn="0" w:oddVBand="0" w:evenVBand="0" w:oddHBand="1" w:evenHBand="0" w:firstRowFirstColumn="0" w:firstRowLastColumn="0" w:lastRowFirstColumn="0" w:lastRowLastColumn="0"/>
               <w:rPr>
-                <w:rFonts w:eastAsiaTheme="minorEastAsia" w:hint="eastAsia"/>
+                <w:rFonts w:eastAsiaTheme="minorEastAsia"/>
                 <w:color w:val="auto"/>
               </w:rPr>
             </w:pPr>
@@ -964,7 +982,7 @@
             <w:pPr>
               <w:cnfStyle w:val="000000100000" w:firstRow="0" w:lastRow="0" w:firstColumn="0" w:lastColumn="0" w:oddVBand="0" w:evenVBand="0" w:oddHBand="1" w:evenHBand="0" w:firstRowFirstColumn="0" w:firstRowLastColumn="0" w:lastRowFirstColumn="0" w:lastRowLastColumn="0"/>
               <w:rPr>
-                <w:rFonts w:eastAsiaTheme="minorEastAsia" w:hint="eastAsia"/>
+                <w:rFonts w:eastAsiaTheme="minorEastAsia"/>
                 <w:color w:val="auto"/>
               </w:rPr>
             </w:pPr>
@@ -973,6 +991,16 @@
             </w:r>
           </w:p>
         </w:tc>
+        <w:tc>
+          <w:tcPr>
+            <w:tcW w:w="1559" w:type="dxa"/>
+          </w:tcPr>
+          <w:p>
+            <w:pPr>
+              <w:cnfStyle w:val="000000100000" w:firstRow="0" w:lastRow="0" w:firstColumn="0" w:lastColumn="0" w:oddVBand="0" w:evenVBand="0" w:oddHBand="1" w:evenHBand="0" w:firstRowFirstColumn="0" w:firstRowLastColumn="0" w:lastRowFirstColumn="0" w:lastRowLastColumn="0"/>
+            </w:pPr>
+          </w:p>
+        </w:tc>
       </w:tr>
     </w:tbl>
     <w:p>
@@ -1214,7 +1242,7 @@
     <w:p>
       <w:pPr>
         <w:rPr>
-          <w:rFonts w:eastAsiaTheme="minorEastAsia" w:hint="eastAsia"/>
+          <w:rFonts w:eastAsiaTheme="minorEastAsia"/>
         </w:rPr>
       </w:pPr>
     </w:p>
@@ -1670,7 +1698,7 @@
       <w:pPr>
         <w:ind w:left="452" w:hanging="444"/>
         <w:rPr>
-          <w:rFonts w:eastAsiaTheme="minorEastAsia" w:hint="eastAsia"/>
+          <w:rFonts w:eastAsiaTheme="minorEastAsia"/>
         </w:rPr>
       </w:pPr>
       <w:r>
@@ -1739,7 +1767,7 @@
     <w:p>
       <w:pPr>
         <w:rPr>
-          <w:rFonts w:eastAsiaTheme="minorEastAsia" w:hint="eastAsia"/>
+          <w:rFonts w:eastAsiaTheme="minorEastAsia"/>
         </w:rPr>
       </w:pPr>
     </w:p>
@@ -1960,7 +1988,7 @@
       <w:pPr>
         <w:ind w:left="10"/>
         <w:rPr>
-          <w:rFonts w:eastAsiaTheme="minorEastAsia" w:hint="eastAsia"/>
+          <w:rFonts w:eastAsiaTheme="minorEastAsia"/>
         </w:rPr>
       </w:pPr>
     </w:p>
@@ -4549,6 +4577,7 @@
   <w:style w:type="character" w:default="1" w:styleId="DefaultParagraphFont">
     <w:name w:val="Default Paragraph Font"/>
     <w:uiPriority w:val="1"/>
+    <w:semiHidden/>
     <w:unhideWhenUsed/>
   </w:style>
   <w:style w:type="table" w:default="1" w:styleId="TableNormal">

--- a/doc/QBUS6810_assignment_instructions.docx
+++ b/doc/QBUS6810_assignment_instructions.docx
@@ -904,10 +904,21 @@
               <w:cnfStyle w:val="100000000000" w:firstRow="1" w:lastRow="0" w:firstColumn="0" w:lastColumn="0" w:oddVBand="0" w:evenVBand="0" w:oddHBand="0" w:evenHBand="0" w:firstRowFirstColumn="0" w:firstRowLastColumn="0" w:lastRowFirstColumn="0" w:lastRowLastColumn="0"/>
             </w:pPr>
             <w:r>
+              <w:t xml:space="preserve">Main </w:t>
+            </w:r>
+            <w:proofErr w:type="gramStart"/>
+            <w:r>
               <w:rPr>
-                <w:rFonts w:asciiTheme="minorEastAsia" w:eastAsiaTheme="minorEastAsia" w:hAnsiTheme="minorEastAsia" w:hint="eastAsia"/>
+                <w:rFonts w:hint="eastAsia"/>
               </w:rPr>
               <w:t>WAE</w:t>
+            </w:r>
+            <w:r>
+              <w:t>(</w:t>
+            </w:r>
+            <w:proofErr w:type="gramEnd"/>
+            <w:r>
+              <w:t>$)</w:t>
             </w:r>
           </w:p>
         </w:tc>
@@ -998,7 +1009,14 @@
           <w:p>
             <w:pPr>
               <w:cnfStyle w:val="000000100000" w:firstRow="0" w:lastRow="0" w:firstColumn="0" w:lastColumn="0" w:oddVBand="0" w:evenVBand="0" w:oddHBand="1" w:evenHBand="0" w:firstRowFirstColumn="0" w:firstRowLastColumn="0" w:lastRowFirstColumn="0" w:lastRowLastColumn="0"/>
+              <w:rPr>
+                <w:rFonts w:eastAsiaTheme="minorEastAsia" w:hint="eastAsia"/>
+                <w:color w:val="auto"/>
+              </w:rPr>
             </w:pPr>
+            <w:r>
+              <w:t>238,599.6175</w:t>
+            </w:r>
           </w:p>
         </w:tc>
       </w:tr>
@@ -4577,7 +4595,6 @@
   <w:style w:type="character" w:default="1" w:styleId="DefaultParagraphFont">
     <w:name w:val="Default Paragraph Font"/>
     <w:uiPriority w:val="1"/>
-    <w:semiHidden/>
     <w:unhideWhenUsed/>
   </w:style>
   <w:style w:type="table" w:default="1" w:styleId="TableNormal">

--- a/doc/QBUS6810_assignment_instructions.docx
+++ b/doc/QBUS6810_assignment_instructions.docx
@@ -1,6 +1,6 @@
 
 <file path=word/document.xml><?xml version="1.0" encoding="utf-8"?>
-<w:document xmlns:wpc="http://schemas.microsoft.com/office/word/2010/wordprocessingCanvas" xmlns:cx="http://schemas.microsoft.com/office/drawing/2014/chartex" xmlns:cx1="http://schemas.microsoft.com/office/drawing/2015/9/8/chartex" xmlns:cx2="http://schemas.microsoft.com/office/drawing/2015/10/21/chartex" xmlns:cx3="http://schemas.microsoft.com/office/drawing/2016/5/9/chartex" xmlns:cx4="http://schemas.microsoft.com/office/drawing/2016/5/10/chartex" xmlns:cx5="http://schemas.microsoft.com/office/drawing/2016/5/11/chartex" xmlns:cx6="http://schemas.microsoft.com/office/drawing/2016/5/12/chartex" xmlns:cx7="http://schemas.microsoft.com/office/drawing/2016/5/13/chartex" xmlns:cx8="http://schemas.microsoft.com/office/drawing/2016/5/14/chartex" xmlns:mc="http://schemas.openxmlformats.org/markup-compatibility/2006" xmlns:aink="http://schemas.microsoft.com/office/drawing/2016/ink" xmlns:am3d="http://schemas.microsoft.com/office/drawing/2017/model3d" xmlns:o="urn:schemas-microsoft-com:office:office" xmlns:oel="http://schemas.microsoft.com/office/2019/extlst" xmlns:r="http://schemas.openxmlformats.org/officeDocument/2006/relationships" xmlns:m="http://schemas.openxmlformats.org/officeDocument/2006/math" xmlns:v="urn:schemas-microsoft-com:vml" xmlns:wp14="http://schemas.microsoft.com/office/word/2010/wordprocessingDrawing" xmlns:wp="http://schemas.openxmlformats.org/drawingml/2006/wordprocessingDrawing" xmlns:w10="urn:schemas-microsoft-com:office:word" xmlns:w="http://schemas.openxmlformats.org/wordprocessingml/2006/main" xmlns:w14="http://schemas.microsoft.com/office/word/2010/wordml" xmlns:w15="http://schemas.microsoft.com/office/word/2012/wordml" xmlns:w16cex="http://schemas.microsoft.com/office/word/2018/wordml/cex" xmlns:w16cid="http://schemas.microsoft.com/office/word/2016/wordml/cid" xmlns:w16="http://schemas.microsoft.com/office/word/2018/wordml" xmlns:w16du="http://schemas.microsoft.com/office/word/2023/wordml/word16du" xmlns:w16sdtdh="http://schemas.microsoft.com/office/word/2020/wordml/sdtdatahash" xmlns:w16sdtfl="http://schemas.microsoft.com/office/word/2024/wordml/sdtformatlock" xmlns:w16se="http://schemas.microsoft.com/office/word/2015/wordml/symex" xmlns:wpg="http://schemas.microsoft.com/office/word/2010/wordprocessingGroup" xmlns:wpi="http://schemas.microsoft.com/office/word/2010/wordprocessingInk" xmlns:wne="http://schemas.microsoft.com/office/word/2006/wordml" xmlns:wps="http://schemas.microsoft.com/office/word/2010/wordprocessingShape" mc:Ignorable="w14 w15 w16se w16cid w16 w16cex w16sdtdh w16sdtfl w16du wp14">
+<w:document xmlns:wpc="http://schemas.microsoft.com/office/word/2010/wordprocessingCanvas" xmlns:cx="http://schemas.microsoft.com/office/drawing/2014/chartex" xmlns:cx1="http://schemas.microsoft.com/office/drawing/2015/9/8/chartex" xmlns:cx2="http://schemas.microsoft.com/office/drawing/2015/10/21/chartex" xmlns:cx3="http://schemas.microsoft.com/office/drawing/2016/5/9/chartex" xmlns:cx4="http://schemas.microsoft.com/office/drawing/2016/5/10/chartex" xmlns:cx5="http://schemas.microsoft.com/office/drawing/2016/5/11/chartex" xmlns:cx6="http://schemas.microsoft.com/office/drawing/2016/5/12/chartex" xmlns:cx7="http://schemas.microsoft.com/office/drawing/2016/5/13/chartex" xmlns:cx8="http://schemas.microsoft.com/office/drawing/2016/5/14/chartex" xmlns:mc="http://schemas.openxmlformats.org/markup-compatibility/2006" xmlns:o="urn:schemas-microsoft-com:office:office" xmlns:r="http://schemas.openxmlformats.org/officeDocument/2006/relationships" xmlns:m="http://schemas.openxmlformats.org/officeDocument/2006/math" xmlns:v="urn:schemas-microsoft-com:vml" xmlns:wp14="http://schemas.microsoft.com/office/word/2010/wordprocessingDrawing" xmlns:wp="http://schemas.openxmlformats.org/drawingml/2006/wordprocessingDrawing" xmlns:w="http://schemas.openxmlformats.org/wordprocessingml/2006/main" xmlns:w14="http://schemas.microsoft.com/office/word/2010/wordml" xmlns:w10="urn:schemas-microsoft-com:office:word" xmlns:w15="http://schemas.microsoft.com/office/word/2012/wordml" xmlns:wpg="http://schemas.microsoft.com/office/word/2010/wordprocessingGroup" xmlns:wpi="http://schemas.microsoft.com/office/word/2010/wordprocessingInk" xmlns:wne="http://schemas.microsoft.com/office/word/2006/wordml" xmlns:wps="http://schemas.microsoft.com/office/word/2010/wordprocessingShape" xmlns:wpsCustomData="http://www.wps.cn/officeDocument/2013/wpsCustomData" mc:Ignorable="w14 w15 wp14">
   <w:body>
     <w:p>
       <w:pPr>
@@ -27,7 +27,7 @@
     </w:p>
     <w:p>
       <w:pPr>
-        <w:pStyle w:val="Heading1"/>
+        <w:pStyle w:val="2"/>
         <w:ind w:left="477" w:right="0" w:hanging="484"/>
       </w:pPr>
       <w:r>
@@ -55,7 +55,7 @@
         <w:rPr>
           <w:vertAlign w:val="superscript"/>
         </w:rPr>
-        <w:footnoteReference w:id="1"/>
+        <w:footnoteReference w:id="0"/>
       </w:r>
     </w:p>
     <w:p>
@@ -64,20 +64,12 @@
         <w:ind w:left="10"/>
       </w:pPr>
       <w:r>
-        <w:t xml:space="preserve">You are given historical transactions with known sale prices. Use these records to train and test your model, with </w:t>
-      </w:r>
-      <w:proofErr w:type="spellStart"/>
-      <w:r>
-        <w:t>sale_price</w:t>
-      </w:r>
-      <w:proofErr w:type="spellEnd"/>
-      <w:r>
-        <w:t xml:space="preserve"> in US dollars as the outcome. The proposed use is to provide an initial price estimate for a home without a recent sale, for a property analyst to review. Recommend whether your results support this use, considering prediction errors and the limits of learning only from homes that sold.</w:t>
-      </w:r>
-    </w:p>
-    <w:p>
-      <w:pPr>
-        <w:pStyle w:val="Heading1"/>
+        <w:t>You are given historical transactions with known sale prices. Use these records to train and test your model, with sale_price in US dollars as the outcome. The proposed use is to provide an initial price estimate for a home without a recent sale, for a property analyst to review. Recommend whether your results support this use, considering prediction errors and the limits of learning only from homes that sold.</w:t>
+      </w:r>
+    </w:p>
+    <w:p>
+      <w:pPr>
+        <w:pStyle w:val="2"/>
         <w:ind w:left="477" w:right="0" w:hanging="484"/>
       </w:pPr>
       <w:r>
@@ -90,15 +82,7 @@
         <w:ind w:left="10"/>
       </w:pPr>
       <w:r>
-        <w:t xml:space="preserve">The supplied public records contain completed sales and property characteristics, including building size, age, location, nearby facilities and </w:t>
-      </w:r>
-      <w:proofErr w:type="spellStart"/>
-      <w:r>
-        <w:t>neighbourhood</w:t>
-      </w:r>
-      <w:proofErr w:type="spellEnd"/>
-      <w:r>
-        <w:t xml:space="preserve"> information. They do not contain property listings or asking prices. Homes without a recorded sale in this sample are not included; their sale prices are unobserved.</w:t>
+        <w:t>The supplied public records contain completed sales and property characteristics, including building size, age, location, nearby facilities and neighbourhood information. They do not contain property listings or asking prices. Homes without a recorded sale in this sample are not included; their sale prices are unobserved.</w:t>
       </w:r>
     </w:p>
     <w:p>
@@ -108,139 +92,6 @@
       </w:pPr>
       <w:r>
         <w:t>Use the two datasets in the data folder:</w:t>
-      </w:r>
-    </w:p>
-    <w:p>
-      <w:pPr>
-        <w:numPr>
-          <w:ilvl w:val="0"/>
-          <w:numId w:val="1"/>
-        </w:numPr>
-        <w:spacing w:after="203"/>
-        <w:ind w:hanging="279"/>
-      </w:pPr>
-      <w:r>
-        <w:t>sales.csv: 109,307 sales from 2023–2025, with property and transaction identifiers, sale date and sale price.</w:t>
-      </w:r>
-    </w:p>
-    <w:p>
-      <w:pPr>
-        <w:numPr>
-          <w:ilvl w:val="0"/>
-          <w:numId w:val="1"/>
-        </w:numPr>
-        <w:spacing w:after="221"/>
-        <w:ind w:hanging="279"/>
-      </w:pPr>
-      <w:r>
-        <w:t xml:space="preserve">properties_2022.csv: 98,899 properties, with a property identifier and 97 property and </w:t>
-      </w:r>
-      <w:proofErr w:type="spellStart"/>
-      <w:r>
-        <w:t>neighbourhood</w:t>
-      </w:r>
-      <w:proofErr w:type="spellEnd"/>
-      <w:r>
-        <w:t xml:space="preserve"> features.</w:t>
-      </w:r>
-    </w:p>
-    <w:p>
-      <w:pPr>
-        <w:spacing w:after="110"/>
-        <w:ind w:left="10"/>
-      </w:pPr>
-      <w:r>
-        <w:t xml:space="preserve">Join on </w:t>
-      </w:r>
-      <w:proofErr w:type="spellStart"/>
-      <w:r>
-        <w:t>property_id</w:t>
-      </w:r>
-      <w:proofErr w:type="spellEnd"/>
-      <w:r>
-        <w:t>. Each sale should match one property record. A property may have several sales. Read QBUS6810_data_dictionary.pdf and variable_dictionary.csv for field definitions. All required data are supplied as CSV files.</w:t>
-      </w:r>
-    </w:p>
-    <w:p>
-      <w:pPr>
-        <w:spacing w:after="143"/>
-        <w:ind w:left="10"/>
-      </w:pPr>
-      <w:r>
-        <w:t>You may supplement the supplied data with external datasets. For each additional dataset, give its provider, dataset name, source URL and access date in your report. Explain its relevance and how you combine it with the supplied data.</w:t>
-      </w:r>
-    </w:p>
-    <w:p>
-      <w:pPr>
-        <w:ind w:left="10"/>
-      </w:pPr>
-      <w:r>
-        <w:t xml:space="preserve">The target is </w:t>
-      </w:r>
-      <w:proofErr w:type="spellStart"/>
-      <w:r>
-        <w:t>sale_price</w:t>
-      </w:r>
-      <w:proofErr w:type="spellEnd"/>
-      <w:r>
-        <w:t xml:space="preserve">. Property features come from the 2022 archive, before the sales. The </w:t>
-      </w:r>
-      <w:proofErr w:type="spellStart"/>
-      <w:r>
-        <w:t>sale_date</w:t>
-      </w:r>
-      <w:proofErr w:type="spellEnd"/>
-      <w:r>
-        <w:t xml:space="preserve"> field provides calendar information for </w:t>
-      </w:r>
-      <w:proofErr w:type="spellStart"/>
-      <w:r>
-        <w:t>analysing</w:t>
-      </w:r>
-      <w:proofErr w:type="spellEnd"/>
-      <w:r>
-        <w:t xml:space="preserve"> prices over time. Do not use </w:t>
-      </w:r>
-      <w:proofErr w:type="spellStart"/>
-      <w:r>
-        <w:t>sale_price</w:t>
-      </w:r>
-      <w:proofErr w:type="spellEnd"/>
-      <w:r>
-        <w:t xml:space="preserve">, </w:t>
-      </w:r>
-      <w:proofErr w:type="spellStart"/>
-      <w:r>
-        <w:t>property_id</w:t>
-      </w:r>
-      <w:proofErr w:type="spellEnd"/>
-      <w:r>
-        <w:t xml:space="preserve"> or </w:t>
-      </w:r>
-      <w:proofErr w:type="spellStart"/>
-      <w:r>
-        <w:t>transaction_id</w:t>
-      </w:r>
-      <w:proofErr w:type="spellEnd"/>
-      <w:r>
-        <w:t xml:space="preserve"> as input features. Keep the identifiers for joining data and checking repeated sales.</w:t>
-      </w:r>
-    </w:p>
-    <w:p>
-      <w:pPr>
-        <w:pStyle w:val="Heading1"/>
-        <w:ind w:left="477" w:right="0" w:hanging="484"/>
-      </w:pPr>
-      <w:r>
-        <w:t>Deliverables</w:t>
-      </w:r>
-    </w:p>
-    <w:p>
-      <w:pPr>
-        <w:ind w:left="10"/>
-      </w:pPr>
-      <w:r>
-        <w:t>Submit to Canvas:</w:t>
       </w:r>
     </w:p>
     <w:p>
@@ -249,16 +100,11 @@
           <w:ilvl w:val="0"/>
           <w:numId w:val="2"/>
         </w:numPr>
+        <w:spacing w:after="203"/>
         <w:ind w:hanging="279"/>
       </w:pPr>
       <w:r>
-        <w:rPr>
-          <w:b/>
-        </w:rPr>
-        <w:t xml:space="preserve">Report (PDF): </w:t>
-      </w:r>
-      <w:r>
-        <w:t>your analysis, reasoning and recommendations, following the structure below.</w:t>
+        <w:t>sales.csv: 109,307 sales from 2023–2025, with property and transaction identifiers, sale date and sale price.</w:t>
       </w:r>
     </w:p>
     <w:p>
@@ -267,23 +113,97 @@
           <w:ilvl w:val="0"/>
           <w:numId w:val="2"/>
         </w:numPr>
+        <w:spacing w:after="221"/>
         <w:ind w:hanging="279"/>
       </w:pPr>
       <w:r>
-        <w:rPr>
-          <w:b/>
-        </w:rPr>
-        <w:t xml:space="preserve">Code: </w:t>
-      </w:r>
-      <w:r>
-        <w:t>a Jupyter notebook or Python script, in a maximum of two files, that reproduces the reported results.</w:t>
+        <w:t>properties_2022.csv: 98,899 properties, with a property identifier and 97 property and neighbourhood features.</w:t>
+      </w:r>
+    </w:p>
+    <w:p>
+      <w:pPr>
+        <w:spacing w:after="110"/>
+        <w:ind w:left="10"/>
+      </w:pPr>
+      <w:r>
+        <w:t>Join on property_id. Each sale should match one property record. A property may have several sales. Read QBUS6810_data_dictionary.pdf and variable_dictionary.csv for field definitions. All required data are supplied as CSV files.</w:t>
+      </w:r>
+    </w:p>
+    <w:p>
+      <w:pPr>
+        <w:spacing w:after="143"/>
+        <w:ind w:left="10"/>
+      </w:pPr>
+      <w:r>
+        <w:t>You may supplement the supplied data with external datasets. For each additional dataset, give its provider, dataset name, source URL and access date in your report. Explain its relevance and how you combine it with the supplied data.</w:t>
+      </w:r>
+    </w:p>
+    <w:p>
+      <w:pPr>
+        <w:ind w:left="10"/>
+      </w:pPr>
+      <w:r>
+        <w:t>The target is sale_price. Property features come from the 2022 archive, before the sales. The sale_date field provides calendar information for analysing prices over time. Do not use sale_price, property_id or transaction_id as input features. Keep the identifiers for joining data and checking repeated sales.</w:t>
+      </w:r>
+    </w:p>
+    <w:p>
+      <w:pPr>
+        <w:pStyle w:val="2"/>
+        <w:ind w:left="477" w:right="0" w:hanging="484"/>
+      </w:pPr>
+      <w:r>
+        <w:t>Deliverables</w:t>
+      </w:r>
+    </w:p>
+    <w:p>
+      <w:pPr>
+        <w:ind w:left="10"/>
+      </w:pPr>
+      <w:r>
+        <w:t>Submit to Canvas:</w:t>
       </w:r>
     </w:p>
     <w:p>
       <w:pPr>
         <w:numPr>
           <w:ilvl w:val="0"/>
-          <w:numId w:val="2"/>
+          <w:numId w:val="3"/>
+        </w:numPr>
+        <w:ind w:hanging="279"/>
+      </w:pPr>
+      <w:r>
+        <w:rPr>
+          <w:b/>
+        </w:rPr>
+        <w:t xml:space="preserve">Report (PDF): </w:t>
+      </w:r>
+      <w:r>
+        <w:t>your analysis, reasoning and recommendations, following the structure below.</w:t>
+      </w:r>
+    </w:p>
+    <w:p>
+      <w:pPr>
+        <w:numPr>
+          <w:ilvl w:val="0"/>
+          <w:numId w:val="3"/>
+        </w:numPr>
+        <w:ind w:hanging="279"/>
+      </w:pPr>
+      <w:r>
+        <w:rPr>
+          <w:b/>
+        </w:rPr>
+        <w:t xml:space="preserve">Code: </w:t>
+      </w:r>
+      <w:r>
+        <w:t>a Jupyter notebook or Python script, in a maximum of two files, that reproduces the reported results.</w:t>
+      </w:r>
+    </w:p>
+    <w:p>
+      <w:pPr>
+        <w:numPr>
+          <w:ilvl w:val="0"/>
+          <w:numId w:val="3"/>
         </w:numPr>
         <w:spacing w:after="444"/>
         <w:ind w:hanging="279"/>
@@ -300,7 +220,7 @@
     </w:p>
     <w:p>
       <w:pPr>
-        <w:pStyle w:val="Heading1"/>
+        <w:pStyle w:val="2"/>
         <w:ind w:left="477" w:right="0" w:hanging="484"/>
       </w:pPr>
       <w:r>
@@ -318,7 +238,7 @@
     </w:p>
     <w:p>
       <w:pPr>
-        <w:pStyle w:val="Heading2"/>
+        <w:pStyle w:val="3"/>
         <w:ind w:left="3"/>
       </w:pPr>
       <w:r>
@@ -351,9 +271,8 @@
       </w:pPr>
       <w:r>
         <w:rPr>
-          <w:rFonts w:eastAsiaTheme="minorEastAsia" w:hint="eastAsia"/>
-        </w:rPr>
-        <w:lastRenderedPageBreak/>
+          <w:rFonts w:hint="eastAsia" w:eastAsiaTheme="minorEastAsia"/>
+        </w:rPr>
         <w:t>The Cook County Assessor</w:t>
       </w:r>
       <w:r>
@@ -364,41 +283,13 @@
       </w:r>
       <w:r>
         <w:rPr>
-          <w:rFonts w:eastAsiaTheme="minorEastAsia" w:hint="eastAsia"/>
-        </w:rPr>
-        <w:t xml:space="preserve">s Office must assess a large </w:t>
-      </w:r>
-      <w:proofErr w:type="gramStart"/>
-      <w:r>
-        <w:rPr>
-          <w:rFonts w:eastAsiaTheme="minorEastAsia" w:hint="eastAsia"/>
-        </w:rPr>
-        <w:t>amount</w:t>
-      </w:r>
-      <w:proofErr w:type="gramEnd"/>
-      <w:r>
-        <w:rPr>
-          <w:rFonts w:eastAsiaTheme="minorEastAsia" w:hint="eastAsia"/>
-        </w:rPr>
-        <w:t xml:space="preserve"> of residential properties in Cook County for property tax purposes. Since many homes do not have recent recorded </w:t>
-      </w:r>
-      <w:proofErr w:type="gramStart"/>
-      <w:r>
-        <w:rPr>
-          <w:rFonts w:eastAsiaTheme="minorEastAsia" w:hint="eastAsia"/>
-        </w:rPr>
-        <w:t>sale</w:t>
-      </w:r>
-      <w:proofErr w:type="gramEnd"/>
-      <w:r>
-        <w:rPr>
-          <w:rFonts w:eastAsiaTheme="minorEastAsia" w:hint="eastAsia"/>
-        </w:rPr>
-        <w:t xml:space="preserve">, their market value cannot be observed directly. However, the office still needs to estimate what each property would sell for as of </w:t>
-      </w:r>
-      <w:r>
-        <w:rPr>
-          <w:rFonts w:eastAsiaTheme="minorEastAsia" w:hint="eastAsia"/>
+          <w:rFonts w:hint="eastAsia" w:eastAsiaTheme="minorEastAsia"/>
+        </w:rPr>
+        <w:t xml:space="preserve">s Office must assess a large amount of residential properties in Cook County for property tax purposes. Since many homes do not have recent recorded sale, their market value cannot be observed directly. However, the office still needs to estimate what each property would sell for as of </w:t>
+      </w:r>
+      <w:r>
+        <w:rPr>
+          <w:rFonts w:hint="eastAsia" w:eastAsiaTheme="minorEastAsia"/>
           <w:b/>
           <w:bCs/>
         </w:rPr>
@@ -406,7 +297,7 @@
       </w:r>
       <w:r>
         <w:rPr>
-          <w:rFonts w:eastAsiaTheme="minorEastAsia" w:hint="eastAsia"/>
+          <w:rFonts w:hint="eastAsia" w:eastAsiaTheme="minorEastAsia"/>
         </w:rPr>
         <w:t xml:space="preserve">. </w:t>
       </w:r>
@@ -445,7 +336,7 @@
       </w:r>
       <w:r>
         <w:rPr>
-          <w:rFonts w:eastAsiaTheme="minorEastAsia" w:hint="eastAsia"/>
+          <w:rFonts w:hint="eastAsia" w:eastAsiaTheme="minorEastAsia"/>
         </w:rPr>
         <w:t xml:space="preserve"> </w:t>
       </w:r>
@@ -457,7 +348,7 @@
       </w:r>
       <w:r>
         <w:rPr>
-          <w:rFonts w:eastAsiaTheme="minorEastAsia" w:hint="eastAsia"/>
+          <w:rFonts w:hint="eastAsia" w:eastAsiaTheme="minorEastAsia"/>
         </w:rPr>
         <w:t xml:space="preserve"> </w:t>
       </w:r>
@@ -469,7 +360,7 @@
       </w:r>
       <w:r>
         <w:rPr>
-          <w:rFonts w:eastAsiaTheme="minorEastAsia" w:hint="eastAsia"/>
+          <w:rFonts w:hint="eastAsia" w:eastAsiaTheme="minorEastAsia"/>
         </w:rPr>
         <w:t>.</w:t>
       </w:r>
@@ -495,7 +386,7 @@
       </w:r>
       <w:r>
         <w:rPr>
-          <w:rFonts w:eastAsiaTheme="minorEastAsia" w:hint="eastAsia"/>
+          <w:rFonts w:hint="eastAsia" w:eastAsiaTheme="minorEastAsia"/>
         </w:rPr>
         <w:t xml:space="preserve"> </w:t>
       </w:r>
@@ -507,7 +398,7 @@
       </w:r>
       <w:r>
         <w:rPr>
-          <w:rFonts w:eastAsiaTheme="minorEastAsia" w:hint="eastAsia"/>
+          <w:rFonts w:hint="eastAsia" w:eastAsiaTheme="minorEastAsia"/>
         </w:rPr>
         <w:t xml:space="preserve">, </w:t>
       </w:r>
@@ -519,7 +410,7 @@
       </w:r>
       <w:r>
         <w:rPr>
-          <w:rFonts w:eastAsiaTheme="minorEastAsia" w:hint="eastAsia"/>
+          <w:rFonts w:hint="eastAsia" w:eastAsiaTheme="minorEastAsia"/>
         </w:rPr>
         <w:t xml:space="preserve"> </w:t>
       </w:r>
@@ -531,7 +422,7 @@
       </w:r>
       <w:r>
         <w:rPr>
-          <w:rFonts w:eastAsiaTheme="minorEastAsia" w:hint="eastAsia"/>
+          <w:rFonts w:hint="eastAsia" w:eastAsiaTheme="minorEastAsia"/>
         </w:rPr>
         <w:t xml:space="preserve"> </w:t>
       </w:r>
@@ -543,7 +434,7 @@
       </w:r>
       <w:r>
         <w:rPr>
-          <w:rFonts w:eastAsiaTheme="minorEastAsia" w:hint="eastAsia"/>
+          <w:rFonts w:hint="eastAsia" w:eastAsiaTheme="minorEastAsia"/>
         </w:rPr>
         <w:t xml:space="preserve"> </w:t>
       </w:r>
@@ -555,7 +446,7 @@
       </w:r>
       <w:r>
         <w:rPr>
-          <w:rFonts w:eastAsiaTheme="minorEastAsia" w:hint="eastAsia"/>
+          <w:rFonts w:hint="eastAsia" w:eastAsiaTheme="minorEastAsia"/>
         </w:rPr>
         <w:t xml:space="preserve"> </w:t>
       </w:r>
@@ -568,7 +459,7 @@
     </w:p>
     <w:p>
       <w:pPr>
-        <w:pStyle w:val="Heading2"/>
+        <w:pStyle w:val="3"/>
         <w:ind w:left="3"/>
       </w:pPr>
       <w:r>
@@ -648,7 +539,7 @@
     </w:p>
     <w:p>
       <w:pPr>
-        <w:pStyle w:val="Heading2"/>
+        <w:pStyle w:val="3"/>
         <w:ind w:left="3"/>
       </w:pPr>
       <w:r>
@@ -719,24 +610,29 @@
           <w:b/>
           <w:bCs/>
         </w:rPr>
-        <w:t xml:space="preserve">Table 1. </w:t>
-      </w:r>
-      <w:r>
-        <w:rPr>
-          <w:rFonts w:eastAsiaTheme="minorEastAsia"/>
-          <w:b/>
-          <w:bCs/>
-        </w:rPr>
-        <w:t>Global Mean baseline performance on the 2024 validation set</w:t>
+        <w:t>Table 1. Global Mean baseline performance on the 2024 validation set</w:t>
       </w:r>
     </w:p>
     <w:tbl>
       <w:tblPr>
-        <w:tblStyle w:val="PlainTable1"/>
+        <w:tblStyle w:val="16"/>
         <w:tblW w:w="0" w:type="auto"/>
         <w:jc w:val="center"/>
+        <w:tblBorders>
+          <w:top w:val="single" w:color="BEBEBE" w:themeColor="background1" w:themeShade="BF" w:sz="4" w:space="0"/>
+          <w:left w:val="single" w:color="BEBEBE" w:themeColor="background1" w:themeShade="BF" w:sz="4" w:space="0"/>
+          <w:bottom w:val="single" w:color="BEBEBE" w:themeColor="background1" w:themeShade="BF" w:sz="4" w:space="0"/>
+          <w:right w:val="single" w:color="BEBEBE" w:themeColor="background1" w:themeShade="BF" w:sz="4" w:space="0"/>
+          <w:insideH w:val="single" w:color="BEBEBE" w:themeColor="background1" w:themeShade="BF" w:sz="4" w:space="0"/>
+          <w:insideV w:val="single" w:color="BEBEBE" w:themeColor="background1" w:themeShade="BF" w:sz="4" w:space="0"/>
+        </w:tblBorders>
         <w:tblLayout w:type="fixed"/>
-        <w:tblLook w:val="04A0" w:firstRow="1" w:lastRow="0" w:firstColumn="1" w:lastColumn="0" w:noHBand="0" w:noVBand="1"/>
+        <w:tblCellMar>
+          <w:top w:w="0" w:type="dxa"/>
+          <w:left w:w="108" w:type="dxa"/>
+          <w:bottom w:w="0" w:type="dxa"/>
+          <w:right w:w="108" w:type="dxa"/>
+        </w:tblCellMar>
       </w:tblPr>
       <w:tblGrid>
         <w:gridCol w:w="1555"/>
@@ -746,26 +642,43 @@
         <w:gridCol w:w="1559"/>
       </w:tblGrid>
       <w:tr>
+        <w:tblPrEx>
+          <w:tblBorders>
+            <w:top w:val="single" w:color="BEBEBE" w:themeColor="background1" w:themeShade="BF" w:sz="4" w:space="0"/>
+            <w:left w:val="single" w:color="BEBEBE" w:themeColor="background1" w:themeShade="BF" w:sz="4" w:space="0"/>
+            <w:bottom w:val="single" w:color="BEBEBE" w:themeColor="background1" w:themeShade="BF" w:sz="4" w:space="0"/>
+            <w:right w:val="single" w:color="BEBEBE" w:themeColor="background1" w:themeShade="BF" w:sz="4" w:space="0"/>
+            <w:insideH w:val="single" w:color="BEBEBE" w:themeColor="background1" w:themeShade="BF" w:sz="4" w:space="0"/>
+            <w:insideV w:val="single" w:color="BEBEBE" w:themeColor="background1" w:themeShade="BF" w:sz="4" w:space="0"/>
+          </w:tblBorders>
+          <w:tblCellMar>
+            <w:top w:w="0" w:type="dxa"/>
+            <w:left w:w="108" w:type="dxa"/>
+            <w:bottom w:w="0" w:type="dxa"/>
+            <w:right w:w="108" w:type="dxa"/>
+          </w:tblCellMar>
+        </w:tblPrEx>
         <w:trPr>
-          <w:cnfStyle w:val="100000000000" w:firstRow="1" w:lastRow="0" w:firstColumn="0" w:lastColumn="0" w:oddVBand="0" w:evenVBand="0" w:oddHBand="0" w:evenHBand="0" w:firstRowFirstColumn="0" w:firstRowLastColumn="0" w:lastRowFirstColumn="0" w:lastRowLastColumn="0"/>
           <w:jc w:val="center"/>
         </w:trPr>
         <w:tc>
           <w:tcPr>
-            <w:cnfStyle w:val="001000000000" w:firstRow="0" w:lastRow="0" w:firstColumn="1" w:lastColumn="0" w:oddVBand="0" w:evenVBand="0" w:oddHBand="0" w:evenHBand="0" w:firstRowFirstColumn="0" w:firstRowLastColumn="0" w:lastRowFirstColumn="0" w:lastRowLastColumn="0"/>
             <w:tcW w:w="1555" w:type="dxa"/>
-            <w:hideMark/>
           </w:tcPr>
           <w:p>
             <w:pPr>
               <w:ind w:left="10"/>
               <w:rPr>
                 <w:rFonts w:eastAsiaTheme="minorEastAsia"/>
+                <w:b/>
+                <w:bCs/>
               </w:rPr>
             </w:pPr>
             <w:r>
               <w:rPr>
                 <w:rFonts w:eastAsiaTheme="minorEastAsia"/>
+                <w:b/>
+                <w:bCs/>
               </w:rPr>
               <w:t>Baseline</w:t>
             </w:r>
@@ -774,34 +687,37 @@
         <w:tc>
           <w:tcPr>
             <w:tcW w:w="2551" w:type="dxa"/>
-            <w:hideMark/>
           </w:tcPr>
           <w:p>
             <w:pPr>
               <w:ind w:left="10"/>
-              <w:cnfStyle w:val="100000000000" w:firstRow="1" w:lastRow="0" w:firstColumn="0" w:lastColumn="0" w:oddVBand="0" w:evenVBand="0" w:oddHBand="0" w:evenHBand="0" w:firstRowFirstColumn="0" w:firstRowLastColumn="0" w:lastRowFirstColumn="0" w:lastRowLastColumn="0"/>
               <w:rPr>
                 <w:rFonts w:eastAsiaTheme="minorEastAsia"/>
                 <w:b w:val="0"/>
                 <w:bCs w:val="0"/>
               </w:rPr>
             </w:pPr>
-            <w:proofErr w:type="gramStart"/>
             <w:r>
               <w:rPr>
                 <w:rFonts w:eastAsiaTheme="minorEastAsia"/>
+                <w:b/>
+                <w:bCs/>
               </w:rPr>
               <w:t>M</w:t>
             </w:r>
             <w:r>
               <w:rPr>
-                <w:rFonts w:eastAsiaTheme="minorEastAsia" w:hint="eastAsia"/>
+                <w:rFonts w:hint="eastAsia" w:eastAsiaTheme="minorEastAsia"/>
+                <w:b/>
+                <w:bCs/>
               </w:rPr>
               <w:t>S</w:t>
             </w:r>
             <w:r>
               <w:rPr>
                 <w:rFonts w:eastAsiaTheme="minorEastAsia"/>
+                <w:b/>
+                <w:bCs/>
               </w:rPr>
               <w:t>E</w:t>
             </w:r>
@@ -810,23 +726,16 @@
                 <w:b w:val="0"/>
                 <w:bCs w:val="0"/>
               </w:rPr>
-              <w:t>(</w:t>
-            </w:r>
-            <w:proofErr w:type="gramEnd"/>
-            <w:r>
-              <w:rPr>
-                <w:b w:val="0"/>
-                <w:bCs w:val="0"/>
-              </w:rPr>
-              <w:t>$)</w:t>
+              <w:t>($)</w:t>
             </w:r>
           </w:p>
           <w:p>
             <w:pPr>
               <w:ind w:left="10"/>
-              <w:cnfStyle w:val="100000000000" w:firstRow="1" w:lastRow="0" w:firstColumn="0" w:lastColumn="0" w:oddVBand="0" w:evenVBand="0" w:oddHBand="0" w:evenHBand="0" w:firstRowFirstColumn="0" w:firstRowLastColumn="0" w:lastRowFirstColumn="0" w:lastRowLastColumn="0"/>
               <w:rPr>
                 <w:rFonts w:eastAsiaTheme="minorEastAsia"/>
+                <w:b/>
+                <w:bCs/>
               </w:rPr>
             </w:pPr>
           </w:p>
@@ -839,23 +748,25 @@
             <w:pPr>
               <w:spacing w:after="160" w:line="278" w:lineRule="auto"/>
               <w:jc w:val="left"/>
-              <w:cnfStyle w:val="100000000000" w:firstRow="1" w:lastRow="0" w:firstColumn="0" w:lastColumn="0" w:oddVBand="0" w:evenVBand="0" w:oddHBand="0" w:evenHBand="0" w:firstRowFirstColumn="0" w:firstRowLastColumn="0" w:lastRowFirstColumn="0" w:lastRowLastColumn="0"/>
               <w:rPr>
                 <w:rFonts w:eastAsiaTheme="minorEastAsia"/>
                 <w:b w:val="0"/>
                 <w:bCs w:val="0"/>
               </w:rPr>
             </w:pPr>
-            <w:proofErr w:type="gramStart"/>
             <w:r>
               <w:rPr>
-                <w:rFonts w:eastAsiaTheme="minorEastAsia" w:hint="eastAsia"/>
+                <w:rFonts w:hint="eastAsia" w:eastAsiaTheme="minorEastAsia"/>
+                <w:b/>
+                <w:bCs/>
               </w:rPr>
               <w:t>MA</w:t>
             </w:r>
             <w:r>
               <w:rPr>
                 <w:rFonts w:eastAsiaTheme="minorEastAsia"/>
+                <w:b/>
+                <w:bCs/>
               </w:rPr>
               <w:t>E</w:t>
             </w:r>
@@ -864,15 +775,7 @@
                 <w:b w:val="0"/>
                 <w:bCs w:val="0"/>
               </w:rPr>
-              <w:t>(</w:t>
-            </w:r>
-            <w:proofErr w:type="gramEnd"/>
-            <w:r>
-              <w:rPr>
-                <w:b w:val="0"/>
-                <w:bCs w:val="0"/>
-              </w:rPr>
-              <w:t>$)</w:t>
+              <w:t>($)</w:t>
             </w:r>
           </w:p>
         </w:tc>
@@ -883,13 +786,18 @@
           <w:p>
             <w:pPr>
               <w:jc w:val="left"/>
-              <w:cnfStyle w:val="100000000000" w:firstRow="1" w:lastRow="0" w:firstColumn="0" w:lastColumn="0" w:oddVBand="0" w:evenVBand="0" w:oddHBand="0" w:evenHBand="0" w:firstRowFirstColumn="0" w:firstRowLastColumn="0" w:lastRowFirstColumn="0" w:lastRowLastColumn="0"/>
               <w:rPr>
                 <w:rFonts w:eastAsiaTheme="minorEastAsia"/>
+                <w:b/>
+                <w:bCs/>
                 <w:color w:val="auto"/>
               </w:rPr>
             </w:pPr>
             <w:r>
+              <w:rPr>
+                <w:b/>
+                <w:bCs/>
+              </w:rPr>
               <w:t>R²</w:t>
             </w:r>
           </w:p>
@@ -901,11 +809,16 @@
           <w:p>
             <w:pPr>
               <w:jc w:val="left"/>
-              <w:cnfStyle w:val="100000000000" w:firstRow="1" w:lastRow="0" w:firstColumn="0" w:lastColumn="0" w:oddVBand="0" w:evenVBand="0" w:oddHBand="0" w:evenHBand="0" w:firstRowFirstColumn="0" w:firstRowLastColumn="0" w:lastRowFirstColumn="0" w:lastRowLastColumn="0"/>
+              <w:rPr>
+                <w:b/>
+                <w:bCs/>
+              </w:rPr>
             </w:pPr>
             <w:r>
               <w:rPr>
-                <w:rFonts w:asciiTheme="minorEastAsia" w:eastAsiaTheme="minorEastAsia" w:hAnsiTheme="minorEastAsia" w:hint="eastAsia"/>
+                <w:rFonts w:hint="eastAsia" w:asciiTheme="minorEastAsia" w:hAnsiTheme="minorEastAsia" w:eastAsiaTheme="minorEastAsia"/>
+                <w:b/>
+                <w:bCs/>
               </w:rPr>
               <w:t>WAE</w:t>
             </w:r>
@@ -913,26 +826,44 @@
         </w:tc>
       </w:tr>
       <w:tr>
+        <w:tblPrEx>
+          <w:tblBorders>
+            <w:top w:val="single" w:color="BEBEBE" w:themeColor="background1" w:themeShade="BF" w:sz="4" w:space="0"/>
+            <w:left w:val="single" w:color="BEBEBE" w:themeColor="background1" w:themeShade="BF" w:sz="4" w:space="0"/>
+            <w:bottom w:val="single" w:color="BEBEBE" w:themeColor="background1" w:themeShade="BF" w:sz="4" w:space="0"/>
+            <w:right w:val="single" w:color="BEBEBE" w:themeColor="background1" w:themeShade="BF" w:sz="4" w:space="0"/>
+            <w:insideH w:val="single" w:color="BEBEBE" w:themeColor="background1" w:themeShade="BF" w:sz="4" w:space="0"/>
+            <w:insideV w:val="single" w:color="BEBEBE" w:themeColor="background1" w:themeShade="BF" w:sz="4" w:space="0"/>
+          </w:tblBorders>
+          <w:tblCellMar>
+            <w:top w:w="0" w:type="dxa"/>
+            <w:left w:w="108" w:type="dxa"/>
+            <w:bottom w:w="0" w:type="dxa"/>
+            <w:right w:w="108" w:type="dxa"/>
+          </w:tblCellMar>
+        </w:tblPrEx>
         <w:trPr>
-          <w:cnfStyle w:val="000000100000" w:firstRow="0" w:lastRow="0" w:firstColumn="0" w:lastColumn="0" w:oddVBand="0" w:evenVBand="0" w:oddHBand="1" w:evenHBand="0" w:firstRowFirstColumn="0" w:firstRowLastColumn="0" w:lastRowFirstColumn="0" w:lastRowLastColumn="0"/>
           <w:jc w:val="center"/>
         </w:trPr>
         <w:tc>
           <w:tcPr>
-            <w:cnfStyle w:val="001000000000" w:firstRow="0" w:lastRow="0" w:firstColumn="1" w:lastColumn="0" w:oddVBand="0" w:evenVBand="0" w:oddHBand="0" w:evenHBand="0" w:firstRowFirstColumn="0" w:firstRowLastColumn="0" w:lastRowFirstColumn="0" w:lastRowLastColumn="0"/>
             <w:tcW w:w="1555" w:type="dxa"/>
-            <w:hideMark/>
+            <w:shd w:val="clear" w:color="auto" w:fill="F1F1F1" w:themeFill="background1" w:themeFillShade="F2"/>
           </w:tcPr>
           <w:p>
             <w:pPr>
               <w:ind w:left="10"/>
               <w:rPr>
                 <w:rFonts w:eastAsiaTheme="minorEastAsia"/>
+                <w:b/>
+                <w:bCs/>
               </w:rPr>
             </w:pPr>
             <w:r>
               <w:rPr>
                 <w:rFonts w:eastAsiaTheme="minorEastAsia"/>
+                <w:b/>
+                <w:bCs/>
               </w:rPr>
               <w:t>Global Mean</w:t>
             </w:r>
@@ -941,11 +872,10 @@
         <w:tc>
           <w:tcPr>
             <w:tcW w:w="2551" w:type="dxa"/>
-            <w:hideMark/>
+            <w:shd w:val="clear" w:color="auto" w:fill="F1F1F1" w:themeFill="background1" w:themeFillShade="F2"/>
           </w:tcPr>
           <w:p>
             <w:pPr>
-              <w:cnfStyle w:val="000000100000" w:firstRow="0" w:lastRow="0" w:firstColumn="0" w:lastColumn="0" w:oddVBand="0" w:evenVBand="0" w:oddHBand="1" w:evenHBand="0" w:firstRowFirstColumn="0" w:firstRowLastColumn="0" w:lastRowFirstColumn="0" w:lastRowLastColumn="0"/>
               <w:rPr>
                 <w:rFonts w:eastAsiaTheme="minorEastAsia"/>
                 <w:color w:val="auto"/>
@@ -959,11 +889,10 @@
         <w:tc>
           <w:tcPr>
             <w:tcW w:w="1564" w:type="dxa"/>
-            <w:hideMark/>
+            <w:shd w:val="clear" w:color="auto" w:fill="F1F1F1" w:themeFill="background1" w:themeFillShade="F2"/>
           </w:tcPr>
           <w:p>
             <w:pPr>
-              <w:cnfStyle w:val="000000100000" w:firstRow="0" w:lastRow="0" w:firstColumn="0" w:lastColumn="0" w:oddVBand="0" w:evenVBand="0" w:oddHBand="1" w:evenHBand="0" w:firstRowFirstColumn="0" w:firstRowLastColumn="0" w:lastRowFirstColumn="0" w:lastRowLastColumn="0"/>
               <w:rPr>
                 <w:rFonts w:eastAsiaTheme="minorEastAsia"/>
                 <w:color w:val="auto"/>
@@ -977,10 +906,10 @@
         <w:tc>
           <w:tcPr>
             <w:tcW w:w="1559" w:type="dxa"/>
+            <w:shd w:val="clear" w:color="auto" w:fill="F1F1F1" w:themeFill="background1" w:themeFillShade="F2"/>
           </w:tcPr>
           <w:p>
             <w:pPr>
-              <w:cnfStyle w:val="000000100000" w:firstRow="0" w:lastRow="0" w:firstColumn="0" w:lastColumn="0" w:oddVBand="0" w:evenVBand="0" w:oddHBand="1" w:evenHBand="0" w:firstRowFirstColumn="0" w:firstRowLastColumn="0" w:lastRowFirstColumn="0" w:lastRowLastColumn="0"/>
               <w:rPr>
                 <w:rFonts w:eastAsiaTheme="minorEastAsia"/>
                 <w:color w:val="auto"/>
@@ -994,12 +923,9 @@
         <w:tc>
           <w:tcPr>
             <w:tcW w:w="1559" w:type="dxa"/>
+            <w:shd w:val="clear" w:color="auto" w:fill="F1F1F1" w:themeFill="background1" w:themeFillShade="F2"/>
           </w:tcPr>
-          <w:p>
-            <w:pPr>
-              <w:cnfStyle w:val="000000100000" w:firstRow="0" w:lastRow="0" w:firstColumn="0" w:lastColumn="0" w:oddVBand="0" w:evenVBand="0" w:oddHBand="1" w:evenHBand="0" w:firstRowFirstColumn="0" w:firstRowLastColumn="0" w:lastRowFirstColumn="0" w:lastRowLastColumn="0"/>
-            </w:pPr>
-          </w:p>
+          <w:p/>
         </w:tc>
       </w:tr>
     </w:tbl>
@@ -1096,35 +1022,7 @@
         <w:rPr>
           <w:rFonts w:eastAsiaTheme="minorEastAsia"/>
         </w:rPr>
-        <w:t xml:space="preserve">Repeated sales are retained rather than enforcing a property-disjoint split, as properties may require valuation in different periods. Of the 18,132 validation transactions, 1,677 (9.25%) involve properties also observed in training. This overlap does </w:t>
-      </w:r>
-      <w:proofErr w:type="gramStart"/>
-      <w:r>
-        <w:rPr>
-          <w:rFonts w:eastAsiaTheme="minorEastAsia"/>
-        </w:rPr>
-        <w:t>not itself</w:t>
-      </w:r>
-      <w:proofErr w:type="gramEnd"/>
-      <w:r>
-        <w:rPr>
-          <w:rFonts w:eastAsiaTheme="minorEastAsia"/>
-        </w:rPr>
-        <w:t xml:space="preserve"> indicate data leakage but may limit representativeness for homes without recent sales. Property and transaction IDs are excluded from predictors, while </w:t>
-      </w:r>
-      <w:proofErr w:type="spellStart"/>
-      <w:r>
-        <w:rPr>
-          <w:rFonts w:eastAsiaTheme="minorEastAsia"/>
-        </w:rPr>
-        <w:t>sale_price</w:t>
-      </w:r>
-      <w:proofErr w:type="spellEnd"/>
-      <w:r>
-        <w:rPr>
-          <w:rFonts w:eastAsiaTheme="minorEastAsia"/>
-        </w:rPr>
-        <w:t xml:space="preserve"> remains the target.</w:t>
+        <w:t>Repeated sales are retained rather than enforcing a property-disjoint split, as properties may require valuation in different periods. Of the 18,132 validation transactions, 1,677 (9.25%) involve properties also observed in training. This overlap does not itself indicate data leakage but may limit representativeness for homes without recent sales. Property and transaction IDs are excluded from predictors, while sale_price remains the target.</w:t>
       </w:r>
     </w:p>
     <w:p>
@@ -1163,15 +1061,7 @@
         <w:t xml:space="preserve">3d. </w:t>
       </w:r>
       <w:r>
-        <w:t xml:space="preserve">Show how experiments </w:t>
-      </w:r>
-      <w:proofErr w:type="gramStart"/>
-      <w:r>
-        <w:t>informed</w:t>
-      </w:r>
-      <w:proofErr w:type="gramEnd"/>
-      <w:r>
-        <w:t xml:space="preserve"> your decisions. Include a comparison of feature sets.</w:t>
+        <w:t>Show how experiments informed your decisions. Include a comparison of feature sets.</w:t>
       </w:r>
     </w:p>
     <w:p>
@@ -1203,7 +1093,6 @@
           <w:rFonts w:eastAsiaTheme="minorEastAsia"/>
           <w:color w:val="EE0000"/>
         </w:rPr>
-        <w:lastRenderedPageBreak/>
         <w:t>Linear Regression is used as the common model across these feature sets, with the same chronological training and validation periods, preprocessing rules and evaluation metrics (MSE, R² and MAE). This isolates changes in feature information from changes in model choice.</w:t>
       </w:r>
     </w:p>
@@ -1220,110 +1109,169 @@
           <w:rFonts w:eastAsiaTheme="minorEastAsia"/>
           <w:color w:val="EE0000"/>
         </w:rPr>
-        <w:t xml:space="preserve">As an extension, Set D adds a small number of business-motivated interaction terms to Set C. Comparing Sets C and D will assess whether allowing selected feature effects to vary across property characteristics or locations improves validation performance. Final feature inclusion and model decisions will be based on </w:t>
-      </w:r>
-      <w:proofErr w:type="gramStart"/>
-      <w:r>
-        <w:rPr>
-          <w:rFonts w:eastAsiaTheme="minorEastAsia"/>
+        <w:t>As an extension, Set D adds a small number of business-motivated interaction terms to Set C. Comparing Sets C and D will assess whether allowing selected feature effects to vary across property characteristics or locations improves validation performance. Final feature inclusion and model decisions will be based on the experimental evidence.</w:t>
+      </w:r>
+    </w:p>
+    <w:p>
+      <w:pPr>
+        <w:rPr>
+          <w:rFonts w:eastAsiaTheme="minorEastAsia"/>
+        </w:rPr>
+      </w:pPr>
+    </w:p>
+    <w:p>
+      <w:pPr>
+        <w:ind w:left="10"/>
+      </w:pPr>
+      <w:r>
+        <w:rPr>
+          <w:b/>
+        </w:rPr>
+        <w:t xml:space="preserve">3e. </w:t>
+      </w:r>
+      <w:r>
+        <w:t>How did you tune the models and control complexity?</w:t>
+      </w:r>
+    </w:p>
+    <w:p>
+      <w:pPr>
+        <w:spacing w:after="417"/>
+      </w:pPr>
+      <w:r>
+        <w:rPr>
+          <w:b/>
+        </w:rPr>
+        <w:t xml:space="preserve">3f. </w:t>
+      </w:r>
+      <w:r>
+        <w:t>Which final model and prediction procedure did you select, and why?</w:t>
+      </w:r>
+    </w:p>
+    <w:p>
+      <w:pPr>
+        <w:pStyle w:val="3"/>
+        <w:ind w:left="3"/>
+      </w:pPr>
+      <w:r>
+        <w:t>Section 4: Final evaluation</w:t>
+      </w:r>
+    </w:p>
+    <w:p>
+      <w:pPr>
+        <w:ind w:left="429" w:hanging="421"/>
+      </w:pPr>
+      <w:r>
+        <w:rPr>
+          <w:b/>
+        </w:rPr>
+        <w:t xml:space="preserve">4a. </w:t>
+      </w:r>
+      <w:r>
+        <w:t>How do your price predictions perform on the test set compared with the baseline? Justify your regression metrics and interpret a residual plot.</w:t>
+      </w:r>
+    </w:p>
+    <w:p>
+      <w:pPr>
+        <w:ind w:left="452" w:hanging="444"/>
+      </w:pPr>
+      <w:r>
+        <w:rPr>
+          <w:b/>
+        </w:rPr>
+        <w:t xml:space="preserve">4b. </w:t>
+      </w:r>
+      <w:r>
+        <w:t>Compare performance across time periods and at least three townships (local geographical areas in Cook County). How might price levels and the mix of homes sold explain differences? Support your explanations with evidence from the data.</w:t>
+      </w:r>
+    </w:p>
+    <w:p>
+      <w:pPr>
+        <w:ind w:left="424" w:hanging="416"/>
+      </w:pPr>
+      <w:r>
+        <w:rPr>
+          <w:b/>
+        </w:rPr>
+        <w:t xml:space="preserve">4c. </w:t>
+      </w:r>
+      <w:r>
+        <w:t>Choose and justify weights for overvaluation and undervaluation. Compare weighted absolute error for your model and the baseline under your main scenario and two alternatives. Keep predictions fixed across scenarios. Does your conclusion change?</w:t>
+      </w:r>
+    </w:p>
+    <w:p>
+      <w:pPr>
+        <w:ind w:left="10"/>
+        <w:rPr>
+          <w:rFonts w:hint="eastAsia" w:eastAsiaTheme="minorEastAsia"/>
           <w:color w:val="EE0000"/>
         </w:rPr>
-        <w:t>the experimental</w:t>
-      </w:r>
-      <w:proofErr w:type="gramEnd"/>
-      <w:r>
-        <w:rPr>
-          <w:rFonts w:eastAsiaTheme="minorEastAsia"/>
+      </w:pPr>
+      <w:r>
+        <w:rPr>
+          <w:rFonts w:hint="eastAsia" w:eastAsiaTheme="minorEastAsia"/>
           <w:color w:val="EE0000"/>
         </w:rPr>
-        <w:t xml:space="preserve"> evidence.</w:t>
-      </w:r>
-    </w:p>
-    <w:p>
-      <w:pPr>
-        <w:rPr>
-          <w:rFonts w:eastAsiaTheme="minorEastAsia"/>
-        </w:rPr>
-      </w:pPr>
+        <w:t>We prioritised avoiding overvaluation because the model is intended to support residential assessments. If an inflated estimate passes through review, it could disadvantage the homeowner and lead to an assessment challenge. We therefore adopted a 2:1 weighting before model selection, placing greater emphasis on this risk while still penalising undervaluation. The ratio reflects our judgement about the intended use, rather than an empirically estimated difference in the costs of the two errors.</w:t>
+      </w:r>
     </w:p>
     <w:p>
       <w:pPr>
         <w:ind w:left="10"/>
-      </w:pPr>
-      <w:r>
-        <w:rPr>
-          <w:b/>
-        </w:rPr>
-        <w:t xml:space="preserve">3e. </w:t>
-      </w:r>
-      <w:r>
-        <w:t>How did you tune the models and control complexity?</w:t>
-      </w:r>
-    </w:p>
-    <w:p>
-      <w:pPr>
-        <w:spacing w:after="417"/>
-      </w:pPr>
-      <w:r>
-        <w:rPr>
-          <w:b/>
-        </w:rPr>
-        <w:t xml:space="preserve">3f. </w:t>
-      </w:r>
-      <w:r>
-        <w:t>Which final model and prediction procedure did you select, and why?</w:t>
-      </w:r>
-    </w:p>
-    <w:p>
-      <w:pPr>
-        <w:pStyle w:val="Heading2"/>
-        <w:ind w:left="3"/>
-      </w:pPr>
-      <w:r>
-        <w:t>Section 4: Final evaluation</w:t>
-      </w:r>
-    </w:p>
-    <w:p>
-      <w:pPr>
-        <w:ind w:left="429" w:hanging="421"/>
-      </w:pPr>
-      <w:r>
-        <w:rPr>
-          <w:b/>
-        </w:rPr>
-        <w:t xml:space="preserve">4a. </w:t>
-      </w:r>
-      <w:r>
-        <w:t>How do your price predictions perform on the test set compared with the baseline? Justify your regression metrics and interpret a residual plot.</w:t>
-      </w:r>
-    </w:p>
-    <w:p>
-      <w:pPr>
-        <w:ind w:left="452" w:hanging="444"/>
-      </w:pPr>
-      <w:r>
-        <w:rPr>
-          <w:b/>
-        </w:rPr>
-        <w:t xml:space="preserve">4b. </w:t>
-      </w:r>
-      <w:r>
-        <w:t>Compare performance across time periods and at least three townships (local geographical areas in Cook County). How might price levels and the mix of homes sold explain differences? Support your explanations with evidence from the data.</w:t>
-      </w:r>
-    </w:p>
-    <w:p>
-      <w:pPr>
-        <w:ind w:left="424" w:hanging="416"/>
-      </w:pPr>
-      <w:r>
-        <w:rPr>
-          <w:b/>
-        </w:rPr>
-        <w:t xml:space="preserve">4c. </w:t>
-      </w:r>
-      <w:r>
-        <w:t>Choose and justify weights for overvaluation and undervaluation. Compare weighted absolute error for your model and the baseline under your main scenario and two alternatives. Keep predictions fixed across scenarios. Does your conclusion change?</w:t>
-      </w:r>
+        <w:rPr>
+          <w:rFonts w:hint="eastAsia" w:eastAsiaTheme="minorEastAsia"/>
+          <w:color w:val="EE0000"/>
+        </w:rPr>
+      </w:pPr>
+      <w:r>
+        <w:rPr>
+          <w:rFonts w:hint="eastAsia" w:eastAsiaTheme="minorEastAsia"/>
+          <w:color w:val="EE0000"/>
+        </w:rPr>
+        <w:t>The baseline assigned every test property the mean sale price from the development data, calculated without using test prices. Under the main 2:1 scenario, the selected model achieved a WAE of $A, compared with $B for the baseline, an improvement of [C]%. Under equal weights (1:1), the corresponding values were $D and $E. Under greater concern about undervaluation (1:2), they were $F and $G.</w:t>
+      </w:r>
+    </w:p>
+    <w:p>
+      <w:pPr>
+        <w:ind w:left="10"/>
+        <w:rPr>
+          <w:rFonts w:hint="eastAsia" w:eastAsiaTheme="minorEastAsia"/>
+          <w:color w:val="EE0000"/>
+        </w:rPr>
+      </w:pPr>
+      <w:r>
+        <w:rPr>
+          <w:rFonts w:hint="eastAsia" w:eastAsiaTheme="minorEastAsia"/>
+          <w:color w:val="EE0000"/>
+        </w:rPr>
+        <w:t>Predictions from both the model and the baseline were held fixed across all scenarios; only the error weights changed. [The model outperformed the baseline in all three scenarios, indicating that its advantage persisted under the priorities examined / Its advantage reversed under the … scenario, showing that the conclusion depends on the relative importance assigned to each error direction.]</w:t>
+      </w:r>
+    </w:p>
+    <w:p>
+      <w:pPr>
+        <w:ind w:left="10"/>
+        <w:rPr>
+          <w:rFonts w:hint="eastAsia" w:eastAsiaTheme="minorEastAsia"/>
+          <w:color w:val="EE0000"/>
+        </w:rPr>
+      </w:pPr>
+      <w:r>
+        <w:rPr>
+          <w:rFonts w:hint="eastAsia" w:eastAsiaTheme="minorEastAsia"/>
+          <w:color w:val="EE0000"/>
+        </w:rPr>
+        <w:t>These findings establish performance relative to the specified mean-price baseline, not superiority over every possible baseline or professional valuation. They also do not demonstrate that the selected model is optimal under each alternative weighting scheme, or that performance will transfer unchanged to homes without recent sales.</w:t>
+      </w:r>
+    </w:p>
+    <w:p>
+      <w:pPr>
+        <w:ind w:left="10"/>
+        <w:rPr>
+          <w:rFonts w:hint="eastAsia" w:eastAsiaTheme="minorEastAsia"/>
+          <w:color w:val="EE0000"/>
+        </w:rPr>
+      </w:pPr>
+      <w:bookmarkStart w:id="0" w:name="_GoBack"/>
+      <w:bookmarkEnd w:id="0"/>
     </w:p>
     <w:p>
       <w:pPr>
@@ -1350,13 +1298,16 @@
     </w:p>
     <w:tbl>
       <w:tblPr>
-        <w:tblStyle w:val="TableGrid"/>
+        <w:tblStyle w:val="13"/>
         <w:tblW w:w="6377" w:type="dxa"/>
         <w:tblInd w:w="1355" w:type="dxa"/>
+        <w:tblLayout w:type="autofit"/>
         <w:tblCellMar>
           <w:top w:w="55" w:type="dxa"/>
+          <w:left w:w="0" w:type="dxa"/>
+          <w:bottom w:w="0" w:type="dxa"/>
+          <w:right w:w="0" w:type="dxa"/>
         </w:tblCellMar>
-        <w:tblLook w:val="04A0" w:firstRow="1" w:lastRow="0" w:firstColumn="1" w:lastColumn="0" w:noHBand="0" w:noVBand="1"/>
       </w:tblPr>
       <w:tblGrid>
         <w:gridCol w:w="3574"/>
@@ -1364,16 +1315,24 @@
         <w:gridCol w:w="1340"/>
       </w:tblGrid>
       <w:tr>
+        <w:tblPrEx>
+          <w:tblCellMar>
+            <w:top w:w="55" w:type="dxa"/>
+            <w:left w:w="0" w:type="dxa"/>
+            <w:bottom w:w="0" w:type="dxa"/>
+            <w:right w:w="0" w:type="dxa"/>
+          </w:tblCellMar>
+        </w:tblPrEx>
         <w:trPr>
-          <w:trHeight w:val="400"/>
+          <w:trHeight w:val="400" w:hRule="atLeast"/>
         </w:trPr>
         <w:tc>
           <w:tcPr>
             <w:tcW w:w="3575" w:type="dxa"/>
             <w:tcBorders>
-              <w:top w:val="single" w:sz="7" w:space="0" w:color="000000"/>
+              <w:top w:val="single" w:color="000000" w:sz="6" w:space="0"/>
               <w:left w:val="nil"/>
-              <w:bottom w:val="single" w:sz="4" w:space="0" w:color="000000"/>
+              <w:bottom w:val="single" w:color="000000" w:sz="4" w:space="0"/>
               <w:right w:val="nil"/>
             </w:tcBorders>
           </w:tcPr>
@@ -1394,9 +1353,9 @@
           <w:tcPr>
             <w:tcW w:w="1463" w:type="dxa"/>
             <w:tcBorders>
-              <w:top w:val="single" w:sz="7" w:space="0" w:color="000000"/>
+              <w:top w:val="single" w:color="000000" w:sz="6" w:space="0"/>
               <w:left w:val="nil"/>
-              <w:bottom w:val="single" w:sz="4" w:space="0" w:color="000000"/>
+              <w:bottom w:val="single" w:color="000000" w:sz="4" w:space="0"/>
               <w:right w:val="nil"/>
             </w:tcBorders>
           </w:tcPr>
@@ -1417,9 +1376,9 @@
           <w:tcPr>
             <w:tcW w:w="1340" w:type="dxa"/>
             <w:tcBorders>
-              <w:top w:val="single" w:sz="7" w:space="0" w:color="000000"/>
+              <w:top w:val="single" w:color="000000" w:sz="6" w:space="0"/>
               <w:left w:val="nil"/>
-              <w:bottom w:val="single" w:sz="4" w:space="0" w:color="000000"/>
+              <w:bottom w:val="single" w:color="000000" w:sz="4" w:space="0"/>
               <w:right w:val="nil"/>
             </w:tcBorders>
           </w:tcPr>
@@ -1437,14 +1396,22 @@
         </w:tc>
       </w:tr>
       <w:tr>
+        <w:tblPrEx>
+          <w:tblCellMar>
+            <w:top w:w="55" w:type="dxa"/>
+            <w:left w:w="0" w:type="dxa"/>
+            <w:bottom w:w="0" w:type="dxa"/>
+            <w:right w:w="0" w:type="dxa"/>
+          </w:tblCellMar>
+        </w:tblPrEx>
         <w:trPr>
-          <w:trHeight w:val="361"/>
+          <w:trHeight w:val="361" w:hRule="atLeast"/>
         </w:trPr>
         <w:tc>
           <w:tcPr>
             <w:tcW w:w="3575" w:type="dxa"/>
             <w:tcBorders>
-              <w:top w:val="single" w:sz="4" w:space="0" w:color="000000"/>
+              <w:top w:val="single" w:color="000000" w:sz="4" w:space="0"/>
               <w:left w:val="nil"/>
               <w:bottom w:val="nil"/>
               <w:right w:val="nil"/>
@@ -1467,7 +1434,7 @@
           <w:tcPr>
             <w:tcW w:w="1463" w:type="dxa"/>
             <w:tcBorders>
-              <w:top w:val="single" w:sz="4" w:space="0" w:color="000000"/>
+              <w:top w:val="single" w:color="000000" w:sz="4" w:space="0"/>
               <w:left w:val="nil"/>
               <w:bottom w:val="nil"/>
               <w:right w:val="nil"/>
@@ -1491,7 +1458,7 @@
           <w:tcPr>
             <w:tcW w:w="1340" w:type="dxa"/>
             <w:tcBorders>
-              <w:top w:val="single" w:sz="4" w:space="0" w:color="000000"/>
+              <w:top w:val="single" w:color="000000" w:sz="4" w:space="0"/>
               <w:left w:val="nil"/>
               <w:bottom w:val="nil"/>
               <w:right w:val="nil"/>
@@ -1512,8 +1479,16 @@
         </w:tc>
       </w:tr>
       <w:tr>
+        <w:tblPrEx>
+          <w:tblCellMar>
+            <w:top w:w="55" w:type="dxa"/>
+            <w:left w:w="0" w:type="dxa"/>
+            <w:bottom w:w="0" w:type="dxa"/>
+            <w:right w:w="0" w:type="dxa"/>
+          </w:tblCellMar>
+        </w:tblPrEx>
         <w:trPr>
-          <w:trHeight w:val="287"/>
+          <w:trHeight w:val="287" w:hRule="atLeast"/>
         </w:trPr>
         <w:tc>
           <w:tcPr>
@@ -1587,8 +1562,16 @@
         </w:tc>
       </w:tr>
       <w:tr>
+        <w:tblPrEx>
+          <w:tblCellMar>
+            <w:top w:w="55" w:type="dxa"/>
+            <w:left w:w="0" w:type="dxa"/>
+            <w:bottom w:w="0" w:type="dxa"/>
+            <w:right w:w="0" w:type="dxa"/>
+          </w:tblCellMar>
+        </w:tblPrEx>
         <w:trPr>
-          <w:trHeight w:val="326"/>
+          <w:trHeight w:val="326" w:hRule="atLeast"/>
         </w:trPr>
         <w:tc>
           <w:tcPr>
@@ -1596,7 +1579,7 @@
             <w:tcBorders>
               <w:top w:val="nil"/>
               <w:left w:val="nil"/>
-              <w:bottom w:val="single" w:sz="7" w:space="0" w:color="000000"/>
+              <w:bottom w:val="single" w:color="000000" w:sz="6" w:space="0"/>
               <w:right w:val="nil"/>
             </w:tcBorders>
           </w:tcPr>
@@ -1619,7 +1602,7 @@
             <w:tcBorders>
               <w:top w:val="nil"/>
               <w:left w:val="nil"/>
-              <w:bottom w:val="single" w:sz="7" w:space="0" w:color="000000"/>
+              <w:bottom w:val="single" w:color="000000" w:sz="6" w:space="0"/>
               <w:right w:val="nil"/>
             </w:tcBorders>
           </w:tcPr>
@@ -1643,7 +1626,7 @@
             <w:tcBorders>
               <w:top w:val="nil"/>
               <w:left w:val="nil"/>
-              <w:bottom w:val="single" w:sz="7" w:space="0" w:color="000000"/>
+              <w:bottom w:val="single" w:color="000000" w:sz="6" w:space="0"/>
               <w:right w:val="nil"/>
             </w:tcBorders>
           </w:tcPr>
@@ -1673,7 +1656,7 @@
     </w:p>
     <w:p>
       <w:pPr>
-        <w:pStyle w:val="Heading2"/>
+        <w:pStyle w:val="3"/>
         <w:ind w:left="3"/>
       </w:pPr>
       <w:r>
@@ -1747,21 +1730,7 @@
         <w:rPr>
           <w:rFonts w:eastAsiaTheme="minorEastAsia"/>
         </w:rPr>
-        <w:t xml:space="preserve">Where material deterioration or persistent subgroup bias is detected, predictions should receive additional analyst </w:t>
-      </w:r>
-      <w:proofErr w:type="gramStart"/>
-      <w:r>
-        <w:rPr>
-          <w:rFonts w:eastAsiaTheme="minorEastAsia"/>
-        </w:rPr>
-        <w:t>review</w:t>
-      </w:r>
-      <w:proofErr w:type="gramEnd"/>
-      <w:r>
-        <w:rPr>
-          <w:rFonts w:eastAsiaTheme="minorEastAsia"/>
-        </w:rPr>
-        <w:t xml:space="preserve"> and the model should be investigated for recalibration or retraining. Because sale prices become observable only after transactions occur, monitoring should also include data-quality checks before outcome-based accuracy can be assessed.</w:t>
+        <w:t>Where material deterioration or persistent subgroup bias is detected, predictions should receive additional analyst review and the model should be investigated for recalibration or retraining. Because sale prices become observable only after transactions occur, monitoring should also include data-quality checks before outcome-based accuracy can be assessed.</w:t>
       </w:r>
     </w:p>
     <w:p>
@@ -1782,15 +1751,7 @@
         <w:t xml:space="preserve">5c. </w:t>
       </w:r>
       <w:r>
-        <w:t xml:space="preserve">Identify two important risks or constraints when using your model in practice. Explain how the </w:t>
-      </w:r>
-      <w:proofErr w:type="spellStart"/>
-      <w:r>
-        <w:t>organisation</w:t>
-      </w:r>
-      <w:proofErr w:type="spellEnd"/>
-      <w:r>
-        <w:t xml:space="preserve"> should manage them.</w:t>
+        <w:t>Identify two important risks or constraints when using your model in practice. Explain how the organisation should manage them.</w:t>
       </w:r>
     </w:p>
     <w:p>
@@ -1823,11 +1784,10 @@
     </w:p>
     <w:p>
       <w:pPr>
-        <w:pStyle w:val="Heading1"/>
+        <w:pStyle w:val="2"/>
         <w:ind w:left="477" w:right="0" w:hanging="484"/>
       </w:pPr>
       <w:r>
-        <w:lastRenderedPageBreak/>
         <w:t>AI use and reflection</w:t>
       </w:r>
     </w:p>
@@ -1899,73 +1859,7 @@
           <w:rFonts w:eastAsiaTheme="minorEastAsia"/>
           <w:color w:val="EE0000"/>
         </w:rPr>
-        <w:t xml:space="preserve">The notebook was then </w:t>
-      </w:r>
-      <w:proofErr w:type="gramStart"/>
-      <w:r>
-        <w:rPr>
-          <w:rFonts w:eastAsiaTheme="minorEastAsia"/>
-          <w:color w:val="EE0000"/>
-        </w:rPr>
-        <w:t>examined</w:t>
-      </w:r>
-      <w:proofErr w:type="gramEnd"/>
-      <w:r>
-        <w:rPr>
-          <w:rFonts w:eastAsiaTheme="minorEastAsia"/>
-          <w:color w:val="EE0000"/>
-        </w:rPr>
-        <w:t xml:space="preserve"> and the overlap was recalculated directly from the original </w:t>
-      </w:r>
-      <w:proofErr w:type="spellStart"/>
-      <w:r>
-        <w:rPr>
-          <w:rFonts w:eastAsiaTheme="minorEastAsia"/>
-          <w:color w:val="EE0000"/>
-        </w:rPr>
-        <w:t>property_id</w:t>
-      </w:r>
-      <w:proofErr w:type="spellEnd"/>
-      <w:r>
-        <w:rPr>
-          <w:rFonts w:eastAsiaTheme="minorEastAsia"/>
-          <w:color w:val="EE0000"/>
-        </w:rPr>
-        <w:t xml:space="preserve"> values in sales.csv. This revealed that </w:t>
-      </w:r>
-      <w:proofErr w:type="spellStart"/>
-      <w:proofErr w:type="gramStart"/>
-      <w:r>
-        <w:rPr>
-          <w:rFonts w:eastAsiaTheme="minorEastAsia"/>
-          <w:color w:val="EE0000"/>
-        </w:rPr>
-        <w:t>pd.concat</w:t>
-      </w:r>
-      <w:proofErr w:type="spellEnd"/>
-      <w:proofErr w:type="gramEnd"/>
-      <w:r>
-        <w:rPr>
-          <w:rFonts w:eastAsiaTheme="minorEastAsia"/>
-          <w:color w:val="EE0000"/>
-        </w:rPr>
-        <w:t xml:space="preserve">(..., </w:t>
-      </w:r>
-      <w:proofErr w:type="spellStart"/>
-      <w:r>
-        <w:rPr>
-          <w:rFonts w:eastAsiaTheme="minorEastAsia"/>
-          <w:color w:val="EE0000"/>
-        </w:rPr>
-        <w:t>ignore_index</w:t>
-      </w:r>
-      <w:proofErr w:type="spellEnd"/>
-      <w:r>
-        <w:rPr>
-          <w:rFonts w:eastAsiaTheme="minorEastAsia"/>
-          <w:color w:val="EE0000"/>
-        </w:rPr>
-        <w:t>=True) had replaced property identifiers in the index with row numbers. The corrected calculation identified 1,677 seen validation transactions (9.25%), representing 1,666 distinct properties.</w:t>
+        <w:t>The notebook was then examined and the overlap was recalculated directly from the original property_id values in sales.csv. This revealed that pd.concat(..., ignore_index=True) had replaced property identifiers in the index with row numbers. The corrected calculation identified 1,677 seen validation transactions (9.25%), representing 1,666 distinct properties.</w:t>
       </w:r>
     </w:p>
     <w:p>
@@ -2028,93 +1922,6 @@
       </w:pPr>
       <w:r>
         <w:t>For each case, answer all four points:</w:t>
-      </w:r>
-    </w:p>
-    <w:p>
-      <w:pPr>
-        <w:numPr>
-          <w:ilvl w:val="0"/>
-          <w:numId w:val="3"/>
-        </w:numPr>
-        <w:spacing w:after="233"/>
-        <w:ind w:hanging="279"/>
-      </w:pPr>
-      <w:r>
-        <w:t xml:space="preserve">What did you initially think? Give the AI tool, date, prompt or relevant excerpt, and </w:t>
-      </w:r>
-      <w:proofErr w:type="spellStart"/>
-      <w:r>
-        <w:t>abrief</w:t>
-      </w:r>
-      <w:proofErr w:type="spellEnd"/>
-      <w:r>
-        <w:t xml:space="preserve"> summary of its advice.</w:t>
-      </w:r>
-    </w:p>
-    <w:p>
-      <w:pPr>
-        <w:numPr>
-          <w:ilvl w:val="0"/>
-          <w:numId w:val="3"/>
-        </w:numPr>
-        <w:spacing w:after="233"/>
-        <w:ind w:hanging="279"/>
-      </w:pPr>
-      <w:r>
-        <w:t xml:space="preserve">How did you check the advice, and what did the check show? Refer to your code, </w:t>
-      </w:r>
-      <w:proofErr w:type="spellStart"/>
-      <w:r>
-        <w:t>resultsor</w:t>
-      </w:r>
-      <w:proofErr w:type="spellEnd"/>
-      <w:r>
-        <w:t xml:space="preserve"> a reliable source. At least two cases must use your data or code.</w:t>
-      </w:r>
-    </w:p>
-    <w:p>
-      <w:pPr>
-        <w:numPr>
-          <w:ilvl w:val="0"/>
-          <w:numId w:val="3"/>
-        </w:numPr>
-        <w:spacing w:after="233"/>
-        <w:ind w:hanging="279"/>
-      </w:pPr>
-      <w:r>
-        <w:t>What did you accept, change or reject, and why? Explain the effect on your work.</w:t>
-      </w:r>
-    </w:p>
-    <w:p>
-      <w:pPr>
-        <w:numPr>
-          <w:ilvl w:val="0"/>
-          <w:numId w:val="3"/>
-        </w:numPr>
-        <w:spacing w:after="213"/>
-        <w:ind w:hanging="279"/>
-      </w:pPr>
-      <w:r>
-        <w:t>What did you learn, and what remains uncertain?</w:t>
-      </w:r>
-    </w:p>
-    <w:p>
-      <w:pPr>
-        <w:spacing w:after="446"/>
-        <w:ind w:left="10"/>
-      </w:pPr>
-      <w:r>
-        <w:t>Use at most 180 words per case and two appendix pages in total. Do not paste full conversations. Add a short declaration of other AI assistance.</w:t>
-      </w:r>
-    </w:p>
-    <w:p>
-      <w:pPr>
-        <w:pStyle w:val="Heading1"/>
-        <w:spacing w:after="169"/>
-        <w:ind w:left="477" w:right="0" w:hanging="484"/>
-      </w:pPr>
-      <w:r>
-        <w:t>Formatting and submission</w:t>
       </w:r>
     </w:p>
     <w:p>
@@ -2123,17 +1930,11 @@
           <w:ilvl w:val="0"/>
           <w:numId w:val="4"/>
         </w:numPr>
-        <w:spacing w:after="210"/>
+        <w:spacing w:after="233"/>
         <w:ind w:hanging="279"/>
       </w:pPr>
       <w:r>
-        <w:rPr>
-          <w:lang w:val="fr-FR"/>
-        </w:rPr>
-        <w:t xml:space="preserve">Page limit: 18 pages, excluding appendices. </w:t>
-      </w:r>
-      <w:r>
-        <w:t>Keep explanations relevant and concise.</w:t>
+        <w:t>What did you initially think? Give the AI tool, date, prompt or relevant excerpt, and abrief summary of its advice.</w:t>
       </w:r>
     </w:p>
     <w:p>
@@ -2142,11 +1943,11 @@
           <w:ilvl w:val="0"/>
           <w:numId w:val="4"/>
         </w:numPr>
-        <w:spacing w:after="210"/>
+        <w:spacing w:after="233"/>
         <w:ind w:hanging="279"/>
       </w:pPr>
       <w:r>
-        <w:t>Use the five report headings above. Label and discuss all figures and tables.</w:t>
+        <w:t>How did you check the advice, and what did the check show? Refer to your code, resultsor a reliable source. At least two cases must use your data or code.</w:t>
       </w:r>
     </w:p>
     <w:p>
@@ -2155,11 +1956,11 @@
           <w:ilvl w:val="0"/>
           <w:numId w:val="4"/>
         </w:numPr>
-        <w:spacing w:after="199"/>
+        <w:spacing w:after="233"/>
         <w:ind w:hanging="279"/>
       </w:pPr>
       <w:r>
-        <w:t>Put additional experiment logs and supporting figures in an appendix. Keep the evidence for your main conclusions in the report.</w:t>
+        <w:t>What did you accept, change or reject, and why? Explain the effect on your work.</w:t>
       </w:r>
     </w:p>
     <w:p>
@@ -2168,18 +1969,95 @@
           <w:ilvl w:val="0"/>
           <w:numId w:val="4"/>
         </w:numPr>
+        <w:spacing w:after="213"/>
+        <w:ind w:hanging="279"/>
+      </w:pPr>
+      <w:r>
+        <w:t>What did you learn, and what remains uncertain?</w:t>
+      </w:r>
+    </w:p>
+    <w:p>
+      <w:pPr>
+        <w:spacing w:after="446"/>
+        <w:ind w:left="10"/>
+      </w:pPr>
+      <w:r>
+        <w:t>Use at most 180 words per case and two appendix pages in total. Do not paste full conversations. Add a short declaration of other AI assistance.</w:t>
+      </w:r>
+    </w:p>
+    <w:p>
+      <w:pPr>
+        <w:pStyle w:val="2"/>
+        <w:spacing w:after="169"/>
+        <w:ind w:left="477" w:right="0" w:hanging="484"/>
+      </w:pPr>
+      <w:r>
+        <w:t>Formatting and submission</w:t>
+      </w:r>
+    </w:p>
+    <w:p>
+      <w:pPr>
+        <w:numPr>
+          <w:ilvl w:val="0"/>
+          <w:numId w:val="5"/>
+        </w:numPr>
         <w:spacing w:after="210"/>
         <w:ind w:hanging="279"/>
       </w:pPr>
       <w:r>
-        <w:t>Acknowledge data and other sources. Include a short group contribution statement.</w:t>
+        <w:rPr>
+          <w:lang w:val="fr-FR"/>
+        </w:rPr>
+        <w:t xml:space="preserve">Page limit: 18 pages, excluding appendices. </w:t>
+      </w:r>
+      <w:r>
+        <w:t>Keep explanations relevant and concise.</w:t>
       </w:r>
     </w:p>
     <w:p>
       <w:pPr>
         <w:numPr>
           <w:ilvl w:val="0"/>
-          <w:numId w:val="4"/>
+          <w:numId w:val="5"/>
+        </w:numPr>
+        <w:spacing w:after="210"/>
+        <w:ind w:hanging="279"/>
+      </w:pPr>
+      <w:r>
+        <w:t>Use the five report headings above. Label and discuss all figures and tables.</w:t>
+      </w:r>
+    </w:p>
+    <w:p>
+      <w:pPr>
+        <w:numPr>
+          <w:ilvl w:val="0"/>
+          <w:numId w:val="5"/>
+        </w:numPr>
+        <w:spacing w:after="199"/>
+        <w:ind w:hanging="279"/>
+      </w:pPr>
+      <w:r>
+        <w:t>Put additional experiment logs and supporting figures in an appendix. Keep the evidence for your main conclusions in the report.</w:t>
+      </w:r>
+    </w:p>
+    <w:p>
+      <w:pPr>
+        <w:numPr>
+          <w:ilvl w:val="0"/>
+          <w:numId w:val="5"/>
+        </w:numPr>
+        <w:spacing w:after="210"/>
+        <w:ind w:hanging="279"/>
+      </w:pPr>
+      <w:r>
+        <w:t>Acknowledge data and other sources. Include a short group contribution statement.</w:t>
+      </w:r>
+    </w:p>
+    <w:p>
+      <w:pPr>
+        <w:numPr>
+          <w:ilvl w:val="0"/>
+          <w:numId w:val="5"/>
         </w:numPr>
         <w:spacing w:after="456"/>
         <w:ind w:hanging="279"/>
@@ -2190,7 +2068,7 @@
     </w:p>
     <w:p>
       <w:pPr>
-        <w:pStyle w:val="Heading1"/>
+        <w:pStyle w:val="2"/>
         <w:ind w:left="477" w:right="0" w:hanging="484"/>
       </w:pPr>
       <w:r>
@@ -2227,7 +2105,7 @@
     </w:p>
     <w:p>
       <w:pPr>
-        <w:pStyle w:val="ListParagraph"/>
+        <w:pStyle w:val="17"/>
         <w:numPr>
           <w:ilvl w:val="0"/>
           <w:numId w:val="6"/>
@@ -2243,55 +2121,30 @@
       </w:pPr>
       <w:r>
         <w:rPr>
-          <w:rFonts w:eastAsiaTheme="minorEastAsia" w:hint="eastAsia"/>
+          <w:rFonts w:hint="eastAsia" w:eastAsiaTheme="minorEastAsia"/>
           <w:b/>
           <w:bCs/>
         </w:rPr>
-        <w:lastRenderedPageBreak/>
-        <w:t xml:space="preserve">Business </w:t>
-      </w:r>
-      <w:r>
-        <w:rPr>
-          <w:rFonts w:eastAsiaTheme="minorEastAsia" w:hint="eastAsia"/>
+        <w:t>Business Objective</w:t>
+      </w:r>
+    </w:p>
+    <w:p>
+      <w:pPr>
+        <w:spacing w:line="257" w:lineRule="auto"/>
+        <w:jc w:val="left"/>
+        <w:rPr>
+          <w:rFonts w:eastAsiaTheme="minorEastAsia"/>
           <w:b/>
           <w:bCs/>
         </w:rPr>
-        <w:t>O</w:t>
-      </w:r>
-      <w:r>
-        <w:rPr>
-          <w:rFonts w:eastAsiaTheme="minorEastAsia" w:hint="eastAsia"/>
-          <w:b/>
-          <w:bCs/>
-        </w:rPr>
-        <w:t>bject</w:t>
-      </w:r>
-      <w:r>
-        <w:rPr>
-          <w:rFonts w:eastAsiaTheme="minorEastAsia" w:hint="eastAsia"/>
-          <w:b/>
-          <w:bCs/>
-        </w:rPr>
-        <w:t>ive</w:t>
-      </w:r>
-    </w:p>
-    <w:p>
-      <w:pPr>
-        <w:spacing w:line="257" w:lineRule="auto"/>
-        <w:jc w:val="left"/>
-        <w:rPr>
-          <w:rFonts w:eastAsiaTheme="minorEastAsia"/>
-          <w:b/>
-          <w:bCs/>
-        </w:rPr>
-      </w:pPr>
-    </w:p>
-    <w:p>
-      <w:pPr>
-        <w:pStyle w:val="ListParagraph"/>
+      </w:pPr>
+    </w:p>
+    <w:p>
+      <w:pPr>
+        <w:pStyle w:val="17"/>
         <w:numPr>
           <w:ilvl w:val="0"/>
-          <w:numId w:val="8"/>
+          <w:numId w:val="7"/>
         </w:numPr>
         <w:spacing w:line="257" w:lineRule="auto"/>
         <w:ind w:firstLineChars="0"/>
@@ -2302,7 +2155,7 @@
       </w:pPr>
       <w:r>
         <w:rPr>
-          <w:rFonts w:eastAsiaTheme="minorEastAsia" w:hint="eastAsia"/>
+          <w:rFonts w:hint="eastAsia" w:eastAsiaTheme="minorEastAsia"/>
         </w:rPr>
         <w:t>The Cook County Assessor</w:t>
       </w:r>
@@ -2314,13 +2167,13 @@
       </w:r>
       <w:r>
         <w:rPr>
-          <w:rFonts w:eastAsiaTheme="minorEastAsia" w:hint="eastAsia"/>
+          <w:rFonts w:hint="eastAsia" w:eastAsiaTheme="minorEastAsia"/>
         </w:rPr>
         <w:t xml:space="preserve">s Office must assess a large amount of residential properties in Cook County for property tax purposes. Since many homes do not have recent recorded sale, their market value cannot be observed directly. However, the office still needs to estimate what each property would sell for as of </w:t>
       </w:r>
       <w:r>
         <w:rPr>
-          <w:rFonts w:eastAsiaTheme="minorEastAsia" w:hint="eastAsia"/>
+          <w:rFonts w:hint="eastAsia" w:eastAsiaTheme="minorEastAsia"/>
           <w:b/>
           <w:bCs/>
         </w:rPr>
@@ -2328,16 +2181,16 @@
       </w:r>
       <w:r>
         <w:rPr>
-          <w:rFonts w:eastAsiaTheme="minorEastAsia" w:hint="eastAsia"/>
+          <w:rFonts w:hint="eastAsia" w:eastAsiaTheme="minorEastAsia"/>
         </w:rPr>
         <w:t xml:space="preserve">. </w:t>
       </w:r>
     </w:p>
     <w:p>
       <w:pPr>
-        <w:pStyle w:val="ListParagraph"/>
+        <w:pStyle w:val="17"/>
         <w:spacing w:line="257" w:lineRule="auto"/>
-        <w:ind w:left="440" w:firstLineChars="0" w:firstLine="0"/>
+        <w:ind w:left="440" w:firstLine="0" w:firstLineChars="0"/>
         <w:jc w:val="left"/>
         <w:rPr>
           <w:rFonts w:eastAsiaTheme="minorEastAsia"/>
@@ -2346,9 +2199,9 @@
     </w:p>
     <w:p>
       <w:pPr>
-        <w:pStyle w:val="ListParagraph"/>
+        <w:pStyle w:val="17"/>
         <w:spacing w:line="257" w:lineRule="auto"/>
-        <w:ind w:left="440" w:firstLineChars="0" w:firstLine="0"/>
+        <w:ind w:left="440" w:firstLine="0" w:firstLineChars="0"/>
         <w:jc w:val="left"/>
         <w:rPr>
           <w:rFonts w:eastAsiaTheme="minorEastAsia"/>
@@ -2363,9 +2216,9 @@
     </w:p>
     <w:p>
       <w:pPr>
-        <w:pStyle w:val="ListParagraph"/>
+        <w:pStyle w:val="17"/>
         <w:spacing w:line="257" w:lineRule="auto"/>
-        <w:ind w:left="440" w:firstLineChars="0" w:firstLine="0"/>
+        <w:ind w:left="440" w:firstLine="0" w:firstLineChars="0"/>
         <w:jc w:val="left"/>
         <w:rPr>
           <w:rFonts w:eastAsiaTheme="minorEastAsia"/>
@@ -2379,7 +2232,7 @@
       </w:r>
       <w:r>
         <w:rPr>
-          <w:rFonts w:eastAsiaTheme="minorEastAsia" w:hint="eastAsia"/>
+          <w:rFonts w:hint="eastAsia" w:eastAsiaTheme="minorEastAsia"/>
         </w:rPr>
         <w:t xml:space="preserve"> </w:t>
       </w:r>
@@ -2391,7 +2244,7 @@
       </w:r>
       <w:r>
         <w:rPr>
-          <w:rFonts w:eastAsiaTheme="minorEastAsia" w:hint="eastAsia"/>
+          <w:rFonts w:hint="eastAsia" w:eastAsiaTheme="minorEastAsia"/>
         </w:rPr>
         <w:t xml:space="preserve"> </w:t>
       </w:r>
@@ -2403,16 +2256,16 @@
       </w:r>
       <w:r>
         <w:rPr>
-          <w:rFonts w:eastAsiaTheme="minorEastAsia" w:hint="eastAsia"/>
+          <w:rFonts w:hint="eastAsia" w:eastAsiaTheme="minorEastAsia"/>
         </w:rPr>
         <w:t>.</w:t>
       </w:r>
     </w:p>
     <w:p>
       <w:pPr>
-        <w:pStyle w:val="ListParagraph"/>
+        <w:pStyle w:val="17"/>
         <w:spacing w:line="257" w:lineRule="auto"/>
-        <w:ind w:left="440" w:firstLineChars="0" w:firstLine="0"/>
+        <w:ind w:left="440" w:firstLine="0" w:firstLineChars="0"/>
         <w:jc w:val="left"/>
         <w:rPr>
           <w:rFonts w:eastAsiaTheme="minorEastAsia"/>
@@ -2421,9 +2274,9 @@
     </w:p>
     <w:p>
       <w:pPr>
-        <w:pStyle w:val="ListParagraph"/>
+        <w:pStyle w:val="17"/>
         <w:spacing w:line="257" w:lineRule="auto"/>
-        <w:ind w:left="440" w:firstLineChars="0" w:firstLine="0"/>
+        <w:ind w:left="440" w:firstLine="0" w:firstLineChars="0"/>
         <w:jc w:val="left"/>
         <w:rPr>
           <w:rFonts w:eastAsiaTheme="minorEastAsia"/>
@@ -2437,7 +2290,7 @@
       </w:r>
       <w:r>
         <w:rPr>
-          <w:rFonts w:eastAsiaTheme="minorEastAsia" w:hint="eastAsia"/>
+          <w:rFonts w:hint="eastAsia" w:eastAsiaTheme="minorEastAsia"/>
         </w:rPr>
         <w:t xml:space="preserve"> </w:t>
       </w:r>
@@ -2449,7 +2302,7 @@
       </w:r>
       <w:r>
         <w:rPr>
-          <w:rFonts w:eastAsiaTheme="minorEastAsia" w:hint="eastAsia"/>
+          <w:rFonts w:hint="eastAsia" w:eastAsiaTheme="minorEastAsia"/>
         </w:rPr>
         <w:t xml:space="preserve">, </w:t>
       </w:r>
@@ -2461,7 +2314,7 @@
       </w:r>
       <w:r>
         <w:rPr>
-          <w:rFonts w:eastAsiaTheme="minorEastAsia" w:hint="eastAsia"/>
+          <w:rFonts w:hint="eastAsia" w:eastAsiaTheme="minorEastAsia"/>
         </w:rPr>
         <w:t xml:space="preserve"> </w:t>
       </w:r>
@@ -2473,7 +2326,7 @@
       </w:r>
       <w:r>
         <w:rPr>
-          <w:rFonts w:eastAsiaTheme="minorEastAsia" w:hint="eastAsia"/>
+          <w:rFonts w:hint="eastAsia" w:eastAsiaTheme="minorEastAsia"/>
         </w:rPr>
         <w:t xml:space="preserve"> </w:t>
       </w:r>
@@ -2485,7 +2338,7 @@
       </w:r>
       <w:r>
         <w:rPr>
-          <w:rFonts w:eastAsiaTheme="minorEastAsia" w:hint="eastAsia"/>
+          <w:rFonts w:hint="eastAsia" w:eastAsiaTheme="minorEastAsia"/>
         </w:rPr>
         <w:t xml:space="preserve"> </w:t>
       </w:r>
@@ -2497,7 +2350,7 @@
       </w:r>
       <w:r>
         <w:rPr>
-          <w:rFonts w:eastAsiaTheme="minorEastAsia" w:hint="eastAsia"/>
+          <w:rFonts w:hint="eastAsia" w:eastAsiaTheme="minorEastAsia"/>
         </w:rPr>
         <w:t xml:space="preserve"> </w:t>
       </w:r>
@@ -2519,7 +2372,7 @@
     </w:p>
     <w:p>
       <w:pPr>
-        <w:pStyle w:val="ListParagraph"/>
+        <w:pStyle w:val="17"/>
         <w:numPr>
           <w:ilvl w:val="0"/>
           <w:numId w:val="6"/>
@@ -2535,7 +2388,7 @@
       </w:pPr>
       <w:r>
         <w:rPr>
-          <w:rFonts w:eastAsiaTheme="minorEastAsia" w:hint="eastAsia"/>
+          <w:rFonts w:hint="eastAsia" w:eastAsiaTheme="minorEastAsia"/>
           <w:b/>
           <w:bCs/>
         </w:rPr>
@@ -2579,31 +2432,37 @@
       </w:pPr>
     </w:p>
     <w:sectPr>
-      <w:footerReference w:type="even" r:id="rId8"/>
-      <w:footerReference w:type="default" r:id="rId9"/>
-      <w:footerReference w:type="first" r:id="rId10"/>
+      <w:footerReference r:id="rId7" w:type="first"/>
+      <w:footerReference r:id="rId5" w:type="default"/>
+      <w:footerReference r:id="rId6" w:type="even"/>
       <w:footnotePr>
         <w:numRestart w:val="eachPage"/>
       </w:footnotePr>
       <w:pgSz w:w="11906" w:h="16838"/>
       <w:pgMar w:top="567" w:right="567" w:bottom="567" w:left="567" w:header="720" w:footer="777" w:gutter="0"/>
-      <w:cols w:space="720"/>
+      <w:cols w:space="720" w:num="1"/>
     </w:sectPr>
   </w:body>
 </w:document>
 </file>
 
 <file path=word/endnotes.xml><?xml version="1.0" encoding="utf-8"?>
-<w:endnotes xmlns:wpc="http://schemas.microsoft.com/office/word/2010/wordprocessingCanvas" xmlns:cx="http://schemas.microsoft.com/office/drawing/2014/chartex" xmlns:cx1="http://schemas.microsoft.com/office/drawing/2015/9/8/chartex" xmlns:cx2="http://schemas.microsoft.com/office/drawing/2015/10/21/chartex" xmlns:cx3="http://schemas.microsoft.com/office/drawing/2016/5/9/chartex" xmlns:cx4="http://schemas.microsoft.com/office/drawing/2016/5/10/chartex" xmlns:cx5="http://schemas.microsoft.com/office/drawing/2016/5/11/chartex" xmlns:cx6="http://schemas.microsoft.com/office/drawing/2016/5/12/chartex" xmlns:cx7="http://schemas.microsoft.com/office/drawing/2016/5/13/chartex" xmlns:cx8="http://schemas.microsoft.com/office/drawing/2016/5/14/chartex" xmlns:mc="http://schemas.openxmlformats.org/markup-compatibility/2006" xmlns:aink="http://schemas.microsoft.com/office/drawing/2016/ink" xmlns:am3d="http://schemas.microsoft.com/office/drawing/2017/model3d" xmlns:o="urn:schemas-microsoft-com:office:office" xmlns:oel="http://schemas.microsoft.com/office/2019/extlst" xmlns:r="http://schemas.openxmlformats.org/officeDocument/2006/relationships" xmlns:m="http://schemas.openxmlformats.org/officeDocument/2006/math" xmlns:v="urn:schemas-microsoft-com:vml" xmlns:wp14="http://schemas.microsoft.com/office/word/2010/wordprocessingDrawing" xmlns:wp="http://schemas.openxmlformats.org/drawingml/2006/wordprocessingDrawing" xmlns:w10="urn:schemas-microsoft-com:office:word" xmlns:w="http://schemas.openxmlformats.org/wordprocessingml/2006/main" xmlns:w14="http://schemas.microsoft.com/office/word/2010/wordml" xmlns:w15="http://schemas.microsoft.com/office/word/2012/wordml" xmlns:w16cex="http://schemas.microsoft.com/office/word/2018/wordml/cex" xmlns:w16cid="http://schemas.microsoft.com/office/word/2016/wordml/cid" xmlns:w16="http://schemas.microsoft.com/office/word/2018/wordml" xmlns:w16du="http://schemas.microsoft.com/office/word/2023/wordml/word16du" xmlns:w16sdtdh="http://schemas.microsoft.com/office/word/2020/wordml/sdtdatahash" xmlns:w16sdtfl="http://schemas.microsoft.com/office/word/2024/wordml/sdtformatlock" xmlns:w16se="http://schemas.microsoft.com/office/word/2015/wordml/symex" xmlns:wpg="http://schemas.microsoft.com/office/word/2010/wordprocessingGroup" xmlns:wpi="http://schemas.microsoft.com/office/word/2010/wordprocessingInk" xmlns:wne="http://schemas.microsoft.com/office/word/2006/wordml" xmlns:wps="http://schemas.microsoft.com/office/word/2010/wordprocessingShape" mc:Ignorable="w14 w15 w16se w16cid w16 w16cex w16sdtdh w16sdtfl w16du wp14">
-  <w:endnote w:type="separator" w:id="-1">
-    <w:p>
+<w:endnotes xmlns:wpc="http://schemas.microsoft.com/office/word/2010/wordprocessingCanvas" xmlns:mc="http://schemas.openxmlformats.org/markup-compatibility/2006" xmlns:o="urn:schemas-microsoft-com:office:office" xmlns:r="http://schemas.openxmlformats.org/officeDocument/2006/relationships" xmlns:m="http://schemas.openxmlformats.org/officeDocument/2006/math" xmlns:v="urn:schemas-microsoft-com:vml" xmlns:wp14="http://schemas.microsoft.com/office/word/2010/wordprocessingDrawing" xmlns:wp="http://schemas.openxmlformats.org/drawingml/2006/wordprocessingDrawing" xmlns:w="http://schemas.openxmlformats.org/wordprocessingml/2006/main" xmlns:w14="http://schemas.microsoft.com/office/word/2010/wordml" xmlns:w15="http://schemas.microsoft.com/office/word/2012/wordml" xmlns:w10="urn:schemas-microsoft-com:office:word" xmlns:wpg="http://schemas.microsoft.com/office/word/2010/wordprocessingGroup" xmlns:wpi="http://schemas.microsoft.com/office/word/2010/wordprocessingInk" xmlns:wne="http://schemas.microsoft.com/office/word/2006/wordml" xmlns:wps="http://schemas.microsoft.com/office/word/2010/wordprocessingShape" xmlns:wpsCustomData="http://www.wps.cn/officeDocument/2013/wpsCustomData" mc:Ignorable="w14 w15 wp14">
+  <w:endnote w:type="separator" w:id="0">
+    <w:p>
+      <w:pPr>
+        <w:spacing w:line="240" w:lineRule="auto"/>
+      </w:pPr>
       <w:r>
         <w:separator/>
       </w:r>
     </w:p>
   </w:endnote>
-  <w:endnote w:type="continuationSeparator" w:id="0">
-    <w:p>
+  <w:endnote w:type="continuationSeparator" w:id="1">
+    <w:p>
+      <w:pPr>
+        <w:spacing w:line="240" w:lineRule="auto"/>
+      </w:pPr>
       <w:r>
         <w:continuationSeparator/>
       </w:r>
@@ -2613,7 +2472,7 @@
 </file>
 
 <file path=word/footer1.xml><?xml version="1.0" encoding="utf-8"?>
-<w:ftr xmlns:wpc="http://schemas.microsoft.com/office/word/2010/wordprocessingCanvas" xmlns:cx="http://schemas.microsoft.com/office/drawing/2014/chartex" xmlns:cx1="http://schemas.microsoft.com/office/drawing/2015/9/8/chartex" xmlns:cx2="http://schemas.microsoft.com/office/drawing/2015/10/21/chartex" xmlns:cx3="http://schemas.microsoft.com/office/drawing/2016/5/9/chartex" xmlns:cx4="http://schemas.microsoft.com/office/drawing/2016/5/10/chartex" xmlns:cx5="http://schemas.microsoft.com/office/drawing/2016/5/11/chartex" xmlns:cx6="http://schemas.microsoft.com/office/drawing/2016/5/12/chartex" xmlns:cx7="http://schemas.microsoft.com/office/drawing/2016/5/13/chartex" xmlns:cx8="http://schemas.microsoft.com/office/drawing/2016/5/14/chartex" xmlns:mc="http://schemas.openxmlformats.org/markup-compatibility/2006" xmlns:aink="http://schemas.microsoft.com/office/drawing/2016/ink" xmlns:am3d="http://schemas.microsoft.com/office/drawing/2017/model3d" xmlns:o="urn:schemas-microsoft-com:office:office" xmlns:oel="http://schemas.microsoft.com/office/2019/extlst" xmlns:r="http://schemas.openxmlformats.org/officeDocument/2006/relationships" xmlns:m="http://schemas.openxmlformats.org/officeDocument/2006/math" xmlns:v="urn:schemas-microsoft-com:vml" xmlns:wp14="http://schemas.microsoft.com/office/word/2010/wordprocessingDrawing" xmlns:wp="http://schemas.openxmlformats.org/drawingml/2006/wordprocessingDrawing" xmlns:w10="urn:schemas-microsoft-com:office:word" xmlns:w="http://schemas.openxmlformats.org/wordprocessingml/2006/main" xmlns:w14="http://schemas.microsoft.com/office/word/2010/wordml" xmlns:w15="http://schemas.microsoft.com/office/word/2012/wordml" xmlns:w16cex="http://schemas.microsoft.com/office/word/2018/wordml/cex" xmlns:w16cid="http://schemas.microsoft.com/office/word/2016/wordml/cid" xmlns:w16="http://schemas.microsoft.com/office/word/2018/wordml" xmlns:w16du="http://schemas.microsoft.com/office/word/2023/wordml/word16du" xmlns:w16sdtdh="http://schemas.microsoft.com/office/word/2020/wordml/sdtdatahash" xmlns:w16sdtfl="http://schemas.microsoft.com/office/word/2024/wordml/sdtformatlock" xmlns:w16se="http://schemas.microsoft.com/office/word/2015/wordml/symex" xmlns:wpg="http://schemas.microsoft.com/office/word/2010/wordprocessingGroup" xmlns:wpi="http://schemas.microsoft.com/office/word/2010/wordprocessingInk" xmlns:wne="http://schemas.microsoft.com/office/word/2006/wordml" xmlns:wps="http://schemas.microsoft.com/office/word/2010/wordprocessingShape" mc:Ignorable="w14 w15 w16se w16cid w16 w16cex w16sdtdh w16sdtfl w16du wp14">
+<w:ftr xmlns:wpc="http://schemas.microsoft.com/office/word/2010/wordprocessingCanvas" xmlns:mc="http://schemas.openxmlformats.org/markup-compatibility/2006" xmlns:o="urn:schemas-microsoft-com:office:office" xmlns:r="http://schemas.openxmlformats.org/officeDocument/2006/relationships" xmlns:m="http://schemas.openxmlformats.org/officeDocument/2006/math" xmlns:v="urn:schemas-microsoft-com:vml" xmlns:wp14="http://schemas.microsoft.com/office/word/2010/wordprocessingDrawing" xmlns:wp="http://schemas.openxmlformats.org/drawingml/2006/wordprocessingDrawing" xmlns:w10="urn:schemas-microsoft-com:office:word" xmlns:w="http://schemas.openxmlformats.org/wordprocessingml/2006/main" xmlns:w14="http://schemas.microsoft.com/office/word/2010/wordml" xmlns:w15="http://schemas.microsoft.com/office/word/2012/wordml" xmlns:wpg="http://schemas.microsoft.com/office/word/2010/wordprocessingGroup" xmlns:wpi="http://schemas.microsoft.com/office/word/2010/wordprocessingInk" xmlns:wne="http://schemas.microsoft.com/office/word/2006/wordml" xmlns:wps="http://schemas.microsoft.com/office/word/2010/wordprocessingShape" xmlns:wpsCustomData="http://www.wps.cn/officeDocument/2013/wpsCustomData" mc:Ignorable="w14 w15 wp14">
   <w:p>
     <w:pPr>
       <w:spacing w:line="259" w:lineRule="auto"/>
@@ -2640,7 +2499,7 @@
 </file>
 
 <file path=word/footer2.xml><?xml version="1.0" encoding="utf-8"?>
-<w:ftr xmlns:wpc="http://schemas.microsoft.com/office/word/2010/wordprocessingCanvas" xmlns:cx="http://schemas.microsoft.com/office/drawing/2014/chartex" xmlns:cx1="http://schemas.microsoft.com/office/drawing/2015/9/8/chartex" xmlns:cx2="http://schemas.microsoft.com/office/drawing/2015/10/21/chartex" xmlns:cx3="http://schemas.microsoft.com/office/drawing/2016/5/9/chartex" xmlns:cx4="http://schemas.microsoft.com/office/drawing/2016/5/10/chartex" xmlns:cx5="http://schemas.microsoft.com/office/drawing/2016/5/11/chartex" xmlns:cx6="http://schemas.microsoft.com/office/drawing/2016/5/12/chartex" xmlns:cx7="http://schemas.microsoft.com/office/drawing/2016/5/13/chartex" xmlns:cx8="http://schemas.microsoft.com/office/drawing/2016/5/14/chartex" xmlns:mc="http://schemas.openxmlformats.org/markup-compatibility/2006" xmlns:aink="http://schemas.microsoft.com/office/drawing/2016/ink" xmlns:am3d="http://schemas.microsoft.com/office/drawing/2017/model3d" xmlns:o="urn:schemas-microsoft-com:office:office" xmlns:oel="http://schemas.microsoft.com/office/2019/extlst" xmlns:r="http://schemas.openxmlformats.org/officeDocument/2006/relationships" xmlns:m="http://schemas.openxmlformats.org/officeDocument/2006/math" xmlns:v="urn:schemas-microsoft-com:vml" xmlns:wp14="http://schemas.microsoft.com/office/word/2010/wordprocessingDrawing" xmlns:wp="http://schemas.openxmlformats.org/drawingml/2006/wordprocessingDrawing" xmlns:w10="urn:schemas-microsoft-com:office:word" xmlns:w="http://schemas.openxmlformats.org/wordprocessingml/2006/main" xmlns:w14="http://schemas.microsoft.com/office/word/2010/wordml" xmlns:w15="http://schemas.microsoft.com/office/word/2012/wordml" xmlns:w16cex="http://schemas.microsoft.com/office/word/2018/wordml/cex" xmlns:w16cid="http://schemas.microsoft.com/office/word/2016/wordml/cid" xmlns:w16="http://schemas.microsoft.com/office/word/2018/wordml" xmlns:w16du="http://schemas.microsoft.com/office/word/2023/wordml/word16du" xmlns:w16sdtdh="http://schemas.microsoft.com/office/word/2020/wordml/sdtdatahash" xmlns:w16sdtfl="http://schemas.microsoft.com/office/word/2024/wordml/sdtformatlock" xmlns:w16se="http://schemas.microsoft.com/office/word/2015/wordml/symex" xmlns:wpg="http://schemas.microsoft.com/office/word/2010/wordprocessingGroup" xmlns:wpi="http://schemas.microsoft.com/office/word/2010/wordprocessingInk" xmlns:wne="http://schemas.microsoft.com/office/word/2006/wordml" xmlns:wps="http://schemas.microsoft.com/office/word/2010/wordprocessingShape" mc:Ignorable="w14 w15 w16se w16cid w16 w16cex w16sdtdh w16sdtfl w16du wp14">
+<w:ftr xmlns:wpc="http://schemas.microsoft.com/office/word/2010/wordprocessingCanvas" xmlns:mc="http://schemas.openxmlformats.org/markup-compatibility/2006" xmlns:o="urn:schemas-microsoft-com:office:office" xmlns:r="http://schemas.openxmlformats.org/officeDocument/2006/relationships" xmlns:m="http://schemas.openxmlformats.org/officeDocument/2006/math" xmlns:v="urn:schemas-microsoft-com:vml" xmlns:wp14="http://schemas.microsoft.com/office/word/2010/wordprocessingDrawing" xmlns:wp="http://schemas.openxmlformats.org/drawingml/2006/wordprocessingDrawing" xmlns:w10="urn:schemas-microsoft-com:office:word" xmlns:w="http://schemas.openxmlformats.org/wordprocessingml/2006/main" xmlns:w14="http://schemas.microsoft.com/office/word/2010/wordml" xmlns:w15="http://schemas.microsoft.com/office/word/2012/wordml" xmlns:wpg="http://schemas.microsoft.com/office/word/2010/wordprocessingGroup" xmlns:wpi="http://schemas.microsoft.com/office/word/2010/wordprocessingInk" xmlns:wne="http://schemas.microsoft.com/office/word/2006/wordml" xmlns:wps="http://schemas.microsoft.com/office/word/2010/wordprocessingShape" xmlns:wpsCustomData="http://www.wps.cn/officeDocument/2013/wpsCustomData" mc:Ignorable="w14 w15 wp14">
   <w:p>
     <w:pPr>
       <w:spacing w:line="259" w:lineRule="auto"/>
@@ -2667,7 +2526,7 @@
 </file>
 
 <file path=word/footer3.xml><?xml version="1.0" encoding="utf-8"?>
-<w:ftr xmlns:wpc="http://schemas.microsoft.com/office/word/2010/wordprocessingCanvas" xmlns:cx="http://schemas.microsoft.com/office/drawing/2014/chartex" xmlns:cx1="http://schemas.microsoft.com/office/drawing/2015/9/8/chartex" xmlns:cx2="http://schemas.microsoft.com/office/drawing/2015/10/21/chartex" xmlns:cx3="http://schemas.microsoft.com/office/drawing/2016/5/9/chartex" xmlns:cx4="http://schemas.microsoft.com/office/drawing/2016/5/10/chartex" xmlns:cx5="http://schemas.microsoft.com/office/drawing/2016/5/11/chartex" xmlns:cx6="http://schemas.microsoft.com/office/drawing/2016/5/12/chartex" xmlns:cx7="http://schemas.microsoft.com/office/drawing/2016/5/13/chartex" xmlns:cx8="http://schemas.microsoft.com/office/drawing/2016/5/14/chartex" xmlns:mc="http://schemas.openxmlformats.org/markup-compatibility/2006" xmlns:aink="http://schemas.microsoft.com/office/drawing/2016/ink" xmlns:am3d="http://schemas.microsoft.com/office/drawing/2017/model3d" xmlns:o="urn:schemas-microsoft-com:office:office" xmlns:oel="http://schemas.microsoft.com/office/2019/extlst" xmlns:r="http://schemas.openxmlformats.org/officeDocument/2006/relationships" xmlns:m="http://schemas.openxmlformats.org/officeDocument/2006/math" xmlns:v="urn:schemas-microsoft-com:vml" xmlns:wp14="http://schemas.microsoft.com/office/word/2010/wordprocessingDrawing" xmlns:wp="http://schemas.openxmlformats.org/drawingml/2006/wordprocessingDrawing" xmlns:w10="urn:schemas-microsoft-com:office:word" xmlns:w="http://schemas.openxmlformats.org/wordprocessingml/2006/main" xmlns:w14="http://schemas.microsoft.com/office/word/2010/wordml" xmlns:w15="http://schemas.microsoft.com/office/word/2012/wordml" xmlns:w16cex="http://schemas.microsoft.com/office/word/2018/wordml/cex" xmlns:w16cid="http://schemas.microsoft.com/office/word/2016/wordml/cid" xmlns:w16="http://schemas.microsoft.com/office/word/2018/wordml" xmlns:w16du="http://schemas.microsoft.com/office/word/2023/wordml/word16du" xmlns:w16sdtdh="http://schemas.microsoft.com/office/word/2020/wordml/sdtdatahash" xmlns:w16sdtfl="http://schemas.microsoft.com/office/word/2024/wordml/sdtformatlock" xmlns:w16se="http://schemas.microsoft.com/office/word/2015/wordml/symex" xmlns:wpg="http://schemas.microsoft.com/office/word/2010/wordprocessingGroup" xmlns:wpi="http://schemas.microsoft.com/office/word/2010/wordprocessingInk" xmlns:wne="http://schemas.microsoft.com/office/word/2006/wordml" xmlns:wps="http://schemas.microsoft.com/office/word/2010/wordprocessingShape" mc:Ignorable="w14 w15 w16se w16cid w16 w16cex w16sdtdh w16sdtfl w16du wp14">
+<w:ftr xmlns:wpc="http://schemas.microsoft.com/office/word/2010/wordprocessingCanvas" xmlns:mc="http://schemas.openxmlformats.org/markup-compatibility/2006" xmlns:o="urn:schemas-microsoft-com:office:office" xmlns:r="http://schemas.openxmlformats.org/officeDocument/2006/relationships" xmlns:m="http://schemas.openxmlformats.org/officeDocument/2006/math" xmlns:v="urn:schemas-microsoft-com:vml" xmlns:wp14="http://schemas.microsoft.com/office/word/2010/wordprocessingDrawing" xmlns:wp="http://schemas.openxmlformats.org/drawingml/2006/wordprocessingDrawing" xmlns:w10="urn:schemas-microsoft-com:office:word" xmlns:w="http://schemas.openxmlformats.org/wordprocessingml/2006/main" xmlns:w14="http://schemas.microsoft.com/office/word/2010/wordml" xmlns:w15="http://schemas.microsoft.com/office/word/2012/wordml" xmlns:wpg="http://schemas.microsoft.com/office/word/2010/wordprocessingGroup" xmlns:wpi="http://schemas.microsoft.com/office/word/2010/wordprocessingInk" xmlns:wne="http://schemas.microsoft.com/office/word/2006/wordml" xmlns:wps="http://schemas.microsoft.com/office/word/2010/wordprocessingShape" xmlns:wpsCustomData="http://www.wps.cn/officeDocument/2013/wpsCustomData" mc:Ignorable="w14 w15 wp14">
   <w:p>
     <w:pPr>
       <w:spacing w:line="259" w:lineRule="auto"/>
@@ -2694,58 +2553,74 @@
 </file>
 
 <file path=word/footnotes.xml><?xml version="1.0" encoding="utf-8"?>
-<w:footnotes xmlns:wpc="http://schemas.microsoft.com/office/word/2010/wordprocessingCanvas" xmlns:cx="http://schemas.microsoft.com/office/drawing/2014/chartex" xmlns:cx1="http://schemas.microsoft.com/office/drawing/2015/9/8/chartex" xmlns:cx2="http://schemas.microsoft.com/office/drawing/2015/10/21/chartex" xmlns:cx3="http://schemas.microsoft.com/office/drawing/2016/5/9/chartex" xmlns:cx4="http://schemas.microsoft.com/office/drawing/2016/5/10/chartex" xmlns:cx5="http://schemas.microsoft.com/office/drawing/2016/5/11/chartex" xmlns:cx6="http://schemas.microsoft.com/office/drawing/2016/5/12/chartex" xmlns:cx7="http://schemas.microsoft.com/office/drawing/2016/5/13/chartex" xmlns:cx8="http://schemas.microsoft.com/office/drawing/2016/5/14/chartex" xmlns:mc="http://schemas.openxmlformats.org/markup-compatibility/2006" xmlns:aink="http://schemas.microsoft.com/office/drawing/2016/ink" xmlns:am3d="http://schemas.microsoft.com/office/drawing/2017/model3d" xmlns:o="urn:schemas-microsoft-com:office:office" xmlns:oel="http://schemas.microsoft.com/office/2019/extlst" xmlns:r="http://schemas.openxmlformats.org/officeDocument/2006/relationships" xmlns:m="http://schemas.openxmlformats.org/officeDocument/2006/math" xmlns:v="urn:schemas-microsoft-com:vml" xmlns:wp14="http://schemas.microsoft.com/office/word/2010/wordprocessingDrawing" xmlns:wp="http://schemas.openxmlformats.org/drawingml/2006/wordprocessingDrawing" xmlns:w10="urn:schemas-microsoft-com:office:word" xmlns:w="http://schemas.openxmlformats.org/wordprocessingml/2006/main" xmlns:w14="http://schemas.microsoft.com/office/word/2010/wordml" xmlns:w15="http://schemas.microsoft.com/office/word/2012/wordml" xmlns:w16cex="http://schemas.microsoft.com/office/word/2018/wordml/cex" xmlns:w16cid="http://schemas.microsoft.com/office/word/2016/wordml/cid" xmlns:w16="http://schemas.microsoft.com/office/word/2018/wordml" xmlns:w16du="http://schemas.microsoft.com/office/word/2023/wordml/word16du" xmlns:w16sdtdh="http://schemas.microsoft.com/office/word/2020/wordml/sdtdatahash" xmlns:w16sdtfl="http://schemas.microsoft.com/office/word/2024/wordml/sdtformatlock" xmlns:w16se="http://schemas.microsoft.com/office/word/2015/wordml/symex" xmlns:wpg="http://schemas.microsoft.com/office/word/2010/wordprocessingGroup" xmlns:wpi="http://schemas.microsoft.com/office/word/2010/wordprocessingInk" xmlns:wne="http://schemas.microsoft.com/office/word/2006/wordml" xmlns:wps="http://schemas.microsoft.com/office/word/2010/wordprocessingShape" mc:Ignorable="w14 w15 w16se w16cid w16 w16cex w16sdtdh w16sdtfl w16du wp14">
-  <w:footnote w:type="separator" w:id="-1">
-    <w:p>
-      <w:pPr>
-        <w:spacing w:line="259" w:lineRule="auto"/>
-        <w:ind w:left="257"/>
-        <w:jc w:val="left"/>
+<w:footnotes xmlns:wpc="http://schemas.microsoft.com/office/word/2010/wordprocessingCanvas" xmlns:mc="http://schemas.openxmlformats.org/markup-compatibility/2006" xmlns:o="urn:schemas-microsoft-com:office:office" xmlns:r="http://schemas.openxmlformats.org/officeDocument/2006/relationships" xmlns:m="http://schemas.openxmlformats.org/officeDocument/2006/math" xmlns:v="urn:schemas-microsoft-com:vml" xmlns:wp14="http://schemas.microsoft.com/office/word/2010/wordprocessingDrawing" xmlns:wp="http://schemas.openxmlformats.org/drawingml/2006/wordprocessingDrawing" xmlns:w="http://schemas.openxmlformats.org/wordprocessingml/2006/main" xmlns:w14="http://schemas.microsoft.com/office/word/2010/wordml" xmlns:w15="http://schemas.microsoft.com/office/word/2012/wordml" xmlns:w10="urn:schemas-microsoft-com:office:word" xmlns:wpg="http://schemas.microsoft.com/office/word/2010/wordprocessingGroup" xmlns:wpi="http://schemas.microsoft.com/office/word/2010/wordprocessingInk" xmlns:wne="http://schemas.microsoft.com/office/word/2006/wordml" xmlns:wps="http://schemas.microsoft.com/office/word/2010/wordprocessingShape" xmlns:wpsCustomData="http://www.wps.cn/officeDocument/2013/wpsCustomData" mc:Ignorable="w14 w15 wp14">
+  <w:footnote w:type="separator" w:id="2">
+    <w:p>
+      <w:pPr>
+        <w:spacing w:before="0" w:after="0" w:line="240" w:lineRule="auto"/>
       </w:pPr>
       <w:r>
         <w:separator/>
       </w:r>
     </w:p>
   </w:footnote>
-  <w:footnote w:type="continuationSeparator" w:id="0">
-    <w:p>
-      <w:pPr>
-        <w:spacing w:line="259" w:lineRule="auto"/>
-        <w:ind w:left="257"/>
-        <w:jc w:val="left"/>
+  <w:footnote w:type="continuationSeparator" w:id="3">
+    <w:p>
+      <w:pPr>
+        <w:spacing w:before="0" w:after="0" w:line="240" w:lineRule="auto"/>
       </w:pPr>
       <w:r>
         <w:continuationSeparator/>
       </w:r>
     </w:p>
   </w:footnote>
-  <w:footnote w:id="1">
-    <w:p>
-      <w:pPr>
-        <w:pStyle w:val="footnotedescription"/>
-      </w:pPr>
-      <w:r>
-        <w:rPr>
-          <w:rStyle w:val="footnotemark"/>
+  <w:footnote w:id="0">
+    <w:p>
+      <w:pPr>
+        <w:pStyle w:val="10"/>
+      </w:pPr>
+      <w:r>
+        <w:rPr>
+          <w:rStyle w:val="12"/>
         </w:rPr>
         <w:footnoteRef/>
       </w:r>
       <w:r>
         <w:t xml:space="preserve"> Cook County Assessor’s Office: </w:t>
       </w:r>
-      <w:hyperlink r:id="rId1">
-        <w:r>
-          <w:t>Home Value Report</w:t>
-        </w:r>
-      </w:hyperlink>
+      <w:r>
+        <w:fldChar w:fldCharType="begin"/>
+      </w:r>
+      <w:r>
+        <w:instrText xml:space="preserve"> HYPERLINK "https://www.cookcountyassessoril.gov/home-value-report" \h </w:instrText>
+      </w:r>
+      <w:r>
+        <w:fldChar w:fldCharType="separate"/>
+      </w:r>
+      <w:r>
+        <w:t>Home Value Report</w:t>
+      </w:r>
+      <w:r>
+        <w:fldChar w:fldCharType="end"/>
+      </w:r>
       <w:r>
         <w:t xml:space="preserve"> and </w:t>
       </w:r>
-      <w:hyperlink r:id="rId2">
-        <w:r>
-          <w:t>explanation of residential valuation models</w:t>
-        </w:r>
-      </w:hyperlink>
+      <w:r>
+        <w:fldChar w:fldCharType="begin"/>
+      </w:r>
+      <w:r>
+        <w:instrText xml:space="preserve"> HYPERLINK "https://www.cookcountyassessoril.gov/valuation/oak-park-residential-valuations" \h </w:instrText>
+      </w:r>
+      <w:r>
+        <w:fldChar w:fldCharType="separate"/>
+      </w:r>
+      <w:r>
+        <w:t>explanation of residential valuation models</w:t>
+      </w:r>
+      <w:r>
+        <w:fldChar w:fldCharType="end"/>
+      </w:r>
       <w:r>
         <w:t>.</w:t>
       </w:r>
@@ -2755,12 +2630,12 @@
 </file>
 
 <file path=word/numbering.xml><?xml version="1.0" encoding="utf-8"?>
-<w:numbering xmlns:wpc="http://schemas.microsoft.com/office/word/2010/wordprocessingCanvas" xmlns:cx="http://schemas.microsoft.com/office/drawing/2014/chartex" xmlns:cx1="http://schemas.microsoft.com/office/drawing/2015/9/8/chartex" xmlns:cx2="http://schemas.microsoft.com/office/drawing/2015/10/21/chartex" xmlns:cx3="http://schemas.microsoft.com/office/drawing/2016/5/9/chartex" xmlns:cx4="http://schemas.microsoft.com/office/drawing/2016/5/10/chartex" xmlns:cx5="http://schemas.microsoft.com/office/drawing/2016/5/11/chartex" xmlns:cx6="http://schemas.microsoft.com/office/drawing/2016/5/12/chartex" xmlns:cx7="http://schemas.microsoft.com/office/drawing/2016/5/13/chartex" xmlns:cx8="http://schemas.microsoft.com/office/drawing/2016/5/14/chartex" xmlns:mc="http://schemas.openxmlformats.org/markup-compatibility/2006" xmlns:aink="http://schemas.microsoft.com/office/drawing/2016/ink" xmlns:am3d="http://schemas.microsoft.com/office/drawing/2017/model3d" xmlns:o="urn:schemas-microsoft-com:office:office" xmlns:oel="http://schemas.microsoft.com/office/2019/extlst" xmlns:r="http://schemas.openxmlformats.org/officeDocument/2006/relationships" xmlns:m="http://schemas.openxmlformats.org/officeDocument/2006/math" xmlns:v="urn:schemas-microsoft-com:vml" xmlns:wp14="http://schemas.microsoft.com/office/word/2010/wordprocessingDrawing" xmlns:wp="http://schemas.openxmlformats.org/drawingml/2006/wordprocessingDrawing" xmlns:w10="urn:schemas-microsoft-com:office:word" xmlns:w="http://schemas.openxmlformats.org/wordprocessingml/2006/main" xmlns:w14="http://schemas.microsoft.com/office/word/2010/wordml" xmlns:w15="http://schemas.microsoft.com/office/word/2012/wordml" xmlns:w16cex="http://schemas.microsoft.com/office/word/2018/wordml/cex" xmlns:w16cid="http://schemas.microsoft.com/office/word/2016/wordml/cid" xmlns:w16="http://schemas.microsoft.com/office/word/2018/wordml" xmlns:w16du="http://schemas.microsoft.com/office/word/2023/wordml/word16du" xmlns:w16sdtdh="http://schemas.microsoft.com/office/word/2020/wordml/sdtdatahash" xmlns:w16sdtfl="http://schemas.microsoft.com/office/word/2024/wordml/sdtformatlock" xmlns:w16se="http://schemas.microsoft.com/office/word/2015/wordml/symex" xmlns:wpg="http://schemas.microsoft.com/office/word/2010/wordprocessingGroup" xmlns:wpi="http://schemas.microsoft.com/office/word/2010/wordprocessingInk" xmlns:wne="http://schemas.microsoft.com/office/word/2006/wordml" xmlns:wps="http://schemas.microsoft.com/office/word/2010/wordprocessingShape" mc:Ignorable="w14 w15 w16se w16cid w16 w16cex w16sdtdh w16sdtfl w16du wp14">
-  <w:abstractNum w:abstractNumId="0" w15:restartNumberingAfterBreak="0">
+<w:numbering xmlns:wpc="http://schemas.microsoft.com/office/word/2010/wordprocessingCanvas" xmlns:mc="http://schemas.openxmlformats.org/markup-compatibility/2006" xmlns:o="urn:schemas-microsoft-com:office:office" xmlns:r="http://schemas.openxmlformats.org/officeDocument/2006/relationships" xmlns:m="http://schemas.openxmlformats.org/officeDocument/2006/math" xmlns:v="urn:schemas-microsoft-com:vml" xmlns:wp14="http://schemas.microsoft.com/office/word/2010/wordprocessingDrawing" xmlns:wp="http://schemas.openxmlformats.org/drawingml/2006/wordprocessingDrawing" xmlns:w10="urn:schemas-microsoft-com:office:word" xmlns:w="http://schemas.openxmlformats.org/wordprocessingml/2006/main" xmlns:w14="http://schemas.microsoft.com/office/word/2010/wordml" xmlns:wpg="http://schemas.microsoft.com/office/word/2010/wordprocessingGroup" xmlns:wpi="http://schemas.microsoft.com/office/word/2010/wordprocessingInk" xmlns:wne="http://schemas.microsoft.com/office/word/2006/wordml" xmlns:wps="http://schemas.microsoft.com/office/word/2010/wordprocessingShape" xmlns:wpsCustomData="http://www.wps.cn/officeDocument/2013/wpsCustomData" mc:Ignorable="w14 wp14">
+  <w:abstractNum w:abstractNumId="0">
     <w:nsid w:val="0A7E382D"/>
-    <w:multiLevelType w:val="hybridMultilevel"/>
-    <w:tmpl w:val="C21A0954"/>
-    <w:lvl w:ilvl="0" w:tplc="5BC0667E">
+    <w:multiLevelType w:val="multilevel"/>
+    <w:tmpl w:val="0A7E382D"/>
+    <w:lvl w:ilvl="0" w:tentative="0">
       <w:start w:val="1"/>
       <w:numFmt w:val="bullet"/>
       <w:lvlText w:val="•"/>
@@ -2769,7 +2644,7 @@
         <w:ind w:left="357"/>
       </w:pPr>
       <w:rPr>
-        <w:rFonts w:ascii="Times New Roman" w:eastAsia="Times New Roman" w:hAnsi="Times New Roman" w:cs="Times New Roman"/>
+        <w:rFonts w:ascii="Times New Roman" w:hAnsi="Times New Roman" w:eastAsia="Times New Roman" w:cs="Times New Roman"/>
         <w:b w:val="0"/>
         <w:i w:val="0"/>
         <w:strike w:val="0"/>
@@ -2778,12 +2653,11 @@
         <w:sz w:val="22"/>
         <w:szCs w:val="22"/>
         <w:u w:val="none" w:color="000000"/>
-        <w:bdr w:val="none" w:sz="0" w:space="0" w:color="auto"/>
         <w:shd w:val="clear" w:color="auto" w:fill="auto"/>
         <w:vertAlign w:val="baseline"/>
       </w:rPr>
     </w:lvl>
-    <w:lvl w:ilvl="1" w:tplc="5C1871E8">
+    <w:lvl w:ilvl="1" w:tentative="0">
       <w:start w:val="1"/>
       <w:numFmt w:val="bullet"/>
       <w:lvlText w:val="o"/>
@@ -2792,7 +2666,7 @@
         <w:ind w:left="1158"/>
       </w:pPr>
       <w:rPr>
-        <w:rFonts w:ascii="Times New Roman" w:eastAsia="Times New Roman" w:hAnsi="Times New Roman" w:cs="Times New Roman"/>
+        <w:rFonts w:ascii="Times New Roman" w:hAnsi="Times New Roman" w:eastAsia="Times New Roman" w:cs="Times New Roman"/>
         <w:b w:val="0"/>
         <w:i w:val="0"/>
         <w:strike w:val="0"/>
@@ -2801,12 +2675,11 @@
         <w:sz w:val="22"/>
         <w:szCs w:val="22"/>
         <w:u w:val="none" w:color="000000"/>
-        <w:bdr w:val="none" w:sz="0" w:space="0" w:color="auto"/>
         <w:shd w:val="clear" w:color="auto" w:fill="auto"/>
         <w:vertAlign w:val="baseline"/>
       </w:rPr>
     </w:lvl>
-    <w:lvl w:ilvl="2" w:tplc="47E81F04">
+    <w:lvl w:ilvl="2" w:tentative="0">
       <w:start w:val="1"/>
       <w:numFmt w:val="bullet"/>
       <w:lvlText w:val="▪"/>
@@ -2815,7 +2688,7 @@
         <w:ind w:left="1878"/>
       </w:pPr>
       <w:rPr>
-        <w:rFonts w:ascii="Times New Roman" w:eastAsia="Times New Roman" w:hAnsi="Times New Roman" w:cs="Times New Roman"/>
+        <w:rFonts w:ascii="Times New Roman" w:hAnsi="Times New Roman" w:eastAsia="Times New Roman" w:cs="Times New Roman"/>
         <w:b w:val="0"/>
         <w:i w:val="0"/>
         <w:strike w:val="0"/>
@@ -2824,12 +2697,11 @@
         <w:sz w:val="22"/>
         <w:szCs w:val="22"/>
         <w:u w:val="none" w:color="000000"/>
-        <w:bdr w:val="none" w:sz="0" w:space="0" w:color="auto"/>
         <w:shd w:val="clear" w:color="auto" w:fill="auto"/>
         <w:vertAlign w:val="baseline"/>
       </w:rPr>
     </w:lvl>
-    <w:lvl w:ilvl="3" w:tplc="23E8E192">
+    <w:lvl w:ilvl="3" w:tentative="0">
       <w:start w:val="1"/>
       <w:numFmt w:val="bullet"/>
       <w:lvlText w:val="•"/>
@@ -2838,7 +2710,7 @@
         <w:ind w:left="2598"/>
       </w:pPr>
       <w:rPr>
-        <w:rFonts w:ascii="Times New Roman" w:eastAsia="Times New Roman" w:hAnsi="Times New Roman" w:cs="Times New Roman"/>
+        <w:rFonts w:ascii="Times New Roman" w:hAnsi="Times New Roman" w:eastAsia="Times New Roman" w:cs="Times New Roman"/>
         <w:b w:val="0"/>
         <w:i w:val="0"/>
         <w:strike w:val="0"/>
@@ -2847,12 +2719,11 @@
         <w:sz w:val="22"/>
         <w:szCs w:val="22"/>
         <w:u w:val="none" w:color="000000"/>
-        <w:bdr w:val="none" w:sz="0" w:space="0" w:color="auto"/>
         <w:shd w:val="clear" w:color="auto" w:fill="auto"/>
         <w:vertAlign w:val="baseline"/>
       </w:rPr>
     </w:lvl>
-    <w:lvl w:ilvl="4" w:tplc="44C6C720">
+    <w:lvl w:ilvl="4" w:tentative="0">
       <w:start w:val="1"/>
       <w:numFmt w:val="bullet"/>
       <w:lvlText w:val="o"/>
@@ -2861,7 +2732,7 @@
         <w:ind w:left="3318"/>
       </w:pPr>
       <w:rPr>
-        <w:rFonts w:ascii="Times New Roman" w:eastAsia="Times New Roman" w:hAnsi="Times New Roman" w:cs="Times New Roman"/>
+        <w:rFonts w:ascii="Times New Roman" w:hAnsi="Times New Roman" w:eastAsia="Times New Roman" w:cs="Times New Roman"/>
         <w:b w:val="0"/>
         <w:i w:val="0"/>
         <w:strike w:val="0"/>
@@ -2870,12 +2741,11 @@
         <w:sz w:val="22"/>
         <w:szCs w:val="22"/>
         <w:u w:val="none" w:color="000000"/>
-        <w:bdr w:val="none" w:sz="0" w:space="0" w:color="auto"/>
         <w:shd w:val="clear" w:color="auto" w:fill="auto"/>
         <w:vertAlign w:val="baseline"/>
       </w:rPr>
     </w:lvl>
-    <w:lvl w:ilvl="5" w:tplc="9656D4E4">
+    <w:lvl w:ilvl="5" w:tentative="0">
       <w:start w:val="1"/>
       <w:numFmt w:val="bullet"/>
       <w:lvlText w:val="▪"/>
@@ -2884,7 +2754,7 @@
         <w:ind w:left="4038"/>
       </w:pPr>
       <w:rPr>
-        <w:rFonts w:ascii="Times New Roman" w:eastAsia="Times New Roman" w:hAnsi="Times New Roman" w:cs="Times New Roman"/>
+        <w:rFonts w:ascii="Times New Roman" w:hAnsi="Times New Roman" w:eastAsia="Times New Roman" w:cs="Times New Roman"/>
         <w:b w:val="0"/>
         <w:i w:val="0"/>
         <w:strike w:val="0"/>
@@ -2893,12 +2763,11 @@
         <w:sz w:val="22"/>
         <w:szCs w:val="22"/>
         <w:u w:val="none" w:color="000000"/>
-        <w:bdr w:val="none" w:sz="0" w:space="0" w:color="auto"/>
         <w:shd w:val="clear" w:color="auto" w:fill="auto"/>
         <w:vertAlign w:val="baseline"/>
       </w:rPr>
     </w:lvl>
-    <w:lvl w:ilvl="6" w:tplc="D9F2B5C4">
+    <w:lvl w:ilvl="6" w:tentative="0">
       <w:start w:val="1"/>
       <w:numFmt w:val="bullet"/>
       <w:lvlText w:val="•"/>
@@ -2907,7 +2776,7 @@
         <w:ind w:left="4758"/>
       </w:pPr>
       <w:rPr>
-        <w:rFonts w:ascii="Times New Roman" w:eastAsia="Times New Roman" w:hAnsi="Times New Roman" w:cs="Times New Roman"/>
+        <w:rFonts w:ascii="Times New Roman" w:hAnsi="Times New Roman" w:eastAsia="Times New Roman" w:cs="Times New Roman"/>
         <w:b w:val="0"/>
         <w:i w:val="0"/>
         <w:strike w:val="0"/>
@@ -2916,12 +2785,11 @@
         <w:sz w:val="22"/>
         <w:szCs w:val="22"/>
         <w:u w:val="none" w:color="000000"/>
-        <w:bdr w:val="none" w:sz="0" w:space="0" w:color="auto"/>
         <w:shd w:val="clear" w:color="auto" w:fill="auto"/>
         <w:vertAlign w:val="baseline"/>
       </w:rPr>
     </w:lvl>
-    <w:lvl w:ilvl="7" w:tplc="8D6E17C2">
+    <w:lvl w:ilvl="7" w:tentative="0">
       <w:start w:val="1"/>
       <w:numFmt w:val="bullet"/>
       <w:lvlText w:val="o"/>
@@ -2930,7 +2798,7 @@
         <w:ind w:left="5478"/>
       </w:pPr>
       <w:rPr>
-        <w:rFonts w:ascii="Times New Roman" w:eastAsia="Times New Roman" w:hAnsi="Times New Roman" w:cs="Times New Roman"/>
+        <w:rFonts w:ascii="Times New Roman" w:hAnsi="Times New Roman" w:eastAsia="Times New Roman" w:cs="Times New Roman"/>
         <w:b w:val="0"/>
         <w:i w:val="0"/>
         <w:strike w:val="0"/>
@@ -2939,12 +2807,11 @@
         <w:sz w:val="22"/>
         <w:szCs w:val="22"/>
         <w:u w:val="none" w:color="000000"/>
-        <w:bdr w:val="none" w:sz="0" w:space="0" w:color="auto"/>
         <w:shd w:val="clear" w:color="auto" w:fill="auto"/>
         <w:vertAlign w:val="baseline"/>
       </w:rPr>
     </w:lvl>
-    <w:lvl w:ilvl="8" w:tplc="EF18F7B8">
+    <w:lvl w:ilvl="8" w:tentative="0">
       <w:start w:val="1"/>
       <w:numFmt w:val="bullet"/>
       <w:lvlText w:val="▪"/>
@@ -2953,7 +2820,7 @@
         <w:ind w:left="6198"/>
       </w:pPr>
       <w:rPr>
-        <w:rFonts w:ascii="Times New Roman" w:eastAsia="Times New Roman" w:hAnsi="Times New Roman" w:cs="Times New Roman"/>
+        <w:rFonts w:ascii="Times New Roman" w:hAnsi="Times New Roman" w:eastAsia="Times New Roman" w:cs="Times New Roman"/>
         <w:b w:val="0"/>
         <w:i w:val="0"/>
         <w:strike w:val="0"/>
@@ -2962,17 +2829,16 @@
         <w:sz w:val="22"/>
         <w:szCs w:val="22"/>
         <w:u w:val="none" w:color="000000"/>
-        <w:bdr w:val="none" w:sz="0" w:space="0" w:color="auto"/>
         <w:shd w:val="clear" w:color="auto" w:fill="auto"/>
         <w:vertAlign w:val="baseline"/>
       </w:rPr>
     </w:lvl>
   </w:abstractNum>
-  <w:abstractNum w:abstractNumId="1" w15:restartNumberingAfterBreak="0">
+  <w:abstractNum w:abstractNumId="1">
     <w:nsid w:val="125E5EFC"/>
-    <w:multiLevelType w:val="hybridMultilevel"/>
-    <w:tmpl w:val="658E509A"/>
-    <w:lvl w:ilvl="0" w:tplc="810AC7AA">
+    <w:multiLevelType w:val="multilevel"/>
+    <w:tmpl w:val="125E5EFC"/>
+    <w:lvl w:ilvl="0" w:tentative="0">
       <w:start w:val="1"/>
       <w:numFmt w:val="bullet"/>
       <w:lvlText w:val="•"/>
@@ -2981,7 +2847,7 @@
         <w:ind w:left="357"/>
       </w:pPr>
       <w:rPr>
-        <w:rFonts w:ascii="Times New Roman" w:eastAsia="Times New Roman" w:hAnsi="Times New Roman" w:cs="Times New Roman"/>
+        <w:rFonts w:ascii="Times New Roman" w:hAnsi="Times New Roman" w:eastAsia="Times New Roman" w:cs="Times New Roman"/>
         <w:b w:val="0"/>
         <w:i w:val="0"/>
         <w:strike w:val="0"/>
@@ -2990,12 +2856,11 @@
         <w:sz w:val="22"/>
         <w:szCs w:val="22"/>
         <w:u w:val="none" w:color="000000"/>
-        <w:bdr w:val="none" w:sz="0" w:space="0" w:color="auto"/>
         <w:shd w:val="clear" w:color="auto" w:fill="auto"/>
         <w:vertAlign w:val="baseline"/>
       </w:rPr>
     </w:lvl>
-    <w:lvl w:ilvl="1" w:tplc="4F98CA46">
+    <w:lvl w:ilvl="1" w:tentative="0">
       <w:start w:val="1"/>
       <w:numFmt w:val="bullet"/>
       <w:lvlText w:val="o"/>
@@ -3004,7 +2869,7 @@
         <w:ind w:left="1158"/>
       </w:pPr>
       <w:rPr>
-        <w:rFonts w:ascii="Times New Roman" w:eastAsia="Times New Roman" w:hAnsi="Times New Roman" w:cs="Times New Roman"/>
+        <w:rFonts w:ascii="Times New Roman" w:hAnsi="Times New Roman" w:eastAsia="Times New Roman" w:cs="Times New Roman"/>
         <w:b w:val="0"/>
         <w:i w:val="0"/>
         <w:strike w:val="0"/>
@@ -3013,12 +2878,11 @@
         <w:sz w:val="22"/>
         <w:szCs w:val="22"/>
         <w:u w:val="none" w:color="000000"/>
-        <w:bdr w:val="none" w:sz="0" w:space="0" w:color="auto"/>
         <w:shd w:val="clear" w:color="auto" w:fill="auto"/>
         <w:vertAlign w:val="baseline"/>
       </w:rPr>
     </w:lvl>
-    <w:lvl w:ilvl="2" w:tplc="9C74833E">
+    <w:lvl w:ilvl="2" w:tentative="0">
       <w:start w:val="1"/>
       <w:numFmt w:val="bullet"/>
       <w:lvlText w:val="▪"/>
@@ -3027,7 +2891,7 @@
         <w:ind w:left="1878"/>
       </w:pPr>
       <w:rPr>
-        <w:rFonts w:ascii="Times New Roman" w:eastAsia="Times New Roman" w:hAnsi="Times New Roman" w:cs="Times New Roman"/>
+        <w:rFonts w:ascii="Times New Roman" w:hAnsi="Times New Roman" w:eastAsia="Times New Roman" w:cs="Times New Roman"/>
         <w:b w:val="0"/>
         <w:i w:val="0"/>
         <w:strike w:val="0"/>
@@ -3036,12 +2900,11 @@
         <w:sz w:val="22"/>
         <w:szCs w:val="22"/>
         <w:u w:val="none" w:color="000000"/>
-        <w:bdr w:val="none" w:sz="0" w:space="0" w:color="auto"/>
         <w:shd w:val="clear" w:color="auto" w:fill="auto"/>
         <w:vertAlign w:val="baseline"/>
       </w:rPr>
     </w:lvl>
-    <w:lvl w:ilvl="3" w:tplc="5B40FC36">
+    <w:lvl w:ilvl="3" w:tentative="0">
       <w:start w:val="1"/>
       <w:numFmt w:val="bullet"/>
       <w:lvlText w:val="•"/>
@@ -3050,7 +2913,7 @@
         <w:ind w:left="2598"/>
       </w:pPr>
       <w:rPr>
-        <w:rFonts w:ascii="Times New Roman" w:eastAsia="Times New Roman" w:hAnsi="Times New Roman" w:cs="Times New Roman"/>
+        <w:rFonts w:ascii="Times New Roman" w:hAnsi="Times New Roman" w:eastAsia="Times New Roman" w:cs="Times New Roman"/>
         <w:b w:val="0"/>
         <w:i w:val="0"/>
         <w:strike w:val="0"/>
@@ -3059,12 +2922,11 @@
         <w:sz w:val="22"/>
         <w:szCs w:val="22"/>
         <w:u w:val="none" w:color="000000"/>
-        <w:bdr w:val="none" w:sz="0" w:space="0" w:color="auto"/>
         <w:shd w:val="clear" w:color="auto" w:fill="auto"/>
         <w:vertAlign w:val="baseline"/>
       </w:rPr>
     </w:lvl>
-    <w:lvl w:ilvl="4" w:tplc="2AB4A5D2">
+    <w:lvl w:ilvl="4" w:tentative="0">
       <w:start w:val="1"/>
       <w:numFmt w:val="bullet"/>
       <w:lvlText w:val="o"/>
@@ -3073,7 +2935,7 @@
         <w:ind w:left="3318"/>
       </w:pPr>
       <w:rPr>
-        <w:rFonts w:ascii="Times New Roman" w:eastAsia="Times New Roman" w:hAnsi="Times New Roman" w:cs="Times New Roman"/>
+        <w:rFonts w:ascii="Times New Roman" w:hAnsi="Times New Roman" w:eastAsia="Times New Roman" w:cs="Times New Roman"/>
         <w:b w:val="0"/>
         <w:i w:val="0"/>
         <w:strike w:val="0"/>
@@ -3082,12 +2944,11 @@
         <w:sz w:val="22"/>
         <w:szCs w:val="22"/>
         <w:u w:val="none" w:color="000000"/>
-        <w:bdr w:val="none" w:sz="0" w:space="0" w:color="auto"/>
         <w:shd w:val="clear" w:color="auto" w:fill="auto"/>
         <w:vertAlign w:val="baseline"/>
       </w:rPr>
     </w:lvl>
-    <w:lvl w:ilvl="5" w:tplc="E3F4A598">
+    <w:lvl w:ilvl="5" w:tentative="0">
       <w:start w:val="1"/>
       <w:numFmt w:val="bullet"/>
       <w:lvlText w:val="▪"/>
@@ -3096,7 +2957,7 @@
         <w:ind w:left="4038"/>
       </w:pPr>
       <w:rPr>
-        <w:rFonts w:ascii="Times New Roman" w:eastAsia="Times New Roman" w:hAnsi="Times New Roman" w:cs="Times New Roman"/>
+        <w:rFonts w:ascii="Times New Roman" w:hAnsi="Times New Roman" w:eastAsia="Times New Roman" w:cs="Times New Roman"/>
         <w:b w:val="0"/>
         <w:i w:val="0"/>
         <w:strike w:val="0"/>
@@ -3105,12 +2966,11 @@
         <w:sz w:val="22"/>
         <w:szCs w:val="22"/>
         <w:u w:val="none" w:color="000000"/>
-        <w:bdr w:val="none" w:sz="0" w:space="0" w:color="auto"/>
         <w:shd w:val="clear" w:color="auto" w:fill="auto"/>
         <w:vertAlign w:val="baseline"/>
       </w:rPr>
     </w:lvl>
-    <w:lvl w:ilvl="6" w:tplc="66820C54">
+    <w:lvl w:ilvl="6" w:tentative="0">
       <w:start w:val="1"/>
       <w:numFmt w:val="bullet"/>
       <w:lvlText w:val="•"/>
@@ -3119,7 +2979,7 @@
         <w:ind w:left="4758"/>
       </w:pPr>
       <w:rPr>
-        <w:rFonts w:ascii="Times New Roman" w:eastAsia="Times New Roman" w:hAnsi="Times New Roman" w:cs="Times New Roman"/>
+        <w:rFonts w:ascii="Times New Roman" w:hAnsi="Times New Roman" w:eastAsia="Times New Roman" w:cs="Times New Roman"/>
         <w:b w:val="0"/>
         <w:i w:val="0"/>
         <w:strike w:val="0"/>
@@ -3128,12 +2988,11 @@
         <w:sz w:val="22"/>
         <w:szCs w:val="22"/>
         <w:u w:val="none" w:color="000000"/>
-        <w:bdr w:val="none" w:sz="0" w:space="0" w:color="auto"/>
         <w:shd w:val="clear" w:color="auto" w:fill="auto"/>
         <w:vertAlign w:val="baseline"/>
       </w:rPr>
     </w:lvl>
-    <w:lvl w:ilvl="7" w:tplc="48BEF260">
+    <w:lvl w:ilvl="7" w:tentative="0">
       <w:start w:val="1"/>
       <w:numFmt w:val="bullet"/>
       <w:lvlText w:val="o"/>
@@ -3142,7 +3001,7 @@
         <w:ind w:left="5478"/>
       </w:pPr>
       <w:rPr>
-        <w:rFonts w:ascii="Times New Roman" w:eastAsia="Times New Roman" w:hAnsi="Times New Roman" w:cs="Times New Roman"/>
+        <w:rFonts w:ascii="Times New Roman" w:hAnsi="Times New Roman" w:eastAsia="Times New Roman" w:cs="Times New Roman"/>
         <w:b w:val="0"/>
         <w:i w:val="0"/>
         <w:strike w:val="0"/>
@@ -3151,12 +3010,11 @@
         <w:sz w:val="22"/>
         <w:szCs w:val="22"/>
         <w:u w:val="none" w:color="000000"/>
-        <w:bdr w:val="none" w:sz="0" w:space="0" w:color="auto"/>
         <w:shd w:val="clear" w:color="auto" w:fill="auto"/>
         <w:vertAlign w:val="baseline"/>
       </w:rPr>
     </w:lvl>
-    <w:lvl w:ilvl="8" w:tplc="05EEFFD4">
+    <w:lvl w:ilvl="8" w:tentative="0">
       <w:start w:val="1"/>
       <w:numFmt w:val="bullet"/>
       <w:lvlText w:val="▪"/>
@@ -3165,7 +3023,7 @@
         <w:ind w:left="6198"/>
       </w:pPr>
       <w:rPr>
-        <w:rFonts w:ascii="Times New Roman" w:eastAsia="Times New Roman" w:hAnsi="Times New Roman" w:cs="Times New Roman"/>
+        <w:rFonts w:ascii="Times New Roman" w:hAnsi="Times New Roman" w:eastAsia="Times New Roman" w:cs="Times New Roman"/>
         <w:b w:val="0"/>
         <w:i w:val="0"/>
         <w:strike w:val="0"/>
@@ -3174,17 +3032,16 @@
         <w:sz w:val="22"/>
         <w:szCs w:val="22"/>
         <w:u w:val="none" w:color="000000"/>
-        <w:bdr w:val="none" w:sz="0" w:space="0" w:color="auto"/>
         <w:shd w:val="clear" w:color="auto" w:fill="auto"/>
         <w:vertAlign w:val="baseline"/>
       </w:rPr>
     </w:lvl>
   </w:abstractNum>
-  <w:abstractNum w:abstractNumId="2" w15:restartNumberingAfterBreak="0">
+  <w:abstractNum w:abstractNumId="2">
     <w:nsid w:val="18825EB9"/>
-    <w:multiLevelType w:val="hybridMultilevel"/>
-    <w:tmpl w:val="428A0756"/>
-    <w:lvl w:ilvl="0" w:tplc="79D09C8E">
+    <w:multiLevelType w:val="multilevel"/>
+    <w:tmpl w:val="18825EB9"/>
+    <w:lvl w:ilvl="0" w:tentative="0">
       <w:start w:val="1"/>
       <w:numFmt w:val="decimal"/>
       <w:lvlText w:val="%1a."/>
@@ -3196,7 +3053,7 @@
         <w:rFonts w:hint="eastAsia"/>
       </w:rPr>
     </w:lvl>
-    <w:lvl w:ilvl="1" w:tplc="04090019" w:tentative="1">
+    <w:lvl w:ilvl="1" w:tentative="0">
       <w:start w:val="1"/>
       <w:numFmt w:val="lowerLetter"/>
       <w:lvlText w:val="%2)"/>
@@ -3205,7 +3062,7 @@
         <w:ind w:left="880" w:hanging="440"/>
       </w:pPr>
     </w:lvl>
-    <w:lvl w:ilvl="2" w:tplc="0409001B" w:tentative="1">
+    <w:lvl w:ilvl="2" w:tentative="0">
       <w:start w:val="1"/>
       <w:numFmt w:val="lowerRoman"/>
       <w:lvlText w:val="%3."/>
@@ -3214,7 +3071,7 @@
         <w:ind w:left="1320" w:hanging="440"/>
       </w:pPr>
     </w:lvl>
-    <w:lvl w:ilvl="3" w:tplc="0409000F" w:tentative="1">
+    <w:lvl w:ilvl="3" w:tentative="0">
       <w:start w:val="1"/>
       <w:numFmt w:val="decimal"/>
       <w:lvlText w:val="%4."/>
@@ -3223,7 +3080,7 @@
         <w:ind w:left="1760" w:hanging="440"/>
       </w:pPr>
     </w:lvl>
-    <w:lvl w:ilvl="4" w:tplc="04090019" w:tentative="1">
+    <w:lvl w:ilvl="4" w:tentative="0">
       <w:start w:val="1"/>
       <w:numFmt w:val="lowerLetter"/>
       <w:lvlText w:val="%5)"/>
@@ -3232,7 +3089,7 @@
         <w:ind w:left="2200" w:hanging="440"/>
       </w:pPr>
     </w:lvl>
-    <w:lvl w:ilvl="5" w:tplc="0409001B" w:tentative="1">
+    <w:lvl w:ilvl="5" w:tentative="0">
       <w:start w:val="1"/>
       <w:numFmt w:val="lowerRoman"/>
       <w:lvlText w:val="%6."/>
@@ -3241,7 +3098,7 @@
         <w:ind w:left="2640" w:hanging="440"/>
       </w:pPr>
     </w:lvl>
-    <w:lvl w:ilvl="6" w:tplc="0409000F" w:tentative="1">
+    <w:lvl w:ilvl="6" w:tentative="0">
       <w:start w:val="1"/>
       <w:numFmt w:val="decimal"/>
       <w:lvlText w:val="%7."/>
@@ -3250,7 +3107,7 @@
         <w:ind w:left="3080" w:hanging="440"/>
       </w:pPr>
     </w:lvl>
-    <w:lvl w:ilvl="7" w:tplc="04090019" w:tentative="1">
+    <w:lvl w:ilvl="7" w:tentative="0">
       <w:start w:val="1"/>
       <w:numFmt w:val="lowerLetter"/>
       <w:lvlText w:val="%8)"/>
@@ -3259,7 +3116,7 @@
         <w:ind w:left="3520" w:hanging="440"/>
       </w:pPr>
     </w:lvl>
-    <w:lvl w:ilvl="8" w:tplc="0409001B" w:tentative="1">
+    <w:lvl w:ilvl="8" w:tentative="0">
       <w:start w:val="1"/>
       <w:numFmt w:val="lowerRoman"/>
       <w:lvlText w:val="%9."/>
@@ -3269,11 +3126,11 @@
       </w:pPr>
     </w:lvl>
   </w:abstractNum>
-  <w:abstractNum w:abstractNumId="3" w15:restartNumberingAfterBreak="0">
+  <w:abstractNum w:abstractNumId="3">
     <w:nsid w:val="304B7422"/>
-    <w:multiLevelType w:val="hybridMultilevel"/>
-    <w:tmpl w:val="FAF63480"/>
-    <w:lvl w:ilvl="0" w:tplc="7EE2380E">
+    <w:multiLevelType w:val="multilevel"/>
+    <w:tmpl w:val="304B7422"/>
+    <w:lvl w:ilvl="0" w:tentative="0">
       <w:start w:val="1"/>
       <w:numFmt w:val="decimal"/>
       <w:lvlText w:val="%1."/>
@@ -3282,7 +3139,7 @@
         <w:ind w:left="466"/>
       </w:pPr>
       <w:rPr>
-        <w:rFonts w:ascii="Times New Roman" w:eastAsia="Times New Roman" w:hAnsi="Times New Roman" w:cs="Times New Roman"/>
+        <w:rFonts w:ascii="Times New Roman" w:hAnsi="Times New Roman" w:eastAsia="Times New Roman" w:cs="Times New Roman"/>
         <w:b w:val="0"/>
         <w:i w:val="0"/>
         <w:strike w:val="0"/>
@@ -3291,12 +3148,11 @@
         <w:sz w:val="22"/>
         <w:szCs w:val="22"/>
         <w:u w:val="none" w:color="000000"/>
-        <w:bdr w:val="none" w:sz="0" w:space="0" w:color="auto"/>
         <w:shd w:val="clear" w:color="auto" w:fill="auto"/>
         <w:vertAlign w:val="baseline"/>
       </w:rPr>
     </w:lvl>
-    <w:lvl w:ilvl="1" w:tplc="E37EDB8C">
+    <w:lvl w:ilvl="1" w:tentative="0">
       <w:start w:val="1"/>
       <w:numFmt w:val="lowerLetter"/>
       <w:lvlText w:val="%2"/>
@@ -3305,7 +3161,7 @@
         <w:ind w:left="1267"/>
       </w:pPr>
       <w:rPr>
-        <w:rFonts w:ascii="Times New Roman" w:eastAsia="Times New Roman" w:hAnsi="Times New Roman" w:cs="Times New Roman"/>
+        <w:rFonts w:ascii="Times New Roman" w:hAnsi="Times New Roman" w:eastAsia="Times New Roman" w:cs="Times New Roman"/>
         <w:b w:val="0"/>
         <w:i w:val="0"/>
         <w:strike w:val="0"/>
@@ -3314,12 +3170,11 @@
         <w:sz w:val="22"/>
         <w:szCs w:val="22"/>
         <w:u w:val="none" w:color="000000"/>
-        <w:bdr w:val="none" w:sz="0" w:space="0" w:color="auto"/>
         <w:shd w:val="clear" w:color="auto" w:fill="auto"/>
         <w:vertAlign w:val="baseline"/>
       </w:rPr>
     </w:lvl>
-    <w:lvl w:ilvl="2" w:tplc="1A80FF7E">
+    <w:lvl w:ilvl="2" w:tentative="0">
       <w:start w:val="1"/>
       <w:numFmt w:val="lowerRoman"/>
       <w:lvlText w:val="%3"/>
@@ -3328,7 +3183,7 @@
         <w:ind w:left="1987"/>
       </w:pPr>
       <w:rPr>
-        <w:rFonts w:ascii="Times New Roman" w:eastAsia="Times New Roman" w:hAnsi="Times New Roman" w:cs="Times New Roman"/>
+        <w:rFonts w:ascii="Times New Roman" w:hAnsi="Times New Roman" w:eastAsia="Times New Roman" w:cs="Times New Roman"/>
         <w:b w:val="0"/>
         <w:i w:val="0"/>
         <w:strike w:val="0"/>
@@ -3337,12 +3192,11 @@
         <w:sz w:val="22"/>
         <w:szCs w:val="22"/>
         <w:u w:val="none" w:color="000000"/>
-        <w:bdr w:val="none" w:sz="0" w:space="0" w:color="auto"/>
         <w:shd w:val="clear" w:color="auto" w:fill="auto"/>
         <w:vertAlign w:val="baseline"/>
       </w:rPr>
     </w:lvl>
-    <w:lvl w:ilvl="3" w:tplc="11D68BA2">
+    <w:lvl w:ilvl="3" w:tentative="0">
       <w:start w:val="1"/>
       <w:numFmt w:val="decimal"/>
       <w:lvlText w:val="%4"/>
@@ -3351,7 +3205,7 @@
         <w:ind w:left="2707"/>
       </w:pPr>
       <w:rPr>
-        <w:rFonts w:ascii="Times New Roman" w:eastAsia="Times New Roman" w:hAnsi="Times New Roman" w:cs="Times New Roman"/>
+        <w:rFonts w:ascii="Times New Roman" w:hAnsi="Times New Roman" w:eastAsia="Times New Roman" w:cs="Times New Roman"/>
         <w:b w:val="0"/>
         <w:i w:val="0"/>
         <w:strike w:val="0"/>
@@ -3360,12 +3214,11 @@
         <w:sz w:val="22"/>
         <w:szCs w:val="22"/>
         <w:u w:val="none" w:color="000000"/>
-        <w:bdr w:val="none" w:sz="0" w:space="0" w:color="auto"/>
         <w:shd w:val="clear" w:color="auto" w:fill="auto"/>
         <w:vertAlign w:val="baseline"/>
       </w:rPr>
     </w:lvl>
-    <w:lvl w:ilvl="4" w:tplc="55DA0470">
+    <w:lvl w:ilvl="4" w:tentative="0">
       <w:start w:val="1"/>
       <w:numFmt w:val="lowerLetter"/>
       <w:lvlText w:val="%5"/>
@@ -3374,7 +3227,7 @@
         <w:ind w:left="3427"/>
       </w:pPr>
       <w:rPr>
-        <w:rFonts w:ascii="Times New Roman" w:eastAsia="Times New Roman" w:hAnsi="Times New Roman" w:cs="Times New Roman"/>
+        <w:rFonts w:ascii="Times New Roman" w:hAnsi="Times New Roman" w:eastAsia="Times New Roman" w:cs="Times New Roman"/>
         <w:b w:val="0"/>
         <w:i w:val="0"/>
         <w:strike w:val="0"/>
@@ -3383,12 +3236,11 @@
         <w:sz w:val="22"/>
         <w:szCs w:val="22"/>
         <w:u w:val="none" w:color="000000"/>
-        <w:bdr w:val="none" w:sz="0" w:space="0" w:color="auto"/>
         <w:shd w:val="clear" w:color="auto" w:fill="auto"/>
         <w:vertAlign w:val="baseline"/>
       </w:rPr>
     </w:lvl>
-    <w:lvl w:ilvl="5" w:tplc="AA2A83DC">
+    <w:lvl w:ilvl="5" w:tentative="0">
       <w:start w:val="1"/>
       <w:numFmt w:val="lowerRoman"/>
       <w:lvlText w:val="%6"/>
@@ -3397,7 +3249,7 @@
         <w:ind w:left="4147"/>
       </w:pPr>
       <w:rPr>
-        <w:rFonts w:ascii="Times New Roman" w:eastAsia="Times New Roman" w:hAnsi="Times New Roman" w:cs="Times New Roman"/>
+        <w:rFonts w:ascii="Times New Roman" w:hAnsi="Times New Roman" w:eastAsia="Times New Roman" w:cs="Times New Roman"/>
         <w:b w:val="0"/>
         <w:i w:val="0"/>
         <w:strike w:val="0"/>
@@ -3406,12 +3258,11 @@
         <w:sz w:val="22"/>
         <w:szCs w:val="22"/>
         <w:u w:val="none" w:color="000000"/>
-        <w:bdr w:val="none" w:sz="0" w:space="0" w:color="auto"/>
         <w:shd w:val="clear" w:color="auto" w:fill="auto"/>
         <w:vertAlign w:val="baseline"/>
       </w:rPr>
     </w:lvl>
-    <w:lvl w:ilvl="6" w:tplc="F95837C6">
+    <w:lvl w:ilvl="6" w:tentative="0">
       <w:start w:val="1"/>
       <w:numFmt w:val="decimal"/>
       <w:lvlText w:val="%7"/>
@@ -3420,7 +3271,7 @@
         <w:ind w:left="4867"/>
       </w:pPr>
       <w:rPr>
-        <w:rFonts w:ascii="Times New Roman" w:eastAsia="Times New Roman" w:hAnsi="Times New Roman" w:cs="Times New Roman"/>
+        <w:rFonts w:ascii="Times New Roman" w:hAnsi="Times New Roman" w:eastAsia="Times New Roman" w:cs="Times New Roman"/>
         <w:b w:val="0"/>
         <w:i w:val="0"/>
         <w:strike w:val="0"/>
@@ -3429,12 +3280,11 @@
         <w:sz w:val="22"/>
         <w:szCs w:val="22"/>
         <w:u w:val="none" w:color="000000"/>
-        <w:bdr w:val="none" w:sz="0" w:space="0" w:color="auto"/>
         <w:shd w:val="clear" w:color="auto" w:fill="auto"/>
         <w:vertAlign w:val="baseline"/>
       </w:rPr>
     </w:lvl>
-    <w:lvl w:ilvl="7" w:tplc="F306EFDE">
+    <w:lvl w:ilvl="7" w:tentative="0">
       <w:start w:val="1"/>
       <w:numFmt w:val="lowerLetter"/>
       <w:lvlText w:val="%8"/>
@@ -3443,7 +3293,7 @@
         <w:ind w:left="5587"/>
       </w:pPr>
       <w:rPr>
-        <w:rFonts w:ascii="Times New Roman" w:eastAsia="Times New Roman" w:hAnsi="Times New Roman" w:cs="Times New Roman"/>
+        <w:rFonts w:ascii="Times New Roman" w:hAnsi="Times New Roman" w:eastAsia="Times New Roman" w:cs="Times New Roman"/>
         <w:b w:val="0"/>
         <w:i w:val="0"/>
         <w:strike w:val="0"/>
@@ -3452,12 +3302,11 @@
         <w:sz w:val="22"/>
         <w:szCs w:val="22"/>
         <w:u w:val="none" w:color="000000"/>
-        <w:bdr w:val="none" w:sz="0" w:space="0" w:color="auto"/>
         <w:shd w:val="clear" w:color="auto" w:fill="auto"/>
         <w:vertAlign w:val="baseline"/>
       </w:rPr>
     </w:lvl>
-    <w:lvl w:ilvl="8" w:tplc="AF70F212">
+    <w:lvl w:ilvl="8" w:tentative="0">
       <w:start w:val="1"/>
       <w:numFmt w:val="lowerRoman"/>
       <w:lvlText w:val="%9"/>
@@ -3466,7 +3315,7 @@
         <w:ind w:left="6307"/>
       </w:pPr>
       <w:rPr>
-        <w:rFonts w:ascii="Times New Roman" w:eastAsia="Times New Roman" w:hAnsi="Times New Roman" w:cs="Times New Roman"/>
+        <w:rFonts w:ascii="Times New Roman" w:hAnsi="Times New Roman" w:eastAsia="Times New Roman" w:cs="Times New Roman"/>
         <w:b w:val="0"/>
         <w:i w:val="0"/>
         <w:strike w:val="0"/>
@@ -3475,17 +3324,16 @@
         <w:sz w:val="22"/>
         <w:szCs w:val="22"/>
         <w:u w:val="none" w:color="000000"/>
-        <w:bdr w:val="none" w:sz="0" w:space="0" w:color="auto"/>
         <w:shd w:val="clear" w:color="auto" w:fill="auto"/>
         <w:vertAlign w:val="baseline"/>
       </w:rPr>
     </w:lvl>
   </w:abstractNum>
-  <w:abstractNum w:abstractNumId="4" w15:restartNumberingAfterBreak="0">
+  <w:abstractNum w:abstractNumId="4">
     <w:nsid w:val="32053825"/>
-    <w:multiLevelType w:val="hybridMultilevel"/>
-    <w:tmpl w:val="35D6C05E"/>
-    <w:lvl w:ilvl="0" w:tplc="5F0241AE">
+    <w:multiLevelType w:val="multilevel"/>
+    <w:tmpl w:val="32053825"/>
+    <w:lvl w:ilvl="0" w:tentative="0">
       <w:start w:val="1"/>
       <w:numFmt w:val="decimal"/>
       <w:lvlText w:val="%1."/>
@@ -3497,7 +3345,7 @@
         <w:rFonts w:hint="default"/>
       </w:rPr>
     </w:lvl>
-    <w:lvl w:ilvl="1" w:tplc="04090019" w:tentative="1">
+    <w:lvl w:ilvl="1" w:tentative="0">
       <w:start w:val="1"/>
       <w:numFmt w:val="lowerLetter"/>
       <w:lvlText w:val="%2)"/>
@@ -3506,7 +3354,7 @@
         <w:ind w:left="880" w:hanging="440"/>
       </w:pPr>
     </w:lvl>
-    <w:lvl w:ilvl="2" w:tplc="0409001B" w:tentative="1">
+    <w:lvl w:ilvl="2" w:tentative="0">
       <w:start w:val="1"/>
       <w:numFmt w:val="lowerRoman"/>
       <w:lvlText w:val="%3."/>
@@ -3515,7 +3363,7 @@
         <w:ind w:left="1320" w:hanging="440"/>
       </w:pPr>
     </w:lvl>
-    <w:lvl w:ilvl="3" w:tplc="0409000F" w:tentative="1">
+    <w:lvl w:ilvl="3" w:tentative="0">
       <w:start w:val="1"/>
       <w:numFmt w:val="decimal"/>
       <w:lvlText w:val="%4."/>
@@ -3524,7 +3372,7 @@
         <w:ind w:left="1760" w:hanging="440"/>
       </w:pPr>
     </w:lvl>
-    <w:lvl w:ilvl="4" w:tplc="04090019" w:tentative="1">
+    <w:lvl w:ilvl="4" w:tentative="0">
       <w:start w:val="1"/>
       <w:numFmt w:val="lowerLetter"/>
       <w:lvlText w:val="%5)"/>
@@ -3533,7 +3381,7 @@
         <w:ind w:left="2200" w:hanging="440"/>
       </w:pPr>
     </w:lvl>
-    <w:lvl w:ilvl="5" w:tplc="0409001B" w:tentative="1">
+    <w:lvl w:ilvl="5" w:tentative="0">
       <w:start w:val="1"/>
       <w:numFmt w:val="lowerRoman"/>
       <w:lvlText w:val="%6."/>
@@ -3542,7 +3390,7 @@
         <w:ind w:left="2640" w:hanging="440"/>
       </w:pPr>
     </w:lvl>
-    <w:lvl w:ilvl="6" w:tplc="0409000F" w:tentative="1">
+    <w:lvl w:ilvl="6" w:tentative="0">
       <w:start w:val="1"/>
       <w:numFmt w:val="decimal"/>
       <w:lvlText w:val="%7."/>
@@ -3551,7 +3399,7 @@
         <w:ind w:left="3080" w:hanging="440"/>
       </w:pPr>
     </w:lvl>
-    <w:lvl w:ilvl="7" w:tplc="04090019" w:tentative="1">
+    <w:lvl w:ilvl="7" w:tentative="0">
       <w:start w:val="1"/>
       <w:numFmt w:val="lowerLetter"/>
       <w:lvlText w:val="%8)"/>
@@ -3560,7 +3408,7 @@
         <w:ind w:left="3520" w:hanging="440"/>
       </w:pPr>
     </w:lvl>
-    <w:lvl w:ilvl="8" w:tplc="0409001B" w:tentative="1">
+    <w:lvl w:ilvl="8" w:tentative="0">
       <w:start w:val="1"/>
       <w:numFmt w:val="lowerRoman"/>
       <w:lvlText w:val="%9."/>
@@ -3570,11 +3418,11 @@
       </w:pPr>
     </w:lvl>
   </w:abstractNum>
-  <w:abstractNum w:abstractNumId="5" w15:restartNumberingAfterBreak="0">
+  <w:abstractNum w:abstractNumId="5">
     <w:nsid w:val="42FE51F4"/>
-    <w:multiLevelType w:val="hybridMultilevel"/>
-    <w:tmpl w:val="A226018E"/>
-    <w:lvl w:ilvl="0" w:tplc="DDB8A0B0">
+    <w:multiLevelType w:val="multilevel"/>
+    <w:tmpl w:val="42FE51F4"/>
+    <w:lvl w:ilvl="0" w:tentative="0">
       <w:start w:val="1"/>
       <w:numFmt w:val="decimal"/>
       <w:lvlText w:val="%1."/>
@@ -3583,7 +3431,7 @@
         <w:ind w:left="466"/>
       </w:pPr>
       <w:rPr>
-        <w:rFonts w:ascii="Times New Roman" w:eastAsia="Times New Roman" w:hAnsi="Times New Roman" w:cs="Times New Roman"/>
+        <w:rFonts w:ascii="Times New Roman" w:hAnsi="Times New Roman" w:eastAsia="Times New Roman" w:cs="Times New Roman"/>
         <w:b w:val="0"/>
         <w:i w:val="0"/>
         <w:strike w:val="0"/>
@@ -3592,12 +3440,11 @@
         <w:sz w:val="22"/>
         <w:szCs w:val="22"/>
         <w:u w:val="none" w:color="000000"/>
-        <w:bdr w:val="none" w:sz="0" w:space="0" w:color="auto"/>
         <w:shd w:val="clear" w:color="auto" w:fill="auto"/>
         <w:vertAlign w:val="baseline"/>
       </w:rPr>
     </w:lvl>
-    <w:lvl w:ilvl="1" w:tplc="1CE26184">
+    <w:lvl w:ilvl="1" w:tentative="0">
       <w:start w:val="1"/>
       <w:numFmt w:val="lowerLetter"/>
       <w:lvlText w:val="%2"/>
@@ -3606,7 +3453,7 @@
         <w:ind w:left="1259"/>
       </w:pPr>
       <w:rPr>
-        <w:rFonts w:ascii="Times New Roman" w:eastAsia="Times New Roman" w:hAnsi="Times New Roman" w:cs="Times New Roman"/>
+        <w:rFonts w:ascii="Times New Roman" w:hAnsi="Times New Roman" w:eastAsia="Times New Roman" w:cs="Times New Roman"/>
         <w:b w:val="0"/>
         <w:i w:val="0"/>
         <w:strike w:val="0"/>
@@ -3615,12 +3462,11 @@
         <w:sz w:val="22"/>
         <w:szCs w:val="22"/>
         <w:u w:val="none" w:color="000000"/>
-        <w:bdr w:val="none" w:sz="0" w:space="0" w:color="auto"/>
         <w:shd w:val="clear" w:color="auto" w:fill="auto"/>
         <w:vertAlign w:val="baseline"/>
       </w:rPr>
     </w:lvl>
-    <w:lvl w:ilvl="2" w:tplc="7D1C2644">
+    <w:lvl w:ilvl="2" w:tentative="0">
       <w:start w:val="1"/>
       <w:numFmt w:val="lowerRoman"/>
       <w:lvlText w:val="%3"/>
@@ -3629,7 +3475,7 @@
         <w:ind w:left="1979"/>
       </w:pPr>
       <w:rPr>
-        <w:rFonts w:ascii="Times New Roman" w:eastAsia="Times New Roman" w:hAnsi="Times New Roman" w:cs="Times New Roman"/>
+        <w:rFonts w:ascii="Times New Roman" w:hAnsi="Times New Roman" w:eastAsia="Times New Roman" w:cs="Times New Roman"/>
         <w:b w:val="0"/>
         <w:i w:val="0"/>
         <w:strike w:val="0"/>
@@ -3638,12 +3484,11 @@
         <w:sz w:val="22"/>
         <w:szCs w:val="22"/>
         <w:u w:val="none" w:color="000000"/>
-        <w:bdr w:val="none" w:sz="0" w:space="0" w:color="auto"/>
         <w:shd w:val="clear" w:color="auto" w:fill="auto"/>
         <w:vertAlign w:val="baseline"/>
       </w:rPr>
     </w:lvl>
-    <w:lvl w:ilvl="3" w:tplc="411E80A0">
+    <w:lvl w:ilvl="3" w:tentative="0">
       <w:start w:val="1"/>
       <w:numFmt w:val="decimal"/>
       <w:lvlText w:val="%4"/>
@@ -3652,7 +3497,7 @@
         <w:ind w:left="2699"/>
       </w:pPr>
       <w:rPr>
-        <w:rFonts w:ascii="Times New Roman" w:eastAsia="Times New Roman" w:hAnsi="Times New Roman" w:cs="Times New Roman"/>
+        <w:rFonts w:ascii="Times New Roman" w:hAnsi="Times New Roman" w:eastAsia="Times New Roman" w:cs="Times New Roman"/>
         <w:b w:val="0"/>
         <w:i w:val="0"/>
         <w:strike w:val="0"/>
@@ -3661,12 +3506,11 @@
         <w:sz w:val="22"/>
         <w:szCs w:val="22"/>
         <w:u w:val="none" w:color="000000"/>
-        <w:bdr w:val="none" w:sz="0" w:space="0" w:color="auto"/>
         <w:shd w:val="clear" w:color="auto" w:fill="auto"/>
         <w:vertAlign w:val="baseline"/>
       </w:rPr>
     </w:lvl>
-    <w:lvl w:ilvl="4" w:tplc="F4E80DD6">
+    <w:lvl w:ilvl="4" w:tentative="0">
       <w:start w:val="1"/>
       <w:numFmt w:val="lowerLetter"/>
       <w:lvlText w:val="%5"/>
@@ -3675,7 +3519,7 @@
         <w:ind w:left="3419"/>
       </w:pPr>
       <w:rPr>
-        <w:rFonts w:ascii="Times New Roman" w:eastAsia="Times New Roman" w:hAnsi="Times New Roman" w:cs="Times New Roman"/>
+        <w:rFonts w:ascii="Times New Roman" w:hAnsi="Times New Roman" w:eastAsia="Times New Roman" w:cs="Times New Roman"/>
         <w:b w:val="0"/>
         <w:i w:val="0"/>
         <w:strike w:val="0"/>
@@ -3684,12 +3528,11 @@
         <w:sz w:val="22"/>
         <w:szCs w:val="22"/>
         <w:u w:val="none" w:color="000000"/>
-        <w:bdr w:val="none" w:sz="0" w:space="0" w:color="auto"/>
         <w:shd w:val="clear" w:color="auto" w:fill="auto"/>
         <w:vertAlign w:val="baseline"/>
       </w:rPr>
     </w:lvl>
-    <w:lvl w:ilvl="5" w:tplc="0AE2C686">
+    <w:lvl w:ilvl="5" w:tentative="0">
       <w:start w:val="1"/>
       <w:numFmt w:val="lowerRoman"/>
       <w:lvlText w:val="%6"/>
@@ -3698,7 +3541,7 @@
         <w:ind w:left="4139"/>
       </w:pPr>
       <w:rPr>
-        <w:rFonts w:ascii="Times New Roman" w:eastAsia="Times New Roman" w:hAnsi="Times New Roman" w:cs="Times New Roman"/>
+        <w:rFonts w:ascii="Times New Roman" w:hAnsi="Times New Roman" w:eastAsia="Times New Roman" w:cs="Times New Roman"/>
         <w:b w:val="0"/>
         <w:i w:val="0"/>
         <w:strike w:val="0"/>
@@ -3707,12 +3550,11 @@
         <w:sz w:val="22"/>
         <w:szCs w:val="22"/>
         <w:u w:val="none" w:color="000000"/>
-        <w:bdr w:val="none" w:sz="0" w:space="0" w:color="auto"/>
         <w:shd w:val="clear" w:color="auto" w:fill="auto"/>
         <w:vertAlign w:val="baseline"/>
       </w:rPr>
     </w:lvl>
-    <w:lvl w:ilvl="6" w:tplc="9FB457A0">
+    <w:lvl w:ilvl="6" w:tentative="0">
       <w:start w:val="1"/>
       <w:numFmt w:val="decimal"/>
       <w:lvlText w:val="%7"/>
@@ -3721,7 +3563,7 @@
         <w:ind w:left="4859"/>
       </w:pPr>
       <w:rPr>
-        <w:rFonts w:ascii="Times New Roman" w:eastAsia="Times New Roman" w:hAnsi="Times New Roman" w:cs="Times New Roman"/>
+        <w:rFonts w:ascii="Times New Roman" w:hAnsi="Times New Roman" w:eastAsia="Times New Roman" w:cs="Times New Roman"/>
         <w:b w:val="0"/>
         <w:i w:val="0"/>
         <w:strike w:val="0"/>
@@ -3730,12 +3572,11 @@
         <w:sz w:val="22"/>
         <w:szCs w:val="22"/>
         <w:u w:val="none" w:color="000000"/>
-        <w:bdr w:val="none" w:sz="0" w:space="0" w:color="auto"/>
         <w:shd w:val="clear" w:color="auto" w:fill="auto"/>
         <w:vertAlign w:val="baseline"/>
       </w:rPr>
     </w:lvl>
-    <w:lvl w:ilvl="7" w:tplc="0A8E4A2C">
+    <w:lvl w:ilvl="7" w:tentative="0">
       <w:start w:val="1"/>
       <w:numFmt w:val="lowerLetter"/>
       <w:lvlText w:val="%8"/>
@@ -3744,7 +3585,7 @@
         <w:ind w:left="5579"/>
       </w:pPr>
       <w:rPr>
-        <w:rFonts w:ascii="Times New Roman" w:eastAsia="Times New Roman" w:hAnsi="Times New Roman" w:cs="Times New Roman"/>
+        <w:rFonts w:ascii="Times New Roman" w:hAnsi="Times New Roman" w:eastAsia="Times New Roman" w:cs="Times New Roman"/>
         <w:b w:val="0"/>
         <w:i w:val="0"/>
         <w:strike w:val="0"/>
@@ -3753,12 +3594,11 @@
         <w:sz w:val="22"/>
         <w:szCs w:val="22"/>
         <w:u w:val="none" w:color="000000"/>
-        <w:bdr w:val="none" w:sz="0" w:space="0" w:color="auto"/>
         <w:shd w:val="clear" w:color="auto" w:fill="auto"/>
         <w:vertAlign w:val="baseline"/>
       </w:rPr>
     </w:lvl>
-    <w:lvl w:ilvl="8" w:tplc="0F243F0C">
+    <w:lvl w:ilvl="8" w:tentative="0">
       <w:start w:val="1"/>
       <w:numFmt w:val="lowerRoman"/>
       <w:lvlText w:val="%9"/>
@@ -3767,7 +3607,7 @@
         <w:ind w:left="6299"/>
       </w:pPr>
       <w:rPr>
-        <w:rFonts w:ascii="Times New Roman" w:eastAsia="Times New Roman" w:hAnsi="Times New Roman" w:cs="Times New Roman"/>
+        <w:rFonts w:ascii="Times New Roman" w:hAnsi="Times New Roman" w:eastAsia="Times New Roman" w:cs="Times New Roman"/>
         <w:b w:val="0"/>
         <w:i w:val="0"/>
         <w:strike w:val="0"/>
@@ -3776,116 +3616,26 @@
         <w:sz w:val="22"/>
         <w:szCs w:val="22"/>
         <w:u w:val="none" w:color="000000"/>
-        <w:bdr w:val="none" w:sz="0" w:space="0" w:color="auto"/>
         <w:shd w:val="clear" w:color="auto" w:fill="auto"/>
         <w:vertAlign w:val="baseline"/>
       </w:rPr>
     </w:lvl>
   </w:abstractNum>
-  <w:abstractNum w:abstractNumId="6" w15:restartNumberingAfterBreak="0">
-    <w:nsid w:val="4E073781"/>
-    <w:multiLevelType w:val="hybridMultilevel"/>
-    <w:tmpl w:val="2F88F9A2"/>
-    <w:lvl w:ilvl="0" w:tplc="4670C042">
+  <w:abstractNum w:abstractNumId="6">
+    <w:nsid w:val="544073F8"/>
+    <w:multiLevelType w:val="multilevel"/>
+    <w:tmpl w:val="544073F8"/>
+    <w:lvl w:ilvl="0" w:tentative="0">
       <w:start w:val="1"/>
       <w:numFmt w:val="decimal"/>
-      <w:lvlText w:val="%1."/>
-      <w:lvlJc w:val="left"/>
-      <w:pPr>
-        <w:ind w:left="360" w:hanging="360"/>
-      </w:pPr>
-      <w:rPr>
-        <w:rFonts w:hint="default"/>
-      </w:rPr>
-    </w:lvl>
-    <w:lvl w:ilvl="1" w:tplc="04090019" w:tentative="1">
-      <w:start w:val="1"/>
-      <w:numFmt w:val="lowerLetter"/>
-      <w:lvlText w:val="%2)"/>
-      <w:lvlJc w:val="left"/>
-      <w:pPr>
-        <w:ind w:left="880" w:hanging="440"/>
-      </w:pPr>
-    </w:lvl>
-    <w:lvl w:ilvl="2" w:tplc="0409001B" w:tentative="1">
-      <w:start w:val="1"/>
-      <w:numFmt w:val="lowerRoman"/>
-      <w:lvlText w:val="%3."/>
-      <w:lvlJc w:val="right"/>
-      <w:pPr>
-        <w:ind w:left="1320" w:hanging="440"/>
-      </w:pPr>
-    </w:lvl>
-    <w:lvl w:ilvl="3" w:tplc="0409000F" w:tentative="1">
-      <w:start w:val="1"/>
-      <w:numFmt w:val="decimal"/>
-      <w:lvlText w:val="%4."/>
-      <w:lvlJc w:val="left"/>
-      <w:pPr>
-        <w:ind w:left="1760" w:hanging="440"/>
-      </w:pPr>
-    </w:lvl>
-    <w:lvl w:ilvl="4" w:tplc="04090019" w:tentative="1">
-      <w:start w:val="1"/>
-      <w:numFmt w:val="lowerLetter"/>
-      <w:lvlText w:val="%5)"/>
-      <w:lvlJc w:val="left"/>
-      <w:pPr>
-        <w:ind w:left="2200" w:hanging="440"/>
-      </w:pPr>
-    </w:lvl>
-    <w:lvl w:ilvl="5" w:tplc="0409001B" w:tentative="1">
-      <w:start w:val="1"/>
-      <w:numFmt w:val="lowerRoman"/>
-      <w:lvlText w:val="%6."/>
-      <w:lvlJc w:val="right"/>
-      <w:pPr>
-        <w:ind w:left="2640" w:hanging="440"/>
-      </w:pPr>
-    </w:lvl>
-    <w:lvl w:ilvl="6" w:tplc="0409000F" w:tentative="1">
-      <w:start w:val="1"/>
-      <w:numFmt w:val="decimal"/>
-      <w:lvlText w:val="%7."/>
-      <w:lvlJc w:val="left"/>
-      <w:pPr>
-        <w:ind w:left="3080" w:hanging="440"/>
-      </w:pPr>
-    </w:lvl>
-    <w:lvl w:ilvl="7" w:tplc="04090019" w:tentative="1">
-      <w:start w:val="1"/>
-      <w:numFmt w:val="lowerLetter"/>
-      <w:lvlText w:val="%8)"/>
-      <w:lvlJc w:val="left"/>
-      <w:pPr>
-        <w:ind w:left="3520" w:hanging="440"/>
-      </w:pPr>
-    </w:lvl>
-    <w:lvl w:ilvl="8" w:tplc="0409001B" w:tentative="1">
-      <w:start w:val="1"/>
-      <w:numFmt w:val="lowerRoman"/>
-      <w:lvlText w:val="%9."/>
-      <w:lvlJc w:val="right"/>
-      <w:pPr>
-        <w:ind w:left="3960" w:hanging="440"/>
-      </w:pPr>
-    </w:lvl>
-  </w:abstractNum>
-  <w:abstractNum w:abstractNumId="7" w15:restartNumberingAfterBreak="0">
-    <w:nsid w:val="544073F8"/>
-    <w:multiLevelType w:val="hybridMultilevel"/>
-    <w:tmpl w:val="78BC3FD6"/>
-    <w:lvl w:ilvl="0" w:tplc="789A1912">
-      <w:start w:val="1"/>
-      <w:numFmt w:val="decimal"/>
-      <w:pStyle w:val="Heading1"/>
+      <w:pStyle w:val="2"/>
       <w:lvlText w:val="%1"/>
       <w:lvlJc w:val="left"/>
       <w:pPr>
         <w:ind w:left="0"/>
       </w:pPr>
       <w:rPr>
-        <w:rFonts w:ascii="Times New Roman" w:eastAsia="Times New Roman" w:hAnsi="Times New Roman" w:cs="Times New Roman"/>
+        <w:rFonts w:ascii="Times New Roman" w:hAnsi="Times New Roman" w:eastAsia="Times New Roman" w:cs="Times New Roman"/>
         <w:b/>
         <w:bCs/>
         <w:i w:val="0"/>
@@ -3895,12 +3645,11 @@
         <w:sz w:val="29"/>
         <w:szCs w:val="29"/>
         <w:u w:val="none" w:color="000000"/>
-        <w:bdr w:val="none" w:sz="0" w:space="0" w:color="auto"/>
         <w:shd w:val="clear" w:color="auto" w:fill="auto"/>
         <w:vertAlign w:val="baseline"/>
       </w:rPr>
     </w:lvl>
-    <w:lvl w:ilvl="1" w:tplc="30F0C578">
+    <w:lvl w:ilvl="1" w:tentative="0">
       <w:start w:val="1"/>
       <w:numFmt w:val="lowerLetter"/>
       <w:lvlText w:val="%2"/>
@@ -3909,7 +3658,7 @@
         <w:ind w:left="1086"/>
       </w:pPr>
       <w:rPr>
-        <w:rFonts w:ascii="Times New Roman" w:eastAsia="Times New Roman" w:hAnsi="Times New Roman" w:cs="Times New Roman"/>
+        <w:rFonts w:ascii="Times New Roman" w:hAnsi="Times New Roman" w:eastAsia="Times New Roman" w:cs="Times New Roman"/>
         <w:b/>
         <w:bCs/>
         <w:i w:val="0"/>
@@ -3919,12 +3668,11 @@
         <w:sz w:val="29"/>
         <w:szCs w:val="29"/>
         <w:u w:val="none" w:color="000000"/>
-        <w:bdr w:val="none" w:sz="0" w:space="0" w:color="auto"/>
         <w:shd w:val="clear" w:color="auto" w:fill="auto"/>
         <w:vertAlign w:val="baseline"/>
       </w:rPr>
     </w:lvl>
-    <w:lvl w:ilvl="2" w:tplc="4502D7E8">
+    <w:lvl w:ilvl="2" w:tentative="0">
       <w:start w:val="1"/>
       <w:numFmt w:val="lowerRoman"/>
       <w:lvlText w:val="%3"/>
@@ -3933,7 +3681,7 @@
         <w:ind w:left="1806"/>
       </w:pPr>
       <w:rPr>
-        <w:rFonts w:ascii="Times New Roman" w:eastAsia="Times New Roman" w:hAnsi="Times New Roman" w:cs="Times New Roman"/>
+        <w:rFonts w:ascii="Times New Roman" w:hAnsi="Times New Roman" w:eastAsia="Times New Roman" w:cs="Times New Roman"/>
         <w:b/>
         <w:bCs/>
         <w:i w:val="0"/>
@@ -3943,12 +3691,11 @@
         <w:sz w:val="29"/>
         <w:szCs w:val="29"/>
         <w:u w:val="none" w:color="000000"/>
-        <w:bdr w:val="none" w:sz="0" w:space="0" w:color="auto"/>
         <w:shd w:val="clear" w:color="auto" w:fill="auto"/>
         <w:vertAlign w:val="baseline"/>
       </w:rPr>
     </w:lvl>
-    <w:lvl w:ilvl="3" w:tplc="6A1C413E">
+    <w:lvl w:ilvl="3" w:tentative="0">
       <w:start w:val="1"/>
       <w:numFmt w:val="decimal"/>
       <w:lvlText w:val="%4"/>
@@ -3957,7 +3704,7 @@
         <w:ind w:left="2526"/>
       </w:pPr>
       <w:rPr>
-        <w:rFonts w:ascii="Times New Roman" w:eastAsia="Times New Roman" w:hAnsi="Times New Roman" w:cs="Times New Roman"/>
+        <w:rFonts w:ascii="Times New Roman" w:hAnsi="Times New Roman" w:eastAsia="Times New Roman" w:cs="Times New Roman"/>
         <w:b/>
         <w:bCs/>
         <w:i w:val="0"/>
@@ -3967,12 +3714,11 @@
         <w:sz w:val="29"/>
         <w:szCs w:val="29"/>
         <w:u w:val="none" w:color="000000"/>
-        <w:bdr w:val="none" w:sz="0" w:space="0" w:color="auto"/>
         <w:shd w:val="clear" w:color="auto" w:fill="auto"/>
         <w:vertAlign w:val="baseline"/>
       </w:rPr>
     </w:lvl>
-    <w:lvl w:ilvl="4" w:tplc="4C96AE84">
+    <w:lvl w:ilvl="4" w:tentative="0">
       <w:start w:val="1"/>
       <w:numFmt w:val="lowerLetter"/>
       <w:lvlText w:val="%5"/>
@@ -3981,7 +3727,7 @@
         <w:ind w:left="3246"/>
       </w:pPr>
       <w:rPr>
-        <w:rFonts w:ascii="Times New Roman" w:eastAsia="Times New Roman" w:hAnsi="Times New Roman" w:cs="Times New Roman"/>
+        <w:rFonts w:ascii="Times New Roman" w:hAnsi="Times New Roman" w:eastAsia="Times New Roman" w:cs="Times New Roman"/>
         <w:b/>
         <w:bCs/>
         <w:i w:val="0"/>
@@ -3991,12 +3737,11 @@
         <w:sz w:val="29"/>
         <w:szCs w:val="29"/>
         <w:u w:val="none" w:color="000000"/>
-        <w:bdr w:val="none" w:sz="0" w:space="0" w:color="auto"/>
         <w:shd w:val="clear" w:color="auto" w:fill="auto"/>
         <w:vertAlign w:val="baseline"/>
       </w:rPr>
     </w:lvl>
-    <w:lvl w:ilvl="5" w:tplc="AD0A0308">
+    <w:lvl w:ilvl="5" w:tentative="0">
       <w:start w:val="1"/>
       <w:numFmt w:val="lowerRoman"/>
       <w:lvlText w:val="%6"/>
@@ -4005,7 +3750,7 @@
         <w:ind w:left="3966"/>
       </w:pPr>
       <w:rPr>
-        <w:rFonts w:ascii="Times New Roman" w:eastAsia="Times New Roman" w:hAnsi="Times New Roman" w:cs="Times New Roman"/>
+        <w:rFonts w:ascii="Times New Roman" w:hAnsi="Times New Roman" w:eastAsia="Times New Roman" w:cs="Times New Roman"/>
         <w:b/>
         <w:bCs/>
         <w:i w:val="0"/>
@@ -4015,12 +3760,11 @@
         <w:sz w:val="29"/>
         <w:szCs w:val="29"/>
         <w:u w:val="none" w:color="000000"/>
-        <w:bdr w:val="none" w:sz="0" w:space="0" w:color="auto"/>
         <w:shd w:val="clear" w:color="auto" w:fill="auto"/>
         <w:vertAlign w:val="baseline"/>
       </w:rPr>
     </w:lvl>
-    <w:lvl w:ilvl="6" w:tplc="884EAF16">
+    <w:lvl w:ilvl="6" w:tentative="0">
       <w:start w:val="1"/>
       <w:numFmt w:val="decimal"/>
       <w:lvlText w:val="%7"/>
@@ -4029,7 +3773,7 @@
         <w:ind w:left="4686"/>
       </w:pPr>
       <w:rPr>
-        <w:rFonts w:ascii="Times New Roman" w:eastAsia="Times New Roman" w:hAnsi="Times New Roman" w:cs="Times New Roman"/>
+        <w:rFonts w:ascii="Times New Roman" w:hAnsi="Times New Roman" w:eastAsia="Times New Roman" w:cs="Times New Roman"/>
         <w:b/>
         <w:bCs/>
         <w:i w:val="0"/>
@@ -4039,12 +3783,11 @@
         <w:sz w:val="29"/>
         <w:szCs w:val="29"/>
         <w:u w:val="none" w:color="000000"/>
-        <w:bdr w:val="none" w:sz="0" w:space="0" w:color="auto"/>
         <w:shd w:val="clear" w:color="auto" w:fill="auto"/>
         <w:vertAlign w:val="baseline"/>
       </w:rPr>
     </w:lvl>
-    <w:lvl w:ilvl="7" w:tplc="66265958">
+    <w:lvl w:ilvl="7" w:tentative="0">
       <w:start w:val="1"/>
       <w:numFmt w:val="lowerLetter"/>
       <w:lvlText w:val="%8"/>
@@ -4053,7 +3796,7 @@
         <w:ind w:left="5406"/>
       </w:pPr>
       <w:rPr>
-        <w:rFonts w:ascii="Times New Roman" w:eastAsia="Times New Roman" w:hAnsi="Times New Roman" w:cs="Times New Roman"/>
+        <w:rFonts w:ascii="Times New Roman" w:hAnsi="Times New Roman" w:eastAsia="Times New Roman" w:cs="Times New Roman"/>
         <w:b/>
         <w:bCs/>
         <w:i w:val="0"/>
@@ -4063,12 +3806,11 @@
         <w:sz w:val="29"/>
         <w:szCs w:val="29"/>
         <w:u w:val="none" w:color="000000"/>
-        <w:bdr w:val="none" w:sz="0" w:space="0" w:color="auto"/>
         <w:shd w:val="clear" w:color="auto" w:fill="auto"/>
         <w:vertAlign w:val="baseline"/>
       </w:rPr>
     </w:lvl>
-    <w:lvl w:ilvl="8" w:tplc="DBA26EAE">
+    <w:lvl w:ilvl="8" w:tentative="0">
       <w:start w:val="1"/>
       <w:numFmt w:val="lowerRoman"/>
       <w:lvlText w:val="%9"/>
@@ -4077,7 +3819,7 @@
         <w:ind w:left="6126"/>
       </w:pPr>
       <w:rPr>
-        <w:rFonts w:ascii="Times New Roman" w:eastAsia="Times New Roman" w:hAnsi="Times New Roman" w:cs="Times New Roman"/>
+        <w:rFonts w:ascii="Times New Roman" w:hAnsi="Times New Roman" w:eastAsia="Times New Roman" w:cs="Times New Roman"/>
         <w:b/>
         <w:bCs/>
         <w:i w:val="0"/>
@@ -4087,479 +3829,349 @@
         <w:sz w:val="29"/>
         <w:szCs w:val="29"/>
         <w:u w:val="none" w:color="000000"/>
-        <w:bdr w:val="none" w:sz="0" w:space="0" w:color="auto"/>
         <w:shd w:val="clear" w:color="auto" w:fill="auto"/>
         <w:vertAlign w:val="baseline"/>
       </w:rPr>
     </w:lvl>
   </w:abstractNum>
-  <w:num w:numId="1" w16cid:durableId="1132676624">
+  <w:num w:numId="1">
+    <w:abstractNumId w:val="6"/>
+  </w:num>
+  <w:num w:numId="2">
     <w:abstractNumId w:val="1"/>
   </w:num>
-  <w:num w:numId="2" w16cid:durableId="1028333939">
+  <w:num w:numId="3">
     <w:abstractNumId w:val="5"/>
   </w:num>
-  <w:num w:numId="3" w16cid:durableId="2041003331">
+  <w:num w:numId="4">
     <w:abstractNumId w:val="3"/>
   </w:num>
-  <w:num w:numId="4" w16cid:durableId="543834558">
+  <w:num w:numId="5">
     <w:abstractNumId w:val="0"/>
   </w:num>
-  <w:num w:numId="5" w16cid:durableId="1155144563">
-    <w:abstractNumId w:val="7"/>
-  </w:num>
-  <w:num w:numId="6" w16cid:durableId="322321522">
+  <w:num w:numId="6">
     <w:abstractNumId w:val="4"/>
   </w:num>
-  <w:num w:numId="7" w16cid:durableId="1626158007">
-    <w:abstractNumId w:val="6"/>
-  </w:num>
-  <w:num w:numId="8" w16cid:durableId="1346588590">
+  <w:num w:numId="7">
     <w:abstractNumId w:val="2"/>
   </w:num>
 </w:numbering>
 </file>
 
 <file path=word/styles.xml><?xml version="1.0" encoding="utf-8"?>
-<w:styles xmlns:mc="http://schemas.openxmlformats.org/markup-compatibility/2006" xmlns:r="http://schemas.openxmlformats.org/officeDocument/2006/relationships" xmlns:w="http://schemas.openxmlformats.org/wordprocessingml/2006/main" xmlns:w14="http://schemas.microsoft.com/office/word/2010/wordml" xmlns:w15="http://schemas.microsoft.com/office/word/2012/wordml" xmlns:w16cex="http://schemas.microsoft.com/office/word/2018/wordml/cex" xmlns:w16cid="http://schemas.microsoft.com/office/word/2016/wordml/cid" xmlns:w16="http://schemas.microsoft.com/office/word/2018/wordml" xmlns:w16du="http://schemas.microsoft.com/office/word/2023/wordml/word16du" xmlns:w16sdtdh="http://schemas.microsoft.com/office/word/2020/wordml/sdtdatahash" xmlns:w16sdtfl="http://schemas.microsoft.com/office/word/2024/wordml/sdtformatlock" xmlns:w16se="http://schemas.microsoft.com/office/word/2015/wordml/symex" mc:Ignorable="w14 w15 w16se w16cid w16 w16cex w16sdtdh w16sdtfl w16du">
+<w:styles xmlns:mc="http://schemas.openxmlformats.org/markup-compatibility/2006" xmlns:o="urn:schemas-microsoft-com:office:office" xmlns:r="http://schemas.openxmlformats.org/officeDocument/2006/relationships" xmlns:m="http://schemas.openxmlformats.org/officeDocument/2006/math" xmlns:v="urn:schemas-microsoft-com:vml" xmlns:w="http://schemas.openxmlformats.org/wordprocessingml/2006/main" xmlns:w14="http://schemas.microsoft.com/office/word/2010/wordml" xmlns:w10="urn:schemas-microsoft-com:office:word" xmlns:sl="http://schemas.openxmlformats.org/schemaLibrary/2006/main" xmlns:wpsCustomData="http://www.wps.cn/officeDocument/2013/wpsCustomData" mc:Ignorable="w14">
   <w:docDefaults>
     <w:rPrDefault>
       <w:rPr>
-        <w:rFonts w:asciiTheme="minorHAnsi" w:eastAsiaTheme="minorEastAsia" w:hAnsiTheme="minorHAnsi" w:cstheme="minorBidi"/>
-        <w:kern w:val="2"/>
-        <w:sz w:val="22"/>
-        <w:szCs w:val="24"/>
-        <w:lang w:val="en-US" w:eastAsia="zh-CN" w:bidi="ar-SA"/>
-        <w14:ligatures w14:val="standardContextual"/>
+        <w:rFonts w:asciiTheme="minorHAnsi" w:hAnsiTheme="minorHAnsi" w:eastAsiaTheme="minorEastAsia" w:cstheme="minorBidi"/>
       </w:rPr>
     </w:rPrDefault>
-    <w:pPrDefault>
-      <w:pPr>
-        <w:spacing w:after="160" w:line="278" w:lineRule="auto"/>
-      </w:pPr>
-    </w:pPrDefault>
+    <w:pPrDefault/>
   </w:docDefaults>
-  <w:latentStyles w:defLockedState="0" w:defUIPriority="99" w:defSemiHidden="0" w:defUnhideWhenUsed="0" w:defQFormat="0" w:count="376">
-    <w:lsdException w:name="Normal" w:uiPriority="0" w:qFormat="1"/>
-    <w:lsdException w:name="heading 1" w:uiPriority="9" w:qFormat="1"/>
-    <w:lsdException w:name="heading 2" w:semiHidden="1" w:uiPriority="9" w:unhideWhenUsed="1" w:qFormat="1"/>
-    <w:lsdException w:name="heading 3" w:semiHidden="1" w:uiPriority="9" w:unhideWhenUsed="1" w:qFormat="1"/>
-    <w:lsdException w:name="heading 4" w:semiHidden="1" w:uiPriority="9" w:unhideWhenUsed="1" w:qFormat="1"/>
-    <w:lsdException w:name="heading 5" w:semiHidden="1" w:uiPriority="9" w:unhideWhenUsed="1" w:qFormat="1"/>
-    <w:lsdException w:name="heading 6" w:semiHidden="1" w:uiPriority="9" w:unhideWhenUsed="1" w:qFormat="1"/>
-    <w:lsdException w:name="heading 7" w:semiHidden="1" w:uiPriority="9" w:unhideWhenUsed="1" w:qFormat="1"/>
-    <w:lsdException w:name="heading 8" w:semiHidden="1" w:uiPriority="9" w:unhideWhenUsed="1" w:qFormat="1"/>
-    <w:lsdException w:name="heading 9" w:semiHidden="1" w:uiPriority="9" w:unhideWhenUsed="1" w:qFormat="1"/>
-    <w:lsdException w:name="index 1" w:semiHidden="1" w:unhideWhenUsed="1"/>
-    <w:lsdException w:name="index 2" w:semiHidden="1" w:unhideWhenUsed="1"/>
-    <w:lsdException w:name="index 3" w:semiHidden="1" w:unhideWhenUsed="1"/>
-    <w:lsdException w:name="index 4" w:semiHidden="1" w:unhideWhenUsed="1"/>
-    <w:lsdException w:name="index 5" w:semiHidden="1" w:unhideWhenUsed="1"/>
-    <w:lsdException w:name="index 6" w:semiHidden="1" w:unhideWhenUsed="1"/>
-    <w:lsdException w:name="index 7" w:semiHidden="1" w:unhideWhenUsed="1"/>
-    <w:lsdException w:name="index 8" w:semiHidden="1" w:unhideWhenUsed="1"/>
-    <w:lsdException w:name="index 9" w:semiHidden="1" w:unhideWhenUsed="1"/>
-    <w:lsdException w:name="toc 1" w:semiHidden="1" w:uiPriority="39" w:unhideWhenUsed="1"/>
-    <w:lsdException w:name="toc 2" w:semiHidden="1" w:uiPriority="39" w:unhideWhenUsed="1"/>
-    <w:lsdException w:name="toc 3" w:semiHidden="1" w:uiPriority="39" w:unhideWhenUsed="1"/>
-    <w:lsdException w:name="toc 4" w:semiHidden="1" w:uiPriority="39" w:unhideWhenUsed="1"/>
-    <w:lsdException w:name="toc 5" w:semiHidden="1" w:uiPriority="39" w:unhideWhenUsed="1"/>
-    <w:lsdException w:name="toc 6" w:semiHidden="1" w:uiPriority="39" w:unhideWhenUsed="1"/>
-    <w:lsdException w:name="toc 7" w:semiHidden="1" w:uiPriority="39" w:unhideWhenUsed="1"/>
-    <w:lsdException w:name="toc 8" w:semiHidden="1" w:uiPriority="39" w:unhideWhenUsed="1"/>
-    <w:lsdException w:name="toc 9" w:semiHidden="1" w:uiPriority="39" w:unhideWhenUsed="1"/>
-    <w:lsdException w:name="Normal Indent" w:semiHidden="1" w:unhideWhenUsed="1"/>
-    <w:lsdException w:name="footnote text" w:semiHidden="1" w:unhideWhenUsed="1"/>
-    <w:lsdException w:name="annotation text" w:semiHidden="1" w:unhideWhenUsed="1"/>
-    <w:lsdException w:name="header" w:semiHidden="1" w:unhideWhenUsed="1"/>
-    <w:lsdException w:name="footer" w:semiHidden="1" w:unhideWhenUsed="1"/>
-    <w:lsdException w:name="index heading" w:semiHidden="1" w:unhideWhenUsed="1"/>
-    <w:lsdException w:name="caption" w:semiHidden="1" w:uiPriority="35" w:unhideWhenUsed="1" w:qFormat="1"/>
-    <w:lsdException w:name="table of figures" w:semiHidden="1" w:unhideWhenUsed="1"/>
-    <w:lsdException w:name="envelope address" w:semiHidden="1" w:unhideWhenUsed="1"/>
-    <w:lsdException w:name="envelope return" w:semiHidden="1" w:unhideWhenUsed="1"/>
-    <w:lsdException w:name="footnote reference" w:semiHidden="1" w:unhideWhenUsed="1"/>
-    <w:lsdException w:name="annotation reference" w:semiHidden="1" w:unhideWhenUsed="1"/>
-    <w:lsdException w:name="line number" w:semiHidden="1" w:unhideWhenUsed="1"/>
-    <w:lsdException w:name="page number" w:semiHidden="1" w:unhideWhenUsed="1"/>
-    <w:lsdException w:name="endnote reference" w:semiHidden="1" w:unhideWhenUsed="1"/>
-    <w:lsdException w:name="endnote text" w:semiHidden="1" w:unhideWhenUsed="1"/>
-    <w:lsdException w:name="table of authorities" w:semiHidden="1" w:unhideWhenUsed="1"/>
-    <w:lsdException w:name="macro" w:semiHidden="1" w:unhideWhenUsed="1"/>
-    <w:lsdException w:name="toa heading" w:semiHidden="1" w:unhideWhenUsed="1"/>
-    <w:lsdException w:name="List" w:semiHidden="1" w:unhideWhenUsed="1"/>
-    <w:lsdException w:name="List Bullet" w:semiHidden="1" w:unhideWhenUsed="1"/>
-    <w:lsdException w:name="List Number" w:semiHidden="1" w:unhideWhenUsed="1"/>
-    <w:lsdException w:name="List 2" w:semiHidden="1" w:unhideWhenUsed="1"/>
-    <w:lsdException w:name="List 3" w:semiHidden="1" w:unhideWhenUsed="1"/>
-    <w:lsdException w:name="List 4" w:semiHidden="1" w:unhideWhenUsed="1"/>
-    <w:lsdException w:name="List 5" w:semiHidden="1" w:unhideWhenUsed="1"/>
-    <w:lsdException w:name="List Bullet 2" w:semiHidden="1" w:unhideWhenUsed="1"/>
-    <w:lsdException w:name="List Bullet 3" w:semiHidden="1" w:unhideWhenUsed="1"/>
-    <w:lsdException w:name="List Bullet 4" w:semiHidden="1" w:unhideWhenUsed="1"/>
-    <w:lsdException w:name="List Bullet 5" w:semiHidden="1" w:unhideWhenUsed="1"/>
-    <w:lsdException w:name="List Number 2" w:semiHidden="1" w:unhideWhenUsed="1"/>
-    <w:lsdException w:name="List Number 3" w:semiHidden="1" w:unhideWhenUsed="1"/>
-    <w:lsdException w:name="List Number 4" w:semiHidden="1" w:unhideWhenUsed="1"/>
-    <w:lsdException w:name="List Number 5" w:semiHidden="1" w:unhideWhenUsed="1"/>
-    <w:lsdException w:name="Title" w:uiPriority="10" w:qFormat="1"/>
-    <w:lsdException w:name="Closing" w:semiHidden="1" w:unhideWhenUsed="1"/>
-    <w:lsdException w:name="Signature" w:semiHidden="1" w:unhideWhenUsed="1"/>
-    <w:lsdException w:name="Default Paragraph Font" w:semiHidden="1" w:uiPriority="1" w:unhideWhenUsed="1"/>
-    <w:lsdException w:name="Body Text" w:semiHidden="1" w:unhideWhenUsed="1"/>
-    <w:lsdException w:name="Body Text Indent" w:semiHidden="1" w:unhideWhenUsed="1"/>
-    <w:lsdException w:name="List Continue" w:semiHidden="1" w:unhideWhenUsed="1"/>
-    <w:lsdException w:name="List Continue 2" w:semiHidden="1" w:unhideWhenUsed="1"/>
-    <w:lsdException w:name="List Continue 3" w:semiHidden="1" w:unhideWhenUsed="1"/>
-    <w:lsdException w:name="List Continue 4" w:semiHidden="1" w:unhideWhenUsed="1"/>
-    <w:lsdException w:name="List Continue 5" w:semiHidden="1" w:unhideWhenUsed="1"/>
-    <w:lsdException w:name="Message Header" w:semiHidden="1" w:unhideWhenUsed="1"/>
-    <w:lsdException w:name="Subtitle" w:uiPriority="11" w:qFormat="1"/>
-    <w:lsdException w:name="Salutation" w:semiHidden="1" w:unhideWhenUsed="1"/>
-    <w:lsdException w:name="Date" w:semiHidden="1" w:unhideWhenUsed="1"/>
-    <w:lsdException w:name="Body Text First Indent" w:semiHidden="1" w:unhideWhenUsed="1"/>
-    <w:lsdException w:name="Body Text First Indent 2" w:semiHidden="1" w:unhideWhenUsed="1"/>
-    <w:lsdException w:name="Note Heading" w:semiHidden="1" w:unhideWhenUsed="1"/>
-    <w:lsdException w:name="Body Text 2" w:semiHidden="1" w:unhideWhenUsed="1"/>
-    <w:lsdException w:name="Body Text 3" w:semiHidden="1" w:unhideWhenUsed="1"/>
-    <w:lsdException w:name="Body Text Indent 2" w:semiHidden="1" w:unhideWhenUsed="1"/>
-    <w:lsdException w:name="Body Text Indent 3" w:semiHidden="1" w:unhideWhenUsed="1"/>
-    <w:lsdException w:name="Block Text" w:semiHidden="1" w:unhideWhenUsed="1"/>
-    <w:lsdException w:name="Hyperlink" w:semiHidden="1" w:unhideWhenUsed="1"/>
-    <w:lsdException w:name="FollowedHyperlink" w:semiHidden="1" w:unhideWhenUsed="1"/>
-    <w:lsdException w:name="Strong" w:uiPriority="22" w:qFormat="1"/>
-    <w:lsdException w:name="Emphasis" w:uiPriority="20" w:qFormat="1"/>
-    <w:lsdException w:name="Document Map" w:semiHidden="1" w:unhideWhenUsed="1"/>
-    <w:lsdException w:name="Plain Text" w:semiHidden="1" w:unhideWhenUsed="1"/>
-    <w:lsdException w:name="E-mail Signature" w:semiHidden="1" w:unhideWhenUsed="1"/>
-    <w:lsdException w:name="HTML Top of Form" w:semiHidden="1" w:unhideWhenUsed="1"/>
-    <w:lsdException w:name="HTML Bottom of Form" w:semiHidden="1" w:unhideWhenUsed="1"/>
-    <w:lsdException w:name="Normal (Web)" w:semiHidden="1" w:unhideWhenUsed="1"/>
-    <w:lsdException w:name="HTML Acronym" w:semiHidden="1" w:unhideWhenUsed="1"/>
-    <w:lsdException w:name="HTML Address" w:semiHidden="1" w:unhideWhenUsed="1"/>
-    <w:lsdException w:name="HTML Cite" w:semiHidden="1" w:unhideWhenUsed="1"/>
-    <w:lsdException w:name="HTML Code" w:semiHidden="1" w:unhideWhenUsed="1"/>
-    <w:lsdException w:name="HTML Definition" w:semiHidden="1" w:unhideWhenUsed="1"/>
-    <w:lsdException w:name="HTML Keyboard" w:semiHidden="1" w:unhideWhenUsed="1"/>
-    <w:lsdException w:name="HTML Preformatted" w:semiHidden="1" w:unhideWhenUsed="1"/>
-    <w:lsdException w:name="HTML Sample" w:semiHidden="1" w:unhideWhenUsed="1"/>
-    <w:lsdException w:name="HTML Typewriter" w:semiHidden="1" w:unhideWhenUsed="1"/>
-    <w:lsdException w:name="HTML Variable" w:semiHidden="1" w:unhideWhenUsed="1"/>
-    <w:lsdException w:name="Normal Table" w:semiHidden="1" w:unhideWhenUsed="1"/>
-    <w:lsdException w:name="annotation subject" w:semiHidden="1" w:unhideWhenUsed="1"/>
-    <w:lsdException w:name="No List" w:semiHidden="1" w:unhideWhenUsed="1"/>
-    <w:lsdException w:name="Outline List 1" w:semiHidden="1" w:unhideWhenUsed="1"/>
-    <w:lsdException w:name="Outline List 2" w:semiHidden="1" w:unhideWhenUsed="1"/>
-    <w:lsdException w:name="Outline List 3" w:semiHidden="1" w:unhideWhenUsed="1"/>
-    <w:lsdException w:name="Table Simple 1" w:semiHidden="1" w:unhideWhenUsed="1"/>
-    <w:lsdException w:name="Table Simple 2" w:semiHidden="1" w:unhideWhenUsed="1"/>
-    <w:lsdException w:name="Table Simple 3" w:semiHidden="1" w:unhideWhenUsed="1"/>
-    <w:lsdException w:name="Table Classic 1" w:semiHidden="1" w:unhideWhenUsed="1"/>
-    <w:lsdException w:name="Table Classic 2" w:semiHidden="1" w:unhideWhenUsed="1"/>
-    <w:lsdException w:name="Table Classic 3" w:semiHidden="1" w:unhideWhenUsed="1"/>
-    <w:lsdException w:name="Table Classic 4" w:semiHidden="1" w:unhideWhenUsed="1"/>
-    <w:lsdException w:name="Table Colorful 1" w:semiHidden="1" w:unhideWhenUsed="1"/>
-    <w:lsdException w:name="Table Colorful 2" w:semiHidden="1" w:unhideWhenUsed="1"/>
-    <w:lsdException w:name="Table Colorful 3" w:semiHidden="1" w:unhideWhenUsed="1"/>
-    <w:lsdException w:name="Table Columns 1" w:semiHidden="1" w:unhideWhenUsed="1"/>
-    <w:lsdException w:name="Table Columns 2" w:semiHidden="1" w:unhideWhenUsed="1"/>
-    <w:lsdException w:name="Table Columns 3" w:semiHidden="1" w:unhideWhenUsed="1"/>
-    <w:lsdException w:name="Table Columns 4" w:semiHidden="1" w:unhideWhenUsed="1"/>
-    <w:lsdException w:name="Table Columns 5" w:semiHidden="1" w:unhideWhenUsed="1"/>
-    <w:lsdException w:name="Table Grid 1" w:semiHidden="1" w:unhideWhenUsed="1"/>
-    <w:lsdException w:name="Table Grid 2" w:semiHidden="1" w:unhideWhenUsed="1"/>
-    <w:lsdException w:name="Table Grid 3" w:semiHidden="1" w:unhideWhenUsed="1"/>
-    <w:lsdException w:name="Table Grid 4" w:semiHidden="1" w:unhideWhenUsed="1"/>
-    <w:lsdException w:name="Table Grid 5" w:semiHidden="1" w:unhideWhenUsed="1"/>
-    <w:lsdException w:name="Table Grid 6" w:semiHidden="1" w:unhideWhenUsed="1"/>
-    <w:lsdException w:name="Table Grid 7" w:semiHidden="1" w:unhideWhenUsed="1"/>
-    <w:lsdException w:name="Table Grid 8" w:semiHidden="1" w:unhideWhenUsed="1"/>
-    <w:lsdException w:name="Table List 1" w:semiHidden="1" w:unhideWhenUsed="1"/>
-    <w:lsdException w:name="Table List 2" w:semiHidden="1" w:unhideWhenUsed="1"/>
-    <w:lsdException w:name="Table List 3" w:semiHidden="1" w:unhideWhenUsed="1"/>
-    <w:lsdException w:name="Table List 4" w:semiHidden="1" w:unhideWhenUsed="1"/>
-    <w:lsdException w:name="Table List 5" w:semiHidden="1" w:unhideWhenUsed="1"/>
-    <w:lsdException w:name="Table List 6" w:semiHidden="1" w:unhideWhenUsed="1"/>
-    <w:lsdException w:name="Table List 7" w:semiHidden="1" w:unhideWhenUsed="1"/>
-    <w:lsdException w:name="Table List 8" w:semiHidden="1" w:unhideWhenUsed="1"/>
-    <w:lsdException w:name="Table 3D effects 1" w:semiHidden="1" w:unhideWhenUsed="1"/>
-    <w:lsdException w:name="Table 3D effects 2" w:semiHidden="1" w:unhideWhenUsed="1"/>
-    <w:lsdException w:name="Table 3D effects 3" w:semiHidden="1" w:unhideWhenUsed="1"/>
-    <w:lsdException w:name="Table Contemporary" w:semiHidden="1" w:unhideWhenUsed="1"/>
-    <w:lsdException w:name="Table Elegant" w:semiHidden="1" w:unhideWhenUsed="1"/>
-    <w:lsdException w:name="Table Professional" w:semiHidden="1" w:unhideWhenUsed="1"/>
-    <w:lsdException w:name="Table Subtle 1" w:semiHidden="1" w:unhideWhenUsed="1"/>
-    <w:lsdException w:name="Table Subtle 2" w:semiHidden="1" w:unhideWhenUsed="1"/>
-    <w:lsdException w:name="Table Web 1" w:semiHidden="1" w:unhideWhenUsed="1"/>
-    <w:lsdException w:name="Table Web 2" w:semiHidden="1" w:unhideWhenUsed="1"/>
-    <w:lsdException w:name="Table Web 3" w:semiHidden="1" w:unhideWhenUsed="1"/>
-    <w:lsdException w:name="Balloon Text" w:semiHidden="1" w:unhideWhenUsed="1"/>
-    <w:lsdException w:name="Table Grid" w:uiPriority="39"/>
-    <w:lsdException w:name="Table Theme" w:semiHidden="1" w:unhideWhenUsed="1"/>
-    <w:lsdException w:name="Placeholder Text" w:semiHidden="1"/>
-    <w:lsdException w:name="No Spacing" w:uiPriority="1" w:qFormat="1"/>
-    <w:lsdException w:name="Light Shading" w:uiPriority="60"/>
-    <w:lsdException w:name="Light List" w:uiPriority="61"/>
-    <w:lsdException w:name="Light Grid" w:uiPriority="62"/>
-    <w:lsdException w:name="Medium Shading 1" w:uiPriority="63"/>
-    <w:lsdException w:name="Medium Shading 2" w:uiPriority="64"/>
-    <w:lsdException w:name="Medium List 1" w:uiPriority="65"/>
-    <w:lsdException w:name="Medium List 2" w:uiPriority="66"/>
-    <w:lsdException w:name="Medium Grid 1" w:uiPriority="67"/>
-    <w:lsdException w:name="Medium Grid 2" w:uiPriority="68"/>
-    <w:lsdException w:name="Medium Grid 3" w:uiPriority="69"/>
-    <w:lsdException w:name="Dark List" w:uiPriority="70"/>
-    <w:lsdException w:name="Colorful Shading" w:uiPriority="71"/>
-    <w:lsdException w:name="Colorful List" w:uiPriority="72"/>
-    <w:lsdException w:name="Colorful Grid" w:uiPriority="73"/>
-    <w:lsdException w:name="Light Shading Accent 1" w:uiPriority="60"/>
-    <w:lsdException w:name="Light List Accent 1" w:uiPriority="61"/>
-    <w:lsdException w:name="Light Grid Accent 1" w:uiPriority="62"/>
-    <w:lsdException w:name="Medium Shading 1 Accent 1" w:uiPriority="63"/>
-    <w:lsdException w:name="Medium Shading 2 Accent 1" w:uiPriority="64"/>
-    <w:lsdException w:name="Medium List 1 Accent 1" w:uiPriority="65"/>
-    <w:lsdException w:name="Revision" w:semiHidden="1"/>
-    <w:lsdException w:name="List Paragraph" w:uiPriority="34" w:qFormat="1"/>
-    <w:lsdException w:name="Quote" w:uiPriority="29" w:qFormat="1"/>
-    <w:lsdException w:name="Intense Quote" w:uiPriority="30" w:qFormat="1"/>
-    <w:lsdException w:name="Medium List 2 Accent 1" w:uiPriority="66"/>
-    <w:lsdException w:name="Medium Grid 1 Accent 1" w:uiPriority="67"/>
-    <w:lsdException w:name="Medium Grid 2 Accent 1" w:uiPriority="68"/>
-    <w:lsdException w:name="Medium Grid 3 Accent 1" w:uiPriority="69"/>
-    <w:lsdException w:name="Dark List Accent 1" w:uiPriority="70"/>
-    <w:lsdException w:name="Colorful Shading Accent 1" w:uiPriority="71"/>
-    <w:lsdException w:name="Colorful List Accent 1" w:uiPriority="72"/>
-    <w:lsdException w:name="Colorful Grid Accent 1" w:uiPriority="73"/>
-    <w:lsdException w:name="Light Shading Accent 2" w:uiPriority="60"/>
-    <w:lsdException w:name="Light List Accent 2" w:uiPriority="61"/>
-    <w:lsdException w:name="Light Grid Accent 2" w:uiPriority="62"/>
-    <w:lsdException w:name="Medium Shading 1 Accent 2" w:uiPriority="63"/>
-    <w:lsdException w:name="Medium Shading 2 Accent 2" w:uiPriority="64"/>
-    <w:lsdException w:name="Medium List 1 Accent 2" w:uiPriority="65"/>
-    <w:lsdException w:name="Medium List 2 Accent 2" w:uiPriority="66"/>
-    <w:lsdException w:name="Medium Grid 1 Accent 2" w:uiPriority="67"/>
-    <w:lsdException w:name="Medium Grid 2 Accent 2" w:uiPriority="68"/>
-    <w:lsdException w:name="Medium Grid 3 Accent 2" w:uiPriority="69"/>
-    <w:lsdException w:name="Dark List Accent 2" w:uiPriority="70"/>
-    <w:lsdException w:name="Colorful Shading Accent 2" w:uiPriority="71"/>
-    <w:lsdException w:name="Colorful List Accent 2" w:uiPriority="72"/>
-    <w:lsdException w:name="Colorful Grid Accent 2" w:uiPriority="73"/>
-    <w:lsdException w:name="Light Shading Accent 3" w:uiPriority="60"/>
-    <w:lsdException w:name="Light List Accent 3" w:uiPriority="61"/>
-    <w:lsdException w:name="Light Grid Accent 3" w:uiPriority="62"/>
-    <w:lsdException w:name="Medium Shading 1 Accent 3" w:uiPriority="63"/>
-    <w:lsdException w:name="Medium Shading 2 Accent 3" w:uiPriority="64"/>
-    <w:lsdException w:name="Medium List 1 Accent 3" w:uiPriority="65"/>
-    <w:lsdException w:name="Medium List 2 Accent 3" w:uiPriority="66"/>
-    <w:lsdException w:name="Medium Grid 1 Accent 3" w:uiPriority="67"/>
-    <w:lsdException w:name="Medium Grid 2 Accent 3" w:uiPriority="68"/>
-    <w:lsdException w:name="Medium Grid 3 Accent 3" w:uiPriority="69"/>
-    <w:lsdException w:name="Dark List Accent 3" w:uiPriority="70"/>
-    <w:lsdException w:name="Colorful Shading Accent 3" w:uiPriority="71"/>
-    <w:lsdException w:name="Colorful List Accent 3" w:uiPriority="72"/>
-    <w:lsdException w:name="Colorful Grid Accent 3" w:uiPriority="73"/>
-    <w:lsdException w:name="Light Shading Accent 4" w:uiPriority="60"/>
-    <w:lsdException w:name="Light List Accent 4" w:uiPriority="61"/>
-    <w:lsdException w:name="Light Grid Accent 4" w:uiPriority="62"/>
-    <w:lsdException w:name="Medium Shading 1 Accent 4" w:uiPriority="63"/>
-    <w:lsdException w:name="Medium Shading 2 Accent 4" w:uiPriority="64"/>
-    <w:lsdException w:name="Medium List 1 Accent 4" w:uiPriority="65"/>
-    <w:lsdException w:name="Medium List 2 Accent 4" w:uiPriority="66"/>
-    <w:lsdException w:name="Medium Grid 1 Accent 4" w:uiPriority="67"/>
-    <w:lsdException w:name="Medium Grid 2 Accent 4" w:uiPriority="68"/>
-    <w:lsdException w:name="Medium Grid 3 Accent 4" w:uiPriority="69"/>
-    <w:lsdException w:name="Dark List Accent 4" w:uiPriority="70"/>
-    <w:lsdException w:name="Colorful Shading Accent 4" w:uiPriority="71"/>
-    <w:lsdException w:name="Colorful List Accent 4" w:uiPriority="72"/>
-    <w:lsdException w:name="Colorful Grid Accent 4" w:uiPriority="73"/>
-    <w:lsdException w:name="Light Shading Accent 5" w:uiPriority="60"/>
-    <w:lsdException w:name="Light List Accent 5" w:uiPriority="61"/>
-    <w:lsdException w:name="Light Grid Accent 5" w:uiPriority="62"/>
-    <w:lsdException w:name="Medium Shading 1 Accent 5" w:uiPriority="63"/>
-    <w:lsdException w:name="Medium Shading 2 Accent 5" w:uiPriority="64"/>
-    <w:lsdException w:name="Medium List 1 Accent 5" w:uiPriority="65"/>
-    <w:lsdException w:name="Medium List 2 Accent 5" w:uiPriority="66"/>
-    <w:lsdException w:name="Medium Grid 1 Accent 5" w:uiPriority="67"/>
-    <w:lsdException w:name="Medium Grid 2 Accent 5" w:uiPriority="68"/>
-    <w:lsdException w:name="Medium Grid 3 Accent 5" w:uiPriority="69"/>
-    <w:lsdException w:name="Dark List Accent 5" w:uiPriority="70"/>
-    <w:lsdException w:name="Colorful Shading Accent 5" w:uiPriority="71"/>
-    <w:lsdException w:name="Colorful List Accent 5" w:uiPriority="72"/>
-    <w:lsdException w:name="Colorful Grid Accent 5" w:uiPriority="73"/>
-    <w:lsdException w:name="Light Shading Accent 6" w:uiPriority="60"/>
-    <w:lsdException w:name="Light List Accent 6" w:uiPriority="61"/>
-    <w:lsdException w:name="Light Grid Accent 6" w:uiPriority="62"/>
-    <w:lsdException w:name="Medium Shading 1 Accent 6" w:uiPriority="63"/>
-    <w:lsdException w:name="Medium Shading 2 Accent 6" w:uiPriority="64"/>
-    <w:lsdException w:name="Medium List 1 Accent 6" w:uiPriority="65"/>
-    <w:lsdException w:name="Medium List 2 Accent 6" w:uiPriority="66"/>
-    <w:lsdException w:name="Medium Grid 1 Accent 6" w:uiPriority="67"/>
-    <w:lsdException w:name="Medium Grid 2 Accent 6" w:uiPriority="68"/>
-    <w:lsdException w:name="Medium Grid 3 Accent 6" w:uiPriority="69"/>
-    <w:lsdException w:name="Dark List Accent 6" w:uiPriority="70"/>
-    <w:lsdException w:name="Colorful Shading Accent 6" w:uiPriority="71"/>
-    <w:lsdException w:name="Colorful List Accent 6" w:uiPriority="72"/>
-    <w:lsdException w:name="Colorful Grid Accent 6" w:uiPriority="73"/>
-    <w:lsdException w:name="Subtle Emphasis" w:uiPriority="19" w:qFormat="1"/>
-    <w:lsdException w:name="Intense Emphasis" w:uiPriority="21" w:qFormat="1"/>
-    <w:lsdException w:name="Subtle Reference" w:uiPriority="31" w:qFormat="1"/>
-    <w:lsdException w:name="Intense Reference" w:uiPriority="32" w:qFormat="1"/>
-    <w:lsdException w:name="Book Title" w:uiPriority="33" w:qFormat="1"/>
-    <w:lsdException w:name="Bibliography" w:semiHidden="1" w:uiPriority="37" w:unhideWhenUsed="1"/>
-    <w:lsdException w:name="TOC Heading" w:semiHidden="1" w:uiPriority="39" w:unhideWhenUsed="1" w:qFormat="1"/>
-    <w:lsdException w:name="Plain Table 1" w:uiPriority="41"/>
-    <w:lsdException w:name="Plain Table 2" w:uiPriority="42"/>
-    <w:lsdException w:name="Plain Table 3" w:uiPriority="43"/>
-    <w:lsdException w:name="Plain Table 4" w:uiPriority="44"/>
-    <w:lsdException w:name="Plain Table 5" w:uiPriority="45"/>
-    <w:lsdException w:name="Grid Table Light" w:uiPriority="40"/>
-    <w:lsdException w:name="Grid Table 1 Light" w:uiPriority="46"/>
-    <w:lsdException w:name="Grid Table 2" w:uiPriority="47"/>
-    <w:lsdException w:name="Grid Table 3" w:uiPriority="48"/>
-    <w:lsdException w:name="Grid Table 4" w:uiPriority="49"/>
-    <w:lsdException w:name="Grid Table 5 Dark" w:uiPriority="50"/>
-    <w:lsdException w:name="Grid Table 6 Colorful" w:uiPriority="51"/>
-    <w:lsdException w:name="Grid Table 7 Colorful" w:uiPriority="52"/>
-    <w:lsdException w:name="Grid Table 1 Light Accent 1" w:uiPriority="46"/>
-    <w:lsdException w:name="Grid Table 2 Accent 1" w:uiPriority="47"/>
-    <w:lsdException w:name="Grid Table 3 Accent 1" w:uiPriority="48"/>
-    <w:lsdException w:name="Grid Table 4 Accent 1" w:uiPriority="49"/>
-    <w:lsdException w:name="Grid Table 5 Dark Accent 1" w:uiPriority="50"/>
-    <w:lsdException w:name="Grid Table 6 Colorful Accent 1" w:uiPriority="51"/>
-    <w:lsdException w:name="Grid Table 7 Colorful Accent 1" w:uiPriority="52"/>
-    <w:lsdException w:name="Grid Table 1 Light Accent 2" w:uiPriority="46"/>
-    <w:lsdException w:name="Grid Table 2 Accent 2" w:uiPriority="47"/>
-    <w:lsdException w:name="Grid Table 3 Accent 2" w:uiPriority="48"/>
-    <w:lsdException w:name="Grid Table 4 Accent 2" w:uiPriority="49"/>
-    <w:lsdException w:name="Grid Table 5 Dark Accent 2" w:uiPriority="50"/>
-    <w:lsdException w:name="Grid Table 6 Colorful Accent 2" w:uiPriority="51"/>
-    <w:lsdException w:name="Grid Table 7 Colorful Accent 2" w:uiPriority="52"/>
-    <w:lsdException w:name="Grid Table 1 Light Accent 3" w:uiPriority="46"/>
-    <w:lsdException w:name="Grid Table 2 Accent 3" w:uiPriority="47"/>
-    <w:lsdException w:name="Grid Table 3 Accent 3" w:uiPriority="48"/>
-    <w:lsdException w:name="Grid Table 4 Accent 3" w:uiPriority="49"/>
-    <w:lsdException w:name="Grid Table 5 Dark Accent 3" w:uiPriority="50"/>
-    <w:lsdException w:name="Grid Table 6 Colorful Accent 3" w:uiPriority="51"/>
-    <w:lsdException w:name="Grid Table 7 Colorful Accent 3" w:uiPriority="52"/>
-    <w:lsdException w:name="Grid Table 1 Light Accent 4" w:uiPriority="46"/>
-    <w:lsdException w:name="Grid Table 2 Accent 4" w:uiPriority="47"/>
-    <w:lsdException w:name="Grid Table 3 Accent 4" w:uiPriority="48"/>
-    <w:lsdException w:name="Grid Table 4 Accent 4" w:uiPriority="49"/>
-    <w:lsdException w:name="Grid Table 5 Dark Accent 4" w:uiPriority="50"/>
-    <w:lsdException w:name="Grid Table 6 Colorful Accent 4" w:uiPriority="51"/>
-    <w:lsdException w:name="Grid Table 7 Colorful Accent 4" w:uiPriority="52"/>
-    <w:lsdException w:name="Grid Table 1 Light Accent 5" w:uiPriority="46"/>
-    <w:lsdException w:name="Grid Table 2 Accent 5" w:uiPriority="47"/>
-    <w:lsdException w:name="Grid Table 3 Accent 5" w:uiPriority="48"/>
-    <w:lsdException w:name="Grid Table 4 Accent 5" w:uiPriority="49"/>
-    <w:lsdException w:name="Grid Table 5 Dark Accent 5" w:uiPriority="50"/>
-    <w:lsdException w:name="Grid Table 6 Colorful Accent 5" w:uiPriority="51"/>
-    <w:lsdException w:name="Grid Table 7 Colorful Accent 5" w:uiPriority="52"/>
-    <w:lsdException w:name="Grid Table 1 Light Accent 6" w:uiPriority="46"/>
-    <w:lsdException w:name="Grid Table 2 Accent 6" w:uiPriority="47"/>
-    <w:lsdException w:name="Grid Table 3 Accent 6" w:uiPriority="48"/>
-    <w:lsdException w:name="Grid Table 4 Accent 6" w:uiPriority="49"/>
-    <w:lsdException w:name="Grid Table 5 Dark Accent 6" w:uiPriority="50"/>
-    <w:lsdException w:name="Grid Table 6 Colorful Accent 6" w:uiPriority="51"/>
-    <w:lsdException w:name="Grid Table 7 Colorful Accent 6" w:uiPriority="52"/>
-    <w:lsdException w:name="List Table 1 Light" w:uiPriority="46"/>
-    <w:lsdException w:name="List Table 2" w:uiPriority="47"/>
-    <w:lsdException w:name="List Table 3" w:uiPriority="48"/>
-    <w:lsdException w:name="List Table 4" w:uiPriority="49"/>
-    <w:lsdException w:name="List Table 5 Dark" w:uiPriority="50"/>
-    <w:lsdException w:name="List Table 6 Colorful" w:uiPriority="51"/>
-    <w:lsdException w:name="List Table 7 Colorful" w:uiPriority="52"/>
-    <w:lsdException w:name="List Table 1 Light Accent 1" w:uiPriority="46"/>
-    <w:lsdException w:name="List Table 2 Accent 1" w:uiPriority="47"/>
-    <w:lsdException w:name="List Table 3 Accent 1" w:uiPriority="48"/>
-    <w:lsdException w:name="List Table 4 Accent 1" w:uiPriority="49"/>
-    <w:lsdException w:name="List Table 5 Dark Accent 1" w:uiPriority="50"/>
-    <w:lsdException w:name="List Table 6 Colorful Accent 1" w:uiPriority="51"/>
-    <w:lsdException w:name="List Table 7 Colorful Accent 1" w:uiPriority="52"/>
-    <w:lsdException w:name="List Table 1 Light Accent 2" w:uiPriority="46"/>
-    <w:lsdException w:name="List Table 2 Accent 2" w:uiPriority="47"/>
-    <w:lsdException w:name="List Table 3 Accent 2" w:uiPriority="48"/>
-    <w:lsdException w:name="List Table 4 Accent 2" w:uiPriority="49"/>
-    <w:lsdException w:name="List Table 5 Dark Accent 2" w:uiPriority="50"/>
-    <w:lsdException w:name="List Table 6 Colorful Accent 2" w:uiPriority="51"/>
-    <w:lsdException w:name="List Table 7 Colorful Accent 2" w:uiPriority="52"/>
-    <w:lsdException w:name="List Table 1 Light Accent 3" w:uiPriority="46"/>
-    <w:lsdException w:name="List Table 2 Accent 3" w:uiPriority="47"/>
-    <w:lsdException w:name="List Table 3 Accent 3" w:uiPriority="48"/>
-    <w:lsdException w:name="List Table 4 Accent 3" w:uiPriority="49"/>
-    <w:lsdException w:name="List Table 5 Dark Accent 3" w:uiPriority="50"/>
-    <w:lsdException w:name="List Table 6 Colorful Accent 3" w:uiPriority="51"/>
-    <w:lsdException w:name="List Table 7 Colorful Accent 3" w:uiPriority="52"/>
-    <w:lsdException w:name="List Table 1 Light Accent 4" w:uiPriority="46"/>
-    <w:lsdException w:name="List Table 2 Accent 4" w:uiPriority="47"/>
-    <w:lsdException w:name="List Table 3 Accent 4" w:uiPriority="48"/>
-    <w:lsdException w:name="List Table 4 Accent 4" w:uiPriority="49"/>
-    <w:lsdException w:name="List Table 5 Dark Accent 4" w:uiPriority="50"/>
-    <w:lsdException w:name="List Table 6 Colorful Accent 4" w:uiPriority="51"/>
-    <w:lsdException w:name="List Table 7 Colorful Accent 4" w:uiPriority="52"/>
-    <w:lsdException w:name="List Table 1 Light Accent 5" w:uiPriority="46"/>
-    <w:lsdException w:name="List Table 2 Accent 5" w:uiPriority="47"/>
-    <w:lsdException w:name="List Table 3 Accent 5" w:uiPriority="48"/>
-    <w:lsdException w:name="List Table 4 Accent 5" w:uiPriority="49"/>
-    <w:lsdException w:name="List Table 5 Dark Accent 5" w:uiPriority="50"/>
-    <w:lsdException w:name="List Table 6 Colorful Accent 5" w:uiPriority="51"/>
-    <w:lsdException w:name="List Table 7 Colorful Accent 5" w:uiPriority="52"/>
-    <w:lsdException w:name="List Table 1 Light Accent 6" w:uiPriority="46"/>
-    <w:lsdException w:name="List Table 2 Accent 6" w:uiPriority="47"/>
-    <w:lsdException w:name="List Table 3 Accent 6" w:uiPriority="48"/>
-    <w:lsdException w:name="List Table 4 Accent 6" w:uiPriority="49"/>
-    <w:lsdException w:name="List Table 5 Dark Accent 6" w:uiPriority="50"/>
-    <w:lsdException w:name="List Table 6 Colorful Accent 6" w:uiPriority="51"/>
-    <w:lsdException w:name="List Table 7 Colorful Accent 6" w:uiPriority="52"/>
-    <w:lsdException w:name="Mention" w:semiHidden="1" w:unhideWhenUsed="1"/>
-    <w:lsdException w:name="Smart Hyperlink" w:semiHidden="1" w:unhideWhenUsed="1"/>
-    <w:lsdException w:name="Hashtag" w:semiHidden="1" w:unhideWhenUsed="1"/>
-    <w:lsdException w:name="Unresolved Mention" w:semiHidden="1" w:unhideWhenUsed="1"/>
-    <w:lsdException w:name="Smart Link" w:semiHidden="1" w:unhideWhenUsed="1"/>
+  <w:latentStyles w:count="260" w:defQFormat="0" w:defUnhideWhenUsed="1" w:defSemiHidden="1" w:defUIPriority="99" w:defLockedState="0">
+    <w:lsdException w:qFormat="1" w:unhideWhenUsed="0" w:uiPriority="0" w:semiHidden="0" w:name="Normal"/>
+    <w:lsdException w:qFormat="1" w:unhideWhenUsed="0" w:uiPriority="9" w:semiHidden="0" w:name="heading 1"/>
+    <w:lsdException w:qFormat="1" w:uiPriority="9" w:semiHidden="0" w:name="heading 2"/>
+    <w:lsdException w:qFormat="1" w:uiPriority="9" w:name="heading 3"/>
+    <w:lsdException w:qFormat="1" w:uiPriority="9" w:name="heading 4"/>
+    <w:lsdException w:qFormat="1" w:uiPriority="9" w:name="heading 5"/>
+    <w:lsdException w:qFormat="1" w:uiPriority="9" w:name="heading 6"/>
+    <w:lsdException w:qFormat="1" w:uiPriority="9" w:name="heading 7"/>
+    <w:lsdException w:qFormat="1" w:uiPriority="9" w:name="heading 8"/>
+    <w:lsdException w:qFormat="1" w:uiPriority="9" w:name="heading 9"/>
+    <w:lsdException w:uiPriority="99" w:name="index 1"/>
+    <w:lsdException w:uiPriority="99" w:name="index 2"/>
+    <w:lsdException w:uiPriority="99" w:name="index 3"/>
+    <w:lsdException w:uiPriority="99" w:name="index 4"/>
+    <w:lsdException w:uiPriority="99" w:name="index 5"/>
+    <w:lsdException w:uiPriority="99" w:name="index 6"/>
+    <w:lsdException w:uiPriority="99" w:name="index 7"/>
+    <w:lsdException w:uiPriority="99" w:name="index 8"/>
+    <w:lsdException w:uiPriority="99" w:name="index 9"/>
+    <w:lsdException w:uiPriority="39" w:name="toc 1"/>
+    <w:lsdException w:uiPriority="39" w:name="toc 2"/>
+    <w:lsdException w:uiPriority="39" w:name="toc 3"/>
+    <w:lsdException w:uiPriority="39" w:name="toc 4"/>
+    <w:lsdException w:uiPriority="39" w:name="toc 5"/>
+    <w:lsdException w:uiPriority="39" w:name="toc 6"/>
+    <w:lsdException w:uiPriority="39" w:name="toc 7"/>
+    <w:lsdException w:uiPriority="39" w:name="toc 8"/>
+    <w:lsdException w:uiPriority="39" w:name="toc 9"/>
+    <w:lsdException w:uiPriority="99" w:name="Normal Indent"/>
+    <w:lsdException w:uiPriority="99" w:name="footnote text"/>
+    <w:lsdException w:uiPriority="99" w:name="annotation text"/>
+    <w:lsdException w:uiPriority="99" w:semiHidden="0" w:name="header"/>
+    <w:lsdException w:uiPriority="99" w:name="footer"/>
+    <w:lsdException w:uiPriority="99" w:name="index heading"/>
+    <w:lsdException w:qFormat="1" w:uiPriority="35" w:name="caption"/>
+    <w:lsdException w:uiPriority="99" w:name="table of figures"/>
+    <w:lsdException w:uiPriority="99" w:name="envelope address"/>
+    <w:lsdException w:uiPriority="99" w:name="envelope return"/>
+    <w:lsdException w:uiPriority="99" w:name="footnote reference"/>
+    <w:lsdException w:uiPriority="99" w:name="annotation reference"/>
+    <w:lsdException w:uiPriority="99" w:name="line number"/>
+    <w:lsdException w:uiPriority="99" w:name="page number"/>
+    <w:lsdException w:uiPriority="99" w:name="endnote reference"/>
+    <w:lsdException w:uiPriority="99" w:name="endnote text"/>
+    <w:lsdException w:uiPriority="99" w:name="table of authorities"/>
+    <w:lsdException w:uiPriority="99" w:name="macro"/>
+    <w:lsdException w:uiPriority="99" w:name="toa heading"/>
+    <w:lsdException w:uiPriority="99" w:name="List"/>
+    <w:lsdException w:uiPriority="99" w:name="List Bullet"/>
+    <w:lsdException w:uiPriority="99" w:name="List Number"/>
+    <w:lsdException w:uiPriority="99" w:name="List 2"/>
+    <w:lsdException w:uiPriority="99" w:name="List 3"/>
+    <w:lsdException w:uiPriority="99" w:name="List 4"/>
+    <w:lsdException w:uiPriority="99" w:name="List 5"/>
+    <w:lsdException w:uiPriority="99" w:name="List Bullet 2"/>
+    <w:lsdException w:uiPriority="99" w:name="List Bullet 3"/>
+    <w:lsdException w:uiPriority="99" w:name="List Bullet 4"/>
+    <w:lsdException w:uiPriority="99" w:name="List Bullet 5"/>
+    <w:lsdException w:uiPriority="99" w:name="List Number 2"/>
+    <w:lsdException w:uiPriority="99" w:name="List Number 3"/>
+    <w:lsdException w:uiPriority="99" w:name="List Number 4"/>
+    <w:lsdException w:uiPriority="99" w:name="List Number 5"/>
+    <w:lsdException w:qFormat="1" w:unhideWhenUsed="0" w:uiPriority="10" w:semiHidden="0" w:name="Title"/>
+    <w:lsdException w:uiPriority="99" w:name="Closing"/>
+    <w:lsdException w:uiPriority="99" w:name="Signature"/>
+    <w:lsdException w:uiPriority="1" w:name="Default Paragraph Font"/>
+    <w:lsdException w:uiPriority="99" w:name="Body Text"/>
+    <w:lsdException w:uiPriority="99" w:name="Body Text Indent"/>
+    <w:lsdException w:uiPriority="99" w:name="List Continue"/>
+    <w:lsdException w:uiPriority="99" w:name="List Continue 2"/>
+    <w:lsdException w:uiPriority="99" w:name="List Continue 3"/>
+    <w:lsdException w:uiPriority="99" w:name="List Continue 4"/>
+    <w:lsdException w:uiPriority="99" w:name="List Continue 5"/>
+    <w:lsdException w:uiPriority="99" w:name="Message Header"/>
+    <w:lsdException w:qFormat="1" w:unhideWhenUsed="0" w:uiPriority="11" w:semiHidden="0" w:name="Subtitle"/>
+    <w:lsdException w:uiPriority="99" w:name="Salutation"/>
+    <w:lsdException w:uiPriority="99" w:name="Date"/>
+    <w:lsdException w:uiPriority="99" w:name="Body Text First Indent"/>
+    <w:lsdException w:uiPriority="99" w:name="Body Text First Indent 2"/>
+    <w:lsdException w:uiPriority="99" w:name="Note Heading"/>
+    <w:lsdException w:uiPriority="99" w:name="Body Text 2"/>
+    <w:lsdException w:uiPriority="99" w:name="Body Text 3"/>
+    <w:lsdException w:uiPriority="99" w:name="Body Text Indent 2"/>
+    <w:lsdException w:uiPriority="99" w:name="Body Text Indent 3"/>
+    <w:lsdException w:uiPriority="99" w:name="Block Text"/>
+    <w:lsdException w:uiPriority="99" w:name="Hyperlink"/>
+    <w:lsdException w:uiPriority="99" w:name="FollowedHyperlink"/>
+    <w:lsdException w:qFormat="1" w:unhideWhenUsed="0" w:uiPriority="22" w:semiHidden="0" w:name="Strong"/>
+    <w:lsdException w:qFormat="1" w:unhideWhenUsed="0" w:uiPriority="20" w:semiHidden="0" w:name="Emphasis"/>
+    <w:lsdException w:uiPriority="99" w:name="Document Map"/>
+    <w:lsdException w:uiPriority="99" w:name="Plain Text"/>
+    <w:lsdException w:uiPriority="99" w:name="E-mail Signature"/>
+    <w:lsdException w:uiPriority="99" w:name="Normal (Web)"/>
+    <w:lsdException w:uiPriority="99" w:name="HTML Acronym"/>
+    <w:lsdException w:uiPriority="99" w:name="HTML Address"/>
+    <w:lsdException w:uiPriority="99" w:name="HTML Cite"/>
+    <w:lsdException w:uiPriority="99" w:name="HTML Code"/>
+    <w:lsdException w:uiPriority="99" w:name="HTML Definition"/>
+    <w:lsdException w:uiPriority="99" w:name="HTML Keyboard"/>
+    <w:lsdException w:uiPriority="99" w:name="HTML Preformatted"/>
+    <w:lsdException w:uiPriority="99" w:name="HTML Sample"/>
+    <w:lsdException w:uiPriority="99" w:name="HTML Typewriter"/>
+    <w:lsdException w:uiPriority="99" w:name="HTML Variable"/>
+    <w:lsdException w:uiPriority="99" w:name="Normal Table"/>
+    <w:lsdException w:uiPriority="99" w:name="annotation subject"/>
+    <w:lsdException w:uiPriority="99" w:name="Table Simple 1"/>
+    <w:lsdException w:uiPriority="99" w:name="Table Simple 2"/>
+    <w:lsdException w:uiPriority="99" w:name="Table Simple 3"/>
+    <w:lsdException w:uiPriority="99" w:name="Table Classic 1"/>
+    <w:lsdException w:uiPriority="99" w:name="Table Classic 2"/>
+    <w:lsdException w:uiPriority="99" w:name="Table Classic 3"/>
+    <w:lsdException w:uiPriority="99" w:name="Table Classic 4"/>
+    <w:lsdException w:uiPriority="99" w:name="Table Colorful 1"/>
+    <w:lsdException w:uiPriority="99" w:name="Table Colorful 2"/>
+    <w:lsdException w:uiPriority="99" w:name="Table Colorful 3"/>
+    <w:lsdException w:uiPriority="99" w:name="Table Columns 1"/>
+    <w:lsdException w:uiPriority="99" w:name="Table Columns 2"/>
+    <w:lsdException w:uiPriority="99" w:name="Table Columns 3"/>
+    <w:lsdException w:uiPriority="99" w:name="Table Columns 4"/>
+    <w:lsdException w:uiPriority="99" w:name="Table Columns 5"/>
+    <w:lsdException w:uiPriority="99" w:name="Table Grid 1"/>
+    <w:lsdException w:uiPriority="99" w:name="Table Grid 2"/>
+    <w:lsdException w:uiPriority="99" w:name="Table Grid 3"/>
+    <w:lsdException w:uiPriority="99" w:name="Table Grid 4"/>
+    <w:lsdException w:uiPriority="99" w:name="Table Grid 5"/>
+    <w:lsdException w:uiPriority="99" w:name="Table Grid 6"/>
+    <w:lsdException w:uiPriority="99" w:name="Table Grid 7"/>
+    <w:lsdException w:uiPriority="99" w:name="Table Grid 8"/>
+    <w:lsdException w:uiPriority="99" w:name="Table List 1"/>
+    <w:lsdException w:uiPriority="99" w:name="Table List 2"/>
+    <w:lsdException w:uiPriority="99" w:name="Table List 3"/>
+    <w:lsdException w:uiPriority="99" w:name="Table List 4"/>
+    <w:lsdException w:uiPriority="99" w:name="Table List 5"/>
+    <w:lsdException w:uiPriority="99" w:name="Table List 6"/>
+    <w:lsdException w:uiPriority="99" w:name="Table List 7"/>
+    <w:lsdException w:uiPriority="99" w:name="Table List 8"/>
+    <w:lsdException w:uiPriority="99" w:name="Table 3D effects 1"/>
+    <w:lsdException w:uiPriority="99" w:name="Table 3D effects 2"/>
+    <w:lsdException w:uiPriority="99" w:name="Table 3D effects 3"/>
+    <w:lsdException w:uiPriority="99" w:name="Table Contemporary"/>
+    <w:lsdException w:uiPriority="99" w:name="Table Elegant"/>
+    <w:lsdException w:uiPriority="99" w:name="Table Professional"/>
+    <w:lsdException w:uiPriority="99" w:name="Table Subtle 1"/>
+    <w:lsdException w:uiPriority="99" w:name="Table Subtle 2"/>
+    <w:lsdException w:uiPriority="99" w:name="Table Web 1"/>
+    <w:lsdException w:uiPriority="99" w:name="Table Web 2"/>
+    <w:lsdException w:uiPriority="99" w:name="Table Web 3"/>
+    <w:lsdException w:uiPriority="99" w:name="Balloon Text"/>
+    <w:lsdException w:unhideWhenUsed="0" w:uiPriority="39" w:semiHidden="0" w:name="Table Grid"/>
+    <w:lsdException w:uiPriority="99" w:name="Table Theme"/>
+    <w:lsdException w:unhideWhenUsed="0" w:uiPriority="60" w:semiHidden="0" w:name="Light Shading"/>
+    <w:lsdException w:unhideWhenUsed="0" w:uiPriority="61" w:semiHidden="0" w:name="Light List"/>
+    <w:lsdException w:unhideWhenUsed="0" w:uiPriority="62" w:semiHidden="0" w:name="Light Grid"/>
+    <w:lsdException w:unhideWhenUsed="0" w:uiPriority="63" w:semiHidden="0" w:name="Medium Shading 1"/>
+    <w:lsdException w:unhideWhenUsed="0" w:uiPriority="64" w:semiHidden="0" w:name="Medium Shading 2"/>
+    <w:lsdException w:unhideWhenUsed="0" w:uiPriority="65" w:semiHidden="0" w:name="Medium List 1"/>
+    <w:lsdException w:unhideWhenUsed="0" w:uiPriority="66" w:semiHidden="0" w:name="Medium List 2"/>
+    <w:lsdException w:unhideWhenUsed="0" w:uiPriority="67" w:semiHidden="0" w:name="Medium Grid 1"/>
+    <w:lsdException w:unhideWhenUsed="0" w:uiPriority="68" w:semiHidden="0" w:name="Medium Grid 2"/>
+    <w:lsdException w:unhideWhenUsed="0" w:uiPriority="69" w:semiHidden="0" w:name="Medium Grid 3"/>
+    <w:lsdException w:unhideWhenUsed="0" w:uiPriority="70" w:semiHidden="0" w:name="Dark List"/>
+    <w:lsdException w:unhideWhenUsed="0" w:uiPriority="71" w:semiHidden="0" w:name="Colorful Shading"/>
+    <w:lsdException w:unhideWhenUsed="0" w:uiPriority="72" w:semiHidden="0" w:name="Colorful List"/>
+    <w:lsdException w:unhideWhenUsed="0" w:uiPriority="73" w:semiHidden="0" w:name="Colorful Grid"/>
+    <w:lsdException w:unhideWhenUsed="0" w:uiPriority="60" w:semiHidden="0" w:name="Light Shading Accent 1"/>
+    <w:lsdException w:unhideWhenUsed="0" w:uiPriority="61" w:semiHidden="0" w:name="Light List Accent 1"/>
+    <w:lsdException w:unhideWhenUsed="0" w:uiPriority="62" w:semiHidden="0" w:name="Light Grid Accent 1"/>
+    <w:lsdException w:unhideWhenUsed="0" w:uiPriority="63" w:semiHidden="0" w:name="Medium Shading 1 Accent 1"/>
+    <w:lsdException w:unhideWhenUsed="0" w:uiPriority="64" w:semiHidden="0" w:name="Medium Shading 2 Accent 1"/>
+    <w:lsdException w:unhideWhenUsed="0" w:uiPriority="65" w:semiHidden="0" w:name="Medium List 1 Accent 1"/>
+    <w:lsdException w:qFormat="1" w:unhideWhenUsed="0" w:uiPriority="34" w:semiHidden="0" w:name="List Paragraph"/>
+    <w:lsdException w:unhideWhenUsed="0" w:uiPriority="66" w:semiHidden="0" w:name="Medium List 2 Accent 1"/>
+    <w:lsdException w:unhideWhenUsed="0" w:uiPriority="67" w:semiHidden="0" w:name="Medium Grid 1 Accent 1"/>
+    <w:lsdException w:unhideWhenUsed="0" w:uiPriority="68" w:semiHidden="0" w:name="Medium Grid 2 Accent 1"/>
+    <w:lsdException w:unhideWhenUsed="0" w:uiPriority="69" w:semiHidden="0" w:name="Medium Grid 3 Accent 1"/>
+    <w:lsdException w:unhideWhenUsed="0" w:uiPriority="70" w:semiHidden="0" w:name="Dark List Accent 1"/>
+    <w:lsdException w:unhideWhenUsed="0" w:uiPriority="71" w:semiHidden="0" w:name="Colorful Shading Accent 1"/>
+    <w:lsdException w:unhideWhenUsed="0" w:uiPriority="72" w:semiHidden="0" w:name="Colorful List Accent 1"/>
+    <w:lsdException w:unhideWhenUsed="0" w:uiPriority="73" w:semiHidden="0" w:name="Colorful Grid Accent 1"/>
+    <w:lsdException w:unhideWhenUsed="0" w:uiPriority="60" w:semiHidden="0" w:name="Light Shading Accent 2"/>
+    <w:lsdException w:unhideWhenUsed="0" w:uiPriority="61" w:semiHidden="0" w:name="Light List Accent 2"/>
+    <w:lsdException w:unhideWhenUsed="0" w:uiPriority="62" w:semiHidden="0" w:name="Light Grid Accent 2"/>
+    <w:lsdException w:unhideWhenUsed="0" w:uiPriority="63" w:semiHidden="0" w:name="Medium Shading 1 Accent 2"/>
+    <w:lsdException w:unhideWhenUsed="0" w:uiPriority="64" w:semiHidden="0" w:name="Medium Shading 2 Accent 2"/>
+    <w:lsdException w:unhideWhenUsed="0" w:uiPriority="65" w:semiHidden="0" w:name="Medium List 1 Accent 2"/>
+    <w:lsdException w:unhideWhenUsed="0" w:uiPriority="66" w:semiHidden="0" w:name="Medium List 2 Accent 2"/>
+    <w:lsdException w:unhideWhenUsed="0" w:uiPriority="67" w:semiHidden="0" w:name="Medium Grid 1 Accent 2"/>
+    <w:lsdException w:unhideWhenUsed="0" w:uiPriority="68" w:semiHidden="0" w:name="Medium Grid 2 Accent 2"/>
+    <w:lsdException w:unhideWhenUsed="0" w:uiPriority="69" w:semiHidden="0" w:name="Medium Grid 3 Accent 2"/>
+    <w:lsdException w:unhideWhenUsed="0" w:uiPriority="70" w:semiHidden="0" w:name="Dark List Accent 2"/>
+    <w:lsdException w:unhideWhenUsed="0" w:uiPriority="71" w:semiHidden="0" w:name="Colorful Shading Accent 2"/>
+    <w:lsdException w:unhideWhenUsed="0" w:uiPriority="72" w:semiHidden="0" w:name="Colorful List Accent 2"/>
+    <w:lsdException w:unhideWhenUsed="0" w:uiPriority="73" w:semiHidden="0" w:name="Colorful Grid Accent 2"/>
+    <w:lsdException w:unhideWhenUsed="0" w:uiPriority="60" w:semiHidden="0" w:name="Light Shading Accent 3"/>
+    <w:lsdException w:unhideWhenUsed="0" w:uiPriority="61" w:semiHidden="0" w:name="Light List Accent 3"/>
+    <w:lsdException w:unhideWhenUsed="0" w:uiPriority="62" w:semiHidden="0" w:name="Light Grid Accent 3"/>
+    <w:lsdException w:unhideWhenUsed="0" w:uiPriority="63" w:semiHidden="0" w:name="Medium Shading 1 Accent 3"/>
+    <w:lsdException w:unhideWhenUsed="0" w:uiPriority="64" w:semiHidden="0" w:name="Medium Shading 2 Accent 3"/>
+    <w:lsdException w:unhideWhenUsed="0" w:uiPriority="65" w:semiHidden="0" w:name="Medium List 1 Accent 3"/>
+    <w:lsdException w:unhideWhenUsed="0" w:uiPriority="66" w:semiHidden="0" w:name="Medium List 2 Accent 3"/>
+    <w:lsdException w:unhideWhenUsed="0" w:uiPriority="67" w:semiHidden="0" w:name="Medium Grid 1 Accent 3"/>
+    <w:lsdException w:unhideWhenUsed="0" w:uiPriority="68" w:semiHidden="0" w:name="Medium Grid 2 Accent 3"/>
+    <w:lsdException w:unhideWhenUsed="0" w:uiPriority="69" w:semiHidden="0" w:name="Medium Grid 3 Accent 3"/>
+    <w:lsdException w:unhideWhenUsed="0" w:uiPriority="70" w:semiHidden="0" w:name="Dark List Accent 3"/>
+    <w:lsdException w:unhideWhenUsed="0" w:uiPriority="71" w:semiHidden="0" w:name="Colorful Shading Accent 3"/>
+    <w:lsdException w:unhideWhenUsed="0" w:uiPriority="72" w:semiHidden="0" w:name="Colorful List Accent 3"/>
+    <w:lsdException w:unhideWhenUsed="0" w:uiPriority="73" w:semiHidden="0" w:name="Colorful Grid Accent 3"/>
+    <w:lsdException w:unhideWhenUsed="0" w:uiPriority="60" w:semiHidden="0" w:name="Light Shading Accent 4"/>
+    <w:lsdException w:unhideWhenUsed="0" w:uiPriority="61" w:semiHidden="0" w:name="Light List Accent 4"/>
+    <w:lsdException w:unhideWhenUsed="0" w:uiPriority="62" w:semiHidden="0" w:name="Light Grid Accent 4"/>
+    <w:lsdException w:unhideWhenUsed="0" w:uiPriority="63" w:semiHidden="0" w:name="Medium Shading 1 Accent 4"/>
+    <w:lsdException w:unhideWhenUsed="0" w:uiPriority="64" w:semiHidden="0" w:name="Medium Shading 2 Accent 4"/>
+    <w:lsdException w:unhideWhenUsed="0" w:uiPriority="65" w:semiHidden="0" w:name="Medium List 1 Accent 4"/>
+    <w:lsdException w:unhideWhenUsed="0" w:uiPriority="66" w:semiHidden="0" w:name="Medium List 2 Accent 4"/>
+    <w:lsdException w:unhideWhenUsed="0" w:uiPriority="67" w:semiHidden="0" w:name="Medium Grid 1 Accent 4"/>
+    <w:lsdException w:unhideWhenUsed="0" w:uiPriority="68" w:semiHidden="0" w:name="Medium Grid 2 Accent 4"/>
+    <w:lsdException w:unhideWhenUsed="0" w:uiPriority="69" w:semiHidden="0" w:name="Medium Grid 3 Accent 4"/>
+    <w:lsdException w:unhideWhenUsed="0" w:uiPriority="70" w:semiHidden="0" w:name="Dark List Accent 4"/>
+    <w:lsdException w:unhideWhenUsed="0" w:uiPriority="71" w:semiHidden="0" w:name="Colorful Shading Accent 4"/>
+    <w:lsdException w:unhideWhenUsed="0" w:uiPriority="72" w:semiHidden="0" w:name="Colorful List Accent 4"/>
+    <w:lsdException w:unhideWhenUsed="0" w:uiPriority="73" w:semiHidden="0" w:name="Colorful Grid Accent 4"/>
+    <w:lsdException w:unhideWhenUsed="0" w:uiPriority="60" w:semiHidden="0" w:name="Light Shading Accent 5"/>
+    <w:lsdException w:unhideWhenUsed="0" w:uiPriority="61" w:semiHidden="0" w:name="Light List Accent 5"/>
+    <w:lsdException w:unhideWhenUsed="0" w:uiPriority="62" w:semiHidden="0" w:name="Light Grid Accent 5"/>
+    <w:lsdException w:unhideWhenUsed="0" w:uiPriority="63" w:semiHidden="0" w:name="Medium Shading 1 Accent 5"/>
+    <w:lsdException w:unhideWhenUsed="0" w:uiPriority="64" w:semiHidden="0" w:name="Medium Shading 2 Accent 5"/>
+    <w:lsdException w:unhideWhenUsed="0" w:uiPriority="65" w:semiHidden="0" w:name="Medium List 1 Accent 5"/>
+    <w:lsdException w:unhideWhenUsed="0" w:uiPriority="66" w:semiHidden="0" w:name="Medium List 2 Accent 5"/>
+    <w:lsdException w:unhideWhenUsed="0" w:uiPriority="67" w:semiHidden="0" w:name="Medium Grid 1 Accent 5"/>
+    <w:lsdException w:unhideWhenUsed="0" w:uiPriority="68" w:semiHidden="0" w:name="Medium Grid 2 Accent 5"/>
+    <w:lsdException w:unhideWhenUsed="0" w:uiPriority="69" w:semiHidden="0" w:name="Medium Grid 3 Accent 5"/>
+    <w:lsdException w:unhideWhenUsed="0" w:uiPriority="70" w:semiHidden="0" w:name="Dark List Accent 5"/>
+    <w:lsdException w:unhideWhenUsed="0" w:uiPriority="71" w:semiHidden="0" w:name="Colorful Shading Accent 5"/>
+    <w:lsdException w:unhideWhenUsed="0" w:uiPriority="72" w:semiHidden="0" w:name="Colorful List Accent 5"/>
+    <w:lsdException w:unhideWhenUsed="0" w:uiPriority="73" w:semiHidden="0" w:name="Colorful Grid Accent 5"/>
+    <w:lsdException w:unhideWhenUsed="0" w:uiPriority="60" w:semiHidden="0" w:name="Light Shading Accent 6"/>
+    <w:lsdException w:unhideWhenUsed="0" w:uiPriority="61" w:semiHidden="0" w:name="Light List Accent 6"/>
+    <w:lsdException w:unhideWhenUsed="0" w:uiPriority="62" w:semiHidden="0" w:name="Light Grid Accent 6"/>
+    <w:lsdException w:unhideWhenUsed="0" w:uiPriority="63" w:semiHidden="0" w:name="Medium Shading 1 Accent 6"/>
+    <w:lsdException w:unhideWhenUsed="0" w:uiPriority="64" w:semiHidden="0" w:name="Medium Shading 2 Accent 6"/>
+    <w:lsdException w:unhideWhenUsed="0" w:uiPriority="65" w:semiHidden="0" w:name="Medium List 1 Accent 6"/>
+    <w:lsdException w:unhideWhenUsed="0" w:uiPriority="66" w:semiHidden="0" w:name="Medium List 2 Accent 6"/>
+    <w:lsdException w:unhideWhenUsed="0" w:uiPriority="67" w:semiHidden="0" w:name="Medium Grid 1 Accent 6"/>
+    <w:lsdException w:unhideWhenUsed="0" w:uiPriority="68" w:semiHidden="0" w:name="Medium Grid 2 Accent 6"/>
+    <w:lsdException w:unhideWhenUsed="0" w:uiPriority="69" w:semiHidden="0" w:name="Medium Grid 3 Accent 6"/>
+    <w:lsdException w:unhideWhenUsed="0" w:uiPriority="70" w:semiHidden="0" w:name="Dark List Accent 6"/>
+    <w:lsdException w:unhideWhenUsed="0" w:uiPriority="71" w:semiHidden="0" w:name="Colorful Shading Accent 6"/>
+    <w:lsdException w:unhideWhenUsed="0" w:uiPriority="72" w:semiHidden="0" w:name="Colorful List Accent 6"/>
+    <w:lsdException w:unhideWhenUsed="0" w:uiPriority="73" w:semiHidden="0" w:name="Colorful Grid Accent 6"/>
   </w:latentStyles>
-  <w:style w:type="paragraph" w:default="1" w:styleId="Normal">
+  <w:style w:type="paragraph" w:default="1" w:styleId="1">
     <w:name w:val="Normal"/>
     <w:qFormat/>
-    <w:rsid w:val="00A84538"/>
+    <w:uiPriority w:val="0"/>
     <w:pPr>
       <w:spacing w:after="0" w:line="240" w:lineRule="auto"/>
       <w:jc w:val="both"/>
     </w:pPr>
     <w:rPr>
-      <w:rFonts w:ascii="Times New Roman" w:eastAsia="Times New Roman" w:hAnsi="Times New Roman" w:cs="Times New Roman"/>
+      <w:rFonts w:ascii="Times New Roman" w:hAnsi="Times New Roman" w:eastAsia="Times New Roman" w:cs="Times New Roman"/>
       <w:color w:val="000000"/>
+      <w:kern w:val="2"/>
+      <w:sz w:val="22"/>
+      <w:szCs w:val="24"/>
+      <w:lang w:val="en-US" w:eastAsia="zh-CN" w:bidi="ar-SA"/>
+      <w14:ligatures w14:val="standardContextual"/>
     </w:rPr>
   </w:style>
-  <w:style w:type="paragraph" w:styleId="Heading1">
+  <w:style w:type="paragraph" w:styleId="2">
     <w:name w:val="heading 1"/>
-    <w:next w:val="Normal"/>
-    <w:link w:val="Heading1Char"/>
+    <w:next w:val="1"/>
+    <w:link w:val="9"/>
+    <w:qFormat/>
     <w:uiPriority w:val="9"/>
-    <w:qFormat/>
     <w:pPr>
       <w:keepNext/>
       <w:keepLines/>
       <w:numPr>
-        <w:numId w:val="5"/>
+        <w:ilvl w:val="0"/>
+        <w:numId w:val="1"/>
       </w:numPr>
       <w:spacing w:after="142" w:line="259" w:lineRule="auto"/>
       <w:ind w:left="10" w:right="26" w:hanging="10"/>
       <w:outlineLvl w:val="0"/>
     </w:pPr>
     <w:rPr>
-      <w:rFonts w:ascii="Times New Roman" w:eastAsia="Times New Roman" w:hAnsi="Times New Roman" w:cs="Times New Roman"/>
+      <w:rFonts w:ascii="Times New Roman" w:hAnsi="Times New Roman" w:eastAsia="Times New Roman" w:cs="Times New Roman"/>
       <w:b/>
       <w:color w:val="000000"/>
+      <w:kern w:val="2"/>
       <w:sz w:val="29"/>
+      <w:szCs w:val="24"/>
+      <w:lang w:val="en-US" w:eastAsia="zh-CN" w:bidi="ar-SA"/>
+      <w14:ligatures w14:val="standardContextual"/>
     </w:rPr>
   </w:style>
-  <w:style w:type="paragraph" w:styleId="Heading2">
+  <w:style w:type="paragraph" w:styleId="3">
     <w:name w:val="heading 2"/>
-    <w:next w:val="Normal"/>
-    <w:link w:val="Heading2Char"/>
-    <w:uiPriority w:val="9"/>
+    <w:next w:val="1"/>
+    <w:link w:val="8"/>
     <w:unhideWhenUsed/>
     <w:qFormat/>
+    <w:uiPriority w:val="9"/>
     <w:pPr>
       <w:keepNext/>
       <w:keepLines/>
@@ -4568,25 +4180,28 @@
       <w:outlineLvl w:val="1"/>
     </w:pPr>
     <w:rPr>
-      <w:rFonts w:ascii="Times New Roman" w:eastAsia="Times New Roman" w:hAnsi="Times New Roman" w:cs="Times New Roman"/>
+      <w:rFonts w:ascii="Times New Roman" w:hAnsi="Times New Roman" w:eastAsia="Times New Roman" w:cs="Times New Roman"/>
       <w:b/>
       <w:color w:val="000000"/>
+      <w:kern w:val="2"/>
       <w:sz w:val="24"/>
+      <w:szCs w:val="24"/>
+      <w:lang w:val="en-US" w:eastAsia="zh-CN" w:bidi="ar-SA"/>
+      <w14:ligatures w14:val="standardContextual"/>
     </w:rPr>
   </w:style>
-  <w:style w:type="character" w:default="1" w:styleId="DefaultParagraphFont">
+  <w:style w:type="character" w:default="1" w:styleId="7">
     <w:name w:val="Default Paragraph Font"/>
-    <w:uiPriority w:val="1"/>
     <w:semiHidden/>
     <w:unhideWhenUsed/>
+    <w:uiPriority w:val="1"/>
   </w:style>
-  <w:style w:type="table" w:default="1" w:styleId="TableNormal">
+  <w:style w:type="table" w:default="1" w:styleId="6">
     <w:name w:val="Normal Table"/>
-    <w:uiPriority w:val="99"/>
     <w:semiHidden/>
     <w:unhideWhenUsed/>
+    <w:uiPriority w:val="99"/>
     <w:tblPr>
-      <w:tblInd w:w="0" w:type="dxa"/>
       <w:tblCellMar>
         <w:top w:w="0" w:type="dxa"/>
         <w:left w:w="108" w:type="dxa"/>
@@ -4595,87 +4210,12 @@
       </w:tblCellMar>
     </w:tblPr>
   </w:style>
-  <w:style w:type="numbering" w:default="1" w:styleId="NoList">
-    <w:name w:val="No List"/>
+  <w:style w:type="paragraph" w:styleId="4">
+    <w:name w:val="header"/>
+    <w:basedOn w:val="1"/>
+    <w:link w:val="14"/>
+    <w:unhideWhenUsed/>
     <w:uiPriority w:val="99"/>
-    <w:semiHidden/>
-    <w:unhideWhenUsed/>
-  </w:style>
-  <w:style w:type="character" w:customStyle="1" w:styleId="Heading2Char">
-    <w:name w:val="Heading 2 Char"/>
-    <w:link w:val="Heading2"/>
-    <w:rPr>
-      <w:rFonts w:ascii="Times New Roman" w:eastAsia="Times New Roman" w:hAnsi="Times New Roman" w:cs="Times New Roman"/>
-      <w:b/>
-      <w:color w:val="000000"/>
-      <w:sz w:val="24"/>
-    </w:rPr>
-  </w:style>
-  <w:style w:type="character" w:customStyle="1" w:styleId="Heading1Char">
-    <w:name w:val="Heading 1 Char"/>
-    <w:link w:val="Heading1"/>
-    <w:rPr>
-      <w:rFonts w:ascii="Times New Roman" w:eastAsia="Times New Roman" w:hAnsi="Times New Roman" w:cs="Times New Roman"/>
-      <w:b/>
-      <w:color w:val="000000"/>
-      <w:sz w:val="29"/>
-    </w:rPr>
-  </w:style>
-  <w:style w:type="paragraph" w:customStyle="1" w:styleId="footnotedescription">
-    <w:name w:val="footnote description"/>
-    <w:next w:val="Normal"/>
-    <w:link w:val="footnotedescriptionChar"/>
-    <w:hidden/>
-    <w:pPr>
-      <w:spacing w:after="0" w:line="259" w:lineRule="auto"/>
-      <w:ind w:left="257"/>
-    </w:pPr>
-    <w:rPr>
-      <w:rFonts w:ascii="Times New Roman" w:eastAsia="Times New Roman" w:hAnsi="Times New Roman" w:cs="Times New Roman"/>
-      <w:color w:val="000000"/>
-      <w:sz w:val="18"/>
-    </w:rPr>
-  </w:style>
-  <w:style w:type="character" w:customStyle="1" w:styleId="footnotedescriptionChar">
-    <w:name w:val="footnote description Char"/>
-    <w:link w:val="footnotedescription"/>
-    <w:rPr>
-      <w:rFonts w:ascii="Times New Roman" w:eastAsia="Times New Roman" w:hAnsi="Times New Roman" w:cs="Times New Roman"/>
-      <w:color w:val="000000"/>
-      <w:sz w:val="18"/>
-    </w:rPr>
-  </w:style>
-  <w:style w:type="character" w:customStyle="1" w:styleId="footnotemark">
-    <w:name w:val="footnote mark"/>
-    <w:hidden/>
-    <w:rPr>
-      <w:rFonts w:ascii="Times New Roman" w:eastAsia="Times New Roman" w:hAnsi="Times New Roman" w:cs="Times New Roman"/>
-      <w:color w:val="000000"/>
-      <w:sz w:val="18"/>
-      <w:vertAlign w:val="superscript"/>
-    </w:rPr>
-  </w:style>
-  <w:style w:type="table" w:customStyle="1" w:styleId="TableGrid">
-    <w:name w:val="TableGrid"/>
-    <w:pPr>
-      <w:spacing w:after="0" w:line="240" w:lineRule="auto"/>
-    </w:pPr>
-    <w:tblPr>
-      <w:tblCellMar>
-        <w:top w:w="0" w:type="dxa"/>
-        <w:left w:w="0" w:type="dxa"/>
-        <w:bottom w:w="0" w:type="dxa"/>
-        <w:right w:w="0" w:type="dxa"/>
-      </w:tblCellMar>
-    </w:tblPr>
-  </w:style>
-  <w:style w:type="paragraph" w:styleId="Header">
-    <w:name w:val="header"/>
-    <w:basedOn w:val="Normal"/>
-    <w:link w:val="HeaderChar"/>
-    <w:uiPriority w:val="99"/>
-    <w:unhideWhenUsed/>
-    <w:rsid w:val="00810A2C"/>
     <w:pPr>
       <w:tabs>
         <w:tab w:val="center" w:pos="4153"/>
@@ -4689,41 +4229,120 @@
       <w:szCs w:val="18"/>
     </w:rPr>
   </w:style>
-  <w:style w:type="character" w:customStyle="1" w:styleId="HeaderChar">
+  <w:style w:type="paragraph" w:styleId="5">
+    <w:name w:val="Normal (Web)"/>
+    <w:basedOn w:val="1"/>
+    <w:semiHidden/>
+    <w:unhideWhenUsed/>
+    <w:uiPriority w:val="99"/>
+    <w:rPr>
+      <w:sz w:val="24"/>
+    </w:rPr>
+  </w:style>
+  <w:style w:type="character" w:customStyle="1" w:styleId="8">
+    <w:name w:val="Heading 2 Char"/>
+    <w:link w:val="3"/>
+    <w:uiPriority w:val="0"/>
+    <w:rPr>
+      <w:rFonts w:ascii="Times New Roman" w:hAnsi="Times New Roman" w:eastAsia="Times New Roman" w:cs="Times New Roman"/>
+      <w:b/>
+      <w:color w:val="000000"/>
+      <w:sz w:val="24"/>
+    </w:rPr>
+  </w:style>
+  <w:style w:type="character" w:customStyle="1" w:styleId="9">
+    <w:name w:val="Heading 1 Char"/>
+    <w:link w:val="2"/>
+    <w:uiPriority w:val="0"/>
+    <w:rPr>
+      <w:rFonts w:ascii="Times New Roman" w:hAnsi="Times New Roman" w:eastAsia="Times New Roman" w:cs="Times New Roman"/>
+      <w:b/>
+      <w:color w:val="000000"/>
+      <w:sz w:val="29"/>
+    </w:rPr>
+  </w:style>
+  <w:style w:type="paragraph" w:customStyle="1" w:styleId="10">
+    <w:name w:val="footnote description"/>
+    <w:next w:val="1"/>
+    <w:link w:val="11"/>
+    <w:uiPriority w:val="0"/>
+    <w:pPr>
+      <w:spacing w:after="0" w:line="259" w:lineRule="auto"/>
+      <w:ind w:left="257"/>
+    </w:pPr>
+    <w:rPr>
+      <w:rFonts w:ascii="Times New Roman" w:hAnsi="Times New Roman" w:eastAsia="Times New Roman" w:cs="Times New Roman"/>
+      <w:color w:val="000000"/>
+      <w:kern w:val="2"/>
+      <w:sz w:val="18"/>
+      <w:szCs w:val="24"/>
+      <w:lang w:val="en-US" w:eastAsia="zh-CN" w:bidi="ar-SA"/>
+      <w14:ligatures w14:val="standardContextual"/>
+    </w:rPr>
+  </w:style>
+  <w:style w:type="character" w:customStyle="1" w:styleId="11">
+    <w:name w:val="footnote description Char"/>
+    <w:link w:val="10"/>
+    <w:uiPriority w:val="0"/>
+    <w:rPr>
+      <w:rFonts w:ascii="Times New Roman" w:hAnsi="Times New Roman" w:eastAsia="Times New Roman" w:cs="Times New Roman"/>
+      <w:color w:val="000000"/>
+      <w:sz w:val="18"/>
+    </w:rPr>
+  </w:style>
+  <w:style w:type="character" w:customStyle="1" w:styleId="12">
+    <w:name w:val="footnote mark"/>
+    <w:uiPriority w:val="0"/>
+    <w:rPr>
+      <w:rFonts w:ascii="Times New Roman" w:hAnsi="Times New Roman" w:eastAsia="Times New Roman" w:cs="Times New Roman"/>
+      <w:color w:val="000000"/>
+      <w:sz w:val="18"/>
+      <w:vertAlign w:val="superscript"/>
+    </w:rPr>
+  </w:style>
+  <w:style w:type="table" w:customStyle="1" w:styleId="13">
+    <w:name w:val="TableGrid"/>
+    <w:uiPriority w:val="0"/>
+    <w:pPr>
+      <w:spacing w:after="0" w:line="240" w:lineRule="auto"/>
+    </w:pPr>
+    <w:tblPr>
+      <w:tblCellMar>
+        <w:top w:w="0" w:type="dxa"/>
+        <w:left w:w="0" w:type="dxa"/>
+        <w:bottom w:w="0" w:type="dxa"/>
+        <w:right w:w="0" w:type="dxa"/>
+      </w:tblCellMar>
+    </w:tblPr>
+  </w:style>
+  <w:style w:type="character" w:customStyle="1" w:styleId="14">
     <w:name w:val="Header Char"/>
-    <w:basedOn w:val="DefaultParagraphFont"/>
-    <w:link w:val="Header"/>
+    <w:basedOn w:val="7"/>
+    <w:link w:val="4"/>
     <w:uiPriority w:val="99"/>
-    <w:rsid w:val="00810A2C"/>
     <w:rPr>
-      <w:rFonts w:ascii="Times New Roman" w:eastAsia="Times New Roman" w:hAnsi="Times New Roman" w:cs="Times New Roman"/>
+      <w:rFonts w:ascii="Times New Roman" w:hAnsi="Times New Roman" w:eastAsia="Times New Roman" w:cs="Times New Roman"/>
       <w:color w:val="000000"/>
       <w:sz w:val="18"/>
       <w:szCs w:val="18"/>
     </w:rPr>
   </w:style>
-  <w:style w:type="table" w:styleId="PlainTable3">
+  <w:style w:type="table" w:customStyle="1" w:styleId="15">
     <w:name w:val="Plain Table 3"/>
-    <w:basedOn w:val="TableNormal"/>
+    <w:basedOn w:val="6"/>
     <w:uiPriority w:val="43"/>
-    <w:rsid w:val="00534EDB"/>
     <w:pPr>
       <w:spacing w:after="0" w:line="240" w:lineRule="auto"/>
     </w:pPr>
-    <w:tblPr>
-      <w:tblStyleRowBandSize w:val="1"/>
-      <w:tblStyleColBandSize w:val="1"/>
-    </w:tblPr>
     <w:tblStylePr w:type="firstRow">
       <w:rPr>
         <w:b/>
         <w:bCs/>
         <w:caps/>
       </w:rPr>
-      <w:tblPr/>
       <w:tcPr>
         <w:tcBorders>
-          <w:bottom w:val="single" w:sz="4" w:space="0" w:color="7F7F7F" w:themeColor="text1" w:themeTint="80"/>
+          <w:bottom w:val="single" w:color="7E7E7E" w:themeColor="text1" w:themeTint="80" w:sz="4" w:space="0"/>
         </w:tcBorders>
       </w:tcPr>
     </w:tblStylePr>
@@ -4733,7 +4352,6 @@
         <w:bCs/>
         <w:caps/>
       </w:rPr>
-      <w:tblPr/>
       <w:tcPr>
         <w:tcBorders>
           <w:top w:val="nil"/>
@@ -4746,10 +4364,9 @@
         <w:bCs/>
         <w:caps/>
       </w:rPr>
-      <w:tblPr/>
       <w:tcPr>
         <w:tcBorders>
-          <w:right w:val="single" w:sz="4" w:space="0" w:color="7F7F7F" w:themeColor="text1" w:themeTint="80"/>
+          <w:right w:val="single" w:color="7E7E7E" w:themeColor="text1" w:themeTint="80" w:sz="4" w:space="0"/>
         </w:tcBorders>
       </w:tcPr>
     </w:tblStylePr>
@@ -4759,7 +4376,6 @@
         <w:bCs/>
         <w:caps/>
       </w:rPr>
-      <w:tblPr/>
       <w:tcPr>
         <w:tcBorders>
           <w:left w:val="nil"/>
@@ -4767,19 +4383,16 @@
       </w:tcPr>
     </w:tblStylePr>
     <w:tblStylePr w:type="band1Vert">
-      <w:tblPr/>
       <w:tcPr>
-        <w:shd w:val="clear" w:color="auto" w:fill="F2F2F2" w:themeFill="background1" w:themeFillShade="F2"/>
+        <w:shd w:val="clear" w:color="auto" w:fill="F1F1F1" w:themeFill="background1" w:themeFillShade="F2"/>
       </w:tcPr>
     </w:tblStylePr>
     <w:tblStylePr w:type="band1Horz">
-      <w:tblPr/>
       <w:tcPr>
-        <w:shd w:val="clear" w:color="auto" w:fill="F2F2F2" w:themeFill="background1" w:themeFillShade="F2"/>
+        <w:shd w:val="clear" w:color="auto" w:fill="F1F1F1" w:themeFill="background1" w:themeFillShade="F2"/>
       </w:tcPr>
     </w:tblStylePr>
     <w:tblStylePr w:type="neCell">
-      <w:tblPr/>
       <w:tcPr>
         <w:tcBorders>
           <w:left w:val="nil"/>
@@ -4787,7 +4400,6 @@
       </w:tcPr>
     </w:tblStylePr>
     <w:tblStylePr w:type="nwCell">
-      <w:tblPr/>
       <w:tcPr>
         <w:tcBorders>
           <w:right w:val="nil"/>
@@ -4795,24 +4407,21 @@
       </w:tcPr>
     </w:tblStylePr>
   </w:style>
-  <w:style w:type="table" w:styleId="PlainTable1">
+  <w:style w:type="table" w:customStyle="1" w:styleId="16">
     <w:name w:val="Plain Table 1"/>
-    <w:basedOn w:val="TableNormal"/>
+    <w:basedOn w:val="6"/>
     <w:uiPriority w:val="41"/>
-    <w:rsid w:val="00534EDB"/>
     <w:pPr>
       <w:spacing w:after="0" w:line="240" w:lineRule="auto"/>
     </w:pPr>
     <w:tblPr>
-      <w:tblStyleRowBandSize w:val="1"/>
-      <w:tblStyleColBandSize w:val="1"/>
       <w:tblBorders>
-        <w:top w:val="single" w:sz="4" w:space="0" w:color="BFBFBF" w:themeColor="background1" w:themeShade="BF"/>
-        <w:left w:val="single" w:sz="4" w:space="0" w:color="BFBFBF" w:themeColor="background1" w:themeShade="BF"/>
-        <w:bottom w:val="single" w:sz="4" w:space="0" w:color="BFBFBF" w:themeColor="background1" w:themeShade="BF"/>
-        <w:right w:val="single" w:sz="4" w:space="0" w:color="BFBFBF" w:themeColor="background1" w:themeShade="BF"/>
-        <w:insideH w:val="single" w:sz="4" w:space="0" w:color="BFBFBF" w:themeColor="background1" w:themeShade="BF"/>
-        <w:insideV w:val="single" w:sz="4" w:space="0" w:color="BFBFBF" w:themeColor="background1" w:themeShade="BF"/>
+        <w:top w:val="single" w:color="BEBEBE" w:themeColor="background1" w:themeShade="BF" w:sz="4" w:space="0"/>
+        <w:left w:val="single" w:color="BEBEBE" w:themeColor="background1" w:themeShade="BF" w:sz="4" w:space="0"/>
+        <w:bottom w:val="single" w:color="BEBEBE" w:themeColor="background1" w:themeShade="BF" w:sz="4" w:space="0"/>
+        <w:right w:val="single" w:color="BEBEBE" w:themeColor="background1" w:themeShade="BF" w:sz="4" w:space="0"/>
+        <w:insideH w:val="single" w:color="BEBEBE" w:themeColor="background1" w:themeShade="BF" w:sz="4" w:space="0"/>
+        <w:insideV w:val="single" w:color="BEBEBE" w:themeColor="background1" w:themeShade="BF" w:sz="4" w:space="0"/>
       </w:tblBorders>
     </w:tblPr>
     <w:tblStylePr w:type="firstRow">
@@ -4826,10 +4435,9 @@
         <w:b/>
         <w:bCs/>
       </w:rPr>
-      <w:tblPr/>
       <w:tcPr>
         <w:tcBorders>
-          <w:top w:val="double" w:sz="4" w:space="0" w:color="BFBFBF" w:themeColor="background1" w:themeShade="BF"/>
+          <w:top w:val="double" w:color="BEBEBE" w:themeColor="background1" w:themeShade="BF" w:sz="4" w:space="0"/>
         </w:tcBorders>
       </w:tcPr>
     </w:tblStylePr>
@@ -4846,37 +4454,23 @@
       </w:rPr>
     </w:tblStylePr>
     <w:tblStylePr w:type="band1Vert">
-      <w:tblPr/>
       <w:tcPr>
-        <w:shd w:val="clear" w:color="auto" w:fill="F2F2F2" w:themeFill="background1" w:themeFillShade="F2"/>
+        <w:shd w:val="clear" w:color="auto" w:fill="F1F1F1" w:themeFill="background1" w:themeFillShade="F2"/>
       </w:tcPr>
     </w:tblStylePr>
     <w:tblStylePr w:type="band1Horz">
-      <w:tblPr/>
       <w:tcPr>
-        <w:shd w:val="clear" w:color="auto" w:fill="F2F2F2" w:themeFill="background1" w:themeFillShade="F2"/>
+        <w:shd w:val="clear" w:color="auto" w:fill="F1F1F1" w:themeFill="background1" w:themeFillShade="F2"/>
       </w:tcPr>
     </w:tblStylePr>
   </w:style>
-  <w:style w:type="paragraph" w:styleId="NormalWeb">
-    <w:name w:val="Normal (Web)"/>
-    <w:basedOn w:val="Normal"/>
-    <w:uiPriority w:val="99"/>
-    <w:semiHidden/>
-    <w:unhideWhenUsed/>
-    <w:rsid w:val="00A206F6"/>
-    <w:rPr>
-      <w:sz w:val="24"/>
-    </w:rPr>
-  </w:style>
-  <w:style w:type="paragraph" w:styleId="ListParagraph">
+  <w:style w:type="paragraph" w:styleId="17">
     <w:name w:val="List Paragraph"/>
-    <w:basedOn w:val="Normal"/>
+    <w:basedOn w:val="1"/>
+    <w:qFormat/>
     <w:uiPriority w:val="34"/>
-    <w:qFormat/>
-    <w:rsid w:val="00C85792"/>
     <w:pPr>
-      <w:ind w:firstLineChars="200" w:firstLine="420"/>
+      <w:ind w:firstLine="420" w:firstLineChars="200"/>
     </w:pPr>
   </w:style>
 </w:styles>
@@ -4925,7 +4519,7 @@
     </a:clrScheme>
     <a:fontScheme name="Office">
       <a:majorFont>
-        <a:latin typeface="等线 Light" panose="02110004020202020204"/>
+        <a:latin typeface="等线 Light"/>
         <a:ea typeface=""/>
         <a:cs typeface=""/>
         <a:font script="Jpan" typeface="游ゴシック Light"/>
@@ -4958,26 +4552,9 @@
         <a:font script="Viet" typeface="Times New Roman"/>
         <a:font script="Uigh" typeface="Microsoft Uighur"/>
         <a:font script="Geor" typeface="Sylfaen"/>
-        <a:font script="Armn" typeface="Arial"/>
-        <a:font script="Bugi" typeface="Leelawadee UI"/>
-        <a:font script="Bopo" typeface="Microsoft JhengHei"/>
-        <a:font script="Java" typeface="Javanese Text"/>
-        <a:font script="Lisu" typeface="Segoe UI"/>
-        <a:font script="Mymr" typeface="Myanmar Text"/>
-        <a:font script="Nkoo" typeface="Ebrima"/>
-        <a:font script="Olck" typeface="Nirmala UI"/>
-        <a:font script="Osma" typeface="Ebrima"/>
-        <a:font script="Phag" typeface="Phagspa"/>
-        <a:font script="Syrn" typeface="Estrangelo Edessa"/>
-        <a:font script="Syrj" typeface="Estrangelo Edessa"/>
-        <a:font script="Syre" typeface="Estrangelo Edessa"/>
-        <a:font script="Sora" typeface="Nirmala UI"/>
-        <a:font script="Tale" typeface="Microsoft Tai Le"/>
-        <a:font script="Talu" typeface="Microsoft New Tai Lue"/>
-        <a:font script="Tfng" typeface="Ebrima"/>
       </a:majorFont>
       <a:minorFont>
-        <a:latin typeface="等线" panose="02110004020202020204"/>
+        <a:latin typeface="等线"/>
         <a:ea typeface=""/>
         <a:cs typeface=""/>
         <a:font script="Jpan" typeface="游明朝"/>
@@ -5010,23 +4587,6 @@
         <a:font script="Viet" typeface="Arial"/>
         <a:font script="Uigh" typeface="Microsoft Uighur"/>
         <a:font script="Geor" typeface="Sylfaen"/>
-        <a:font script="Armn" typeface="Arial"/>
-        <a:font script="Bugi" typeface="Leelawadee UI"/>
-        <a:font script="Bopo" typeface="Microsoft JhengHei"/>
-        <a:font script="Java" typeface="Javanese Text"/>
-        <a:font script="Lisu" typeface="Segoe UI"/>
-        <a:font script="Mymr" typeface="Myanmar Text"/>
-        <a:font script="Nkoo" typeface="Ebrima"/>
-        <a:font script="Olck" typeface="Nirmala UI"/>
-        <a:font script="Osma" typeface="Ebrima"/>
-        <a:font script="Phag" typeface="Phagspa"/>
-        <a:font script="Syrn" typeface="Estrangelo Edessa"/>
-        <a:font script="Syrj" typeface="Estrangelo Edessa"/>
-        <a:font script="Syre" typeface="Estrangelo Edessa"/>
-        <a:font script="Sora" typeface="Nirmala UI"/>
-        <a:font script="Tale" typeface="Microsoft Tai Le"/>
-        <a:font script="Talu" typeface="Microsoft New Tai Lue"/>
-        <a:font script="Tfng" typeface="Ebrima"/>
       </a:minorFont>
     </a:fontScheme>
     <a:fmtScheme name="Office">
@@ -5188,12 +4748,6 @@
       </a:style>
     </a:lnDef>
   </a:objectDefaults>
-  <a:extraClrSchemeLst/>
-  <a:extLst>
-    <a:ext uri="{05A4C25C-085E-4340-85A3-A5531E510DB2}">
-      <thm15:themeFamily xmlns:thm15="http://schemas.microsoft.com/office/thememl/2012/main" name="Office Theme" id="{2E142A2C-CD16-42D6-873A-C26D2A0506FA}" vid="{1BDDFF52-6CD6-40A5-AB3C-68EB2F1E4D0A}"/>
-    </a:ext>
-  </a:extLst>
 </a:theme>
 </file>
 
@@ -5203,8 +4757,6 @@
 
 <file path=customXml/itemProps1.xml><?xml version="1.0" encoding="utf-8"?>
 <ds:datastoreItem xmlns:ds="http://schemas.openxmlformats.org/officeDocument/2006/customXml" ds:itemID="{1C692A06-45FD-4426-8A45-E9643B5218E3}">
-  <ds:schemaRefs>
-    <ds:schemaRef ds:uri="http://schemas.openxmlformats.org/officeDocument/2006/bibliography"/>
-  </ds:schemaRefs>
+  <ds:schemaRefs/>
 </ds:datastoreItem>
 </file>
--- a/doc/QBUS6810_assignment_instructions.docx
+++ b/doc/QBUS6810_assignment_instructions.docx
@@ -1,6 +1,6 @@
 
 <file path=word/document.xml><?xml version="1.0" encoding="utf-8"?>
-<w:document xmlns:wpc="http://schemas.microsoft.com/office/word/2010/wordprocessingCanvas" xmlns:cx="http://schemas.microsoft.com/office/drawing/2014/chartex" xmlns:cx1="http://schemas.microsoft.com/office/drawing/2015/9/8/chartex" xmlns:cx2="http://schemas.microsoft.com/office/drawing/2015/10/21/chartex" xmlns:cx3="http://schemas.microsoft.com/office/drawing/2016/5/9/chartex" xmlns:cx4="http://schemas.microsoft.com/office/drawing/2016/5/10/chartex" xmlns:cx5="http://schemas.microsoft.com/office/drawing/2016/5/11/chartex" xmlns:cx6="http://schemas.microsoft.com/office/drawing/2016/5/12/chartex" xmlns:cx7="http://schemas.microsoft.com/office/drawing/2016/5/13/chartex" xmlns:cx8="http://schemas.microsoft.com/office/drawing/2016/5/14/chartex" xmlns:mc="http://schemas.openxmlformats.org/markup-compatibility/2006" xmlns:o="urn:schemas-microsoft-com:office:office" xmlns:r="http://schemas.openxmlformats.org/officeDocument/2006/relationships" xmlns:m="http://schemas.openxmlformats.org/officeDocument/2006/math" xmlns:v="urn:schemas-microsoft-com:vml" xmlns:wp14="http://schemas.microsoft.com/office/word/2010/wordprocessingDrawing" xmlns:wp="http://schemas.openxmlformats.org/drawingml/2006/wordprocessingDrawing" xmlns:w="http://schemas.openxmlformats.org/wordprocessingml/2006/main" xmlns:w14="http://schemas.microsoft.com/office/word/2010/wordml" xmlns:w10="urn:schemas-microsoft-com:office:word" xmlns:w15="http://schemas.microsoft.com/office/word/2012/wordml" xmlns:wpg="http://schemas.microsoft.com/office/word/2010/wordprocessingGroup" xmlns:wpi="http://schemas.microsoft.com/office/word/2010/wordprocessingInk" xmlns:wne="http://schemas.microsoft.com/office/word/2006/wordml" xmlns:wps="http://schemas.microsoft.com/office/word/2010/wordprocessingShape" xmlns:wpsCustomData="http://www.wps.cn/officeDocument/2013/wpsCustomData" mc:Ignorable="w14 w15 wp14">
+<w:document xmlns:wpc="http://schemas.microsoft.com/office/word/2010/wordprocessingCanvas" xmlns:cx="http://schemas.microsoft.com/office/drawing/2014/chartex" xmlns:cx1="http://schemas.microsoft.com/office/drawing/2015/9/8/chartex" xmlns:cx2="http://schemas.microsoft.com/office/drawing/2015/10/21/chartex" xmlns:cx3="http://schemas.microsoft.com/office/drawing/2016/5/9/chartex" xmlns:cx4="http://schemas.microsoft.com/office/drawing/2016/5/10/chartex" xmlns:cx5="http://schemas.microsoft.com/office/drawing/2016/5/11/chartex" xmlns:cx6="http://schemas.microsoft.com/office/drawing/2016/5/12/chartex" xmlns:cx7="http://schemas.microsoft.com/office/drawing/2016/5/13/chartex" xmlns:cx8="http://schemas.microsoft.com/office/drawing/2016/5/14/chartex" xmlns:mc="http://schemas.openxmlformats.org/markup-compatibility/2006" xmlns:aink="http://schemas.microsoft.com/office/drawing/2016/ink" xmlns:am3d="http://schemas.microsoft.com/office/drawing/2017/model3d" xmlns:o="urn:schemas-microsoft-com:office:office" xmlns:oel="http://schemas.microsoft.com/office/2019/extlst" xmlns:r="http://schemas.openxmlformats.org/officeDocument/2006/relationships" xmlns:m="http://schemas.openxmlformats.org/officeDocument/2006/math" xmlns:v="urn:schemas-microsoft-com:vml" xmlns:wp14="http://schemas.microsoft.com/office/word/2010/wordprocessingDrawing" xmlns:wp="http://schemas.openxmlformats.org/drawingml/2006/wordprocessingDrawing" xmlns:w10="urn:schemas-microsoft-com:office:word" xmlns:w="http://schemas.openxmlformats.org/wordprocessingml/2006/main" xmlns:w14="http://schemas.microsoft.com/office/word/2010/wordml" xmlns:w15="http://schemas.microsoft.com/office/word/2012/wordml" xmlns:w16cex="http://schemas.microsoft.com/office/word/2018/wordml/cex" xmlns:w16cid="http://schemas.microsoft.com/office/word/2016/wordml/cid" xmlns:w16="http://schemas.microsoft.com/office/word/2018/wordml" xmlns:w16du="http://schemas.microsoft.com/office/word/2023/wordml/word16du" xmlns:w16sdtdh="http://schemas.microsoft.com/office/word/2020/wordml/sdtdatahash" xmlns:w16sdtfl="http://schemas.microsoft.com/office/word/2024/wordml/sdtformatlock" xmlns:w16se="http://schemas.microsoft.com/office/word/2015/wordml/symex" xmlns:wpg="http://schemas.microsoft.com/office/word/2010/wordprocessingGroup" xmlns:wpi="http://schemas.microsoft.com/office/word/2010/wordprocessingInk" xmlns:wne="http://schemas.microsoft.com/office/word/2006/wordml" xmlns:wps="http://schemas.microsoft.com/office/word/2010/wordprocessingShape" mc:Ignorable="w14 w15 w16se w16cid w16 w16cex w16sdtdh w16sdtfl w16du wp14">
   <w:body>
     <w:p>
       <w:pPr>
@@ -27,7 +27,7 @@
     </w:p>
     <w:p>
       <w:pPr>
-        <w:pStyle w:val="2"/>
+        <w:pStyle w:val="Heading1"/>
         <w:ind w:left="477" w:right="0" w:hanging="484"/>
       </w:pPr>
       <w:r>
@@ -49,13 +49,21 @@
         <w:ind w:left="10"/>
       </w:pPr>
       <w:r>
-        <w:t>Cook County is a county in the US state of Illinois. It includes Chicago and surrounding suburbs. The Assessor’s Office is a local government agency. It uses estimates of what properties would sell for to help assess them for tax purposes. A home does not need to be on the market for the office to assess it.</w:t>
+        <w:t xml:space="preserve">Cook County is a county in the US state of Illinois. It includes Chicago and surrounding suburbs. The Assessor’s Office is a local government agency. It uses estimates of what properties would </w:t>
+      </w:r>
+      <w:proofErr w:type="gramStart"/>
+      <w:r>
+        <w:t>sell for</w:t>
+      </w:r>
+      <w:proofErr w:type="gramEnd"/>
+      <w:r>
+        <w:t xml:space="preserve"> to help assess them for tax purposes. A home does not need to be on the market for the office to assess it.</w:t>
       </w:r>
       <w:r>
         <w:rPr>
           <w:vertAlign w:val="superscript"/>
         </w:rPr>
-        <w:footnoteReference w:id="0"/>
+        <w:footnoteReference w:id="1"/>
       </w:r>
     </w:p>
     <w:p>
@@ -69,7 +77,7 @@
     </w:p>
     <w:p>
       <w:pPr>
-        <w:pStyle w:val="2"/>
+        <w:pStyle w:val="Heading1"/>
         <w:ind w:left="477" w:right="0" w:hanging="484"/>
       </w:pPr>
       <w:r>
@@ -148,7 +156,7 @@
     </w:p>
     <w:p>
       <w:pPr>
-        <w:pStyle w:val="2"/>
+        <w:pStyle w:val="Heading1"/>
         <w:ind w:left="477" w:right="0" w:hanging="484"/>
       </w:pPr>
       <w:r>
@@ -220,7 +228,7 @@
     </w:p>
     <w:p>
       <w:pPr>
-        <w:pStyle w:val="2"/>
+        <w:pStyle w:val="Heading1"/>
         <w:ind w:left="477" w:right="0" w:hanging="484"/>
       </w:pPr>
       <w:r>
@@ -238,7 +246,7 @@
     </w:p>
     <w:p>
       <w:pPr>
-        <w:pStyle w:val="3"/>
+        <w:pStyle w:val="Heading2"/>
         <w:ind w:left="3"/>
       </w:pPr>
       <w:r>
@@ -271,8 +279,9 @@
       </w:pPr>
       <w:r>
         <w:rPr>
-          <w:rFonts w:hint="eastAsia" w:eastAsiaTheme="minorEastAsia"/>
-        </w:rPr>
+          <w:rFonts w:eastAsiaTheme="minorEastAsia" w:hint="eastAsia"/>
+        </w:rPr>
+        <w:lastRenderedPageBreak/>
         <w:t>The Cook County Assessor</w:t>
       </w:r>
       <w:r>
@@ -283,13 +292,41 @@
       </w:r>
       <w:r>
         <w:rPr>
-          <w:rFonts w:hint="eastAsia" w:eastAsiaTheme="minorEastAsia"/>
-        </w:rPr>
-        <w:t xml:space="preserve">s Office must assess a large amount of residential properties in Cook County for property tax purposes. Since many homes do not have recent recorded sale, their market value cannot be observed directly. However, the office still needs to estimate what each property would sell for as of </w:t>
-      </w:r>
-      <w:r>
-        <w:rPr>
-          <w:rFonts w:hint="eastAsia" w:eastAsiaTheme="minorEastAsia"/>
+          <w:rFonts w:eastAsiaTheme="minorEastAsia" w:hint="eastAsia"/>
+        </w:rPr>
+        <w:t xml:space="preserve">s Office must assess a large </w:t>
+      </w:r>
+      <w:proofErr w:type="gramStart"/>
+      <w:r>
+        <w:rPr>
+          <w:rFonts w:eastAsiaTheme="minorEastAsia" w:hint="eastAsia"/>
+        </w:rPr>
+        <w:t>amount</w:t>
+      </w:r>
+      <w:proofErr w:type="gramEnd"/>
+      <w:r>
+        <w:rPr>
+          <w:rFonts w:eastAsiaTheme="minorEastAsia" w:hint="eastAsia"/>
+        </w:rPr>
+        <w:t xml:space="preserve"> of residential properties in Cook County for property tax purposes. Since many homes do not have recent recorded </w:t>
+      </w:r>
+      <w:proofErr w:type="gramStart"/>
+      <w:r>
+        <w:rPr>
+          <w:rFonts w:eastAsiaTheme="minorEastAsia" w:hint="eastAsia"/>
+        </w:rPr>
+        <w:t>sale</w:t>
+      </w:r>
+      <w:proofErr w:type="gramEnd"/>
+      <w:r>
+        <w:rPr>
+          <w:rFonts w:eastAsiaTheme="minorEastAsia" w:hint="eastAsia"/>
+        </w:rPr>
+        <w:t xml:space="preserve">, their market value cannot be observed directly. However, the office still needs to estimate what each property would sell for as of </w:t>
+      </w:r>
+      <w:r>
+        <w:rPr>
+          <w:rFonts w:eastAsiaTheme="minorEastAsia" w:hint="eastAsia"/>
           <w:b/>
           <w:bCs/>
         </w:rPr>
@@ -297,7 +334,7 @@
       </w:r>
       <w:r>
         <w:rPr>
-          <w:rFonts w:hint="eastAsia" w:eastAsiaTheme="minorEastAsia"/>
+          <w:rFonts w:eastAsiaTheme="minorEastAsia" w:hint="eastAsia"/>
         </w:rPr>
         <w:t xml:space="preserve">. </w:t>
       </w:r>
@@ -336,7 +373,7 @@
       </w:r>
       <w:r>
         <w:rPr>
-          <w:rFonts w:hint="eastAsia" w:eastAsiaTheme="minorEastAsia"/>
+          <w:rFonts w:eastAsiaTheme="minorEastAsia" w:hint="eastAsia"/>
         </w:rPr>
         <w:t xml:space="preserve"> </w:t>
       </w:r>
@@ -348,7 +385,7 @@
       </w:r>
       <w:r>
         <w:rPr>
-          <w:rFonts w:hint="eastAsia" w:eastAsiaTheme="minorEastAsia"/>
+          <w:rFonts w:eastAsiaTheme="minorEastAsia" w:hint="eastAsia"/>
         </w:rPr>
         <w:t xml:space="preserve"> </w:t>
       </w:r>
@@ -360,7 +397,7 @@
       </w:r>
       <w:r>
         <w:rPr>
-          <w:rFonts w:hint="eastAsia" w:eastAsiaTheme="minorEastAsia"/>
+          <w:rFonts w:eastAsiaTheme="minorEastAsia" w:hint="eastAsia"/>
         </w:rPr>
         <w:t>.</w:t>
       </w:r>
@@ -386,7 +423,7 @@
       </w:r>
       <w:r>
         <w:rPr>
-          <w:rFonts w:hint="eastAsia" w:eastAsiaTheme="minorEastAsia"/>
+          <w:rFonts w:eastAsiaTheme="minorEastAsia" w:hint="eastAsia"/>
         </w:rPr>
         <w:t xml:space="preserve"> </w:t>
       </w:r>
@@ -398,7 +435,7 @@
       </w:r>
       <w:r>
         <w:rPr>
-          <w:rFonts w:hint="eastAsia" w:eastAsiaTheme="minorEastAsia"/>
+          <w:rFonts w:eastAsiaTheme="minorEastAsia" w:hint="eastAsia"/>
         </w:rPr>
         <w:t xml:space="preserve">, </w:t>
       </w:r>
@@ -410,7 +447,7 @@
       </w:r>
       <w:r>
         <w:rPr>
-          <w:rFonts w:hint="eastAsia" w:eastAsiaTheme="minorEastAsia"/>
+          <w:rFonts w:eastAsiaTheme="minorEastAsia" w:hint="eastAsia"/>
         </w:rPr>
         <w:t xml:space="preserve"> </w:t>
       </w:r>
@@ -422,7 +459,7 @@
       </w:r>
       <w:r>
         <w:rPr>
-          <w:rFonts w:hint="eastAsia" w:eastAsiaTheme="minorEastAsia"/>
+          <w:rFonts w:eastAsiaTheme="minorEastAsia" w:hint="eastAsia"/>
         </w:rPr>
         <w:t xml:space="preserve"> </w:t>
       </w:r>
@@ -434,7 +471,7 @@
       </w:r>
       <w:r>
         <w:rPr>
-          <w:rFonts w:hint="eastAsia" w:eastAsiaTheme="minorEastAsia"/>
+          <w:rFonts w:eastAsiaTheme="minorEastAsia" w:hint="eastAsia"/>
         </w:rPr>
         <w:t xml:space="preserve"> </w:t>
       </w:r>
@@ -446,7 +483,7 @@
       </w:r>
       <w:r>
         <w:rPr>
-          <w:rFonts w:hint="eastAsia" w:eastAsiaTheme="minorEastAsia"/>
+          <w:rFonts w:eastAsiaTheme="minorEastAsia" w:hint="eastAsia"/>
         </w:rPr>
         <w:t xml:space="preserve"> </w:t>
       </w:r>
@@ -459,7 +496,7 @@
     </w:p>
     <w:p>
       <w:pPr>
-        <w:pStyle w:val="3"/>
+        <w:pStyle w:val="Heading2"/>
         <w:ind w:left="3"/>
       </w:pPr>
       <w:r>
@@ -477,7 +514,15 @@
         <w:t xml:space="preserve">2a. </w:t>
       </w:r>
       <w:r>
-        <w:t>What does each row represent? Verify the join, check for duplicate records and repeated sales of the same property, and justify how you handle them.</w:t>
+        <w:t xml:space="preserve">What does each row represent? Verify the </w:t>
+      </w:r>
+      <w:proofErr w:type="gramStart"/>
+      <w:r>
+        <w:t>join</w:t>
+      </w:r>
+      <w:proofErr w:type="gramEnd"/>
+      <w:r>
+        <w:t>, check for duplicate records and repeated sales of the same property, and justify how you handle them.</w:t>
       </w:r>
     </w:p>
     <w:p>
@@ -539,7 +584,7 @@
     </w:p>
     <w:p>
       <w:pPr>
-        <w:pStyle w:val="3"/>
+        <w:pStyle w:val="Heading2"/>
         <w:ind w:left="3"/>
       </w:pPr>
       <w:r>
@@ -615,24 +660,11 @@
     </w:p>
     <w:tbl>
       <w:tblPr>
-        <w:tblStyle w:val="16"/>
+        <w:tblStyle w:val="PlainTable11"/>
         <w:tblW w:w="0" w:type="auto"/>
         <w:jc w:val="center"/>
-        <w:tblBorders>
-          <w:top w:val="single" w:color="BEBEBE" w:themeColor="background1" w:themeShade="BF" w:sz="4" w:space="0"/>
-          <w:left w:val="single" w:color="BEBEBE" w:themeColor="background1" w:themeShade="BF" w:sz="4" w:space="0"/>
-          <w:bottom w:val="single" w:color="BEBEBE" w:themeColor="background1" w:themeShade="BF" w:sz="4" w:space="0"/>
-          <w:right w:val="single" w:color="BEBEBE" w:themeColor="background1" w:themeShade="BF" w:sz="4" w:space="0"/>
-          <w:insideH w:val="single" w:color="BEBEBE" w:themeColor="background1" w:themeShade="BF" w:sz="4" w:space="0"/>
-          <w:insideV w:val="single" w:color="BEBEBE" w:themeColor="background1" w:themeShade="BF" w:sz="4" w:space="0"/>
-        </w:tblBorders>
         <w:tblLayout w:type="fixed"/>
-        <w:tblCellMar>
-          <w:top w:w="0" w:type="dxa"/>
-          <w:left w:w="108" w:type="dxa"/>
-          <w:bottom w:w="0" w:type="dxa"/>
-          <w:right w:w="108" w:type="dxa"/>
-        </w:tblCellMar>
+        <w:tblLook w:val="04A0" w:firstRow="1" w:lastRow="0" w:firstColumn="1" w:lastColumn="0" w:noHBand="0" w:noVBand="1"/>
       </w:tblPr>
       <w:tblGrid>
         <w:gridCol w:w="1555"/>
@@ -642,51 +674,14 @@
         <w:gridCol w:w="1559"/>
       </w:tblGrid>
       <w:tr>
-        <w:tblPrEx>
-          <w:tblBorders>
-            <w:top w:val="single" w:color="BEBEBE" w:themeColor="background1" w:themeShade="BF" w:sz="4" w:space="0"/>
-            <w:left w:val="single" w:color="BEBEBE" w:themeColor="background1" w:themeShade="BF" w:sz="4" w:space="0"/>
-            <w:bottom w:val="single" w:color="BEBEBE" w:themeColor="background1" w:themeShade="BF" w:sz="4" w:space="0"/>
-            <w:right w:val="single" w:color="BEBEBE" w:themeColor="background1" w:themeShade="BF" w:sz="4" w:space="0"/>
-            <w:insideH w:val="single" w:color="BEBEBE" w:themeColor="background1" w:themeShade="BF" w:sz="4" w:space="0"/>
-            <w:insideV w:val="single" w:color="BEBEBE" w:themeColor="background1" w:themeShade="BF" w:sz="4" w:space="0"/>
-          </w:tblBorders>
-          <w:tblCellMar>
-            <w:top w:w="0" w:type="dxa"/>
-            <w:left w:w="108" w:type="dxa"/>
-            <w:bottom w:w="0" w:type="dxa"/>
-            <w:right w:w="108" w:type="dxa"/>
-          </w:tblCellMar>
-        </w:tblPrEx>
         <w:trPr>
+          <w:cnfStyle w:val="100000000000" w:firstRow="1" w:lastRow="0" w:firstColumn="0" w:lastColumn="0" w:oddVBand="0" w:evenVBand="0" w:oddHBand="0" w:evenHBand="0" w:firstRowFirstColumn="0" w:firstRowLastColumn="0" w:lastRowFirstColumn="0" w:lastRowLastColumn="0"/>
           <w:jc w:val="center"/>
         </w:trPr>
         <w:tc>
           <w:tcPr>
+            <w:cnfStyle w:val="001000000000" w:firstRow="0" w:lastRow="0" w:firstColumn="1" w:lastColumn="0" w:oddVBand="0" w:evenVBand="0" w:oddHBand="0" w:evenHBand="0" w:firstRowFirstColumn="0" w:firstRowLastColumn="0" w:lastRowFirstColumn="0" w:lastRowLastColumn="0"/>
             <w:tcW w:w="1555" w:type="dxa"/>
-          </w:tcPr>
-          <w:p>
-            <w:pPr>
-              <w:ind w:left="10"/>
-              <w:rPr>
-                <w:rFonts w:eastAsiaTheme="minorEastAsia"/>
-                <w:b/>
-                <w:bCs/>
-              </w:rPr>
-            </w:pPr>
-            <w:r>
-              <w:rPr>
-                <w:rFonts w:eastAsiaTheme="minorEastAsia"/>
-                <w:b/>
-                <w:bCs/>
-              </w:rPr>
-              <w:t>Baseline</w:t>
-            </w:r>
-          </w:p>
-        </w:tc>
-        <w:tc>
-          <w:tcPr>
-            <w:tcW w:w="2551" w:type="dxa"/>
           </w:tcPr>
           <w:p>
             <w:pPr>
@@ -700,24 +695,39 @@
             <w:r>
               <w:rPr>
                 <w:rFonts w:eastAsiaTheme="minorEastAsia"/>
-                <w:b/>
-                <w:bCs/>
+              </w:rPr>
+              <w:t>Baseline</w:t>
+            </w:r>
+          </w:p>
+        </w:tc>
+        <w:tc>
+          <w:tcPr>
+            <w:tcW w:w="2551" w:type="dxa"/>
+          </w:tcPr>
+          <w:p>
+            <w:pPr>
+              <w:ind w:left="10"/>
+              <w:cnfStyle w:val="100000000000" w:firstRow="1" w:lastRow="0" w:firstColumn="0" w:lastColumn="0" w:oddVBand="0" w:evenVBand="0" w:oddHBand="0" w:evenHBand="0" w:firstRowFirstColumn="0" w:firstRowLastColumn="0" w:lastRowFirstColumn="0" w:lastRowLastColumn="0"/>
+              <w:rPr>
+                <w:rFonts w:eastAsiaTheme="minorEastAsia"/>
+              </w:rPr>
+            </w:pPr>
+            <w:proofErr w:type="gramStart"/>
+            <w:r>
+              <w:rPr>
+                <w:rFonts w:eastAsiaTheme="minorEastAsia"/>
               </w:rPr>
               <w:t>M</w:t>
             </w:r>
             <w:r>
               <w:rPr>
-                <w:rFonts w:hint="eastAsia" w:eastAsiaTheme="minorEastAsia"/>
-                <w:b/>
-                <w:bCs/>
+                <w:rFonts w:eastAsiaTheme="minorEastAsia" w:hint="eastAsia"/>
               </w:rPr>
               <w:t>S</w:t>
             </w:r>
             <w:r>
               <w:rPr>
                 <w:rFonts w:eastAsiaTheme="minorEastAsia"/>
-                <w:b/>
-                <w:bCs/>
               </w:rPr>
               <w:t>E</w:t>
             </w:r>
@@ -726,16 +736,25 @@
                 <w:b w:val="0"/>
                 <w:bCs w:val="0"/>
               </w:rPr>
-              <w:t>($)</w:t>
+              <w:t>(</w:t>
+            </w:r>
+            <w:proofErr w:type="gramEnd"/>
+            <w:r>
+              <w:rPr>
+                <w:b w:val="0"/>
+                <w:bCs w:val="0"/>
+              </w:rPr>
+              <w:t>$)</w:t>
             </w:r>
           </w:p>
           <w:p>
             <w:pPr>
               <w:ind w:left="10"/>
+              <w:cnfStyle w:val="100000000000" w:firstRow="1" w:lastRow="0" w:firstColumn="0" w:lastColumn="0" w:oddVBand="0" w:evenVBand="0" w:oddHBand="0" w:evenHBand="0" w:firstRowFirstColumn="0" w:firstRowLastColumn="0" w:lastRowFirstColumn="0" w:lastRowLastColumn="0"/>
               <w:rPr>
                 <w:rFonts w:eastAsiaTheme="minorEastAsia"/>
-                <w:b/>
-                <w:bCs/>
+                <w:b w:val="0"/>
+                <w:bCs w:val="0"/>
               </w:rPr>
             </w:pPr>
           </w:p>
@@ -748,25 +767,21 @@
             <w:pPr>
               <w:spacing w:after="160" w:line="278" w:lineRule="auto"/>
               <w:jc w:val="left"/>
+              <w:cnfStyle w:val="100000000000" w:firstRow="1" w:lastRow="0" w:firstColumn="0" w:lastColumn="0" w:oddVBand="0" w:evenVBand="0" w:oddHBand="0" w:evenHBand="0" w:firstRowFirstColumn="0" w:firstRowLastColumn="0" w:lastRowFirstColumn="0" w:lastRowLastColumn="0"/>
               <w:rPr>
                 <w:rFonts w:eastAsiaTheme="minorEastAsia"/>
-                <w:b w:val="0"/>
-                <w:bCs w:val="0"/>
               </w:rPr>
             </w:pPr>
+            <w:proofErr w:type="gramStart"/>
             <w:r>
               <w:rPr>
-                <w:rFonts w:hint="eastAsia" w:eastAsiaTheme="minorEastAsia"/>
-                <w:b/>
-                <w:bCs/>
+                <w:rFonts w:eastAsiaTheme="minorEastAsia" w:hint="eastAsia"/>
               </w:rPr>
               <w:t>MA</w:t>
             </w:r>
             <w:r>
               <w:rPr>
                 <w:rFonts w:eastAsiaTheme="minorEastAsia"/>
-                <w:b/>
-                <w:bCs/>
               </w:rPr>
               <w:t>E</w:t>
             </w:r>
@@ -775,7 +790,15 @@
                 <w:b w:val="0"/>
                 <w:bCs w:val="0"/>
               </w:rPr>
-              <w:t>($)</w:t>
+              <w:t>(</w:t>
+            </w:r>
+            <w:proofErr w:type="gramEnd"/>
+            <w:r>
+              <w:rPr>
+                <w:b w:val="0"/>
+                <w:bCs w:val="0"/>
+              </w:rPr>
+              <w:t>$)</w:t>
             </w:r>
           </w:p>
         </w:tc>
@@ -786,18 +809,15 @@
           <w:p>
             <w:pPr>
               <w:jc w:val="left"/>
+              <w:cnfStyle w:val="100000000000" w:firstRow="1" w:lastRow="0" w:firstColumn="0" w:lastColumn="0" w:oddVBand="0" w:evenVBand="0" w:oddHBand="0" w:evenHBand="0" w:firstRowFirstColumn="0" w:firstRowLastColumn="0" w:lastRowFirstColumn="0" w:lastRowLastColumn="0"/>
               <w:rPr>
                 <w:rFonts w:eastAsiaTheme="minorEastAsia"/>
-                <w:b/>
-                <w:bCs/>
+                <w:b w:val="0"/>
+                <w:bCs w:val="0"/>
                 <w:color w:val="auto"/>
               </w:rPr>
             </w:pPr>
             <w:r>
-              <w:rPr>
-                <w:b/>
-                <w:bCs/>
-              </w:rPr>
               <w:t>R²</w:t>
             </w:r>
           </w:p>
@@ -809,16 +829,15 @@
           <w:p>
             <w:pPr>
               <w:jc w:val="left"/>
+              <w:cnfStyle w:val="100000000000" w:firstRow="1" w:lastRow="0" w:firstColumn="0" w:lastColumn="0" w:oddVBand="0" w:evenVBand="0" w:oddHBand="0" w:evenHBand="0" w:firstRowFirstColumn="0" w:firstRowLastColumn="0" w:lastRowFirstColumn="0" w:lastRowLastColumn="0"/>
               <w:rPr>
-                <w:b/>
-                <w:bCs/>
+                <w:b w:val="0"/>
+                <w:bCs w:val="0"/>
               </w:rPr>
             </w:pPr>
             <w:r>
               <w:rPr>
-                <w:rFonts w:hint="eastAsia" w:asciiTheme="minorEastAsia" w:hAnsiTheme="minorEastAsia" w:eastAsiaTheme="minorEastAsia"/>
-                <w:b/>
-                <w:bCs/>
+                <w:rFonts w:asciiTheme="minorEastAsia" w:eastAsiaTheme="minorEastAsia" w:hAnsiTheme="minorEastAsia" w:hint="eastAsia"/>
               </w:rPr>
               <w:t>WAE</w:t>
             </w:r>
@@ -826,44 +845,27 @@
         </w:tc>
       </w:tr>
       <w:tr>
-        <w:tblPrEx>
-          <w:tblBorders>
-            <w:top w:val="single" w:color="BEBEBE" w:themeColor="background1" w:themeShade="BF" w:sz="4" w:space="0"/>
-            <w:left w:val="single" w:color="BEBEBE" w:themeColor="background1" w:themeShade="BF" w:sz="4" w:space="0"/>
-            <w:bottom w:val="single" w:color="BEBEBE" w:themeColor="background1" w:themeShade="BF" w:sz="4" w:space="0"/>
-            <w:right w:val="single" w:color="BEBEBE" w:themeColor="background1" w:themeShade="BF" w:sz="4" w:space="0"/>
-            <w:insideH w:val="single" w:color="BEBEBE" w:themeColor="background1" w:themeShade="BF" w:sz="4" w:space="0"/>
-            <w:insideV w:val="single" w:color="BEBEBE" w:themeColor="background1" w:themeShade="BF" w:sz="4" w:space="0"/>
-          </w:tblBorders>
-          <w:tblCellMar>
-            <w:top w:w="0" w:type="dxa"/>
-            <w:left w:w="108" w:type="dxa"/>
-            <w:bottom w:w="0" w:type="dxa"/>
-            <w:right w:w="108" w:type="dxa"/>
-          </w:tblCellMar>
-        </w:tblPrEx>
         <w:trPr>
           <w:jc w:val="center"/>
         </w:trPr>
         <w:tc>
           <w:tcPr>
+            <w:cnfStyle w:val="001000000000" w:firstRow="0" w:lastRow="0" w:firstColumn="1" w:lastColumn="0" w:oddVBand="0" w:evenVBand="0" w:oddHBand="0" w:evenHBand="0" w:firstRowFirstColumn="0" w:firstRowLastColumn="0" w:lastRowFirstColumn="0" w:lastRowLastColumn="0"/>
             <w:tcW w:w="1555" w:type="dxa"/>
-            <w:shd w:val="clear" w:color="auto" w:fill="F1F1F1" w:themeFill="background1" w:themeFillShade="F2"/>
+            <w:shd w:val="clear" w:color="auto" w:fill="F2F2F2" w:themeFill="background1" w:themeFillShade="F2"/>
           </w:tcPr>
           <w:p>
             <w:pPr>
               <w:ind w:left="10"/>
               <w:rPr>
                 <w:rFonts w:eastAsiaTheme="minorEastAsia"/>
-                <w:b/>
-                <w:bCs/>
+                <w:b w:val="0"/>
+                <w:bCs w:val="0"/>
               </w:rPr>
             </w:pPr>
             <w:r>
               <w:rPr>
                 <w:rFonts w:eastAsiaTheme="minorEastAsia"/>
-                <w:b/>
-                <w:bCs/>
               </w:rPr>
               <w:t>Global Mean</w:t>
             </w:r>
@@ -872,10 +874,11 @@
         <w:tc>
           <w:tcPr>
             <w:tcW w:w="2551" w:type="dxa"/>
-            <w:shd w:val="clear" w:color="auto" w:fill="F1F1F1" w:themeFill="background1" w:themeFillShade="F2"/>
+            <w:shd w:val="clear" w:color="auto" w:fill="F2F2F2" w:themeFill="background1" w:themeFillShade="F2"/>
           </w:tcPr>
           <w:p>
             <w:pPr>
+              <w:cnfStyle w:val="000000000000" w:firstRow="0" w:lastRow="0" w:firstColumn="0" w:lastColumn="0" w:oddVBand="0" w:evenVBand="0" w:oddHBand="0" w:evenHBand="0" w:firstRowFirstColumn="0" w:firstRowLastColumn="0" w:lastRowFirstColumn="0" w:lastRowLastColumn="0"/>
               <w:rPr>
                 <w:rFonts w:eastAsiaTheme="minorEastAsia"/>
                 <w:color w:val="auto"/>
@@ -889,10 +892,11 @@
         <w:tc>
           <w:tcPr>
             <w:tcW w:w="1564" w:type="dxa"/>
-            <w:shd w:val="clear" w:color="auto" w:fill="F1F1F1" w:themeFill="background1" w:themeFillShade="F2"/>
+            <w:shd w:val="clear" w:color="auto" w:fill="F2F2F2" w:themeFill="background1" w:themeFillShade="F2"/>
           </w:tcPr>
           <w:p>
             <w:pPr>
+              <w:cnfStyle w:val="000000000000" w:firstRow="0" w:lastRow="0" w:firstColumn="0" w:lastColumn="0" w:oddVBand="0" w:evenVBand="0" w:oddHBand="0" w:evenHBand="0" w:firstRowFirstColumn="0" w:firstRowLastColumn="0" w:lastRowFirstColumn="0" w:lastRowLastColumn="0"/>
               <w:rPr>
                 <w:rFonts w:eastAsiaTheme="minorEastAsia"/>
                 <w:color w:val="auto"/>
@@ -906,10 +910,11 @@
         <w:tc>
           <w:tcPr>
             <w:tcW w:w="1559" w:type="dxa"/>
-            <w:shd w:val="clear" w:color="auto" w:fill="F1F1F1" w:themeFill="background1" w:themeFillShade="F2"/>
+            <w:shd w:val="clear" w:color="auto" w:fill="F2F2F2" w:themeFill="background1" w:themeFillShade="F2"/>
           </w:tcPr>
           <w:p>
             <w:pPr>
+              <w:cnfStyle w:val="000000000000" w:firstRow="0" w:lastRow="0" w:firstColumn="0" w:lastColumn="0" w:oddVBand="0" w:evenVBand="0" w:oddHBand="0" w:evenHBand="0" w:firstRowFirstColumn="0" w:firstRowLastColumn="0" w:lastRowFirstColumn="0" w:lastRowLastColumn="0"/>
               <w:rPr>
                 <w:rFonts w:eastAsiaTheme="minorEastAsia"/>
                 <w:color w:val="auto"/>
@@ -923,9 +928,13 @@
         <w:tc>
           <w:tcPr>
             <w:tcW w:w="1559" w:type="dxa"/>
-            <w:shd w:val="clear" w:color="auto" w:fill="F1F1F1" w:themeFill="background1" w:themeFillShade="F2"/>
+            <w:shd w:val="clear" w:color="auto" w:fill="F2F2F2" w:themeFill="background1" w:themeFillShade="F2"/>
           </w:tcPr>
-          <w:p/>
+          <w:p>
+            <w:pPr>
+              <w:cnfStyle w:val="000000000000" w:firstRow="0" w:lastRow="0" w:firstColumn="0" w:lastColumn="0" w:oddVBand="0" w:evenVBand="0" w:oddHBand="0" w:evenHBand="0" w:firstRowFirstColumn="0" w:firstRowLastColumn="0" w:lastRowFirstColumn="0" w:lastRowLastColumn="0"/>
+            </w:pPr>
+          </w:p>
         </w:tc>
       </w:tr>
     </w:tbl>
@@ -1022,7 +1031,21 @@
         <w:rPr>
           <w:rFonts w:eastAsiaTheme="minorEastAsia"/>
         </w:rPr>
-        <w:t>Repeated sales are retained rather than enforcing a property-disjoint split, as properties may require valuation in different periods. Of the 18,132 validation transactions, 1,677 (9.25%) involve properties also observed in training. This overlap does not itself indicate data leakage but may limit representativeness for homes without recent sales. Property and transaction IDs are excluded from predictors, while sale_price remains the target.</w:t>
+        <w:t xml:space="preserve">Repeated sales are retained rather than enforcing a property-disjoint split, as properties may require valuation in different periods. Of the 18,132 validation transactions, 1,677 (9.25%) involve properties also observed in training. This overlap does </w:t>
+      </w:r>
+      <w:proofErr w:type="gramStart"/>
+      <w:r>
+        <w:rPr>
+          <w:rFonts w:eastAsiaTheme="minorEastAsia"/>
+        </w:rPr>
+        <w:t>not itself</w:t>
+      </w:r>
+      <w:proofErr w:type="gramEnd"/>
+      <w:r>
+        <w:rPr>
+          <w:rFonts w:eastAsiaTheme="minorEastAsia"/>
+        </w:rPr>
+        <w:t xml:space="preserve"> indicate data leakage but may limit representativeness for homes without recent sales. Property and transaction IDs are excluded from predictors, while sale_price remains the target.</w:t>
       </w:r>
     </w:p>
     <w:p>
@@ -1061,7 +1084,15 @@
         <w:t xml:space="preserve">3d. </w:t>
       </w:r>
       <w:r>
-        <w:t>Show how experiments informed your decisions. Include a comparison of feature sets.</w:t>
+        <w:t xml:space="preserve">Show how experiments </w:t>
+      </w:r>
+      <w:proofErr w:type="gramStart"/>
+      <w:r>
+        <w:t>informed</w:t>
+      </w:r>
+      <w:proofErr w:type="gramEnd"/>
+      <w:r>
+        <w:t xml:space="preserve"> your decisions. Include a comparison of feature sets.</w:t>
       </w:r>
     </w:p>
     <w:p>
@@ -1093,6 +1124,7 @@
           <w:rFonts w:eastAsiaTheme="minorEastAsia"/>
           <w:color w:val="EE0000"/>
         </w:rPr>
+        <w:lastRenderedPageBreak/>
         <w:t>Linear Regression is used as the common model across these feature sets, with the same chronological training and validation periods, preprocessing rules and evaluation metrics (MSE, R² and MAE). This isolates changes in feature information from changes in model choice.</w:t>
       </w:r>
     </w:p>
@@ -1109,7 +1141,23 @@
           <w:rFonts w:eastAsiaTheme="minorEastAsia"/>
           <w:color w:val="EE0000"/>
         </w:rPr>
-        <w:t>As an extension, Set D adds a small number of business-motivated interaction terms to Set C. Comparing Sets C and D will assess whether allowing selected feature effects to vary across property characteristics or locations improves validation performance. Final feature inclusion and model decisions will be based on the experimental evidence.</w:t>
+        <w:t xml:space="preserve">As an extension, Set D adds a small number of business-motivated interaction terms to Set C. Comparing Sets C and D will assess whether allowing selected feature effects to vary across property characteristics or locations improves validation performance. Final feature inclusion and model decisions will be based on </w:t>
+      </w:r>
+      <w:proofErr w:type="gramStart"/>
+      <w:r>
+        <w:rPr>
+          <w:rFonts w:eastAsiaTheme="minorEastAsia"/>
+          <w:color w:val="EE0000"/>
+        </w:rPr>
+        <w:t>the experimental</w:t>
+      </w:r>
+      <w:proofErr w:type="gramEnd"/>
+      <w:r>
+        <w:rPr>
+          <w:rFonts w:eastAsiaTheme="minorEastAsia"/>
+          <w:color w:val="EE0000"/>
+        </w:rPr>
+        <w:t xml:space="preserve"> evidence.</w:t>
       </w:r>
     </w:p>
     <w:p>
@@ -1149,7 +1197,7 @@
     </w:p>
     <w:p>
       <w:pPr>
-        <w:pStyle w:val="3"/>
+        <w:pStyle w:val="Heading2"/>
         <w:ind w:left="3"/>
       </w:pPr>
       <w:r>
@@ -1202,29 +1250,43 @@
       <w:pPr>
         <w:ind w:left="10"/>
         <w:rPr>
-          <w:rFonts w:hint="eastAsia" w:eastAsiaTheme="minorEastAsia"/>
+          <w:rFonts w:eastAsiaTheme="minorEastAsia"/>
           <w:color w:val="EE0000"/>
         </w:rPr>
       </w:pPr>
       <w:r>
         <w:rPr>
-          <w:rFonts w:hint="eastAsia" w:eastAsiaTheme="minorEastAsia"/>
+          <w:rFonts w:eastAsiaTheme="minorEastAsia" w:hint="eastAsia"/>
           <w:color w:val="EE0000"/>
         </w:rPr>
-        <w:t>We prioritised avoiding overvaluation because the model is intended to support residential assessments. If an inflated estimate passes through review, it could disadvantage the homeowner and lead to an assessment challenge. We therefore adopted a 2:1 weighting before model selection, placing greater emphasis on this risk while still penalising undervaluation. The ratio reflects our judgement about the intended use, rather than an empirically estimated difference in the costs of the two errors.</w:t>
+        <w:t xml:space="preserve">We prioritised avoiding overvaluation because the model is intended to support residential assessments. If an inflated estimate passes through review, it could disadvantage the homeowner and lead to an assessment challenge. </w:t>
+      </w:r>
+      <w:r>
+        <w:rPr>
+          <w:rFonts w:eastAsiaTheme="minorEastAsia"/>
+          <w:color w:val="EE0000"/>
+        </w:rPr>
+        <w:t>We therefore pre-specified WAE with a 2:1 overvaluation-to-undervaluation weighting as the primary validation metric for model selection</w:t>
+      </w:r>
+      <w:r>
+        <w:rPr>
+          <w:rFonts w:eastAsiaTheme="minorEastAsia" w:hint="eastAsia"/>
+          <w:color w:val="EE0000"/>
+        </w:rPr>
+        <w:t>, placing greater emphasis on this risk while still penalising undervaluation. The ratio reflects our judgement about the intended use, rather than an empirically estimated difference in the costs of the two errors.</w:t>
       </w:r>
     </w:p>
     <w:p>
       <w:pPr>
         <w:ind w:left="10"/>
         <w:rPr>
-          <w:rFonts w:hint="eastAsia" w:eastAsiaTheme="minorEastAsia"/>
+          <w:rFonts w:eastAsiaTheme="minorEastAsia"/>
           <w:color w:val="EE0000"/>
         </w:rPr>
       </w:pPr>
       <w:r>
         <w:rPr>
-          <w:rFonts w:hint="eastAsia" w:eastAsiaTheme="minorEastAsia"/>
+          <w:rFonts w:eastAsiaTheme="minorEastAsia" w:hint="eastAsia"/>
           <w:color w:val="EE0000"/>
         </w:rPr>
         <w:t>The baseline assigned every test property the mean sale price from the development data, calculated without using test prices. Under the main 2:1 scenario, the selected model achieved a WAE of $A, compared with $B for the baseline, an improvement of [C]%. Under equal weights (1:1), the corresponding values were $D and $E. Under greater concern about undervaluation (1:2), they were $F and $G.</w:t>
@@ -1234,44 +1296,72 @@
       <w:pPr>
         <w:ind w:left="10"/>
         <w:rPr>
-          <w:rFonts w:hint="eastAsia" w:eastAsiaTheme="minorEastAsia"/>
+          <w:rFonts w:eastAsiaTheme="minorEastAsia"/>
           <w:color w:val="EE0000"/>
         </w:rPr>
       </w:pPr>
       <w:r>
         <w:rPr>
-          <w:rFonts w:hint="eastAsia" w:eastAsiaTheme="minorEastAsia"/>
+          <w:rFonts w:eastAsiaTheme="minorEastAsia" w:hint="eastAsia"/>
           <w:color w:val="EE0000"/>
         </w:rPr>
-        <w:t>Predictions from both the model and the baseline were held fixed across all scenarios; only the error weights changed. [The model outperformed the baseline in all three scenarios, indicating that its advantage persisted under the priorities examined / Its advantage reversed under the … scenario, showing that the conclusion depends on the relative importance assigned to each error direction.]</w:t>
+        <w:t xml:space="preserve">Predictions from both the model and the baseline were held fixed across all scenarios; only the error weights changed. [The model outperformed the baseline in all three scenarios, indicating that its advantage persisted under the priorities examined / Its advantage reversed under the </w:t>
+      </w:r>
+      <w:r>
+        <w:rPr>
+          <w:rFonts w:eastAsiaTheme="minorEastAsia" w:hint="eastAsia"/>
+          <w:color w:val="EE0000"/>
+        </w:rPr>
+        <w:t>…</w:t>
+      </w:r>
+      <w:r>
+        <w:rPr>
+          <w:rFonts w:eastAsiaTheme="minorEastAsia" w:hint="eastAsia"/>
+          <w:color w:val="EE0000"/>
+        </w:rPr>
+        <w:t xml:space="preserve"> scenario, showing that the conclusion depends on the relative importance assigned to each error direction.]</w:t>
       </w:r>
     </w:p>
     <w:p>
       <w:pPr>
         <w:ind w:left="10"/>
         <w:rPr>
-          <w:rFonts w:hint="eastAsia" w:eastAsiaTheme="minorEastAsia"/>
+          <w:rFonts w:eastAsiaTheme="minorEastAsia"/>
           <w:color w:val="EE0000"/>
         </w:rPr>
       </w:pPr>
       <w:r>
         <w:rPr>
-          <w:rFonts w:hint="eastAsia" w:eastAsiaTheme="minorEastAsia"/>
+          <w:rFonts w:eastAsiaTheme="minorEastAsia" w:hint="eastAsia"/>
           <w:color w:val="EE0000"/>
         </w:rPr>
-        <w:t>These findings establish performance relative to the specified mean-price baseline, not superiority over every possible baseline or professional valuation. They also do not demonstrate that the selected model is optimal under each alternative weighting scheme, or that performance will transfer unchanged to homes without recent sales.</w:t>
+        <w:t xml:space="preserve">These findings establish performance relative to the specified mean-price baseline, not superiority over every possible baseline or professional valuation. They also do not demonstrate that the selected model is optimal under </w:t>
+      </w:r>
+      <w:proofErr w:type="gramStart"/>
+      <w:r>
+        <w:rPr>
+          <w:rFonts w:eastAsiaTheme="minorEastAsia" w:hint="eastAsia"/>
+          <w:color w:val="EE0000"/>
+        </w:rPr>
+        <w:t>each</w:t>
+      </w:r>
+      <w:proofErr w:type="gramEnd"/>
+      <w:r>
+        <w:rPr>
+          <w:rFonts w:eastAsiaTheme="minorEastAsia" w:hint="eastAsia"/>
+          <w:color w:val="EE0000"/>
+        </w:rPr>
+        <w:t xml:space="preserve"> alternative weighting scheme, or that performance will transfer unchanged to homes without recent sales.</w:t>
       </w:r>
     </w:p>
     <w:p>
       <w:pPr>
         <w:ind w:left="10"/>
         <w:rPr>
-          <w:rFonts w:hint="eastAsia" w:eastAsiaTheme="minorEastAsia"/>
+          <w:rFonts w:eastAsiaTheme="minorEastAsia"/>
           <w:color w:val="EE0000"/>
         </w:rPr>
       </w:pPr>
-      <w:bookmarkStart w:id="0" w:name="_GoBack"/>
-      <w:bookmarkEnd w:id="0"/>
     </w:p>
     <w:p>
       <w:pPr>
@@ -1293,21 +1383,26 @@
         <w:ind w:left="10"/>
       </w:pPr>
       <w:r>
-        <w:t>For Question 4c, the following error weights are options. You may instead propose weights supported by relevant research. These weights express priorities, not actual financial costs.</w:t>
+        <w:t xml:space="preserve">For Question 4c, the following </w:t>
+      </w:r>
+      <w:proofErr w:type="gramStart"/>
+      <w:r>
+        <w:t>error weights</w:t>
+      </w:r>
+      <w:proofErr w:type="gramEnd"/>
+      <w:r>
+        <w:t xml:space="preserve"> are options. You may instead propose weights supported by relevant research. These weights express priorities, not actual financial costs.</w:t>
       </w:r>
     </w:p>
     <w:tbl>
       <w:tblPr>
-        <w:tblStyle w:val="13"/>
+        <w:tblStyle w:val="TableGrid"/>
         <w:tblW w:w="6377" w:type="dxa"/>
         <w:tblInd w:w="1355" w:type="dxa"/>
-        <w:tblLayout w:type="autofit"/>
         <w:tblCellMar>
           <w:top w:w="55" w:type="dxa"/>
-          <w:left w:w="0" w:type="dxa"/>
-          <w:bottom w:w="0" w:type="dxa"/>
-          <w:right w:w="0" w:type="dxa"/>
         </w:tblCellMar>
+        <w:tblLook w:val="04A0" w:firstRow="1" w:lastRow="0" w:firstColumn="1" w:lastColumn="0" w:noHBand="0" w:noVBand="1"/>
       </w:tblPr>
       <w:tblGrid>
         <w:gridCol w:w="3574"/>
@@ -1315,24 +1410,16 @@
         <w:gridCol w:w="1340"/>
       </w:tblGrid>
       <w:tr>
-        <w:tblPrEx>
-          <w:tblCellMar>
-            <w:top w:w="55" w:type="dxa"/>
-            <w:left w:w="0" w:type="dxa"/>
-            <w:bottom w:w="0" w:type="dxa"/>
-            <w:right w:w="0" w:type="dxa"/>
-          </w:tblCellMar>
-        </w:tblPrEx>
         <w:trPr>
-          <w:trHeight w:val="400" w:hRule="atLeast"/>
+          <w:trHeight w:val="400"/>
         </w:trPr>
         <w:tc>
           <w:tcPr>
             <w:tcW w:w="3575" w:type="dxa"/>
             <w:tcBorders>
-              <w:top w:val="single" w:color="000000" w:sz="6" w:space="0"/>
+              <w:top w:val="single" w:sz="6" w:space="0" w:color="000000"/>
               <w:left w:val="nil"/>
-              <w:bottom w:val="single" w:color="000000" w:sz="4" w:space="0"/>
+              <w:bottom w:val="single" w:sz="4" w:space="0" w:color="000000"/>
               <w:right w:val="nil"/>
             </w:tcBorders>
           </w:tcPr>
@@ -1353,9 +1440,9 @@
           <w:tcPr>
             <w:tcW w:w="1463" w:type="dxa"/>
             <w:tcBorders>
-              <w:top w:val="single" w:color="000000" w:sz="6" w:space="0"/>
+              <w:top w:val="single" w:sz="6" w:space="0" w:color="000000"/>
               <w:left w:val="nil"/>
-              <w:bottom w:val="single" w:color="000000" w:sz="4" w:space="0"/>
+              <w:bottom w:val="single" w:sz="4" w:space="0" w:color="000000"/>
               <w:right w:val="nil"/>
             </w:tcBorders>
           </w:tcPr>
@@ -1376,9 +1463,9 @@
           <w:tcPr>
             <w:tcW w:w="1340" w:type="dxa"/>
             <w:tcBorders>
-              <w:top w:val="single" w:color="000000" w:sz="6" w:space="0"/>
+              <w:top w:val="single" w:sz="6" w:space="0" w:color="000000"/>
               <w:left w:val="nil"/>
-              <w:bottom w:val="single" w:color="000000" w:sz="4" w:space="0"/>
+              <w:bottom w:val="single" w:sz="4" w:space="0" w:color="000000"/>
               <w:right w:val="nil"/>
             </w:tcBorders>
           </w:tcPr>
@@ -1396,22 +1483,14 @@
         </w:tc>
       </w:tr>
       <w:tr>
-        <w:tblPrEx>
-          <w:tblCellMar>
-            <w:top w:w="55" w:type="dxa"/>
-            <w:left w:w="0" w:type="dxa"/>
-            <w:bottom w:w="0" w:type="dxa"/>
-            <w:right w:w="0" w:type="dxa"/>
-          </w:tblCellMar>
-        </w:tblPrEx>
         <w:trPr>
-          <w:trHeight w:val="361" w:hRule="atLeast"/>
+          <w:trHeight w:val="361"/>
         </w:trPr>
         <w:tc>
           <w:tcPr>
             <w:tcW w:w="3575" w:type="dxa"/>
             <w:tcBorders>
-              <w:top w:val="single" w:color="000000" w:sz="4" w:space="0"/>
+              <w:top w:val="single" w:sz="4" w:space="0" w:color="000000"/>
               <w:left w:val="nil"/>
               <w:bottom w:val="nil"/>
               <w:right w:val="nil"/>
@@ -1434,7 +1513,7 @@
           <w:tcPr>
             <w:tcW w:w="1463" w:type="dxa"/>
             <w:tcBorders>
-              <w:top w:val="single" w:color="000000" w:sz="4" w:space="0"/>
+              <w:top w:val="single" w:sz="4" w:space="0" w:color="000000"/>
               <w:left w:val="nil"/>
               <w:bottom w:val="nil"/>
               <w:right w:val="nil"/>
@@ -1458,7 +1537,7 @@
           <w:tcPr>
             <w:tcW w:w="1340" w:type="dxa"/>
             <w:tcBorders>
-              <w:top w:val="single" w:color="000000" w:sz="4" w:space="0"/>
+              <w:top w:val="single" w:sz="4" w:space="0" w:color="000000"/>
               <w:left w:val="nil"/>
               <w:bottom w:val="nil"/>
               <w:right w:val="nil"/>
@@ -1479,16 +1558,8 @@
         </w:tc>
       </w:tr>
       <w:tr>
-        <w:tblPrEx>
-          <w:tblCellMar>
-            <w:top w:w="55" w:type="dxa"/>
-            <w:left w:w="0" w:type="dxa"/>
-            <w:bottom w:w="0" w:type="dxa"/>
-            <w:right w:w="0" w:type="dxa"/>
-          </w:tblCellMar>
-        </w:tblPrEx>
         <w:trPr>
-          <w:trHeight w:val="287" w:hRule="atLeast"/>
+          <w:trHeight w:val="287"/>
         </w:trPr>
         <w:tc>
           <w:tcPr>
@@ -1562,16 +1633,8 @@
         </w:tc>
       </w:tr>
       <w:tr>
-        <w:tblPrEx>
-          <w:tblCellMar>
-            <w:top w:w="55" w:type="dxa"/>
-            <w:left w:w="0" w:type="dxa"/>
-            <w:bottom w:w="0" w:type="dxa"/>
-            <w:right w:w="0" w:type="dxa"/>
-          </w:tblCellMar>
-        </w:tblPrEx>
         <w:trPr>
-          <w:trHeight w:val="326" w:hRule="atLeast"/>
+          <w:trHeight w:val="326"/>
         </w:trPr>
         <w:tc>
           <w:tcPr>
@@ -1579,7 +1642,7 @@
             <w:tcBorders>
               <w:top w:val="nil"/>
               <w:left w:val="nil"/>
-              <w:bottom w:val="single" w:color="000000" w:sz="6" w:space="0"/>
+              <w:bottom w:val="single" w:sz="6" w:space="0" w:color="000000"/>
               <w:right w:val="nil"/>
             </w:tcBorders>
           </w:tcPr>
@@ -1602,7 +1665,7 @@
             <w:tcBorders>
               <w:top w:val="nil"/>
               <w:left w:val="nil"/>
-              <w:bottom w:val="single" w:color="000000" w:sz="6" w:space="0"/>
+              <w:bottom w:val="single" w:sz="6" w:space="0" w:color="000000"/>
               <w:right w:val="nil"/>
             </w:tcBorders>
           </w:tcPr>
@@ -1626,7 +1689,7 @@
             <w:tcBorders>
               <w:top w:val="nil"/>
               <w:left w:val="nil"/>
-              <w:bottom w:val="single" w:color="000000" w:sz="6" w:space="0"/>
+              <w:bottom w:val="single" w:sz="6" w:space="0" w:color="000000"/>
               <w:right w:val="nil"/>
             </w:tcBorders>
           </w:tcPr>
@@ -1656,7 +1719,7 @@
     </w:p>
     <w:p>
       <w:pPr>
-        <w:pStyle w:val="3"/>
+        <w:pStyle w:val="Heading2"/>
         <w:ind w:left="3"/>
       </w:pPr>
       <w:r>
@@ -1704,6 +1767,7 @@
         <w:rPr>
           <w:rFonts w:eastAsiaTheme="minorEastAsia"/>
         </w:rPr>
+        <w:lastRenderedPageBreak/>
         <w:t>After deployment, prediction accuracy should be monitored using properties with subsequently observed sale prices. MSE, R² and MAE should be reviewed periodically, together with signed errors to detect systematic overvaluation or undervaluation.</w:t>
       </w:r>
     </w:p>
@@ -1730,7 +1794,21 @@
         <w:rPr>
           <w:rFonts w:eastAsiaTheme="minorEastAsia"/>
         </w:rPr>
-        <w:t>Where material deterioration or persistent subgroup bias is detected, predictions should receive additional analyst review and the model should be investigated for recalibration or retraining. Because sale prices become observable only after transactions occur, monitoring should also include data-quality checks before outcome-based accuracy can be assessed.</w:t>
+        <w:t xml:space="preserve">Where material deterioration or persistent subgroup bias is detected, predictions should receive additional analyst </w:t>
+      </w:r>
+      <w:proofErr w:type="gramStart"/>
+      <w:r>
+        <w:rPr>
+          <w:rFonts w:eastAsiaTheme="minorEastAsia"/>
+        </w:rPr>
+        <w:t>review</w:t>
+      </w:r>
+      <w:proofErr w:type="gramEnd"/>
+      <w:r>
+        <w:rPr>
+          <w:rFonts w:eastAsiaTheme="minorEastAsia"/>
+        </w:rPr>
+        <w:t xml:space="preserve"> and the model should be investigated for recalibration or retraining. Because sale prices become observable only after transactions occur, monitoring should also include data-quality checks before outcome-based accuracy can be assessed.</w:t>
       </w:r>
     </w:p>
     <w:p>
@@ -1784,7 +1862,7 @@
     </w:p>
     <w:p>
       <w:pPr>
-        <w:pStyle w:val="2"/>
+        <w:pStyle w:val="Heading1"/>
         <w:ind w:left="477" w:right="0" w:hanging="484"/>
       </w:pPr>
       <w:r>
@@ -1859,7 +1937,39 @@
           <w:rFonts w:eastAsiaTheme="minorEastAsia"/>
           <w:color w:val="EE0000"/>
         </w:rPr>
-        <w:t>The notebook was then examined and the overlap was recalculated directly from the original property_id values in sales.csv. This revealed that pd.concat(..., ignore_index=True) had replaced property identifiers in the index with row numbers. The corrected calculation identified 1,677 seen validation transactions (9.25%), representing 1,666 distinct properties.</w:t>
+        <w:t xml:space="preserve">The notebook was then </w:t>
+      </w:r>
+      <w:proofErr w:type="gramStart"/>
+      <w:r>
+        <w:rPr>
+          <w:rFonts w:eastAsiaTheme="minorEastAsia"/>
+          <w:color w:val="EE0000"/>
+        </w:rPr>
+        <w:t>examined</w:t>
+      </w:r>
+      <w:proofErr w:type="gramEnd"/>
+      <w:r>
+        <w:rPr>
+          <w:rFonts w:eastAsiaTheme="minorEastAsia"/>
+          <w:color w:val="EE0000"/>
+        </w:rPr>
+        <w:t xml:space="preserve"> and the overlap was recalculated directly from the original property_id values in sales.csv. This revealed that </w:t>
+      </w:r>
+      <w:proofErr w:type="gramStart"/>
+      <w:r>
+        <w:rPr>
+          <w:rFonts w:eastAsiaTheme="minorEastAsia"/>
+          <w:color w:val="EE0000"/>
+        </w:rPr>
+        <w:t>pd.concat</w:t>
+      </w:r>
+      <w:proofErr w:type="gramEnd"/>
+      <w:r>
+        <w:rPr>
+          <w:rFonts w:eastAsiaTheme="minorEastAsia"/>
+          <w:color w:val="EE0000"/>
+        </w:rPr>
+        <w:t>(..., ignore_index=True) had replaced property identifiers in the index with row numbers. The corrected calculation identified 1,677 seen validation transactions (9.25%), representing 1,666 distinct properties.</w:t>
       </w:r>
     </w:p>
     <w:p>
@@ -1947,7 +2057,15 @@
         <w:ind w:hanging="279"/>
       </w:pPr>
       <w:r>
-        <w:t>How did you check the advice, and what did the check show? Refer to your code, resultsor a reliable source. At least two cases must use your data or code.</w:t>
+        <w:t xml:space="preserve">How did you check the advice, and what did the check show? Refer to your code, </w:t>
+      </w:r>
+      <w:proofErr w:type="gramStart"/>
+      <w:r>
+        <w:t>resultsor</w:t>
+      </w:r>
+      <w:proofErr w:type="gramEnd"/>
+      <w:r>
+        <w:t xml:space="preserve"> a reliable source. At least two cases must use your data or code.</w:t>
       </w:r>
     </w:p>
     <w:p>
@@ -1982,12 +2100,20 @@
         <w:ind w:left="10"/>
       </w:pPr>
       <w:r>
-        <w:t>Use at most 180 words per case and two appendix pages in total. Do not paste full conversations. Add a short declaration of other AI assistance.</w:t>
-      </w:r>
-    </w:p>
-    <w:p>
-      <w:pPr>
-        <w:pStyle w:val="2"/>
+        <w:t xml:space="preserve">Use at most 180 words per case and two appendix pages in total. Do not </w:t>
+      </w:r>
+      <w:proofErr w:type="gramStart"/>
+      <w:r>
+        <w:t>paste</w:t>
+      </w:r>
+      <w:proofErr w:type="gramEnd"/>
+      <w:r>
+        <w:t xml:space="preserve"> full conversations. Add a short declaration of other AI assistance.</w:t>
+      </w:r>
+    </w:p>
+    <w:p>
+      <w:pPr>
+        <w:pStyle w:val="Heading1"/>
         <w:spacing w:after="169"/>
         <w:ind w:left="477" w:right="0" w:hanging="484"/>
       </w:pPr>
@@ -2008,7 +2134,21 @@
         <w:rPr>
           <w:lang w:val="fr-FR"/>
         </w:rPr>
-        <w:t xml:space="preserve">Page limit: 18 pages, excluding appendices. </w:t>
+        <w:t xml:space="preserve">Page </w:t>
+      </w:r>
+      <w:proofErr w:type="gramStart"/>
+      <w:r>
+        <w:rPr>
+          <w:lang w:val="fr-FR"/>
+        </w:rPr>
+        <w:t>limit:</w:t>
+      </w:r>
+      <w:proofErr w:type="gramEnd"/>
+      <w:r>
+        <w:rPr>
+          <w:lang w:val="fr-FR"/>
+        </w:rPr>
+        <w:t xml:space="preserve"> 18 pages, excluding appendices. </w:t>
       </w:r>
       <w:r>
         <w:t>Keep explanations relevant and concise.</w:t>
@@ -2063,12 +2203,13 @@
         <w:ind w:hanging="279"/>
       </w:pPr>
       <w:r>
+        <w:lastRenderedPageBreak/>
         <w:t>Deadline: 06 Nov, 23:59 (Week 13). Follow Canvas for group size and submission details.</w:t>
       </w:r>
     </w:p>
     <w:p>
       <w:pPr>
-        <w:pStyle w:val="2"/>
+        <w:pStyle w:val="Heading1"/>
         <w:ind w:left="477" w:right="0" w:hanging="484"/>
       </w:pPr>
       <w:r>
@@ -2081,7 +2222,15 @@
         <w:ind w:left="10"/>
       </w:pPr>
       <w:r>
-        <w:t>The accompanying rubric gives the marks and marking criteria. Support your decisions with evidence from this dataset.</w:t>
+        <w:t xml:space="preserve">The accompanying rubric gives </w:t>
+      </w:r>
+      <w:proofErr w:type="gramStart"/>
+      <w:r>
+        <w:t>the marks</w:t>
+      </w:r>
+      <w:proofErr w:type="gramEnd"/>
+      <w:r>
+        <w:t xml:space="preserve"> and marking criteria. Support your decisions with evidence from this dataset.</w:t>
       </w:r>
     </w:p>
     <w:p>
@@ -2105,7 +2254,7 @@
     </w:p>
     <w:p>
       <w:pPr>
-        <w:pStyle w:val="17"/>
+        <w:pStyle w:val="ListParagraph"/>
         <w:numPr>
           <w:ilvl w:val="0"/>
           <w:numId w:val="6"/>
@@ -2121,10 +2270,11 @@
       </w:pPr>
       <w:r>
         <w:rPr>
-          <w:rFonts w:hint="eastAsia" w:eastAsiaTheme="minorEastAsia"/>
+          <w:rFonts w:eastAsiaTheme="minorEastAsia" w:hint="eastAsia"/>
           <w:b/>
           <w:bCs/>
         </w:rPr>
+        <w:lastRenderedPageBreak/>
         <w:t>Business Objective</w:t>
       </w:r>
     </w:p>
@@ -2141,7 +2291,7 @@
     </w:p>
     <w:p>
       <w:pPr>
-        <w:pStyle w:val="17"/>
+        <w:pStyle w:val="ListParagraph"/>
         <w:numPr>
           <w:ilvl w:val="0"/>
           <w:numId w:val="7"/>
@@ -2155,7 +2305,7 @@
       </w:pPr>
       <w:r>
         <w:rPr>
-          <w:rFonts w:hint="eastAsia" w:eastAsiaTheme="minorEastAsia"/>
+          <w:rFonts w:eastAsiaTheme="minorEastAsia" w:hint="eastAsia"/>
         </w:rPr>
         <w:t>The Cook County Assessor</w:t>
       </w:r>
@@ -2167,13 +2317,41 @@
       </w:r>
       <w:r>
         <w:rPr>
-          <w:rFonts w:hint="eastAsia" w:eastAsiaTheme="minorEastAsia"/>
-        </w:rPr>
-        <w:t xml:space="preserve">s Office must assess a large amount of residential properties in Cook County for property tax purposes. Since many homes do not have recent recorded sale, their market value cannot be observed directly. However, the office still needs to estimate what each property would sell for as of </w:t>
-      </w:r>
-      <w:r>
-        <w:rPr>
-          <w:rFonts w:hint="eastAsia" w:eastAsiaTheme="minorEastAsia"/>
+          <w:rFonts w:eastAsiaTheme="minorEastAsia" w:hint="eastAsia"/>
+        </w:rPr>
+        <w:t xml:space="preserve">s Office must assess a large </w:t>
+      </w:r>
+      <w:proofErr w:type="gramStart"/>
+      <w:r>
+        <w:rPr>
+          <w:rFonts w:eastAsiaTheme="minorEastAsia" w:hint="eastAsia"/>
+        </w:rPr>
+        <w:t>amount</w:t>
+      </w:r>
+      <w:proofErr w:type="gramEnd"/>
+      <w:r>
+        <w:rPr>
+          <w:rFonts w:eastAsiaTheme="minorEastAsia" w:hint="eastAsia"/>
+        </w:rPr>
+        <w:t xml:space="preserve"> of residential properties in Cook County for property tax purposes. Since many homes do not have recent recorded </w:t>
+      </w:r>
+      <w:proofErr w:type="gramStart"/>
+      <w:r>
+        <w:rPr>
+          <w:rFonts w:eastAsiaTheme="minorEastAsia" w:hint="eastAsia"/>
+        </w:rPr>
+        <w:t>sale</w:t>
+      </w:r>
+      <w:proofErr w:type="gramEnd"/>
+      <w:r>
+        <w:rPr>
+          <w:rFonts w:eastAsiaTheme="minorEastAsia" w:hint="eastAsia"/>
+        </w:rPr>
+        <w:t xml:space="preserve">, their market value cannot be observed directly. However, the office still needs to estimate what each property would sell for as of </w:t>
+      </w:r>
+      <w:r>
+        <w:rPr>
+          <w:rFonts w:eastAsiaTheme="minorEastAsia" w:hint="eastAsia"/>
           <w:b/>
           <w:bCs/>
         </w:rPr>
@@ -2181,16 +2359,16 @@
       </w:r>
       <w:r>
         <w:rPr>
-          <w:rFonts w:hint="eastAsia" w:eastAsiaTheme="minorEastAsia"/>
+          <w:rFonts w:eastAsiaTheme="minorEastAsia" w:hint="eastAsia"/>
         </w:rPr>
         <w:t xml:space="preserve">. </w:t>
       </w:r>
     </w:p>
     <w:p>
       <w:pPr>
-        <w:pStyle w:val="17"/>
+        <w:pStyle w:val="ListParagraph"/>
         <w:spacing w:line="257" w:lineRule="auto"/>
-        <w:ind w:left="440" w:firstLine="0" w:firstLineChars="0"/>
+        <w:ind w:left="440" w:firstLineChars="0" w:firstLine="0"/>
         <w:jc w:val="left"/>
         <w:rPr>
           <w:rFonts w:eastAsiaTheme="minorEastAsia"/>
@@ -2199,9 +2377,9 @@
     </w:p>
     <w:p>
       <w:pPr>
-        <w:pStyle w:val="17"/>
+        <w:pStyle w:val="ListParagraph"/>
         <w:spacing w:line="257" w:lineRule="auto"/>
-        <w:ind w:left="440" w:firstLine="0" w:firstLineChars="0"/>
+        <w:ind w:left="440" w:firstLineChars="0" w:firstLine="0"/>
         <w:jc w:val="left"/>
         <w:rPr>
           <w:rFonts w:eastAsiaTheme="minorEastAsia"/>
@@ -2216,9 +2394,9 @@
     </w:p>
     <w:p>
       <w:pPr>
-        <w:pStyle w:val="17"/>
+        <w:pStyle w:val="ListParagraph"/>
         <w:spacing w:line="257" w:lineRule="auto"/>
-        <w:ind w:left="440" w:firstLine="0" w:firstLineChars="0"/>
+        <w:ind w:left="440" w:firstLineChars="0" w:firstLine="0"/>
         <w:jc w:val="left"/>
         <w:rPr>
           <w:rFonts w:eastAsiaTheme="minorEastAsia"/>
@@ -2232,7 +2410,7 @@
       </w:r>
       <w:r>
         <w:rPr>
-          <w:rFonts w:hint="eastAsia" w:eastAsiaTheme="minorEastAsia"/>
+          <w:rFonts w:eastAsiaTheme="minorEastAsia" w:hint="eastAsia"/>
         </w:rPr>
         <w:t xml:space="preserve"> </w:t>
       </w:r>
@@ -2244,7 +2422,7 @@
       </w:r>
       <w:r>
         <w:rPr>
-          <w:rFonts w:hint="eastAsia" w:eastAsiaTheme="minorEastAsia"/>
+          <w:rFonts w:eastAsiaTheme="minorEastAsia" w:hint="eastAsia"/>
         </w:rPr>
         <w:t xml:space="preserve"> </w:t>
       </w:r>
@@ -2256,16 +2434,16 @@
       </w:r>
       <w:r>
         <w:rPr>
-          <w:rFonts w:hint="eastAsia" w:eastAsiaTheme="minorEastAsia"/>
+          <w:rFonts w:eastAsiaTheme="minorEastAsia" w:hint="eastAsia"/>
         </w:rPr>
         <w:t>.</w:t>
       </w:r>
     </w:p>
     <w:p>
       <w:pPr>
-        <w:pStyle w:val="17"/>
+        <w:pStyle w:val="ListParagraph"/>
         <w:spacing w:line="257" w:lineRule="auto"/>
-        <w:ind w:left="440" w:firstLine="0" w:firstLineChars="0"/>
+        <w:ind w:left="440" w:firstLineChars="0" w:firstLine="0"/>
         <w:jc w:val="left"/>
         <w:rPr>
           <w:rFonts w:eastAsiaTheme="minorEastAsia"/>
@@ -2274,9 +2452,9 @@
     </w:p>
     <w:p>
       <w:pPr>
-        <w:pStyle w:val="17"/>
+        <w:pStyle w:val="ListParagraph"/>
         <w:spacing w:line="257" w:lineRule="auto"/>
-        <w:ind w:left="440" w:firstLine="0" w:firstLineChars="0"/>
+        <w:ind w:left="440" w:firstLineChars="0" w:firstLine="0"/>
         <w:jc w:val="left"/>
         <w:rPr>
           <w:rFonts w:eastAsiaTheme="minorEastAsia"/>
@@ -2290,7 +2468,7 @@
       </w:r>
       <w:r>
         <w:rPr>
-          <w:rFonts w:hint="eastAsia" w:eastAsiaTheme="minorEastAsia"/>
+          <w:rFonts w:eastAsiaTheme="minorEastAsia" w:hint="eastAsia"/>
         </w:rPr>
         <w:t xml:space="preserve"> </w:t>
       </w:r>
@@ -2302,7 +2480,7 @@
       </w:r>
       <w:r>
         <w:rPr>
-          <w:rFonts w:hint="eastAsia" w:eastAsiaTheme="minorEastAsia"/>
+          <w:rFonts w:eastAsiaTheme="minorEastAsia" w:hint="eastAsia"/>
         </w:rPr>
         <w:t xml:space="preserve">, </w:t>
       </w:r>
@@ -2314,7 +2492,7 @@
       </w:r>
       <w:r>
         <w:rPr>
-          <w:rFonts w:hint="eastAsia" w:eastAsiaTheme="minorEastAsia"/>
+          <w:rFonts w:eastAsiaTheme="minorEastAsia" w:hint="eastAsia"/>
         </w:rPr>
         <w:t xml:space="preserve"> </w:t>
       </w:r>
@@ -2326,7 +2504,7 @@
       </w:r>
       <w:r>
         <w:rPr>
-          <w:rFonts w:hint="eastAsia" w:eastAsiaTheme="minorEastAsia"/>
+          <w:rFonts w:eastAsiaTheme="minorEastAsia" w:hint="eastAsia"/>
         </w:rPr>
         <w:t xml:space="preserve"> </w:t>
       </w:r>
@@ -2338,7 +2516,7 @@
       </w:r>
       <w:r>
         <w:rPr>
-          <w:rFonts w:hint="eastAsia" w:eastAsiaTheme="minorEastAsia"/>
+          <w:rFonts w:eastAsiaTheme="minorEastAsia" w:hint="eastAsia"/>
         </w:rPr>
         <w:t xml:space="preserve"> </w:t>
       </w:r>
@@ -2350,7 +2528,7 @@
       </w:r>
       <w:r>
         <w:rPr>
-          <w:rFonts w:hint="eastAsia" w:eastAsiaTheme="minorEastAsia"/>
+          <w:rFonts w:eastAsiaTheme="minorEastAsia" w:hint="eastAsia"/>
         </w:rPr>
         <w:t xml:space="preserve"> </w:t>
       </w:r>
@@ -2372,7 +2550,7 @@
     </w:p>
     <w:p>
       <w:pPr>
-        <w:pStyle w:val="17"/>
+        <w:pStyle w:val="ListParagraph"/>
         <w:numPr>
           <w:ilvl w:val="0"/>
           <w:numId w:val="6"/>
@@ -2388,7 +2566,7 @@
       </w:pPr>
       <w:r>
         <w:rPr>
-          <w:rFonts w:hint="eastAsia" w:eastAsiaTheme="minorEastAsia"/>
+          <w:rFonts w:eastAsiaTheme="minorEastAsia" w:hint="eastAsia"/>
           <w:b/>
           <w:bCs/>
         </w:rPr>
@@ -2432,37 +2610,31 @@
       </w:pPr>
     </w:p>
     <w:sectPr>
-      <w:footerReference r:id="rId7" w:type="first"/>
-      <w:footerReference r:id="rId5" w:type="default"/>
-      <w:footerReference r:id="rId6" w:type="even"/>
+      <w:footerReference w:type="even" r:id="rId8"/>
+      <w:footerReference w:type="default" r:id="rId9"/>
+      <w:footerReference w:type="first" r:id="rId10"/>
       <w:footnotePr>
         <w:numRestart w:val="eachPage"/>
       </w:footnotePr>
       <w:pgSz w:w="11906" w:h="16838"/>
       <w:pgMar w:top="567" w:right="567" w:bottom="567" w:left="567" w:header="720" w:footer="777" w:gutter="0"/>
-      <w:cols w:space="720" w:num="1"/>
+      <w:cols w:space="720"/>
     </w:sectPr>
   </w:body>
 </w:document>
 </file>
 
 <file path=word/endnotes.xml><?xml version="1.0" encoding="utf-8"?>
-<w:endnotes xmlns:wpc="http://schemas.microsoft.com/office/word/2010/wordprocessingCanvas" xmlns:mc="http://schemas.openxmlformats.org/markup-compatibility/2006" xmlns:o="urn:schemas-microsoft-com:office:office" xmlns:r="http://schemas.openxmlformats.org/officeDocument/2006/relationships" xmlns:m="http://schemas.openxmlformats.org/officeDocument/2006/math" xmlns:v="urn:schemas-microsoft-com:vml" xmlns:wp14="http://schemas.microsoft.com/office/word/2010/wordprocessingDrawing" xmlns:wp="http://schemas.openxmlformats.org/drawingml/2006/wordprocessingDrawing" xmlns:w="http://schemas.openxmlformats.org/wordprocessingml/2006/main" xmlns:w14="http://schemas.microsoft.com/office/word/2010/wordml" xmlns:w15="http://schemas.microsoft.com/office/word/2012/wordml" xmlns:w10="urn:schemas-microsoft-com:office:word" xmlns:wpg="http://schemas.microsoft.com/office/word/2010/wordprocessingGroup" xmlns:wpi="http://schemas.microsoft.com/office/word/2010/wordprocessingInk" xmlns:wne="http://schemas.microsoft.com/office/word/2006/wordml" xmlns:wps="http://schemas.microsoft.com/office/word/2010/wordprocessingShape" xmlns:wpsCustomData="http://www.wps.cn/officeDocument/2013/wpsCustomData" mc:Ignorable="w14 w15 wp14">
-  <w:endnote w:type="separator" w:id="0">
-    <w:p>
-      <w:pPr>
-        <w:spacing w:line="240" w:lineRule="auto"/>
-      </w:pPr>
+<w:endnotes xmlns:wpc="http://schemas.microsoft.com/office/word/2010/wordprocessingCanvas" xmlns:cx="http://schemas.microsoft.com/office/drawing/2014/chartex" xmlns:cx1="http://schemas.microsoft.com/office/drawing/2015/9/8/chartex" xmlns:cx2="http://schemas.microsoft.com/office/drawing/2015/10/21/chartex" xmlns:cx3="http://schemas.microsoft.com/office/drawing/2016/5/9/chartex" xmlns:cx4="http://schemas.microsoft.com/office/drawing/2016/5/10/chartex" xmlns:cx5="http://schemas.microsoft.com/office/drawing/2016/5/11/chartex" xmlns:cx6="http://schemas.microsoft.com/office/drawing/2016/5/12/chartex" xmlns:cx7="http://schemas.microsoft.com/office/drawing/2016/5/13/chartex" xmlns:cx8="http://schemas.microsoft.com/office/drawing/2016/5/14/chartex" xmlns:mc="http://schemas.openxmlformats.org/markup-compatibility/2006" xmlns:aink="http://schemas.microsoft.com/office/drawing/2016/ink" xmlns:am3d="http://schemas.microsoft.com/office/drawing/2017/model3d" xmlns:o="urn:schemas-microsoft-com:office:office" xmlns:oel="http://schemas.microsoft.com/office/2019/extlst" xmlns:r="http://schemas.openxmlformats.org/officeDocument/2006/relationships" xmlns:m="http://schemas.openxmlformats.org/officeDocument/2006/math" xmlns:v="urn:schemas-microsoft-com:vml" xmlns:wp14="http://schemas.microsoft.com/office/word/2010/wordprocessingDrawing" xmlns:wp="http://schemas.openxmlformats.org/drawingml/2006/wordprocessingDrawing" xmlns:w10="urn:schemas-microsoft-com:office:word" xmlns:w="http://schemas.openxmlformats.org/wordprocessingml/2006/main" xmlns:w14="http://schemas.microsoft.com/office/word/2010/wordml" xmlns:w15="http://schemas.microsoft.com/office/word/2012/wordml" xmlns:w16cex="http://schemas.microsoft.com/office/word/2018/wordml/cex" xmlns:w16cid="http://schemas.microsoft.com/office/word/2016/wordml/cid" xmlns:w16="http://schemas.microsoft.com/office/word/2018/wordml" xmlns:w16du="http://schemas.microsoft.com/office/word/2023/wordml/word16du" xmlns:w16sdtdh="http://schemas.microsoft.com/office/word/2020/wordml/sdtdatahash" xmlns:w16sdtfl="http://schemas.microsoft.com/office/word/2024/wordml/sdtformatlock" xmlns:w16se="http://schemas.microsoft.com/office/word/2015/wordml/symex" xmlns:wpg="http://schemas.microsoft.com/office/word/2010/wordprocessingGroup" xmlns:wpi="http://schemas.microsoft.com/office/word/2010/wordprocessingInk" xmlns:wne="http://schemas.microsoft.com/office/word/2006/wordml" xmlns:wps="http://schemas.microsoft.com/office/word/2010/wordprocessingShape" mc:Ignorable="w14 w15 w16se w16cid w16 w16cex w16sdtdh w16sdtfl w16du wp14">
+  <w:endnote w:type="separator" w:id="-1">
+    <w:p>
       <w:r>
         <w:separator/>
       </w:r>
     </w:p>
   </w:endnote>
-  <w:endnote w:type="continuationSeparator" w:id="1">
-    <w:p>
-      <w:pPr>
-        <w:spacing w:line="240" w:lineRule="auto"/>
-      </w:pPr>
+  <w:endnote w:type="continuationSeparator" w:id="0">
+    <w:p>
       <w:r>
         <w:continuationSeparator/>
       </w:r>
@@ -2472,7 +2644,7 @@
 </file>
 
 <file path=word/footer1.xml><?xml version="1.0" encoding="utf-8"?>
-<w:ftr xmlns:wpc="http://schemas.microsoft.com/office/word/2010/wordprocessingCanvas" xmlns:mc="http://schemas.openxmlformats.org/markup-compatibility/2006" xmlns:o="urn:schemas-microsoft-com:office:office" xmlns:r="http://schemas.openxmlformats.org/officeDocument/2006/relationships" xmlns:m="http://schemas.openxmlformats.org/officeDocument/2006/math" xmlns:v="urn:schemas-microsoft-com:vml" xmlns:wp14="http://schemas.microsoft.com/office/word/2010/wordprocessingDrawing" xmlns:wp="http://schemas.openxmlformats.org/drawingml/2006/wordprocessingDrawing" xmlns:w10="urn:schemas-microsoft-com:office:word" xmlns:w="http://schemas.openxmlformats.org/wordprocessingml/2006/main" xmlns:w14="http://schemas.microsoft.com/office/word/2010/wordml" xmlns:w15="http://schemas.microsoft.com/office/word/2012/wordml" xmlns:wpg="http://schemas.microsoft.com/office/word/2010/wordprocessingGroup" xmlns:wpi="http://schemas.microsoft.com/office/word/2010/wordprocessingInk" xmlns:wne="http://schemas.microsoft.com/office/word/2006/wordml" xmlns:wps="http://schemas.microsoft.com/office/word/2010/wordprocessingShape" xmlns:wpsCustomData="http://www.wps.cn/officeDocument/2013/wpsCustomData" mc:Ignorable="w14 w15 wp14">
+<w:ftr xmlns:wpc="http://schemas.microsoft.com/office/word/2010/wordprocessingCanvas" xmlns:cx="http://schemas.microsoft.com/office/drawing/2014/chartex" xmlns:cx1="http://schemas.microsoft.com/office/drawing/2015/9/8/chartex" xmlns:cx2="http://schemas.microsoft.com/office/drawing/2015/10/21/chartex" xmlns:cx3="http://schemas.microsoft.com/office/drawing/2016/5/9/chartex" xmlns:cx4="http://schemas.microsoft.com/office/drawing/2016/5/10/chartex" xmlns:cx5="http://schemas.microsoft.com/office/drawing/2016/5/11/chartex" xmlns:cx6="http://schemas.microsoft.com/office/drawing/2016/5/12/chartex" xmlns:cx7="http://schemas.microsoft.com/office/drawing/2016/5/13/chartex" xmlns:cx8="http://schemas.microsoft.com/office/drawing/2016/5/14/chartex" xmlns:mc="http://schemas.openxmlformats.org/markup-compatibility/2006" xmlns:aink="http://schemas.microsoft.com/office/drawing/2016/ink" xmlns:am3d="http://schemas.microsoft.com/office/drawing/2017/model3d" xmlns:o="urn:schemas-microsoft-com:office:office" xmlns:oel="http://schemas.microsoft.com/office/2019/extlst" xmlns:r="http://schemas.openxmlformats.org/officeDocument/2006/relationships" xmlns:m="http://schemas.openxmlformats.org/officeDocument/2006/math" xmlns:v="urn:schemas-microsoft-com:vml" xmlns:wp14="http://schemas.microsoft.com/office/word/2010/wordprocessingDrawing" xmlns:wp="http://schemas.openxmlformats.org/drawingml/2006/wordprocessingDrawing" xmlns:w10="urn:schemas-microsoft-com:office:word" xmlns:w="http://schemas.openxmlformats.org/wordprocessingml/2006/main" xmlns:w14="http://schemas.microsoft.com/office/word/2010/wordml" xmlns:w15="http://schemas.microsoft.com/office/word/2012/wordml" xmlns:w16cex="http://schemas.microsoft.com/office/word/2018/wordml/cex" xmlns:w16cid="http://schemas.microsoft.com/office/word/2016/wordml/cid" xmlns:w16="http://schemas.microsoft.com/office/word/2018/wordml" xmlns:w16du="http://schemas.microsoft.com/office/word/2023/wordml/word16du" xmlns:w16sdtdh="http://schemas.microsoft.com/office/word/2020/wordml/sdtdatahash" xmlns:w16sdtfl="http://schemas.microsoft.com/office/word/2024/wordml/sdtformatlock" xmlns:w16se="http://schemas.microsoft.com/office/word/2015/wordml/symex" xmlns:wpg="http://schemas.microsoft.com/office/word/2010/wordprocessingGroup" xmlns:wpi="http://schemas.microsoft.com/office/word/2010/wordprocessingInk" xmlns:wne="http://schemas.microsoft.com/office/word/2006/wordml" xmlns:wps="http://schemas.microsoft.com/office/word/2010/wordprocessingShape" mc:Ignorable="w14 w15 w16se w16cid w16 w16cex w16sdtdh w16sdtfl w16du wp14">
   <w:p>
     <w:pPr>
       <w:spacing w:line="259" w:lineRule="auto"/>
@@ -2499,7 +2671,7 @@
 </file>
 
 <file path=word/footer2.xml><?xml version="1.0" encoding="utf-8"?>
-<w:ftr xmlns:wpc="http://schemas.microsoft.com/office/word/2010/wordprocessingCanvas" xmlns:mc="http://schemas.openxmlformats.org/markup-compatibility/2006" xmlns:o="urn:schemas-microsoft-com:office:office" xmlns:r="http://schemas.openxmlformats.org/officeDocument/2006/relationships" xmlns:m="http://schemas.openxmlformats.org/officeDocument/2006/math" xmlns:v="urn:schemas-microsoft-com:vml" xmlns:wp14="http://schemas.microsoft.com/office/word/2010/wordprocessingDrawing" xmlns:wp="http://schemas.openxmlformats.org/drawingml/2006/wordprocessingDrawing" xmlns:w10="urn:schemas-microsoft-com:office:word" xmlns:w="http://schemas.openxmlformats.org/wordprocessingml/2006/main" xmlns:w14="http://schemas.microsoft.com/office/word/2010/wordml" xmlns:w15="http://schemas.microsoft.com/office/word/2012/wordml" xmlns:wpg="http://schemas.microsoft.com/office/word/2010/wordprocessingGroup" xmlns:wpi="http://schemas.microsoft.com/office/word/2010/wordprocessingInk" xmlns:wne="http://schemas.microsoft.com/office/word/2006/wordml" xmlns:wps="http://schemas.microsoft.com/office/word/2010/wordprocessingShape" xmlns:wpsCustomData="http://www.wps.cn/officeDocument/2013/wpsCustomData" mc:Ignorable="w14 w15 wp14">
+<w:ftr xmlns:wpc="http://schemas.microsoft.com/office/word/2010/wordprocessingCanvas" xmlns:cx="http://schemas.microsoft.com/office/drawing/2014/chartex" xmlns:cx1="http://schemas.microsoft.com/office/drawing/2015/9/8/chartex" xmlns:cx2="http://schemas.microsoft.com/office/drawing/2015/10/21/chartex" xmlns:cx3="http://schemas.microsoft.com/office/drawing/2016/5/9/chartex" xmlns:cx4="http://schemas.microsoft.com/office/drawing/2016/5/10/chartex" xmlns:cx5="http://schemas.microsoft.com/office/drawing/2016/5/11/chartex" xmlns:cx6="http://schemas.microsoft.com/office/drawing/2016/5/12/chartex" xmlns:cx7="http://schemas.microsoft.com/office/drawing/2016/5/13/chartex" xmlns:cx8="http://schemas.microsoft.com/office/drawing/2016/5/14/chartex" xmlns:mc="http://schemas.openxmlformats.org/markup-compatibility/2006" xmlns:aink="http://schemas.microsoft.com/office/drawing/2016/ink" xmlns:am3d="http://schemas.microsoft.com/office/drawing/2017/model3d" xmlns:o="urn:schemas-microsoft-com:office:office" xmlns:oel="http://schemas.microsoft.com/office/2019/extlst" xmlns:r="http://schemas.openxmlformats.org/officeDocument/2006/relationships" xmlns:m="http://schemas.openxmlformats.org/officeDocument/2006/math" xmlns:v="urn:schemas-microsoft-com:vml" xmlns:wp14="http://schemas.microsoft.com/office/word/2010/wordprocessingDrawing" xmlns:wp="http://schemas.openxmlformats.org/drawingml/2006/wordprocessingDrawing" xmlns:w10="urn:schemas-microsoft-com:office:word" xmlns:w="http://schemas.openxmlformats.org/wordprocessingml/2006/main" xmlns:w14="http://schemas.microsoft.com/office/word/2010/wordml" xmlns:w15="http://schemas.microsoft.com/office/word/2012/wordml" xmlns:w16cex="http://schemas.microsoft.com/office/word/2018/wordml/cex" xmlns:w16cid="http://schemas.microsoft.com/office/word/2016/wordml/cid" xmlns:w16="http://schemas.microsoft.com/office/word/2018/wordml" xmlns:w16du="http://schemas.microsoft.com/office/word/2023/wordml/word16du" xmlns:w16sdtdh="http://schemas.microsoft.com/office/word/2020/wordml/sdtdatahash" xmlns:w16sdtfl="http://schemas.microsoft.com/office/word/2024/wordml/sdtformatlock" xmlns:w16se="http://schemas.microsoft.com/office/word/2015/wordml/symex" xmlns:wpg="http://schemas.microsoft.com/office/word/2010/wordprocessingGroup" xmlns:wpi="http://schemas.microsoft.com/office/word/2010/wordprocessingInk" xmlns:wne="http://schemas.microsoft.com/office/word/2006/wordml" xmlns:wps="http://schemas.microsoft.com/office/word/2010/wordprocessingShape" mc:Ignorable="w14 w15 w16se w16cid w16 w16cex w16sdtdh w16sdtfl w16du wp14">
   <w:p>
     <w:pPr>
       <w:spacing w:line="259" w:lineRule="auto"/>
@@ -2526,7 +2698,7 @@
 </file>
 
 <file path=word/footer3.xml><?xml version="1.0" encoding="utf-8"?>
-<w:ftr xmlns:wpc="http://schemas.microsoft.com/office/word/2010/wordprocessingCanvas" xmlns:mc="http://schemas.openxmlformats.org/markup-compatibility/2006" xmlns:o="urn:schemas-microsoft-com:office:office" xmlns:r="http://schemas.openxmlformats.org/officeDocument/2006/relationships" xmlns:m="http://schemas.openxmlformats.org/officeDocument/2006/math" xmlns:v="urn:schemas-microsoft-com:vml" xmlns:wp14="http://schemas.microsoft.com/office/word/2010/wordprocessingDrawing" xmlns:wp="http://schemas.openxmlformats.org/drawingml/2006/wordprocessingDrawing" xmlns:w10="urn:schemas-microsoft-com:office:word" xmlns:w="http://schemas.openxmlformats.org/wordprocessingml/2006/main" xmlns:w14="http://schemas.microsoft.com/office/word/2010/wordml" xmlns:w15="http://schemas.microsoft.com/office/word/2012/wordml" xmlns:wpg="http://schemas.microsoft.com/office/word/2010/wordprocessingGroup" xmlns:wpi="http://schemas.microsoft.com/office/word/2010/wordprocessingInk" xmlns:wne="http://schemas.microsoft.com/office/word/2006/wordml" xmlns:wps="http://schemas.microsoft.com/office/word/2010/wordprocessingShape" xmlns:wpsCustomData="http://www.wps.cn/officeDocument/2013/wpsCustomData" mc:Ignorable="w14 w15 wp14">
+<w:ftr xmlns:wpc="http://schemas.microsoft.com/office/word/2010/wordprocessingCanvas" xmlns:cx="http://schemas.microsoft.com/office/drawing/2014/chartex" xmlns:cx1="http://schemas.microsoft.com/office/drawing/2015/9/8/chartex" xmlns:cx2="http://schemas.microsoft.com/office/drawing/2015/10/21/chartex" xmlns:cx3="http://schemas.microsoft.com/office/drawing/2016/5/9/chartex" xmlns:cx4="http://schemas.microsoft.com/office/drawing/2016/5/10/chartex" xmlns:cx5="http://schemas.microsoft.com/office/drawing/2016/5/11/chartex" xmlns:cx6="http://schemas.microsoft.com/office/drawing/2016/5/12/chartex" xmlns:cx7="http://schemas.microsoft.com/office/drawing/2016/5/13/chartex" xmlns:cx8="http://schemas.microsoft.com/office/drawing/2016/5/14/chartex" xmlns:mc="http://schemas.openxmlformats.org/markup-compatibility/2006" xmlns:aink="http://schemas.microsoft.com/office/drawing/2016/ink" xmlns:am3d="http://schemas.microsoft.com/office/drawing/2017/model3d" xmlns:o="urn:schemas-microsoft-com:office:office" xmlns:oel="http://schemas.microsoft.com/office/2019/extlst" xmlns:r="http://schemas.openxmlformats.org/officeDocument/2006/relationships" xmlns:m="http://schemas.openxmlformats.org/officeDocument/2006/math" xmlns:v="urn:schemas-microsoft-com:vml" xmlns:wp14="http://schemas.microsoft.com/office/word/2010/wordprocessingDrawing" xmlns:wp="http://schemas.openxmlformats.org/drawingml/2006/wordprocessingDrawing" xmlns:w10="urn:schemas-microsoft-com:office:word" xmlns:w="http://schemas.openxmlformats.org/wordprocessingml/2006/main" xmlns:w14="http://schemas.microsoft.com/office/word/2010/wordml" xmlns:w15="http://schemas.microsoft.com/office/word/2012/wordml" xmlns:w16cex="http://schemas.microsoft.com/office/word/2018/wordml/cex" xmlns:w16cid="http://schemas.microsoft.com/office/word/2016/wordml/cid" xmlns:w16="http://schemas.microsoft.com/office/word/2018/wordml" xmlns:w16du="http://schemas.microsoft.com/office/word/2023/wordml/word16du" xmlns:w16sdtdh="http://schemas.microsoft.com/office/word/2020/wordml/sdtdatahash" xmlns:w16sdtfl="http://schemas.microsoft.com/office/word/2024/wordml/sdtformatlock" xmlns:w16se="http://schemas.microsoft.com/office/word/2015/wordml/symex" xmlns:wpg="http://schemas.microsoft.com/office/word/2010/wordprocessingGroup" xmlns:wpi="http://schemas.microsoft.com/office/word/2010/wordprocessingInk" xmlns:wne="http://schemas.microsoft.com/office/word/2006/wordml" xmlns:wps="http://schemas.microsoft.com/office/word/2010/wordprocessingShape" mc:Ignorable="w14 w15 w16se w16cid w16 w16cex w16sdtdh w16sdtfl w16du wp14">
   <w:p>
     <w:pPr>
       <w:spacing w:line="259" w:lineRule="auto"/>
@@ -2553,74 +2725,48 @@
 </file>
 
 <file path=word/footnotes.xml><?xml version="1.0" encoding="utf-8"?>
-<w:footnotes xmlns:wpc="http://schemas.microsoft.com/office/word/2010/wordprocessingCanvas" xmlns:mc="http://schemas.openxmlformats.org/markup-compatibility/2006" xmlns:o="urn:schemas-microsoft-com:office:office" xmlns:r="http://schemas.openxmlformats.org/officeDocument/2006/relationships" xmlns:m="http://schemas.openxmlformats.org/officeDocument/2006/math" xmlns:v="urn:schemas-microsoft-com:vml" xmlns:wp14="http://schemas.microsoft.com/office/word/2010/wordprocessingDrawing" xmlns:wp="http://schemas.openxmlformats.org/drawingml/2006/wordprocessingDrawing" xmlns:w="http://schemas.openxmlformats.org/wordprocessingml/2006/main" xmlns:w14="http://schemas.microsoft.com/office/word/2010/wordml" xmlns:w15="http://schemas.microsoft.com/office/word/2012/wordml" xmlns:w10="urn:schemas-microsoft-com:office:word" xmlns:wpg="http://schemas.microsoft.com/office/word/2010/wordprocessingGroup" xmlns:wpi="http://schemas.microsoft.com/office/word/2010/wordprocessingInk" xmlns:wne="http://schemas.microsoft.com/office/word/2006/wordml" xmlns:wps="http://schemas.microsoft.com/office/word/2010/wordprocessingShape" xmlns:wpsCustomData="http://www.wps.cn/officeDocument/2013/wpsCustomData" mc:Ignorable="w14 w15 wp14">
-  <w:footnote w:type="separator" w:id="2">
-    <w:p>
-      <w:pPr>
-        <w:spacing w:before="0" w:after="0" w:line="240" w:lineRule="auto"/>
-      </w:pPr>
+<w:footnotes xmlns:wpc="http://schemas.microsoft.com/office/word/2010/wordprocessingCanvas" xmlns:cx="http://schemas.microsoft.com/office/drawing/2014/chartex" xmlns:cx1="http://schemas.microsoft.com/office/drawing/2015/9/8/chartex" xmlns:cx2="http://schemas.microsoft.com/office/drawing/2015/10/21/chartex" xmlns:cx3="http://schemas.microsoft.com/office/drawing/2016/5/9/chartex" xmlns:cx4="http://schemas.microsoft.com/office/drawing/2016/5/10/chartex" xmlns:cx5="http://schemas.microsoft.com/office/drawing/2016/5/11/chartex" xmlns:cx6="http://schemas.microsoft.com/office/drawing/2016/5/12/chartex" xmlns:cx7="http://schemas.microsoft.com/office/drawing/2016/5/13/chartex" xmlns:cx8="http://schemas.microsoft.com/office/drawing/2016/5/14/chartex" xmlns:mc="http://schemas.openxmlformats.org/markup-compatibility/2006" xmlns:aink="http://schemas.microsoft.com/office/drawing/2016/ink" xmlns:am3d="http://schemas.microsoft.com/office/drawing/2017/model3d" xmlns:o="urn:schemas-microsoft-com:office:office" xmlns:oel="http://schemas.microsoft.com/office/2019/extlst" xmlns:r="http://schemas.openxmlformats.org/officeDocument/2006/relationships" xmlns:m="http://schemas.openxmlformats.org/officeDocument/2006/math" xmlns:v="urn:schemas-microsoft-com:vml" xmlns:wp14="http://schemas.microsoft.com/office/word/2010/wordprocessingDrawing" xmlns:wp="http://schemas.openxmlformats.org/drawingml/2006/wordprocessingDrawing" xmlns:w10="urn:schemas-microsoft-com:office:word" xmlns:w="http://schemas.openxmlformats.org/wordprocessingml/2006/main" xmlns:w14="http://schemas.microsoft.com/office/word/2010/wordml" xmlns:w15="http://schemas.microsoft.com/office/word/2012/wordml" xmlns:w16cex="http://schemas.microsoft.com/office/word/2018/wordml/cex" xmlns:w16cid="http://schemas.microsoft.com/office/word/2016/wordml/cid" xmlns:w16="http://schemas.microsoft.com/office/word/2018/wordml" xmlns:w16du="http://schemas.microsoft.com/office/word/2023/wordml/word16du" xmlns:w16sdtdh="http://schemas.microsoft.com/office/word/2020/wordml/sdtdatahash" xmlns:w16sdtfl="http://schemas.microsoft.com/office/word/2024/wordml/sdtformatlock" xmlns:w16se="http://schemas.microsoft.com/office/word/2015/wordml/symex" xmlns:wpg="http://schemas.microsoft.com/office/word/2010/wordprocessingGroup" xmlns:wpi="http://schemas.microsoft.com/office/word/2010/wordprocessingInk" xmlns:wne="http://schemas.microsoft.com/office/word/2006/wordml" xmlns:wps="http://schemas.microsoft.com/office/word/2010/wordprocessingShape" mc:Ignorable="w14 w15 w16se w16cid w16 w16cex w16sdtdh w16sdtfl w16du wp14">
+  <w:footnote w:type="separator" w:id="-1">
+    <w:p>
       <w:r>
         <w:separator/>
       </w:r>
     </w:p>
   </w:footnote>
-  <w:footnote w:type="continuationSeparator" w:id="3">
-    <w:p>
-      <w:pPr>
-        <w:spacing w:before="0" w:after="0" w:line="240" w:lineRule="auto"/>
-      </w:pPr>
+  <w:footnote w:type="continuationSeparator" w:id="0">
+    <w:p>
       <w:r>
         <w:continuationSeparator/>
       </w:r>
     </w:p>
   </w:footnote>
-  <w:footnote w:id="0">
-    <w:p>
-      <w:pPr>
-        <w:pStyle w:val="10"/>
-      </w:pPr>
-      <w:r>
-        <w:rPr>
-          <w:rStyle w:val="12"/>
+  <w:footnote w:id="1">
+    <w:p>
+      <w:pPr>
+        <w:pStyle w:val="footnotedescription"/>
+      </w:pPr>
+      <w:r>
+        <w:rPr>
+          <w:rStyle w:val="footnotemark"/>
         </w:rPr>
         <w:footnoteRef/>
       </w:r>
       <w:r>
         <w:t xml:space="preserve"> Cook County Assessor’s Office: </w:t>
       </w:r>
-      <w:r>
-        <w:fldChar w:fldCharType="begin"/>
-      </w:r>
-      <w:r>
-        <w:instrText xml:space="preserve"> HYPERLINK "https://www.cookcountyassessoril.gov/home-value-report" \h </w:instrText>
-      </w:r>
-      <w:r>
-        <w:fldChar w:fldCharType="separate"/>
-      </w:r>
-      <w:r>
-        <w:t>Home Value Report</w:t>
-      </w:r>
-      <w:r>
-        <w:fldChar w:fldCharType="end"/>
-      </w:r>
+      <w:hyperlink r:id="rId1">
+        <w:r>
+          <w:t>Home Value Report</w:t>
+        </w:r>
+      </w:hyperlink>
       <w:r>
         <w:t xml:space="preserve"> and </w:t>
       </w:r>
-      <w:r>
-        <w:fldChar w:fldCharType="begin"/>
-      </w:r>
-      <w:r>
-        <w:instrText xml:space="preserve"> HYPERLINK "https://www.cookcountyassessoril.gov/valuation/oak-park-residential-valuations" \h </w:instrText>
-      </w:r>
-      <w:r>
-        <w:fldChar w:fldCharType="separate"/>
-      </w:r>
-      <w:r>
-        <w:t>explanation of residential valuation models</w:t>
-      </w:r>
-      <w:r>
-        <w:fldChar w:fldCharType="end"/>
-      </w:r>
+      <w:hyperlink r:id="rId2">
+        <w:r>
+          <w:t>explanation of residential valuation models</w:t>
+        </w:r>
+      </w:hyperlink>
       <w:r>
         <w:t>.</w:t>
       </w:r>
@@ -2630,12 +2776,12 @@
 </file>
 
 <file path=word/numbering.xml><?xml version="1.0" encoding="utf-8"?>
-<w:numbering xmlns:wpc="http://schemas.microsoft.com/office/word/2010/wordprocessingCanvas" xmlns:mc="http://schemas.openxmlformats.org/markup-compatibility/2006" xmlns:o="urn:schemas-microsoft-com:office:office" xmlns:r="http://schemas.openxmlformats.org/officeDocument/2006/relationships" xmlns:m="http://schemas.openxmlformats.org/officeDocument/2006/math" xmlns:v="urn:schemas-microsoft-com:vml" xmlns:wp14="http://schemas.microsoft.com/office/word/2010/wordprocessingDrawing" xmlns:wp="http://schemas.openxmlformats.org/drawingml/2006/wordprocessingDrawing" xmlns:w10="urn:schemas-microsoft-com:office:word" xmlns:w="http://schemas.openxmlformats.org/wordprocessingml/2006/main" xmlns:w14="http://schemas.microsoft.com/office/word/2010/wordml" xmlns:wpg="http://schemas.microsoft.com/office/word/2010/wordprocessingGroup" xmlns:wpi="http://schemas.microsoft.com/office/word/2010/wordprocessingInk" xmlns:wne="http://schemas.microsoft.com/office/word/2006/wordml" xmlns:wps="http://schemas.microsoft.com/office/word/2010/wordprocessingShape" xmlns:wpsCustomData="http://www.wps.cn/officeDocument/2013/wpsCustomData" mc:Ignorable="w14 wp14">
-  <w:abstractNum w:abstractNumId="0">
+<w:numbering xmlns:wpc="http://schemas.microsoft.com/office/word/2010/wordprocessingCanvas" xmlns:cx="http://schemas.microsoft.com/office/drawing/2014/chartex" xmlns:cx1="http://schemas.microsoft.com/office/drawing/2015/9/8/chartex" xmlns:cx2="http://schemas.microsoft.com/office/drawing/2015/10/21/chartex" xmlns:cx3="http://schemas.microsoft.com/office/drawing/2016/5/9/chartex" xmlns:cx4="http://schemas.microsoft.com/office/drawing/2016/5/10/chartex" xmlns:cx5="http://schemas.microsoft.com/office/drawing/2016/5/11/chartex" xmlns:cx6="http://schemas.microsoft.com/office/drawing/2016/5/12/chartex" xmlns:cx7="http://schemas.microsoft.com/office/drawing/2016/5/13/chartex" xmlns:cx8="http://schemas.microsoft.com/office/drawing/2016/5/14/chartex" xmlns:mc="http://schemas.openxmlformats.org/markup-compatibility/2006" xmlns:aink="http://schemas.microsoft.com/office/drawing/2016/ink" xmlns:am3d="http://schemas.microsoft.com/office/drawing/2017/model3d" xmlns:o="urn:schemas-microsoft-com:office:office" xmlns:oel="http://schemas.microsoft.com/office/2019/extlst" xmlns:r="http://schemas.openxmlformats.org/officeDocument/2006/relationships" xmlns:m="http://schemas.openxmlformats.org/officeDocument/2006/math" xmlns:v="urn:schemas-microsoft-com:vml" xmlns:wp14="http://schemas.microsoft.com/office/word/2010/wordprocessingDrawing" xmlns:wp="http://schemas.openxmlformats.org/drawingml/2006/wordprocessingDrawing" xmlns:w10="urn:schemas-microsoft-com:office:word" xmlns:w="http://schemas.openxmlformats.org/wordprocessingml/2006/main" xmlns:w14="http://schemas.microsoft.com/office/word/2010/wordml" xmlns:w15="http://schemas.microsoft.com/office/word/2012/wordml" xmlns:w16cex="http://schemas.microsoft.com/office/word/2018/wordml/cex" xmlns:w16cid="http://schemas.microsoft.com/office/word/2016/wordml/cid" xmlns:w16="http://schemas.microsoft.com/office/word/2018/wordml" xmlns:w16du="http://schemas.microsoft.com/office/word/2023/wordml/word16du" xmlns:w16sdtdh="http://schemas.microsoft.com/office/word/2020/wordml/sdtdatahash" xmlns:w16sdtfl="http://schemas.microsoft.com/office/word/2024/wordml/sdtformatlock" xmlns:w16se="http://schemas.microsoft.com/office/word/2015/wordml/symex" xmlns:wpg="http://schemas.microsoft.com/office/word/2010/wordprocessingGroup" xmlns:wpi="http://schemas.microsoft.com/office/word/2010/wordprocessingInk" xmlns:wne="http://schemas.microsoft.com/office/word/2006/wordml" xmlns:wps="http://schemas.microsoft.com/office/word/2010/wordprocessingShape" mc:Ignorable="w14 w15 w16se w16cid w16 w16cex w16sdtdh w16sdtfl w16du wp14">
+  <w:abstractNum w:abstractNumId="0" w15:restartNumberingAfterBreak="0">
     <w:nsid w:val="0A7E382D"/>
     <w:multiLevelType w:val="multilevel"/>
     <w:tmpl w:val="0A7E382D"/>
-    <w:lvl w:ilvl="0" w:tentative="0">
+    <w:lvl w:ilvl="0">
       <w:start w:val="1"/>
       <w:numFmt w:val="bullet"/>
       <w:lvlText w:val="•"/>
@@ -2644,7 +2790,7 @@
         <w:ind w:left="357"/>
       </w:pPr>
       <w:rPr>
-        <w:rFonts w:ascii="Times New Roman" w:hAnsi="Times New Roman" w:eastAsia="Times New Roman" w:cs="Times New Roman"/>
+        <w:rFonts w:ascii="Times New Roman" w:eastAsia="Times New Roman" w:hAnsi="Times New Roman" w:cs="Times New Roman"/>
         <w:b w:val="0"/>
         <w:i w:val="0"/>
         <w:strike w:val="0"/>
@@ -2657,7 +2803,7 @@
         <w:vertAlign w:val="baseline"/>
       </w:rPr>
     </w:lvl>
-    <w:lvl w:ilvl="1" w:tentative="0">
+    <w:lvl w:ilvl="1">
       <w:start w:val="1"/>
       <w:numFmt w:val="bullet"/>
       <w:lvlText w:val="o"/>
@@ -2666,7 +2812,7 @@
         <w:ind w:left="1158"/>
       </w:pPr>
       <w:rPr>
-        <w:rFonts w:ascii="Times New Roman" w:hAnsi="Times New Roman" w:eastAsia="Times New Roman" w:cs="Times New Roman"/>
+        <w:rFonts w:ascii="Times New Roman" w:eastAsia="Times New Roman" w:hAnsi="Times New Roman" w:cs="Times New Roman"/>
         <w:b w:val="0"/>
         <w:i w:val="0"/>
         <w:strike w:val="0"/>
@@ -2679,7 +2825,7 @@
         <w:vertAlign w:val="baseline"/>
       </w:rPr>
     </w:lvl>
-    <w:lvl w:ilvl="2" w:tentative="0">
+    <w:lvl w:ilvl="2">
       <w:start w:val="1"/>
       <w:numFmt w:val="bullet"/>
       <w:lvlText w:val="▪"/>
@@ -2688,7 +2834,7 @@
         <w:ind w:left="1878"/>
       </w:pPr>
       <w:rPr>
-        <w:rFonts w:ascii="Times New Roman" w:hAnsi="Times New Roman" w:eastAsia="Times New Roman" w:cs="Times New Roman"/>
+        <w:rFonts w:ascii="Times New Roman" w:eastAsia="Times New Roman" w:hAnsi="Times New Roman" w:cs="Times New Roman"/>
         <w:b w:val="0"/>
         <w:i w:val="0"/>
         <w:strike w:val="0"/>
@@ -2701,7 +2847,7 @@
         <w:vertAlign w:val="baseline"/>
       </w:rPr>
     </w:lvl>
-    <w:lvl w:ilvl="3" w:tentative="0">
+    <w:lvl w:ilvl="3">
       <w:start w:val="1"/>
       <w:numFmt w:val="bullet"/>
       <w:lvlText w:val="•"/>
@@ -2710,7 +2856,7 @@
         <w:ind w:left="2598"/>
       </w:pPr>
       <w:rPr>
-        <w:rFonts w:ascii="Times New Roman" w:hAnsi="Times New Roman" w:eastAsia="Times New Roman" w:cs="Times New Roman"/>
+        <w:rFonts w:ascii="Times New Roman" w:eastAsia="Times New Roman" w:hAnsi="Times New Roman" w:cs="Times New Roman"/>
         <w:b w:val="0"/>
         <w:i w:val="0"/>
         <w:strike w:val="0"/>
@@ -2723,7 +2869,7 @@
         <w:vertAlign w:val="baseline"/>
       </w:rPr>
     </w:lvl>
-    <w:lvl w:ilvl="4" w:tentative="0">
+    <w:lvl w:ilvl="4">
       <w:start w:val="1"/>
       <w:numFmt w:val="bullet"/>
       <w:lvlText w:val="o"/>
@@ -2732,7 +2878,7 @@
         <w:ind w:left="3318"/>
       </w:pPr>
       <w:rPr>
-        <w:rFonts w:ascii="Times New Roman" w:hAnsi="Times New Roman" w:eastAsia="Times New Roman" w:cs="Times New Roman"/>
+        <w:rFonts w:ascii="Times New Roman" w:eastAsia="Times New Roman" w:hAnsi="Times New Roman" w:cs="Times New Roman"/>
         <w:b w:val="0"/>
         <w:i w:val="0"/>
         <w:strike w:val="0"/>
@@ -2745,7 +2891,7 @@
         <w:vertAlign w:val="baseline"/>
       </w:rPr>
     </w:lvl>
-    <w:lvl w:ilvl="5" w:tentative="0">
+    <w:lvl w:ilvl="5">
       <w:start w:val="1"/>
       <w:numFmt w:val="bullet"/>
       <w:lvlText w:val="▪"/>
@@ -2754,7 +2900,7 @@
         <w:ind w:left="4038"/>
       </w:pPr>
       <w:rPr>
-        <w:rFonts w:ascii="Times New Roman" w:hAnsi="Times New Roman" w:eastAsia="Times New Roman" w:cs="Times New Roman"/>
+        <w:rFonts w:ascii="Times New Roman" w:eastAsia="Times New Roman" w:hAnsi="Times New Roman" w:cs="Times New Roman"/>
         <w:b w:val="0"/>
         <w:i w:val="0"/>
         <w:strike w:val="0"/>
@@ -2767,7 +2913,7 @@
         <w:vertAlign w:val="baseline"/>
       </w:rPr>
     </w:lvl>
-    <w:lvl w:ilvl="6" w:tentative="0">
+    <w:lvl w:ilvl="6">
       <w:start w:val="1"/>
       <w:numFmt w:val="bullet"/>
       <w:lvlText w:val="•"/>
@@ -2776,7 +2922,7 @@
         <w:ind w:left="4758"/>
       </w:pPr>
       <w:rPr>
-        <w:rFonts w:ascii="Times New Roman" w:hAnsi="Times New Roman" w:eastAsia="Times New Roman" w:cs="Times New Roman"/>
+        <w:rFonts w:ascii="Times New Roman" w:eastAsia="Times New Roman" w:hAnsi="Times New Roman" w:cs="Times New Roman"/>
         <w:b w:val="0"/>
         <w:i w:val="0"/>
         <w:strike w:val="0"/>
@@ -2789,7 +2935,7 @@
         <w:vertAlign w:val="baseline"/>
       </w:rPr>
     </w:lvl>
-    <w:lvl w:ilvl="7" w:tentative="0">
+    <w:lvl w:ilvl="7">
       <w:start w:val="1"/>
       <w:numFmt w:val="bullet"/>
       <w:lvlText w:val="o"/>
@@ -2798,7 +2944,7 @@
         <w:ind w:left="5478"/>
       </w:pPr>
       <w:rPr>
-        <w:rFonts w:ascii="Times New Roman" w:hAnsi="Times New Roman" w:eastAsia="Times New Roman" w:cs="Times New Roman"/>
+        <w:rFonts w:ascii="Times New Roman" w:eastAsia="Times New Roman" w:hAnsi="Times New Roman" w:cs="Times New Roman"/>
         <w:b w:val="0"/>
         <w:i w:val="0"/>
         <w:strike w:val="0"/>
@@ -2811,7 +2957,7 @@
         <w:vertAlign w:val="baseline"/>
       </w:rPr>
     </w:lvl>
-    <w:lvl w:ilvl="8" w:tentative="0">
+    <w:lvl w:ilvl="8">
       <w:start w:val="1"/>
       <w:numFmt w:val="bullet"/>
       <w:lvlText w:val="▪"/>
@@ -2820,7 +2966,7 @@
         <w:ind w:left="6198"/>
       </w:pPr>
       <w:rPr>
-        <w:rFonts w:ascii="Times New Roman" w:hAnsi="Times New Roman" w:eastAsia="Times New Roman" w:cs="Times New Roman"/>
+        <w:rFonts w:ascii="Times New Roman" w:eastAsia="Times New Roman" w:hAnsi="Times New Roman" w:cs="Times New Roman"/>
         <w:b w:val="0"/>
         <w:i w:val="0"/>
         <w:strike w:val="0"/>
@@ -2834,11 +2980,11 @@
       </w:rPr>
     </w:lvl>
   </w:abstractNum>
-  <w:abstractNum w:abstractNumId="1">
+  <w:abstractNum w:abstractNumId="1" w15:restartNumberingAfterBreak="0">
     <w:nsid w:val="125E5EFC"/>
     <w:multiLevelType w:val="multilevel"/>
     <w:tmpl w:val="125E5EFC"/>
-    <w:lvl w:ilvl="0" w:tentative="0">
+    <w:lvl w:ilvl="0">
       <w:start w:val="1"/>
       <w:numFmt w:val="bullet"/>
       <w:lvlText w:val="•"/>
@@ -2847,7 +2993,7 @@
         <w:ind w:left="357"/>
       </w:pPr>
       <w:rPr>
-        <w:rFonts w:ascii="Times New Roman" w:hAnsi="Times New Roman" w:eastAsia="Times New Roman" w:cs="Times New Roman"/>
+        <w:rFonts w:ascii="Times New Roman" w:eastAsia="Times New Roman" w:hAnsi="Times New Roman" w:cs="Times New Roman"/>
         <w:b w:val="0"/>
         <w:i w:val="0"/>
         <w:strike w:val="0"/>
@@ -2860,7 +3006,7 @@
         <w:vertAlign w:val="baseline"/>
       </w:rPr>
     </w:lvl>
-    <w:lvl w:ilvl="1" w:tentative="0">
+    <w:lvl w:ilvl="1">
       <w:start w:val="1"/>
       <w:numFmt w:val="bullet"/>
       <w:lvlText w:val="o"/>
@@ -2869,7 +3015,7 @@
         <w:ind w:left="1158"/>
       </w:pPr>
       <w:rPr>
-        <w:rFonts w:ascii="Times New Roman" w:hAnsi="Times New Roman" w:eastAsia="Times New Roman" w:cs="Times New Roman"/>
+        <w:rFonts w:ascii="Times New Roman" w:eastAsia="Times New Roman" w:hAnsi="Times New Roman" w:cs="Times New Roman"/>
         <w:b w:val="0"/>
         <w:i w:val="0"/>
         <w:strike w:val="0"/>
@@ -2882,7 +3028,7 @@
         <w:vertAlign w:val="baseline"/>
       </w:rPr>
     </w:lvl>
-    <w:lvl w:ilvl="2" w:tentative="0">
+    <w:lvl w:ilvl="2">
       <w:start w:val="1"/>
       <w:numFmt w:val="bullet"/>
       <w:lvlText w:val="▪"/>
@@ -2891,7 +3037,7 @@
         <w:ind w:left="1878"/>
       </w:pPr>
       <w:rPr>
-        <w:rFonts w:ascii="Times New Roman" w:hAnsi="Times New Roman" w:eastAsia="Times New Roman" w:cs="Times New Roman"/>
+        <w:rFonts w:ascii="Times New Roman" w:eastAsia="Times New Roman" w:hAnsi="Times New Roman" w:cs="Times New Roman"/>
         <w:b w:val="0"/>
         <w:i w:val="0"/>
         <w:strike w:val="0"/>
@@ -2904,7 +3050,7 @@
         <w:vertAlign w:val="baseline"/>
       </w:rPr>
     </w:lvl>
-    <w:lvl w:ilvl="3" w:tentative="0">
+    <w:lvl w:ilvl="3">
       <w:start w:val="1"/>
       <w:numFmt w:val="bullet"/>
       <w:lvlText w:val="•"/>
@@ -2913,7 +3059,7 @@
         <w:ind w:left="2598"/>
       </w:pPr>
       <w:rPr>
-        <w:rFonts w:ascii="Times New Roman" w:hAnsi="Times New Roman" w:eastAsia="Times New Roman" w:cs="Times New Roman"/>
+        <w:rFonts w:ascii="Times New Roman" w:eastAsia="Times New Roman" w:hAnsi="Times New Roman" w:cs="Times New Roman"/>
         <w:b w:val="0"/>
         <w:i w:val="0"/>
         <w:strike w:val="0"/>
@@ -2926,7 +3072,7 @@
         <w:vertAlign w:val="baseline"/>
       </w:rPr>
     </w:lvl>
-    <w:lvl w:ilvl="4" w:tentative="0">
+    <w:lvl w:ilvl="4">
       <w:start w:val="1"/>
       <w:numFmt w:val="bullet"/>
       <w:lvlText w:val="o"/>
@@ -2935,7 +3081,7 @@
         <w:ind w:left="3318"/>
       </w:pPr>
       <w:rPr>
-        <w:rFonts w:ascii="Times New Roman" w:hAnsi="Times New Roman" w:eastAsia="Times New Roman" w:cs="Times New Roman"/>
+        <w:rFonts w:ascii="Times New Roman" w:eastAsia="Times New Roman" w:hAnsi="Times New Roman" w:cs="Times New Roman"/>
         <w:b w:val="0"/>
         <w:i w:val="0"/>
         <w:strike w:val="0"/>
@@ -2948,7 +3094,7 @@
         <w:vertAlign w:val="baseline"/>
       </w:rPr>
     </w:lvl>
-    <w:lvl w:ilvl="5" w:tentative="0">
+    <w:lvl w:ilvl="5">
       <w:start w:val="1"/>
       <w:numFmt w:val="bullet"/>
       <w:lvlText w:val="▪"/>
@@ -2957,7 +3103,7 @@
         <w:ind w:left="4038"/>
       </w:pPr>
       <w:rPr>
-        <w:rFonts w:ascii="Times New Roman" w:hAnsi="Times New Roman" w:eastAsia="Times New Roman" w:cs="Times New Roman"/>
+        <w:rFonts w:ascii="Times New Roman" w:eastAsia="Times New Roman" w:hAnsi="Times New Roman" w:cs="Times New Roman"/>
         <w:b w:val="0"/>
         <w:i w:val="0"/>
         <w:strike w:val="0"/>
@@ -2970,7 +3116,7 @@
         <w:vertAlign w:val="baseline"/>
       </w:rPr>
     </w:lvl>
-    <w:lvl w:ilvl="6" w:tentative="0">
+    <w:lvl w:ilvl="6">
       <w:start w:val="1"/>
       <w:numFmt w:val="bullet"/>
       <w:lvlText w:val="•"/>
@@ -2979,7 +3125,7 @@
         <w:ind w:left="4758"/>
       </w:pPr>
       <w:rPr>
-        <w:rFonts w:ascii="Times New Roman" w:hAnsi="Times New Roman" w:eastAsia="Times New Roman" w:cs="Times New Roman"/>
+        <w:rFonts w:ascii="Times New Roman" w:eastAsia="Times New Roman" w:hAnsi="Times New Roman" w:cs="Times New Roman"/>
         <w:b w:val="0"/>
         <w:i w:val="0"/>
         <w:strike w:val="0"/>
@@ -2992,7 +3138,7 @@
         <w:vertAlign w:val="baseline"/>
       </w:rPr>
     </w:lvl>
-    <w:lvl w:ilvl="7" w:tentative="0">
+    <w:lvl w:ilvl="7">
       <w:start w:val="1"/>
       <w:numFmt w:val="bullet"/>
       <w:lvlText w:val="o"/>
@@ -3001,7 +3147,7 @@
         <w:ind w:left="5478"/>
       </w:pPr>
       <w:rPr>
-        <w:rFonts w:ascii="Times New Roman" w:hAnsi="Times New Roman" w:eastAsia="Times New Roman" w:cs="Times New Roman"/>
+        <w:rFonts w:ascii="Times New Roman" w:eastAsia="Times New Roman" w:hAnsi="Times New Roman" w:cs="Times New Roman"/>
         <w:b w:val="0"/>
         <w:i w:val="0"/>
         <w:strike w:val="0"/>
@@ -3014,7 +3160,7 @@
         <w:vertAlign w:val="baseline"/>
       </w:rPr>
     </w:lvl>
-    <w:lvl w:ilvl="8" w:tentative="0">
+    <w:lvl w:ilvl="8">
       <w:start w:val="1"/>
       <w:numFmt w:val="bullet"/>
       <w:lvlText w:val="▪"/>
@@ -3023,7 +3169,7 @@
         <w:ind w:left="6198"/>
       </w:pPr>
       <w:rPr>
-        <w:rFonts w:ascii="Times New Roman" w:hAnsi="Times New Roman" w:eastAsia="Times New Roman" w:cs="Times New Roman"/>
+        <w:rFonts w:ascii="Times New Roman" w:eastAsia="Times New Roman" w:hAnsi="Times New Roman" w:cs="Times New Roman"/>
         <w:b w:val="0"/>
         <w:i w:val="0"/>
         <w:strike w:val="0"/>
@@ -3037,11 +3183,11 @@
       </w:rPr>
     </w:lvl>
   </w:abstractNum>
-  <w:abstractNum w:abstractNumId="2">
+  <w:abstractNum w:abstractNumId="2" w15:restartNumberingAfterBreak="0">
     <w:nsid w:val="18825EB9"/>
     <w:multiLevelType w:val="multilevel"/>
     <w:tmpl w:val="18825EB9"/>
-    <w:lvl w:ilvl="0" w:tentative="0">
+    <w:lvl w:ilvl="0">
       <w:start w:val="1"/>
       <w:numFmt w:val="decimal"/>
       <w:lvlText w:val="%1a."/>
@@ -3053,7 +3199,7 @@
         <w:rFonts w:hint="eastAsia"/>
       </w:rPr>
     </w:lvl>
-    <w:lvl w:ilvl="1" w:tentative="0">
+    <w:lvl w:ilvl="1">
       <w:start w:val="1"/>
       <w:numFmt w:val="lowerLetter"/>
       <w:lvlText w:val="%2)"/>
@@ -3062,7 +3208,7 @@
         <w:ind w:left="880" w:hanging="440"/>
       </w:pPr>
     </w:lvl>
-    <w:lvl w:ilvl="2" w:tentative="0">
+    <w:lvl w:ilvl="2">
       <w:start w:val="1"/>
       <w:numFmt w:val="lowerRoman"/>
       <w:lvlText w:val="%3."/>
@@ -3071,7 +3217,7 @@
         <w:ind w:left="1320" w:hanging="440"/>
       </w:pPr>
     </w:lvl>
-    <w:lvl w:ilvl="3" w:tentative="0">
+    <w:lvl w:ilvl="3">
       <w:start w:val="1"/>
       <w:numFmt w:val="decimal"/>
       <w:lvlText w:val="%4."/>
@@ -3080,7 +3226,7 @@
         <w:ind w:left="1760" w:hanging="440"/>
       </w:pPr>
     </w:lvl>
-    <w:lvl w:ilvl="4" w:tentative="0">
+    <w:lvl w:ilvl="4">
       <w:start w:val="1"/>
       <w:numFmt w:val="lowerLetter"/>
       <w:lvlText w:val="%5)"/>
@@ -3089,7 +3235,7 @@
         <w:ind w:left="2200" w:hanging="440"/>
       </w:pPr>
     </w:lvl>
-    <w:lvl w:ilvl="5" w:tentative="0">
+    <w:lvl w:ilvl="5">
       <w:start w:val="1"/>
       <w:numFmt w:val="lowerRoman"/>
       <w:lvlText w:val="%6."/>
@@ -3098,7 +3244,7 @@
         <w:ind w:left="2640" w:hanging="440"/>
       </w:pPr>
     </w:lvl>
-    <w:lvl w:ilvl="6" w:tentative="0">
+    <w:lvl w:ilvl="6">
       <w:start w:val="1"/>
       <w:numFmt w:val="decimal"/>
       <w:lvlText w:val="%7."/>
@@ -3107,7 +3253,7 @@
         <w:ind w:left="3080" w:hanging="440"/>
       </w:pPr>
     </w:lvl>
-    <w:lvl w:ilvl="7" w:tentative="0">
+    <w:lvl w:ilvl="7">
       <w:start w:val="1"/>
       <w:numFmt w:val="lowerLetter"/>
       <w:lvlText w:val="%8)"/>
@@ -3116,7 +3262,7 @@
         <w:ind w:left="3520" w:hanging="440"/>
       </w:pPr>
     </w:lvl>
-    <w:lvl w:ilvl="8" w:tentative="0">
+    <w:lvl w:ilvl="8">
       <w:start w:val="1"/>
       <w:numFmt w:val="lowerRoman"/>
       <w:lvlText w:val="%9."/>
@@ -3126,11 +3272,11 @@
       </w:pPr>
     </w:lvl>
   </w:abstractNum>
-  <w:abstractNum w:abstractNumId="3">
+  <w:abstractNum w:abstractNumId="3" w15:restartNumberingAfterBreak="0">
     <w:nsid w:val="304B7422"/>
     <w:multiLevelType w:val="multilevel"/>
     <w:tmpl w:val="304B7422"/>
-    <w:lvl w:ilvl="0" w:tentative="0">
+    <w:lvl w:ilvl="0">
       <w:start w:val="1"/>
       <w:numFmt w:val="decimal"/>
       <w:lvlText w:val="%1."/>
@@ -3139,7 +3285,7 @@
         <w:ind w:left="466"/>
       </w:pPr>
       <w:rPr>
-        <w:rFonts w:ascii="Times New Roman" w:hAnsi="Times New Roman" w:eastAsia="Times New Roman" w:cs="Times New Roman"/>
+        <w:rFonts w:ascii="Times New Roman" w:eastAsia="Times New Roman" w:hAnsi="Times New Roman" w:cs="Times New Roman"/>
         <w:b w:val="0"/>
         <w:i w:val="0"/>
         <w:strike w:val="0"/>
@@ -3152,7 +3298,7 @@
         <w:vertAlign w:val="baseline"/>
       </w:rPr>
     </w:lvl>
-    <w:lvl w:ilvl="1" w:tentative="0">
+    <w:lvl w:ilvl="1">
       <w:start w:val="1"/>
       <w:numFmt w:val="lowerLetter"/>
       <w:lvlText w:val="%2"/>
@@ -3161,7 +3307,7 @@
         <w:ind w:left="1267"/>
       </w:pPr>
       <w:rPr>
-        <w:rFonts w:ascii="Times New Roman" w:hAnsi="Times New Roman" w:eastAsia="Times New Roman" w:cs="Times New Roman"/>
+        <w:rFonts w:ascii="Times New Roman" w:eastAsia="Times New Roman" w:hAnsi="Times New Roman" w:cs="Times New Roman"/>
         <w:b w:val="0"/>
         <w:i w:val="0"/>
         <w:strike w:val="0"/>
@@ -3174,7 +3320,7 @@
         <w:vertAlign w:val="baseline"/>
       </w:rPr>
     </w:lvl>
-    <w:lvl w:ilvl="2" w:tentative="0">
+    <w:lvl w:ilvl="2">
       <w:start w:val="1"/>
       <w:numFmt w:val="lowerRoman"/>
       <w:lvlText w:val="%3"/>
@@ -3183,7 +3329,7 @@
         <w:ind w:left="1987"/>
       </w:pPr>
       <w:rPr>
-        <w:rFonts w:ascii="Times New Roman" w:hAnsi="Times New Roman" w:eastAsia="Times New Roman" w:cs="Times New Roman"/>
+        <w:rFonts w:ascii="Times New Roman" w:eastAsia="Times New Roman" w:hAnsi="Times New Roman" w:cs="Times New Roman"/>
         <w:b w:val="0"/>
         <w:i w:val="0"/>
         <w:strike w:val="0"/>
@@ -3196,7 +3342,7 @@
         <w:vertAlign w:val="baseline"/>
       </w:rPr>
     </w:lvl>
-    <w:lvl w:ilvl="3" w:tentative="0">
+    <w:lvl w:ilvl="3">
       <w:start w:val="1"/>
       <w:numFmt w:val="decimal"/>
       <w:lvlText w:val="%4"/>
@@ -3205,7 +3351,7 @@
         <w:ind w:left="2707"/>
       </w:pPr>
       <w:rPr>
-        <w:rFonts w:ascii="Times New Roman" w:hAnsi="Times New Roman" w:eastAsia="Times New Roman" w:cs="Times New Roman"/>
+        <w:rFonts w:ascii="Times New Roman" w:eastAsia="Times New Roman" w:hAnsi="Times New Roman" w:cs="Times New Roman"/>
         <w:b w:val="0"/>
         <w:i w:val="0"/>
         <w:strike w:val="0"/>
@@ -3218,7 +3364,7 @@
         <w:vertAlign w:val="baseline"/>
       </w:rPr>
     </w:lvl>
-    <w:lvl w:ilvl="4" w:tentative="0">
+    <w:lvl w:ilvl="4">
       <w:start w:val="1"/>
       <w:numFmt w:val="lowerLetter"/>
       <w:lvlText w:val="%5"/>
@@ -3227,7 +3373,7 @@
         <w:ind w:left="3427"/>
       </w:pPr>
       <w:rPr>
-        <w:rFonts w:ascii="Times New Roman" w:hAnsi="Times New Roman" w:eastAsia="Times New Roman" w:cs="Times New Roman"/>
+        <w:rFonts w:ascii="Times New Roman" w:eastAsia="Times New Roman" w:hAnsi="Times New Roman" w:cs="Times New Roman"/>
         <w:b w:val="0"/>
         <w:i w:val="0"/>
         <w:strike w:val="0"/>
@@ -3240,7 +3386,7 @@
         <w:vertAlign w:val="baseline"/>
       </w:rPr>
     </w:lvl>
-    <w:lvl w:ilvl="5" w:tentative="0">
+    <w:lvl w:ilvl="5">
       <w:start w:val="1"/>
       <w:numFmt w:val="lowerRoman"/>
       <w:lvlText w:val="%6"/>
@@ -3249,7 +3395,7 @@
         <w:ind w:left="4147"/>
       </w:pPr>
       <w:rPr>
-        <w:rFonts w:ascii="Times New Roman" w:hAnsi="Times New Roman" w:eastAsia="Times New Roman" w:cs="Times New Roman"/>
+        <w:rFonts w:ascii="Times New Roman" w:eastAsia="Times New Roman" w:hAnsi="Times New Roman" w:cs="Times New Roman"/>
         <w:b w:val="0"/>
         <w:i w:val="0"/>
         <w:strike w:val="0"/>
@@ -3262,7 +3408,7 @@
         <w:vertAlign w:val="baseline"/>
       </w:rPr>
     </w:lvl>
-    <w:lvl w:ilvl="6" w:tentative="0">
+    <w:lvl w:ilvl="6">
       <w:start w:val="1"/>
       <w:numFmt w:val="decimal"/>
       <w:lvlText w:val="%7"/>
@@ -3271,7 +3417,7 @@
         <w:ind w:left="4867"/>
       </w:pPr>
       <w:rPr>
-        <w:rFonts w:ascii="Times New Roman" w:hAnsi="Times New Roman" w:eastAsia="Times New Roman" w:cs="Times New Roman"/>
+        <w:rFonts w:ascii="Times New Roman" w:eastAsia="Times New Roman" w:hAnsi="Times New Roman" w:cs="Times New Roman"/>
         <w:b w:val="0"/>
         <w:i w:val="0"/>
         <w:strike w:val="0"/>
@@ -3284,7 +3430,7 @@
         <w:vertAlign w:val="baseline"/>
       </w:rPr>
     </w:lvl>
-    <w:lvl w:ilvl="7" w:tentative="0">
+    <w:lvl w:ilvl="7">
       <w:start w:val="1"/>
       <w:numFmt w:val="lowerLetter"/>
       <w:lvlText w:val="%8"/>
@@ -3293,7 +3439,7 @@
         <w:ind w:left="5587"/>
       </w:pPr>
       <w:rPr>
-        <w:rFonts w:ascii="Times New Roman" w:hAnsi="Times New Roman" w:eastAsia="Times New Roman" w:cs="Times New Roman"/>
+        <w:rFonts w:ascii="Times New Roman" w:eastAsia="Times New Roman" w:hAnsi="Times New Roman" w:cs="Times New Roman"/>
         <w:b w:val="0"/>
         <w:i w:val="0"/>
         <w:strike w:val="0"/>
@@ -3306,7 +3452,7 @@
         <w:vertAlign w:val="baseline"/>
       </w:rPr>
     </w:lvl>
-    <w:lvl w:ilvl="8" w:tentative="0">
+    <w:lvl w:ilvl="8">
       <w:start w:val="1"/>
       <w:numFmt w:val="lowerRoman"/>
       <w:lvlText w:val="%9"/>
@@ -3315,7 +3461,7 @@
         <w:ind w:left="6307"/>
       </w:pPr>
       <w:rPr>
-        <w:rFonts w:ascii="Times New Roman" w:hAnsi="Times New Roman" w:eastAsia="Times New Roman" w:cs="Times New Roman"/>
+        <w:rFonts w:ascii="Times New Roman" w:eastAsia="Times New Roman" w:hAnsi="Times New Roman" w:cs="Times New Roman"/>
         <w:b w:val="0"/>
         <w:i w:val="0"/>
         <w:strike w:val="0"/>
@@ -3329,11 +3475,11 @@
       </w:rPr>
     </w:lvl>
   </w:abstractNum>
-  <w:abstractNum w:abstractNumId="4">
+  <w:abstractNum w:abstractNumId="4" w15:restartNumberingAfterBreak="0">
     <w:nsid w:val="32053825"/>
     <w:multiLevelType w:val="multilevel"/>
     <w:tmpl w:val="32053825"/>
-    <w:lvl w:ilvl="0" w:tentative="0">
+    <w:lvl w:ilvl="0">
       <w:start w:val="1"/>
       <w:numFmt w:val="decimal"/>
       <w:lvlText w:val="%1."/>
@@ -3345,7 +3491,7 @@
         <w:rFonts w:hint="default"/>
       </w:rPr>
     </w:lvl>
-    <w:lvl w:ilvl="1" w:tentative="0">
+    <w:lvl w:ilvl="1">
       <w:start w:val="1"/>
       <w:numFmt w:val="lowerLetter"/>
       <w:lvlText w:val="%2)"/>
@@ -3354,7 +3500,7 @@
         <w:ind w:left="880" w:hanging="440"/>
       </w:pPr>
     </w:lvl>
-    <w:lvl w:ilvl="2" w:tentative="0">
+    <w:lvl w:ilvl="2">
       <w:start w:val="1"/>
       <w:numFmt w:val="lowerRoman"/>
       <w:lvlText w:val="%3."/>
@@ -3363,7 +3509,7 @@
         <w:ind w:left="1320" w:hanging="440"/>
       </w:pPr>
     </w:lvl>
-    <w:lvl w:ilvl="3" w:tentative="0">
+    <w:lvl w:ilvl="3">
       <w:start w:val="1"/>
       <w:numFmt w:val="decimal"/>
       <w:lvlText w:val="%4."/>
@@ -3372,7 +3518,7 @@
         <w:ind w:left="1760" w:hanging="440"/>
       </w:pPr>
     </w:lvl>
-    <w:lvl w:ilvl="4" w:tentative="0">
+    <w:lvl w:ilvl="4">
       <w:start w:val="1"/>
       <w:numFmt w:val="lowerLetter"/>
       <w:lvlText w:val="%5)"/>
@@ -3381,7 +3527,7 @@
         <w:ind w:left="2200" w:hanging="440"/>
       </w:pPr>
     </w:lvl>
-    <w:lvl w:ilvl="5" w:tentative="0">
+    <w:lvl w:ilvl="5">
       <w:start w:val="1"/>
       <w:numFmt w:val="lowerRoman"/>
       <w:lvlText w:val="%6."/>
@@ -3390,7 +3536,7 @@
         <w:ind w:left="2640" w:hanging="440"/>
       </w:pPr>
     </w:lvl>
-    <w:lvl w:ilvl="6" w:tentative="0">
+    <w:lvl w:ilvl="6">
       <w:start w:val="1"/>
       <w:numFmt w:val="decimal"/>
       <w:lvlText w:val="%7."/>
@@ -3399,7 +3545,7 @@
         <w:ind w:left="3080" w:hanging="440"/>
       </w:pPr>
     </w:lvl>
-    <w:lvl w:ilvl="7" w:tentative="0">
+    <w:lvl w:ilvl="7">
       <w:start w:val="1"/>
       <w:numFmt w:val="lowerLetter"/>
       <w:lvlText w:val="%8)"/>
@@ -3408,7 +3554,7 @@
         <w:ind w:left="3520" w:hanging="440"/>
       </w:pPr>
     </w:lvl>
-    <w:lvl w:ilvl="8" w:tentative="0">
+    <w:lvl w:ilvl="8">
       <w:start w:val="1"/>
       <w:numFmt w:val="lowerRoman"/>
       <w:lvlText w:val="%9."/>
@@ -3418,11 +3564,11 @@
       </w:pPr>
     </w:lvl>
   </w:abstractNum>
-  <w:abstractNum w:abstractNumId="5">
+  <w:abstractNum w:abstractNumId="5" w15:restartNumberingAfterBreak="0">
     <w:nsid w:val="42FE51F4"/>
     <w:multiLevelType w:val="multilevel"/>
     <w:tmpl w:val="42FE51F4"/>
-    <w:lvl w:ilvl="0" w:tentative="0">
+    <w:lvl w:ilvl="0">
       <w:start w:val="1"/>
       <w:numFmt w:val="decimal"/>
       <w:lvlText w:val="%1."/>
@@ -3431,7 +3577,7 @@
         <w:ind w:left="466"/>
       </w:pPr>
       <w:rPr>
-        <w:rFonts w:ascii="Times New Roman" w:hAnsi="Times New Roman" w:eastAsia="Times New Roman" w:cs="Times New Roman"/>
+        <w:rFonts w:ascii="Times New Roman" w:eastAsia="Times New Roman" w:hAnsi="Times New Roman" w:cs="Times New Roman"/>
         <w:b w:val="0"/>
         <w:i w:val="0"/>
         <w:strike w:val="0"/>
@@ -3444,7 +3590,7 @@
         <w:vertAlign w:val="baseline"/>
       </w:rPr>
     </w:lvl>
-    <w:lvl w:ilvl="1" w:tentative="0">
+    <w:lvl w:ilvl="1">
       <w:start w:val="1"/>
       <w:numFmt w:val="lowerLetter"/>
       <w:lvlText w:val="%2"/>
@@ -3453,7 +3599,7 @@
         <w:ind w:left="1259"/>
       </w:pPr>
       <w:rPr>
-        <w:rFonts w:ascii="Times New Roman" w:hAnsi="Times New Roman" w:eastAsia="Times New Roman" w:cs="Times New Roman"/>
+        <w:rFonts w:ascii="Times New Roman" w:eastAsia="Times New Roman" w:hAnsi="Times New Roman" w:cs="Times New Roman"/>
         <w:b w:val="0"/>
         <w:i w:val="0"/>
         <w:strike w:val="0"/>
@@ -3466,7 +3612,7 @@
         <w:vertAlign w:val="baseline"/>
       </w:rPr>
     </w:lvl>
-    <w:lvl w:ilvl="2" w:tentative="0">
+    <w:lvl w:ilvl="2">
       <w:start w:val="1"/>
       <w:numFmt w:val="lowerRoman"/>
       <w:lvlText w:val="%3"/>
@@ -3475,7 +3621,7 @@
         <w:ind w:left="1979"/>
       </w:pPr>
       <w:rPr>
-        <w:rFonts w:ascii="Times New Roman" w:hAnsi="Times New Roman" w:eastAsia="Times New Roman" w:cs="Times New Roman"/>
+        <w:rFonts w:ascii="Times New Roman" w:eastAsia="Times New Roman" w:hAnsi="Times New Roman" w:cs="Times New Roman"/>
         <w:b w:val="0"/>
         <w:i w:val="0"/>
         <w:strike w:val="0"/>
@@ -3488,7 +3634,7 @@
         <w:vertAlign w:val="baseline"/>
       </w:rPr>
     </w:lvl>
-    <w:lvl w:ilvl="3" w:tentative="0">
+    <w:lvl w:ilvl="3">
       <w:start w:val="1"/>
       <w:numFmt w:val="decimal"/>
       <w:lvlText w:val="%4"/>
@@ -3497,7 +3643,7 @@
         <w:ind w:left="2699"/>
       </w:pPr>
       <w:rPr>
-        <w:rFonts w:ascii="Times New Roman" w:hAnsi="Times New Roman" w:eastAsia="Times New Roman" w:cs="Times New Roman"/>
+        <w:rFonts w:ascii="Times New Roman" w:eastAsia="Times New Roman" w:hAnsi="Times New Roman" w:cs="Times New Roman"/>
         <w:b w:val="0"/>
         <w:i w:val="0"/>
         <w:strike w:val="0"/>
@@ -3510,7 +3656,7 @@
         <w:vertAlign w:val="baseline"/>
       </w:rPr>
     </w:lvl>
-    <w:lvl w:ilvl="4" w:tentative="0">
+    <w:lvl w:ilvl="4">
       <w:start w:val="1"/>
       <w:numFmt w:val="lowerLetter"/>
       <w:lvlText w:val="%5"/>
@@ -3519,7 +3665,7 @@
         <w:ind w:left="3419"/>
       </w:pPr>
       <w:rPr>
-        <w:rFonts w:ascii="Times New Roman" w:hAnsi="Times New Roman" w:eastAsia="Times New Roman" w:cs="Times New Roman"/>
+        <w:rFonts w:ascii="Times New Roman" w:eastAsia="Times New Roman" w:hAnsi="Times New Roman" w:cs="Times New Roman"/>
         <w:b w:val="0"/>
         <w:i w:val="0"/>
         <w:strike w:val="0"/>
@@ -3532,7 +3678,7 @@
         <w:vertAlign w:val="baseline"/>
       </w:rPr>
     </w:lvl>
-    <w:lvl w:ilvl="5" w:tentative="0">
+    <w:lvl w:ilvl="5">
       <w:start w:val="1"/>
       <w:numFmt w:val="lowerRoman"/>
       <w:lvlText w:val="%6"/>
@@ -3541,7 +3687,7 @@
         <w:ind w:left="4139"/>
       </w:pPr>
       <w:rPr>
-        <w:rFonts w:ascii="Times New Roman" w:hAnsi="Times New Roman" w:eastAsia="Times New Roman" w:cs="Times New Roman"/>
+        <w:rFonts w:ascii="Times New Roman" w:eastAsia="Times New Roman" w:hAnsi="Times New Roman" w:cs="Times New Roman"/>
         <w:b w:val="0"/>
         <w:i w:val="0"/>
         <w:strike w:val="0"/>
@@ -3554,7 +3700,7 @@
         <w:vertAlign w:val="baseline"/>
       </w:rPr>
     </w:lvl>
-    <w:lvl w:ilvl="6" w:tentative="0">
+    <w:lvl w:ilvl="6">
       <w:start w:val="1"/>
       <w:numFmt w:val="decimal"/>
       <w:lvlText w:val="%7"/>
@@ -3563,7 +3709,7 @@
         <w:ind w:left="4859"/>
       </w:pPr>
       <w:rPr>
-        <w:rFonts w:ascii="Times New Roman" w:hAnsi="Times New Roman" w:eastAsia="Times New Roman" w:cs="Times New Roman"/>
+        <w:rFonts w:ascii="Times New Roman" w:eastAsia="Times New Roman" w:hAnsi="Times New Roman" w:cs="Times New Roman"/>
         <w:b w:val="0"/>
         <w:i w:val="0"/>
         <w:strike w:val="0"/>
@@ -3576,7 +3722,7 @@
         <w:vertAlign w:val="baseline"/>
       </w:rPr>
     </w:lvl>
-    <w:lvl w:ilvl="7" w:tentative="0">
+    <w:lvl w:ilvl="7">
       <w:start w:val="1"/>
       <w:numFmt w:val="lowerLetter"/>
       <w:lvlText w:val="%8"/>
@@ -3585,7 +3731,7 @@
         <w:ind w:left="5579"/>
       </w:pPr>
       <w:rPr>
-        <w:rFonts w:ascii="Times New Roman" w:hAnsi="Times New Roman" w:eastAsia="Times New Roman" w:cs="Times New Roman"/>
+        <w:rFonts w:ascii="Times New Roman" w:eastAsia="Times New Roman" w:hAnsi="Times New Roman" w:cs="Times New Roman"/>
         <w:b w:val="0"/>
         <w:i w:val="0"/>
         <w:strike w:val="0"/>
@@ -3598,7 +3744,7 @@
         <w:vertAlign w:val="baseline"/>
       </w:rPr>
     </w:lvl>
-    <w:lvl w:ilvl="8" w:tentative="0">
+    <w:lvl w:ilvl="8">
       <w:start w:val="1"/>
       <w:numFmt w:val="lowerRoman"/>
       <w:lvlText w:val="%9"/>
@@ -3607,7 +3753,7 @@
         <w:ind w:left="6299"/>
       </w:pPr>
       <w:rPr>
-        <w:rFonts w:ascii="Times New Roman" w:hAnsi="Times New Roman" w:eastAsia="Times New Roman" w:cs="Times New Roman"/>
+        <w:rFonts w:ascii="Times New Roman" w:eastAsia="Times New Roman" w:hAnsi="Times New Roman" w:cs="Times New Roman"/>
         <w:b w:val="0"/>
         <w:i w:val="0"/>
         <w:strike w:val="0"/>
@@ -3621,21 +3767,21 @@
       </w:rPr>
     </w:lvl>
   </w:abstractNum>
-  <w:abstractNum w:abstractNumId="6">
+  <w:abstractNum w:abstractNumId="6" w15:restartNumberingAfterBreak="0">
     <w:nsid w:val="544073F8"/>
     <w:multiLevelType w:val="multilevel"/>
     <w:tmpl w:val="544073F8"/>
-    <w:lvl w:ilvl="0" w:tentative="0">
+    <w:lvl w:ilvl="0">
       <w:start w:val="1"/>
       <w:numFmt w:val="decimal"/>
-      <w:pStyle w:val="2"/>
+      <w:pStyle w:val="Heading1"/>
       <w:lvlText w:val="%1"/>
       <w:lvlJc w:val="left"/>
       <w:pPr>
         <w:ind w:left="0"/>
       </w:pPr>
       <w:rPr>
-        <w:rFonts w:ascii="Times New Roman" w:hAnsi="Times New Roman" w:eastAsia="Times New Roman" w:cs="Times New Roman"/>
+        <w:rFonts w:ascii="Times New Roman" w:eastAsia="Times New Roman" w:hAnsi="Times New Roman" w:cs="Times New Roman"/>
         <w:b/>
         <w:bCs/>
         <w:i w:val="0"/>
@@ -3649,7 +3795,7 @@
         <w:vertAlign w:val="baseline"/>
       </w:rPr>
     </w:lvl>
-    <w:lvl w:ilvl="1" w:tentative="0">
+    <w:lvl w:ilvl="1">
       <w:start w:val="1"/>
       <w:numFmt w:val="lowerLetter"/>
       <w:lvlText w:val="%2"/>
@@ -3658,7 +3804,7 @@
         <w:ind w:left="1086"/>
       </w:pPr>
       <w:rPr>
-        <w:rFonts w:ascii="Times New Roman" w:hAnsi="Times New Roman" w:eastAsia="Times New Roman" w:cs="Times New Roman"/>
+        <w:rFonts w:ascii="Times New Roman" w:eastAsia="Times New Roman" w:hAnsi="Times New Roman" w:cs="Times New Roman"/>
         <w:b/>
         <w:bCs/>
         <w:i w:val="0"/>
@@ -3672,7 +3818,7 @@
         <w:vertAlign w:val="baseline"/>
       </w:rPr>
     </w:lvl>
-    <w:lvl w:ilvl="2" w:tentative="0">
+    <w:lvl w:ilvl="2">
       <w:start w:val="1"/>
       <w:numFmt w:val="lowerRoman"/>
       <w:lvlText w:val="%3"/>
@@ -3681,7 +3827,7 @@
         <w:ind w:left="1806"/>
       </w:pPr>
       <w:rPr>
-        <w:rFonts w:ascii="Times New Roman" w:hAnsi="Times New Roman" w:eastAsia="Times New Roman" w:cs="Times New Roman"/>
+        <w:rFonts w:ascii="Times New Roman" w:eastAsia="Times New Roman" w:hAnsi="Times New Roman" w:cs="Times New Roman"/>
         <w:b/>
         <w:bCs/>
         <w:i w:val="0"/>
@@ -3695,7 +3841,7 @@
         <w:vertAlign w:val="baseline"/>
       </w:rPr>
     </w:lvl>
-    <w:lvl w:ilvl="3" w:tentative="0">
+    <w:lvl w:ilvl="3">
       <w:start w:val="1"/>
       <w:numFmt w:val="decimal"/>
       <w:lvlText w:val="%4"/>
@@ -3704,7 +3850,7 @@
         <w:ind w:left="2526"/>
       </w:pPr>
       <w:rPr>
-        <w:rFonts w:ascii="Times New Roman" w:hAnsi="Times New Roman" w:eastAsia="Times New Roman" w:cs="Times New Roman"/>
+        <w:rFonts w:ascii="Times New Roman" w:eastAsia="Times New Roman" w:hAnsi="Times New Roman" w:cs="Times New Roman"/>
         <w:b/>
         <w:bCs/>
         <w:i w:val="0"/>
@@ -3718,7 +3864,7 @@
         <w:vertAlign w:val="baseline"/>
       </w:rPr>
     </w:lvl>
-    <w:lvl w:ilvl="4" w:tentative="0">
+    <w:lvl w:ilvl="4">
       <w:start w:val="1"/>
       <w:numFmt w:val="lowerLetter"/>
       <w:lvlText w:val="%5"/>
@@ -3727,7 +3873,7 @@
         <w:ind w:left="3246"/>
       </w:pPr>
       <w:rPr>
-        <w:rFonts w:ascii="Times New Roman" w:hAnsi="Times New Roman" w:eastAsia="Times New Roman" w:cs="Times New Roman"/>
+        <w:rFonts w:ascii="Times New Roman" w:eastAsia="Times New Roman" w:hAnsi="Times New Roman" w:cs="Times New Roman"/>
         <w:b/>
         <w:bCs/>
         <w:i w:val="0"/>
@@ -3741,7 +3887,7 @@
         <w:vertAlign w:val="baseline"/>
       </w:rPr>
     </w:lvl>
-    <w:lvl w:ilvl="5" w:tentative="0">
+    <w:lvl w:ilvl="5">
       <w:start w:val="1"/>
       <w:numFmt w:val="lowerRoman"/>
       <w:lvlText w:val="%6"/>
@@ -3750,7 +3896,7 @@
         <w:ind w:left="3966"/>
       </w:pPr>
       <w:rPr>
-        <w:rFonts w:ascii="Times New Roman" w:hAnsi="Times New Roman" w:eastAsia="Times New Roman" w:cs="Times New Roman"/>
+        <w:rFonts w:ascii="Times New Roman" w:eastAsia="Times New Roman" w:hAnsi="Times New Roman" w:cs="Times New Roman"/>
         <w:b/>
         <w:bCs/>
         <w:i w:val="0"/>
@@ -3764,7 +3910,7 @@
         <w:vertAlign w:val="baseline"/>
       </w:rPr>
     </w:lvl>
-    <w:lvl w:ilvl="6" w:tentative="0">
+    <w:lvl w:ilvl="6">
       <w:start w:val="1"/>
       <w:numFmt w:val="decimal"/>
       <w:lvlText w:val="%7"/>
@@ -3773,7 +3919,7 @@
         <w:ind w:left="4686"/>
       </w:pPr>
       <w:rPr>
-        <w:rFonts w:ascii="Times New Roman" w:hAnsi="Times New Roman" w:eastAsia="Times New Roman" w:cs="Times New Roman"/>
+        <w:rFonts w:ascii="Times New Roman" w:eastAsia="Times New Roman" w:hAnsi="Times New Roman" w:cs="Times New Roman"/>
         <w:b/>
         <w:bCs/>
         <w:i w:val="0"/>
@@ -3787,7 +3933,7 @@
         <w:vertAlign w:val="baseline"/>
       </w:rPr>
     </w:lvl>
-    <w:lvl w:ilvl="7" w:tentative="0">
+    <w:lvl w:ilvl="7">
       <w:start w:val="1"/>
       <w:numFmt w:val="lowerLetter"/>
       <w:lvlText w:val="%8"/>
@@ -3796,7 +3942,7 @@
         <w:ind w:left="5406"/>
       </w:pPr>
       <w:rPr>
-        <w:rFonts w:ascii="Times New Roman" w:hAnsi="Times New Roman" w:eastAsia="Times New Roman" w:cs="Times New Roman"/>
+        <w:rFonts w:ascii="Times New Roman" w:eastAsia="Times New Roman" w:hAnsi="Times New Roman" w:cs="Times New Roman"/>
         <w:b/>
         <w:bCs/>
         <w:i w:val="0"/>
@@ -3810,7 +3956,7 @@
         <w:vertAlign w:val="baseline"/>
       </w:rPr>
     </w:lvl>
-    <w:lvl w:ilvl="8" w:tentative="0">
+    <w:lvl w:ilvl="8">
       <w:start w:val="1"/>
       <w:numFmt w:val="lowerRoman"/>
       <w:lvlText w:val="%9"/>
@@ -3819,7 +3965,7 @@
         <w:ind w:left="6126"/>
       </w:pPr>
       <w:rPr>
-        <w:rFonts w:ascii="Times New Roman" w:hAnsi="Times New Roman" w:eastAsia="Times New Roman" w:cs="Times New Roman"/>
+        <w:rFonts w:ascii="Times New Roman" w:eastAsia="Times New Roman" w:hAnsi="Times New Roman" w:cs="Times New Roman"/>
         <w:b/>
         <w:bCs/>
         <w:i w:val="0"/>
@@ -3834,320 +3980,444 @@
       </w:rPr>
     </w:lvl>
   </w:abstractNum>
-  <w:num w:numId="1">
+  <w:num w:numId="1" w16cid:durableId="1585216490">
     <w:abstractNumId w:val="6"/>
   </w:num>
-  <w:num w:numId="2">
+  <w:num w:numId="2" w16cid:durableId="969478985">
     <w:abstractNumId w:val="1"/>
   </w:num>
-  <w:num w:numId="3">
+  <w:num w:numId="3" w16cid:durableId="1025594478">
     <w:abstractNumId w:val="5"/>
   </w:num>
-  <w:num w:numId="4">
+  <w:num w:numId="4" w16cid:durableId="1000305782">
     <w:abstractNumId w:val="3"/>
   </w:num>
-  <w:num w:numId="5">
+  <w:num w:numId="5" w16cid:durableId="1580410386">
     <w:abstractNumId w:val="0"/>
   </w:num>
-  <w:num w:numId="6">
+  <w:num w:numId="6" w16cid:durableId="8602533">
     <w:abstractNumId w:val="4"/>
   </w:num>
-  <w:num w:numId="7">
+  <w:num w:numId="7" w16cid:durableId="637683742">
     <w:abstractNumId w:val="2"/>
   </w:num>
 </w:numbering>
 </file>
 
 <file path=word/styles.xml><?xml version="1.0" encoding="utf-8"?>
-<w:styles xmlns:mc="http://schemas.openxmlformats.org/markup-compatibility/2006" xmlns:o="urn:schemas-microsoft-com:office:office" xmlns:r="http://schemas.openxmlformats.org/officeDocument/2006/relationships" xmlns:m="http://schemas.openxmlformats.org/officeDocument/2006/math" xmlns:v="urn:schemas-microsoft-com:vml" xmlns:w="http://schemas.openxmlformats.org/wordprocessingml/2006/main" xmlns:w14="http://schemas.microsoft.com/office/word/2010/wordml" xmlns:w10="urn:schemas-microsoft-com:office:word" xmlns:sl="http://schemas.openxmlformats.org/schemaLibrary/2006/main" xmlns:wpsCustomData="http://www.wps.cn/officeDocument/2013/wpsCustomData" mc:Ignorable="w14">
+<w:styles xmlns:mc="http://schemas.openxmlformats.org/markup-compatibility/2006" xmlns:r="http://schemas.openxmlformats.org/officeDocument/2006/relationships" xmlns:w="http://schemas.openxmlformats.org/wordprocessingml/2006/main" xmlns:w14="http://schemas.microsoft.com/office/word/2010/wordml" xmlns:w15="http://schemas.microsoft.com/office/word/2012/wordml" xmlns:w16cex="http://schemas.microsoft.com/office/word/2018/wordml/cex" xmlns:w16cid="http://schemas.microsoft.com/office/word/2016/wordml/cid" xmlns:w16="http://schemas.microsoft.com/office/word/2018/wordml" xmlns:w16du="http://schemas.microsoft.com/office/word/2023/wordml/word16du" xmlns:w16sdtdh="http://schemas.microsoft.com/office/word/2020/wordml/sdtdatahash" xmlns:w16sdtfl="http://schemas.microsoft.com/office/word/2024/wordml/sdtformatlock" xmlns:w16se="http://schemas.microsoft.com/office/word/2015/wordml/symex" mc:Ignorable="w14 w15 w16se w16cid w16 w16cex w16sdtdh w16sdtfl w16du">
   <w:docDefaults>
     <w:rPrDefault>
       <w:rPr>
-        <w:rFonts w:asciiTheme="minorHAnsi" w:hAnsiTheme="minorHAnsi" w:eastAsiaTheme="minorEastAsia" w:cstheme="minorBidi"/>
+        <w:rFonts w:asciiTheme="minorHAnsi" w:eastAsiaTheme="minorEastAsia" w:hAnsiTheme="minorHAnsi" w:cstheme="minorBidi"/>
+        <w:lang w:val="en-US" w:eastAsia="zh-CN" w:bidi="ar-SA"/>
       </w:rPr>
     </w:rPrDefault>
     <w:pPrDefault/>
   </w:docDefaults>
-  <w:latentStyles w:count="260" w:defQFormat="0" w:defUnhideWhenUsed="1" w:defSemiHidden="1" w:defUIPriority="99" w:defLockedState="0">
-    <w:lsdException w:qFormat="1" w:unhideWhenUsed="0" w:uiPriority="0" w:semiHidden="0" w:name="Normal"/>
-    <w:lsdException w:qFormat="1" w:unhideWhenUsed="0" w:uiPriority="9" w:semiHidden="0" w:name="heading 1"/>
-    <w:lsdException w:qFormat="1" w:uiPriority="9" w:semiHidden="0" w:name="heading 2"/>
-    <w:lsdException w:qFormat="1" w:uiPriority="9" w:name="heading 3"/>
-    <w:lsdException w:qFormat="1" w:uiPriority="9" w:name="heading 4"/>
-    <w:lsdException w:qFormat="1" w:uiPriority="9" w:name="heading 5"/>
-    <w:lsdException w:qFormat="1" w:uiPriority="9" w:name="heading 6"/>
-    <w:lsdException w:qFormat="1" w:uiPriority="9" w:name="heading 7"/>
-    <w:lsdException w:qFormat="1" w:uiPriority="9" w:name="heading 8"/>
-    <w:lsdException w:qFormat="1" w:uiPriority="9" w:name="heading 9"/>
-    <w:lsdException w:uiPriority="99" w:name="index 1"/>
-    <w:lsdException w:uiPriority="99" w:name="index 2"/>
-    <w:lsdException w:uiPriority="99" w:name="index 3"/>
-    <w:lsdException w:uiPriority="99" w:name="index 4"/>
-    <w:lsdException w:uiPriority="99" w:name="index 5"/>
-    <w:lsdException w:uiPriority="99" w:name="index 6"/>
-    <w:lsdException w:uiPriority="99" w:name="index 7"/>
-    <w:lsdException w:uiPriority="99" w:name="index 8"/>
-    <w:lsdException w:uiPriority="99" w:name="index 9"/>
-    <w:lsdException w:uiPriority="39" w:name="toc 1"/>
-    <w:lsdException w:uiPriority="39" w:name="toc 2"/>
-    <w:lsdException w:uiPriority="39" w:name="toc 3"/>
-    <w:lsdException w:uiPriority="39" w:name="toc 4"/>
-    <w:lsdException w:uiPriority="39" w:name="toc 5"/>
-    <w:lsdException w:uiPriority="39" w:name="toc 6"/>
-    <w:lsdException w:uiPriority="39" w:name="toc 7"/>
-    <w:lsdException w:uiPriority="39" w:name="toc 8"/>
-    <w:lsdException w:uiPriority="39" w:name="toc 9"/>
-    <w:lsdException w:uiPriority="99" w:name="Normal Indent"/>
-    <w:lsdException w:uiPriority="99" w:name="footnote text"/>
-    <w:lsdException w:uiPriority="99" w:name="annotation text"/>
-    <w:lsdException w:uiPriority="99" w:semiHidden="0" w:name="header"/>
-    <w:lsdException w:uiPriority="99" w:name="footer"/>
-    <w:lsdException w:uiPriority="99" w:name="index heading"/>
-    <w:lsdException w:qFormat="1" w:uiPriority="35" w:name="caption"/>
-    <w:lsdException w:uiPriority="99" w:name="table of figures"/>
-    <w:lsdException w:uiPriority="99" w:name="envelope address"/>
-    <w:lsdException w:uiPriority="99" w:name="envelope return"/>
-    <w:lsdException w:uiPriority="99" w:name="footnote reference"/>
-    <w:lsdException w:uiPriority="99" w:name="annotation reference"/>
-    <w:lsdException w:uiPriority="99" w:name="line number"/>
-    <w:lsdException w:uiPriority="99" w:name="page number"/>
-    <w:lsdException w:uiPriority="99" w:name="endnote reference"/>
-    <w:lsdException w:uiPriority="99" w:name="endnote text"/>
-    <w:lsdException w:uiPriority="99" w:name="table of authorities"/>
-    <w:lsdException w:uiPriority="99" w:name="macro"/>
-    <w:lsdException w:uiPriority="99" w:name="toa heading"/>
-    <w:lsdException w:uiPriority="99" w:name="List"/>
-    <w:lsdException w:uiPriority="99" w:name="List Bullet"/>
-    <w:lsdException w:uiPriority="99" w:name="List Number"/>
-    <w:lsdException w:uiPriority="99" w:name="List 2"/>
-    <w:lsdException w:uiPriority="99" w:name="List 3"/>
-    <w:lsdException w:uiPriority="99" w:name="List 4"/>
-    <w:lsdException w:uiPriority="99" w:name="List 5"/>
-    <w:lsdException w:uiPriority="99" w:name="List Bullet 2"/>
-    <w:lsdException w:uiPriority="99" w:name="List Bullet 3"/>
-    <w:lsdException w:uiPriority="99" w:name="List Bullet 4"/>
-    <w:lsdException w:uiPriority="99" w:name="List Bullet 5"/>
-    <w:lsdException w:uiPriority="99" w:name="List Number 2"/>
-    <w:lsdException w:uiPriority="99" w:name="List Number 3"/>
-    <w:lsdException w:uiPriority="99" w:name="List Number 4"/>
-    <w:lsdException w:uiPriority="99" w:name="List Number 5"/>
-    <w:lsdException w:qFormat="1" w:unhideWhenUsed="0" w:uiPriority="10" w:semiHidden="0" w:name="Title"/>
-    <w:lsdException w:uiPriority="99" w:name="Closing"/>
-    <w:lsdException w:uiPriority="99" w:name="Signature"/>
-    <w:lsdException w:uiPriority="1" w:name="Default Paragraph Font"/>
-    <w:lsdException w:uiPriority="99" w:name="Body Text"/>
-    <w:lsdException w:uiPriority="99" w:name="Body Text Indent"/>
-    <w:lsdException w:uiPriority="99" w:name="List Continue"/>
-    <w:lsdException w:uiPriority="99" w:name="List Continue 2"/>
-    <w:lsdException w:uiPriority="99" w:name="List Continue 3"/>
-    <w:lsdException w:uiPriority="99" w:name="List Continue 4"/>
-    <w:lsdException w:uiPriority="99" w:name="List Continue 5"/>
-    <w:lsdException w:uiPriority="99" w:name="Message Header"/>
-    <w:lsdException w:qFormat="1" w:unhideWhenUsed="0" w:uiPriority="11" w:semiHidden="0" w:name="Subtitle"/>
-    <w:lsdException w:uiPriority="99" w:name="Salutation"/>
-    <w:lsdException w:uiPriority="99" w:name="Date"/>
-    <w:lsdException w:uiPriority="99" w:name="Body Text First Indent"/>
-    <w:lsdException w:uiPriority="99" w:name="Body Text First Indent 2"/>
-    <w:lsdException w:uiPriority="99" w:name="Note Heading"/>
-    <w:lsdException w:uiPriority="99" w:name="Body Text 2"/>
-    <w:lsdException w:uiPriority="99" w:name="Body Text 3"/>
-    <w:lsdException w:uiPriority="99" w:name="Body Text Indent 2"/>
-    <w:lsdException w:uiPriority="99" w:name="Body Text Indent 3"/>
-    <w:lsdException w:uiPriority="99" w:name="Block Text"/>
-    <w:lsdException w:uiPriority="99" w:name="Hyperlink"/>
-    <w:lsdException w:uiPriority="99" w:name="FollowedHyperlink"/>
-    <w:lsdException w:qFormat="1" w:unhideWhenUsed="0" w:uiPriority="22" w:semiHidden="0" w:name="Strong"/>
-    <w:lsdException w:qFormat="1" w:unhideWhenUsed="0" w:uiPriority="20" w:semiHidden="0" w:name="Emphasis"/>
-    <w:lsdException w:uiPriority="99" w:name="Document Map"/>
-    <w:lsdException w:uiPriority="99" w:name="Plain Text"/>
-    <w:lsdException w:uiPriority="99" w:name="E-mail Signature"/>
-    <w:lsdException w:uiPriority="99" w:name="Normal (Web)"/>
-    <w:lsdException w:uiPriority="99" w:name="HTML Acronym"/>
-    <w:lsdException w:uiPriority="99" w:name="HTML Address"/>
-    <w:lsdException w:uiPriority="99" w:name="HTML Cite"/>
-    <w:lsdException w:uiPriority="99" w:name="HTML Code"/>
-    <w:lsdException w:uiPriority="99" w:name="HTML Definition"/>
-    <w:lsdException w:uiPriority="99" w:name="HTML Keyboard"/>
-    <w:lsdException w:uiPriority="99" w:name="HTML Preformatted"/>
-    <w:lsdException w:uiPriority="99" w:name="HTML Sample"/>
-    <w:lsdException w:uiPriority="99" w:name="HTML Typewriter"/>
-    <w:lsdException w:uiPriority="99" w:name="HTML Variable"/>
-    <w:lsdException w:uiPriority="99" w:name="Normal Table"/>
-    <w:lsdException w:uiPriority="99" w:name="annotation subject"/>
-    <w:lsdException w:uiPriority="99" w:name="Table Simple 1"/>
-    <w:lsdException w:uiPriority="99" w:name="Table Simple 2"/>
-    <w:lsdException w:uiPriority="99" w:name="Table Simple 3"/>
-    <w:lsdException w:uiPriority="99" w:name="Table Classic 1"/>
-    <w:lsdException w:uiPriority="99" w:name="Table Classic 2"/>
-    <w:lsdException w:uiPriority="99" w:name="Table Classic 3"/>
-    <w:lsdException w:uiPriority="99" w:name="Table Classic 4"/>
-    <w:lsdException w:uiPriority="99" w:name="Table Colorful 1"/>
-    <w:lsdException w:uiPriority="99" w:name="Table Colorful 2"/>
-    <w:lsdException w:uiPriority="99" w:name="Table Colorful 3"/>
-    <w:lsdException w:uiPriority="99" w:name="Table Columns 1"/>
-    <w:lsdException w:uiPriority="99" w:name="Table Columns 2"/>
-    <w:lsdException w:uiPriority="99" w:name="Table Columns 3"/>
-    <w:lsdException w:uiPriority="99" w:name="Table Columns 4"/>
-    <w:lsdException w:uiPriority="99" w:name="Table Columns 5"/>
-    <w:lsdException w:uiPriority="99" w:name="Table Grid 1"/>
-    <w:lsdException w:uiPriority="99" w:name="Table Grid 2"/>
-    <w:lsdException w:uiPriority="99" w:name="Table Grid 3"/>
-    <w:lsdException w:uiPriority="99" w:name="Table Grid 4"/>
-    <w:lsdException w:uiPriority="99" w:name="Table Grid 5"/>
-    <w:lsdException w:uiPriority="99" w:name="Table Grid 6"/>
-    <w:lsdException w:uiPriority="99" w:name="Table Grid 7"/>
-    <w:lsdException w:uiPriority="99" w:name="Table Grid 8"/>
-    <w:lsdException w:uiPriority="99" w:name="Table List 1"/>
-    <w:lsdException w:uiPriority="99" w:name="Table List 2"/>
-    <w:lsdException w:uiPriority="99" w:name="Table List 3"/>
-    <w:lsdException w:uiPriority="99" w:name="Table List 4"/>
-    <w:lsdException w:uiPriority="99" w:name="Table List 5"/>
-    <w:lsdException w:uiPriority="99" w:name="Table List 6"/>
-    <w:lsdException w:uiPriority="99" w:name="Table List 7"/>
-    <w:lsdException w:uiPriority="99" w:name="Table List 8"/>
-    <w:lsdException w:uiPriority="99" w:name="Table 3D effects 1"/>
-    <w:lsdException w:uiPriority="99" w:name="Table 3D effects 2"/>
-    <w:lsdException w:uiPriority="99" w:name="Table 3D effects 3"/>
-    <w:lsdException w:uiPriority="99" w:name="Table Contemporary"/>
-    <w:lsdException w:uiPriority="99" w:name="Table Elegant"/>
-    <w:lsdException w:uiPriority="99" w:name="Table Professional"/>
-    <w:lsdException w:uiPriority="99" w:name="Table Subtle 1"/>
-    <w:lsdException w:uiPriority="99" w:name="Table Subtle 2"/>
-    <w:lsdException w:uiPriority="99" w:name="Table Web 1"/>
-    <w:lsdException w:uiPriority="99" w:name="Table Web 2"/>
-    <w:lsdException w:uiPriority="99" w:name="Table Web 3"/>
-    <w:lsdException w:uiPriority="99" w:name="Balloon Text"/>
-    <w:lsdException w:unhideWhenUsed="0" w:uiPriority="39" w:semiHidden="0" w:name="Table Grid"/>
-    <w:lsdException w:uiPriority="99" w:name="Table Theme"/>
-    <w:lsdException w:unhideWhenUsed="0" w:uiPriority="60" w:semiHidden="0" w:name="Light Shading"/>
-    <w:lsdException w:unhideWhenUsed="0" w:uiPriority="61" w:semiHidden="0" w:name="Light List"/>
-    <w:lsdException w:unhideWhenUsed="0" w:uiPriority="62" w:semiHidden="0" w:name="Light Grid"/>
-    <w:lsdException w:unhideWhenUsed="0" w:uiPriority="63" w:semiHidden="0" w:name="Medium Shading 1"/>
-    <w:lsdException w:unhideWhenUsed="0" w:uiPriority="64" w:semiHidden="0" w:name="Medium Shading 2"/>
-    <w:lsdException w:unhideWhenUsed="0" w:uiPriority="65" w:semiHidden="0" w:name="Medium List 1"/>
-    <w:lsdException w:unhideWhenUsed="0" w:uiPriority="66" w:semiHidden="0" w:name="Medium List 2"/>
-    <w:lsdException w:unhideWhenUsed="0" w:uiPriority="67" w:semiHidden="0" w:name="Medium Grid 1"/>
-    <w:lsdException w:unhideWhenUsed="0" w:uiPriority="68" w:semiHidden="0" w:name="Medium Grid 2"/>
-    <w:lsdException w:unhideWhenUsed="0" w:uiPriority="69" w:semiHidden="0" w:name="Medium Grid 3"/>
-    <w:lsdException w:unhideWhenUsed="0" w:uiPriority="70" w:semiHidden="0" w:name="Dark List"/>
-    <w:lsdException w:unhideWhenUsed="0" w:uiPriority="71" w:semiHidden="0" w:name="Colorful Shading"/>
-    <w:lsdException w:unhideWhenUsed="0" w:uiPriority="72" w:semiHidden="0" w:name="Colorful List"/>
-    <w:lsdException w:unhideWhenUsed="0" w:uiPriority="73" w:semiHidden="0" w:name="Colorful Grid"/>
-    <w:lsdException w:unhideWhenUsed="0" w:uiPriority="60" w:semiHidden="0" w:name="Light Shading Accent 1"/>
-    <w:lsdException w:unhideWhenUsed="0" w:uiPriority="61" w:semiHidden="0" w:name="Light List Accent 1"/>
-    <w:lsdException w:unhideWhenUsed="0" w:uiPriority="62" w:semiHidden="0" w:name="Light Grid Accent 1"/>
-    <w:lsdException w:unhideWhenUsed="0" w:uiPriority="63" w:semiHidden="0" w:name="Medium Shading 1 Accent 1"/>
-    <w:lsdException w:unhideWhenUsed="0" w:uiPriority="64" w:semiHidden="0" w:name="Medium Shading 2 Accent 1"/>
-    <w:lsdException w:unhideWhenUsed="0" w:uiPriority="65" w:semiHidden="0" w:name="Medium List 1 Accent 1"/>
-    <w:lsdException w:qFormat="1" w:unhideWhenUsed="0" w:uiPriority="34" w:semiHidden="0" w:name="List Paragraph"/>
-    <w:lsdException w:unhideWhenUsed="0" w:uiPriority="66" w:semiHidden="0" w:name="Medium List 2 Accent 1"/>
-    <w:lsdException w:unhideWhenUsed="0" w:uiPriority="67" w:semiHidden="0" w:name="Medium Grid 1 Accent 1"/>
-    <w:lsdException w:unhideWhenUsed="0" w:uiPriority="68" w:semiHidden="0" w:name="Medium Grid 2 Accent 1"/>
-    <w:lsdException w:unhideWhenUsed="0" w:uiPriority="69" w:semiHidden="0" w:name="Medium Grid 3 Accent 1"/>
-    <w:lsdException w:unhideWhenUsed="0" w:uiPriority="70" w:semiHidden="0" w:name="Dark List Accent 1"/>
-    <w:lsdException w:unhideWhenUsed="0" w:uiPriority="71" w:semiHidden="0" w:name="Colorful Shading Accent 1"/>
-    <w:lsdException w:unhideWhenUsed="0" w:uiPriority="72" w:semiHidden="0" w:name="Colorful List Accent 1"/>
-    <w:lsdException w:unhideWhenUsed="0" w:uiPriority="73" w:semiHidden="0" w:name="Colorful Grid Accent 1"/>
-    <w:lsdException w:unhideWhenUsed="0" w:uiPriority="60" w:semiHidden="0" w:name="Light Shading Accent 2"/>
-    <w:lsdException w:unhideWhenUsed="0" w:uiPriority="61" w:semiHidden="0" w:name="Light List Accent 2"/>
-    <w:lsdException w:unhideWhenUsed="0" w:uiPriority="62" w:semiHidden="0" w:name="Light Grid Accent 2"/>
-    <w:lsdException w:unhideWhenUsed="0" w:uiPriority="63" w:semiHidden="0" w:name="Medium Shading 1 Accent 2"/>
-    <w:lsdException w:unhideWhenUsed="0" w:uiPriority="64" w:semiHidden="0" w:name="Medium Shading 2 Accent 2"/>
-    <w:lsdException w:unhideWhenUsed="0" w:uiPriority="65" w:semiHidden="0" w:name="Medium List 1 Accent 2"/>
-    <w:lsdException w:unhideWhenUsed="0" w:uiPriority="66" w:semiHidden="0" w:name="Medium List 2 Accent 2"/>
-    <w:lsdException w:unhideWhenUsed="0" w:uiPriority="67" w:semiHidden="0" w:name="Medium Grid 1 Accent 2"/>
-    <w:lsdException w:unhideWhenUsed="0" w:uiPriority="68" w:semiHidden="0" w:name="Medium Grid 2 Accent 2"/>
-    <w:lsdException w:unhideWhenUsed="0" w:uiPriority="69" w:semiHidden="0" w:name="Medium Grid 3 Accent 2"/>
-    <w:lsdException w:unhideWhenUsed="0" w:uiPriority="70" w:semiHidden="0" w:name="Dark List Accent 2"/>
-    <w:lsdException w:unhideWhenUsed="0" w:uiPriority="71" w:semiHidden="0" w:name="Colorful Shading Accent 2"/>
-    <w:lsdException w:unhideWhenUsed="0" w:uiPriority="72" w:semiHidden="0" w:name="Colorful List Accent 2"/>
-    <w:lsdException w:unhideWhenUsed="0" w:uiPriority="73" w:semiHidden="0" w:name="Colorful Grid Accent 2"/>
-    <w:lsdException w:unhideWhenUsed="0" w:uiPriority="60" w:semiHidden="0" w:name="Light Shading Accent 3"/>
-    <w:lsdException w:unhideWhenUsed="0" w:uiPriority="61" w:semiHidden="0" w:name="Light List Accent 3"/>
-    <w:lsdException w:unhideWhenUsed="0" w:uiPriority="62" w:semiHidden="0" w:name="Light Grid Accent 3"/>
-    <w:lsdException w:unhideWhenUsed="0" w:uiPriority="63" w:semiHidden="0" w:name="Medium Shading 1 Accent 3"/>
-    <w:lsdException w:unhideWhenUsed="0" w:uiPriority="64" w:semiHidden="0" w:name="Medium Shading 2 Accent 3"/>
-    <w:lsdException w:unhideWhenUsed="0" w:uiPriority="65" w:semiHidden="0" w:name="Medium List 1 Accent 3"/>
-    <w:lsdException w:unhideWhenUsed="0" w:uiPriority="66" w:semiHidden="0" w:name="Medium List 2 Accent 3"/>
-    <w:lsdException w:unhideWhenUsed="0" w:uiPriority="67" w:semiHidden="0" w:name="Medium Grid 1 Accent 3"/>
-    <w:lsdException w:unhideWhenUsed="0" w:uiPriority="68" w:semiHidden="0" w:name="Medium Grid 2 Accent 3"/>
-    <w:lsdException w:unhideWhenUsed="0" w:uiPriority="69" w:semiHidden="0" w:name="Medium Grid 3 Accent 3"/>
-    <w:lsdException w:unhideWhenUsed="0" w:uiPriority="70" w:semiHidden="0" w:name="Dark List Accent 3"/>
-    <w:lsdException w:unhideWhenUsed="0" w:uiPriority="71" w:semiHidden="0" w:name="Colorful Shading Accent 3"/>
-    <w:lsdException w:unhideWhenUsed="0" w:uiPriority="72" w:semiHidden="0" w:name="Colorful List Accent 3"/>
-    <w:lsdException w:unhideWhenUsed="0" w:uiPriority="73" w:semiHidden="0" w:name="Colorful Grid Accent 3"/>
-    <w:lsdException w:unhideWhenUsed="0" w:uiPriority="60" w:semiHidden="0" w:name="Light Shading Accent 4"/>
-    <w:lsdException w:unhideWhenUsed="0" w:uiPriority="61" w:semiHidden="0" w:name="Light List Accent 4"/>
-    <w:lsdException w:unhideWhenUsed="0" w:uiPriority="62" w:semiHidden="0" w:name="Light Grid Accent 4"/>
-    <w:lsdException w:unhideWhenUsed="0" w:uiPriority="63" w:semiHidden="0" w:name="Medium Shading 1 Accent 4"/>
-    <w:lsdException w:unhideWhenUsed="0" w:uiPriority="64" w:semiHidden="0" w:name="Medium Shading 2 Accent 4"/>
-    <w:lsdException w:unhideWhenUsed="0" w:uiPriority="65" w:semiHidden="0" w:name="Medium List 1 Accent 4"/>
-    <w:lsdException w:unhideWhenUsed="0" w:uiPriority="66" w:semiHidden="0" w:name="Medium List 2 Accent 4"/>
-    <w:lsdException w:unhideWhenUsed="0" w:uiPriority="67" w:semiHidden="0" w:name="Medium Grid 1 Accent 4"/>
-    <w:lsdException w:unhideWhenUsed="0" w:uiPriority="68" w:semiHidden="0" w:name="Medium Grid 2 Accent 4"/>
-    <w:lsdException w:unhideWhenUsed="0" w:uiPriority="69" w:semiHidden="0" w:name="Medium Grid 3 Accent 4"/>
-    <w:lsdException w:unhideWhenUsed="0" w:uiPriority="70" w:semiHidden="0" w:name="Dark List Accent 4"/>
-    <w:lsdException w:unhideWhenUsed="0" w:uiPriority="71" w:semiHidden="0" w:name="Colorful Shading Accent 4"/>
-    <w:lsdException w:unhideWhenUsed="0" w:uiPriority="72" w:semiHidden="0" w:name="Colorful List Accent 4"/>
-    <w:lsdException w:unhideWhenUsed="0" w:uiPriority="73" w:semiHidden="0" w:name="Colorful Grid Accent 4"/>
-    <w:lsdException w:unhideWhenUsed="0" w:uiPriority="60" w:semiHidden="0" w:name="Light Shading Accent 5"/>
-    <w:lsdException w:unhideWhenUsed="0" w:uiPriority="61" w:semiHidden="0" w:name="Light List Accent 5"/>
-    <w:lsdException w:unhideWhenUsed="0" w:uiPriority="62" w:semiHidden="0" w:name="Light Grid Accent 5"/>
-    <w:lsdException w:unhideWhenUsed="0" w:uiPriority="63" w:semiHidden="0" w:name="Medium Shading 1 Accent 5"/>
-    <w:lsdException w:unhideWhenUsed="0" w:uiPriority="64" w:semiHidden="0" w:name="Medium Shading 2 Accent 5"/>
-    <w:lsdException w:unhideWhenUsed="0" w:uiPriority="65" w:semiHidden="0" w:name="Medium List 1 Accent 5"/>
-    <w:lsdException w:unhideWhenUsed="0" w:uiPriority="66" w:semiHidden="0" w:name="Medium List 2 Accent 5"/>
-    <w:lsdException w:unhideWhenUsed="0" w:uiPriority="67" w:semiHidden="0" w:name="Medium Grid 1 Accent 5"/>
-    <w:lsdException w:unhideWhenUsed="0" w:uiPriority="68" w:semiHidden="0" w:name="Medium Grid 2 Accent 5"/>
-    <w:lsdException w:unhideWhenUsed="0" w:uiPriority="69" w:semiHidden="0" w:name="Medium Grid 3 Accent 5"/>
-    <w:lsdException w:unhideWhenUsed="0" w:uiPriority="70" w:semiHidden="0" w:name="Dark List Accent 5"/>
-    <w:lsdException w:unhideWhenUsed="0" w:uiPriority="71" w:semiHidden="0" w:name="Colorful Shading Accent 5"/>
-    <w:lsdException w:unhideWhenUsed="0" w:uiPriority="72" w:semiHidden="0" w:name="Colorful List Accent 5"/>
-    <w:lsdException w:unhideWhenUsed="0" w:uiPriority="73" w:semiHidden="0" w:name="Colorful Grid Accent 5"/>
-    <w:lsdException w:unhideWhenUsed="0" w:uiPriority="60" w:semiHidden="0" w:name="Light Shading Accent 6"/>
-    <w:lsdException w:unhideWhenUsed="0" w:uiPriority="61" w:semiHidden="0" w:name="Light List Accent 6"/>
-    <w:lsdException w:unhideWhenUsed="0" w:uiPriority="62" w:semiHidden="0" w:name="Light Grid Accent 6"/>
-    <w:lsdException w:unhideWhenUsed="0" w:uiPriority="63" w:semiHidden="0" w:name="Medium Shading 1 Accent 6"/>
-    <w:lsdException w:unhideWhenUsed="0" w:uiPriority="64" w:semiHidden="0" w:name="Medium Shading 2 Accent 6"/>
-    <w:lsdException w:unhideWhenUsed="0" w:uiPriority="65" w:semiHidden="0" w:name="Medium List 1 Accent 6"/>
-    <w:lsdException w:unhideWhenUsed="0" w:uiPriority="66" w:semiHidden="0" w:name="Medium List 2 Accent 6"/>
-    <w:lsdException w:unhideWhenUsed="0" w:uiPriority="67" w:semiHidden="0" w:name="Medium Grid 1 Accent 6"/>
-    <w:lsdException w:unhideWhenUsed="0" w:uiPriority="68" w:semiHidden="0" w:name="Medium Grid 2 Accent 6"/>
-    <w:lsdException w:unhideWhenUsed="0" w:uiPriority="69" w:semiHidden="0" w:name="Medium Grid 3 Accent 6"/>
-    <w:lsdException w:unhideWhenUsed="0" w:uiPriority="70" w:semiHidden="0" w:name="Dark List Accent 6"/>
-    <w:lsdException w:unhideWhenUsed="0" w:uiPriority="71" w:semiHidden="0" w:name="Colorful Shading Accent 6"/>
-    <w:lsdException w:unhideWhenUsed="0" w:uiPriority="72" w:semiHidden="0" w:name="Colorful List Accent 6"/>
-    <w:lsdException w:unhideWhenUsed="0" w:uiPriority="73" w:semiHidden="0" w:name="Colorful Grid Accent 6"/>
+  <w:latentStyles w:defLockedState="0" w:defUIPriority="99" w:defSemiHidden="0" w:defUnhideWhenUsed="0" w:defQFormat="0" w:count="376">
+    <w:lsdException w:name="Normal" w:uiPriority="0" w:qFormat="1"/>
+    <w:lsdException w:name="heading 1" w:uiPriority="9" w:qFormat="1"/>
+    <w:lsdException w:name="heading 2" w:uiPriority="9" w:unhideWhenUsed="1" w:qFormat="1"/>
+    <w:lsdException w:name="heading 3" w:semiHidden="1" w:uiPriority="9" w:unhideWhenUsed="1" w:qFormat="1"/>
+    <w:lsdException w:name="heading 4" w:semiHidden="1" w:uiPriority="9" w:unhideWhenUsed="1" w:qFormat="1"/>
+    <w:lsdException w:name="heading 5" w:semiHidden="1" w:uiPriority="9" w:unhideWhenUsed="1" w:qFormat="1"/>
+    <w:lsdException w:name="heading 6" w:semiHidden="1" w:uiPriority="9" w:unhideWhenUsed="1" w:qFormat="1"/>
+    <w:lsdException w:name="heading 7" w:semiHidden="1" w:uiPriority="9" w:unhideWhenUsed="1" w:qFormat="1"/>
+    <w:lsdException w:name="heading 8" w:semiHidden="1" w:uiPriority="9" w:unhideWhenUsed="1" w:qFormat="1"/>
+    <w:lsdException w:name="heading 9" w:semiHidden="1" w:uiPriority="9" w:unhideWhenUsed="1" w:qFormat="1"/>
+    <w:lsdException w:name="index 1" w:semiHidden="1" w:unhideWhenUsed="1"/>
+    <w:lsdException w:name="index 2" w:semiHidden="1" w:unhideWhenUsed="1"/>
+    <w:lsdException w:name="index 3" w:semiHidden="1" w:unhideWhenUsed="1"/>
+    <w:lsdException w:name="index 4" w:semiHidden="1" w:unhideWhenUsed="1"/>
+    <w:lsdException w:name="index 5" w:semiHidden="1" w:unhideWhenUsed="1"/>
+    <w:lsdException w:name="index 6" w:semiHidden="1" w:unhideWhenUsed="1"/>
+    <w:lsdException w:name="index 7" w:semiHidden="1" w:unhideWhenUsed="1"/>
+    <w:lsdException w:name="index 8" w:semiHidden="1" w:unhideWhenUsed="1"/>
+    <w:lsdException w:name="index 9" w:semiHidden="1" w:unhideWhenUsed="1"/>
+    <w:lsdException w:name="toc 1" w:semiHidden="1" w:uiPriority="39" w:unhideWhenUsed="1"/>
+    <w:lsdException w:name="toc 2" w:semiHidden="1" w:uiPriority="39" w:unhideWhenUsed="1"/>
+    <w:lsdException w:name="toc 3" w:semiHidden="1" w:uiPriority="39" w:unhideWhenUsed="1"/>
+    <w:lsdException w:name="toc 4" w:semiHidden="1" w:uiPriority="39" w:unhideWhenUsed="1"/>
+    <w:lsdException w:name="toc 5" w:semiHidden="1" w:uiPriority="39" w:unhideWhenUsed="1"/>
+    <w:lsdException w:name="toc 6" w:semiHidden="1" w:uiPriority="39" w:unhideWhenUsed="1"/>
+    <w:lsdException w:name="toc 7" w:semiHidden="1" w:uiPriority="39" w:unhideWhenUsed="1"/>
+    <w:lsdException w:name="toc 8" w:semiHidden="1" w:uiPriority="39" w:unhideWhenUsed="1"/>
+    <w:lsdException w:name="toc 9" w:semiHidden="1" w:uiPriority="39" w:unhideWhenUsed="1"/>
+    <w:lsdException w:name="Normal Indent" w:semiHidden="1" w:unhideWhenUsed="1"/>
+    <w:lsdException w:name="footnote text" w:semiHidden="1" w:unhideWhenUsed="1"/>
+    <w:lsdException w:name="annotation text" w:semiHidden="1" w:unhideWhenUsed="1"/>
+    <w:lsdException w:name="header" w:unhideWhenUsed="1"/>
+    <w:lsdException w:name="footer" w:semiHidden="1" w:unhideWhenUsed="1"/>
+    <w:lsdException w:name="index heading" w:semiHidden="1" w:unhideWhenUsed="1"/>
+    <w:lsdException w:name="caption" w:semiHidden="1" w:uiPriority="35" w:unhideWhenUsed="1" w:qFormat="1"/>
+    <w:lsdException w:name="table of figures" w:semiHidden="1" w:unhideWhenUsed="1"/>
+    <w:lsdException w:name="envelope address" w:semiHidden="1" w:unhideWhenUsed="1"/>
+    <w:lsdException w:name="envelope return" w:semiHidden="1" w:unhideWhenUsed="1"/>
+    <w:lsdException w:name="footnote reference" w:semiHidden="1" w:unhideWhenUsed="1"/>
+    <w:lsdException w:name="annotation reference" w:semiHidden="1" w:unhideWhenUsed="1"/>
+    <w:lsdException w:name="line number" w:semiHidden="1" w:unhideWhenUsed="1"/>
+    <w:lsdException w:name="page number" w:semiHidden="1" w:unhideWhenUsed="1"/>
+    <w:lsdException w:name="endnote reference" w:semiHidden="1" w:unhideWhenUsed="1"/>
+    <w:lsdException w:name="endnote text" w:semiHidden="1" w:unhideWhenUsed="1"/>
+    <w:lsdException w:name="table of authorities" w:semiHidden="1" w:unhideWhenUsed="1"/>
+    <w:lsdException w:name="macro" w:semiHidden="1" w:unhideWhenUsed="1"/>
+    <w:lsdException w:name="toa heading" w:semiHidden="1" w:unhideWhenUsed="1"/>
+    <w:lsdException w:name="List" w:semiHidden="1" w:unhideWhenUsed="1"/>
+    <w:lsdException w:name="List Bullet" w:semiHidden="1" w:unhideWhenUsed="1"/>
+    <w:lsdException w:name="List Number" w:semiHidden="1" w:unhideWhenUsed="1"/>
+    <w:lsdException w:name="List 2" w:semiHidden="1" w:unhideWhenUsed="1"/>
+    <w:lsdException w:name="List 3" w:semiHidden="1" w:unhideWhenUsed="1"/>
+    <w:lsdException w:name="List 4" w:semiHidden="1" w:unhideWhenUsed="1"/>
+    <w:lsdException w:name="List 5" w:semiHidden="1" w:unhideWhenUsed="1"/>
+    <w:lsdException w:name="List Bullet 2" w:semiHidden="1" w:unhideWhenUsed="1"/>
+    <w:lsdException w:name="List Bullet 3" w:semiHidden="1" w:unhideWhenUsed="1"/>
+    <w:lsdException w:name="List Bullet 4" w:semiHidden="1" w:unhideWhenUsed="1"/>
+    <w:lsdException w:name="List Bullet 5" w:semiHidden="1" w:unhideWhenUsed="1"/>
+    <w:lsdException w:name="List Number 2" w:semiHidden="1" w:unhideWhenUsed="1"/>
+    <w:lsdException w:name="List Number 3" w:semiHidden="1" w:unhideWhenUsed="1"/>
+    <w:lsdException w:name="List Number 4" w:semiHidden="1" w:unhideWhenUsed="1"/>
+    <w:lsdException w:name="List Number 5" w:semiHidden="1" w:unhideWhenUsed="1"/>
+    <w:lsdException w:name="Title" w:uiPriority="10" w:qFormat="1"/>
+    <w:lsdException w:name="Closing" w:semiHidden="1" w:unhideWhenUsed="1"/>
+    <w:lsdException w:name="Signature" w:semiHidden="1" w:unhideWhenUsed="1"/>
+    <w:lsdException w:name="Default Paragraph Font" w:semiHidden="1" w:uiPriority="1" w:unhideWhenUsed="1"/>
+    <w:lsdException w:name="Body Text" w:semiHidden="1" w:unhideWhenUsed="1"/>
+    <w:lsdException w:name="Body Text Indent" w:semiHidden="1" w:unhideWhenUsed="1"/>
+    <w:lsdException w:name="List Continue" w:semiHidden="1" w:unhideWhenUsed="1"/>
+    <w:lsdException w:name="List Continue 2" w:semiHidden="1" w:unhideWhenUsed="1"/>
+    <w:lsdException w:name="List Continue 3" w:semiHidden="1" w:unhideWhenUsed="1"/>
+    <w:lsdException w:name="List Continue 4" w:semiHidden="1" w:unhideWhenUsed="1"/>
+    <w:lsdException w:name="List Continue 5" w:semiHidden="1" w:unhideWhenUsed="1"/>
+    <w:lsdException w:name="Message Header" w:semiHidden="1" w:unhideWhenUsed="1"/>
+    <w:lsdException w:name="Subtitle" w:uiPriority="11" w:qFormat="1"/>
+    <w:lsdException w:name="Salutation" w:semiHidden="1" w:unhideWhenUsed="1"/>
+    <w:lsdException w:name="Date" w:semiHidden="1" w:unhideWhenUsed="1"/>
+    <w:lsdException w:name="Body Text First Indent" w:semiHidden="1" w:unhideWhenUsed="1"/>
+    <w:lsdException w:name="Body Text First Indent 2" w:semiHidden="1" w:unhideWhenUsed="1"/>
+    <w:lsdException w:name="Note Heading" w:semiHidden="1" w:unhideWhenUsed="1"/>
+    <w:lsdException w:name="Body Text 2" w:semiHidden="1" w:unhideWhenUsed="1"/>
+    <w:lsdException w:name="Body Text 3" w:semiHidden="1" w:unhideWhenUsed="1"/>
+    <w:lsdException w:name="Body Text Indent 2" w:semiHidden="1" w:unhideWhenUsed="1"/>
+    <w:lsdException w:name="Body Text Indent 3" w:semiHidden="1" w:unhideWhenUsed="1"/>
+    <w:lsdException w:name="Block Text" w:semiHidden="1" w:unhideWhenUsed="1"/>
+    <w:lsdException w:name="Hyperlink" w:semiHidden="1" w:unhideWhenUsed="1"/>
+    <w:lsdException w:name="FollowedHyperlink" w:semiHidden="1" w:unhideWhenUsed="1"/>
+    <w:lsdException w:name="Strong" w:uiPriority="22" w:qFormat="1"/>
+    <w:lsdException w:name="Emphasis" w:uiPriority="20" w:qFormat="1"/>
+    <w:lsdException w:name="Document Map" w:semiHidden="1" w:unhideWhenUsed="1"/>
+    <w:lsdException w:name="Plain Text" w:semiHidden="1" w:unhideWhenUsed="1"/>
+    <w:lsdException w:name="E-mail Signature" w:semiHidden="1" w:unhideWhenUsed="1"/>
+    <w:lsdException w:name="HTML Top of Form" w:semiHidden="1" w:unhideWhenUsed="1"/>
+    <w:lsdException w:name="HTML Bottom of Form" w:semiHidden="1" w:unhideWhenUsed="1"/>
+    <w:lsdException w:name="Normal (Web)" w:semiHidden="1" w:unhideWhenUsed="1"/>
+    <w:lsdException w:name="HTML Acronym" w:semiHidden="1" w:unhideWhenUsed="1"/>
+    <w:lsdException w:name="HTML Address" w:semiHidden="1" w:unhideWhenUsed="1"/>
+    <w:lsdException w:name="HTML Cite" w:semiHidden="1" w:unhideWhenUsed="1"/>
+    <w:lsdException w:name="HTML Code" w:semiHidden="1" w:unhideWhenUsed="1"/>
+    <w:lsdException w:name="HTML Definition" w:semiHidden="1" w:unhideWhenUsed="1"/>
+    <w:lsdException w:name="HTML Keyboard" w:semiHidden="1" w:unhideWhenUsed="1"/>
+    <w:lsdException w:name="HTML Preformatted" w:semiHidden="1" w:unhideWhenUsed="1"/>
+    <w:lsdException w:name="HTML Sample" w:semiHidden="1" w:unhideWhenUsed="1"/>
+    <w:lsdException w:name="HTML Typewriter" w:semiHidden="1" w:unhideWhenUsed="1"/>
+    <w:lsdException w:name="HTML Variable" w:semiHidden="1" w:unhideWhenUsed="1"/>
+    <w:lsdException w:name="Normal Table" w:semiHidden="1" w:unhideWhenUsed="1"/>
+    <w:lsdException w:name="annotation subject" w:semiHidden="1" w:unhideWhenUsed="1"/>
+    <w:lsdException w:name="No List" w:semiHidden="1" w:unhideWhenUsed="1"/>
+    <w:lsdException w:name="Outline List 1" w:semiHidden="1" w:unhideWhenUsed="1"/>
+    <w:lsdException w:name="Outline List 2" w:semiHidden="1" w:unhideWhenUsed="1"/>
+    <w:lsdException w:name="Outline List 3" w:semiHidden="1" w:unhideWhenUsed="1"/>
+    <w:lsdException w:name="Table Simple 1" w:semiHidden="1" w:unhideWhenUsed="1"/>
+    <w:lsdException w:name="Table Simple 2" w:semiHidden="1" w:unhideWhenUsed="1"/>
+    <w:lsdException w:name="Table Simple 3" w:semiHidden="1" w:unhideWhenUsed="1"/>
+    <w:lsdException w:name="Table Classic 1" w:semiHidden="1" w:unhideWhenUsed="1"/>
+    <w:lsdException w:name="Table Classic 2" w:semiHidden="1" w:unhideWhenUsed="1"/>
+    <w:lsdException w:name="Table Classic 3" w:semiHidden="1" w:unhideWhenUsed="1"/>
+    <w:lsdException w:name="Table Classic 4" w:semiHidden="1" w:unhideWhenUsed="1"/>
+    <w:lsdException w:name="Table Colorful 1" w:semiHidden="1" w:unhideWhenUsed="1"/>
+    <w:lsdException w:name="Table Colorful 2" w:semiHidden="1" w:unhideWhenUsed="1"/>
+    <w:lsdException w:name="Table Colorful 3" w:semiHidden="1" w:unhideWhenUsed="1"/>
+    <w:lsdException w:name="Table Columns 1" w:semiHidden="1" w:unhideWhenUsed="1"/>
+    <w:lsdException w:name="Table Columns 2" w:semiHidden="1" w:unhideWhenUsed="1"/>
+    <w:lsdException w:name="Table Columns 3" w:semiHidden="1" w:unhideWhenUsed="1"/>
+    <w:lsdException w:name="Table Columns 4" w:semiHidden="1" w:unhideWhenUsed="1"/>
+    <w:lsdException w:name="Table Columns 5" w:semiHidden="1" w:unhideWhenUsed="1"/>
+    <w:lsdException w:name="Table Grid 1" w:semiHidden="1" w:unhideWhenUsed="1"/>
+    <w:lsdException w:name="Table Grid 2" w:semiHidden="1" w:unhideWhenUsed="1"/>
+    <w:lsdException w:name="Table Grid 3" w:semiHidden="1" w:unhideWhenUsed="1"/>
+    <w:lsdException w:name="Table Grid 4" w:semiHidden="1" w:unhideWhenUsed="1"/>
+    <w:lsdException w:name="Table Grid 5" w:semiHidden="1" w:unhideWhenUsed="1"/>
+    <w:lsdException w:name="Table Grid 6" w:semiHidden="1" w:unhideWhenUsed="1"/>
+    <w:lsdException w:name="Table Grid 7" w:semiHidden="1" w:unhideWhenUsed="1"/>
+    <w:lsdException w:name="Table Grid 8" w:semiHidden="1" w:unhideWhenUsed="1"/>
+    <w:lsdException w:name="Table List 1" w:semiHidden="1" w:unhideWhenUsed="1"/>
+    <w:lsdException w:name="Table List 2" w:semiHidden="1" w:unhideWhenUsed="1"/>
+    <w:lsdException w:name="Table List 3" w:semiHidden="1" w:unhideWhenUsed="1"/>
+    <w:lsdException w:name="Table List 4" w:semiHidden="1" w:unhideWhenUsed="1"/>
+    <w:lsdException w:name="Table List 5" w:semiHidden="1" w:unhideWhenUsed="1"/>
+    <w:lsdException w:name="Table List 6" w:semiHidden="1" w:unhideWhenUsed="1"/>
+    <w:lsdException w:name="Table List 7" w:semiHidden="1" w:unhideWhenUsed="1"/>
+    <w:lsdException w:name="Table List 8" w:semiHidden="1" w:unhideWhenUsed="1"/>
+    <w:lsdException w:name="Table 3D effects 1" w:semiHidden="1" w:unhideWhenUsed="1"/>
+    <w:lsdException w:name="Table 3D effects 2" w:semiHidden="1" w:unhideWhenUsed="1"/>
+    <w:lsdException w:name="Table 3D effects 3" w:semiHidden="1" w:unhideWhenUsed="1"/>
+    <w:lsdException w:name="Table Contemporary" w:semiHidden="1" w:unhideWhenUsed="1"/>
+    <w:lsdException w:name="Table Elegant" w:semiHidden="1" w:unhideWhenUsed="1"/>
+    <w:lsdException w:name="Table Professional" w:semiHidden="1" w:unhideWhenUsed="1"/>
+    <w:lsdException w:name="Table Subtle 1" w:semiHidden="1" w:unhideWhenUsed="1"/>
+    <w:lsdException w:name="Table Subtle 2" w:semiHidden="1" w:unhideWhenUsed="1"/>
+    <w:lsdException w:name="Table Web 1" w:semiHidden="1" w:unhideWhenUsed="1"/>
+    <w:lsdException w:name="Table Web 2" w:semiHidden="1" w:unhideWhenUsed="1"/>
+    <w:lsdException w:name="Table Web 3" w:semiHidden="1" w:unhideWhenUsed="1"/>
+    <w:lsdException w:name="Balloon Text" w:semiHidden="1" w:unhideWhenUsed="1"/>
+    <w:lsdException w:name="Table Grid" w:uiPriority="39"/>
+    <w:lsdException w:name="Table Theme" w:semiHidden="1" w:unhideWhenUsed="1"/>
+    <w:lsdException w:name="Placeholder Text" w:semiHidden="1" w:unhideWhenUsed="1"/>
+    <w:lsdException w:name="No Spacing" w:semiHidden="1" w:unhideWhenUsed="1"/>
+    <w:lsdException w:name="Light Shading" w:uiPriority="60"/>
+    <w:lsdException w:name="Light List" w:uiPriority="61"/>
+    <w:lsdException w:name="Light Grid" w:uiPriority="62"/>
+    <w:lsdException w:name="Medium Shading 1" w:uiPriority="63"/>
+    <w:lsdException w:name="Medium Shading 2" w:uiPriority="64"/>
+    <w:lsdException w:name="Medium List 1" w:uiPriority="65"/>
+    <w:lsdException w:name="Medium List 2" w:uiPriority="66"/>
+    <w:lsdException w:name="Medium Grid 1" w:uiPriority="67"/>
+    <w:lsdException w:name="Medium Grid 2" w:uiPriority="68"/>
+    <w:lsdException w:name="Medium Grid 3" w:uiPriority="69"/>
+    <w:lsdException w:name="Dark List" w:uiPriority="70"/>
+    <w:lsdException w:name="Colorful Shading" w:uiPriority="71"/>
+    <w:lsdException w:name="Colorful List" w:uiPriority="72"/>
+    <w:lsdException w:name="Colorful Grid" w:uiPriority="73"/>
+    <w:lsdException w:name="Light Shading Accent 1" w:uiPriority="60"/>
+    <w:lsdException w:name="Light List Accent 1" w:uiPriority="61"/>
+    <w:lsdException w:name="Light Grid Accent 1" w:uiPriority="62"/>
+    <w:lsdException w:name="Medium Shading 1 Accent 1" w:uiPriority="63"/>
+    <w:lsdException w:name="Medium Shading 2 Accent 1" w:uiPriority="64"/>
+    <w:lsdException w:name="Medium List 1 Accent 1" w:uiPriority="65"/>
+    <w:lsdException w:name="Revision" w:semiHidden="1" w:unhideWhenUsed="1"/>
+    <w:lsdException w:name="List Paragraph" w:uiPriority="34" w:qFormat="1"/>
+    <w:lsdException w:name="Quote" w:semiHidden="1" w:unhideWhenUsed="1"/>
+    <w:lsdException w:name="Intense Quote" w:semiHidden="1" w:unhideWhenUsed="1"/>
+    <w:lsdException w:name="Medium List 2 Accent 1" w:uiPriority="66"/>
+    <w:lsdException w:name="Medium Grid 1 Accent 1" w:uiPriority="67"/>
+    <w:lsdException w:name="Medium Grid 2 Accent 1" w:uiPriority="68"/>
+    <w:lsdException w:name="Medium Grid 3 Accent 1" w:uiPriority="69"/>
+    <w:lsdException w:name="Dark List Accent 1" w:uiPriority="70"/>
+    <w:lsdException w:name="Colorful Shading Accent 1" w:uiPriority="71"/>
+    <w:lsdException w:name="Colorful List Accent 1" w:uiPriority="72"/>
+    <w:lsdException w:name="Colorful Grid Accent 1" w:uiPriority="73"/>
+    <w:lsdException w:name="Light Shading Accent 2" w:uiPriority="60"/>
+    <w:lsdException w:name="Light List Accent 2" w:uiPriority="61"/>
+    <w:lsdException w:name="Light Grid Accent 2" w:uiPriority="62"/>
+    <w:lsdException w:name="Medium Shading 1 Accent 2" w:uiPriority="63"/>
+    <w:lsdException w:name="Medium Shading 2 Accent 2" w:uiPriority="64"/>
+    <w:lsdException w:name="Medium List 1 Accent 2" w:uiPriority="65"/>
+    <w:lsdException w:name="Medium List 2 Accent 2" w:uiPriority="66"/>
+    <w:lsdException w:name="Medium Grid 1 Accent 2" w:uiPriority="67"/>
+    <w:lsdException w:name="Medium Grid 2 Accent 2" w:uiPriority="68"/>
+    <w:lsdException w:name="Medium Grid 3 Accent 2" w:uiPriority="69"/>
+    <w:lsdException w:name="Dark List Accent 2" w:uiPriority="70"/>
+    <w:lsdException w:name="Colorful Shading Accent 2" w:uiPriority="71"/>
+    <w:lsdException w:name="Colorful List Accent 2" w:uiPriority="72"/>
+    <w:lsdException w:name="Colorful Grid Accent 2" w:uiPriority="73"/>
+    <w:lsdException w:name="Light Shading Accent 3" w:uiPriority="60"/>
+    <w:lsdException w:name="Light List Accent 3" w:uiPriority="61"/>
+    <w:lsdException w:name="Light Grid Accent 3" w:uiPriority="62"/>
+    <w:lsdException w:name="Medium Shading 1 Accent 3" w:uiPriority="63"/>
+    <w:lsdException w:name="Medium Shading 2 Accent 3" w:uiPriority="64"/>
+    <w:lsdException w:name="Medium List 1 Accent 3" w:uiPriority="65"/>
+    <w:lsdException w:name="Medium List 2 Accent 3" w:uiPriority="66"/>
+    <w:lsdException w:name="Medium Grid 1 Accent 3" w:uiPriority="67"/>
+    <w:lsdException w:name="Medium Grid 2 Accent 3" w:uiPriority="68"/>
+    <w:lsdException w:name="Medium Grid 3 Accent 3" w:uiPriority="69"/>
+    <w:lsdException w:name="Dark List Accent 3" w:uiPriority="70"/>
+    <w:lsdException w:name="Colorful Shading Accent 3" w:uiPriority="71"/>
+    <w:lsdException w:name="Colorful List Accent 3" w:uiPriority="72"/>
+    <w:lsdException w:name="Colorful Grid Accent 3" w:uiPriority="73"/>
+    <w:lsdException w:name="Light Shading Accent 4" w:uiPriority="60"/>
+    <w:lsdException w:name="Light List Accent 4" w:uiPriority="61"/>
+    <w:lsdException w:name="Light Grid Accent 4" w:uiPriority="62"/>
+    <w:lsdException w:name="Medium Shading 1 Accent 4" w:uiPriority="63"/>
+    <w:lsdException w:name="Medium Shading 2 Accent 4" w:uiPriority="64"/>
+    <w:lsdException w:name="Medium List 1 Accent 4" w:uiPriority="65"/>
+    <w:lsdException w:name="Medium List 2 Accent 4" w:uiPriority="66"/>
+    <w:lsdException w:name="Medium Grid 1 Accent 4" w:uiPriority="67"/>
+    <w:lsdException w:name="Medium Grid 2 Accent 4" w:uiPriority="68"/>
+    <w:lsdException w:name="Medium Grid 3 Accent 4" w:uiPriority="69"/>
+    <w:lsdException w:name="Dark List Accent 4" w:uiPriority="70"/>
+    <w:lsdException w:name="Colorful Shading Accent 4" w:uiPriority="71"/>
+    <w:lsdException w:name="Colorful List Accent 4" w:uiPriority="72"/>
+    <w:lsdException w:name="Colorful Grid Accent 4" w:uiPriority="73"/>
+    <w:lsdException w:name="Light Shading Accent 5" w:uiPriority="60"/>
+    <w:lsdException w:name="Light List Accent 5" w:uiPriority="61"/>
+    <w:lsdException w:name="Light Grid Accent 5" w:uiPriority="62"/>
+    <w:lsdException w:name="Medium Shading 1 Accent 5" w:uiPriority="63"/>
+    <w:lsdException w:name="Medium Shading 2 Accent 5" w:uiPriority="64"/>
+    <w:lsdException w:name="Medium List 1 Accent 5" w:uiPriority="65"/>
+    <w:lsdException w:name="Medium List 2 Accent 5" w:uiPriority="66"/>
+    <w:lsdException w:name="Medium Grid 1 Accent 5" w:uiPriority="67"/>
+    <w:lsdException w:name="Medium Grid 2 Accent 5" w:uiPriority="68"/>
+    <w:lsdException w:name="Medium Grid 3 Accent 5" w:uiPriority="69"/>
+    <w:lsdException w:name="Dark List Accent 5" w:uiPriority="70"/>
+    <w:lsdException w:name="Colorful Shading Accent 5" w:uiPriority="71"/>
+    <w:lsdException w:name="Colorful List Accent 5" w:uiPriority="72"/>
+    <w:lsdException w:name="Colorful Grid Accent 5" w:uiPriority="73"/>
+    <w:lsdException w:name="Light Shading Accent 6" w:uiPriority="60"/>
+    <w:lsdException w:name="Light List Accent 6" w:uiPriority="61"/>
+    <w:lsdException w:name="Light Grid Accent 6" w:uiPriority="62"/>
+    <w:lsdException w:name="Medium Shading 1 Accent 6" w:uiPriority="63"/>
+    <w:lsdException w:name="Medium Shading 2 Accent 6" w:uiPriority="64"/>
+    <w:lsdException w:name="Medium List 1 Accent 6" w:uiPriority="65"/>
+    <w:lsdException w:name="Medium List 2 Accent 6" w:uiPriority="66"/>
+    <w:lsdException w:name="Medium Grid 1 Accent 6" w:uiPriority="67"/>
+    <w:lsdException w:name="Medium Grid 2 Accent 6" w:uiPriority="68"/>
+    <w:lsdException w:name="Medium Grid 3 Accent 6" w:uiPriority="69"/>
+    <w:lsdException w:name="Dark List Accent 6" w:uiPriority="70"/>
+    <w:lsdException w:name="Colorful Shading Accent 6" w:uiPriority="71"/>
+    <w:lsdException w:name="Colorful List Accent 6" w:uiPriority="72"/>
+    <w:lsdException w:name="Colorful Grid Accent 6" w:uiPriority="73"/>
+    <w:lsdException w:name="Subtle Emphasis" w:uiPriority="19" w:qFormat="1"/>
+    <w:lsdException w:name="Intense Emphasis" w:uiPriority="21" w:qFormat="1"/>
+    <w:lsdException w:name="Subtle Reference" w:uiPriority="31" w:qFormat="1"/>
+    <w:lsdException w:name="Intense Reference" w:uiPriority="32" w:qFormat="1"/>
+    <w:lsdException w:name="Book Title" w:uiPriority="33" w:qFormat="1"/>
+    <w:lsdException w:name="Bibliography" w:semiHidden="1" w:uiPriority="37" w:unhideWhenUsed="1"/>
+    <w:lsdException w:name="TOC Heading" w:semiHidden="1" w:uiPriority="39" w:unhideWhenUsed="1" w:qFormat="1"/>
+    <w:lsdException w:name="Plain Table 1" w:uiPriority="41"/>
+    <w:lsdException w:name="Plain Table 2" w:uiPriority="42"/>
+    <w:lsdException w:name="Plain Table 3" w:uiPriority="43"/>
+    <w:lsdException w:name="Plain Table 4" w:uiPriority="44"/>
+    <w:lsdException w:name="Plain Table 5" w:uiPriority="45"/>
+    <w:lsdException w:name="Grid Table Light" w:uiPriority="40"/>
+    <w:lsdException w:name="Grid Table 1 Light" w:uiPriority="46"/>
+    <w:lsdException w:name="Grid Table 2" w:uiPriority="47"/>
+    <w:lsdException w:name="Grid Table 3" w:uiPriority="48"/>
+    <w:lsdException w:name="Grid Table 4" w:uiPriority="49"/>
+    <w:lsdException w:name="Grid Table 5 Dark" w:uiPriority="50"/>
+    <w:lsdException w:name="Grid Table 6 Colorful" w:uiPriority="51"/>
+    <w:lsdException w:name="Grid Table 7 Colorful" w:uiPriority="52"/>
+    <w:lsdException w:name="Grid Table 1 Light Accent 1" w:uiPriority="46"/>
+    <w:lsdException w:name="Grid Table 2 Accent 1" w:uiPriority="47"/>
+    <w:lsdException w:name="Grid Table 3 Accent 1" w:uiPriority="48"/>
+    <w:lsdException w:name="Grid Table 4 Accent 1" w:uiPriority="49"/>
+    <w:lsdException w:name="Grid Table 5 Dark Accent 1" w:uiPriority="50"/>
+    <w:lsdException w:name="Grid Table 6 Colorful Accent 1" w:uiPriority="51"/>
+    <w:lsdException w:name="Grid Table 7 Colorful Accent 1" w:uiPriority="52"/>
+    <w:lsdException w:name="Grid Table 1 Light Accent 2" w:uiPriority="46"/>
+    <w:lsdException w:name="Grid Table 2 Accent 2" w:uiPriority="47"/>
+    <w:lsdException w:name="Grid Table 3 Accent 2" w:uiPriority="48"/>
+    <w:lsdException w:name="Grid Table 4 Accent 2" w:uiPriority="49"/>
+    <w:lsdException w:name="Grid Table 5 Dark Accent 2" w:uiPriority="50"/>
+    <w:lsdException w:name="Grid Table 6 Colorful Accent 2" w:uiPriority="51"/>
+    <w:lsdException w:name="Grid Table 7 Colorful Accent 2" w:uiPriority="52"/>
+    <w:lsdException w:name="Grid Table 1 Light Accent 3" w:uiPriority="46"/>
+    <w:lsdException w:name="Grid Table 2 Accent 3" w:uiPriority="47"/>
+    <w:lsdException w:name="Grid Table 3 Accent 3" w:uiPriority="48"/>
+    <w:lsdException w:name="Grid Table 4 Accent 3" w:uiPriority="49"/>
+    <w:lsdException w:name="Grid Table 5 Dark Accent 3" w:uiPriority="50"/>
+    <w:lsdException w:name="Grid Table 6 Colorful Accent 3" w:uiPriority="51"/>
+    <w:lsdException w:name="Grid Table 7 Colorful Accent 3" w:uiPriority="52"/>
+    <w:lsdException w:name="Grid Table 1 Light Accent 4" w:uiPriority="46"/>
+    <w:lsdException w:name="Grid Table 2 Accent 4" w:uiPriority="47"/>
+    <w:lsdException w:name="Grid Table 3 Accent 4" w:uiPriority="48"/>
+    <w:lsdException w:name="Grid Table 4 Accent 4" w:uiPriority="49"/>
+    <w:lsdException w:name="Grid Table 5 Dark Accent 4" w:uiPriority="50"/>
+    <w:lsdException w:name="Grid Table 6 Colorful Accent 4" w:uiPriority="51"/>
+    <w:lsdException w:name="Grid Table 7 Colorful Accent 4" w:uiPriority="52"/>
+    <w:lsdException w:name="Grid Table 1 Light Accent 5" w:uiPriority="46"/>
+    <w:lsdException w:name="Grid Table 2 Accent 5" w:uiPriority="47"/>
+    <w:lsdException w:name="Grid Table 3 Accent 5" w:uiPriority="48"/>
+    <w:lsdException w:name="Grid Table 4 Accent 5" w:uiPriority="49"/>
+    <w:lsdException w:name="Grid Table 5 Dark Accent 5" w:uiPriority="50"/>
+    <w:lsdException w:name="Grid Table 6 Colorful Accent 5" w:uiPriority="51"/>
+    <w:lsdException w:name="Grid Table 7 Colorful Accent 5" w:uiPriority="52"/>
+    <w:lsdException w:name="Grid Table 1 Light Accent 6" w:uiPriority="46"/>
+    <w:lsdException w:name="Grid Table 2 Accent 6" w:uiPriority="47"/>
+    <w:lsdException w:name="Grid Table 3 Accent 6" w:uiPriority="48"/>
+    <w:lsdException w:name="Grid Table 4 Accent 6" w:uiPriority="49"/>
+    <w:lsdException w:name="Grid Table 5 Dark Accent 6" w:uiPriority="50"/>
+    <w:lsdException w:name="Grid Table 6 Colorful Accent 6" w:uiPriority="51"/>
+    <w:lsdException w:name="Grid Table 7 Colorful Accent 6" w:uiPriority="52"/>
+    <w:lsdException w:name="List Table 1 Light" w:uiPriority="46"/>
+    <w:lsdException w:name="List Table 2" w:uiPriority="47"/>
+    <w:lsdException w:name="List Table 3" w:uiPriority="48"/>
+    <w:lsdException w:name="List Table 4" w:uiPriority="49"/>
+    <w:lsdException w:name="List Table 5 Dark" w:uiPriority="50"/>
+    <w:lsdException w:name="List Table 6 Colorful" w:uiPriority="51"/>
+    <w:lsdException w:name="List Table 7 Colorful" w:uiPriority="52"/>
+    <w:lsdException w:name="List Table 1 Light Accent 1" w:uiPriority="46"/>
+    <w:lsdException w:name="List Table 2 Accent 1" w:uiPriority="47"/>
+    <w:lsdException w:name="List Table 3 Accent 1" w:uiPriority="48"/>
+    <w:lsdException w:name="List Table 4 Accent 1" w:uiPriority="49"/>
+    <w:lsdException w:name="List Table 5 Dark Accent 1" w:uiPriority="50"/>
+    <w:lsdException w:name="List Table 6 Colorful Accent 1" w:uiPriority="51"/>
+    <w:lsdException w:name="List Table 7 Colorful Accent 1" w:uiPriority="52"/>
+    <w:lsdException w:name="List Table 1 Light Accent 2" w:uiPriority="46"/>
+    <w:lsdException w:name="List Table 2 Accent 2" w:uiPriority="47"/>
+    <w:lsdException w:name="List Table 3 Accent 2" w:uiPriority="48"/>
+    <w:lsdException w:name="List Table 4 Accent 2" w:uiPriority="49"/>
+    <w:lsdException w:name="List Table 5 Dark Accent 2" w:uiPriority="50"/>
+    <w:lsdException w:name="List Table 6 Colorful Accent 2" w:uiPriority="51"/>
+    <w:lsdException w:name="List Table 7 Colorful Accent 2" w:uiPriority="52"/>
+    <w:lsdException w:name="List Table 1 Light Accent 3" w:uiPriority="46"/>
+    <w:lsdException w:name="List Table 2 Accent 3" w:uiPriority="47"/>
+    <w:lsdException w:name="List Table 3 Accent 3" w:uiPriority="48"/>
+    <w:lsdException w:name="List Table 4 Accent 3" w:uiPriority="49"/>
+    <w:lsdException w:name="List Table 5 Dark Accent 3" w:uiPriority="50"/>
+    <w:lsdException w:name="List Table 6 Colorful Accent 3" w:uiPriority="51"/>
+    <w:lsdException w:name="List Table 7 Colorful Accent 3" w:uiPriority="52"/>
+    <w:lsdException w:name="List Table 1 Light Accent 4" w:uiPriority="46"/>
+    <w:lsdException w:name="List Table 2 Accent 4" w:uiPriority="47"/>
+    <w:lsdException w:name="List Table 3 Accent 4" w:uiPriority="48"/>
+    <w:lsdException w:name="List Table 4 Accent 4" w:uiPriority="49"/>
+    <w:lsdException w:name="List Table 5 Dark Accent 4" w:uiPriority="50"/>
+    <w:lsdException w:name="List Table 6 Colorful Accent 4" w:uiPriority="51"/>
+    <w:lsdException w:name="List Table 7 Colorful Accent 4" w:uiPriority="52"/>
+    <w:lsdException w:name="List Table 1 Light Accent 5" w:uiPriority="46"/>
+    <w:lsdException w:name="List Table 2 Accent 5" w:uiPriority="47"/>
+    <w:lsdException w:name="List Table 3 Accent 5" w:uiPriority="48"/>
+    <w:lsdException w:name="List Table 4 Accent 5" w:uiPriority="49"/>
+    <w:lsdException w:name="List Table 5 Dark Accent 5" w:uiPriority="50"/>
+    <w:lsdException w:name="List Table 6 Colorful Accent 5" w:uiPriority="51"/>
+    <w:lsdException w:name="List Table 7 Colorful Accent 5" w:uiPriority="52"/>
+    <w:lsdException w:name="List Table 1 Light Accent 6" w:uiPriority="46"/>
+    <w:lsdException w:name="List Table 2 Accent 6" w:uiPriority="47"/>
+    <w:lsdException w:name="List Table 3 Accent 6" w:uiPriority="48"/>
+    <w:lsdException w:name="List Table 4 Accent 6" w:uiPriority="49"/>
+    <w:lsdException w:name="List Table 5 Dark Accent 6" w:uiPriority="50"/>
+    <w:lsdException w:name="List Table 6 Colorful Accent 6" w:uiPriority="51"/>
+    <w:lsdException w:name="List Table 7 Colorful Accent 6" w:uiPriority="52"/>
+    <w:lsdException w:name="Mention" w:semiHidden="1" w:unhideWhenUsed="1"/>
+    <w:lsdException w:name="Smart Hyperlink" w:semiHidden="1" w:unhideWhenUsed="1"/>
+    <w:lsdException w:name="Hashtag" w:semiHidden="1" w:unhideWhenUsed="1"/>
+    <w:lsdException w:name="Unresolved Mention" w:semiHidden="1" w:unhideWhenUsed="1"/>
+    <w:lsdException w:name="Smart Link" w:semiHidden="1" w:unhideWhenUsed="1"/>
   </w:latentStyles>
-  <w:style w:type="paragraph" w:default="1" w:styleId="1">
+  <w:style w:type="paragraph" w:default="1" w:styleId="Normal">
     <w:name w:val="Normal"/>
     <w:qFormat/>
-    <w:uiPriority w:val="0"/>
     <w:pPr>
-      <w:spacing w:after="0" w:line="240" w:lineRule="auto"/>
       <w:jc w:val="both"/>
     </w:pPr>
     <w:rPr>
-      <w:rFonts w:ascii="Times New Roman" w:hAnsi="Times New Roman" w:eastAsia="Times New Roman" w:cs="Times New Roman"/>
+      <w:rFonts w:ascii="Times New Roman" w:eastAsia="Times New Roman" w:hAnsi="Times New Roman" w:cs="Times New Roman"/>
       <w:color w:val="000000"/>
       <w:kern w:val="2"/>
       <w:sz w:val="22"/>
       <w:szCs w:val="24"/>
-      <w:lang w:val="en-US" w:eastAsia="zh-CN" w:bidi="ar-SA"/>
       <w14:ligatures w14:val="standardContextual"/>
     </w:rPr>
   </w:style>
-  <w:style w:type="paragraph" w:styleId="2">
+  <w:style w:type="paragraph" w:styleId="Heading1">
     <w:name w:val="heading 1"/>
-    <w:next w:val="1"/>
-    <w:link w:val="9"/>
+    <w:next w:val="Normal"/>
+    <w:link w:val="Heading1Char"/>
+    <w:uiPriority w:val="9"/>
     <w:qFormat/>
-    <w:uiPriority w:val="9"/>
     <w:pPr>
       <w:keepNext/>
       <w:keepLines/>
       <w:numPr>
-        <w:ilvl w:val="0"/>
         <w:numId w:val="1"/>
       </w:numPr>
       <w:spacing w:after="142" w:line="259" w:lineRule="auto"/>
@@ -4155,23 +4425,22 @@
       <w:outlineLvl w:val="0"/>
     </w:pPr>
     <w:rPr>
-      <w:rFonts w:ascii="Times New Roman" w:hAnsi="Times New Roman" w:eastAsia="Times New Roman" w:cs="Times New Roman"/>
+      <w:rFonts w:ascii="Times New Roman" w:eastAsia="Times New Roman" w:hAnsi="Times New Roman" w:cs="Times New Roman"/>
       <w:b/>
       <w:color w:val="000000"/>
       <w:kern w:val="2"/>
       <w:sz w:val="29"/>
       <w:szCs w:val="24"/>
-      <w:lang w:val="en-US" w:eastAsia="zh-CN" w:bidi="ar-SA"/>
       <w14:ligatures w14:val="standardContextual"/>
     </w:rPr>
   </w:style>
-  <w:style w:type="paragraph" w:styleId="3">
+  <w:style w:type="paragraph" w:styleId="Heading2">
     <w:name w:val="heading 2"/>
-    <w:next w:val="1"/>
-    <w:link w:val="8"/>
+    <w:next w:val="Normal"/>
+    <w:link w:val="Heading2Char"/>
+    <w:uiPriority w:val="9"/>
     <w:unhideWhenUsed/>
     <w:qFormat/>
-    <w:uiPriority w:val="9"/>
     <w:pPr>
       <w:keepNext/>
       <w:keepLines/>
@@ -4180,28 +4449,27 @@
       <w:outlineLvl w:val="1"/>
     </w:pPr>
     <w:rPr>
-      <w:rFonts w:ascii="Times New Roman" w:hAnsi="Times New Roman" w:eastAsia="Times New Roman" w:cs="Times New Roman"/>
+      <w:rFonts w:ascii="Times New Roman" w:eastAsia="Times New Roman" w:hAnsi="Times New Roman" w:cs="Times New Roman"/>
       <w:b/>
       <w:color w:val="000000"/>
       <w:kern w:val="2"/>
       <w:sz w:val="24"/>
       <w:szCs w:val="24"/>
-      <w:lang w:val="en-US" w:eastAsia="zh-CN" w:bidi="ar-SA"/>
       <w14:ligatures w14:val="standardContextual"/>
     </w:rPr>
   </w:style>
-  <w:style w:type="character" w:default="1" w:styleId="7">
+  <w:style w:type="character" w:default="1" w:styleId="DefaultParagraphFont">
     <w:name w:val="Default Paragraph Font"/>
+    <w:uiPriority w:val="1"/>
+    <w:unhideWhenUsed/>
+  </w:style>
+  <w:style w:type="table" w:default="1" w:styleId="TableNormal">
+    <w:name w:val="Normal Table"/>
+    <w:uiPriority w:val="99"/>
     <w:semiHidden/>
     <w:unhideWhenUsed/>
-    <w:uiPriority w:val="1"/>
-  </w:style>
-  <w:style w:type="table" w:default="1" w:styleId="6">
-    <w:name w:val="Normal Table"/>
-    <w:semiHidden/>
-    <w:unhideWhenUsed/>
-    <w:uiPriority w:val="99"/>
     <w:tblPr>
+      <w:tblInd w:w="0" w:type="dxa"/>
       <w:tblCellMar>
         <w:top w:w="0" w:type="dxa"/>
         <w:left w:w="108" w:type="dxa"/>
@@ -4210,12 +4478,18 @@
       </w:tblCellMar>
     </w:tblPr>
   </w:style>
-  <w:style w:type="paragraph" w:styleId="4">
+  <w:style w:type="numbering" w:default="1" w:styleId="NoList">
+    <w:name w:val="No List"/>
+    <w:uiPriority w:val="99"/>
+    <w:semiHidden/>
+    <w:unhideWhenUsed/>
+  </w:style>
+  <w:style w:type="paragraph" w:styleId="Header">
     <w:name w:val="header"/>
-    <w:basedOn w:val="1"/>
-    <w:link w:val="14"/>
+    <w:basedOn w:val="Normal"/>
+    <w:link w:val="HeaderChar"/>
+    <w:uiPriority w:val="99"/>
     <w:unhideWhenUsed/>
-    <w:uiPriority w:val="99"/>
     <w:pPr>
       <w:tabs>
         <w:tab w:val="center" w:pos="4153"/>
@@ -4229,83 +4503,73 @@
       <w:szCs w:val="18"/>
     </w:rPr>
   </w:style>
-  <w:style w:type="paragraph" w:styleId="5">
+  <w:style w:type="paragraph" w:styleId="NormalWeb">
     <w:name w:val="Normal (Web)"/>
-    <w:basedOn w:val="1"/>
+    <w:basedOn w:val="Normal"/>
+    <w:uiPriority w:val="99"/>
     <w:semiHidden/>
     <w:unhideWhenUsed/>
-    <w:uiPriority w:val="99"/>
     <w:rPr>
       <w:sz w:val="24"/>
     </w:rPr>
   </w:style>
-  <w:style w:type="character" w:customStyle="1" w:styleId="8">
+  <w:style w:type="character" w:customStyle="1" w:styleId="Heading2Char">
     <w:name w:val="Heading 2 Char"/>
-    <w:link w:val="3"/>
-    <w:uiPriority w:val="0"/>
+    <w:link w:val="Heading2"/>
     <w:rPr>
-      <w:rFonts w:ascii="Times New Roman" w:hAnsi="Times New Roman" w:eastAsia="Times New Roman" w:cs="Times New Roman"/>
+      <w:rFonts w:ascii="Times New Roman" w:eastAsia="Times New Roman" w:hAnsi="Times New Roman" w:cs="Times New Roman"/>
       <w:b/>
       <w:color w:val="000000"/>
       <w:sz w:val="24"/>
     </w:rPr>
   </w:style>
-  <w:style w:type="character" w:customStyle="1" w:styleId="9">
+  <w:style w:type="character" w:customStyle="1" w:styleId="Heading1Char">
     <w:name w:val="Heading 1 Char"/>
-    <w:link w:val="2"/>
-    <w:uiPriority w:val="0"/>
+    <w:link w:val="Heading1"/>
     <w:rPr>
-      <w:rFonts w:ascii="Times New Roman" w:hAnsi="Times New Roman" w:eastAsia="Times New Roman" w:cs="Times New Roman"/>
+      <w:rFonts w:ascii="Times New Roman" w:eastAsia="Times New Roman" w:hAnsi="Times New Roman" w:cs="Times New Roman"/>
       <w:b/>
       <w:color w:val="000000"/>
       <w:sz w:val="29"/>
     </w:rPr>
   </w:style>
-  <w:style w:type="paragraph" w:customStyle="1" w:styleId="10">
+  <w:style w:type="paragraph" w:customStyle="1" w:styleId="footnotedescription">
     <w:name w:val="footnote description"/>
-    <w:next w:val="1"/>
-    <w:link w:val="11"/>
-    <w:uiPriority w:val="0"/>
+    <w:next w:val="Normal"/>
+    <w:link w:val="footnotedescriptionChar"/>
     <w:pPr>
-      <w:spacing w:after="0" w:line="259" w:lineRule="auto"/>
+      <w:spacing w:line="259" w:lineRule="auto"/>
       <w:ind w:left="257"/>
     </w:pPr>
     <w:rPr>
-      <w:rFonts w:ascii="Times New Roman" w:hAnsi="Times New Roman" w:eastAsia="Times New Roman" w:cs="Times New Roman"/>
+      <w:rFonts w:ascii="Times New Roman" w:eastAsia="Times New Roman" w:hAnsi="Times New Roman" w:cs="Times New Roman"/>
       <w:color w:val="000000"/>
       <w:kern w:val="2"/>
       <w:sz w:val="18"/>
       <w:szCs w:val="24"/>
-      <w:lang w:val="en-US" w:eastAsia="zh-CN" w:bidi="ar-SA"/>
       <w14:ligatures w14:val="standardContextual"/>
     </w:rPr>
   </w:style>
-  <w:style w:type="character" w:customStyle="1" w:styleId="11">
+  <w:style w:type="character" w:customStyle="1" w:styleId="footnotedescriptionChar">
     <w:name w:val="footnote description Char"/>
-    <w:link w:val="10"/>
-    <w:uiPriority w:val="0"/>
+    <w:link w:val="footnotedescription"/>
     <w:rPr>
-      <w:rFonts w:ascii="Times New Roman" w:hAnsi="Times New Roman" w:eastAsia="Times New Roman" w:cs="Times New Roman"/>
+      <w:rFonts w:ascii="Times New Roman" w:eastAsia="Times New Roman" w:hAnsi="Times New Roman" w:cs="Times New Roman"/>
       <w:color w:val="000000"/>
       <w:sz w:val="18"/>
     </w:rPr>
   </w:style>
-  <w:style w:type="character" w:customStyle="1" w:styleId="12">
+  <w:style w:type="character" w:customStyle="1" w:styleId="footnotemark">
     <w:name w:val="footnote mark"/>
-    <w:uiPriority w:val="0"/>
     <w:rPr>
-      <w:rFonts w:ascii="Times New Roman" w:hAnsi="Times New Roman" w:eastAsia="Times New Roman" w:cs="Times New Roman"/>
+      <w:rFonts w:ascii="Times New Roman" w:eastAsia="Times New Roman" w:hAnsi="Times New Roman" w:cs="Times New Roman"/>
       <w:color w:val="000000"/>
       <w:sz w:val="18"/>
       <w:vertAlign w:val="superscript"/>
     </w:rPr>
   </w:style>
-  <w:style w:type="table" w:customStyle="1" w:styleId="13">
+  <w:style w:type="table" w:customStyle="1" w:styleId="TableGrid">
     <w:name w:val="TableGrid"/>
-    <w:uiPriority w:val="0"/>
-    <w:pPr>
-      <w:spacing w:after="0" w:line="240" w:lineRule="auto"/>
-    </w:pPr>
     <w:tblPr>
       <w:tblCellMar>
         <w:top w:w="0" w:type="dxa"/>
@@ -4315,34 +4579,33 @@
       </w:tblCellMar>
     </w:tblPr>
   </w:style>
-  <w:style w:type="character" w:customStyle="1" w:styleId="14">
+  <w:style w:type="character" w:customStyle="1" w:styleId="HeaderChar">
     <w:name w:val="Header Char"/>
-    <w:basedOn w:val="7"/>
-    <w:link w:val="4"/>
+    <w:basedOn w:val="DefaultParagraphFont"/>
+    <w:link w:val="Header"/>
     <w:uiPriority w:val="99"/>
     <w:rPr>
-      <w:rFonts w:ascii="Times New Roman" w:hAnsi="Times New Roman" w:eastAsia="Times New Roman" w:cs="Times New Roman"/>
+      <w:rFonts w:ascii="Times New Roman" w:eastAsia="Times New Roman" w:hAnsi="Times New Roman" w:cs="Times New Roman"/>
       <w:color w:val="000000"/>
       <w:sz w:val="18"/>
       <w:szCs w:val="18"/>
     </w:rPr>
   </w:style>
-  <w:style w:type="table" w:customStyle="1" w:styleId="15">
-    <w:name w:val="Plain Table 3"/>
-    <w:basedOn w:val="6"/>
+  <w:style w:type="table" w:customStyle="1" w:styleId="PlainTable31">
+    <w:name w:val="Plain Table 31"/>
+    <w:basedOn w:val="TableNormal"/>
     <w:uiPriority w:val="43"/>
-    <w:pPr>
-      <w:spacing w:after="0" w:line="240" w:lineRule="auto"/>
-    </w:pPr>
+    <w:tblPr/>
     <w:tblStylePr w:type="firstRow">
       <w:rPr>
         <w:b/>
         <w:bCs/>
         <w:caps/>
       </w:rPr>
+      <w:tblPr/>
       <w:tcPr>
         <w:tcBorders>
-          <w:bottom w:val="single" w:color="7E7E7E" w:themeColor="text1" w:themeTint="80" w:sz="4" w:space="0"/>
+          <w:bottom w:val="single" w:sz="4" w:space="0" w:color="7F7F7F" w:themeColor="text1" w:themeTint="80"/>
         </w:tcBorders>
       </w:tcPr>
     </w:tblStylePr>
@@ -4352,6 +4615,7 @@
         <w:bCs/>
         <w:caps/>
       </w:rPr>
+      <w:tblPr/>
       <w:tcPr>
         <w:tcBorders>
           <w:top w:val="nil"/>
@@ -4364,9 +4628,10 @@
         <w:bCs/>
         <w:caps/>
       </w:rPr>
+      <w:tblPr/>
       <w:tcPr>
         <w:tcBorders>
-          <w:right w:val="single" w:color="7E7E7E" w:themeColor="text1" w:themeTint="80" w:sz="4" w:space="0"/>
+          <w:right w:val="single" w:sz="4" w:space="0" w:color="7F7F7F" w:themeColor="text1" w:themeTint="80"/>
         </w:tcBorders>
       </w:tcPr>
     </w:tblStylePr>
@@ -4376,6 +4641,7 @@
         <w:bCs/>
         <w:caps/>
       </w:rPr>
+      <w:tblPr/>
       <w:tcPr>
         <w:tcBorders>
           <w:left w:val="nil"/>
@@ -4383,16 +4649,19 @@
       </w:tcPr>
     </w:tblStylePr>
     <w:tblStylePr w:type="band1Vert">
+      <w:tblPr/>
       <w:tcPr>
-        <w:shd w:val="clear" w:color="auto" w:fill="F1F1F1" w:themeFill="background1" w:themeFillShade="F2"/>
+        <w:shd w:val="clear" w:color="auto" w:fill="F2F2F2" w:themeFill="background1" w:themeFillShade="F2"/>
       </w:tcPr>
     </w:tblStylePr>
     <w:tblStylePr w:type="band1Horz">
+      <w:tblPr/>
       <w:tcPr>
-        <w:shd w:val="clear" w:color="auto" w:fill="F1F1F1" w:themeFill="background1" w:themeFillShade="F2"/>
+        <w:shd w:val="clear" w:color="auto" w:fill="F2F2F2" w:themeFill="background1" w:themeFillShade="F2"/>
       </w:tcPr>
     </w:tblStylePr>
     <w:tblStylePr w:type="neCell">
+      <w:tblPr/>
       <w:tcPr>
         <w:tcBorders>
           <w:left w:val="nil"/>
@@ -4400,6 +4669,7 @@
       </w:tcPr>
     </w:tblStylePr>
     <w:tblStylePr w:type="nwCell">
+      <w:tblPr/>
       <w:tcPr>
         <w:tcBorders>
           <w:right w:val="nil"/>
@@ -4407,21 +4677,18 @@
       </w:tcPr>
     </w:tblStylePr>
   </w:style>
-  <w:style w:type="table" w:customStyle="1" w:styleId="16">
-    <w:name w:val="Plain Table 1"/>
-    <w:basedOn w:val="6"/>
+  <w:style w:type="table" w:customStyle="1" w:styleId="PlainTable11">
+    <w:name w:val="Plain Table 11"/>
+    <w:basedOn w:val="TableNormal"/>
     <w:uiPriority w:val="41"/>
-    <w:pPr>
-      <w:spacing w:after="0" w:line="240" w:lineRule="auto"/>
-    </w:pPr>
     <w:tblPr>
       <w:tblBorders>
-        <w:top w:val="single" w:color="BEBEBE" w:themeColor="background1" w:themeShade="BF" w:sz="4" w:space="0"/>
-        <w:left w:val="single" w:color="BEBEBE" w:themeColor="background1" w:themeShade="BF" w:sz="4" w:space="0"/>
-        <w:bottom w:val="single" w:color="BEBEBE" w:themeColor="background1" w:themeShade="BF" w:sz="4" w:space="0"/>
-        <w:right w:val="single" w:color="BEBEBE" w:themeColor="background1" w:themeShade="BF" w:sz="4" w:space="0"/>
-        <w:insideH w:val="single" w:color="BEBEBE" w:themeColor="background1" w:themeShade="BF" w:sz="4" w:space="0"/>
-        <w:insideV w:val="single" w:color="BEBEBE" w:themeColor="background1" w:themeShade="BF" w:sz="4" w:space="0"/>
+        <w:top w:val="single" w:sz="4" w:space="0" w:color="BFBFBF" w:themeColor="background1" w:themeShade="BF"/>
+        <w:left w:val="single" w:sz="4" w:space="0" w:color="BFBFBF" w:themeColor="background1" w:themeShade="BF"/>
+        <w:bottom w:val="single" w:sz="4" w:space="0" w:color="BFBFBF" w:themeColor="background1" w:themeShade="BF"/>
+        <w:right w:val="single" w:sz="4" w:space="0" w:color="BFBFBF" w:themeColor="background1" w:themeShade="BF"/>
+        <w:insideH w:val="single" w:sz="4" w:space="0" w:color="BFBFBF" w:themeColor="background1" w:themeShade="BF"/>
+        <w:insideV w:val="single" w:sz="4" w:space="0" w:color="BFBFBF" w:themeColor="background1" w:themeShade="BF"/>
       </w:tblBorders>
     </w:tblPr>
     <w:tblStylePr w:type="firstRow">
@@ -4435,9 +4702,10 @@
         <w:b/>
         <w:bCs/>
       </w:rPr>
+      <w:tblPr/>
       <w:tcPr>
         <w:tcBorders>
-          <w:top w:val="double" w:color="BEBEBE" w:themeColor="background1" w:themeShade="BF" w:sz="4" w:space="0"/>
+          <w:top w:val="double" w:sz="4" w:space="0" w:color="BFBFBF" w:themeColor="background1" w:themeShade="BF"/>
         </w:tcBorders>
       </w:tcPr>
     </w:tblStylePr>
@@ -4454,23 +4722,25 @@
       </w:rPr>
     </w:tblStylePr>
     <w:tblStylePr w:type="band1Vert">
+      <w:tblPr/>
       <w:tcPr>
-        <w:shd w:val="clear" w:color="auto" w:fill="F1F1F1" w:themeFill="background1" w:themeFillShade="F2"/>
+        <w:shd w:val="clear" w:color="auto" w:fill="F2F2F2" w:themeFill="background1" w:themeFillShade="F2"/>
       </w:tcPr>
     </w:tblStylePr>
     <w:tblStylePr w:type="band1Horz">
+      <w:tblPr/>
       <w:tcPr>
-        <w:shd w:val="clear" w:color="auto" w:fill="F1F1F1" w:themeFill="background1" w:themeFillShade="F2"/>
+        <w:shd w:val="clear" w:color="auto" w:fill="F2F2F2" w:themeFill="background1" w:themeFillShade="F2"/>
       </w:tcPr>
     </w:tblStylePr>
   </w:style>
-  <w:style w:type="paragraph" w:styleId="17">
+  <w:style w:type="paragraph" w:styleId="ListParagraph">
     <w:name w:val="List Paragraph"/>
-    <w:basedOn w:val="1"/>
+    <w:basedOn w:val="Normal"/>
+    <w:uiPriority w:val="34"/>
     <w:qFormat/>
-    <w:uiPriority w:val="34"/>
     <w:pPr>
-      <w:ind w:firstLine="420" w:firstLineChars="200"/>
+      <w:ind w:firstLineChars="200" w:firstLine="420"/>
     </w:pPr>
   </w:style>
 </w:styles>
@@ -4748,6 +5018,7 @@
       </a:style>
     </a:lnDef>
   </a:objectDefaults>
+  <a:extraClrSchemeLst/>
 </a:theme>
 </file>
 
@@ -4757,6 +5028,8 @@
 
 <file path=customXml/itemProps1.xml><?xml version="1.0" encoding="utf-8"?>
 <ds:datastoreItem xmlns:ds="http://schemas.openxmlformats.org/officeDocument/2006/customXml" ds:itemID="{1C692A06-45FD-4426-8A45-E9643B5218E3}">
-  <ds:schemaRefs/>
+  <ds:schemaRefs>
+    <ds:schemaRef ds:uri="http://schemas.openxmlformats.org/officeDocument/2006/bibliography"/>
+  </ds:schemaRefs>
 </ds:datastoreItem>
 </file>
--- a/doc/QBUS6810_assignment_instructions.docx
+++ b/doc/QBUS6810_assignment_instructions.docx
@@ -72,7 +72,15 @@
         <w:ind w:left="10"/>
       </w:pPr>
       <w:r>
-        <w:t>You are given historical transactions with known sale prices. Use these records to train and test your model, with sale_price in US dollars as the outcome. The proposed use is to provide an initial price estimate for a home without a recent sale, for a property analyst to review. Recommend whether your results support this use, considering prediction errors and the limits of learning only from homes that sold.</w:t>
+        <w:t xml:space="preserve">You are given historical transactions with known sale prices. Use these records to train and test your model, with </w:t>
+      </w:r>
+      <w:proofErr w:type="spellStart"/>
+      <w:r>
+        <w:t>sale_price</w:t>
+      </w:r>
+      <w:proofErr w:type="spellEnd"/>
+      <w:r>
+        <w:t xml:space="preserve"> in US dollars as the outcome. The proposed use is to provide an initial price estimate for a home without a recent sale, for a property analyst to review. Recommend whether your results support this use, considering prediction errors and the limits of learning only from homes that sold.</w:t>
       </w:r>
     </w:p>
     <w:p>
@@ -90,7 +98,15 @@
         <w:ind w:left="10"/>
       </w:pPr>
       <w:r>
-        <w:t>The supplied public records contain completed sales and property characteristics, including building size, age, location, nearby facilities and neighbourhood information. They do not contain property listings or asking prices. Homes without a recorded sale in this sample are not included; their sale prices are unobserved.</w:t>
+        <w:t xml:space="preserve">The supplied public records contain completed sales and property characteristics, including building size, age, location, nearby facilities and </w:t>
+      </w:r>
+      <w:proofErr w:type="spellStart"/>
+      <w:r>
+        <w:t>neighbourhood</w:t>
+      </w:r>
+      <w:proofErr w:type="spellEnd"/>
+      <w:r>
+        <w:t xml:space="preserve"> information. They do not contain property listings or asking prices. Homes without a recorded sale in this sample are not included; their sale prices are unobserved.</w:t>
       </w:r>
     </w:p>
     <w:p>
@@ -125,7 +141,15 @@
         <w:ind w:hanging="279"/>
       </w:pPr>
       <w:r>
-        <w:t>properties_2022.csv: 98,899 properties, with a property identifier and 97 property and neighbourhood features.</w:t>
+        <w:t xml:space="preserve">properties_2022.csv: 98,899 properties, with a property identifier and 97 property and </w:t>
+      </w:r>
+      <w:proofErr w:type="spellStart"/>
+      <w:r>
+        <w:t>neighbourhood</w:t>
+      </w:r>
+      <w:proofErr w:type="spellEnd"/>
+      <w:r>
+        <w:t xml:space="preserve"> features.</w:t>
       </w:r>
     </w:p>
     <w:p>
@@ -134,7 +158,15 @@
         <w:ind w:left="10"/>
       </w:pPr>
       <w:r>
-        <w:t>Join on property_id. Each sale should match one property record. A property may have several sales. Read QBUS6810_data_dictionary.pdf and variable_dictionary.csv for field definitions. All required data are supplied as CSV files.</w:t>
+        <w:t xml:space="preserve">Join on </w:t>
+      </w:r>
+      <w:proofErr w:type="spellStart"/>
+      <w:r>
+        <w:t>property_id</w:t>
+      </w:r>
+      <w:proofErr w:type="spellEnd"/>
+      <w:r>
+        <w:t>. Each sale should match one property record. A property may have several sales. Read QBUS6810_data_dictionary.pdf and variable_dictionary.csv for field definitions. All required data are supplied as CSV files.</w:t>
       </w:r>
     </w:p>
     <w:p>
@@ -151,7 +183,55 @@
         <w:ind w:left="10"/>
       </w:pPr>
       <w:r>
-        <w:t>The target is sale_price. Property features come from the 2022 archive, before the sales. The sale_date field provides calendar information for analysing prices over time. Do not use sale_price, property_id or transaction_id as input features. Keep the identifiers for joining data and checking repeated sales.</w:t>
+        <w:t xml:space="preserve">The target is </w:t>
+      </w:r>
+      <w:proofErr w:type="spellStart"/>
+      <w:r>
+        <w:t>sale_price</w:t>
+      </w:r>
+      <w:proofErr w:type="spellEnd"/>
+      <w:r>
+        <w:t xml:space="preserve">. Property features come from the 2022 archive, before the sales. The </w:t>
+      </w:r>
+      <w:proofErr w:type="spellStart"/>
+      <w:r>
+        <w:t>sale_date</w:t>
+      </w:r>
+      <w:proofErr w:type="spellEnd"/>
+      <w:r>
+        <w:t xml:space="preserve"> field provides calendar information for </w:t>
+      </w:r>
+      <w:proofErr w:type="spellStart"/>
+      <w:r>
+        <w:t>analysing</w:t>
+      </w:r>
+      <w:proofErr w:type="spellEnd"/>
+      <w:r>
+        <w:t xml:space="preserve"> prices over time. Do not use </w:t>
+      </w:r>
+      <w:proofErr w:type="spellStart"/>
+      <w:r>
+        <w:t>sale_price</w:t>
+      </w:r>
+      <w:proofErr w:type="spellEnd"/>
+      <w:r>
+        <w:t xml:space="preserve">, </w:t>
+      </w:r>
+      <w:proofErr w:type="spellStart"/>
+      <w:r>
+        <w:t>property_id</w:t>
+      </w:r>
+      <w:proofErr w:type="spellEnd"/>
+      <w:r>
+        <w:t xml:space="preserve"> or </w:t>
+      </w:r>
+      <w:proofErr w:type="spellStart"/>
+      <w:r>
+        <w:t>transaction_id</w:t>
+      </w:r>
+      <w:proofErr w:type="spellEnd"/>
+      <w:r>
+        <w:t xml:space="preserve"> as input features. Keep the identifiers for joining data and checking repeated sales.</w:t>
       </w:r>
     </w:p>
     <w:p>
@@ -654,6 +734,8 @@
           <w:rFonts w:eastAsiaTheme="minorEastAsia"/>
           <w:b/>
           <w:bCs/>
+          <w:sz w:val="21"/>
+          <w:szCs w:val="22"/>
         </w:rPr>
         <w:t>Table 1. Global Mean baseline performance on the 2024 validation set</w:t>
       </w:r>
@@ -709,7 +791,7 @@
               <w:ind w:left="10"/>
               <w:cnfStyle w:val="100000000000" w:firstRow="1" w:lastRow="0" w:firstColumn="0" w:lastColumn="0" w:oddVBand="0" w:evenVBand="0" w:oddHBand="0" w:evenHBand="0" w:firstRowFirstColumn="0" w:firstRowLastColumn="0" w:lastRowFirstColumn="0" w:lastRowLastColumn="0"/>
               <w:rPr>
-                <w:rFonts w:eastAsiaTheme="minorEastAsia"/>
+                <w:rFonts w:eastAsiaTheme="minorEastAsia" w:hint="eastAsia"/>
               </w:rPr>
             </w:pPr>
             <w:proofErr w:type="gramStart"/>
@@ -746,17 +828,6 @@
               </w:rPr>
               <w:t>$)</w:t>
             </w:r>
-          </w:p>
-          <w:p>
-            <w:pPr>
-              <w:ind w:left="10"/>
-              <w:cnfStyle w:val="100000000000" w:firstRow="1" w:lastRow="0" w:firstColumn="0" w:lastColumn="0" w:oddVBand="0" w:evenVBand="0" w:oddHBand="0" w:evenHBand="0" w:firstRowFirstColumn="0" w:firstRowLastColumn="0" w:lastRowFirstColumn="0" w:lastRowLastColumn="0"/>
-              <w:rPr>
-                <w:rFonts w:eastAsiaTheme="minorEastAsia"/>
-                <w:b w:val="0"/>
-                <w:bCs w:val="0"/>
-              </w:rPr>
-            </w:pPr>
           </w:p>
         </w:tc>
         <w:tc>
@@ -837,9 +908,18 @@
             </w:pPr>
             <w:r>
               <w:rPr>
-                <w:rFonts w:asciiTheme="minorEastAsia" w:eastAsiaTheme="minorEastAsia" w:hAnsiTheme="minorEastAsia" w:hint="eastAsia"/>
+                <w:rFonts w:hint="eastAsia"/>
               </w:rPr>
               <w:t>WAE</w:t>
+            </w:r>
+            <w:r>
+              <w:rPr>
+                <w:rFonts w:hint="eastAsia"/>
+              </w:rPr>
+              <w:t xml:space="preserve"> </w:t>
+            </w:r>
+            <w:r>
+              <w:t>2:1 ($)</w:t>
             </w:r>
           </w:p>
         </w:tc>
@@ -932,8 +1012,18 @@
           </w:tcPr>
           <w:p>
             <w:pPr>
+              <w:pStyle w:val="NormalWeb"/>
               <w:cnfStyle w:val="000000000000" w:firstRow="0" w:lastRow="0" w:firstColumn="0" w:lastColumn="0" w:oddVBand="0" w:evenVBand="0" w:oddHBand="0" w:evenHBand="0" w:firstRowFirstColumn="0" w:firstRowLastColumn="0" w:lastRowFirstColumn="0" w:lastRowLastColumn="0"/>
-            </w:pPr>
+              <w:rPr>
+                <w:rFonts w:eastAsiaTheme="minorEastAsia" w:hint="eastAsia"/>
+                <w:color w:val="auto"/>
+                <w:kern w:val="0"/>
+                <w14:ligatures w14:val="none"/>
+              </w:rPr>
+            </w:pPr>
+            <w:r>
+              <w:t>342,381.82</w:t>
+            </w:r>
           </w:p>
         </w:tc>
       </w:tr>
@@ -1045,7 +1135,21 @@
         <w:rPr>
           <w:rFonts w:eastAsiaTheme="minorEastAsia"/>
         </w:rPr>
-        <w:t xml:space="preserve"> indicate data leakage but may limit representativeness for homes without recent sales. Property and transaction IDs are excluded from predictors, while sale_price remains the target.</w:t>
+        <w:t xml:space="preserve"> indicate data leakage but may limit representativeness for homes without recent sales. Property and transaction IDs are excluded from predictors, while </w:t>
+      </w:r>
+      <w:proofErr w:type="spellStart"/>
+      <w:r>
+        <w:rPr>
+          <w:rFonts w:eastAsiaTheme="minorEastAsia"/>
+        </w:rPr>
+        <w:t>sale_price</w:t>
+      </w:r>
+      <w:proofErr w:type="spellEnd"/>
+      <w:r>
+        <w:rPr>
+          <w:rFonts w:eastAsiaTheme="minorEastAsia"/>
+        </w:rPr>
+        <w:t xml:space="preserve"> remains the target.</w:t>
       </w:r>
     </w:p>
     <w:p>
@@ -1097,75 +1201,1741 @@
     </w:p>
     <w:p>
       <w:pPr>
-        <w:ind w:left="10"/>
-        <w:rPr>
-          <w:rFonts w:eastAsiaTheme="minorEastAsia"/>
-          <w:color w:val="EE0000"/>
-        </w:rPr>
-      </w:pPr>
-      <w:r>
-        <w:rPr>
-          <w:rFonts w:eastAsiaTheme="minorEastAsia"/>
-          <w:color w:val="EE0000"/>
-        </w:rPr>
-        <w:t>Feature sets are designed to examine the predictive contributions of location and property characteristics. Set A contains location-related predictors, while Set B contains property characteristics. Set C combines both groups to test whether the two sources of information provide complementary predictive value.</w:t>
-      </w:r>
-    </w:p>
-    <w:p>
-      <w:pPr>
-        <w:ind w:left="10"/>
-        <w:rPr>
-          <w:rFonts w:eastAsiaTheme="minorEastAsia"/>
-          <w:color w:val="EE0000"/>
-        </w:rPr>
-      </w:pPr>
-      <w:r>
-        <w:rPr>
-          <w:rFonts w:eastAsiaTheme="minorEastAsia"/>
-          <w:color w:val="EE0000"/>
+        <w:rPr>
+          <w:rFonts w:eastAsiaTheme="minorEastAsia"/>
+          <w:color w:val="000000" w:themeColor="text1"/>
+        </w:rPr>
+      </w:pPr>
+      <w:r>
+        <w:rPr>
+          <w:rFonts w:eastAsiaTheme="minorEastAsia"/>
+          <w:color w:val="000000" w:themeColor="text1"/>
+        </w:rPr>
+        <w:t>Feature-set experiments examined two questions: whether location and property characteristics provide complementary predictive information, and whether selected interaction terms improve predictions beyond an additive model.</w:t>
+      </w:r>
+    </w:p>
+    <w:p>
+      <w:pPr>
+        <w:rPr>
+          <w:rFonts w:eastAsiaTheme="minorEastAsia"/>
+          <w:color w:val="000000" w:themeColor="text1"/>
+        </w:rPr>
+      </w:pPr>
+    </w:p>
+    <w:p>
+      <w:pPr>
+        <w:rPr>
+          <w:rFonts w:eastAsiaTheme="minorEastAsia"/>
+          <w:color w:val="000000" w:themeColor="text1"/>
+        </w:rPr>
+      </w:pPr>
+      <w:r>
+        <w:rPr>
+          <w:rFonts w:eastAsiaTheme="minorEastAsia"/>
+          <w:color w:val="000000" w:themeColor="text1"/>
+        </w:rPr>
+        <w:t xml:space="preserve">Four initial feature sets were constructed. Set A contained location-related predictors, Set B contained property characteristics, and Set C combined both groups. Set D added a building size × archived building age interaction to C. This </w:t>
+      </w:r>
+      <w:r>
+        <w:rPr>
+          <w:rFonts w:eastAsiaTheme="minorEastAsia"/>
+          <w:color w:val="000000" w:themeColor="text1"/>
         </w:rPr>
         <w:lastRenderedPageBreak/>
-        <w:t>Linear Regression is used as the common model across these feature sets, with the same chronological training and validation periods, preprocessing rules and evaluation metrics (MSE, R² and MAE). This isolates changes in feature information from changes in model choice.</w:t>
-      </w:r>
-    </w:p>
-    <w:p>
-      <w:pPr>
-        <w:ind w:left="10"/>
-        <w:rPr>
-          <w:rFonts w:eastAsiaTheme="minorEastAsia"/>
-          <w:color w:val="EE0000"/>
-        </w:rPr>
-      </w:pPr>
-      <w:r>
-        <w:rPr>
-          <w:rFonts w:eastAsiaTheme="minorEastAsia"/>
-          <w:color w:val="EE0000"/>
-        </w:rPr>
-        <w:t xml:space="preserve">As an extension, Set D adds a small number of business-motivated interaction terms to Set C. Comparing Sets C and D will assess whether allowing selected feature effects to vary across property characteristics or locations improves validation performance. Final feature inclusion and model decisions will be based on </w:t>
+        <w:t>interaction was motivated by the possibility that the value associated with additional building space varies with property age. It provided a low-complexity starting point for testing a non-additive relationship without introducing numerous interaction columns.</w:t>
+      </w:r>
+    </w:p>
+    <w:p>
+      <w:pPr>
+        <w:rPr>
+          <w:rFonts w:eastAsiaTheme="minorEastAsia"/>
+          <w:color w:val="000000" w:themeColor="text1"/>
+        </w:rPr>
+      </w:pPr>
+    </w:p>
+    <w:p>
+      <w:pPr>
+        <w:rPr>
+          <w:rFonts w:eastAsiaTheme="minorEastAsia"/>
+          <w:color w:val="000000" w:themeColor="text1"/>
+        </w:rPr>
+      </w:pPr>
+      <w:r>
+        <w:rPr>
+          <w:rFonts w:eastAsiaTheme="minorEastAsia"/>
+          <w:color w:val="000000" w:themeColor="text1"/>
+        </w:rPr>
+        <w:t>Linear Regression was held constant across A–D. All experiments used the same chronological training and validation periods, validation transactions, training-fitted preprocessing and evaluation definitions. The primary criterion was the pre-specified overvaluation-weighted WAE (2:1), with MSE, R² and MAE retained as supporting metrics.</w:t>
+      </w:r>
+    </w:p>
+    <w:p>
+      <w:pPr>
+        <w:rPr>
+          <w:rFonts w:eastAsiaTheme="minorEastAsia"/>
+          <w:color w:val="000000" w:themeColor="text1"/>
+        </w:rPr>
+      </w:pPr>
+      <w:r>
+        <w:rPr>
+          <w:rFonts w:eastAsiaTheme="minorEastAsia"/>
+          <w:b/>
+          <w:bCs/>
+          <w:color w:val="000000" w:themeColor="text1"/>
+        </w:rPr>
+        <w:t>Table 2. Linear Regression feature-set comparison on the 2024 H2 validation set</w:t>
+      </w:r>
+    </w:p>
+    <w:tbl>
+      <w:tblPr>
+        <w:tblStyle w:val="PlainTable1"/>
+        <w:tblW w:w="0" w:type="auto"/>
+        <w:jc w:val="center"/>
+        <w:tblLook w:val="04A0" w:firstRow="1" w:lastRow="0" w:firstColumn="1" w:lastColumn="0" w:noHBand="0" w:noVBand="1"/>
+      </w:tblPr>
+      <w:tblGrid>
+        <w:gridCol w:w="1848"/>
+        <w:gridCol w:w="2039"/>
+        <w:gridCol w:w="1378"/>
+        <w:gridCol w:w="1206"/>
+        <w:gridCol w:w="1425"/>
+        <w:gridCol w:w="821"/>
+      </w:tblGrid>
+      <w:tr>
+        <w:trPr>
+          <w:cnfStyle w:val="100000000000" w:firstRow="1" w:lastRow="0" w:firstColumn="0" w:lastColumn="0" w:oddVBand="0" w:evenVBand="0" w:oddHBand="0" w:evenHBand="0" w:firstRowFirstColumn="0" w:firstRowLastColumn="0" w:lastRowFirstColumn="0" w:lastRowLastColumn="0"/>
+          <w:jc w:val="center"/>
+        </w:trPr>
+        <w:tc>
+          <w:tcPr>
+            <w:cnfStyle w:val="001000000000" w:firstRow="0" w:lastRow="0" w:firstColumn="1" w:lastColumn="0" w:oddVBand="0" w:evenVBand="0" w:oddHBand="0" w:evenHBand="0" w:firstRowFirstColumn="0" w:firstRowLastColumn="0" w:lastRowFirstColumn="0" w:lastRowLastColumn="0"/>
+            <w:tcW w:w="0" w:type="auto"/>
+            <w:hideMark/>
+          </w:tcPr>
+          <w:p>
+            <w:pPr>
+              <w:rPr>
+                <w:rFonts w:eastAsiaTheme="minorEastAsia"/>
+                <w:color w:val="000000" w:themeColor="text1"/>
+              </w:rPr>
+            </w:pPr>
+            <w:r>
+              <w:rPr>
+                <w:rFonts w:eastAsiaTheme="minorEastAsia"/>
+                <w:color w:val="000000" w:themeColor="text1"/>
+              </w:rPr>
+              <w:t>Feature Set</w:t>
+            </w:r>
+          </w:p>
+        </w:tc>
+        <w:tc>
+          <w:tcPr>
+            <w:tcW w:w="0" w:type="auto"/>
+            <w:hideMark/>
+          </w:tcPr>
+          <w:p>
+            <w:pPr>
+              <w:cnfStyle w:val="100000000000" w:firstRow="1" w:lastRow="0" w:firstColumn="0" w:lastColumn="0" w:oddVBand="0" w:evenVBand="0" w:oddHBand="0" w:evenHBand="0" w:firstRowFirstColumn="0" w:firstRowLastColumn="0" w:lastRowFirstColumn="0" w:lastRowLastColumn="0"/>
+              <w:rPr>
+                <w:rFonts w:eastAsiaTheme="minorEastAsia"/>
+                <w:color w:val="000000" w:themeColor="text1"/>
+              </w:rPr>
+            </w:pPr>
+            <w:r>
+              <w:rPr>
+                <w:rFonts w:eastAsiaTheme="minorEastAsia"/>
+                <w:color w:val="000000" w:themeColor="text1"/>
+              </w:rPr>
+              <w:t>Original Predictors</w:t>
+            </w:r>
+          </w:p>
+        </w:tc>
+        <w:tc>
+          <w:tcPr>
+            <w:tcW w:w="0" w:type="auto"/>
+            <w:hideMark/>
+          </w:tcPr>
+          <w:p>
+            <w:pPr>
+              <w:cnfStyle w:val="100000000000" w:firstRow="1" w:lastRow="0" w:firstColumn="0" w:lastColumn="0" w:oddVBand="0" w:evenVBand="0" w:oddHBand="0" w:evenHBand="0" w:firstRowFirstColumn="0" w:firstRowLastColumn="0" w:lastRowFirstColumn="0" w:lastRowLastColumn="0"/>
+              <w:rPr>
+                <w:rFonts w:eastAsiaTheme="minorEastAsia"/>
+                <w:color w:val="000000" w:themeColor="text1"/>
+              </w:rPr>
+            </w:pPr>
+            <w:r>
+              <w:rPr>
+                <w:rFonts w:eastAsiaTheme="minorEastAsia"/>
+                <w:color w:val="000000" w:themeColor="text1"/>
+              </w:rPr>
+              <w:t>WAE 2:1 ($)</w:t>
+            </w:r>
+          </w:p>
+        </w:tc>
+        <w:tc>
+          <w:tcPr>
+            <w:tcW w:w="0" w:type="auto"/>
+            <w:hideMark/>
+          </w:tcPr>
+          <w:p>
+            <w:pPr>
+              <w:cnfStyle w:val="100000000000" w:firstRow="1" w:lastRow="0" w:firstColumn="0" w:lastColumn="0" w:oddVBand="0" w:evenVBand="0" w:oddHBand="0" w:evenHBand="0" w:firstRowFirstColumn="0" w:firstRowLastColumn="0" w:lastRowFirstColumn="0" w:lastRowLastColumn="0"/>
+              <w:rPr>
+                <w:rFonts w:eastAsiaTheme="minorEastAsia"/>
+                <w:color w:val="000000" w:themeColor="text1"/>
+              </w:rPr>
+            </w:pPr>
+            <w:r>
+              <w:rPr>
+                <w:rFonts w:eastAsiaTheme="minorEastAsia"/>
+                <w:color w:val="000000" w:themeColor="text1"/>
+              </w:rPr>
+              <w:t>MAE ($)</w:t>
+            </w:r>
+          </w:p>
+        </w:tc>
+        <w:tc>
+          <w:tcPr>
+            <w:tcW w:w="0" w:type="auto"/>
+            <w:hideMark/>
+          </w:tcPr>
+          <w:p>
+            <w:pPr>
+              <w:cnfStyle w:val="100000000000" w:firstRow="1" w:lastRow="0" w:firstColumn="0" w:lastColumn="0" w:oddVBand="0" w:evenVBand="0" w:oddHBand="0" w:evenHBand="0" w:firstRowFirstColumn="0" w:firstRowLastColumn="0" w:lastRowFirstColumn="0" w:lastRowLastColumn="0"/>
+              <w:rPr>
+                <w:rFonts w:eastAsiaTheme="minorEastAsia"/>
+                <w:color w:val="000000" w:themeColor="text1"/>
+              </w:rPr>
+            </w:pPr>
+            <w:r>
+              <w:rPr>
+                <w:rFonts w:eastAsiaTheme="minorEastAsia"/>
+                <w:color w:val="000000" w:themeColor="text1"/>
+              </w:rPr>
+              <w:t>MSE ($², bn)</w:t>
+            </w:r>
+          </w:p>
+        </w:tc>
+        <w:tc>
+          <w:tcPr>
+            <w:tcW w:w="0" w:type="auto"/>
+            <w:hideMark/>
+          </w:tcPr>
+          <w:p>
+            <w:pPr>
+              <w:cnfStyle w:val="100000000000" w:firstRow="1" w:lastRow="0" w:firstColumn="0" w:lastColumn="0" w:oddVBand="0" w:evenVBand="0" w:oddHBand="0" w:evenHBand="0" w:firstRowFirstColumn="0" w:firstRowLastColumn="0" w:lastRowFirstColumn="0" w:lastRowLastColumn="0"/>
+              <w:rPr>
+                <w:rFonts w:eastAsiaTheme="minorEastAsia"/>
+                <w:color w:val="000000" w:themeColor="text1"/>
+              </w:rPr>
+            </w:pPr>
+            <w:r>
+              <w:rPr>
+                <w:rFonts w:eastAsiaTheme="minorEastAsia"/>
+                <w:color w:val="000000" w:themeColor="text1"/>
+              </w:rPr>
+              <w:t>R²</w:t>
+            </w:r>
+          </w:p>
+        </w:tc>
+      </w:tr>
+      <w:tr>
+        <w:trPr>
+          <w:cnfStyle w:val="000000100000" w:firstRow="0" w:lastRow="0" w:firstColumn="0" w:lastColumn="0" w:oddVBand="0" w:evenVBand="0" w:oddHBand="1" w:evenHBand="0" w:firstRowFirstColumn="0" w:firstRowLastColumn="0" w:lastRowFirstColumn="0" w:lastRowLastColumn="0"/>
+          <w:jc w:val="center"/>
+        </w:trPr>
+        <w:tc>
+          <w:tcPr>
+            <w:cnfStyle w:val="001000000000" w:firstRow="0" w:lastRow="0" w:firstColumn="1" w:lastColumn="0" w:oddVBand="0" w:evenVBand="0" w:oddHBand="0" w:evenHBand="0" w:firstRowFirstColumn="0" w:firstRowLastColumn="0" w:lastRowFirstColumn="0" w:lastRowLastColumn="0"/>
+            <w:tcW w:w="0" w:type="auto"/>
+            <w:hideMark/>
+          </w:tcPr>
+          <w:p>
+            <w:pPr>
+              <w:rPr>
+                <w:rFonts w:eastAsiaTheme="minorEastAsia"/>
+                <w:color w:val="000000" w:themeColor="text1"/>
+              </w:rPr>
+            </w:pPr>
+            <w:r>
+              <w:rPr>
+                <w:rFonts w:eastAsiaTheme="minorEastAsia"/>
+                <w:color w:val="000000" w:themeColor="text1"/>
+              </w:rPr>
+              <w:t>A. Location</w:t>
+            </w:r>
+          </w:p>
+        </w:tc>
+        <w:tc>
+          <w:tcPr>
+            <w:tcW w:w="0" w:type="auto"/>
+            <w:hideMark/>
+          </w:tcPr>
+          <w:p>
+            <w:pPr>
+              <w:cnfStyle w:val="000000100000" w:firstRow="0" w:lastRow="0" w:firstColumn="0" w:lastColumn="0" w:oddVBand="0" w:evenVBand="0" w:oddHBand="1" w:evenHBand="0" w:firstRowFirstColumn="0" w:firstRowLastColumn="0" w:lastRowFirstColumn="0" w:lastRowLastColumn="0"/>
+              <w:rPr>
+                <w:rFonts w:eastAsiaTheme="minorEastAsia"/>
+                <w:color w:val="000000" w:themeColor="text1"/>
+              </w:rPr>
+            </w:pPr>
+            <w:r>
+              <w:rPr>
+                <w:rFonts w:eastAsiaTheme="minorEastAsia"/>
+                <w:color w:val="000000" w:themeColor="text1"/>
+              </w:rPr>
+              <w:t>67</w:t>
+            </w:r>
+          </w:p>
+        </w:tc>
+        <w:tc>
+          <w:tcPr>
+            <w:tcW w:w="0" w:type="auto"/>
+            <w:hideMark/>
+          </w:tcPr>
+          <w:p>
+            <w:pPr>
+              <w:cnfStyle w:val="000000100000" w:firstRow="0" w:lastRow="0" w:firstColumn="0" w:lastColumn="0" w:oddVBand="0" w:evenVBand="0" w:oddHBand="1" w:evenHBand="0" w:firstRowFirstColumn="0" w:firstRowLastColumn="0" w:lastRowFirstColumn="0" w:lastRowLastColumn="0"/>
+              <w:rPr>
+                <w:rFonts w:eastAsiaTheme="minorEastAsia"/>
+                <w:color w:val="000000" w:themeColor="text1"/>
+              </w:rPr>
+            </w:pPr>
+            <w:r>
+              <w:rPr>
+                <w:rFonts w:eastAsiaTheme="minorEastAsia"/>
+                <w:color w:val="000000" w:themeColor="text1"/>
+              </w:rPr>
+              <w:t>192,466.82</w:t>
+            </w:r>
+          </w:p>
+        </w:tc>
+        <w:tc>
+          <w:tcPr>
+            <w:tcW w:w="0" w:type="auto"/>
+            <w:hideMark/>
+          </w:tcPr>
+          <w:p>
+            <w:pPr>
+              <w:cnfStyle w:val="000000100000" w:firstRow="0" w:lastRow="0" w:firstColumn="0" w:lastColumn="0" w:oddVBand="0" w:evenVBand="0" w:oddHBand="1" w:evenHBand="0" w:firstRowFirstColumn="0" w:firstRowLastColumn="0" w:lastRowFirstColumn="0" w:lastRowLastColumn="0"/>
+              <w:rPr>
+                <w:rFonts w:eastAsiaTheme="minorEastAsia"/>
+                <w:color w:val="000000" w:themeColor="text1"/>
+              </w:rPr>
+            </w:pPr>
+            <w:r>
+              <w:rPr>
+                <w:rFonts w:eastAsiaTheme="minorEastAsia"/>
+                <w:color w:val="000000" w:themeColor="text1"/>
+              </w:rPr>
+              <w:t>136,668.61</w:t>
+            </w:r>
+          </w:p>
+        </w:tc>
+        <w:tc>
+          <w:tcPr>
+            <w:tcW w:w="0" w:type="auto"/>
+            <w:hideMark/>
+          </w:tcPr>
+          <w:p>
+            <w:pPr>
+              <w:cnfStyle w:val="000000100000" w:firstRow="0" w:lastRow="0" w:firstColumn="0" w:lastColumn="0" w:oddVBand="0" w:evenVBand="0" w:oddHBand="1" w:evenHBand="0" w:firstRowFirstColumn="0" w:firstRowLastColumn="0" w:lastRowFirstColumn="0" w:lastRowLastColumn="0"/>
+              <w:rPr>
+                <w:rFonts w:eastAsiaTheme="minorEastAsia"/>
+                <w:color w:val="000000" w:themeColor="text1"/>
+              </w:rPr>
+            </w:pPr>
+            <w:r>
+              <w:rPr>
+                <w:rFonts w:eastAsiaTheme="minorEastAsia"/>
+                <w:color w:val="000000" w:themeColor="text1"/>
+              </w:rPr>
+              <w:t>79.61</w:t>
+            </w:r>
+          </w:p>
+        </w:tc>
+        <w:tc>
+          <w:tcPr>
+            <w:tcW w:w="0" w:type="auto"/>
+            <w:hideMark/>
+          </w:tcPr>
+          <w:p>
+            <w:pPr>
+              <w:cnfStyle w:val="000000100000" w:firstRow="0" w:lastRow="0" w:firstColumn="0" w:lastColumn="0" w:oddVBand="0" w:evenVBand="0" w:oddHBand="1" w:evenHBand="0" w:firstRowFirstColumn="0" w:firstRowLastColumn="0" w:lastRowFirstColumn="0" w:lastRowLastColumn="0"/>
+              <w:rPr>
+                <w:rFonts w:eastAsiaTheme="minorEastAsia"/>
+                <w:color w:val="000000" w:themeColor="text1"/>
+              </w:rPr>
+            </w:pPr>
+            <w:r>
+              <w:rPr>
+                <w:rFonts w:eastAsiaTheme="minorEastAsia"/>
+                <w:color w:val="000000" w:themeColor="text1"/>
+              </w:rPr>
+              <w:t>0.5826</w:t>
+            </w:r>
+          </w:p>
+        </w:tc>
+      </w:tr>
+      <w:tr>
+        <w:trPr>
+          <w:jc w:val="center"/>
+        </w:trPr>
+        <w:tc>
+          <w:tcPr>
+            <w:cnfStyle w:val="001000000000" w:firstRow="0" w:lastRow="0" w:firstColumn="1" w:lastColumn="0" w:oddVBand="0" w:evenVBand="0" w:oddHBand="0" w:evenHBand="0" w:firstRowFirstColumn="0" w:firstRowLastColumn="0" w:lastRowFirstColumn="0" w:lastRowLastColumn="0"/>
+            <w:tcW w:w="0" w:type="auto"/>
+            <w:hideMark/>
+          </w:tcPr>
+          <w:p>
+            <w:pPr>
+              <w:rPr>
+                <w:rFonts w:eastAsiaTheme="minorEastAsia"/>
+                <w:color w:val="000000" w:themeColor="text1"/>
+              </w:rPr>
+            </w:pPr>
+            <w:r>
+              <w:rPr>
+                <w:rFonts w:eastAsiaTheme="minorEastAsia"/>
+                <w:color w:val="000000" w:themeColor="text1"/>
+              </w:rPr>
+              <w:t>B. Property</w:t>
+            </w:r>
+          </w:p>
+        </w:tc>
+        <w:tc>
+          <w:tcPr>
+            <w:tcW w:w="0" w:type="auto"/>
+            <w:hideMark/>
+          </w:tcPr>
+          <w:p>
+            <w:pPr>
+              <w:cnfStyle w:val="000000000000" w:firstRow="0" w:lastRow="0" w:firstColumn="0" w:lastColumn="0" w:oddVBand="0" w:evenVBand="0" w:oddHBand="0" w:evenHBand="0" w:firstRowFirstColumn="0" w:firstRowLastColumn="0" w:lastRowFirstColumn="0" w:lastRowLastColumn="0"/>
+              <w:rPr>
+                <w:rFonts w:eastAsiaTheme="minorEastAsia"/>
+                <w:color w:val="000000" w:themeColor="text1"/>
+              </w:rPr>
+            </w:pPr>
+            <w:r>
+              <w:rPr>
+                <w:rFonts w:eastAsiaTheme="minorEastAsia"/>
+                <w:color w:val="000000" w:themeColor="text1"/>
+              </w:rPr>
+              <w:t>30</w:t>
+            </w:r>
+          </w:p>
+        </w:tc>
+        <w:tc>
+          <w:tcPr>
+            <w:tcW w:w="0" w:type="auto"/>
+            <w:hideMark/>
+          </w:tcPr>
+          <w:p>
+            <w:pPr>
+              <w:cnfStyle w:val="000000000000" w:firstRow="0" w:lastRow="0" w:firstColumn="0" w:lastColumn="0" w:oddVBand="0" w:evenVBand="0" w:oddHBand="0" w:evenHBand="0" w:firstRowFirstColumn="0" w:firstRowLastColumn="0" w:lastRowFirstColumn="0" w:lastRowLastColumn="0"/>
+              <w:rPr>
+                <w:rFonts w:eastAsiaTheme="minorEastAsia"/>
+                <w:color w:val="000000" w:themeColor="text1"/>
+              </w:rPr>
+            </w:pPr>
+            <w:r>
+              <w:rPr>
+                <w:rFonts w:eastAsiaTheme="minorEastAsia"/>
+                <w:color w:val="000000" w:themeColor="text1"/>
+              </w:rPr>
+              <w:t>246,665.90</w:t>
+            </w:r>
+          </w:p>
+        </w:tc>
+        <w:tc>
+          <w:tcPr>
+            <w:tcW w:w="0" w:type="auto"/>
+            <w:hideMark/>
+          </w:tcPr>
+          <w:p>
+            <w:pPr>
+              <w:cnfStyle w:val="000000000000" w:firstRow="0" w:lastRow="0" w:firstColumn="0" w:lastColumn="0" w:oddVBand="0" w:evenVBand="0" w:oddHBand="0" w:evenHBand="0" w:firstRowFirstColumn="0" w:firstRowLastColumn="0" w:lastRowFirstColumn="0" w:lastRowLastColumn="0"/>
+              <w:rPr>
+                <w:rFonts w:eastAsiaTheme="minorEastAsia"/>
+                <w:color w:val="000000" w:themeColor="text1"/>
+              </w:rPr>
+            </w:pPr>
+            <w:r>
+              <w:rPr>
+                <w:rFonts w:eastAsiaTheme="minorEastAsia"/>
+                <w:color w:val="000000" w:themeColor="text1"/>
+              </w:rPr>
+              <w:t>173,945.18</w:t>
+            </w:r>
+          </w:p>
+        </w:tc>
+        <w:tc>
+          <w:tcPr>
+            <w:tcW w:w="0" w:type="auto"/>
+            <w:hideMark/>
+          </w:tcPr>
+          <w:p>
+            <w:pPr>
+              <w:cnfStyle w:val="000000000000" w:firstRow="0" w:lastRow="0" w:firstColumn="0" w:lastColumn="0" w:oddVBand="0" w:evenVBand="0" w:oddHBand="0" w:evenHBand="0" w:firstRowFirstColumn="0" w:firstRowLastColumn="0" w:lastRowFirstColumn="0" w:lastRowLastColumn="0"/>
+              <w:rPr>
+                <w:rFonts w:eastAsiaTheme="minorEastAsia"/>
+                <w:color w:val="000000" w:themeColor="text1"/>
+              </w:rPr>
+            </w:pPr>
+            <w:r>
+              <w:rPr>
+                <w:rFonts w:eastAsiaTheme="minorEastAsia"/>
+                <w:color w:val="000000" w:themeColor="text1"/>
+              </w:rPr>
+              <w:t>98.80</w:t>
+            </w:r>
+          </w:p>
+        </w:tc>
+        <w:tc>
+          <w:tcPr>
+            <w:tcW w:w="0" w:type="auto"/>
+            <w:hideMark/>
+          </w:tcPr>
+          <w:p>
+            <w:pPr>
+              <w:cnfStyle w:val="000000000000" w:firstRow="0" w:lastRow="0" w:firstColumn="0" w:lastColumn="0" w:oddVBand="0" w:evenVBand="0" w:oddHBand="0" w:evenHBand="0" w:firstRowFirstColumn="0" w:firstRowLastColumn="0" w:lastRowFirstColumn="0" w:lastRowLastColumn="0"/>
+              <w:rPr>
+                <w:rFonts w:eastAsiaTheme="minorEastAsia"/>
+                <w:color w:val="000000" w:themeColor="text1"/>
+              </w:rPr>
+            </w:pPr>
+            <w:r>
+              <w:rPr>
+                <w:rFonts w:eastAsiaTheme="minorEastAsia"/>
+                <w:color w:val="000000" w:themeColor="text1"/>
+              </w:rPr>
+              <w:t>0.4820</w:t>
+            </w:r>
+          </w:p>
+        </w:tc>
+      </w:tr>
+      <w:tr>
+        <w:trPr>
+          <w:cnfStyle w:val="000000100000" w:firstRow="0" w:lastRow="0" w:firstColumn="0" w:lastColumn="0" w:oddVBand="0" w:evenVBand="0" w:oddHBand="1" w:evenHBand="0" w:firstRowFirstColumn="0" w:firstRowLastColumn="0" w:lastRowFirstColumn="0" w:lastRowLastColumn="0"/>
+          <w:jc w:val="center"/>
+        </w:trPr>
+        <w:tc>
+          <w:tcPr>
+            <w:cnfStyle w:val="001000000000" w:firstRow="0" w:lastRow="0" w:firstColumn="1" w:lastColumn="0" w:oddVBand="0" w:evenVBand="0" w:oddHBand="0" w:evenHBand="0" w:firstRowFirstColumn="0" w:firstRowLastColumn="0" w:lastRowFirstColumn="0" w:lastRowLastColumn="0"/>
+            <w:tcW w:w="0" w:type="auto"/>
+            <w:hideMark/>
+          </w:tcPr>
+          <w:p>
+            <w:pPr>
+              <w:rPr>
+                <w:rFonts w:eastAsiaTheme="minorEastAsia"/>
+                <w:color w:val="000000" w:themeColor="text1"/>
+              </w:rPr>
+            </w:pPr>
+            <w:r>
+              <w:rPr>
+                <w:rFonts w:eastAsiaTheme="minorEastAsia"/>
+                <w:color w:val="000000" w:themeColor="text1"/>
+              </w:rPr>
+              <w:t>C. Combined</w:t>
+            </w:r>
+          </w:p>
+        </w:tc>
+        <w:tc>
+          <w:tcPr>
+            <w:tcW w:w="0" w:type="auto"/>
+            <w:hideMark/>
+          </w:tcPr>
+          <w:p>
+            <w:pPr>
+              <w:cnfStyle w:val="000000100000" w:firstRow="0" w:lastRow="0" w:firstColumn="0" w:lastColumn="0" w:oddVBand="0" w:evenVBand="0" w:oddHBand="1" w:evenHBand="0" w:firstRowFirstColumn="0" w:firstRowLastColumn="0" w:lastRowFirstColumn="0" w:lastRowLastColumn="0"/>
+              <w:rPr>
+                <w:rFonts w:eastAsiaTheme="minorEastAsia"/>
+                <w:color w:val="000000" w:themeColor="text1"/>
+              </w:rPr>
+            </w:pPr>
+            <w:r>
+              <w:rPr>
+                <w:rFonts w:eastAsiaTheme="minorEastAsia"/>
+                <w:color w:val="000000" w:themeColor="text1"/>
+              </w:rPr>
+              <w:t>97</w:t>
+            </w:r>
+          </w:p>
+        </w:tc>
+        <w:tc>
+          <w:tcPr>
+            <w:tcW w:w="0" w:type="auto"/>
+            <w:hideMark/>
+          </w:tcPr>
+          <w:p>
+            <w:pPr>
+              <w:cnfStyle w:val="000000100000" w:firstRow="0" w:lastRow="0" w:firstColumn="0" w:lastColumn="0" w:oddVBand="0" w:evenVBand="0" w:oddHBand="1" w:evenHBand="0" w:firstRowFirstColumn="0" w:firstRowLastColumn="0" w:lastRowFirstColumn="0" w:lastRowLastColumn="0"/>
+              <w:rPr>
+                <w:rFonts w:eastAsiaTheme="minorEastAsia"/>
+                <w:color w:val="000000" w:themeColor="text1"/>
+              </w:rPr>
+            </w:pPr>
+            <w:r>
+              <w:rPr>
+                <w:rFonts w:eastAsiaTheme="minorEastAsia"/>
+                <w:color w:val="000000" w:themeColor="text1"/>
+              </w:rPr>
+              <w:t>157,671.35</w:t>
+            </w:r>
+          </w:p>
+        </w:tc>
+        <w:tc>
+          <w:tcPr>
+            <w:tcW w:w="0" w:type="auto"/>
+            <w:hideMark/>
+          </w:tcPr>
+          <w:p>
+            <w:pPr>
+              <w:cnfStyle w:val="000000100000" w:firstRow="0" w:lastRow="0" w:firstColumn="0" w:lastColumn="0" w:oddVBand="0" w:evenVBand="0" w:oddHBand="1" w:evenHBand="0" w:firstRowFirstColumn="0" w:firstRowLastColumn="0" w:lastRowFirstColumn="0" w:lastRowLastColumn="0"/>
+              <w:rPr>
+                <w:rFonts w:eastAsiaTheme="minorEastAsia"/>
+                <w:color w:val="000000" w:themeColor="text1"/>
+              </w:rPr>
+            </w:pPr>
+            <w:r>
+              <w:rPr>
+                <w:rFonts w:eastAsiaTheme="minorEastAsia"/>
+                <w:color w:val="000000" w:themeColor="text1"/>
+              </w:rPr>
+              <w:t>113,324.37</w:t>
+            </w:r>
+          </w:p>
+        </w:tc>
+        <w:tc>
+          <w:tcPr>
+            <w:tcW w:w="0" w:type="auto"/>
+            <w:hideMark/>
+          </w:tcPr>
+          <w:p>
+            <w:pPr>
+              <w:cnfStyle w:val="000000100000" w:firstRow="0" w:lastRow="0" w:firstColumn="0" w:lastColumn="0" w:oddVBand="0" w:evenVBand="0" w:oddHBand="1" w:evenHBand="0" w:firstRowFirstColumn="0" w:firstRowLastColumn="0" w:lastRowFirstColumn="0" w:lastRowLastColumn="0"/>
+              <w:rPr>
+                <w:rFonts w:eastAsiaTheme="minorEastAsia"/>
+                <w:color w:val="000000" w:themeColor="text1"/>
+              </w:rPr>
+            </w:pPr>
+            <w:r>
+              <w:rPr>
+                <w:rFonts w:eastAsiaTheme="minorEastAsia"/>
+                <w:color w:val="000000" w:themeColor="text1"/>
+              </w:rPr>
+              <w:t>54.78</w:t>
+            </w:r>
+          </w:p>
+        </w:tc>
+        <w:tc>
+          <w:tcPr>
+            <w:tcW w:w="0" w:type="auto"/>
+            <w:hideMark/>
+          </w:tcPr>
+          <w:p>
+            <w:pPr>
+              <w:cnfStyle w:val="000000100000" w:firstRow="0" w:lastRow="0" w:firstColumn="0" w:lastColumn="0" w:oddVBand="0" w:evenVBand="0" w:oddHBand="1" w:evenHBand="0" w:firstRowFirstColumn="0" w:firstRowLastColumn="0" w:lastRowFirstColumn="0" w:lastRowLastColumn="0"/>
+              <w:rPr>
+                <w:rFonts w:eastAsiaTheme="minorEastAsia"/>
+                <w:color w:val="000000" w:themeColor="text1"/>
+              </w:rPr>
+            </w:pPr>
+            <w:r>
+              <w:rPr>
+                <w:rFonts w:eastAsiaTheme="minorEastAsia"/>
+                <w:color w:val="000000" w:themeColor="text1"/>
+              </w:rPr>
+              <w:t>0.7128</w:t>
+            </w:r>
+          </w:p>
+        </w:tc>
+      </w:tr>
+      <w:tr>
+        <w:trPr>
+          <w:jc w:val="center"/>
+        </w:trPr>
+        <w:tc>
+          <w:tcPr>
+            <w:cnfStyle w:val="001000000000" w:firstRow="0" w:lastRow="0" w:firstColumn="1" w:lastColumn="0" w:oddVBand="0" w:evenVBand="0" w:oddHBand="0" w:evenHBand="0" w:firstRowFirstColumn="0" w:firstRowLastColumn="0" w:lastRowFirstColumn="0" w:lastRowLastColumn="0"/>
+            <w:tcW w:w="0" w:type="auto"/>
+            <w:hideMark/>
+          </w:tcPr>
+          <w:p>
+            <w:pPr>
+              <w:rPr>
+                <w:rFonts w:eastAsiaTheme="minorEastAsia"/>
+                <w:color w:val="000000" w:themeColor="text1"/>
+              </w:rPr>
+            </w:pPr>
+            <w:r>
+              <w:rPr>
+                <w:rFonts w:eastAsiaTheme="minorEastAsia"/>
+                <w:color w:val="000000" w:themeColor="text1"/>
+              </w:rPr>
+              <w:t>D. C + Size × Age</w:t>
+            </w:r>
+          </w:p>
+        </w:tc>
+        <w:tc>
+          <w:tcPr>
+            <w:tcW w:w="0" w:type="auto"/>
+            <w:hideMark/>
+          </w:tcPr>
+          <w:p>
+            <w:pPr>
+              <w:cnfStyle w:val="000000000000" w:firstRow="0" w:lastRow="0" w:firstColumn="0" w:lastColumn="0" w:oddVBand="0" w:evenVBand="0" w:oddHBand="0" w:evenHBand="0" w:firstRowFirstColumn="0" w:firstRowLastColumn="0" w:lastRowFirstColumn="0" w:lastRowLastColumn="0"/>
+              <w:rPr>
+                <w:rFonts w:eastAsiaTheme="minorEastAsia"/>
+                <w:color w:val="000000" w:themeColor="text1"/>
+              </w:rPr>
+            </w:pPr>
+            <w:r>
+              <w:rPr>
+                <w:rFonts w:eastAsiaTheme="minorEastAsia"/>
+                <w:color w:val="000000" w:themeColor="text1"/>
+              </w:rPr>
+              <w:t>98</w:t>
+            </w:r>
+          </w:p>
+        </w:tc>
+        <w:tc>
+          <w:tcPr>
+            <w:tcW w:w="0" w:type="auto"/>
+            <w:hideMark/>
+          </w:tcPr>
+          <w:p>
+            <w:pPr>
+              <w:cnfStyle w:val="000000000000" w:firstRow="0" w:lastRow="0" w:firstColumn="0" w:lastColumn="0" w:oddVBand="0" w:evenVBand="0" w:oddHBand="0" w:evenHBand="0" w:firstRowFirstColumn="0" w:firstRowLastColumn="0" w:lastRowFirstColumn="0" w:lastRowLastColumn="0"/>
+              <w:rPr>
+                <w:rFonts w:eastAsiaTheme="minorEastAsia"/>
+                <w:color w:val="000000" w:themeColor="text1"/>
+              </w:rPr>
+            </w:pPr>
+            <w:r>
+              <w:rPr>
+                <w:rFonts w:eastAsiaTheme="minorEastAsia"/>
+                <w:b/>
+                <w:bCs/>
+                <w:color w:val="000000" w:themeColor="text1"/>
+              </w:rPr>
+              <w:t>157,254.53</w:t>
+            </w:r>
+          </w:p>
+        </w:tc>
+        <w:tc>
+          <w:tcPr>
+            <w:tcW w:w="0" w:type="auto"/>
+            <w:hideMark/>
+          </w:tcPr>
+          <w:p>
+            <w:pPr>
+              <w:cnfStyle w:val="000000000000" w:firstRow="0" w:lastRow="0" w:firstColumn="0" w:lastColumn="0" w:oddVBand="0" w:evenVBand="0" w:oddHBand="0" w:evenHBand="0" w:firstRowFirstColumn="0" w:firstRowLastColumn="0" w:lastRowFirstColumn="0" w:lastRowLastColumn="0"/>
+              <w:rPr>
+                <w:rFonts w:eastAsiaTheme="minorEastAsia"/>
+                <w:color w:val="000000" w:themeColor="text1"/>
+              </w:rPr>
+            </w:pPr>
+            <w:r>
+              <w:rPr>
+                <w:rFonts w:eastAsiaTheme="minorEastAsia"/>
+                <w:b/>
+                <w:bCs/>
+                <w:color w:val="000000" w:themeColor="text1"/>
+              </w:rPr>
+              <w:t>113,051.20</w:t>
+            </w:r>
+          </w:p>
+        </w:tc>
+        <w:tc>
+          <w:tcPr>
+            <w:tcW w:w="0" w:type="auto"/>
+            <w:hideMark/>
+          </w:tcPr>
+          <w:p>
+            <w:pPr>
+              <w:cnfStyle w:val="000000000000" w:firstRow="0" w:lastRow="0" w:firstColumn="0" w:lastColumn="0" w:oddVBand="0" w:evenVBand="0" w:oddHBand="0" w:evenHBand="0" w:firstRowFirstColumn="0" w:firstRowLastColumn="0" w:lastRowFirstColumn="0" w:lastRowLastColumn="0"/>
+              <w:rPr>
+                <w:rFonts w:eastAsiaTheme="minorEastAsia"/>
+                <w:color w:val="000000" w:themeColor="text1"/>
+              </w:rPr>
+            </w:pPr>
+            <w:r>
+              <w:rPr>
+                <w:rFonts w:eastAsiaTheme="minorEastAsia"/>
+                <w:b/>
+                <w:bCs/>
+                <w:color w:val="000000" w:themeColor="text1"/>
+              </w:rPr>
+              <w:t>54.14</w:t>
+            </w:r>
+          </w:p>
+        </w:tc>
+        <w:tc>
+          <w:tcPr>
+            <w:tcW w:w="0" w:type="auto"/>
+            <w:hideMark/>
+          </w:tcPr>
+          <w:p>
+            <w:pPr>
+              <w:cnfStyle w:val="000000000000" w:firstRow="0" w:lastRow="0" w:firstColumn="0" w:lastColumn="0" w:oddVBand="0" w:evenVBand="0" w:oddHBand="0" w:evenHBand="0" w:firstRowFirstColumn="0" w:firstRowLastColumn="0" w:lastRowFirstColumn="0" w:lastRowLastColumn="0"/>
+              <w:rPr>
+                <w:rFonts w:eastAsiaTheme="minorEastAsia"/>
+                <w:color w:val="000000" w:themeColor="text1"/>
+              </w:rPr>
+            </w:pPr>
+            <w:r>
+              <w:rPr>
+                <w:rFonts w:eastAsiaTheme="minorEastAsia"/>
+                <w:b/>
+                <w:bCs/>
+                <w:color w:val="000000" w:themeColor="text1"/>
+              </w:rPr>
+              <w:t>0.7162</w:t>
+            </w:r>
+          </w:p>
+        </w:tc>
+      </w:tr>
+    </w:tbl>
+    <w:p>
+      <w:pPr>
+        <w:rPr>
+          <w:rFonts w:eastAsiaTheme="minorEastAsia"/>
+          <w:color w:val="000000" w:themeColor="text1"/>
+        </w:rPr>
+      </w:pPr>
+      <w:r>
+        <w:rPr>
+          <w:rFonts w:eastAsiaTheme="minorEastAsia"/>
+          <w:color w:val="000000" w:themeColor="text1"/>
+        </w:rPr>
+        <w:t xml:space="preserve">As shown in Table 2, location predictors performed better than property characteristics when used separately. Combining </w:t>
       </w:r>
       <w:proofErr w:type="gramStart"/>
       <w:r>
         <w:rPr>
           <w:rFonts w:eastAsiaTheme="minorEastAsia"/>
-          <w:color w:val="EE0000"/>
-        </w:rPr>
-        <w:t>the experimental</w:t>
+          <w:color w:val="000000" w:themeColor="text1"/>
+        </w:rPr>
+        <w:t>them</w:t>
       </w:r>
       <w:proofErr w:type="gramEnd"/>
       <w:r>
         <w:rPr>
           <w:rFonts w:eastAsiaTheme="minorEastAsia"/>
-          <w:color w:val="EE0000"/>
-        </w:rPr>
-        <w:t xml:space="preserve"> evidence.</w:t>
-      </w:r>
-    </w:p>
-    <w:p>
-      <w:pPr>
-        <w:rPr>
-          <w:rFonts w:eastAsiaTheme="minorEastAsia"/>
-        </w:rPr>
-      </w:pPr>
+          <w:color w:val="000000" w:themeColor="text1"/>
+        </w:rPr>
+        <w:t xml:space="preserve"> reduced WAE (2:1) by 18.1% relative to A and 36.1% relative to B, supporting their complementary predictive value. The Size × Age interaction further reduced WAE by only 0.26%. Set D therefore offered a modest improvement, rather than evidence that interactions generally produce substantial gains.</w:t>
+      </w:r>
+    </w:p>
+    <w:p>
+      <w:pPr>
+        <w:rPr>
+          <w:rFonts w:eastAsiaTheme="minorEastAsia"/>
+          <w:color w:val="000000" w:themeColor="text1"/>
+        </w:rPr>
+      </w:pPr>
+    </w:p>
+    <w:p>
+      <w:pPr>
+        <w:rPr>
+          <w:rFonts w:eastAsiaTheme="minorEastAsia" w:hint="eastAsia"/>
+          <w:color w:val="000000" w:themeColor="text1"/>
+        </w:rPr>
+      </w:pPr>
+      <w:r>
+        <w:rPr>
+          <w:rFonts w:eastAsiaTheme="minorEastAsia"/>
+          <w:color w:val="000000" w:themeColor="text1"/>
+        </w:rPr>
+        <w:t xml:space="preserve">Additional experiments tested whether other business-motivated interactions were more useful. Building size may have different price relationships across property classes or townships; land area may also be valued differently across locations, while basement-related price effects may depend on flood exposure. A common time-aware feature base (E0) was used for these experiments. To make the incremental comparisons clearer, Table 3 holds Ridge </w:t>
+      </w:r>
+      <w:proofErr w:type="spellStart"/>
+      <w:r>
+        <w:rPr>
+          <w:rFonts w:eastAsiaTheme="minorEastAsia"/>
+          <w:color w:val="000000" w:themeColor="text1"/>
+        </w:rPr>
+        <w:t>regularisation</w:t>
+      </w:r>
+      <w:proofErr w:type="spellEnd"/>
+      <w:r>
+        <w:rPr>
+          <w:rFonts w:eastAsiaTheme="minorEastAsia"/>
+          <w:color w:val="000000" w:themeColor="text1"/>
+        </w:rPr>
+        <w:t xml:space="preserve"> at α = 8 and changes the interaction specifications.</w:t>
+      </w:r>
+    </w:p>
+    <w:p>
+      <w:pPr>
+        <w:rPr>
+          <w:rFonts w:eastAsiaTheme="minorEastAsia"/>
+          <w:color w:val="000000" w:themeColor="text1"/>
+        </w:rPr>
+      </w:pPr>
+      <w:r>
+        <w:rPr>
+          <w:rFonts w:eastAsiaTheme="minorEastAsia"/>
+          <w:b/>
+          <w:bCs/>
+          <w:color w:val="000000" w:themeColor="text1"/>
+        </w:rPr>
+        <w:t>Table 3. Additional interaction experiments on the 2024 H2 validation set, Ridge α = 8</w:t>
+      </w:r>
+    </w:p>
+    <w:tbl>
+      <w:tblPr>
+        <w:tblStyle w:val="PlainTable1"/>
+        <w:tblW w:w="0" w:type="auto"/>
+        <w:jc w:val="center"/>
+        <w:tblLook w:val="04A0" w:firstRow="1" w:lastRow="0" w:firstColumn="1" w:lastColumn="0" w:noHBand="0" w:noVBand="1"/>
+      </w:tblPr>
+      <w:tblGrid>
+        <w:gridCol w:w="3245"/>
+        <w:gridCol w:w="1378"/>
+        <w:gridCol w:w="1206"/>
+        <w:gridCol w:w="821"/>
+      </w:tblGrid>
+      <w:tr>
+        <w:trPr>
+          <w:cnfStyle w:val="100000000000" w:firstRow="1" w:lastRow="0" w:firstColumn="0" w:lastColumn="0" w:oddVBand="0" w:evenVBand="0" w:oddHBand="0" w:evenHBand="0" w:firstRowFirstColumn="0" w:firstRowLastColumn="0" w:lastRowFirstColumn="0" w:lastRowLastColumn="0"/>
+          <w:jc w:val="center"/>
+        </w:trPr>
+        <w:tc>
+          <w:tcPr>
+            <w:cnfStyle w:val="001000000000" w:firstRow="0" w:lastRow="0" w:firstColumn="1" w:lastColumn="0" w:oddVBand="0" w:evenVBand="0" w:oddHBand="0" w:evenHBand="0" w:firstRowFirstColumn="0" w:firstRowLastColumn="0" w:lastRowFirstColumn="0" w:lastRowLastColumn="0"/>
+            <w:tcW w:w="0" w:type="auto"/>
+            <w:hideMark/>
+          </w:tcPr>
+          <w:p>
+            <w:pPr>
+              <w:rPr>
+                <w:rFonts w:eastAsiaTheme="minorEastAsia"/>
+                <w:color w:val="000000" w:themeColor="text1"/>
+              </w:rPr>
+            </w:pPr>
+            <w:r>
+              <w:rPr>
+                <w:rFonts w:eastAsiaTheme="minorEastAsia" w:hint="eastAsia"/>
+                <w:color w:val="000000" w:themeColor="text1"/>
+              </w:rPr>
+              <w:t>F</w:t>
+            </w:r>
+            <w:r>
+              <w:rPr>
+                <w:rFonts w:eastAsiaTheme="minorEastAsia"/>
+                <w:color w:val="000000" w:themeColor="text1"/>
+              </w:rPr>
+              <w:t>eature Set</w:t>
+            </w:r>
+          </w:p>
+        </w:tc>
+        <w:tc>
+          <w:tcPr>
+            <w:tcW w:w="0" w:type="auto"/>
+            <w:hideMark/>
+          </w:tcPr>
+          <w:p>
+            <w:pPr>
+              <w:cnfStyle w:val="100000000000" w:firstRow="1" w:lastRow="0" w:firstColumn="0" w:lastColumn="0" w:oddVBand="0" w:evenVBand="0" w:oddHBand="0" w:evenHBand="0" w:firstRowFirstColumn="0" w:firstRowLastColumn="0" w:lastRowFirstColumn="0" w:lastRowLastColumn="0"/>
+              <w:rPr>
+                <w:rFonts w:eastAsiaTheme="minorEastAsia"/>
+                <w:color w:val="000000" w:themeColor="text1"/>
+              </w:rPr>
+            </w:pPr>
+            <w:r>
+              <w:rPr>
+                <w:rFonts w:eastAsiaTheme="minorEastAsia"/>
+                <w:color w:val="000000" w:themeColor="text1"/>
+              </w:rPr>
+              <w:t>WAE 2:1 ($)</w:t>
+            </w:r>
+          </w:p>
+        </w:tc>
+        <w:tc>
+          <w:tcPr>
+            <w:tcW w:w="0" w:type="auto"/>
+            <w:hideMark/>
+          </w:tcPr>
+          <w:p>
+            <w:pPr>
+              <w:cnfStyle w:val="100000000000" w:firstRow="1" w:lastRow="0" w:firstColumn="0" w:lastColumn="0" w:oddVBand="0" w:evenVBand="0" w:oddHBand="0" w:evenHBand="0" w:firstRowFirstColumn="0" w:firstRowLastColumn="0" w:lastRowFirstColumn="0" w:lastRowLastColumn="0"/>
+              <w:rPr>
+                <w:rFonts w:eastAsiaTheme="minorEastAsia"/>
+                <w:color w:val="000000" w:themeColor="text1"/>
+              </w:rPr>
+            </w:pPr>
+            <w:r>
+              <w:rPr>
+                <w:rFonts w:eastAsiaTheme="minorEastAsia"/>
+                <w:color w:val="000000" w:themeColor="text1"/>
+              </w:rPr>
+              <w:t>MAE ($)</w:t>
+            </w:r>
+          </w:p>
+        </w:tc>
+        <w:tc>
+          <w:tcPr>
+            <w:tcW w:w="0" w:type="auto"/>
+            <w:hideMark/>
+          </w:tcPr>
+          <w:p>
+            <w:pPr>
+              <w:cnfStyle w:val="100000000000" w:firstRow="1" w:lastRow="0" w:firstColumn="0" w:lastColumn="0" w:oddVBand="0" w:evenVBand="0" w:oddHBand="0" w:evenHBand="0" w:firstRowFirstColumn="0" w:firstRowLastColumn="0" w:lastRowFirstColumn="0" w:lastRowLastColumn="0"/>
+              <w:rPr>
+                <w:rFonts w:eastAsiaTheme="minorEastAsia"/>
+                <w:color w:val="000000" w:themeColor="text1"/>
+              </w:rPr>
+            </w:pPr>
+            <w:r>
+              <w:rPr>
+                <w:rFonts w:eastAsiaTheme="minorEastAsia"/>
+                <w:color w:val="000000" w:themeColor="text1"/>
+              </w:rPr>
+              <w:t>R²</w:t>
+            </w:r>
+          </w:p>
+        </w:tc>
+      </w:tr>
+      <w:tr>
+        <w:trPr>
+          <w:cnfStyle w:val="000000100000" w:firstRow="0" w:lastRow="0" w:firstColumn="0" w:lastColumn="0" w:oddVBand="0" w:evenVBand="0" w:oddHBand="1" w:evenHBand="0" w:firstRowFirstColumn="0" w:firstRowLastColumn="0" w:lastRowFirstColumn="0" w:lastRowLastColumn="0"/>
+          <w:jc w:val="center"/>
+        </w:trPr>
+        <w:tc>
+          <w:tcPr>
+            <w:cnfStyle w:val="001000000000" w:firstRow="0" w:lastRow="0" w:firstColumn="1" w:lastColumn="0" w:oddVBand="0" w:evenVBand="0" w:oddHBand="0" w:evenHBand="0" w:firstRowFirstColumn="0" w:firstRowLastColumn="0" w:lastRowFirstColumn="0" w:lastRowLastColumn="0"/>
+            <w:tcW w:w="0" w:type="auto"/>
+            <w:hideMark/>
+          </w:tcPr>
+          <w:p>
+            <w:pPr>
+              <w:rPr>
+                <w:rFonts w:eastAsiaTheme="minorEastAsia"/>
+                <w:color w:val="000000" w:themeColor="text1"/>
+              </w:rPr>
+            </w:pPr>
+            <w:r>
+              <w:rPr>
+                <w:rFonts w:eastAsiaTheme="minorEastAsia"/>
+                <w:color w:val="000000" w:themeColor="text1"/>
+              </w:rPr>
+              <w:t>E0. Time-Aware Base</w:t>
+            </w:r>
+          </w:p>
+        </w:tc>
+        <w:tc>
+          <w:tcPr>
+            <w:tcW w:w="0" w:type="auto"/>
+            <w:hideMark/>
+          </w:tcPr>
+          <w:p>
+            <w:pPr>
+              <w:cnfStyle w:val="000000100000" w:firstRow="0" w:lastRow="0" w:firstColumn="0" w:lastColumn="0" w:oddVBand="0" w:evenVBand="0" w:oddHBand="1" w:evenHBand="0" w:firstRowFirstColumn="0" w:firstRowLastColumn="0" w:lastRowFirstColumn="0" w:lastRowLastColumn="0"/>
+              <w:rPr>
+                <w:rFonts w:eastAsiaTheme="minorEastAsia"/>
+                <w:color w:val="000000" w:themeColor="text1"/>
+              </w:rPr>
+            </w:pPr>
+            <w:r>
+              <w:rPr>
+                <w:rFonts w:eastAsiaTheme="minorEastAsia"/>
+                <w:color w:val="000000" w:themeColor="text1"/>
+              </w:rPr>
+              <w:t>169,543.55</w:t>
+            </w:r>
+          </w:p>
+        </w:tc>
+        <w:tc>
+          <w:tcPr>
+            <w:tcW w:w="0" w:type="auto"/>
+            <w:hideMark/>
+          </w:tcPr>
+          <w:p>
+            <w:pPr>
+              <w:cnfStyle w:val="000000100000" w:firstRow="0" w:lastRow="0" w:firstColumn="0" w:lastColumn="0" w:oddVBand="0" w:evenVBand="0" w:oddHBand="1" w:evenHBand="0" w:firstRowFirstColumn="0" w:firstRowLastColumn="0" w:lastRowFirstColumn="0" w:lastRowLastColumn="0"/>
+              <w:rPr>
+                <w:rFonts w:eastAsiaTheme="minorEastAsia"/>
+                <w:color w:val="000000" w:themeColor="text1"/>
+              </w:rPr>
+            </w:pPr>
+            <w:r>
+              <w:rPr>
+                <w:rFonts w:eastAsiaTheme="minorEastAsia"/>
+                <w:color w:val="000000" w:themeColor="text1"/>
+              </w:rPr>
+              <w:t>110,006.18</w:t>
+            </w:r>
+          </w:p>
+        </w:tc>
+        <w:tc>
+          <w:tcPr>
+            <w:tcW w:w="0" w:type="auto"/>
+            <w:hideMark/>
+          </w:tcPr>
+          <w:p>
+            <w:pPr>
+              <w:cnfStyle w:val="000000100000" w:firstRow="0" w:lastRow="0" w:firstColumn="0" w:lastColumn="0" w:oddVBand="0" w:evenVBand="0" w:oddHBand="1" w:evenHBand="0" w:firstRowFirstColumn="0" w:firstRowLastColumn="0" w:lastRowFirstColumn="0" w:lastRowLastColumn="0"/>
+              <w:rPr>
+                <w:rFonts w:eastAsiaTheme="minorEastAsia"/>
+                <w:color w:val="000000" w:themeColor="text1"/>
+              </w:rPr>
+            </w:pPr>
+            <w:r>
+              <w:rPr>
+                <w:rFonts w:eastAsiaTheme="minorEastAsia"/>
+                <w:color w:val="000000" w:themeColor="text1"/>
+              </w:rPr>
+              <w:t>0.7253</w:t>
+            </w:r>
+          </w:p>
+        </w:tc>
+      </w:tr>
+      <w:tr>
+        <w:trPr>
+          <w:jc w:val="center"/>
+        </w:trPr>
+        <w:tc>
+          <w:tcPr>
+            <w:cnfStyle w:val="001000000000" w:firstRow="0" w:lastRow="0" w:firstColumn="1" w:lastColumn="0" w:oddVBand="0" w:evenVBand="0" w:oddHBand="0" w:evenHBand="0" w:firstRowFirstColumn="0" w:firstRowLastColumn="0" w:lastRowFirstColumn="0" w:lastRowLastColumn="0"/>
+            <w:tcW w:w="0" w:type="auto"/>
+            <w:hideMark/>
+          </w:tcPr>
+          <w:p>
+            <w:pPr>
+              <w:rPr>
+                <w:rFonts w:eastAsiaTheme="minorEastAsia"/>
+                <w:color w:val="000000" w:themeColor="text1"/>
+              </w:rPr>
+            </w:pPr>
+            <w:r>
+              <w:rPr>
+                <w:rFonts w:eastAsiaTheme="minorEastAsia"/>
+                <w:color w:val="000000" w:themeColor="text1"/>
+              </w:rPr>
+              <w:t>E1. E0 + Size × Age</w:t>
+            </w:r>
+          </w:p>
+        </w:tc>
+        <w:tc>
+          <w:tcPr>
+            <w:tcW w:w="0" w:type="auto"/>
+            <w:hideMark/>
+          </w:tcPr>
+          <w:p>
+            <w:pPr>
+              <w:cnfStyle w:val="000000000000" w:firstRow="0" w:lastRow="0" w:firstColumn="0" w:lastColumn="0" w:oddVBand="0" w:evenVBand="0" w:oddHBand="0" w:evenHBand="0" w:firstRowFirstColumn="0" w:firstRowLastColumn="0" w:lastRowFirstColumn="0" w:lastRowLastColumn="0"/>
+              <w:rPr>
+                <w:rFonts w:eastAsiaTheme="minorEastAsia"/>
+                <w:color w:val="000000" w:themeColor="text1"/>
+              </w:rPr>
+            </w:pPr>
+            <w:r>
+              <w:rPr>
+                <w:rFonts w:eastAsiaTheme="minorEastAsia"/>
+                <w:color w:val="000000" w:themeColor="text1"/>
+              </w:rPr>
+              <w:t>168,916.06</w:t>
+            </w:r>
+          </w:p>
+        </w:tc>
+        <w:tc>
+          <w:tcPr>
+            <w:tcW w:w="0" w:type="auto"/>
+            <w:hideMark/>
+          </w:tcPr>
+          <w:p>
+            <w:pPr>
+              <w:cnfStyle w:val="000000000000" w:firstRow="0" w:lastRow="0" w:firstColumn="0" w:lastColumn="0" w:oddVBand="0" w:evenVBand="0" w:oddHBand="0" w:evenHBand="0" w:firstRowFirstColumn="0" w:firstRowLastColumn="0" w:lastRowFirstColumn="0" w:lastRowLastColumn="0"/>
+              <w:rPr>
+                <w:rFonts w:eastAsiaTheme="minorEastAsia"/>
+                <w:color w:val="000000" w:themeColor="text1"/>
+              </w:rPr>
+            </w:pPr>
+            <w:r>
+              <w:rPr>
+                <w:rFonts w:eastAsiaTheme="minorEastAsia"/>
+                <w:color w:val="000000" w:themeColor="text1"/>
+              </w:rPr>
+              <w:t>109,585.08</w:t>
+            </w:r>
+          </w:p>
+        </w:tc>
+        <w:tc>
+          <w:tcPr>
+            <w:tcW w:w="0" w:type="auto"/>
+            <w:hideMark/>
+          </w:tcPr>
+          <w:p>
+            <w:pPr>
+              <w:cnfStyle w:val="000000000000" w:firstRow="0" w:lastRow="0" w:firstColumn="0" w:lastColumn="0" w:oddVBand="0" w:evenVBand="0" w:oddHBand="0" w:evenHBand="0" w:firstRowFirstColumn="0" w:firstRowLastColumn="0" w:lastRowFirstColumn="0" w:lastRowLastColumn="0"/>
+              <w:rPr>
+                <w:rFonts w:eastAsiaTheme="minorEastAsia"/>
+                <w:color w:val="000000" w:themeColor="text1"/>
+              </w:rPr>
+            </w:pPr>
+            <w:r>
+              <w:rPr>
+                <w:rFonts w:eastAsiaTheme="minorEastAsia"/>
+                <w:color w:val="000000" w:themeColor="text1"/>
+              </w:rPr>
+              <w:t>0.7291</w:t>
+            </w:r>
+          </w:p>
+        </w:tc>
+      </w:tr>
+      <w:tr>
+        <w:trPr>
+          <w:cnfStyle w:val="000000100000" w:firstRow="0" w:lastRow="0" w:firstColumn="0" w:lastColumn="0" w:oddVBand="0" w:evenVBand="0" w:oddHBand="1" w:evenHBand="0" w:firstRowFirstColumn="0" w:firstRowLastColumn="0" w:lastRowFirstColumn="0" w:lastRowLastColumn="0"/>
+          <w:jc w:val="center"/>
+        </w:trPr>
+        <w:tc>
+          <w:tcPr>
+            <w:cnfStyle w:val="001000000000" w:firstRow="0" w:lastRow="0" w:firstColumn="1" w:lastColumn="0" w:oddVBand="0" w:evenVBand="0" w:oddHBand="0" w:evenHBand="0" w:firstRowFirstColumn="0" w:firstRowLastColumn="0" w:lastRowFirstColumn="0" w:lastRowLastColumn="0"/>
+            <w:tcW w:w="0" w:type="auto"/>
+            <w:hideMark/>
+          </w:tcPr>
+          <w:p>
+            <w:pPr>
+              <w:rPr>
+                <w:rFonts w:eastAsiaTheme="minorEastAsia"/>
+                <w:color w:val="000000" w:themeColor="text1"/>
+              </w:rPr>
+            </w:pPr>
+            <w:r>
+              <w:rPr>
+                <w:rFonts w:eastAsiaTheme="minorEastAsia"/>
+                <w:color w:val="000000" w:themeColor="text1"/>
+              </w:rPr>
+              <w:t>E2. E0 + Size × Class</w:t>
+            </w:r>
+          </w:p>
+        </w:tc>
+        <w:tc>
+          <w:tcPr>
+            <w:tcW w:w="0" w:type="auto"/>
+            <w:hideMark/>
+          </w:tcPr>
+          <w:p>
+            <w:pPr>
+              <w:cnfStyle w:val="000000100000" w:firstRow="0" w:lastRow="0" w:firstColumn="0" w:lastColumn="0" w:oddVBand="0" w:evenVBand="0" w:oddHBand="1" w:evenHBand="0" w:firstRowFirstColumn="0" w:firstRowLastColumn="0" w:lastRowFirstColumn="0" w:lastRowLastColumn="0"/>
+              <w:rPr>
+                <w:rFonts w:eastAsiaTheme="minorEastAsia"/>
+                <w:color w:val="000000" w:themeColor="text1"/>
+              </w:rPr>
+            </w:pPr>
+            <w:r>
+              <w:rPr>
+                <w:rFonts w:eastAsiaTheme="minorEastAsia"/>
+                <w:color w:val="000000" w:themeColor="text1"/>
+              </w:rPr>
+              <w:t>166,941.23</w:t>
+            </w:r>
+          </w:p>
+        </w:tc>
+        <w:tc>
+          <w:tcPr>
+            <w:tcW w:w="0" w:type="auto"/>
+            <w:hideMark/>
+          </w:tcPr>
+          <w:p>
+            <w:pPr>
+              <w:cnfStyle w:val="000000100000" w:firstRow="0" w:lastRow="0" w:firstColumn="0" w:lastColumn="0" w:oddVBand="0" w:evenVBand="0" w:oddHBand="1" w:evenHBand="0" w:firstRowFirstColumn="0" w:firstRowLastColumn="0" w:lastRowFirstColumn="0" w:lastRowLastColumn="0"/>
+              <w:rPr>
+                <w:rFonts w:eastAsiaTheme="minorEastAsia"/>
+                <w:color w:val="000000" w:themeColor="text1"/>
+              </w:rPr>
+            </w:pPr>
+            <w:r>
+              <w:rPr>
+                <w:rFonts w:eastAsiaTheme="minorEastAsia"/>
+                <w:color w:val="000000" w:themeColor="text1"/>
+              </w:rPr>
+              <w:t>108,225.10</w:t>
+            </w:r>
+          </w:p>
+        </w:tc>
+        <w:tc>
+          <w:tcPr>
+            <w:tcW w:w="0" w:type="auto"/>
+            <w:hideMark/>
+          </w:tcPr>
+          <w:p>
+            <w:pPr>
+              <w:cnfStyle w:val="000000100000" w:firstRow="0" w:lastRow="0" w:firstColumn="0" w:lastColumn="0" w:oddVBand="0" w:evenVBand="0" w:oddHBand="1" w:evenHBand="0" w:firstRowFirstColumn="0" w:firstRowLastColumn="0" w:lastRowFirstColumn="0" w:lastRowLastColumn="0"/>
+              <w:rPr>
+                <w:rFonts w:eastAsiaTheme="minorEastAsia"/>
+                <w:color w:val="000000" w:themeColor="text1"/>
+              </w:rPr>
+            </w:pPr>
+            <w:r>
+              <w:rPr>
+                <w:rFonts w:eastAsiaTheme="minorEastAsia"/>
+                <w:color w:val="000000" w:themeColor="text1"/>
+              </w:rPr>
+              <w:t>0.7432</w:t>
+            </w:r>
+          </w:p>
+        </w:tc>
+      </w:tr>
+      <w:tr>
+        <w:trPr>
+          <w:jc w:val="center"/>
+        </w:trPr>
+        <w:tc>
+          <w:tcPr>
+            <w:cnfStyle w:val="001000000000" w:firstRow="0" w:lastRow="0" w:firstColumn="1" w:lastColumn="0" w:oddVBand="0" w:evenVBand="0" w:oddHBand="0" w:evenHBand="0" w:firstRowFirstColumn="0" w:firstRowLastColumn="0" w:lastRowFirstColumn="0" w:lastRowLastColumn="0"/>
+            <w:tcW w:w="0" w:type="auto"/>
+            <w:hideMark/>
+          </w:tcPr>
+          <w:p>
+            <w:pPr>
+              <w:rPr>
+                <w:rFonts w:eastAsiaTheme="minorEastAsia"/>
+                <w:color w:val="000000" w:themeColor="text1"/>
+              </w:rPr>
+            </w:pPr>
+            <w:r>
+              <w:rPr>
+                <w:rFonts w:eastAsiaTheme="minorEastAsia"/>
+                <w:color w:val="000000" w:themeColor="text1"/>
+              </w:rPr>
+              <w:t>E3. E0 + Size × Township</w:t>
+            </w:r>
+          </w:p>
+        </w:tc>
+        <w:tc>
+          <w:tcPr>
+            <w:tcW w:w="0" w:type="auto"/>
+            <w:hideMark/>
+          </w:tcPr>
+          <w:p>
+            <w:pPr>
+              <w:cnfStyle w:val="000000000000" w:firstRow="0" w:lastRow="0" w:firstColumn="0" w:lastColumn="0" w:oddVBand="0" w:evenVBand="0" w:oddHBand="0" w:evenHBand="0" w:firstRowFirstColumn="0" w:firstRowLastColumn="0" w:lastRowFirstColumn="0" w:lastRowLastColumn="0"/>
+              <w:rPr>
+                <w:rFonts w:eastAsiaTheme="minorEastAsia"/>
+                <w:color w:val="000000" w:themeColor="text1"/>
+              </w:rPr>
+            </w:pPr>
+            <w:r>
+              <w:rPr>
+                <w:rFonts w:eastAsiaTheme="minorEastAsia"/>
+                <w:color w:val="000000" w:themeColor="text1"/>
+              </w:rPr>
+              <w:t>165,565.50</w:t>
+            </w:r>
+          </w:p>
+        </w:tc>
+        <w:tc>
+          <w:tcPr>
+            <w:tcW w:w="0" w:type="auto"/>
+            <w:hideMark/>
+          </w:tcPr>
+          <w:p>
+            <w:pPr>
+              <w:cnfStyle w:val="000000000000" w:firstRow="0" w:lastRow="0" w:firstColumn="0" w:lastColumn="0" w:oddVBand="0" w:evenVBand="0" w:oddHBand="0" w:evenHBand="0" w:firstRowFirstColumn="0" w:firstRowLastColumn="0" w:lastRowFirstColumn="0" w:lastRowLastColumn="0"/>
+              <w:rPr>
+                <w:rFonts w:eastAsiaTheme="minorEastAsia"/>
+                <w:color w:val="000000" w:themeColor="text1"/>
+              </w:rPr>
+            </w:pPr>
+            <w:r>
+              <w:rPr>
+                <w:rFonts w:eastAsiaTheme="minorEastAsia"/>
+                <w:color w:val="000000" w:themeColor="text1"/>
+              </w:rPr>
+              <w:t>106,665.31</w:t>
+            </w:r>
+          </w:p>
+        </w:tc>
+        <w:tc>
+          <w:tcPr>
+            <w:tcW w:w="0" w:type="auto"/>
+            <w:hideMark/>
+          </w:tcPr>
+          <w:p>
+            <w:pPr>
+              <w:cnfStyle w:val="000000000000" w:firstRow="0" w:lastRow="0" w:firstColumn="0" w:lastColumn="0" w:oddVBand="0" w:evenVBand="0" w:oddHBand="0" w:evenHBand="0" w:firstRowFirstColumn="0" w:firstRowLastColumn="0" w:lastRowFirstColumn="0" w:lastRowLastColumn="0"/>
+              <w:rPr>
+                <w:rFonts w:eastAsiaTheme="minorEastAsia"/>
+                <w:color w:val="000000" w:themeColor="text1"/>
+              </w:rPr>
+            </w:pPr>
+            <w:r>
+              <w:rPr>
+                <w:rFonts w:eastAsiaTheme="minorEastAsia"/>
+                <w:color w:val="000000" w:themeColor="text1"/>
+              </w:rPr>
+              <w:t>0.7523</w:t>
+            </w:r>
+          </w:p>
+        </w:tc>
+      </w:tr>
+      <w:tr>
+        <w:trPr>
+          <w:cnfStyle w:val="000000100000" w:firstRow="0" w:lastRow="0" w:firstColumn="0" w:lastColumn="0" w:oddVBand="0" w:evenVBand="0" w:oddHBand="1" w:evenHBand="0" w:firstRowFirstColumn="0" w:firstRowLastColumn="0" w:lastRowFirstColumn="0" w:lastRowLastColumn="0"/>
+          <w:jc w:val="center"/>
+        </w:trPr>
+        <w:tc>
+          <w:tcPr>
+            <w:cnfStyle w:val="001000000000" w:firstRow="0" w:lastRow="0" w:firstColumn="1" w:lastColumn="0" w:oddVBand="0" w:evenVBand="0" w:oddHBand="0" w:evenHBand="0" w:firstRowFirstColumn="0" w:firstRowLastColumn="0" w:lastRowFirstColumn="0" w:lastRowLastColumn="0"/>
+            <w:tcW w:w="0" w:type="auto"/>
+            <w:hideMark/>
+          </w:tcPr>
+          <w:p>
+            <w:pPr>
+              <w:rPr>
+                <w:rFonts w:eastAsiaTheme="minorEastAsia"/>
+                <w:color w:val="000000" w:themeColor="text1"/>
+              </w:rPr>
+            </w:pPr>
+            <w:r>
+              <w:rPr>
+                <w:rFonts w:eastAsiaTheme="minorEastAsia"/>
+                <w:color w:val="000000" w:themeColor="text1"/>
+              </w:rPr>
+              <w:t>E4. E0 + Log Land × Township</w:t>
+            </w:r>
+          </w:p>
+        </w:tc>
+        <w:tc>
+          <w:tcPr>
+            <w:tcW w:w="0" w:type="auto"/>
+            <w:hideMark/>
+          </w:tcPr>
+          <w:p>
+            <w:pPr>
+              <w:cnfStyle w:val="000000100000" w:firstRow="0" w:lastRow="0" w:firstColumn="0" w:lastColumn="0" w:oddVBand="0" w:evenVBand="0" w:oddHBand="1" w:evenHBand="0" w:firstRowFirstColumn="0" w:firstRowLastColumn="0" w:lastRowFirstColumn="0" w:lastRowLastColumn="0"/>
+              <w:rPr>
+                <w:rFonts w:eastAsiaTheme="minorEastAsia"/>
+                <w:color w:val="000000" w:themeColor="text1"/>
+              </w:rPr>
+            </w:pPr>
+            <w:r>
+              <w:rPr>
+                <w:rFonts w:eastAsiaTheme="minorEastAsia"/>
+                <w:color w:val="000000" w:themeColor="text1"/>
+              </w:rPr>
+              <w:t>166,777.17</w:t>
+            </w:r>
+          </w:p>
+        </w:tc>
+        <w:tc>
+          <w:tcPr>
+            <w:tcW w:w="0" w:type="auto"/>
+            <w:hideMark/>
+          </w:tcPr>
+          <w:p>
+            <w:pPr>
+              <w:cnfStyle w:val="000000100000" w:firstRow="0" w:lastRow="0" w:firstColumn="0" w:lastColumn="0" w:oddVBand="0" w:evenVBand="0" w:oddHBand="1" w:evenHBand="0" w:firstRowFirstColumn="0" w:firstRowLastColumn="0" w:lastRowFirstColumn="0" w:lastRowLastColumn="0"/>
+              <w:rPr>
+                <w:rFonts w:eastAsiaTheme="minorEastAsia"/>
+                <w:color w:val="000000" w:themeColor="text1"/>
+              </w:rPr>
+            </w:pPr>
+            <w:r>
+              <w:rPr>
+                <w:rFonts w:eastAsiaTheme="minorEastAsia"/>
+                <w:color w:val="000000" w:themeColor="text1"/>
+              </w:rPr>
+              <w:t>107,831.71</w:t>
+            </w:r>
+          </w:p>
+        </w:tc>
+        <w:tc>
+          <w:tcPr>
+            <w:tcW w:w="0" w:type="auto"/>
+            <w:hideMark/>
+          </w:tcPr>
+          <w:p>
+            <w:pPr>
+              <w:cnfStyle w:val="000000100000" w:firstRow="0" w:lastRow="0" w:firstColumn="0" w:lastColumn="0" w:oddVBand="0" w:evenVBand="0" w:oddHBand="1" w:evenHBand="0" w:firstRowFirstColumn="0" w:firstRowLastColumn="0" w:lastRowFirstColumn="0" w:lastRowLastColumn="0"/>
+              <w:rPr>
+                <w:rFonts w:eastAsiaTheme="minorEastAsia"/>
+                <w:color w:val="000000" w:themeColor="text1"/>
+              </w:rPr>
+            </w:pPr>
+            <w:r>
+              <w:rPr>
+                <w:rFonts w:eastAsiaTheme="minorEastAsia"/>
+                <w:color w:val="000000" w:themeColor="text1"/>
+              </w:rPr>
+              <w:t>0.7454</w:t>
+            </w:r>
+          </w:p>
+        </w:tc>
+      </w:tr>
+      <w:tr>
+        <w:trPr>
+          <w:jc w:val="center"/>
+        </w:trPr>
+        <w:tc>
+          <w:tcPr>
+            <w:cnfStyle w:val="001000000000" w:firstRow="0" w:lastRow="0" w:firstColumn="1" w:lastColumn="0" w:oddVBand="0" w:evenVBand="0" w:oddHBand="0" w:evenHBand="0" w:firstRowFirstColumn="0" w:firstRowLastColumn="0" w:lastRowFirstColumn="0" w:lastRowLastColumn="0"/>
+            <w:tcW w:w="0" w:type="auto"/>
+            <w:hideMark/>
+          </w:tcPr>
+          <w:p>
+            <w:pPr>
+              <w:rPr>
+                <w:rFonts w:eastAsiaTheme="minorEastAsia"/>
+                <w:color w:val="000000" w:themeColor="text1"/>
+              </w:rPr>
+            </w:pPr>
+            <w:r>
+              <w:rPr>
+                <w:rFonts w:eastAsiaTheme="minorEastAsia"/>
+                <w:color w:val="000000" w:themeColor="text1"/>
+              </w:rPr>
+              <w:t>E5. E0 + Basement × Flood</w:t>
+            </w:r>
+          </w:p>
+        </w:tc>
+        <w:tc>
+          <w:tcPr>
+            <w:tcW w:w="0" w:type="auto"/>
+            <w:hideMark/>
+          </w:tcPr>
+          <w:p>
+            <w:pPr>
+              <w:cnfStyle w:val="000000000000" w:firstRow="0" w:lastRow="0" w:firstColumn="0" w:lastColumn="0" w:oddVBand="0" w:evenVBand="0" w:oddHBand="0" w:evenHBand="0" w:firstRowFirstColumn="0" w:firstRowLastColumn="0" w:lastRowFirstColumn="0" w:lastRowLastColumn="0"/>
+              <w:rPr>
+                <w:rFonts w:eastAsiaTheme="minorEastAsia"/>
+                <w:color w:val="000000" w:themeColor="text1"/>
+              </w:rPr>
+            </w:pPr>
+            <w:r>
+              <w:rPr>
+                <w:rFonts w:eastAsiaTheme="minorEastAsia"/>
+                <w:color w:val="000000" w:themeColor="text1"/>
+              </w:rPr>
+              <w:t>169,567.06</w:t>
+            </w:r>
+          </w:p>
+        </w:tc>
+        <w:tc>
+          <w:tcPr>
+            <w:tcW w:w="0" w:type="auto"/>
+            <w:hideMark/>
+          </w:tcPr>
+          <w:p>
+            <w:pPr>
+              <w:cnfStyle w:val="000000000000" w:firstRow="0" w:lastRow="0" w:firstColumn="0" w:lastColumn="0" w:oddVBand="0" w:evenVBand="0" w:oddHBand="0" w:evenHBand="0" w:firstRowFirstColumn="0" w:firstRowLastColumn="0" w:lastRowFirstColumn="0" w:lastRowLastColumn="0"/>
+              <w:rPr>
+                <w:rFonts w:eastAsiaTheme="minorEastAsia"/>
+                <w:color w:val="000000" w:themeColor="text1"/>
+              </w:rPr>
+            </w:pPr>
+            <w:r>
+              <w:rPr>
+                <w:rFonts w:eastAsiaTheme="minorEastAsia"/>
+                <w:color w:val="000000" w:themeColor="text1"/>
+              </w:rPr>
+              <w:t>110,015.95</w:t>
+            </w:r>
+          </w:p>
+        </w:tc>
+        <w:tc>
+          <w:tcPr>
+            <w:tcW w:w="0" w:type="auto"/>
+            <w:hideMark/>
+          </w:tcPr>
+          <w:p>
+            <w:pPr>
+              <w:cnfStyle w:val="000000000000" w:firstRow="0" w:lastRow="0" w:firstColumn="0" w:lastColumn="0" w:oddVBand="0" w:evenVBand="0" w:oddHBand="0" w:evenHBand="0" w:firstRowFirstColumn="0" w:firstRowLastColumn="0" w:lastRowFirstColumn="0" w:lastRowLastColumn="0"/>
+              <w:rPr>
+                <w:rFonts w:eastAsiaTheme="minorEastAsia"/>
+                <w:color w:val="000000" w:themeColor="text1"/>
+              </w:rPr>
+            </w:pPr>
+            <w:r>
+              <w:rPr>
+                <w:rFonts w:eastAsiaTheme="minorEastAsia"/>
+                <w:color w:val="000000" w:themeColor="text1"/>
+              </w:rPr>
+              <w:t>0.7253</w:t>
+            </w:r>
+          </w:p>
+        </w:tc>
+      </w:tr>
+      <w:tr>
+        <w:trPr>
+          <w:cnfStyle w:val="000000100000" w:firstRow="0" w:lastRow="0" w:firstColumn="0" w:lastColumn="0" w:oddVBand="0" w:evenVBand="0" w:oddHBand="1" w:evenHBand="0" w:firstRowFirstColumn="0" w:firstRowLastColumn="0" w:lastRowFirstColumn="0" w:lastRowLastColumn="0"/>
+          <w:jc w:val="center"/>
+        </w:trPr>
+        <w:tc>
+          <w:tcPr>
+            <w:cnfStyle w:val="001000000000" w:firstRow="0" w:lastRow="0" w:firstColumn="1" w:lastColumn="0" w:oddVBand="0" w:evenVBand="0" w:oddHBand="0" w:evenHBand="0" w:firstRowFirstColumn="0" w:firstRowLastColumn="0" w:lastRowFirstColumn="0" w:lastRowLastColumn="0"/>
+            <w:tcW w:w="0" w:type="auto"/>
+            <w:hideMark/>
+          </w:tcPr>
+          <w:p>
+            <w:pPr>
+              <w:rPr>
+                <w:rFonts w:eastAsiaTheme="minorEastAsia"/>
+                <w:color w:val="000000" w:themeColor="text1"/>
+              </w:rPr>
+            </w:pPr>
+            <w:r>
+              <w:rPr>
+                <w:rFonts w:eastAsiaTheme="minorEastAsia"/>
+                <w:color w:val="000000" w:themeColor="text1"/>
+              </w:rPr>
+              <w:t>E6. E0 + Combined Interactions</w:t>
+            </w:r>
+          </w:p>
+        </w:tc>
+        <w:tc>
+          <w:tcPr>
+            <w:tcW w:w="0" w:type="auto"/>
+            <w:hideMark/>
+          </w:tcPr>
+          <w:p>
+            <w:pPr>
+              <w:cnfStyle w:val="000000100000" w:firstRow="0" w:lastRow="0" w:firstColumn="0" w:lastColumn="0" w:oddVBand="0" w:evenVBand="0" w:oddHBand="1" w:evenHBand="0" w:firstRowFirstColumn="0" w:firstRowLastColumn="0" w:lastRowFirstColumn="0" w:lastRowLastColumn="0"/>
+              <w:rPr>
+                <w:rFonts w:eastAsiaTheme="minorEastAsia"/>
+                <w:color w:val="000000" w:themeColor="text1"/>
+              </w:rPr>
+            </w:pPr>
+            <w:r>
+              <w:rPr>
+                <w:rFonts w:eastAsiaTheme="minorEastAsia"/>
+                <w:b/>
+                <w:bCs/>
+                <w:color w:val="000000" w:themeColor="text1"/>
+              </w:rPr>
+              <w:t>161,830.96</w:t>
+            </w:r>
+          </w:p>
+        </w:tc>
+        <w:tc>
+          <w:tcPr>
+            <w:tcW w:w="0" w:type="auto"/>
+            <w:hideMark/>
+          </w:tcPr>
+          <w:p>
+            <w:pPr>
+              <w:cnfStyle w:val="000000100000" w:firstRow="0" w:lastRow="0" w:firstColumn="0" w:lastColumn="0" w:oddVBand="0" w:evenVBand="0" w:oddHBand="1" w:evenHBand="0" w:firstRowFirstColumn="0" w:firstRowLastColumn="0" w:lastRowFirstColumn="0" w:lastRowLastColumn="0"/>
+              <w:rPr>
+                <w:rFonts w:eastAsiaTheme="minorEastAsia"/>
+                <w:color w:val="000000" w:themeColor="text1"/>
+              </w:rPr>
+            </w:pPr>
+            <w:r>
+              <w:rPr>
+                <w:rFonts w:eastAsiaTheme="minorEastAsia"/>
+                <w:b/>
+                <w:bCs/>
+                <w:color w:val="000000" w:themeColor="text1"/>
+              </w:rPr>
+              <w:t>104,070.87</w:t>
+            </w:r>
+          </w:p>
+        </w:tc>
+        <w:tc>
+          <w:tcPr>
+            <w:tcW w:w="0" w:type="auto"/>
+            <w:hideMark/>
+          </w:tcPr>
+          <w:p>
+            <w:pPr>
+              <w:cnfStyle w:val="000000100000" w:firstRow="0" w:lastRow="0" w:firstColumn="0" w:lastColumn="0" w:oddVBand="0" w:evenVBand="0" w:oddHBand="1" w:evenHBand="0" w:firstRowFirstColumn="0" w:firstRowLastColumn="0" w:lastRowFirstColumn="0" w:lastRowLastColumn="0"/>
+              <w:rPr>
+                <w:rFonts w:eastAsiaTheme="minorEastAsia"/>
+                <w:color w:val="000000" w:themeColor="text1"/>
+              </w:rPr>
+            </w:pPr>
+            <w:r>
+              <w:rPr>
+                <w:rFonts w:eastAsiaTheme="minorEastAsia"/>
+                <w:b/>
+                <w:bCs/>
+                <w:color w:val="000000" w:themeColor="text1"/>
+              </w:rPr>
+              <w:t>0.7789</w:t>
+            </w:r>
+          </w:p>
+        </w:tc>
+      </w:tr>
+    </w:tbl>
+    <w:p>
+      <w:pPr>
+        <w:rPr>
+          <w:rFonts w:eastAsiaTheme="minorEastAsia"/>
+          <w:color w:val="000000" w:themeColor="text1"/>
+        </w:rPr>
+      </w:pPr>
+      <w:r>
+        <w:rPr>
+          <w:rFonts w:eastAsiaTheme="minorEastAsia"/>
+          <w:color w:val="000000" w:themeColor="text1"/>
+        </w:rPr>
+        <w:t>Table 3 shows that interaction value depended on the variables involved. Size × Township reduced WAE (2:1) relative to E0, whereas Basement × Flood provided no improvement. Combining the selected interactions in E6 reduced WAE by approximately 4.5% relative to E0 and substantially improved MAE and R². Thus, the evidence supported selective interaction engineering rather than indiscriminately adding complexity.</w:t>
+      </w:r>
+    </w:p>
+    <w:p>
+      <w:pPr>
+        <w:rPr>
+          <w:rFonts w:eastAsiaTheme="minorEastAsia"/>
+          <w:color w:val="000000" w:themeColor="text1"/>
+        </w:rPr>
+      </w:pPr>
+    </w:p>
+    <w:p>
+      <w:pPr>
+        <w:rPr>
+          <w:rFonts w:eastAsiaTheme="minorEastAsia"/>
+          <w:color w:val="000000" w:themeColor="text1"/>
+        </w:rPr>
+      </w:pPr>
+      <w:r>
+        <w:rPr>
+          <w:rFonts w:eastAsiaTheme="minorEastAsia"/>
+          <w:color w:val="000000" w:themeColor="text1"/>
+        </w:rPr>
+        <w:t>However, stronger conventional metrics did not guarantee better performance under the main business objective. Even after tuning, E6 with Ridge (α = 5) achieved WAE (2:1) of $161,807.35, whereas the simpler D feature set with Lasso (α = 20) achieved $152,566.39. The latter was therefore the preferred candidate among the evaluated linear-family configurations under the pre-specified criterion.</w:t>
+      </w:r>
+    </w:p>
+    <w:p>
+      <w:pPr>
+        <w:rPr>
+          <w:rFonts w:eastAsiaTheme="minorEastAsia"/>
+          <w:color w:val="000000" w:themeColor="text1"/>
+        </w:rPr>
+      </w:pPr>
+    </w:p>
+    <w:p>
+      <w:pPr>
+        <w:rPr>
+          <w:rFonts w:eastAsiaTheme="minorEastAsia" w:hint="eastAsia"/>
+          <w:color w:val="000000" w:themeColor="text1"/>
+        </w:rPr>
+      </w:pPr>
+      <w:r>
+        <w:rPr>
+          <w:rFonts w:eastAsiaTheme="minorEastAsia"/>
+          <w:color w:val="000000" w:themeColor="text1"/>
+        </w:rPr>
+        <w:t xml:space="preserve">This final comparison concerns complete model configurations, not the isolated effect of interactions, because the feature bases and estimators differ. The results also reflect one validation period and do not establish that the same ranking will hold for future periods or unsold homes. Nevertheless, the experiments provide a clear basis for retaining both location and property information, testing interactions selectively, and </w:t>
+      </w:r>
+      <w:proofErr w:type="spellStart"/>
+      <w:r>
+        <w:rPr>
+          <w:rFonts w:eastAsiaTheme="minorEastAsia"/>
+          <w:color w:val="000000" w:themeColor="text1"/>
+        </w:rPr>
+        <w:t>prioritising</w:t>
+      </w:r>
+      <w:proofErr w:type="spellEnd"/>
+      <w:r>
+        <w:rPr>
+          <w:rFonts w:eastAsiaTheme="minorEastAsia"/>
+          <w:color w:val="000000" w:themeColor="text1"/>
+        </w:rPr>
+        <w:t xml:space="preserve"> business-weighted validation performance over feature complexity alone.</w:t>
+      </w:r>
     </w:p>
     <w:p>
       <w:pPr>
@@ -1240,6 +3010,7 @@
         <w:rPr>
           <w:b/>
         </w:rPr>
+        <w:lastRenderedPageBreak/>
         <w:t xml:space="preserve">4c. </w:t>
       </w:r>
       <w:r>
@@ -1259,21 +3030,53 @@
           <w:rFonts w:eastAsiaTheme="minorEastAsia" w:hint="eastAsia"/>
           <w:color w:val="EE0000"/>
         </w:rPr>
-        <w:t xml:space="preserve">We prioritised avoiding overvaluation because the model is intended to support residential assessments. If an inflated estimate passes through review, it could disadvantage the homeowner and lead to an assessment challenge. </w:t>
-      </w:r>
-      <w:r>
-        <w:rPr>
-          <w:rFonts w:eastAsiaTheme="minorEastAsia"/>
-          <w:color w:val="EE0000"/>
-        </w:rPr>
-        <w:t>We therefore pre-specified WAE with a 2:1 overvaluation-to-undervaluation weighting as the primary validation metric for model selection</w:t>
-      </w:r>
+        <w:t xml:space="preserve">We </w:t>
+      </w:r>
+      <w:proofErr w:type="spellStart"/>
       <w:r>
         <w:rPr>
           <w:rFonts w:eastAsiaTheme="minorEastAsia" w:hint="eastAsia"/>
           <w:color w:val="EE0000"/>
         </w:rPr>
-        <w:t>, placing greater emphasis on this risk while still penalising undervaluation. The ratio reflects our judgement about the intended use, rather than an empirically estimated difference in the costs of the two errors.</w:t>
+        <w:t>prioritised</w:t>
+      </w:r>
+      <w:proofErr w:type="spellEnd"/>
+      <w:r>
+        <w:rPr>
+          <w:rFonts w:eastAsiaTheme="minorEastAsia" w:hint="eastAsia"/>
+          <w:color w:val="EE0000"/>
+        </w:rPr>
+        <w:t xml:space="preserve"> avoiding overvaluation because the model is intended to support residential assessments. If an inflated estimate passes through review, it could disadvantage the homeowner and lead to an assessment challenge. </w:t>
+      </w:r>
+      <w:r>
+        <w:rPr>
+          <w:rFonts w:eastAsiaTheme="minorEastAsia"/>
+          <w:color w:val="EE0000"/>
+        </w:rPr>
+        <w:t>We therefore pre-specified WAE with a 2:1 overvaluation-to-undervaluation weighting as the primary validation metric for model selection</w:t>
+      </w:r>
+      <w:r>
+        <w:rPr>
+          <w:rFonts w:eastAsiaTheme="minorEastAsia" w:hint="eastAsia"/>
+          <w:color w:val="EE0000"/>
+        </w:rPr>
+        <w:t xml:space="preserve">, placing greater emphasis on this risk while still </w:t>
+      </w:r>
+      <w:proofErr w:type="spellStart"/>
+      <w:r>
+        <w:rPr>
+          <w:rFonts w:eastAsiaTheme="minorEastAsia" w:hint="eastAsia"/>
+          <w:color w:val="EE0000"/>
+        </w:rPr>
+        <w:t>penalising</w:t>
+      </w:r>
+      <w:proofErr w:type="spellEnd"/>
+      <w:r>
+        <w:rPr>
+          <w:rFonts w:eastAsiaTheme="minorEastAsia" w:hint="eastAsia"/>
+          <w:color w:val="EE0000"/>
+        </w:rPr>
+        <w:t xml:space="preserve"> undervaluation. The ratio reflects our judgement about the intended use, rather than an empirically estimated difference in the costs of the two errors.</w:t>
       </w:r>
     </w:p>
     <w:p>
@@ -1767,7 +3570,6 @@
         <w:rPr>
           <w:rFonts w:eastAsiaTheme="minorEastAsia"/>
         </w:rPr>
-        <w:lastRenderedPageBreak/>
         <w:t>After deployment, prediction accuracy should be monitored using properties with subsequently observed sale prices. MSE, R² and MAE should be reviewed periodically, together with signed errors to detect systematic overvaluation or undervaluation.</w:t>
       </w:r>
     </w:p>
@@ -1829,7 +3631,15 @@
         <w:t xml:space="preserve">5c. </w:t>
       </w:r>
       <w:r>
-        <w:t>Identify two important risks or constraints when using your model in practice. Explain how the organisation should manage them.</w:t>
+        <w:t xml:space="preserve">Identify two important risks or constraints when using your model in practice. Explain how the </w:t>
+      </w:r>
+      <w:proofErr w:type="spellStart"/>
+      <w:r>
+        <w:t>organisation</w:t>
+      </w:r>
+      <w:proofErr w:type="spellEnd"/>
+      <w:r>
+        <w:t xml:space="preserve"> should manage them.</w:t>
       </w:r>
     </w:p>
     <w:p>
@@ -1866,6 +3676,7 @@
         <w:ind w:left="477" w:right="0" w:hanging="484"/>
       </w:pPr>
       <w:r>
+        <w:lastRenderedPageBreak/>
         <w:t>AI use and reflection</w:t>
       </w:r>
     </w:p>
@@ -1953,8 +3764,25 @@
           <w:rFonts w:eastAsiaTheme="minorEastAsia"/>
           <w:color w:val="EE0000"/>
         </w:rPr>
-        <w:t xml:space="preserve"> and the overlap was recalculated directly from the original property_id values in sales.csv. This revealed that </w:t>
-      </w:r>
+        <w:t xml:space="preserve"> and the overlap was recalculated directly from the original </w:t>
+      </w:r>
+      <w:proofErr w:type="spellStart"/>
+      <w:r>
+        <w:rPr>
+          <w:rFonts w:eastAsiaTheme="minorEastAsia"/>
+          <w:color w:val="EE0000"/>
+        </w:rPr>
+        <w:t>property_id</w:t>
+      </w:r>
+      <w:proofErr w:type="spellEnd"/>
+      <w:r>
+        <w:rPr>
+          <w:rFonts w:eastAsiaTheme="minorEastAsia"/>
+          <w:color w:val="EE0000"/>
+        </w:rPr>
+        <w:t xml:space="preserve"> values in sales.csv. This revealed that </w:t>
+      </w:r>
+      <w:proofErr w:type="spellStart"/>
       <w:proofErr w:type="gramStart"/>
       <w:r>
         <w:rPr>
@@ -1963,13 +3791,30 @@
         </w:rPr>
         <w:t>pd.concat</w:t>
       </w:r>
+      <w:proofErr w:type="spellEnd"/>
       <w:proofErr w:type="gramEnd"/>
       <w:r>
         <w:rPr>
           <w:rFonts w:eastAsiaTheme="minorEastAsia"/>
           <w:color w:val="EE0000"/>
         </w:rPr>
-        <w:t>(..., ignore_index=True) had replaced property identifiers in the index with row numbers. The corrected calculation identified 1,677 seen validation transactions (9.25%), representing 1,666 distinct properties.</w:t>
+        <w:t xml:space="preserve">(..., </w:t>
+      </w:r>
+      <w:proofErr w:type="spellStart"/>
+      <w:r>
+        <w:rPr>
+          <w:rFonts w:eastAsiaTheme="minorEastAsia"/>
+          <w:color w:val="EE0000"/>
+        </w:rPr>
+        <w:t>ignore_index</w:t>
+      </w:r>
+      <w:proofErr w:type="spellEnd"/>
+      <w:r>
+        <w:rPr>
+          <w:rFonts w:eastAsiaTheme="minorEastAsia"/>
+          <w:color w:val="EE0000"/>
+        </w:rPr>
+        <w:t>=True) had replaced property identifiers in the index with row numbers. The corrected calculation identified 1,677 seen validation transactions (9.25%), representing 1,666 distinct properties.</w:t>
       </w:r>
     </w:p>
     <w:p>
@@ -2044,7 +3889,15 @@
         <w:ind w:hanging="279"/>
       </w:pPr>
       <w:r>
-        <w:t>What did you initially think? Give the AI tool, date, prompt or relevant excerpt, and abrief summary of its advice.</w:t>
+        <w:t xml:space="preserve">What did you initially think? Give the AI tool, date, prompt or relevant excerpt, and </w:t>
+      </w:r>
+      <w:proofErr w:type="spellStart"/>
+      <w:r>
+        <w:t>abrief</w:t>
+      </w:r>
+      <w:proofErr w:type="spellEnd"/>
+      <w:r>
+        <w:t xml:space="preserve"> summary of its advice.</w:t>
       </w:r>
     </w:p>
     <w:p>
@@ -2059,10 +3912,12 @@
       <w:r>
         <w:t xml:space="preserve">How did you check the advice, and what did the check show? Refer to your code, </w:t>
       </w:r>
+      <w:proofErr w:type="spellStart"/>
       <w:proofErr w:type="gramStart"/>
       <w:r>
         <w:t>resultsor</w:t>
       </w:r>
+      <w:proofErr w:type="spellEnd"/>
       <w:proofErr w:type="gramEnd"/>
       <w:r>
         <w:t xml:space="preserve"> a reliable source. At least two cases must use your data or code.</w:t>
@@ -2136,19 +3991,41 @@
         </w:rPr>
         <w:t xml:space="preserve">Page </w:t>
       </w:r>
+      <w:proofErr w:type="spellStart"/>
       <w:proofErr w:type="gramStart"/>
       <w:r>
         <w:rPr>
           <w:lang w:val="fr-FR"/>
         </w:rPr>
-        <w:t>limit:</w:t>
+        <w:t>limit</w:t>
+      </w:r>
+      <w:proofErr w:type="spellEnd"/>
+      <w:r>
+        <w:rPr>
+          <w:lang w:val="fr-FR"/>
+        </w:rPr>
+        <w:t>:</w:t>
       </w:r>
       <w:proofErr w:type="gramEnd"/>
       <w:r>
         <w:rPr>
           <w:lang w:val="fr-FR"/>
         </w:rPr>
-        <w:t xml:space="preserve"> 18 pages, excluding appendices. </w:t>
+        <w:t xml:space="preserve"> 18 pages, </w:t>
+      </w:r>
+      <w:proofErr w:type="spellStart"/>
+      <w:r>
+        <w:rPr>
+          <w:lang w:val="fr-FR"/>
+        </w:rPr>
+        <w:t>excluding</w:t>
+      </w:r>
+      <w:proofErr w:type="spellEnd"/>
+      <w:r>
+        <w:rPr>
+          <w:lang w:val="fr-FR"/>
+        </w:rPr>
+        <w:t xml:space="preserve"> appendices. </w:t>
       </w:r>
       <w:r>
         <w:t>Keep explanations relevant and concise.</w:t>
@@ -2203,7 +4080,6 @@
         <w:ind w:hanging="279"/>
       </w:pPr>
       <w:r>
-        <w:lastRenderedPageBreak/>
         <w:t>Deadline: 06 Nov, 23:59 (Week 13). Follow Canvas for group size and submission details.</w:t>
       </w:r>
     </w:p>
@@ -4507,7 +6383,6 @@
     <w:name w:val="Normal (Web)"/>
     <w:basedOn w:val="Normal"/>
     <w:uiPriority w:val="99"/>
-    <w:semiHidden/>
     <w:unhideWhenUsed/>
     <w:rPr>
       <w:sz w:val="24"/>
@@ -4742,6 +6617,66 @@
     <w:pPr>
       <w:ind w:firstLineChars="200" w:firstLine="420"/>
     </w:pPr>
+  </w:style>
+  <w:style w:type="table" w:styleId="PlainTable1">
+    <w:name w:val="Plain Table 1"/>
+    <w:basedOn w:val="TableNormal"/>
+    <w:uiPriority w:val="41"/>
+    <w:rsid w:val="007D3B7A"/>
+    <w:tblPr>
+      <w:tblStyleRowBandSize w:val="1"/>
+      <w:tblStyleColBandSize w:val="1"/>
+      <w:tblBorders>
+        <w:top w:val="single" w:sz="4" w:space="0" w:color="BFBFBF" w:themeColor="background1" w:themeShade="BF"/>
+        <w:left w:val="single" w:sz="4" w:space="0" w:color="BFBFBF" w:themeColor="background1" w:themeShade="BF"/>
+        <w:bottom w:val="single" w:sz="4" w:space="0" w:color="BFBFBF" w:themeColor="background1" w:themeShade="BF"/>
+        <w:right w:val="single" w:sz="4" w:space="0" w:color="BFBFBF" w:themeColor="background1" w:themeShade="BF"/>
+        <w:insideH w:val="single" w:sz="4" w:space="0" w:color="BFBFBF" w:themeColor="background1" w:themeShade="BF"/>
+        <w:insideV w:val="single" w:sz="4" w:space="0" w:color="BFBFBF" w:themeColor="background1" w:themeShade="BF"/>
+      </w:tblBorders>
+    </w:tblPr>
+    <w:tblStylePr w:type="firstRow">
+      <w:rPr>
+        <w:b/>
+        <w:bCs/>
+      </w:rPr>
+    </w:tblStylePr>
+    <w:tblStylePr w:type="lastRow">
+      <w:rPr>
+        <w:b/>
+        <w:bCs/>
+      </w:rPr>
+      <w:tblPr/>
+      <w:tcPr>
+        <w:tcBorders>
+          <w:top w:val="double" w:sz="4" w:space="0" w:color="BFBFBF" w:themeColor="background1" w:themeShade="BF"/>
+        </w:tcBorders>
+      </w:tcPr>
+    </w:tblStylePr>
+    <w:tblStylePr w:type="firstCol">
+      <w:rPr>
+        <w:b/>
+        <w:bCs/>
+      </w:rPr>
+    </w:tblStylePr>
+    <w:tblStylePr w:type="lastCol">
+      <w:rPr>
+        <w:b/>
+        <w:bCs/>
+      </w:rPr>
+    </w:tblStylePr>
+    <w:tblStylePr w:type="band1Vert">
+      <w:tblPr/>
+      <w:tcPr>
+        <w:shd w:val="clear" w:color="auto" w:fill="F2F2F2" w:themeFill="background1" w:themeFillShade="F2"/>
+      </w:tcPr>
+    </w:tblStylePr>
+    <w:tblStylePr w:type="band1Horz">
+      <w:tblPr/>
+      <w:tcPr>
+        <w:shd w:val="clear" w:color="auto" w:fill="F2F2F2" w:themeFill="background1" w:themeFillShade="F2"/>
+      </w:tcPr>
+    </w:tblStylePr>
   </w:style>
 </w:styles>
 </file>

--- a/doc/QBUS6810_assignment_instructions.docx
+++ b/doc/QBUS6810_assignment_instructions.docx
@@ -1065,11 +1065,821 @@
     </w:p>
     <w:p>
       <w:pPr>
+        <w:rPr>
+          <w:rFonts w:eastAsiaTheme="minorEastAsia"/>
+        </w:rPr>
+      </w:pPr>
+      <w:r>
+        <w:rPr>
+          <w:rFonts w:eastAsiaTheme="minorEastAsia"/>
+        </w:rPr>
+        <w:t xml:space="preserve">Linear Regression, Ridge and Lasso were compared to assess whether </w:t>
+      </w:r>
+      <w:proofErr w:type="spellStart"/>
+      <w:r>
+        <w:rPr>
+          <w:rFonts w:eastAsiaTheme="minorEastAsia"/>
+        </w:rPr>
+        <w:t>regularisation</w:t>
+      </w:r>
+      <w:proofErr w:type="spellEnd"/>
+      <w:r>
+        <w:rPr>
+          <w:rFonts w:eastAsiaTheme="minorEastAsia"/>
+        </w:rPr>
+        <w:t xml:space="preserve"> improves price prediction. Linear Regression provides an </w:t>
+      </w:r>
+      <w:proofErr w:type="spellStart"/>
+      <w:r>
+        <w:rPr>
+          <w:rFonts w:eastAsiaTheme="minorEastAsia"/>
+        </w:rPr>
+        <w:t>unregularised</w:t>
+      </w:r>
+      <w:proofErr w:type="spellEnd"/>
+      <w:r>
+        <w:rPr>
+          <w:rFonts w:eastAsiaTheme="minorEastAsia"/>
+        </w:rPr>
+        <w:t xml:space="preserve"> reference, while Ridge uses L2 </w:t>
+      </w:r>
+      <w:proofErr w:type="spellStart"/>
+      <w:r>
+        <w:rPr>
+          <w:rFonts w:eastAsiaTheme="minorEastAsia"/>
+        </w:rPr>
+        <w:t>regularisation</w:t>
+      </w:r>
+      <w:proofErr w:type="spellEnd"/>
+      <w:r>
+        <w:rPr>
+          <w:rFonts w:eastAsiaTheme="minorEastAsia"/>
+        </w:rPr>
+        <w:t xml:space="preserve"> to shrink coefficients and reduce instability. Lasso uses L1 </w:t>
+      </w:r>
+      <w:proofErr w:type="spellStart"/>
+      <w:r>
+        <w:rPr>
+          <w:rFonts w:eastAsiaTheme="minorEastAsia"/>
+        </w:rPr>
+        <w:t>regularisation</w:t>
+      </w:r>
+      <w:proofErr w:type="spellEnd"/>
+      <w:r>
+        <w:rPr>
+          <w:rFonts w:eastAsiaTheme="minorEastAsia"/>
+        </w:rPr>
+        <w:t>, which can also set coefficients to zero. These approaches were selected to examine whether controlling complexity improves validation performance.</w:t>
+      </w:r>
+    </w:p>
+    <w:p>
+      <w:pPr>
+        <w:rPr>
+          <w:rFonts w:eastAsiaTheme="minorEastAsia"/>
+        </w:rPr>
+      </w:pPr>
+    </w:p>
+    <w:p>
+      <w:pPr>
+        <w:rPr>
+          <w:rFonts w:eastAsiaTheme="minorEastAsia"/>
+        </w:rPr>
+      </w:pPr>
+      <w:r>
+        <w:rPr>
+          <w:rFonts w:eastAsiaTheme="minorEastAsia"/>
+        </w:rPr>
+        <w:t>For a fair comparison, all three models used the same original Feature Set D (Combined Features + Size × Archived Building Age), identical chronological training and validation periods, and consistent training-fitted preprocessing principles. The primary selection metric was the pre-specified WAE (2:1), with MSE, R² and MAE retained as supporting metrics.</w:t>
+      </w:r>
+    </w:p>
+    <w:p>
+      <w:pPr>
         <w:ind w:left="443" w:hanging="437"/>
         <w:rPr>
           <w:rFonts w:eastAsiaTheme="minorEastAsia"/>
         </w:rPr>
       </w:pPr>
+      <w:r>
+        <w:rPr>
+          <w:rFonts w:eastAsiaTheme="minorEastAsia"/>
+          <w:b/>
+          <w:bCs/>
+        </w:rPr>
+        <w:t>Table 4. Comparison of linear regression approaches using the same Feature Set D on the 2024 H2 validation set</w:t>
+      </w:r>
+    </w:p>
+    <w:tbl>
+      <w:tblPr>
+        <w:tblStyle w:val="PlainTable1"/>
+        <w:tblW w:w="0" w:type="auto"/>
+        <w:jc w:val="center"/>
+        <w:tblLook w:val="04A0" w:firstRow="1" w:lastRow="0" w:firstColumn="1" w:lastColumn="0" w:noHBand="0" w:noVBand="1"/>
+      </w:tblPr>
+      <w:tblGrid>
+        <w:gridCol w:w="1932"/>
+        <w:gridCol w:w="1300"/>
+        <w:gridCol w:w="442"/>
+        <w:gridCol w:w="1384"/>
+        <w:gridCol w:w="1204"/>
+        <w:gridCol w:w="1872"/>
+        <w:gridCol w:w="827"/>
+      </w:tblGrid>
+      <w:tr>
+        <w:trPr>
+          <w:cnfStyle w:val="100000000000" w:firstRow="1" w:lastRow="0" w:firstColumn="0" w:lastColumn="0" w:oddVBand="0" w:evenVBand="0" w:oddHBand="0" w:evenHBand="0" w:firstRowFirstColumn="0" w:firstRowLastColumn="0" w:lastRowFirstColumn="0" w:lastRowLastColumn="0"/>
+          <w:jc w:val="center"/>
+        </w:trPr>
+        <w:tc>
+          <w:tcPr>
+            <w:cnfStyle w:val="001000000000" w:firstRow="0" w:lastRow="0" w:firstColumn="1" w:lastColumn="0" w:oddVBand="0" w:evenVBand="0" w:oddHBand="0" w:evenHBand="0" w:firstRowFirstColumn="0" w:firstRowLastColumn="0" w:lastRowFirstColumn="0" w:lastRowLastColumn="0"/>
+            <w:tcW w:w="0" w:type="auto"/>
+            <w:hideMark/>
+          </w:tcPr>
+          <w:p>
+            <w:pPr>
+              <w:ind w:left="443" w:hanging="437"/>
+              <w:rPr>
+                <w:rFonts w:eastAsiaTheme="minorEastAsia"/>
+              </w:rPr>
+            </w:pPr>
+            <w:r>
+              <w:rPr>
+                <w:rFonts w:eastAsiaTheme="minorEastAsia"/>
+              </w:rPr>
+              <w:t>Model</w:t>
+            </w:r>
+          </w:p>
+        </w:tc>
+        <w:tc>
+          <w:tcPr>
+            <w:tcW w:w="0" w:type="auto"/>
+            <w:hideMark/>
+          </w:tcPr>
+          <w:p>
+            <w:pPr>
+              <w:ind w:left="443" w:hanging="437"/>
+              <w:cnfStyle w:val="100000000000" w:firstRow="1" w:lastRow="0" w:firstColumn="0" w:lastColumn="0" w:oddVBand="0" w:evenVBand="0" w:oddHBand="0" w:evenHBand="0" w:firstRowFirstColumn="0" w:firstRowLastColumn="0" w:lastRowFirstColumn="0" w:lastRowLastColumn="0"/>
+              <w:rPr>
+                <w:rFonts w:eastAsiaTheme="minorEastAsia"/>
+              </w:rPr>
+            </w:pPr>
+            <w:r>
+              <w:rPr>
+                <w:rFonts w:eastAsiaTheme="minorEastAsia"/>
+              </w:rPr>
+              <w:t>Feature Set</w:t>
+            </w:r>
+          </w:p>
+        </w:tc>
+        <w:tc>
+          <w:tcPr>
+            <w:tcW w:w="0" w:type="auto"/>
+            <w:hideMark/>
+          </w:tcPr>
+          <w:p>
+            <w:pPr>
+              <w:ind w:left="443" w:hanging="437"/>
+              <w:cnfStyle w:val="100000000000" w:firstRow="1" w:lastRow="0" w:firstColumn="0" w:lastColumn="0" w:oddVBand="0" w:evenVBand="0" w:oddHBand="0" w:evenHBand="0" w:firstRowFirstColumn="0" w:firstRowLastColumn="0" w:lastRowFirstColumn="0" w:lastRowLastColumn="0"/>
+              <w:rPr>
+                <w:rFonts w:eastAsiaTheme="minorEastAsia"/>
+              </w:rPr>
+            </w:pPr>
+            <w:r>
+              <w:rPr>
+                <w:rFonts w:eastAsiaTheme="minorEastAsia"/>
+              </w:rPr>
+              <w:t>α</w:t>
+            </w:r>
+          </w:p>
+        </w:tc>
+        <w:tc>
+          <w:tcPr>
+            <w:tcW w:w="0" w:type="auto"/>
+            <w:hideMark/>
+          </w:tcPr>
+          <w:p>
+            <w:pPr>
+              <w:ind w:left="443" w:hanging="437"/>
+              <w:cnfStyle w:val="100000000000" w:firstRow="1" w:lastRow="0" w:firstColumn="0" w:lastColumn="0" w:oddVBand="0" w:evenVBand="0" w:oddHBand="0" w:evenHBand="0" w:firstRowFirstColumn="0" w:firstRowLastColumn="0" w:lastRowFirstColumn="0" w:lastRowLastColumn="0"/>
+              <w:rPr>
+                <w:rFonts w:eastAsiaTheme="minorEastAsia"/>
+              </w:rPr>
+            </w:pPr>
+            <w:r>
+              <w:rPr>
+                <w:rFonts w:eastAsiaTheme="minorEastAsia"/>
+              </w:rPr>
+              <w:t>WAE 2:1 ($)</w:t>
+            </w:r>
+          </w:p>
+        </w:tc>
+        <w:tc>
+          <w:tcPr>
+            <w:tcW w:w="0" w:type="auto"/>
+            <w:hideMark/>
+          </w:tcPr>
+          <w:p>
+            <w:pPr>
+              <w:ind w:left="443" w:hanging="437"/>
+              <w:cnfStyle w:val="100000000000" w:firstRow="1" w:lastRow="0" w:firstColumn="0" w:lastColumn="0" w:oddVBand="0" w:evenVBand="0" w:oddHBand="0" w:evenHBand="0" w:firstRowFirstColumn="0" w:firstRowLastColumn="0" w:lastRowFirstColumn="0" w:lastRowLastColumn="0"/>
+              <w:rPr>
+                <w:rFonts w:eastAsiaTheme="minorEastAsia"/>
+              </w:rPr>
+            </w:pPr>
+            <w:r>
+              <w:rPr>
+                <w:rFonts w:eastAsiaTheme="minorEastAsia"/>
+              </w:rPr>
+              <w:t>MAE ($)</w:t>
+            </w:r>
+          </w:p>
+        </w:tc>
+        <w:tc>
+          <w:tcPr>
+            <w:tcW w:w="0" w:type="auto"/>
+            <w:hideMark/>
+          </w:tcPr>
+          <w:p>
+            <w:pPr>
+              <w:ind w:left="443" w:hanging="437"/>
+              <w:cnfStyle w:val="100000000000" w:firstRow="1" w:lastRow="0" w:firstColumn="0" w:lastColumn="0" w:oddVBand="0" w:evenVBand="0" w:oddHBand="0" w:evenHBand="0" w:firstRowFirstColumn="0" w:firstRowLastColumn="0" w:lastRowFirstColumn="0" w:lastRowLastColumn="0"/>
+              <w:rPr>
+                <w:rFonts w:eastAsiaTheme="minorEastAsia"/>
+              </w:rPr>
+            </w:pPr>
+            <w:r>
+              <w:rPr>
+                <w:rFonts w:eastAsiaTheme="minorEastAsia"/>
+              </w:rPr>
+              <w:t>MSE ($², billions)</w:t>
+            </w:r>
+          </w:p>
+        </w:tc>
+        <w:tc>
+          <w:tcPr>
+            <w:tcW w:w="0" w:type="auto"/>
+            <w:hideMark/>
+          </w:tcPr>
+          <w:p>
+            <w:pPr>
+              <w:ind w:left="443" w:hanging="437"/>
+              <w:cnfStyle w:val="100000000000" w:firstRow="1" w:lastRow="0" w:firstColumn="0" w:lastColumn="0" w:oddVBand="0" w:evenVBand="0" w:oddHBand="0" w:evenHBand="0" w:firstRowFirstColumn="0" w:firstRowLastColumn="0" w:lastRowFirstColumn="0" w:lastRowLastColumn="0"/>
+              <w:rPr>
+                <w:rFonts w:eastAsiaTheme="minorEastAsia"/>
+              </w:rPr>
+            </w:pPr>
+            <w:r>
+              <w:rPr>
+                <w:rFonts w:eastAsiaTheme="minorEastAsia"/>
+              </w:rPr>
+              <w:t>R²</w:t>
+            </w:r>
+          </w:p>
+        </w:tc>
+      </w:tr>
+      <w:tr>
+        <w:trPr>
+          <w:cnfStyle w:val="000000100000" w:firstRow="0" w:lastRow="0" w:firstColumn="0" w:lastColumn="0" w:oddVBand="0" w:evenVBand="0" w:oddHBand="1" w:evenHBand="0" w:firstRowFirstColumn="0" w:firstRowLastColumn="0" w:lastRowFirstColumn="0" w:lastRowLastColumn="0"/>
+          <w:jc w:val="center"/>
+        </w:trPr>
+        <w:tc>
+          <w:tcPr>
+            <w:cnfStyle w:val="001000000000" w:firstRow="0" w:lastRow="0" w:firstColumn="1" w:lastColumn="0" w:oddVBand="0" w:evenVBand="0" w:oddHBand="0" w:evenHBand="0" w:firstRowFirstColumn="0" w:firstRowLastColumn="0" w:lastRowFirstColumn="0" w:lastRowLastColumn="0"/>
+            <w:tcW w:w="0" w:type="auto"/>
+            <w:hideMark/>
+          </w:tcPr>
+          <w:p>
+            <w:pPr>
+              <w:ind w:left="443" w:hanging="437"/>
+              <w:rPr>
+                <w:rFonts w:eastAsiaTheme="minorEastAsia"/>
+              </w:rPr>
+            </w:pPr>
+            <w:r>
+              <w:rPr>
+                <w:rFonts w:eastAsiaTheme="minorEastAsia"/>
+              </w:rPr>
+              <w:t>Linear Regression</w:t>
+            </w:r>
+          </w:p>
+        </w:tc>
+        <w:tc>
+          <w:tcPr>
+            <w:tcW w:w="0" w:type="auto"/>
+            <w:hideMark/>
+          </w:tcPr>
+          <w:p>
+            <w:pPr>
+              <w:ind w:left="443" w:hanging="437"/>
+              <w:cnfStyle w:val="000000100000" w:firstRow="0" w:lastRow="0" w:firstColumn="0" w:lastColumn="0" w:oddVBand="0" w:evenVBand="0" w:oddHBand="1" w:evenHBand="0" w:firstRowFirstColumn="0" w:firstRowLastColumn="0" w:lastRowFirstColumn="0" w:lastRowLastColumn="0"/>
+              <w:rPr>
+                <w:rFonts w:eastAsiaTheme="minorEastAsia"/>
+              </w:rPr>
+            </w:pPr>
+            <w:r>
+              <w:rPr>
+                <w:rFonts w:eastAsiaTheme="minorEastAsia"/>
+              </w:rPr>
+              <w:t>D</w:t>
+            </w:r>
+          </w:p>
+        </w:tc>
+        <w:tc>
+          <w:tcPr>
+            <w:tcW w:w="0" w:type="auto"/>
+            <w:hideMark/>
+          </w:tcPr>
+          <w:p>
+            <w:pPr>
+              <w:ind w:left="443" w:hanging="437"/>
+              <w:cnfStyle w:val="000000100000" w:firstRow="0" w:lastRow="0" w:firstColumn="0" w:lastColumn="0" w:oddVBand="0" w:evenVBand="0" w:oddHBand="1" w:evenHBand="0" w:firstRowFirstColumn="0" w:firstRowLastColumn="0" w:lastRowFirstColumn="0" w:lastRowLastColumn="0"/>
+              <w:rPr>
+                <w:rFonts w:eastAsiaTheme="minorEastAsia"/>
+              </w:rPr>
+            </w:pPr>
+            <w:r>
+              <w:rPr>
+                <w:rFonts w:eastAsiaTheme="minorEastAsia"/>
+              </w:rPr>
+              <w:t>—</w:t>
+            </w:r>
+          </w:p>
+        </w:tc>
+        <w:tc>
+          <w:tcPr>
+            <w:tcW w:w="0" w:type="auto"/>
+            <w:hideMark/>
+          </w:tcPr>
+          <w:p>
+            <w:pPr>
+              <w:ind w:left="443" w:hanging="437"/>
+              <w:cnfStyle w:val="000000100000" w:firstRow="0" w:lastRow="0" w:firstColumn="0" w:lastColumn="0" w:oddVBand="0" w:evenVBand="0" w:oddHBand="1" w:evenHBand="0" w:firstRowFirstColumn="0" w:firstRowLastColumn="0" w:lastRowFirstColumn="0" w:lastRowLastColumn="0"/>
+              <w:rPr>
+                <w:rFonts w:eastAsiaTheme="minorEastAsia"/>
+              </w:rPr>
+            </w:pPr>
+            <w:r>
+              <w:rPr>
+                <w:rFonts w:eastAsiaTheme="minorEastAsia"/>
+              </w:rPr>
+              <w:t>157,254.53</w:t>
+            </w:r>
+          </w:p>
+        </w:tc>
+        <w:tc>
+          <w:tcPr>
+            <w:tcW w:w="0" w:type="auto"/>
+            <w:hideMark/>
+          </w:tcPr>
+          <w:p>
+            <w:pPr>
+              <w:ind w:left="443" w:hanging="437"/>
+              <w:cnfStyle w:val="000000100000" w:firstRow="0" w:lastRow="0" w:firstColumn="0" w:lastColumn="0" w:oddVBand="0" w:evenVBand="0" w:oddHBand="1" w:evenHBand="0" w:firstRowFirstColumn="0" w:firstRowLastColumn="0" w:lastRowFirstColumn="0" w:lastRowLastColumn="0"/>
+              <w:rPr>
+                <w:rFonts w:eastAsiaTheme="minorEastAsia"/>
+              </w:rPr>
+            </w:pPr>
+            <w:r>
+              <w:rPr>
+                <w:rFonts w:eastAsiaTheme="minorEastAsia"/>
+              </w:rPr>
+              <w:t>113,051.20</w:t>
+            </w:r>
+          </w:p>
+        </w:tc>
+        <w:tc>
+          <w:tcPr>
+            <w:tcW w:w="0" w:type="auto"/>
+            <w:hideMark/>
+          </w:tcPr>
+          <w:p>
+            <w:pPr>
+              <w:ind w:left="443" w:hanging="437"/>
+              <w:cnfStyle w:val="000000100000" w:firstRow="0" w:lastRow="0" w:firstColumn="0" w:lastColumn="0" w:oddVBand="0" w:evenVBand="0" w:oddHBand="1" w:evenHBand="0" w:firstRowFirstColumn="0" w:firstRowLastColumn="0" w:lastRowFirstColumn="0" w:lastRowLastColumn="0"/>
+              <w:rPr>
+                <w:rFonts w:eastAsiaTheme="minorEastAsia"/>
+              </w:rPr>
+            </w:pPr>
+            <w:r>
+              <w:rPr>
+                <w:rFonts w:eastAsiaTheme="minorEastAsia"/>
+              </w:rPr>
+              <w:t>54.14</w:t>
+            </w:r>
+          </w:p>
+        </w:tc>
+        <w:tc>
+          <w:tcPr>
+            <w:tcW w:w="0" w:type="auto"/>
+            <w:hideMark/>
+          </w:tcPr>
+          <w:p>
+            <w:pPr>
+              <w:ind w:left="443" w:hanging="437"/>
+              <w:cnfStyle w:val="000000100000" w:firstRow="0" w:lastRow="0" w:firstColumn="0" w:lastColumn="0" w:oddVBand="0" w:evenVBand="0" w:oddHBand="1" w:evenHBand="0" w:firstRowFirstColumn="0" w:firstRowLastColumn="0" w:lastRowFirstColumn="0" w:lastRowLastColumn="0"/>
+              <w:rPr>
+                <w:rFonts w:eastAsiaTheme="minorEastAsia"/>
+              </w:rPr>
+            </w:pPr>
+            <w:r>
+              <w:rPr>
+                <w:rFonts w:eastAsiaTheme="minorEastAsia"/>
+              </w:rPr>
+              <w:t>0.7162</w:t>
+            </w:r>
+          </w:p>
+        </w:tc>
+      </w:tr>
+      <w:tr>
+        <w:trPr>
+          <w:jc w:val="center"/>
+        </w:trPr>
+        <w:tc>
+          <w:tcPr>
+            <w:cnfStyle w:val="001000000000" w:firstRow="0" w:lastRow="0" w:firstColumn="1" w:lastColumn="0" w:oddVBand="0" w:evenVBand="0" w:oddHBand="0" w:evenHBand="0" w:firstRowFirstColumn="0" w:firstRowLastColumn="0" w:lastRowFirstColumn="0" w:lastRowLastColumn="0"/>
+            <w:tcW w:w="0" w:type="auto"/>
+            <w:hideMark/>
+          </w:tcPr>
+          <w:p>
+            <w:pPr>
+              <w:ind w:left="443" w:hanging="437"/>
+              <w:rPr>
+                <w:rFonts w:eastAsiaTheme="minorEastAsia"/>
+              </w:rPr>
+            </w:pPr>
+            <w:r>
+              <w:rPr>
+                <w:rFonts w:eastAsiaTheme="minorEastAsia"/>
+              </w:rPr>
+              <w:t>Ridge</w:t>
+            </w:r>
+          </w:p>
+        </w:tc>
+        <w:tc>
+          <w:tcPr>
+            <w:tcW w:w="0" w:type="auto"/>
+            <w:hideMark/>
+          </w:tcPr>
+          <w:p>
+            <w:pPr>
+              <w:ind w:left="443" w:hanging="437"/>
+              <w:cnfStyle w:val="000000000000" w:firstRow="0" w:lastRow="0" w:firstColumn="0" w:lastColumn="0" w:oddVBand="0" w:evenVBand="0" w:oddHBand="0" w:evenHBand="0" w:firstRowFirstColumn="0" w:firstRowLastColumn="0" w:lastRowFirstColumn="0" w:lastRowLastColumn="0"/>
+              <w:rPr>
+                <w:rFonts w:eastAsiaTheme="minorEastAsia"/>
+              </w:rPr>
+            </w:pPr>
+            <w:r>
+              <w:rPr>
+                <w:rFonts w:eastAsiaTheme="minorEastAsia"/>
+              </w:rPr>
+              <w:t>D</w:t>
+            </w:r>
+          </w:p>
+        </w:tc>
+        <w:tc>
+          <w:tcPr>
+            <w:tcW w:w="0" w:type="auto"/>
+            <w:hideMark/>
+          </w:tcPr>
+          <w:p>
+            <w:pPr>
+              <w:ind w:left="443" w:hanging="437"/>
+              <w:cnfStyle w:val="000000000000" w:firstRow="0" w:lastRow="0" w:firstColumn="0" w:lastColumn="0" w:oddVBand="0" w:evenVBand="0" w:oddHBand="0" w:evenHBand="0" w:firstRowFirstColumn="0" w:firstRowLastColumn="0" w:lastRowFirstColumn="0" w:lastRowLastColumn="0"/>
+              <w:rPr>
+                <w:rFonts w:eastAsiaTheme="minorEastAsia"/>
+              </w:rPr>
+            </w:pPr>
+            <w:r>
+              <w:rPr>
+                <w:rFonts w:eastAsiaTheme="minorEastAsia"/>
+              </w:rPr>
+              <w:t>10</w:t>
+            </w:r>
+          </w:p>
+        </w:tc>
+        <w:tc>
+          <w:tcPr>
+            <w:tcW w:w="0" w:type="auto"/>
+            <w:hideMark/>
+          </w:tcPr>
+          <w:p>
+            <w:pPr>
+              <w:ind w:left="443" w:hanging="437"/>
+              <w:cnfStyle w:val="000000000000" w:firstRow="0" w:lastRow="0" w:firstColumn="0" w:lastColumn="0" w:oddVBand="0" w:evenVBand="0" w:oddHBand="0" w:evenHBand="0" w:firstRowFirstColumn="0" w:firstRowLastColumn="0" w:lastRowFirstColumn="0" w:lastRowLastColumn="0"/>
+              <w:rPr>
+                <w:rFonts w:eastAsiaTheme="minorEastAsia"/>
+              </w:rPr>
+            </w:pPr>
+            <w:r>
+              <w:rPr>
+                <w:rFonts w:eastAsiaTheme="minorEastAsia"/>
+              </w:rPr>
+              <w:t>153,116.66</w:t>
+            </w:r>
+          </w:p>
+        </w:tc>
+        <w:tc>
+          <w:tcPr>
+            <w:tcW w:w="0" w:type="auto"/>
+            <w:hideMark/>
+          </w:tcPr>
+          <w:p>
+            <w:pPr>
+              <w:ind w:left="443" w:hanging="437"/>
+              <w:cnfStyle w:val="000000000000" w:firstRow="0" w:lastRow="0" w:firstColumn="0" w:lastColumn="0" w:oddVBand="0" w:evenVBand="0" w:oddHBand="0" w:evenHBand="0" w:firstRowFirstColumn="0" w:firstRowLastColumn="0" w:lastRowFirstColumn="0" w:lastRowLastColumn="0"/>
+              <w:rPr>
+                <w:rFonts w:eastAsiaTheme="minorEastAsia"/>
+              </w:rPr>
+            </w:pPr>
+            <w:r>
+              <w:rPr>
+                <w:rFonts w:eastAsiaTheme="minorEastAsia"/>
+              </w:rPr>
+              <w:t>110,436.64</w:t>
+            </w:r>
+          </w:p>
+        </w:tc>
+        <w:tc>
+          <w:tcPr>
+            <w:tcW w:w="0" w:type="auto"/>
+            <w:hideMark/>
+          </w:tcPr>
+          <w:p>
+            <w:pPr>
+              <w:ind w:left="443" w:hanging="437"/>
+              <w:cnfStyle w:val="000000000000" w:firstRow="0" w:lastRow="0" w:firstColumn="0" w:lastColumn="0" w:oddVBand="0" w:evenVBand="0" w:oddHBand="0" w:evenHBand="0" w:firstRowFirstColumn="0" w:firstRowLastColumn="0" w:lastRowFirstColumn="0" w:lastRowLastColumn="0"/>
+              <w:rPr>
+                <w:rFonts w:eastAsiaTheme="minorEastAsia"/>
+              </w:rPr>
+            </w:pPr>
+            <w:r>
+              <w:rPr>
+                <w:rFonts w:eastAsiaTheme="minorEastAsia"/>
+              </w:rPr>
+              <w:t>52.21</w:t>
+            </w:r>
+          </w:p>
+        </w:tc>
+        <w:tc>
+          <w:tcPr>
+            <w:tcW w:w="0" w:type="auto"/>
+            <w:hideMark/>
+          </w:tcPr>
+          <w:p>
+            <w:pPr>
+              <w:ind w:left="443" w:hanging="437"/>
+              <w:cnfStyle w:val="000000000000" w:firstRow="0" w:lastRow="0" w:firstColumn="0" w:lastColumn="0" w:oddVBand="0" w:evenVBand="0" w:oddHBand="0" w:evenHBand="0" w:firstRowFirstColumn="0" w:firstRowLastColumn="0" w:lastRowFirstColumn="0" w:lastRowLastColumn="0"/>
+              <w:rPr>
+                <w:rFonts w:eastAsiaTheme="minorEastAsia"/>
+              </w:rPr>
+            </w:pPr>
+            <w:r>
+              <w:rPr>
+                <w:rFonts w:eastAsiaTheme="minorEastAsia"/>
+              </w:rPr>
+              <w:t>0.7263</w:t>
+            </w:r>
+          </w:p>
+        </w:tc>
+      </w:tr>
+      <w:tr>
+        <w:trPr>
+          <w:cnfStyle w:val="000000100000" w:firstRow="0" w:lastRow="0" w:firstColumn="0" w:lastColumn="0" w:oddVBand="0" w:evenVBand="0" w:oddHBand="1" w:evenHBand="0" w:firstRowFirstColumn="0" w:firstRowLastColumn="0" w:lastRowFirstColumn="0" w:lastRowLastColumn="0"/>
+          <w:jc w:val="center"/>
+        </w:trPr>
+        <w:tc>
+          <w:tcPr>
+            <w:cnfStyle w:val="001000000000" w:firstRow="0" w:lastRow="0" w:firstColumn="1" w:lastColumn="0" w:oddVBand="0" w:evenVBand="0" w:oddHBand="0" w:evenHBand="0" w:firstRowFirstColumn="0" w:firstRowLastColumn="0" w:lastRowFirstColumn="0" w:lastRowLastColumn="0"/>
+            <w:tcW w:w="0" w:type="auto"/>
+            <w:hideMark/>
+          </w:tcPr>
+          <w:p>
+            <w:pPr>
+              <w:ind w:left="443" w:hanging="437"/>
+              <w:rPr>
+                <w:rFonts w:eastAsiaTheme="minorEastAsia"/>
+              </w:rPr>
+            </w:pPr>
+            <w:r>
+              <w:rPr>
+                <w:rFonts w:eastAsiaTheme="minorEastAsia"/>
+              </w:rPr>
+              <w:t>Lasso</w:t>
+            </w:r>
+          </w:p>
+        </w:tc>
+        <w:tc>
+          <w:tcPr>
+            <w:tcW w:w="0" w:type="auto"/>
+            <w:hideMark/>
+          </w:tcPr>
+          <w:p>
+            <w:pPr>
+              <w:ind w:left="443" w:hanging="437"/>
+              <w:cnfStyle w:val="000000100000" w:firstRow="0" w:lastRow="0" w:firstColumn="0" w:lastColumn="0" w:oddVBand="0" w:evenVBand="0" w:oddHBand="1" w:evenHBand="0" w:firstRowFirstColumn="0" w:firstRowLastColumn="0" w:lastRowFirstColumn="0" w:lastRowLastColumn="0"/>
+              <w:rPr>
+                <w:rFonts w:eastAsiaTheme="minorEastAsia"/>
+              </w:rPr>
+            </w:pPr>
+            <w:r>
+              <w:rPr>
+                <w:rFonts w:eastAsiaTheme="minorEastAsia"/>
+              </w:rPr>
+              <w:t>D</w:t>
+            </w:r>
+          </w:p>
+        </w:tc>
+        <w:tc>
+          <w:tcPr>
+            <w:tcW w:w="0" w:type="auto"/>
+            <w:hideMark/>
+          </w:tcPr>
+          <w:p>
+            <w:pPr>
+              <w:ind w:left="443" w:hanging="437"/>
+              <w:cnfStyle w:val="000000100000" w:firstRow="0" w:lastRow="0" w:firstColumn="0" w:lastColumn="0" w:oddVBand="0" w:evenVBand="0" w:oddHBand="1" w:evenHBand="0" w:firstRowFirstColumn="0" w:firstRowLastColumn="0" w:lastRowFirstColumn="0" w:lastRowLastColumn="0"/>
+              <w:rPr>
+                <w:rFonts w:eastAsiaTheme="minorEastAsia"/>
+              </w:rPr>
+            </w:pPr>
+            <w:r>
+              <w:rPr>
+                <w:rFonts w:eastAsiaTheme="minorEastAsia"/>
+              </w:rPr>
+              <w:t>20</w:t>
+            </w:r>
+          </w:p>
+        </w:tc>
+        <w:tc>
+          <w:tcPr>
+            <w:tcW w:w="0" w:type="auto"/>
+            <w:hideMark/>
+          </w:tcPr>
+          <w:p>
+            <w:pPr>
+              <w:ind w:left="443" w:hanging="437"/>
+              <w:cnfStyle w:val="000000100000" w:firstRow="0" w:lastRow="0" w:firstColumn="0" w:lastColumn="0" w:oddVBand="0" w:evenVBand="0" w:oddHBand="1" w:evenHBand="0" w:firstRowFirstColumn="0" w:firstRowLastColumn="0" w:lastRowFirstColumn="0" w:lastRowLastColumn="0"/>
+              <w:rPr>
+                <w:rFonts w:eastAsiaTheme="minorEastAsia"/>
+              </w:rPr>
+            </w:pPr>
+            <w:r>
+              <w:rPr>
+                <w:rFonts w:eastAsiaTheme="minorEastAsia"/>
+                <w:b/>
+                <w:bCs/>
+              </w:rPr>
+              <w:t>152,566.39</w:t>
+            </w:r>
+          </w:p>
+        </w:tc>
+        <w:tc>
+          <w:tcPr>
+            <w:tcW w:w="0" w:type="auto"/>
+            <w:hideMark/>
+          </w:tcPr>
+          <w:p>
+            <w:pPr>
+              <w:ind w:left="443" w:hanging="437"/>
+              <w:cnfStyle w:val="000000100000" w:firstRow="0" w:lastRow="0" w:firstColumn="0" w:lastColumn="0" w:oddVBand="0" w:evenVBand="0" w:oddHBand="1" w:evenHBand="0" w:firstRowFirstColumn="0" w:firstRowLastColumn="0" w:lastRowFirstColumn="0" w:lastRowLastColumn="0"/>
+              <w:rPr>
+                <w:rFonts w:eastAsiaTheme="minorEastAsia"/>
+              </w:rPr>
+            </w:pPr>
+            <w:r>
+              <w:rPr>
+                <w:rFonts w:eastAsiaTheme="minorEastAsia"/>
+                <w:b/>
+                <w:bCs/>
+              </w:rPr>
+              <w:t>110,000.68</w:t>
+            </w:r>
+          </w:p>
+        </w:tc>
+        <w:tc>
+          <w:tcPr>
+            <w:tcW w:w="0" w:type="auto"/>
+            <w:hideMark/>
+          </w:tcPr>
+          <w:p>
+            <w:pPr>
+              <w:ind w:left="443" w:hanging="437"/>
+              <w:cnfStyle w:val="000000100000" w:firstRow="0" w:lastRow="0" w:firstColumn="0" w:lastColumn="0" w:oddVBand="0" w:evenVBand="0" w:oddHBand="1" w:evenHBand="0" w:firstRowFirstColumn="0" w:firstRowLastColumn="0" w:lastRowFirstColumn="0" w:lastRowLastColumn="0"/>
+              <w:rPr>
+                <w:rFonts w:eastAsiaTheme="minorEastAsia"/>
+              </w:rPr>
+            </w:pPr>
+            <w:r>
+              <w:rPr>
+                <w:rFonts w:eastAsiaTheme="minorEastAsia"/>
+                <w:b/>
+                <w:bCs/>
+              </w:rPr>
+              <w:t>51.76</w:t>
+            </w:r>
+          </w:p>
+        </w:tc>
+        <w:tc>
+          <w:tcPr>
+            <w:tcW w:w="0" w:type="auto"/>
+            <w:hideMark/>
+          </w:tcPr>
+          <w:p>
+            <w:pPr>
+              <w:ind w:left="443" w:hanging="437"/>
+              <w:cnfStyle w:val="000000100000" w:firstRow="0" w:lastRow="0" w:firstColumn="0" w:lastColumn="0" w:oddVBand="0" w:evenVBand="0" w:oddHBand="1" w:evenHBand="0" w:firstRowFirstColumn="0" w:firstRowLastColumn="0" w:lastRowFirstColumn="0" w:lastRowLastColumn="0"/>
+              <w:rPr>
+                <w:rFonts w:eastAsiaTheme="minorEastAsia"/>
+              </w:rPr>
+            </w:pPr>
+            <w:r>
+              <w:rPr>
+                <w:rFonts w:eastAsiaTheme="minorEastAsia"/>
+                <w:b/>
+                <w:bCs/>
+              </w:rPr>
+              <w:t>0.7286</w:t>
+            </w:r>
+          </w:p>
+        </w:tc>
+      </w:tr>
+    </w:tbl>
+    <w:p>
+      <w:pPr>
+        <w:ind w:left="443" w:hanging="437"/>
+        <w:rPr>
+          <w:rFonts w:eastAsiaTheme="minorEastAsia"/>
+        </w:rPr>
+      </w:pPr>
+      <w:r>
+        <w:rPr>
+          <w:rFonts w:eastAsiaTheme="minorEastAsia"/>
+          <w:i/>
+          <w:iCs/>
+        </w:rPr>
+        <w:t>Note: Feature Set D contains the Combined location and property predictors plus the Size × Archived Building Age interaction. All three models use the same original predictors.</w:t>
+      </w:r>
+    </w:p>
+    <w:p>
+      <w:pPr>
+        <w:rPr>
+          <w:rFonts w:eastAsiaTheme="minorEastAsia"/>
+        </w:rPr>
+      </w:pPr>
+      <w:r>
+        <w:rPr>
+          <w:rFonts w:eastAsiaTheme="minorEastAsia"/>
+        </w:rPr>
+        <w:t xml:space="preserve">As shown in Table 4, both </w:t>
+      </w:r>
+      <w:proofErr w:type="spellStart"/>
+      <w:r>
+        <w:rPr>
+          <w:rFonts w:eastAsiaTheme="minorEastAsia"/>
+        </w:rPr>
+        <w:t>regularised</w:t>
+      </w:r>
+      <w:proofErr w:type="spellEnd"/>
+      <w:r>
+        <w:rPr>
+          <w:rFonts w:eastAsiaTheme="minorEastAsia"/>
+        </w:rPr>
+        <w:t xml:space="preserve"> approaches outperformed Linear Regression across the reported metrics. Lasso achieved the lowest WAE (2:1), approximately 3.0% below Linear Regression, suggesting that </w:t>
+      </w:r>
+      <w:proofErr w:type="spellStart"/>
+      <w:r>
+        <w:rPr>
+          <w:rFonts w:eastAsiaTheme="minorEastAsia"/>
+        </w:rPr>
+        <w:t>regularisation</w:t>
+      </w:r>
+      <w:proofErr w:type="spellEnd"/>
+      <w:r>
+        <w:rPr>
+          <w:rFonts w:eastAsiaTheme="minorEastAsia"/>
+        </w:rPr>
+        <w:t xml:space="preserve"> improved validation performance for this feature representation. However, Lasso's advantage over Ridge was only 0.36%, indicating a modest rather than decisive improvement.</w:t>
+      </w:r>
+    </w:p>
+    <w:p>
+      <w:pPr>
+        <w:rPr>
+          <w:rFonts w:eastAsiaTheme="minorEastAsia"/>
+        </w:rPr>
+      </w:pPr>
+    </w:p>
+    <w:p>
+      <w:pPr>
+        <w:rPr>
+          <w:rFonts w:eastAsiaTheme="minorEastAsia" w:hint="eastAsia"/>
+        </w:rPr>
+      </w:pPr>
+      <w:r>
+        <w:rPr>
+          <w:rFonts w:eastAsiaTheme="minorEastAsia"/>
+        </w:rPr>
+        <w:t>Lasso was therefore retained as the strongest evaluated linear-model candidate under the main business-weighted metric. Its suitability as the final model remains subject to comparison with tree-based and ensemble approaches using the same validation strategy.</w:t>
+      </w:r>
     </w:p>
     <w:p>
       <w:pPr>
@@ -1234,15 +2044,7 @@
           <w:rFonts w:eastAsiaTheme="minorEastAsia"/>
           <w:color w:val="000000" w:themeColor="text1"/>
         </w:rPr>
-        <w:t xml:space="preserve">Four initial feature sets were constructed. Set A contained location-related predictors, Set B contained property characteristics, and Set C combined both groups. Set D added a building size × archived building age interaction to C. This </w:t>
-      </w:r>
-      <w:r>
-        <w:rPr>
-          <w:rFonts w:eastAsiaTheme="minorEastAsia"/>
-          <w:color w:val="000000" w:themeColor="text1"/>
-        </w:rPr>
-        <w:lastRenderedPageBreak/>
-        <w:t>interaction was motivated by the possibility that the value associated with additional building space varies with property age. It provided a low-complexity starting point for testing a non-additive relationship without introducing numerous interaction columns.</w:t>
+        <w:t>Four initial feature sets were constructed. Set A contained location-related predictors, Set B contained property characteristics, and Set C combined both groups. Set D added a building size × archived building age interaction to C. This interaction was motivated by the possibility that the value associated with additional building space varies with property age. It provided a low-complexity starting point for testing a non-additive relationship without introducing numerous interaction columns.</w:t>
       </w:r>
     </w:p>
     <w:p>
@@ -3010,7 +3812,6 @@
         <w:rPr>
           <w:b/>
         </w:rPr>
-        <w:lastRenderedPageBreak/>
         <w:t xml:space="preserve">4c. </w:t>
       </w:r>
       <w:r>
@@ -3554,6 +4355,7 @@
         <w:rPr>
           <w:b/>
         </w:rPr>
+        <w:lastRenderedPageBreak/>
         <w:t xml:space="preserve">5b. </w:t>
       </w:r>
       <w:r>
@@ -3564,61 +4366,116 @@
       <w:pPr>
         <w:rPr>
           <w:rFonts w:eastAsiaTheme="minorEastAsia"/>
-        </w:rPr>
-      </w:pPr>
-      <w:r>
-        <w:rPr>
-          <w:rFonts w:eastAsiaTheme="minorEastAsia"/>
-        </w:rPr>
-        <w:t>After deployment, prediction accuracy should be monitored using properties with subsequently observed sale prices. MSE, R² and MAE should be reviewed periodically, together with signed errors to detect systematic overvaluation or undervaluation.</w:t>
-      </w:r>
-    </w:p>
-    <w:p>
-      <w:pPr>
-        <w:rPr>
-          <w:rFonts w:eastAsiaTheme="minorEastAsia"/>
-        </w:rPr>
-      </w:pPr>
-      <w:r>
-        <w:rPr>
-          <w:rFonts w:eastAsiaTheme="minorEastAsia"/>
-        </w:rPr>
-        <w:t>Performance should also be examined across valuation periods, townships and price ranges, with transaction counts reported to avoid overinterpreting small samples. Changes in property characteristics and missing-value patterns should be monitored to identify potential data drift.</w:t>
-      </w:r>
-    </w:p>
-    <w:p>
-      <w:pPr>
-        <w:rPr>
-          <w:rFonts w:eastAsiaTheme="minorEastAsia"/>
-        </w:rPr>
-      </w:pPr>
-      <w:r>
-        <w:rPr>
-          <w:rFonts w:eastAsiaTheme="minorEastAsia"/>
-        </w:rPr>
-        <w:t xml:space="preserve">Where material deterioration or persistent subgroup bias is detected, predictions should receive additional analyst </w:t>
+          <w:color w:val="EE0000"/>
+        </w:rPr>
+      </w:pPr>
+      <w:r>
+        <w:rPr>
+          <w:rFonts w:eastAsiaTheme="minorEastAsia"/>
+          <w:color w:val="EE0000"/>
+        </w:rPr>
+        <w:t>After deployment, model performance should be reviewed quarterly as new sale prices become available. The primary metric would be WAE (2:1), consistent with the business priority of avoiding overvaluation. MAE, MSE and R² would provide additional evidence, while mean signed error (predicted minus actual price) would identify systematic overvaluation or undervaluation.</w:t>
+      </w:r>
+    </w:p>
+    <w:p>
+      <w:pPr>
+        <w:rPr>
+          <w:rFonts w:eastAsiaTheme="minorEastAsia"/>
+          <w:color w:val="EE0000"/>
+        </w:rPr>
+      </w:pPr>
+    </w:p>
+    <w:p>
+      <w:pPr>
+        <w:rPr>
+          <w:rFonts w:eastAsiaTheme="minorEastAsia"/>
+          <w:color w:val="EE0000"/>
+        </w:rPr>
+      </w:pPr>
+      <w:r>
+        <w:rPr>
+          <w:rFonts w:eastAsiaTheme="minorEastAsia"/>
+          <w:color w:val="EE0000"/>
+        </w:rPr>
+        <w:t xml:space="preserve">Monitoring should compare recent results with the final test benchmark across valuation periods, townships and price ranges, accounting for transaction counts and changes in the mix of sold properties. A sustained increase in WAE across consecutive quarterly reviews, beyond normal historical variation, would trigger an investigation into market changes, data quality and model drift. Retraining would be considered </w:t>
+      </w:r>
+    </w:p>
+    <w:p>
+      <w:pPr>
+        <w:rPr>
+          <w:rFonts w:eastAsiaTheme="minorEastAsia"/>
+          <w:color w:val="EE0000"/>
+        </w:rPr>
+      </w:pPr>
+    </w:p>
+    <w:p>
+      <w:pPr>
+        <w:rPr>
+          <w:rFonts w:eastAsiaTheme="minorEastAsia"/>
+          <w:color w:val="EE0000"/>
+        </w:rPr>
+      </w:pPr>
+      <w:r>
+        <w:rPr>
+          <w:rFonts w:eastAsiaTheme="minorEastAsia"/>
+          <w:color w:val="EE0000"/>
+        </w:rPr>
+        <w:t>only after deterioration is confirmed, followed by chronological revalidation before replacing the existing model.</w:t>
+      </w:r>
+    </w:p>
+    <w:p>
+      <w:pPr>
+        <w:rPr>
+          <w:rFonts w:eastAsiaTheme="minorEastAsia"/>
+          <w:color w:val="EE0000"/>
+        </w:rPr>
+      </w:pPr>
+      <w:r>
+        <w:rPr>
+          <w:rFonts w:eastAsiaTheme="minorEastAsia"/>
+          <w:color w:val="EE0000"/>
+        </w:rPr>
+        <w:t>Persistent positive signed errors or unusually high WAE within specific townships or price groups would trigger targeted analyst review, even if overall performance remained stable. Missing values, unseen categories and implausible property characteristics would trigger immediate data checks and manual review of affected estimates.</w:t>
+      </w:r>
+    </w:p>
+    <w:p>
+      <w:pPr>
+        <w:rPr>
+          <w:rFonts w:eastAsiaTheme="minorEastAsia"/>
+          <w:color w:val="EE0000"/>
+        </w:rPr>
+      </w:pPr>
+    </w:p>
+    <w:p>
+      <w:pPr>
+        <w:rPr>
+          <w:rFonts w:eastAsiaTheme="minorEastAsia" w:hint="eastAsia"/>
+          <w:color w:val="EE0000"/>
+        </w:rPr>
+      </w:pPr>
+      <w:r>
+        <w:rPr>
+          <w:rFonts w:eastAsiaTheme="minorEastAsia"/>
+          <w:color w:val="EE0000"/>
+        </w:rPr>
+        <w:t xml:space="preserve">Because sale prices are observed only for sold homes, analyst adjustments should also be </w:t>
       </w:r>
       <w:proofErr w:type="gramStart"/>
       <w:r>
         <w:rPr>
           <w:rFonts w:eastAsiaTheme="minorEastAsia"/>
-        </w:rPr>
-        <w:t>review</w:t>
+          <w:color w:val="EE0000"/>
+        </w:rPr>
+        <w:t>monitored, but</w:t>
       </w:r>
       <w:proofErr w:type="gramEnd"/>
       <w:r>
         <w:rPr>
           <w:rFonts w:eastAsiaTheme="minorEastAsia"/>
-        </w:rPr>
-        <w:t xml:space="preserve"> and the model should be investigated for recalibration or retraining. Because sale prices become observable only after transactions occur, monitoring should also include data-quality checks before outcome-based accuracy can be assessed.</w:t>
-      </w:r>
-    </w:p>
-    <w:p>
-      <w:pPr>
-        <w:rPr>
-          <w:rFonts w:eastAsiaTheme="minorEastAsia"/>
-        </w:rPr>
-      </w:pPr>
+          <w:color w:val="EE0000"/>
+        </w:rPr>
+        <w:t xml:space="preserve"> not treated as direct evidence of prediction accuracy for unsold properties.</w:t>
+      </w:r>
     </w:p>
     <w:p>
       <w:pPr>
@@ -3676,7 +4533,6 @@
         <w:ind w:left="477" w:right="0" w:hanging="484"/>
       </w:pPr>
       <w:r>
-        <w:lastRenderedPageBreak/>
         <w:t>AI use and reflection</w:t>
       </w:r>
     </w:p>
@@ -3973,6 +4829,7 @@
         <w:ind w:left="477" w:right="0" w:hanging="484"/>
       </w:pPr>
       <w:r>
+        <w:lastRenderedPageBreak/>
         <w:t>Formatting and submission</w:t>
       </w:r>
     </w:p>

--- a/doc/QBUS6810_assignment_instructions.docx
+++ b/doc/QBUS6810_assignment_instructions.docx
@@ -49,15 +49,7 @@
         <w:ind w:left="10"/>
       </w:pPr>
       <w:r>
-        <w:t xml:space="preserve">Cook County is a county in the US state of Illinois. It includes Chicago and surrounding suburbs. The Assessor’s Office is a local government agency. It uses estimates of what properties would </w:t>
-      </w:r>
-      <w:proofErr w:type="gramStart"/>
-      <w:r>
-        <w:t>sell for</w:t>
-      </w:r>
-      <w:proofErr w:type="gramEnd"/>
-      <w:r>
-        <w:t xml:space="preserve"> to help assess them for tax purposes. A home does not need to be on the market for the office to assess it.</w:t>
+        <w:t>Cook County is a county in the US state of Illinois. It includes Chicago and surrounding suburbs. The Assessor’s Office is a local government agency. It uses estimates of what properties would sell for to help assess them for tax purposes. A home does not need to be on the market for the office to assess it.</w:t>
       </w:r>
       <w:r>
         <w:rPr>
@@ -72,15 +64,7 @@
         <w:ind w:left="10"/>
       </w:pPr>
       <w:r>
-        <w:t xml:space="preserve">You are given historical transactions with known sale prices. Use these records to train and test your model, with </w:t>
-      </w:r>
-      <w:proofErr w:type="spellStart"/>
-      <w:r>
-        <w:t>sale_price</w:t>
-      </w:r>
-      <w:proofErr w:type="spellEnd"/>
-      <w:r>
-        <w:t xml:space="preserve"> in US dollars as the outcome. The proposed use is to provide an initial price estimate for a home without a recent sale, for a property analyst to review. Recommend whether your results support this use, considering prediction errors and the limits of learning only from homes that sold.</w:t>
+        <w:t>You are given historical transactions with known sale prices. Use these records to train and test your model, with sale_price in US dollars as the outcome. The proposed use is to provide an initial price estimate for a home without a recent sale, for a property analyst to review. Recommend whether your results support this use, considering prediction errors and the limits of learning only from homes that sold.</w:t>
       </w:r>
     </w:p>
     <w:p>
@@ -98,15 +82,7 @@
         <w:ind w:left="10"/>
       </w:pPr>
       <w:r>
-        <w:t xml:space="preserve">The supplied public records contain completed sales and property characteristics, including building size, age, location, nearby facilities and </w:t>
-      </w:r>
-      <w:proofErr w:type="spellStart"/>
-      <w:r>
-        <w:t>neighbourhood</w:t>
-      </w:r>
-      <w:proofErr w:type="spellEnd"/>
-      <w:r>
-        <w:t xml:space="preserve"> information. They do not contain property listings or asking prices. Homes without a recorded sale in this sample are not included; their sale prices are unobserved.</w:t>
+        <w:t>The supplied public records contain completed sales and property characteristics, including building size, age, location, nearby facilities and neighbourhood information. They do not contain property listings or asking prices. Homes without a recorded sale in this sample are not included; their sale prices are unobserved.</w:t>
       </w:r>
     </w:p>
     <w:p>
@@ -141,15 +117,7 @@
         <w:ind w:hanging="279"/>
       </w:pPr>
       <w:r>
-        <w:t xml:space="preserve">properties_2022.csv: 98,899 properties, with a property identifier and 97 property and </w:t>
-      </w:r>
-      <w:proofErr w:type="spellStart"/>
-      <w:r>
-        <w:t>neighbourhood</w:t>
-      </w:r>
-      <w:proofErr w:type="spellEnd"/>
-      <w:r>
-        <w:t xml:space="preserve"> features.</w:t>
+        <w:t>properties_2022.csv: 98,899 properties, with a property identifier and 97 property and neighbourhood features.</w:t>
       </w:r>
     </w:p>
     <w:p>
@@ -158,15 +126,7 @@
         <w:ind w:left="10"/>
       </w:pPr>
       <w:r>
-        <w:t xml:space="preserve">Join on </w:t>
-      </w:r>
-      <w:proofErr w:type="spellStart"/>
-      <w:r>
-        <w:t>property_id</w:t>
-      </w:r>
-      <w:proofErr w:type="spellEnd"/>
-      <w:r>
-        <w:t>. Each sale should match one property record. A property may have several sales. Read QBUS6810_data_dictionary.pdf and variable_dictionary.csv for field definitions. All required data are supplied as CSV files.</w:t>
+        <w:t>Join on property_id. Each sale should match one property record. A property may have several sales. Read QBUS6810_data_dictionary.pdf and variable_dictionary.csv for field definitions. All required data are supplied as CSV files.</w:t>
       </w:r>
     </w:p>
     <w:p>
@@ -183,55 +143,7 @@
         <w:ind w:left="10"/>
       </w:pPr>
       <w:r>
-        <w:t xml:space="preserve">The target is </w:t>
-      </w:r>
-      <w:proofErr w:type="spellStart"/>
-      <w:r>
-        <w:t>sale_price</w:t>
-      </w:r>
-      <w:proofErr w:type="spellEnd"/>
-      <w:r>
-        <w:t xml:space="preserve">. Property features come from the 2022 archive, before the sales. The </w:t>
-      </w:r>
-      <w:proofErr w:type="spellStart"/>
-      <w:r>
-        <w:t>sale_date</w:t>
-      </w:r>
-      <w:proofErr w:type="spellEnd"/>
-      <w:r>
-        <w:t xml:space="preserve"> field provides calendar information for </w:t>
-      </w:r>
-      <w:proofErr w:type="spellStart"/>
-      <w:r>
-        <w:t>analysing</w:t>
-      </w:r>
-      <w:proofErr w:type="spellEnd"/>
-      <w:r>
-        <w:t xml:space="preserve"> prices over time. Do not use </w:t>
-      </w:r>
-      <w:proofErr w:type="spellStart"/>
-      <w:r>
-        <w:t>sale_price</w:t>
-      </w:r>
-      <w:proofErr w:type="spellEnd"/>
-      <w:r>
-        <w:t xml:space="preserve">, </w:t>
-      </w:r>
-      <w:proofErr w:type="spellStart"/>
-      <w:r>
-        <w:t>property_id</w:t>
-      </w:r>
-      <w:proofErr w:type="spellEnd"/>
-      <w:r>
-        <w:t xml:space="preserve"> or </w:t>
-      </w:r>
-      <w:proofErr w:type="spellStart"/>
-      <w:r>
-        <w:t>transaction_id</w:t>
-      </w:r>
-      <w:proofErr w:type="spellEnd"/>
-      <w:r>
-        <w:t xml:space="preserve"> as input features. Keep the identifiers for joining data and checking repeated sales.</w:t>
+        <w:t>The target is sale_price. Property features come from the 2022 archive, before the sales. The sale_date field provides calendar information for analysing prices over time. Do not use sale_price, property_id or transaction_id as input features. Keep the identifiers for joining data and checking repeated sales.</w:t>
       </w:r>
     </w:p>
     <w:p>
@@ -374,35 +286,7 @@
         <w:rPr>
           <w:rFonts w:eastAsiaTheme="minorEastAsia" w:hint="eastAsia"/>
         </w:rPr>
-        <w:t xml:space="preserve">s Office must assess a large </w:t>
-      </w:r>
-      <w:proofErr w:type="gramStart"/>
-      <w:r>
-        <w:rPr>
-          <w:rFonts w:eastAsiaTheme="minorEastAsia" w:hint="eastAsia"/>
-        </w:rPr>
-        <w:t>amount</w:t>
-      </w:r>
-      <w:proofErr w:type="gramEnd"/>
-      <w:r>
-        <w:rPr>
-          <w:rFonts w:eastAsiaTheme="minorEastAsia" w:hint="eastAsia"/>
-        </w:rPr>
-        <w:t xml:space="preserve"> of residential properties in Cook County for property tax purposes. Since many homes do not have recent recorded </w:t>
-      </w:r>
-      <w:proofErr w:type="gramStart"/>
-      <w:r>
-        <w:rPr>
-          <w:rFonts w:eastAsiaTheme="minorEastAsia" w:hint="eastAsia"/>
-        </w:rPr>
-        <w:t>sale</w:t>
-      </w:r>
-      <w:proofErr w:type="gramEnd"/>
-      <w:r>
-        <w:rPr>
-          <w:rFonts w:eastAsiaTheme="minorEastAsia" w:hint="eastAsia"/>
-        </w:rPr>
-        <w:t xml:space="preserve">, their market value cannot be observed directly. However, the office still needs to estimate what each property would sell for as of </w:t>
+        <w:t xml:space="preserve">s Office must assess a large amount of residential properties in Cook County for property tax purposes. Since many homes do not have recent recorded sale, their market value cannot be observed directly. However, the office still needs to estimate what each property would sell for as of </w:t>
       </w:r>
       <w:r>
         <w:rPr>
@@ -594,15 +478,7 @@
         <w:t xml:space="preserve">2a. </w:t>
       </w:r>
       <w:r>
-        <w:t xml:space="preserve">What does each row represent? Verify the </w:t>
-      </w:r>
-      <w:proofErr w:type="gramStart"/>
-      <w:r>
-        <w:t>join</w:t>
-      </w:r>
-      <w:proofErr w:type="gramEnd"/>
-      <w:r>
-        <w:t>, check for duplicate records and repeated sales of the same property, and justify how you handle them.</w:t>
+        <w:t>What does each row represent? Verify the join, check for duplicate records and repeated sales of the same property, and justify how you handle them.</w:t>
       </w:r>
     </w:p>
     <w:p>
@@ -737,7 +613,27 @@
           <w:sz w:val="21"/>
           <w:szCs w:val="22"/>
         </w:rPr>
-        <w:t>Table 1. Global Mean baseline performance on the 2024 validation set</w:t>
+        <w:t xml:space="preserve">Table </w:t>
+      </w:r>
+      <w:r>
+        <w:rPr>
+          <w:rFonts w:eastAsiaTheme="minorEastAsia" w:hint="eastAsia"/>
+          <w:b/>
+          <w:bCs/>
+          <w:sz w:val="21"/>
+          <w:szCs w:val="22"/>
+        </w:rPr>
+        <w:t>3.1</w:t>
+      </w:r>
+      <w:r>
+        <w:rPr>
+          <w:rFonts w:eastAsiaTheme="minorEastAsia"/>
+          <w:b/>
+          <w:bCs/>
+          <w:sz w:val="21"/>
+          <w:szCs w:val="22"/>
+        </w:rPr>
+        <w:t>. Global Mean baseline performance on the 2024 validation set</w:t>
       </w:r>
     </w:p>
     <w:tbl>
@@ -794,7 +690,6 @@
                 <w:rFonts w:eastAsiaTheme="minorEastAsia" w:hint="eastAsia"/>
               </w:rPr>
             </w:pPr>
-            <w:proofErr w:type="gramStart"/>
             <w:r>
               <w:rPr>
                 <w:rFonts w:eastAsiaTheme="minorEastAsia"/>
@@ -818,15 +713,7 @@
                 <w:b w:val="0"/>
                 <w:bCs w:val="0"/>
               </w:rPr>
-              <w:t>(</w:t>
-            </w:r>
-            <w:proofErr w:type="gramEnd"/>
-            <w:r>
-              <w:rPr>
-                <w:b w:val="0"/>
-                <w:bCs w:val="0"/>
-              </w:rPr>
-              <w:t>$)</w:t>
+              <w:t>($)</w:t>
             </w:r>
           </w:p>
         </w:tc>
@@ -843,7 +730,6 @@
                 <w:rFonts w:eastAsiaTheme="minorEastAsia"/>
               </w:rPr>
             </w:pPr>
-            <w:proofErr w:type="gramStart"/>
             <w:r>
               <w:rPr>
                 <w:rFonts w:eastAsiaTheme="minorEastAsia" w:hint="eastAsia"/>
@@ -861,15 +747,7 @@
                 <w:b w:val="0"/>
                 <w:bCs w:val="0"/>
               </w:rPr>
-              <w:t>(</w:t>
-            </w:r>
-            <w:proofErr w:type="gramEnd"/>
-            <w:r>
-              <w:rPr>
-                <w:b w:val="0"/>
-                <w:bCs w:val="0"/>
-              </w:rPr>
-              <w:t>$)</w:t>
+              <w:t>($)</w:t>
             </w:r>
           </w:p>
         </w:tc>
@@ -1043,7 +921,23 @@
           <w:color w:val="auto"/>
           <w:szCs w:val="22"/>
         </w:rPr>
-        <w:t>As shown in Table 1, the baseline provides a reference for evaluating the improvements achieved by subsequent models.</w:t>
+        <w:t xml:space="preserve">As shown in Table </w:t>
+      </w:r>
+      <w:r>
+        <w:rPr>
+          <w:rFonts w:eastAsiaTheme="minorEastAsia" w:hint="eastAsia"/>
+          <w:sz w:val="21"/>
+          <w:szCs w:val="22"/>
+        </w:rPr>
+        <w:t>3.1</w:t>
+      </w:r>
+      <w:r>
+        <w:rPr>
+          <w:rFonts w:eastAsiaTheme="minorEastAsia"/>
+          <w:color w:val="auto"/>
+          <w:szCs w:val="22"/>
+        </w:rPr>
+        <w:t>, the baseline provides a reference for evaluating the improvements achieved by subsequent models.</w:t>
       </w:r>
     </w:p>
     <w:p>
@@ -1073,63 +967,7 @@
         <w:rPr>
           <w:rFonts w:eastAsiaTheme="minorEastAsia"/>
         </w:rPr>
-        <w:t xml:space="preserve">Linear Regression, Ridge and Lasso were compared to assess whether </w:t>
-      </w:r>
-      <w:proofErr w:type="spellStart"/>
-      <w:r>
-        <w:rPr>
-          <w:rFonts w:eastAsiaTheme="minorEastAsia"/>
-        </w:rPr>
-        <w:t>regularisation</w:t>
-      </w:r>
-      <w:proofErr w:type="spellEnd"/>
-      <w:r>
-        <w:rPr>
-          <w:rFonts w:eastAsiaTheme="minorEastAsia"/>
-        </w:rPr>
-        <w:t xml:space="preserve"> improves price prediction. Linear Regression provides an </w:t>
-      </w:r>
-      <w:proofErr w:type="spellStart"/>
-      <w:r>
-        <w:rPr>
-          <w:rFonts w:eastAsiaTheme="minorEastAsia"/>
-        </w:rPr>
-        <w:t>unregularised</w:t>
-      </w:r>
-      <w:proofErr w:type="spellEnd"/>
-      <w:r>
-        <w:rPr>
-          <w:rFonts w:eastAsiaTheme="minorEastAsia"/>
-        </w:rPr>
-        <w:t xml:space="preserve"> reference, while Ridge uses L2 </w:t>
-      </w:r>
-      <w:proofErr w:type="spellStart"/>
-      <w:r>
-        <w:rPr>
-          <w:rFonts w:eastAsiaTheme="minorEastAsia"/>
-        </w:rPr>
-        <w:t>regularisation</w:t>
-      </w:r>
-      <w:proofErr w:type="spellEnd"/>
-      <w:r>
-        <w:rPr>
-          <w:rFonts w:eastAsiaTheme="minorEastAsia"/>
-        </w:rPr>
-        <w:t xml:space="preserve"> to shrink coefficients and reduce instability. Lasso uses L1 </w:t>
-      </w:r>
-      <w:proofErr w:type="spellStart"/>
-      <w:r>
-        <w:rPr>
-          <w:rFonts w:eastAsiaTheme="minorEastAsia"/>
-        </w:rPr>
-        <w:t>regularisation</w:t>
-      </w:r>
-      <w:proofErr w:type="spellEnd"/>
-      <w:r>
-        <w:rPr>
-          <w:rFonts w:eastAsiaTheme="minorEastAsia"/>
-        </w:rPr>
-        <w:t>, which can also set coefficients to zero. These approaches were selected to examine whether controlling complexity improves validation performance.</w:t>
+        <w:t>Linear Regression, Ridge and Lasso were compared to assess whether regularisation improves price prediction. Linear Regression provides an unregularised reference, while Ridge uses L2 regularisation to shrink coefficients and reduce instability. Lasso uses L1 regularisation, which can also set coefficients to zero. These approaches were selected to examine whether controlling complexity improves validation performance.</w:t>
       </w:r>
     </w:p>
     <w:p>
@@ -1165,7 +1003,23 @@
           <w:b/>
           <w:bCs/>
         </w:rPr>
-        <w:t>Table 4. Comparison of linear regression approaches using the same Feature Set D on the 2024 H2 validation set</w:t>
+        <w:t xml:space="preserve">Table </w:t>
+      </w:r>
+      <w:r>
+        <w:rPr>
+          <w:rFonts w:eastAsiaTheme="minorEastAsia" w:hint="eastAsia"/>
+          <w:b/>
+          <w:bCs/>
+        </w:rPr>
+        <w:t>3.2</w:t>
+      </w:r>
+      <w:r>
+        <w:rPr>
+          <w:rFonts w:eastAsiaTheme="minorEastAsia"/>
+          <w:b/>
+          <w:bCs/>
+        </w:rPr>
+        <w:t>. Comparison of linear regression approaches using the same Feature Set D on the 2024 H2 validation set</w:t>
       </w:r>
     </w:p>
     <w:tbl>
@@ -1830,35 +1684,19 @@
         <w:rPr>
           <w:rFonts w:eastAsiaTheme="minorEastAsia"/>
         </w:rPr>
-        <w:t xml:space="preserve">As shown in Table 4, both </w:t>
-      </w:r>
-      <w:proofErr w:type="spellStart"/>
-      <w:r>
-        <w:rPr>
-          <w:rFonts w:eastAsiaTheme="minorEastAsia"/>
-        </w:rPr>
-        <w:t>regularised</w:t>
-      </w:r>
-      <w:proofErr w:type="spellEnd"/>
-      <w:r>
-        <w:rPr>
-          <w:rFonts w:eastAsiaTheme="minorEastAsia"/>
-        </w:rPr>
-        <w:t xml:space="preserve"> approaches outperformed Linear Regression across the reported metrics. Lasso achieved the lowest WAE (2:1), approximately 3.0% below Linear Regression, suggesting that </w:t>
-      </w:r>
-      <w:proofErr w:type="spellStart"/>
-      <w:r>
-        <w:rPr>
-          <w:rFonts w:eastAsiaTheme="minorEastAsia"/>
-        </w:rPr>
-        <w:t>regularisation</w:t>
-      </w:r>
-      <w:proofErr w:type="spellEnd"/>
-      <w:r>
-        <w:rPr>
-          <w:rFonts w:eastAsiaTheme="minorEastAsia"/>
-        </w:rPr>
-        <w:t xml:space="preserve"> improved validation performance for this feature representation. However, Lasso's advantage over Ridge was only 0.36%, indicating a modest rather than decisive improvement.</w:t>
+        <w:t xml:space="preserve">As shown in Table </w:t>
+      </w:r>
+      <w:r>
+        <w:rPr>
+          <w:rFonts w:eastAsiaTheme="minorEastAsia"/>
+        </w:rPr>
+        <w:t>3.2</w:t>
+      </w:r>
+      <w:r>
+        <w:rPr>
+          <w:rFonts w:eastAsiaTheme="minorEastAsia"/>
+        </w:rPr>
+        <w:t>, both regularised approaches outperformed Linear Regression across the reported metrics. Lasso achieved the lowest WAE (2:1), approximately 3.0% below Linear Regression, suggesting that regularisation improved validation performance for this feature representation. However, Lasso's advantage over Ridge was only 0.36%, indicating a modest rather than decisive improvement.</w:t>
       </w:r>
     </w:p>
     <w:p>
@@ -1931,35 +1769,7 @@
         <w:rPr>
           <w:rFonts w:eastAsiaTheme="minorEastAsia"/>
         </w:rPr>
-        <w:t xml:space="preserve">Repeated sales are retained rather than enforcing a property-disjoint split, as properties may require valuation in different periods. Of the 18,132 validation transactions, 1,677 (9.25%) involve properties also observed in training. This overlap does </w:t>
-      </w:r>
-      <w:proofErr w:type="gramStart"/>
-      <w:r>
-        <w:rPr>
-          <w:rFonts w:eastAsiaTheme="minorEastAsia"/>
-        </w:rPr>
-        <w:t>not itself</w:t>
-      </w:r>
-      <w:proofErr w:type="gramEnd"/>
-      <w:r>
-        <w:rPr>
-          <w:rFonts w:eastAsiaTheme="minorEastAsia"/>
-        </w:rPr>
-        <w:t xml:space="preserve"> indicate data leakage but may limit representativeness for homes without recent sales. Property and transaction IDs are excluded from predictors, while </w:t>
-      </w:r>
-      <w:proofErr w:type="spellStart"/>
-      <w:r>
-        <w:rPr>
-          <w:rFonts w:eastAsiaTheme="minorEastAsia"/>
-        </w:rPr>
-        <w:t>sale_price</w:t>
-      </w:r>
-      <w:proofErr w:type="spellEnd"/>
-      <w:r>
-        <w:rPr>
-          <w:rFonts w:eastAsiaTheme="minorEastAsia"/>
-        </w:rPr>
-        <w:t xml:space="preserve"> remains the target.</w:t>
+        <w:t>Repeated sales are retained rather than enforcing a property-disjoint split, as properties may require valuation in different periods. Of the 18,132 validation transactions, 1,677 (9.25%) involve properties also observed in training. This overlap does not itself indicate data leakage but may limit representativeness for homes without recent sales. Property and transaction IDs are excluded from predictors, while sale_price remains the target.</w:t>
       </w:r>
     </w:p>
     <w:p>
@@ -1998,15 +1808,7 @@
         <w:t xml:space="preserve">3d. </w:t>
       </w:r>
       <w:r>
-        <w:t xml:space="preserve">Show how experiments </w:t>
-      </w:r>
-      <w:proofErr w:type="gramStart"/>
-      <w:r>
-        <w:t>informed</w:t>
-      </w:r>
-      <w:proofErr w:type="gramEnd"/>
-      <w:r>
-        <w:t xml:space="preserve"> your decisions. Include a comparison of feature sets.</w:t>
+        <w:t>Show how experiments informed your decisions. Include a comparison of feature sets.</w:t>
       </w:r>
     </w:p>
     <w:p>
@@ -2084,7 +1886,25 @@
           <w:bCs/>
           <w:color w:val="000000" w:themeColor="text1"/>
         </w:rPr>
-        <w:t>Table 2. Linear Regression feature-set comparison on the 2024 H2 validation set</w:t>
+        <w:t xml:space="preserve">Table </w:t>
+      </w:r>
+      <w:r>
+        <w:rPr>
+          <w:rFonts w:eastAsiaTheme="minorEastAsia" w:hint="eastAsia"/>
+          <w:b/>
+          <w:bCs/>
+          <w:color w:val="000000" w:themeColor="text1"/>
+        </w:rPr>
+        <w:t>3.3</w:t>
+      </w:r>
+      <w:r>
+        <w:rPr>
+          <w:rFonts w:eastAsiaTheme="minorEastAsia"/>
+          <w:b/>
+          <w:bCs/>
+          <w:color w:val="000000" w:themeColor="text1"/>
+        </w:rPr>
+        <w:t>. Linear Regression feature-set comparison on the 2024 H2 validation set</w:t>
       </w:r>
     </w:p>
     <w:tbl>
@@ -2811,23 +2631,21 @@
           <w:rFonts w:eastAsiaTheme="minorEastAsia"/>
           <w:color w:val="000000" w:themeColor="text1"/>
         </w:rPr>
-        <w:t xml:space="preserve">As shown in Table 2, location predictors performed better than property characteristics when used separately. Combining </w:t>
-      </w:r>
-      <w:proofErr w:type="gramStart"/>
+        <w:t xml:space="preserve">As shown in Table </w:t>
+      </w:r>
       <w:r>
         <w:rPr>
           <w:rFonts w:eastAsiaTheme="minorEastAsia"/>
           <w:color w:val="000000" w:themeColor="text1"/>
         </w:rPr>
-        <w:t>them</w:t>
-      </w:r>
-      <w:proofErr w:type="gramEnd"/>
+        <w:t>3.3</w:t>
+      </w:r>
       <w:r>
         <w:rPr>
           <w:rFonts w:eastAsiaTheme="minorEastAsia"/>
           <w:color w:val="000000" w:themeColor="text1"/>
         </w:rPr>
-        <w:t xml:space="preserve"> reduced WAE (2:1) by 18.1% relative to A and 36.1% relative to B, supporting their complementary predictive value. The Size × Age interaction further reduced WAE by only 0.26%. Set D therefore offered a modest improvement, rather than evidence that interactions generally produce substantial gains.</w:t>
+        <w:t>, location predictors performed better than property characteristics when used separately. Combining them reduced WAE (2:1) by 18.1% relative to A and 36.1% relative to B, supporting their complementary predictive value. The Size × Age interaction further reduced WAE by only 0.26%. Set D therefore offered a modest improvement, rather than evidence that interactions generally produce substantial gains.</w:t>
       </w:r>
     </w:p>
     <w:p>
@@ -2850,23 +2668,7 @@
           <w:rFonts w:eastAsiaTheme="minorEastAsia"/>
           <w:color w:val="000000" w:themeColor="text1"/>
         </w:rPr>
-        <w:t xml:space="preserve">Additional experiments tested whether other business-motivated interactions were more useful. Building size may have different price relationships across property classes or townships; land area may also be valued differently across locations, while basement-related price effects may depend on flood exposure. A common time-aware feature base (E0) was used for these experiments. To make the incremental comparisons clearer, Table 3 holds Ridge </w:t>
-      </w:r>
-      <w:proofErr w:type="spellStart"/>
-      <w:r>
-        <w:rPr>
-          <w:rFonts w:eastAsiaTheme="minorEastAsia"/>
-          <w:color w:val="000000" w:themeColor="text1"/>
-        </w:rPr>
-        <w:t>regularisation</w:t>
-      </w:r>
-      <w:proofErr w:type="spellEnd"/>
-      <w:r>
-        <w:rPr>
-          <w:rFonts w:eastAsiaTheme="minorEastAsia"/>
-          <w:color w:val="000000" w:themeColor="text1"/>
-        </w:rPr>
-        <w:t xml:space="preserve"> at α = 8 and changes the interaction specifications.</w:t>
+        <w:t>Additional experiments tested whether other business-motivated interactions were more useful. Building size may have different price relationships across property classes or townships; land area may also be valued differently across locations, while basement-related price effects may depend on flood exposure. A common time-aware feature base (E0) was used for these experiments. To make the incremental comparisons clearer, Table 3 holds Ridge regularisation at α = 8 and changes the interaction specifications.</w:t>
       </w:r>
     </w:p>
     <w:p>
@@ -2883,7 +2685,25 @@
           <w:bCs/>
           <w:color w:val="000000" w:themeColor="text1"/>
         </w:rPr>
-        <w:t>Table 3. Additional interaction experiments on the 2024 H2 validation set, Ridge α = 8</w:t>
+        <w:t xml:space="preserve">Table </w:t>
+      </w:r>
+      <w:r>
+        <w:rPr>
+          <w:rFonts w:eastAsiaTheme="minorEastAsia" w:hint="eastAsia"/>
+          <w:b/>
+          <w:bCs/>
+          <w:color w:val="000000" w:themeColor="text1"/>
+        </w:rPr>
+        <w:t>3.4</w:t>
+      </w:r>
+      <w:r>
+        <w:rPr>
+          <w:rFonts w:eastAsiaTheme="minorEastAsia"/>
+          <w:b/>
+          <w:bCs/>
+          <w:color w:val="000000" w:themeColor="text1"/>
+        </w:rPr>
+        <w:t>. Additional interaction experiments on the 2024 H2 validation set, Ridge α = 8</w:t>
       </w:r>
     </w:p>
     <w:tbl>
@@ -3674,69 +3494,67 @@
           <w:rFonts w:eastAsiaTheme="minorEastAsia"/>
           <w:color w:val="000000" w:themeColor="text1"/>
         </w:rPr>
-        <w:t>Table 3 shows that interaction value depended on the variables involved. Size × Township reduced WAE (2:1) relative to E0, whereas Basement × Flood provided no improvement. Combining the selected interactions in E6 reduced WAE by approximately 4.5% relative to E0 and substantially improved MAE and R². Thus, the evidence supported selective interaction engineering rather than indiscriminately adding complexity.</w:t>
-      </w:r>
-    </w:p>
-    <w:p>
-      <w:pPr>
-        <w:rPr>
-          <w:rFonts w:eastAsiaTheme="minorEastAsia"/>
-          <w:color w:val="000000" w:themeColor="text1"/>
-        </w:rPr>
-      </w:pPr>
-    </w:p>
-    <w:p>
-      <w:pPr>
-        <w:rPr>
-          <w:rFonts w:eastAsiaTheme="minorEastAsia"/>
-          <w:color w:val="000000" w:themeColor="text1"/>
-        </w:rPr>
-      </w:pPr>
-      <w:r>
-        <w:rPr>
-          <w:rFonts w:eastAsiaTheme="minorEastAsia"/>
-          <w:color w:val="000000" w:themeColor="text1"/>
-        </w:rPr>
-        <w:t>However, stronger conventional metrics did not guarantee better performance under the main business objective. Even after tuning, E6 with Ridge (α = 5) achieved WAE (2:1) of $161,807.35, whereas the simpler D feature set with Lasso (α = 20) achieved $152,566.39. The latter was therefore the preferred candidate among the evaluated linear-family configurations under the pre-specified criterion.</w:t>
-      </w:r>
-    </w:p>
-    <w:p>
-      <w:pPr>
-        <w:rPr>
-          <w:rFonts w:eastAsiaTheme="minorEastAsia"/>
-          <w:color w:val="000000" w:themeColor="text1"/>
-        </w:rPr>
-      </w:pPr>
-    </w:p>
-    <w:p>
-      <w:pPr>
+        <w:t>Table 3</w:t>
+      </w:r>
+      <w:r>
         <w:rPr>
           <w:rFonts w:eastAsiaTheme="minorEastAsia" w:hint="eastAsia"/>
           <w:color w:val="000000" w:themeColor="text1"/>
         </w:rPr>
-      </w:pPr>
+        <w:t>.4</w:t>
+      </w:r>
       <w:r>
         <w:rPr>
           <w:rFonts w:eastAsiaTheme="minorEastAsia"/>
           <w:color w:val="000000" w:themeColor="text1"/>
         </w:rPr>
-        <w:t xml:space="preserve">This final comparison concerns complete model configurations, not the isolated effect of interactions, because the feature bases and estimators differ. The results also reflect one validation period and do not establish that the same ranking will hold for future periods or unsold homes. Nevertheless, the experiments provide a clear basis for retaining both location and property information, testing interactions selectively, and </w:t>
-      </w:r>
-      <w:proofErr w:type="spellStart"/>
-      <w:r>
+        <w:t xml:space="preserve"> shows that interaction value depended on the variables involved. Size × Township reduced WAE (2:1) relative to E0, whereas Basement × Flood provided no improvement. Combining the selected interactions in E6 reduced WAE by approximately 4.5% relative to E0 and substantially improved MAE and R². Thus, the evidence supported selective interaction engineering rather than indiscriminately adding complexity.</w:t>
+      </w:r>
+    </w:p>
+    <w:p>
+      <w:pPr>
         <w:rPr>
           <w:rFonts w:eastAsiaTheme="minorEastAsia"/>
           <w:color w:val="000000" w:themeColor="text1"/>
         </w:rPr>
-        <w:t>prioritising</w:t>
-      </w:r>
-      <w:proofErr w:type="spellEnd"/>
-      <w:r>
+      </w:pPr>
+    </w:p>
+    <w:p>
+      <w:pPr>
         <w:rPr>
           <w:rFonts w:eastAsiaTheme="minorEastAsia"/>
           <w:color w:val="000000" w:themeColor="text1"/>
         </w:rPr>
-        <w:t xml:space="preserve"> business-weighted validation performance over feature complexity alone.</w:t>
+      </w:pPr>
+      <w:r>
+        <w:rPr>
+          <w:rFonts w:eastAsiaTheme="minorEastAsia"/>
+          <w:color w:val="000000" w:themeColor="text1"/>
+        </w:rPr>
+        <w:t>However, stronger conventional metrics did not guarantee better performance under the main business objective. Even after tuning, E6 with Ridge (α = 5) achieved WAE (2:1) of $161,807.35, whereas the simpler D feature set with Lasso (α = 20) achieved $152,566.39. The latter was therefore the preferred candidate among the evaluated linear-family configurations under the pre-specified criterion.</w:t>
+      </w:r>
+    </w:p>
+    <w:p>
+      <w:pPr>
+        <w:rPr>
+          <w:rFonts w:eastAsiaTheme="minorEastAsia"/>
+          <w:color w:val="000000" w:themeColor="text1"/>
+        </w:rPr>
+      </w:pPr>
+    </w:p>
+    <w:p>
+      <w:pPr>
+        <w:rPr>
+          <w:rFonts w:eastAsiaTheme="minorEastAsia" w:hint="eastAsia"/>
+          <w:color w:val="000000" w:themeColor="text1"/>
+        </w:rPr>
+      </w:pPr>
+      <w:r>
+        <w:rPr>
+          <w:rFonts w:eastAsiaTheme="minorEastAsia"/>
+          <w:color w:val="000000" w:themeColor="text1"/>
+        </w:rPr>
+        <w:t>This final comparison concerns complete model configurations, not the isolated effect of interactions, because the feature bases and estimators differ. The results also reflect one validation period and do not establish that the same ranking will hold for future periods or unsold homes. Nevertheless, the experiments provide a clear basis for retaining both location and property information, testing interactions selectively, and prioritising business-weighted validation performance over feature complexity alone.</w:t>
       </w:r>
     </w:p>
     <w:p>
@@ -3831,53 +3649,67 @@
           <w:rFonts w:eastAsiaTheme="minorEastAsia" w:hint="eastAsia"/>
           <w:color w:val="EE0000"/>
         </w:rPr>
-        <w:t xml:space="preserve">We </w:t>
-      </w:r>
-      <w:proofErr w:type="spellStart"/>
+        <w:t xml:space="preserve">We prioritised avoiding overvaluation because the model is intended to support residential assessments. If an inflated estimate passes through review, it could disadvantage the homeowner and lead to an assessment challenge. </w:t>
+      </w:r>
+      <w:r>
+        <w:rPr>
+          <w:rFonts w:eastAsiaTheme="minorEastAsia"/>
+          <w:color w:val="EE0000"/>
+        </w:rPr>
+        <w:t>We therefore pre-specified WAE with a 2:1 overvaluation-to-undervaluation weighting as the primary validation metric for model selection</w:t>
+      </w:r>
       <w:r>
         <w:rPr>
           <w:rFonts w:eastAsiaTheme="minorEastAsia" w:hint="eastAsia"/>
           <w:color w:val="EE0000"/>
         </w:rPr>
-        <w:t>prioritised</w:t>
-      </w:r>
-      <w:proofErr w:type="spellEnd"/>
+        <w:t>, placing greater emphasis on this risk while still penalising undervaluation. The ratio reflects our judgement about the intended use, rather than an empirically estimated difference in the costs of the two errors.</w:t>
+      </w:r>
+    </w:p>
+    <w:p>
+      <w:pPr>
+        <w:ind w:left="10"/>
+        <w:rPr>
+          <w:rFonts w:eastAsiaTheme="minorEastAsia"/>
+          <w:color w:val="EE0000"/>
+        </w:rPr>
+      </w:pPr>
       <w:r>
         <w:rPr>
           <w:rFonts w:eastAsiaTheme="minorEastAsia" w:hint="eastAsia"/>
           <w:color w:val="EE0000"/>
         </w:rPr>
-        <w:t xml:space="preserve"> avoiding overvaluation because the model is intended to support residential assessments. If an inflated estimate passes through review, it could disadvantage the homeowner and lead to an assessment challenge. </w:t>
-      </w:r>
-      <w:r>
+        <w:t>The baseline assigned every test property the mean sale price from the development data, calculated without using test prices. Under the main 2:1 scenario, the selected model achieved a WAE of $A, compared with $B for the baseline, an improvement of [C]%. Under equal weights (1:1), the corresponding values were $D and $E. Under greater concern about undervaluation (1:2), they were $F and $G.</w:t>
+      </w:r>
+    </w:p>
+    <w:p>
+      <w:pPr>
+        <w:ind w:left="10"/>
         <w:rPr>
           <w:rFonts w:eastAsiaTheme="minorEastAsia"/>
           <w:color w:val="EE0000"/>
         </w:rPr>
-        <w:t>We therefore pre-specified WAE with a 2:1 overvaluation-to-undervaluation weighting as the primary validation metric for model selection</w:t>
-      </w:r>
+      </w:pPr>
       <w:r>
         <w:rPr>
           <w:rFonts w:eastAsiaTheme="minorEastAsia" w:hint="eastAsia"/>
           <w:color w:val="EE0000"/>
         </w:rPr>
-        <w:t xml:space="preserve">, placing greater emphasis on this risk while still </w:t>
-      </w:r>
-      <w:proofErr w:type="spellStart"/>
+        <w:t xml:space="preserve">Predictions from both the model and the baseline were held fixed across all scenarios; only the error weights changed. [The model outperformed the baseline in all three scenarios, indicating that its advantage persisted under the priorities examined / Its advantage reversed under the </w:t>
+      </w:r>
       <w:r>
         <w:rPr>
           <w:rFonts w:eastAsiaTheme="minorEastAsia" w:hint="eastAsia"/>
           <w:color w:val="EE0000"/>
         </w:rPr>
-        <w:t>penalising</w:t>
-      </w:r>
-      <w:proofErr w:type="spellEnd"/>
+        <w:t>…</w:t>
+      </w:r>
       <w:r>
         <w:rPr>
           <w:rFonts w:eastAsiaTheme="minorEastAsia" w:hint="eastAsia"/>
           <w:color w:val="EE0000"/>
         </w:rPr>
-        <w:t xml:space="preserve"> undervaluation. The ratio reflects our judgement about the intended use, rather than an empirically estimated difference in the costs of the two errors.</w:t>
+        <w:t xml:space="preserve"> scenario, showing that the conclusion depends on the relative importance assigned to each error direction.]</w:t>
       </w:r>
     </w:p>
     <w:p>
@@ -3893,69 +3725,7 @@
           <w:rFonts w:eastAsiaTheme="minorEastAsia" w:hint="eastAsia"/>
           <w:color w:val="EE0000"/>
         </w:rPr>
-        <w:t>The baseline assigned every test property the mean sale price from the development data, calculated without using test prices. Under the main 2:1 scenario, the selected model achieved a WAE of $A, compared with $B for the baseline, an improvement of [C]%. Under equal weights (1:1), the corresponding values were $D and $E. Under greater concern about undervaluation (1:2), they were $F and $G.</w:t>
-      </w:r>
-    </w:p>
-    <w:p>
-      <w:pPr>
-        <w:ind w:left="10"/>
-        <w:rPr>
-          <w:rFonts w:eastAsiaTheme="minorEastAsia"/>
-          <w:color w:val="EE0000"/>
-        </w:rPr>
-      </w:pPr>
-      <w:r>
-        <w:rPr>
-          <w:rFonts w:eastAsiaTheme="minorEastAsia" w:hint="eastAsia"/>
-          <w:color w:val="EE0000"/>
-        </w:rPr>
-        <w:t xml:space="preserve">Predictions from both the model and the baseline were held fixed across all scenarios; only the error weights changed. [The model outperformed the baseline in all three scenarios, indicating that its advantage persisted under the priorities examined / Its advantage reversed under the </w:t>
-      </w:r>
-      <w:r>
-        <w:rPr>
-          <w:rFonts w:eastAsiaTheme="minorEastAsia" w:hint="eastAsia"/>
-          <w:color w:val="EE0000"/>
-        </w:rPr>
-        <w:t>…</w:t>
-      </w:r>
-      <w:r>
-        <w:rPr>
-          <w:rFonts w:eastAsiaTheme="minorEastAsia" w:hint="eastAsia"/>
-          <w:color w:val="EE0000"/>
-        </w:rPr>
-        <w:t xml:space="preserve"> scenario, showing that the conclusion depends on the relative importance assigned to each error direction.]</w:t>
-      </w:r>
-    </w:p>
-    <w:p>
-      <w:pPr>
-        <w:ind w:left="10"/>
-        <w:rPr>
-          <w:rFonts w:eastAsiaTheme="minorEastAsia"/>
-          <w:color w:val="EE0000"/>
-        </w:rPr>
-      </w:pPr>
-      <w:r>
-        <w:rPr>
-          <w:rFonts w:eastAsiaTheme="minorEastAsia" w:hint="eastAsia"/>
-          <w:color w:val="EE0000"/>
-        </w:rPr>
-        <w:t xml:space="preserve">These findings establish performance relative to the specified mean-price baseline, not superiority over every possible baseline or professional valuation. They also do not demonstrate that the selected model is optimal under </w:t>
-      </w:r>
-      <w:proofErr w:type="gramStart"/>
-      <w:r>
-        <w:rPr>
-          <w:rFonts w:eastAsiaTheme="minorEastAsia" w:hint="eastAsia"/>
-          <w:color w:val="EE0000"/>
-        </w:rPr>
-        <w:t>each</w:t>
-      </w:r>
-      <w:proofErr w:type="gramEnd"/>
-      <w:r>
-        <w:rPr>
-          <w:rFonts w:eastAsiaTheme="minorEastAsia" w:hint="eastAsia"/>
-          <w:color w:val="EE0000"/>
-        </w:rPr>
-        <w:t xml:space="preserve"> alternative weighting scheme, or that performance will transfer unchanged to homes without recent sales.</w:t>
+        <w:t>These findings establish performance relative to the specified mean-price baseline, not superiority over every possible baseline or professional valuation. They also do not demonstrate that the selected model is optimal under each alternative weighting scheme, or that performance will transfer unchanged to homes without recent sales.</w:t>
       </w:r>
     </w:p>
     <w:p>
@@ -3987,15 +3757,7 @@
         <w:ind w:left="10"/>
       </w:pPr>
       <w:r>
-        <w:t xml:space="preserve">For Question 4c, the following </w:t>
-      </w:r>
-      <w:proofErr w:type="gramStart"/>
-      <w:r>
-        <w:t>error weights</w:t>
-      </w:r>
-      <w:proofErr w:type="gramEnd"/>
-      <w:r>
-        <w:t xml:space="preserve"> are options. You may instead propose weights supported by relevant research. These weights express priorities, not actual financial costs.</w:t>
+        <w:t>For Question 4c, the following error weights are options. You may instead propose weights supported by relevant research. These weights express priorities, not actual financial costs.</w:t>
       </w:r>
     </w:p>
     <w:tbl>
@@ -4458,23 +4220,7 @@
           <w:rFonts w:eastAsiaTheme="minorEastAsia"/>
           <w:color w:val="EE0000"/>
         </w:rPr>
-        <w:t xml:space="preserve">Because sale prices are observed only for sold homes, analyst adjustments should also be </w:t>
-      </w:r>
-      <w:proofErr w:type="gramStart"/>
-      <w:r>
-        <w:rPr>
-          <w:rFonts w:eastAsiaTheme="minorEastAsia"/>
-          <w:color w:val="EE0000"/>
-        </w:rPr>
-        <w:t>monitored, but</w:t>
-      </w:r>
-      <w:proofErr w:type="gramEnd"/>
-      <w:r>
-        <w:rPr>
-          <w:rFonts w:eastAsiaTheme="minorEastAsia"/>
-          <w:color w:val="EE0000"/>
-        </w:rPr>
-        <w:t xml:space="preserve"> not treated as direct evidence of prediction accuracy for unsold properties.</w:t>
+        <w:t>Because sale prices are observed only for sold homes, analyst adjustments should also be monitored, but not treated as direct evidence of prediction accuracy for unsold properties.</w:t>
       </w:r>
     </w:p>
     <w:p>
@@ -4488,15 +4234,7 @@
         <w:t xml:space="preserve">5c. </w:t>
       </w:r>
       <w:r>
-        <w:t xml:space="preserve">Identify two important risks or constraints when using your model in practice. Explain how the </w:t>
-      </w:r>
-      <w:proofErr w:type="spellStart"/>
-      <w:r>
-        <w:t>organisation</w:t>
-      </w:r>
-      <w:proofErr w:type="spellEnd"/>
-      <w:r>
-        <w:t xml:space="preserve"> should manage them.</w:t>
+        <w:t>Identify two important risks or constraints when using your model in practice. Explain how the organisation should manage them.</w:t>
       </w:r>
     </w:p>
     <w:p>
@@ -4604,73 +4342,7 @@
           <w:rFonts w:eastAsiaTheme="minorEastAsia"/>
           <w:color w:val="EE0000"/>
         </w:rPr>
-        <w:t xml:space="preserve">The notebook was then </w:t>
-      </w:r>
-      <w:proofErr w:type="gramStart"/>
-      <w:r>
-        <w:rPr>
-          <w:rFonts w:eastAsiaTheme="minorEastAsia"/>
-          <w:color w:val="EE0000"/>
-        </w:rPr>
-        <w:t>examined</w:t>
-      </w:r>
-      <w:proofErr w:type="gramEnd"/>
-      <w:r>
-        <w:rPr>
-          <w:rFonts w:eastAsiaTheme="minorEastAsia"/>
-          <w:color w:val="EE0000"/>
-        </w:rPr>
-        <w:t xml:space="preserve"> and the overlap was recalculated directly from the original </w:t>
-      </w:r>
-      <w:proofErr w:type="spellStart"/>
-      <w:r>
-        <w:rPr>
-          <w:rFonts w:eastAsiaTheme="minorEastAsia"/>
-          <w:color w:val="EE0000"/>
-        </w:rPr>
-        <w:t>property_id</w:t>
-      </w:r>
-      <w:proofErr w:type="spellEnd"/>
-      <w:r>
-        <w:rPr>
-          <w:rFonts w:eastAsiaTheme="minorEastAsia"/>
-          <w:color w:val="EE0000"/>
-        </w:rPr>
-        <w:t xml:space="preserve"> values in sales.csv. This revealed that </w:t>
-      </w:r>
-      <w:proofErr w:type="spellStart"/>
-      <w:proofErr w:type="gramStart"/>
-      <w:r>
-        <w:rPr>
-          <w:rFonts w:eastAsiaTheme="minorEastAsia"/>
-          <w:color w:val="EE0000"/>
-        </w:rPr>
-        <w:t>pd.concat</w:t>
-      </w:r>
-      <w:proofErr w:type="spellEnd"/>
-      <w:proofErr w:type="gramEnd"/>
-      <w:r>
-        <w:rPr>
-          <w:rFonts w:eastAsiaTheme="minorEastAsia"/>
-          <w:color w:val="EE0000"/>
-        </w:rPr>
-        <w:t xml:space="preserve">(..., </w:t>
-      </w:r>
-      <w:proofErr w:type="spellStart"/>
-      <w:r>
-        <w:rPr>
-          <w:rFonts w:eastAsiaTheme="minorEastAsia"/>
-          <w:color w:val="EE0000"/>
-        </w:rPr>
-        <w:t>ignore_index</w:t>
-      </w:r>
-      <w:proofErr w:type="spellEnd"/>
-      <w:r>
-        <w:rPr>
-          <w:rFonts w:eastAsiaTheme="minorEastAsia"/>
-          <w:color w:val="EE0000"/>
-        </w:rPr>
-        <w:t>=True) had replaced property identifiers in the index with row numbers. The corrected calculation identified 1,677 seen validation transactions (9.25%), representing 1,666 distinct properties.</w:t>
+        <w:t>The notebook was then examined and the overlap was recalculated directly from the original property_id values in sales.csv. This revealed that pd.concat(..., ignore_index=True) had replaced property identifiers in the index with row numbers. The corrected calculation identified 1,677 seen validation transactions (9.25%), representing 1,666 distinct properties.</w:t>
       </w:r>
     </w:p>
     <w:p>
@@ -4745,15 +4417,7 @@
         <w:ind w:hanging="279"/>
       </w:pPr>
       <w:r>
-        <w:t xml:space="preserve">What did you initially think? Give the AI tool, date, prompt or relevant excerpt, and </w:t>
-      </w:r>
-      <w:proofErr w:type="spellStart"/>
-      <w:r>
-        <w:t>abrief</w:t>
-      </w:r>
-      <w:proofErr w:type="spellEnd"/>
-      <w:r>
-        <w:t xml:space="preserve"> summary of its advice.</w:t>
+        <w:t>What did you initially think? Give the AI tool, date, prompt or relevant excerpt, and abrief summary of its advice.</w:t>
       </w:r>
     </w:p>
     <w:p>
@@ -4766,17 +4430,7 @@
         <w:ind w:hanging="279"/>
       </w:pPr>
       <w:r>
-        <w:t xml:space="preserve">How did you check the advice, and what did the check show? Refer to your code, </w:t>
-      </w:r>
-      <w:proofErr w:type="spellStart"/>
-      <w:proofErr w:type="gramStart"/>
-      <w:r>
-        <w:t>resultsor</w:t>
-      </w:r>
-      <w:proofErr w:type="spellEnd"/>
-      <w:proofErr w:type="gramEnd"/>
-      <w:r>
-        <w:t xml:space="preserve"> a reliable source. At least two cases must use your data or code.</w:t>
+        <w:t>How did you check the advice, and what did the check show? Refer to your code, resultsor a reliable source. At least two cases must use your data or code.</w:t>
       </w:r>
     </w:p>
     <w:p>
@@ -4811,15 +4465,7 @@
         <w:ind w:left="10"/>
       </w:pPr>
       <w:r>
-        <w:t xml:space="preserve">Use at most 180 words per case and two appendix pages in total. Do not </w:t>
-      </w:r>
-      <w:proofErr w:type="gramStart"/>
-      <w:r>
-        <w:t>paste</w:t>
-      </w:r>
-      <w:proofErr w:type="gramEnd"/>
-      <w:r>
-        <w:t xml:space="preserve"> full conversations. Add a short declaration of other AI assistance.</w:t>
+        <w:t>Use at most 180 words per case and two appendix pages in total. Do not paste full conversations. Add a short declaration of other AI assistance.</w:t>
       </w:r>
     </w:p>
     <w:p>
@@ -4846,43 +4492,7 @@
         <w:rPr>
           <w:lang w:val="fr-FR"/>
         </w:rPr>
-        <w:t xml:space="preserve">Page </w:t>
-      </w:r>
-      <w:proofErr w:type="spellStart"/>
-      <w:proofErr w:type="gramStart"/>
-      <w:r>
-        <w:rPr>
-          <w:lang w:val="fr-FR"/>
-        </w:rPr>
-        <w:t>limit</w:t>
-      </w:r>
-      <w:proofErr w:type="spellEnd"/>
-      <w:r>
-        <w:rPr>
-          <w:lang w:val="fr-FR"/>
-        </w:rPr>
-        <w:t>:</w:t>
-      </w:r>
-      <w:proofErr w:type="gramEnd"/>
-      <w:r>
-        <w:rPr>
-          <w:lang w:val="fr-FR"/>
-        </w:rPr>
-        <w:t xml:space="preserve"> 18 pages, </w:t>
-      </w:r>
-      <w:proofErr w:type="spellStart"/>
-      <w:r>
-        <w:rPr>
-          <w:lang w:val="fr-FR"/>
-        </w:rPr>
-        <w:t>excluding</w:t>
-      </w:r>
-      <w:proofErr w:type="spellEnd"/>
-      <w:r>
-        <w:rPr>
-          <w:lang w:val="fr-FR"/>
-        </w:rPr>
-        <w:t xml:space="preserve"> appendices. </w:t>
+        <w:t xml:space="preserve">Page limit: 18 pages, excluding appendices. </w:t>
       </w:r>
       <w:r>
         <w:t>Keep explanations relevant and concise.</w:t>
@@ -4955,15 +4565,7 @@
         <w:ind w:left="10"/>
       </w:pPr>
       <w:r>
-        <w:t xml:space="preserve">The accompanying rubric gives </w:t>
-      </w:r>
-      <w:proofErr w:type="gramStart"/>
-      <w:r>
-        <w:t>the marks</w:t>
-      </w:r>
-      <w:proofErr w:type="gramEnd"/>
-      <w:r>
-        <w:t xml:space="preserve"> and marking criteria. Support your decisions with evidence from this dataset.</w:t>
+        <w:t>The accompanying rubric gives the marks and marking criteria. Support your decisions with evidence from this dataset.</w:t>
       </w:r>
     </w:p>
     <w:p>
@@ -5052,35 +4654,7 @@
         <w:rPr>
           <w:rFonts w:eastAsiaTheme="minorEastAsia" w:hint="eastAsia"/>
         </w:rPr>
-        <w:t xml:space="preserve">s Office must assess a large </w:t>
-      </w:r>
-      <w:proofErr w:type="gramStart"/>
-      <w:r>
-        <w:rPr>
-          <w:rFonts w:eastAsiaTheme="minorEastAsia" w:hint="eastAsia"/>
-        </w:rPr>
-        <w:t>amount</w:t>
-      </w:r>
-      <w:proofErr w:type="gramEnd"/>
-      <w:r>
-        <w:rPr>
-          <w:rFonts w:eastAsiaTheme="minorEastAsia" w:hint="eastAsia"/>
-        </w:rPr>
-        <w:t xml:space="preserve"> of residential properties in Cook County for property tax purposes. Since many homes do not have recent recorded </w:t>
-      </w:r>
-      <w:proofErr w:type="gramStart"/>
-      <w:r>
-        <w:rPr>
-          <w:rFonts w:eastAsiaTheme="minorEastAsia" w:hint="eastAsia"/>
-        </w:rPr>
-        <w:t>sale</w:t>
-      </w:r>
-      <w:proofErr w:type="gramEnd"/>
-      <w:r>
-        <w:rPr>
-          <w:rFonts w:eastAsiaTheme="minorEastAsia" w:hint="eastAsia"/>
-        </w:rPr>
-        <w:t xml:space="preserve">, their market value cannot be observed directly. However, the office still needs to estimate what each property would sell for as of </w:t>
+        <w:t xml:space="preserve">s Office must assess a large amount of residential properties in Cook County for property tax purposes. Since many homes do not have recent recorded sale, their market value cannot be observed directly. However, the office still needs to estimate what each property would sell for as of </w:t>
       </w:r>
       <w:r>
         <w:rPr>

--- a/doc/QBUS6810_assignment_instructions.docx
+++ b/doc/QBUS6810_assignment_instructions.docx
@@ -3560,6 +3560,9 @@
     <w:p>
       <w:pPr>
         <w:ind w:left="10"/>
+        <w:rPr>
+          <w:rFonts w:eastAsiaTheme="minorEastAsia"/>
+        </w:rPr>
       </w:pPr>
       <w:r>
         <w:rPr>
@@ -3570,6 +3573,757 @@
       <w:r>
         <w:t>How did you tune the models and control complexity?</w:t>
       </w:r>
+    </w:p>
+    <w:p>
+      <w:pPr>
+        <w:ind w:left="10"/>
+        <w:rPr>
+          <w:rFonts w:eastAsiaTheme="minorEastAsia"/>
+          <w:color w:val="EE0000"/>
+        </w:rPr>
+      </w:pPr>
+      <w:r>
+        <w:rPr>
+          <w:rFonts w:eastAsiaTheme="minorEastAsia"/>
+          <w:b/>
+          <w:bCs/>
+          <w:color w:val="EE0000"/>
+        </w:rPr>
+        <w:t>Linear Models — Linear Regression, Ridge and Lasso</w:t>
+      </w:r>
+    </w:p>
+    <w:p>
+      <w:pPr>
+        <w:ind w:left="10"/>
+        <w:rPr>
+          <w:rFonts w:eastAsiaTheme="minorEastAsia"/>
+          <w:color w:val="EE0000"/>
+        </w:rPr>
+      </w:pPr>
+      <w:r>
+        <w:rPr>
+          <w:rFonts w:eastAsiaTheme="minorEastAsia"/>
+          <w:color w:val="EE0000"/>
+        </w:rPr>
+        <w:t>Complexity in the linear models was controlled through selective feature engineering and regularisation. Rather than generating all possible pairwise interactions, only business-motivated terms were investigated. Feature Set D was held constant for the linear-model comparison, allowing the effects of regularisation to be assessed without changing the original predictors.</w:t>
+      </w:r>
+    </w:p>
+    <w:p>
+      <w:pPr>
+        <w:ind w:left="10"/>
+        <w:rPr>
+          <w:rFonts w:eastAsiaTheme="minorEastAsia"/>
+          <w:color w:val="EE0000"/>
+        </w:rPr>
+      </w:pPr>
+      <w:r>
+        <w:rPr>
+          <w:rFonts w:eastAsiaTheme="minorEastAsia"/>
+          <w:color w:val="EE0000"/>
+        </w:rPr>
+        <w:t>Ridge uses L2 regularisation to shrink coefficients, while Lasso uses L1 regularisation, which can additionally set coefficients to zero. Both models were tuned over multiple values of the regularisation parameter α. Preprocessing was fitted on training data, and candidate configurations were compared on the 2024 H2 validation set using the pre-specified WAE (2:1) as the primary selection metric.</w:t>
+      </w:r>
+    </w:p>
+    <w:p>
+      <w:pPr>
+        <w:ind w:left="10"/>
+        <w:rPr>
+          <w:rFonts w:eastAsiaTheme="minorEastAsia"/>
+          <w:color w:val="EE0000"/>
+        </w:rPr>
+      </w:pPr>
+      <w:r>
+        <w:rPr>
+          <w:rFonts w:eastAsiaTheme="minorEastAsia"/>
+          <w:b/>
+          <w:bCs/>
+          <w:color w:val="EE0000"/>
+        </w:rPr>
+        <w:t>Table 5. Selected regularisation tuning results using Feature Set D</w:t>
+      </w:r>
+    </w:p>
+    <w:tbl>
+      <w:tblPr>
+        <w:tblStyle w:val="PlainTable1"/>
+        <w:tblW w:w="0" w:type="auto"/>
+        <w:jc w:val="center"/>
+        <w:tblLook w:val="04A0" w:firstRow="1" w:lastRow="0" w:firstColumn="1" w:lastColumn="0" w:noHBand="0" w:noVBand="1"/>
+      </w:tblPr>
+      <w:tblGrid>
+        <w:gridCol w:w="825"/>
+        <w:gridCol w:w="446"/>
+        <w:gridCol w:w="2409"/>
+      </w:tblGrid>
+      <w:tr>
+        <w:trPr>
+          <w:cnfStyle w:val="100000000000" w:firstRow="1" w:lastRow="0" w:firstColumn="0" w:lastColumn="0" w:oddVBand="0" w:evenVBand="0" w:oddHBand="0" w:evenHBand="0" w:firstRowFirstColumn="0" w:firstRowLastColumn="0" w:lastRowFirstColumn="0" w:lastRowLastColumn="0"/>
+          <w:jc w:val="center"/>
+        </w:trPr>
+        <w:tc>
+          <w:tcPr>
+            <w:cnfStyle w:val="001000000000" w:firstRow="0" w:lastRow="0" w:firstColumn="1" w:lastColumn="0" w:oddVBand="0" w:evenVBand="0" w:oddHBand="0" w:evenHBand="0" w:firstRowFirstColumn="0" w:firstRowLastColumn="0" w:lastRowFirstColumn="0" w:lastRowLastColumn="0"/>
+            <w:tcW w:w="0" w:type="auto"/>
+            <w:hideMark/>
+          </w:tcPr>
+          <w:p>
+            <w:pPr>
+              <w:ind w:left="10"/>
+              <w:rPr>
+                <w:rFonts w:eastAsiaTheme="minorEastAsia"/>
+                <w:color w:val="EE0000"/>
+              </w:rPr>
+            </w:pPr>
+            <w:r>
+              <w:rPr>
+                <w:rFonts w:eastAsiaTheme="minorEastAsia"/>
+                <w:color w:val="EE0000"/>
+              </w:rPr>
+              <w:t>Model</w:t>
+            </w:r>
+          </w:p>
+        </w:tc>
+        <w:tc>
+          <w:tcPr>
+            <w:tcW w:w="0" w:type="auto"/>
+            <w:hideMark/>
+          </w:tcPr>
+          <w:p>
+            <w:pPr>
+              <w:ind w:left="10"/>
+              <w:cnfStyle w:val="100000000000" w:firstRow="1" w:lastRow="0" w:firstColumn="0" w:lastColumn="0" w:oddVBand="0" w:evenVBand="0" w:oddHBand="0" w:evenHBand="0" w:firstRowFirstColumn="0" w:firstRowLastColumn="0" w:lastRowFirstColumn="0" w:lastRowLastColumn="0"/>
+              <w:rPr>
+                <w:rFonts w:eastAsiaTheme="minorEastAsia"/>
+                <w:color w:val="EE0000"/>
+              </w:rPr>
+            </w:pPr>
+            <w:r>
+              <w:rPr>
+                <w:rFonts w:eastAsiaTheme="minorEastAsia"/>
+                <w:color w:val="EE0000"/>
+              </w:rPr>
+              <w:t>α</w:t>
+            </w:r>
+          </w:p>
+        </w:tc>
+        <w:tc>
+          <w:tcPr>
+            <w:tcW w:w="0" w:type="auto"/>
+            <w:hideMark/>
+          </w:tcPr>
+          <w:p>
+            <w:pPr>
+              <w:ind w:left="10"/>
+              <w:cnfStyle w:val="100000000000" w:firstRow="1" w:lastRow="0" w:firstColumn="0" w:lastColumn="0" w:oddVBand="0" w:evenVBand="0" w:oddHBand="0" w:evenHBand="0" w:firstRowFirstColumn="0" w:firstRowLastColumn="0" w:lastRowFirstColumn="0" w:lastRowLastColumn="0"/>
+              <w:rPr>
+                <w:rFonts w:eastAsiaTheme="minorEastAsia"/>
+                <w:color w:val="EE0000"/>
+              </w:rPr>
+            </w:pPr>
+            <w:r>
+              <w:rPr>
+                <w:rFonts w:eastAsiaTheme="minorEastAsia"/>
+                <w:color w:val="EE0000"/>
+              </w:rPr>
+              <w:t>Validation WAE 2:1 ($)</w:t>
+            </w:r>
+          </w:p>
+        </w:tc>
+      </w:tr>
+      <w:tr>
+        <w:trPr>
+          <w:cnfStyle w:val="000000100000" w:firstRow="0" w:lastRow="0" w:firstColumn="0" w:lastColumn="0" w:oddVBand="0" w:evenVBand="0" w:oddHBand="1" w:evenHBand="0" w:firstRowFirstColumn="0" w:firstRowLastColumn="0" w:lastRowFirstColumn="0" w:lastRowLastColumn="0"/>
+          <w:jc w:val="center"/>
+        </w:trPr>
+        <w:tc>
+          <w:tcPr>
+            <w:cnfStyle w:val="001000000000" w:firstRow="0" w:lastRow="0" w:firstColumn="1" w:lastColumn="0" w:oddVBand="0" w:evenVBand="0" w:oddHBand="0" w:evenHBand="0" w:firstRowFirstColumn="0" w:firstRowLastColumn="0" w:lastRowFirstColumn="0" w:lastRowLastColumn="0"/>
+            <w:tcW w:w="0" w:type="auto"/>
+            <w:hideMark/>
+          </w:tcPr>
+          <w:p>
+            <w:pPr>
+              <w:ind w:left="10"/>
+              <w:rPr>
+                <w:rFonts w:eastAsiaTheme="minorEastAsia"/>
+                <w:color w:val="EE0000"/>
+              </w:rPr>
+            </w:pPr>
+            <w:r>
+              <w:rPr>
+                <w:rFonts w:eastAsiaTheme="minorEastAsia"/>
+                <w:color w:val="EE0000"/>
+              </w:rPr>
+              <w:t>Ridge</w:t>
+            </w:r>
+          </w:p>
+        </w:tc>
+        <w:tc>
+          <w:tcPr>
+            <w:tcW w:w="0" w:type="auto"/>
+            <w:hideMark/>
+          </w:tcPr>
+          <w:p>
+            <w:pPr>
+              <w:ind w:left="10"/>
+              <w:cnfStyle w:val="000000100000" w:firstRow="0" w:lastRow="0" w:firstColumn="0" w:lastColumn="0" w:oddVBand="0" w:evenVBand="0" w:oddHBand="1" w:evenHBand="0" w:firstRowFirstColumn="0" w:firstRowLastColumn="0" w:lastRowFirstColumn="0" w:lastRowLastColumn="0"/>
+              <w:rPr>
+                <w:rFonts w:eastAsiaTheme="minorEastAsia"/>
+                <w:color w:val="EE0000"/>
+              </w:rPr>
+            </w:pPr>
+            <w:r>
+              <w:rPr>
+                <w:rFonts w:eastAsiaTheme="minorEastAsia"/>
+                <w:color w:val="EE0000"/>
+              </w:rPr>
+              <w:t>5</w:t>
+            </w:r>
+          </w:p>
+        </w:tc>
+        <w:tc>
+          <w:tcPr>
+            <w:tcW w:w="0" w:type="auto"/>
+            <w:hideMark/>
+          </w:tcPr>
+          <w:p>
+            <w:pPr>
+              <w:ind w:left="10"/>
+              <w:cnfStyle w:val="000000100000" w:firstRow="0" w:lastRow="0" w:firstColumn="0" w:lastColumn="0" w:oddVBand="0" w:evenVBand="0" w:oddHBand="1" w:evenHBand="0" w:firstRowFirstColumn="0" w:firstRowLastColumn="0" w:lastRowFirstColumn="0" w:lastRowLastColumn="0"/>
+              <w:rPr>
+                <w:rFonts w:eastAsiaTheme="minorEastAsia"/>
+                <w:color w:val="EE0000"/>
+              </w:rPr>
+            </w:pPr>
+            <w:r>
+              <w:rPr>
+                <w:rFonts w:eastAsiaTheme="minorEastAsia"/>
+                <w:color w:val="EE0000"/>
+              </w:rPr>
+              <w:t>153,324.58</w:t>
+            </w:r>
+          </w:p>
+        </w:tc>
+      </w:tr>
+      <w:tr>
+        <w:trPr>
+          <w:jc w:val="center"/>
+        </w:trPr>
+        <w:tc>
+          <w:tcPr>
+            <w:cnfStyle w:val="001000000000" w:firstRow="0" w:lastRow="0" w:firstColumn="1" w:lastColumn="0" w:oddVBand="0" w:evenVBand="0" w:oddHBand="0" w:evenHBand="0" w:firstRowFirstColumn="0" w:firstRowLastColumn="0" w:lastRowFirstColumn="0" w:lastRowLastColumn="0"/>
+            <w:tcW w:w="0" w:type="auto"/>
+            <w:hideMark/>
+          </w:tcPr>
+          <w:p>
+            <w:pPr>
+              <w:ind w:left="10"/>
+              <w:rPr>
+                <w:rFonts w:eastAsiaTheme="minorEastAsia"/>
+                <w:color w:val="EE0000"/>
+              </w:rPr>
+            </w:pPr>
+            <w:r>
+              <w:rPr>
+                <w:rFonts w:eastAsiaTheme="minorEastAsia"/>
+                <w:color w:val="EE0000"/>
+              </w:rPr>
+              <w:t>Ridge</w:t>
+            </w:r>
+          </w:p>
+        </w:tc>
+        <w:tc>
+          <w:tcPr>
+            <w:tcW w:w="0" w:type="auto"/>
+            <w:hideMark/>
+          </w:tcPr>
+          <w:p>
+            <w:pPr>
+              <w:ind w:left="10"/>
+              <w:cnfStyle w:val="000000000000" w:firstRow="0" w:lastRow="0" w:firstColumn="0" w:lastColumn="0" w:oddVBand="0" w:evenVBand="0" w:oddHBand="0" w:evenHBand="0" w:firstRowFirstColumn="0" w:firstRowLastColumn="0" w:lastRowFirstColumn="0" w:lastRowLastColumn="0"/>
+              <w:rPr>
+                <w:rFonts w:eastAsiaTheme="minorEastAsia"/>
+                <w:color w:val="EE0000"/>
+              </w:rPr>
+            </w:pPr>
+            <w:r>
+              <w:rPr>
+                <w:rFonts w:eastAsiaTheme="minorEastAsia"/>
+                <w:b/>
+                <w:bCs/>
+                <w:color w:val="EE0000"/>
+              </w:rPr>
+              <w:t>10</w:t>
+            </w:r>
+          </w:p>
+        </w:tc>
+        <w:tc>
+          <w:tcPr>
+            <w:tcW w:w="0" w:type="auto"/>
+            <w:hideMark/>
+          </w:tcPr>
+          <w:p>
+            <w:pPr>
+              <w:ind w:left="10"/>
+              <w:cnfStyle w:val="000000000000" w:firstRow="0" w:lastRow="0" w:firstColumn="0" w:lastColumn="0" w:oddVBand="0" w:evenVBand="0" w:oddHBand="0" w:evenHBand="0" w:firstRowFirstColumn="0" w:firstRowLastColumn="0" w:lastRowFirstColumn="0" w:lastRowLastColumn="0"/>
+              <w:rPr>
+                <w:rFonts w:eastAsiaTheme="minorEastAsia"/>
+                <w:color w:val="EE0000"/>
+              </w:rPr>
+            </w:pPr>
+            <w:r>
+              <w:rPr>
+                <w:rFonts w:eastAsiaTheme="minorEastAsia"/>
+                <w:b/>
+                <w:bCs/>
+                <w:color w:val="EE0000"/>
+              </w:rPr>
+              <w:t>153,116.66</w:t>
+            </w:r>
+          </w:p>
+        </w:tc>
+      </w:tr>
+      <w:tr>
+        <w:trPr>
+          <w:cnfStyle w:val="000000100000" w:firstRow="0" w:lastRow="0" w:firstColumn="0" w:lastColumn="0" w:oddVBand="0" w:evenVBand="0" w:oddHBand="1" w:evenHBand="0" w:firstRowFirstColumn="0" w:firstRowLastColumn="0" w:lastRowFirstColumn="0" w:lastRowLastColumn="0"/>
+          <w:jc w:val="center"/>
+        </w:trPr>
+        <w:tc>
+          <w:tcPr>
+            <w:cnfStyle w:val="001000000000" w:firstRow="0" w:lastRow="0" w:firstColumn="1" w:lastColumn="0" w:oddVBand="0" w:evenVBand="0" w:oddHBand="0" w:evenHBand="0" w:firstRowFirstColumn="0" w:firstRowLastColumn="0" w:lastRowFirstColumn="0" w:lastRowLastColumn="0"/>
+            <w:tcW w:w="0" w:type="auto"/>
+            <w:hideMark/>
+          </w:tcPr>
+          <w:p>
+            <w:pPr>
+              <w:ind w:left="10"/>
+              <w:rPr>
+                <w:rFonts w:eastAsiaTheme="minorEastAsia"/>
+                <w:color w:val="EE0000"/>
+              </w:rPr>
+            </w:pPr>
+            <w:r>
+              <w:rPr>
+                <w:rFonts w:eastAsiaTheme="minorEastAsia"/>
+                <w:color w:val="EE0000"/>
+              </w:rPr>
+              <w:t>Ridge</w:t>
+            </w:r>
+          </w:p>
+        </w:tc>
+        <w:tc>
+          <w:tcPr>
+            <w:tcW w:w="0" w:type="auto"/>
+            <w:hideMark/>
+          </w:tcPr>
+          <w:p>
+            <w:pPr>
+              <w:ind w:left="10"/>
+              <w:cnfStyle w:val="000000100000" w:firstRow="0" w:lastRow="0" w:firstColumn="0" w:lastColumn="0" w:oddVBand="0" w:evenVBand="0" w:oddHBand="1" w:evenHBand="0" w:firstRowFirstColumn="0" w:firstRowLastColumn="0" w:lastRowFirstColumn="0" w:lastRowLastColumn="0"/>
+              <w:rPr>
+                <w:rFonts w:eastAsiaTheme="minorEastAsia"/>
+                <w:color w:val="EE0000"/>
+              </w:rPr>
+            </w:pPr>
+            <w:r>
+              <w:rPr>
+                <w:rFonts w:eastAsiaTheme="minorEastAsia"/>
+                <w:color w:val="EE0000"/>
+              </w:rPr>
+              <w:t>20</w:t>
+            </w:r>
+          </w:p>
+        </w:tc>
+        <w:tc>
+          <w:tcPr>
+            <w:tcW w:w="0" w:type="auto"/>
+            <w:hideMark/>
+          </w:tcPr>
+          <w:p>
+            <w:pPr>
+              <w:ind w:left="10"/>
+              <w:cnfStyle w:val="000000100000" w:firstRow="0" w:lastRow="0" w:firstColumn="0" w:lastColumn="0" w:oddVBand="0" w:evenVBand="0" w:oddHBand="1" w:evenHBand="0" w:firstRowFirstColumn="0" w:firstRowLastColumn="0" w:lastRowFirstColumn="0" w:lastRowLastColumn="0"/>
+              <w:rPr>
+                <w:rFonts w:eastAsiaTheme="minorEastAsia"/>
+                <w:color w:val="EE0000"/>
+              </w:rPr>
+            </w:pPr>
+            <w:r>
+              <w:rPr>
+                <w:rFonts w:eastAsiaTheme="minorEastAsia"/>
+                <w:color w:val="EE0000"/>
+              </w:rPr>
+              <w:t>153,198.60</w:t>
+            </w:r>
+          </w:p>
+        </w:tc>
+      </w:tr>
+      <w:tr>
+        <w:trPr>
+          <w:jc w:val="center"/>
+        </w:trPr>
+        <w:tc>
+          <w:tcPr>
+            <w:cnfStyle w:val="001000000000" w:firstRow="0" w:lastRow="0" w:firstColumn="1" w:lastColumn="0" w:oddVBand="0" w:evenVBand="0" w:oddHBand="0" w:evenHBand="0" w:firstRowFirstColumn="0" w:firstRowLastColumn="0" w:lastRowFirstColumn="0" w:lastRowLastColumn="0"/>
+            <w:tcW w:w="0" w:type="auto"/>
+            <w:hideMark/>
+          </w:tcPr>
+          <w:p>
+            <w:pPr>
+              <w:ind w:left="10"/>
+              <w:rPr>
+                <w:rFonts w:eastAsiaTheme="minorEastAsia"/>
+                <w:color w:val="EE0000"/>
+              </w:rPr>
+            </w:pPr>
+            <w:r>
+              <w:rPr>
+                <w:rFonts w:eastAsiaTheme="minorEastAsia"/>
+                <w:color w:val="EE0000"/>
+              </w:rPr>
+              <w:t>Lasso</w:t>
+            </w:r>
+          </w:p>
+        </w:tc>
+        <w:tc>
+          <w:tcPr>
+            <w:tcW w:w="0" w:type="auto"/>
+            <w:hideMark/>
+          </w:tcPr>
+          <w:p>
+            <w:pPr>
+              <w:ind w:left="10"/>
+              <w:cnfStyle w:val="000000000000" w:firstRow="0" w:lastRow="0" w:firstColumn="0" w:lastColumn="0" w:oddVBand="0" w:evenVBand="0" w:oddHBand="0" w:evenHBand="0" w:firstRowFirstColumn="0" w:firstRowLastColumn="0" w:lastRowFirstColumn="0" w:lastRowLastColumn="0"/>
+              <w:rPr>
+                <w:rFonts w:eastAsiaTheme="minorEastAsia"/>
+                <w:color w:val="EE0000"/>
+              </w:rPr>
+            </w:pPr>
+            <w:r>
+              <w:rPr>
+                <w:rFonts w:eastAsiaTheme="minorEastAsia"/>
+                <w:color w:val="EE0000"/>
+              </w:rPr>
+              <w:t>10</w:t>
+            </w:r>
+          </w:p>
+        </w:tc>
+        <w:tc>
+          <w:tcPr>
+            <w:tcW w:w="0" w:type="auto"/>
+            <w:hideMark/>
+          </w:tcPr>
+          <w:p>
+            <w:pPr>
+              <w:ind w:left="10"/>
+              <w:cnfStyle w:val="000000000000" w:firstRow="0" w:lastRow="0" w:firstColumn="0" w:lastColumn="0" w:oddVBand="0" w:evenVBand="0" w:oddHBand="0" w:evenHBand="0" w:firstRowFirstColumn="0" w:firstRowLastColumn="0" w:lastRowFirstColumn="0" w:lastRowLastColumn="0"/>
+              <w:rPr>
+                <w:rFonts w:eastAsiaTheme="minorEastAsia"/>
+                <w:color w:val="EE0000"/>
+              </w:rPr>
+            </w:pPr>
+            <w:r>
+              <w:rPr>
+                <w:rFonts w:eastAsiaTheme="minorEastAsia"/>
+                <w:color w:val="EE0000"/>
+              </w:rPr>
+              <w:t>153,035.86</w:t>
+            </w:r>
+          </w:p>
+        </w:tc>
+      </w:tr>
+      <w:tr>
+        <w:trPr>
+          <w:cnfStyle w:val="000000100000" w:firstRow="0" w:lastRow="0" w:firstColumn="0" w:lastColumn="0" w:oddVBand="0" w:evenVBand="0" w:oddHBand="1" w:evenHBand="0" w:firstRowFirstColumn="0" w:firstRowLastColumn="0" w:lastRowFirstColumn="0" w:lastRowLastColumn="0"/>
+          <w:jc w:val="center"/>
+        </w:trPr>
+        <w:tc>
+          <w:tcPr>
+            <w:cnfStyle w:val="001000000000" w:firstRow="0" w:lastRow="0" w:firstColumn="1" w:lastColumn="0" w:oddVBand="0" w:evenVBand="0" w:oddHBand="0" w:evenHBand="0" w:firstRowFirstColumn="0" w:firstRowLastColumn="0" w:lastRowFirstColumn="0" w:lastRowLastColumn="0"/>
+            <w:tcW w:w="0" w:type="auto"/>
+            <w:hideMark/>
+          </w:tcPr>
+          <w:p>
+            <w:pPr>
+              <w:ind w:left="10"/>
+              <w:rPr>
+                <w:rFonts w:eastAsiaTheme="minorEastAsia"/>
+                <w:color w:val="EE0000"/>
+              </w:rPr>
+            </w:pPr>
+            <w:r>
+              <w:rPr>
+                <w:rFonts w:eastAsiaTheme="minorEastAsia"/>
+                <w:color w:val="EE0000"/>
+              </w:rPr>
+              <w:t>Lasso</w:t>
+            </w:r>
+          </w:p>
+        </w:tc>
+        <w:tc>
+          <w:tcPr>
+            <w:tcW w:w="0" w:type="auto"/>
+            <w:hideMark/>
+          </w:tcPr>
+          <w:p>
+            <w:pPr>
+              <w:ind w:left="10"/>
+              <w:cnfStyle w:val="000000100000" w:firstRow="0" w:lastRow="0" w:firstColumn="0" w:lastColumn="0" w:oddVBand="0" w:evenVBand="0" w:oddHBand="1" w:evenHBand="0" w:firstRowFirstColumn="0" w:firstRowLastColumn="0" w:lastRowFirstColumn="0" w:lastRowLastColumn="0"/>
+              <w:rPr>
+                <w:rFonts w:eastAsiaTheme="minorEastAsia"/>
+                <w:color w:val="EE0000"/>
+              </w:rPr>
+            </w:pPr>
+            <w:r>
+              <w:rPr>
+                <w:rFonts w:eastAsiaTheme="minorEastAsia"/>
+                <w:b/>
+                <w:bCs/>
+                <w:color w:val="EE0000"/>
+              </w:rPr>
+              <w:t>20</w:t>
+            </w:r>
+          </w:p>
+        </w:tc>
+        <w:tc>
+          <w:tcPr>
+            <w:tcW w:w="0" w:type="auto"/>
+            <w:hideMark/>
+          </w:tcPr>
+          <w:p>
+            <w:pPr>
+              <w:ind w:left="10"/>
+              <w:cnfStyle w:val="000000100000" w:firstRow="0" w:lastRow="0" w:firstColumn="0" w:lastColumn="0" w:oddVBand="0" w:evenVBand="0" w:oddHBand="1" w:evenHBand="0" w:firstRowFirstColumn="0" w:firstRowLastColumn="0" w:lastRowFirstColumn="0" w:lastRowLastColumn="0"/>
+              <w:rPr>
+                <w:rFonts w:eastAsiaTheme="minorEastAsia"/>
+                <w:color w:val="EE0000"/>
+              </w:rPr>
+            </w:pPr>
+            <w:r>
+              <w:rPr>
+                <w:rFonts w:eastAsiaTheme="minorEastAsia"/>
+                <w:b/>
+                <w:bCs/>
+                <w:color w:val="EE0000"/>
+              </w:rPr>
+              <w:t>152,566.39</w:t>
+            </w:r>
+          </w:p>
+        </w:tc>
+      </w:tr>
+      <w:tr>
+        <w:trPr>
+          <w:jc w:val="center"/>
+        </w:trPr>
+        <w:tc>
+          <w:tcPr>
+            <w:cnfStyle w:val="001000000000" w:firstRow="0" w:lastRow="0" w:firstColumn="1" w:lastColumn="0" w:oddVBand="0" w:evenVBand="0" w:oddHBand="0" w:evenHBand="0" w:firstRowFirstColumn="0" w:firstRowLastColumn="0" w:lastRowFirstColumn="0" w:lastRowLastColumn="0"/>
+            <w:tcW w:w="0" w:type="auto"/>
+            <w:hideMark/>
+          </w:tcPr>
+          <w:p>
+            <w:pPr>
+              <w:ind w:left="10"/>
+              <w:rPr>
+                <w:rFonts w:eastAsiaTheme="minorEastAsia"/>
+                <w:color w:val="EE0000"/>
+              </w:rPr>
+            </w:pPr>
+            <w:r>
+              <w:rPr>
+                <w:rFonts w:eastAsiaTheme="minorEastAsia"/>
+                <w:color w:val="EE0000"/>
+              </w:rPr>
+              <w:t>Lasso</w:t>
+            </w:r>
+          </w:p>
+        </w:tc>
+        <w:tc>
+          <w:tcPr>
+            <w:tcW w:w="0" w:type="auto"/>
+            <w:hideMark/>
+          </w:tcPr>
+          <w:p>
+            <w:pPr>
+              <w:ind w:left="10"/>
+              <w:cnfStyle w:val="000000000000" w:firstRow="0" w:lastRow="0" w:firstColumn="0" w:lastColumn="0" w:oddVBand="0" w:evenVBand="0" w:oddHBand="0" w:evenHBand="0" w:firstRowFirstColumn="0" w:firstRowLastColumn="0" w:lastRowFirstColumn="0" w:lastRowLastColumn="0"/>
+              <w:rPr>
+                <w:rFonts w:eastAsiaTheme="minorEastAsia"/>
+                <w:color w:val="EE0000"/>
+              </w:rPr>
+            </w:pPr>
+            <w:r>
+              <w:rPr>
+                <w:rFonts w:eastAsiaTheme="minorEastAsia"/>
+                <w:color w:val="EE0000"/>
+              </w:rPr>
+              <w:t>30</w:t>
+            </w:r>
+          </w:p>
+        </w:tc>
+        <w:tc>
+          <w:tcPr>
+            <w:tcW w:w="0" w:type="auto"/>
+            <w:hideMark/>
+          </w:tcPr>
+          <w:p>
+            <w:pPr>
+              <w:ind w:left="10"/>
+              <w:cnfStyle w:val="000000000000" w:firstRow="0" w:lastRow="0" w:firstColumn="0" w:lastColumn="0" w:oddVBand="0" w:evenVBand="0" w:oddHBand="0" w:evenHBand="0" w:firstRowFirstColumn="0" w:firstRowLastColumn="0" w:lastRowFirstColumn="0" w:lastRowLastColumn="0"/>
+              <w:rPr>
+                <w:rFonts w:eastAsiaTheme="minorEastAsia"/>
+                <w:color w:val="EE0000"/>
+              </w:rPr>
+            </w:pPr>
+            <w:r>
+              <w:rPr>
+                <w:rFonts w:eastAsiaTheme="minorEastAsia"/>
+                <w:color w:val="EE0000"/>
+              </w:rPr>
+              <w:t>152,847.45</w:t>
+            </w:r>
+          </w:p>
+        </w:tc>
+      </w:tr>
+    </w:tbl>
+    <w:p>
+      <w:pPr>
+        <w:ind w:left="10"/>
+        <w:rPr>
+          <w:rFonts w:eastAsiaTheme="minorEastAsia"/>
+          <w:color w:val="EE0000"/>
+        </w:rPr>
+      </w:pPr>
+      <w:r>
+        <w:rPr>
+          <w:rFonts w:eastAsiaTheme="minorEastAsia"/>
+          <w:color w:val="EE0000"/>
+        </w:rPr>
+        <w:t>As shown in Table 5, Ridge achieved its lowest tested WAE (2:1) at α = 10, while Lasso performed best at α = 20. Stronger regularisation did not consistently improve validation performance, indicating a trade-off between coefficient shrinkage and predictive accuracy.</w:t>
+      </w:r>
+    </w:p>
+    <w:p>
+      <w:pPr>
+        <w:ind w:left="10"/>
+        <w:rPr>
+          <w:rFonts w:eastAsiaTheme="minorEastAsia"/>
+          <w:color w:val="EE0000"/>
+        </w:rPr>
+      </w:pPr>
+      <w:r>
+        <w:rPr>
+          <w:rFonts w:eastAsiaTheme="minorEastAsia"/>
+          <w:color w:val="EE0000"/>
+        </w:rPr>
+        <w:t>Lasso's numerical convergence was also verified. At α = 20, the model converged after 3,112 iterations with a tolerance of 1e-5, and its dual gap was below the convergence threshold. It retained 1,074 non-zero coefficients. Further tightening of the tolerance produced only minor changes in predictions, supporting numerical stability.</w:t>
+      </w:r>
+    </w:p>
+    <w:p>
+      <w:pPr>
+        <w:ind w:left="10"/>
+        <w:rPr>
+          <w:rFonts w:eastAsiaTheme="minorEastAsia"/>
+          <w:color w:val="EE0000"/>
+        </w:rPr>
+      </w:pPr>
+      <w:r>
+        <w:rPr>
+          <w:rFonts w:eastAsiaTheme="minorEastAsia"/>
+          <w:color w:val="EE0000"/>
+        </w:rPr>
+        <w:t>These results supported Lasso as the preferred candidate among the evaluated linear models. However, its WAE advantage over Ridge was small, and repeated tuning on a single validation period may favour period-specific patterns.</w:t>
+      </w:r>
+    </w:p>
+    <w:p>
+      <w:pPr>
+        <w:ind w:left="10"/>
+        <w:rPr>
+          <w:rFonts w:eastAsiaTheme="minorEastAsia"/>
+          <w:color w:val="EE0000"/>
+        </w:rPr>
+      </w:pPr>
+      <w:r>
+        <w:rPr>
+          <w:rFonts w:eastAsiaTheme="minorEastAsia"/>
+          <w:b/>
+          <w:bCs/>
+          <w:color w:val="EE0000"/>
+        </w:rPr>
+        <w:t>Decision Tree and Random Forest — Member 3</w:t>
+      </w:r>
+    </w:p>
+    <w:p>
+      <w:pPr>
+        <w:ind w:left="10"/>
+        <w:rPr>
+          <w:rFonts w:eastAsiaTheme="minorEastAsia"/>
+          <w:color w:val="EE0000"/>
+        </w:rPr>
+      </w:pPr>
+      <w:r>
+        <w:rPr>
+          <w:rFonts w:eastAsiaTheme="minorEastAsia"/>
+          <w:color w:val="EE0000"/>
+        </w:rPr>
+        <w:t>[To be added: Hyperparameter search, selected complexity controls such as tree depth and minimum leaf size, supporting validation results, and the rationale for the selected configurations.]</w:t>
+      </w:r>
+    </w:p>
+    <w:p>
+      <w:pPr>
+        <w:ind w:left="10"/>
+        <w:rPr>
+          <w:rFonts w:eastAsiaTheme="minorEastAsia"/>
+          <w:color w:val="EE0000"/>
+        </w:rPr>
+      </w:pPr>
+      <w:r>
+        <w:rPr>
+          <w:rFonts w:eastAsiaTheme="minorEastAsia"/>
+          <w:b/>
+          <w:bCs/>
+          <w:color w:val="EE0000"/>
+        </w:rPr>
+        <w:t>Boosting — Member 4</w:t>
+      </w:r>
+    </w:p>
+    <w:p>
+      <w:pPr>
+        <w:ind w:left="10"/>
+        <w:rPr>
+          <w:rFonts w:eastAsiaTheme="minorEastAsia"/>
+          <w:color w:val="EE0000"/>
+        </w:rPr>
+      </w:pPr>
+      <w:r>
+        <w:rPr>
+          <w:rFonts w:eastAsiaTheme="minorEastAsia"/>
+          <w:color w:val="EE0000"/>
+        </w:rPr>
+        <w:t>[To be added: Hyperparameter search, learning rate, number of estimators, tree complexity or early stopping where applicable, supporting validation results, and the rationale for the selected configuration.]</w:t>
+      </w:r>
+    </w:p>
+    <w:p>
+      <w:pPr>
+        <w:ind w:left="10"/>
+        <w:rPr>
+          <w:rFonts w:eastAsiaTheme="minorEastAsia"/>
+          <w:color w:val="EE0000"/>
+        </w:rPr>
+      </w:pPr>
+      <w:r>
+        <w:rPr>
+          <w:rFonts w:eastAsiaTheme="minorEastAsia"/>
+          <w:color w:val="EE0000"/>
+        </w:rPr>
+        <w:t>[Final group-level synthesis to be completed after the Tree, Random Forest and Boosting results are integrated.]</w:t>
+      </w:r>
+    </w:p>
+    <w:p>
+      <w:pPr>
+        <w:ind w:left="10"/>
+        <w:rPr>
+          <w:rFonts w:eastAsiaTheme="minorEastAsia" w:hint="eastAsia"/>
+        </w:rPr>
+      </w:pPr>
     </w:p>
     <w:p>
       <w:pPr>
@@ -3656,7 +4410,15 @@
           <w:rFonts w:eastAsiaTheme="minorEastAsia"/>
           <w:color w:val="EE0000"/>
         </w:rPr>
-        <w:t>We therefore pre-specified WAE with a 2:1 overvaluation-to-undervaluation weighting as the primary validation metric for model selection</w:t>
+        <w:t xml:space="preserve">We therefore </w:t>
+      </w:r>
+      <w:r>
+        <w:rPr>
+          <w:rFonts w:eastAsiaTheme="minorEastAsia"/>
+          <w:color w:val="EE0000"/>
+        </w:rPr>
+        <w:lastRenderedPageBreak/>
+        <w:t>pre-specified WAE with a 2:1 overvaluation-to-undervaluation weighting as the primary validation metric for model selection</w:t>
       </w:r>
       <w:r>
         <w:rPr>
@@ -4117,7 +4879,6 @@
         <w:rPr>
           <w:b/>
         </w:rPr>
-        <w:lastRenderedPageBreak/>
         <w:t xml:space="preserve">5b. </w:t>
       </w:r>
       <w:r>
@@ -4136,7 +4897,7 @@
           <w:rFonts w:eastAsiaTheme="minorEastAsia"/>
           <w:color w:val="EE0000"/>
         </w:rPr>
-        <w:t>After deployment, model performance should be reviewed quarterly as new sale prices become available. The primary metric would be WAE (2:1), consistent with the business priority of avoiding overvaluation. MAE, MSE and R² would provide additional evidence, while mean signed error (predicted minus actual price) would identify systematic overvaluation or undervaluation.</w:t>
+        <w:t>After deployment, model performance should be reviewed quarterly as new sale prices become available. The primary monitoring metric would be WAE (2:1), consistent with the business priority of avoiding overvaluation. MAE, MSE and R² would provide supporting evidence, while mean signed error (predicted minus actual price) would identify systematic overvaluation or undervaluation.</w:t>
       </w:r>
     </w:p>
     <w:p>
@@ -4159,7 +4920,7 @@
           <w:rFonts w:eastAsiaTheme="minorEastAsia"/>
           <w:color w:val="EE0000"/>
         </w:rPr>
-        <w:t xml:space="preserve">Monitoring should compare recent results with the final test benchmark across valuation periods, townships and price ranges, accounting for transaction counts and changes in the mix of sold properties. A sustained increase in WAE across consecutive quarterly reviews, beyond normal historical variation, would trigger an investigation into market changes, data quality and model drift. Retraining would be considered </w:t>
+        <w:t>Performance should be monitored across valuation periods, townships and price ranges, accounting for transaction counts and changes in the mix of sold properties. A sustained increase in WAE across consecutive quarterly reviews, beyond normal historical variation, would trigger an investigation into market changes, data quality and model drift. Retraining would be considered only after deterioration is confirmed, followed by chronological revalidation before replacing the existing model.</w:t>
       </w:r>
     </w:p>
     <w:p>
@@ -4182,22 +4943,7 @@
           <w:rFonts w:eastAsiaTheme="minorEastAsia"/>
           <w:color w:val="EE0000"/>
         </w:rPr>
-        <w:t>only after deterioration is confirmed, followed by chronological revalidation before replacing the existing model.</w:t>
-      </w:r>
-    </w:p>
-    <w:p>
-      <w:pPr>
-        <w:rPr>
-          <w:rFonts w:eastAsiaTheme="minorEastAsia"/>
-          <w:color w:val="EE0000"/>
-        </w:rPr>
-      </w:pPr>
-      <w:r>
-        <w:rPr>
-          <w:rFonts w:eastAsiaTheme="minorEastAsia"/>
-          <w:color w:val="EE0000"/>
-        </w:rPr>
-        <w:t>Persistent positive signed errors or unusually high WAE within specific townships or price groups would trigger targeted analyst review, even if overall performance remained stable. Missing values, unseen categories and implausible property characteristics would trigger immediate data checks and manual review of affected estimates.</w:t>
+        <w:t>Persistent positive signed errors or unusually high WAE within particular townships or price groups would trigger targeted analyst review, even if overall performance remained stable. Increased missing-value rates, unseen categories or implausible property characteristics would prompt immediate data-quality checks and manual review of affected estimates.</w:t>
       </w:r>
     </w:p>
     <w:p>
@@ -4271,6 +5017,7 @@
         <w:ind w:left="477" w:right="0" w:hanging="484"/>
       </w:pPr>
       <w:r>
+        <w:lastRenderedPageBreak/>
         <w:t>AI use and reflection</w:t>
       </w:r>
     </w:p>
@@ -4326,7 +5073,7 @@
           <w:rFonts w:eastAsiaTheme="minorEastAsia"/>
           <w:color w:val="EE0000"/>
         </w:rPr>
-        <w:t>An initial concern was whether repeated property sales could compromise chronological validation. AI assistance suggested checking which validation properties had appeared in training. However, the initial index-based check returned zero overlapping properties, raising doubts about the result.</w:t>
+        <w:t>I used ChatGPT to investigate whether repeated property sales could affect chronological validation. ChatGPT suggested comparing property identifiers in the training and validation sets, but its initial code assumed that DataFrame indices still represented property_id. The check unexpectedly returned 0% overlap.</w:t>
       </w:r>
     </w:p>
     <w:p>
@@ -4337,12 +5084,21 @@
           <w:color w:val="EE0000"/>
         </w:rPr>
       </w:pPr>
-      <w:r>
+    </w:p>
+    <w:p>
+      <w:pPr>
+        <w:ind w:left="10"/>
         <w:rPr>
           <w:rFonts w:eastAsiaTheme="minorEastAsia"/>
           <w:color w:val="EE0000"/>
         </w:rPr>
-        <w:t>The notebook was then examined and the overlap was recalculated directly from the original property_id values in sales.csv. This revealed that pd.concat(..., ignore_index=True) had replaced property identifiers in the index with row numbers. The corrected calculation identified 1,677 seen validation transactions (9.25%), representing 1,666 distinct properties.</w:t>
+      </w:pPr>
+      <w:r>
+        <w:rPr>
+          <w:rFonts w:eastAsiaTheme="minorEastAsia"/>
+          <w:color w:val="EE0000"/>
+        </w:rPr>
+        <w:t>To investigate, I asked Codex to verify the calculation using the original sales.csv and inspect the notebook's index handling. The investigation found that pd.concat(..., ignore_index=True) had replaced property identifiers with ordinary row indices. Recalculating overlap directly from property_id identified 1,677 seen validation transactions (9.25%), involving 1,666 distinct properties.</w:t>
       </w:r>
     </w:p>
     <w:p>
@@ -4353,21 +5109,22 @@
           <w:color w:val="EE0000"/>
         </w:rPr>
       </w:pPr>
-      <w:r>
+    </w:p>
+    <w:p>
+      <w:pPr>
+        <w:ind w:left="10"/>
         <w:rPr>
           <w:rFonts w:eastAsiaTheme="minorEastAsia"/>
           <w:color w:val="EE0000"/>
         </w:rPr>
-        <w:t>This experience demonstrated that AI-generated code can appear reasonable while relying on an incorrect assumption about data structure. The corrected calculation was adopted, but the interpretation remained cautious: property overlap does not automatically constitute data leakage. Chronological separation and feature availability must still be respected.</w:t>
-      </w:r>
-    </w:p>
-    <w:p>
-      <w:pPr>
-        <w:ind w:left="10"/>
-        <w:rPr>
-          <w:rFonts w:eastAsiaTheme="minorEastAsia"/>
-        </w:rPr>
-      </w:pPr>
+      </w:pPr>
+      <w:r>
+        <w:rPr>
+          <w:rFonts w:eastAsiaTheme="minorEastAsia"/>
+          <w:color w:val="EE0000"/>
+        </w:rPr>
+        <w:t>I rejected the initial result and adopted the corrected, reproducible calculation. This demonstrated that plausible AI-generated code can produce incorrect conclusions when its assumptions about data structure are unchecked. I also learned that repeated-property overlap does not automatically imply leakage. However, feature availability and training-only preprocessing still require separate checks, and performance on unsold homes remains uncertain.</w:t>
+      </w:r>
     </w:p>
     <w:p>
       <w:pPr>
@@ -4475,7 +5232,6 @@
         <w:ind w:left="477" w:right="0" w:hanging="484"/>
       </w:pPr>
       <w:r>
-        <w:lastRenderedPageBreak/>
         <w:t>Formatting and submission</w:t>
       </w:r>
     </w:p>

--- a/doc/QBUS6810_assignment_instructions.docx
+++ b/doc/QBUS6810_assignment_instructions.docx
@@ -27,7 +27,7 @@
     </w:p>
     <w:p>
       <w:pPr>
-        <w:pStyle w:val="Heading1"/>
+        <w:pStyle w:val="1"/>
         <w:ind w:left="477" w:right="0" w:hanging="484"/>
       </w:pPr>
       <w:r>
@@ -64,12 +64,20 @@
         <w:ind w:left="10"/>
       </w:pPr>
       <w:r>
-        <w:t>You are given historical transactions with known sale prices. Use these records to train and test your model, with sale_price in US dollars as the outcome. The proposed use is to provide an initial price estimate for a home without a recent sale, for a property analyst to review. Recommend whether your results support this use, considering prediction errors and the limits of learning only from homes that sold.</w:t>
-      </w:r>
-    </w:p>
-    <w:p>
-      <w:pPr>
-        <w:pStyle w:val="Heading1"/>
+        <w:t xml:space="preserve">You are given historical transactions with known sale prices. Use these records to train and test your model, with </w:t>
+      </w:r>
+      <w:proofErr w:type="spellStart"/>
+      <w:r>
+        <w:t>sale_price</w:t>
+      </w:r>
+      <w:proofErr w:type="spellEnd"/>
+      <w:r>
+        <w:t xml:space="preserve"> in US dollars as the outcome. The proposed use is to provide an initial price estimate for a home without a recent sale, for a property analyst to review. Recommend whether your results support this use, considering prediction errors and the limits of learning only from homes that sold.</w:t>
+      </w:r>
+    </w:p>
+    <w:p>
+      <w:pPr>
+        <w:pStyle w:val="1"/>
         <w:ind w:left="477" w:right="0" w:hanging="484"/>
       </w:pPr>
       <w:r>
@@ -82,7 +90,15 @@
         <w:ind w:left="10"/>
       </w:pPr>
       <w:r>
-        <w:t>The supplied public records contain completed sales and property characteristics, including building size, age, location, nearby facilities and neighbourhood information. They do not contain property listings or asking prices. Homes without a recorded sale in this sample are not included; their sale prices are unobserved.</w:t>
+        <w:t xml:space="preserve">The supplied public records contain completed sales and property characteristics, including building size, age, location, nearby facilities and </w:t>
+      </w:r>
+      <w:proofErr w:type="spellStart"/>
+      <w:r>
+        <w:t>neighbourhood</w:t>
+      </w:r>
+      <w:proofErr w:type="spellEnd"/>
+      <w:r>
+        <w:t xml:space="preserve"> information. They do not contain property listings or asking prices. Homes without a recorded sale in this sample are not included; their sale prices are unobserved.</w:t>
       </w:r>
     </w:p>
     <w:p>
@@ -117,7 +133,15 @@
         <w:ind w:hanging="279"/>
       </w:pPr>
       <w:r>
-        <w:t>properties_2022.csv: 98,899 properties, with a property identifier and 97 property and neighbourhood features.</w:t>
+        <w:t xml:space="preserve">properties_2022.csv: 98,899 properties, with a property identifier and 97 property and </w:t>
+      </w:r>
+      <w:proofErr w:type="spellStart"/>
+      <w:r>
+        <w:t>neighbourhood</w:t>
+      </w:r>
+      <w:proofErr w:type="spellEnd"/>
+      <w:r>
+        <w:t xml:space="preserve"> features.</w:t>
       </w:r>
     </w:p>
     <w:p>
@@ -126,7 +150,15 @@
         <w:ind w:left="10"/>
       </w:pPr>
       <w:r>
-        <w:t>Join on property_id. Each sale should match one property record. A property may have several sales. Read QBUS6810_data_dictionary.pdf and variable_dictionary.csv for field definitions. All required data are supplied as CSV files.</w:t>
+        <w:t xml:space="preserve">Join on </w:t>
+      </w:r>
+      <w:proofErr w:type="spellStart"/>
+      <w:r>
+        <w:t>property_id</w:t>
+      </w:r>
+      <w:proofErr w:type="spellEnd"/>
+      <w:r>
+        <w:t>. Each sale should match one property record. A property may have several sales. Read QBUS6810_data_dictionary.pdf and variable_dictionary.csv for field definitions. All required data are supplied as CSV files.</w:t>
       </w:r>
     </w:p>
     <w:p>
@@ -143,12 +175,60 @@
         <w:ind w:left="10"/>
       </w:pPr>
       <w:r>
-        <w:t>The target is sale_price. Property features come from the 2022 archive, before the sales. The sale_date field provides calendar information for analysing prices over time. Do not use sale_price, property_id or transaction_id as input features. Keep the identifiers for joining data and checking repeated sales.</w:t>
-      </w:r>
-    </w:p>
-    <w:p>
-      <w:pPr>
-        <w:pStyle w:val="Heading1"/>
+        <w:t xml:space="preserve">The target is </w:t>
+      </w:r>
+      <w:proofErr w:type="spellStart"/>
+      <w:r>
+        <w:t>sale_price</w:t>
+      </w:r>
+      <w:proofErr w:type="spellEnd"/>
+      <w:r>
+        <w:t xml:space="preserve">. Property features come from the 2022 archive, before the sales. The </w:t>
+      </w:r>
+      <w:proofErr w:type="spellStart"/>
+      <w:r>
+        <w:t>sale_date</w:t>
+      </w:r>
+      <w:proofErr w:type="spellEnd"/>
+      <w:r>
+        <w:t xml:space="preserve"> field provides calendar information for </w:t>
+      </w:r>
+      <w:proofErr w:type="spellStart"/>
+      <w:r>
+        <w:t>analysing</w:t>
+      </w:r>
+      <w:proofErr w:type="spellEnd"/>
+      <w:r>
+        <w:t xml:space="preserve"> prices over time. Do not use </w:t>
+      </w:r>
+      <w:proofErr w:type="spellStart"/>
+      <w:r>
+        <w:t>sale_price</w:t>
+      </w:r>
+      <w:proofErr w:type="spellEnd"/>
+      <w:r>
+        <w:t xml:space="preserve">, </w:t>
+      </w:r>
+      <w:proofErr w:type="spellStart"/>
+      <w:r>
+        <w:t>property_id</w:t>
+      </w:r>
+      <w:proofErr w:type="spellEnd"/>
+      <w:r>
+        <w:t xml:space="preserve"> or </w:t>
+      </w:r>
+      <w:proofErr w:type="spellStart"/>
+      <w:r>
+        <w:t>transaction_id</w:t>
+      </w:r>
+      <w:proofErr w:type="spellEnd"/>
+      <w:r>
+        <w:t xml:space="preserve"> as input features. Keep the identifiers for joining data and checking repeated sales.</w:t>
+      </w:r>
+    </w:p>
+    <w:p>
+      <w:pPr>
+        <w:pStyle w:val="1"/>
         <w:ind w:left="477" w:right="0" w:hanging="484"/>
       </w:pPr>
       <w:r>
@@ -220,7 +300,7 @@
     </w:p>
     <w:p>
       <w:pPr>
-        <w:pStyle w:val="Heading1"/>
+        <w:pStyle w:val="1"/>
         <w:ind w:left="477" w:right="0" w:hanging="484"/>
       </w:pPr>
       <w:r>
@@ -238,7 +318,7 @@
     </w:p>
     <w:p>
       <w:pPr>
-        <w:pStyle w:val="Heading2"/>
+        <w:pStyle w:val="2"/>
         <w:ind w:left="3"/>
       </w:pPr>
       <w:r>
@@ -247,300 +327,1504 @@
     </w:p>
     <w:p>
       <w:pPr>
-        <w:spacing w:after="406"/>
-        <w:ind w:left="434" w:hanging="426"/>
-        <w:rPr>
-          <w:rFonts w:eastAsiaTheme="minorEastAsia"/>
-        </w:rPr>
-      </w:pPr>
-      <w:r>
-        <w:rPr>
+        <w:ind w:left="10"/>
+        <w:rPr>
+          <w:rFonts w:eastAsiaTheme="minorEastAsia"/>
           <w:b/>
         </w:rPr>
-        <w:t xml:space="preserve">1a. </w:t>
-      </w:r>
-      <w:r>
-        <w:t>Explain the client’s business problem, who will use the predictions, and the practical value the project could provide.</w:t>
-      </w:r>
-    </w:p>
-    <w:p>
-      <w:pPr>
-        <w:rPr>
-          <w:rFonts w:eastAsiaTheme="minorEastAsia"/>
-        </w:rPr>
-      </w:pPr>
-      <w:r>
-        <w:rPr>
-          <w:rFonts w:eastAsiaTheme="minorEastAsia" w:hint="eastAsia"/>
-        </w:rPr>
-        <w:lastRenderedPageBreak/>
-        <w:t>The Cook County Assessor</w:t>
-      </w:r>
-      <w:r>
-        <w:rPr>
-          <w:rFonts w:eastAsiaTheme="minorEastAsia"/>
-        </w:rPr>
-        <w:t>’</w:t>
-      </w:r>
-      <w:r>
-        <w:rPr>
-          <w:rFonts w:eastAsiaTheme="minorEastAsia" w:hint="eastAsia"/>
-        </w:rPr>
-        <w:t xml:space="preserve">s Office must assess a large amount of residential properties in Cook County for property tax purposes. Since many homes do not have recent recorded sale, their market value cannot be observed directly. However, the office still needs to estimate what each property would sell for as of </w:t>
+      </w:pPr>
+      <w:r>
+        <w:rPr>
+          <w:b/>
+        </w:rPr>
+        <w:t>1a.</w:t>
       </w:r>
       <w:r>
         <w:rPr>
           <w:rFonts w:eastAsiaTheme="minorEastAsia" w:hint="eastAsia"/>
           <w:b/>
+        </w:rPr>
+        <w:t xml:space="preserve"> </w:t>
+      </w:r>
+      <w:r>
+        <w:rPr>
+          <w:rFonts w:eastAsiaTheme="minorEastAsia"/>
           <w:bCs/>
         </w:rPr>
-        <w:t>a specified valuation date</w:t>
-      </w:r>
-      <w:r>
+        <w:t>Explain the client’s business problem, who will use the predictions, and the practical value the project could provide.</w:t>
+      </w:r>
+    </w:p>
+    <w:p>
+      <w:pPr>
+        <w:ind w:left="10"/>
+        <w:rPr>
+          <w:rFonts w:eastAsiaTheme="minorEastAsia"/>
+        </w:rPr>
+      </w:pPr>
+      <w:r>
+        <w:rPr>
+          <w:rFonts w:eastAsiaTheme="minorEastAsia"/>
+        </w:rPr>
+        <w:t xml:space="preserve">The Cook County Assessor’s Office needs to estimate the potential selling prices of residential properties for taxation purposes. For properties without recent sale records, the absence of a recent transaction price makes it difficult to estimate </w:t>
+      </w:r>
+      <w:r>
+        <w:rPr>
+          <w:rFonts w:eastAsiaTheme="minorEastAsia"/>
+        </w:rPr>
+        <w:lastRenderedPageBreak/>
+        <w:t>their potential market values. The office therefore needs a consistent approach to support property valuation when recent sales information is unavailable.</w:t>
+      </w:r>
+    </w:p>
+    <w:p>
+      <w:pPr>
+        <w:ind w:left="10"/>
         <w:rPr>
           <w:rFonts w:eastAsiaTheme="minorEastAsia" w:hint="eastAsia"/>
         </w:rPr>
-        <w:t xml:space="preserve">. </w:t>
-      </w:r>
-    </w:p>
-    <w:p>
-      <w:pPr>
-        <w:rPr>
-          <w:rFonts w:eastAsiaTheme="minorEastAsia"/>
-        </w:rPr>
-      </w:pPr>
-    </w:p>
-    <w:p>
-      <w:pPr>
-        <w:rPr>
-          <w:rFonts w:eastAsiaTheme="minorEastAsia"/>
-        </w:rPr>
-      </w:pPr>
-      <w:r>
-        <w:rPr>
-          <w:rFonts w:eastAsiaTheme="minorEastAsia"/>
-        </w:rPr>
-        <w:t>The proposed use of the model is to provide an initial price estimate for a home without a recent</w:t>
-      </w:r>
-    </w:p>
-    <w:p>
-      <w:pPr>
-        <w:rPr>
-          <w:rFonts w:eastAsiaTheme="minorEastAsia"/>
-        </w:rPr>
-      </w:pPr>
-      <w:r>
-        <w:rPr>
-          <w:rFonts w:eastAsiaTheme="minorEastAsia"/>
-        </w:rPr>
-        <w:t>sale. This estimate is intended for a property analyst in the residential valuation team, who</w:t>
-      </w:r>
-      <w:r>
+      </w:pPr>
+      <w:r>
+        <w:rPr>
+          <w:rFonts w:eastAsiaTheme="minorEastAsia"/>
+        </w:rPr>
+        <w:t xml:space="preserve">The purpose of this project is to develop and evaluate a regression model that uses historical transaction data, property characteristics, and location information to estimate residential selling prices in US dollars. The predictions are intended to provide the Assessor’s Office’s residential valuation team with an initial estimate for review, supporting informed and consistent valuation decisions without replacing professional judgement. This could improve the consistency and efficiency of preliminary assessments and help analysts </w:t>
+      </w:r>
+      <w:proofErr w:type="spellStart"/>
+      <w:r>
+        <w:rPr>
+          <w:rFonts w:eastAsiaTheme="minorEastAsia"/>
+        </w:rPr>
+        <w:t>prioritise</w:t>
+      </w:r>
+      <w:proofErr w:type="spellEnd"/>
+      <w:r>
+        <w:rPr>
+          <w:rFonts w:eastAsiaTheme="minorEastAsia"/>
+        </w:rPr>
+        <w:t xml:space="preserve"> cases for closer review</w:t>
+      </w:r>
+    </w:p>
+    <w:p>
+      <w:pPr>
+        <w:ind w:left="10"/>
+        <w:rPr>
+          <w:rFonts w:eastAsiaTheme="minorEastAsia"/>
+        </w:rPr>
+      </w:pPr>
+      <w:r>
+        <w:rPr>
+          <w:rFonts w:eastAsiaTheme="minorEastAsia"/>
+        </w:rPr>
+        <w:t>The model will be evaluated using a chronological holdout design, with earlier years used for training and model selection and a later year reserved for final testing. This assesses how well the model predicts prices for later historical transactions. However, because the model is trained exclusively on properties that have sold, its performance on the historical test set may overstate its accuracy for properties that remain unsold or lack recent transactions. The primary objective is to support the valuation of properties that have static archival characteristics (known features) but lack a recent transaction price, rather than predicting properties that are entirely unrecorded in the dataset. These sample-selection limitations will be considered when assessing the model's suitability for tax assessment purposes. These limitations will be considered when assessing whether the model is suitable for supporting property valuation.</w:t>
+      </w:r>
+    </w:p>
+    <w:p>
+      <w:pPr>
+        <w:ind w:left="10"/>
+        <w:rPr>
+          <w:rFonts w:eastAsiaTheme="minorEastAsia"/>
+        </w:rPr>
+      </w:pPr>
+    </w:p>
+    <w:p>
+      <w:pPr>
+        <w:pStyle w:val="2"/>
+        <w:ind w:left="3"/>
+      </w:pPr>
+      <w:r>
+        <w:t>Section 2: Data understanding and representation</w:t>
+      </w:r>
+    </w:p>
+    <w:p>
+      <w:pPr>
+        <w:ind w:left="434" w:hanging="426"/>
+        <w:rPr>
+          <w:rFonts w:eastAsiaTheme="minorEastAsia"/>
+        </w:rPr>
+      </w:pPr>
+      <w:r>
+        <w:rPr>
+          <w:b/>
+        </w:rPr>
+        <w:t xml:space="preserve">2a. </w:t>
+      </w:r>
+      <w:r>
+        <w:t>What does each row represent? Verify the join, check for duplicate records and repeated sales of the same property, and justify how you handle them.</w:t>
+      </w:r>
+    </w:p>
+    <w:p>
+      <w:pPr>
+        <w:ind w:left="434" w:hanging="426"/>
         <w:rPr>
           <w:rFonts w:eastAsiaTheme="minorEastAsia" w:hint="eastAsia"/>
         </w:rPr>
-        <w:t xml:space="preserve"> </w:t>
-      </w:r>
-      <w:r>
-        <w:rPr>
-          <w:rFonts w:eastAsiaTheme="minorEastAsia"/>
-        </w:rPr>
-        <w:t>combines the model output with inspection information and professional judgement to determine</w:t>
-      </w:r>
-      <w:r>
+      </w:pPr>
+    </w:p>
+    <w:p>
+      <w:pPr>
+        <w:ind w:left="10"/>
+        <w:rPr>
+          <w:rFonts w:eastAsiaTheme="minorEastAsia"/>
+        </w:rPr>
+      </w:pPr>
+      <w:r>
+        <w:rPr>
+          <w:rFonts w:eastAsiaTheme="minorEastAsia"/>
+        </w:rPr>
+        <w:t xml:space="preserve">Properties_2022.csv has one row per property (98,899 rows, 98,899unique </w:t>
+      </w:r>
+      <w:proofErr w:type="spellStart"/>
+      <w:r>
+        <w:rPr>
+          <w:rFonts w:eastAsiaTheme="minorEastAsia"/>
+        </w:rPr>
+        <w:t>property_id</w:t>
+      </w:r>
+      <w:proofErr w:type="spellEnd"/>
+      <w:r>
+        <w:rPr>
+          <w:rFonts w:eastAsiaTheme="minorEastAsia"/>
+        </w:rPr>
+        <w:t xml:space="preserve">), and sales.csv has one row per completed transaction in 2023-2025 (109,307 rows, 109,307 unique </w:t>
+      </w:r>
+      <w:proofErr w:type="spellStart"/>
+      <w:r>
+        <w:rPr>
+          <w:rFonts w:eastAsiaTheme="minorEastAsia"/>
+        </w:rPr>
+        <w:t>transaction_id</w:t>
+      </w:r>
+      <w:proofErr w:type="spellEnd"/>
+      <w:r>
+        <w:rPr>
+          <w:rFonts w:eastAsiaTheme="minorEastAsia"/>
+        </w:rPr>
+        <w:t xml:space="preserve">, with </w:t>
+      </w:r>
+      <w:proofErr w:type="spellStart"/>
+      <w:r>
+        <w:rPr>
+          <w:rFonts w:eastAsiaTheme="minorEastAsia"/>
+        </w:rPr>
+        <w:t>property_id</w:t>
+      </w:r>
+      <w:proofErr w:type="spellEnd"/>
+      <w:r>
+        <w:rPr>
+          <w:rFonts w:eastAsiaTheme="minorEastAsia"/>
+        </w:rPr>
+        <w:t xml:space="preserve"> repeating for properties sold more than once). A duplicate record would be a repeated </w:t>
+      </w:r>
+      <w:proofErr w:type="spellStart"/>
+      <w:r>
+        <w:rPr>
+          <w:rFonts w:eastAsiaTheme="minorEastAsia"/>
+        </w:rPr>
+        <w:t>transaction_</w:t>
+      </w:r>
+      <w:proofErr w:type="gramStart"/>
+      <w:r>
+        <w:rPr>
+          <w:rFonts w:eastAsiaTheme="minorEastAsia"/>
+        </w:rPr>
+        <w:t>id</w:t>
+      </w:r>
+      <w:proofErr w:type="spellEnd"/>
+      <w:r>
+        <w:rPr>
+          <w:rFonts w:eastAsiaTheme="minorEastAsia"/>
+        </w:rPr>
+        <w:t>(</w:t>
+      </w:r>
+      <w:proofErr w:type="gramEnd"/>
+      <w:r>
+        <w:rPr>
+          <w:rFonts w:eastAsiaTheme="minorEastAsia"/>
+        </w:rPr>
+        <w:t xml:space="preserve">none found); a repeated sale is a repeated </w:t>
+      </w:r>
+      <w:proofErr w:type="spellStart"/>
+      <w:r>
+        <w:rPr>
+          <w:rFonts w:eastAsiaTheme="minorEastAsia"/>
+        </w:rPr>
+        <w:t>property_id</w:t>
+      </w:r>
+      <w:proofErr w:type="spellEnd"/>
+      <w:r>
+        <w:rPr>
+          <w:rFonts w:eastAsiaTheme="minorEastAsia"/>
+        </w:rPr>
+        <w:t xml:space="preserve"> with different </w:t>
+      </w:r>
+      <w:proofErr w:type="spellStart"/>
+      <w:r>
+        <w:rPr>
+          <w:rFonts w:eastAsiaTheme="minorEastAsia"/>
+        </w:rPr>
+        <w:t>transaction_id</w:t>
+      </w:r>
+      <w:proofErr w:type="spellEnd"/>
+      <w:r>
+        <w:rPr>
+          <w:rFonts w:eastAsiaTheme="minorEastAsia"/>
+        </w:rPr>
+        <w:t xml:space="preserve"> and </w:t>
+      </w:r>
+      <w:proofErr w:type="spellStart"/>
+      <w:r>
+        <w:rPr>
+          <w:rFonts w:eastAsiaTheme="minorEastAsia"/>
+        </w:rPr>
+        <w:t>sale_date</w:t>
+      </w:r>
+      <w:proofErr w:type="spellEnd"/>
+      <w:r>
+        <w:rPr>
+          <w:rFonts w:eastAsiaTheme="minorEastAsia"/>
+        </w:rPr>
+        <w:t xml:space="preserve">, which is legitimate. We set </w:t>
+      </w:r>
+      <w:proofErr w:type="spellStart"/>
+      <w:r>
+        <w:rPr>
+          <w:rFonts w:eastAsiaTheme="minorEastAsia"/>
+        </w:rPr>
+        <w:t>property_id</w:t>
+      </w:r>
+      <w:proofErr w:type="spellEnd"/>
+      <w:r>
+        <w:rPr>
+          <w:rFonts w:eastAsiaTheme="minorEastAsia"/>
+        </w:rPr>
+        <w:t xml:space="preserve"> as the index in both tables and checked matching in both directions; </w:t>
+      </w:r>
+      <w:proofErr w:type="spellStart"/>
+      <w:r>
+        <w:rPr>
+          <w:rFonts w:eastAsiaTheme="minorEastAsia"/>
+        </w:rPr>
+        <w:t>unmatched_index</w:t>
+      </w:r>
+      <w:proofErr w:type="spellEnd"/>
+      <w:r>
+        <w:rPr>
+          <w:rFonts w:eastAsiaTheme="minorEastAsia"/>
+        </w:rPr>
+        <w:t xml:space="preserve"> and unmatched_index2 were both empty, so every sale matches a property and every property appears in sales at least once. Merging on </w:t>
+      </w:r>
+      <w:proofErr w:type="spellStart"/>
+      <w:r>
+        <w:rPr>
+          <w:rFonts w:eastAsiaTheme="minorEastAsia"/>
+        </w:rPr>
+        <w:t>property_id</w:t>
+      </w:r>
+      <w:proofErr w:type="spellEnd"/>
+      <w:r>
+        <w:rPr>
+          <w:rFonts w:eastAsiaTheme="minorEastAsia"/>
+        </w:rPr>
+        <w:t xml:space="preserve"> with a left join and validate="</w:t>
+      </w:r>
+      <w:proofErr w:type="spellStart"/>
+      <w:r>
+        <w:rPr>
+          <w:rFonts w:eastAsiaTheme="minorEastAsia"/>
+        </w:rPr>
+        <w:t>many_to_one</w:t>
+      </w:r>
+      <w:proofErr w:type="spellEnd"/>
+      <w:r>
+        <w:rPr>
+          <w:rFonts w:eastAsiaTheme="minorEastAsia"/>
+        </w:rPr>
+        <w:t xml:space="preserve">" produced 109,307 rows, equal to the number of sales, confirming no row inflation and a many-to-one relationship. 10,408 extra rows are repeated sales, which we retain rather than dropping by </w:t>
+      </w:r>
+      <w:proofErr w:type="spellStart"/>
+      <w:r>
+        <w:rPr>
+          <w:rFonts w:eastAsiaTheme="minorEastAsia"/>
+        </w:rPr>
+        <w:t>property_id</w:t>
+      </w:r>
+      <w:proofErr w:type="spellEnd"/>
+      <w:r>
+        <w:rPr>
+          <w:rFonts w:eastAsiaTheme="minorEastAsia"/>
+        </w:rPr>
+        <w:t>, since they are needed for the time-trend analysis in 2c; their treatment in modelling is discussed in 3c</w:t>
+      </w:r>
+    </w:p>
+    <w:p>
+      <w:pPr>
+        <w:ind w:left="434" w:hanging="426"/>
         <w:rPr>
           <w:rFonts w:eastAsiaTheme="minorEastAsia" w:hint="eastAsia"/>
         </w:rPr>
-        <w:t xml:space="preserve"> </w:t>
-      </w:r>
-      <w:r>
-        <w:rPr>
-          <w:rFonts w:eastAsiaTheme="minorEastAsia"/>
-        </w:rPr>
-        <w:t>the final assessed value. The process is explicitly human-in-the-loop: the model generates a first-pass estimate, and the analyst reviews and corrects it. The model does not directly generate tax</w:t>
-      </w:r>
-      <w:r>
+      </w:pPr>
+    </w:p>
+    <w:p>
+      <w:pPr>
+        <w:ind w:left="10"/>
+        <w:rPr>
+          <w:rFonts w:eastAsiaTheme="minorEastAsia"/>
+        </w:rPr>
+      </w:pPr>
+      <w:r>
+        <w:rPr>
+          <w:b/>
+        </w:rPr>
+        <w:t xml:space="preserve">2b. </w:t>
+      </w:r>
+      <w:r>
+        <w:t>Which missing or unusual predictor values matter, and how will you handle them?</w:t>
+      </w:r>
+    </w:p>
+    <w:p>
+      <w:pPr>
+        <w:ind w:left="10"/>
         <w:rPr>
           <w:rFonts w:eastAsiaTheme="minorEastAsia" w:hint="eastAsia"/>
         </w:rPr>
+      </w:pPr>
+    </w:p>
+    <w:p>
+      <w:pPr>
+        <w:ind w:left="10"/>
+        <w:rPr>
+          <w:rFonts w:eastAsiaTheme="minorEastAsia"/>
+        </w:rPr>
+      </w:pPr>
+      <w:r>
+        <w:rPr>
+          <w:rFonts w:eastAsiaTheme="minorEastAsia"/>
+        </w:rPr>
+        <w:t>We identified and addressed predictor-quality issues through the following systematic, evidence-based treatments:</w:t>
+      </w:r>
+    </w:p>
+    <w:p>
+      <w:pPr>
+        <w:ind w:left="10"/>
+        <w:rPr>
+          <w:rFonts w:eastAsiaTheme="minorEastAsia"/>
+        </w:rPr>
+      </w:pPr>
+      <w:r>
+        <w:rPr>
+          <w:rFonts w:eastAsiaTheme="minorEastAsia"/>
+        </w:rPr>
+        <w:t>1.</w:t>
+      </w:r>
+      <w:r>
+        <w:rPr>
+          <w:rFonts w:eastAsiaTheme="minorEastAsia"/>
+        </w:rPr>
+        <w:tab/>
+        <w:t>Structural Missing Values:</w:t>
+      </w:r>
+    </w:p>
+    <w:p>
+      <w:pPr>
+        <w:ind w:left="10"/>
+        <w:rPr>
+          <w:rFonts w:eastAsiaTheme="minorEastAsia"/>
+        </w:rPr>
+      </w:pPr>
+      <w:r>
+        <w:rPr>
+          <w:rFonts w:eastAsiaTheme="minorEastAsia"/>
+        </w:rPr>
+        <w:t xml:space="preserve">Guided by the data dictionary, we imputed structural missing values before splitting. For instance, </w:t>
+      </w:r>
+      <w:proofErr w:type="spellStart"/>
+      <w:r>
+        <w:rPr>
+          <w:rFonts w:eastAsiaTheme="minorEastAsia"/>
+        </w:rPr>
+        <w:t>char_type_resd</w:t>
+      </w:r>
+      <w:proofErr w:type="spellEnd"/>
+      <w:r>
+        <w:rPr>
+          <w:rFonts w:eastAsiaTheme="minorEastAsia"/>
+        </w:rPr>
+        <w:t xml:space="preserve"> missing values were filled with '9.9' (defined as "Missing"). Missing values in Chicago-specific location features (e.g., </w:t>
+      </w:r>
+      <w:proofErr w:type="spellStart"/>
+      <w:r>
+        <w:rPr>
+          <w:rFonts w:eastAsiaTheme="minorEastAsia"/>
+        </w:rPr>
+        <w:t>loc_chicago_ward_num</w:t>
+      </w:r>
+      <w:proofErr w:type="spellEnd"/>
+      <w:r>
+        <w:rPr>
+          <w:rFonts w:eastAsiaTheme="minorEastAsia"/>
+        </w:rPr>
+        <w:t xml:space="preserve">) were filled based on a constructed </w:t>
+      </w:r>
+      <w:proofErr w:type="spellStart"/>
+      <w:r>
+        <w:rPr>
+          <w:rFonts w:eastAsiaTheme="minorEastAsia"/>
+        </w:rPr>
+        <w:t>is_Chicago</w:t>
+      </w:r>
+      <w:proofErr w:type="spellEnd"/>
+      <w:r>
+        <w:rPr>
+          <w:rFonts w:eastAsiaTheme="minorEastAsia"/>
+        </w:rPr>
+        <w:t xml:space="preserve"> indicator (e.g., 'Non-Chicago' or 'Chicago-Unknown').</w:t>
+      </w:r>
+    </w:p>
+    <w:p>
+      <w:pPr>
+        <w:ind w:left="10"/>
+        <w:rPr>
+          <w:rFonts w:eastAsiaTheme="minorEastAsia"/>
+        </w:rPr>
+      </w:pPr>
+      <w:r>
+        <w:rPr>
+          <w:rFonts w:eastAsiaTheme="minorEastAsia"/>
+        </w:rPr>
+        <w:t>2.</w:t>
+      </w:r>
+      <w:r>
+        <w:rPr>
+          <w:rFonts w:eastAsiaTheme="minorEastAsia"/>
+        </w:rPr>
+        <w:tab/>
+        <w:t>Missing Value Handling (Stratified by Ratio):</w:t>
+      </w:r>
+    </w:p>
+    <w:p>
+      <w:pPr>
+        <w:ind w:left="10"/>
+        <w:rPr>
+          <w:rFonts w:eastAsiaTheme="minorEastAsia"/>
+        </w:rPr>
+      </w:pPr>
+      <w:r>
+        <w:rPr>
+          <w:rFonts w:eastAsiaTheme="minorEastAsia"/>
+        </w:rPr>
+        <w:t xml:space="preserve">For the training set, we stratified missing values by their fraction: a. &lt; 1% (Micro-missing): Features with minimal missingness were simply imputed using the median (for numeric) or mode (for categorical), as their impact on the overall distribution is negligible. b. &gt; 1% (Substantial-missing): For features with higher missing rates, we imputed the missing values with the median/mode and created a corresponding binary missing indicator. This preserves potential MNAR (Missing Not </w:t>
+      </w:r>
+      <w:proofErr w:type="gramStart"/>
+      <w:r>
+        <w:rPr>
+          <w:rFonts w:eastAsiaTheme="minorEastAsia"/>
+        </w:rPr>
+        <w:t>At</w:t>
+      </w:r>
+      <w:proofErr w:type="gramEnd"/>
+      <w:r>
+        <w:rPr>
+          <w:rFonts w:eastAsiaTheme="minorEastAsia"/>
+        </w:rPr>
+        <w:t xml:space="preserve"> Random) information and allows the model to distinguish between true values and imputed ones. </w:t>
+      </w:r>
+    </w:p>
+    <w:p>
+      <w:pPr>
+        <w:ind w:left="10"/>
+        <w:rPr>
+          <w:rFonts w:eastAsiaTheme="minorEastAsia"/>
+        </w:rPr>
+      </w:pPr>
+      <w:r>
+        <w:rPr>
+          <w:rFonts w:eastAsiaTheme="minorEastAsia"/>
+        </w:rPr>
+        <w:t>3.</w:t>
+      </w:r>
+      <w:r>
+        <w:rPr>
+          <w:rFonts w:eastAsiaTheme="minorEastAsia"/>
+        </w:rPr>
+        <w:tab/>
+        <w:t>Unusual Values in Continuous &amp; Discrete Predictors:</w:t>
+      </w:r>
+    </w:p>
+    <w:p>
+      <w:pPr>
+        <w:ind w:left="10"/>
+        <w:rPr>
+          <w:rFonts w:eastAsiaTheme="minorEastAsia"/>
+        </w:rPr>
+      </w:pPr>
+      <w:r>
+        <w:rPr>
+          <w:rFonts w:eastAsiaTheme="minorEastAsia"/>
+        </w:rPr>
+        <w:t>Based on the imputed dataset, we packaged continuous and discrete features and handled outliers as follows:</w:t>
+      </w:r>
+    </w:p>
+    <w:p>
+      <w:pPr>
+        <w:ind w:left="10"/>
+        <w:rPr>
+          <w:rFonts w:eastAsiaTheme="minorEastAsia"/>
+        </w:rPr>
+      </w:pPr>
+      <w:r>
+        <w:rPr>
+          <w:rFonts w:eastAsiaTheme="minorEastAsia"/>
+        </w:rPr>
+        <w:t>Clipping: Extreme values deviating significantly from the 1st and 99th percentiles were clipped to these bounds to prevent them from distorting the regression.</w:t>
+      </w:r>
+    </w:p>
+    <w:p>
+      <w:pPr>
+        <w:ind w:left="10"/>
+        <w:rPr>
+          <w:rFonts w:eastAsiaTheme="minorEastAsia"/>
+        </w:rPr>
+      </w:pPr>
+      <w:r>
+        <w:rPr>
+          <w:rFonts w:eastAsiaTheme="minorEastAsia"/>
+        </w:rPr>
+        <w:t xml:space="preserve">Yeo-Johnson Transformation: For features exhibiting heavy right-skewed or left-skewed distributions (e.g., </w:t>
+      </w:r>
+      <w:proofErr w:type="spellStart"/>
+      <w:r>
+        <w:rPr>
+          <w:rFonts w:eastAsiaTheme="minorEastAsia"/>
+        </w:rPr>
+        <w:t>char_land_sf</w:t>
+      </w:r>
+      <w:proofErr w:type="spellEnd"/>
+      <w:r>
+        <w:rPr>
+          <w:rFonts w:eastAsiaTheme="minorEastAsia"/>
+        </w:rPr>
+        <w:t>), we applied the Yeo-Johnson transformation. This method is particularly suitable as it can handle both positive and negative values (including zeros), making the feature distributions more Gaussian-like and improving model stability.</w:t>
+      </w:r>
+    </w:p>
+    <w:p>
+      <w:pPr>
+        <w:ind w:left="10"/>
+        <w:rPr>
+          <w:rFonts w:eastAsiaTheme="minorEastAsia"/>
+        </w:rPr>
+      </w:pPr>
+      <w:r>
+        <w:rPr>
+          <w:rFonts w:eastAsiaTheme="minorEastAsia"/>
+        </w:rPr>
+        <w:t>4.</w:t>
+      </w:r>
+      <w:r>
+        <w:rPr>
+          <w:rFonts w:eastAsiaTheme="minorEastAsia"/>
+        </w:rPr>
+        <w:tab/>
+        <w:t>Unusual Values in Boolean &amp; Categorical Predictors:</w:t>
+      </w:r>
+    </w:p>
+    <w:p>
+      <w:pPr>
+        <w:ind w:left="10"/>
+        <w:rPr>
+          <w:rFonts w:eastAsiaTheme="minorEastAsia"/>
+        </w:rPr>
+      </w:pPr>
+      <w:r>
+        <w:rPr>
+          <w:rFonts w:eastAsiaTheme="minorEastAsia"/>
+        </w:rPr>
+        <w:t xml:space="preserve">Boolean Indicators: We evaluated the effectiveness of the missing indicators created for </w:t>
+      </w:r>
+      <w:proofErr w:type="spellStart"/>
+      <w:r>
+        <w:rPr>
+          <w:rFonts w:eastAsiaTheme="minorEastAsia"/>
+        </w:rPr>
+        <w:t>boolean</w:t>
+      </w:r>
+      <w:proofErr w:type="spellEnd"/>
+      <w:r>
+        <w:rPr>
+          <w:rFonts w:eastAsiaTheme="minorEastAsia"/>
+        </w:rPr>
+        <w:t xml:space="preserve"> features. If the indicator did not show a significant correlation with the target, it was considered redundant and removed.</w:t>
+      </w:r>
+    </w:p>
+    <w:p>
+      <w:pPr>
+        <w:ind w:left="10"/>
+        <w:rPr>
+          <w:rFonts w:eastAsiaTheme="minorEastAsia"/>
+        </w:rPr>
+      </w:pPr>
+      <w:r>
+        <w:rPr>
+          <w:rFonts w:eastAsiaTheme="minorEastAsia"/>
+        </w:rPr>
+        <w:t>Categorical features: "unusual" values are represented by highly sparse categories that occur infrequently. To prevent the model from overfitting to these rare noise patterns, we analyzed the cardinality of categorical features. We applied a threshold-based strategy: for features with cardinality below 30, we grouped categories with extremely low frequencies into a single 'Other' category. For features with 30 or more unique values (high cardinality), instead of grouping, we applied Target Encoding to handle their sparsity and prevent dimensionality explosion.</w:t>
+      </w:r>
+    </w:p>
+    <w:p>
+      <w:pPr>
+        <w:ind w:left="10"/>
+        <w:rPr>
+          <w:rFonts w:eastAsiaTheme="minorEastAsia"/>
+        </w:rPr>
+      </w:pPr>
+      <w:r>
+        <w:rPr>
+          <w:rFonts w:eastAsiaTheme="minorEastAsia"/>
+        </w:rPr>
+        <w:lastRenderedPageBreak/>
+        <w:t>5.</w:t>
+      </w:r>
+      <w:r>
+        <w:rPr>
+          <w:rFonts w:eastAsiaTheme="minorEastAsia"/>
+        </w:rPr>
+        <w:tab/>
+        <w:t>Preventing Leakage:</w:t>
+      </w:r>
+    </w:p>
+    <w:p>
+      <w:pPr>
+        <w:ind w:left="10"/>
+        <w:rPr>
+          <w:rFonts w:eastAsiaTheme="minorEastAsia"/>
+        </w:rPr>
+      </w:pPr>
+      <w:r>
+        <w:rPr>
+          <w:rFonts w:eastAsiaTheme="minorEastAsia"/>
+        </w:rPr>
+        <w:t>All statistics (medians/modes), clipping thresholds, and Yeo-Johnson transformation parameters were calculated strictly from the training set and applied to the validation and test sets to avoid data leakage</w:t>
+      </w:r>
+    </w:p>
+    <w:p>
+      <w:pPr>
+        <w:rPr>
+          <w:rFonts w:eastAsiaTheme="minorEastAsia" w:hint="eastAsia"/>
+        </w:rPr>
+      </w:pPr>
+    </w:p>
+    <w:p>
+      <w:pPr>
+        <w:ind w:left="424" w:hanging="416"/>
+        <w:rPr>
+          <w:rFonts w:eastAsiaTheme="minorEastAsia"/>
+        </w:rPr>
+      </w:pPr>
+      <w:r>
+        <w:rPr>
+          <w:b/>
+        </w:rPr>
+        <w:t xml:space="preserve">2c. </w:t>
+      </w:r>
+      <w:r>
+        <w:t>What do summaries and plots show about prices over time and across locations? Identify higher- and lower-price periods and discuss possible explanations.</w:t>
+      </w:r>
+    </w:p>
+    <w:p>
+      <w:pPr>
+        <w:ind w:left="424" w:hanging="416"/>
+        <w:rPr>
+          <w:rFonts w:eastAsiaTheme="minorEastAsia" w:hint="eastAsia"/>
+        </w:rPr>
+      </w:pPr>
+    </w:p>
+    <w:p>
+      <w:pPr>
+        <w:ind w:left="424" w:hanging="416"/>
+        <w:rPr>
+          <w:rFonts w:eastAsiaTheme="minorEastAsia"/>
+        </w:rPr>
+      </w:pPr>
+      <w:r>
+        <w:rPr>
+          <w:rFonts w:eastAsiaTheme="minorEastAsia" w:hint="eastAsia"/>
+        </w:rPr>
+        <w:t>T</w:t>
+      </w:r>
+      <w:r>
+        <w:rPr>
+          <w:rFonts w:eastAsiaTheme="minorEastAsia"/>
+        </w:rPr>
+        <w:t>emporal Price Patterns</w:t>
+      </w:r>
+    </w:p>
+    <w:p>
+      <w:pPr>
+        <w:ind w:left="424" w:hanging="416"/>
+        <w:rPr>
+          <w:rFonts w:eastAsiaTheme="minorEastAsia"/>
+        </w:rPr>
+      </w:pPr>
+      <w:r>
+        <w:rPr>
+          <w:rFonts w:eastAsiaTheme="minorEastAsia"/>
+        </w:rPr>
+        <w:t>The summary statistics and time-series plots reveal two distinct temporal dynamics: a clear year-over-year appreciation and strong seasonality.</w:t>
+      </w:r>
+    </w:p>
+    <w:p>
+      <w:pPr>
+        <w:ind w:left="424" w:hanging="416"/>
+        <w:rPr>
+          <w:rFonts w:eastAsiaTheme="minorEastAsia"/>
+        </w:rPr>
+      </w:pPr>
+      <w:r>
+        <w:rPr>
+          <w:rFonts w:eastAsiaTheme="minorEastAsia"/>
+        </w:rPr>
+        <w:t>1.</w:t>
+      </w:r>
+      <w:r>
+        <w:rPr>
+          <w:rFonts w:eastAsiaTheme="minorEastAsia"/>
+        </w:rPr>
+        <w:tab/>
+        <w:t>Annual Appreciation: The overall median sale price increased from $315,000 in 2023 to $340,000 in early 2024, representing a year-over-year growth of +7.94%. The log-transformed price series confirms this steady, upward macroeconomic shift across the dataset.</w:t>
+      </w:r>
+    </w:p>
+    <w:p>
+      <w:pPr>
+        <w:ind w:left="424" w:hanging="416"/>
+        <w:rPr>
+          <w:rFonts w:eastAsiaTheme="minorEastAsia"/>
+        </w:rPr>
+      </w:pPr>
+      <w:r>
+        <w:rPr>
+          <w:rFonts w:eastAsiaTheme="minorEastAsia"/>
+        </w:rPr>
+        <w:t>2.</w:t>
+      </w:r>
+      <w:r>
+        <w:rPr>
+          <w:rFonts w:eastAsiaTheme="minorEastAsia"/>
+        </w:rPr>
+        <w:tab/>
+        <w:t>Higher-Price Periods: A distinct seasonal peak occurs in May and June, reaching a median price of $355,000. A reasonable explanation is the seasonal surge in housing demand. Families typically prefer to move during the summer to align with school district schedules, while favorable weather facilitates property viewings and moving logistics, driving up competitive bidding and transaction prices.</w:t>
+      </w:r>
+    </w:p>
+    <w:p>
+      <w:pPr>
+        <w:ind w:left="424" w:hanging="416"/>
+        <w:rPr>
+          <w:rFonts w:eastAsiaTheme="minorEastAsia"/>
+        </w:rPr>
+      </w:pPr>
+      <w:r>
+        <w:rPr>
+          <w:rFonts w:eastAsiaTheme="minorEastAsia"/>
+        </w:rPr>
+        <w:t>3.</w:t>
+      </w:r>
+      <w:r>
+        <w:rPr>
+          <w:rFonts w:eastAsiaTheme="minorEastAsia"/>
+        </w:rPr>
+        <w:tab/>
+        <w:t>Lower-Price Periods: Price troughs are consistently observed in January, February, and October–December, with medians dropping to around $285,000–$300,000. This reflects typical winter market cooling. During these periods, lower transaction volumes and holiday distractions lead to reduced buyer urgency, giving buyers stronger negotiating power and often forcing sellers to accept lower offers.</w:t>
+      </w:r>
+    </w:p>
+    <w:p>
+      <w:pPr>
+        <w:ind w:left="424" w:hanging="416"/>
+        <w:rPr>
+          <w:rFonts w:eastAsiaTheme="minorEastAsia"/>
+        </w:rPr>
+      </w:pPr>
+      <w:r>
+        <w:rPr>
+          <w:rFonts w:eastAsiaTheme="minorEastAsia"/>
+        </w:rPr>
+        <w:t>4.</w:t>
+      </w:r>
+      <w:r>
+        <w:rPr>
+          <w:rFonts w:eastAsiaTheme="minorEastAsia"/>
+        </w:rPr>
+        <w:tab/>
+        <w:t>Distribution Shape: Comparing the raw and log-scale plots shows that the raw mean is heavily skewed by high-end luxury properties (long-tail extremes), whereas the log transformation stabilizes the variance, providing a clearer view of true central tendencies.</w:t>
+      </w:r>
+    </w:p>
+    <w:p>
+      <w:pPr>
+        <w:ind w:left="424" w:hanging="416"/>
+        <w:rPr>
+          <w:rFonts w:eastAsiaTheme="minorEastAsia"/>
+        </w:rPr>
+      </w:pPr>
+      <w:r>
+        <w:rPr>
+          <w:rFonts w:eastAsiaTheme="minorEastAsia"/>
+        </w:rPr>
+        <w:t>Geographic Price Patterns</w:t>
+      </w:r>
+    </w:p>
+    <w:p>
+      <w:pPr>
+        <w:ind w:left="424" w:hanging="416"/>
+        <w:rPr>
+          <w:rFonts w:eastAsiaTheme="minorEastAsia"/>
+        </w:rPr>
+      </w:pPr>
+      <w:r>
+        <w:rPr>
+          <w:rFonts w:eastAsiaTheme="minorEastAsia"/>
+        </w:rPr>
+        <w:t>The spatial analysis reveals substantial geographic inequality and spatial gradients in property values.</w:t>
+      </w:r>
+    </w:p>
+    <w:p>
+      <w:pPr>
+        <w:ind w:left="424" w:hanging="416"/>
+        <w:rPr>
+          <w:rFonts w:eastAsiaTheme="minorEastAsia"/>
+        </w:rPr>
+      </w:pPr>
+      <w:r>
+        <w:rPr>
+          <w:rFonts w:eastAsiaTheme="minorEastAsia"/>
+        </w:rPr>
+        <w:t>1.</w:t>
+      </w:r>
+      <w:r>
+        <w:rPr>
+          <w:rFonts w:eastAsiaTheme="minorEastAsia"/>
+        </w:rPr>
+        <w:tab/>
+        <w:t xml:space="preserve">Spatial Gradient: Scatter plots of coordinates and latitude/longitude decile charts show a clear "Northeast high, South low" gradient. Prices rise steadily as one </w:t>
+      </w:r>
+      <w:proofErr w:type="gramStart"/>
+      <w:r>
+        <w:rPr>
+          <w:rFonts w:eastAsiaTheme="minorEastAsia"/>
+        </w:rPr>
+        <w:t>moves</w:t>
+      </w:r>
+      <w:proofErr w:type="gramEnd"/>
+      <w:r>
+        <w:rPr>
+          <w:rFonts w:eastAsiaTheme="minorEastAsia"/>
+        </w:rPr>
+        <w:t xml:space="preserve"> north (higher latitude) and east toward the Lake Michigan shoreline (higher longitude). The inter-decile price difference across latitudes and longitudes represents a 2.66x and 2.25x multiplier, respectively. This aligns with the presence of premium waterfront resources and higher socioeconomic status in the northern suburbs.</w:t>
+      </w:r>
+    </w:p>
+    <w:p>
+      <w:pPr>
+        <w:ind w:left="424" w:hanging="416"/>
+        <w:rPr>
+          <w:rFonts w:eastAsiaTheme="minorEastAsia"/>
+        </w:rPr>
+      </w:pPr>
+      <w:r>
+        <w:rPr>
+          <w:rFonts w:eastAsiaTheme="minorEastAsia"/>
+        </w:rPr>
+        <w:t>2.</w:t>
+      </w:r>
+      <w:r>
+        <w:rPr>
+          <w:rFonts w:eastAsiaTheme="minorEastAsia"/>
+        </w:rPr>
+        <w:tab/>
+        <w:t xml:space="preserve">City-Level Disparity: Aggregating by </w:t>
+      </w:r>
+      <w:proofErr w:type="spellStart"/>
+      <w:r>
+        <w:rPr>
+          <w:rFonts w:eastAsiaTheme="minorEastAsia"/>
+        </w:rPr>
+        <w:t>loc_property_city</w:t>
+      </w:r>
+      <w:proofErr w:type="spellEnd"/>
+      <w:r>
+        <w:rPr>
+          <w:rFonts w:eastAsiaTheme="minorEastAsia"/>
+        </w:rPr>
+        <w:t xml:space="preserve"> exposes a massive gap. Top-tier northern cities like Kenilworth and Winnetka boast median prices over $1.4 million, while southern suburban cities like Posen and Chicago Heights sit below $160,000 (a 2.28x difference).</w:t>
+      </w:r>
+    </w:p>
+    <w:p>
+      <w:pPr>
+        <w:ind w:left="424" w:hanging="416"/>
+        <w:rPr>
+          <w:rFonts w:eastAsiaTheme="minorEastAsia"/>
+        </w:rPr>
+      </w:pPr>
+      <w:r>
+        <w:rPr>
+          <w:rFonts w:eastAsiaTheme="minorEastAsia"/>
+        </w:rPr>
+        <w:t>3.</w:t>
+      </w:r>
+      <w:r>
+        <w:rPr>
+          <w:rFonts w:eastAsiaTheme="minorEastAsia"/>
+        </w:rPr>
+        <w:tab/>
+        <w:t>Internal Polarization: The high-volume city of CHICAGO exhibits an extremely wide Interquartile Range (IQR) and numerous outliers in its boxplot. This indicates severe internal spatial polarization, meaning the city encompasses both highly expensive luxury housing and extremely low-priced properties, reflecting stark internal economic disparities</w:t>
+      </w:r>
+    </w:p>
+    <w:p>
+      <w:pPr>
+        <w:ind w:left="424" w:hanging="416"/>
+        <w:rPr>
+          <w:rFonts w:eastAsiaTheme="minorEastAsia" w:hint="eastAsia"/>
+        </w:rPr>
+      </w:pPr>
+    </w:p>
+    <w:p>
+      <w:pPr>
+        <w:ind w:left="10"/>
+        <w:rPr>
+          <w:rFonts w:eastAsiaTheme="minorEastAsia"/>
+        </w:rPr>
+      </w:pPr>
+      <w:r>
+        <w:rPr>
+          <w:b/>
+        </w:rPr>
+        <w:t xml:space="preserve">2d. </w:t>
+      </w:r>
+      <w:r>
+        <w:t>How will you represent the data? Create and justify at least two new features.</w:t>
+      </w:r>
+    </w:p>
+    <w:p>
+      <w:pPr>
+        <w:ind w:left="10"/>
+        <w:rPr>
+          <w:rFonts w:eastAsiaTheme="minorEastAsia" w:hint="eastAsia"/>
+        </w:rPr>
+      </w:pPr>
+    </w:p>
+    <w:p>
+      <w:pPr>
+        <w:ind w:left="10"/>
+        <w:rPr>
+          <w:rFonts w:eastAsiaTheme="minorEastAsia"/>
+        </w:rPr>
+      </w:pPr>
+      <w:r>
+        <w:rPr>
+          <w:rFonts w:eastAsiaTheme="minorEastAsia"/>
+        </w:rPr>
+        <w:t>Feature engineering and data representation</w:t>
+      </w:r>
+    </w:p>
+    <w:p>
+      <w:pPr>
+        <w:ind w:left="10"/>
+        <w:rPr>
+          <w:rFonts w:eastAsiaTheme="minorEastAsia"/>
+        </w:rPr>
+      </w:pPr>
+      <w:r>
+        <w:rPr>
+          <w:rFonts w:eastAsiaTheme="minorEastAsia"/>
+        </w:rPr>
+        <w:t>Our data representation followed a two-stage pipeline:</w:t>
+      </w:r>
+    </w:p>
+    <w:p>
+      <w:pPr>
+        <w:ind w:left="10"/>
+        <w:rPr>
+          <w:rFonts w:eastAsiaTheme="minorEastAsia"/>
+        </w:rPr>
+      </w:pPr>
+      <w:r>
+        <w:rPr>
+          <w:rFonts w:eastAsiaTheme="minorEastAsia"/>
+        </w:rPr>
+        <w:t>1.</w:t>
+      </w:r>
+      <w:r>
+        <w:rPr>
+          <w:rFonts w:eastAsiaTheme="minorEastAsia"/>
+        </w:rPr>
+        <w:tab/>
+        <w:t>Foundational Type Casting (Dictionary-Guided): After merging, we programmatically mapped features to strict data types using the data dictionary's definitions. We parsed the codes field to identify and remap specific binary encodings (e.g., mapping 1=Yes, 2=No to 1/0). Continuous variables were cast to float64, discrete counts to nullable Int64, and categorical labels to string. Crucially, using nullable types (Int64, string) preserved missing values as &lt;NA&gt; rather than converting them to floats, ensuring safe and accurate downstream imputation and EDA.</w:t>
+      </w:r>
+    </w:p>
+    <w:p>
+      <w:pPr>
+        <w:ind w:left="10"/>
+        <w:rPr>
+          <w:rFonts w:eastAsiaTheme="minorEastAsia"/>
+        </w:rPr>
+      </w:pPr>
+      <w:r>
+        <w:rPr>
+          <w:rFonts w:eastAsiaTheme="minorEastAsia"/>
+        </w:rPr>
+        <w:t>2.</w:t>
+      </w:r>
+      <w:r>
+        <w:rPr>
+          <w:rFonts w:eastAsiaTheme="minorEastAsia"/>
+        </w:rPr>
+        <w:tab/>
+        <w:t xml:space="preserve">Model-Suited Encoding: To prevent dimensionality explosion and overfitting in categorical features, we used a cardinality-based strategy. High-cardinality features </w:t>
+      </w:r>
+      <w:proofErr w:type="gramStart"/>
+      <w:r>
+        <w:rPr>
+          <w:rFonts w:eastAsiaTheme="minorEastAsia"/>
+        </w:rPr>
+        <w:t>(</w:t>
+      </w:r>
+      <w:r>
+        <w:rPr>
+          <w:rFonts w:eastAsiaTheme="minorEastAsia" w:hint="eastAsia"/>
+        </w:rPr>
+        <w:t>≥</w:t>
+      </w:r>
+      <w:r>
+        <w:rPr>
+          <w:rFonts w:eastAsiaTheme="minorEastAsia"/>
+        </w:rPr>
+        <w:t xml:space="preserve"> 30 unique values)</w:t>
+      </w:r>
+      <w:proofErr w:type="gramEnd"/>
+      <w:r>
+        <w:rPr>
+          <w:rFonts w:eastAsiaTheme="minorEastAsia"/>
+        </w:rPr>
+        <w:t xml:space="preserve"> used Out-of-Fold Target Encoding with smoothing </w:t>
+      </w:r>
+      <w:proofErr w:type="gramStart"/>
+      <w:r>
+        <w:rPr>
+          <w:rFonts w:eastAsiaTheme="minorEastAsia"/>
+        </w:rPr>
+        <w:t>(rigorously preventing leakage)</w:t>
+      </w:r>
+      <w:proofErr w:type="gramEnd"/>
+      <w:r>
+        <w:rPr>
+          <w:rFonts w:eastAsiaTheme="minorEastAsia"/>
+        </w:rPr>
+        <w:t>. Medium and low-cardinality features used Rare Group Merging (grouping low-frequency categories into 'Other') followed by One-Hot Encoding.</w:t>
+      </w:r>
+    </w:p>
+    <w:p>
+      <w:pPr>
+        <w:ind w:left="10"/>
+        <w:rPr>
+          <w:rFonts w:eastAsiaTheme="minorEastAsia"/>
+        </w:rPr>
+      </w:pPr>
+      <w:r>
+        <w:rPr>
+          <w:rFonts w:eastAsiaTheme="minorEastAsia"/>
+        </w:rPr>
+        <w:t>New Feature Construction:</w:t>
+      </w:r>
+    </w:p>
+    <w:p>
+      <w:pPr>
+        <w:ind w:left="10"/>
+        <w:rPr>
+          <w:rFonts w:eastAsiaTheme="minorEastAsia"/>
+        </w:rPr>
+      </w:pPr>
+      <w:r>
+        <w:rPr>
+          <w:rFonts w:eastAsiaTheme="minorEastAsia"/>
+        </w:rPr>
+        <w:t>We constructed new features focusing on non-linear relationships and real-time valuation signals, which are often missed by raw covariates:</w:t>
+      </w:r>
+    </w:p>
+    <w:p>
+      <w:pPr>
+        <w:ind w:left="10"/>
+        <w:rPr>
+          <w:rFonts w:eastAsiaTheme="minorEastAsia"/>
+        </w:rPr>
+      </w:pPr>
+      <w:r>
+        <w:rPr>
+          <w:rFonts w:eastAsiaTheme="minorEastAsia"/>
+        </w:rPr>
+        <w:t>1.</w:t>
+      </w:r>
+      <w:r>
+        <w:rPr>
+          <w:rFonts w:eastAsiaTheme="minorEastAsia"/>
+        </w:rPr>
+        <w:tab/>
+        <w:t>House Age (</w:t>
+      </w:r>
+      <w:proofErr w:type="spellStart"/>
+      <w:r>
+        <w:rPr>
+          <w:rFonts w:eastAsiaTheme="minorEastAsia"/>
+        </w:rPr>
+        <w:t>house_age</w:t>
+      </w:r>
+      <w:proofErr w:type="spellEnd"/>
+      <w:r>
+        <w:rPr>
+          <w:rFonts w:eastAsiaTheme="minorEastAsia"/>
+        </w:rPr>
+        <w:t xml:space="preserve">): Calculated as </w:t>
+      </w:r>
+      <w:proofErr w:type="spellStart"/>
+      <w:r>
+        <w:rPr>
+          <w:rFonts w:eastAsiaTheme="minorEastAsia"/>
+        </w:rPr>
+        <w:t>sale_year</w:t>
+      </w:r>
+      <w:proofErr w:type="spellEnd"/>
+      <w:r>
+        <w:rPr>
+          <w:rFonts w:eastAsiaTheme="minorEastAsia"/>
+        </w:rPr>
+        <w:t xml:space="preserve"> - </w:t>
+      </w:r>
+      <w:proofErr w:type="spellStart"/>
+      <w:r>
+        <w:rPr>
+          <w:rFonts w:eastAsiaTheme="minorEastAsia"/>
+        </w:rPr>
+        <w:t>char_yrblt</w:t>
+      </w:r>
+      <w:proofErr w:type="spellEnd"/>
+      <w:r>
+        <w:rPr>
+          <w:rFonts w:eastAsiaTheme="minorEastAsia"/>
+        </w:rPr>
+        <w:t xml:space="preserve">. This captures the real-time depreciation at the exact moment of sale, which is a more accurate valuation driver than a static build year. </w:t>
+      </w:r>
+    </w:p>
+    <w:p>
+      <w:pPr>
+        <w:ind w:left="10"/>
+        <w:rPr>
+          <w:rFonts w:eastAsiaTheme="minorEastAsia"/>
+        </w:rPr>
+      </w:pPr>
+      <w:r>
+        <w:rPr>
+          <w:rFonts w:eastAsiaTheme="minorEastAsia"/>
+        </w:rPr>
+        <w:t>2.</w:t>
+      </w:r>
+      <w:r>
+        <w:rPr>
+          <w:rFonts w:eastAsiaTheme="minorEastAsia"/>
+        </w:rPr>
+        <w:tab/>
+        <w:t>Built Area × Construction Quality (</w:t>
+      </w:r>
+      <w:proofErr w:type="spellStart"/>
+      <w:r>
+        <w:rPr>
+          <w:rFonts w:eastAsiaTheme="minorEastAsia"/>
+        </w:rPr>
+        <w:t>inter_bldg_qlty</w:t>
+      </w:r>
+      <w:proofErr w:type="spellEnd"/>
+      <w:r>
+        <w:rPr>
+          <w:rFonts w:eastAsiaTheme="minorEastAsia"/>
+        </w:rPr>
+        <w:t xml:space="preserve">): Rather than treating size and quality linearly, we multiplied </w:t>
+      </w:r>
+      <w:proofErr w:type="spellStart"/>
+      <w:r>
+        <w:rPr>
+          <w:rFonts w:eastAsiaTheme="minorEastAsia"/>
+        </w:rPr>
+        <w:t>char_bldg_sf</w:t>
+      </w:r>
+      <w:proofErr w:type="spellEnd"/>
+      <w:r>
+        <w:rPr>
+          <w:rFonts w:eastAsiaTheme="minorEastAsia"/>
+        </w:rPr>
+        <w:t xml:space="preserve"> by </w:t>
+      </w:r>
+      <w:proofErr w:type="spellStart"/>
+      <w:r>
+        <w:rPr>
+          <w:rFonts w:eastAsiaTheme="minorEastAsia"/>
+        </w:rPr>
+        <w:t>char_cnst_qlty</w:t>
+      </w:r>
+      <w:proofErr w:type="spellEnd"/>
+      <w:r>
+        <w:rPr>
+          <w:rFonts w:eastAsiaTheme="minorEastAsia"/>
+        </w:rPr>
+        <w:t xml:space="preserve">. This represents the "effective premium living space." A large home built with poor quality </w:t>
+      </w:r>
+      <w:r>
+        <w:rPr>
+          <w:rFonts w:eastAsiaTheme="minorEastAsia"/>
+        </w:rPr>
+        <w:lastRenderedPageBreak/>
+        <w:t xml:space="preserve">and a large home built with deluxe quality share the same square footage, but vastly different market values. This interaction enables the model to capture that synergy, achieving a strong Spearman correlation (0.553) with the log sale price. </w:t>
+      </w:r>
+    </w:p>
+    <w:p>
+      <w:pPr>
+        <w:ind w:left="10"/>
+        <w:rPr>
+          <w:rFonts w:eastAsiaTheme="minorEastAsia" w:hint="eastAsia"/>
+        </w:rPr>
+      </w:pPr>
+      <w:r>
+        <w:rPr>
+          <w:rFonts w:eastAsiaTheme="minorEastAsia"/>
+        </w:rPr>
+        <w:t>3.</w:t>
+      </w:r>
+      <w:r>
+        <w:rPr>
+          <w:rFonts w:eastAsiaTheme="minorEastAsia"/>
+        </w:rPr>
+        <w:tab/>
+        <w:t>Land Area × Building Area (</w:t>
+      </w:r>
+      <w:proofErr w:type="spellStart"/>
+      <w:r>
+        <w:rPr>
+          <w:rFonts w:eastAsiaTheme="minorEastAsia"/>
+        </w:rPr>
+        <w:t>inter_land_bldg</w:t>
+      </w:r>
+      <w:proofErr w:type="spellEnd"/>
+      <w:r>
+        <w:rPr>
+          <w:rFonts w:eastAsiaTheme="minorEastAsia"/>
+        </w:rPr>
+        <w:t xml:space="preserve">): We created a volumetric proxy by multiplying </w:t>
+      </w:r>
+      <w:proofErr w:type="spellStart"/>
+      <w:r>
+        <w:rPr>
+          <w:rFonts w:eastAsiaTheme="minorEastAsia"/>
+        </w:rPr>
+        <w:t>char_land_sf</w:t>
+      </w:r>
+      <w:proofErr w:type="spellEnd"/>
+      <w:r>
+        <w:rPr>
+          <w:rFonts w:eastAsiaTheme="minorEastAsia"/>
+        </w:rPr>
+        <w:t xml:space="preserve"> and </w:t>
+      </w:r>
+      <w:proofErr w:type="spellStart"/>
+      <w:r>
+        <w:rPr>
+          <w:rFonts w:eastAsiaTheme="minorEastAsia"/>
+        </w:rPr>
+        <w:t>char_bldg_sf</w:t>
+      </w:r>
+      <w:proofErr w:type="spellEnd"/>
+      <w:r>
+        <w:rPr>
+          <w:rFonts w:eastAsiaTheme="minorEastAsia"/>
+        </w:rPr>
+        <w:t>. This effectively isolates "estate/mansion properties" (large buildings on large plots). While individually, land area may have a weak linear correlation (Spearman 0.158) with price, their interaction jumps to 0.431. This reveals that small houses on large land (e.g., potential development sites) and large houses on small land (e.g., dense urban lots) behave fundamentally differently from large-scale estates</w:t>
+      </w:r>
+      <w:r>
+        <w:rPr>
+          <w:rFonts w:eastAsiaTheme="minorEastAsia" w:hint="eastAsia"/>
+        </w:rPr>
         <w:t>.</w:t>
       </w:r>
     </w:p>
     <w:p>
       <w:pPr>
-        <w:rPr>
-          <w:rFonts w:eastAsiaTheme="minorEastAsia"/>
-        </w:rPr>
-      </w:pPr>
-    </w:p>
-    <w:p>
-      <w:pPr>
-        <w:rPr>
-          <w:rFonts w:eastAsiaTheme="minorEastAsia"/>
-        </w:rPr>
-      </w:pPr>
-      <w:r>
-        <w:rPr>
-          <w:rFonts w:eastAsiaTheme="minorEastAsia"/>
-        </w:rPr>
-        <w:t>This project offers three practical benefits. First, it reduces repetitive manual work, because the</w:t>
-      </w:r>
-      <w:r>
+        <w:ind w:left="10"/>
         <w:rPr>
           <w:rFonts w:eastAsiaTheme="minorEastAsia" w:hint="eastAsia"/>
         </w:rPr>
-        <w:t xml:space="preserve"> </w:t>
-      </w:r>
-      <w:r>
-        <w:rPr>
-          <w:rFonts w:eastAsiaTheme="minorEastAsia"/>
-        </w:rPr>
-        <w:t>model can generate initial estimates for large numbers of homes without recent sales in bulk</w:t>
-      </w:r>
-      <w:r>
+      </w:pPr>
+    </w:p>
+    <w:p>
+      <w:pPr>
+        <w:ind w:left="10"/>
+        <w:rPr>
+          <w:rFonts w:eastAsiaTheme="minorEastAsia"/>
+        </w:rPr>
+      </w:pPr>
+      <w:r>
+        <w:rPr>
+          <w:b/>
+        </w:rPr>
+        <w:t xml:space="preserve">2e. </w:t>
+      </w:r>
+      <w:r>
+        <w:t>What could cause leakage or biased conclusions? How does using only sold properties limit claims about homes that have not sold?</w:t>
+      </w:r>
+    </w:p>
+    <w:p>
+      <w:pPr>
+        <w:ind w:left="10"/>
         <w:rPr>
           <w:rFonts w:eastAsiaTheme="minorEastAsia" w:hint="eastAsia"/>
         </w:rPr>
-        <w:t xml:space="preserve">, </w:t>
-      </w:r>
-      <w:r>
-        <w:rPr>
-          <w:rFonts w:eastAsiaTheme="minorEastAsia"/>
-        </w:rPr>
-        <w:t>allowing analysts to concentrate on reviewing and correcting estimates rather than pricing each</w:t>
-      </w:r>
-      <w:r>
+      </w:pPr>
+    </w:p>
+    <w:p>
+      <w:pPr>
+        <w:ind w:left="10"/>
+        <w:rPr>
+          <w:rFonts w:eastAsiaTheme="minorEastAsia"/>
+        </w:rPr>
+      </w:pPr>
+      <w:r>
+        <w:rPr>
+          <w:rFonts w:eastAsiaTheme="minorEastAsia"/>
+        </w:rPr>
+        <w:t>Availability and sample limits</w:t>
+      </w:r>
+    </w:p>
+    <w:p>
+      <w:pPr>
+        <w:ind w:left="10"/>
+        <w:rPr>
+          <w:rFonts w:eastAsiaTheme="minorEastAsia"/>
+        </w:rPr>
+      </w:pPr>
+      <w:r>
+        <w:rPr>
+          <w:rFonts w:eastAsiaTheme="minorEastAsia"/>
+        </w:rPr>
+        <w:t>1.</w:t>
+      </w:r>
+      <w:r>
+        <w:rPr>
+          <w:rFonts w:eastAsiaTheme="minorEastAsia"/>
+        </w:rPr>
+        <w:tab/>
+        <w:t>Data Leakage Control:</w:t>
+      </w:r>
+    </w:p>
+    <w:p>
+      <w:pPr>
+        <w:ind w:left="10"/>
+        <w:rPr>
+          <w:rFonts w:eastAsiaTheme="minorEastAsia"/>
+        </w:rPr>
+      </w:pPr>
+      <w:r>
+        <w:rPr>
+          <w:rFonts w:eastAsiaTheme="minorEastAsia"/>
+        </w:rPr>
+        <w:t xml:space="preserve">To prevent data leakage, our data pipeline strictly separated rule-based structural handling from statistical learning. Before splitting the data, we imputed certain structural missing values globally based on the dictionary's definitions (e.g., replacing missing </w:t>
+      </w:r>
+      <w:proofErr w:type="spellStart"/>
+      <w:r>
+        <w:rPr>
+          <w:rFonts w:eastAsiaTheme="minorEastAsia"/>
+        </w:rPr>
+        <w:t>loc_chicago_ward_num</w:t>
+      </w:r>
+      <w:proofErr w:type="spellEnd"/>
+      <w:r>
+        <w:rPr>
+          <w:rFonts w:eastAsiaTheme="minorEastAsia"/>
+        </w:rPr>
+        <w:t xml:space="preserve"> and </w:t>
+      </w:r>
+      <w:proofErr w:type="spellStart"/>
+      <w:r>
+        <w:rPr>
+          <w:rFonts w:eastAsiaTheme="minorEastAsia"/>
+        </w:rPr>
+        <w:t>loc_chicago_community_area_name</w:t>
+      </w:r>
+      <w:proofErr w:type="spellEnd"/>
+      <w:r>
+        <w:rPr>
+          <w:rFonts w:eastAsiaTheme="minorEastAsia"/>
+        </w:rPr>
+        <w:t xml:space="preserve"> based on the </w:t>
+      </w:r>
+      <w:proofErr w:type="spellStart"/>
+      <w:r>
+        <w:rPr>
+          <w:rFonts w:eastAsiaTheme="minorEastAsia"/>
+        </w:rPr>
+        <w:t>is_Chicago</w:t>
+      </w:r>
+      <w:proofErr w:type="spellEnd"/>
+      <w:r>
+        <w:rPr>
+          <w:rFonts w:eastAsiaTheme="minorEastAsia"/>
+        </w:rPr>
+        <w:t xml:space="preserve"> indicator). Because this relies purely on feature definitions and not on the target variable, it poses no label leakage. After the chronological split (Train/Val/Test), all data-driven statistics—such as median/mode imputation, clipping bounds, scaling parameters, and Out-of-Fold Target Encoding—were fitted exclusively on the training set and applied to validation/test sets, ensuring zero future information leaked into the model.</w:t>
+      </w:r>
+    </w:p>
+    <w:p>
+      <w:pPr>
+        <w:ind w:left="10"/>
+        <w:rPr>
+          <w:rFonts w:eastAsiaTheme="minorEastAsia"/>
+        </w:rPr>
+      </w:pPr>
+      <w:r>
+        <w:rPr>
+          <w:rFonts w:eastAsiaTheme="minorEastAsia"/>
+        </w:rPr>
+        <w:t>2.</w:t>
+      </w:r>
+      <w:r>
+        <w:rPr>
+          <w:rFonts w:eastAsiaTheme="minorEastAsia"/>
+        </w:rPr>
+        <w:tab/>
+        <w:t>Sample Limits and Generalization:</w:t>
+      </w:r>
+    </w:p>
+    <w:p>
+      <w:pPr>
+        <w:ind w:left="10"/>
         <w:rPr>
           <w:rFonts w:eastAsiaTheme="minorEastAsia" w:hint="eastAsia"/>
         </w:rPr>
-        <w:t xml:space="preserve"> </w:t>
-      </w:r>
-      <w:r>
-        <w:rPr>
-          <w:rFonts w:eastAsiaTheme="minorEastAsia"/>
-        </w:rPr>
-        <w:t>home from scratch. Second, it improves consistency, as the model provides a reproducible starting</w:t>
-      </w:r>
-      <w:r>
-        <w:rPr>
-          <w:rFonts w:eastAsiaTheme="minorEastAsia" w:hint="eastAsia"/>
-        </w:rPr>
-        <w:t xml:space="preserve"> </w:t>
-      </w:r>
-      <w:r>
-        <w:rPr>
-          <w:rFonts w:eastAsiaTheme="minorEastAsia"/>
-        </w:rPr>
-        <w:t>point for comparable homes and thereby reduces subjective variation between analysts. Third, it</w:t>
-      </w:r>
-      <w:r>
-        <w:rPr>
-          <w:rFonts w:eastAsiaTheme="minorEastAsia" w:hint="eastAsia"/>
-        </w:rPr>
-        <w:t xml:space="preserve"> </w:t>
-      </w:r>
-      <w:r>
-        <w:rPr>
-          <w:rFonts w:eastAsiaTheme="minorEastAsia"/>
-        </w:rPr>
-        <w:t>supports scalability, since a model-based approach can value abundant properties at scale far</w:t>
-      </w:r>
-      <w:r>
-        <w:rPr>
-          <w:rFonts w:eastAsiaTheme="minorEastAsia" w:hint="eastAsia"/>
-        </w:rPr>
-        <w:t xml:space="preserve"> </w:t>
-      </w:r>
-      <w:r>
-        <w:rPr>
-          <w:rFonts w:eastAsiaTheme="minorEastAsia"/>
-        </w:rPr>
-        <w:t>more readily than pricing each home individually by hand</w:t>
-      </w:r>
-    </w:p>
-    <w:p>
-      <w:pPr>
-        <w:pStyle w:val="Heading2"/>
-        <w:ind w:left="3"/>
-      </w:pPr>
-      <w:r>
-        <w:t>Section 2: Data understanding and representation</w:t>
-      </w:r>
-    </w:p>
-    <w:p>
-      <w:pPr>
-        <w:ind w:left="434" w:hanging="426"/>
-      </w:pPr>
-      <w:r>
-        <w:rPr>
-          <w:b/>
-        </w:rPr>
-        <w:t xml:space="preserve">2a. </w:t>
-      </w:r>
-      <w:r>
-        <w:t>What does each row represent? Verify the join, check for duplicate records and repeated sales of the same property, and justify how you handle them.</w:t>
+      </w:pPr>
+      <w:r>
+        <w:rPr>
+          <w:rFonts w:eastAsiaTheme="minorEastAsia"/>
+        </w:rPr>
+        <w:t>A critical limitation lies in the data structure itself. The provided properties_2022.csv and sales.csv are perfectly matched—there are no "unsold" property records in the supplied dataset (every property in the 2022 archive has at least one completed sale record). Therefore, the model is not trained to distinguish between sold and unsold homes. Instead, the fundamental limitation is poor generalizability to entirely unseen properties. Because the model learned only from this specific historical pool of 98,899 properties, its predictive capability is bounded within the characteristics of this sample. It may fail to provide reliable estimates for new, out-of-sample properties that exhibit novel feature combinations (e.g., a newly built architectural style or a completely new neighborhood development) not captured in the 2022 archive. This necessitates human expert review for any property outside the known historical distribution.</w:t>
       </w:r>
     </w:p>
     <w:p>
       <w:pPr>
         <w:ind w:left="10"/>
-      </w:pPr>
-      <w:r>
-        <w:rPr>
-          <w:b/>
-        </w:rPr>
-        <w:t xml:space="preserve">2b. </w:t>
-      </w:r>
-      <w:r>
-        <w:t>Which missing or unusual predictor values matter, and how will you handle them?</w:t>
-      </w:r>
-    </w:p>
-    <w:p>
-      <w:pPr>
-        <w:ind w:left="424" w:hanging="416"/>
-      </w:pPr>
-      <w:r>
-        <w:rPr>
-          <w:b/>
-        </w:rPr>
-        <w:t xml:space="preserve">2c. </w:t>
-      </w:r>
-      <w:r>
-        <w:t>What do summaries and plots show about prices over time and across locations? Identify higher- and lower-price periods and discuss possible explanations.</w:t>
-      </w:r>
-    </w:p>
-    <w:p>
-      <w:pPr>
-        <w:ind w:left="10"/>
-      </w:pPr>
-      <w:r>
-        <w:rPr>
-          <w:b/>
-        </w:rPr>
-        <w:t xml:space="preserve">2d. </w:t>
-      </w:r>
-      <w:r>
-        <w:t>How will you represent the data? Create and justify at least two new features.</w:t>
-      </w:r>
+        <w:rPr>
+          <w:rFonts w:eastAsiaTheme="minorEastAsia"/>
+        </w:rPr>
+      </w:pPr>
     </w:p>
     <w:p>
       <w:pPr>
         <w:spacing w:after="406"/>
         <w:ind w:left="427" w:hanging="419"/>
-      </w:pPr>
-      <w:r>
-        <w:rPr>
-          <w:b/>
-        </w:rPr>
-        <w:t xml:space="preserve">2e. </w:t>
-      </w:r>
-      <w:r>
-        <w:t>What could cause leakage or biased conclusions? How does using only sold properties limit claims about homes that have not sold?</w:t>
-      </w:r>
-    </w:p>
-    <w:p>
-      <w:pPr>
-        <w:pStyle w:val="Heading2"/>
+        <w:rPr>
+          <w:rFonts w:eastAsiaTheme="minorEastAsia" w:hint="eastAsia"/>
+        </w:rPr>
+      </w:pPr>
+    </w:p>
+    <w:p>
+      <w:pPr>
+        <w:pStyle w:val="2"/>
         <w:ind w:left="3"/>
       </w:pPr>
       <w:r>
@@ -687,9 +1971,10 @@
               <w:ind w:left="10"/>
               <w:cnfStyle w:val="100000000000" w:firstRow="1" w:lastRow="0" w:firstColumn="0" w:lastColumn="0" w:oddVBand="0" w:evenVBand="0" w:oddHBand="0" w:evenHBand="0" w:firstRowFirstColumn="0" w:firstRowLastColumn="0" w:lastRowFirstColumn="0" w:lastRowLastColumn="0"/>
               <w:rPr>
-                <w:rFonts w:eastAsiaTheme="minorEastAsia" w:hint="eastAsia"/>
-              </w:rPr>
-            </w:pPr>
+                <w:rFonts w:eastAsiaTheme="minorEastAsia"/>
+              </w:rPr>
+            </w:pPr>
+            <w:proofErr w:type="gramStart"/>
             <w:r>
               <w:rPr>
                 <w:rFonts w:eastAsiaTheme="minorEastAsia"/>
@@ -713,7 +1998,15 @@
                 <w:b w:val="0"/>
                 <w:bCs w:val="0"/>
               </w:rPr>
-              <w:t>($)</w:t>
+              <w:t>(</w:t>
+            </w:r>
+            <w:proofErr w:type="gramEnd"/>
+            <w:r>
+              <w:rPr>
+                <w:b w:val="0"/>
+                <w:bCs w:val="0"/>
+              </w:rPr>
+              <w:t>$)</w:t>
             </w:r>
           </w:p>
         </w:tc>
@@ -730,6 +2023,7 @@
                 <w:rFonts w:eastAsiaTheme="minorEastAsia"/>
               </w:rPr>
             </w:pPr>
+            <w:proofErr w:type="gramStart"/>
             <w:r>
               <w:rPr>
                 <w:rFonts w:eastAsiaTheme="minorEastAsia" w:hint="eastAsia"/>
@@ -747,7 +2041,15 @@
                 <w:b w:val="0"/>
                 <w:bCs w:val="0"/>
               </w:rPr>
-              <w:t>($)</w:t>
+              <w:t>(</w:t>
+            </w:r>
+            <w:proofErr w:type="gramEnd"/>
+            <w:r>
+              <w:rPr>
+                <w:b w:val="0"/>
+                <w:bCs w:val="0"/>
+              </w:rPr>
+              <w:t>$)</w:t>
             </w:r>
           </w:p>
         </w:tc>
@@ -890,10 +2192,10 @@
           </w:tcPr>
           <w:p>
             <w:pPr>
-              <w:pStyle w:val="NormalWeb"/>
+              <w:pStyle w:val="a5"/>
               <w:cnfStyle w:val="000000000000" w:firstRow="0" w:lastRow="0" w:firstColumn="0" w:lastColumn="0" w:oddVBand="0" w:evenVBand="0" w:oddHBand="0" w:evenHBand="0" w:firstRowFirstColumn="0" w:firstRowLastColumn="0" w:lastRowFirstColumn="0" w:lastRowLastColumn="0"/>
               <w:rPr>
-                <w:rFonts w:eastAsiaTheme="minorEastAsia" w:hint="eastAsia"/>
+                <w:rFonts w:eastAsiaTheme="minorEastAsia"/>
                 <w:color w:val="auto"/>
                 <w:kern w:val="0"/>
                 <w14:ligatures w14:val="none"/>
@@ -967,7 +2269,63 @@
         <w:rPr>
           <w:rFonts w:eastAsiaTheme="minorEastAsia"/>
         </w:rPr>
-        <w:t>Linear Regression, Ridge and Lasso were compared to assess whether regularisation improves price prediction. Linear Regression provides an unregularised reference, while Ridge uses L2 regularisation to shrink coefficients and reduce instability. Lasso uses L1 regularisation, which can also set coefficients to zero. These approaches were selected to examine whether controlling complexity improves validation performance.</w:t>
+        <w:t xml:space="preserve">Linear Regression, Ridge and Lasso were compared to assess whether </w:t>
+      </w:r>
+      <w:proofErr w:type="spellStart"/>
+      <w:r>
+        <w:rPr>
+          <w:rFonts w:eastAsiaTheme="minorEastAsia"/>
+        </w:rPr>
+        <w:t>regularisation</w:t>
+      </w:r>
+      <w:proofErr w:type="spellEnd"/>
+      <w:r>
+        <w:rPr>
+          <w:rFonts w:eastAsiaTheme="minorEastAsia"/>
+        </w:rPr>
+        <w:t xml:space="preserve"> improves price prediction. Linear Regression provides an </w:t>
+      </w:r>
+      <w:proofErr w:type="spellStart"/>
+      <w:r>
+        <w:rPr>
+          <w:rFonts w:eastAsiaTheme="minorEastAsia"/>
+        </w:rPr>
+        <w:t>unregularised</w:t>
+      </w:r>
+      <w:proofErr w:type="spellEnd"/>
+      <w:r>
+        <w:rPr>
+          <w:rFonts w:eastAsiaTheme="minorEastAsia"/>
+        </w:rPr>
+        <w:t xml:space="preserve"> reference, while Ridge uses L2 </w:t>
+      </w:r>
+      <w:proofErr w:type="spellStart"/>
+      <w:r>
+        <w:rPr>
+          <w:rFonts w:eastAsiaTheme="minorEastAsia"/>
+        </w:rPr>
+        <w:t>regularisation</w:t>
+      </w:r>
+      <w:proofErr w:type="spellEnd"/>
+      <w:r>
+        <w:rPr>
+          <w:rFonts w:eastAsiaTheme="minorEastAsia"/>
+        </w:rPr>
+        <w:t xml:space="preserve"> to shrink coefficients and reduce instability. Lasso uses L1 </w:t>
+      </w:r>
+      <w:proofErr w:type="spellStart"/>
+      <w:r>
+        <w:rPr>
+          <w:rFonts w:eastAsiaTheme="minorEastAsia"/>
+        </w:rPr>
+        <w:t>regularisation</w:t>
+      </w:r>
+      <w:proofErr w:type="spellEnd"/>
+      <w:r>
+        <w:rPr>
+          <w:rFonts w:eastAsiaTheme="minorEastAsia"/>
+        </w:rPr>
+        <w:t>, which can also set coefficients to zero. These approaches were selected to examine whether controlling complexity improves validation performance.</w:t>
       </w:r>
     </w:p>
     <w:p>
@@ -1024,7 +2382,7 @@
     </w:p>
     <w:tbl>
       <w:tblPr>
-        <w:tblStyle w:val="PlainTable1"/>
+        <w:tblStyle w:val="11"/>
         <w:tblW w:w="0" w:type="auto"/>
         <w:jc w:val="center"/>
         <w:tblLook w:val="04A0" w:firstRow="1" w:lastRow="0" w:firstColumn="1" w:lastColumn="0" w:noHBand="0" w:noVBand="1"/>
@@ -1671,6 +3029,7 @@
           <w:i/>
           <w:iCs/>
         </w:rPr>
+        <w:lastRenderedPageBreak/>
         <w:t>Note: Feature Set D contains the Combined location and property predictors plus the Size × Archived Building Age interaction. All three models use the same original predictors.</w:t>
       </w:r>
     </w:p>
@@ -1696,20 +3055,48 @@
         <w:rPr>
           <w:rFonts w:eastAsiaTheme="minorEastAsia"/>
         </w:rPr>
-        <w:t>, both regularised approaches outperformed Linear Regression across the reported metrics. Lasso achieved the lowest WAE (2:1), approximately 3.0% below Linear Regression, suggesting that regularisation improved validation performance for this feature representation. However, Lasso's advantage over Ridge was only 0.36%, indicating a modest rather than decisive improvement.</w:t>
-      </w:r>
-    </w:p>
-    <w:p>
-      <w:pPr>
-        <w:rPr>
-          <w:rFonts w:eastAsiaTheme="minorEastAsia"/>
-        </w:rPr>
-      </w:pPr>
-    </w:p>
-    <w:p>
-      <w:pPr>
-        <w:rPr>
-          <w:rFonts w:eastAsiaTheme="minorEastAsia" w:hint="eastAsia"/>
+        <w:t xml:space="preserve">, both </w:t>
+      </w:r>
+      <w:proofErr w:type="spellStart"/>
+      <w:r>
+        <w:rPr>
+          <w:rFonts w:eastAsiaTheme="minorEastAsia"/>
+        </w:rPr>
+        <w:t>regularised</w:t>
+      </w:r>
+      <w:proofErr w:type="spellEnd"/>
+      <w:r>
+        <w:rPr>
+          <w:rFonts w:eastAsiaTheme="minorEastAsia"/>
+        </w:rPr>
+        <w:t xml:space="preserve"> approaches outperformed Linear Regression across the reported metrics. Lasso achieved the lowest WAE (2:1), approximately 3.0% below Linear Regression, suggesting that </w:t>
+      </w:r>
+      <w:proofErr w:type="spellStart"/>
+      <w:r>
+        <w:rPr>
+          <w:rFonts w:eastAsiaTheme="minorEastAsia"/>
+        </w:rPr>
+        <w:t>regularisation</w:t>
+      </w:r>
+      <w:proofErr w:type="spellEnd"/>
+      <w:r>
+        <w:rPr>
+          <w:rFonts w:eastAsiaTheme="minorEastAsia"/>
+        </w:rPr>
+        <w:t xml:space="preserve"> improved validation performance for this feature representation. However, Lasso's advantage over Ridge was only 0.36%, indicating a modest rather than decisive improvement.</w:t>
+      </w:r>
+    </w:p>
+    <w:p>
+      <w:pPr>
+        <w:rPr>
+          <w:rFonts w:eastAsiaTheme="minorEastAsia"/>
+        </w:rPr>
+      </w:pPr>
+    </w:p>
+    <w:p>
+      <w:pPr>
+        <w:rPr>
+          <w:rFonts w:eastAsiaTheme="minorEastAsia"/>
         </w:rPr>
       </w:pPr>
       <w:r>
@@ -1769,7 +3156,21 @@
         <w:rPr>
           <w:rFonts w:eastAsiaTheme="minorEastAsia"/>
         </w:rPr>
-        <w:t>Repeated sales are retained rather than enforcing a property-disjoint split, as properties may require valuation in different periods. Of the 18,132 validation transactions, 1,677 (9.25%) involve properties also observed in training. This overlap does not itself indicate data leakage but may limit representativeness for homes without recent sales. Property and transaction IDs are excluded from predictors, while sale_price remains the target.</w:t>
+        <w:t xml:space="preserve">Repeated sales are retained rather than enforcing a property-disjoint split, as properties may require valuation in different periods. Of the 18,132 validation transactions, 1,677 (9.25%) involve properties also observed in training. This overlap does not itself indicate data leakage but may limit representativeness for homes without recent sales. Property and transaction IDs are excluded from predictors, while </w:t>
+      </w:r>
+      <w:proofErr w:type="spellStart"/>
+      <w:r>
+        <w:rPr>
+          <w:rFonts w:eastAsiaTheme="minorEastAsia"/>
+        </w:rPr>
+        <w:t>sale_price</w:t>
+      </w:r>
+      <w:proofErr w:type="spellEnd"/>
+      <w:r>
+        <w:rPr>
+          <w:rFonts w:eastAsiaTheme="minorEastAsia"/>
+        </w:rPr>
+        <w:t xml:space="preserve"> remains the target.</w:t>
       </w:r>
     </w:p>
     <w:p>
@@ -1909,7 +3310,7 @@
     </w:p>
     <w:tbl>
       <w:tblPr>
-        <w:tblStyle w:val="PlainTable1"/>
+        <w:tblStyle w:val="11"/>
         <w:tblW w:w="0" w:type="auto"/>
         <w:jc w:val="center"/>
         <w:tblLook w:val="04A0" w:firstRow="1" w:lastRow="0" w:firstColumn="1" w:lastColumn="0" w:noHBand="0" w:noVBand="1"/>
@@ -2659,7 +4060,7 @@
     <w:p>
       <w:pPr>
         <w:rPr>
-          <w:rFonts w:eastAsiaTheme="minorEastAsia" w:hint="eastAsia"/>
+          <w:rFonts w:eastAsiaTheme="minorEastAsia"/>
           <w:color w:val="000000" w:themeColor="text1"/>
         </w:rPr>
       </w:pPr>
@@ -2668,7 +4069,23 @@
           <w:rFonts w:eastAsiaTheme="minorEastAsia"/>
           <w:color w:val="000000" w:themeColor="text1"/>
         </w:rPr>
-        <w:t>Additional experiments tested whether other business-motivated interactions were more useful. Building size may have different price relationships across property classes or townships; land area may also be valued differently across locations, while basement-related price effects may depend on flood exposure. A common time-aware feature base (E0) was used for these experiments. To make the incremental comparisons clearer, Table 3 holds Ridge regularisation at α = 8 and changes the interaction specifications.</w:t>
+        <w:t xml:space="preserve">Additional experiments tested whether other business-motivated interactions were more useful. Building size may have different price relationships across property classes or townships; land area may also be valued differently across locations, while basement-related price effects may depend on flood exposure. A common time-aware feature base (E0) was used for these experiments. To make the incremental comparisons clearer, Table 3 holds Ridge </w:t>
+      </w:r>
+      <w:proofErr w:type="spellStart"/>
+      <w:r>
+        <w:rPr>
+          <w:rFonts w:eastAsiaTheme="minorEastAsia"/>
+          <w:color w:val="000000" w:themeColor="text1"/>
+        </w:rPr>
+        <w:t>regularisation</w:t>
+      </w:r>
+      <w:proofErr w:type="spellEnd"/>
+      <w:r>
+        <w:rPr>
+          <w:rFonts w:eastAsiaTheme="minorEastAsia"/>
+          <w:color w:val="000000" w:themeColor="text1"/>
+        </w:rPr>
+        <w:t xml:space="preserve"> at α = 8 and changes the interaction specifications.</w:t>
       </w:r>
     </w:p>
     <w:p>
@@ -2708,7 +4125,7 @@
     </w:p>
     <w:tbl>
       <w:tblPr>
-        <w:tblStyle w:val="PlainTable1"/>
+        <w:tblStyle w:val="11"/>
         <w:tblW w:w="0" w:type="auto"/>
         <w:jc w:val="center"/>
         <w:tblLook w:val="04A0" w:firstRow="1" w:lastRow="0" w:firstColumn="1" w:lastColumn="0" w:noHBand="0" w:noVBand="1"/>
@@ -3310,6 +4727,7 @@
                 <w:rFonts w:eastAsiaTheme="minorEastAsia"/>
                 <w:color w:val="000000" w:themeColor="text1"/>
               </w:rPr>
+              <w:lastRenderedPageBreak/>
               <w:t>E5. E0 + Basement × Flood</w:t>
             </w:r>
           </w:p>
@@ -3545,7 +4963,7 @@
     <w:p>
       <w:pPr>
         <w:rPr>
-          <w:rFonts w:eastAsiaTheme="minorEastAsia" w:hint="eastAsia"/>
+          <w:rFonts w:eastAsiaTheme="minorEastAsia"/>
           <w:color w:val="000000" w:themeColor="text1"/>
         </w:rPr>
       </w:pPr>
@@ -3554,7 +4972,23 @@
           <w:rFonts w:eastAsiaTheme="minorEastAsia"/>
           <w:color w:val="000000" w:themeColor="text1"/>
         </w:rPr>
-        <w:t>This final comparison concerns complete model configurations, not the isolated effect of interactions, because the feature bases and estimators differ. The results also reflect one validation period and do not establish that the same ranking will hold for future periods or unsold homes. Nevertheless, the experiments provide a clear basis for retaining both location and property information, testing interactions selectively, and prioritising business-weighted validation performance over feature complexity alone.</w:t>
+        <w:t xml:space="preserve">This final comparison concerns complete model configurations, not the isolated effect of interactions, because the feature bases and estimators differ. The results also reflect one validation period and do not establish that the same ranking will hold for future periods or unsold homes. Nevertheless, the experiments provide a clear basis for retaining both location and property information, testing interactions selectively, and </w:t>
+      </w:r>
+      <w:proofErr w:type="spellStart"/>
+      <w:r>
+        <w:rPr>
+          <w:rFonts w:eastAsiaTheme="minorEastAsia"/>
+          <w:color w:val="000000" w:themeColor="text1"/>
+        </w:rPr>
+        <w:t>prioritising</w:t>
+      </w:r>
+      <w:proofErr w:type="spellEnd"/>
+      <w:r>
+        <w:rPr>
+          <w:rFonts w:eastAsiaTheme="minorEastAsia"/>
+          <w:color w:val="000000" w:themeColor="text1"/>
+        </w:rPr>
+        <w:t xml:space="preserve"> business-weighted validation performance over feature complexity alone.</w:t>
       </w:r>
     </w:p>
     <w:p>
@@ -3605,7 +5039,39 @@
           <w:rFonts w:eastAsiaTheme="minorEastAsia"/>
           <w:color w:val="EE0000"/>
         </w:rPr>
-        <w:t>Complexity in the linear models was controlled through selective feature engineering and regularisation. Rather than generating all possible pairwise interactions, only business-motivated terms were investigated. Feature Set D was held constant for the linear-model comparison, allowing the effects of regularisation to be assessed without changing the original predictors.</w:t>
+        <w:t xml:space="preserve">Complexity in the linear models was controlled through selective feature engineering and </w:t>
+      </w:r>
+      <w:proofErr w:type="spellStart"/>
+      <w:r>
+        <w:rPr>
+          <w:rFonts w:eastAsiaTheme="minorEastAsia"/>
+          <w:color w:val="EE0000"/>
+        </w:rPr>
+        <w:t>regularisation</w:t>
+      </w:r>
+      <w:proofErr w:type="spellEnd"/>
+      <w:r>
+        <w:rPr>
+          <w:rFonts w:eastAsiaTheme="minorEastAsia"/>
+          <w:color w:val="EE0000"/>
+        </w:rPr>
+        <w:t xml:space="preserve">. Rather than generating all possible pairwise interactions, only business-motivated terms were investigated. Feature Set D was held constant for the linear-model comparison, allowing the effects of </w:t>
+      </w:r>
+      <w:proofErr w:type="spellStart"/>
+      <w:r>
+        <w:rPr>
+          <w:rFonts w:eastAsiaTheme="minorEastAsia"/>
+          <w:color w:val="EE0000"/>
+        </w:rPr>
+        <w:t>regularisation</w:t>
+      </w:r>
+      <w:proofErr w:type="spellEnd"/>
+      <w:r>
+        <w:rPr>
+          <w:rFonts w:eastAsiaTheme="minorEastAsia"/>
+          <w:color w:val="EE0000"/>
+        </w:rPr>
+        <w:t xml:space="preserve"> to be assessed without changing the original predictors.</w:t>
       </w:r>
     </w:p>
     <w:p>
@@ -3621,7 +5087,55 @@
           <w:rFonts w:eastAsiaTheme="minorEastAsia"/>
           <w:color w:val="EE0000"/>
         </w:rPr>
-        <w:t>Ridge uses L2 regularisation to shrink coefficients, while Lasso uses L1 regularisation, which can additionally set coefficients to zero. Both models were tuned over multiple values of the regularisation parameter α. Preprocessing was fitted on training data, and candidate configurations were compared on the 2024 H2 validation set using the pre-specified WAE (2:1) as the primary selection metric.</w:t>
+        <w:t xml:space="preserve">Ridge uses L2 </w:t>
+      </w:r>
+      <w:proofErr w:type="spellStart"/>
+      <w:r>
+        <w:rPr>
+          <w:rFonts w:eastAsiaTheme="minorEastAsia"/>
+          <w:color w:val="EE0000"/>
+        </w:rPr>
+        <w:t>regularisation</w:t>
+      </w:r>
+      <w:proofErr w:type="spellEnd"/>
+      <w:r>
+        <w:rPr>
+          <w:rFonts w:eastAsiaTheme="minorEastAsia"/>
+          <w:color w:val="EE0000"/>
+        </w:rPr>
+        <w:t xml:space="preserve"> to shrink coefficients, while Lasso uses L1 </w:t>
+      </w:r>
+      <w:proofErr w:type="spellStart"/>
+      <w:r>
+        <w:rPr>
+          <w:rFonts w:eastAsiaTheme="minorEastAsia"/>
+          <w:color w:val="EE0000"/>
+        </w:rPr>
+        <w:t>regularisation</w:t>
+      </w:r>
+      <w:proofErr w:type="spellEnd"/>
+      <w:r>
+        <w:rPr>
+          <w:rFonts w:eastAsiaTheme="minorEastAsia"/>
+          <w:color w:val="EE0000"/>
+        </w:rPr>
+        <w:t xml:space="preserve">, which can additionally set coefficients to zero. Both models were tuned over multiple values of the </w:t>
+      </w:r>
+      <w:proofErr w:type="spellStart"/>
+      <w:r>
+        <w:rPr>
+          <w:rFonts w:eastAsiaTheme="minorEastAsia"/>
+          <w:color w:val="EE0000"/>
+        </w:rPr>
+        <w:t>regularisation</w:t>
+      </w:r>
+      <w:proofErr w:type="spellEnd"/>
+      <w:r>
+        <w:rPr>
+          <w:rFonts w:eastAsiaTheme="minorEastAsia"/>
+          <w:color w:val="EE0000"/>
+        </w:rPr>
+        <w:t xml:space="preserve"> parameter α. Preprocessing was fitted on training data, and candidate configurations were compared on the 2024 H2 validation set using the pre-specified WAE (2:1) as the primary selection metric.</w:t>
       </w:r>
     </w:p>
     <w:p>
@@ -3639,12 +5153,32 @@
           <w:bCs/>
           <w:color w:val="EE0000"/>
         </w:rPr>
-        <w:t>Table 5. Selected regularisation tuning results using Feature Set D</w:t>
+        <w:t xml:space="preserve">Table 5. Selected </w:t>
+      </w:r>
+      <w:proofErr w:type="spellStart"/>
+      <w:r>
+        <w:rPr>
+          <w:rFonts w:eastAsiaTheme="minorEastAsia"/>
+          <w:b/>
+          <w:bCs/>
+          <w:color w:val="EE0000"/>
+        </w:rPr>
+        <w:t>regularisation</w:t>
+      </w:r>
+      <w:proofErr w:type="spellEnd"/>
+      <w:r>
+        <w:rPr>
+          <w:rFonts w:eastAsiaTheme="minorEastAsia"/>
+          <w:b/>
+          <w:bCs/>
+          <w:color w:val="EE0000"/>
+        </w:rPr>
+        <w:t xml:space="preserve"> tuning results using Feature Set D</w:t>
       </w:r>
     </w:p>
     <w:tbl>
       <w:tblPr>
-        <w:tblStyle w:val="PlainTable1"/>
+        <w:tblStyle w:val="11"/>
         <w:tblW w:w="0" w:type="auto"/>
         <w:jc w:val="center"/>
         <w:tblLook w:val="04A0" w:firstRow="1" w:lastRow="0" w:firstColumn="1" w:lastColumn="0" w:noHBand="0" w:noVBand="1"/>
@@ -4198,7 +5732,23 @@
           <w:rFonts w:eastAsiaTheme="minorEastAsia"/>
           <w:color w:val="EE0000"/>
         </w:rPr>
-        <w:t>As shown in Table 5, Ridge achieved its lowest tested WAE (2:1) at α = 10, while Lasso performed best at α = 20. Stronger regularisation did not consistently improve validation performance, indicating a trade-off between coefficient shrinkage and predictive accuracy.</w:t>
+        <w:t xml:space="preserve">As shown in Table 5, Ridge achieved its lowest tested WAE (2:1) at α = 10, while Lasso performed best at α = 20. Stronger </w:t>
+      </w:r>
+      <w:proofErr w:type="spellStart"/>
+      <w:r>
+        <w:rPr>
+          <w:rFonts w:eastAsiaTheme="minorEastAsia"/>
+          <w:color w:val="EE0000"/>
+        </w:rPr>
+        <w:t>regularisation</w:t>
+      </w:r>
+      <w:proofErr w:type="spellEnd"/>
+      <w:r>
+        <w:rPr>
+          <w:rFonts w:eastAsiaTheme="minorEastAsia"/>
+          <w:color w:val="EE0000"/>
+        </w:rPr>
+        <w:t xml:space="preserve"> did not consistently improve validation performance, indicating a trade-off between coefficient shrinkage and predictive accuracy.</w:t>
       </w:r>
     </w:p>
     <w:p>
@@ -4230,7 +5780,23 @@
           <w:rFonts w:eastAsiaTheme="minorEastAsia"/>
           <w:color w:val="EE0000"/>
         </w:rPr>
-        <w:t>These results supported Lasso as the preferred candidate among the evaluated linear models. However, its WAE advantage over Ridge was small, and repeated tuning on a single validation period may favour period-specific patterns.</w:t>
+        <w:t xml:space="preserve">These results supported Lasso as the preferred candidate among the evaluated linear models. However, its WAE advantage over Ridge was small, and repeated tuning on a single validation period may </w:t>
+      </w:r>
+      <w:proofErr w:type="spellStart"/>
+      <w:r>
+        <w:rPr>
+          <w:rFonts w:eastAsiaTheme="minorEastAsia"/>
+          <w:color w:val="EE0000"/>
+        </w:rPr>
+        <w:t>favour</w:t>
+      </w:r>
+      <w:proofErr w:type="spellEnd"/>
+      <w:r>
+        <w:rPr>
+          <w:rFonts w:eastAsiaTheme="minorEastAsia"/>
+          <w:color w:val="EE0000"/>
+        </w:rPr>
+        <w:t xml:space="preserve"> period-specific patterns.</w:t>
       </w:r>
     </w:p>
     <w:p>
@@ -4321,7 +5887,7 @@
       <w:pPr>
         <w:ind w:left="10"/>
         <w:rPr>
-          <w:rFonts w:eastAsiaTheme="minorEastAsia" w:hint="eastAsia"/>
+          <w:rFonts w:eastAsiaTheme="minorEastAsia"/>
         </w:rPr>
       </w:pPr>
     </w:p>
@@ -4341,7 +5907,7 @@
     </w:p>
     <w:p>
       <w:pPr>
-        <w:pStyle w:val="Heading2"/>
+        <w:pStyle w:val="2"/>
         <w:ind w:left="3"/>
       </w:pPr>
       <w:r>
@@ -4370,6 +5936,7 @@
         <w:rPr>
           <w:b/>
         </w:rPr>
+        <w:lastRenderedPageBreak/>
         <w:t xml:space="preserve">4b. </w:t>
       </w:r>
       <w:r>
@@ -4403,29 +5970,53 @@
           <w:rFonts w:eastAsiaTheme="minorEastAsia" w:hint="eastAsia"/>
           <w:color w:val="EE0000"/>
         </w:rPr>
-        <w:t xml:space="preserve">We prioritised avoiding overvaluation because the model is intended to support residential assessments. If an inflated estimate passes through review, it could disadvantage the homeowner and lead to an assessment challenge. </w:t>
-      </w:r>
-      <w:r>
-        <w:rPr>
-          <w:rFonts w:eastAsiaTheme="minorEastAsia"/>
-          <w:color w:val="EE0000"/>
-        </w:rPr>
-        <w:t xml:space="preserve">We therefore </w:t>
-      </w:r>
-      <w:r>
-        <w:rPr>
-          <w:rFonts w:eastAsiaTheme="minorEastAsia"/>
-          <w:color w:val="EE0000"/>
-        </w:rPr>
-        <w:lastRenderedPageBreak/>
-        <w:t>pre-specified WAE with a 2:1 overvaluation-to-undervaluation weighting as the primary validation metric for model selection</w:t>
-      </w:r>
+        <w:t xml:space="preserve">We </w:t>
+      </w:r>
+      <w:proofErr w:type="spellStart"/>
       <w:r>
         <w:rPr>
           <w:rFonts w:eastAsiaTheme="minorEastAsia" w:hint="eastAsia"/>
           <w:color w:val="EE0000"/>
         </w:rPr>
-        <w:t>, placing greater emphasis on this risk while still penalising undervaluation. The ratio reflects our judgement about the intended use, rather than an empirically estimated difference in the costs of the two errors.</w:t>
+        <w:t>prioritised</w:t>
+      </w:r>
+      <w:proofErr w:type="spellEnd"/>
+      <w:r>
+        <w:rPr>
+          <w:rFonts w:eastAsiaTheme="minorEastAsia" w:hint="eastAsia"/>
+          <w:color w:val="EE0000"/>
+        </w:rPr>
+        <w:t xml:space="preserve"> avoiding overvaluation because the model is intended to support residential assessments. If an inflated estimate passes through review, it could disadvantage the homeowner and lead to an assessment challenge. </w:t>
+      </w:r>
+      <w:r>
+        <w:rPr>
+          <w:rFonts w:eastAsiaTheme="minorEastAsia"/>
+          <w:color w:val="EE0000"/>
+        </w:rPr>
+        <w:t>We therefore pre-specified WAE with a 2:1 overvaluation-to-undervaluation weighting as the primary validation metric for model selection</w:t>
+      </w:r>
+      <w:r>
+        <w:rPr>
+          <w:rFonts w:eastAsiaTheme="minorEastAsia" w:hint="eastAsia"/>
+          <w:color w:val="EE0000"/>
+        </w:rPr>
+        <w:t xml:space="preserve">, placing greater emphasis on this risk while still </w:t>
+      </w:r>
+      <w:proofErr w:type="spellStart"/>
+      <w:r>
+        <w:rPr>
+          <w:rFonts w:eastAsiaTheme="minorEastAsia" w:hint="eastAsia"/>
+          <w:color w:val="EE0000"/>
+        </w:rPr>
+        <w:t>penalising</w:t>
+      </w:r>
+      <w:proofErr w:type="spellEnd"/>
+      <w:r>
+        <w:rPr>
+          <w:rFonts w:eastAsiaTheme="minorEastAsia" w:hint="eastAsia"/>
+          <w:color w:val="EE0000"/>
+        </w:rPr>
+        <w:t xml:space="preserve"> undervaluation. The ratio reflects our judgement about the intended use, rather than an empirically estimated difference in the costs of the two errors.</w:t>
       </w:r>
     </w:p>
     <w:p>
@@ -4847,7 +6438,7 @@
     </w:p>
     <w:p>
       <w:pPr>
-        <w:pStyle w:val="Heading2"/>
+        <w:pStyle w:val="2"/>
         <w:ind w:left="3"/>
       </w:pPr>
       <w:r>
@@ -4957,7 +6548,7 @@
     <w:p>
       <w:pPr>
         <w:rPr>
-          <w:rFonts w:eastAsiaTheme="minorEastAsia" w:hint="eastAsia"/>
+          <w:rFonts w:eastAsiaTheme="minorEastAsia"/>
           <w:color w:val="EE0000"/>
         </w:rPr>
       </w:pPr>
@@ -4977,10 +6568,19 @@
         <w:rPr>
           <w:b/>
         </w:rPr>
+        <w:lastRenderedPageBreak/>
         <w:t xml:space="preserve">5c. </w:t>
       </w:r>
       <w:r>
-        <w:t>Identify two important risks or constraints when using your model in practice. Explain how the organisation should manage them.</w:t>
+        <w:t xml:space="preserve">Identify two important risks or constraints when using your model in practice. Explain how the </w:t>
+      </w:r>
+      <w:proofErr w:type="spellStart"/>
+      <w:r>
+        <w:t>organisation</w:t>
+      </w:r>
+      <w:proofErr w:type="spellEnd"/>
+      <w:r>
+        <w:t xml:space="preserve"> should manage them.</w:t>
       </w:r>
     </w:p>
     <w:p>
@@ -5013,11 +6613,10 @@
     </w:p>
     <w:p>
       <w:pPr>
-        <w:pStyle w:val="Heading1"/>
+        <w:pStyle w:val="1"/>
         <w:ind w:left="477" w:right="0" w:hanging="484"/>
       </w:pPr>
       <w:r>
-        <w:lastRenderedPageBreak/>
         <w:t>AI use and reflection</w:t>
       </w:r>
     </w:p>
@@ -5073,7 +6672,39 @@
           <w:rFonts w:eastAsiaTheme="minorEastAsia"/>
           <w:color w:val="EE0000"/>
         </w:rPr>
-        <w:t>I used ChatGPT to investigate whether repeated property sales could affect chronological validation. ChatGPT suggested comparing property identifiers in the training and validation sets, but its initial code assumed that DataFrame indices still represented property_id. The check unexpectedly returned 0% overlap.</w:t>
+        <w:t xml:space="preserve">I used ChatGPT to investigate whether repeated property sales could affect chronological validation. ChatGPT suggested comparing property identifiers in the training and validation sets, but its initial code assumed that </w:t>
+      </w:r>
+      <w:proofErr w:type="spellStart"/>
+      <w:r>
+        <w:rPr>
+          <w:rFonts w:eastAsiaTheme="minorEastAsia"/>
+          <w:color w:val="EE0000"/>
+        </w:rPr>
+        <w:t>DataFrame</w:t>
+      </w:r>
+      <w:proofErr w:type="spellEnd"/>
+      <w:r>
+        <w:rPr>
+          <w:rFonts w:eastAsiaTheme="minorEastAsia"/>
+          <w:color w:val="EE0000"/>
+        </w:rPr>
+        <w:t xml:space="preserve"> indices still represented </w:t>
+      </w:r>
+      <w:proofErr w:type="spellStart"/>
+      <w:r>
+        <w:rPr>
+          <w:rFonts w:eastAsiaTheme="minorEastAsia"/>
+          <w:color w:val="EE0000"/>
+        </w:rPr>
+        <w:t>property_id</w:t>
+      </w:r>
+      <w:proofErr w:type="spellEnd"/>
+      <w:r>
+        <w:rPr>
+          <w:rFonts w:eastAsiaTheme="minorEastAsia"/>
+          <w:color w:val="EE0000"/>
+        </w:rPr>
+        <w:t>. The check unexpectedly returned 0% overlap.</w:t>
       </w:r>
     </w:p>
     <w:p>
@@ -5098,7 +6729,57 @@
           <w:rFonts w:eastAsiaTheme="minorEastAsia"/>
           <w:color w:val="EE0000"/>
         </w:rPr>
-        <w:t>To investigate, I asked Codex to verify the calculation using the original sales.csv and inspect the notebook's index handling. The investigation found that pd.concat(..., ignore_index=True) had replaced property identifiers with ordinary row indices. Recalculating overlap directly from property_id identified 1,677 seen validation transactions (9.25%), involving 1,666 distinct properties.</w:t>
+        <w:t xml:space="preserve">To investigate, I asked Codex to verify the calculation using the original sales.csv and inspect the notebook's index handling. The investigation found that </w:t>
+      </w:r>
+      <w:proofErr w:type="spellStart"/>
+      <w:proofErr w:type="gramStart"/>
+      <w:r>
+        <w:rPr>
+          <w:rFonts w:eastAsiaTheme="minorEastAsia"/>
+          <w:color w:val="EE0000"/>
+        </w:rPr>
+        <w:t>pd.concat</w:t>
+      </w:r>
+      <w:proofErr w:type="spellEnd"/>
+      <w:proofErr w:type="gramEnd"/>
+      <w:r>
+        <w:rPr>
+          <w:rFonts w:eastAsiaTheme="minorEastAsia"/>
+          <w:color w:val="EE0000"/>
+        </w:rPr>
+        <w:t xml:space="preserve">(..., </w:t>
+      </w:r>
+      <w:proofErr w:type="spellStart"/>
+      <w:r>
+        <w:rPr>
+          <w:rFonts w:eastAsiaTheme="minorEastAsia"/>
+          <w:color w:val="EE0000"/>
+        </w:rPr>
+        <w:t>ignore_index</w:t>
+      </w:r>
+      <w:proofErr w:type="spellEnd"/>
+      <w:r>
+        <w:rPr>
+          <w:rFonts w:eastAsiaTheme="minorEastAsia"/>
+          <w:color w:val="EE0000"/>
+        </w:rPr>
+        <w:t xml:space="preserve">=True) had replaced property identifiers with ordinary row indices. Recalculating overlap directly from </w:t>
+      </w:r>
+      <w:proofErr w:type="spellStart"/>
+      <w:r>
+        <w:rPr>
+          <w:rFonts w:eastAsiaTheme="minorEastAsia"/>
+          <w:color w:val="EE0000"/>
+        </w:rPr>
+        <w:t>property_id</w:t>
+      </w:r>
+      <w:proofErr w:type="spellEnd"/>
+      <w:r>
+        <w:rPr>
+          <w:rFonts w:eastAsiaTheme="minorEastAsia"/>
+          <w:color w:val="EE0000"/>
+        </w:rPr>
+        <w:t xml:space="preserve"> identified 1,677 seen validation transactions (9.25%), involving 1,666 distinct properties.</w:t>
       </w:r>
     </w:p>
     <w:p>
@@ -5174,7 +6855,15 @@
         <w:ind w:hanging="279"/>
       </w:pPr>
       <w:r>
-        <w:t>What did you initially think? Give the AI tool, date, prompt or relevant excerpt, and abrief summary of its advice.</w:t>
+        <w:t xml:space="preserve">What did you initially think? Give the AI tool, date, prompt or relevant excerpt, and </w:t>
+      </w:r>
+      <w:proofErr w:type="spellStart"/>
+      <w:r>
+        <w:t>abrief</w:t>
+      </w:r>
+      <w:proofErr w:type="spellEnd"/>
+      <w:r>
+        <w:t xml:space="preserve"> summary of its advice.</w:t>
       </w:r>
     </w:p>
     <w:p>
@@ -5187,7 +6876,15 @@
         <w:ind w:hanging="279"/>
       </w:pPr>
       <w:r>
-        <w:t>How did you check the advice, and what did the check show? Refer to your code, resultsor a reliable source. At least two cases must use your data or code.</w:t>
+        <w:t xml:space="preserve">How did you check the advice, and what did the check show? Refer to your code, </w:t>
+      </w:r>
+      <w:proofErr w:type="spellStart"/>
+      <w:r>
+        <w:t>resultsor</w:t>
+      </w:r>
+      <w:proofErr w:type="spellEnd"/>
+      <w:r>
+        <w:t xml:space="preserve"> a reliable source. At least two cases must use your data or code.</w:t>
       </w:r>
     </w:p>
     <w:p>
@@ -5227,7 +6924,7 @@
     </w:p>
     <w:p>
       <w:pPr>
-        <w:pStyle w:val="Heading1"/>
+        <w:pStyle w:val="1"/>
         <w:spacing w:after="169"/>
         <w:ind w:left="477" w:right="0" w:hanging="484"/>
       </w:pPr>
@@ -5308,7 +7005,7 @@
     </w:p>
     <w:p>
       <w:pPr>
-        <w:pStyle w:val="Heading1"/>
+        <w:pStyle w:val="1"/>
         <w:ind w:left="477" w:right="0" w:hanging="484"/>
       </w:pPr>
       <w:r>
@@ -5331,6 +7028,7 @@
         <w:jc w:val="left"/>
       </w:pPr>
       <w:r>
+        <w:lastRenderedPageBreak/>
         <w:t>Your code must run in a clear order using relative file paths, fixed random seeds where relevant and no hidden manual steps. List required packages and brief running instructions at the start of the notebook or script. Remove unused code and irrelevant output.</w:t>
       </w:r>
     </w:p>
@@ -5338,321 +7036,13 @@
       <w:pPr>
         <w:spacing w:after="160" w:line="278" w:lineRule="auto"/>
         <w:jc w:val="left"/>
+        <w:rPr>
+          <w:rFonts w:eastAsiaTheme="minorEastAsia" w:hint="eastAsia"/>
+        </w:rPr>
       </w:pPr>
       <w:r>
         <w:br w:type="page"/>
       </w:r>
-    </w:p>
-    <w:p>
-      <w:pPr>
-        <w:pStyle w:val="ListParagraph"/>
-        <w:numPr>
-          <w:ilvl w:val="0"/>
-          <w:numId w:val="6"/>
-        </w:numPr>
-        <w:spacing w:line="257" w:lineRule="auto"/>
-        <w:ind w:firstLineChars="0"/>
-        <w:jc w:val="left"/>
-        <w:rPr>
-          <w:rFonts w:eastAsiaTheme="minorEastAsia"/>
-          <w:b/>
-          <w:bCs/>
-        </w:rPr>
-      </w:pPr>
-      <w:r>
-        <w:rPr>
-          <w:rFonts w:eastAsiaTheme="minorEastAsia" w:hint="eastAsia"/>
-          <w:b/>
-          <w:bCs/>
-        </w:rPr>
-        <w:lastRenderedPageBreak/>
-        <w:t>Business Objective</w:t>
-      </w:r>
-    </w:p>
-    <w:p>
-      <w:pPr>
-        <w:spacing w:line="257" w:lineRule="auto"/>
-        <w:jc w:val="left"/>
-        <w:rPr>
-          <w:rFonts w:eastAsiaTheme="minorEastAsia"/>
-          <w:b/>
-          <w:bCs/>
-        </w:rPr>
-      </w:pPr>
-    </w:p>
-    <w:p>
-      <w:pPr>
-        <w:pStyle w:val="ListParagraph"/>
-        <w:numPr>
-          <w:ilvl w:val="0"/>
-          <w:numId w:val="7"/>
-        </w:numPr>
-        <w:spacing w:line="257" w:lineRule="auto"/>
-        <w:ind w:firstLineChars="0"/>
-        <w:jc w:val="left"/>
-        <w:rPr>
-          <w:rFonts w:eastAsiaTheme="minorEastAsia"/>
-        </w:rPr>
-      </w:pPr>
-      <w:r>
-        <w:rPr>
-          <w:rFonts w:eastAsiaTheme="minorEastAsia" w:hint="eastAsia"/>
-        </w:rPr>
-        <w:t>The Cook County Assessor</w:t>
-      </w:r>
-      <w:r>
-        <w:rPr>
-          <w:rFonts w:eastAsiaTheme="minorEastAsia"/>
-        </w:rPr>
-        <w:t>’</w:t>
-      </w:r>
-      <w:r>
-        <w:rPr>
-          <w:rFonts w:eastAsiaTheme="minorEastAsia" w:hint="eastAsia"/>
-        </w:rPr>
-        <w:t xml:space="preserve">s Office must assess a large amount of residential properties in Cook County for property tax purposes. Since many homes do not have recent recorded sale, their market value cannot be observed directly. However, the office still needs to estimate what each property would sell for as of </w:t>
-      </w:r>
-      <w:r>
-        <w:rPr>
-          <w:rFonts w:eastAsiaTheme="minorEastAsia" w:hint="eastAsia"/>
-          <w:b/>
-          <w:bCs/>
-        </w:rPr>
-        <w:t>a specified valuation date</w:t>
-      </w:r>
-      <w:r>
-        <w:rPr>
-          <w:rFonts w:eastAsiaTheme="minorEastAsia" w:hint="eastAsia"/>
-        </w:rPr>
-        <w:t xml:space="preserve">. </w:t>
-      </w:r>
-    </w:p>
-    <w:p>
-      <w:pPr>
-        <w:pStyle w:val="ListParagraph"/>
-        <w:spacing w:line="257" w:lineRule="auto"/>
-        <w:ind w:left="440" w:firstLineChars="0" w:firstLine="0"/>
-        <w:jc w:val="left"/>
-        <w:rPr>
-          <w:rFonts w:eastAsiaTheme="minorEastAsia"/>
-        </w:rPr>
-      </w:pPr>
-    </w:p>
-    <w:p>
-      <w:pPr>
-        <w:pStyle w:val="ListParagraph"/>
-        <w:spacing w:line="257" w:lineRule="auto"/>
-        <w:ind w:left="440" w:firstLineChars="0" w:firstLine="0"/>
-        <w:jc w:val="left"/>
-        <w:rPr>
-          <w:rFonts w:eastAsiaTheme="minorEastAsia"/>
-        </w:rPr>
-      </w:pPr>
-      <w:r>
-        <w:rPr>
-          <w:rFonts w:eastAsiaTheme="minorEastAsia"/>
-        </w:rPr>
-        <w:t>The proposed use of the model is to provide an initial price estimate for a home without a recent</w:t>
-      </w:r>
-    </w:p>
-    <w:p>
-      <w:pPr>
-        <w:pStyle w:val="ListParagraph"/>
-        <w:spacing w:line="257" w:lineRule="auto"/>
-        <w:ind w:left="440" w:firstLineChars="0" w:firstLine="0"/>
-        <w:jc w:val="left"/>
-        <w:rPr>
-          <w:rFonts w:eastAsiaTheme="minorEastAsia"/>
-        </w:rPr>
-      </w:pPr>
-      <w:r>
-        <w:rPr>
-          <w:rFonts w:eastAsiaTheme="minorEastAsia"/>
-        </w:rPr>
-        <w:t>sale. This estimate is intended for a property analyst in the residential valuation team, who</w:t>
-      </w:r>
-      <w:r>
-        <w:rPr>
-          <w:rFonts w:eastAsiaTheme="minorEastAsia" w:hint="eastAsia"/>
-        </w:rPr>
-        <w:t xml:space="preserve"> </w:t>
-      </w:r>
-      <w:r>
-        <w:rPr>
-          <w:rFonts w:eastAsiaTheme="minorEastAsia"/>
-        </w:rPr>
-        <w:t>combines the model output with inspection information and professional judgement to determine</w:t>
-      </w:r>
-      <w:r>
-        <w:rPr>
-          <w:rFonts w:eastAsiaTheme="minorEastAsia" w:hint="eastAsia"/>
-        </w:rPr>
-        <w:t xml:space="preserve"> </w:t>
-      </w:r>
-      <w:r>
-        <w:rPr>
-          <w:rFonts w:eastAsiaTheme="minorEastAsia"/>
-        </w:rPr>
-        <w:t>the final assessed value. The process is explicitly human-in-the-loop: the model generates a first-pass estimate, and the analyst reviews and corrects it. The model does not directly generate tax</w:t>
-      </w:r>
-      <w:r>
-        <w:rPr>
-          <w:rFonts w:eastAsiaTheme="minorEastAsia" w:hint="eastAsia"/>
-        </w:rPr>
-        <w:t>.</w:t>
-      </w:r>
-    </w:p>
-    <w:p>
-      <w:pPr>
-        <w:pStyle w:val="ListParagraph"/>
-        <w:spacing w:line="257" w:lineRule="auto"/>
-        <w:ind w:left="440" w:firstLineChars="0" w:firstLine="0"/>
-        <w:jc w:val="left"/>
-        <w:rPr>
-          <w:rFonts w:eastAsiaTheme="minorEastAsia"/>
-        </w:rPr>
-      </w:pPr>
-    </w:p>
-    <w:p>
-      <w:pPr>
-        <w:pStyle w:val="ListParagraph"/>
-        <w:spacing w:line="257" w:lineRule="auto"/>
-        <w:ind w:left="440" w:firstLineChars="0" w:firstLine="0"/>
-        <w:jc w:val="left"/>
-        <w:rPr>
-          <w:rFonts w:eastAsiaTheme="minorEastAsia"/>
-        </w:rPr>
-      </w:pPr>
-      <w:r>
-        <w:rPr>
-          <w:rFonts w:eastAsiaTheme="minorEastAsia"/>
-        </w:rPr>
-        <w:t>This project offers three practical benefits. First, it reduces repetitive manual work, because the</w:t>
-      </w:r>
-      <w:r>
-        <w:rPr>
-          <w:rFonts w:eastAsiaTheme="minorEastAsia" w:hint="eastAsia"/>
-        </w:rPr>
-        <w:t xml:space="preserve"> </w:t>
-      </w:r>
-      <w:r>
-        <w:rPr>
-          <w:rFonts w:eastAsiaTheme="minorEastAsia"/>
-        </w:rPr>
-        <w:t>model can generate initial estimates for large numbers of homes without recent sales in bulk</w:t>
-      </w:r>
-      <w:r>
-        <w:rPr>
-          <w:rFonts w:eastAsiaTheme="minorEastAsia" w:hint="eastAsia"/>
-        </w:rPr>
-        <w:t xml:space="preserve">, </w:t>
-      </w:r>
-      <w:r>
-        <w:rPr>
-          <w:rFonts w:eastAsiaTheme="minorEastAsia"/>
-        </w:rPr>
-        <w:t>allowing analysts to concentrate on reviewing and correcting estimates rather than pricing each</w:t>
-      </w:r>
-      <w:r>
-        <w:rPr>
-          <w:rFonts w:eastAsiaTheme="minorEastAsia" w:hint="eastAsia"/>
-        </w:rPr>
-        <w:t xml:space="preserve"> </w:t>
-      </w:r>
-      <w:r>
-        <w:rPr>
-          <w:rFonts w:eastAsiaTheme="minorEastAsia"/>
-        </w:rPr>
-        <w:t>home from scratch. Second, it improves consistency, as the model provides a reproducible starting</w:t>
-      </w:r>
-      <w:r>
-        <w:rPr>
-          <w:rFonts w:eastAsiaTheme="minorEastAsia" w:hint="eastAsia"/>
-        </w:rPr>
-        <w:t xml:space="preserve"> </w:t>
-      </w:r>
-      <w:r>
-        <w:rPr>
-          <w:rFonts w:eastAsiaTheme="minorEastAsia"/>
-        </w:rPr>
-        <w:t>point for comparable homes and thereby reduces subjective variation between analysts. Third, it</w:t>
-      </w:r>
-      <w:r>
-        <w:rPr>
-          <w:rFonts w:eastAsiaTheme="minorEastAsia" w:hint="eastAsia"/>
-        </w:rPr>
-        <w:t xml:space="preserve"> </w:t>
-      </w:r>
-      <w:r>
-        <w:rPr>
-          <w:rFonts w:eastAsiaTheme="minorEastAsia"/>
-        </w:rPr>
-        <w:t>supports scalability, since a model-based approach can value abundant properties at scale far</w:t>
-      </w:r>
-      <w:r>
-        <w:rPr>
-          <w:rFonts w:eastAsiaTheme="minorEastAsia" w:hint="eastAsia"/>
-        </w:rPr>
-        <w:t xml:space="preserve"> </w:t>
-      </w:r>
-      <w:r>
-        <w:rPr>
-          <w:rFonts w:eastAsiaTheme="minorEastAsia"/>
-        </w:rPr>
-        <w:t>more readily than pricing each home individually by hand</w:t>
-      </w:r>
-    </w:p>
-    <w:p>
-      <w:pPr>
-        <w:spacing w:line="257" w:lineRule="auto"/>
-        <w:jc w:val="left"/>
-        <w:rPr>
-          <w:rFonts w:eastAsiaTheme="minorEastAsia"/>
-        </w:rPr>
-      </w:pPr>
-    </w:p>
-    <w:p>
-      <w:pPr>
-        <w:pStyle w:val="ListParagraph"/>
-        <w:numPr>
-          <w:ilvl w:val="0"/>
-          <w:numId w:val="6"/>
-        </w:numPr>
-        <w:spacing w:line="257" w:lineRule="auto"/>
-        <w:ind w:firstLineChars="0"/>
-        <w:jc w:val="left"/>
-        <w:rPr>
-          <w:rFonts w:eastAsiaTheme="minorEastAsia"/>
-          <w:b/>
-          <w:bCs/>
-        </w:rPr>
-      </w:pPr>
-      <w:r>
-        <w:rPr>
-          <w:rFonts w:eastAsiaTheme="minorEastAsia" w:hint="eastAsia"/>
-          <w:b/>
-          <w:bCs/>
-        </w:rPr>
-        <w:t>Data Understanding</w:t>
-      </w:r>
-    </w:p>
-    <w:p>
-      <w:pPr>
-        <w:spacing w:line="257" w:lineRule="auto"/>
-        <w:jc w:val="left"/>
-        <w:rPr>
-          <w:rFonts w:eastAsiaTheme="minorEastAsia"/>
-        </w:rPr>
-      </w:pPr>
-    </w:p>
-    <w:p>
-      <w:pPr>
-        <w:spacing w:line="257" w:lineRule="auto"/>
-        <w:jc w:val="left"/>
-        <w:rPr>
-          <w:rFonts w:eastAsiaTheme="minorEastAsia"/>
-        </w:rPr>
-      </w:pPr>
     </w:p>
     <w:p>
       <w:pPr>
@@ -6837,7 +8227,7 @@
     <w:lvl w:ilvl="0">
       <w:start w:val="1"/>
       <w:numFmt w:val="decimal"/>
-      <w:pStyle w:val="Heading1"/>
+      <w:pStyle w:val="1"/>
       <w:lvlText w:val="%1"/>
       <w:lvlJc w:val="left"/>
       <w:pPr>
@@ -7456,7 +8846,7 @@
     <w:lsdException w:name="Unresolved Mention" w:semiHidden="1" w:unhideWhenUsed="1"/>
     <w:lsdException w:name="Smart Link" w:semiHidden="1" w:unhideWhenUsed="1"/>
   </w:latentStyles>
-  <w:style w:type="paragraph" w:default="1" w:styleId="Normal">
+  <w:style w:type="paragraph" w:default="1" w:styleId="a">
     <w:name w:val="Normal"/>
     <w:qFormat/>
     <w:pPr>
@@ -7471,10 +8861,10 @@
       <w14:ligatures w14:val="standardContextual"/>
     </w:rPr>
   </w:style>
-  <w:style w:type="paragraph" w:styleId="Heading1">
+  <w:style w:type="paragraph" w:styleId="1">
     <w:name w:val="heading 1"/>
-    <w:next w:val="Normal"/>
-    <w:link w:val="Heading1Char"/>
+    <w:next w:val="a"/>
+    <w:link w:val="10"/>
     <w:uiPriority w:val="9"/>
     <w:qFormat/>
     <w:pPr>
@@ -7497,10 +8887,10 @@
       <w14:ligatures w14:val="standardContextual"/>
     </w:rPr>
   </w:style>
-  <w:style w:type="paragraph" w:styleId="Heading2">
+  <w:style w:type="paragraph" w:styleId="2">
     <w:name w:val="heading 2"/>
-    <w:next w:val="Normal"/>
-    <w:link w:val="Heading2Char"/>
+    <w:next w:val="a"/>
+    <w:link w:val="20"/>
     <w:uiPriority w:val="9"/>
     <w:unhideWhenUsed/>
     <w:qFormat/>
@@ -7521,12 +8911,13 @@
       <w14:ligatures w14:val="standardContextual"/>
     </w:rPr>
   </w:style>
-  <w:style w:type="character" w:default="1" w:styleId="DefaultParagraphFont">
+  <w:style w:type="character" w:default="1" w:styleId="a0">
     <w:name w:val="Default Paragraph Font"/>
     <w:uiPriority w:val="1"/>
+    <w:semiHidden/>
     <w:unhideWhenUsed/>
   </w:style>
-  <w:style w:type="table" w:default="1" w:styleId="TableNormal">
+  <w:style w:type="table" w:default="1" w:styleId="a1">
     <w:name w:val="Normal Table"/>
     <w:uiPriority w:val="99"/>
     <w:semiHidden/>
@@ -7541,16 +8932,16 @@
       </w:tblCellMar>
     </w:tblPr>
   </w:style>
-  <w:style w:type="numbering" w:default="1" w:styleId="NoList">
+  <w:style w:type="numbering" w:default="1" w:styleId="a2">
     <w:name w:val="No List"/>
     <w:uiPriority w:val="99"/>
     <w:semiHidden/>
     <w:unhideWhenUsed/>
   </w:style>
-  <w:style w:type="paragraph" w:styleId="Header">
+  <w:style w:type="paragraph" w:styleId="a3">
     <w:name w:val="header"/>
-    <w:basedOn w:val="Normal"/>
-    <w:link w:val="HeaderChar"/>
+    <w:basedOn w:val="a"/>
+    <w:link w:val="a4"/>
     <w:uiPriority w:val="99"/>
     <w:unhideWhenUsed/>
     <w:pPr>
@@ -7566,18 +8957,18 @@
       <w:szCs w:val="18"/>
     </w:rPr>
   </w:style>
-  <w:style w:type="paragraph" w:styleId="NormalWeb">
+  <w:style w:type="paragraph" w:styleId="a5">
     <w:name w:val="Normal (Web)"/>
-    <w:basedOn w:val="Normal"/>
+    <w:basedOn w:val="a"/>
     <w:uiPriority w:val="99"/>
     <w:unhideWhenUsed/>
     <w:rPr>
       <w:sz w:val="24"/>
     </w:rPr>
   </w:style>
-  <w:style w:type="character" w:customStyle="1" w:styleId="Heading2Char">
-    <w:name w:val="Heading 2 Char"/>
-    <w:link w:val="Heading2"/>
+  <w:style w:type="character" w:customStyle="1" w:styleId="20">
+    <w:name w:val="标题 2 字符"/>
+    <w:link w:val="2"/>
     <w:rPr>
       <w:rFonts w:ascii="Times New Roman" w:eastAsia="Times New Roman" w:hAnsi="Times New Roman" w:cs="Times New Roman"/>
       <w:b/>
@@ -7585,9 +8976,9 @@
       <w:sz w:val="24"/>
     </w:rPr>
   </w:style>
-  <w:style w:type="character" w:customStyle="1" w:styleId="Heading1Char">
-    <w:name w:val="Heading 1 Char"/>
-    <w:link w:val="Heading1"/>
+  <w:style w:type="character" w:customStyle="1" w:styleId="10">
+    <w:name w:val="标题 1 字符"/>
+    <w:link w:val="1"/>
     <w:rPr>
       <w:rFonts w:ascii="Times New Roman" w:eastAsia="Times New Roman" w:hAnsi="Times New Roman" w:cs="Times New Roman"/>
       <w:b/>
@@ -7597,7 +8988,7 @@
   </w:style>
   <w:style w:type="paragraph" w:customStyle="1" w:styleId="footnotedescription">
     <w:name w:val="footnote description"/>
-    <w:next w:val="Normal"/>
+    <w:next w:val="a"/>
     <w:link w:val="footnotedescriptionChar"/>
     <w:pPr>
       <w:spacing w:line="259" w:lineRule="auto"/>
@@ -7641,10 +9032,10 @@
       </w:tblCellMar>
     </w:tblPr>
   </w:style>
-  <w:style w:type="character" w:customStyle="1" w:styleId="HeaderChar">
-    <w:name w:val="Header Char"/>
-    <w:basedOn w:val="DefaultParagraphFont"/>
-    <w:link w:val="Header"/>
+  <w:style w:type="character" w:customStyle="1" w:styleId="a4">
+    <w:name w:val="页眉 字符"/>
+    <w:basedOn w:val="a0"/>
+    <w:link w:val="a3"/>
     <w:uiPriority w:val="99"/>
     <w:rPr>
       <w:rFonts w:ascii="Times New Roman" w:eastAsia="Times New Roman" w:hAnsi="Times New Roman" w:cs="Times New Roman"/>
@@ -7655,7 +9046,7 @@
   </w:style>
   <w:style w:type="table" w:customStyle="1" w:styleId="PlainTable31">
     <w:name w:val="Plain Table 31"/>
-    <w:basedOn w:val="TableNormal"/>
+    <w:basedOn w:val="a1"/>
     <w:uiPriority w:val="43"/>
     <w:tblPr/>
     <w:tblStylePr w:type="firstRow">
@@ -7741,7 +9132,7 @@
   </w:style>
   <w:style w:type="table" w:customStyle="1" w:styleId="PlainTable11">
     <w:name w:val="Plain Table 11"/>
-    <w:basedOn w:val="TableNormal"/>
+    <w:basedOn w:val="a1"/>
     <w:uiPriority w:val="41"/>
     <w:tblPr>
       <w:tblBorders>
@@ -7796,18 +9187,18 @@
       </w:tcPr>
     </w:tblStylePr>
   </w:style>
-  <w:style w:type="paragraph" w:styleId="ListParagraph">
+  <w:style w:type="paragraph" w:styleId="a6">
     <w:name w:val="List Paragraph"/>
-    <w:basedOn w:val="Normal"/>
+    <w:basedOn w:val="a"/>
     <w:uiPriority w:val="34"/>
     <w:qFormat/>
     <w:pPr>
       <w:ind w:firstLineChars="200" w:firstLine="420"/>
     </w:pPr>
   </w:style>
-  <w:style w:type="table" w:styleId="PlainTable1">
+  <w:style w:type="table" w:styleId="11">
     <w:name w:val="Plain Table 1"/>
-    <w:basedOn w:val="TableNormal"/>
+    <w:basedOn w:val="a1"/>
     <w:uiPriority w:val="41"/>
     <w:rsid w:val="007D3B7A"/>
     <w:tblPr>

--- a/doc/QBUS6810_assignment_instructions.docx
+++ b/doc/QBUS6810_assignment_instructions.docx
@@ -49,7 +49,15 @@
         <w:ind w:left="10"/>
       </w:pPr>
       <w:r>
-        <w:t>Cook County is a county in the US state of Illinois. It includes Chicago and surrounding suburbs. The Assessor’s Office is a local government agency. It uses estimates of what properties would sell for to help assess them for tax purposes. A home does not need to be on the market for the office to assess it.</w:t>
+        <w:t xml:space="preserve">Cook County is a county in the US state of Illinois. It includes Chicago and surrounding suburbs. The Assessor’s Office is a local government agency. It uses estimates of what properties would </w:t>
+      </w:r>
+      <w:proofErr w:type="gramStart"/>
+      <w:r>
+        <w:t>sell for</w:t>
+      </w:r>
+      <w:proofErr w:type="gramEnd"/>
+      <w:r>
+        <w:t xml:space="preserve"> to help assess them for tax purposes. A home does not need to be on the market for the office to assess it.</w:t>
       </w:r>
       <w:r>
         <w:rPr>
@@ -64,7 +72,15 @@
         <w:ind w:left="10"/>
       </w:pPr>
       <w:r>
-        <w:t>You are given historical transactions with known sale prices. Use these records to train and test your model, with sale_price in US dollars as the outcome. The proposed use is to provide an initial price estimate for a home without a recent sale, for a property analyst to review. Recommend whether your results support this use, considering prediction errors and the limits of learning only from homes that sold.</w:t>
+        <w:t xml:space="preserve">You are given historical transactions with known sale prices. Use these records to train and test your model, with </w:t>
+      </w:r>
+      <w:proofErr w:type="spellStart"/>
+      <w:r>
+        <w:t>sale_price</w:t>
+      </w:r>
+      <w:proofErr w:type="spellEnd"/>
+      <w:r>
+        <w:t xml:space="preserve"> in US dollars as the outcome. The proposed use is to provide an initial price estimate for a home without a recent sale, for a property analyst to review. Recommend whether your results support this use, considering prediction errors and the limits of learning only from homes that sold.</w:t>
       </w:r>
     </w:p>
     <w:p>
@@ -82,7 +98,15 @@
         <w:ind w:left="10"/>
       </w:pPr>
       <w:r>
-        <w:t>The supplied public records contain completed sales and property characteristics, including building size, age, location, nearby facilities and neighbourhood information. They do not contain property listings or asking prices. Homes without a recorded sale in this sample are not included; their sale prices are unobserved.</w:t>
+        <w:t xml:space="preserve">The supplied public records contain completed sales and property characteristics, including building size, age, location, nearby facilities and </w:t>
+      </w:r>
+      <w:proofErr w:type="spellStart"/>
+      <w:r>
+        <w:t>neighbourhood</w:t>
+      </w:r>
+      <w:proofErr w:type="spellEnd"/>
+      <w:r>
+        <w:t xml:space="preserve"> information. They do not contain property listings or asking prices. Homes without a recorded sale in this sample are not included; their sale prices are unobserved.</w:t>
       </w:r>
     </w:p>
     <w:p>
@@ -117,7 +141,15 @@
         <w:ind w:hanging="279"/>
       </w:pPr>
       <w:r>
-        <w:t>properties_2022.csv: 98,899 properties, with a property identifier and 97 property and neighbourhood features.</w:t>
+        <w:t xml:space="preserve">properties_2022.csv: 98,899 properties, with a property identifier and 97 property and </w:t>
+      </w:r>
+      <w:proofErr w:type="spellStart"/>
+      <w:r>
+        <w:t>neighbourhood</w:t>
+      </w:r>
+      <w:proofErr w:type="spellEnd"/>
+      <w:r>
+        <w:t xml:space="preserve"> features.</w:t>
       </w:r>
     </w:p>
     <w:p>
@@ -126,7 +158,15 @@
         <w:ind w:left="10"/>
       </w:pPr>
       <w:r>
-        <w:t>Join on property_id. Each sale should match one property record. A property may have several sales. Read QBUS6810_data_dictionary.pdf and variable_dictionary.csv for field definitions. All required data are supplied as CSV files.</w:t>
+        <w:t xml:space="preserve">Join on </w:t>
+      </w:r>
+      <w:proofErr w:type="spellStart"/>
+      <w:r>
+        <w:t>property_id</w:t>
+      </w:r>
+      <w:proofErr w:type="spellEnd"/>
+      <w:r>
+        <w:t>. Each sale should match one property record. A property may have several sales. Read QBUS6810_data_dictionary.pdf and variable_dictionary.csv for field definitions. All required data are supplied as CSV files.</w:t>
       </w:r>
     </w:p>
     <w:p>
@@ -143,7 +183,55 @@
         <w:ind w:left="10"/>
       </w:pPr>
       <w:r>
-        <w:t>The target is sale_price. Property features come from the 2022 archive, before the sales. The sale_date field provides calendar information for analysing prices over time. Do not use sale_price, property_id or transaction_id as input features. Keep the identifiers for joining data and checking repeated sales.</w:t>
+        <w:t xml:space="preserve">The target is </w:t>
+      </w:r>
+      <w:proofErr w:type="spellStart"/>
+      <w:r>
+        <w:t>sale_price</w:t>
+      </w:r>
+      <w:proofErr w:type="spellEnd"/>
+      <w:r>
+        <w:t xml:space="preserve">. Property features come from the 2022 archive, before the sales. The </w:t>
+      </w:r>
+      <w:proofErr w:type="spellStart"/>
+      <w:r>
+        <w:t>sale_date</w:t>
+      </w:r>
+      <w:proofErr w:type="spellEnd"/>
+      <w:r>
+        <w:t xml:space="preserve"> field provides calendar information for </w:t>
+      </w:r>
+      <w:proofErr w:type="spellStart"/>
+      <w:r>
+        <w:t>analysing</w:t>
+      </w:r>
+      <w:proofErr w:type="spellEnd"/>
+      <w:r>
+        <w:t xml:space="preserve"> prices over time. Do not use </w:t>
+      </w:r>
+      <w:proofErr w:type="spellStart"/>
+      <w:r>
+        <w:t>sale_price</w:t>
+      </w:r>
+      <w:proofErr w:type="spellEnd"/>
+      <w:r>
+        <w:t xml:space="preserve">, </w:t>
+      </w:r>
+      <w:proofErr w:type="spellStart"/>
+      <w:r>
+        <w:t>property_id</w:t>
+      </w:r>
+      <w:proofErr w:type="spellEnd"/>
+      <w:r>
+        <w:t xml:space="preserve"> or </w:t>
+      </w:r>
+      <w:proofErr w:type="spellStart"/>
+      <w:r>
+        <w:t>transaction_id</w:t>
+      </w:r>
+      <w:proofErr w:type="spellEnd"/>
+      <w:r>
+        <w:t xml:space="preserve"> as input features. Keep the identifiers for joining data and checking repeated sales.</w:t>
       </w:r>
     </w:p>
     <w:p>
@@ -271,26 +359,42 @@
       </w:pPr>
       <w:r>
         <w:rPr>
-          <w:rFonts w:eastAsiaTheme="minorEastAsia" w:hint="eastAsia"/>
+          <w:rFonts w:eastAsiaTheme="minorEastAsia"/>
         </w:rPr>
         <w:lastRenderedPageBreak/>
-        <w:t>The Cook County Assessor</w:t>
-      </w:r>
-      <w:r>
-        <w:rPr>
-          <w:rFonts w:eastAsiaTheme="minorEastAsia"/>
-        </w:rPr>
-        <w:t>’</w:t>
-      </w:r>
-      <w:r>
-        <w:rPr>
-          <w:rFonts w:eastAsiaTheme="minorEastAsia" w:hint="eastAsia"/>
-        </w:rPr>
-        <w:t xml:space="preserve">s Office must assess a large amount of residential properties in Cook County for property tax purposes. Since many homes do not have recent recorded sale, their market value cannot be observed directly. However, the office still needs to estimate what each property would sell for as of </w:t>
-      </w:r>
-      <w:r>
-        <w:rPr>
-          <w:rFonts w:eastAsiaTheme="minorEastAsia" w:hint="eastAsia"/>
+        <w:t xml:space="preserve">The Cook County Assessor’s Office must assess a large </w:t>
+      </w:r>
+      <w:proofErr w:type="gramStart"/>
+      <w:r>
+        <w:rPr>
+          <w:rFonts w:eastAsiaTheme="minorEastAsia"/>
+        </w:rPr>
+        <w:t>amount</w:t>
+      </w:r>
+      <w:proofErr w:type="gramEnd"/>
+      <w:r>
+        <w:rPr>
+          <w:rFonts w:eastAsiaTheme="minorEastAsia"/>
+        </w:rPr>
+        <w:t xml:space="preserve"> of residential properties in Cook County for property tax purposes. Since many homes do not have recent recorded </w:t>
+      </w:r>
+      <w:proofErr w:type="gramStart"/>
+      <w:r>
+        <w:rPr>
+          <w:rFonts w:eastAsiaTheme="minorEastAsia"/>
+        </w:rPr>
+        <w:t>sale</w:t>
+      </w:r>
+      <w:proofErr w:type="gramEnd"/>
+      <w:r>
+        <w:rPr>
+          <w:rFonts w:eastAsiaTheme="minorEastAsia"/>
+        </w:rPr>
+        <w:t xml:space="preserve">, their market value cannot be observed directly. However, the office still needs to estimate what each property would sell for as of </w:t>
+      </w:r>
+      <w:r>
+        <w:rPr>
+          <w:rFonts w:eastAsiaTheme="minorEastAsia"/>
           <w:b/>
           <w:bCs/>
         </w:rPr>
@@ -298,7 +402,7 @@
       </w:r>
       <w:r>
         <w:rPr>
-          <w:rFonts w:eastAsiaTheme="minorEastAsia" w:hint="eastAsia"/>
+          <w:rFonts w:eastAsiaTheme="minorEastAsia"/>
         </w:rPr>
         <w:t xml:space="preserve">. </w:t>
       </w:r>
@@ -333,129 +437,27 @@
         <w:rPr>
           <w:rFonts w:eastAsiaTheme="minorEastAsia"/>
         </w:rPr>
-        <w:t>sale. This estimate is intended for a property analyst in the residential valuation team, who</w:t>
-      </w:r>
-      <w:r>
-        <w:rPr>
-          <w:rFonts w:eastAsiaTheme="minorEastAsia" w:hint="eastAsia"/>
-        </w:rPr>
-        <w:t xml:space="preserve"> </w:t>
-      </w:r>
-      <w:r>
-        <w:rPr>
-          <w:rFonts w:eastAsiaTheme="minorEastAsia"/>
-        </w:rPr>
-        <w:t>combines the model output with inspection information and professional judgement to determine</w:t>
-      </w:r>
-      <w:r>
-        <w:rPr>
-          <w:rFonts w:eastAsiaTheme="minorEastAsia" w:hint="eastAsia"/>
-        </w:rPr>
-        <w:t xml:space="preserve"> </w:t>
-      </w:r>
-      <w:r>
-        <w:rPr>
-          <w:rFonts w:eastAsiaTheme="minorEastAsia"/>
-        </w:rPr>
-        <w:t>the final assessed value. The process is explicitly human-in-the-loop: the model generates a first-pass estimate, and the analyst reviews and corrects it. The model does not directly generate tax</w:t>
-      </w:r>
-      <w:r>
-        <w:rPr>
-          <w:rFonts w:eastAsiaTheme="minorEastAsia" w:hint="eastAsia"/>
-        </w:rPr>
-        <w:t>.</w:t>
-      </w:r>
-    </w:p>
-    <w:p>
-      <w:pPr>
-        <w:rPr>
-          <w:rFonts w:eastAsiaTheme="minorEastAsia"/>
-        </w:rPr>
-      </w:pPr>
-    </w:p>
-    <w:p>
-      <w:pPr>
-        <w:rPr>
-          <w:rFonts w:eastAsiaTheme="minorEastAsia"/>
-        </w:rPr>
-      </w:pPr>
-      <w:r>
-        <w:rPr>
-          <w:rFonts w:eastAsiaTheme="minorEastAsia"/>
-        </w:rPr>
-        <w:t>This project offers three practical benefits. First, it reduces repetitive manual work, because the</w:t>
-      </w:r>
-      <w:r>
-        <w:rPr>
-          <w:rFonts w:eastAsiaTheme="minorEastAsia" w:hint="eastAsia"/>
-        </w:rPr>
-        <w:t xml:space="preserve"> </w:t>
-      </w:r>
-      <w:r>
-        <w:rPr>
-          <w:rFonts w:eastAsiaTheme="minorEastAsia"/>
-        </w:rPr>
-        <w:t>model can generate initial estimates for large numbers of homes without recent sales in bulk</w:t>
-      </w:r>
-      <w:r>
-        <w:rPr>
-          <w:rFonts w:eastAsiaTheme="minorEastAsia" w:hint="eastAsia"/>
-        </w:rPr>
-        <w:t xml:space="preserve">, </w:t>
-      </w:r>
-      <w:r>
-        <w:rPr>
-          <w:rFonts w:eastAsiaTheme="minorEastAsia"/>
-        </w:rPr>
-        <w:t>allowing analysts to concentrate on reviewing and correcting estimates rather than pricing each</w:t>
-      </w:r>
-      <w:r>
-        <w:rPr>
-          <w:rFonts w:eastAsiaTheme="minorEastAsia" w:hint="eastAsia"/>
-        </w:rPr>
-        <w:t xml:space="preserve"> </w:t>
-      </w:r>
-      <w:r>
-        <w:rPr>
-          <w:rFonts w:eastAsiaTheme="minorEastAsia"/>
-        </w:rPr>
-        <w:t>home from scratch. Second, it improves consistency, as the model provides a reproducible starting</w:t>
-      </w:r>
-      <w:r>
-        <w:rPr>
-          <w:rFonts w:eastAsiaTheme="minorEastAsia" w:hint="eastAsia"/>
-        </w:rPr>
-        <w:t xml:space="preserve"> </w:t>
-      </w:r>
-      <w:r>
-        <w:rPr>
-          <w:rFonts w:eastAsiaTheme="minorEastAsia"/>
-        </w:rPr>
-        <w:t>point for comparable homes and thereby reduces subjective variation between analysts. Third, it</w:t>
-      </w:r>
-      <w:r>
-        <w:rPr>
-          <w:rFonts w:eastAsiaTheme="minorEastAsia" w:hint="eastAsia"/>
-        </w:rPr>
-        <w:t xml:space="preserve"> </w:t>
-      </w:r>
-      <w:r>
-        <w:rPr>
-          <w:rFonts w:eastAsiaTheme="minorEastAsia"/>
-        </w:rPr>
-        <w:t>supports scalability, since a model-based approach can value abundant properties at scale far</w:t>
-      </w:r>
-      <w:r>
-        <w:rPr>
-          <w:rFonts w:eastAsiaTheme="minorEastAsia" w:hint="eastAsia"/>
-        </w:rPr>
-        <w:t xml:space="preserve"> </w:t>
-      </w:r>
-      <w:r>
-        <w:rPr>
-          <w:rFonts w:eastAsiaTheme="minorEastAsia"/>
-        </w:rPr>
-        <w:t>more readily than pricing each home individually by hand</w:t>
+        <w:t>sale. This estimate is intended for a property analyst in the residential valuation team, who combines the model output with inspection information and professional judgement to determine the final assessed value. The process is explicitly human-in-the-loop: the model generates a first-pass estimate, and the analyst reviews and corrects it. The model does not directly generate tax.</w:t>
+      </w:r>
+    </w:p>
+    <w:p>
+      <w:pPr>
+        <w:rPr>
+          <w:rFonts w:eastAsiaTheme="minorEastAsia"/>
+        </w:rPr>
+      </w:pPr>
+    </w:p>
+    <w:p>
+      <w:pPr>
+        <w:rPr>
+          <w:rFonts w:eastAsiaTheme="minorEastAsia"/>
+        </w:rPr>
+      </w:pPr>
+      <w:r>
+        <w:rPr>
+          <w:rFonts w:eastAsiaTheme="minorEastAsia"/>
+        </w:rPr>
+        <w:t>This project offers three practical benefits. First, it reduces repetitive manual work, because the model can generate initial estimates for large numbers of homes without recent sales in bulk, allowing analysts to concentrate on reviewing and correcting estimates rather than pricing each home from scratch. Second, it improves consistency, as the model provides a reproducible starting point for comparable homes and thereby reduces subjective variation between analysts. Third, it supports scalability, since a model-based approach can value abundant properties at scale far more readily than pricing each home individually by hand</w:t>
       </w:r>
     </w:p>
     <w:p>
@@ -478,7 +480,15 @@
         <w:t xml:space="preserve">2a. </w:t>
       </w:r>
       <w:r>
-        <w:t>What does each row represent? Verify the join, check for duplicate records and repeated sales of the same property, and justify how you handle them.</w:t>
+        <w:t xml:space="preserve">What does each row represent? Verify the </w:t>
+      </w:r>
+      <w:proofErr w:type="gramStart"/>
+      <w:r>
+        <w:t>join</w:t>
+      </w:r>
+      <w:proofErr w:type="gramEnd"/>
+      <w:r>
+        <w:t>, check for duplicate records and repeated sales of the same property, and justify how you handle them.</w:t>
       </w:r>
     </w:p>
     <w:p>
@@ -617,7 +627,7 @@
       </w:r>
       <w:r>
         <w:rPr>
-          <w:rFonts w:eastAsiaTheme="minorEastAsia" w:hint="eastAsia"/>
+          <w:rFonts w:eastAsiaTheme="minorEastAsia"/>
           <w:b/>
           <w:bCs/>
           <w:sz w:val="21"/>
@@ -687,33 +697,30 @@
               <w:ind w:left="10"/>
               <w:cnfStyle w:val="100000000000" w:firstRow="1" w:lastRow="0" w:firstColumn="0" w:lastColumn="0" w:oddVBand="0" w:evenVBand="0" w:oddHBand="0" w:evenHBand="0" w:firstRowFirstColumn="0" w:firstRowLastColumn="0" w:lastRowFirstColumn="0" w:lastRowLastColumn="0"/>
               <w:rPr>
-                <w:rFonts w:eastAsiaTheme="minorEastAsia" w:hint="eastAsia"/>
-              </w:rPr>
-            </w:pPr>
-            <w:r>
-              <w:rPr>
-                <w:rFonts w:eastAsiaTheme="minorEastAsia"/>
-              </w:rPr>
-              <w:t>M</w:t>
-            </w:r>
-            <w:r>
-              <w:rPr>
-                <w:rFonts w:eastAsiaTheme="minorEastAsia" w:hint="eastAsia"/>
-              </w:rPr>
-              <w:t>S</w:t>
-            </w:r>
-            <w:r>
-              <w:rPr>
-                <w:rFonts w:eastAsiaTheme="minorEastAsia"/>
-              </w:rPr>
-              <w:t>E</w:t>
+                <w:rFonts w:eastAsiaTheme="minorEastAsia"/>
+              </w:rPr>
+            </w:pPr>
+            <w:proofErr w:type="gramStart"/>
+            <w:r>
+              <w:rPr>
+                <w:rFonts w:eastAsiaTheme="minorEastAsia"/>
+              </w:rPr>
+              <w:t>MSE</w:t>
             </w:r>
             <w:r>
               <w:rPr>
                 <w:b w:val="0"/>
                 <w:bCs w:val="0"/>
               </w:rPr>
-              <w:t>($)</w:t>
+              <w:t>(</w:t>
+            </w:r>
+            <w:proofErr w:type="gramEnd"/>
+            <w:r>
+              <w:rPr>
+                <w:b w:val="0"/>
+                <w:bCs w:val="0"/>
+              </w:rPr>
+              <w:t>$)</w:t>
             </w:r>
           </w:p>
         </w:tc>
@@ -730,24 +737,27 @@
                 <w:rFonts w:eastAsiaTheme="minorEastAsia"/>
               </w:rPr>
             </w:pPr>
-            <w:r>
-              <w:rPr>
-                <w:rFonts w:eastAsiaTheme="minorEastAsia" w:hint="eastAsia"/>
-              </w:rPr>
-              <w:t>MA</w:t>
-            </w:r>
-            <w:r>
-              <w:rPr>
-                <w:rFonts w:eastAsiaTheme="minorEastAsia"/>
-              </w:rPr>
-              <w:t>E</w:t>
+            <w:proofErr w:type="gramStart"/>
+            <w:r>
+              <w:rPr>
+                <w:rFonts w:eastAsiaTheme="minorEastAsia"/>
+              </w:rPr>
+              <w:t>MAE</w:t>
             </w:r>
             <w:r>
               <w:rPr>
                 <w:b w:val="0"/>
                 <w:bCs w:val="0"/>
               </w:rPr>
-              <w:t>($)</w:t>
+              <w:t>(</w:t>
+            </w:r>
+            <w:proofErr w:type="gramEnd"/>
+            <w:r>
+              <w:rPr>
+                <w:b w:val="0"/>
+                <w:bCs w:val="0"/>
+              </w:rPr>
+              <w:t>$)</w:t>
             </w:r>
           </w:p>
         </w:tc>
@@ -785,19 +795,10 @@
               </w:rPr>
             </w:pPr>
             <w:r>
-              <w:rPr>
-                <w:rFonts w:hint="eastAsia"/>
-              </w:rPr>
               <w:t>WAE</w:t>
             </w:r>
             <w:r>
-              <w:rPr>
-                <w:rFonts w:hint="eastAsia"/>
-              </w:rPr>
-              <w:t xml:space="preserve"> </w:t>
-            </w:r>
-            <w:r>
-              <w:t>2:1 ($)</w:t>
+              <w:t xml:space="preserve"> 2:1 ($)</w:t>
             </w:r>
           </w:p>
         </w:tc>
@@ -893,7 +894,7 @@
               <w:pStyle w:val="NormalWeb"/>
               <w:cnfStyle w:val="000000000000" w:firstRow="0" w:lastRow="0" w:firstColumn="0" w:lastColumn="0" w:oddVBand="0" w:evenVBand="0" w:oddHBand="0" w:evenHBand="0" w:firstRowFirstColumn="0" w:firstRowLastColumn="0" w:lastRowFirstColumn="0" w:lastRowLastColumn="0"/>
               <w:rPr>
-                <w:rFonts w:eastAsiaTheme="minorEastAsia" w:hint="eastAsia"/>
+                <w:rFonts w:eastAsiaTheme="minorEastAsia"/>
                 <w:color w:val="auto"/>
                 <w:kern w:val="0"/>
                 <w14:ligatures w14:val="none"/>
@@ -925,7 +926,7 @@
       </w:r>
       <w:r>
         <w:rPr>
-          <w:rFonts w:eastAsiaTheme="minorEastAsia" w:hint="eastAsia"/>
+          <w:rFonts w:eastAsiaTheme="minorEastAsia"/>
           <w:sz w:val="21"/>
           <w:szCs w:val="22"/>
         </w:rPr>
@@ -967,27 +968,69 @@
         <w:rPr>
           <w:rFonts w:eastAsiaTheme="minorEastAsia"/>
         </w:rPr>
-        <w:t>Linear Regression, Ridge and Lasso were compared to assess whether regularisation improves price prediction. Linear Regression provides an unregularised reference, while Ridge uses L2 regularisation to shrink coefficients and reduce instability. Lasso uses L1 regularisation, which can also set coefficients to zero. These approaches were selected to examine whether controlling complexity improves validation performance.</w:t>
-      </w:r>
-    </w:p>
-    <w:p>
-      <w:pPr>
-        <w:rPr>
-          <w:rFonts w:eastAsiaTheme="minorEastAsia"/>
-        </w:rPr>
-      </w:pPr>
-    </w:p>
-    <w:p>
-      <w:pPr>
-        <w:rPr>
-          <w:rFonts w:eastAsiaTheme="minorEastAsia"/>
-        </w:rPr>
-      </w:pPr>
-      <w:r>
-        <w:rPr>
-          <w:rFonts w:eastAsiaTheme="minorEastAsia"/>
-        </w:rPr>
-        <w:t>For a fair comparison, all three models used the same original Feature Set D (Combined Features + Size × Archived Building Age), identical chronological training and validation periods, and consistent training-fitted preprocessing principles. The primary selection metric was the pre-specified WAE (2:1), with MSE, R² and MAE retained as supporting metrics.</w:t>
+        <w:t xml:space="preserve">Model complexity was controlled through feature-set design and </w:t>
+      </w:r>
+      <w:proofErr w:type="spellStart"/>
+      <w:r>
+        <w:rPr>
+          <w:rFonts w:eastAsiaTheme="minorEastAsia"/>
+        </w:rPr>
+        <w:t>regularisation</w:t>
+      </w:r>
+      <w:proofErr w:type="spellEnd"/>
+      <w:r>
+        <w:rPr>
+          <w:rFonts w:eastAsiaTheme="minorEastAsia"/>
+        </w:rPr>
+        <w:t xml:space="preserve">. Rather than introducing all possible interactions, only selected, business-motivated terms were evaluated. For the linear-model comparison, Feature Set D was held constant, allowing the effects of L1 and L2 </w:t>
+      </w:r>
+      <w:proofErr w:type="spellStart"/>
+      <w:r>
+        <w:rPr>
+          <w:rFonts w:eastAsiaTheme="minorEastAsia"/>
+        </w:rPr>
+        <w:t>regularisation</w:t>
+      </w:r>
+      <w:proofErr w:type="spellEnd"/>
+      <w:r>
+        <w:rPr>
+          <w:rFonts w:eastAsiaTheme="minorEastAsia"/>
+        </w:rPr>
+        <w:t xml:space="preserve"> to be examined separately from feature selection.</w:t>
+      </w:r>
+    </w:p>
+    <w:p>
+      <w:pPr>
+        <w:rPr>
+          <w:rFonts w:eastAsiaTheme="minorEastAsia"/>
+        </w:rPr>
+      </w:pPr>
+    </w:p>
+    <w:p>
+      <w:pPr>
+        <w:rPr>
+          <w:rFonts w:eastAsiaTheme="minorEastAsia"/>
+        </w:rPr>
+      </w:pPr>
+      <w:r>
+        <w:rPr>
+          <w:rFonts w:eastAsiaTheme="minorEastAsia"/>
+        </w:rPr>
+        <w:t xml:space="preserve">Ridge and Lasso were tuned over multiple values of the </w:t>
+      </w:r>
+      <w:proofErr w:type="spellStart"/>
+      <w:r>
+        <w:rPr>
+          <w:rFonts w:eastAsiaTheme="minorEastAsia"/>
+        </w:rPr>
+        <w:t>regularisation</w:t>
+      </w:r>
+      <w:proofErr w:type="spellEnd"/>
+      <w:r>
+        <w:rPr>
+          <w:rFonts w:eastAsiaTheme="minorEastAsia"/>
+        </w:rPr>
+        <w:t xml:space="preserve"> parameter α. Preprocessing, including scaling, was fitted using training data only. Candidate configurations were assessed on the 2024 H2 validation set, with the pre-specified WAE (2:1) used as the primary tuning criterion.</w:t>
       </w:r>
     </w:p>
     <w:p>
@@ -995,19 +1038,21 @@
         <w:ind w:left="443" w:hanging="437"/>
         <w:rPr>
           <w:rFonts w:eastAsiaTheme="minorEastAsia"/>
-        </w:rPr>
-      </w:pPr>
-      <w:r>
-        <w:rPr>
-          <w:rFonts w:eastAsiaTheme="minorEastAsia"/>
           <w:b/>
           <w:bCs/>
         </w:rPr>
+      </w:pPr>
+      <w:r>
+        <w:rPr>
+          <w:rFonts w:eastAsiaTheme="minorEastAsia"/>
+          <w:b/>
+          <w:bCs/>
+        </w:rPr>
         <w:t xml:space="preserve">Table </w:t>
       </w:r>
       <w:r>
         <w:rPr>
-          <w:rFonts w:eastAsiaTheme="minorEastAsia" w:hint="eastAsia"/>
+          <w:rFonts w:eastAsiaTheme="minorEastAsia"/>
           <w:b/>
           <w:bCs/>
         </w:rPr>
@@ -1020,6 +1065,843 @@
           <w:bCs/>
         </w:rPr>
         <w:t>. Comparison of linear regression approaches using the same Feature Set D on the 2024 H2 validation set</w:t>
+      </w:r>
+    </w:p>
+    <w:tbl>
+      <w:tblPr>
+        <w:tblStyle w:val="PlainTable1"/>
+        <w:tblW w:w="0" w:type="auto"/>
+        <w:tblLook w:val="04A0" w:firstRow="1" w:lastRow="0" w:firstColumn="1" w:lastColumn="0" w:noHBand="0" w:noVBand="1"/>
+      </w:tblPr>
+      <w:tblGrid>
+        <w:gridCol w:w="3587"/>
+        <w:gridCol w:w="3587"/>
+        <w:gridCol w:w="3588"/>
+      </w:tblGrid>
+      <w:tr>
+        <w:trPr>
+          <w:cnfStyle w:val="100000000000" w:firstRow="1" w:lastRow="0" w:firstColumn="0" w:lastColumn="0" w:oddVBand="0" w:evenVBand="0" w:oddHBand="0" w:evenHBand="0" w:firstRowFirstColumn="0" w:firstRowLastColumn="0" w:lastRowFirstColumn="0" w:lastRowLastColumn="0"/>
+        </w:trPr>
+        <w:tc>
+          <w:tcPr>
+            <w:cnfStyle w:val="001000000000" w:firstRow="0" w:lastRow="0" w:firstColumn="1" w:lastColumn="0" w:oddVBand="0" w:evenVBand="0" w:oddHBand="0" w:evenHBand="0" w:firstRowFirstColumn="0" w:firstRowLastColumn="0" w:lastRowFirstColumn="0" w:lastRowLastColumn="0"/>
+            <w:tcW w:w="3587" w:type="dxa"/>
+          </w:tcPr>
+          <w:p>
+            <w:pPr>
+              <w:rPr>
+                <w:rFonts w:eastAsiaTheme="minorEastAsia"/>
+              </w:rPr>
+            </w:pPr>
+            <w:r>
+              <w:rPr>
+                <w:rFonts w:eastAsiaTheme="minorEastAsia"/>
+              </w:rPr>
+              <w:t>Model</w:t>
+            </w:r>
+          </w:p>
+        </w:tc>
+        <w:tc>
+          <w:tcPr>
+            <w:tcW w:w="3587" w:type="dxa"/>
+          </w:tcPr>
+          <w:p>
+            <w:pPr>
+              <w:cnfStyle w:val="100000000000" w:firstRow="1" w:lastRow="0" w:firstColumn="0" w:lastColumn="0" w:oddVBand="0" w:evenVBand="0" w:oddHBand="0" w:evenHBand="0" w:firstRowFirstColumn="0" w:firstRowLastColumn="0" w:lastRowFirstColumn="0" w:lastRowLastColumn="0"/>
+              <w:rPr>
+                <w:rFonts w:eastAsiaTheme="minorEastAsia"/>
+              </w:rPr>
+            </w:pPr>
+            <w:r>
+              <w:rPr>
+                <w:rFonts w:eastAsiaTheme="minorEastAsia"/>
+              </w:rPr>
+              <w:t>α</w:t>
+            </w:r>
+          </w:p>
+        </w:tc>
+        <w:tc>
+          <w:tcPr>
+            <w:tcW w:w="3588" w:type="dxa"/>
+          </w:tcPr>
+          <w:p>
+            <w:pPr>
+              <w:cnfStyle w:val="100000000000" w:firstRow="1" w:lastRow="0" w:firstColumn="0" w:lastColumn="0" w:oddVBand="0" w:evenVBand="0" w:oddHBand="0" w:evenHBand="0" w:firstRowFirstColumn="0" w:firstRowLastColumn="0" w:lastRowFirstColumn="0" w:lastRowLastColumn="0"/>
+              <w:rPr>
+                <w:rFonts w:eastAsiaTheme="minorEastAsia"/>
+              </w:rPr>
+            </w:pPr>
+            <w:r>
+              <w:rPr>
+                <w:rFonts w:eastAsiaTheme="minorEastAsia"/>
+              </w:rPr>
+              <w:t>Validation WAE 2:1 ($)</w:t>
+            </w:r>
+          </w:p>
+        </w:tc>
+      </w:tr>
+      <w:tr>
+        <w:trPr>
+          <w:cnfStyle w:val="000000100000" w:firstRow="0" w:lastRow="0" w:firstColumn="0" w:lastColumn="0" w:oddVBand="0" w:evenVBand="0" w:oddHBand="1" w:evenHBand="0" w:firstRowFirstColumn="0" w:firstRowLastColumn="0" w:lastRowFirstColumn="0" w:lastRowLastColumn="0"/>
+        </w:trPr>
+        <w:tc>
+          <w:tcPr>
+            <w:cnfStyle w:val="001000000000" w:firstRow="0" w:lastRow="0" w:firstColumn="1" w:lastColumn="0" w:oddVBand="0" w:evenVBand="0" w:oddHBand="0" w:evenHBand="0" w:firstRowFirstColumn="0" w:firstRowLastColumn="0" w:lastRowFirstColumn="0" w:lastRowLastColumn="0"/>
+            <w:tcW w:w="3587" w:type="dxa"/>
+          </w:tcPr>
+          <w:p>
+            <w:pPr>
+              <w:rPr>
+                <w:rFonts w:eastAsiaTheme="minorEastAsia"/>
+              </w:rPr>
+            </w:pPr>
+            <w:r>
+              <w:rPr>
+                <w:rFonts w:eastAsiaTheme="minorEastAsia"/>
+              </w:rPr>
+              <w:t>Ridge</w:t>
+            </w:r>
+          </w:p>
+        </w:tc>
+        <w:tc>
+          <w:tcPr>
+            <w:tcW w:w="3587" w:type="dxa"/>
+          </w:tcPr>
+          <w:p>
+            <w:pPr>
+              <w:cnfStyle w:val="000000100000" w:firstRow="0" w:lastRow="0" w:firstColumn="0" w:lastColumn="0" w:oddVBand="0" w:evenVBand="0" w:oddHBand="1" w:evenHBand="0" w:firstRowFirstColumn="0" w:firstRowLastColumn="0" w:lastRowFirstColumn="0" w:lastRowLastColumn="0"/>
+              <w:rPr>
+                <w:rFonts w:eastAsiaTheme="minorEastAsia"/>
+              </w:rPr>
+            </w:pPr>
+            <w:r>
+              <w:rPr>
+                <w:rFonts w:eastAsiaTheme="minorEastAsia"/>
+              </w:rPr>
+              <w:t>5</w:t>
+            </w:r>
+          </w:p>
+        </w:tc>
+        <w:tc>
+          <w:tcPr>
+            <w:tcW w:w="3588" w:type="dxa"/>
+          </w:tcPr>
+          <w:p>
+            <w:pPr>
+              <w:cnfStyle w:val="000000100000" w:firstRow="0" w:lastRow="0" w:firstColumn="0" w:lastColumn="0" w:oddVBand="0" w:evenVBand="0" w:oddHBand="1" w:evenHBand="0" w:firstRowFirstColumn="0" w:firstRowLastColumn="0" w:lastRowFirstColumn="0" w:lastRowLastColumn="0"/>
+              <w:rPr>
+                <w:rFonts w:eastAsiaTheme="minorEastAsia"/>
+              </w:rPr>
+            </w:pPr>
+            <w:r>
+              <w:rPr>
+                <w:rFonts w:eastAsiaTheme="minorEastAsia"/>
+              </w:rPr>
+              <w:t>153,324.58</w:t>
+            </w:r>
+          </w:p>
+        </w:tc>
+      </w:tr>
+      <w:tr>
+        <w:tc>
+          <w:tcPr>
+            <w:cnfStyle w:val="001000000000" w:firstRow="0" w:lastRow="0" w:firstColumn="1" w:lastColumn="0" w:oddVBand="0" w:evenVBand="0" w:oddHBand="0" w:evenHBand="0" w:firstRowFirstColumn="0" w:firstRowLastColumn="0" w:lastRowFirstColumn="0" w:lastRowLastColumn="0"/>
+            <w:tcW w:w="3587" w:type="dxa"/>
+          </w:tcPr>
+          <w:p>
+            <w:pPr>
+              <w:rPr>
+                <w:rFonts w:eastAsiaTheme="minorEastAsia"/>
+              </w:rPr>
+            </w:pPr>
+            <w:r>
+              <w:rPr>
+                <w:rFonts w:eastAsiaTheme="minorEastAsia"/>
+              </w:rPr>
+              <w:t>Ridge</w:t>
+            </w:r>
+          </w:p>
+        </w:tc>
+        <w:tc>
+          <w:tcPr>
+            <w:tcW w:w="3587" w:type="dxa"/>
+          </w:tcPr>
+          <w:p>
+            <w:pPr>
+              <w:cnfStyle w:val="000000000000" w:firstRow="0" w:lastRow="0" w:firstColumn="0" w:lastColumn="0" w:oddVBand="0" w:evenVBand="0" w:oddHBand="0" w:evenHBand="0" w:firstRowFirstColumn="0" w:firstRowLastColumn="0" w:lastRowFirstColumn="0" w:lastRowLastColumn="0"/>
+              <w:rPr>
+                <w:rFonts w:eastAsiaTheme="minorEastAsia"/>
+              </w:rPr>
+            </w:pPr>
+            <w:r>
+              <w:rPr>
+                <w:rFonts w:eastAsiaTheme="minorEastAsia"/>
+              </w:rPr>
+              <w:t>10</w:t>
+            </w:r>
+          </w:p>
+        </w:tc>
+        <w:tc>
+          <w:tcPr>
+            <w:tcW w:w="3588" w:type="dxa"/>
+          </w:tcPr>
+          <w:p>
+            <w:pPr>
+              <w:cnfStyle w:val="000000000000" w:firstRow="0" w:lastRow="0" w:firstColumn="0" w:lastColumn="0" w:oddVBand="0" w:evenVBand="0" w:oddHBand="0" w:evenHBand="0" w:firstRowFirstColumn="0" w:firstRowLastColumn="0" w:lastRowFirstColumn="0" w:lastRowLastColumn="0"/>
+              <w:rPr>
+                <w:rFonts w:eastAsiaTheme="minorEastAsia"/>
+              </w:rPr>
+            </w:pPr>
+            <w:r>
+              <w:rPr>
+                <w:rFonts w:eastAsiaTheme="minorEastAsia"/>
+              </w:rPr>
+              <w:t>153,116.66</w:t>
+            </w:r>
+          </w:p>
+        </w:tc>
+      </w:tr>
+      <w:tr>
+        <w:trPr>
+          <w:cnfStyle w:val="000000100000" w:firstRow="0" w:lastRow="0" w:firstColumn="0" w:lastColumn="0" w:oddVBand="0" w:evenVBand="0" w:oddHBand="1" w:evenHBand="0" w:firstRowFirstColumn="0" w:firstRowLastColumn="0" w:lastRowFirstColumn="0" w:lastRowLastColumn="0"/>
+        </w:trPr>
+        <w:tc>
+          <w:tcPr>
+            <w:cnfStyle w:val="001000000000" w:firstRow="0" w:lastRow="0" w:firstColumn="1" w:lastColumn="0" w:oddVBand="0" w:evenVBand="0" w:oddHBand="0" w:evenHBand="0" w:firstRowFirstColumn="0" w:firstRowLastColumn="0" w:lastRowFirstColumn="0" w:lastRowLastColumn="0"/>
+            <w:tcW w:w="3587" w:type="dxa"/>
+          </w:tcPr>
+          <w:p>
+            <w:pPr>
+              <w:rPr>
+                <w:rFonts w:eastAsiaTheme="minorEastAsia"/>
+              </w:rPr>
+            </w:pPr>
+            <w:r>
+              <w:rPr>
+                <w:rFonts w:eastAsiaTheme="minorEastAsia"/>
+              </w:rPr>
+              <w:t>Ridge</w:t>
+            </w:r>
+          </w:p>
+        </w:tc>
+        <w:tc>
+          <w:tcPr>
+            <w:tcW w:w="3587" w:type="dxa"/>
+          </w:tcPr>
+          <w:p>
+            <w:pPr>
+              <w:cnfStyle w:val="000000100000" w:firstRow="0" w:lastRow="0" w:firstColumn="0" w:lastColumn="0" w:oddVBand="0" w:evenVBand="0" w:oddHBand="1" w:evenHBand="0" w:firstRowFirstColumn="0" w:firstRowLastColumn="0" w:lastRowFirstColumn="0" w:lastRowLastColumn="0"/>
+              <w:rPr>
+                <w:rFonts w:eastAsiaTheme="minorEastAsia"/>
+              </w:rPr>
+            </w:pPr>
+            <w:r>
+              <w:rPr>
+                <w:rFonts w:eastAsiaTheme="minorEastAsia"/>
+              </w:rPr>
+              <w:t>20</w:t>
+            </w:r>
+          </w:p>
+        </w:tc>
+        <w:tc>
+          <w:tcPr>
+            <w:tcW w:w="3588" w:type="dxa"/>
+          </w:tcPr>
+          <w:p>
+            <w:pPr>
+              <w:cnfStyle w:val="000000100000" w:firstRow="0" w:lastRow="0" w:firstColumn="0" w:lastColumn="0" w:oddVBand="0" w:evenVBand="0" w:oddHBand="1" w:evenHBand="0" w:firstRowFirstColumn="0" w:firstRowLastColumn="0" w:lastRowFirstColumn="0" w:lastRowLastColumn="0"/>
+              <w:rPr>
+                <w:rFonts w:eastAsiaTheme="minorEastAsia"/>
+              </w:rPr>
+            </w:pPr>
+            <w:r>
+              <w:rPr>
+                <w:rFonts w:eastAsiaTheme="minorEastAsia"/>
+              </w:rPr>
+              <w:t>153,198.60</w:t>
+            </w:r>
+          </w:p>
+        </w:tc>
+      </w:tr>
+      <w:tr>
+        <w:tc>
+          <w:tcPr>
+            <w:cnfStyle w:val="001000000000" w:firstRow="0" w:lastRow="0" w:firstColumn="1" w:lastColumn="0" w:oddVBand="0" w:evenVBand="0" w:oddHBand="0" w:evenHBand="0" w:firstRowFirstColumn="0" w:firstRowLastColumn="0" w:lastRowFirstColumn="0" w:lastRowLastColumn="0"/>
+            <w:tcW w:w="3587" w:type="dxa"/>
+          </w:tcPr>
+          <w:p>
+            <w:pPr>
+              <w:rPr>
+                <w:rFonts w:eastAsiaTheme="minorEastAsia"/>
+              </w:rPr>
+            </w:pPr>
+            <w:r>
+              <w:rPr>
+                <w:rFonts w:eastAsiaTheme="minorEastAsia"/>
+              </w:rPr>
+              <w:t>Lasso</w:t>
+            </w:r>
+          </w:p>
+        </w:tc>
+        <w:tc>
+          <w:tcPr>
+            <w:tcW w:w="3587" w:type="dxa"/>
+          </w:tcPr>
+          <w:p>
+            <w:pPr>
+              <w:cnfStyle w:val="000000000000" w:firstRow="0" w:lastRow="0" w:firstColumn="0" w:lastColumn="0" w:oddVBand="0" w:evenVBand="0" w:oddHBand="0" w:evenHBand="0" w:firstRowFirstColumn="0" w:firstRowLastColumn="0" w:lastRowFirstColumn="0" w:lastRowLastColumn="0"/>
+              <w:rPr>
+                <w:rFonts w:eastAsiaTheme="minorEastAsia"/>
+              </w:rPr>
+            </w:pPr>
+            <w:r>
+              <w:rPr>
+                <w:rFonts w:eastAsiaTheme="minorEastAsia"/>
+              </w:rPr>
+              <w:t>10</w:t>
+            </w:r>
+          </w:p>
+        </w:tc>
+        <w:tc>
+          <w:tcPr>
+            <w:tcW w:w="3588" w:type="dxa"/>
+          </w:tcPr>
+          <w:p>
+            <w:pPr>
+              <w:cnfStyle w:val="000000000000" w:firstRow="0" w:lastRow="0" w:firstColumn="0" w:lastColumn="0" w:oddVBand="0" w:evenVBand="0" w:oddHBand="0" w:evenHBand="0" w:firstRowFirstColumn="0" w:firstRowLastColumn="0" w:lastRowFirstColumn="0" w:lastRowLastColumn="0"/>
+              <w:rPr>
+                <w:rFonts w:eastAsiaTheme="minorEastAsia"/>
+              </w:rPr>
+            </w:pPr>
+            <w:r>
+              <w:rPr>
+                <w:rFonts w:eastAsiaTheme="minorEastAsia"/>
+              </w:rPr>
+              <w:t>153,035.86</w:t>
+            </w:r>
+          </w:p>
+        </w:tc>
+      </w:tr>
+      <w:tr>
+        <w:trPr>
+          <w:cnfStyle w:val="000000100000" w:firstRow="0" w:lastRow="0" w:firstColumn="0" w:lastColumn="0" w:oddVBand="0" w:evenVBand="0" w:oddHBand="1" w:evenHBand="0" w:firstRowFirstColumn="0" w:firstRowLastColumn="0" w:lastRowFirstColumn="0" w:lastRowLastColumn="0"/>
+        </w:trPr>
+        <w:tc>
+          <w:tcPr>
+            <w:cnfStyle w:val="001000000000" w:firstRow="0" w:lastRow="0" w:firstColumn="1" w:lastColumn="0" w:oddVBand="0" w:evenVBand="0" w:oddHBand="0" w:evenHBand="0" w:firstRowFirstColumn="0" w:firstRowLastColumn="0" w:lastRowFirstColumn="0" w:lastRowLastColumn="0"/>
+            <w:tcW w:w="3587" w:type="dxa"/>
+          </w:tcPr>
+          <w:p>
+            <w:pPr>
+              <w:rPr>
+                <w:rFonts w:eastAsiaTheme="minorEastAsia"/>
+              </w:rPr>
+            </w:pPr>
+            <w:r>
+              <w:rPr>
+                <w:rFonts w:eastAsiaTheme="minorEastAsia"/>
+              </w:rPr>
+              <w:t>Lasso</w:t>
+            </w:r>
+          </w:p>
+        </w:tc>
+        <w:tc>
+          <w:tcPr>
+            <w:tcW w:w="3587" w:type="dxa"/>
+          </w:tcPr>
+          <w:p>
+            <w:pPr>
+              <w:cnfStyle w:val="000000100000" w:firstRow="0" w:lastRow="0" w:firstColumn="0" w:lastColumn="0" w:oddVBand="0" w:evenVBand="0" w:oddHBand="1" w:evenHBand="0" w:firstRowFirstColumn="0" w:firstRowLastColumn="0" w:lastRowFirstColumn="0" w:lastRowLastColumn="0"/>
+              <w:rPr>
+                <w:rFonts w:eastAsiaTheme="minorEastAsia"/>
+              </w:rPr>
+            </w:pPr>
+            <w:r>
+              <w:rPr>
+                <w:rFonts w:eastAsiaTheme="minorEastAsia"/>
+              </w:rPr>
+              <w:t>20</w:t>
+            </w:r>
+          </w:p>
+        </w:tc>
+        <w:tc>
+          <w:tcPr>
+            <w:tcW w:w="3588" w:type="dxa"/>
+          </w:tcPr>
+          <w:p>
+            <w:pPr>
+              <w:cnfStyle w:val="000000100000" w:firstRow="0" w:lastRow="0" w:firstColumn="0" w:lastColumn="0" w:oddVBand="0" w:evenVBand="0" w:oddHBand="1" w:evenHBand="0" w:firstRowFirstColumn="0" w:firstRowLastColumn="0" w:lastRowFirstColumn="0" w:lastRowLastColumn="0"/>
+              <w:rPr>
+                <w:rFonts w:eastAsiaTheme="minorEastAsia"/>
+              </w:rPr>
+            </w:pPr>
+            <w:r>
+              <w:rPr>
+                <w:rFonts w:eastAsiaTheme="minorEastAsia"/>
+              </w:rPr>
+              <w:t>152,566.39</w:t>
+            </w:r>
+          </w:p>
+        </w:tc>
+      </w:tr>
+      <w:tr>
+        <w:tc>
+          <w:tcPr>
+            <w:cnfStyle w:val="001000000000" w:firstRow="0" w:lastRow="0" w:firstColumn="1" w:lastColumn="0" w:oddVBand="0" w:evenVBand="0" w:oddHBand="0" w:evenHBand="0" w:firstRowFirstColumn="0" w:firstRowLastColumn="0" w:lastRowFirstColumn="0" w:lastRowLastColumn="0"/>
+            <w:tcW w:w="3587" w:type="dxa"/>
+          </w:tcPr>
+          <w:p>
+            <w:pPr>
+              <w:rPr>
+                <w:rFonts w:eastAsiaTheme="minorEastAsia"/>
+              </w:rPr>
+            </w:pPr>
+            <w:r>
+              <w:rPr>
+                <w:rFonts w:eastAsiaTheme="minorEastAsia"/>
+              </w:rPr>
+              <w:t>Lasso</w:t>
+            </w:r>
+          </w:p>
+        </w:tc>
+        <w:tc>
+          <w:tcPr>
+            <w:tcW w:w="3587" w:type="dxa"/>
+          </w:tcPr>
+          <w:p>
+            <w:pPr>
+              <w:cnfStyle w:val="000000000000" w:firstRow="0" w:lastRow="0" w:firstColumn="0" w:lastColumn="0" w:oddVBand="0" w:evenVBand="0" w:oddHBand="0" w:evenHBand="0" w:firstRowFirstColumn="0" w:firstRowLastColumn="0" w:lastRowFirstColumn="0" w:lastRowLastColumn="0"/>
+              <w:rPr>
+                <w:rFonts w:eastAsiaTheme="minorEastAsia"/>
+              </w:rPr>
+            </w:pPr>
+            <w:r>
+              <w:rPr>
+                <w:rFonts w:eastAsiaTheme="minorEastAsia"/>
+              </w:rPr>
+              <w:t>30</w:t>
+            </w:r>
+          </w:p>
+        </w:tc>
+        <w:tc>
+          <w:tcPr>
+            <w:tcW w:w="3588" w:type="dxa"/>
+          </w:tcPr>
+          <w:p>
+            <w:pPr>
+              <w:cnfStyle w:val="000000000000" w:firstRow="0" w:lastRow="0" w:firstColumn="0" w:lastColumn="0" w:oddVBand="0" w:evenVBand="0" w:oddHBand="0" w:evenHBand="0" w:firstRowFirstColumn="0" w:firstRowLastColumn="0" w:lastRowFirstColumn="0" w:lastRowLastColumn="0"/>
+              <w:rPr>
+                <w:rFonts w:eastAsiaTheme="minorEastAsia"/>
+              </w:rPr>
+            </w:pPr>
+            <w:r>
+              <w:rPr>
+                <w:rFonts w:eastAsiaTheme="minorEastAsia"/>
+              </w:rPr>
+              <w:t>152,847.45</w:t>
+            </w:r>
+          </w:p>
+        </w:tc>
+      </w:tr>
+    </w:tbl>
+    <w:p>
+      <w:pPr>
+        <w:ind w:left="443" w:hanging="437"/>
+        <w:rPr>
+          <w:rFonts w:eastAsiaTheme="minorEastAsia"/>
+        </w:rPr>
+      </w:pPr>
+      <w:r>
+        <w:rPr>
+          <w:rFonts w:eastAsiaTheme="minorEastAsia"/>
+          <w:i/>
+          <w:iCs/>
+        </w:rPr>
+        <w:t>Note: Feature Set D contains the Combined location and property predictors plus the Size × Archived Building Age interaction. All three models use the same original predictors.</w:t>
+      </w:r>
+    </w:p>
+    <w:p>
+      <w:pPr>
+        <w:rPr>
+          <w:rFonts w:eastAsiaTheme="minorEastAsia"/>
+        </w:rPr>
+      </w:pPr>
+      <w:r>
+        <w:rPr>
+          <w:rFonts w:eastAsiaTheme="minorEastAsia"/>
+        </w:rPr>
+        <w:lastRenderedPageBreak/>
+        <w:t xml:space="preserve">As shown in Table </w:t>
+      </w:r>
+      <w:r>
+        <w:rPr>
+          <w:rFonts w:eastAsiaTheme="minorEastAsia"/>
+        </w:rPr>
+        <w:t>3.2</w:t>
+      </w:r>
+      <w:r>
+        <w:rPr>
+          <w:rFonts w:eastAsiaTheme="minorEastAsia"/>
+        </w:rPr>
+        <w:t xml:space="preserve">, the lowest WAE (2:1) among these tested configurations occurred at α = 10 for Ridge and α = 20 for Lasso. Stronger </w:t>
+      </w:r>
+      <w:proofErr w:type="spellStart"/>
+      <w:r>
+        <w:rPr>
+          <w:rFonts w:eastAsiaTheme="minorEastAsia"/>
+        </w:rPr>
+        <w:t>regularisation</w:t>
+      </w:r>
+      <w:proofErr w:type="spellEnd"/>
+      <w:r>
+        <w:rPr>
+          <w:rFonts w:eastAsiaTheme="minorEastAsia"/>
+        </w:rPr>
+        <w:t xml:space="preserve"> did not consistently improve validation performance, indicating a trade-off between coefficient shrinkage and predictive accuracy.</w:t>
+      </w:r>
+    </w:p>
+    <w:p>
+      <w:pPr>
+        <w:rPr>
+          <w:rFonts w:eastAsiaTheme="minorEastAsia"/>
+        </w:rPr>
+      </w:pPr>
+    </w:p>
+    <w:p>
+      <w:pPr>
+        <w:rPr>
+          <w:rFonts w:eastAsiaTheme="minorEastAsia"/>
+        </w:rPr>
+      </w:pPr>
+      <w:r>
+        <w:rPr>
+          <w:rFonts w:eastAsiaTheme="minorEastAsia"/>
+        </w:rPr>
+        <w:t xml:space="preserve">Lasso's iterative </w:t>
+      </w:r>
+      <w:proofErr w:type="spellStart"/>
+      <w:r>
+        <w:rPr>
+          <w:rFonts w:eastAsiaTheme="minorEastAsia"/>
+        </w:rPr>
+        <w:t>optimisation</w:t>
+      </w:r>
+      <w:proofErr w:type="spellEnd"/>
+      <w:r>
+        <w:rPr>
+          <w:rFonts w:eastAsiaTheme="minorEastAsia"/>
+        </w:rPr>
+        <w:t xml:space="preserve"> was also checked for convergence. At α = 20, it converged after 3,112 iterations with a tolerance of </w:t>
+      </w:r>
+      <w:proofErr w:type="gramStart"/>
+      <w:r>
+        <w:rPr>
+          <w:rFonts w:eastAsiaTheme="minorEastAsia"/>
+        </w:rPr>
+        <w:t>1e</w:t>
+      </w:r>
+      <w:proofErr w:type="gramEnd"/>
+      <w:r>
+        <w:rPr>
+          <w:rFonts w:eastAsiaTheme="minorEastAsia"/>
+        </w:rPr>
+        <w:t>-5 and retained 1,074 non-zero coefficients. The dual-gap check and stability under a tighter tolerance supported the numerical reliability of its predictions.</w:t>
+      </w:r>
+    </w:p>
+    <w:p>
+      <w:pPr>
+        <w:rPr>
+          <w:rFonts w:eastAsiaTheme="minorEastAsia"/>
+        </w:rPr>
+      </w:pPr>
+    </w:p>
+    <w:p>
+      <w:pPr>
+        <w:rPr>
+          <w:rFonts w:eastAsiaTheme="minorEastAsia"/>
+        </w:rPr>
+      </w:pPr>
+      <w:r>
+        <w:rPr>
+          <w:rFonts w:eastAsiaTheme="minorEastAsia"/>
+        </w:rPr>
+        <w:t xml:space="preserve">These results </w:t>
+      </w:r>
+      <w:proofErr w:type="spellStart"/>
+      <w:r>
+        <w:rPr>
+          <w:rFonts w:eastAsiaTheme="minorEastAsia"/>
+        </w:rPr>
+        <w:t>favour</w:t>
+      </w:r>
+      <w:proofErr w:type="spellEnd"/>
+      <w:r>
+        <w:rPr>
+          <w:rFonts w:eastAsiaTheme="minorEastAsia"/>
+        </w:rPr>
+        <w:t xml:space="preserve"> Lasso among the evaluated linear models, although its improvement over Ridge was modest. Repeated tuning on a single validation period may also </w:t>
+      </w:r>
+      <w:proofErr w:type="spellStart"/>
+      <w:r>
+        <w:rPr>
+          <w:rFonts w:eastAsiaTheme="minorEastAsia"/>
+        </w:rPr>
+        <w:t>favour</w:t>
+      </w:r>
+      <w:proofErr w:type="spellEnd"/>
+      <w:r>
+        <w:rPr>
+          <w:rFonts w:eastAsiaTheme="minorEastAsia"/>
+        </w:rPr>
+        <w:t xml:space="preserve"> configurations that perform particularly well during that period, so the final ranking must be assessed cautiously.</w:t>
+      </w:r>
+    </w:p>
+    <w:p>
+      <w:pPr>
+        <w:ind w:left="424" w:hanging="416"/>
+        <w:rPr>
+          <w:rFonts w:eastAsiaTheme="minorEastAsia"/>
+        </w:rPr>
+      </w:pPr>
+      <w:r>
+        <w:rPr>
+          <w:b/>
+        </w:rPr>
+        <w:t xml:space="preserve">3c. </w:t>
+      </w:r>
+      <w:r>
+        <w:t>How will you split the data and compare models? Justify your validation strategy, considering sale dates and repeated properties.</w:t>
+      </w:r>
+    </w:p>
+    <w:p>
+      <w:pPr>
+        <w:ind w:left="10"/>
+        <w:rPr>
+          <w:rFonts w:eastAsiaTheme="minorEastAsia"/>
+        </w:rPr>
+      </w:pPr>
+      <w:r>
+        <w:rPr>
+          <w:rFonts w:eastAsiaTheme="minorEastAsia"/>
+        </w:rPr>
+        <w:t>A chronological split was adopted to reflect the intended use of predicting property values using historical information. Sales from January 2023 to June 2024 (54,853 transactions) were used for training, July to December 2024 (18,132) for validation, and 2025 (36,322) was reserved for final testing. Split membership was fixed at the transaction level to ensure that feature-engineering changes did not alter the evaluation sample.</w:t>
+      </w:r>
+    </w:p>
+    <w:p>
+      <w:pPr>
+        <w:ind w:left="10"/>
+        <w:rPr>
+          <w:rFonts w:eastAsiaTheme="minorEastAsia"/>
+        </w:rPr>
+      </w:pPr>
+    </w:p>
+    <w:p>
+      <w:pPr>
+        <w:ind w:left="10"/>
+        <w:rPr>
+          <w:rFonts w:eastAsiaTheme="minorEastAsia"/>
+        </w:rPr>
+      </w:pPr>
+      <w:r>
+        <w:rPr>
+          <w:rFonts w:eastAsiaTheme="minorEastAsia"/>
+        </w:rPr>
+        <w:t xml:space="preserve">All candidate models were compared on the same validation transactions using the pre-specified WAE (2:1) as the primary selection criterion, reflecting the greater concern about overvaluation. MAE, MSE and R² were retained as supporting metrics. Learned preprocessing was fitted on training data only and then applied to validation data. Property and transaction identifiers, </w:t>
+      </w:r>
+      <w:proofErr w:type="spellStart"/>
+      <w:r>
+        <w:rPr>
+          <w:rFonts w:eastAsiaTheme="minorEastAsia"/>
+        </w:rPr>
+        <w:t>sale_price</w:t>
+      </w:r>
+      <w:proofErr w:type="spellEnd"/>
+      <w:r>
+        <w:rPr>
+          <w:rFonts w:eastAsiaTheme="minorEastAsia"/>
+        </w:rPr>
+        <w:t xml:space="preserve"> and its derived target were excluded from predictors.</w:t>
+      </w:r>
+    </w:p>
+    <w:p>
+      <w:pPr>
+        <w:ind w:left="10"/>
+        <w:rPr>
+          <w:rFonts w:eastAsiaTheme="minorEastAsia"/>
+        </w:rPr>
+      </w:pPr>
+    </w:p>
+    <w:p>
+      <w:pPr>
+        <w:ind w:left="10"/>
+        <w:rPr>
+          <w:rFonts w:eastAsiaTheme="minorEastAsia"/>
+        </w:rPr>
+      </w:pPr>
+      <w:r>
+        <w:rPr>
+          <w:rFonts w:eastAsiaTheme="minorEastAsia"/>
+        </w:rPr>
+        <w:t>Repeated sales were retained because the same property may require valuation at different dates. The overlap check found that 1,677 validation transactions (9.25%), involving 1,666 distinct properties, had appeared in training. This overlap does not itself constitute leakage, provided that future outcomes do not enter training. Nevertheless, performance may differ between previously sold and unseen properties.</w:t>
+      </w:r>
+    </w:p>
+    <w:p>
+      <w:pPr>
+        <w:ind w:left="10"/>
+        <w:rPr>
+          <w:rFonts w:eastAsiaTheme="minorEastAsia"/>
+        </w:rPr>
+      </w:pPr>
+    </w:p>
+    <w:p>
+      <w:pPr>
+        <w:ind w:left="10"/>
+        <w:rPr>
+          <w:rFonts w:eastAsiaTheme="minorEastAsia"/>
+        </w:rPr>
+      </w:pPr>
+      <w:r>
+        <w:rPr>
+          <w:rFonts w:eastAsiaTheme="minorEastAsia"/>
+        </w:rPr>
+        <w:t xml:space="preserve">The 2025 test outcomes were excluded from model development and selection. Since the observed sample contains only </w:t>
+      </w:r>
+      <w:proofErr w:type="gramStart"/>
+      <w:r>
+        <w:rPr>
+          <w:rFonts w:eastAsiaTheme="minorEastAsia"/>
+        </w:rPr>
+        <w:t>sold homes</w:t>
+      </w:r>
+      <w:proofErr w:type="gramEnd"/>
+      <w:r>
+        <w:rPr>
+          <w:rFonts w:eastAsiaTheme="minorEastAsia"/>
+        </w:rPr>
+        <w:t>, performance on properties without recent sales remains uncertain.</w:t>
+      </w:r>
+    </w:p>
+    <w:p>
+      <w:pPr>
+        <w:ind w:left="10"/>
+        <w:rPr>
+          <w:rFonts w:eastAsiaTheme="minorEastAsia"/>
+        </w:rPr>
+      </w:pPr>
+      <w:r>
+        <w:rPr>
+          <w:b/>
+        </w:rPr>
+        <w:t xml:space="preserve">3d. </w:t>
+      </w:r>
+      <w:r>
+        <w:t xml:space="preserve">Show how experiments </w:t>
+      </w:r>
+      <w:proofErr w:type="gramStart"/>
+      <w:r>
+        <w:t>informed</w:t>
+      </w:r>
+      <w:proofErr w:type="gramEnd"/>
+      <w:r>
+        <w:t xml:space="preserve"> your decisions. Include a comparison of feature sets.</w:t>
+      </w:r>
+    </w:p>
+    <w:p>
+      <w:pPr>
+        <w:rPr>
+          <w:rFonts w:eastAsiaTheme="minorEastAsia"/>
+          <w:color w:val="000000" w:themeColor="text1"/>
+        </w:rPr>
+      </w:pPr>
+      <w:r>
+        <w:rPr>
+          <w:rFonts w:eastAsiaTheme="minorEastAsia"/>
+          <w:color w:val="000000" w:themeColor="text1"/>
+        </w:rPr>
+        <w:t>Feature-set experiments investigated whether location and property characteristics provided complementary predictive information and whether selected engineered features improved performance beyond an additive model. Each experiment was motivated by a plausible predictive relationship, but feature inclusion was determined by validation evidence rather than theoretical justification alone.</w:t>
+      </w:r>
+    </w:p>
+    <w:p>
+      <w:pPr>
+        <w:rPr>
+          <w:rFonts w:eastAsiaTheme="minorEastAsia"/>
+          <w:color w:val="000000" w:themeColor="text1"/>
+        </w:rPr>
+      </w:pPr>
+    </w:p>
+    <w:p>
+      <w:pPr>
+        <w:rPr>
+          <w:rFonts w:eastAsiaTheme="minorEastAsia"/>
+          <w:color w:val="000000" w:themeColor="text1"/>
+        </w:rPr>
+      </w:pPr>
+      <w:r>
+        <w:rPr>
+          <w:rFonts w:eastAsiaTheme="minorEastAsia"/>
+          <w:color w:val="000000" w:themeColor="text1"/>
+        </w:rPr>
+        <w:t>Four initial feature sets were evaluated. Set A contained location-related predictors, Set B contained property characteristics, and Set C combined both groups. Set D added a Building Size × Archived Building Age interaction to C, testing whether the relationship between building size and sale price varied with property age. Both variables were available from the 2022 property archive, avoiding reliance on future sale information.</w:t>
+      </w:r>
+    </w:p>
+    <w:p>
+      <w:pPr>
+        <w:rPr>
+          <w:rFonts w:eastAsiaTheme="minorEastAsia"/>
+          <w:color w:val="000000" w:themeColor="text1"/>
+        </w:rPr>
+      </w:pPr>
+    </w:p>
+    <w:p>
+      <w:pPr>
+        <w:rPr>
+          <w:rFonts w:eastAsiaTheme="minorEastAsia"/>
+          <w:color w:val="000000" w:themeColor="text1"/>
+        </w:rPr>
+      </w:pPr>
+      <w:r>
+        <w:rPr>
+          <w:rFonts w:eastAsiaTheme="minorEastAsia"/>
+          <w:color w:val="000000" w:themeColor="text1"/>
+        </w:rPr>
+        <w:t>Linear Regression was held constant across A–D. The same chronological training and validation samples, training-fitted preprocessing and evaluation metrics were used throughout. The pre-specified WAE (2:1) was the primary decision criterion, while MAE, MSE and R² provided supporting evidence.</w:t>
+      </w:r>
+    </w:p>
+    <w:p>
+      <w:pPr>
+        <w:rPr>
+          <w:rFonts w:eastAsiaTheme="minorEastAsia"/>
+          <w:b/>
+          <w:bCs/>
+          <w:color w:val="000000" w:themeColor="text1"/>
+        </w:rPr>
+      </w:pPr>
+      <w:r>
+        <w:rPr>
+          <w:rFonts w:eastAsiaTheme="minorEastAsia"/>
+          <w:b/>
+          <w:bCs/>
+          <w:color w:val="000000" w:themeColor="text1"/>
+        </w:rPr>
+        <w:t xml:space="preserve">Table </w:t>
+      </w:r>
+      <w:r>
+        <w:rPr>
+          <w:rFonts w:eastAsiaTheme="minorEastAsia"/>
+          <w:b/>
+          <w:bCs/>
+          <w:color w:val="000000" w:themeColor="text1"/>
+        </w:rPr>
+        <w:t>3.3</w:t>
+      </w:r>
+      <w:r>
+        <w:rPr>
+          <w:rFonts w:eastAsiaTheme="minorEastAsia"/>
+          <w:b/>
+          <w:bCs/>
+          <w:color w:val="000000" w:themeColor="text1"/>
+        </w:rPr>
+        <w:t>. Linear Regression feature-set comparison on the 2024 H2 validation set</w:t>
       </w:r>
     </w:p>
     <w:tbl>
@@ -1030,13 +1912,12 @@
         <w:tblLook w:val="04A0" w:firstRow="1" w:lastRow="0" w:firstColumn="1" w:lastColumn="0" w:noHBand="0" w:noVBand="1"/>
       </w:tblPr>
       <w:tblGrid>
-        <w:gridCol w:w="1932"/>
-        <w:gridCol w:w="1300"/>
-        <w:gridCol w:w="442"/>
-        <w:gridCol w:w="1384"/>
-        <w:gridCol w:w="1204"/>
-        <w:gridCol w:w="1872"/>
-        <w:gridCol w:w="827"/>
+        <w:gridCol w:w="1786"/>
+        <w:gridCol w:w="1960"/>
+        <w:gridCol w:w="1348"/>
+        <w:gridCol w:w="1161"/>
+        <w:gridCol w:w="1370"/>
+        <w:gridCol w:w="794"/>
       </w:tblGrid>
       <w:tr>
         <w:trPr>
@@ -1051,16 +1932,26 @@
           </w:tcPr>
           <w:p>
             <w:pPr>
-              <w:ind w:left="443" w:hanging="437"/>
-              <w:rPr>
-                <w:rFonts w:eastAsiaTheme="minorEastAsia"/>
-              </w:rPr>
-            </w:pPr>
-            <w:r>
-              <w:rPr>
-                <w:rFonts w:eastAsiaTheme="minorEastAsia"/>
-              </w:rPr>
-              <w:t>Model</w:t>
+              <w:jc w:val="center"/>
+              <w:rPr>
+                <w:rFonts w:eastAsia="宋体"/>
+                <w:color w:val="auto"/>
+                <w:kern w:val="0"/>
+                <w:sz w:val="21"/>
+                <w:szCs w:val="21"/>
+                <w14:ligatures w14:val="none"/>
+              </w:rPr>
+            </w:pPr>
+            <w:r>
+              <w:rPr>
+                <w:rFonts w:eastAsia="宋体"/>
+                <w:color w:val="auto"/>
+                <w:kern w:val="0"/>
+                <w:sz w:val="21"/>
+                <w:szCs w:val="21"/>
+                <w14:ligatures w14:val="none"/>
+              </w:rPr>
+              <w:t>Feature Set</w:t>
             </w:r>
           </w:p>
         </w:tc>
@@ -1071,17 +1962,27 @@
           </w:tcPr>
           <w:p>
             <w:pPr>
-              <w:ind w:left="443" w:hanging="437"/>
+              <w:jc w:val="right"/>
               <w:cnfStyle w:val="100000000000" w:firstRow="1" w:lastRow="0" w:firstColumn="0" w:lastColumn="0" w:oddVBand="0" w:evenVBand="0" w:oddHBand="0" w:evenHBand="0" w:firstRowFirstColumn="0" w:firstRowLastColumn="0" w:lastRowFirstColumn="0" w:lastRowLastColumn="0"/>
               <w:rPr>
-                <w:rFonts w:eastAsiaTheme="minorEastAsia"/>
-              </w:rPr>
-            </w:pPr>
-            <w:r>
-              <w:rPr>
-                <w:rFonts w:eastAsiaTheme="minorEastAsia"/>
-              </w:rPr>
-              <w:t>Feature Set</w:t>
+                <w:rFonts w:eastAsia="宋体"/>
+                <w:color w:val="auto"/>
+                <w:kern w:val="0"/>
+                <w:sz w:val="21"/>
+                <w:szCs w:val="21"/>
+                <w14:ligatures w14:val="none"/>
+              </w:rPr>
+            </w:pPr>
+            <w:r>
+              <w:rPr>
+                <w:rFonts w:eastAsia="宋体"/>
+                <w:color w:val="auto"/>
+                <w:kern w:val="0"/>
+                <w:sz w:val="21"/>
+                <w:szCs w:val="21"/>
+                <w14:ligatures w14:val="none"/>
+              </w:rPr>
+              <w:t>Original Predictors</w:t>
             </w:r>
           </w:p>
         </w:tc>
@@ -1092,17 +1993,27 @@
           </w:tcPr>
           <w:p>
             <w:pPr>
-              <w:ind w:left="443" w:hanging="437"/>
+              <w:jc w:val="right"/>
               <w:cnfStyle w:val="100000000000" w:firstRow="1" w:lastRow="0" w:firstColumn="0" w:lastColumn="0" w:oddVBand="0" w:evenVBand="0" w:oddHBand="0" w:evenHBand="0" w:firstRowFirstColumn="0" w:firstRowLastColumn="0" w:lastRowFirstColumn="0" w:lastRowLastColumn="0"/>
               <w:rPr>
-                <w:rFonts w:eastAsiaTheme="minorEastAsia"/>
-              </w:rPr>
-            </w:pPr>
-            <w:r>
-              <w:rPr>
-                <w:rFonts w:eastAsiaTheme="minorEastAsia"/>
-              </w:rPr>
-              <w:t>α</w:t>
+                <w:rFonts w:eastAsia="宋体"/>
+                <w:color w:val="auto"/>
+                <w:kern w:val="0"/>
+                <w:sz w:val="21"/>
+                <w:szCs w:val="21"/>
+                <w14:ligatures w14:val="none"/>
+              </w:rPr>
+            </w:pPr>
+            <w:r>
+              <w:rPr>
+                <w:rFonts w:eastAsia="宋体"/>
+                <w:color w:val="auto"/>
+                <w:kern w:val="0"/>
+                <w:sz w:val="21"/>
+                <w:szCs w:val="21"/>
+                <w14:ligatures w14:val="none"/>
+              </w:rPr>
+              <w:t>WAE 2:1 ($)</w:t>
             </w:r>
           </w:p>
         </w:tc>
@@ -1113,17 +2024,27 @@
           </w:tcPr>
           <w:p>
             <w:pPr>
-              <w:ind w:left="443" w:hanging="437"/>
+              <w:jc w:val="right"/>
               <w:cnfStyle w:val="100000000000" w:firstRow="1" w:lastRow="0" w:firstColumn="0" w:lastColumn="0" w:oddVBand="0" w:evenVBand="0" w:oddHBand="0" w:evenHBand="0" w:firstRowFirstColumn="0" w:firstRowLastColumn="0" w:lastRowFirstColumn="0" w:lastRowLastColumn="0"/>
               <w:rPr>
-                <w:rFonts w:eastAsiaTheme="minorEastAsia"/>
-              </w:rPr>
-            </w:pPr>
-            <w:r>
-              <w:rPr>
-                <w:rFonts w:eastAsiaTheme="minorEastAsia"/>
-              </w:rPr>
-              <w:t>WAE 2:1 ($)</w:t>
+                <w:rFonts w:eastAsia="宋体"/>
+                <w:color w:val="auto"/>
+                <w:kern w:val="0"/>
+                <w:sz w:val="21"/>
+                <w:szCs w:val="21"/>
+                <w14:ligatures w14:val="none"/>
+              </w:rPr>
+            </w:pPr>
+            <w:r>
+              <w:rPr>
+                <w:rFonts w:eastAsia="宋体"/>
+                <w:color w:val="auto"/>
+                <w:kern w:val="0"/>
+                <w:sz w:val="21"/>
+                <w:szCs w:val="21"/>
+                <w14:ligatures w14:val="none"/>
+              </w:rPr>
+              <w:t>MAE ($)</w:t>
             </w:r>
           </w:p>
         </w:tc>
@@ -1134,17 +2055,27 @@
           </w:tcPr>
           <w:p>
             <w:pPr>
-              <w:ind w:left="443" w:hanging="437"/>
+              <w:jc w:val="right"/>
               <w:cnfStyle w:val="100000000000" w:firstRow="1" w:lastRow="0" w:firstColumn="0" w:lastColumn="0" w:oddVBand="0" w:evenVBand="0" w:oddHBand="0" w:evenHBand="0" w:firstRowFirstColumn="0" w:firstRowLastColumn="0" w:lastRowFirstColumn="0" w:lastRowLastColumn="0"/>
               <w:rPr>
-                <w:rFonts w:eastAsiaTheme="minorEastAsia"/>
-              </w:rPr>
-            </w:pPr>
-            <w:r>
-              <w:rPr>
-                <w:rFonts w:eastAsiaTheme="minorEastAsia"/>
-              </w:rPr>
-              <w:t>MAE ($)</w:t>
+                <w:rFonts w:eastAsia="宋体"/>
+                <w:color w:val="auto"/>
+                <w:kern w:val="0"/>
+                <w:sz w:val="21"/>
+                <w:szCs w:val="21"/>
+                <w14:ligatures w14:val="none"/>
+              </w:rPr>
+            </w:pPr>
+            <w:r>
+              <w:rPr>
+                <w:rFonts w:eastAsia="宋体"/>
+                <w:color w:val="auto"/>
+                <w:kern w:val="0"/>
+                <w:sz w:val="21"/>
+                <w:szCs w:val="21"/>
+                <w14:ligatures w14:val="none"/>
+              </w:rPr>
+              <w:t>MSE ($², bn)</w:t>
             </w:r>
           </w:p>
         </w:tc>
@@ -1155,36 +2086,25 @@
           </w:tcPr>
           <w:p>
             <w:pPr>
-              <w:ind w:left="443" w:hanging="437"/>
+              <w:jc w:val="right"/>
               <w:cnfStyle w:val="100000000000" w:firstRow="1" w:lastRow="0" w:firstColumn="0" w:lastColumn="0" w:oddVBand="0" w:evenVBand="0" w:oddHBand="0" w:evenHBand="0" w:firstRowFirstColumn="0" w:firstRowLastColumn="0" w:lastRowFirstColumn="0" w:lastRowLastColumn="0"/>
               <w:rPr>
-                <w:rFonts w:eastAsiaTheme="minorEastAsia"/>
-              </w:rPr>
-            </w:pPr>
-            <w:r>
-              <w:rPr>
-                <w:rFonts w:eastAsiaTheme="minorEastAsia"/>
-              </w:rPr>
-              <w:t>MSE ($², billions)</w:t>
-            </w:r>
-          </w:p>
-        </w:tc>
-        <w:tc>
-          <w:tcPr>
-            <w:tcW w:w="0" w:type="auto"/>
-            <w:hideMark/>
-          </w:tcPr>
-          <w:p>
-            <w:pPr>
-              <w:ind w:left="443" w:hanging="437"/>
-              <w:cnfStyle w:val="100000000000" w:firstRow="1" w:lastRow="0" w:firstColumn="0" w:lastColumn="0" w:oddVBand="0" w:evenVBand="0" w:oddHBand="0" w:evenHBand="0" w:firstRowFirstColumn="0" w:firstRowLastColumn="0" w:lastRowFirstColumn="0" w:lastRowLastColumn="0"/>
-              <w:rPr>
-                <w:rFonts w:eastAsiaTheme="minorEastAsia"/>
-              </w:rPr>
-            </w:pPr>
-            <w:r>
-              <w:rPr>
-                <w:rFonts w:eastAsiaTheme="minorEastAsia"/>
+                <w:rFonts w:eastAsia="宋体"/>
+                <w:color w:val="auto"/>
+                <w:kern w:val="0"/>
+                <w:sz w:val="21"/>
+                <w:szCs w:val="21"/>
+                <w14:ligatures w14:val="none"/>
+              </w:rPr>
+            </w:pPr>
+            <w:r>
+              <w:rPr>
+                <w:rFonts w:eastAsia="宋体"/>
+                <w:color w:val="auto"/>
+                <w:kern w:val="0"/>
+                <w:sz w:val="21"/>
+                <w:szCs w:val="21"/>
+                <w14:ligatures w14:val="none"/>
               </w:rPr>
               <w:t>R²</w:t>
             </w:r>
@@ -1204,16 +2124,26 @@
           </w:tcPr>
           <w:p>
             <w:pPr>
-              <w:ind w:left="443" w:hanging="437"/>
-              <w:rPr>
-                <w:rFonts w:eastAsiaTheme="minorEastAsia"/>
-              </w:rPr>
-            </w:pPr>
-            <w:r>
-              <w:rPr>
-                <w:rFonts w:eastAsiaTheme="minorEastAsia"/>
-              </w:rPr>
-              <w:t>Linear Regression</w:t>
+              <w:jc w:val="left"/>
+              <w:rPr>
+                <w:rFonts w:eastAsia="宋体"/>
+                <w:color w:val="auto"/>
+                <w:kern w:val="0"/>
+                <w:sz w:val="21"/>
+                <w:szCs w:val="21"/>
+                <w14:ligatures w14:val="none"/>
+              </w:rPr>
+            </w:pPr>
+            <w:r>
+              <w:rPr>
+                <w:rFonts w:eastAsia="宋体"/>
+                <w:color w:val="auto"/>
+                <w:kern w:val="0"/>
+                <w:sz w:val="21"/>
+                <w:szCs w:val="21"/>
+                <w14:ligatures w14:val="none"/>
+              </w:rPr>
+              <w:t>A. Location</w:t>
             </w:r>
           </w:p>
         </w:tc>
@@ -1224,17 +2154,27 @@
           </w:tcPr>
           <w:p>
             <w:pPr>
-              <w:ind w:left="443" w:hanging="437"/>
+              <w:jc w:val="right"/>
               <w:cnfStyle w:val="000000100000" w:firstRow="0" w:lastRow="0" w:firstColumn="0" w:lastColumn="0" w:oddVBand="0" w:evenVBand="0" w:oddHBand="1" w:evenHBand="0" w:firstRowFirstColumn="0" w:firstRowLastColumn="0" w:lastRowFirstColumn="0" w:lastRowLastColumn="0"/>
               <w:rPr>
-                <w:rFonts w:eastAsiaTheme="minorEastAsia"/>
-              </w:rPr>
-            </w:pPr>
-            <w:r>
-              <w:rPr>
-                <w:rFonts w:eastAsiaTheme="minorEastAsia"/>
-              </w:rPr>
-              <w:t>D</w:t>
+                <w:rFonts w:eastAsia="宋体"/>
+                <w:color w:val="auto"/>
+                <w:kern w:val="0"/>
+                <w:sz w:val="21"/>
+                <w:szCs w:val="21"/>
+                <w14:ligatures w14:val="none"/>
+              </w:rPr>
+            </w:pPr>
+            <w:r>
+              <w:rPr>
+                <w:rFonts w:eastAsia="宋体"/>
+                <w:color w:val="auto"/>
+                <w:kern w:val="0"/>
+                <w:sz w:val="21"/>
+                <w:szCs w:val="21"/>
+                <w14:ligatures w14:val="none"/>
+              </w:rPr>
+              <w:t>67</w:t>
             </w:r>
           </w:p>
         </w:tc>
@@ -1245,17 +2185,27 @@
           </w:tcPr>
           <w:p>
             <w:pPr>
-              <w:ind w:left="443" w:hanging="437"/>
+              <w:jc w:val="right"/>
               <w:cnfStyle w:val="000000100000" w:firstRow="0" w:lastRow="0" w:firstColumn="0" w:lastColumn="0" w:oddVBand="0" w:evenVBand="0" w:oddHBand="1" w:evenHBand="0" w:firstRowFirstColumn="0" w:firstRowLastColumn="0" w:lastRowFirstColumn="0" w:lastRowLastColumn="0"/>
               <w:rPr>
-                <w:rFonts w:eastAsiaTheme="minorEastAsia"/>
-              </w:rPr>
-            </w:pPr>
-            <w:r>
-              <w:rPr>
-                <w:rFonts w:eastAsiaTheme="minorEastAsia"/>
-              </w:rPr>
-              <w:t>—</w:t>
+                <w:rFonts w:eastAsia="宋体"/>
+                <w:color w:val="auto"/>
+                <w:kern w:val="0"/>
+                <w:sz w:val="21"/>
+                <w:szCs w:val="21"/>
+                <w14:ligatures w14:val="none"/>
+              </w:rPr>
+            </w:pPr>
+            <w:r>
+              <w:rPr>
+                <w:rFonts w:eastAsia="宋体"/>
+                <w:color w:val="auto"/>
+                <w:kern w:val="0"/>
+                <w:sz w:val="21"/>
+                <w:szCs w:val="21"/>
+                <w14:ligatures w14:val="none"/>
+              </w:rPr>
+              <w:t>192,467.76</w:t>
             </w:r>
           </w:p>
         </w:tc>
@@ -1266,17 +2216,27 @@
           </w:tcPr>
           <w:p>
             <w:pPr>
-              <w:ind w:left="443" w:hanging="437"/>
+              <w:jc w:val="right"/>
               <w:cnfStyle w:val="000000100000" w:firstRow="0" w:lastRow="0" w:firstColumn="0" w:lastColumn="0" w:oddVBand="0" w:evenVBand="0" w:oddHBand="1" w:evenHBand="0" w:firstRowFirstColumn="0" w:firstRowLastColumn="0" w:lastRowFirstColumn="0" w:lastRowLastColumn="0"/>
               <w:rPr>
-                <w:rFonts w:eastAsiaTheme="minorEastAsia"/>
-              </w:rPr>
-            </w:pPr>
-            <w:r>
-              <w:rPr>
-                <w:rFonts w:eastAsiaTheme="minorEastAsia"/>
-              </w:rPr>
-              <w:t>157,254.53</w:t>
+                <w:rFonts w:eastAsia="宋体"/>
+                <w:color w:val="auto"/>
+                <w:kern w:val="0"/>
+                <w:sz w:val="21"/>
+                <w:szCs w:val="21"/>
+                <w14:ligatures w14:val="none"/>
+              </w:rPr>
+            </w:pPr>
+            <w:r>
+              <w:rPr>
+                <w:rFonts w:eastAsia="宋体"/>
+                <w:color w:val="auto"/>
+                <w:kern w:val="0"/>
+                <w:sz w:val="21"/>
+                <w:szCs w:val="21"/>
+                <w14:ligatures w14:val="none"/>
+              </w:rPr>
+              <w:t>136,669.51</w:t>
             </w:r>
           </w:p>
         </w:tc>
@@ -1287,17 +2247,27 @@
           </w:tcPr>
           <w:p>
             <w:pPr>
-              <w:ind w:left="443" w:hanging="437"/>
+              <w:jc w:val="right"/>
               <w:cnfStyle w:val="000000100000" w:firstRow="0" w:lastRow="0" w:firstColumn="0" w:lastColumn="0" w:oddVBand="0" w:evenVBand="0" w:oddHBand="1" w:evenHBand="0" w:firstRowFirstColumn="0" w:firstRowLastColumn="0" w:lastRowFirstColumn="0" w:lastRowLastColumn="0"/>
               <w:rPr>
-                <w:rFonts w:eastAsiaTheme="minorEastAsia"/>
-              </w:rPr>
-            </w:pPr>
-            <w:r>
-              <w:rPr>
-                <w:rFonts w:eastAsiaTheme="minorEastAsia"/>
-              </w:rPr>
-              <w:t>113,051.20</w:t>
+                <w:rFonts w:eastAsia="宋体"/>
+                <w:color w:val="auto"/>
+                <w:kern w:val="0"/>
+                <w:sz w:val="21"/>
+                <w:szCs w:val="21"/>
+                <w14:ligatures w14:val="none"/>
+              </w:rPr>
+            </w:pPr>
+            <w:r>
+              <w:rPr>
+                <w:rFonts w:eastAsia="宋体"/>
+                <w:color w:val="auto"/>
+                <w:kern w:val="0"/>
+                <w:sz w:val="21"/>
+                <w:szCs w:val="21"/>
+                <w14:ligatures w14:val="none"/>
+              </w:rPr>
+              <w:t>79.62</w:t>
             </w:r>
           </w:p>
         </w:tc>
@@ -1308,38 +2278,27 @@
           </w:tcPr>
           <w:p>
             <w:pPr>
-              <w:ind w:left="443" w:hanging="437"/>
+              <w:jc w:val="right"/>
               <w:cnfStyle w:val="000000100000" w:firstRow="0" w:lastRow="0" w:firstColumn="0" w:lastColumn="0" w:oddVBand="0" w:evenVBand="0" w:oddHBand="1" w:evenHBand="0" w:firstRowFirstColumn="0" w:firstRowLastColumn="0" w:lastRowFirstColumn="0" w:lastRowLastColumn="0"/>
               <w:rPr>
-                <w:rFonts w:eastAsiaTheme="minorEastAsia"/>
-              </w:rPr>
-            </w:pPr>
-            <w:r>
-              <w:rPr>
-                <w:rFonts w:eastAsiaTheme="minorEastAsia"/>
-              </w:rPr>
-              <w:t>54.14</w:t>
-            </w:r>
-          </w:p>
-        </w:tc>
-        <w:tc>
-          <w:tcPr>
-            <w:tcW w:w="0" w:type="auto"/>
-            <w:hideMark/>
-          </w:tcPr>
-          <w:p>
-            <w:pPr>
-              <w:ind w:left="443" w:hanging="437"/>
-              <w:cnfStyle w:val="000000100000" w:firstRow="0" w:lastRow="0" w:firstColumn="0" w:lastColumn="0" w:oddVBand="0" w:evenVBand="0" w:oddHBand="1" w:evenHBand="0" w:firstRowFirstColumn="0" w:firstRowLastColumn="0" w:lastRowFirstColumn="0" w:lastRowLastColumn="0"/>
-              <w:rPr>
-                <w:rFonts w:eastAsiaTheme="minorEastAsia"/>
-              </w:rPr>
-            </w:pPr>
-            <w:r>
-              <w:rPr>
-                <w:rFonts w:eastAsiaTheme="minorEastAsia"/>
-              </w:rPr>
-              <w:t>0.7162</w:t>
+                <w:rFonts w:eastAsia="宋体"/>
+                <w:color w:val="auto"/>
+                <w:kern w:val="0"/>
+                <w:sz w:val="21"/>
+                <w:szCs w:val="21"/>
+                <w14:ligatures w14:val="none"/>
+              </w:rPr>
+            </w:pPr>
+            <w:r>
+              <w:rPr>
+                <w:rFonts w:eastAsia="宋体"/>
+                <w:color w:val="auto"/>
+                <w:kern w:val="0"/>
+                <w:sz w:val="21"/>
+                <w:szCs w:val="21"/>
+                <w14:ligatures w14:val="none"/>
+              </w:rPr>
+              <w:t>0.5826</w:t>
             </w:r>
           </w:p>
         </w:tc>
@@ -1356,16 +2315,26 @@
           </w:tcPr>
           <w:p>
             <w:pPr>
-              <w:ind w:left="443" w:hanging="437"/>
-              <w:rPr>
-                <w:rFonts w:eastAsiaTheme="minorEastAsia"/>
-              </w:rPr>
-            </w:pPr>
-            <w:r>
-              <w:rPr>
-                <w:rFonts w:eastAsiaTheme="minorEastAsia"/>
-              </w:rPr>
-              <w:t>Ridge</w:t>
+              <w:jc w:val="left"/>
+              <w:rPr>
+                <w:rFonts w:eastAsia="宋体"/>
+                <w:color w:val="auto"/>
+                <w:kern w:val="0"/>
+                <w:sz w:val="21"/>
+                <w:szCs w:val="21"/>
+                <w14:ligatures w14:val="none"/>
+              </w:rPr>
+            </w:pPr>
+            <w:r>
+              <w:rPr>
+                <w:rFonts w:eastAsia="宋体"/>
+                <w:color w:val="auto"/>
+                <w:kern w:val="0"/>
+                <w:sz w:val="21"/>
+                <w:szCs w:val="21"/>
+                <w14:ligatures w14:val="none"/>
+              </w:rPr>
+              <w:t>B. Property</w:t>
             </w:r>
           </w:p>
         </w:tc>
@@ -1376,17 +2345,27 @@
           </w:tcPr>
           <w:p>
             <w:pPr>
-              <w:ind w:left="443" w:hanging="437"/>
+              <w:jc w:val="right"/>
               <w:cnfStyle w:val="000000000000" w:firstRow="0" w:lastRow="0" w:firstColumn="0" w:lastColumn="0" w:oddVBand="0" w:evenVBand="0" w:oddHBand="0" w:evenHBand="0" w:firstRowFirstColumn="0" w:firstRowLastColumn="0" w:lastRowFirstColumn="0" w:lastRowLastColumn="0"/>
               <w:rPr>
-                <w:rFonts w:eastAsiaTheme="minorEastAsia"/>
-              </w:rPr>
-            </w:pPr>
-            <w:r>
-              <w:rPr>
-                <w:rFonts w:eastAsiaTheme="minorEastAsia"/>
-              </w:rPr>
-              <w:t>D</w:t>
+                <w:rFonts w:eastAsia="宋体"/>
+                <w:color w:val="auto"/>
+                <w:kern w:val="0"/>
+                <w:sz w:val="21"/>
+                <w:szCs w:val="21"/>
+                <w14:ligatures w14:val="none"/>
+              </w:rPr>
+            </w:pPr>
+            <w:r>
+              <w:rPr>
+                <w:rFonts w:eastAsia="宋体"/>
+                <w:color w:val="auto"/>
+                <w:kern w:val="0"/>
+                <w:sz w:val="21"/>
+                <w:szCs w:val="21"/>
+                <w14:ligatures w14:val="none"/>
+              </w:rPr>
+              <w:t>30</w:t>
             </w:r>
           </w:p>
         </w:tc>
@@ -1397,17 +2376,27 @@
           </w:tcPr>
           <w:p>
             <w:pPr>
-              <w:ind w:left="443" w:hanging="437"/>
+              <w:jc w:val="right"/>
               <w:cnfStyle w:val="000000000000" w:firstRow="0" w:lastRow="0" w:firstColumn="0" w:lastColumn="0" w:oddVBand="0" w:evenVBand="0" w:oddHBand="0" w:evenHBand="0" w:firstRowFirstColumn="0" w:firstRowLastColumn="0" w:lastRowFirstColumn="0" w:lastRowLastColumn="0"/>
               <w:rPr>
-                <w:rFonts w:eastAsiaTheme="minorEastAsia"/>
-              </w:rPr>
-            </w:pPr>
-            <w:r>
-              <w:rPr>
-                <w:rFonts w:eastAsiaTheme="minorEastAsia"/>
-              </w:rPr>
-              <w:t>10</w:t>
+                <w:rFonts w:eastAsia="宋体"/>
+                <w:color w:val="auto"/>
+                <w:kern w:val="0"/>
+                <w:sz w:val="21"/>
+                <w:szCs w:val="21"/>
+                <w14:ligatures w14:val="none"/>
+              </w:rPr>
+            </w:pPr>
+            <w:r>
+              <w:rPr>
+                <w:rFonts w:eastAsia="宋体"/>
+                <w:color w:val="auto"/>
+                <w:kern w:val="0"/>
+                <w:sz w:val="21"/>
+                <w:szCs w:val="21"/>
+                <w14:ligatures w14:val="none"/>
+              </w:rPr>
+              <w:t>246,653.38</w:t>
             </w:r>
           </w:p>
         </w:tc>
@@ -1418,17 +2407,27 @@
           </w:tcPr>
           <w:p>
             <w:pPr>
-              <w:ind w:left="443" w:hanging="437"/>
+              <w:jc w:val="right"/>
               <w:cnfStyle w:val="000000000000" w:firstRow="0" w:lastRow="0" w:firstColumn="0" w:lastColumn="0" w:oddVBand="0" w:evenVBand="0" w:oddHBand="0" w:evenHBand="0" w:firstRowFirstColumn="0" w:firstRowLastColumn="0" w:lastRowFirstColumn="0" w:lastRowLastColumn="0"/>
               <w:rPr>
-                <w:rFonts w:eastAsiaTheme="minorEastAsia"/>
-              </w:rPr>
-            </w:pPr>
-            <w:r>
-              <w:rPr>
-                <w:rFonts w:eastAsiaTheme="minorEastAsia"/>
-              </w:rPr>
-              <w:t>153,116.66</w:t>
+                <w:rFonts w:eastAsia="宋体"/>
+                <w:color w:val="auto"/>
+                <w:kern w:val="0"/>
+                <w:sz w:val="21"/>
+                <w:szCs w:val="21"/>
+                <w14:ligatures w14:val="none"/>
+              </w:rPr>
+            </w:pPr>
+            <w:r>
+              <w:rPr>
+                <w:rFonts w:eastAsia="宋体"/>
+                <w:color w:val="auto"/>
+                <w:kern w:val="0"/>
+                <w:sz w:val="21"/>
+                <w:szCs w:val="21"/>
+                <w14:ligatures w14:val="none"/>
+              </w:rPr>
+              <w:t>173,936.28</w:t>
             </w:r>
           </w:p>
         </w:tc>
@@ -1439,17 +2438,27 @@
           </w:tcPr>
           <w:p>
             <w:pPr>
-              <w:ind w:left="443" w:hanging="437"/>
+              <w:jc w:val="right"/>
               <w:cnfStyle w:val="000000000000" w:firstRow="0" w:lastRow="0" w:firstColumn="0" w:lastColumn="0" w:oddVBand="0" w:evenVBand="0" w:oddHBand="0" w:evenHBand="0" w:firstRowFirstColumn="0" w:firstRowLastColumn="0" w:lastRowFirstColumn="0" w:lastRowLastColumn="0"/>
               <w:rPr>
-                <w:rFonts w:eastAsiaTheme="minorEastAsia"/>
-              </w:rPr>
-            </w:pPr>
-            <w:r>
-              <w:rPr>
-                <w:rFonts w:eastAsiaTheme="minorEastAsia"/>
-              </w:rPr>
-              <w:t>110,436.64</w:t>
+                <w:rFonts w:eastAsia="宋体"/>
+                <w:color w:val="auto"/>
+                <w:kern w:val="0"/>
+                <w:sz w:val="21"/>
+                <w:szCs w:val="21"/>
+                <w14:ligatures w14:val="none"/>
+              </w:rPr>
+            </w:pPr>
+            <w:r>
+              <w:rPr>
+                <w:rFonts w:eastAsia="宋体"/>
+                <w:color w:val="auto"/>
+                <w:kern w:val="0"/>
+                <w:sz w:val="21"/>
+                <w:szCs w:val="21"/>
+                <w14:ligatures w14:val="none"/>
+              </w:rPr>
+              <w:t>98.80</w:t>
             </w:r>
           </w:p>
         </w:tc>
@@ -1460,38 +2469,27 @@
           </w:tcPr>
           <w:p>
             <w:pPr>
-              <w:ind w:left="443" w:hanging="437"/>
+              <w:jc w:val="right"/>
               <w:cnfStyle w:val="000000000000" w:firstRow="0" w:lastRow="0" w:firstColumn="0" w:lastColumn="0" w:oddVBand="0" w:evenVBand="0" w:oddHBand="0" w:evenHBand="0" w:firstRowFirstColumn="0" w:firstRowLastColumn="0" w:lastRowFirstColumn="0" w:lastRowLastColumn="0"/>
               <w:rPr>
-                <w:rFonts w:eastAsiaTheme="minorEastAsia"/>
-              </w:rPr>
-            </w:pPr>
-            <w:r>
-              <w:rPr>
-                <w:rFonts w:eastAsiaTheme="minorEastAsia"/>
-              </w:rPr>
-              <w:t>52.21</w:t>
-            </w:r>
-          </w:p>
-        </w:tc>
-        <w:tc>
-          <w:tcPr>
-            <w:tcW w:w="0" w:type="auto"/>
-            <w:hideMark/>
-          </w:tcPr>
-          <w:p>
-            <w:pPr>
-              <w:ind w:left="443" w:hanging="437"/>
-              <w:cnfStyle w:val="000000000000" w:firstRow="0" w:lastRow="0" w:firstColumn="0" w:lastColumn="0" w:oddVBand="0" w:evenVBand="0" w:oddHBand="0" w:evenHBand="0" w:firstRowFirstColumn="0" w:firstRowLastColumn="0" w:lastRowFirstColumn="0" w:lastRowLastColumn="0"/>
-              <w:rPr>
-                <w:rFonts w:eastAsiaTheme="minorEastAsia"/>
-              </w:rPr>
-            </w:pPr>
-            <w:r>
-              <w:rPr>
-                <w:rFonts w:eastAsiaTheme="minorEastAsia"/>
-              </w:rPr>
-              <w:t>0.7263</w:t>
+                <w:rFonts w:eastAsia="宋体"/>
+                <w:color w:val="auto"/>
+                <w:kern w:val="0"/>
+                <w:sz w:val="21"/>
+                <w:szCs w:val="21"/>
+                <w14:ligatures w14:val="none"/>
+              </w:rPr>
+            </w:pPr>
+            <w:r>
+              <w:rPr>
+                <w:rFonts w:eastAsia="宋体"/>
+                <w:color w:val="auto"/>
+                <w:kern w:val="0"/>
+                <w:sz w:val="21"/>
+                <w:szCs w:val="21"/>
+                <w14:ligatures w14:val="none"/>
+              </w:rPr>
+              <w:t>0.4820</w:t>
             </w:r>
           </w:p>
         </w:tc>
@@ -1509,16 +2507,26 @@
           </w:tcPr>
           <w:p>
             <w:pPr>
-              <w:ind w:left="443" w:hanging="437"/>
-              <w:rPr>
-                <w:rFonts w:eastAsiaTheme="minorEastAsia"/>
-              </w:rPr>
-            </w:pPr>
-            <w:r>
-              <w:rPr>
-                <w:rFonts w:eastAsiaTheme="minorEastAsia"/>
-              </w:rPr>
-              <w:t>Lasso</w:t>
+              <w:jc w:val="left"/>
+              <w:rPr>
+                <w:rFonts w:eastAsia="宋体"/>
+                <w:color w:val="auto"/>
+                <w:kern w:val="0"/>
+                <w:sz w:val="21"/>
+                <w:szCs w:val="21"/>
+                <w14:ligatures w14:val="none"/>
+              </w:rPr>
+            </w:pPr>
+            <w:r>
+              <w:rPr>
+                <w:rFonts w:eastAsia="宋体"/>
+                <w:color w:val="auto"/>
+                <w:kern w:val="0"/>
+                <w:sz w:val="21"/>
+                <w:szCs w:val="21"/>
+                <w14:ligatures w14:val="none"/>
+              </w:rPr>
+              <w:t>C. Combined</w:t>
             </w:r>
           </w:p>
         </w:tc>
@@ -1529,17 +2537,27 @@
           </w:tcPr>
           <w:p>
             <w:pPr>
-              <w:ind w:left="443" w:hanging="437"/>
+              <w:jc w:val="right"/>
               <w:cnfStyle w:val="000000100000" w:firstRow="0" w:lastRow="0" w:firstColumn="0" w:lastColumn="0" w:oddVBand="0" w:evenVBand="0" w:oddHBand="1" w:evenHBand="0" w:firstRowFirstColumn="0" w:firstRowLastColumn="0" w:lastRowFirstColumn="0" w:lastRowLastColumn="0"/>
               <w:rPr>
-                <w:rFonts w:eastAsiaTheme="minorEastAsia"/>
-              </w:rPr>
-            </w:pPr>
-            <w:r>
-              <w:rPr>
-                <w:rFonts w:eastAsiaTheme="minorEastAsia"/>
-              </w:rPr>
-              <w:t>D</w:t>
+                <w:rFonts w:eastAsia="宋体"/>
+                <w:color w:val="auto"/>
+                <w:kern w:val="0"/>
+                <w:sz w:val="21"/>
+                <w:szCs w:val="21"/>
+                <w14:ligatures w14:val="none"/>
+              </w:rPr>
+            </w:pPr>
+            <w:r>
+              <w:rPr>
+                <w:rFonts w:eastAsia="宋体"/>
+                <w:color w:val="auto"/>
+                <w:kern w:val="0"/>
+                <w:sz w:val="21"/>
+                <w:szCs w:val="21"/>
+                <w14:ligatures w14:val="none"/>
+              </w:rPr>
+              <w:t>97</w:t>
             </w:r>
           </w:p>
         </w:tc>
@@ -1550,17 +2568,27 @@
           </w:tcPr>
           <w:p>
             <w:pPr>
-              <w:ind w:left="443" w:hanging="437"/>
+              <w:jc w:val="right"/>
               <w:cnfStyle w:val="000000100000" w:firstRow="0" w:lastRow="0" w:firstColumn="0" w:lastColumn="0" w:oddVBand="0" w:evenVBand="0" w:oddHBand="1" w:evenHBand="0" w:firstRowFirstColumn="0" w:firstRowLastColumn="0" w:lastRowFirstColumn="0" w:lastRowLastColumn="0"/>
               <w:rPr>
-                <w:rFonts w:eastAsiaTheme="minorEastAsia"/>
-              </w:rPr>
-            </w:pPr>
-            <w:r>
-              <w:rPr>
-                <w:rFonts w:eastAsiaTheme="minorEastAsia"/>
-              </w:rPr>
-              <w:t>20</w:t>
+                <w:rFonts w:eastAsia="宋体"/>
+                <w:color w:val="auto"/>
+                <w:kern w:val="0"/>
+                <w:sz w:val="21"/>
+                <w:szCs w:val="21"/>
+                <w14:ligatures w14:val="none"/>
+              </w:rPr>
+            </w:pPr>
+            <w:r>
+              <w:rPr>
+                <w:rFonts w:eastAsia="宋体"/>
+                <w:color w:val="auto"/>
+                <w:kern w:val="0"/>
+                <w:sz w:val="21"/>
+                <w:szCs w:val="21"/>
+                <w14:ligatures w14:val="none"/>
+              </w:rPr>
+              <w:t>157,667.56</w:t>
             </w:r>
           </w:p>
         </w:tc>
@@ -1571,19 +2599,27 @@
           </w:tcPr>
           <w:p>
             <w:pPr>
-              <w:ind w:left="443" w:hanging="437"/>
+              <w:jc w:val="right"/>
               <w:cnfStyle w:val="000000100000" w:firstRow="0" w:lastRow="0" w:firstColumn="0" w:lastColumn="0" w:oddVBand="0" w:evenVBand="0" w:oddHBand="1" w:evenHBand="0" w:firstRowFirstColumn="0" w:firstRowLastColumn="0" w:lastRowFirstColumn="0" w:lastRowLastColumn="0"/>
               <w:rPr>
-                <w:rFonts w:eastAsiaTheme="minorEastAsia"/>
-              </w:rPr>
-            </w:pPr>
-            <w:r>
-              <w:rPr>
-                <w:rFonts w:eastAsiaTheme="minorEastAsia"/>
-                <w:b/>
-                <w:bCs/>
-              </w:rPr>
-              <w:t>152,566.39</w:t>
+                <w:rFonts w:eastAsia="宋体"/>
+                <w:color w:val="auto"/>
+                <w:kern w:val="0"/>
+                <w:sz w:val="21"/>
+                <w:szCs w:val="21"/>
+                <w14:ligatures w14:val="none"/>
+              </w:rPr>
+            </w:pPr>
+            <w:r>
+              <w:rPr>
+                <w:rFonts w:eastAsia="宋体"/>
+                <w:color w:val="auto"/>
+                <w:kern w:val="0"/>
+                <w:sz w:val="21"/>
+                <w:szCs w:val="21"/>
+                <w14:ligatures w14:val="none"/>
+              </w:rPr>
+              <w:t>113,321.74</w:t>
             </w:r>
           </w:p>
         </w:tc>
@@ -1594,19 +2630,27 @@
           </w:tcPr>
           <w:p>
             <w:pPr>
-              <w:ind w:left="443" w:hanging="437"/>
+              <w:jc w:val="right"/>
               <w:cnfStyle w:val="000000100000" w:firstRow="0" w:lastRow="0" w:firstColumn="0" w:lastColumn="0" w:oddVBand="0" w:evenVBand="0" w:oddHBand="1" w:evenHBand="0" w:firstRowFirstColumn="0" w:firstRowLastColumn="0" w:lastRowFirstColumn="0" w:lastRowLastColumn="0"/>
               <w:rPr>
-                <w:rFonts w:eastAsiaTheme="minorEastAsia"/>
-              </w:rPr>
-            </w:pPr>
-            <w:r>
-              <w:rPr>
-                <w:rFonts w:eastAsiaTheme="minorEastAsia"/>
-                <w:b/>
-                <w:bCs/>
-              </w:rPr>
-              <w:t>110,000.68</w:t>
+                <w:rFonts w:eastAsia="宋体"/>
+                <w:color w:val="auto"/>
+                <w:kern w:val="0"/>
+                <w:sz w:val="21"/>
+                <w:szCs w:val="21"/>
+                <w14:ligatures w14:val="none"/>
+              </w:rPr>
+            </w:pPr>
+            <w:r>
+              <w:rPr>
+                <w:rFonts w:eastAsia="宋体"/>
+                <w:color w:val="auto"/>
+                <w:kern w:val="0"/>
+                <w:sz w:val="21"/>
+                <w:szCs w:val="21"/>
+                <w14:ligatures w14:val="none"/>
+              </w:rPr>
+              <w:t>54.78</w:t>
             </w:r>
           </w:p>
         </w:tc>
@@ -1617,583 +2661,27 @@
           </w:tcPr>
           <w:p>
             <w:pPr>
-              <w:ind w:left="443" w:hanging="437"/>
+              <w:jc w:val="right"/>
               <w:cnfStyle w:val="000000100000" w:firstRow="0" w:lastRow="0" w:firstColumn="0" w:lastColumn="0" w:oddVBand="0" w:evenVBand="0" w:oddHBand="1" w:evenHBand="0" w:firstRowFirstColumn="0" w:firstRowLastColumn="0" w:lastRowFirstColumn="0" w:lastRowLastColumn="0"/>
               <w:rPr>
-                <w:rFonts w:eastAsiaTheme="minorEastAsia"/>
-              </w:rPr>
-            </w:pPr>
-            <w:r>
-              <w:rPr>
-                <w:rFonts w:eastAsiaTheme="minorEastAsia"/>
-                <w:b/>
-                <w:bCs/>
-              </w:rPr>
-              <w:t>51.76</w:t>
-            </w:r>
-          </w:p>
-        </w:tc>
-        <w:tc>
-          <w:tcPr>
-            <w:tcW w:w="0" w:type="auto"/>
-            <w:hideMark/>
-          </w:tcPr>
-          <w:p>
-            <w:pPr>
-              <w:ind w:left="443" w:hanging="437"/>
-              <w:cnfStyle w:val="000000100000" w:firstRow="0" w:lastRow="0" w:firstColumn="0" w:lastColumn="0" w:oddVBand="0" w:evenVBand="0" w:oddHBand="1" w:evenHBand="0" w:firstRowFirstColumn="0" w:firstRowLastColumn="0" w:lastRowFirstColumn="0" w:lastRowLastColumn="0"/>
-              <w:rPr>
-                <w:rFonts w:eastAsiaTheme="minorEastAsia"/>
-              </w:rPr>
-            </w:pPr>
-            <w:r>
-              <w:rPr>
-                <w:rFonts w:eastAsiaTheme="minorEastAsia"/>
-                <w:b/>
-                <w:bCs/>
-              </w:rPr>
-              <w:t>0.7286</w:t>
-            </w:r>
-          </w:p>
-        </w:tc>
-      </w:tr>
-    </w:tbl>
-    <w:p>
-      <w:pPr>
-        <w:ind w:left="443" w:hanging="437"/>
-        <w:rPr>
-          <w:rFonts w:eastAsiaTheme="minorEastAsia"/>
-        </w:rPr>
-      </w:pPr>
-      <w:r>
-        <w:rPr>
-          <w:rFonts w:eastAsiaTheme="minorEastAsia"/>
-          <w:i/>
-          <w:iCs/>
-        </w:rPr>
-        <w:t>Note: Feature Set D contains the Combined location and property predictors plus the Size × Archived Building Age interaction. All three models use the same original predictors.</w:t>
-      </w:r>
-    </w:p>
-    <w:p>
-      <w:pPr>
-        <w:rPr>
-          <w:rFonts w:eastAsiaTheme="minorEastAsia"/>
-        </w:rPr>
-      </w:pPr>
-      <w:r>
-        <w:rPr>
-          <w:rFonts w:eastAsiaTheme="minorEastAsia"/>
-        </w:rPr>
-        <w:t xml:space="preserve">As shown in Table </w:t>
-      </w:r>
-      <w:r>
-        <w:rPr>
-          <w:rFonts w:eastAsiaTheme="minorEastAsia"/>
-        </w:rPr>
-        <w:t>3.2</w:t>
-      </w:r>
-      <w:r>
-        <w:rPr>
-          <w:rFonts w:eastAsiaTheme="minorEastAsia"/>
-        </w:rPr>
-        <w:t>, both regularised approaches outperformed Linear Regression across the reported metrics. Lasso achieved the lowest WAE (2:1), approximately 3.0% below Linear Regression, suggesting that regularisation improved validation performance for this feature representation. However, Lasso's advantage over Ridge was only 0.36%, indicating a modest rather than decisive improvement.</w:t>
-      </w:r>
-    </w:p>
-    <w:p>
-      <w:pPr>
-        <w:rPr>
-          <w:rFonts w:eastAsiaTheme="minorEastAsia"/>
-        </w:rPr>
-      </w:pPr>
-    </w:p>
-    <w:p>
-      <w:pPr>
-        <w:rPr>
-          <w:rFonts w:eastAsiaTheme="minorEastAsia" w:hint="eastAsia"/>
-        </w:rPr>
-      </w:pPr>
-      <w:r>
-        <w:rPr>
-          <w:rFonts w:eastAsiaTheme="minorEastAsia"/>
-        </w:rPr>
-        <w:t>Lasso was therefore retained as the strongest evaluated linear-model candidate under the main business-weighted metric. Its suitability as the final model remains subject to comparison with tree-based and ensemble approaches using the same validation strategy.</w:t>
-      </w:r>
-    </w:p>
-    <w:p>
-      <w:pPr>
-        <w:ind w:left="424" w:hanging="416"/>
-        <w:rPr>
-          <w:rFonts w:eastAsiaTheme="minorEastAsia"/>
-        </w:rPr>
-      </w:pPr>
-      <w:r>
-        <w:rPr>
-          <w:b/>
-        </w:rPr>
-        <w:t xml:space="preserve">3c. </w:t>
-      </w:r>
-      <w:r>
-        <w:t>How will you split the data and compare models? Justify your validation strategy, considering sale dates and repeated properties.</w:t>
-      </w:r>
-    </w:p>
-    <w:p>
-      <w:pPr>
-        <w:ind w:left="10"/>
-        <w:rPr>
-          <w:rFonts w:eastAsiaTheme="minorEastAsia"/>
-        </w:rPr>
-      </w:pPr>
-      <w:r>
-        <w:rPr>
-          <w:rFonts w:eastAsiaTheme="minorEastAsia"/>
-        </w:rPr>
-        <w:t>A chronological split uses 2023–2024 H1 sales for training, 2024 H2 for validation and 2025 for final testing, reflecting valuation based on information available by the valuation date. All models are compared on the same validation set using MSE, R² and MAE, with preprocessing fitted within each training split and applied to validation data.</w:t>
-      </w:r>
-    </w:p>
-    <w:p>
-      <w:pPr>
-        <w:ind w:left="10"/>
-        <w:rPr>
-          <w:rFonts w:eastAsiaTheme="minorEastAsia"/>
-        </w:rPr>
-      </w:pPr>
-    </w:p>
-    <w:p>
-      <w:pPr>
-        <w:ind w:left="10"/>
-        <w:rPr>
-          <w:rFonts w:eastAsiaTheme="minorEastAsia"/>
-        </w:rPr>
-      </w:pPr>
-      <w:r>
-        <w:rPr>
-          <w:rFonts w:eastAsiaTheme="minorEastAsia"/>
-        </w:rPr>
-        <w:t>Repeated sales are retained rather than enforcing a property-disjoint split, as properties may require valuation in different periods. Of the 18,132 validation transactions, 1,677 (9.25%) involve properties also observed in training. This overlap does not itself indicate data leakage but may limit representativeness for homes without recent sales. Property and transaction IDs are excluded from predictors, while sale_price remains the target.</w:t>
-      </w:r>
-    </w:p>
-    <w:p>
-      <w:pPr>
-        <w:ind w:left="10"/>
-        <w:rPr>
-          <w:rFonts w:eastAsiaTheme="minorEastAsia"/>
-        </w:rPr>
-      </w:pPr>
-    </w:p>
-    <w:p>
-      <w:pPr>
-        <w:ind w:left="10"/>
-        <w:rPr>
-          <w:rFonts w:eastAsiaTheme="minorEastAsia"/>
-        </w:rPr>
-      </w:pPr>
-      <w:r>
-        <w:rPr>
-          <w:rFonts w:eastAsiaTheme="minorEastAsia"/>
-        </w:rPr>
-        <w:t>Since only sold properties are observed, performance on unsold homes remains uncertain. All predictors must be available by the valuation date, and the 2025 test set remains untouched until model selection and tuning are complete.</w:t>
-      </w:r>
-    </w:p>
-    <w:p>
-      <w:pPr>
-        <w:ind w:left="10"/>
-        <w:rPr>
-          <w:rFonts w:eastAsiaTheme="minorEastAsia"/>
-        </w:rPr>
-      </w:pPr>
-      <w:r>
-        <w:rPr>
-          <w:b/>
-        </w:rPr>
-        <w:t xml:space="preserve">3d. </w:t>
-      </w:r>
-      <w:r>
-        <w:t>Show how experiments informed your decisions. Include a comparison of feature sets.</w:t>
-      </w:r>
-    </w:p>
-    <w:p>
-      <w:pPr>
-        <w:rPr>
-          <w:rFonts w:eastAsiaTheme="minorEastAsia"/>
-          <w:color w:val="000000" w:themeColor="text1"/>
-        </w:rPr>
-      </w:pPr>
-      <w:r>
-        <w:rPr>
-          <w:rFonts w:eastAsiaTheme="minorEastAsia"/>
-          <w:color w:val="000000" w:themeColor="text1"/>
-        </w:rPr>
-        <w:t>Feature-set experiments examined two questions: whether location and property characteristics provide complementary predictive information, and whether selected interaction terms improve predictions beyond an additive model.</w:t>
-      </w:r>
-    </w:p>
-    <w:p>
-      <w:pPr>
-        <w:rPr>
-          <w:rFonts w:eastAsiaTheme="minorEastAsia"/>
-          <w:color w:val="000000" w:themeColor="text1"/>
-        </w:rPr>
-      </w:pPr>
-    </w:p>
-    <w:p>
-      <w:pPr>
-        <w:rPr>
-          <w:rFonts w:eastAsiaTheme="minorEastAsia"/>
-          <w:color w:val="000000" w:themeColor="text1"/>
-        </w:rPr>
-      </w:pPr>
-      <w:r>
-        <w:rPr>
-          <w:rFonts w:eastAsiaTheme="minorEastAsia"/>
-          <w:color w:val="000000" w:themeColor="text1"/>
-        </w:rPr>
-        <w:t>Four initial feature sets were constructed. Set A contained location-related predictors, Set B contained property characteristics, and Set C combined both groups. Set D added a building size × archived building age interaction to C. This interaction was motivated by the possibility that the value associated with additional building space varies with property age. It provided a low-complexity starting point for testing a non-additive relationship without introducing numerous interaction columns.</w:t>
-      </w:r>
-    </w:p>
-    <w:p>
-      <w:pPr>
-        <w:rPr>
-          <w:rFonts w:eastAsiaTheme="minorEastAsia"/>
-          <w:color w:val="000000" w:themeColor="text1"/>
-        </w:rPr>
-      </w:pPr>
-    </w:p>
-    <w:p>
-      <w:pPr>
-        <w:rPr>
-          <w:rFonts w:eastAsiaTheme="minorEastAsia"/>
-          <w:color w:val="000000" w:themeColor="text1"/>
-        </w:rPr>
-      </w:pPr>
-      <w:r>
-        <w:rPr>
-          <w:rFonts w:eastAsiaTheme="minorEastAsia"/>
-          <w:color w:val="000000" w:themeColor="text1"/>
-        </w:rPr>
-        <w:t>Linear Regression was held constant across A–D. All experiments used the same chronological training and validation periods, validation transactions, training-fitted preprocessing and evaluation definitions. The primary criterion was the pre-specified overvaluation-weighted WAE (2:1), with MSE, R² and MAE retained as supporting metrics.</w:t>
-      </w:r>
-    </w:p>
-    <w:p>
-      <w:pPr>
-        <w:rPr>
-          <w:rFonts w:eastAsiaTheme="minorEastAsia"/>
-          <w:color w:val="000000" w:themeColor="text1"/>
-        </w:rPr>
-      </w:pPr>
-      <w:r>
-        <w:rPr>
-          <w:rFonts w:eastAsiaTheme="minorEastAsia"/>
-          <w:b/>
-          <w:bCs/>
-          <w:color w:val="000000" w:themeColor="text1"/>
-        </w:rPr>
-        <w:t xml:space="preserve">Table </w:t>
-      </w:r>
-      <w:r>
-        <w:rPr>
-          <w:rFonts w:eastAsiaTheme="minorEastAsia" w:hint="eastAsia"/>
-          <w:b/>
-          <w:bCs/>
-          <w:color w:val="000000" w:themeColor="text1"/>
-        </w:rPr>
-        <w:t>3.3</w:t>
-      </w:r>
-      <w:r>
-        <w:rPr>
-          <w:rFonts w:eastAsiaTheme="minorEastAsia"/>
-          <w:b/>
-          <w:bCs/>
-          <w:color w:val="000000" w:themeColor="text1"/>
-        </w:rPr>
-        <w:t>. Linear Regression feature-set comparison on the 2024 H2 validation set</w:t>
-      </w:r>
-    </w:p>
-    <w:tbl>
-      <w:tblPr>
-        <w:tblStyle w:val="PlainTable1"/>
-        <w:tblW w:w="0" w:type="auto"/>
-        <w:jc w:val="center"/>
-        <w:tblLook w:val="04A0" w:firstRow="1" w:lastRow="0" w:firstColumn="1" w:lastColumn="0" w:noHBand="0" w:noVBand="1"/>
-      </w:tblPr>
-      <w:tblGrid>
-        <w:gridCol w:w="1848"/>
-        <w:gridCol w:w="2039"/>
-        <w:gridCol w:w="1378"/>
-        <w:gridCol w:w="1206"/>
-        <w:gridCol w:w="1425"/>
-        <w:gridCol w:w="821"/>
-      </w:tblGrid>
-      <w:tr>
-        <w:trPr>
-          <w:cnfStyle w:val="100000000000" w:firstRow="1" w:lastRow="0" w:firstColumn="0" w:lastColumn="0" w:oddVBand="0" w:evenVBand="0" w:oddHBand="0" w:evenHBand="0" w:firstRowFirstColumn="0" w:firstRowLastColumn="0" w:lastRowFirstColumn="0" w:lastRowLastColumn="0"/>
-          <w:jc w:val="center"/>
-        </w:trPr>
-        <w:tc>
-          <w:tcPr>
-            <w:cnfStyle w:val="001000000000" w:firstRow="0" w:lastRow="0" w:firstColumn="1" w:lastColumn="0" w:oddVBand="0" w:evenVBand="0" w:oddHBand="0" w:evenHBand="0" w:firstRowFirstColumn="0" w:firstRowLastColumn="0" w:lastRowFirstColumn="0" w:lastRowLastColumn="0"/>
-            <w:tcW w:w="0" w:type="auto"/>
-            <w:hideMark/>
-          </w:tcPr>
-          <w:p>
-            <w:pPr>
-              <w:rPr>
-                <w:rFonts w:eastAsiaTheme="minorEastAsia"/>
-                <w:color w:val="000000" w:themeColor="text1"/>
-              </w:rPr>
-            </w:pPr>
-            <w:r>
-              <w:rPr>
-                <w:rFonts w:eastAsiaTheme="minorEastAsia"/>
-                <w:color w:val="000000" w:themeColor="text1"/>
-              </w:rPr>
-              <w:t>Feature Set</w:t>
-            </w:r>
-          </w:p>
-        </w:tc>
-        <w:tc>
-          <w:tcPr>
-            <w:tcW w:w="0" w:type="auto"/>
-            <w:hideMark/>
-          </w:tcPr>
-          <w:p>
-            <w:pPr>
-              <w:cnfStyle w:val="100000000000" w:firstRow="1" w:lastRow="0" w:firstColumn="0" w:lastColumn="0" w:oddVBand="0" w:evenVBand="0" w:oddHBand="0" w:evenHBand="0" w:firstRowFirstColumn="0" w:firstRowLastColumn="0" w:lastRowFirstColumn="0" w:lastRowLastColumn="0"/>
-              <w:rPr>
-                <w:rFonts w:eastAsiaTheme="minorEastAsia"/>
-                <w:color w:val="000000" w:themeColor="text1"/>
-              </w:rPr>
-            </w:pPr>
-            <w:r>
-              <w:rPr>
-                <w:rFonts w:eastAsiaTheme="minorEastAsia"/>
-                <w:color w:val="000000" w:themeColor="text1"/>
-              </w:rPr>
-              <w:t>Original Predictors</w:t>
-            </w:r>
-          </w:p>
-        </w:tc>
-        <w:tc>
-          <w:tcPr>
-            <w:tcW w:w="0" w:type="auto"/>
-            <w:hideMark/>
-          </w:tcPr>
-          <w:p>
-            <w:pPr>
-              <w:cnfStyle w:val="100000000000" w:firstRow="1" w:lastRow="0" w:firstColumn="0" w:lastColumn="0" w:oddVBand="0" w:evenVBand="0" w:oddHBand="0" w:evenHBand="0" w:firstRowFirstColumn="0" w:firstRowLastColumn="0" w:lastRowFirstColumn="0" w:lastRowLastColumn="0"/>
-              <w:rPr>
-                <w:rFonts w:eastAsiaTheme="minorEastAsia"/>
-                <w:color w:val="000000" w:themeColor="text1"/>
-              </w:rPr>
-            </w:pPr>
-            <w:r>
-              <w:rPr>
-                <w:rFonts w:eastAsiaTheme="minorEastAsia"/>
-                <w:color w:val="000000" w:themeColor="text1"/>
-              </w:rPr>
-              <w:t>WAE 2:1 ($)</w:t>
-            </w:r>
-          </w:p>
-        </w:tc>
-        <w:tc>
-          <w:tcPr>
-            <w:tcW w:w="0" w:type="auto"/>
-            <w:hideMark/>
-          </w:tcPr>
-          <w:p>
-            <w:pPr>
-              <w:cnfStyle w:val="100000000000" w:firstRow="1" w:lastRow="0" w:firstColumn="0" w:lastColumn="0" w:oddVBand="0" w:evenVBand="0" w:oddHBand="0" w:evenHBand="0" w:firstRowFirstColumn="0" w:firstRowLastColumn="0" w:lastRowFirstColumn="0" w:lastRowLastColumn="0"/>
-              <w:rPr>
-                <w:rFonts w:eastAsiaTheme="minorEastAsia"/>
-                <w:color w:val="000000" w:themeColor="text1"/>
-              </w:rPr>
-            </w:pPr>
-            <w:r>
-              <w:rPr>
-                <w:rFonts w:eastAsiaTheme="minorEastAsia"/>
-                <w:color w:val="000000" w:themeColor="text1"/>
-              </w:rPr>
-              <w:t>MAE ($)</w:t>
-            </w:r>
-          </w:p>
-        </w:tc>
-        <w:tc>
-          <w:tcPr>
-            <w:tcW w:w="0" w:type="auto"/>
-            <w:hideMark/>
-          </w:tcPr>
-          <w:p>
-            <w:pPr>
-              <w:cnfStyle w:val="100000000000" w:firstRow="1" w:lastRow="0" w:firstColumn="0" w:lastColumn="0" w:oddVBand="0" w:evenVBand="0" w:oddHBand="0" w:evenHBand="0" w:firstRowFirstColumn="0" w:firstRowLastColumn="0" w:lastRowFirstColumn="0" w:lastRowLastColumn="0"/>
-              <w:rPr>
-                <w:rFonts w:eastAsiaTheme="minorEastAsia"/>
-                <w:color w:val="000000" w:themeColor="text1"/>
-              </w:rPr>
-            </w:pPr>
-            <w:r>
-              <w:rPr>
-                <w:rFonts w:eastAsiaTheme="minorEastAsia"/>
-                <w:color w:val="000000" w:themeColor="text1"/>
-              </w:rPr>
-              <w:t>MSE ($², bn)</w:t>
-            </w:r>
-          </w:p>
-        </w:tc>
-        <w:tc>
-          <w:tcPr>
-            <w:tcW w:w="0" w:type="auto"/>
-            <w:hideMark/>
-          </w:tcPr>
-          <w:p>
-            <w:pPr>
-              <w:cnfStyle w:val="100000000000" w:firstRow="1" w:lastRow="0" w:firstColumn="0" w:lastColumn="0" w:oddVBand="0" w:evenVBand="0" w:oddHBand="0" w:evenHBand="0" w:firstRowFirstColumn="0" w:firstRowLastColumn="0" w:lastRowFirstColumn="0" w:lastRowLastColumn="0"/>
-              <w:rPr>
-                <w:rFonts w:eastAsiaTheme="minorEastAsia"/>
-                <w:color w:val="000000" w:themeColor="text1"/>
-              </w:rPr>
-            </w:pPr>
-            <w:r>
-              <w:rPr>
-                <w:rFonts w:eastAsiaTheme="minorEastAsia"/>
-                <w:color w:val="000000" w:themeColor="text1"/>
-              </w:rPr>
-              <w:t>R²</w:t>
-            </w:r>
-          </w:p>
-        </w:tc>
-      </w:tr>
-      <w:tr>
-        <w:trPr>
-          <w:cnfStyle w:val="000000100000" w:firstRow="0" w:lastRow="0" w:firstColumn="0" w:lastColumn="0" w:oddVBand="0" w:evenVBand="0" w:oddHBand="1" w:evenHBand="0" w:firstRowFirstColumn="0" w:firstRowLastColumn="0" w:lastRowFirstColumn="0" w:lastRowLastColumn="0"/>
-          <w:jc w:val="center"/>
-        </w:trPr>
-        <w:tc>
-          <w:tcPr>
-            <w:cnfStyle w:val="001000000000" w:firstRow="0" w:lastRow="0" w:firstColumn="1" w:lastColumn="0" w:oddVBand="0" w:evenVBand="0" w:oddHBand="0" w:evenHBand="0" w:firstRowFirstColumn="0" w:firstRowLastColumn="0" w:lastRowFirstColumn="0" w:lastRowLastColumn="0"/>
-            <w:tcW w:w="0" w:type="auto"/>
-            <w:hideMark/>
-          </w:tcPr>
-          <w:p>
-            <w:pPr>
-              <w:rPr>
-                <w:rFonts w:eastAsiaTheme="minorEastAsia"/>
-                <w:color w:val="000000" w:themeColor="text1"/>
-              </w:rPr>
-            </w:pPr>
-            <w:r>
-              <w:rPr>
-                <w:rFonts w:eastAsiaTheme="minorEastAsia"/>
-                <w:color w:val="000000" w:themeColor="text1"/>
-              </w:rPr>
-              <w:t>A. Location</w:t>
-            </w:r>
-          </w:p>
-        </w:tc>
-        <w:tc>
-          <w:tcPr>
-            <w:tcW w:w="0" w:type="auto"/>
-            <w:hideMark/>
-          </w:tcPr>
-          <w:p>
-            <w:pPr>
-              <w:cnfStyle w:val="000000100000" w:firstRow="0" w:lastRow="0" w:firstColumn="0" w:lastColumn="0" w:oddVBand="0" w:evenVBand="0" w:oddHBand="1" w:evenHBand="0" w:firstRowFirstColumn="0" w:firstRowLastColumn="0" w:lastRowFirstColumn="0" w:lastRowLastColumn="0"/>
-              <w:rPr>
-                <w:rFonts w:eastAsiaTheme="minorEastAsia"/>
-                <w:color w:val="000000" w:themeColor="text1"/>
-              </w:rPr>
-            </w:pPr>
-            <w:r>
-              <w:rPr>
-                <w:rFonts w:eastAsiaTheme="minorEastAsia"/>
-                <w:color w:val="000000" w:themeColor="text1"/>
-              </w:rPr>
-              <w:t>67</w:t>
-            </w:r>
-          </w:p>
-        </w:tc>
-        <w:tc>
-          <w:tcPr>
-            <w:tcW w:w="0" w:type="auto"/>
-            <w:hideMark/>
-          </w:tcPr>
-          <w:p>
-            <w:pPr>
-              <w:cnfStyle w:val="000000100000" w:firstRow="0" w:lastRow="0" w:firstColumn="0" w:lastColumn="0" w:oddVBand="0" w:evenVBand="0" w:oddHBand="1" w:evenHBand="0" w:firstRowFirstColumn="0" w:firstRowLastColumn="0" w:lastRowFirstColumn="0" w:lastRowLastColumn="0"/>
-              <w:rPr>
-                <w:rFonts w:eastAsiaTheme="minorEastAsia"/>
-                <w:color w:val="000000" w:themeColor="text1"/>
-              </w:rPr>
-            </w:pPr>
-            <w:r>
-              <w:rPr>
-                <w:rFonts w:eastAsiaTheme="minorEastAsia"/>
-                <w:color w:val="000000" w:themeColor="text1"/>
-              </w:rPr>
-              <w:t>192,466.82</w:t>
-            </w:r>
-          </w:p>
-        </w:tc>
-        <w:tc>
-          <w:tcPr>
-            <w:tcW w:w="0" w:type="auto"/>
-            <w:hideMark/>
-          </w:tcPr>
-          <w:p>
-            <w:pPr>
-              <w:cnfStyle w:val="000000100000" w:firstRow="0" w:lastRow="0" w:firstColumn="0" w:lastColumn="0" w:oddVBand="0" w:evenVBand="0" w:oddHBand="1" w:evenHBand="0" w:firstRowFirstColumn="0" w:firstRowLastColumn="0" w:lastRowFirstColumn="0" w:lastRowLastColumn="0"/>
-              <w:rPr>
-                <w:rFonts w:eastAsiaTheme="minorEastAsia"/>
-                <w:color w:val="000000" w:themeColor="text1"/>
-              </w:rPr>
-            </w:pPr>
-            <w:r>
-              <w:rPr>
-                <w:rFonts w:eastAsiaTheme="minorEastAsia"/>
-                <w:color w:val="000000" w:themeColor="text1"/>
-              </w:rPr>
-              <w:t>136,668.61</w:t>
-            </w:r>
-          </w:p>
-        </w:tc>
-        <w:tc>
-          <w:tcPr>
-            <w:tcW w:w="0" w:type="auto"/>
-            <w:hideMark/>
-          </w:tcPr>
-          <w:p>
-            <w:pPr>
-              <w:cnfStyle w:val="000000100000" w:firstRow="0" w:lastRow="0" w:firstColumn="0" w:lastColumn="0" w:oddVBand="0" w:evenVBand="0" w:oddHBand="1" w:evenHBand="0" w:firstRowFirstColumn="0" w:firstRowLastColumn="0" w:lastRowFirstColumn="0" w:lastRowLastColumn="0"/>
-              <w:rPr>
-                <w:rFonts w:eastAsiaTheme="minorEastAsia"/>
-                <w:color w:val="000000" w:themeColor="text1"/>
-              </w:rPr>
-            </w:pPr>
-            <w:r>
-              <w:rPr>
-                <w:rFonts w:eastAsiaTheme="minorEastAsia"/>
-                <w:color w:val="000000" w:themeColor="text1"/>
-              </w:rPr>
-              <w:t>79.61</w:t>
-            </w:r>
-          </w:p>
-        </w:tc>
-        <w:tc>
-          <w:tcPr>
-            <w:tcW w:w="0" w:type="auto"/>
-            <w:hideMark/>
-          </w:tcPr>
-          <w:p>
-            <w:pPr>
-              <w:cnfStyle w:val="000000100000" w:firstRow="0" w:lastRow="0" w:firstColumn="0" w:lastColumn="0" w:oddVBand="0" w:evenVBand="0" w:oddHBand="1" w:evenHBand="0" w:firstRowFirstColumn="0" w:firstRowLastColumn="0" w:lastRowFirstColumn="0" w:lastRowLastColumn="0"/>
-              <w:rPr>
-                <w:rFonts w:eastAsiaTheme="minorEastAsia"/>
-                <w:color w:val="000000" w:themeColor="text1"/>
-              </w:rPr>
-            </w:pPr>
-            <w:r>
-              <w:rPr>
-                <w:rFonts w:eastAsiaTheme="minorEastAsia"/>
-                <w:color w:val="000000" w:themeColor="text1"/>
-              </w:rPr>
-              <w:t>0.5826</w:t>
+                <w:rFonts w:eastAsia="宋体"/>
+                <w:color w:val="auto"/>
+                <w:kern w:val="0"/>
+                <w:sz w:val="21"/>
+                <w:szCs w:val="21"/>
+                <w14:ligatures w14:val="none"/>
+              </w:rPr>
+            </w:pPr>
+            <w:r>
+              <w:rPr>
+                <w:rFonts w:eastAsia="宋体"/>
+                <w:color w:val="auto"/>
+                <w:kern w:val="0"/>
+                <w:sz w:val="21"/>
+                <w:szCs w:val="21"/>
+                <w14:ligatures w14:val="none"/>
+              </w:rPr>
+              <w:t>0.7128</w:t>
             </w:r>
           </w:p>
         </w:tc>
@@ -2210,17 +2698,26 @@
           </w:tcPr>
           <w:p>
             <w:pPr>
-              <w:rPr>
-                <w:rFonts w:eastAsiaTheme="minorEastAsia"/>
-                <w:color w:val="000000" w:themeColor="text1"/>
-              </w:rPr>
-            </w:pPr>
-            <w:r>
-              <w:rPr>
-                <w:rFonts w:eastAsiaTheme="minorEastAsia"/>
-                <w:color w:val="000000" w:themeColor="text1"/>
-              </w:rPr>
-              <w:t>B. Property</w:t>
+              <w:jc w:val="left"/>
+              <w:rPr>
+                <w:rFonts w:eastAsia="宋体"/>
+                <w:color w:val="auto"/>
+                <w:kern w:val="0"/>
+                <w:sz w:val="21"/>
+                <w:szCs w:val="21"/>
+                <w14:ligatures w14:val="none"/>
+              </w:rPr>
+            </w:pPr>
+            <w:r>
+              <w:rPr>
+                <w:rFonts w:eastAsia="宋体"/>
+                <w:color w:val="auto"/>
+                <w:kern w:val="0"/>
+                <w:sz w:val="21"/>
+                <w:szCs w:val="21"/>
+                <w14:ligatures w14:val="none"/>
+              </w:rPr>
+              <w:t>D. C + Size × Age</w:t>
             </w:r>
           </w:p>
         </w:tc>
@@ -2231,18 +2728,27 @@
           </w:tcPr>
           <w:p>
             <w:pPr>
+              <w:jc w:val="right"/>
               <w:cnfStyle w:val="000000000000" w:firstRow="0" w:lastRow="0" w:firstColumn="0" w:lastColumn="0" w:oddVBand="0" w:evenVBand="0" w:oddHBand="0" w:evenHBand="0" w:firstRowFirstColumn="0" w:firstRowLastColumn="0" w:lastRowFirstColumn="0" w:lastRowLastColumn="0"/>
               <w:rPr>
-                <w:rFonts w:eastAsiaTheme="minorEastAsia"/>
-                <w:color w:val="000000" w:themeColor="text1"/>
-              </w:rPr>
-            </w:pPr>
-            <w:r>
-              <w:rPr>
-                <w:rFonts w:eastAsiaTheme="minorEastAsia"/>
-                <w:color w:val="000000" w:themeColor="text1"/>
-              </w:rPr>
-              <w:t>30</w:t>
+                <w:rFonts w:eastAsia="宋体"/>
+                <w:color w:val="auto"/>
+                <w:kern w:val="0"/>
+                <w:sz w:val="21"/>
+                <w:szCs w:val="21"/>
+                <w14:ligatures w14:val="none"/>
+              </w:rPr>
+            </w:pPr>
+            <w:r>
+              <w:rPr>
+                <w:rFonts w:eastAsia="宋体"/>
+                <w:color w:val="auto"/>
+                <w:kern w:val="0"/>
+                <w:sz w:val="21"/>
+                <w:szCs w:val="21"/>
+                <w14:ligatures w14:val="none"/>
+              </w:rPr>
+              <w:t>98</w:t>
             </w:r>
           </w:p>
         </w:tc>
@@ -2253,18 +2759,29 @@
           </w:tcPr>
           <w:p>
             <w:pPr>
+              <w:jc w:val="right"/>
               <w:cnfStyle w:val="000000000000" w:firstRow="0" w:lastRow="0" w:firstColumn="0" w:lastColumn="0" w:oddVBand="0" w:evenVBand="0" w:oddHBand="0" w:evenHBand="0" w:firstRowFirstColumn="0" w:firstRowLastColumn="0" w:lastRowFirstColumn="0" w:lastRowLastColumn="0"/>
               <w:rPr>
-                <w:rFonts w:eastAsiaTheme="minorEastAsia"/>
-                <w:color w:val="000000" w:themeColor="text1"/>
-              </w:rPr>
-            </w:pPr>
-            <w:r>
-              <w:rPr>
-                <w:rFonts w:eastAsiaTheme="minorEastAsia"/>
-                <w:color w:val="000000" w:themeColor="text1"/>
-              </w:rPr>
-              <w:t>246,665.90</w:t>
+                <w:rFonts w:eastAsia="宋体"/>
+                <w:color w:val="auto"/>
+                <w:kern w:val="0"/>
+                <w:sz w:val="21"/>
+                <w:szCs w:val="21"/>
+                <w14:ligatures w14:val="none"/>
+              </w:rPr>
+            </w:pPr>
+            <w:r>
+              <w:rPr>
+                <w:rFonts w:eastAsia="宋体"/>
+                <w:b/>
+                <w:bCs/>
+                <w:color w:val="auto"/>
+                <w:kern w:val="0"/>
+                <w:sz w:val="21"/>
+                <w:szCs w:val="21"/>
+                <w14:ligatures w14:val="none"/>
+              </w:rPr>
+              <w:t>157,248.20</w:t>
             </w:r>
           </w:p>
         </w:tc>
@@ -2275,18 +2792,29 @@
           </w:tcPr>
           <w:p>
             <w:pPr>
+              <w:jc w:val="right"/>
               <w:cnfStyle w:val="000000000000" w:firstRow="0" w:lastRow="0" w:firstColumn="0" w:lastColumn="0" w:oddVBand="0" w:evenVBand="0" w:oddHBand="0" w:evenHBand="0" w:firstRowFirstColumn="0" w:firstRowLastColumn="0" w:lastRowFirstColumn="0" w:lastRowLastColumn="0"/>
               <w:rPr>
-                <w:rFonts w:eastAsiaTheme="minorEastAsia"/>
-                <w:color w:val="000000" w:themeColor="text1"/>
-              </w:rPr>
-            </w:pPr>
-            <w:r>
-              <w:rPr>
-                <w:rFonts w:eastAsiaTheme="minorEastAsia"/>
-                <w:color w:val="000000" w:themeColor="text1"/>
-              </w:rPr>
-              <w:t>173,945.18</w:t>
+                <w:rFonts w:eastAsia="宋体"/>
+                <w:color w:val="auto"/>
+                <w:kern w:val="0"/>
+                <w:sz w:val="21"/>
+                <w:szCs w:val="21"/>
+                <w14:ligatures w14:val="none"/>
+              </w:rPr>
+            </w:pPr>
+            <w:r>
+              <w:rPr>
+                <w:rFonts w:eastAsia="宋体"/>
+                <w:b/>
+                <w:bCs/>
+                <w:color w:val="auto"/>
+                <w:kern w:val="0"/>
+                <w:sz w:val="21"/>
+                <w:szCs w:val="21"/>
+                <w14:ligatures w14:val="none"/>
+              </w:rPr>
+              <w:t>113,045.10</w:t>
             </w:r>
           </w:p>
         </w:tc>
@@ -2297,18 +2825,29 @@
           </w:tcPr>
           <w:p>
             <w:pPr>
+              <w:jc w:val="right"/>
               <w:cnfStyle w:val="000000000000" w:firstRow="0" w:lastRow="0" w:firstColumn="0" w:lastColumn="0" w:oddVBand="0" w:evenVBand="0" w:oddHBand="0" w:evenHBand="0" w:firstRowFirstColumn="0" w:firstRowLastColumn="0" w:lastRowFirstColumn="0" w:lastRowLastColumn="0"/>
               <w:rPr>
-                <w:rFonts w:eastAsiaTheme="minorEastAsia"/>
-                <w:color w:val="000000" w:themeColor="text1"/>
-              </w:rPr>
-            </w:pPr>
-            <w:r>
-              <w:rPr>
-                <w:rFonts w:eastAsiaTheme="minorEastAsia"/>
-                <w:color w:val="000000" w:themeColor="text1"/>
-              </w:rPr>
-              <w:t>98.80</w:t>
+                <w:rFonts w:eastAsia="宋体"/>
+                <w:color w:val="auto"/>
+                <w:kern w:val="0"/>
+                <w:sz w:val="21"/>
+                <w:szCs w:val="21"/>
+                <w14:ligatures w14:val="none"/>
+              </w:rPr>
+            </w:pPr>
+            <w:r>
+              <w:rPr>
+                <w:rFonts w:eastAsia="宋体"/>
+                <w:b/>
+                <w:bCs/>
+                <w:color w:val="auto"/>
+                <w:kern w:val="0"/>
+                <w:sz w:val="21"/>
+                <w:szCs w:val="21"/>
+                <w14:ligatures w14:val="none"/>
+              </w:rPr>
+              <w:t>54.13</w:t>
             </w:r>
           </w:p>
         </w:tc>
@@ -2319,299 +2858,27 @@
           </w:tcPr>
           <w:p>
             <w:pPr>
+              <w:jc w:val="right"/>
               <w:cnfStyle w:val="000000000000" w:firstRow="0" w:lastRow="0" w:firstColumn="0" w:lastColumn="0" w:oddVBand="0" w:evenVBand="0" w:oddHBand="0" w:evenHBand="0" w:firstRowFirstColumn="0" w:firstRowLastColumn="0" w:lastRowFirstColumn="0" w:lastRowLastColumn="0"/>
               <w:rPr>
-                <w:rFonts w:eastAsiaTheme="minorEastAsia"/>
-                <w:color w:val="000000" w:themeColor="text1"/>
-              </w:rPr>
-            </w:pPr>
-            <w:r>
-              <w:rPr>
-                <w:rFonts w:eastAsiaTheme="minorEastAsia"/>
-                <w:color w:val="000000" w:themeColor="text1"/>
-              </w:rPr>
-              <w:t>0.4820</w:t>
-            </w:r>
-          </w:p>
-        </w:tc>
-      </w:tr>
-      <w:tr>
-        <w:trPr>
-          <w:cnfStyle w:val="000000100000" w:firstRow="0" w:lastRow="0" w:firstColumn="0" w:lastColumn="0" w:oddVBand="0" w:evenVBand="0" w:oddHBand="1" w:evenHBand="0" w:firstRowFirstColumn="0" w:firstRowLastColumn="0" w:lastRowFirstColumn="0" w:lastRowLastColumn="0"/>
-          <w:jc w:val="center"/>
-        </w:trPr>
-        <w:tc>
-          <w:tcPr>
-            <w:cnfStyle w:val="001000000000" w:firstRow="0" w:lastRow="0" w:firstColumn="1" w:lastColumn="0" w:oddVBand="0" w:evenVBand="0" w:oddHBand="0" w:evenHBand="0" w:firstRowFirstColumn="0" w:firstRowLastColumn="0" w:lastRowFirstColumn="0" w:lastRowLastColumn="0"/>
-            <w:tcW w:w="0" w:type="auto"/>
-            <w:hideMark/>
-          </w:tcPr>
-          <w:p>
-            <w:pPr>
-              <w:rPr>
-                <w:rFonts w:eastAsiaTheme="minorEastAsia"/>
-                <w:color w:val="000000" w:themeColor="text1"/>
-              </w:rPr>
-            </w:pPr>
-            <w:r>
-              <w:rPr>
-                <w:rFonts w:eastAsiaTheme="minorEastAsia"/>
-                <w:color w:val="000000" w:themeColor="text1"/>
-              </w:rPr>
-              <w:t>C. Combined</w:t>
-            </w:r>
-          </w:p>
-        </w:tc>
-        <w:tc>
-          <w:tcPr>
-            <w:tcW w:w="0" w:type="auto"/>
-            <w:hideMark/>
-          </w:tcPr>
-          <w:p>
-            <w:pPr>
-              <w:cnfStyle w:val="000000100000" w:firstRow="0" w:lastRow="0" w:firstColumn="0" w:lastColumn="0" w:oddVBand="0" w:evenVBand="0" w:oddHBand="1" w:evenHBand="0" w:firstRowFirstColumn="0" w:firstRowLastColumn="0" w:lastRowFirstColumn="0" w:lastRowLastColumn="0"/>
-              <w:rPr>
-                <w:rFonts w:eastAsiaTheme="minorEastAsia"/>
-                <w:color w:val="000000" w:themeColor="text1"/>
-              </w:rPr>
-            </w:pPr>
-            <w:r>
-              <w:rPr>
-                <w:rFonts w:eastAsiaTheme="minorEastAsia"/>
-                <w:color w:val="000000" w:themeColor="text1"/>
-              </w:rPr>
-              <w:t>97</w:t>
-            </w:r>
-          </w:p>
-        </w:tc>
-        <w:tc>
-          <w:tcPr>
-            <w:tcW w:w="0" w:type="auto"/>
-            <w:hideMark/>
-          </w:tcPr>
-          <w:p>
-            <w:pPr>
-              <w:cnfStyle w:val="000000100000" w:firstRow="0" w:lastRow="0" w:firstColumn="0" w:lastColumn="0" w:oddVBand="0" w:evenVBand="0" w:oddHBand="1" w:evenHBand="0" w:firstRowFirstColumn="0" w:firstRowLastColumn="0" w:lastRowFirstColumn="0" w:lastRowLastColumn="0"/>
-              <w:rPr>
-                <w:rFonts w:eastAsiaTheme="minorEastAsia"/>
-                <w:color w:val="000000" w:themeColor="text1"/>
-              </w:rPr>
-            </w:pPr>
-            <w:r>
-              <w:rPr>
-                <w:rFonts w:eastAsiaTheme="minorEastAsia"/>
-                <w:color w:val="000000" w:themeColor="text1"/>
-              </w:rPr>
-              <w:t>157,671.35</w:t>
-            </w:r>
-          </w:p>
-        </w:tc>
-        <w:tc>
-          <w:tcPr>
-            <w:tcW w:w="0" w:type="auto"/>
-            <w:hideMark/>
-          </w:tcPr>
-          <w:p>
-            <w:pPr>
-              <w:cnfStyle w:val="000000100000" w:firstRow="0" w:lastRow="0" w:firstColumn="0" w:lastColumn="0" w:oddVBand="0" w:evenVBand="0" w:oddHBand="1" w:evenHBand="0" w:firstRowFirstColumn="0" w:firstRowLastColumn="0" w:lastRowFirstColumn="0" w:lastRowLastColumn="0"/>
-              <w:rPr>
-                <w:rFonts w:eastAsiaTheme="minorEastAsia"/>
-                <w:color w:val="000000" w:themeColor="text1"/>
-              </w:rPr>
-            </w:pPr>
-            <w:r>
-              <w:rPr>
-                <w:rFonts w:eastAsiaTheme="minorEastAsia"/>
-                <w:color w:val="000000" w:themeColor="text1"/>
-              </w:rPr>
-              <w:t>113,324.37</w:t>
-            </w:r>
-          </w:p>
-        </w:tc>
-        <w:tc>
-          <w:tcPr>
-            <w:tcW w:w="0" w:type="auto"/>
-            <w:hideMark/>
-          </w:tcPr>
-          <w:p>
-            <w:pPr>
-              <w:cnfStyle w:val="000000100000" w:firstRow="0" w:lastRow="0" w:firstColumn="0" w:lastColumn="0" w:oddVBand="0" w:evenVBand="0" w:oddHBand="1" w:evenHBand="0" w:firstRowFirstColumn="0" w:firstRowLastColumn="0" w:lastRowFirstColumn="0" w:lastRowLastColumn="0"/>
-              <w:rPr>
-                <w:rFonts w:eastAsiaTheme="minorEastAsia"/>
-                <w:color w:val="000000" w:themeColor="text1"/>
-              </w:rPr>
-            </w:pPr>
-            <w:r>
-              <w:rPr>
-                <w:rFonts w:eastAsiaTheme="minorEastAsia"/>
-                <w:color w:val="000000" w:themeColor="text1"/>
-              </w:rPr>
-              <w:t>54.78</w:t>
-            </w:r>
-          </w:p>
-        </w:tc>
-        <w:tc>
-          <w:tcPr>
-            <w:tcW w:w="0" w:type="auto"/>
-            <w:hideMark/>
-          </w:tcPr>
-          <w:p>
-            <w:pPr>
-              <w:cnfStyle w:val="000000100000" w:firstRow="0" w:lastRow="0" w:firstColumn="0" w:lastColumn="0" w:oddVBand="0" w:evenVBand="0" w:oddHBand="1" w:evenHBand="0" w:firstRowFirstColumn="0" w:firstRowLastColumn="0" w:lastRowFirstColumn="0" w:lastRowLastColumn="0"/>
-              <w:rPr>
-                <w:rFonts w:eastAsiaTheme="minorEastAsia"/>
-                <w:color w:val="000000" w:themeColor="text1"/>
-              </w:rPr>
-            </w:pPr>
-            <w:r>
-              <w:rPr>
-                <w:rFonts w:eastAsiaTheme="minorEastAsia"/>
-                <w:color w:val="000000" w:themeColor="text1"/>
-              </w:rPr>
-              <w:t>0.7128</w:t>
-            </w:r>
-          </w:p>
-        </w:tc>
-      </w:tr>
-      <w:tr>
-        <w:trPr>
-          <w:jc w:val="center"/>
-        </w:trPr>
-        <w:tc>
-          <w:tcPr>
-            <w:cnfStyle w:val="001000000000" w:firstRow="0" w:lastRow="0" w:firstColumn="1" w:lastColumn="0" w:oddVBand="0" w:evenVBand="0" w:oddHBand="0" w:evenHBand="0" w:firstRowFirstColumn="0" w:firstRowLastColumn="0" w:lastRowFirstColumn="0" w:lastRowLastColumn="0"/>
-            <w:tcW w:w="0" w:type="auto"/>
-            <w:hideMark/>
-          </w:tcPr>
-          <w:p>
-            <w:pPr>
-              <w:rPr>
-                <w:rFonts w:eastAsiaTheme="minorEastAsia"/>
-                <w:color w:val="000000" w:themeColor="text1"/>
-              </w:rPr>
-            </w:pPr>
-            <w:r>
-              <w:rPr>
-                <w:rFonts w:eastAsiaTheme="minorEastAsia"/>
-                <w:color w:val="000000" w:themeColor="text1"/>
-              </w:rPr>
-              <w:t>D. C + Size × Age</w:t>
-            </w:r>
-          </w:p>
-        </w:tc>
-        <w:tc>
-          <w:tcPr>
-            <w:tcW w:w="0" w:type="auto"/>
-            <w:hideMark/>
-          </w:tcPr>
-          <w:p>
-            <w:pPr>
-              <w:cnfStyle w:val="000000000000" w:firstRow="0" w:lastRow="0" w:firstColumn="0" w:lastColumn="0" w:oddVBand="0" w:evenVBand="0" w:oddHBand="0" w:evenHBand="0" w:firstRowFirstColumn="0" w:firstRowLastColumn="0" w:lastRowFirstColumn="0" w:lastRowLastColumn="0"/>
-              <w:rPr>
-                <w:rFonts w:eastAsiaTheme="minorEastAsia"/>
-                <w:color w:val="000000" w:themeColor="text1"/>
-              </w:rPr>
-            </w:pPr>
-            <w:r>
-              <w:rPr>
-                <w:rFonts w:eastAsiaTheme="minorEastAsia"/>
-                <w:color w:val="000000" w:themeColor="text1"/>
-              </w:rPr>
-              <w:t>98</w:t>
-            </w:r>
-          </w:p>
-        </w:tc>
-        <w:tc>
-          <w:tcPr>
-            <w:tcW w:w="0" w:type="auto"/>
-            <w:hideMark/>
-          </w:tcPr>
-          <w:p>
-            <w:pPr>
-              <w:cnfStyle w:val="000000000000" w:firstRow="0" w:lastRow="0" w:firstColumn="0" w:lastColumn="0" w:oddVBand="0" w:evenVBand="0" w:oddHBand="0" w:evenHBand="0" w:firstRowFirstColumn="0" w:firstRowLastColumn="0" w:lastRowFirstColumn="0" w:lastRowLastColumn="0"/>
-              <w:rPr>
-                <w:rFonts w:eastAsiaTheme="minorEastAsia"/>
-                <w:color w:val="000000" w:themeColor="text1"/>
-              </w:rPr>
-            </w:pPr>
-            <w:r>
-              <w:rPr>
-                <w:rFonts w:eastAsiaTheme="minorEastAsia"/>
+                <w:rFonts w:eastAsia="宋体"/>
+                <w:color w:val="auto"/>
+                <w:kern w:val="0"/>
+                <w:sz w:val="21"/>
+                <w:szCs w:val="21"/>
+                <w14:ligatures w14:val="none"/>
+              </w:rPr>
+            </w:pPr>
+            <w:r>
+              <w:rPr>
+                <w:rFonts w:eastAsia="宋体"/>
                 <w:b/>
                 <w:bCs/>
-                <w:color w:val="000000" w:themeColor="text1"/>
-              </w:rPr>
-              <w:t>157,254.53</w:t>
-            </w:r>
-          </w:p>
-        </w:tc>
-        <w:tc>
-          <w:tcPr>
-            <w:tcW w:w="0" w:type="auto"/>
-            <w:hideMark/>
-          </w:tcPr>
-          <w:p>
-            <w:pPr>
-              <w:cnfStyle w:val="000000000000" w:firstRow="0" w:lastRow="0" w:firstColumn="0" w:lastColumn="0" w:oddVBand="0" w:evenVBand="0" w:oddHBand="0" w:evenHBand="0" w:firstRowFirstColumn="0" w:firstRowLastColumn="0" w:lastRowFirstColumn="0" w:lastRowLastColumn="0"/>
-              <w:rPr>
-                <w:rFonts w:eastAsiaTheme="minorEastAsia"/>
-                <w:color w:val="000000" w:themeColor="text1"/>
-              </w:rPr>
-            </w:pPr>
-            <w:r>
-              <w:rPr>
-                <w:rFonts w:eastAsiaTheme="minorEastAsia"/>
-                <w:b/>
-                <w:bCs/>
-                <w:color w:val="000000" w:themeColor="text1"/>
-              </w:rPr>
-              <w:t>113,051.20</w:t>
-            </w:r>
-          </w:p>
-        </w:tc>
-        <w:tc>
-          <w:tcPr>
-            <w:tcW w:w="0" w:type="auto"/>
-            <w:hideMark/>
-          </w:tcPr>
-          <w:p>
-            <w:pPr>
-              <w:cnfStyle w:val="000000000000" w:firstRow="0" w:lastRow="0" w:firstColumn="0" w:lastColumn="0" w:oddVBand="0" w:evenVBand="0" w:oddHBand="0" w:evenHBand="0" w:firstRowFirstColumn="0" w:firstRowLastColumn="0" w:lastRowFirstColumn="0" w:lastRowLastColumn="0"/>
-              <w:rPr>
-                <w:rFonts w:eastAsiaTheme="minorEastAsia"/>
-                <w:color w:val="000000" w:themeColor="text1"/>
-              </w:rPr>
-            </w:pPr>
-            <w:r>
-              <w:rPr>
-                <w:rFonts w:eastAsiaTheme="minorEastAsia"/>
-                <w:b/>
-                <w:bCs/>
-                <w:color w:val="000000" w:themeColor="text1"/>
-              </w:rPr>
-              <w:t>54.14</w:t>
-            </w:r>
-          </w:p>
-        </w:tc>
-        <w:tc>
-          <w:tcPr>
-            <w:tcW w:w="0" w:type="auto"/>
-            <w:hideMark/>
-          </w:tcPr>
-          <w:p>
-            <w:pPr>
-              <w:cnfStyle w:val="000000000000" w:firstRow="0" w:lastRow="0" w:firstColumn="0" w:lastColumn="0" w:oddVBand="0" w:evenVBand="0" w:oddHBand="0" w:evenHBand="0" w:firstRowFirstColumn="0" w:firstRowLastColumn="0" w:lastRowFirstColumn="0" w:lastRowLastColumn="0"/>
-              <w:rPr>
-                <w:rFonts w:eastAsiaTheme="minorEastAsia"/>
-                <w:color w:val="000000" w:themeColor="text1"/>
-              </w:rPr>
-            </w:pPr>
-            <w:r>
-              <w:rPr>
-                <w:rFonts w:eastAsiaTheme="minorEastAsia"/>
-                <w:b/>
-                <w:bCs/>
-                <w:color w:val="000000" w:themeColor="text1"/>
+                <w:color w:val="auto"/>
+                <w:kern w:val="0"/>
+                <w:sz w:val="21"/>
+                <w:szCs w:val="21"/>
+                <w14:ligatures w14:val="none"/>
               </w:rPr>
               <w:t>0.7162</w:t>
             </w:r>
@@ -2631,44 +2898,46 @@
           <w:rFonts w:eastAsiaTheme="minorEastAsia"/>
           <w:color w:val="000000" w:themeColor="text1"/>
         </w:rPr>
-        <w:t xml:space="preserve">As shown in Table </w:t>
-      </w:r>
-      <w:r>
+        <w:t>Combining location and property information reduced WAE (2:1) by approximately 18.1% relative to A and 36.1% relative to B, supporting the predictive value of using both groups. Adding Size × Age further reduced WAE by only 0.27%. This provided modest evidence of incremental predictive value, rather than proof of a particular economic relationship.</w:t>
+      </w:r>
+    </w:p>
+    <w:p>
+      <w:pPr>
         <w:rPr>
           <w:rFonts w:eastAsiaTheme="minorEastAsia"/>
           <w:color w:val="000000" w:themeColor="text1"/>
         </w:rPr>
-        <w:t>3.3</w:t>
-      </w:r>
-      <w:r>
+      </w:pPr>
+    </w:p>
+    <w:p>
+      <w:pPr>
         <w:rPr>
           <w:rFonts w:eastAsiaTheme="minorEastAsia"/>
           <w:color w:val="000000" w:themeColor="text1"/>
         </w:rPr>
-        <w:t>, location predictors performed better than property characteristics when used separately. Combining them reduced WAE (2:1) by 18.1% relative to A and 36.1% relative to B, supporting their complementary predictive value. The Size × Age interaction further reduced WAE by only 0.26%. Set D therefore offered a modest improvement, rather than evidence that interactions generally produce substantial gains.</w:t>
-      </w:r>
-    </w:p>
-    <w:p>
-      <w:pPr>
+      </w:pPr>
+      <w:r>
         <w:rPr>
           <w:rFonts w:eastAsiaTheme="minorEastAsia"/>
           <w:color w:val="000000" w:themeColor="text1"/>
         </w:rPr>
-      </w:pPr>
-    </w:p>
-    <w:p>
-      <w:pPr>
-        <w:rPr>
-          <w:rFonts w:eastAsiaTheme="minorEastAsia" w:hint="eastAsia"/>
+        <w:t xml:space="preserve">Further experiments examined whether building size had different price relationships across property classes and townships, whether land-related features varied with location, and whether basement characteristics interacted with flood exposure. A common time-aware base (E0) was used, with Ridge </w:t>
+      </w:r>
+      <w:proofErr w:type="spellStart"/>
+      <w:r>
+        <w:rPr>
+          <w:rFonts w:eastAsiaTheme="minorEastAsia"/>
           <w:color w:val="000000" w:themeColor="text1"/>
         </w:rPr>
-      </w:pPr>
+        <w:t>regularisation</w:t>
+      </w:r>
+      <w:proofErr w:type="spellEnd"/>
       <w:r>
         <w:rPr>
           <w:rFonts w:eastAsiaTheme="minorEastAsia"/>
           <w:color w:val="000000" w:themeColor="text1"/>
         </w:rPr>
-        <w:t>Additional experiments tested whether other business-motivated interactions were more useful. Building size may have different price relationships across property classes or townships; land area may also be valued differently across locations, while basement-related price effects may depend on flood exposure. A common time-aware feature base (E0) was used for these experiments. To make the incremental comparisons clearer, Table 3 holds Ridge regularisation at α = 8 and changes the interaction specifications.</w:t>
+        <w:t xml:space="preserve"> fixed at α = 8 to compare the engineered configurations.</w:t>
       </w:r>
     </w:p>
     <w:p>
@@ -2689,7 +2958,7 @@
       </w:r>
       <w:r>
         <w:rPr>
-          <w:rFonts w:eastAsiaTheme="minorEastAsia" w:hint="eastAsia"/>
+          <w:rFonts w:eastAsiaTheme="minorEastAsia"/>
           <w:b/>
           <w:bCs/>
           <w:color w:val="000000" w:themeColor="text1"/>
@@ -2739,7 +3008,7 @@
             </w:pPr>
             <w:r>
               <w:rPr>
-                <w:rFonts w:eastAsiaTheme="minorEastAsia" w:hint="eastAsia"/>
+                <w:rFonts w:eastAsiaTheme="minorEastAsia"/>
                 <w:color w:val="000000" w:themeColor="text1"/>
               </w:rPr>
               <w:t>F</w:t>
@@ -2829,6 +3098,7 @@
           <w:tcPr>
             <w:cnfStyle w:val="001000000000" w:firstRow="0" w:lastRow="0" w:firstColumn="1" w:lastColumn="0" w:oddVBand="0" w:evenVBand="0" w:oddHBand="0" w:evenHBand="0" w:firstRowFirstColumn="0" w:firstRowLastColumn="0" w:lastRowFirstColumn="0" w:lastRowLastColumn="0"/>
             <w:tcW w:w="0" w:type="auto"/>
+            <w:vAlign w:val="center"/>
             <w:hideMark/>
           </w:tcPr>
           <w:p>
@@ -2839,17 +3109,33 @@
               </w:rPr>
             </w:pPr>
             <w:r>
+              <w:t>E0. Time-Aware Base</w:t>
+            </w:r>
+          </w:p>
+        </w:tc>
+        <w:tc>
+          <w:tcPr>
+            <w:tcW w:w="0" w:type="auto"/>
+            <w:vAlign w:val="center"/>
+            <w:hideMark/>
+          </w:tcPr>
+          <w:p>
+            <w:pPr>
+              <w:cnfStyle w:val="000000100000" w:firstRow="0" w:lastRow="0" w:firstColumn="0" w:lastColumn="0" w:oddVBand="0" w:evenVBand="0" w:oddHBand="1" w:evenHBand="0" w:firstRowFirstColumn="0" w:firstRowLastColumn="0" w:lastRowFirstColumn="0" w:lastRowLastColumn="0"/>
               <w:rPr>
                 <w:rFonts w:eastAsiaTheme="minorEastAsia"/>
                 <w:color w:val="000000" w:themeColor="text1"/>
               </w:rPr>
-              <w:t>E0. Time-Aware Base</w:t>
+            </w:pPr>
+            <w:r>
+              <w:t>169,552.95</w:t>
             </w:r>
           </w:p>
         </w:tc>
         <w:tc>
           <w:tcPr>
             <w:tcW w:w="0" w:type="auto"/>
+            <w:vAlign w:val="center"/>
             <w:hideMark/>
           </w:tcPr>
           <w:p>
@@ -2861,54 +3147,25 @@
               </w:rPr>
             </w:pPr>
             <w:r>
+              <w:t>110,008.22</w:t>
+            </w:r>
+          </w:p>
+        </w:tc>
+        <w:tc>
+          <w:tcPr>
+            <w:tcW w:w="0" w:type="auto"/>
+            <w:vAlign w:val="center"/>
+            <w:hideMark/>
+          </w:tcPr>
+          <w:p>
+            <w:pPr>
+              <w:cnfStyle w:val="000000100000" w:firstRow="0" w:lastRow="0" w:firstColumn="0" w:lastColumn="0" w:oddVBand="0" w:evenVBand="0" w:oddHBand="1" w:evenHBand="0" w:firstRowFirstColumn="0" w:firstRowLastColumn="0" w:lastRowFirstColumn="0" w:lastRowLastColumn="0"/>
               <w:rPr>
                 <w:rFonts w:eastAsiaTheme="minorEastAsia"/>
                 <w:color w:val="000000" w:themeColor="text1"/>
               </w:rPr>
-              <w:t>169,543.55</w:t>
-            </w:r>
-          </w:p>
-        </w:tc>
-        <w:tc>
-          <w:tcPr>
-            <w:tcW w:w="0" w:type="auto"/>
-            <w:hideMark/>
-          </w:tcPr>
-          <w:p>
-            <w:pPr>
-              <w:cnfStyle w:val="000000100000" w:firstRow="0" w:lastRow="0" w:firstColumn="0" w:lastColumn="0" w:oddVBand="0" w:evenVBand="0" w:oddHBand="1" w:evenHBand="0" w:firstRowFirstColumn="0" w:firstRowLastColumn="0" w:lastRowFirstColumn="0" w:lastRowLastColumn="0"/>
-              <w:rPr>
-                <w:rFonts w:eastAsiaTheme="minorEastAsia"/>
-                <w:color w:val="000000" w:themeColor="text1"/>
-              </w:rPr>
-            </w:pPr>
-            <w:r>
-              <w:rPr>
-                <w:rFonts w:eastAsiaTheme="minorEastAsia"/>
-                <w:color w:val="000000" w:themeColor="text1"/>
-              </w:rPr>
-              <w:t>110,006.18</w:t>
-            </w:r>
-          </w:p>
-        </w:tc>
-        <w:tc>
-          <w:tcPr>
-            <w:tcW w:w="0" w:type="auto"/>
-            <w:hideMark/>
-          </w:tcPr>
-          <w:p>
-            <w:pPr>
-              <w:cnfStyle w:val="000000100000" w:firstRow="0" w:lastRow="0" w:firstColumn="0" w:lastColumn="0" w:oddVBand="0" w:evenVBand="0" w:oddHBand="1" w:evenHBand="0" w:firstRowFirstColumn="0" w:firstRowLastColumn="0" w:lastRowFirstColumn="0" w:lastRowLastColumn="0"/>
-              <w:rPr>
-                <w:rFonts w:eastAsiaTheme="minorEastAsia"/>
-                <w:color w:val="000000" w:themeColor="text1"/>
-              </w:rPr>
-            </w:pPr>
-            <w:r>
-              <w:rPr>
-                <w:rFonts w:eastAsiaTheme="minorEastAsia"/>
-                <w:color w:val="000000" w:themeColor="text1"/>
-              </w:rPr>
+            </w:pPr>
+            <w:r>
               <w:t>0.7253</w:t>
             </w:r>
           </w:p>
@@ -2922,6 +3179,7 @@
           <w:tcPr>
             <w:cnfStyle w:val="001000000000" w:firstRow="0" w:lastRow="0" w:firstColumn="1" w:lastColumn="0" w:oddVBand="0" w:evenVBand="0" w:oddHBand="0" w:evenHBand="0" w:firstRowFirstColumn="0" w:firstRowLastColumn="0" w:lastRowFirstColumn="0" w:lastRowLastColumn="0"/>
             <w:tcW w:w="0" w:type="auto"/>
+            <w:vAlign w:val="center"/>
             <w:hideMark/>
           </w:tcPr>
           <w:p>
@@ -2932,17 +3190,34 @@
               </w:rPr>
             </w:pPr>
             <w:r>
+              <w:lastRenderedPageBreak/>
+              <w:t>E1. E0 + Size × Age</w:t>
+            </w:r>
+          </w:p>
+        </w:tc>
+        <w:tc>
+          <w:tcPr>
+            <w:tcW w:w="0" w:type="auto"/>
+            <w:vAlign w:val="center"/>
+            <w:hideMark/>
+          </w:tcPr>
+          <w:p>
+            <w:pPr>
+              <w:cnfStyle w:val="000000000000" w:firstRow="0" w:lastRow="0" w:firstColumn="0" w:lastColumn="0" w:oddVBand="0" w:evenVBand="0" w:oddHBand="0" w:evenHBand="0" w:firstRowFirstColumn="0" w:firstRowLastColumn="0" w:lastRowFirstColumn="0" w:lastRowLastColumn="0"/>
               <w:rPr>
                 <w:rFonts w:eastAsiaTheme="minorEastAsia"/>
                 <w:color w:val="000000" w:themeColor="text1"/>
               </w:rPr>
-              <w:t>E1. E0 + Size × Age</w:t>
+            </w:pPr>
+            <w:r>
+              <w:t>168,913.15</w:t>
             </w:r>
           </w:p>
         </w:tc>
         <w:tc>
           <w:tcPr>
             <w:tcW w:w="0" w:type="auto"/>
+            <w:vAlign w:val="center"/>
             <w:hideMark/>
           </w:tcPr>
           <w:p>
@@ -2954,54 +3229,25 @@
               </w:rPr>
             </w:pPr>
             <w:r>
+              <w:t>109,585.75</w:t>
+            </w:r>
+          </w:p>
+        </w:tc>
+        <w:tc>
+          <w:tcPr>
+            <w:tcW w:w="0" w:type="auto"/>
+            <w:vAlign w:val="center"/>
+            <w:hideMark/>
+          </w:tcPr>
+          <w:p>
+            <w:pPr>
+              <w:cnfStyle w:val="000000000000" w:firstRow="0" w:lastRow="0" w:firstColumn="0" w:lastColumn="0" w:oddVBand="0" w:evenVBand="0" w:oddHBand="0" w:evenHBand="0" w:firstRowFirstColumn="0" w:firstRowLastColumn="0" w:lastRowFirstColumn="0" w:lastRowLastColumn="0"/>
               <w:rPr>
                 <w:rFonts w:eastAsiaTheme="minorEastAsia"/>
                 <w:color w:val="000000" w:themeColor="text1"/>
               </w:rPr>
-              <w:t>168,916.06</w:t>
-            </w:r>
-          </w:p>
-        </w:tc>
-        <w:tc>
-          <w:tcPr>
-            <w:tcW w:w="0" w:type="auto"/>
-            <w:hideMark/>
-          </w:tcPr>
-          <w:p>
-            <w:pPr>
-              <w:cnfStyle w:val="000000000000" w:firstRow="0" w:lastRow="0" w:firstColumn="0" w:lastColumn="0" w:oddVBand="0" w:evenVBand="0" w:oddHBand="0" w:evenHBand="0" w:firstRowFirstColumn="0" w:firstRowLastColumn="0" w:lastRowFirstColumn="0" w:lastRowLastColumn="0"/>
-              <w:rPr>
-                <w:rFonts w:eastAsiaTheme="minorEastAsia"/>
-                <w:color w:val="000000" w:themeColor="text1"/>
-              </w:rPr>
-            </w:pPr>
-            <w:r>
-              <w:rPr>
-                <w:rFonts w:eastAsiaTheme="minorEastAsia"/>
-                <w:color w:val="000000" w:themeColor="text1"/>
-              </w:rPr>
-              <w:t>109,585.08</w:t>
-            </w:r>
-          </w:p>
-        </w:tc>
-        <w:tc>
-          <w:tcPr>
-            <w:tcW w:w="0" w:type="auto"/>
-            <w:hideMark/>
-          </w:tcPr>
-          <w:p>
-            <w:pPr>
-              <w:cnfStyle w:val="000000000000" w:firstRow="0" w:lastRow="0" w:firstColumn="0" w:lastColumn="0" w:oddVBand="0" w:evenVBand="0" w:oddHBand="0" w:evenHBand="0" w:firstRowFirstColumn="0" w:firstRowLastColumn="0" w:lastRowFirstColumn="0" w:lastRowLastColumn="0"/>
-              <w:rPr>
-                <w:rFonts w:eastAsiaTheme="minorEastAsia"/>
-                <w:color w:val="000000" w:themeColor="text1"/>
-              </w:rPr>
-            </w:pPr>
-            <w:r>
-              <w:rPr>
-                <w:rFonts w:eastAsiaTheme="minorEastAsia"/>
-                <w:color w:val="000000" w:themeColor="text1"/>
-              </w:rPr>
+            </w:pPr>
+            <w:r>
               <w:t>0.7291</w:t>
             </w:r>
           </w:p>
@@ -3016,6 +3262,7 @@
           <w:tcPr>
             <w:cnfStyle w:val="001000000000" w:firstRow="0" w:lastRow="0" w:firstColumn="1" w:lastColumn="0" w:oddVBand="0" w:evenVBand="0" w:oddHBand="0" w:evenHBand="0" w:firstRowFirstColumn="0" w:firstRowLastColumn="0" w:lastRowFirstColumn="0" w:lastRowLastColumn="0"/>
             <w:tcW w:w="0" w:type="auto"/>
+            <w:vAlign w:val="center"/>
             <w:hideMark/>
           </w:tcPr>
           <w:p>
@@ -3026,17 +3273,33 @@
               </w:rPr>
             </w:pPr>
             <w:r>
+              <w:t>E2. E0 + Size × Class</w:t>
+            </w:r>
+          </w:p>
+        </w:tc>
+        <w:tc>
+          <w:tcPr>
+            <w:tcW w:w="0" w:type="auto"/>
+            <w:vAlign w:val="center"/>
+            <w:hideMark/>
+          </w:tcPr>
+          <w:p>
+            <w:pPr>
+              <w:cnfStyle w:val="000000100000" w:firstRow="0" w:lastRow="0" w:firstColumn="0" w:lastColumn="0" w:oddVBand="0" w:evenVBand="0" w:oddHBand="1" w:evenHBand="0" w:firstRowFirstColumn="0" w:firstRowLastColumn="0" w:lastRowFirstColumn="0" w:lastRowLastColumn="0"/>
               <w:rPr>
                 <w:rFonts w:eastAsiaTheme="minorEastAsia"/>
                 <w:color w:val="000000" w:themeColor="text1"/>
               </w:rPr>
-              <w:t>E2. E0 + Size × Class</w:t>
+            </w:pPr>
+            <w:r>
+              <w:t>166,933.85</w:t>
             </w:r>
           </w:p>
         </w:tc>
         <w:tc>
           <w:tcPr>
             <w:tcW w:w="0" w:type="auto"/>
+            <w:vAlign w:val="center"/>
             <w:hideMark/>
           </w:tcPr>
           <w:p>
@@ -3048,55 +3311,26 @@
               </w:rPr>
             </w:pPr>
             <w:r>
+              <w:t>108,223.02</w:t>
+            </w:r>
+          </w:p>
+        </w:tc>
+        <w:tc>
+          <w:tcPr>
+            <w:tcW w:w="0" w:type="auto"/>
+            <w:vAlign w:val="center"/>
+            <w:hideMark/>
+          </w:tcPr>
+          <w:p>
+            <w:pPr>
+              <w:cnfStyle w:val="000000100000" w:firstRow="0" w:lastRow="0" w:firstColumn="0" w:lastColumn="0" w:oddVBand="0" w:evenVBand="0" w:oddHBand="1" w:evenHBand="0" w:firstRowFirstColumn="0" w:firstRowLastColumn="0" w:lastRowFirstColumn="0" w:lastRowLastColumn="0"/>
               <w:rPr>
                 <w:rFonts w:eastAsiaTheme="minorEastAsia"/>
                 <w:color w:val="000000" w:themeColor="text1"/>
               </w:rPr>
-              <w:t>166,941.23</w:t>
-            </w:r>
-          </w:p>
-        </w:tc>
-        <w:tc>
-          <w:tcPr>
-            <w:tcW w:w="0" w:type="auto"/>
-            <w:hideMark/>
-          </w:tcPr>
-          <w:p>
-            <w:pPr>
-              <w:cnfStyle w:val="000000100000" w:firstRow="0" w:lastRow="0" w:firstColumn="0" w:lastColumn="0" w:oddVBand="0" w:evenVBand="0" w:oddHBand="1" w:evenHBand="0" w:firstRowFirstColumn="0" w:firstRowLastColumn="0" w:lastRowFirstColumn="0" w:lastRowLastColumn="0"/>
-              <w:rPr>
-                <w:rFonts w:eastAsiaTheme="minorEastAsia"/>
-                <w:color w:val="000000" w:themeColor="text1"/>
-              </w:rPr>
-            </w:pPr>
-            <w:r>
-              <w:rPr>
-                <w:rFonts w:eastAsiaTheme="minorEastAsia"/>
-                <w:color w:val="000000" w:themeColor="text1"/>
-              </w:rPr>
-              <w:t>108,225.10</w:t>
-            </w:r>
-          </w:p>
-        </w:tc>
-        <w:tc>
-          <w:tcPr>
-            <w:tcW w:w="0" w:type="auto"/>
-            <w:hideMark/>
-          </w:tcPr>
-          <w:p>
-            <w:pPr>
-              <w:cnfStyle w:val="000000100000" w:firstRow="0" w:lastRow="0" w:firstColumn="0" w:lastColumn="0" w:oddVBand="0" w:evenVBand="0" w:oddHBand="1" w:evenHBand="0" w:firstRowFirstColumn="0" w:firstRowLastColumn="0" w:lastRowFirstColumn="0" w:lastRowLastColumn="0"/>
-              <w:rPr>
-                <w:rFonts w:eastAsiaTheme="minorEastAsia"/>
-                <w:color w:val="000000" w:themeColor="text1"/>
-              </w:rPr>
-            </w:pPr>
-            <w:r>
-              <w:rPr>
-                <w:rFonts w:eastAsiaTheme="minorEastAsia"/>
-                <w:color w:val="000000" w:themeColor="text1"/>
-              </w:rPr>
-              <w:t>0.7432</w:t>
+            </w:pPr>
+            <w:r>
+              <w:t>0.7431</w:t>
             </w:r>
           </w:p>
         </w:tc>
@@ -3109,6 +3343,7 @@
           <w:tcPr>
             <w:cnfStyle w:val="001000000000" w:firstRow="0" w:lastRow="0" w:firstColumn="1" w:lastColumn="0" w:oddVBand="0" w:evenVBand="0" w:oddHBand="0" w:evenHBand="0" w:firstRowFirstColumn="0" w:firstRowLastColumn="0" w:lastRowFirstColumn="0" w:lastRowLastColumn="0"/>
             <w:tcW w:w="0" w:type="auto"/>
+            <w:vAlign w:val="center"/>
             <w:hideMark/>
           </w:tcPr>
           <w:p>
@@ -3119,17 +3354,33 @@
               </w:rPr>
             </w:pPr>
             <w:r>
+              <w:t>E3. E0 + Size × Township</w:t>
+            </w:r>
+          </w:p>
+        </w:tc>
+        <w:tc>
+          <w:tcPr>
+            <w:tcW w:w="0" w:type="auto"/>
+            <w:vAlign w:val="center"/>
+            <w:hideMark/>
+          </w:tcPr>
+          <w:p>
+            <w:pPr>
+              <w:cnfStyle w:val="000000000000" w:firstRow="0" w:lastRow="0" w:firstColumn="0" w:lastColumn="0" w:oddVBand="0" w:evenVBand="0" w:oddHBand="0" w:evenHBand="0" w:firstRowFirstColumn="0" w:firstRowLastColumn="0" w:lastRowFirstColumn="0" w:lastRowLastColumn="0"/>
               <w:rPr>
                 <w:rFonts w:eastAsiaTheme="minorEastAsia"/>
                 <w:color w:val="000000" w:themeColor="text1"/>
               </w:rPr>
-              <w:t>E3. E0 + Size × Township</w:t>
+            </w:pPr>
+            <w:r>
+              <w:t>165,564.42</w:t>
             </w:r>
           </w:p>
         </w:tc>
         <w:tc>
           <w:tcPr>
             <w:tcW w:w="0" w:type="auto"/>
+            <w:vAlign w:val="center"/>
             <w:hideMark/>
           </w:tcPr>
           <w:p>
@@ -3141,55 +3392,26 @@
               </w:rPr>
             </w:pPr>
             <w:r>
+              <w:t>106,667.64</w:t>
+            </w:r>
+          </w:p>
+        </w:tc>
+        <w:tc>
+          <w:tcPr>
+            <w:tcW w:w="0" w:type="auto"/>
+            <w:vAlign w:val="center"/>
+            <w:hideMark/>
+          </w:tcPr>
+          <w:p>
+            <w:pPr>
+              <w:cnfStyle w:val="000000000000" w:firstRow="0" w:lastRow="0" w:firstColumn="0" w:lastColumn="0" w:oddVBand="0" w:evenVBand="0" w:oddHBand="0" w:evenHBand="0" w:firstRowFirstColumn="0" w:firstRowLastColumn="0" w:lastRowFirstColumn="0" w:lastRowLastColumn="0"/>
               <w:rPr>
                 <w:rFonts w:eastAsiaTheme="minorEastAsia"/>
                 <w:color w:val="000000" w:themeColor="text1"/>
               </w:rPr>
-              <w:t>165,565.50</w:t>
-            </w:r>
-          </w:p>
-        </w:tc>
-        <w:tc>
-          <w:tcPr>
-            <w:tcW w:w="0" w:type="auto"/>
-            <w:hideMark/>
-          </w:tcPr>
-          <w:p>
-            <w:pPr>
-              <w:cnfStyle w:val="000000000000" w:firstRow="0" w:lastRow="0" w:firstColumn="0" w:lastColumn="0" w:oddVBand="0" w:evenVBand="0" w:oddHBand="0" w:evenHBand="0" w:firstRowFirstColumn="0" w:firstRowLastColumn="0" w:lastRowFirstColumn="0" w:lastRowLastColumn="0"/>
-              <w:rPr>
-                <w:rFonts w:eastAsiaTheme="minorEastAsia"/>
-                <w:color w:val="000000" w:themeColor="text1"/>
-              </w:rPr>
-            </w:pPr>
-            <w:r>
-              <w:rPr>
-                <w:rFonts w:eastAsiaTheme="minorEastAsia"/>
-                <w:color w:val="000000" w:themeColor="text1"/>
-              </w:rPr>
-              <w:t>106,665.31</w:t>
-            </w:r>
-          </w:p>
-        </w:tc>
-        <w:tc>
-          <w:tcPr>
-            <w:tcW w:w="0" w:type="auto"/>
-            <w:hideMark/>
-          </w:tcPr>
-          <w:p>
-            <w:pPr>
-              <w:cnfStyle w:val="000000000000" w:firstRow="0" w:lastRow="0" w:firstColumn="0" w:lastColumn="0" w:oddVBand="0" w:evenVBand="0" w:oddHBand="0" w:evenHBand="0" w:firstRowFirstColumn="0" w:firstRowLastColumn="0" w:lastRowFirstColumn="0" w:lastRowLastColumn="0"/>
-              <w:rPr>
-                <w:rFonts w:eastAsiaTheme="minorEastAsia"/>
-                <w:color w:val="000000" w:themeColor="text1"/>
-              </w:rPr>
-            </w:pPr>
-            <w:r>
-              <w:rPr>
-                <w:rFonts w:eastAsiaTheme="minorEastAsia"/>
-                <w:color w:val="000000" w:themeColor="text1"/>
-              </w:rPr>
-              <w:t>0.7523</w:t>
+            </w:pPr>
+            <w:r>
+              <w:t>0.7522</w:t>
             </w:r>
           </w:p>
         </w:tc>
@@ -3203,6 +3425,7 @@
           <w:tcPr>
             <w:cnfStyle w:val="001000000000" w:firstRow="0" w:lastRow="0" w:firstColumn="1" w:lastColumn="0" w:oddVBand="0" w:evenVBand="0" w:oddHBand="0" w:evenHBand="0" w:firstRowFirstColumn="0" w:firstRowLastColumn="0" w:lastRowFirstColumn="0" w:lastRowLastColumn="0"/>
             <w:tcW w:w="0" w:type="auto"/>
+            <w:vAlign w:val="center"/>
             <w:hideMark/>
           </w:tcPr>
           <w:p>
@@ -3213,17 +3436,33 @@
               </w:rPr>
             </w:pPr>
             <w:r>
+              <w:t>E4. E0 + Log Land × Township</w:t>
+            </w:r>
+          </w:p>
+        </w:tc>
+        <w:tc>
+          <w:tcPr>
+            <w:tcW w:w="0" w:type="auto"/>
+            <w:vAlign w:val="center"/>
+            <w:hideMark/>
+          </w:tcPr>
+          <w:p>
+            <w:pPr>
+              <w:cnfStyle w:val="000000100000" w:firstRow="0" w:lastRow="0" w:firstColumn="0" w:lastColumn="0" w:oddVBand="0" w:evenVBand="0" w:oddHBand="1" w:evenHBand="0" w:firstRowFirstColumn="0" w:firstRowLastColumn="0" w:lastRowFirstColumn="0" w:lastRowLastColumn="0"/>
               <w:rPr>
                 <w:rFonts w:eastAsiaTheme="minorEastAsia"/>
                 <w:color w:val="000000" w:themeColor="text1"/>
               </w:rPr>
-              <w:t>E4. E0 + Log Land × Township</w:t>
+            </w:pPr>
+            <w:r>
+              <w:t>166,767.75</w:t>
             </w:r>
           </w:p>
         </w:tc>
         <w:tc>
           <w:tcPr>
             <w:tcW w:w="0" w:type="auto"/>
+            <w:vAlign w:val="center"/>
             <w:hideMark/>
           </w:tcPr>
           <w:p>
@@ -3235,55 +3474,26 @@
               </w:rPr>
             </w:pPr>
             <w:r>
+              <w:t>107,827.21</w:t>
+            </w:r>
+          </w:p>
+        </w:tc>
+        <w:tc>
+          <w:tcPr>
+            <w:tcW w:w="0" w:type="auto"/>
+            <w:vAlign w:val="center"/>
+            <w:hideMark/>
+          </w:tcPr>
+          <w:p>
+            <w:pPr>
+              <w:cnfStyle w:val="000000100000" w:firstRow="0" w:lastRow="0" w:firstColumn="0" w:lastColumn="0" w:oddVBand="0" w:evenVBand="0" w:oddHBand="1" w:evenHBand="0" w:firstRowFirstColumn="0" w:firstRowLastColumn="0" w:lastRowFirstColumn="0" w:lastRowLastColumn="0"/>
               <w:rPr>
                 <w:rFonts w:eastAsiaTheme="minorEastAsia"/>
                 <w:color w:val="000000" w:themeColor="text1"/>
               </w:rPr>
-              <w:t>166,777.17</w:t>
-            </w:r>
-          </w:p>
-        </w:tc>
-        <w:tc>
-          <w:tcPr>
-            <w:tcW w:w="0" w:type="auto"/>
-            <w:hideMark/>
-          </w:tcPr>
-          <w:p>
-            <w:pPr>
-              <w:cnfStyle w:val="000000100000" w:firstRow="0" w:lastRow="0" w:firstColumn="0" w:lastColumn="0" w:oddVBand="0" w:evenVBand="0" w:oddHBand="1" w:evenHBand="0" w:firstRowFirstColumn="0" w:firstRowLastColumn="0" w:lastRowFirstColumn="0" w:lastRowLastColumn="0"/>
-              <w:rPr>
-                <w:rFonts w:eastAsiaTheme="minorEastAsia"/>
-                <w:color w:val="000000" w:themeColor="text1"/>
-              </w:rPr>
-            </w:pPr>
-            <w:r>
-              <w:rPr>
-                <w:rFonts w:eastAsiaTheme="minorEastAsia"/>
-                <w:color w:val="000000" w:themeColor="text1"/>
-              </w:rPr>
-              <w:t>107,831.71</w:t>
-            </w:r>
-          </w:p>
-        </w:tc>
-        <w:tc>
-          <w:tcPr>
-            <w:tcW w:w="0" w:type="auto"/>
-            <w:hideMark/>
-          </w:tcPr>
-          <w:p>
-            <w:pPr>
-              <w:cnfStyle w:val="000000100000" w:firstRow="0" w:lastRow="0" w:firstColumn="0" w:lastColumn="0" w:oddVBand="0" w:evenVBand="0" w:oddHBand="1" w:evenHBand="0" w:firstRowFirstColumn="0" w:firstRowLastColumn="0" w:lastRowFirstColumn="0" w:lastRowLastColumn="0"/>
-              <w:rPr>
-                <w:rFonts w:eastAsiaTheme="minorEastAsia"/>
-                <w:color w:val="000000" w:themeColor="text1"/>
-              </w:rPr>
-            </w:pPr>
-            <w:r>
-              <w:rPr>
-                <w:rFonts w:eastAsiaTheme="minorEastAsia"/>
-                <w:color w:val="000000" w:themeColor="text1"/>
-              </w:rPr>
-              <w:t>0.7454</w:t>
+            </w:pPr>
+            <w:r>
+              <w:t>0.7455</w:t>
             </w:r>
           </w:p>
         </w:tc>
@@ -3296,6 +3506,7 @@
           <w:tcPr>
             <w:cnfStyle w:val="001000000000" w:firstRow="0" w:lastRow="0" w:firstColumn="1" w:lastColumn="0" w:oddVBand="0" w:evenVBand="0" w:oddHBand="0" w:evenHBand="0" w:firstRowFirstColumn="0" w:firstRowLastColumn="0" w:lastRowFirstColumn="0" w:lastRowLastColumn="0"/>
             <w:tcW w:w="0" w:type="auto"/>
+            <w:vAlign w:val="center"/>
             <w:hideMark/>
           </w:tcPr>
           <w:p>
@@ -3306,17 +3517,33 @@
               </w:rPr>
             </w:pPr>
             <w:r>
+              <w:t>E5. E0 + Basement × Flood</w:t>
+            </w:r>
+          </w:p>
+        </w:tc>
+        <w:tc>
+          <w:tcPr>
+            <w:tcW w:w="0" w:type="auto"/>
+            <w:vAlign w:val="center"/>
+            <w:hideMark/>
+          </w:tcPr>
+          <w:p>
+            <w:pPr>
+              <w:cnfStyle w:val="000000000000" w:firstRow="0" w:lastRow="0" w:firstColumn="0" w:lastColumn="0" w:oddVBand="0" w:evenVBand="0" w:oddHBand="0" w:evenHBand="0" w:firstRowFirstColumn="0" w:firstRowLastColumn="0" w:lastRowFirstColumn="0" w:lastRowLastColumn="0"/>
               <w:rPr>
                 <w:rFonts w:eastAsiaTheme="minorEastAsia"/>
                 <w:color w:val="000000" w:themeColor="text1"/>
               </w:rPr>
-              <w:t>E5. E0 + Basement × Flood</w:t>
+            </w:pPr>
+            <w:r>
+              <w:t>169,578.68</w:t>
             </w:r>
           </w:p>
         </w:tc>
         <w:tc>
           <w:tcPr>
             <w:tcW w:w="0" w:type="auto"/>
+            <w:vAlign w:val="center"/>
             <w:hideMark/>
           </w:tcPr>
           <w:p>
@@ -3328,55 +3555,26 @@
               </w:rPr>
             </w:pPr>
             <w:r>
+              <w:t>110,023.12</w:t>
+            </w:r>
+          </w:p>
+        </w:tc>
+        <w:tc>
+          <w:tcPr>
+            <w:tcW w:w="0" w:type="auto"/>
+            <w:vAlign w:val="center"/>
+            <w:hideMark/>
+          </w:tcPr>
+          <w:p>
+            <w:pPr>
+              <w:cnfStyle w:val="000000000000" w:firstRow="0" w:lastRow="0" w:firstColumn="0" w:lastColumn="0" w:oddVBand="0" w:evenVBand="0" w:oddHBand="0" w:evenHBand="0" w:firstRowFirstColumn="0" w:firstRowLastColumn="0" w:lastRowFirstColumn="0" w:lastRowLastColumn="0"/>
               <w:rPr>
                 <w:rFonts w:eastAsiaTheme="minorEastAsia"/>
                 <w:color w:val="000000" w:themeColor="text1"/>
               </w:rPr>
-              <w:t>169,567.06</w:t>
-            </w:r>
-          </w:p>
-        </w:tc>
-        <w:tc>
-          <w:tcPr>
-            <w:tcW w:w="0" w:type="auto"/>
-            <w:hideMark/>
-          </w:tcPr>
-          <w:p>
-            <w:pPr>
-              <w:cnfStyle w:val="000000000000" w:firstRow="0" w:lastRow="0" w:firstColumn="0" w:lastColumn="0" w:oddVBand="0" w:evenVBand="0" w:oddHBand="0" w:evenHBand="0" w:firstRowFirstColumn="0" w:firstRowLastColumn="0" w:lastRowFirstColumn="0" w:lastRowLastColumn="0"/>
-              <w:rPr>
-                <w:rFonts w:eastAsiaTheme="minorEastAsia"/>
-                <w:color w:val="000000" w:themeColor="text1"/>
-              </w:rPr>
-            </w:pPr>
-            <w:r>
-              <w:rPr>
-                <w:rFonts w:eastAsiaTheme="minorEastAsia"/>
-                <w:color w:val="000000" w:themeColor="text1"/>
-              </w:rPr>
-              <w:t>110,015.95</w:t>
-            </w:r>
-          </w:p>
-        </w:tc>
-        <w:tc>
-          <w:tcPr>
-            <w:tcW w:w="0" w:type="auto"/>
-            <w:hideMark/>
-          </w:tcPr>
-          <w:p>
-            <w:pPr>
-              <w:cnfStyle w:val="000000000000" w:firstRow="0" w:lastRow="0" w:firstColumn="0" w:lastColumn="0" w:oddVBand="0" w:evenVBand="0" w:oddHBand="0" w:evenHBand="0" w:firstRowFirstColumn="0" w:firstRowLastColumn="0" w:lastRowFirstColumn="0" w:lastRowLastColumn="0"/>
-              <w:rPr>
-                <w:rFonts w:eastAsiaTheme="minorEastAsia"/>
-                <w:color w:val="000000" w:themeColor="text1"/>
-              </w:rPr>
-            </w:pPr>
-            <w:r>
-              <w:rPr>
-                <w:rFonts w:eastAsiaTheme="minorEastAsia"/>
-                <w:color w:val="000000" w:themeColor="text1"/>
-              </w:rPr>
-              <w:t>0.7253</w:t>
+            </w:pPr>
+            <w:r>
+              <w:t>0.7252</w:t>
             </w:r>
           </w:p>
         </w:tc>
@@ -3390,6 +3588,7 @@
           <w:tcPr>
             <w:cnfStyle w:val="001000000000" w:firstRow="0" w:lastRow="0" w:firstColumn="1" w:lastColumn="0" w:oddVBand="0" w:evenVBand="0" w:oddHBand="0" w:evenHBand="0" w:firstRowFirstColumn="0" w:firstRowLastColumn="0" w:lastRowFirstColumn="0" w:lastRowLastColumn="0"/>
             <w:tcW w:w="0" w:type="auto"/>
+            <w:vAlign w:val="center"/>
             <w:hideMark/>
           </w:tcPr>
           <w:p>
@@ -3400,17 +3599,36 @@
               </w:rPr>
             </w:pPr>
             <w:r>
+              <w:t>E6. E0 + Combined Interactions</w:t>
+            </w:r>
+          </w:p>
+        </w:tc>
+        <w:tc>
+          <w:tcPr>
+            <w:tcW w:w="0" w:type="auto"/>
+            <w:vAlign w:val="center"/>
+            <w:hideMark/>
+          </w:tcPr>
+          <w:p>
+            <w:pPr>
+              <w:cnfStyle w:val="000000100000" w:firstRow="0" w:lastRow="0" w:firstColumn="0" w:lastColumn="0" w:oddVBand="0" w:evenVBand="0" w:oddHBand="1" w:evenHBand="0" w:firstRowFirstColumn="0" w:firstRowLastColumn="0" w:lastRowFirstColumn="0" w:lastRowLastColumn="0"/>
               <w:rPr>
                 <w:rFonts w:eastAsiaTheme="minorEastAsia"/>
                 <w:color w:val="000000" w:themeColor="text1"/>
               </w:rPr>
-              <w:t>E6. E0 + Combined Interactions</w:t>
+            </w:pPr>
+            <w:r>
+              <w:rPr>
+                <w:rStyle w:val="Strong"/>
+              </w:rPr>
+              <w:t>161,823.59</w:t>
             </w:r>
           </w:p>
         </w:tc>
         <w:tc>
           <w:tcPr>
             <w:tcW w:w="0" w:type="auto"/>
+            <w:vAlign w:val="center"/>
             <w:hideMark/>
           </w:tcPr>
           <w:p>
@@ -3423,60 +3641,31 @@
             </w:pPr>
             <w:r>
               <w:rPr>
-                <w:rFonts w:eastAsiaTheme="minorEastAsia"/>
-                <w:b/>
-                <w:bCs/>
+                <w:rStyle w:val="Strong"/>
+              </w:rPr>
+              <w:t>104,068.43</w:t>
+            </w:r>
+          </w:p>
+        </w:tc>
+        <w:tc>
+          <w:tcPr>
+            <w:tcW w:w="0" w:type="auto"/>
+            <w:vAlign w:val="center"/>
+            <w:hideMark/>
+          </w:tcPr>
+          <w:p>
+            <w:pPr>
+              <w:cnfStyle w:val="000000100000" w:firstRow="0" w:lastRow="0" w:firstColumn="0" w:lastColumn="0" w:oddVBand="0" w:evenVBand="0" w:oddHBand="1" w:evenHBand="0" w:firstRowFirstColumn="0" w:firstRowLastColumn="0" w:lastRowFirstColumn="0" w:lastRowLastColumn="0"/>
+              <w:rPr>
+                <w:rFonts w:eastAsiaTheme="minorEastAsia"/>
                 <w:color w:val="000000" w:themeColor="text1"/>
               </w:rPr>
-              <w:t>161,830.96</w:t>
-            </w:r>
-          </w:p>
-        </w:tc>
-        <w:tc>
-          <w:tcPr>
-            <w:tcW w:w="0" w:type="auto"/>
-            <w:hideMark/>
-          </w:tcPr>
-          <w:p>
-            <w:pPr>
-              <w:cnfStyle w:val="000000100000" w:firstRow="0" w:lastRow="0" w:firstColumn="0" w:lastColumn="0" w:oddVBand="0" w:evenVBand="0" w:oddHBand="1" w:evenHBand="0" w:firstRowFirstColumn="0" w:firstRowLastColumn="0" w:lastRowFirstColumn="0" w:lastRowLastColumn="0"/>
-              <w:rPr>
-                <w:rFonts w:eastAsiaTheme="minorEastAsia"/>
-                <w:color w:val="000000" w:themeColor="text1"/>
-              </w:rPr>
-            </w:pPr>
-            <w:r>
-              <w:rPr>
-                <w:rFonts w:eastAsiaTheme="minorEastAsia"/>
-                <w:b/>
-                <w:bCs/>
-                <w:color w:val="000000" w:themeColor="text1"/>
-              </w:rPr>
-              <w:t>104,070.87</w:t>
-            </w:r>
-          </w:p>
-        </w:tc>
-        <w:tc>
-          <w:tcPr>
-            <w:tcW w:w="0" w:type="auto"/>
-            <w:hideMark/>
-          </w:tcPr>
-          <w:p>
-            <w:pPr>
-              <w:cnfStyle w:val="000000100000" w:firstRow="0" w:lastRow="0" w:firstColumn="0" w:lastColumn="0" w:oddVBand="0" w:evenVBand="0" w:oddHBand="1" w:evenHBand="0" w:firstRowFirstColumn="0" w:firstRowLastColumn="0" w:lastRowFirstColumn="0" w:lastRowLastColumn="0"/>
-              <w:rPr>
-                <w:rFonts w:eastAsiaTheme="minorEastAsia"/>
-                <w:color w:val="000000" w:themeColor="text1"/>
-              </w:rPr>
-            </w:pPr>
-            <w:r>
-              <w:rPr>
-                <w:rFonts w:eastAsiaTheme="minorEastAsia"/>
-                <w:b/>
-                <w:bCs/>
-                <w:color w:val="000000" w:themeColor="text1"/>
-              </w:rPr>
-              <w:t>0.7789</w:t>
+            </w:pPr>
+            <w:r>
+              <w:rPr>
+                <w:rStyle w:val="Strong"/>
+              </w:rPr>
+              <w:t>0.7788</w:t>
             </w:r>
           </w:p>
         </w:tc>
@@ -3494,30 +3683,31 @@
           <w:rFonts w:eastAsiaTheme="minorEastAsia"/>
           <w:color w:val="000000" w:themeColor="text1"/>
         </w:rPr>
-        <w:t>Table 3</w:t>
-      </w:r>
-      <w:r>
-        <w:rPr>
-          <w:rFonts w:eastAsiaTheme="minorEastAsia" w:hint="eastAsia"/>
+        <w:t>The results showed that engineered features did not contribute equally. Size × Township improved WAE relative to E0, whereas Basement × Flood slightly worsened it. E6 achieved approximately 4.6% lower WAE than E0, alongside improvements in MAE and R². However, some specifications also introduced transformed main effects, so these differences cannot all be attributed solely to interactions.</w:t>
+      </w:r>
+    </w:p>
+    <w:p>
+      <w:pPr>
+        <w:rPr>
+          <w:rFonts w:eastAsiaTheme="minorEastAsia"/>
           <w:color w:val="000000" w:themeColor="text1"/>
         </w:rPr>
-        <w:t>.4</w:t>
-      </w:r>
-      <w:r>
+      </w:pPr>
+    </w:p>
+    <w:p>
+      <w:pPr>
         <w:rPr>
           <w:rFonts w:eastAsiaTheme="minorEastAsia"/>
           <w:color w:val="000000" w:themeColor="text1"/>
         </w:rPr>
-        <w:t xml:space="preserve"> shows that interaction value depended on the variables involved. Size × Township reduced WAE (2:1) relative to E0, whereas Basement × Flood provided no improvement. Combining the selected interactions in E6 reduced WAE by approximately 4.5% relative to E0 and substantially improved MAE and R². Thus, the evidence supported selective interaction engineering rather than indiscriminately adding complexity.</w:t>
-      </w:r>
-    </w:p>
-    <w:p>
-      <w:pPr>
+      </w:pPr>
+      <w:r>
         <w:rPr>
           <w:rFonts w:eastAsiaTheme="minorEastAsia"/>
           <w:color w:val="000000" w:themeColor="text1"/>
         </w:rPr>
-      </w:pPr>
+        <w:t>Targeted follow-up experiments further tested whether additional complexity was justified. At a common Ridge α = 8, the reference D configuration achieved WAE (2:1) of $153,163.83. Adding Size × Construction Quality (F1) reduced this to $153,141.95, an improvement of only 0.014%. The F2 and F3 configurations increased WAE to $153,463.84 and $153,440.45, respectively. These results provided insufficient evidence of a meaningful benefit from the additional features. They do not, however, establish that those relationships have no predictive value in other periods.</w:t>
+      </w:r>
     </w:p>
     <w:p>
       <w:pPr>
@@ -3526,35 +3716,59 @@
           <w:color w:val="000000" w:themeColor="text1"/>
         </w:rPr>
       </w:pPr>
-      <w:r>
+    </w:p>
+    <w:p>
+      <w:pPr>
         <w:rPr>
           <w:rFonts w:eastAsiaTheme="minorEastAsia"/>
           <w:color w:val="000000" w:themeColor="text1"/>
         </w:rPr>
-        <w:t>However, stronger conventional metrics did not guarantee better performance under the main business objective. Even after tuning, E6 with Ridge (α = 5) achieved WAE (2:1) of $161,807.35, whereas the simpler D feature set with Lasso (α = 20) achieved $152,566.39. The latter was therefore the preferred candidate among the evaluated linear-family configurations under the pre-specified criterion.</w:t>
-      </w:r>
-    </w:p>
-    <w:p>
-      <w:pPr>
+      </w:pPr>
+      <w:r>
         <w:rPr>
           <w:rFonts w:eastAsiaTheme="minorEastAsia"/>
           <w:color w:val="000000" w:themeColor="text1"/>
         </w:rPr>
-      </w:pPr>
-    </w:p>
-    <w:p>
-      <w:pPr>
-        <w:rPr>
-          <w:rFonts w:eastAsiaTheme="minorEastAsia" w:hint="eastAsia"/>
+        <w:t xml:space="preserve">Finally, conventional accuracy and the business-weighted objective did not always </w:t>
+      </w:r>
+      <w:proofErr w:type="spellStart"/>
+      <w:r>
+        <w:rPr>
+          <w:rFonts w:eastAsiaTheme="minorEastAsia"/>
           <w:color w:val="000000" w:themeColor="text1"/>
         </w:rPr>
-      </w:pPr>
+        <w:t>favour</w:t>
+      </w:r>
+      <w:proofErr w:type="spellEnd"/>
       <w:r>
         <w:rPr>
           <w:rFonts w:eastAsiaTheme="minorEastAsia"/>
           <w:color w:val="000000" w:themeColor="text1"/>
         </w:rPr>
-        <w:t>This final comparison concerns complete model configurations, not the isolated effect of interactions, because the feature bases and estimators differ. The results also reflect one validation period and do not establish that the same ranking will hold for future periods or unsold homes. Nevertheless, the experiments provide a clear basis for retaining both location and property information, testing interactions selectively, and prioritising business-weighted validation performance over feature complexity alone.</w:t>
+        <w:t xml:space="preserve"> the same configuration. After tuning, Ridge E6 (α = 5) achieved lower MAE than Lasso D (α = 20): $104,068.83 versus $110,000.68. However, E6 had a larger average overvaluation-error contribution ($57,732.65 versus $42,565.71), resulting in a higher WAE (2:1) of $161,801.48 compared with $152,566.39 for Lasso D. Thus, lower overall absolute error did not necessarily translate into better performance under the specified overvaluation priority.</w:t>
+      </w:r>
+    </w:p>
+    <w:p>
+      <w:pPr>
+        <w:rPr>
+          <w:rFonts w:eastAsiaTheme="minorEastAsia"/>
+          <w:color w:val="000000" w:themeColor="text1"/>
+        </w:rPr>
+      </w:pPr>
+    </w:p>
+    <w:p>
+      <w:pPr>
+        <w:rPr>
+          <w:rFonts w:eastAsiaTheme="minorEastAsia"/>
+          <w:color w:val="000000" w:themeColor="text1"/>
+        </w:rPr>
+      </w:pPr>
+      <w:r>
+        <w:rPr>
+          <w:rFonts w:eastAsiaTheme="minorEastAsia"/>
+          <w:color w:val="000000" w:themeColor="text1"/>
+        </w:rPr>
+        <w:t>These final figures compare complete configurations rather than isolating individual feature effects. Overall, the experiments supported combining location and property information, evaluating feature complexity through controlled validation comparisons, and selecting configurations according to the pre-specified business-weighted criterion. Lasso with Feature Set D remained the preferred evaluated linear-family candidate, subject to comparison with the other model families and the limitations of a single validation period.</w:t>
       </w:r>
     </w:p>
     <w:p>
@@ -3579,16 +3793,18 @@
         <w:ind w:left="10"/>
         <w:rPr>
           <w:rFonts w:eastAsiaTheme="minorEastAsia"/>
-          <w:color w:val="EE0000"/>
-        </w:rPr>
-      </w:pPr>
-      <w:r>
-        <w:rPr>
-          <w:rFonts w:eastAsiaTheme="minorEastAsia"/>
           <w:b/>
           <w:bCs/>
           <w:color w:val="EE0000"/>
         </w:rPr>
+      </w:pPr>
+      <w:r>
+        <w:rPr>
+          <w:rFonts w:eastAsiaTheme="minorEastAsia"/>
+          <w:b/>
+          <w:bCs/>
+          <w:color w:val="EE0000"/>
+        </w:rPr>
         <w:t>Linear Models — Linear Regression, Ridge and Lasso</w:t>
       </w:r>
     </w:p>
@@ -3597,15 +3813,59 @@
         <w:ind w:left="10"/>
         <w:rPr>
           <w:rFonts w:eastAsiaTheme="minorEastAsia"/>
-          <w:color w:val="EE0000"/>
-        </w:rPr>
-      </w:pPr>
-      <w:r>
-        <w:rPr>
-          <w:rFonts w:eastAsiaTheme="minorEastAsia"/>
-          <w:color w:val="EE0000"/>
-        </w:rPr>
-        <w:t>Complexity in the linear models was controlled through selective feature engineering and regularisation. Rather than generating all possible pairwise interactions, only business-motivated terms were investigated. Feature Set D was held constant for the linear-model comparison, allowing the effects of regularisation to be assessed without changing the original predictors.</w:t>
+          <w:b/>
+          <w:bCs/>
+          <w:color w:val="EE0000"/>
+        </w:rPr>
+      </w:pPr>
+      <w:r>
+        <w:rPr>
+          <w:rFonts w:eastAsiaTheme="minorEastAsia"/>
+          <w:b/>
+          <w:bCs/>
+          <w:color w:val="EE0000"/>
+        </w:rPr>
+        <w:t xml:space="preserve">Model complexity was managed through selective feature engineering and </w:t>
+      </w:r>
+      <w:proofErr w:type="spellStart"/>
+      <w:r>
+        <w:rPr>
+          <w:rFonts w:eastAsiaTheme="minorEastAsia"/>
+          <w:b/>
+          <w:bCs/>
+          <w:color w:val="EE0000"/>
+        </w:rPr>
+        <w:t>regularisation</w:t>
+      </w:r>
+      <w:proofErr w:type="spellEnd"/>
+      <w:r>
+        <w:rPr>
+          <w:rFonts w:eastAsiaTheme="minorEastAsia"/>
+          <w:b/>
+          <w:bCs/>
+          <w:color w:val="EE0000"/>
+        </w:rPr>
+        <w:t xml:space="preserve">. As discussed in Section 3d, additional features were not retained solely because they had plausible economic interpretations; their predictive value was assessed on validation data. For the linear-model comparison, Feature Set D was held constant to separate </w:t>
+      </w:r>
+      <w:proofErr w:type="spellStart"/>
+      <w:r>
+        <w:rPr>
+          <w:rFonts w:eastAsiaTheme="minorEastAsia"/>
+          <w:b/>
+          <w:bCs/>
+          <w:color w:val="EE0000"/>
+        </w:rPr>
+        <w:t>regularisation</w:t>
+      </w:r>
+      <w:proofErr w:type="spellEnd"/>
+      <w:r>
+        <w:rPr>
+          <w:rFonts w:eastAsiaTheme="minorEastAsia"/>
+          <w:b/>
+          <w:bCs/>
+          <w:color w:val="EE0000"/>
+        </w:rPr>
+        <w:t xml:space="preserve"> effects from changes in the original feature specification.</w:t>
       </w:r>
     </w:p>
     <w:p>
@@ -3613,15 +3873,119 @@
         <w:ind w:left="10"/>
         <w:rPr>
           <w:rFonts w:eastAsiaTheme="minorEastAsia"/>
-          <w:color w:val="EE0000"/>
-        </w:rPr>
-      </w:pPr>
-      <w:r>
-        <w:rPr>
-          <w:rFonts w:eastAsiaTheme="minorEastAsia"/>
-          <w:color w:val="EE0000"/>
-        </w:rPr>
-        <w:t>Ridge uses L2 regularisation to shrink coefficients, while Lasso uses L1 regularisation, which can additionally set coefficients to zero. Both models were tuned over multiple values of the regularisation parameter α. Preprocessing was fitted on training data, and candidate configurations were compared on the 2024 H2 validation set using the pre-specified WAE (2:1) as the primary selection metric.</w:t>
+          <w:b/>
+          <w:bCs/>
+          <w:color w:val="EE0000"/>
+        </w:rPr>
+      </w:pPr>
+      <w:r>
+        <w:rPr>
+          <w:rFonts w:eastAsiaTheme="minorEastAsia"/>
+          <w:b/>
+          <w:bCs/>
+          <w:color w:val="EE0000"/>
+        </w:rPr>
+        <w:t xml:space="preserve">Ridge applies L2 </w:t>
+      </w:r>
+      <w:proofErr w:type="spellStart"/>
+      <w:r>
+        <w:rPr>
+          <w:rFonts w:eastAsiaTheme="minorEastAsia"/>
+          <w:b/>
+          <w:bCs/>
+          <w:color w:val="EE0000"/>
+        </w:rPr>
+        <w:t>regularisation</w:t>
+      </w:r>
+      <w:proofErr w:type="spellEnd"/>
+      <w:r>
+        <w:rPr>
+          <w:rFonts w:eastAsiaTheme="minorEastAsia"/>
+          <w:b/>
+          <w:bCs/>
+          <w:color w:val="EE0000"/>
+        </w:rPr>
+        <w:t xml:space="preserve"> to shrink coefficients, while Lasso applies L1 </w:t>
+      </w:r>
+      <w:proofErr w:type="spellStart"/>
+      <w:r>
+        <w:rPr>
+          <w:rFonts w:eastAsiaTheme="minorEastAsia"/>
+          <w:b/>
+          <w:bCs/>
+          <w:color w:val="EE0000"/>
+        </w:rPr>
+        <w:t>regularisation</w:t>
+      </w:r>
+      <w:proofErr w:type="spellEnd"/>
+      <w:r>
+        <w:rPr>
+          <w:rFonts w:eastAsiaTheme="minorEastAsia"/>
+          <w:b/>
+          <w:bCs/>
+          <w:color w:val="EE0000"/>
+        </w:rPr>
+        <w:t xml:space="preserve">, which can also eliminate coefficients. Both models were fitted using their standard </w:t>
+      </w:r>
+      <w:proofErr w:type="spellStart"/>
+      <w:r>
+        <w:rPr>
+          <w:rFonts w:eastAsiaTheme="minorEastAsia"/>
+          <w:b/>
+          <w:bCs/>
+          <w:color w:val="EE0000"/>
+        </w:rPr>
+        <w:t>penalised</w:t>
+      </w:r>
+      <w:proofErr w:type="spellEnd"/>
+      <w:r>
+        <w:rPr>
+          <w:rFonts w:eastAsiaTheme="minorEastAsia"/>
+          <w:b/>
+          <w:bCs/>
+          <w:color w:val="EE0000"/>
+        </w:rPr>
+        <w:t xml:space="preserve"> squared-error objectives. The </w:t>
+      </w:r>
+      <w:proofErr w:type="spellStart"/>
+      <w:r>
+        <w:rPr>
+          <w:rFonts w:eastAsiaTheme="minorEastAsia"/>
+          <w:b/>
+          <w:bCs/>
+          <w:color w:val="EE0000"/>
+        </w:rPr>
+        <w:t>regularisation</w:t>
+      </w:r>
+      <w:proofErr w:type="spellEnd"/>
+      <w:r>
+        <w:rPr>
+          <w:rFonts w:eastAsiaTheme="minorEastAsia"/>
+          <w:b/>
+          <w:bCs/>
+          <w:color w:val="EE0000"/>
+        </w:rPr>
+        <w:t xml:space="preserve"> strength (α) was selected using the pre-specified validation WAE (2:1), rather than directly </w:t>
+      </w:r>
+      <w:proofErr w:type="spellStart"/>
+      <w:r>
+        <w:rPr>
+          <w:rFonts w:eastAsiaTheme="minorEastAsia"/>
+          <w:b/>
+          <w:bCs/>
+          <w:color w:val="EE0000"/>
+        </w:rPr>
+        <w:t>optimising</w:t>
+      </w:r>
+      <w:proofErr w:type="spellEnd"/>
+      <w:r>
+        <w:rPr>
+          <w:rFonts w:eastAsiaTheme="minorEastAsia"/>
+          <w:b/>
+          <w:bCs/>
+          <w:color w:val="EE0000"/>
+        </w:rPr>
+        <w:t xml:space="preserve"> this asymmetric loss during fitting. MSE, MAE and R² were retained as supporting metrics.</w:t>
       </w:r>
     </w:p>
     <w:p>
@@ -3629,40 +3993,66 @@
         <w:ind w:left="10"/>
         <w:rPr>
           <w:rFonts w:eastAsiaTheme="minorEastAsia"/>
-          <w:color w:val="EE0000"/>
-        </w:rPr>
-      </w:pPr>
-      <w:r>
-        <w:rPr>
-          <w:rFonts w:eastAsiaTheme="minorEastAsia"/>
           <w:b/>
           <w:bCs/>
           <w:color w:val="EE0000"/>
         </w:rPr>
-        <w:t>Table 5. Selected regularisation tuning results using Feature Set D</w:t>
+      </w:pPr>
+      <w:r>
+        <w:rPr>
+          <w:rFonts w:eastAsiaTheme="minorEastAsia"/>
+          <w:b/>
+          <w:bCs/>
+          <w:color w:val="EE0000"/>
+        </w:rPr>
+        <w:t xml:space="preserve">Table 3.5. Selected </w:t>
+      </w:r>
+      <w:proofErr w:type="spellStart"/>
+      <w:r>
+        <w:rPr>
+          <w:rFonts w:eastAsiaTheme="minorEastAsia"/>
+          <w:b/>
+          <w:bCs/>
+          <w:color w:val="EE0000"/>
+        </w:rPr>
+        <w:t>regularisation</w:t>
+      </w:r>
+      <w:proofErr w:type="spellEnd"/>
+      <w:r>
+        <w:rPr>
+          <w:rFonts w:eastAsiaTheme="minorEastAsia"/>
+          <w:b/>
+          <w:bCs/>
+          <w:color w:val="EE0000"/>
+        </w:rPr>
+        <w:t xml:space="preserve"> tuning results using Feature Set D, 2024 H2 validation</w:t>
       </w:r>
     </w:p>
     <w:tbl>
       <w:tblPr>
-        <w:tblStyle w:val="PlainTable1"/>
         <w:tblW w:w="0" w:type="auto"/>
-        <w:jc w:val="center"/>
+        <w:tblCellSpacing w:w="15" w:type="dxa"/>
+        <w:tblCellMar>
+          <w:top w:w="15" w:type="dxa"/>
+          <w:left w:w="15" w:type="dxa"/>
+          <w:bottom w:w="15" w:type="dxa"/>
+          <w:right w:w="15" w:type="dxa"/>
+        </w:tblCellMar>
         <w:tblLook w:val="04A0" w:firstRow="1" w:lastRow="0" w:firstColumn="1" w:lastColumn="0" w:noHBand="0" w:noVBand="1"/>
       </w:tblPr>
       <w:tblGrid>
-        <w:gridCol w:w="825"/>
-        <w:gridCol w:w="446"/>
-        <w:gridCol w:w="2409"/>
+        <w:gridCol w:w="684"/>
+        <w:gridCol w:w="290"/>
+        <w:gridCol w:w="1247"/>
       </w:tblGrid>
       <w:tr>
         <w:trPr>
-          <w:cnfStyle w:val="100000000000" w:firstRow="1" w:lastRow="0" w:firstColumn="0" w:lastColumn="0" w:oddVBand="0" w:evenVBand="0" w:oddHBand="0" w:evenHBand="0" w:firstRowFirstColumn="0" w:firstRowLastColumn="0" w:lastRowFirstColumn="0" w:lastRowLastColumn="0"/>
-          <w:jc w:val="center"/>
+          <w:tblCellSpacing w:w="15" w:type="dxa"/>
         </w:trPr>
         <w:tc>
           <w:tcPr>
-            <w:cnfStyle w:val="001000000000" w:firstRow="0" w:lastRow="0" w:firstColumn="1" w:lastColumn="0" w:oddVBand="0" w:evenVBand="0" w:oddHBand="0" w:evenHBand="0" w:firstRowFirstColumn="0" w:firstRowLastColumn="0" w:lastRowFirstColumn="0" w:lastRowLastColumn="0"/>
             <w:tcW w:w="0" w:type="auto"/>
+            <w:vAlign w:val="center"/>
             <w:hideMark/>
           </w:tcPr>
           <w:p>
@@ -3670,12 +4060,16 @@
               <w:ind w:left="10"/>
               <w:rPr>
                 <w:rFonts w:eastAsiaTheme="minorEastAsia"/>
+                <w:b/>
+                <w:bCs/>
                 <w:color w:val="EE0000"/>
               </w:rPr>
             </w:pPr>
             <w:r>
               <w:rPr>
                 <w:rFonts w:eastAsiaTheme="minorEastAsia"/>
+                <w:b/>
+                <w:bCs/>
                 <w:color w:val="EE0000"/>
               </w:rPr>
               <w:t>Model</w:t>
@@ -3685,20 +4079,24 @@
         <w:tc>
           <w:tcPr>
             <w:tcW w:w="0" w:type="auto"/>
+            <w:vAlign w:val="center"/>
             <w:hideMark/>
           </w:tcPr>
           <w:p>
             <w:pPr>
               <w:ind w:left="10"/>
-              <w:cnfStyle w:val="100000000000" w:firstRow="1" w:lastRow="0" w:firstColumn="0" w:lastColumn="0" w:oddVBand="0" w:evenVBand="0" w:oddHBand="0" w:evenHBand="0" w:firstRowFirstColumn="0" w:firstRowLastColumn="0" w:lastRowFirstColumn="0" w:lastRowLastColumn="0"/>
-              <w:rPr>
-                <w:rFonts w:eastAsiaTheme="minorEastAsia"/>
+              <w:rPr>
+                <w:rFonts w:eastAsiaTheme="minorEastAsia"/>
+                <w:b/>
+                <w:bCs/>
                 <w:color w:val="EE0000"/>
               </w:rPr>
             </w:pPr>
             <w:r>
               <w:rPr>
                 <w:rFonts w:eastAsiaTheme="minorEastAsia"/>
+                <w:b/>
+                <w:bCs/>
                 <w:color w:val="EE0000"/>
               </w:rPr>
               <w:t>α</w:t>
@@ -3708,36 +4106,39 @@
         <w:tc>
           <w:tcPr>
             <w:tcW w:w="0" w:type="auto"/>
+            <w:vAlign w:val="center"/>
             <w:hideMark/>
           </w:tcPr>
           <w:p>
             <w:pPr>
               <w:ind w:left="10"/>
-              <w:cnfStyle w:val="100000000000" w:firstRow="1" w:lastRow="0" w:firstColumn="0" w:lastColumn="0" w:oddVBand="0" w:evenVBand="0" w:oddHBand="0" w:evenHBand="0" w:firstRowFirstColumn="0" w:firstRowLastColumn="0" w:lastRowFirstColumn="0" w:lastRowLastColumn="0"/>
-              <w:rPr>
-                <w:rFonts w:eastAsiaTheme="minorEastAsia"/>
+              <w:rPr>
+                <w:rFonts w:eastAsiaTheme="minorEastAsia"/>
+                <w:b/>
+                <w:bCs/>
                 <w:color w:val="EE0000"/>
               </w:rPr>
             </w:pPr>
             <w:r>
               <w:rPr>
                 <w:rFonts w:eastAsiaTheme="minorEastAsia"/>
+                <w:b/>
+                <w:bCs/>
                 <w:color w:val="EE0000"/>
               </w:rPr>
-              <w:t>Validation WAE 2:1 ($)</w:t>
+              <w:t>WAE 2:1 ($)</w:t>
             </w:r>
           </w:p>
         </w:tc>
       </w:tr>
       <w:tr>
         <w:trPr>
-          <w:cnfStyle w:val="000000100000" w:firstRow="0" w:lastRow="0" w:firstColumn="0" w:lastColumn="0" w:oddVBand="0" w:evenVBand="0" w:oddHBand="1" w:evenHBand="0" w:firstRowFirstColumn="0" w:firstRowLastColumn="0" w:lastRowFirstColumn="0" w:lastRowLastColumn="0"/>
-          <w:jc w:val="center"/>
+          <w:tblCellSpacing w:w="15" w:type="dxa"/>
         </w:trPr>
         <w:tc>
           <w:tcPr>
-            <w:cnfStyle w:val="001000000000" w:firstRow="0" w:lastRow="0" w:firstColumn="1" w:lastColumn="0" w:oddVBand="0" w:evenVBand="0" w:oddHBand="0" w:evenHBand="0" w:firstRowFirstColumn="0" w:firstRowLastColumn="0" w:lastRowFirstColumn="0" w:lastRowLastColumn="0"/>
             <w:tcW w:w="0" w:type="auto"/>
+            <w:vAlign w:val="center"/>
             <w:hideMark/>
           </w:tcPr>
           <w:p>
@@ -3745,12 +4146,16 @@
               <w:ind w:left="10"/>
               <w:rPr>
                 <w:rFonts w:eastAsiaTheme="minorEastAsia"/>
+                <w:b/>
+                <w:bCs/>
                 <w:color w:val="EE0000"/>
               </w:rPr>
             </w:pPr>
             <w:r>
               <w:rPr>
                 <w:rFonts w:eastAsiaTheme="minorEastAsia"/>
+                <w:b/>
+                <w:bCs/>
                 <w:color w:val="EE0000"/>
               </w:rPr>
               <w:t>Ridge</w:t>
@@ -3760,20 +4165,24 @@
         <w:tc>
           <w:tcPr>
             <w:tcW w:w="0" w:type="auto"/>
+            <w:vAlign w:val="center"/>
             <w:hideMark/>
           </w:tcPr>
           <w:p>
             <w:pPr>
               <w:ind w:left="10"/>
-              <w:cnfStyle w:val="000000100000" w:firstRow="0" w:lastRow="0" w:firstColumn="0" w:lastColumn="0" w:oddVBand="0" w:evenVBand="0" w:oddHBand="1" w:evenHBand="0" w:firstRowFirstColumn="0" w:firstRowLastColumn="0" w:lastRowFirstColumn="0" w:lastRowLastColumn="0"/>
-              <w:rPr>
-                <w:rFonts w:eastAsiaTheme="minorEastAsia"/>
+              <w:rPr>
+                <w:rFonts w:eastAsiaTheme="minorEastAsia"/>
+                <w:b/>
+                <w:bCs/>
                 <w:color w:val="EE0000"/>
               </w:rPr>
             </w:pPr>
             <w:r>
               <w:rPr>
                 <w:rFonts w:eastAsiaTheme="minorEastAsia"/>
+                <w:b/>
+                <w:bCs/>
                 <w:color w:val="EE0000"/>
               </w:rPr>
               <w:t>5</w:t>
@@ -3783,92 +4192,50 @@
         <w:tc>
           <w:tcPr>
             <w:tcW w:w="0" w:type="auto"/>
+            <w:vAlign w:val="center"/>
             <w:hideMark/>
           </w:tcPr>
           <w:p>
             <w:pPr>
               <w:ind w:left="10"/>
-              <w:cnfStyle w:val="000000100000" w:firstRow="0" w:lastRow="0" w:firstColumn="0" w:lastColumn="0" w:oddVBand="0" w:evenVBand="0" w:oddHBand="1" w:evenHBand="0" w:firstRowFirstColumn="0" w:firstRowLastColumn="0" w:lastRowFirstColumn="0" w:lastRowLastColumn="0"/>
-              <w:rPr>
-                <w:rFonts w:eastAsiaTheme="minorEastAsia"/>
+              <w:rPr>
+                <w:rFonts w:eastAsiaTheme="minorEastAsia"/>
+                <w:b/>
+                <w:bCs/>
                 <w:color w:val="EE0000"/>
               </w:rPr>
             </w:pPr>
             <w:r>
               <w:rPr>
                 <w:rFonts w:eastAsiaTheme="minorEastAsia"/>
+                <w:b/>
+                <w:bCs/>
                 <w:color w:val="EE0000"/>
               </w:rPr>
-              <w:t>153,324.58</w:t>
+              <w:t>153,335.99</w:t>
             </w:r>
           </w:p>
         </w:tc>
       </w:tr>
       <w:tr>
         <w:trPr>
-          <w:jc w:val="center"/>
+          <w:tblCellSpacing w:w="15" w:type="dxa"/>
         </w:trPr>
         <w:tc>
           <w:tcPr>
-            <w:cnfStyle w:val="001000000000" w:firstRow="0" w:lastRow="0" w:firstColumn="1" w:lastColumn="0" w:oddVBand="0" w:evenVBand="0" w:oddHBand="0" w:evenHBand="0" w:firstRowFirstColumn="0" w:firstRowLastColumn="0" w:lastRowFirstColumn="0" w:lastRowLastColumn="0"/>
             <w:tcW w:w="0" w:type="auto"/>
+            <w:vAlign w:val="center"/>
             <w:hideMark/>
           </w:tcPr>
           <w:p>
             <w:pPr>
               <w:ind w:left="10"/>
-              <w:rPr>
-                <w:rFonts w:eastAsiaTheme="minorEastAsia"/>
-                <w:color w:val="EE0000"/>
-              </w:rPr>
-            </w:pPr>
-            <w:r>
-              <w:rPr>
-                <w:rFonts w:eastAsiaTheme="minorEastAsia"/>
-                <w:color w:val="EE0000"/>
-              </w:rPr>
-              <w:t>Ridge</w:t>
-            </w:r>
-          </w:p>
-        </w:tc>
-        <w:tc>
-          <w:tcPr>
-            <w:tcW w:w="0" w:type="auto"/>
-            <w:hideMark/>
-          </w:tcPr>
-          <w:p>
-            <w:pPr>
-              <w:ind w:left="10"/>
-              <w:cnfStyle w:val="000000000000" w:firstRow="0" w:lastRow="0" w:firstColumn="0" w:lastColumn="0" w:oddVBand="0" w:evenVBand="0" w:oddHBand="0" w:evenHBand="0" w:firstRowFirstColumn="0" w:firstRowLastColumn="0" w:lastRowFirstColumn="0" w:lastRowLastColumn="0"/>
-              <w:rPr>
-                <w:rFonts w:eastAsiaTheme="minorEastAsia"/>
-                <w:color w:val="EE0000"/>
-              </w:rPr>
-            </w:pPr>
-            <w:r>
               <w:rPr>
                 <w:rFonts w:eastAsiaTheme="minorEastAsia"/>
                 <w:b/>
                 <w:bCs/>
                 <w:color w:val="EE0000"/>
               </w:rPr>
-              <w:t>10</w:t>
-            </w:r>
-          </w:p>
-        </w:tc>
-        <w:tc>
-          <w:tcPr>
-            <w:tcW w:w="0" w:type="auto"/>
-            <w:hideMark/>
-          </w:tcPr>
-          <w:p>
-            <w:pPr>
-              <w:ind w:left="10"/>
-              <w:cnfStyle w:val="000000000000" w:firstRow="0" w:lastRow="0" w:firstColumn="0" w:lastColumn="0" w:oddVBand="0" w:evenVBand="0" w:oddHBand="0" w:evenHBand="0" w:firstRowFirstColumn="0" w:firstRowLastColumn="0" w:lastRowFirstColumn="0" w:lastRowLastColumn="0"/>
-              <w:rPr>
-                <w:rFonts w:eastAsiaTheme="minorEastAsia"/>
-                <w:color w:val="EE0000"/>
-              </w:rPr>
             </w:pPr>
             <w:r>
               <w:rPr>
@@ -3877,20 +4244,73 @@
                 <w:bCs/>
                 <w:color w:val="EE0000"/>
               </w:rPr>
-              <w:t>153,116.66</w:t>
+              <w:t>Ridge</w:t>
+            </w:r>
+          </w:p>
+        </w:tc>
+        <w:tc>
+          <w:tcPr>
+            <w:tcW w:w="0" w:type="auto"/>
+            <w:vAlign w:val="center"/>
+            <w:hideMark/>
+          </w:tcPr>
+          <w:p>
+            <w:pPr>
+              <w:ind w:left="10"/>
+              <w:rPr>
+                <w:rFonts w:eastAsiaTheme="minorEastAsia"/>
+                <w:b/>
+                <w:bCs/>
+                <w:color w:val="EE0000"/>
+              </w:rPr>
+            </w:pPr>
+            <w:r>
+              <w:rPr>
+                <w:rFonts w:eastAsiaTheme="minorEastAsia"/>
+                <w:b/>
+                <w:bCs/>
+                <w:color w:val="EE0000"/>
+              </w:rPr>
+              <w:t>10</w:t>
+            </w:r>
+          </w:p>
+        </w:tc>
+        <w:tc>
+          <w:tcPr>
+            <w:tcW w:w="0" w:type="auto"/>
+            <w:vAlign w:val="center"/>
+            <w:hideMark/>
+          </w:tcPr>
+          <w:p>
+            <w:pPr>
+              <w:ind w:left="10"/>
+              <w:rPr>
+                <w:rFonts w:eastAsiaTheme="minorEastAsia"/>
+                <w:b/>
+                <w:bCs/>
+                <w:color w:val="EE0000"/>
+              </w:rPr>
+            </w:pPr>
+            <w:r>
+              <w:rPr>
+                <w:rFonts w:eastAsiaTheme="minorEastAsia"/>
+                <w:b/>
+                <w:bCs/>
+                <w:color w:val="EE0000"/>
+              </w:rPr>
+              <w:t>153,123.27</w:t>
             </w:r>
           </w:p>
         </w:tc>
       </w:tr>
       <w:tr>
         <w:trPr>
-          <w:cnfStyle w:val="000000100000" w:firstRow="0" w:lastRow="0" w:firstColumn="0" w:lastColumn="0" w:oddVBand="0" w:evenVBand="0" w:oddHBand="1" w:evenHBand="0" w:firstRowFirstColumn="0" w:firstRowLastColumn="0" w:lastRowFirstColumn="0" w:lastRowLastColumn="0"/>
-          <w:jc w:val="center"/>
+          <w:tblCellSpacing w:w="15" w:type="dxa"/>
         </w:trPr>
         <w:tc>
           <w:tcPr>
-            <w:cnfStyle w:val="001000000000" w:firstRow="0" w:lastRow="0" w:firstColumn="1" w:lastColumn="0" w:oddVBand="0" w:evenVBand="0" w:oddHBand="0" w:evenHBand="0" w:firstRowFirstColumn="0" w:firstRowLastColumn="0" w:lastRowFirstColumn="0" w:lastRowLastColumn="0"/>
             <w:tcW w:w="0" w:type="auto"/>
+            <w:vAlign w:val="center"/>
             <w:hideMark/>
           </w:tcPr>
           <w:p>
@@ -3898,12 +4318,16 @@
               <w:ind w:left="10"/>
               <w:rPr>
                 <w:rFonts w:eastAsiaTheme="minorEastAsia"/>
+                <w:b/>
+                <w:bCs/>
                 <w:color w:val="EE0000"/>
               </w:rPr>
             </w:pPr>
             <w:r>
               <w:rPr>
                 <w:rFonts w:eastAsiaTheme="minorEastAsia"/>
+                <w:b/>
+                <w:bCs/>
                 <w:color w:val="EE0000"/>
               </w:rPr>
               <w:t>Ridge</w:t>
@@ -3913,58 +4337,66 @@
         <w:tc>
           <w:tcPr>
             <w:tcW w:w="0" w:type="auto"/>
+            <w:vAlign w:val="center"/>
             <w:hideMark/>
           </w:tcPr>
           <w:p>
             <w:pPr>
               <w:ind w:left="10"/>
-              <w:cnfStyle w:val="000000100000" w:firstRow="0" w:lastRow="0" w:firstColumn="0" w:lastColumn="0" w:oddVBand="0" w:evenVBand="0" w:oddHBand="1" w:evenHBand="0" w:firstRowFirstColumn="0" w:firstRowLastColumn="0" w:lastRowFirstColumn="0" w:lastRowLastColumn="0"/>
-              <w:rPr>
-                <w:rFonts w:eastAsiaTheme="minorEastAsia"/>
+              <w:rPr>
+                <w:rFonts w:eastAsiaTheme="minorEastAsia"/>
+                <w:b/>
+                <w:bCs/>
                 <w:color w:val="EE0000"/>
               </w:rPr>
             </w:pPr>
             <w:r>
               <w:rPr>
                 <w:rFonts w:eastAsiaTheme="minorEastAsia"/>
+                <w:b/>
+                <w:bCs/>
                 <w:color w:val="EE0000"/>
               </w:rPr>
-              <w:t>20</w:t>
+              <w:t>12</w:t>
             </w:r>
           </w:p>
         </w:tc>
         <w:tc>
           <w:tcPr>
             <w:tcW w:w="0" w:type="auto"/>
+            <w:vAlign w:val="center"/>
             <w:hideMark/>
           </w:tcPr>
           <w:p>
             <w:pPr>
               <w:ind w:left="10"/>
-              <w:cnfStyle w:val="000000100000" w:firstRow="0" w:lastRow="0" w:firstColumn="0" w:lastColumn="0" w:oddVBand="0" w:evenVBand="0" w:oddHBand="1" w:evenHBand="0" w:firstRowFirstColumn="0" w:firstRowLastColumn="0" w:lastRowFirstColumn="0" w:lastRowLastColumn="0"/>
-              <w:rPr>
-                <w:rFonts w:eastAsiaTheme="minorEastAsia"/>
+              <w:rPr>
+                <w:rFonts w:eastAsiaTheme="minorEastAsia"/>
+                <w:b/>
+                <w:bCs/>
                 <w:color w:val="EE0000"/>
               </w:rPr>
             </w:pPr>
             <w:r>
               <w:rPr>
                 <w:rFonts w:eastAsiaTheme="minorEastAsia"/>
+                <w:b/>
+                <w:bCs/>
                 <w:color w:val="EE0000"/>
               </w:rPr>
-              <w:t>153,198.60</w:t>
+              <w:t>153,109.49</w:t>
             </w:r>
           </w:p>
         </w:tc>
       </w:tr>
       <w:tr>
         <w:trPr>
-          <w:jc w:val="center"/>
+          <w:tblCellSpacing w:w="15" w:type="dxa"/>
         </w:trPr>
         <w:tc>
           <w:tcPr>
-            <w:cnfStyle w:val="001000000000" w:firstRow="0" w:lastRow="0" w:firstColumn="1" w:lastColumn="0" w:oddVBand="0" w:evenVBand="0" w:oddHBand="0" w:evenHBand="0" w:firstRowFirstColumn="0" w:firstRowLastColumn="0" w:lastRowFirstColumn="0" w:lastRowLastColumn="0"/>
             <w:tcW w:w="0" w:type="auto"/>
+            <w:vAlign w:val="center"/>
             <w:hideMark/>
           </w:tcPr>
           <w:p>
@@ -3972,131 +4404,96 @@
               <w:ind w:left="10"/>
               <w:rPr>
                 <w:rFonts w:eastAsiaTheme="minorEastAsia"/>
+                <w:b/>
+                <w:bCs/>
                 <w:color w:val="EE0000"/>
               </w:rPr>
             </w:pPr>
             <w:r>
               <w:rPr>
                 <w:rFonts w:eastAsiaTheme="minorEastAsia"/>
+                <w:b/>
+                <w:bCs/>
                 <w:color w:val="EE0000"/>
               </w:rPr>
-              <w:t>Lasso</w:t>
+              <w:t>Ridge</w:t>
             </w:r>
           </w:p>
         </w:tc>
         <w:tc>
           <w:tcPr>
             <w:tcW w:w="0" w:type="auto"/>
+            <w:vAlign w:val="center"/>
             <w:hideMark/>
           </w:tcPr>
           <w:p>
             <w:pPr>
               <w:ind w:left="10"/>
-              <w:cnfStyle w:val="000000000000" w:firstRow="0" w:lastRow="0" w:firstColumn="0" w:lastColumn="0" w:oddVBand="0" w:evenVBand="0" w:oddHBand="0" w:evenHBand="0" w:firstRowFirstColumn="0" w:firstRowLastColumn="0" w:lastRowFirstColumn="0" w:lastRowLastColumn="0"/>
-              <w:rPr>
-                <w:rFonts w:eastAsiaTheme="minorEastAsia"/>
+              <w:rPr>
+                <w:rFonts w:eastAsiaTheme="minorEastAsia"/>
+                <w:b/>
+                <w:bCs/>
                 <w:color w:val="EE0000"/>
               </w:rPr>
             </w:pPr>
             <w:r>
               <w:rPr>
                 <w:rFonts w:eastAsiaTheme="minorEastAsia"/>
+                <w:b/>
+                <w:bCs/>
                 <w:color w:val="EE0000"/>
               </w:rPr>
-              <w:t>10</w:t>
+              <w:t>20</w:t>
             </w:r>
           </w:p>
         </w:tc>
         <w:tc>
           <w:tcPr>
             <w:tcW w:w="0" w:type="auto"/>
+            <w:vAlign w:val="center"/>
             <w:hideMark/>
           </w:tcPr>
           <w:p>
             <w:pPr>
               <w:ind w:left="10"/>
-              <w:cnfStyle w:val="000000000000" w:firstRow="0" w:lastRow="0" w:firstColumn="0" w:lastColumn="0" w:oddVBand="0" w:evenVBand="0" w:oddHBand="0" w:evenHBand="0" w:firstRowFirstColumn="0" w:firstRowLastColumn="0" w:lastRowFirstColumn="0" w:lastRowLastColumn="0"/>
-              <w:rPr>
-                <w:rFonts w:eastAsiaTheme="minorEastAsia"/>
+              <w:rPr>
+                <w:rFonts w:eastAsiaTheme="minorEastAsia"/>
+                <w:b/>
+                <w:bCs/>
                 <w:color w:val="EE0000"/>
               </w:rPr>
             </w:pPr>
             <w:r>
               <w:rPr>
                 <w:rFonts w:eastAsiaTheme="minorEastAsia"/>
+                <w:b/>
+                <w:bCs/>
                 <w:color w:val="EE0000"/>
               </w:rPr>
-              <w:t>153,035.86</w:t>
+              <w:t>153,170.43</w:t>
             </w:r>
           </w:p>
         </w:tc>
       </w:tr>
       <w:tr>
         <w:trPr>
-          <w:cnfStyle w:val="000000100000" w:firstRow="0" w:lastRow="0" w:firstColumn="0" w:lastColumn="0" w:oddVBand="0" w:evenVBand="0" w:oddHBand="1" w:evenHBand="0" w:firstRowFirstColumn="0" w:firstRowLastColumn="0" w:lastRowFirstColumn="0" w:lastRowLastColumn="0"/>
-          <w:jc w:val="center"/>
+          <w:tblCellSpacing w:w="15" w:type="dxa"/>
         </w:trPr>
         <w:tc>
           <w:tcPr>
-            <w:cnfStyle w:val="001000000000" w:firstRow="0" w:lastRow="0" w:firstColumn="1" w:lastColumn="0" w:oddVBand="0" w:evenVBand="0" w:oddHBand="0" w:evenHBand="0" w:firstRowFirstColumn="0" w:firstRowLastColumn="0" w:lastRowFirstColumn="0" w:lastRowLastColumn="0"/>
             <w:tcW w:w="0" w:type="auto"/>
+            <w:vAlign w:val="center"/>
             <w:hideMark/>
           </w:tcPr>
           <w:p>
             <w:pPr>
               <w:ind w:left="10"/>
-              <w:rPr>
-                <w:rFonts w:eastAsiaTheme="minorEastAsia"/>
-                <w:color w:val="EE0000"/>
-              </w:rPr>
-            </w:pPr>
-            <w:r>
-              <w:rPr>
-                <w:rFonts w:eastAsiaTheme="minorEastAsia"/>
-                <w:color w:val="EE0000"/>
-              </w:rPr>
-              <w:t>Lasso</w:t>
-            </w:r>
-          </w:p>
-        </w:tc>
-        <w:tc>
-          <w:tcPr>
-            <w:tcW w:w="0" w:type="auto"/>
-            <w:hideMark/>
-          </w:tcPr>
-          <w:p>
-            <w:pPr>
-              <w:ind w:left="10"/>
-              <w:cnfStyle w:val="000000100000" w:firstRow="0" w:lastRow="0" w:firstColumn="0" w:lastColumn="0" w:oddVBand="0" w:evenVBand="0" w:oddHBand="1" w:evenHBand="0" w:firstRowFirstColumn="0" w:firstRowLastColumn="0" w:lastRowFirstColumn="0" w:lastRowLastColumn="0"/>
-              <w:rPr>
-                <w:rFonts w:eastAsiaTheme="minorEastAsia"/>
-                <w:color w:val="EE0000"/>
-              </w:rPr>
-            </w:pPr>
-            <w:r>
               <w:rPr>
                 <w:rFonts w:eastAsiaTheme="minorEastAsia"/>
                 <w:b/>
                 <w:bCs/>
                 <w:color w:val="EE0000"/>
               </w:rPr>
-              <w:t>20</w:t>
-            </w:r>
-          </w:p>
-        </w:tc>
-        <w:tc>
-          <w:tcPr>
-            <w:tcW w:w="0" w:type="auto"/>
-            <w:hideMark/>
-          </w:tcPr>
-          <w:p>
-            <w:pPr>
-              <w:ind w:left="10"/>
-              <w:cnfStyle w:val="000000100000" w:firstRow="0" w:lastRow="0" w:firstColumn="0" w:lastColumn="0" w:oddVBand="0" w:evenVBand="0" w:oddHBand="1" w:evenHBand="0" w:firstRowFirstColumn="0" w:firstRowLastColumn="0" w:lastRowFirstColumn="0" w:lastRowLastColumn="0"/>
-              <w:rPr>
-                <w:rFonts w:eastAsiaTheme="minorEastAsia"/>
-                <w:color w:val="EE0000"/>
-              </w:rPr>
             </w:pPr>
             <w:r>
               <w:rPr>
@@ -4105,19 +4502,73 @@
                 <w:bCs/>
                 <w:color w:val="EE0000"/>
               </w:rPr>
-              <w:t>152,566.39</w:t>
+              <w:t>Lasso</w:t>
+            </w:r>
+          </w:p>
+        </w:tc>
+        <w:tc>
+          <w:tcPr>
+            <w:tcW w:w="0" w:type="auto"/>
+            <w:vAlign w:val="center"/>
+            <w:hideMark/>
+          </w:tcPr>
+          <w:p>
+            <w:pPr>
+              <w:ind w:left="10"/>
+              <w:rPr>
+                <w:rFonts w:eastAsiaTheme="minorEastAsia"/>
+                <w:b/>
+                <w:bCs/>
+                <w:color w:val="EE0000"/>
+              </w:rPr>
+            </w:pPr>
+            <w:r>
+              <w:rPr>
+                <w:rFonts w:eastAsiaTheme="minorEastAsia"/>
+                <w:b/>
+                <w:bCs/>
+                <w:color w:val="EE0000"/>
+              </w:rPr>
+              <w:t>10</w:t>
+            </w:r>
+          </w:p>
+        </w:tc>
+        <w:tc>
+          <w:tcPr>
+            <w:tcW w:w="0" w:type="auto"/>
+            <w:vAlign w:val="center"/>
+            <w:hideMark/>
+          </w:tcPr>
+          <w:p>
+            <w:pPr>
+              <w:ind w:left="10"/>
+              <w:rPr>
+                <w:rFonts w:eastAsiaTheme="minorEastAsia"/>
+                <w:b/>
+                <w:bCs/>
+                <w:color w:val="EE0000"/>
+              </w:rPr>
+            </w:pPr>
+            <w:r>
+              <w:rPr>
+                <w:rFonts w:eastAsiaTheme="minorEastAsia"/>
+                <w:b/>
+                <w:bCs/>
+                <w:color w:val="EE0000"/>
+              </w:rPr>
+              <w:t>153,035.86</w:t>
             </w:r>
           </w:p>
         </w:tc>
       </w:tr>
       <w:tr>
         <w:trPr>
-          <w:jc w:val="center"/>
+          <w:tblCellSpacing w:w="15" w:type="dxa"/>
         </w:trPr>
         <w:tc>
           <w:tcPr>
-            <w:cnfStyle w:val="001000000000" w:firstRow="0" w:lastRow="0" w:firstColumn="1" w:lastColumn="0" w:oddVBand="0" w:evenVBand="0" w:oddHBand="0" w:evenHBand="0" w:firstRowFirstColumn="0" w:firstRowLastColumn="0" w:lastRowFirstColumn="0" w:lastRowLastColumn="0"/>
             <w:tcW w:w="0" w:type="auto"/>
+            <w:vAlign w:val="center"/>
             <w:hideMark/>
           </w:tcPr>
           <w:p>
@@ -4125,12 +4576,16 @@
               <w:ind w:left="10"/>
               <w:rPr>
                 <w:rFonts w:eastAsiaTheme="minorEastAsia"/>
+                <w:b/>
+                <w:bCs/>
                 <w:color w:val="EE0000"/>
               </w:rPr>
             </w:pPr>
             <w:r>
               <w:rPr>
                 <w:rFonts w:eastAsiaTheme="minorEastAsia"/>
+                <w:b/>
+                <w:bCs/>
                 <w:color w:val="EE0000"/>
               </w:rPr>
               <w:t>Lasso</w:t>
@@ -4140,22 +4595,112 @@
         <w:tc>
           <w:tcPr>
             <w:tcW w:w="0" w:type="auto"/>
+            <w:vAlign w:val="center"/>
             <w:hideMark/>
           </w:tcPr>
           <w:p>
             <w:pPr>
               <w:ind w:left="10"/>
-              <w:cnfStyle w:val="000000000000" w:firstRow="0" w:lastRow="0" w:firstColumn="0" w:lastColumn="0" w:oddVBand="0" w:evenVBand="0" w:oddHBand="0" w:evenHBand="0" w:firstRowFirstColumn="0" w:firstRowLastColumn="0" w:lastRowFirstColumn="0" w:lastRowLastColumn="0"/>
-              <w:rPr>
-                <w:rFonts w:eastAsiaTheme="minorEastAsia"/>
+              <w:rPr>
+                <w:rFonts w:eastAsiaTheme="minorEastAsia"/>
+                <w:b/>
+                <w:bCs/>
                 <w:color w:val="EE0000"/>
               </w:rPr>
             </w:pPr>
             <w:r>
               <w:rPr>
                 <w:rFonts w:eastAsiaTheme="minorEastAsia"/>
+                <w:b/>
+                <w:bCs/>
                 <w:color w:val="EE0000"/>
               </w:rPr>
+              <w:t>20</w:t>
+            </w:r>
+          </w:p>
+        </w:tc>
+        <w:tc>
+          <w:tcPr>
+            <w:tcW w:w="0" w:type="auto"/>
+            <w:vAlign w:val="center"/>
+            <w:hideMark/>
+          </w:tcPr>
+          <w:p>
+            <w:pPr>
+              <w:ind w:left="10"/>
+              <w:rPr>
+                <w:rFonts w:eastAsiaTheme="minorEastAsia"/>
+                <w:b/>
+                <w:bCs/>
+                <w:color w:val="EE0000"/>
+              </w:rPr>
+            </w:pPr>
+            <w:r>
+              <w:rPr>
+                <w:rFonts w:eastAsiaTheme="minorEastAsia"/>
+                <w:b/>
+                <w:bCs/>
+                <w:color w:val="EE0000"/>
+              </w:rPr>
+              <w:t>152,566.39</w:t>
+            </w:r>
+          </w:p>
+        </w:tc>
+      </w:tr>
+      <w:tr>
+        <w:trPr>
+          <w:tblCellSpacing w:w="15" w:type="dxa"/>
+        </w:trPr>
+        <w:tc>
+          <w:tcPr>
+            <w:tcW w:w="0" w:type="auto"/>
+            <w:vAlign w:val="center"/>
+            <w:hideMark/>
+          </w:tcPr>
+          <w:p>
+            <w:pPr>
+              <w:ind w:left="10"/>
+              <w:rPr>
+                <w:rFonts w:eastAsiaTheme="minorEastAsia"/>
+                <w:b/>
+                <w:bCs/>
+                <w:color w:val="EE0000"/>
+              </w:rPr>
+            </w:pPr>
+            <w:r>
+              <w:rPr>
+                <w:rFonts w:eastAsiaTheme="minorEastAsia"/>
+                <w:b/>
+                <w:bCs/>
+                <w:color w:val="EE0000"/>
+              </w:rPr>
+              <w:t>Lasso</w:t>
+            </w:r>
+          </w:p>
+        </w:tc>
+        <w:tc>
+          <w:tcPr>
+            <w:tcW w:w="0" w:type="auto"/>
+            <w:vAlign w:val="center"/>
+            <w:hideMark/>
+          </w:tcPr>
+          <w:p>
+            <w:pPr>
+              <w:ind w:left="10"/>
+              <w:rPr>
+                <w:rFonts w:eastAsiaTheme="minorEastAsia"/>
+                <w:b/>
+                <w:bCs/>
+                <w:color w:val="EE0000"/>
+              </w:rPr>
+            </w:pPr>
+            <w:r>
+              <w:rPr>
+                <w:rFonts w:eastAsiaTheme="minorEastAsia"/>
+                <w:b/>
+                <w:bCs/>
+                <w:color w:val="EE0000"/>
+              </w:rPr>
               <w:t>30</w:t>
             </w:r>
           </w:p>
@@ -4163,20 +4708,24 @@
         <w:tc>
           <w:tcPr>
             <w:tcW w:w="0" w:type="auto"/>
+            <w:vAlign w:val="center"/>
             <w:hideMark/>
           </w:tcPr>
           <w:p>
             <w:pPr>
               <w:ind w:left="10"/>
-              <w:cnfStyle w:val="000000000000" w:firstRow="0" w:lastRow="0" w:firstColumn="0" w:lastColumn="0" w:oddVBand="0" w:evenVBand="0" w:oddHBand="0" w:evenHBand="0" w:firstRowFirstColumn="0" w:firstRowLastColumn="0" w:lastRowFirstColumn="0" w:lastRowLastColumn="0"/>
-              <w:rPr>
-                <w:rFonts w:eastAsiaTheme="minorEastAsia"/>
+              <w:rPr>
+                <w:rFonts w:eastAsiaTheme="minorEastAsia"/>
+                <w:b/>
+                <w:bCs/>
                 <w:color w:val="EE0000"/>
               </w:rPr>
             </w:pPr>
             <w:r>
               <w:rPr>
                 <w:rFonts w:eastAsiaTheme="minorEastAsia"/>
+                <w:b/>
+                <w:bCs/>
                 <w:color w:val="EE0000"/>
               </w:rPr>
               <w:t>152,847.45</w:t>
@@ -4190,15 +4739,39 @@
         <w:ind w:left="10"/>
         <w:rPr>
           <w:rFonts w:eastAsiaTheme="minorEastAsia"/>
-          <w:color w:val="EE0000"/>
-        </w:rPr>
-      </w:pPr>
-      <w:r>
-        <w:rPr>
-          <w:rFonts w:eastAsiaTheme="minorEastAsia"/>
-          <w:color w:val="EE0000"/>
-        </w:rPr>
-        <w:t>As shown in Table 5, Ridge achieved its lowest tested WAE (2:1) at α = 10, while Lasso performed best at α = 20. Stronger regularisation did not consistently improve validation performance, indicating a trade-off between coefficient shrinkage and predictive accuracy.</w:t>
+          <w:b/>
+          <w:bCs/>
+          <w:color w:val="EE0000"/>
+        </w:rPr>
+      </w:pPr>
+      <w:r>
+        <w:rPr>
+          <w:rFonts w:eastAsiaTheme="minorEastAsia"/>
+          <w:b/>
+          <w:bCs/>
+          <w:color w:val="EE0000"/>
+        </w:rPr>
+        <w:t xml:space="preserve">Ridge achieved its lowest tested WAE (2:1) at α = 12, while Lasso performed best at α = 20. Ridge's performance varied little around α = 10–15, indicating that the selected value was not a sharply isolated optimum. The deterioration observed at stronger </w:t>
+      </w:r>
+      <w:proofErr w:type="spellStart"/>
+      <w:r>
+        <w:rPr>
+          <w:rFonts w:eastAsiaTheme="minorEastAsia"/>
+          <w:b/>
+          <w:bCs/>
+          <w:color w:val="EE0000"/>
+        </w:rPr>
+        <w:t>regularisation</w:t>
+      </w:r>
+      <w:proofErr w:type="spellEnd"/>
+      <w:r>
+        <w:rPr>
+          <w:rFonts w:eastAsiaTheme="minorEastAsia"/>
+          <w:b/>
+          <w:bCs/>
+          <w:color w:val="EE0000"/>
+        </w:rPr>
+        <w:t xml:space="preserve"> levels also showed that greater coefficient shrinkage did not necessarily improve predictive accuracy.</w:t>
       </w:r>
     </w:p>
     <w:p>
@@ -4206,15 +4779,39 @@
         <w:ind w:left="10"/>
         <w:rPr>
           <w:rFonts w:eastAsiaTheme="minorEastAsia"/>
-          <w:color w:val="EE0000"/>
-        </w:rPr>
-      </w:pPr>
-      <w:r>
-        <w:rPr>
-          <w:rFonts w:eastAsiaTheme="minorEastAsia"/>
-          <w:color w:val="EE0000"/>
-        </w:rPr>
-        <w:t>Lasso's numerical convergence was also verified. At α = 20, the model converged after 3,112 iterations with a tolerance of 1e-5, and its dual gap was below the convergence threshold. It retained 1,074 non-zero coefficients. Further tightening of the tolerance produced only minor changes in predictions, supporting numerical stability.</w:t>
+          <w:b/>
+          <w:bCs/>
+          <w:color w:val="EE0000"/>
+        </w:rPr>
+      </w:pPr>
+      <w:r>
+        <w:rPr>
+          <w:rFonts w:eastAsiaTheme="minorEastAsia"/>
+          <w:b/>
+          <w:bCs/>
+          <w:color w:val="EE0000"/>
+        </w:rPr>
+        <w:t xml:space="preserve">Preprocessing choices were examined through controlled ablation experiments using Ridge at a fixed α = 10. Removing numeric missing-value indicators increased WAE from $153,123.27 to $153,149.31, while adding an </w:t>
+      </w:r>
+      <w:proofErr w:type="spellStart"/>
+      <w:r>
+        <w:rPr>
+          <w:rFonts w:eastAsiaTheme="minorEastAsia"/>
+          <w:b/>
+          <w:bCs/>
+          <w:color w:val="EE0000"/>
+        </w:rPr>
+        <w:t>is_Chicago</w:t>
+      </w:r>
+      <w:proofErr w:type="spellEnd"/>
+      <w:r>
+        <w:rPr>
+          <w:rFonts w:eastAsiaTheme="minorEastAsia"/>
+          <w:b/>
+          <w:bCs/>
+          <w:color w:val="EE0000"/>
+        </w:rPr>
+        <w:t xml:space="preserve"> indicator produced $153,124.19. These small differences supported retaining the existing missing-value indicators without introducing the additional Chicago feature, rather than changing the representation based only on descriptive associations.</w:t>
       </w:r>
     </w:p>
     <w:p>
@@ -4222,15 +4819,40 @@
         <w:ind w:left="10"/>
         <w:rPr>
           <w:rFonts w:eastAsiaTheme="minorEastAsia"/>
-          <w:color w:val="EE0000"/>
-        </w:rPr>
-      </w:pPr>
-      <w:r>
-        <w:rPr>
-          <w:rFonts w:eastAsiaTheme="minorEastAsia"/>
-          <w:color w:val="EE0000"/>
-        </w:rPr>
-        <w:t>These results supported Lasso as the preferred candidate among the evaluated linear models. However, its WAE advantage over Ridge was small, and repeated tuning on a single validation period may favour period-specific patterns.</w:t>
+          <w:b/>
+          <w:bCs/>
+          <w:color w:val="EE0000"/>
+        </w:rPr>
+      </w:pPr>
+      <w:r>
+        <w:rPr>
+          <w:rFonts w:eastAsiaTheme="minorEastAsia"/>
+          <w:b/>
+          <w:bCs/>
+          <w:color w:val="EE0000"/>
+        </w:rPr>
+        <w:lastRenderedPageBreak/>
+        <w:t xml:space="preserve">Numerical convergence was checked separately from predictive performance. Earlier Lasso screening fits had raised convergence concerns, so the selected α = 20 configuration was refitted and verified at a tolerance of </w:t>
+      </w:r>
+      <w:proofErr w:type="gramStart"/>
+      <w:r>
+        <w:rPr>
+          <w:rFonts w:eastAsiaTheme="minorEastAsia"/>
+          <w:b/>
+          <w:bCs/>
+          <w:color w:val="EE0000"/>
+        </w:rPr>
+        <w:t>1e</w:t>
+      </w:r>
+      <w:proofErr w:type="gramEnd"/>
+      <w:r>
+        <w:rPr>
+          <w:rFonts w:eastAsiaTheme="minorEastAsia"/>
+          <w:b/>
+          <w:bCs/>
+          <w:color w:val="EE0000"/>
+        </w:rPr>
+        <w:t>-5. It converged after 3,112 iterations, with its dual gap below the convergence threshold, and retained 1,074 non-zero coefficients. Tightening the tolerance produced only minor prediction changes, supporting numerical stability rather than establishing that overfitting had been eliminated.</w:t>
       </w:r>
     </w:p>
     <w:p>
@@ -4238,16 +4860,58 @@
         <w:ind w:left="10"/>
         <w:rPr>
           <w:rFonts w:eastAsiaTheme="minorEastAsia"/>
-          <w:color w:val="EE0000"/>
-        </w:rPr>
-      </w:pPr>
-      <w:r>
-        <w:rPr>
-          <w:rFonts w:eastAsiaTheme="minorEastAsia"/>
           <w:b/>
           <w:bCs/>
           <w:color w:val="EE0000"/>
         </w:rPr>
+      </w:pPr>
+      <w:r>
+        <w:rPr>
+          <w:rFonts w:eastAsiaTheme="minorEastAsia"/>
+          <w:b/>
+          <w:bCs/>
+          <w:color w:val="EE0000"/>
+        </w:rPr>
+        <w:t xml:space="preserve">Overall, the tuning and diagnostic results supported Lasso with Feature Set D and α = 20 as the strongest evaluated linear-model candidate under WAE (2:1). Its advantage over Ridge remained modest, and repeated selection on a single validation period may </w:t>
+      </w:r>
+      <w:proofErr w:type="spellStart"/>
+      <w:r>
+        <w:rPr>
+          <w:rFonts w:eastAsiaTheme="minorEastAsia"/>
+          <w:b/>
+          <w:bCs/>
+          <w:color w:val="EE0000"/>
+        </w:rPr>
+        <w:t>favour</w:t>
+      </w:r>
+      <w:proofErr w:type="spellEnd"/>
+      <w:r>
+        <w:rPr>
+          <w:rFonts w:eastAsiaTheme="minorEastAsia"/>
+          <w:b/>
+          <w:bCs/>
+          <w:color w:val="EE0000"/>
+        </w:rPr>
+        <w:t xml:space="preserve"> period-specific patterns. Final model selection therefore requires comparison with the remaining model families.</w:t>
+      </w:r>
+    </w:p>
+    <w:p>
+      <w:pPr>
+        <w:ind w:left="10"/>
+        <w:rPr>
+          <w:rFonts w:eastAsiaTheme="minorEastAsia"/>
+          <w:b/>
+          <w:bCs/>
+          <w:color w:val="EE0000"/>
+        </w:rPr>
+      </w:pPr>
+      <w:r>
+        <w:rPr>
+          <w:rFonts w:eastAsiaTheme="minorEastAsia"/>
+          <w:b/>
+          <w:bCs/>
+          <w:color w:val="EE0000"/>
+        </w:rPr>
         <w:t>Decision Tree and Random Forest — Member 3</w:t>
       </w:r>
     </w:p>
@@ -4256,15 +4920,19 @@
         <w:ind w:left="10"/>
         <w:rPr>
           <w:rFonts w:eastAsiaTheme="minorEastAsia"/>
-          <w:color w:val="EE0000"/>
-        </w:rPr>
-      </w:pPr>
-      <w:r>
-        <w:rPr>
-          <w:rFonts w:eastAsiaTheme="minorEastAsia"/>
-          <w:color w:val="EE0000"/>
-        </w:rPr>
-        <w:t>[To be added: Hyperparameter search, selected complexity controls such as tree depth and minimum leaf size, supporting validation results, and the rationale for the selected configurations.]</w:t>
+          <w:b/>
+          <w:bCs/>
+          <w:color w:val="EE0000"/>
+        </w:rPr>
+      </w:pPr>
+      <w:r>
+        <w:rPr>
+          <w:rFonts w:eastAsiaTheme="minorEastAsia"/>
+          <w:b/>
+          <w:bCs/>
+          <w:color w:val="EE0000"/>
+        </w:rPr>
+        <w:t>[Add tested hyperparameters, complexity controls, validation evidence and selected configurations.]</w:t>
       </w:r>
     </w:p>
     <w:p>
@@ -4272,16 +4940,18 @@
         <w:ind w:left="10"/>
         <w:rPr>
           <w:rFonts w:eastAsiaTheme="minorEastAsia"/>
-          <w:color w:val="EE0000"/>
-        </w:rPr>
-      </w:pPr>
-      <w:r>
-        <w:rPr>
-          <w:rFonts w:eastAsiaTheme="minorEastAsia"/>
           <w:b/>
           <w:bCs/>
           <w:color w:val="EE0000"/>
         </w:rPr>
+      </w:pPr>
+      <w:r>
+        <w:rPr>
+          <w:rFonts w:eastAsiaTheme="minorEastAsia"/>
+          <w:b/>
+          <w:bCs/>
+          <w:color w:val="EE0000"/>
+        </w:rPr>
         <w:t>Boosting — Member 4</w:t>
       </w:r>
     </w:p>
@@ -4290,15 +4960,19 @@
         <w:ind w:left="10"/>
         <w:rPr>
           <w:rFonts w:eastAsiaTheme="minorEastAsia"/>
-          <w:color w:val="EE0000"/>
-        </w:rPr>
-      </w:pPr>
-      <w:r>
-        <w:rPr>
-          <w:rFonts w:eastAsiaTheme="minorEastAsia"/>
-          <w:color w:val="EE0000"/>
-        </w:rPr>
-        <w:t>[To be added: Hyperparameter search, learning rate, number of estimators, tree complexity or early stopping where applicable, supporting validation results, and the rationale for the selected configuration.]</w:t>
+          <w:b/>
+          <w:bCs/>
+          <w:color w:val="EE0000"/>
+        </w:rPr>
+      </w:pPr>
+      <w:r>
+        <w:rPr>
+          <w:rFonts w:eastAsiaTheme="minorEastAsia"/>
+          <w:b/>
+          <w:bCs/>
+          <w:color w:val="EE0000"/>
+        </w:rPr>
+        <w:t>[Add tested hyperparameters, learning rate, number of estimators, tree complexity controls and validation evidence.]</w:t>
       </w:r>
     </w:p>
     <w:p>
@@ -4306,22 +4980,26 @@
         <w:ind w:left="10"/>
         <w:rPr>
           <w:rFonts w:eastAsiaTheme="minorEastAsia"/>
-          <w:color w:val="EE0000"/>
-        </w:rPr>
-      </w:pPr>
-      <w:r>
-        <w:rPr>
-          <w:rFonts w:eastAsiaTheme="minorEastAsia"/>
-          <w:color w:val="EE0000"/>
-        </w:rPr>
-        <w:t>[Final group-level synthesis to be completed after the Tree, Random Forest and Boosting results are integrated.]</w:t>
+          <w:b/>
+          <w:bCs/>
+          <w:color w:val="EE0000"/>
+        </w:rPr>
+      </w:pPr>
+      <w:r>
+        <w:rPr>
+          <w:rFonts w:eastAsiaTheme="minorEastAsia"/>
+          <w:b/>
+          <w:bCs/>
+          <w:color w:val="EE0000"/>
+        </w:rPr>
+        <w:t>[Complete the group-level synthesis after integrating all model families.]</w:t>
       </w:r>
     </w:p>
     <w:p>
       <w:pPr>
         <w:ind w:left="10"/>
         <w:rPr>
-          <w:rFonts w:eastAsiaTheme="minorEastAsia" w:hint="eastAsia"/>
+          <w:rFonts w:eastAsiaTheme="minorEastAsia"/>
         </w:rPr>
       </w:pPr>
     </w:p>
@@ -4400,32 +5078,56 @@
       </w:pPr>
       <w:r>
         <w:rPr>
-          <w:rFonts w:eastAsiaTheme="minorEastAsia" w:hint="eastAsia"/>
-          <w:color w:val="EE0000"/>
-        </w:rPr>
-        <w:t xml:space="preserve">We prioritised avoiding overvaluation because the model is intended to support residential assessments. If an inflated estimate passes through review, it could disadvantage the homeowner and lead to an assessment challenge. </w:t>
-      </w:r>
-      <w:r>
-        <w:rPr>
-          <w:rFonts w:eastAsiaTheme="minorEastAsia"/>
-          <w:color w:val="EE0000"/>
-        </w:rPr>
-        <w:t xml:space="preserve">We therefore </w:t>
-      </w:r>
-      <w:r>
-        <w:rPr>
-          <w:rFonts w:eastAsiaTheme="minorEastAsia"/>
-          <w:color w:val="EE0000"/>
-        </w:rPr>
-        <w:lastRenderedPageBreak/>
-        <w:t>pre-specified WAE with a 2:1 overvaluation-to-undervaluation weighting as the primary validation metric for model selection</w:t>
-      </w:r>
-      <w:r>
-        <w:rPr>
-          <w:rFonts w:eastAsiaTheme="minorEastAsia" w:hint="eastAsia"/>
-          <w:color w:val="EE0000"/>
-        </w:rPr>
-        <w:t>, placing greater emphasis on this risk while still penalising undervaluation. The ratio reflects our judgement about the intended use, rather than an empirically estimated difference in the costs of the two errors.</w:t>
+          <w:rFonts w:eastAsiaTheme="minorEastAsia"/>
+          <w:color w:val="EE0000"/>
+        </w:rPr>
+        <w:t xml:space="preserve">We </w:t>
+      </w:r>
+      <w:proofErr w:type="spellStart"/>
+      <w:r>
+        <w:rPr>
+          <w:rFonts w:eastAsiaTheme="minorEastAsia"/>
+          <w:color w:val="EE0000"/>
+        </w:rPr>
+        <w:t>prioritised</w:t>
+      </w:r>
+      <w:proofErr w:type="spellEnd"/>
+      <w:r>
+        <w:rPr>
+          <w:rFonts w:eastAsiaTheme="minorEastAsia"/>
+          <w:color w:val="EE0000"/>
+        </w:rPr>
+        <w:t xml:space="preserve"> avoiding overvaluation because the model is intended to support residential assessments. If an inflated estimate passes through review, it could disadvantage the homeowner and lead to an assessment challenge. </w:t>
+      </w:r>
+      <w:r>
+        <w:rPr>
+          <w:rFonts w:eastAsiaTheme="minorEastAsia"/>
+          <w:color w:val="EE0000"/>
+        </w:rPr>
+        <w:t>We therefore pre-specified WAE with a 2:1 overvaluation-to-undervaluation weighting as the primary validation metric for model selection</w:t>
+      </w:r>
+      <w:r>
+        <w:rPr>
+          <w:rFonts w:eastAsiaTheme="minorEastAsia"/>
+          <w:color w:val="EE0000"/>
+        </w:rPr>
+        <w:t xml:space="preserve">, placing greater emphasis on this risk while still </w:t>
+      </w:r>
+      <w:proofErr w:type="spellStart"/>
+      <w:r>
+        <w:rPr>
+          <w:rFonts w:eastAsiaTheme="minorEastAsia"/>
+          <w:color w:val="EE0000"/>
+        </w:rPr>
+        <w:t>penalising</w:t>
+      </w:r>
+      <w:proofErr w:type="spellEnd"/>
+      <w:r>
+        <w:rPr>
+          <w:rFonts w:eastAsiaTheme="minorEastAsia"/>
+          <w:color w:val="EE0000"/>
+        </w:rPr>
+        <w:t xml:space="preserve"> undervaluation. The ratio reflects our judgement about the intended use, rather than an empirically estimated difference in the costs of the two errors.</w:t>
       </w:r>
     </w:p>
     <w:p>
@@ -4438,7 +5140,7 @@
       </w:pPr>
       <w:r>
         <w:rPr>
-          <w:rFonts w:eastAsiaTheme="minorEastAsia" w:hint="eastAsia"/>
+          <w:rFonts w:eastAsiaTheme="minorEastAsia"/>
           <w:color w:val="EE0000"/>
         </w:rPr>
         <w:t>The baseline assigned every test property the mean sale price from the development data, calculated without using test prices. Under the main 2:1 scenario, the selected model achieved a WAE of $A, compared with $B for the baseline, an improvement of [C]%. Under equal weights (1:1), the corresponding values were $D and $E. Under greater concern about undervaluation (1:2), they were $F and $G.</w:t>
@@ -4454,24 +5156,10 @@
       </w:pPr>
       <w:r>
         <w:rPr>
-          <w:rFonts w:eastAsiaTheme="minorEastAsia" w:hint="eastAsia"/>
-          <w:color w:val="EE0000"/>
-        </w:rPr>
-        <w:t xml:space="preserve">Predictions from both the model and the baseline were held fixed across all scenarios; only the error weights changed. [The model outperformed the baseline in all three scenarios, indicating that its advantage persisted under the priorities examined / Its advantage reversed under the </w:t>
-      </w:r>
-      <w:r>
-        <w:rPr>
-          <w:rFonts w:eastAsiaTheme="minorEastAsia" w:hint="eastAsia"/>
-          <w:color w:val="EE0000"/>
-        </w:rPr>
-        <w:t>…</w:t>
-      </w:r>
-      <w:r>
-        <w:rPr>
-          <w:rFonts w:eastAsiaTheme="minorEastAsia" w:hint="eastAsia"/>
-          <w:color w:val="EE0000"/>
-        </w:rPr>
-        <w:t xml:space="preserve"> scenario, showing that the conclusion depends on the relative importance assigned to each error direction.]</w:t>
+          <w:rFonts w:eastAsiaTheme="minorEastAsia"/>
+          <w:color w:val="EE0000"/>
+        </w:rPr>
+        <w:t>Predictions from both the model and the baseline were held fixed across all scenarios; only the error weights changed. [The model outperformed the baseline in all three scenarios, indicating that its advantage persisted under the priorities examined / Its advantage reversed under the … scenario, showing that the conclusion depends on the relative importance assigned to each error direction.]</w:t>
       </w:r>
     </w:p>
     <w:p>
@@ -4484,10 +5172,26 @@
       </w:pPr>
       <w:r>
         <w:rPr>
-          <w:rFonts w:eastAsiaTheme="minorEastAsia" w:hint="eastAsia"/>
-          <w:color w:val="EE0000"/>
-        </w:rPr>
-        <w:t>These findings establish performance relative to the specified mean-price baseline, not superiority over every possible baseline or professional valuation. They also do not demonstrate that the selected model is optimal under each alternative weighting scheme, or that performance will transfer unchanged to homes without recent sales.</w:t>
+          <w:rFonts w:eastAsiaTheme="minorEastAsia"/>
+          <w:color w:val="EE0000"/>
+        </w:rPr>
+        <w:t xml:space="preserve">These findings establish performance relative to the specified mean-price baseline, not superiority over every possible baseline or professional valuation. They also do not demonstrate that the selected model is optimal under </w:t>
+      </w:r>
+      <w:proofErr w:type="gramStart"/>
+      <w:r>
+        <w:rPr>
+          <w:rFonts w:eastAsiaTheme="minorEastAsia"/>
+          <w:color w:val="EE0000"/>
+        </w:rPr>
+        <w:t>each</w:t>
+      </w:r>
+      <w:proofErr w:type="gramEnd"/>
+      <w:r>
+        <w:rPr>
+          <w:rFonts w:eastAsiaTheme="minorEastAsia"/>
+          <w:color w:val="EE0000"/>
+        </w:rPr>
+        <w:t xml:space="preserve"> alternative weighting scheme, or that performance will transfer unchanged to homes without recent sales.</w:t>
       </w:r>
     </w:p>
     <w:p>
@@ -4519,7 +5223,15 @@
         <w:ind w:left="10"/>
       </w:pPr>
       <w:r>
-        <w:t>For Question 4c, the following error weights are options. You may instead propose weights supported by relevant research. These weights express priorities, not actual financial costs.</w:t>
+        <w:t xml:space="preserve">For Question 4c, the following </w:t>
+      </w:r>
+      <w:proofErr w:type="gramStart"/>
+      <w:r>
+        <w:t>error weights</w:t>
+      </w:r>
+      <w:proofErr w:type="gramEnd"/>
+      <w:r>
+        <w:t xml:space="preserve"> are options. You may instead propose weights supported by relevant research. These weights express priorities, not actual financial costs.</w:t>
       </w:r>
     </w:p>
     <w:tbl>
@@ -4851,6 +5563,7 @@
         <w:ind w:left="3"/>
       </w:pPr>
       <w:r>
+        <w:lastRenderedPageBreak/>
         <w:t>Section 5: Deployment and operations</w:t>
       </w:r>
     </w:p>
@@ -4943,30 +5656,62 @@
           <w:rFonts w:eastAsiaTheme="minorEastAsia"/>
           <w:color w:val="EE0000"/>
         </w:rPr>
-        <w:t>Persistent positive signed errors or unusually high WAE within particular townships or price groups would trigger targeted analyst review, even if overall performance remained stable. Increased missing-value rates, unseen categories or implausible property characteristics would prompt immediate data-quality checks and manual review of affected estimates.</w:t>
-      </w:r>
-    </w:p>
-    <w:p>
-      <w:pPr>
-        <w:rPr>
-          <w:rFonts w:eastAsiaTheme="minorEastAsia"/>
-          <w:color w:val="EE0000"/>
-        </w:rPr>
-      </w:pPr>
-    </w:p>
-    <w:p>
-      <w:pPr>
-        <w:rPr>
-          <w:rFonts w:eastAsiaTheme="minorEastAsia" w:hint="eastAsia"/>
-          <w:color w:val="EE0000"/>
-        </w:rPr>
-      </w:pPr>
-      <w:r>
-        <w:rPr>
-          <w:rFonts w:eastAsiaTheme="minorEastAsia"/>
-          <w:color w:val="EE0000"/>
-        </w:rPr>
-        <w:t>Because sale prices are observed only for sold homes, analyst adjustments should also be monitored, but not treated as direct evidence of prediction accuracy for unsold properties.</w:t>
+        <w:t xml:space="preserve">Persistent positive signed errors or unusually high WAE within </w:t>
+      </w:r>
+      <w:proofErr w:type="gramStart"/>
+      <w:r>
+        <w:rPr>
+          <w:rFonts w:eastAsiaTheme="minorEastAsia"/>
+          <w:color w:val="EE0000"/>
+        </w:rPr>
+        <w:t>particular townships</w:t>
+      </w:r>
+      <w:proofErr w:type="gramEnd"/>
+      <w:r>
+        <w:rPr>
+          <w:rFonts w:eastAsiaTheme="minorEastAsia"/>
+          <w:color w:val="EE0000"/>
+        </w:rPr>
+        <w:t xml:space="preserve"> or price groups would trigger targeted analyst review, even if overall performance remained stable. Increased missing-value rates, unseen categories or implausible property characteristics would prompt immediate data-quality checks and manual review of affected estimates.</w:t>
+      </w:r>
+    </w:p>
+    <w:p>
+      <w:pPr>
+        <w:rPr>
+          <w:rFonts w:eastAsiaTheme="minorEastAsia"/>
+          <w:color w:val="EE0000"/>
+        </w:rPr>
+      </w:pPr>
+    </w:p>
+    <w:p>
+      <w:pPr>
+        <w:rPr>
+          <w:rFonts w:eastAsiaTheme="minorEastAsia"/>
+          <w:color w:val="EE0000"/>
+        </w:rPr>
+      </w:pPr>
+      <w:r>
+        <w:rPr>
+          <w:rFonts w:eastAsiaTheme="minorEastAsia"/>
+          <w:color w:val="EE0000"/>
+        </w:rPr>
+        <w:t xml:space="preserve">Because sale prices are observed only for sold homes, analyst adjustments should also be </w:t>
+      </w:r>
+      <w:proofErr w:type="gramStart"/>
+      <w:r>
+        <w:rPr>
+          <w:rFonts w:eastAsiaTheme="minorEastAsia"/>
+          <w:color w:val="EE0000"/>
+        </w:rPr>
+        <w:t>monitored, but</w:t>
+      </w:r>
+      <w:proofErr w:type="gramEnd"/>
+      <w:r>
+        <w:rPr>
+          <w:rFonts w:eastAsiaTheme="minorEastAsia"/>
+          <w:color w:val="EE0000"/>
+        </w:rPr>
+        <w:t xml:space="preserve"> not treated as direct evidence of prediction accuracy for unsold properties.</w:t>
       </w:r>
     </w:p>
     <w:p>
@@ -4980,7 +5725,15 @@
         <w:t xml:space="preserve">5c. </w:t>
       </w:r>
       <w:r>
-        <w:t>Identify two important risks or constraints when using your model in practice. Explain how the organisation should manage them.</w:t>
+        <w:t xml:space="preserve">Identify two important risks or constraints when using your model in practice. Explain how the </w:t>
+      </w:r>
+      <w:proofErr w:type="spellStart"/>
+      <w:r>
+        <w:t>organisation</w:t>
+      </w:r>
+      <w:proofErr w:type="spellEnd"/>
+      <w:r>
+        <w:t xml:space="preserve"> should manage them.</w:t>
       </w:r>
     </w:p>
     <w:p>
@@ -5017,7 +5770,6 @@
         <w:ind w:left="477" w:right="0" w:hanging="484"/>
       </w:pPr>
       <w:r>
-        <w:lastRenderedPageBreak/>
         <w:t>AI use and reflection</w:t>
       </w:r>
     </w:p>
@@ -5073,7 +5825,39 @@
           <w:rFonts w:eastAsiaTheme="minorEastAsia"/>
           <w:color w:val="EE0000"/>
         </w:rPr>
-        <w:t>I used ChatGPT to investigate whether repeated property sales could affect chronological validation. ChatGPT suggested comparing property identifiers in the training and validation sets, but its initial code assumed that DataFrame indices still represented property_id. The check unexpectedly returned 0% overlap.</w:t>
+        <w:t xml:space="preserve">I used ChatGPT to investigate whether repeated property sales could affect chronological validation. ChatGPT suggested comparing property identifiers in the training and validation sets, but its initial code assumed that </w:t>
+      </w:r>
+      <w:proofErr w:type="spellStart"/>
+      <w:r>
+        <w:rPr>
+          <w:rFonts w:eastAsiaTheme="minorEastAsia"/>
+          <w:color w:val="EE0000"/>
+        </w:rPr>
+        <w:t>DataFrame</w:t>
+      </w:r>
+      <w:proofErr w:type="spellEnd"/>
+      <w:r>
+        <w:rPr>
+          <w:rFonts w:eastAsiaTheme="minorEastAsia"/>
+          <w:color w:val="EE0000"/>
+        </w:rPr>
+        <w:t xml:space="preserve"> indices still represented </w:t>
+      </w:r>
+      <w:proofErr w:type="spellStart"/>
+      <w:r>
+        <w:rPr>
+          <w:rFonts w:eastAsiaTheme="minorEastAsia"/>
+          <w:color w:val="EE0000"/>
+        </w:rPr>
+        <w:t>property_id</w:t>
+      </w:r>
+      <w:proofErr w:type="spellEnd"/>
+      <w:r>
+        <w:rPr>
+          <w:rFonts w:eastAsiaTheme="minorEastAsia"/>
+          <w:color w:val="EE0000"/>
+        </w:rPr>
+        <w:t>. The check unexpectedly returned 0% overlap.</w:t>
       </w:r>
     </w:p>
     <w:p>
@@ -5098,7 +5882,73 @@
           <w:rFonts w:eastAsiaTheme="minorEastAsia"/>
           <w:color w:val="EE0000"/>
         </w:rPr>
-        <w:t>To investigate, I asked Codex to verify the calculation using the original sales.csv and inspect the notebook's index handling. The investigation found that pd.concat(..., ignore_index=True) had replaced property identifiers with ordinary row indices. Recalculating overlap directly from property_id identified 1,677 seen validation transactions (9.25%), involving 1,666 distinct properties.</w:t>
+        <w:t xml:space="preserve">To investigate, I asked Codex to verify the calculation using the original sales.csv and inspect the notebook's index handling. The investigation found that </w:t>
+      </w:r>
+      <w:proofErr w:type="spellStart"/>
+      <w:proofErr w:type="gramStart"/>
+      <w:r>
+        <w:rPr>
+          <w:rFonts w:eastAsiaTheme="minorEastAsia"/>
+          <w:color w:val="EE0000"/>
+        </w:rPr>
+        <w:t>pd.concat</w:t>
+      </w:r>
+      <w:proofErr w:type="spellEnd"/>
+      <w:proofErr w:type="gramEnd"/>
+      <w:r>
+        <w:rPr>
+          <w:rFonts w:eastAsiaTheme="minorEastAsia"/>
+          <w:color w:val="EE0000"/>
+        </w:rPr>
+        <w:t xml:space="preserve">(..., </w:t>
+      </w:r>
+      <w:proofErr w:type="spellStart"/>
+      <w:r>
+        <w:rPr>
+          <w:rFonts w:eastAsiaTheme="minorEastAsia"/>
+          <w:color w:val="EE0000"/>
+        </w:rPr>
+        <w:t>ignore_index</w:t>
+      </w:r>
+      <w:proofErr w:type="spellEnd"/>
+      <w:r>
+        <w:rPr>
+          <w:rFonts w:eastAsiaTheme="minorEastAsia"/>
+          <w:color w:val="EE0000"/>
+        </w:rPr>
+        <w:t xml:space="preserve">=True) had replaced property identifiers with ordinary row indices. Recalculating </w:t>
+      </w:r>
+      <w:proofErr w:type="gramStart"/>
+      <w:r>
+        <w:rPr>
+          <w:rFonts w:eastAsiaTheme="minorEastAsia"/>
+          <w:color w:val="EE0000"/>
+        </w:rPr>
+        <w:t>overlap</w:t>
+      </w:r>
+      <w:proofErr w:type="gramEnd"/>
+      <w:r>
+        <w:rPr>
+          <w:rFonts w:eastAsiaTheme="minorEastAsia"/>
+          <w:color w:val="EE0000"/>
+        </w:rPr>
+        <w:t xml:space="preserve"> directly from </w:t>
+      </w:r>
+      <w:proofErr w:type="spellStart"/>
+      <w:r>
+        <w:rPr>
+          <w:rFonts w:eastAsiaTheme="minorEastAsia"/>
+          <w:color w:val="EE0000"/>
+        </w:rPr>
+        <w:t>property_id</w:t>
+      </w:r>
+      <w:proofErr w:type="spellEnd"/>
+      <w:r>
+        <w:rPr>
+          <w:rFonts w:eastAsiaTheme="minorEastAsia"/>
+          <w:color w:val="EE0000"/>
+        </w:rPr>
+        <w:t xml:space="preserve"> identified 1,677 seen validation transactions (9.25%), involving 1,666 distinct properties.</w:t>
       </w:r>
     </w:p>
     <w:p>
@@ -5174,7 +6024,15 @@
         <w:ind w:hanging="279"/>
       </w:pPr>
       <w:r>
-        <w:t>What did you initially think? Give the AI tool, date, prompt or relevant excerpt, and abrief summary of its advice.</w:t>
+        <w:t xml:space="preserve">What did you initially think? Give the AI tool, date, prompt or relevant excerpt, and </w:t>
+      </w:r>
+      <w:proofErr w:type="spellStart"/>
+      <w:r>
+        <w:t>abrief</w:t>
+      </w:r>
+      <w:proofErr w:type="spellEnd"/>
+      <w:r>
+        <w:t xml:space="preserve"> summary of its advice.</w:t>
       </w:r>
     </w:p>
     <w:p>
@@ -5187,7 +6045,17 @@
         <w:ind w:hanging="279"/>
       </w:pPr>
       <w:r>
-        <w:t>How did you check the advice, and what did the check show? Refer to your code, resultsor a reliable source. At least two cases must use your data or code.</w:t>
+        <w:t xml:space="preserve">How did you check the advice, and what did the check show? Refer to your code, </w:t>
+      </w:r>
+      <w:proofErr w:type="spellStart"/>
+      <w:proofErr w:type="gramStart"/>
+      <w:r>
+        <w:t>resultsor</w:t>
+      </w:r>
+      <w:proofErr w:type="spellEnd"/>
+      <w:proofErr w:type="gramEnd"/>
+      <w:r>
+        <w:t xml:space="preserve"> a reliable source. At least two cases must use your data or code.</w:t>
       </w:r>
     </w:p>
     <w:p>
@@ -5222,7 +6090,16 @@
         <w:ind w:left="10"/>
       </w:pPr>
       <w:r>
-        <w:t>Use at most 180 words per case and two appendix pages in total. Do not paste full conversations. Add a short declaration of other AI assistance.</w:t>
+        <w:lastRenderedPageBreak/>
+        <w:t xml:space="preserve">Use at most 180 words per case and two appendix pages in total. Do not </w:t>
+      </w:r>
+      <w:proofErr w:type="gramStart"/>
+      <w:r>
+        <w:t>paste</w:t>
+      </w:r>
+      <w:proofErr w:type="gramEnd"/>
+      <w:r>
+        <w:t xml:space="preserve"> full conversations. Add a short declaration of other AI assistance.</w:t>
       </w:r>
     </w:p>
     <w:p>
@@ -5248,7 +6125,43 @@
         <w:rPr>
           <w:lang w:val="fr-FR"/>
         </w:rPr>
-        <w:t xml:space="preserve">Page limit: 18 pages, excluding appendices. </w:t>
+        <w:t xml:space="preserve">Page </w:t>
+      </w:r>
+      <w:proofErr w:type="spellStart"/>
+      <w:proofErr w:type="gramStart"/>
+      <w:r>
+        <w:rPr>
+          <w:lang w:val="fr-FR"/>
+        </w:rPr>
+        <w:t>limit</w:t>
+      </w:r>
+      <w:proofErr w:type="spellEnd"/>
+      <w:r>
+        <w:rPr>
+          <w:lang w:val="fr-FR"/>
+        </w:rPr>
+        <w:t>:</w:t>
+      </w:r>
+      <w:proofErr w:type="gramEnd"/>
+      <w:r>
+        <w:rPr>
+          <w:lang w:val="fr-FR"/>
+        </w:rPr>
+        <w:t xml:space="preserve"> 18 pages, </w:t>
+      </w:r>
+      <w:proofErr w:type="spellStart"/>
+      <w:r>
+        <w:rPr>
+          <w:lang w:val="fr-FR"/>
+        </w:rPr>
+        <w:t>excluding</w:t>
+      </w:r>
+      <w:proofErr w:type="spellEnd"/>
+      <w:r>
+        <w:rPr>
+          <w:lang w:val="fr-FR"/>
+        </w:rPr>
+        <w:t xml:space="preserve"> appendices. </w:t>
       </w:r>
       <w:r>
         <w:t>Keep explanations relevant and concise.</w:t>
@@ -5321,7 +6234,15 @@
         <w:ind w:left="10"/>
       </w:pPr>
       <w:r>
-        <w:t>The accompanying rubric gives the marks and marking criteria. Support your decisions with evidence from this dataset.</w:t>
+        <w:t xml:space="preserve">The accompanying rubric gives </w:t>
+      </w:r>
+      <w:proofErr w:type="gramStart"/>
+      <w:r>
+        <w:t>the marks</w:t>
+      </w:r>
+      <w:proofErr w:type="gramEnd"/>
+      <w:r>
+        <w:t xml:space="preserve"> and marking criteria. Support your decisions with evidence from this dataset.</w:t>
       </w:r>
     </w:p>
     <w:p>
@@ -5361,7 +6282,7 @@
       </w:pPr>
       <w:r>
         <w:rPr>
-          <w:rFonts w:eastAsiaTheme="minorEastAsia" w:hint="eastAsia"/>
+          <w:rFonts w:eastAsiaTheme="minorEastAsia"/>
           <w:b/>
           <w:bCs/>
         </w:rPr>
@@ -5396,25 +6317,41 @@
       </w:pPr>
       <w:r>
         <w:rPr>
-          <w:rFonts w:eastAsiaTheme="minorEastAsia" w:hint="eastAsia"/>
-        </w:rPr>
-        <w:t>The Cook County Assessor</w:t>
-      </w:r>
-      <w:r>
-        <w:rPr>
-          <w:rFonts w:eastAsiaTheme="minorEastAsia"/>
-        </w:rPr>
-        <w:t>’</w:t>
-      </w:r>
-      <w:r>
-        <w:rPr>
-          <w:rFonts w:eastAsiaTheme="minorEastAsia" w:hint="eastAsia"/>
-        </w:rPr>
-        <w:t xml:space="preserve">s Office must assess a large amount of residential properties in Cook County for property tax purposes. Since many homes do not have recent recorded sale, their market value cannot be observed directly. However, the office still needs to estimate what each property would sell for as of </w:t>
-      </w:r>
-      <w:r>
-        <w:rPr>
-          <w:rFonts w:eastAsiaTheme="minorEastAsia" w:hint="eastAsia"/>
+          <w:rFonts w:eastAsiaTheme="minorEastAsia"/>
+        </w:rPr>
+        <w:t xml:space="preserve">The Cook County Assessor’s Office must assess a large </w:t>
+      </w:r>
+      <w:proofErr w:type="gramStart"/>
+      <w:r>
+        <w:rPr>
+          <w:rFonts w:eastAsiaTheme="minorEastAsia"/>
+        </w:rPr>
+        <w:t>amount</w:t>
+      </w:r>
+      <w:proofErr w:type="gramEnd"/>
+      <w:r>
+        <w:rPr>
+          <w:rFonts w:eastAsiaTheme="minorEastAsia"/>
+        </w:rPr>
+        <w:t xml:space="preserve"> of residential properties in Cook County for property tax purposes. Since many homes do not have recent recorded </w:t>
+      </w:r>
+      <w:proofErr w:type="gramStart"/>
+      <w:r>
+        <w:rPr>
+          <w:rFonts w:eastAsiaTheme="minorEastAsia"/>
+        </w:rPr>
+        <w:t>sale</w:t>
+      </w:r>
+      <w:proofErr w:type="gramEnd"/>
+      <w:r>
+        <w:rPr>
+          <w:rFonts w:eastAsiaTheme="minorEastAsia"/>
+        </w:rPr>
+        <w:t xml:space="preserve">, their market value cannot be observed directly. However, the office still needs to estimate what each property would sell for as of </w:t>
+      </w:r>
+      <w:r>
+        <w:rPr>
+          <w:rFonts w:eastAsiaTheme="minorEastAsia"/>
           <w:b/>
           <w:bCs/>
         </w:rPr>
@@ -5422,7 +6359,7 @@
       </w:r>
       <w:r>
         <w:rPr>
-          <w:rFonts w:eastAsiaTheme="minorEastAsia" w:hint="eastAsia"/>
+          <w:rFonts w:eastAsiaTheme="minorEastAsia"/>
         </w:rPr>
         <w:t xml:space="preserve">. </w:t>
       </w:r>
@@ -5469,37 +6406,7 @@
         <w:rPr>
           <w:rFonts w:eastAsiaTheme="minorEastAsia"/>
         </w:rPr>
-        <w:t>sale. This estimate is intended for a property analyst in the residential valuation team, who</w:t>
-      </w:r>
-      <w:r>
-        <w:rPr>
-          <w:rFonts w:eastAsiaTheme="minorEastAsia" w:hint="eastAsia"/>
-        </w:rPr>
-        <w:t xml:space="preserve"> </w:t>
-      </w:r>
-      <w:r>
-        <w:rPr>
-          <w:rFonts w:eastAsiaTheme="minorEastAsia"/>
-        </w:rPr>
-        <w:t>combines the model output with inspection information and professional judgement to determine</w:t>
-      </w:r>
-      <w:r>
-        <w:rPr>
-          <w:rFonts w:eastAsiaTheme="minorEastAsia" w:hint="eastAsia"/>
-        </w:rPr>
-        <w:t xml:space="preserve"> </w:t>
-      </w:r>
-      <w:r>
-        <w:rPr>
-          <w:rFonts w:eastAsiaTheme="minorEastAsia"/>
-        </w:rPr>
-        <w:t>the final assessed value. The process is explicitly human-in-the-loop: the model generates a first-pass estimate, and the analyst reviews and corrects it. The model does not directly generate tax</w:t>
-      </w:r>
-      <w:r>
-        <w:rPr>
-          <w:rFonts w:eastAsiaTheme="minorEastAsia" w:hint="eastAsia"/>
-        </w:rPr>
-        <w:t>.</w:t>
+        <w:t>sale. This estimate is intended for a property analyst in the residential valuation team, who combines the model output with inspection information and professional judgement to determine the final assessed value. The process is explicitly human-in-the-loop: the model generates a first-pass estimate, and the analyst reviews and corrects it. The model does not directly generate tax.</w:t>
       </w:r>
     </w:p>
     <w:p>
@@ -5527,79 +6434,7 @@
         <w:rPr>
           <w:rFonts w:eastAsiaTheme="minorEastAsia"/>
         </w:rPr>
-        <w:t>This project offers three practical benefits. First, it reduces repetitive manual work, because the</w:t>
-      </w:r>
-      <w:r>
-        <w:rPr>
-          <w:rFonts w:eastAsiaTheme="minorEastAsia" w:hint="eastAsia"/>
-        </w:rPr>
-        <w:t xml:space="preserve"> </w:t>
-      </w:r>
-      <w:r>
-        <w:rPr>
-          <w:rFonts w:eastAsiaTheme="minorEastAsia"/>
-        </w:rPr>
-        <w:t>model can generate initial estimates for large numbers of homes without recent sales in bulk</w:t>
-      </w:r>
-      <w:r>
-        <w:rPr>
-          <w:rFonts w:eastAsiaTheme="minorEastAsia" w:hint="eastAsia"/>
-        </w:rPr>
-        <w:t xml:space="preserve">, </w:t>
-      </w:r>
-      <w:r>
-        <w:rPr>
-          <w:rFonts w:eastAsiaTheme="minorEastAsia"/>
-        </w:rPr>
-        <w:t>allowing analysts to concentrate on reviewing and correcting estimates rather than pricing each</w:t>
-      </w:r>
-      <w:r>
-        <w:rPr>
-          <w:rFonts w:eastAsiaTheme="minorEastAsia" w:hint="eastAsia"/>
-        </w:rPr>
-        <w:t xml:space="preserve"> </w:t>
-      </w:r>
-      <w:r>
-        <w:rPr>
-          <w:rFonts w:eastAsiaTheme="minorEastAsia"/>
-        </w:rPr>
-        <w:t>home from scratch. Second, it improves consistency, as the model provides a reproducible starting</w:t>
-      </w:r>
-      <w:r>
-        <w:rPr>
-          <w:rFonts w:eastAsiaTheme="minorEastAsia" w:hint="eastAsia"/>
-        </w:rPr>
-        <w:t xml:space="preserve"> </w:t>
-      </w:r>
-      <w:r>
-        <w:rPr>
-          <w:rFonts w:eastAsiaTheme="minorEastAsia"/>
-        </w:rPr>
-        <w:t>point for comparable homes and thereby reduces subjective variation between analysts. Third, it</w:t>
-      </w:r>
-      <w:r>
-        <w:rPr>
-          <w:rFonts w:eastAsiaTheme="minorEastAsia" w:hint="eastAsia"/>
-        </w:rPr>
-        <w:t xml:space="preserve"> </w:t>
-      </w:r>
-      <w:r>
-        <w:rPr>
-          <w:rFonts w:eastAsiaTheme="minorEastAsia"/>
-        </w:rPr>
-        <w:t>supports scalability, since a model-based approach can value abundant properties at scale far</w:t>
-      </w:r>
-      <w:r>
-        <w:rPr>
-          <w:rFonts w:eastAsiaTheme="minorEastAsia" w:hint="eastAsia"/>
-        </w:rPr>
-        <w:t xml:space="preserve"> </w:t>
-      </w:r>
-      <w:r>
-        <w:rPr>
-          <w:rFonts w:eastAsiaTheme="minorEastAsia"/>
-        </w:rPr>
-        <w:t>more readily than pricing each home individually by hand</w:t>
+        <w:t>This project offers three practical benefits. First, it reduces repetitive manual work, because the model can generate initial estimates for large numbers of homes without recent sales in bulk, allowing analysts to concentrate on reviewing and correcting estimates rather than pricing each home from scratch. Second, it improves consistency, as the model provides a reproducible starting point for comparable homes and thereby reduces subjective variation between analysts. Third, it supports scalability, since a model-based approach can value abundant properties at scale far more readily than pricing each home individually by hand</w:t>
       </w:r>
     </w:p>
     <w:p>
@@ -5629,7 +6464,7 @@
       </w:pPr>
       <w:r>
         <w:rPr>
-          <w:rFonts w:eastAsiaTheme="minorEastAsia" w:hint="eastAsia"/>
+          <w:rFonts w:eastAsiaTheme="minorEastAsia"/>
           <w:b/>
           <w:bCs/>
         </w:rPr>
@@ -7865,6 +8700,33 @@
       </w:tcPr>
     </w:tblStylePr>
   </w:style>
+  <w:style w:type="character" w:styleId="Strong">
+    <w:name w:val="Strong"/>
+    <w:basedOn w:val="DefaultParagraphFont"/>
+    <w:uiPriority w:val="22"/>
+    <w:qFormat/>
+    <w:rsid w:val="00DC4623"/>
+    <w:rPr>
+      <w:b/>
+      <w:bCs/>
+    </w:rPr>
+  </w:style>
+  <w:style w:type="table" w:styleId="TableGrid0">
+    <w:name w:val="Table Grid"/>
+    <w:basedOn w:val="TableNormal"/>
+    <w:uiPriority w:val="39"/>
+    <w:rsid w:val="002F2155"/>
+    <w:tblPr>
+      <w:tblBorders>
+        <w:top w:val="single" w:sz="4" w:space="0" w:color="auto"/>
+        <w:left w:val="single" w:sz="4" w:space="0" w:color="auto"/>
+        <w:bottom w:val="single" w:sz="4" w:space="0" w:color="auto"/>
+        <w:right w:val="single" w:sz="4" w:space="0" w:color="auto"/>
+        <w:insideH w:val="single" w:sz="4" w:space="0" w:color="auto"/>
+        <w:insideV w:val="single" w:sz="4" w:space="0" w:color="auto"/>
+      </w:tblBorders>
+    </w:tblPr>
+  </w:style>
 </w:styles>
 </file>
 

--- a/doc/QBUS6810_assignment_instructions.docx
+++ b/doc/QBUS6810_assignment_instructions.docx
@@ -27,7 +27,7 @@
     </w:p>
     <w:p>
       <w:pPr>
-        <w:pStyle w:val="1"/>
+        <w:pStyle w:val="Heading1"/>
         <w:ind w:left="477" w:right="0" w:hanging="484"/>
       </w:pPr>
       <w:r>
@@ -77,7 +77,7 @@
     </w:p>
     <w:p>
       <w:pPr>
-        <w:pStyle w:val="1"/>
+        <w:pStyle w:val="Heading1"/>
         <w:ind w:left="477" w:right="0" w:hanging="484"/>
       </w:pPr>
       <w:r>
@@ -228,7 +228,7 @@
     </w:p>
     <w:p>
       <w:pPr>
-        <w:pStyle w:val="1"/>
+        <w:pStyle w:val="Heading1"/>
         <w:ind w:left="477" w:right="0" w:hanging="484"/>
       </w:pPr>
       <w:r>
@@ -300,7 +300,7 @@
     </w:p>
     <w:p>
       <w:pPr>
-        <w:pStyle w:val="1"/>
+        <w:pStyle w:val="Heading1"/>
         <w:ind w:left="477" w:right="0" w:hanging="484"/>
       </w:pPr>
       <w:r>
@@ -318,7 +318,7 @@
     </w:p>
     <w:p>
       <w:pPr>
-        <w:pStyle w:val="2"/>
+        <w:pStyle w:val="Heading2"/>
         <w:ind w:left="3"/>
       </w:pPr>
       <w:r>
@@ -379,7 +379,7 @@
       <w:pPr>
         <w:ind w:left="10"/>
         <w:rPr>
-          <w:rFonts w:eastAsiaTheme="minorEastAsia" w:hint="eastAsia"/>
+          <w:rFonts w:eastAsiaTheme="minorEastAsia"/>
         </w:rPr>
       </w:pPr>
       <w:r>
@@ -427,7 +427,7 @@
     </w:p>
     <w:p>
       <w:pPr>
-        <w:pStyle w:val="2"/>
+        <w:pStyle w:val="Heading2"/>
         <w:ind w:left="3"/>
       </w:pPr>
       <w:r>
@@ -455,7 +455,7 @@
       <w:pPr>
         <w:ind w:left="434" w:hanging="426"/>
         <w:rPr>
-          <w:rFonts w:eastAsiaTheme="minorEastAsia" w:hint="eastAsia"/>
+          <w:rFonts w:eastAsiaTheme="minorEastAsia"/>
         </w:rPr>
       </w:pPr>
     </w:p>
@@ -659,7 +659,7 @@
       <w:pPr>
         <w:ind w:left="434" w:hanging="426"/>
         <w:rPr>
-          <w:rFonts w:eastAsiaTheme="minorEastAsia" w:hint="eastAsia"/>
+          <w:rFonts w:eastAsiaTheme="minorEastAsia"/>
         </w:rPr>
       </w:pPr>
     </w:p>
@@ -684,7 +684,7 @@
       <w:pPr>
         <w:ind w:left="10"/>
         <w:rPr>
-          <w:rFonts w:eastAsiaTheme="minorEastAsia" w:hint="eastAsia"/>
+          <w:rFonts w:eastAsiaTheme="minorEastAsia"/>
         </w:rPr>
       </w:pPr>
     </w:p>
@@ -1007,7 +1007,7 @@
     <w:p>
       <w:pPr>
         <w:rPr>
-          <w:rFonts w:eastAsiaTheme="minorEastAsia" w:hint="eastAsia"/>
+          <w:rFonts w:eastAsiaTheme="minorEastAsia"/>
         </w:rPr>
       </w:pPr>
     </w:p>
@@ -1032,7 +1032,7 @@
       <w:pPr>
         <w:ind w:left="424" w:hanging="416"/>
         <w:rPr>
-          <w:rFonts w:eastAsiaTheme="minorEastAsia" w:hint="eastAsia"/>
+          <w:rFonts w:eastAsiaTheme="minorEastAsia"/>
         </w:rPr>
       </w:pPr>
     </w:p>
@@ -1277,7 +1277,7 @@
       <w:pPr>
         <w:ind w:left="424" w:hanging="416"/>
         <w:rPr>
-          <w:rFonts w:eastAsiaTheme="minorEastAsia" w:hint="eastAsia"/>
+          <w:rFonts w:eastAsiaTheme="minorEastAsia"/>
         </w:rPr>
       </w:pPr>
     </w:p>
@@ -1302,7 +1302,7 @@
       <w:pPr>
         <w:ind w:left="10"/>
         <w:rPr>
-          <w:rFonts w:eastAsiaTheme="minorEastAsia" w:hint="eastAsia"/>
+          <w:rFonts w:eastAsiaTheme="minorEastAsia"/>
         </w:rPr>
       </w:pPr>
     </w:p>
@@ -1581,7 +1581,7 @@
       <w:pPr>
         <w:ind w:left="10"/>
         <w:rPr>
-          <w:rFonts w:eastAsiaTheme="minorEastAsia" w:hint="eastAsia"/>
+          <w:rFonts w:eastAsiaTheme="minorEastAsia"/>
         </w:rPr>
       </w:pPr>
       <w:r>
@@ -1650,7 +1650,7 @@
       <w:pPr>
         <w:ind w:left="10"/>
         <w:rPr>
-          <w:rFonts w:eastAsiaTheme="minorEastAsia" w:hint="eastAsia"/>
+          <w:rFonts w:eastAsiaTheme="minorEastAsia"/>
         </w:rPr>
       </w:pPr>
     </w:p>
@@ -1675,7 +1675,7 @@
       <w:pPr>
         <w:ind w:left="10"/>
         <w:rPr>
-          <w:rFonts w:eastAsiaTheme="minorEastAsia" w:hint="eastAsia"/>
+          <w:rFonts w:eastAsiaTheme="minorEastAsia"/>
         </w:rPr>
       </w:pPr>
     </w:p>
@@ -1795,7 +1795,7 @@
       <w:pPr>
         <w:ind w:left="10"/>
         <w:rPr>
-          <w:rFonts w:eastAsiaTheme="minorEastAsia" w:hint="eastAsia"/>
+          <w:rFonts w:eastAsiaTheme="minorEastAsia"/>
         </w:rPr>
       </w:pPr>
       <w:r>
@@ -1807,24 +1807,7 @@
     </w:p>
     <w:p>
       <w:pPr>
-        <w:ind w:left="10"/>
-        <w:rPr>
-          <w:rFonts w:eastAsiaTheme="minorEastAsia"/>
-        </w:rPr>
-      </w:pPr>
-    </w:p>
-    <w:p>
-      <w:pPr>
-        <w:spacing w:after="406"/>
-        <w:ind w:left="427" w:hanging="419"/>
-        <w:rPr>
-          <w:rFonts w:eastAsiaTheme="minorEastAsia" w:hint="eastAsia"/>
-        </w:rPr>
-      </w:pPr>
-    </w:p>
-    <w:p>
-      <w:pPr>
-        <w:pStyle w:val="2"/>
+        <w:pStyle w:val="Heading2"/>
         <w:ind w:left="3"/>
       </w:pPr>
       <w:r>
@@ -1877,7 +1860,7 @@
           <w:color w:val="auto"/>
           <w:szCs w:val="22"/>
         </w:rPr>
-        <w:t>A Global Mean baseline predicts the same price for every property using the training mean sale price ($418,490), without considering property characteristics. This provides a simple benchmark for assessing whether subsequent regression models improve prediction performance.</w:t>
+        <w:t>A Global Mean baseline was established by predicting the training-set mean sale price of $418,490 for every property, regardless of its characteristics or location. This provides a simple, reproducible reference for assessing whether more sophisticated regression models offer meaningful improvements in predictive performance.</w:t>
       </w:r>
     </w:p>
     <w:p>
@@ -2192,7 +2175,7 @@
           </w:tcPr>
           <w:p>
             <w:pPr>
-              <w:pStyle w:val="a5"/>
+              <w:pStyle w:val="NormalWeb"/>
               <w:cnfStyle w:val="000000000000" w:firstRow="0" w:lastRow="0" w:firstColumn="0" w:lastColumn="0" w:oddVBand="0" w:evenVBand="0" w:oddHBand="0" w:evenHBand="0" w:firstRowFirstColumn="0" w:firstRowLastColumn="0" w:lastRowFirstColumn="0" w:lastRowLastColumn="0"/>
               <w:rPr>
                 <w:rFonts w:eastAsiaTheme="minorEastAsia"/>
@@ -2210,72 +2193,215 @@
     </w:tbl>
     <w:p>
       <w:pPr>
+        <w:rPr>
+          <w:rFonts w:eastAsiaTheme="minorEastAsia" w:hint="eastAsia"/>
+        </w:rPr>
+      </w:pPr>
+      <w:r>
+        <w:rPr>
+          <w:rFonts w:eastAsiaTheme="minorEastAsia"/>
+        </w:rPr>
+        <w:t>The slightly negative R² indicates that the training-mean prediction performed marginally worse than using the validation-set mean retrospectively. Nevertheless, the baseline is appropriate because it uses training information only and establishes a consistent benchmark against which the additional predictive value of property characteristics, location and more complex models can be evaluated.</w:t>
+      </w:r>
+    </w:p>
+    <w:p>
+      <w:pPr>
         <w:ind w:left="443" w:hanging="437"/>
         <w:rPr>
           <w:rFonts w:eastAsiaTheme="minorEastAsia"/>
-          <w:color w:val="auto"/>
-          <w:szCs w:val="22"/>
-        </w:rPr>
-      </w:pPr>
-      <w:r>
-        <w:rPr>
-          <w:rFonts w:eastAsiaTheme="minorEastAsia"/>
-          <w:color w:val="auto"/>
-          <w:szCs w:val="22"/>
-        </w:rPr>
-        <w:t xml:space="preserve">As shown in Table </w:t>
-      </w:r>
-      <w:r>
+          <w:color w:val="EE0000"/>
+        </w:rPr>
+      </w:pPr>
+      <w:r>
+        <w:rPr>
+          <w:b/>
+          <w:color w:val="EE0000"/>
+          <w:highlight w:val="yellow"/>
+        </w:rPr>
+        <w:t xml:space="preserve">3b. </w:t>
+      </w:r>
+      <w:r>
+        <w:rPr>
+          <w:color w:val="EE0000"/>
+          <w:highlight w:val="yellow"/>
+        </w:rPr>
+        <w:t xml:space="preserve">Compare multiple regression approaches taught in the course. Explain your choices and what you learned. You may also investigate separate models for different </w:t>
+      </w:r>
+      <w:proofErr w:type="gramStart"/>
+      <w:r>
+        <w:rPr>
+          <w:color w:val="EE0000"/>
+          <w:highlight w:val="yellow"/>
+        </w:rPr>
+        <w:t>locations.</w:t>
+      </w:r>
+      <w:r>
+        <w:rPr>
+          <w:rFonts w:ascii="宋体" w:eastAsia="宋体" w:hAnsi="宋体" w:cs="宋体" w:hint="eastAsia"/>
+          <w:color w:val="EE0000"/>
+          <w:highlight w:val="yellow"/>
+        </w:rPr>
+        <w:t>（</w:t>
+      </w:r>
+      <w:proofErr w:type="gramEnd"/>
+      <w:r>
+        <w:rPr>
+          <w:rFonts w:ascii="宋体" w:eastAsia="宋体" w:hAnsi="宋体" w:cs="宋体" w:hint="eastAsia"/>
+          <w:color w:val="EE0000"/>
+          <w:highlight w:val="yellow"/>
+        </w:rPr>
+        <w:t>需要其他人的）</w:t>
+      </w:r>
+    </w:p>
+    <w:p>
+      <w:pPr>
+        <w:rPr>
+          <w:rFonts w:eastAsiaTheme="minorEastAsia"/>
+        </w:rPr>
+      </w:pPr>
+      <w:r>
+        <w:rPr>
+          <w:rFonts w:eastAsiaTheme="minorEastAsia"/>
+        </w:rPr>
+        <w:t xml:space="preserve">Linear Regression, Ridge and Lasso were compared to </w:t>
+      </w:r>
+      <w:proofErr w:type="gramStart"/>
+      <w:r>
+        <w:rPr>
+          <w:rFonts w:eastAsiaTheme="minorEastAsia"/>
+        </w:rPr>
+        <w:t>investigate</w:t>
+      </w:r>
+      <w:proofErr w:type="gramEnd"/>
+      <w:r>
+        <w:rPr>
+          <w:rFonts w:eastAsiaTheme="minorEastAsia"/>
+        </w:rPr>
+        <w:t xml:space="preserve"> whether coefficient </w:t>
+      </w:r>
+      <w:proofErr w:type="spellStart"/>
+      <w:r>
+        <w:rPr>
+          <w:rFonts w:eastAsiaTheme="minorEastAsia"/>
+        </w:rPr>
+        <w:t>regularisation</w:t>
+      </w:r>
+      <w:proofErr w:type="spellEnd"/>
+      <w:r>
+        <w:rPr>
+          <w:rFonts w:eastAsiaTheme="minorEastAsia"/>
+        </w:rPr>
+        <w:t xml:space="preserve"> improves house-price prediction. Linear Regression provides an </w:t>
+      </w:r>
+      <w:proofErr w:type="spellStart"/>
+      <w:r>
+        <w:rPr>
+          <w:rFonts w:eastAsiaTheme="minorEastAsia"/>
+        </w:rPr>
+        <w:t>unregularised</w:t>
+      </w:r>
+      <w:proofErr w:type="spellEnd"/>
+      <w:r>
+        <w:rPr>
+          <w:rFonts w:eastAsiaTheme="minorEastAsia"/>
+        </w:rPr>
+        <w:t xml:space="preserve"> reference. Ridge uses L2 </w:t>
+      </w:r>
+      <w:proofErr w:type="spellStart"/>
+      <w:r>
+        <w:rPr>
+          <w:rFonts w:eastAsiaTheme="minorEastAsia"/>
+        </w:rPr>
+        <w:t>regularisation</w:t>
+      </w:r>
+      <w:proofErr w:type="spellEnd"/>
+      <w:r>
+        <w:rPr>
+          <w:rFonts w:eastAsiaTheme="minorEastAsia"/>
+        </w:rPr>
+        <w:t xml:space="preserve"> to shrink coefficients and potentially reduce instability, particularly when predictors are correlated or expanded through categorical encoding. Lasso uses L1 </w:t>
+      </w:r>
+      <w:proofErr w:type="spellStart"/>
+      <w:r>
+        <w:rPr>
+          <w:rFonts w:eastAsiaTheme="minorEastAsia"/>
+        </w:rPr>
+        <w:t>regularisation</w:t>
+      </w:r>
+      <w:proofErr w:type="spellEnd"/>
+      <w:r>
+        <w:rPr>
+          <w:rFonts w:eastAsiaTheme="minorEastAsia"/>
+        </w:rPr>
+        <w:t xml:space="preserve">, which can additionally set some coefficients to zero. Comparing these approaches allows us to assess whether </w:t>
+      </w:r>
+      <w:proofErr w:type="spellStart"/>
+      <w:r>
+        <w:rPr>
+          <w:rFonts w:eastAsiaTheme="minorEastAsia"/>
+        </w:rPr>
+        <w:t>regularisation</w:t>
+      </w:r>
+      <w:proofErr w:type="spellEnd"/>
+      <w:r>
+        <w:rPr>
+          <w:rFonts w:eastAsiaTheme="minorEastAsia"/>
+        </w:rPr>
+        <w:t xml:space="preserve"> provides predictive benefits beyond an ordinary linear model.</w:t>
+      </w:r>
+    </w:p>
+    <w:p>
+      <w:pPr>
+        <w:rPr>
+          <w:rFonts w:eastAsiaTheme="minorEastAsia"/>
+        </w:rPr>
+      </w:pPr>
+    </w:p>
+    <w:p>
+      <w:pPr>
         <w:rPr>
           <w:rFonts w:eastAsiaTheme="minorEastAsia" w:hint="eastAsia"/>
-          <w:sz w:val="21"/>
-          <w:szCs w:val="22"/>
-        </w:rPr>
-        <w:t>3.1</w:t>
-      </w:r>
-      <w:r>
-        <w:rPr>
-          <w:rFonts w:eastAsiaTheme="minorEastAsia"/>
-          <w:color w:val="auto"/>
-          <w:szCs w:val="22"/>
-        </w:rPr>
-        <w:t>, the baseline provides a reference for evaluating the improvements achieved by subsequent models.</w:t>
-      </w:r>
-    </w:p>
-    <w:p>
-      <w:pPr>
-        <w:ind w:left="443" w:hanging="437"/>
-        <w:rPr>
-          <w:rFonts w:eastAsiaTheme="minorEastAsia"/>
-        </w:rPr>
-      </w:pPr>
-      <w:r>
-        <w:rPr>
-          <w:b/>
-        </w:rPr>
-        <w:t xml:space="preserve">3b. </w:t>
-      </w:r>
-      <w:r>
-        <w:t>Compare multiple regression approaches taught in the course. Explain your choices and what you learned. You may also investigate separate models for different locations.</w:t>
-      </w:r>
-    </w:p>
-    <w:p>
-      <w:pPr>
-        <w:rPr>
-          <w:rFonts w:eastAsiaTheme="minorEastAsia"/>
-        </w:rPr>
-      </w:pPr>
-      <w:r>
-        <w:rPr>
-          <w:rFonts w:eastAsiaTheme="minorEastAsia"/>
-        </w:rPr>
-        <w:t xml:space="preserve">Linear Regression, Ridge and Lasso were compared to assess whether </w:t>
+        </w:rPr>
+      </w:pPr>
+      <w:r>
+        <w:rPr>
+          <w:rFonts w:eastAsiaTheme="minorEastAsia"/>
+        </w:rPr>
+        <w:t xml:space="preserve">To isolate the effect of the regression approach, all three models used the same original Feature Set D, consisting of combined location and property characteristics plus the Building Size × Archived Building Age interaction. The chronological training and validation samples and training-fitted preprocessing were consistent. Ridge and Lasso were fitted using their standard </w:t>
       </w:r>
       <w:proofErr w:type="spellStart"/>
       <w:r>
         <w:rPr>
           <w:rFonts w:eastAsiaTheme="minorEastAsia"/>
         </w:rPr>
+        <w:t>penalised</w:t>
+      </w:r>
+      <w:proofErr w:type="spellEnd"/>
+      <w:r>
+        <w:rPr>
+          <w:rFonts w:eastAsiaTheme="minorEastAsia"/>
+        </w:rPr>
+        <w:t xml:space="preserve"> </w:t>
+      </w:r>
+      <w:proofErr w:type="gramStart"/>
+      <w:r>
+        <w:rPr>
+          <w:rFonts w:eastAsiaTheme="minorEastAsia"/>
+        </w:rPr>
+        <w:t>squared</w:t>
+      </w:r>
+      <w:proofErr w:type="gramEnd"/>
+      <w:r>
+        <w:rPr>
+          <w:rFonts w:eastAsiaTheme="minorEastAsia"/>
+        </w:rPr>
+        <w:t xml:space="preserve">-error objectives, with </w:t>
+      </w:r>
+      <w:proofErr w:type="spellStart"/>
+      <w:r>
+        <w:rPr>
+          <w:rFonts w:eastAsiaTheme="minorEastAsia"/>
+        </w:rPr>
         <w:t>regularisation</w:t>
       </w:r>
       <w:proofErr w:type="spellEnd"/>
@@ -2283,69 +2409,7 @@
         <w:rPr>
           <w:rFonts w:eastAsiaTheme="minorEastAsia"/>
         </w:rPr>
-        <w:t xml:space="preserve"> improves price prediction. Linear Regression provides an </w:t>
-      </w:r>
-      <w:proofErr w:type="spellStart"/>
-      <w:r>
-        <w:rPr>
-          <w:rFonts w:eastAsiaTheme="minorEastAsia"/>
-        </w:rPr>
-        <w:t>unregularised</w:t>
-      </w:r>
-      <w:proofErr w:type="spellEnd"/>
-      <w:r>
-        <w:rPr>
-          <w:rFonts w:eastAsiaTheme="minorEastAsia"/>
-        </w:rPr>
-        <w:t xml:space="preserve"> reference, while Ridge uses L2 </w:t>
-      </w:r>
-      <w:proofErr w:type="spellStart"/>
-      <w:r>
-        <w:rPr>
-          <w:rFonts w:eastAsiaTheme="minorEastAsia"/>
-        </w:rPr>
-        <w:t>regularisation</w:t>
-      </w:r>
-      <w:proofErr w:type="spellEnd"/>
-      <w:r>
-        <w:rPr>
-          <w:rFonts w:eastAsiaTheme="minorEastAsia"/>
-        </w:rPr>
-        <w:t xml:space="preserve"> to shrink coefficients and reduce instability. Lasso uses L1 </w:t>
-      </w:r>
-      <w:proofErr w:type="spellStart"/>
-      <w:r>
-        <w:rPr>
-          <w:rFonts w:eastAsiaTheme="minorEastAsia"/>
-        </w:rPr>
-        <w:t>regularisation</w:t>
-      </w:r>
-      <w:proofErr w:type="spellEnd"/>
-      <w:r>
-        <w:rPr>
-          <w:rFonts w:eastAsiaTheme="minorEastAsia"/>
-        </w:rPr>
-        <w:t>, which can also set coefficients to zero. These approaches were selected to examine whether controlling complexity improves validation performance.</w:t>
-      </w:r>
-    </w:p>
-    <w:p>
-      <w:pPr>
-        <w:rPr>
-          <w:rFonts w:eastAsiaTheme="minorEastAsia"/>
-        </w:rPr>
-      </w:pPr>
-    </w:p>
-    <w:p>
-      <w:pPr>
-        <w:rPr>
-          <w:rFonts w:eastAsiaTheme="minorEastAsia"/>
-        </w:rPr>
-      </w:pPr>
-      <w:r>
-        <w:rPr>
-          <w:rFonts w:eastAsiaTheme="minorEastAsia"/>
-        </w:rPr>
-        <w:t>For a fair comparison, all three models used the same original Feature Set D (Combined Features + Size × Archived Building Age), identical chronological training and validation periods, and consistent training-fitted preprocessing principles. The primary selection metric was the pre-specified WAE (2:1), with MSE, R² and MAE retained as supporting metrics.</w:t>
+        <w:t xml:space="preserve"> strengths selected according to the pre-specified validation WAE (2:1). MAE, MSE and R² provided supporting performance measures.</w:t>
       </w:r>
     </w:p>
     <w:p>
@@ -2382,7 +2446,7 @@
     </w:p>
     <w:tbl>
       <w:tblPr>
-        <w:tblStyle w:val="11"/>
+        <w:tblStyle w:val="PlainTable1"/>
         <w:tblW w:w="0" w:type="auto"/>
         <w:jc w:val="center"/>
         <w:tblLook w:val="04A0" w:firstRow="1" w:lastRow="0" w:firstColumn="1" w:lastColumn="0" w:noHBand="0" w:noVBand="1"/>
@@ -2876,6 +2940,7 @@
               <w:rPr>
                 <w:rFonts w:eastAsiaTheme="minorEastAsia"/>
               </w:rPr>
+              <w:lastRenderedPageBreak/>
               <w:t>Lasso</w:t>
             </w:r>
           </w:p>
@@ -3029,7 +3094,6 @@
           <w:i/>
           <w:iCs/>
         </w:rPr>
-        <w:lastRenderedPageBreak/>
         <w:t>Note: Feature Set D contains the Combined location and property predictors plus the Size × Archived Building Age interaction. All three models use the same original predictors.</w:t>
       </w:r>
     </w:p>
@@ -3043,19 +3107,7 @@
         <w:rPr>
           <w:rFonts w:eastAsiaTheme="minorEastAsia"/>
         </w:rPr>
-        <w:t xml:space="preserve">As shown in Table </w:t>
-      </w:r>
-      <w:r>
-        <w:rPr>
-          <w:rFonts w:eastAsiaTheme="minorEastAsia"/>
-        </w:rPr>
-        <w:t>3.2</w:t>
-      </w:r>
-      <w:r>
-        <w:rPr>
-          <w:rFonts w:eastAsiaTheme="minorEastAsia"/>
-        </w:rPr>
-        <w:t xml:space="preserve">, both </w:t>
+        <w:t xml:space="preserve">Both </w:t>
       </w:r>
       <w:proofErr w:type="spellStart"/>
       <w:r>
@@ -3069,7 +3121,7 @@
         <w:rPr>
           <w:rFonts w:eastAsiaTheme="minorEastAsia"/>
         </w:rPr>
-        <w:t xml:space="preserve"> approaches outperformed Linear Regression across the reported metrics. Lasso achieved the lowest WAE (2:1), approximately 3.0% below Linear Regression, suggesting that </w:t>
+        <w:t xml:space="preserve"> models improved on Linear Regression across all reported validation metrics. Lasso reduced WAE (2:1) by approximately 2.98% relative to Linear Regression, indicating that coefficient </w:t>
       </w:r>
       <w:proofErr w:type="spellStart"/>
       <w:r>
@@ -3083,28 +3135,202 @@
         <w:rPr>
           <w:rFonts w:eastAsiaTheme="minorEastAsia"/>
         </w:rPr>
-        <w:t xml:space="preserve"> improved validation performance for this feature representation. However, Lasso's advantage over Ridge was only 0.36%, indicating a modest rather than decisive improvement.</w:t>
-      </w:r>
-    </w:p>
-    <w:p>
-      <w:pPr>
-        <w:rPr>
-          <w:rFonts w:eastAsiaTheme="minorEastAsia"/>
-        </w:rPr>
-      </w:pPr>
-    </w:p>
-    <w:p>
-      <w:pPr>
-        <w:rPr>
-          <w:rFonts w:eastAsiaTheme="minorEastAsia"/>
-        </w:rPr>
-      </w:pPr>
-      <w:r>
-        <w:rPr>
-          <w:rFonts w:eastAsiaTheme="minorEastAsia"/>
-        </w:rPr>
-        <w:t>Lasso was therefore retained as the strongest evaluated linear-model candidate under the main business-weighted metric. Its suitability as the final model remains subject to comparison with tree-based and ensemble approaches using the same validation strategy.</w:t>
-      </w:r>
+        <w:t xml:space="preserve"> was beneficial for this feature representation. However, Lasso improved on Ridge by only $543.10 (0.35%), suggesting that L1 </w:t>
+      </w:r>
+      <w:proofErr w:type="spellStart"/>
+      <w:r>
+        <w:rPr>
+          <w:rFonts w:eastAsiaTheme="minorEastAsia"/>
+        </w:rPr>
+        <w:t>regularisation</w:t>
+      </w:r>
+      <w:proofErr w:type="spellEnd"/>
+      <w:r>
+        <w:rPr>
+          <w:rFonts w:eastAsiaTheme="minorEastAsia"/>
+        </w:rPr>
+        <w:t xml:space="preserve"> offered a limited additional predictive advantage over L2 </w:t>
+      </w:r>
+      <w:proofErr w:type="spellStart"/>
+      <w:r>
+        <w:rPr>
+          <w:rFonts w:eastAsiaTheme="minorEastAsia"/>
+        </w:rPr>
+        <w:t>regularisation</w:t>
+      </w:r>
+      <w:proofErr w:type="spellEnd"/>
+      <w:r>
+        <w:rPr>
+          <w:rFonts w:eastAsiaTheme="minorEastAsia"/>
+        </w:rPr>
+        <w:t xml:space="preserve"> in this experiment.</w:t>
+      </w:r>
+    </w:p>
+    <w:p>
+      <w:pPr>
+        <w:rPr>
+          <w:rFonts w:eastAsiaTheme="minorEastAsia"/>
+        </w:rPr>
+      </w:pPr>
+    </w:p>
+    <w:p>
+      <w:pPr>
+        <w:rPr>
+          <w:rFonts w:eastAsiaTheme="minorEastAsia"/>
+        </w:rPr>
+      </w:pPr>
+      <w:r>
+        <w:rPr>
+          <w:rFonts w:eastAsiaTheme="minorEastAsia"/>
+        </w:rPr>
+        <w:t xml:space="preserve">The comparison therefore supports using </w:t>
+      </w:r>
+      <w:proofErr w:type="spellStart"/>
+      <w:r>
+        <w:rPr>
+          <w:rFonts w:eastAsiaTheme="minorEastAsia"/>
+        </w:rPr>
+        <w:t>regularisation</w:t>
+      </w:r>
+      <w:proofErr w:type="spellEnd"/>
+      <w:r>
+        <w:rPr>
+          <w:rFonts w:eastAsiaTheme="minorEastAsia"/>
+        </w:rPr>
+        <w:t xml:space="preserve"> rather than relying solely on the </w:t>
+      </w:r>
+      <w:proofErr w:type="spellStart"/>
+      <w:r>
+        <w:rPr>
+          <w:rFonts w:eastAsiaTheme="minorEastAsia"/>
+        </w:rPr>
+        <w:t>unregularised</w:t>
+      </w:r>
+      <w:proofErr w:type="spellEnd"/>
+      <w:r>
+        <w:rPr>
+          <w:rFonts w:eastAsiaTheme="minorEastAsia"/>
+        </w:rPr>
+        <w:t xml:space="preserve"> </w:t>
+      </w:r>
+      <w:proofErr w:type="gramStart"/>
+      <w:r>
+        <w:rPr>
+          <w:rFonts w:eastAsiaTheme="minorEastAsia"/>
+        </w:rPr>
+        <w:t>model, but</w:t>
+      </w:r>
+      <w:proofErr w:type="gramEnd"/>
+      <w:r>
+        <w:rPr>
+          <w:rFonts w:eastAsiaTheme="minorEastAsia"/>
+        </w:rPr>
+        <w:t xml:space="preserve"> does not establish that Lasso is consistently superior across future periods or alternative feature sets. Lasso with Feature Set D and α = 20 was retained as the preferred linear-family candidate under the primary business-weighted criterion. Final model selection remains subject to comparison with tree-based and ensemble approaches</w:t>
+      </w:r>
+      <w:r>
+        <w:rPr>
+          <w:rFonts w:eastAsiaTheme="minorEastAsia"/>
+        </w:rPr>
+        <w:t>.</w:t>
+      </w:r>
+    </w:p>
+    <w:p>
+      <w:pPr>
+        <w:rPr>
+          <w:rFonts w:eastAsiaTheme="minorEastAsia"/>
+        </w:rPr>
+      </w:pPr>
+    </w:p>
+    <w:p>
+      <w:pPr>
+        <w:rPr>
+          <w:rFonts w:eastAsiaTheme="minorEastAsia"/>
+          <w:color w:val="EE0000"/>
+          <w:highlight w:val="yellow"/>
+        </w:rPr>
+      </w:pPr>
+      <w:r>
+        <w:rPr>
+          <w:rFonts w:eastAsiaTheme="minorEastAsia"/>
+          <w:color w:val="EE0000"/>
+          <w:highlight w:val="yellow"/>
+        </w:rPr>
+        <w:t>Decision Tree and Random Forest — Member 3</w:t>
+      </w:r>
+    </w:p>
+    <w:p>
+      <w:pPr>
+        <w:rPr>
+          <w:rFonts w:eastAsiaTheme="minorEastAsia"/>
+          <w:color w:val="EE0000"/>
+          <w:highlight w:val="yellow"/>
+        </w:rPr>
+      </w:pPr>
+      <w:r>
+        <w:rPr>
+          <w:rFonts w:eastAsiaTheme="minorEastAsia"/>
+          <w:color w:val="EE0000"/>
+          <w:highlight w:val="yellow"/>
+        </w:rPr>
+        <w:t>[Add model choices, validation comparison and key findings.]</w:t>
+      </w:r>
+    </w:p>
+    <w:p>
+      <w:pPr>
+        <w:rPr>
+          <w:rFonts w:eastAsiaTheme="minorEastAsia"/>
+          <w:color w:val="EE0000"/>
+          <w:highlight w:val="yellow"/>
+        </w:rPr>
+      </w:pPr>
+      <w:r>
+        <w:rPr>
+          <w:rFonts w:eastAsiaTheme="minorEastAsia"/>
+          <w:color w:val="EE0000"/>
+          <w:highlight w:val="yellow"/>
+        </w:rPr>
+        <w:t>Boosting — Member 4</w:t>
+      </w:r>
+    </w:p>
+    <w:p>
+      <w:pPr>
+        <w:rPr>
+          <w:rFonts w:eastAsiaTheme="minorEastAsia"/>
+          <w:color w:val="EE0000"/>
+          <w:highlight w:val="yellow"/>
+        </w:rPr>
+      </w:pPr>
+      <w:r>
+        <w:rPr>
+          <w:rFonts w:eastAsiaTheme="minorEastAsia"/>
+          <w:color w:val="EE0000"/>
+          <w:highlight w:val="yellow"/>
+        </w:rPr>
+        <w:t>[Add model rationale, validation performance and key findings.]</w:t>
+      </w:r>
+    </w:p>
+    <w:p>
+      <w:pPr>
+        <w:rPr>
+          <w:rFonts w:eastAsiaTheme="minorEastAsia"/>
+          <w:color w:val="EE0000"/>
+        </w:rPr>
+      </w:pPr>
+      <w:r>
+        <w:rPr>
+          <w:rFonts w:eastAsiaTheme="minorEastAsia"/>
+          <w:color w:val="EE0000"/>
+          <w:highlight w:val="yellow"/>
+        </w:rPr>
+        <w:t>Overall Comparison — To be completed after all model results are available.</w:t>
+      </w:r>
+    </w:p>
+    <w:p>
+      <w:pPr>
+        <w:rPr>
+          <w:rFonts w:eastAsiaTheme="minorEastAsia" w:hint="eastAsia"/>
+        </w:rPr>
+      </w:pPr>
     </w:p>
     <w:p>
       <w:pPr>
@@ -3224,13 +3450,13 @@
           <w:rFonts w:eastAsiaTheme="minorEastAsia"/>
           <w:color w:val="000000" w:themeColor="text1"/>
         </w:rPr>
-        <w:t>Feature-set experiments examined two questions: whether location and property characteristics provide complementary predictive information, and whether selected interaction terms improve predictions beyond an additive model.</w:t>
-      </w:r>
-    </w:p>
-    <w:p>
-      <w:pPr>
-        <w:rPr>
-          <w:rFonts w:eastAsiaTheme="minorEastAsia"/>
+        <w:t>Feature-set experiments investigated whether location and property characteristics provide complementary predictive information and whether selected engineered features improve performance beyond an additive specification. Candidate interactions were motivated by plausible property-valuation relationships, but their usefulness was determined by validation results rather than assumptions alone.</w:t>
+      </w:r>
+    </w:p>
+    <w:p>
+      <w:pPr>
+        <w:rPr>
+          <w:rFonts w:eastAsiaTheme="minorEastAsia" w:hint="eastAsia"/>
           <w:color w:val="000000" w:themeColor="text1"/>
         </w:rPr>
       </w:pPr>
@@ -3238,7 +3464,7 @@
     <w:p>
       <w:pPr>
         <w:rPr>
-          <w:rFonts w:eastAsiaTheme="minorEastAsia"/>
+          <w:rFonts w:eastAsiaTheme="minorEastAsia" w:hint="eastAsia"/>
           <w:color w:val="000000" w:themeColor="text1"/>
         </w:rPr>
       </w:pPr>
@@ -3247,30 +3473,23 @@
           <w:rFonts w:eastAsiaTheme="minorEastAsia"/>
           <w:color w:val="000000" w:themeColor="text1"/>
         </w:rPr>
-        <w:t>Four initial feature sets were constructed. Set A contained location-related predictors, Set B contained property characteristics, and Set C combined both groups. Set D added a building size × archived building age interaction to C. This interaction was motivated by the possibility that the value associated with additional building space varies with property age. It provided a low-complexity starting point for testing a non-additive relationship without introducing numerous interaction columns.</w:t>
-      </w:r>
-    </w:p>
-    <w:p>
-      <w:pPr>
+        <w:t xml:space="preserve">Four initial feature sets were constructed: A </w:t>
+      </w:r>
+      <w:proofErr w:type="gramStart"/>
+      <w:r>
         <w:rPr>
           <w:rFonts w:eastAsiaTheme="minorEastAsia"/>
           <w:color w:val="000000" w:themeColor="text1"/>
         </w:rPr>
-      </w:pPr>
-    </w:p>
-    <w:p>
-      <w:pPr>
+        <w:t>contained location predictors</w:t>
+      </w:r>
+      <w:proofErr w:type="gramEnd"/>
+      <w:r>
         <w:rPr>
           <w:rFonts w:eastAsiaTheme="minorEastAsia"/>
           <w:color w:val="000000" w:themeColor="text1"/>
         </w:rPr>
-      </w:pPr>
-      <w:r>
-        <w:rPr>
-          <w:rFonts w:eastAsiaTheme="minorEastAsia"/>
-          <w:color w:val="000000" w:themeColor="text1"/>
-        </w:rPr>
-        <w:t>Linear Regression was held constant across A–D. All experiments used the same chronological training and validation periods, validation transactions, training-fitted preprocessing and evaluation definitions. The primary criterion was the pre-specified overvaluation-weighted WAE (2:1), with MSE, R² and MAE retained as supporting metrics.</w:t>
+        <w:t>, B contained property characteristics, C combined both groups, and D added a Building Size × Archived Building Age interaction to C. The interaction allowed the relationship between building size and predicted price to vary with age. Linear Regression was held constant across A–D, using the same chronological split, training-fitted preprocessing and evaluation metrics. The primary selection criterion was WAE (2:1), which assigns twice the penalty to overvaluation.</w:t>
       </w:r>
     </w:p>
     <w:p>
@@ -3310,7 +3529,7 @@
     </w:p>
     <w:tbl>
       <w:tblPr>
-        <w:tblStyle w:val="11"/>
+        <w:tblStyle w:val="PlainTable1"/>
         <w:tblW w:w="0" w:type="auto"/>
         <w:jc w:val="center"/>
         <w:tblLook w:val="04A0" w:firstRow="1" w:lastRow="0" w:firstColumn="1" w:lastColumn="0" w:noHBand="0" w:noVBand="1"/>
@@ -3470,6 +3689,7 @@
           <w:tcPr>
             <w:cnfStyle w:val="001000000000" w:firstRow="0" w:lastRow="0" w:firstColumn="1" w:lastColumn="0" w:oddVBand="0" w:evenVBand="0" w:oddHBand="0" w:evenHBand="0" w:firstRowFirstColumn="0" w:firstRowLastColumn="0" w:lastRowFirstColumn="0" w:lastRowLastColumn="0"/>
             <w:tcW w:w="0" w:type="auto"/>
+            <w:vAlign w:val="center"/>
             <w:hideMark/>
           </w:tcPr>
           <w:p>
@@ -3480,17 +3700,33 @@
               </w:rPr>
             </w:pPr>
             <w:r>
+              <w:t>A. Location</w:t>
+            </w:r>
+          </w:p>
+        </w:tc>
+        <w:tc>
+          <w:tcPr>
+            <w:tcW w:w="0" w:type="auto"/>
+            <w:vAlign w:val="center"/>
+            <w:hideMark/>
+          </w:tcPr>
+          <w:p>
+            <w:pPr>
+              <w:cnfStyle w:val="000000100000" w:firstRow="0" w:lastRow="0" w:firstColumn="0" w:lastColumn="0" w:oddVBand="0" w:evenVBand="0" w:oddHBand="1" w:evenHBand="0" w:firstRowFirstColumn="0" w:firstRowLastColumn="0" w:lastRowFirstColumn="0" w:lastRowLastColumn="0"/>
               <w:rPr>
                 <w:rFonts w:eastAsiaTheme="minorEastAsia"/>
                 <w:color w:val="000000" w:themeColor="text1"/>
               </w:rPr>
-              <w:t>A. Location</w:t>
-            </w:r>
-          </w:p>
-        </w:tc>
-        <w:tc>
-          <w:tcPr>
-            <w:tcW w:w="0" w:type="auto"/>
+            </w:pPr>
+            <w:r>
+              <w:t>67</w:t>
+            </w:r>
+          </w:p>
+        </w:tc>
+        <w:tc>
+          <w:tcPr>
+            <w:tcW w:w="0" w:type="auto"/>
+            <w:vAlign w:val="center"/>
             <w:hideMark/>
           </w:tcPr>
           <w:p>
@@ -3502,17 +3738,33 @@
               </w:rPr>
             </w:pPr>
             <w:r>
+              <w:t>192,467.76</w:t>
+            </w:r>
+          </w:p>
+        </w:tc>
+        <w:tc>
+          <w:tcPr>
+            <w:tcW w:w="0" w:type="auto"/>
+            <w:vAlign w:val="center"/>
+            <w:hideMark/>
+          </w:tcPr>
+          <w:p>
+            <w:pPr>
+              <w:cnfStyle w:val="000000100000" w:firstRow="0" w:lastRow="0" w:firstColumn="0" w:lastColumn="0" w:oddVBand="0" w:evenVBand="0" w:oddHBand="1" w:evenHBand="0" w:firstRowFirstColumn="0" w:firstRowLastColumn="0" w:lastRowFirstColumn="0" w:lastRowLastColumn="0"/>
               <w:rPr>
                 <w:rFonts w:eastAsiaTheme="minorEastAsia"/>
                 <w:color w:val="000000" w:themeColor="text1"/>
               </w:rPr>
-              <w:t>67</w:t>
-            </w:r>
-          </w:p>
-        </w:tc>
-        <w:tc>
-          <w:tcPr>
-            <w:tcW w:w="0" w:type="auto"/>
+            </w:pPr>
+            <w:r>
+              <w:t>136,669.51</w:t>
+            </w:r>
+          </w:p>
+        </w:tc>
+        <w:tc>
+          <w:tcPr>
+            <w:tcW w:w="0" w:type="auto"/>
+            <w:vAlign w:val="center"/>
             <w:hideMark/>
           </w:tcPr>
           <w:p>
@@ -3524,76 +3776,25 @@
               </w:rPr>
             </w:pPr>
             <w:r>
+              <w:t>79.62</w:t>
+            </w:r>
+          </w:p>
+        </w:tc>
+        <w:tc>
+          <w:tcPr>
+            <w:tcW w:w="0" w:type="auto"/>
+            <w:vAlign w:val="center"/>
+            <w:hideMark/>
+          </w:tcPr>
+          <w:p>
+            <w:pPr>
+              <w:cnfStyle w:val="000000100000" w:firstRow="0" w:lastRow="0" w:firstColumn="0" w:lastColumn="0" w:oddVBand="0" w:evenVBand="0" w:oddHBand="1" w:evenHBand="0" w:firstRowFirstColumn="0" w:firstRowLastColumn="0" w:lastRowFirstColumn="0" w:lastRowLastColumn="0"/>
               <w:rPr>
                 <w:rFonts w:eastAsiaTheme="minorEastAsia"/>
                 <w:color w:val="000000" w:themeColor="text1"/>
               </w:rPr>
-              <w:t>192,466.82</w:t>
-            </w:r>
-          </w:p>
-        </w:tc>
-        <w:tc>
-          <w:tcPr>
-            <w:tcW w:w="0" w:type="auto"/>
-            <w:hideMark/>
-          </w:tcPr>
-          <w:p>
-            <w:pPr>
-              <w:cnfStyle w:val="000000100000" w:firstRow="0" w:lastRow="0" w:firstColumn="0" w:lastColumn="0" w:oddVBand="0" w:evenVBand="0" w:oddHBand="1" w:evenHBand="0" w:firstRowFirstColumn="0" w:firstRowLastColumn="0" w:lastRowFirstColumn="0" w:lastRowLastColumn="0"/>
-              <w:rPr>
-                <w:rFonts w:eastAsiaTheme="minorEastAsia"/>
-                <w:color w:val="000000" w:themeColor="text1"/>
-              </w:rPr>
-            </w:pPr>
-            <w:r>
-              <w:rPr>
-                <w:rFonts w:eastAsiaTheme="minorEastAsia"/>
-                <w:color w:val="000000" w:themeColor="text1"/>
-              </w:rPr>
-              <w:t>136,668.61</w:t>
-            </w:r>
-          </w:p>
-        </w:tc>
-        <w:tc>
-          <w:tcPr>
-            <w:tcW w:w="0" w:type="auto"/>
-            <w:hideMark/>
-          </w:tcPr>
-          <w:p>
-            <w:pPr>
-              <w:cnfStyle w:val="000000100000" w:firstRow="0" w:lastRow="0" w:firstColumn="0" w:lastColumn="0" w:oddVBand="0" w:evenVBand="0" w:oddHBand="1" w:evenHBand="0" w:firstRowFirstColumn="0" w:firstRowLastColumn="0" w:lastRowFirstColumn="0" w:lastRowLastColumn="0"/>
-              <w:rPr>
-                <w:rFonts w:eastAsiaTheme="minorEastAsia"/>
-                <w:color w:val="000000" w:themeColor="text1"/>
-              </w:rPr>
-            </w:pPr>
-            <w:r>
-              <w:rPr>
-                <w:rFonts w:eastAsiaTheme="minorEastAsia"/>
-                <w:color w:val="000000" w:themeColor="text1"/>
-              </w:rPr>
-              <w:t>79.61</w:t>
-            </w:r>
-          </w:p>
-        </w:tc>
-        <w:tc>
-          <w:tcPr>
-            <w:tcW w:w="0" w:type="auto"/>
-            <w:hideMark/>
-          </w:tcPr>
-          <w:p>
-            <w:pPr>
-              <w:cnfStyle w:val="000000100000" w:firstRow="0" w:lastRow="0" w:firstColumn="0" w:lastColumn="0" w:oddVBand="0" w:evenVBand="0" w:oddHBand="1" w:evenHBand="0" w:firstRowFirstColumn="0" w:firstRowLastColumn="0" w:lastRowFirstColumn="0" w:lastRowLastColumn="0"/>
-              <w:rPr>
-                <w:rFonts w:eastAsiaTheme="minorEastAsia"/>
-                <w:color w:val="000000" w:themeColor="text1"/>
-              </w:rPr>
-            </w:pPr>
-            <w:r>
-              <w:rPr>
-                <w:rFonts w:eastAsiaTheme="minorEastAsia"/>
-                <w:color w:val="000000" w:themeColor="text1"/>
-              </w:rPr>
+            </w:pPr>
+            <w:r>
               <w:t>0.5826</w:t>
             </w:r>
           </w:p>
@@ -3607,6 +3808,7 @@
           <w:tcPr>
             <w:cnfStyle w:val="001000000000" w:firstRow="0" w:lastRow="0" w:firstColumn="1" w:lastColumn="0" w:oddVBand="0" w:evenVBand="0" w:oddHBand="0" w:evenHBand="0" w:firstRowFirstColumn="0" w:firstRowLastColumn="0" w:lastRowFirstColumn="0" w:lastRowLastColumn="0"/>
             <w:tcW w:w="0" w:type="auto"/>
+            <w:vAlign w:val="center"/>
             <w:hideMark/>
           </w:tcPr>
           <w:p>
@@ -3617,17 +3819,33 @@
               </w:rPr>
             </w:pPr>
             <w:r>
+              <w:t>B. Property</w:t>
+            </w:r>
+          </w:p>
+        </w:tc>
+        <w:tc>
+          <w:tcPr>
+            <w:tcW w:w="0" w:type="auto"/>
+            <w:vAlign w:val="center"/>
+            <w:hideMark/>
+          </w:tcPr>
+          <w:p>
+            <w:pPr>
+              <w:cnfStyle w:val="000000000000" w:firstRow="0" w:lastRow="0" w:firstColumn="0" w:lastColumn="0" w:oddVBand="0" w:evenVBand="0" w:oddHBand="0" w:evenHBand="0" w:firstRowFirstColumn="0" w:firstRowLastColumn="0" w:lastRowFirstColumn="0" w:lastRowLastColumn="0"/>
               <w:rPr>
                 <w:rFonts w:eastAsiaTheme="minorEastAsia"/>
                 <w:color w:val="000000" w:themeColor="text1"/>
               </w:rPr>
-              <w:t>B. Property</w:t>
-            </w:r>
-          </w:p>
-        </w:tc>
-        <w:tc>
-          <w:tcPr>
-            <w:tcW w:w="0" w:type="auto"/>
+            </w:pPr>
+            <w:r>
+              <w:t>30</w:t>
+            </w:r>
+          </w:p>
+        </w:tc>
+        <w:tc>
+          <w:tcPr>
+            <w:tcW w:w="0" w:type="auto"/>
+            <w:vAlign w:val="center"/>
             <w:hideMark/>
           </w:tcPr>
           <w:p>
@@ -3639,17 +3857,33 @@
               </w:rPr>
             </w:pPr>
             <w:r>
+              <w:t>246,653.38</w:t>
+            </w:r>
+          </w:p>
+        </w:tc>
+        <w:tc>
+          <w:tcPr>
+            <w:tcW w:w="0" w:type="auto"/>
+            <w:vAlign w:val="center"/>
+            <w:hideMark/>
+          </w:tcPr>
+          <w:p>
+            <w:pPr>
+              <w:cnfStyle w:val="000000000000" w:firstRow="0" w:lastRow="0" w:firstColumn="0" w:lastColumn="0" w:oddVBand="0" w:evenVBand="0" w:oddHBand="0" w:evenHBand="0" w:firstRowFirstColumn="0" w:firstRowLastColumn="0" w:lastRowFirstColumn="0" w:lastRowLastColumn="0"/>
               <w:rPr>
                 <w:rFonts w:eastAsiaTheme="minorEastAsia"/>
                 <w:color w:val="000000" w:themeColor="text1"/>
               </w:rPr>
-              <w:t>30</w:t>
-            </w:r>
-          </w:p>
-        </w:tc>
-        <w:tc>
-          <w:tcPr>
-            <w:tcW w:w="0" w:type="auto"/>
+            </w:pPr>
+            <w:r>
+              <w:t>173,936.28</w:t>
+            </w:r>
+          </w:p>
+        </w:tc>
+        <w:tc>
+          <w:tcPr>
+            <w:tcW w:w="0" w:type="auto"/>
+            <w:vAlign w:val="center"/>
             <w:hideMark/>
           </w:tcPr>
           <w:p>
@@ -3661,76 +3895,25 @@
               </w:rPr>
             </w:pPr>
             <w:r>
+              <w:t>98.80</w:t>
+            </w:r>
+          </w:p>
+        </w:tc>
+        <w:tc>
+          <w:tcPr>
+            <w:tcW w:w="0" w:type="auto"/>
+            <w:vAlign w:val="center"/>
+            <w:hideMark/>
+          </w:tcPr>
+          <w:p>
+            <w:pPr>
+              <w:cnfStyle w:val="000000000000" w:firstRow="0" w:lastRow="0" w:firstColumn="0" w:lastColumn="0" w:oddVBand="0" w:evenVBand="0" w:oddHBand="0" w:evenHBand="0" w:firstRowFirstColumn="0" w:firstRowLastColumn="0" w:lastRowFirstColumn="0" w:lastRowLastColumn="0"/>
               <w:rPr>
                 <w:rFonts w:eastAsiaTheme="minorEastAsia"/>
                 <w:color w:val="000000" w:themeColor="text1"/>
               </w:rPr>
-              <w:t>246,665.90</w:t>
-            </w:r>
-          </w:p>
-        </w:tc>
-        <w:tc>
-          <w:tcPr>
-            <w:tcW w:w="0" w:type="auto"/>
-            <w:hideMark/>
-          </w:tcPr>
-          <w:p>
-            <w:pPr>
-              <w:cnfStyle w:val="000000000000" w:firstRow="0" w:lastRow="0" w:firstColumn="0" w:lastColumn="0" w:oddVBand="0" w:evenVBand="0" w:oddHBand="0" w:evenHBand="0" w:firstRowFirstColumn="0" w:firstRowLastColumn="0" w:lastRowFirstColumn="0" w:lastRowLastColumn="0"/>
-              <w:rPr>
-                <w:rFonts w:eastAsiaTheme="minorEastAsia"/>
-                <w:color w:val="000000" w:themeColor="text1"/>
-              </w:rPr>
-            </w:pPr>
-            <w:r>
-              <w:rPr>
-                <w:rFonts w:eastAsiaTheme="minorEastAsia"/>
-                <w:color w:val="000000" w:themeColor="text1"/>
-              </w:rPr>
-              <w:t>173,945.18</w:t>
-            </w:r>
-          </w:p>
-        </w:tc>
-        <w:tc>
-          <w:tcPr>
-            <w:tcW w:w="0" w:type="auto"/>
-            <w:hideMark/>
-          </w:tcPr>
-          <w:p>
-            <w:pPr>
-              <w:cnfStyle w:val="000000000000" w:firstRow="0" w:lastRow="0" w:firstColumn="0" w:lastColumn="0" w:oddVBand="0" w:evenVBand="0" w:oddHBand="0" w:evenHBand="0" w:firstRowFirstColumn="0" w:firstRowLastColumn="0" w:lastRowFirstColumn="0" w:lastRowLastColumn="0"/>
-              <w:rPr>
-                <w:rFonts w:eastAsiaTheme="minorEastAsia"/>
-                <w:color w:val="000000" w:themeColor="text1"/>
-              </w:rPr>
-            </w:pPr>
-            <w:r>
-              <w:rPr>
-                <w:rFonts w:eastAsiaTheme="minorEastAsia"/>
-                <w:color w:val="000000" w:themeColor="text1"/>
-              </w:rPr>
-              <w:t>98.80</w:t>
-            </w:r>
-          </w:p>
-        </w:tc>
-        <w:tc>
-          <w:tcPr>
-            <w:tcW w:w="0" w:type="auto"/>
-            <w:hideMark/>
-          </w:tcPr>
-          <w:p>
-            <w:pPr>
-              <w:cnfStyle w:val="000000000000" w:firstRow="0" w:lastRow="0" w:firstColumn="0" w:lastColumn="0" w:oddVBand="0" w:evenVBand="0" w:oddHBand="0" w:evenHBand="0" w:firstRowFirstColumn="0" w:firstRowLastColumn="0" w:lastRowFirstColumn="0" w:lastRowLastColumn="0"/>
-              <w:rPr>
-                <w:rFonts w:eastAsiaTheme="minorEastAsia"/>
-                <w:color w:val="000000" w:themeColor="text1"/>
-              </w:rPr>
-            </w:pPr>
-            <w:r>
-              <w:rPr>
-                <w:rFonts w:eastAsiaTheme="minorEastAsia"/>
-                <w:color w:val="000000" w:themeColor="text1"/>
-              </w:rPr>
+            </w:pPr>
+            <w:r>
               <w:t>0.4820</w:t>
             </w:r>
           </w:p>
@@ -3745,6 +3928,7 @@
           <w:tcPr>
             <w:cnfStyle w:val="001000000000" w:firstRow="0" w:lastRow="0" w:firstColumn="1" w:lastColumn="0" w:oddVBand="0" w:evenVBand="0" w:oddHBand="0" w:evenHBand="0" w:firstRowFirstColumn="0" w:firstRowLastColumn="0" w:lastRowFirstColumn="0" w:lastRowLastColumn="0"/>
             <w:tcW w:w="0" w:type="auto"/>
+            <w:vAlign w:val="center"/>
             <w:hideMark/>
           </w:tcPr>
           <w:p>
@@ -3755,17 +3939,33 @@
               </w:rPr>
             </w:pPr>
             <w:r>
+              <w:t>C. Combined</w:t>
+            </w:r>
+          </w:p>
+        </w:tc>
+        <w:tc>
+          <w:tcPr>
+            <w:tcW w:w="0" w:type="auto"/>
+            <w:vAlign w:val="center"/>
+            <w:hideMark/>
+          </w:tcPr>
+          <w:p>
+            <w:pPr>
+              <w:cnfStyle w:val="000000100000" w:firstRow="0" w:lastRow="0" w:firstColumn="0" w:lastColumn="0" w:oddVBand="0" w:evenVBand="0" w:oddHBand="1" w:evenHBand="0" w:firstRowFirstColumn="0" w:firstRowLastColumn="0" w:lastRowFirstColumn="0" w:lastRowLastColumn="0"/>
               <w:rPr>
                 <w:rFonts w:eastAsiaTheme="minorEastAsia"/>
                 <w:color w:val="000000" w:themeColor="text1"/>
               </w:rPr>
-              <w:t>C. Combined</w:t>
-            </w:r>
-          </w:p>
-        </w:tc>
-        <w:tc>
-          <w:tcPr>
-            <w:tcW w:w="0" w:type="auto"/>
+            </w:pPr>
+            <w:r>
+              <w:t>97</w:t>
+            </w:r>
+          </w:p>
+        </w:tc>
+        <w:tc>
+          <w:tcPr>
+            <w:tcW w:w="0" w:type="auto"/>
+            <w:vAlign w:val="center"/>
             <w:hideMark/>
           </w:tcPr>
           <w:p>
@@ -3777,17 +3977,33 @@
               </w:rPr>
             </w:pPr>
             <w:r>
+              <w:t>157,667.56</w:t>
+            </w:r>
+          </w:p>
+        </w:tc>
+        <w:tc>
+          <w:tcPr>
+            <w:tcW w:w="0" w:type="auto"/>
+            <w:vAlign w:val="center"/>
+            <w:hideMark/>
+          </w:tcPr>
+          <w:p>
+            <w:pPr>
+              <w:cnfStyle w:val="000000100000" w:firstRow="0" w:lastRow="0" w:firstColumn="0" w:lastColumn="0" w:oddVBand="0" w:evenVBand="0" w:oddHBand="1" w:evenHBand="0" w:firstRowFirstColumn="0" w:firstRowLastColumn="0" w:lastRowFirstColumn="0" w:lastRowLastColumn="0"/>
               <w:rPr>
                 <w:rFonts w:eastAsiaTheme="minorEastAsia"/>
                 <w:color w:val="000000" w:themeColor="text1"/>
               </w:rPr>
-              <w:t>97</w:t>
-            </w:r>
-          </w:p>
-        </w:tc>
-        <w:tc>
-          <w:tcPr>
-            <w:tcW w:w="0" w:type="auto"/>
+            </w:pPr>
+            <w:r>
+              <w:t>113,321.74</w:t>
+            </w:r>
+          </w:p>
+        </w:tc>
+        <w:tc>
+          <w:tcPr>
+            <w:tcW w:w="0" w:type="auto"/>
+            <w:vAlign w:val="center"/>
             <w:hideMark/>
           </w:tcPr>
           <w:p>
@@ -3799,76 +4015,25 @@
               </w:rPr>
             </w:pPr>
             <w:r>
+              <w:t>54.78</w:t>
+            </w:r>
+          </w:p>
+        </w:tc>
+        <w:tc>
+          <w:tcPr>
+            <w:tcW w:w="0" w:type="auto"/>
+            <w:vAlign w:val="center"/>
+            <w:hideMark/>
+          </w:tcPr>
+          <w:p>
+            <w:pPr>
+              <w:cnfStyle w:val="000000100000" w:firstRow="0" w:lastRow="0" w:firstColumn="0" w:lastColumn="0" w:oddVBand="0" w:evenVBand="0" w:oddHBand="1" w:evenHBand="0" w:firstRowFirstColumn="0" w:firstRowLastColumn="0" w:lastRowFirstColumn="0" w:lastRowLastColumn="0"/>
               <w:rPr>
                 <w:rFonts w:eastAsiaTheme="minorEastAsia"/>
                 <w:color w:val="000000" w:themeColor="text1"/>
               </w:rPr>
-              <w:t>157,671.35</w:t>
-            </w:r>
-          </w:p>
-        </w:tc>
-        <w:tc>
-          <w:tcPr>
-            <w:tcW w:w="0" w:type="auto"/>
-            <w:hideMark/>
-          </w:tcPr>
-          <w:p>
-            <w:pPr>
-              <w:cnfStyle w:val="000000100000" w:firstRow="0" w:lastRow="0" w:firstColumn="0" w:lastColumn="0" w:oddVBand="0" w:evenVBand="0" w:oddHBand="1" w:evenHBand="0" w:firstRowFirstColumn="0" w:firstRowLastColumn="0" w:lastRowFirstColumn="0" w:lastRowLastColumn="0"/>
-              <w:rPr>
-                <w:rFonts w:eastAsiaTheme="minorEastAsia"/>
-                <w:color w:val="000000" w:themeColor="text1"/>
-              </w:rPr>
-            </w:pPr>
-            <w:r>
-              <w:rPr>
-                <w:rFonts w:eastAsiaTheme="minorEastAsia"/>
-                <w:color w:val="000000" w:themeColor="text1"/>
-              </w:rPr>
-              <w:t>113,324.37</w:t>
-            </w:r>
-          </w:p>
-        </w:tc>
-        <w:tc>
-          <w:tcPr>
-            <w:tcW w:w="0" w:type="auto"/>
-            <w:hideMark/>
-          </w:tcPr>
-          <w:p>
-            <w:pPr>
-              <w:cnfStyle w:val="000000100000" w:firstRow="0" w:lastRow="0" w:firstColumn="0" w:lastColumn="0" w:oddVBand="0" w:evenVBand="0" w:oddHBand="1" w:evenHBand="0" w:firstRowFirstColumn="0" w:firstRowLastColumn="0" w:lastRowFirstColumn="0" w:lastRowLastColumn="0"/>
-              <w:rPr>
-                <w:rFonts w:eastAsiaTheme="minorEastAsia"/>
-                <w:color w:val="000000" w:themeColor="text1"/>
-              </w:rPr>
-            </w:pPr>
-            <w:r>
-              <w:rPr>
-                <w:rFonts w:eastAsiaTheme="minorEastAsia"/>
-                <w:color w:val="000000" w:themeColor="text1"/>
-              </w:rPr>
-              <w:t>54.78</w:t>
-            </w:r>
-          </w:p>
-        </w:tc>
-        <w:tc>
-          <w:tcPr>
-            <w:tcW w:w="0" w:type="auto"/>
-            <w:hideMark/>
-          </w:tcPr>
-          <w:p>
-            <w:pPr>
-              <w:cnfStyle w:val="000000100000" w:firstRow="0" w:lastRow="0" w:firstColumn="0" w:lastColumn="0" w:oddVBand="0" w:evenVBand="0" w:oddHBand="1" w:evenHBand="0" w:firstRowFirstColumn="0" w:firstRowLastColumn="0" w:lastRowFirstColumn="0" w:lastRowLastColumn="0"/>
-              <w:rPr>
-                <w:rFonts w:eastAsiaTheme="minorEastAsia"/>
-                <w:color w:val="000000" w:themeColor="text1"/>
-              </w:rPr>
-            </w:pPr>
-            <w:r>
-              <w:rPr>
-                <w:rFonts w:eastAsiaTheme="minorEastAsia"/>
-                <w:color w:val="000000" w:themeColor="text1"/>
-              </w:rPr>
+            </w:pPr>
+            <w:r>
               <w:t>0.7128</w:t>
             </w:r>
           </w:p>
@@ -3882,6 +4047,7 @@
           <w:tcPr>
             <w:cnfStyle w:val="001000000000" w:firstRow="0" w:lastRow="0" w:firstColumn="1" w:lastColumn="0" w:oddVBand="0" w:evenVBand="0" w:oddHBand="0" w:evenHBand="0" w:firstRowFirstColumn="0" w:firstRowLastColumn="0" w:lastRowFirstColumn="0" w:lastRowLastColumn="0"/>
             <w:tcW w:w="0" w:type="auto"/>
+            <w:vAlign w:val="center"/>
             <w:hideMark/>
           </w:tcPr>
           <w:p>
@@ -3892,17 +4058,33 @@
               </w:rPr>
             </w:pPr>
             <w:r>
+              <w:t>D. C + Size × Age</w:t>
+            </w:r>
+          </w:p>
+        </w:tc>
+        <w:tc>
+          <w:tcPr>
+            <w:tcW w:w="0" w:type="auto"/>
+            <w:vAlign w:val="center"/>
+            <w:hideMark/>
+          </w:tcPr>
+          <w:p>
+            <w:pPr>
+              <w:cnfStyle w:val="000000000000" w:firstRow="0" w:lastRow="0" w:firstColumn="0" w:lastColumn="0" w:oddVBand="0" w:evenVBand="0" w:oddHBand="0" w:evenHBand="0" w:firstRowFirstColumn="0" w:firstRowLastColumn="0" w:lastRowFirstColumn="0" w:lastRowLastColumn="0"/>
               <w:rPr>
                 <w:rFonts w:eastAsiaTheme="minorEastAsia"/>
                 <w:color w:val="000000" w:themeColor="text1"/>
               </w:rPr>
-              <w:t>D. C + Size × Age</w:t>
-            </w:r>
-          </w:p>
-        </w:tc>
-        <w:tc>
-          <w:tcPr>
-            <w:tcW w:w="0" w:type="auto"/>
+            </w:pPr>
+            <w:r>
+              <w:t>98</w:t>
+            </w:r>
+          </w:p>
+        </w:tc>
+        <w:tc>
+          <w:tcPr>
+            <w:tcW w:w="0" w:type="auto"/>
+            <w:vAlign w:val="center"/>
             <w:hideMark/>
           </w:tcPr>
           <w:p>
@@ -3915,16 +4097,38 @@
             </w:pPr>
             <w:r>
               <w:rPr>
+                <w:rStyle w:val="Strong"/>
+              </w:rPr>
+              <w:t>157,248.20</w:t>
+            </w:r>
+          </w:p>
+        </w:tc>
+        <w:tc>
+          <w:tcPr>
+            <w:tcW w:w="0" w:type="auto"/>
+            <w:vAlign w:val="center"/>
+            <w:hideMark/>
+          </w:tcPr>
+          <w:p>
+            <w:pPr>
+              <w:cnfStyle w:val="000000000000" w:firstRow="0" w:lastRow="0" w:firstColumn="0" w:lastColumn="0" w:oddVBand="0" w:evenVBand="0" w:oddHBand="0" w:evenHBand="0" w:firstRowFirstColumn="0" w:firstRowLastColumn="0" w:lastRowFirstColumn="0" w:lastRowLastColumn="0"/>
+              <w:rPr>
                 <w:rFonts w:eastAsiaTheme="minorEastAsia"/>
                 <w:color w:val="000000" w:themeColor="text1"/>
               </w:rPr>
-              <w:t>98</w:t>
-            </w:r>
-          </w:p>
-        </w:tc>
-        <w:tc>
-          <w:tcPr>
-            <w:tcW w:w="0" w:type="auto"/>
+            </w:pPr>
+            <w:r>
+              <w:rPr>
+                <w:rStyle w:val="Strong"/>
+              </w:rPr>
+              <w:t>113,045.10</w:t>
+            </w:r>
+          </w:p>
+        </w:tc>
+        <w:tc>
+          <w:tcPr>
+            <w:tcW w:w="0" w:type="auto"/>
+            <w:vAlign w:val="center"/>
             <w:hideMark/>
           </w:tcPr>
           <w:p>
@@ -3937,82 +4141,29 @@
             </w:pPr>
             <w:r>
               <w:rPr>
-                <w:rFonts w:eastAsiaTheme="minorEastAsia"/>
-                <w:b/>
-                <w:bCs/>
+                <w:rStyle w:val="Strong"/>
+              </w:rPr>
+              <w:t>54.13</w:t>
+            </w:r>
+          </w:p>
+        </w:tc>
+        <w:tc>
+          <w:tcPr>
+            <w:tcW w:w="0" w:type="auto"/>
+            <w:vAlign w:val="center"/>
+            <w:hideMark/>
+          </w:tcPr>
+          <w:p>
+            <w:pPr>
+              <w:cnfStyle w:val="000000000000" w:firstRow="0" w:lastRow="0" w:firstColumn="0" w:lastColumn="0" w:oddVBand="0" w:evenVBand="0" w:oddHBand="0" w:evenHBand="0" w:firstRowFirstColumn="0" w:firstRowLastColumn="0" w:lastRowFirstColumn="0" w:lastRowLastColumn="0"/>
+              <w:rPr>
+                <w:rFonts w:eastAsiaTheme="minorEastAsia"/>
                 <w:color w:val="000000" w:themeColor="text1"/>
               </w:rPr>
-              <w:t>157,254.53</w:t>
-            </w:r>
-          </w:p>
-        </w:tc>
-        <w:tc>
-          <w:tcPr>
-            <w:tcW w:w="0" w:type="auto"/>
-            <w:hideMark/>
-          </w:tcPr>
-          <w:p>
-            <w:pPr>
-              <w:cnfStyle w:val="000000000000" w:firstRow="0" w:lastRow="0" w:firstColumn="0" w:lastColumn="0" w:oddVBand="0" w:evenVBand="0" w:oddHBand="0" w:evenHBand="0" w:firstRowFirstColumn="0" w:firstRowLastColumn="0" w:lastRowFirstColumn="0" w:lastRowLastColumn="0"/>
-              <w:rPr>
-                <w:rFonts w:eastAsiaTheme="minorEastAsia"/>
-                <w:color w:val="000000" w:themeColor="text1"/>
-              </w:rPr>
-            </w:pPr>
-            <w:r>
-              <w:rPr>
-                <w:rFonts w:eastAsiaTheme="minorEastAsia"/>
-                <w:b/>
-                <w:bCs/>
-                <w:color w:val="000000" w:themeColor="text1"/>
-              </w:rPr>
-              <w:t>113,051.20</w:t>
-            </w:r>
-          </w:p>
-        </w:tc>
-        <w:tc>
-          <w:tcPr>
-            <w:tcW w:w="0" w:type="auto"/>
-            <w:hideMark/>
-          </w:tcPr>
-          <w:p>
-            <w:pPr>
-              <w:cnfStyle w:val="000000000000" w:firstRow="0" w:lastRow="0" w:firstColumn="0" w:lastColumn="0" w:oddVBand="0" w:evenVBand="0" w:oddHBand="0" w:evenHBand="0" w:firstRowFirstColumn="0" w:firstRowLastColumn="0" w:lastRowFirstColumn="0" w:lastRowLastColumn="0"/>
-              <w:rPr>
-                <w:rFonts w:eastAsiaTheme="minorEastAsia"/>
-                <w:color w:val="000000" w:themeColor="text1"/>
-              </w:rPr>
-            </w:pPr>
-            <w:r>
-              <w:rPr>
-                <w:rFonts w:eastAsiaTheme="minorEastAsia"/>
-                <w:b/>
-                <w:bCs/>
-                <w:color w:val="000000" w:themeColor="text1"/>
-              </w:rPr>
-              <w:t>54.14</w:t>
-            </w:r>
-          </w:p>
-        </w:tc>
-        <w:tc>
-          <w:tcPr>
-            <w:tcW w:w="0" w:type="auto"/>
-            <w:hideMark/>
-          </w:tcPr>
-          <w:p>
-            <w:pPr>
-              <w:cnfStyle w:val="000000000000" w:firstRow="0" w:lastRow="0" w:firstColumn="0" w:lastColumn="0" w:oddVBand="0" w:evenVBand="0" w:oddHBand="0" w:evenHBand="0" w:firstRowFirstColumn="0" w:firstRowLastColumn="0" w:lastRowFirstColumn="0" w:lastRowLastColumn="0"/>
-              <w:rPr>
-                <w:rFonts w:eastAsiaTheme="minorEastAsia"/>
-                <w:color w:val="000000" w:themeColor="text1"/>
-              </w:rPr>
-            </w:pPr>
-            <w:r>
-              <w:rPr>
-                <w:rFonts w:eastAsiaTheme="minorEastAsia"/>
-                <w:b/>
-                <w:bCs/>
-                <w:color w:val="000000" w:themeColor="text1"/>
+            </w:pPr>
+            <w:r>
+              <w:rPr>
+                <w:rStyle w:val="Strong"/>
               </w:rPr>
               <w:t>0.7162</w:t>
             </w:r>
@@ -4032,44 +4183,46 @@
           <w:rFonts w:eastAsiaTheme="minorEastAsia"/>
           <w:color w:val="000000" w:themeColor="text1"/>
         </w:rPr>
-        <w:t xml:space="preserve">As shown in Table </w:t>
-      </w:r>
-      <w:r>
+        <w:t>Combining location and property characteristics reduced WAE (2:1) by approximately 18.1% relative to A and 36.1% relative to B, supporting their complementary predictive value. Adding Size × Age further reduced WAE by only 0.27%. Thus, the initial experiment supported combining predictor groups, while the incremental benefit of this single interaction was modest.</w:t>
+      </w:r>
+    </w:p>
+    <w:p>
+      <w:pPr>
         <w:rPr>
           <w:rFonts w:eastAsiaTheme="minorEastAsia"/>
           <w:color w:val="000000" w:themeColor="text1"/>
         </w:rPr>
-        <w:t>3.3</w:t>
-      </w:r>
-      <w:r>
-        <w:rPr>
-          <w:rFonts w:eastAsiaTheme="minorEastAsia"/>
+      </w:pPr>
+    </w:p>
+    <w:p>
+      <w:pPr>
+        <w:rPr>
+          <w:rFonts w:eastAsiaTheme="minorEastAsia" w:hint="eastAsia"/>
           <w:color w:val="000000" w:themeColor="text1"/>
         </w:rPr>
-        <w:t>, location predictors performed better than property characteristics when used separately. Combining them reduced WAE (2:1) by 18.1% relative to A and 36.1% relative to B, supporting their complementary predictive value. The Size × Age interaction further reduced WAE by only 0.26%. Set D therefore offered a modest improvement, rather than evidence that interactions generally produce substantial gains.</w:t>
-      </w:r>
-    </w:p>
-    <w:p>
-      <w:pPr>
+      </w:pPr>
+      <w:r>
         <w:rPr>
           <w:rFonts w:eastAsiaTheme="minorEastAsia"/>
           <w:color w:val="000000" w:themeColor="text1"/>
         </w:rPr>
-      </w:pPr>
-    </w:p>
-    <w:p>
-      <w:pPr>
+        <w:t xml:space="preserve">Further experiments considered interactions involving building size, property class, township, land area, basement characteristics and flood exposure. A time-aware base configuration (E0) served as the reference. Ridge </w:t>
+      </w:r>
+      <w:proofErr w:type="spellStart"/>
+      <w:r>
         <w:rPr>
           <w:rFonts w:eastAsiaTheme="minorEastAsia"/>
           <w:color w:val="000000" w:themeColor="text1"/>
         </w:rPr>
-      </w:pPr>
+        <w:t>regularisation</w:t>
+      </w:r>
+      <w:proofErr w:type="spellEnd"/>
       <w:r>
         <w:rPr>
           <w:rFonts w:eastAsiaTheme="minorEastAsia"/>
           <w:color w:val="000000" w:themeColor="text1"/>
         </w:rPr>
-        <w:t xml:space="preserve">Additional experiments tested whether other business-motivated interactions were more useful. Building size may have different price relationships across property classes or townships; land area may also be valued differently across locations, while basement-related price effects may depend on flood exposure. A common time-aware feature base (E0) was used for these experiments. To make the incremental comparisons clearer, Table 3 holds Ridge </w:t>
+        <w:t xml:space="preserve"> was fixed at α = 8 throughout E0–E6 to avoid confounding these comparisons with changes in </w:t>
       </w:r>
       <w:proofErr w:type="spellStart"/>
       <w:r>
@@ -4085,7 +4238,7 @@
           <w:rFonts w:eastAsiaTheme="minorEastAsia"/>
           <w:color w:val="000000" w:themeColor="text1"/>
         </w:rPr>
-        <w:t xml:space="preserve"> at α = 8 and changes the interaction specifications.</w:t>
+        <w:t xml:space="preserve"> strength.</w:t>
       </w:r>
     </w:p>
     <w:p>
@@ -4125,19 +4278,23 @@
     </w:p>
     <w:tbl>
       <w:tblPr>
-        <w:tblStyle w:val="11"/>
+        <w:tblStyle w:val="PlainTable1"/>
         <w:tblW w:w="0" w:type="auto"/>
         <w:jc w:val="center"/>
         <w:tblLook w:val="04A0" w:firstRow="1" w:lastRow="0" w:firstColumn="1" w:lastColumn="0" w:noHBand="0" w:noVBand="1"/>
       </w:tblPr>
       <w:tblGrid>
-        <w:gridCol w:w="3245"/>
+        <w:gridCol w:w="1294"/>
         <w:gridCol w:w="1378"/>
+        <w:gridCol w:w="521"/>
+        <w:gridCol w:w="521"/>
+        <w:gridCol w:w="758"/>
         <w:gridCol w:w="1206"/>
         <w:gridCol w:w="821"/>
       </w:tblGrid>
       <w:tr>
         <w:trPr>
+          <w:gridAfter w:val="2"/>
           <w:cnfStyle w:val="100000000000" w:firstRow="1" w:lastRow="0" w:firstColumn="0" w:lastColumn="0" w:oddVBand="0" w:evenVBand="0" w:oddHBand="0" w:evenHBand="0" w:firstRowFirstColumn="0" w:firstRowLastColumn="0" w:lastRowFirstColumn="0" w:lastRowLastColumn="0"/>
           <w:jc w:val="center"/>
         </w:trPr>
@@ -4195,6 +4352,7 @@
         <w:tc>
           <w:tcPr>
             <w:tcW w:w="0" w:type="auto"/>
+            <w:gridSpan w:val="2"/>
             <w:hideMark/>
           </w:tcPr>
           <w:p>
@@ -4246,6 +4404,8 @@
           <w:tcPr>
             <w:cnfStyle w:val="001000000000" w:firstRow="0" w:lastRow="0" w:firstColumn="1" w:lastColumn="0" w:oddVBand="0" w:evenVBand="0" w:oddHBand="0" w:evenHBand="0" w:firstRowFirstColumn="0" w:firstRowLastColumn="0" w:lastRowFirstColumn="0" w:lastRowLastColumn="0"/>
             <w:tcW w:w="0" w:type="auto"/>
+            <w:gridSpan w:val="3"/>
+            <w:vAlign w:val="center"/>
             <w:hideMark/>
           </w:tcPr>
           <w:p>
@@ -4256,17 +4416,35 @@
               </w:rPr>
             </w:pPr>
             <w:r>
+              <w:lastRenderedPageBreak/>
+              <w:t>E0. Time-Aware Base</w:t>
+            </w:r>
+          </w:p>
+        </w:tc>
+        <w:tc>
+          <w:tcPr>
+            <w:tcW w:w="0" w:type="auto"/>
+            <w:gridSpan w:val="2"/>
+            <w:vAlign w:val="center"/>
+            <w:hideMark/>
+          </w:tcPr>
+          <w:p>
+            <w:pPr>
+              <w:cnfStyle w:val="000000100000" w:firstRow="0" w:lastRow="0" w:firstColumn="0" w:lastColumn="0" w:oddVBand="0" w:evenVBand="0" w:oddHBand="1" w:evenHBand="0" w:firstRowFirstColumn="0" w:firstRowLastColumn="0" w:lastRowFirstColumn="0" w:lastRowLastColumn="0"/>
               <w:rPr>
                 <w:rFonts w:eastAsiaTheme="minorEastAsia"/>
                 <w:color w:val="000000" w:themeColor="text1"/>
               </w:rPr>
-              <w:t>E0. Time-Aware Base</w:t>
-            </w:r>
-          </w:p>
-        </w:tc>
-        <w:tc>
-          <w:tcPr>
-            <w:tcW w:w="0" w:type="auto"/>
+            </w:pPr>
+            <w:r>
+              <w:t>169,552.95</w:t>
+            </w:r>
+          </w:p>
+        </w:tc>
+        <w:tc>
+          <w:tcPr>
+            <w:tcW w:w="0" w:type="auto"/>
+            <w:vAlign w:val="center"/>
             <w:hideMark/>
           </w:tcPr>
           <w:p>
@@ -4278,54 +4456,25 @@
               </w:rPr>
             </w:pPr>
             <w:r>
+              <w:t>110,008.22</w:t>
+            </w:r>
+          </w:p>
+        </w:tc>
+        <w:tc>
+          <w:tcPr>
+            <w:tcW w:w="0" w:type="auto"/>
+            <w:vAlign w:val="center"/>
+            <w:hideMark/>
+          </w:tcPr>
+          <w:p>
+            <w:pPr>
+              <w:cnfStyle w:val="000000100000" w:firstRow="0" w:lastRow="0" w:firstColumn="0" w:lastColumn="0" w:oddVBand="0" w:evenVBand="0" w:oddHBand="1" w:evenHBand="0" w:firstRowFirstColumn="0" w:firstRowLastColumn="0" w:lastRowFirstColumn="0" w:lastRowLastColumn="0"/>
               <w:rPr>
                 <w:rFonts w:eastAsiaTheme="minorEastAsia"/>
                 <w:color w:val="000000" w:themeColor="text1"/>
               </w:rPr>
-              <w:t>169,543.55</w:t>
-            </w:r>
-          </w:p>
-        </w:tc>
-        <w:tc>
-          <w:tcPr>
-            <w:tcW w:w="0" w:type="auto"/>
-            <w:hideMark/>
-          </w:tcPr>
-          <w:p>
-            <w:pPr>
-              <w:cnfStyle w:val="000000100000" w:firstRow="0" w:lastRow="0" w:firstColumn="0" w:lastColumn="0" w:oddVBand="0" w:evenVBand="0" w:oddHBand="1" w:evenHBand="0" w:firstRowFirstColumn="0" w:firstRowLastColumn="0" w:lastRowFirstColumn="0" w:lastRowLastColumn="0"/>
-              <w:rPr>
-                <w:rFonts w:eastAsiaTheme="minorEastAsia"/>
-                <w:color w:val="000000" w:themeColor="text1"/>
-              </w:rPr>
-            </w:pPr>
-            <w:r>
-              <w:rPr>
-                <w:rFonts w:eastAsiaTheme="minorEastAsia"/>
-                <w:color w:val="000000" w:themeColor="text1"/>
-              </w:rPr>
-              <w:t>110,006.18</w:t>
-            </w:r>
-          </w:p>
-        </w:tc>
-        <w:tc>
-          <w:tcPr>
-            <w:tcW w:w="0" w:type="auto"/>
-            <w:hideMark/>
-          </w:tcPr>
-          <w:p>
-            <w:pPr>
-              <w:cnfStyle w:val="000000100000" w:firstRow="0" w:lastRow="0" w:firstColumn="0" w:lastColumn="0" w:oddVBand="0" w:evenVBand="0" w:oddHBand="1" w:evenHBand="0" w:firstRowFirstColumn="0" w:firstRowLastColumn="0" w:lastRowFirstColumn="0" w:lastRowLastColumn="0"/>
-              <w:rPr>
-                <w:rFonts w:eastAsiaTheme="minorEastAsia"/>
-                <w:color w:val="000000" w:themeColor="text1"/>
-              </w:rPr>
-            </w:pPr>
-            <w:r>
-              <w:rPr>
-                <w:rFonts w:eastAsiaTheme="minorEastAsia"/>
-                <w:color w:val="000000" w:themeColor="text1"/>
-              </w:rPr>
+            </w:pPr>
+            <w:r>
               <w:t>0.7253</w:t>
             </w:r>
           </w:p>
@@ -4339,6 +4488,8 @@
           <w:tcPr>
             <w:cnfStyle w:val="001000000000" w:firstRow="0" w:lastRow="0" w:firstColumn="1" w:lastColumn="0" w:oddVBand="0" w:evenVBand="0" w:oddHBand="0" w:evenHBand="0" w:firstRowFirstColumn="0" w:firstRowLastColumn="0" w:lastRowFirstColumn="0" w:lastRowLastColumn="0"/>
             <w:tcW w:w="0" w:type="auto"/>
+            <w:gridSpan w:val="3"/>
+            <w:vAlign w:val="center"/>
             <w:hideMark/>
           </w:tcPr>
           <w:p>
@@ -4349,17 +4500,34 @@
               </w:rPr>
             </w:pPr>
             <w:r>
+              <w:t>E1. Size × Age</w:t>
+            </w:r>
+          </w:p>
+        </w:tc>
+        <w:tc>
+          <w:tcPr>
+            <w:tcW w:w="0" w:type="auto"/>
+            <w:gridSpan w:val="2"/>
+            <w:vAlign w:val="center"/>
+            <w:hideMark/>
+          </w:tcPr>
+          <w:p>
+            <w:pPr>
+              <w:cnfStyle w:val="000000000000" w:firstRow="0" w:lastRow="0" w:firstColumn="0" w:lastColumn="0" w:oddVBand="0" w:evenVBand="0" w:oddHBand="0" w:evenHBand="0" w:firstRowFirstColumn="0" w:firstRowLastColumn="0" w:lastRowFirstColumn="0" w:lastRowLastColumn="0"/>
               <w:rPr>
                 <w:rFonts w:eastAsiaTheme="minorEastAsia"/>
                 <w:color w:val="000000" w:themeColor="text1"/>
               </w:rPr>
-              <w:t>E1. E0 + Size × Age</w:t>
-            </w:r>
-          </w:p>
-        </w:tc>
-        <w:tc>
-          <w:tcPr>
-            <w:tcW w:w="0" w:type="auto"/>
+            </w:pPr>
+            <w:r>
+              <w:t>168,913.15</w:t>
+            </w:r>
+          </w:p>
+        </w:tc>
+        <w:tc>
+          <w:tcPr>
+            <w:tcW w:w="0" w:type="auto"/>
+            <w:vAlign w:val="center"/>
             <w:hideMark/>
           </w:tcPr>
           <w:p>
@@ -4371,54 +4539,25 @@
               </w:rPr>
             </w:pPr>
             <w:r>
+              <w:t>109,585.75</w:t>
+            </w:r>
+          </w:p>
+        </w:tc>
+        <w:tc>
+          <w:tcPr>
+            <w:tcW w:w="0" w:type="auto"/>
+            <w:vAlign w:val="center"/>
+            <w:hideMark/>
+          </w:tcPr>
+          <w:p>
+            <w:pPr>
+              <w:cnfStyle w:val="000000000000" w:firstRow="0" w:lastRow="0" w:firstColumn="0" w:lastColumn="0" w:oddVBand="0" w:evenVBand="0" w:oddHBand="0" w:evenHBand="0" w:firstRowFirstColumn="0" w:firstRowLastColumn="0" w:lastRowFirstColumn="0" w:lastRowLastColumn="0"/>
               <w:rPr>
                 <w:rFonts w:eastAsiaTheme="minorEastAsia"/>
                 <w:color w:val="000000" w:themeColor="text1"/>
               </w:rPr>
-              <w:t>168,916.06</w:t>
-            </w:r>
-          </w:p>
-        </w:tc>
-        <w:tc>
-          <w:tcPr>
-            <w:tcW w:w="0" w:type="auto"/>
-            <w:hideMark/>
-          </w:tcPr>
-          <w:p>
-            <w:pPr>
-              <w:cnfStyle w:val="000000000000" w:firstRow="0" w:lastRow="0" w:firstColumn="0" w:lastColumn="0" w:oddVBand="0" w:evenVBand="0" w:oddHBand="0" w:evenHBand="0" w:firstRowFirstColumn="0" w:firstRowLastColumn="0" w:lastRowFirstColumn="0" w:lastRowLastColumn="0"/>
-              <w:rPr>
-                <w:rFonts w:eastAsiaTheme="minorEastAsia"/>
-                <w:color w:val="000000" w:themeColor="text1"/>
-              </w:rPr>
-            </w:pPr>
-            <w:r>
-              <w:rPr>
-                <w:rFonts w:eastAsiaTheme="minorEastAsia"/>
-                <w:color w:val="000000" w:themeColor="text1"/>
-              </w:rPr>
-              <w:t>109,585.08</w:t>
-            </w:r>
-          </w:p>
-        </w:tc>
-        <w:tc>
-          <w:tcPr>
-            <w:tcW w:w="0" w:type="auto"/>
-            <w:hideMark/>
-          </w:tcPr>
-          <w:p>
-            <w:pPr>
-              <w:cnfStyle w:val="000000000000" w:firstRow="0" w:lastRow="0" w:firstColumn="0" w:lastColumn="0" w:oddVBand="0" w:evenVBand="0" w:oddHBand="0" w:evenHBand="0" w:firstRowFirstColumn="0" w:firstRowLastColumn="0" w:lastRowFirstColumn="0" w:lastRowLastColumn="0"/>
-              <w:rPr>
-                <w:rFonts w:eastAsiaTheme="minorEastAsia"/>
-                <w:color w:val="000000" w:themeColor="text1"/>
-              </w:rPr>
-            </w:pPr>
-            <w:r>
-              <w:rPr>
-                <w:rFonts w:eastAsiaTheme="minorEastAsia"/>
-                <w:color w:val="000000" w:themeColor="text1"/>
-              </w:rPr>
+            </w:pPr>
+            <w:r>
               <w:t>0.7291</w:t>
             </w:r>
           </w:p>
@@ -4433,6 +4572,8 @@
           <w:tcPr>
             <w:cnfStyle w:val="001000000000" w:firstRow="0" w:lastRow="0" w:firstColumn="1" w:lastColumn="0" w:oddVBand="0" w:evenVBand="0" w:oddHBand="0" w:evenHBand="0" w:firstRowFirstColumn="0" w:firstRowLastColumn="0" w:lastRowFirstColumn="0" w:lastRowLastColumn="0"/>
             <w:tcW w:w="0" w:type="auto"/>
+            <w:gridSpan w:val="3"/>
+            <w:vAlign w:val="center"/>
             <w:hideMark/>
           </w:tcPr>
           <w:p>
@@ -4443,17 +4584,34 @@
               </w:rPr>
             </w:pPr>
             <w:r>
+              <w:t>E2. Size × Class</w:t>
+            </w:r>
+          </w:p>
+        </w:tc>
+        <w:tc>
+          <w:tcPr>
+            <w:tcW w:w="0" w:type="auto"/>
+            <w:gridSpan w:val="2"/>
+            <w:vAlign w:val="center"/>
+            <w:hideMark/>
+          </w:tcPr>
+          <w:p>
+            <w:pPr>
+              <w:cnfStyle w:val="000000100000" w:firstRow="0" w:lastRow="0" w:firstColumn="0" w:lastColumn="0" w:oddVBand="0" w:evenVBand="0" w:oddHBand="1" w:evenHBand="0" w:firstRowFirstColumn="0" w:firstRowLastColumn="0" w:lastRowFirstColumn="0" w:lastRowLastColumn="0"/>
               <w:rPr>
                 <w:rFonts w:eastAsiaTheme="minorEastAsia"/>
                 <w:color w:val="000000" w:themeColor="text1"/>
               </w:rPr>
-              <w:t>E2. E0 + Size × Class</w:t>
-            </w:r>
-          </w:p>
-        </w:tc>
-        <w:tc>
-          <w:tcPr>
-            <w:tcW w:w="0" w:type="auto"/>
+            </w:pPr>
+            <w:r>
+              <w:t>166,933.85</w:t>
+            </w:r>
+          </w:p>
+        </w:tc>
+        <w:tc>
+          <w:tcPr>
+            <w:tcW w:w="0" w:type="auto"/>
+            <w:vAlign w:val="center"/>
             <w:hideMark/>
           </w:tcPr>
           <w:p>
@@ -4465,55 +4623,26 @@
               </w:rPr>
             </w:pPr>
             <w:r>
+              <w:t>108,223.02</w:t>
+            </w:r>
+          </w:p>
+        </w:tc>
+        <w:tc>
+          <w:tcPr>
+            <w:tcW w:w="0" w:type="auto"/>
+            <w:vAlign w:val="center"/>
+            <w:hideMark/>
+          </w:tcPr>
+          <w:p>
+            <w:pPr>
+              <w:cnfStyle w:val="000000100000" w:firstRow="0" w:lastRow="0" w:firstColumn="0" w:lastColumn="0" w:oddVBand="0" w:evenVBand="0" w:oddHBand="1" w:evenHBand="0" w:firstRowFirstColumn="0" w:firstRowLastColumn="0" w:lastRowFirstColumn="0" w:lastRowLastColumn="0"/>
               <w:rPr>
                 <w:rFonts w:eastAsiaTheme="minorEastAsia"/>
                 <w:color w:val="000000" w:themeColor="text1"/>
               </w:rPr>
-              <w:t>166,941.23</w:t>
-            </w:r>
-          </w:p>
-        </w:tc>
-        <w:tc>
-          <w:tcPr>
-            <w:tcW w:w="0" w:type="auto"/>
-            <w:hideMark/>
-          </w:tcPr>
-          <w:p>
-            <w:pPr>
-              <w:cnfStyle w:val="000000100000" w:firstRow="0" w:lastRow="0" w:firstColumn="0" w:lastColumn="0" w:oddVBand="0" w:evenVBand="0" w:oddHBand="1" w:evenHBand="0" w:firstRowFirstColumn="0" w:firstRowLastColumn="0" w:lastRowFirstColumn="0" w:lastRowLastColumn="0"/>
-              <w:rPr>
-                <w:rFonts w:eastAsiaTheme="minorEastAsia"/>
-                <w:color w:val="000000" w:themeColor="text1"/>
-              </w:rPr>
-            </w:pPr>
-            <w:r>
-              <w:rPr>
-                <w:rFonts w:eastAsiaTheme="minorEastAsia"/>
-                <w:color w:val="000000" w:themeColor="text1"/>
-              </w:rPr>
-              <w:t>108,225.10</w:t>
-            </w:r>
-          </w:p>
-        </w:tc>
-        <w:tc>
-          <w:tcPr>
-            <w:tcW w:w="0" w:type="auto"/>
-            <w:hideMark/>
-          </w:tcPr>
-          <w:p>
-            <w:pPr>
-              <w:cnfStyle w:val="000000100000" w:firstRow="0" w:lastRow="0" w:firstColumn="0" w:lastColumn="0" w:oddVBand="0" w:evenVBand="0" w:oddHBand="1" w:evenHBand="0" w:firstRowFirstColumn="0" w:firstRowLastColumn="0" w:lastRowFirstColumn="0" w:lastRowLastColumn="0"/>
-              <w:rPr>
-                <w:rFonts w:eastAsiaTheme="minorEastAsia"/>
-                <w:color w:val="000000" w:themeColor="text1"/>
-              </w:rPr>
-            </w:pPr>
-            <w:r>
-              <w:rPr>
-                <w:rFonts w:eastAsiaTheme="minorEastAsia"/>
-                <w:color w:val="000000" w:themeColor="text1"/>
-              </w:rPr>
-              <w:t>0.7432</w:t>
+            </w:pPr>
+            <w:r>
+              <w:t>0.7431</w:t>
             </w:r>
           </w:p>
         </w:tc>
@@ -4526,6 +4655,8 @@
           <w:tcPr>
             <w:cnfStyle w:val="001000000000" w:firstRow="0" w:lastRow="0" w:firstColumn="1" w:lastColumn="0" w:oddVBand="0" w:evenVBand="0" w:oddHBand="0" w:evenHBand="0" w:firstRowFirstColumn="0" w:firstRowLastColumn="0" w:lastRowFirstColumn="0" w:lastRowLastColumn="0"/>
             <w:tcW w:w="0" w:type="auto"/>
+            <w:gridSpan w:val="3"/>
+            <w:vAlign w:val="center"/>
             <w:hideMark/>
           </w:tcPr>
           <w:p>
@@ -4536,17 +4667,34 @@
               </w:rPr>
             </w:pPr>
             <w:r>
+              <w:t>E3. Size × Township</w:t>
+            </w:r>
+          </w:p>
+        </w:tc>
+        <w:tc>
+          <w:tcPr>
+            <w:tcW w:w="0" w:type="auto"/>
+            <w:gridSpan w:val="2"/>
+            <w:vAlign w:val="center"/>
+            <w:hideMark/>
+          </w:tcPr>
+          <w:p>
+            <w:pPr>
+              <w:cnfStyle w:val="000000000000" w:firstRow="0" w:lastRow="0" w:firstColumn="0" w:lastColumn="0" w:oddVBand="0" w:evenVBand="0" w:oddHBand="0" w:evenHBand="0" w:firstRowFirstColumn="0" w:firstRowLastColumn="0" w:lastRowFirstColumn="0" w:lastRowLastColumn="0"/>
               <w:rPr>
                 <w:rFonts w:eastAsiaTheme="minorEastAsia"/>
                 <w:color w:val="000000" w:themeColor="text1"/>
               </w:rPr>
-              <w:t>E3. E0 + Size × Township</w:t>
-            </w:r>
-          </w:p>
-        </w:tc>
-        <w:tc>
-          <w:tcPr>
-            <w:tcW w:w="0" w:type="auto"/>
+            </w:pPr>
+            <w:r>
+              <w:t>165,564.42</w:t>
+            </w:r>
+          </w:p>
+        </w:tc>
+        <w:tc>
+          <w:tcPr>
+            <w:tcW w:w="0" w:type="auto"/>
+            <w:vAlign w:val="center"/>
             <w:hideMark/>
           </w:tcPr>
           <w:p>
@@ -4558,55 +4706,26 @@
               </w:rPr>
             </w:pPr>
             <w:r>
+              <w:t>106,667.64</w:t>
+            </w:r>
+          </w:p>
+        </w:tc>
+        <w:tc>
+          <w:tcPr>
+            <w:tcW w:w="0" w:type="auto"/>
+            <w:vAlign w:val="center"/>
+            <w:hideMark/>
+          </w:tcPr>
+          <w:p>
+            <w:pPr>
+              <w:cnfStyle w:val="000000000000" w:firstRow="0" w:lastRow="0" w:firstColumn="0" w:lastColumn="0" w:oddVBand="0" w:evenVBand="0" w:oddHBand="0" w:evenHBand="0" w:firstRowFirstColumn="0" w:firstRowLastColumn="0" w:lastRowFirstColumn="0" w:lastRowLastColumn="0"/>
               <w:rPr>
                 <w:rFonts w:eastAsiaTheme="minorEastAsia"/>
                 <w:color w:val="000000" w:themeColor="text1"/>
               </w:rPr>
-              <w:t>165,565.50</w:t>
-            </w:r>
-          </w:p>
-        </w:tc>
-        <w:tc>
-          <w:tcPr>
-            <w:tcW w:w="0" w:type="auto"/>
-            <w:hideMark/>
-          </w:tcPr>
-          <w:p>
-            <w:pPr>
-              <w:cnfStyle w:val="000000000000" w:firstRow="0" w:lastRow="0" w:firstColumn="0" w:lastColumn="0" w:oddVBand="0" w:evenVBand="0" w:oddHBand="0" w:evenHBand="0" w:firstRowFirstColumn="0" w:firstRowLastColumn="0" w:lastRowFirstColumn="0" w:lastRowLastColumn="0"/>
-              <w:rPr>
-                <w:rFonts w:eastAsiaTheme="minorEastAsia"/>
-                <w:color w:val="000000" w:themeColor="text1"/>
-              </w:rPr>
-            </w:pPr>
-            <w:r>
-              <w:rPr>
-                <w:rFonts w:eastAsiaTheme="minorEastAsia"/>
-                <w:color w:val="000000" w:themeColor="text1"/>
-              </w:rPr>
-              <w:t>106,665.31</w:t>
-            </w:r>
-          </w:p>
-        </w:tc>
-        <w:tc>
-          <w:tcPr>
-            <w:tcW w:w="0" w:type="auto"/>
-            <w:hideMark/>
-          </w:tcPr>
-          <w:p>
-            <w:pPr>
-              <w:cnfStyle w:val="000000000000" w:firstRow="0" w:lastRow="0" w:firstColumn="0" w:lastColumn="0" w:oddVBand="0" w:evenVBand="0" w:oddHBand="0" w:evenHBand="0" w:firstRowFirstColumn="0" w:firstRowLastColumn="0" w:lastRowFirstColumn="0" w:lastRowLastColumn="0"/>
-              <w:rPr>
-                <w:rFonts w:eastAsiaTheme="minorEastAsia"/>
-                <w:color w:val="000000" w:themeColor="text1"/>
-              </w:rPr>
-            </w:pPr>
-            <w:r>
-              <w:rPr>
-                <w:rFonts w:eastAsiaTheme="minorEastAsia"/>
-                <w:color w:val="000000" w:themeColor="text1"/>
-              </w:rPr>
-              <w:t>0.7523</w:t>
+            </w:pPr>
+            <w:r>
+              <w:t>0.7522</w:t>
             </w:r>
           </w:p>
         </w:tc>
@@ -4620,6 +4739,8 @@
           <w:tcPr>
             <w:cnfStyle w:val="001000000000" w:firstRow="0" w:lastRow="0" w:firstColumn="1" w:lastColumn="0" w:oddVBand="0" w:evenVBand="0" w:oddHBand="0" w:evenHBand="0" w:firstRowFirstColumn="0" w:firstRowLastColumn="0" w:lastRowFirstColumn="0" w:lastRowLastColumn="0"/>
             <w:tcW w:w="0" w:type="auto"/>
+            <w:gridSpan w:val="3"/>
+            <w:vAlign w:val="center"/>
             <w:hideMark/>
           </w:tcPr>
           <w:p>
@@ -4630,17 +4751,34 @@
               </w:rPr>
             </w:pPr>
             <w:r>
+              <w:t>E4. Log Land × Township</w:t>
+            </w:r>
+          </w:p>
+        </w:tc>
+        <w:tc>
+          <w:tcPr>
+            <w:tcW w:w="0" w:type="auto"/>
+            <w:gridSpan w:val="2"/>
+            <w:vAlign w:val="center"/>
+            <w:hideMark/>
+          </w:tcPr>
+          <w:p>
+            <w:pPr>
+              <w:cnfStyle w:val="000000100000" w:firstRow="0" w:lastRow="0" w:firstColumn="0" w:lastColumn="0" w:oddVBand="0" w:evenVBand="0" w:oddHBand="1" w:evenHBand="0" w:firstRowFirstColumn="0" w:firstRowLastColumn="0" w:lastRowFirstColumn="0" w:lastRowLastColumn="0"/>
               <w:rPr>
                 <w:rFonts w:eastAsiaTheme="minorEastAsia"/>
                 <w:color w:val="000000" w:themeColor="text1"/>
               </w:rPr>
-              <w:t>E4. E0 + Log Land × Township</w:t>
-            </w:r>
-          </w:p>
-        </w:tc>
-        <w:tc>
-          <w:tcPr>
-            <w:tcW w:w="0" w:type="auto"/>
+            </w:pPr>
+            <w:r>
+              <w:t>166,767.75</w:t>
+            </w:r>
+          </w:p>
+        </w:tc>
+        <w:tc>
+          <w:tcPr>
+            <w:tcW w:w="0" w:type="auto"/>
+            <w:vAlign w:val="center"/>
             <w:hideMark/>
           </w:tcPr>
           <w:p>
@@ -4652,55 +4790,26 @@
               </w:rPr>
             </w:pPr>
             <w:r>
+              <w:t>107,827.21</w:t>
+            </w:r>
+          </w:p>
+        </w:tc>
+        <w:tc>
+          <w:tcPr>
+            <w:tcW w:w="0" w:type="auto"/>
+            <w:vAlign w:val="center"/>
+            <w:hideMark/>
+          </w:tcPr>
+          <w:p>
+            <w:pPr>
+              <w:cnfStyle w:val="000000100000" w:firstRow="0" w:lastRow="0" w:firstColumn="0" w:lastColumn="0" w:oddVBand="0" w:evenVBand="0" w:oddHBand="1" w:evenHBand="0" w:firstRowFirstColumn="0" w:firstRowLastColumn="0" w:lastRowFirstColumn="0" w:lastRowLastColumn="0"/>
               <w:rPr>
                 <w:rFonts w:eastAsiaTheme="minorEastAsia"/>
                 <w:color w:val="000000" w:themeColor="text1"/>
               </w:rPr>
-              <w:t>166,777.17</w:t>
-            </w:r>
-          </w:p>
-        </w:tc>
-        <w:tc>
-          <w:tcPr>
-            <w:tcW w:w="0" w:type="auto"/>
-            <w:hideMark/>
-          </w:tcPr>
-          <w:p>
-            <w:pPr>
-              <w:cnfStyle w:val="000000100000" w:firstRow="0" w:lastRow="0" w:firstColumn="0" w:lastColumn="0" w:oddVBand="0" w:evenVBand="0" w:oddHBand="1" w:evenHBand="0" w:firstRowFirstColumn="0" w:firstRowLastColumn="0" w:lastRowFirstColumn="0" w:lastRowLastColumn="0"/>
-              <w:rPr>
-                <w:rFonts w:eastAsiaTheme="minorEastAsia"/>
-                <w:color w:val="000000" w:themeColor="text1"/>
-              </w:rPr>
-            </w:pPr>
-            <w:r>
-              <w:rPr>
-                <w:rFonts w:eastAsiaTheme="minorEastAsia"/>
-                <w:color w:val="000000" w:themeColor="text1"/>
-              </w:rPr>
-              <w:t>107,831.71</w:t>
-            </w:r>
-          </w:p>
-        </w:tc>
-        <w:tc>
-          <w:tcPr>
-            <w:tcW w:w="0" w:type="auto"/>
-            <w:hideMark/>
-          </w:tcPr>
-          <w:p>
-            <w:pPr>
-              <w:cnfStyle w:val="000000100000" w:firstRow="0" w:lastRow="0" w:firstColumn="0" w:lastColumn="0" w:oddVBand="0" w:evenVBand="0" w:oddHBand="1" w:evenHBand="0" w:firstRowFirstColumn="0" w:firstRowLastColumn="0" w:lastRowFirstColumn="0" w:lastRowLastColumn="0"/>
-              <w:rPr>
-                <w:rFonts w:eastAsiaTheme="minorEastAsia"/>
-                <w:color w:val="000000" w:themeColor="text1"/>
-              </w:rPr>
-            </w:pPr>
-            <w:r>
-              <w:rPr>
-                <w:rFonts w:eastAsiaTheme="minorEastAsia"/>
-                <w:color w:val="000000" w:themeColor="text1"/>
-              </w:rPr>
-              <w:t>0.7454</w:t>
+            </w:pPr>
+            <w:r>
+              <w:t>0.7455</w:t>
             </w:r>
           </w:p>
         </w:tc>
@@ -4713,6 +4822,8 @@
           <w:tcPr>
             <w:cnfStyle w:val="001000000000" w:firstRow="0" w:lastRow="0" w:firstColumn="1" w:lastColumn="0" w:oddVBand="0" w:evenVBand="0" w:oddHBand="0" w:evenHBand="0" w:firstRowFirstColumn="0" w:firstRowLastColumn="0" w:lastRowFirstColumn="0" w:lastRowLastColumn="0"/>
             <w:tcW w:w="0" w:type="auto"/>
+            <w:gridSpan w:val="3"/>
+            <w:vAlign w:val="center"/>
             <w:hideMark/>
           </w:tcPr>
           <w:p>
@@ -4723,18 +4834,34 @@
               </w:rPr>
             </w:pPr>
             <w:r>
+              <w:t>E5. Basement × Flood</w:t>
+            </w:r>
+          </w:p>
+        </w:tc>
+        <w:tc>
+          <w:tcPr>
+            <w:tcW w:w="0" w:type="auto"/>
+            <w:gridSpan w:val="2"/>
+            <w:vAlign w:val="center"/>
+            <w:hideMark/>
+          </w:tcPr>
+          <w:p>
+            <w:pPr>
+              <w:cnfStyle w:val="000000000000" w:firstRow="0" w:lastRow="0" w:firstColumn="0" w:lastColumn="0" w:oddVBand="0" w:evenVBand="0" w:oddHBand="0" w:evenHBand="0" w:firstRowFirstColumn="0" w:firstRowLastColumn="0" w:lastRowFirstColumn="0" w:lastRowLastColumn="0"/>
               <w:rPr>
                 <w:rFonts w:eastAsiaTheme="minorEastAsia"/>
                 <w:color w:val="000000" w:themeColor="text1"/>
               </w:rPr>
-              <w:lastRenderedPageBreak/>
-              <w:t>E5. E0 + Basement × Flood</w:t>
-            </w:r>
-          </w:p>
-        </w:tc>
-        <w:tc>
-          <w:tcPr>
-            <w:tcW w:w="0" w:type="auto"/>
+            </w:pPr>
+            <w:r>
+              <w:t>169,578.68</w:t>
+            </w:r>
+          </w:p>
+        </w:tc>
+        <w:tc>
+          <w:tcPr>
+            <w:tcW w:w="0" w:type="auto"/>
+            <w:vAlign w:val="center"/>
             <w:hideMark/>
           </w:tcPr>
           <w:p>
@@ -4746,55 +4873,26 @@
               </w:rPr>
             </w:pPr>
             <w:r>
+              <w:t>110,023.12</w:t>
+            </w:r>
+          </w:p>
+        </w:tc>
+        <w:tc>
+          <w:tcPr>
+            <w:tcW w:w="0" w:type="auto"/>
+            <w:vAlign w:val="center"/>
+            <w:hideMark/>
+          </w:tcPr>
+          <w:p>
+            <w:pPr>
+              <w:cnfStyle w:val="000000000000" w:firstRow="0" w:lastRow="0" w:firstColumn="0" w:lastColumn="0" w:oddVBand="0" w:evenVBand="0" w:oddHBand="0" w:evenHBand="0" w:firstRowFirstColumn="0" w:firstRowLastColumn="0" w:lastRowFirstColumn="0" w:lastRowLastColumn="0"/>
               <w:rPr>
                 <w:rFonts w:eastAsiaTheme="minorEastAsia"/>
                 <w:color w:val="000000" w:themeColor="text1"/>
               </w:rPr>
-              <w:t>169,567.06</w:t>
-            </w:r>
-          </w:p>
-        </w:tc>
-        <w:tc>
-          <w:tcPr>
-            <w:tcW w:w="0" w:type="auto"/>
-            <w:hideMark/>
-          </w:tcPr>
-          <w:p>
-            <w:pPr>
-              <w:cnfStyle w:val="000000000000" w:firstRow="0" w:lastRow="0" w:firstColumn="0" w:lastColumn="0" w:oddVBand="0" w:evenVBand="0" w:oddHBand="0" w:evenHBand="0" w:firstRowFirstColumn="0" w:firstRowLastColumn="0" w:lastRowFirstColumn="0" w:lastRowLastColumn="0"/>
-              <w:rPr>
-                <w:rFonts w:eastAsiaTheme="minorEastAsia"/>
-                <w:color w:val="000000" w:themeColor="text1"/>
-              </w:rPr>
-            </w:pPr>
-            <w:r>
-              <w:rPr>
-                <w:rFonts w:eastAsiaTheme="minorEastAsia"/>
-                <w:color w:val="000000" w:themeColor="text1"/>
-              </w:rPr>
-              <w:t>110,015.95</w:t>
-            </w:r>
-          </w:p>
-        </w:tc>
-        <w:tc>
-          <w:tcPr>
-            <w:tcW w:w="0" w:type="auto"/>
-            <w:hideMark/>
-          </w:tcPr>
-          <w:p>
-            <w:pPr>
-              <w:cnfStyle w:val="000000000000" w:firstRow="0" w:lastRow="0" w:firstColumn="0" w:lastColumn="0" w:oddVBand="0" w:evenVBand="0" w:oddHBand="0" w:evenHBand="0" w:firstRowFirstColumn="0" w:firstRowLastColumn="0" w:lastRowFirstColumn="0" w:lastRowLastColumn="0"/>
-              <w:rPr>
-                <w:rFonts w:eastAsiaTheme="minorEastAsia"/>
-                <w:color w:val="000000" w:themeColor="text1"/>
-              </w:rPr>
-            </w:pPr>
-            <w:r>
-              <w:rPr>
-                <w:rFonts w:eastAsiaTheme="minorEastAsia"/>
-                <w:color w:val="000000" w:themeColor="text1"/>
-              </w:rPr>
-              <w:t>0.7253</w:t>
+            </w:pPr>
+            <w:r>
+              <w:t>0.7252</w:t>
             </w:r>
           </w:p>
         </w:tc>
@@ -4808,6 +4906,8 @@
           <w:tcPr>
             <w:cnfStyle w:val="001000000000" w:firstRow="0" w:lastRow="0" w:firstColumn="1" w:lastColumn="0" w:oddVBand="0" w:evenVBand="0" w:oddHBand="0" w:evenHBand="0" w:firstRowFirstColumn="0" w:firstRowLastColumn="0" w:lastRowFirstColumn="0" w:lastRowLastColumn="0"/>
             <w:tcW w:w="0" w:type="auto"/>
+            <w:gridSpan w:val="3"/>
+            <w:vAlign w:val="center"/>
             <w:hideMark/>
           </w:tcPr>
           <w:p>
@@ -4818,17 +4918,37 @@
               </w:rPr>
             </w:pPr>
             <w:r>
+              <w:t>E6. Combined Interactions</w:t>
+            </w:r>
+          </w:p>
+        </w:tc>
+        <w:tc>
+          <w:tcPr>
+            <w:tcW w:w="0" w:type="auto"/>
+            <w:gridSpan w:val="2"/>
+            <w:vAlign w:val="center"/>
+            <w:hideMark/>
+          </w:tcPr>
+          <w:p>
+            <w:pPr>
+              <w:cnfStyle w:val="000000100000" w:firstRow="0" w:lastRow="0" w:firstColumn="0" w:lastColumn="0" w:oddVBand="0" w:evenVBand="0" w:oddHBand="1" w:evenHBand="0" w:firstRowFirstColumn="0" w:firstRowLastColumn="0" w:lastRowFirstColumn="0" w:lastRowLastColumn="0"/>
               <w:rPr>
                 <w:rFonts w:eastAsiaTheme="minorEastAsia"/>
                 <w:color w:val="000000" w:themeColor="text1"/>
               </w:rPr>
-              <w:t>E6. E0 + Combined Interactions</w:t>
-            </w:r>
-          </w:p>
-        </w:tc>
-        <w:tc>
-          <w:tcPr>
-            <w:tcW w:w="0" w:type="auto"/>
+            </w:pPr>
+            <w:r>
+              <w:rPr>
+                <w:rStyle w:val="Strong"/>
+              </w:rPr>
+              <w:t>161,823.59</w:t>
+            </w:r>
+          </w:p>
+        </w:tc>
+        <w:tc>
+          <w:tcPr>
+            <w:tcW w:w="0" w:type="auto"/>
+            <w:vAlign w:val="center"/>
             <w:hideMark/>
           </w:tcPr>
           <w:p>
@@ -4841,60 +4961,31 @@
             </w:pPr>
             <w:r>
               <w:rPr>
-                <w:rFonts w:eastAsiaTheme="minorEastAsia"/>
-                <w:b/>
-                <w:bCs/>
+                <w:rStyle w:val="Strong"/>
+              </w:rPr>
+              <w:t>104,068.43</w:t>
+            </w:r>
+          </w:p>
+        </w:tc>
+        <w:tc>
+          <w:tcPr>
+            <w:tcW w:w="0" w:type="auto"/>
+            <w:vAlign w:val="center"/>
+            <w:hideMark/>
+          </w:tcPr>
+          <w:p>
+            <w:pPr>
+              <w:cnfStyle w:val="000000100000" w:firstRow="0" w:lastRow="0" w:firstColumn="0" w:lastColumn="0" w:oddVBand="0" w:evenVBand="0" w:oddHBand="1" w:evenHBand="0" w:firstRowFirstColumn="0" w:firstRowLastColumn="0" w:lastRowFirstColumn="0" w:lastRowLastColumn="0"/>
+              <w:rPr>
+                <w:rFonts w:eastAsiaTheme="minorEastAsia"/>
                 <w:color w:val="000000" w:themeColor="text1"/>
               </w:rPr>
-              <w:t>161,830.96</w:t>
-            </w:r>
-          </w:p>
-        </w:tc>
-        <w:tc>
-          <w:tcPr>
-            <w:tcW w:w="0" w:type="auto"/>
-            <w:hideMark/>
-          </w:tcPr>
-          <w:p>
-            <w:pPr>
-              <w:cnfStyle w:val="000000100000" w:firstRow="0" w:lastRow="0" w:firstColumn="0" w:lastColumn="0" w:oddVBand="0" w:evenVBand="0" w:oddHBand="1" w:evenHBand="0" w:firstRowFirstColumn="0" w:firstRowLastColumn="0" w:lastRowFirstColumn="0" w:lastRowLastColumn="0"/>
-              <w:rPr>
-                <w:rFonts w:eastAsiaTheme="minorEastAsia"/>
-                <w:color w:val="000000" w:themeColor="text1"/>
-              </w:rPr>
-            </w:pPr>
-            <w:r>
-              <w:rPr>
-                <w:rFonts w:eastAsiaTheme="minorEastAsia"/>
-                <w:b/>
-                <w:bCs/>
-                <w:color w:val="000000" w:themeColor="text1"/>
-              </w:rPr>
-              <w:t>104,070.87</w:t>
-            </w:r>
-          </w:p>
-        </w:tc>
-        <w:tc>
-          <w:tcPr>
-            <w:tcW w:w="0" w:type="auto"/>
-            <w:hideMark/>
-          </w:tcPr>
-          <w:p>
-            <w:pPr>
-              <w:cnfStyle w:val="000000100000" w:firstRow="0" w:lastRow="0" w:firstColumn="0" w:lastColumn="0" w:oddVBand="0" w:evenVBand="0" w:oddHBand="1" w:evenHBand="0" w:firstRowFirstColumn="0" w:firstRowLastColumn="0" w:lastRowFirstColumn="0" w:lastRowLastColumn="0"/>
-              <w:rPr>
-                <w:rFonts w:eastAsiaTheme="minorEastAsia"/>
-                <w:color w:val="000000" w:themeColor="text1"/>
-              </w:rPr>
-            </w:pPr>
-            <w:r>
-              <w:rPr>
-                <w:rFonts w:eastAsiaTheme="minorEastAsia"/>
-                <w:b/>
-                <w:bCs/>
-                <w:color w:val="000000" w:themeColor="text1"/>
-              </w:rPr>
-              <w:t>0.7789</w:t>
+            </w:pPr>
+            <w:r>
+              <w:rPr>
+                <w:rStyle w:val="Strong"/>
+              </w:rPr>
+              <w:t>0.7788</w:t>
             </w:r>
           </w:p>
         </w:tc>
@@ -4902,6 +4993,7 @@
     </w:tbl>
     <w:p>
       <w:pPr>
+        <w:ind w:left="10"/>
         <w:rPr>
           <w:rFonts w:eastAsiaTheme="minorEastAsia"/>
           <w:color w:val="000000" w:themeColor="text1"/>
@@ -4912,139 +5004,166 @@
           <w:rFonts w:eastAsiaTheme="minorEastAsia"/>
           <w:color w:val="000000" w:themeColor="text1"/>
         </w:rPr>
-        <w:t>Table 3</w:t>
-      </w:r>
-      <w:r>
-        <w:rPr>
-          <w:rFonts w:eastAsiaTheme="minorEastAsia" w:hint="eastAsia"/>
+        <w:t>E3 showed a larger improvement than E1, while E5 offered no WAE improvement over E0. The combined E6 configuration reduced WAE by approximately 4.56% relative to E0 and achieved the lowest MAE within this experiment. However, some configurations also included transformed main effects, so these differences should be interpreted as changes in complete feature configurations rather than the isolated causal contribution of each interaction.</w:t>
+      </w:r>
+    </w:p>
+    <w:p>
+      <w:pPr>
+        <w:ind w:left="10"/>
+        <w:rPr>
+          <w:rFonts w:eastAsiaTheme="minorEastAsia"/>
           <w:color w:val="000000" w:themeColor="text1"/>
         </w:rPr>
-        <w:t>.4</w:t>
-      </w:r>
-      <w:r>
+      </w:pPr>
+    </w:p>
+    <w:p>
+      <w:pPr>
+        <w:ind w:left="10"/>
         <w:rPr>
           <w:rFonts w:eastAsiaTheme="minorEastAsia"/>
           <w:color w:val="000000" w:themeColor="text1"/>
         </w:rPr>
-        <w:t xml:space="preserve"> shows that interaction value depended on the variables involved. Size × Township reduced WAE (2:1) relative to E0, whereas Basement × Flood provided no improvement. Combining the selected interactions in E6 reduced WAE by approximately 4.5% relative to E0 and substantially improved MAE and R². Thus, the evidence supported selective interaction engineering rather than indiscriminately adding complexity.</w:t>
-      </w:r>
-    </w:p>
-    <w:p>
-      <w:pPr>
+      </w:pPr>
+      <w:r>
         <w:rPr>
           <w:rFonts w:eastAsiaTheme="minorEastAsia"/>
           <w:color w:val="000000" w:themeColor="text1"/>
         </w:rPr>
-      </w:pPr>
-    </w:p>
-    <w:p>
-      <w:pPr>
+        <w:t>Additional experiments examined three proposed feature specifications using Feature Set D as the reference and Ridge fixed at α = 8. The reference WAE was $153,163.83. Adding the repaired Size × Construction Quality interaction (F1) reduced WAE to $153,141.95, an improvement of only $21.89 (0.014%). The Centered Log Land × Log Building configuration (F2) and the combined repaired configuration (F3) produced higher WAEs of $153,463.84 and $153,440.45, respectively. These results provided limited validation evidence for adopting the additional complexity.</w:t>
+      </w:r>
+    </w:p>
+    <w:p>
+      <w:pPr>
+        <w:ind w:left="10"/>
         <w:rPr>
           <w:rFonts w:eastAsiaTheme="minorEastAsia"/>
           <w:color w:val="000000" w:themeColor="text1"/>
         </w:rPr>
       </w:pPr>
-      <w:r>
+    </w:p>
+    <w:p>
+      <w:pPr>
+        <w:ind w:left="10"/>
         <w:rPr>
           <w:rFonts w:eastAsiaTheme="minorEastAsia"/>
           <w:color w:val="000000" w:themeColor="text1"/>
         </w:rPr>
-        <w:t>However, stronger conventional metrics did not guarantee better performance under the main business objective. Even after tuning, E6 with Ridge (α = 5) achieved WAE (2:1) of $161,807.35, whereas the simpler D feature set with Lasso (α = 20) achieved $152,566.39. The latter was therefore the preferred candidate among the evaluated linear-family configurations under the pre-specified criterion.</w:t>
-      </w:r>
-    </w:p>
-    <w:p>
-      <w:pPr>
+      </w:pPr>
+      <w:r>
         <w:rPr>
           <w:rFonts w:eastAsiaTheme="minorEastAsia"/>
           <w:color w:val="000000" w:themeColor="text1"/>
         </w:rPr>
-      </w:pPr>
-    </w:p>
-    <w:p>
-      <w:pPr>
+        <w:t>Finally, the best tuned E6 Ridge configuration (α = 5) achieved a lower MAE ($104,068.83) than Lasso with Feature Set D (α = 20; $110,000.68), but a higher WAE (2:1): $161,801.48 versus $152,566.39. This difference reflects the asymmetric metric: E6 incurred a larger average additional penalty from positive prediction errors. Accordingly, stronger performance under conventional MAE did not guarantee stronger performance under the stated business objective.</w:t>
+      </w:r>
+    </w:p>
+    <w:p>
+      <w:pPr>
+        <w:ind w:left="10"/>
         <w:rPr>
           <w:rFonts w:eastAsiaTheme="minorEastAsia"/>
           <w:color w:val="000000" w:themeColor="text1"/>
         </w:rPr>
       </w:pPr>
-      <w:r>
+    </w:p>
+    <w:p>
+      <w:pPr>
+        <w:ind w:left="10"/>
         <w:rPr>
           <w:rFonts w:eastAsiaTheme="minorEastAsia"/>
           <w:color w:val="000000" w:themeColor="text1"/>
         </w:rPr>
-        <w:t xml:space="preserve">This final comparison concerns complete model configurations, not the isolated effect of interactions, because the feature bases and estimators differ. The results also reflect one validation period and do not establish that the same ranking will hold for future periods or unsold homes. Nevertheless, the experiments provide a clear basis for retaining both location and property information, testing interactions selectively, and </w:t>
+      </w:pPr>
+      <w:r>
+        <w:rPr>
+          <w:rFonts w:eastAsiaTheme="minorEastAsia"/>
+          <w:color w:val="000000" w:themeColor="text1"/>
+        </w:rPr>
+        <w:t>Overall, the experiments supported combining location and property predictors and assessing engineered features selectively. Lasso with Feature Set D remained the strongest evaluated linear-family configuration under WAE (2:1), although this conclusion is limited to the observed validation period and does not establish performance for unsold homes.</w:t>
+      </w:r>
+    </w:p>
+    <w:p>
+      <w:pPr>
+        <w:ind w:left="10"/>
+        <w:rPr>
+          <w:rFonts w:eastAsiaTheme="minorEastAsia"/>
+        </w:rPr>
+      </w:pPr>
+      <w:r>
+        <w:rPr>
+          <w:b/>
+        </w:rPr>
+        <w:t xml:space="preserve">3e. </w:t>
+      </w:r>
+      <w:r>
+        <w:t>How did you tune the models and control complexity?</w:t>
+      </w:r>
+    </w:p>
+    <w:p>
+      <w:pPr>
+        <w:ind w:left="10"/>
+        <w:rPr>
+          <w:rFonts w:eastAsiaTheme="minorEastAsia"/>
+          <w:b/>
+          <w:bCs/>
+          <w:color w:val="EE0000"/>
+        </w:rPr>
+      </w:pPr>
+      <w:r>
+        <w:rPr>
+          <w:rFonts w:eastAsiaTheme="minorEastAsia"/>
+          <w:b/>
+          <w:bCs/>
+          <w:color w:val="EE0000"/>
+        </w:rPr>
+        <w:t>Linear Models — Linear Regression, Ridge and Lasso</w:t>
+      </w:r>
+    </w:p>
+    <w:p>
+      <w:pPr>
+        <w:ind w:left="10"/>
+        <w:rPr>
+          <w:rFonts w:eastAsiaTheme="minorEastAsia"/>
+          <w:b/>
+          <w:bCs/>
+          <w:color w:val="EE0000"/>
+        </w:rPr>
+      </w:pPr>
+      <w:r>
+        <w:rPr>
+          <w:rFonts w:eastAsiaTheme="minorEastAsia"/>
+          <w:b/>
+          <w:bCs/>
+          <w:color w:val="EE0000"/>
+        </w:rPr>
+        <w:t xml:space="preserve">Model complexity was managed through selective feature engineering and </w:t>
       </w:r>
       <w:proofErr w:type="spellStart"/>
       <w:r>
         <w:rPr>
           <w:rFonts w:eastAsiaTheme="minorEastAsia"/>
-          <w:color w:val="000000" w:themeColor="text1"/>
-        </w:rPr>
-        <w:t>prioritising</w:t>
+          <w:b/>
+          <w:bCs/>
+          <w:color w:val="EE0000"/>
+        </w:rPr>
+        <w:t>regularisation</w:t>
       </w:r>
       <w:proofErr w:type="spellEnd"/>
       <w:r>
         <w:rPr>
           <w:rFonts w:eastAsiaTheme="minorEastAsia"/>
-          <w:color w:val="000000" w:themeColor="text1"/>
-        </w:rPr>
-        <w:t xml:space="preserve"> business-weighted validation performance over feature complexity alone.</w:t>
-      </w:r>
-    </w:p>
-    <w:p>
-      <w:pPr>
-        <w:ind w:left="10"/>
-        <w:rPr>
-          <w:rFonts w:eastAsiaTheme="minorEastAsia"/>
-        </w:rPr>
-      </w:pPr>
-      <w:r>
-        <w:rPr>
-          <w:b/>
-        </w:rPr>
-        <w:t xml:space="preserve">3e. </w:t>
-      </w:r>
-      <w:r>
-        <w:t>How did you tune the models and control complexity?</w:t>
-      </w:r>
-    </w:p>
-    <w:p>
-      <w:pPr>
-        <w:ind w:left="10"/>
-        <w:rPr>
-          <w:rFonts w:eastAsiaTheme="minorEastAsia"/>
-          <w:color w:val="EE0000"/>
-        </w:rPr>
-      </w:pPr>
-      <w:r>
-        <w:rPr>
-          <w:rFonts w:eastAsiaTheme="minorEastAsia"/>
           <w:b/>
           <w:bCs/>
           <w:color w:val="EE0000"/>
         </w:rPr>
-        <w:t>Linear Models — Linear Regression, Ridge and Lasso</w:t>
-      </w:r>
-    </w:p>
-    <w:p>
-      <w:pPr>
-        <w:ind w:left="10"/>
-        <w:rPr>
-          <w:rFonts w:eastAsiaTheme="minorEastAsia"/>
-          <w:color w:val="EE0000"/>
-        </w:rPr>
-      </w:pPr>
-      <w:r>
-        <w:rPr>
-          <w:rFonts w:eastAsiaTheme="minorEastAsia"/>
-          <w:color w:val="EE0000"/>
-        </w:rPr>
-        <w:t xml:space="preserve">Complexity in the linear models was controlled through selective feature engineering and </w:t>
+        <w:t xml:space="preserve">. As discussed in Section 3d, additional features were evaluated using validation evidence rather than retained solely because they had plausible economic interpretations. Feature Set D was held constant for the linear-model comparison, allowing the effects of </w:t>
       </w:r>
       <w:proofErr w:type="spellStart"/>
       <w:r>
         <w:rPr>
           <w:rFonts w:eastAsiaTheme="minorEastAsia"/>
+          <w:b/>
+          <w:bCs/>
           <w:color w:val="EE0000"/>
         </w:rPr>
         <w:t>regularisation</w:t>
@@ -5053,14 +5172,38 @@
       <w:r>
         <w:rPr>
           <w:rFonts w:eastAsiaTheme="minorEastAsia"/>
-          <w:color w:val="EE0000"/>
-        </w:rPr>
-        <w:t xml:space="preserve">. Rather than generating all possible pairwise interactions, only business-motivated terms were investigated. Feature Set D was held constant for the linear-model comparison, allowing the effects of </w:t>
+          <w:b/>
+          <w:bCs/>
+          <w:color w:val="EE0000"/>
+        </w:rPr>
+        <w:t xml:space="preserve"> to be assessed without changing the original feature specification.</w:t>
+      </w:r>
+    </w:p>
+    <w:p>
+      <w:pPr>
+        <w:ind w:left="10"/>
+        <w:rPr>
+          <w:rFonts w:eastAsiaTheme="minorEastAsia"/>
+          <w:b/>
+          <w:bCs/>
+          <w:color w:val="EE0000"/>
+        </w:rPr>
+      </w:pPr>
+      <w:r>
+        <w:rPr>
+          <w:rFonts w:eastAsiaTheme="minorEastAsia"/>
+          <w:b/>
+          <w:bCs/>
+          <w:color w:val="EE0000"/>
+        </w:rPr>
+        <w:t xml:space="preserve">Ridge applies L2 </w:t>
       </w:r>
       <w:proofErr w:type="spellStart"/>
       <w:r>
         <w:rPr>
           <w:rFonts w:eastAsiaTheme="minorEastAsia"/>
+          <w:b/>
+          <w:bCs/>
           <w:color w:val="EE0000"/>
         </w:rPr>
         <w:t>regularisation</w:t>
@@ -5069,30 +5212,18 @@
       <w:r>
         <w:rPr>
           <w:rFonts w:eastAsiaTheme="minorEastAsia"/>
-          <w:color w:val="EE0000"/>
-        </w:rPr>
-        <w:t xml:space="preserve"> to be assessed without changing the original predictors.</w:t>
-      </w:r>
-    </w:p>
-    <w:p>
-      <w:pPr>
-        <w:ind w:left="10"/>
-        <w:rPr>
-          <w:rFonts w:eastAsiaTheme="minorEastAsia"/>
-          <w:color w:val="EE0000"/>
-        </w:rPr>
-      </w:pPr>
-      <w:r>
-        <w:rPr>
-          <w:rFonts w:eastAsiaTheme="minorEastAsia"/>
-          <w:color w:val="EE0000"/>
-        </w:rPr>
-        <w:t xml:space="preserve">Ridge uses L2 </w:t>
+          <w:b/>
+          <w:bCs/>
+          <w:color w:val="EE0000"/>
+        </w:rPr>
+        <w:t xml:space="preserve"> to shrink coefficients, while Lasso applies L1 </w:t>
       </w:r>
       <w:proofErr w:type="spellStart"/>
       <w:r>
         <w:rPr>
           <w:rFonts w:eastAsiaTheme="minorEastAsia"/>
+          <w:b/>
+          <w:bCs/>
           <w:color w:val="EE0000"/>
         </w:rPr>
         <w:t>regularisation</w:t>
@@ -5101,14 +5232,58 @@
       <w:r>
         <w:rPr>
           <w:rFonts w:eastAsiaTheme="minorEastAsia"/>
-          <w:color w:val="EE0000"/>
-        </w:rPr>
-        <w:t xml:space="preserve"> to shrink coefficients, while Lasso uses L1 </w:t>
+          <w:b/>
+          <w:bCs/>
+          <w:color w:val="EE0000"/>
+        </w:rPr>
+        <w:t xml:space="preserve">, which can additionally set coefficients to zero. Both models were fitted using </w:t>
       </w:r>
       <w:proofErr w:type="spellStart"/>
       <w:r>
         <w:rPr>
           <w:rFonts w:eastAsiaTheme="minorEastAsia"/>
+          <w:b/>
+          <w:bCs/>
+          <w:color w:val="EE0000"/>
+        </w:rPr>
+        <w:t>penalised</w:t>
+      </w:r>
+      <w:proofErr w:type="spellEnd"/>
+      <w:r>
+        <w:rPr>
+          <w:rFonts w:eastAsiaTheme="minorEastAsia"/>
+          <w:b/>
+          <w:bCs/>
+          <w:color w:val="EE0000"/>
+        </w:rPr>
+        <w:t xml:space="preserve"> </w:t>
+      </w:r>
+      <w:proofErr w:type="gramStart"/>
+      <w:r>
+        <w:rPr>
+          <w:rFonts w:eastAsiaTheme="minorEastAsia"/>
+          <w:b/>
+          <w:bCs/>
+          <w:color w:val="EE0000"/>
+        </w:rPr>
+        <w:t>squared</w:t>
+      </w:r>
+      <w:proofErr w:type="gramEnd"/>
+      <w:r>
+        <w:rPr>
+          <w:rFonts w:eastAsiaTheme="minorEastAsia"/>
+          <w:b/>
+          <w:bCs/>
+          <w:color w:val="EE0000"/>
+        </w:rPr>
+        <w:t xml:space="preserve">-error objectives. Their </w:t>
+      </w:r>
+      <w:proofErr w:type="spellStart"/>
+      <w:r>
+        <w:rPr>
+          <w:rFonts w:eastAsiaTheme="minorEastAsia"/>
+          <w:b/>
+          <w:bCs/>
           <w:color w:val="EE0000"/>
         </w:rPr>
         <w:t>regularisation</w:t>
@@ -5117,14 +5292,58 @@
       <w:r>
         <w:rPr>
           <w:rFonts w:eastAsiaTheme="minorEastAsia"/>
-          <w:color w:val="EE0000"/>
-        </w:rPr>
-        <w:t xml:space="preserve">, which can additionally set coefficients to zero. Both models were tuned over multiple values of the </w:t>
+          <w:b/>
+          <w:bCs/>
+          <w:color w:val="EE0000"/>
+        </w:rPr>
+        <w:t xml:space="preserve"> strengths (α) were selected using the pre-specified validation WAE (2:1), rather than directly </w:t>
       </w:r>
       <w:proofErr w:type="spellStart"/>
       <w:r>
         <w:rPr>
           <w:rFonts w:eastAsiaTheme="minorEastAsia"/>
+          <w:b/>
+          <w:bCs/>
+          <w:color w:val="EE0000"/>
+        </w:rPr>
+        <w:t>optimising</w:t>
+      </w:r>
+      <w:proofErr w:type="spellEnd"/>
+      <w:r>
+        <w:rPr>
+          <w:rFonts w:eastAsiaTheme="minorEastAsia"/>
+          <w:b/>
+          <w:bCs/>
+          <w:color w:val="EE0000"/>
+        </w:rPr>
+        <w:t xml:space="preserve"> this asymmetric metric during training. All experiments used training-fitted preprocessing and the same 2024 H2 validation period.</w:t>
+      </w:r>
+    </w:p>
+    <w:p>
+      <w:pPr>
+        <w:ind w:left="10"/>
+        <w:rPr>
+          <w:rFonts w:eastAsiaTheme="minorEastAsia"/>
+          <w:b/>
+          <w:bCs/>
+          <w:color w:val="EE0000"/>
+        </w:rPr>
+      </w:pPr>
+      <w:r>
+        <w:rPr>
+          <w:rFonts w:eastAsiaTheme="minorEastAsia"/>
+          <w:b/>
+          <w:bCs/>
+          <w:color w:val="EE0000"/>
+        </w:rPr>
+        <w:t xml:space="preserve">Table 3.5. Selected </w:t>
+      </w:r>
+      <w:proofErr w:type="spellStart"/>
+      <w:r>
+        <w:rPr>
+          <w:rFonts w:eastAsiaTheme="minorEastAsia"/>
+          <w:b/>
+          <w:bCs/>
           <w:color w:val="EE0000"/>
         </w:rPr>
         <w:t>regularisation</w:t>
@@ -5133,70 +5352,38 @@
       <w:r>
         <w:rPr>
           <w:rFonts w:eastAsiaTheme="minorEastAsia"/>
-          <w:color w:val="EE0000"/>
-        </w:rPr>
-        <w:t xml:space="preserve"> parameter α. Preprocessing was fitted on training data, and candidate configurations were compared on the 2024 H2 validation set using the pre-specified WAE (2:1) as the primary selection metric.</w:t>
-      </w:r>
-    </w:p>
-    <w:p>
-      <w:pPr>
-        <w:ind w:left="10"/>
-        <w:rPr>
-          <w:rFonts w:eastAsiaTheme="minorEastAsia"/>
-          <w:color w:val="EE0000"/>
-        </w:rPr>
-      </w:pPr>
-      <w:r>
-        <w:rPr>
-          <w:rFonts w:eastAsiaTheme="minorEastAsia"/>
           <w:b/>
           <w:bCs/>
           <w:color w:val="EE0000"/>
         </w:rPr>
-        <w:t xml:space="preserve">Table 5. Selected </w:t>
-      </w:r>
-      <w:proofErr w:type="spellStart"/>
-      <w:r>
-        <w:rPr>
-          <w:rFonts w:eastAsiaTheme="minorEastAsia"/>
-          <w:b/>
-          <w:bCs/>
-          <w:color w:val="EE0000"/>
-        </w:rPr>
-        <w:t>regularisation</w:t>
-      </w:r>
-      <w:proofErr w:type="spellEnd"/>
-      <w:r>
-        <w:rPr>
-          <w:rFonts w:eastAsiaTheme="minorEastAsia"/>
-          <w:b/>
-          <w:bCs/>
-          <w:color w:val="EE0000"/>
-        </w:rPr>
-        <w:t xml:space="preserve"> tuning results using Feature Set D</w:t>
+        <w:t xml:space="preserve"> tuning results using Feature Set D on the 2024 H2 validation set</w:t>
       </w:r>
     </w:p>
     <w:tbl>
       <w:tblPr>
-        <w:tblStyle w:val="11"/>
         <w:tblW w:w="0" w:type="auto"/>
-        <w:jc w:val="center"/>
+        <w:tblCellSpacing w:w="15" w:type="dxa"/>
+        <w:tblCellMar>
+          <w:top w:w="15" w:type="dxa"/>
+          <w:left w:w="15" w:type="dxa"/>
+          <w:bottom w:w="15" w:type="dxa"/>
+          <w:right w:w="15" w:type="dxa"/>
+        </w:tblCellMar>
         <w:tblLook w:val="04A0" w:firstRow="1" w:lastRow="0" w:firstColumn="1" w:lastColumn="0" w:noHBand="0" w:noVBand="1"/>
       </w:tblPr>
       <w:tblGrid>
-        <w:gridCol w:w="825"/>
-        <w:gridCol w:w="446"/>
-        <w:gridCol w:w="2409"/>
+        <w:gridCol w:w="684"/>
+        <w:gridCol w:w="290"/>
+        <w:gridCol w:w="2268"/>
       </w:tblGrid>
       <w:tr>
         <w:trPr>
-          <w:cnfStyle w:val="100000000000" w:firstRow="1" w:lastRow="0" w:firstColumn="0" w:lastColumn="0" w:oddVBand="0" w:evenVBand="0" w:oddHBand="0" w:evenHBand="0" w:firstRowFirstColumn="0" w:firstRowLastColumn="0" w:lastRowFirstColumn="0" w:lastRowLastColumn="0"/>
-          <w:jc w:val="center"/>
+          <w:tblCellSpacing w:w="15" w:type="dxa"/>
         </w:trPr>
         <w:tc>
           <w:tcPr>
-            <w:cnfStyle w:val="001000000000" w:firstRow="0" w:lastRow="0" w:firstColumn="1" w:lastColumn="0" w:oddVBand="0" w:evenVBand="0" w:oddHBand="0" w:evenHBand="0" w:firstRowFirstColumn="0" w:firstRowLastColumn="0" w:lastRowFirstColumn="0" w:lastRowLastColumn="0"/>
-            <w:tcW w:w="0" w:type="auto"/>
+            <w:tcW w:w="0" w:type="auto"/>
+            <w:vAlign w:val="center"/>
             <w:hideMark/>
           </w:tcPr>
           <w:p>
@@ -5204,12 +5391,16 @@
               <w:ind w:left="10"/>
               <w:rPr>
                 <w:rFonts w:eastAsiaTheme="minorEastAsia"/>
+                <w:b/>
+                <w:bCs/>
                 <w:color w:val="EE0000"/>
               </w:rPr>
             </w:pPr>
             <w:r>
               <w:rPr>
                 <w:rFonts w:eastAsiaTheme="minorEastAsia"/>
+                <w:b/>
+                <w:bCs/>
                 <w:color w:val="EE0000"/>
               </w:rPr>
               <w:t>Model</w:t>
@@ -5219,20 +5410,24 @@
         <w:tc>
           <w:tcPr>
             <w:tcW w:w="0" w:type="auto"/>
+            <w:vAlign w:val="center"/>
             <w:hideMark/>
           </w:tcPr>
           <w:p>
             <w:pPr>
               <w:ind w:left="10"/>
-              <w:cnfStyle w:val="100000000000" w:firstRow="1" w:lastRow="0" w:firstColumn="0" w:lastColumn="0" w:oddVBand="0" w:evenVBand="0" w:oddHBand="0" w:evenHBand="0" w:firstRowFirstColumn="0" w:firstRowLastColumn="0" w:lastRowFirstColumn="0" w:lastRowLastColumn="0"/>
-              <w:rPr>
-                <w:rFonts w:eastAsiaTheme="minorEastAsia"/>
+              <w:rPr>
+                <w:rFonts w:eastAsiaTheme="minorEastAsia"/>
+                <w:b/>
+                <w:bCs/>
                 <w:color w:val="EE0000"/>
               </w:rPr>
             </w:pPr>
             <w:r>
               <w:rPr>
                 <w:rFonts w:eastAsiaTheme="minorEastAsia"/>
+                <w:b/>
+                <w:bCs/>
                 <w:color w:val="EE0000"/>
               </w:rPr>
               <w:t>α</w:t>
@@ -5242,20 +5437,24 @@
         <w:tc>
           <w:tcPr>
             <w:tcW w:w="0" w:type="auto"/>
+            <w:vAlign w:val="center"/>
             <w:hideMark/>
           </w:tcPr>
           <w:p>
             <w:pPr>
               <w:ind w:left="10"/>
-              <w:cnfStyle w:val="100000000000" w:firstRow="1" w:lastRow="0" w:firstColumn="0" w:lastColumn="0" w:oddVBand="0" w:evenVBand="0" w:oddHBand="0" w:evenHBand="0" w:firstRowFirstColumn="0" w:firstRowLastColumn="0" w:lastRowFirstColumn="0" w:lastRowLastColumn="0"/>
-              <w:rPr>
-                <w:rFonts w:eastAsiaTheme="minorEastAsia"/>
+              <w:rPr>
+                <w:rFonts w:eastAsiaTheme="minorEastAsia"/>
+                <w:b/>
+                <w:bCs/>
                 <w:color w:val="EE0000"/>
               </w:rPr>
             </w:pPr>
             <w:r>
               <w:rPr>
                 <w:rFonts w:eastAsiaTheme="minorEastAsia"/>
+                <w:b/>
+                <w:bCs/>
                 <w:color w:val="EE0000"/>
               </w:rPr>
               <w:t>Validation WAE 2:1 ($)</w:t>
@@ -5265,13 +5464,12 @@
       </w:tr>
       <w:tr>
         <w:trPr>
-          <w:cnfStyle w:val="000000100000" w:firstRow="0" w:lastRow="0" w:firstColumn="0" w:lastColumn="0" w:oddVBand="0" w:evenVBand="0" w:oddHBand="1" w:evenHBand="0" w:firstRowFirstColumn="0" w:firstRowLastColumn="0" w:lastRowFirstColumn="0" w:lastRowLastColumn="0"/>
-          <w:jc w:val="center"/>
+          <w:tblCellSpacing w:w="15" w:type="dxa"/>
         </w:trPr>
         <w:tc>
           <w:tcPr>
-            <w:cnfStyle w:val="001000000000" w:firstRow="0" w:lastRow="0" w:firstColumn="1" w:lastColumn="0" w:oddVBand="0" w:evenVBand="0" w:oddHBand="0" w:evenHBand="0" w:firstRowFirstColumn="0" w:firstRowLastColumn="0" w:lastRowFirstColumn="0" w:lastRowLastColumn="0"/>
-            <w:tcW w:w="0" w:type="auto"/>
+            <w:tcW w:w="0" w:type="auto"/>
+            <w:vAlign w:val="center"/>
             <w:hideMark/>
           </w:tcPr>
           <w:p>
@@ -5279,12 +5477,16 @@
               <w:ind w:left="10"/>
               <w:rPr>
                 <w:rFonts w:eastAsiaTheme="minorEastAsia"/>
+                <w:b/>
+                <w:bCs/>
                 <w:color w:val="EE0000"/>
               </w:rPr>
             </w:pPr>
             <w:r>
               <w:rPr>
                 <w:rFonts w:eastAsiaTheme="minorEastAsia"/>
+                <w:b/>
+                <w:bCs/>
                 <w:color w:val="EE0000"/>
               </w:rPr>
               <w:t>Ridge</w:t>
@@ -5294,20 +5496,24 @@
         <w:tc>
           <w:tcPr>
             <w:tcW w:w="0" w:type="auto"/>
+            <w:vAlign w:val="center"/>
             <w:hideMark/>
           </w:tcPr>
           <w:p>
             <w:pPr>
               <w:ind w:left="10"/>
-              <w:cnfStyle w:val="000000100000" w:firstRow="0" w:lastRow="0" w:firstColumn="0" w:lastColumn="0" w:oddVBand="0" w:evenVBand="0" w:oddHBand="1" w:evenHBand="0" w:firstRowFirstColumn="0" w:firstRowLastColumn="0" w:lastRowFirstColumn="0" w:lastRowLastColumn="0"/>
-              <w:rPr>
-                <w:rFonts w:eastAsiaTheme="minorEastAsia"/>
+              <w:rPr>
+                <w:rFonts w:eastAsiaTheme="minorEastAsia"/>
+                <w:b/>
+                <w:bCs/>
                 <w:color w:val="EE0000"/>
               </w:rPr>
             </w:pPr>
             <w:r>
               <w:rPr>
                 <w:rFonts w:eastAsiaTheme="minorEastAsia"/>
+                <w:b/>
+                <w:bCs/>
                 <w:color w:val="EE0000"/>
               </w:rPr>
               <w:t>5</w:t>
@@ -5317,92 +5523,50 @@
         <w:tc>
           <w:tcPr>
             <w:tcW w:w="0" w:type="auto"/>
+            <w:vAlign w:val="center"/>
             <w:hideMark/>
           </w:tcPr>
           <w:p>
             <w:pPr>
               <w:ind w:left="10"/>
-              <w:cnfStyle w:val="000000100000" w:firstRow="0" w:lastRow="0" w:firstColumn="0" w:lastColumn="0" w:oddVBand="0" w:evenVBand="0" w:oddHBand="1" w:evenHBand="0" w:firstRowFirstColumn="0" w:firstRowLastColumn="0" w:lastRowFirstColumn="0" w:lastRowLastColumn="0"/>
-              <w:rPr>
-                <w:rFonts w:eastAsiaTheme="minorEastAsia"/>
+              <w:rPr>
+                <w:rFonts w:eastAsiaTheme="minorEastAsia"/>
+                <w:b/>
+                <w:bCs/>
                 <w:color w:val="EE0000"/>
               </w:rPr>
             </w:pPr>
             <w:r>
               <w:rPr>
                 <w:rFonts w:eastAsiaTheme="minorEastAsia"/>
+                <w:b/>
+                <w:bCs/>
                 <w:color w:val="EE0000"/>
               </w:rPr>
-              <w:t>153,324.58</w:t>
+              <w:t>153,335.99</w:t>
             </w:r>
           </w:p>
         </w:tc>
       </w:tr>
       <w:tr>
         <w:trPr>
-          <w:jc w:val="center"/>
+          <w:tblCellSpacing w:w="15" w:type="dxa"/>
         </w:trPr>
         <w:tc>
           <w:tcPr>
-            <w:cnfStyle w:val="001000000000" w:firstRow="0" w:lastRow="0" w:firstColumn="1" w:lastColumn="0" w:oddVBand="0" w:evenVBand="0" w:oddHBand="0" w:evenHBand="0" w:firstRowFirstColumn="0" w:firstRowLastColumn="0" w:lastRowFirstColumn="0" w:lastRowLastColumn="0"/>
-            <w:tcW w:w="0" w:type="auto"/>
+            <w:tcW w:w="0" w:type="auto"/>
+            <w:vAlign w:val="center"/>
             <w:hideMark/>
           </w:tcPr>
           <w:p>
             <w:pPr>
               <w:ind w:left="10"/>
-              <w:rPr>
-                <w:rFonts w:eastAsiaTheme="minorEastAsia"/>
-                <w:color w:val="EE0000"/>
-              </w:rPr>
-            </w:pPr>
-            <w:r>
-              <w:rPr>
-                <w:rFonts w:eastAsiaTheme="minorEastAsia"/>
-                <w:color w:val="EE0000"/>
-              </w:rPr>
-              <w:t>Ridge</w:t>
-            </w:r>
-          </w:p>
-        </w:tc>
-        <w:tc>
-          <w:tcPr>
-            <w:tcW w:w="0" w:type="auto"/>
-            <w:hideMark/>
-          </w:tcPr>
-          <w:p>
-            <w:pPr>
-              <w:ind w:left="10"/>
-              <w:cnfStyle w:val="000000000000" w:firstRow="0" w:lastRow="0" w:firstColumn="0" w:lastColumn="0" w:oddVBand="0" w:evenVBand="0" w:oddHBand="0" w:evenHBand="0" w:firstRowFirstColumn="0" w:firstRowLastColumn="0" w:lastRowFirstColumn="0" w:lastRowLastColumn="0"/>
-              <w:rPr>
-                <w:rFonts w:eastAsiaTheme="minorEastAsia"/>
-                <w:color w:val="EE0000"/>
-              </w:rPr>
-            </w:pPr>
-            <w:r>
               <w:rPr>
                 <w:rFonts w:eastAsiaTheme="minorEastAsia"/>
                 <w:b/>
                 <w:bCs/>
                 <w:color w:val="EE0000"/>
               </w:rPr>
-              <w:t>10</w:t>
-            </w:r>
-          </w:p>
-        </w:tc>
-        <w:tc>
-          <w:tcPr>
-            <w:tcW w:w="0" w:type="auto"/>
-            <w:hideMark/>
-          </w:tcPr>
-          <w:p>
-            <w:pPr>
-              <w:ind w:left="10"/>
-              <w:cnfStyle w:val="000000000000" w:firstRow="0" w:lastRow="0" w:firstColumn="0" w:lastColumn="0" w:oddVBand="0" w:evenVBand="0" w:oddHBand="0" w:evenHBand="0" w:firstRowFirstColumn="0" w:firstRowLastColumn="0" w:lastRowFirstColumn="0" w:lastRowLastColumn="0"/>
-              <w:rPr>
-                <w:rFonts w:eastAsiaTheme="minorEastAsia"/>
-                <w:color w:val="EE0000"/>
-              </w:rPr>
             </w:pPr>
             <w:r>
               <w:rPr>
@@ -5411,20 +5575,73 @@
                 <w:bCs/>
                 <w:color w:val="EE0000"/>
               </w:rPr>
-              <w:t>153,116.66</w:t>
+              <w:t>Ridge</w:t>
+            </w:r>
+          </w:p>
+        </w:tc>
+        <w:tc>
+          <w:tcPr>
+            <w:tcW w:w="0" w:type="auto"/>
+            <w:vAlign w:val="center"/>
+            <w:hideMark/>
+          </w:tcPr>
+          <w:p>
+            <w:pPr>
+              <w:ind w:left="10"/>
+              <w:rPr>
+                <w:rFonts w:eastAsiaTheme="minorEastAsia"/>
+                <w:b/>
+                <w:bCs/>
+                <w:color w:val="EE0000"/>
+              </w:rPr>
+            </w:pPr>
+            <w:r>
+              <w:rPr>
+                <w:rFonts w:eastAsiaTheme="minorEastAsia"/>
+                <w:b/>
+                <w:bCs/>
+                <w:color w:val="EE0000"/>
+              </w:rPr>
+              <w:t>10</w:t>
+            </w:r>
+          </w:p>
+        </w:tc>
+        <w:tc>
+          <w:tcPr>
+            <w:tcW w:w="0" w:type="auto"/>
+            <w:vAlign w:val="center"/>
+            <w:hideMark/>
+          </w:tcPr>
+          <w:p>
+            <w:pPr>
+              <w:ind w:left="10"/>
+              <w:rPr>
+                <w:rFonts w:eastAsiaTheme="minorEastAsia"/>
+                <w:b/>
+                <w:bCs/>
+                <w:color w:val="EE0000"/>
+              </w:rPr>
+            </w:pPr>
+            <w:r>
+              <w:rPr>
+                <w:rFonts w:eastAsiaTheme="minorEastAsia"/>
+                <w:b/>
+                <w:bCs/>
+                <w:color w:val="EE0000"/>
+              </w:rPr>
+              <w:t>153,123.27</w:t>
             </w:r>
           </w:p>
         </w:tc>
       </w:tr>
       <w:tr>
         <w:trPr>
-          <w:cnfStyle w:val="000000100000" w:firstRow="0" w:lastRow="0" w:firstColumn="0" w:lastColumn="0" w:oddVBand="0" w:evenVBand="0" w:oddHBand="1" w:evenHBand="0" w:firstRowFirstColumn="0" w:firstRowLastColumn="0" w:lastRowFirstColumn="0" w:lastRowLastColumn="0"/>
-          <w:jc w:val="center"/>
+          <w:tblCellSpacing w:w="15" w:type="dxa"/>
         </w:trPr>
         <w:tc>
           <w:tcPr>
-            <w:cnfStyle w:val="001000000000" w:firstRow="0" w:lastRow="0" w:firstColumn="1" w:lastColumn="0" w:oddVBand="0" w:evenVBand="0" w:oddHBand="0" w:evenHBand="0" w:firstRowFirstColumn="0" w:firstRowLastColumn="0" w:lastRowFirstColumn="0" w:lastRowLastColumn="0"/>
-            <w:tcW w:w="0" w:type="auto"/>
+            <w:tcW w:w="0" w:type="auto"/>
+            <w:vAlign w:val="center"/>
             <w:hideMark/>
           </w:tcPr>
           <w:p>
@@ -5432,12 +5649,16 @@
               <w:ind w:left="10"/>
               <w:rPr>
                 <w:rFonts w:eastAsiaTheme="minorEastAsia"/>
+                <w:b/>
+                <w:bCs/>
                 <w:color w:val="EE0000"/>
               </w:rPr>
             </w:pPr>
             <w:r>
               <w:rPr>
                 <w:rFonts w:eastAsiaTheme="minorEastAsia"/>
+                <w:b/>
+                <w:bCs/>
                 <w:color w:val="EE0000"/>
               </w:rPr>
               <w:t>Ridge</w:t>
@@ -5447,58 +5668,66 @@
         <w:tc>
           <w:tcPr>
             <w:tcW w:w="0" w:type="auto"/>
+            <w:vAlign w:val="center"/>
             <w:hideMark/>
           </w:tcPr>
           <w:p>
             <w:pPr>
               <w:ind w:left="10"/>
-              <w:cnfStyle w:val="000000100000" w:firstRow="0" w:lastRow="0" w:firstColumn="0" w:lastColumn="0" w:oddVBand="0" w:evenVBand="0" w:oddHBand="1" w:evenHBand="0" w:firstRowFirstColumn="0" w:firstRowLastColumn="0" w:lastRowFirstColumn="0" w:lastRowLastColumn="0"/>
-              <w:rPr>
-                <w:rFonts w:eastAsiaTheme="minorEastAsia"/>
+              <w:rPr>
+                <w:rFonts w:eastAsiaTheme="minorEastAsia"/>
+                <w:b/>
+                <w:bCs/>
                 <w:color w:val="EE0000"/>
               </w:rPr>
             </w:pPr>
             <w:r>
               <w:rPr>
                 <w:rFonts w:eastAsiaTheme="minorEastAsia"/>
+                <w:b/>
+                <w:bCs/>
                 <w:color w:val="EE0000"/>
               </w:rPr>
-              <w:t>20</w:t>
-            </w:r>
-          </w:p>
-        </w:tc>
-        <w:tc>
-          <w:tcPr>
-            <w:tcW w:w="0" w:type="auto"/>
+              <w:t>12</w:t>
+            </w:r>
+          </w:p>
+        </w:tc>
+        <w:tc>
+          <w:tcPr>
+            <w:tcW w:w="0" w:type="auto"/>
+            <w:vAlign w:val="center"/>
             <w:hideMark/>
           </w:tcPr>
           <w:p>
             <w:pPr>
               <w:ind w:left="10"/>
-              <w:cnfStyle w:val="000000100000" w:firstRow="0" w:lastRow="0" w:firstColumn="0" w:lastColumn="0" w:oddVBand="0" w:evenVBand="0" w:oddHBand="1" w:evenHBand="0" w:firstRowFirstColumn="0" w:firstRowLastColumn="0" w:lastRowFirstColumn="0" w:lastRowLastColumn="0"/>
-              <w:rPr>
-                <w:rFonts w:eastAsiaTheme="minorEastAsia"/>
+              <w:rPr>
+                <w:rFonts w:eastAsiaTheme="minorEastAsia"/>
+                <w:b/>
+                <w:bCs/>
                 <w:color w:val="EE0000"/>
               </w:rPr>
             </w:pPr>
             <w:r>
               <w:rPr>
                 <w:rFonts w:eastAsiaTheme="minorEastAsia"/>
+                <w:b/>
+                <w:bCs/>
                 <w:color w:val="EE0000"/>
               </w:rPr>
-              <w:t>153,198.60</w:t>
+              <w:t>153,109.49</w:t>
             </w:r>
           </w:p>
         </w:tc>
       </w:tr>
       <w:tr>
         <w:trPr>
-          <w:jc w:val="center"/>
+          <w:tblCellSpacing w:w="15" w:type="dxa"/>
         </w:trPr>
         <w:tc>
           <w:tcPr>
-            <w:cnfStyle w:val="001000000000" w:firstRow="0" w:lastRow="0" w:firstColumn="1" w:lastColumn="0" w:oddVBand="0" w:evenVBand="0" w:oddHBand="0" w:evenHBand="0" w:firstRowFirstColumn="0" w:firstRowLastColumn="0" w:lastRowFirstColumn="0" w:lastRowLastColumn="0"/>
-            <w:tcW w:w="0" w:type="auto"/>
+            <w:tcW w:w="0" w:type="auto"/>
+            <w:vAlign w:val="center"/>
             <w:hideMark/>
           </w:tcPr>
           <w:p>
@@ -5506,131 +5735,96 @@
               <w:ind w:left="10"/>
               <w:rPr>
                 <w:rFonts w:eastAsiaTheme="minorEastAsia"/>
+                <w:b/>
+                <w:bCs/>
                 <w:color w:val="EE0000"/>
               </w:rPr>
             </w:pPr>
             <w:r>
               <w:rPr>
                 <w:rFonts w:eastAsiaTheme="minorEastAsia"/>
+                <w:b/>
+                <w:bCs/>
                 <w:color w:val="EE0000"/>
               </w:rPr>
-              <w:t>Lasso</w:t>
-            </w:r>
-          </w:p>
-        </w:tc>
-        <w:tc>
-          <w:tcPr>
-            <w:tcW w:w="0" w:type="auto"/>
+              <w:t>Ridge</w:t>
+            </w:r>
+          </w:p>
+        </w:tc>
+        <w:tc>
+          <w:tcPr>
+            <w:tcW w:w="0" w:type="auto"/>
+            <w:vAlign w:val="center"/>
             <w:hideMark/>
           </w:tcPr>
           <w:p>
             <w:pPr>
               <w:ind w:left="10"/>
-              <w:cnfStyle w:val="000000000000" w:firstRow="0" w:lastRow="0" w:firstColumn="0" w:lastColumn="0" w:oddVBand="0" w:evenVBand="0" w:oddHBand="0" w:evenHBand="0" w:firstRowFirstColumn="0" w:firstRowLastColumn="0" w:lastRowFirstColumn="0" w:lastRowLastColumn="0"/>
-              <w:rPr>
-                <w:rFonts w:eastAsiaTheme="minorEastAsia"/>
+              <w:rPr>
+                <w:rFonts w:eastAsiaTheme="minorEastAsia"/>
+                <w:b/>
+                <w:bCs/>
                 <w:color w:val="EE0000"/>
               </w:rPr>
             </w:pPr>
             <w:r>
               <w:rPr>
                 <w:rFonts w:eastAsiaTheme="minorEastAsia"/>
+                <w:b/>
+                <w:bCs/>
                 <w:color w:val="EE0000"/>
               </w:rPr>
-              <w:t>10</w:t>
-            </w:r>
-          </w:p>
-        </w:tc>
-        <w:tc>
-          <w:tcPr>
-            <w:tcW w:w="0" w:type="auto"/>
+              <w:t>20</w:t>
+            </w:r>
+          </w:p>
+        </w:tc>
+        <w:tc>
+          <w:tcPr>
+            <w:tcW w:w="0" w:type="auto"/>
+            <w:vAlign w:val="center"/>
             <w:hideMark/>
           </w:tcPr>
           <w:p>
             <w:pPr>
               <w:ind w:left="10"/>
-              <w:cnfStyle w:val="000000000000" w:firstRow="0" w:lastRow="0" w:firstColumn="0" w:lastColumn="0" w:oddVBand="0" w:evenVBand="0" w:oddHBand="0" w:evenHBand="0" w:firstRowFirstColumn="0" w:firstRowLastColumn="0" w:lastRowFirstColumn="0" w:lastRowLastColumn="0"/>
-              <w:rPr>
-                <w:rFonts w:eastAsiaTheme="minorEastAsia"/>
+              <w:rPr>
+                <w:rFonts w:eastAsiaTheme="minorEastAsia"/>
+                <w:b/>
+                <w:bCs/>
                 <w:color w:val="EE0000"/>
               </w:rPr>
             </w:pPr>
             <w:r>
               <w:rPr>
                 <w:rFonts w:eastAsiaTheme="minorEastAsia"/>
+                <w:b/>
+                <w:bCs/>
                 <w:color w:val="EE0000"/>
               </w:rPr>
-              <w:t>153,035.86</w:t>
+              <w:t>153,170.43</w:t>
             </w:r>
           </w:p>
         </w:tc>
       </w:tr>
       <w:tr>
         <w:trPr>
-          <w:cnfStyle w:val="000000100000" w:firstRow="0" w:lastRow="0" w:firstColumn="0" w:lastColumn="0" w:oddVBand="0" w:evenVBand="0" w:oddHBand="1" w:evenHBand="0" w:firstRowFirstColumn="0" w:firstRowLastColumn="0" w:lastRowFirstColumn="0" w:lastRowLastColumn="0"/>
-          <w:jc w:val="center"/>
+          <w:tblCellSpacing w:w="15" w:type="dxa"/>
         </w:trPr>
         <w:tc>
           <w:tcPr>
-            <w:cnfStyle w:val="001000000000" w:firstRow="0" w:lastRow="0" w:firstColumn="1" w:lastColumn="0" w:oddVBand="0" w:evenVBand="0" w:oddHBand="0" w:evenHBand="0" w:firstRowFirstColumn="0" w:firstRowLastColumn="0" w:lastRowFirstColumn="0" w:lastRowLastColumn="0"/>
-            <w:tcW w:w="0" w:type="auto"/>
+            <w:tcW w:w="0" w:type="auto"/>
+            <w:vAlign w:val="center"/>
             <w:hideMark/>
           </w:tcPr>
           <w:p>
             <w:pPr>
               <w:ind w:left="10"/>
-              <w:rPr>
-                <w:rFonts w:eastAsiaTheme="minorEastAsia"/>
-                <w:color w:val="EE0000"/>
-              </w:rPr>
-            </w:pPr>
-            <w:r>
-              <w:rPr>
-                <w:rFonts w:eastAsiaTheme="minorEastAsia"/>
-                <w:color w:val="EE0000"/>
-              </w:rPr>
-              <w:t>Lasso</w:t>
-            </w:r>
-          </w:p>
-        </w:tc>
-        <w:tc>
-          <w:tcPr>
-            <w:tcW w:w="0" w:type="auto"/>
-            <w:hideMark/>
-          </w:tcPr>
-          <w:p>
-            <w:pPr>
-              <w:ind w:left="10"/>
-              <w:cnfStyle w:val="000000100000" w:firstRow="0" w:lastRow="0" w:firstColumn="0" w:lastColumn="0" w:oddVBand="0" w:evenVBand="0" w:oddHBand="1" w:evenHBand="0" w:firstRowFirstColumn="0" w:firstRowLastColumn="0" w:lastRowFirstColumn="0" w:lastRowLastColumn="0"/>
-              <w:rPr>
-                <w:rFonts w:eastAsiaTheme="minorEastAsia"/>
-                <w:color w:val="EE0000"/>
-              </w:rPr>
-            </w:pPr>
-            <w:r>
               <w:rPr>
                 <w:rFonts w:eastAsiaTheme="minorEastAsia"/>
                 <w:b/>
                 <w:bCs/>
                 <w:color w:val="EE0000"/>
               </w:rPr>
-              <w:t>20</w:t>
-            </w:r>
-          </w:p>
-        </w:tc>
-        <w:tc>
-          <w:tcPr>
-            <w:tcW w:w="0" w:type="auto"/>
-            <w:hideMark/>
-          </w:tcPr>
-          <w:p>
-            <w:pPr>
-              <w:ind w:left="10"/>
-              <w:cnfStyle w:val="000000100000" w:firstRow="0" w:lastRow="0" w:firstColumn="0" w:lastColumn="0" w:oddVBand="0" w:evenVBand="0" w:oddHBand="1" w:evenHBand="0" w:firstRowFirstColumn="0" w:firstRowLastColumn="0" w:lastRowFirstColumn="0" w:lastRowLastColumn="0"/>
-              <w:rPr>
-                <w:rFonts w:eastAsiaTheme="minorEastAsia"/>
-                <w:color w:val="EE0000"/>
-              </w:rPr>
             </w:pPr>
             <w:r>
               <w:rPr>
@@ -5639,19 +5833,73 @@
                 <w:bCs/>
                 <w:color w:val="EE0000"/>
               </w:rPr>
-              <w:t>152,566.39</w:t>
+              <w:t>Lasso</w:t>
+            </w:r>
+          </w:p>
+        </w:tc>
+        <w:tc>
+          <w:tcPr>
+            <w:tcW w:w="0" w:type="auto"/>
+            <w:vAlign w:val="center"/>
+            <w:hideMark/>
+          </w:tcPr>
+          <w:p>
+            <w:pPr>
+              <w:ind w:left="10"/>
+              <w:rPr>
+                <w:rFonts w:eastAsiaTheme="minorEastAsia"/>
+                <w:b/>
+                <w:bCs/>
+                <w:color w:val="EE0000"/>
+              </w:rPr>
+            </w:pPr>
+            <w:r>
+              <w:rPr>
+                <w:rFonts w:eastAsiaTheme="minorEastAsia"/>
+                <w:b/>
+                <w:bCs/>
+                <w:color w:val="EE0000"/>
+              </w:rPr>
+              <w:t>10</w:t>
+            </w:r>
+          </w:p>
+        </w:tc>
+        <w:tc>
+          <w:tcPr>
+            <w:tcW w:w="0" w:type="auto"/>
+            <w:vAlign w:val="center"/>
+            <w:hideMark/>
+          </w:tcPr>
+          <w:p>
+            <w:pPr>
+              <w:ind w:left="10"/>
+              <w:rPr>
+                <w:rFonts w:eastAsiaTheme="minorEastAsia"/>
+                <w:b/>
+                <w:bCs/>
+                <w:color w:val="EE0000"/>
+              </w:rPr>
+            </w:pPr>
+            <w:r>
+              <w:rPr>
+                <w:rFonts w:eastAsiaTheme="minorEastAsia"/>
+                <w:b/>
+                <w:bCs/>
+                <w:color w:val="EE0000"/>
+              </w:rPr>
+              <w:t>153,035.86</w:t>
             </w:r>
           </w:p>
         </w:tc>
       </w:tr>
       <w:tr>
         <w:trPr>
-          <w:jc w:val="center"/>
+          <w:tblCellSpacing w:w="15" w:type="dxa"/>
         </w:trPr>
         <w:tc>
           <w:tcPr>
-            <w:cnfStyle w:val="001000000000" w:firstRow="0" w:lastRow="0" w:firstColumn="1" w:lastColumn="0" w:oddVBand="0" w:evenVBand="0" w:oddHBand="0" w:evenHBand="0" w:firstRowFirstColumn="0" w:firstRowLastColumn="0" w:lastRowFirstColumn="0" w:lastRowLastColumn="0"/>
-            <w:tcW w:w="0" w:type="auto"/>
+            <w:tcW w:w="0" w:type="auto"/>
+            <w:vAlign w:val="center"/>
             <w:hideMark/>
           </w:tcPr>
           <w:p>
@@ -5659,12 +5907,16 @@
               <w:ind w:left="10"/>
               <w:rPr>
                 <w:rFonts w:eastAsiaTheme="minorEastAsia"/>
+                <w:b/>
+                <w:bCs/>
                 <w:color w:val="EE0000"/>
               </w:rPr>
             </w:pPr>
             <w:r>
               <w:rPr>
                 <w:rFonts w:eastAsiaTheme="minorEastAsia"/>
+                <w:b/>
+                <w:bCs/>
                 <w:color w:val="EE0000"/>
               </w:rPr>
               <w:t>Lasso</w:t>
@@ -5674,22 +5926,112 @@
         <w:tc>
           <w:tcPr>
             <w:tcW w:w="0" w:type="auto"/>
+            <w:vAlign w:val="center"/>
             <w:hideMark/>
           </w:tcPr>
           <w:p>
             <w:pPr>
               <w:ind w:left="10"/>
-              <w:cnfStyle w:val="000000000000" w:firstRow="0" w:lastRow="0" w:firstColumn="0" w:lastColumn="0" w:oddVBand="0" w:evenVBand="0" w:oddHBand="0" w:evenHBand="0" w:firstRowFirstColumn="0" w:firstRowLastColumn="0" w:lastRowFirstColumn="0" w:lastRowLastColumn="0"/>
-              <w:rPr>
-                <w:rFonts w:eastAsiaTheme="minorEastAsia"/>
+              <w:rPr>
+                <w:rFonts w:eastAsiaTheme="minorEastAsia"/>
+                <w:b/>
+                <w:bCs/>
                 <w:color w:val="EE0000"/>
               </w:rPr>
             </w:pPr>
             <w:r>
               <w:rPr>
                 <w:rFonts w:eastAsiaTheme="minorEastAsia"/>
+                <w:b/>
+                <w:bCs/>
                 <w:color w:val="EE0000"/>
               </w:rPr>
+              <w:t>20</w:t>
+            </w:r>
+          </w:p>
+        </w:tc>
+        <w:tc>
+          <w:tcPr>
+            <w:tcW w:w="0" w:type="auto"/>
+            <w:vAlign w:val="center"/>
+            <w:hideMark/>
+          </w:tcPr>
+          <w:p>
+            <w:pPr>
+              <w:ind w:left="10"/>
+              <w:rPr>
+                <w:rFonts w:eastAsiaTheme="minorEastAsia"/>
+                <w:b/>
+                <w:bCs/>
+                <w:color w:val="EE0000"/>
+              </w:rPr>
+            </w:pPr>
+            <w:r>
+              <w:rPr>
+                <w:rFonts w:eastAsiaTheme="minorEastAsia"/>
+                <w:b/>
+                <w:bCs/>
+                <w:color w:val="EE0000"/>
+              </w:rPr>
+              <w:t>152,566.39</w:t>
+            </w:r>
+          </w:p>
+        </w:tc>
+      </w:tr>
+      <w:tr>
+        <w:trPr>
+          <w:tblCellSpacing w:w="15" w:type="dxa"/>
+        </w:trPr>
+        <w:tc>
+          <w:tcPr>
+            <w:tcW w:w="0" w:type="auto"/>
+            <w:vAlign w:val="center"/>
+            <w:hideMark/>
+          </w:tcPr>
+          <w:p>
+            <w:pPr>
+              <w:ind w:left="10"/>
+              <w:rPr>
+                <w:rFonts w:eastAsiaTheme="minorEastAsia"/>
+                <w:b/>
+                <w:bCs/>
+                <w:color w:val="EE0000"/>
+              </w:rPr>
+            </w:pPr>
+            <w:r>
+              <w:rPr>
+                <w:rFonts w:eastAsiaTheme="minorEastAsia"/>
+                <w:b/>
+                <w:bCs/>
+                <w:color w:val="EE0000"/>
+              </w:rPr>
+              <w:t>Lasso</w:t>
+            </w:r>
+          </w:p>
+        </w:tc>
+        <w:tc>
+          <w:tcPr>
+            <w:tcW w:w="0" w:type="auto"/>
+            <w:vAlign w:val="center"/>
+            <w:hideMark/>
+          </w:tcPr>
+          <w:p>
+            <w:pPr>
+              <w:ind w:left="10"/>
+              <w:rPr>
+                <w:rFonts w:eastAsiaTheme="minorEastAsia"/>
+                <w:b/>
+                <w:bCs/>
+                <w:color w:val="EE0000"/>
+              </w:rPr>
+            </w:pPr>
+            <w:r>
+              <w:rPr>
+                <w:rFonts w:eastAsiaTheme="minorEastAsia"/>
+                <w:b/>
+                <w:bCs/>
+                <w:color w:val="EE0000"/>
+              </w:rPr>
               <w:t>30</w:t>
             </w:r>
           </w:p>
@@ -5697,20 +6039,24 @@
         <w:tc>
           <w:tcPr>
             <w:tcW w:w="0" w:type="auto"/>
+            <w:vAlign w:val="center"/>
             <w:hideMark/>
           </w:tcPr>
           <w:p>
             <w:pPr>
               <w:ind w:left="10"/>
-              <w:cnfStyle w:val="000000000000" w:firstRow="0" w:lastRow="0" w:firstColumn="0" w:lastColumn="0" w:oddVBand="0" w:evenVBand="0" w:oddHBand="0" w:evenHBand="0" w:firstRowFirstColumn="0" w:firstRowLastColumn="0" w:lastRowFirstColumn="0" w:lastRowLastColumn="0"/>
-              <w:rPr>
-                <w:rFonts w:eastAsiaTheme="minorEastAsia"/>
+              <w:rPr>
+                <w:rFonts w:eastAsiaTheme="minorEastAsia"/>
+                <w:b/>
+                <w:bCs/>
                 <w:color w:val="EE0000"/>
               </w:rPr>
             </w:pPr>
             <w:r>
               <w:rPr>
                 <w:rFonts w:eastAsiaTheme="minorEastAsia"/>
+                <w:b/>
+                <w:bCs/>
                 <w:color w:val="EE0000"/>
               </w:rPr>
               <w:t>152,847.45</w:t>
@@ -5724,20 +6070,26 @@
         <w:ind w:left="10"/>
         <w:rPr>
           <w:rFonts w:eastAsiaTheme="minorEastAsia"/>
-          <w:color w:val="EE0000"/>
-        </w:rPr>
-      </w:pPr>
-      <w:r>
-        <w:rPr>
-          <w:rFonts w:eastAsiaTheme="minorEastAsia"/>
-          <w:color w:val="EE0000"/>
-        </w:rPr>
-        <w:t xml:space="preserve">As shown in Table 5, Ridge achieved its lowest tested WAE (2:1) at α = 10, while Lasso performed best at α = 20. Stronger </w:t>
+          <w:b/>
+          <w:bCs/>
+          <w:color w:val="EE0000"/>
+        </w:rPr>
+      </w:pPr>
+      <w:r>
+        <w:rPr>
+          <w:rFonts w:eastAsiaTheme="minorEastAsia"/>
+          <w:b/>
+          <w:bCs/>
+          <w:color w:val="EE0000"/>
+        </w:rPr>
+        <w:t xml:space="preserve">Ridge achieved its lowest tested WAE (2:1) at α = 12, while Lasso performed best at α = 20. Ridge's performance changed only slightly around α = 10–15, indicating that its selected value was not a sharply isolated optimum. The results also showed that stronger </w:t>
       </w:r>
       <w:proofErr w:type="spellStart"/>
       <w:r>
         <w:rPr>
           <w:rFonts w:eastAsiaTheme="minorEastAsia"/>
+          <w:b/>
+          <w:bCs/>
           <w:color w:val="EE0000"/>
         </w:rPr>
         <w:t>regularisation</w:t>
@@ -5746,46 +6098,159 @@
       <w:r>
         <w:rPr>
           <w:rFonts w:eastAsiaTheme="minorEastAsia"/>
-          <w:color w:val="EE0000"/>
-        </w:rPr>
-        <w:t xml:space="preserve"> did not consistently improve validation performance, indicating a trade-off between coefficient shrinkage and predictive accuracy.</w:t>
-      </w:r>
-    </w:p>
-    <w:p>
-      <w:pPr>
-        <w:ind w:left="10"/>
-        <w:rPr>
-          <w:rFonts w:eastAsiaTheme="minorEastAsia"/>
-          <w:color w:val="EE0000"/>
-        </w:rPr>
-      </w:pPr>
-      <w:r>
-        <w:rPr>
-          <w:rFonts w:eastAsiaTheme="minorEastAsia"/>
-          <w:color w:val="EE0000"/>
-        </w:rPr>
-        <w:t>Lasso's numerical convergence was also verified. At α = 20, the model converged after 3,112 iterations with a tolerance of 1e-5, and its dual gap was below the convergence threshold. It retained 1,074 non-zero coefficients. Further tightening of the tolerance produced only minor changes in predictions, supporting numerical stability.</w:t>
-      </w:r>
-    </w:p>
-    <w:p>
-      <w:pPr>
-        <w:ind w:left="10"/>
-        <w:rPr>
-          <w:rFonts w:eastAsiaTheme="minorEastAsia"/>
-          <w:color w:val="EE0000"/>
-        </w:rPr>
-      </w:pPr>
-      <w:r>
-        <w:rPr>
-          <w:rFonts w:eastAsiaTheme="minorEastAsia"/>
-          <w:color w:val="EE0000"/>
-        </w:rPr>
-        <w:t xml:space="preserve">These results supported Lasso as the preferred candidate among the evaluated linear models. However, its WAE advantage over Ridge was small, and repeated tuning on a single validation period may </w:t>
+          <w:b/>
+          <w:bCs/>
+          <w:color w:val="EE0000"/>
+        </w:rPr>
+        <w:t xml:space="preserve"> did not necessarily improve predictive performance, reflecting a trade-off between coefficient shrinkage and predictive accuracy.</w:t>
+      </w:r>
+    </w:p>
+    <w:p>
+      <w:pPr>
+        <w:ind w:left="10"/>
+        <w:rPr>
+          <w:rFonts w:eastAsiaTheme="minorEastAsia"/>
+          <w:b/>
+          <w:bCs/>
+          <w:color w:val="EE0000"/>
+        </w:rPr>
+      </w:pPr>
+      <w:r>
+        <w:rPr>
+          <w:rFonts w:eastAsiaTheme="minorEastAsia"/>
+          <w:b/>
+          <w:bCs/>
+          <w:color w:val="EE0000"/>
+        </w:rPr>
+        <w:t xml:space="preserve">Preprocessing choices were assessed through controlled ablation experiments using Ridge at a fixed α = 10. The reference configuration, which included numeric missing-value indicators, achieved WAE (2:1) of $153,123.27. Removing these indicators increased WAE to $153,149.31, while adding an </w:t>
       </w:r>
       <w:proofErr w:type="spellStart"/>
       <w:r>
         <w:rPr>
           <w:rFonts w:eastAsiaTheme="minorEastAsia"/>
+          <w:b/>
+          <w:bCs/>
+          <w:color w:val="EE0000"/>
+        </w:rPr>
+        <w:t>is_Chicago</w:t>
+      </w:r>
+      <w:proofErr w:type="spellEnd"/>
+      <w:r>
+        <w:rPr>
+          <w:rFonts w:eastAsiaTheme="minorEastAsia"/>
+          <w:b/>
+          <w:bCs/>
+          <w:color w:val="EE0000"/>
+        </w:rPr>
+        <w:t xml:space="preserve"> indicator produced $153,124.19. These differences were very small. They provided limited validation support for retaining the existing missing-value indicators, but no compelling evidence that the additional Chicago indicator justified greater complexity. The findings apply to this Ridge configuration and should not automatically be </w:t>
+      </w:r>
+      <w:proofErr w:type="spellStart"/>
+      <w:r>
+        <w:rPr>
+          <w:rFonts w:eastAsiaTheme="minorEastAsia"/>
+          <w:b/>
+          <w:bCs/>
+          <w:color w:val="EE0000"/>
+        </w:rPr>
+        <w:t>generalised</w:t>
+      </w:r>
+      <w:proofErr w:type="spellEnd"/>
+      <w:r>
+        <w:rPr>
+          <w:rFonts w:eastAsiaTheme="minorEastAsia"/>
+          <w:b/>
+          <w:bCs/>
+          <w:color w:val="EE0000"/>
+        </w:rPr>
+        <w:t xml:space="preserve"> to other models.</w:t>
+      </w:r>
+    </w:p>
+    <w:p>
+      <w:pPr>
+        <w:ind w:left="10"/>
+        <w:rPr>
+          <w:rFonts w:eastAsiaTheme="minorEastAsia"/>
+          <w:b/>
+          <w:bCs/>
+          <w:color w:val="EE0000"/>
+        </w:rPr>
+      </w:pPr>
+      <w:r>
+        <w:rPr>
+          <w:rFonts w:eastAsiaTheme="minorEastAsia"/>
+          <w:b/>
+          <w:bCs/>
+          <w:color w:val="EE0000"/>
+        </w:rPr>
+        <w:lastRenderedPageBreak/>
+        <w:t xml:space="preserve">Numerical convergence was evaluated separately from predictive performance. Because earlier Lasso screening runs had raised convergence concerns, the selected α = 20 configuration was refitted with a tighter tolerance of </w:t>
+      </w:r>
+      <w:proofErr w:type="gramStart"/>
+      <w:r>
+        <w:rPr>
+          <w:rFonts w:eastAsiaTheme="minorEastAsia"/>
+          <w:b/>
+          <w:bCs/>
+          <w:color w:val="EE0000"/>
+        </w:rPr>
+        <w:t>1e</w:t>
+      </w:r>
+      <w:proofErr w:type="gramEnd"/>
+      <w:r>
+        <w:rPr>
+          <w:rFonts w:eastAsiaTheme="minorEastAsia"/>
+          <w:b/>
+          <w:bCs/>
+          <w:color w:val="EE0000"/>
+        </w:rPr>
+        <w:t xml:space="preserve">-5. It converged after 3,112 iterations, with its dual gap below the convergence threshold, and retained 1,074 non-zero coefficients. Further tightening the tolerance produced only minor changes in predictions, supporting numerical stability. However, convergence does </w:t>
+      </w:r>
+      <w:proofErr w:type="gramStart"/>
+      <w:r>
+        <w:rPr>
+          <w:rFonts w:eastAsiaTheme="minorEastAsia"/>
+          <w:b/>
+          <w:bCs/>
+          <w:color w:val="EE0000"/>
+        </w:rPr>
+        <w:t>not itself</w:t>
+      </w:r>
+      <w:proofErr w:type="gramEnd"/>
+      <w:r>
+        <w:rPr>
+          <w:rFonts w:eastAsiaTheme="minorEastAsia"/>
+          <w:b/>
+          <w:bCs/>
+          <w:color w:val="EE0000"/>
+        </w:rPr>
+        <w:t xml:space="preserve"> demonstrate that overfitting has been eliminated.</w:t>
+      </w:r>
+    </w:p>
+    <w:p>
+      <w:pPr>
+        <w:ind w:left="10"/>
+        <w:rPr>
+          <w:rFonts w:eastAsiaTheme="minorEastAsia"/>
+          <w:b/>
+          <w:bCs/>
+          <w:color w:val="EE0000"/>
+        </w:rPr>
+      </w:pPr>
+      <w:r>
+        <w:rPr>
+          <w:rFonts w:eastAsiaTheme="minorEastAsia"/>
+          <w:b/>
+          <w:bCs/>
+          <w:color w:val="EE0000"/>
+        </w:rPr>
+        <w:t xml:space="preserve">Overall, Lasso with Feature Set D and α = 20 achieved the lowest validation WAE (2:1) among the evaluated linear-model configurations. Its advantage over Ridge was modest, and tuning on a single validation period may </w:t>
+      </w:r>
+      <w:proofErr w:type="spellStart"/>
+      <w:r>
+        <w:rPr>
+          <w:rFonts w:eastAsiaTheme="minorEastAsia"/>
+          <w:b/>
+          <w:bCs/>
           <w:color w:val="EE0000"/>
         </w:rPr>
         <w:t>favour</w:t>
@@ -5794,26 +6259,30 @@
       <w:r>
         <w:rPr>
           <w:rFonts w:eastAsiaTheme="minorEastAsia"/>
-          <w:color w:val="EE0000"/>
-        </w:rPr>
-        <w:t xml:space="preserve"> period-specific patterns.</w:t>
-      </w:r>
-    </w:p>
-    <w:p>
-      <w:pPr>
-        <w:ind w:left="10"/>
-        <w:rPr>
-          <w:rFonts w:eastAsiaTheme="minorEastAsia"/>
-          <w:color w:val="EE0000"/>
-        </w:rPr>
-      </w:pPr>
-      <w:r>
-        <w:rPr>
-          <w:rFonts w:eastAsiaTheme="minorEastAsia"/>
           <w:b/>
           <w:bCs/>
           <w:color w:val="EE0000"/>
         </w:rPr>
+        <w:t xml:space="preserve"> period-specific patterns. Therefore, this configuration was retained as the preferred linear-family candidate, subject to comparison with the remaining model families.</w:t>
+      </w:r>
+    </w:p>
+    <w:p>
+      <w:pPr>
+        <w:ind w:left="10"/>
+        <w:rPr>
+          <w:rFonts w:eastAsiaTheme="minorEastAsia"/>
+          <w:b/>
+          <w:bCs/>
+          <w:color w:val="EE0000"/>
+        </w:rPr>
+      </w:pPr>
+      <w:r>
+        <w:rPr>
+          <w:rFonts w:eastAsiaTheme="minorEastAsia"/>
+          <w:b/>
+          <w:bCs/>
+          <w:color w:val="EE0000"/>
+        </w:rPr>
         <w:t>Decision Tree and Random Forest — Member 3</w:t>
       </w:r>
     </w:p>
@@ -5822,32 +6291,38 @@
         <w:ind w:left="10"/>
         <w:rPr>
           <w:rFonts w:eastAsiaTheme="minorEastAsia"/>
-          <w:color w:val="EE0000"/>
-        </w:rPr>
-      </w:pPr>
-      <w:r>
-        <w:rPr>
-          <w:rFonts w:eastAsiaTheme="minorEastAsia"/>
-          <w:color w:val="EE0000"/>
-        </w:rPr>
-        <w:t>[To be added: Hyperparameter search, selected complexity controls such as tree depth and minimum leaf size, supporting validation results, and the rationale for the selected configurations.]</w:t>
-      </w:r>
-    </w:p>
-    <w:p>
-      <w:pPr>
-        <w:ind w:left="10"/>
-        <w:rPr>
-          <w:rFonts w:eastAsiaTheme="minorEastAsia"/>
-          <w:color w:val="EE0000"/>
-        </w:rPr>
-      </w:pPr>
-      <w:r>
-        <w:rPr>
-          <w:rFonts w:eastAsiaTheme="minorEastAsia"/>
           <w:b/>
           <w:bCs/>
           <w:color w:val="EE0000"/>
         </w:rPr>
+      </w:pPr>
+      <w:r>
+        <w:rPr>
+          <w:rFonts w:eastAsiaTheme="minorEastAsia"/>
+          <w:b/>
+          <w:bCs/>
+          <w:color w:val="EE0000"/>
+        </w:rPr>
+        <w:t>[Add the tested hyperparameters, selected tree-complexity controls, validation results, and justification for the chosen configurations.]</w:t>
+      </w:r>
+    </w:p>
+    <w:p>
+      <w:pPr>
+        <w:ind w:left="10"/>
+        <w:rPr>
+          <w:rFonts w:eastAsiaTheme="minorEastAsia"/>
+          <w:b/>
+          <w:bCs/>
+          <w:color w:val="EE0000"/>
+        </w:rPr>
+      </w:pPr>
+      <w:r>
+        <w:rPr>
+          <w:rFonts w:eastAsiaTheme="minorEastAsia"/>
+          <w:b/>
+          <w:bCs/>
+          <w:color w:val="EE0000"/>
+        </w:rPr>
         <w:t>Boosting — Member 4</w:t>
       </w:r>
     </w:p>
@@ -5856,31 +6331,79 @@
         <w:ind w:left="10"/>
         <w:rPr>
           <w:rFonts w:eastAsiaTheme="minorEastAsia"/>
-          <w:color w:val="EE0000"/>
-        </w:rPr>
-      </w:pPr>
-      <w:r>
-        <w:rPr>
-          <w:rFonts w:eastAsiaTheme="minorEastAsia"/>
-          <w:color w:val="EE0000"/>
-        </w:rPr>
-        <w:t>[To be added: Hyperparameter search, learning rate, number of estimators, tree complexity or early stopping where applicable, supporting validation results, and the rationale for the selected configuration.]</w:t>
-      </w:r>
-    </w:p>
-    <w:p>
-      <w:pPr>
-        <w:ind w:left="10"/>
-        <w:rPr>
-          <w:rFonts w:eastAsiaTheme="minorEastAsia"/>
-          <w:color w:val="EE0000"/>
-        </w:rPr>
-      </w:pPr>
-      <w:r>
-        <w:rPr>
-          <w:rFonts w:eastAsiaTheme="minorEastAsia"/>
-          <w:color w:val="EE0000"/>
-        </w:rPr>
-        <w:t>[Final group-level synthesis to be completed after the Tree, Random Forest and Boosting results are integrated.]</w:t>
+          <w:b/>
+          <w:bCs/>
+          <w:color w:val="EE0000"/>
+        </w:rPr>
+      </w:pPr>
+      <w:r>
+        <w:rPr>
+          <w:rFonts w:eastAsiaTheme="minorEastAsia"/>
+          <w:b/>
+          <w:bCs/>
+          <w:color w:val="EE0000"/>
+        </w:rPr>
+        <w:t>[Add the hyperparameter search, learning rate, number of estimators, tree-complexity controls, validation results, and justification for the selected configuration.]</w:t>
+      </w:r>
+    </w:p>
+    <w:p>
+      <w:pPr>
+        <w:ind w:left="10"/>
+        <w:rPr>
+          <w:rFonts w:eastAsiaTheme="minorEastAsia"/>
+          <w:b/>
+          <w:bCs/>
+          <w:color w:val="EE0000"/>
+        </w:rPr>
+      </w:pPr>
+      <w:r>
+        <w:rPr>
+          <w:rFonts w:eastAsiaTheme="minorEastAsia"/>
+          <w:b/>
+          <w:bCs/>
+          <w:color w:val="EE0000"/>
+        </w:rPr>
+        <w:t>Overall Model Tuning — Group Synthesis</w:t>
+      </w:r>
+    </w:p>
+    <w:p>
+      <w:pPr>
+        <w:ind w:left="10"/>
+        <w:rPr>
+          <w:rFonts w:eastAsiaTheme="minorEastAsia"/>
+          <w:b/>
+          <w:bCs/>
+          <w:color w:val="EE0000"/>
+        </w:rPr>
+      </w:pPr>
+      <w:r>
+        <w:rPr>
+          <w:rFonts w:eastAsiaTheme="minorEastAsia"/>
+          <w:b/>
+          <w:bCs/>
+          <w:color w:val="EE0000"/>
+        </w:rPr>
+        <w:t>[</w:t>
+      </w:r>
+      <w:proofErr w:type="spellStart"/>
+      <w:r>
+        <w:rPr>
+          <w:rFonts w:eastAsiaTheme="minorEastAsia"/>
+          <w:b/>
+          <w:bCs/>
+          <w:color w:val="EE0000"/>
+        </w:rPr>
+        <w:t>Summarise</w:t>
+      </w:r>
+      <w:proofErr w:type="spellEnd"/>
+      <w:r>
+        <w:rPr>
+          <w:rFonts w:eastAsiaTheme="minorEastAsia"/>
+          <w:b/>
+          <w:bCs/>
+          <w:color w:val="EE0000"/>
+        </w:rPr>
+        <w:t xml:space="preserve"> the final complexity–performance trade-offs after integrating all model families.]</w:t>
       </w:r>
     </w:p>
     <w:p>
@@ -5907,7 +6430,7 @@
     </w:p>
     <w:p>
       <w:pPr>
-        <w:pStyle w:val="2"/>
+        <w:pStyle w:val="Heading2"/>
         <w:ind w:left="3"/>
       </w:pPr>
       <w:r>
@@ -5936,7 +6459,6 @@
         <w:rPr>
           <w:b/>
         </w:rPr>
-        <w:lastRenderedPageBreak/>
         <w:t xml:space="preserve">4b. </w:t>
       </w:r>
       <w:r>
@@ -6433,12 +6955,13 @@
         <w:ind w:left="10"/>
       </w:pPr>
       <w:r>
+        <w:lastRenderedPageBreak/>
         <w:t>For weighted absolute error, multiply each absolute price error by the weight for its direction, then average over sales. Choose your main scenario before model selection and evaluate two alternatives in Question 4c. Cite any research used.</w:t>
       </w:r>
     </w:p>
     <w:p>
       <w:pPr>
-        <w:pStyle w:val="2"/>
+        <w:pStyle w:val="Heading2"/>
         <w:ind w:left="3"/>
       </w:pPr>
       <w:r>
@@ -6488,76 +7011,92 @@
           <w:rFonts w:eastAsiaTheme="minorEastAsia"/>
           <w:color w:val="EE0000"/>
         </w:rPr>
-        <w:t>After deployment, model performance should be reviewed quarterly as new sale prices become available. The primary monitoring metric would be WAE (2:1), consistent with the business priority of avoiding overvaluation. MAE, MSE and R² would provide supporting evidence, while mean signed error (predicted minus actual price) would identify systematic overvaluation or undervaluation.</w:t>
-      </w:r>
-    </w:p>
-    <w:p>
-      <w:pPr>
-        <w:rPr>
-          <w:rFonts w:eastAsiaTheme="minorEastAsia"/>
-          <w:color w:val="EE0000"/>
-        </w:rPr>
-      </w:pPr>
-    </w:p>
-    <w:p>
-      <w:pPr>
-        <w:rPr>
-          <w:rFonts w:eastAsiaTheme="minorEastAsia"/>
-          <w:color w:val="EE0000"/>
-        </w:rPr>
-      </w:pPr>
-      <w:r>
-        <w:rPr>
-          <w:rFonts w:eastAsiaTheme="minorEastAsia"/>
-          <w:color w:val="EE0000"/>
-        </w:rPr>
-        <w:t>Performance should be monitored across valuation periods, townships and price ranges, accounting for transaction counts and changes in the mix of sold properties. A sustained increase in WAE across consecutive quarterly reviews, beyond normal historical variation, would trigger an investigation into market changes, data quality and model drift. Retraining would be considered only after deterioration is confirmed, followed by chronological revalidation before replacing the existing model.</w:t>
-      </w:r>
-    </w:p>
-    <w:p>
-      <w:pPr>
-        <w:rPr>
-          <w:rFonts w:eastAsiaTheme="minorEastAsia"/>
-          <w:color w:val="EE0000"/>
-        </w:rPr>
-      </w:pPr>
-    </w:p>
-    <w:p>
-      <w:pPr>
-        <w:rPr>
-          <w:rFonts w:eastAsiaTheme="minorEastAsia"/>
-          <w:color w:val="EE0000"/>
-        </w:rPr>
-      </w:pPr>
-      <w:r>
-        <w:rPr>
-          <w:rFonts w:eastAsiaTheme="minorEastAsia"/>
-          <w:color w:val="EE0000"/>
-        </w:rPr>
-        <w:t>Persistent positive signed errors or unusually high WAE within particular townships or price groups would trigger targeted analyst review, even if overall performance remained stable. Increased missing-value rates, unseen categories or implausible property characteristics would prompt immediate data-quality checks and manual review of affected estimates.</w:t>
-      </w:r>
-    </w:p>
-    <w:p>
-      <w:pPr>
-        <w:rPr>
-          <w:rFonts w:eastAsiaTheme="minorEastAsia"/>
-          <w:color w:val="EE0000"/>
-        </w:rPr>
-      </w:pPr>
-    </w:p>
-    <w:p>
-      <w:pPr>
-        <w:rPr>
-          <w:rFonts w:eastAsiaTheme="minorEastAsia"/>
-          <w:color w:val="EE0000"/>
-        </w:rPr>
-      </w:pPr>
-      <w:r>
-        <w:rPr>
-          <w:rFonts w:eastAsiaTheme="minorEastAsia"/>
-          <w:color w:val="EE0000"/>
-        </w:rPr>
-        <w:t>Because sale prices are observed only for sold homes, analyst adjustments should also be monitored, but not treated as direct evidence of prediction accuracy for unsold properties.</w:t>
+        <w:t>After deployment, model performance should be reviewed quarterly as new sale prices become available. The primary monitoring metric would be WAE (2:1), consistent with the greater business concern about overvaluation. MAE, MSE and R² would provide supporting measures, while mean signed error (predicted minus actual price) would help identify systematic overvaluation or undervaluation.</w:t>
+      </w:r>
+    </w:p>
+    <w:p>
+      <w:pPr>
+        <w:rPr>
+          <w:rFonts w:eastAsiaTheme="minorEastAsia"/>
+          <w:color w:val="EE0000"/>
+        </w:rPr>
+      </w:pPr>
+    </w:p>
+    <w:p>
+      <w:pPr>
+        <w:rPr>
+          <w:rFonts w:eastAsiaTheme="minorEastAsia"/>
+          <w:color w:val="EE0000"/>
+        </w:rPr>
+      </w:pPr>
+      <w:r>
+        <w:rPr>
+          <w:rFonts w:eastAsiaTheme="minorEastAsia"/>
+          <w:color w:val="EE0000"/>
+        </w:rPr>
+        <w:t>Performance should be examined across valuation periods, townships and price ranges, with transaction counts and changes in the mix of sold properties considered when interpreting differences. A sustained increase in WAE beyond normal historical variation would trigger investigation into data quality, housing-market changes and model drift. If deterioration persisted after these issues were examined, retraining with more recent sales would be considered, followed by chronological validation before replacing the existing model.</w:t>
+      </w:r>
+    </w:p>
+    <w:p>
+      <w:pPr>
+        <w:rPr>
+          <w:rFonts w:eastAsiaTheme="minorEastAsia"/>
+          <w:color w:val="EE0000"/>
+        </w:rPr>
+      </w:pPr>
+    </w:p>
+    <w:p>
+      <w:pPr>
+        <w:rPr>
+          <w:rFonts w:eastAsiaTheme="minorEastAsia"/>
+          <w:color w:val="EE0000"/>
+        </w:rPr>
+      </w:pPr>
+      <w:r>
+        <w:rPr>
+          <w:rFonts w:eastAsiaTheme="minorEastAsia"/>
+          <w:color w:val="EE0000"/>
+        </w:rPr>
+        <w:t xml:space="preserve">Persistent positive prediction errors or unusually high WAE </w:t>
+      </w:r>
+      <w:proofErr w:type="gramStart"/>
+      <w:r>
+        <w:rPr>
+          <w:rFonts w:eastAsiaTheme="minorEastAsia"/>
+          <w:color w:val="EE0000"/>
+        </w:rPr>
+        <w:t>in particular townships</w:t>
+      </w:r>
+      <w:proofErr w:type="gramEnd"/>
+      <w:r>
+        <w:rPr>
+          <w:rFonts w:eastAsiaTheme="minorEastAsia"/>
+          <w:color w:val="EE0000"/>
+        </w:rPr>
+        <w:t xml:space="preserve"> or price groups would trigger increased human review, even if overall performance remained stable. Missing or implausible inputs, unseen categories and changes in feature distributions would prompt data-quality investigation and manual checking of affected estimates.</w:t>
+      </w:r>
+    </w:p>
+    <w:p>
+      <w:pPr>
+        <w:rPr>
+          <w:rFonts w:eastAsiaTheme="minorEastAsia"/>
+          <w:color w:val="EE0000"/>
+        </w:rPr>
+      </w:pPr>
+    </w:p>
+    <w:p>
+      <w:pPr>
+        <w:rPr>
+          <w:rFonts w:eastAsiaTheme="minorEastAsia"/>
+          <w:color w:val="EE0000"/>
+        </w:rPr>
+      </w:pPr>
+      <w:r>
+        <w:rPr>
+          <w:rFonts w:eastAsiaTheme="minorEastAsia"/>
+          <w:color w:val="EE0000"/>
+        </w:rPr>
+        <w:t>Because actual prediction errors are observable only for sold properties, these monitoring results cannot establish accuracy for unsold homes. Analyst adjustments should therefore be tracked as additional warning signals, rather than treated as verified prediction errors.</w:t>
       </w:r>
     </w:p>
     <w:p>
@@ -6568,7 +7107,6 @@
         <w:rPr>
           <w:b/>
         </w:rPr>
-        <w:lastRenderedPageBreak/>
         <w:t xml:space="preserve">5c. </w:t>
       </w:r>
       <w:r>
@@ -6613,7 +7151,7 @@
     </w:p>
     <w:p>
       <w:pPr>
-        <w:pStyle w:val="1"/>
+        <w:pStyle w:val="Heading1"/>
         <w:ind w:left="477" w:right="0" w:hanging="484"/>
       </w:pPr>
       <w:r>
@@ -6876,6 +7414,7 @@
         <w:ind w:hanging="279"/>
       </w:pPr>
       <w:r>
+        <w:lastRenderedPageBreak/>
         <w:t xml:space="preserve">How did you check the advice, and what did the check show? Refer to your code, </w:t>
       </w:r>
       <w:proofErr w:type="spellStart"/>
@@ -6924,7 +7463,7 @@
     </w:p>
     <w:p>
       <w:pPr>
-        <w:pStyle w:val="1"/>
+        <w:pStyle w:val="Heading1"/>
         <w:spacing w:after="169"/>
         <w:ind w:left="477" w:right="0" w:hanging="484"/>
       </w:pPr>
@@ -7005,7 +7544,7 @@
     </w:p>
     <w:p>
       <w:pPr>
-        <w:pStyle w:val="1"/>
+        <w:pStyle w:val="Heading1"/>
         <w:ind w:left="477" w:right="0" w:hanging="484"/>
       </w:pPr>
       <w:r>
@@ -7028,7 +7567,6 @@
         <w:jc w:val="left"/>
       </w:pPr>
       <w:r>
-        <w:lastRenderedPageBreak/>
         <w:t>Your code must run in a clear order using relative file paths, fixed random seeds where relevant and no hidden manual steps. List required packages and brief running instructions at the start of the notebook or script. Remove unused code and irrelevant output.</w:t>
       </w:r>
     </w:p>
@@ -7037,7 +7575,7 @@
         <w:spacing w:after="160" w:line="278" w:lineRule="auto"/>
         <w:jc w:val="left"/>
         <w:rPr>
-          <w:rFonts w:eastAsiaTheme="minorEastAsia" w:hint="eastAsia"/>
+          <w:rFonts w:eastAsiaTheme="minorEastAsia"/>
         </w:rPr>
       </w:pPr>
       <w:r>
@@ -8227,7 +8765,7 @@
     <w:lvl w:ilvl="0">
       <w:start w:val="1"/>
       <w:numFmt w:val="decimal"/>
-      <w:pStyle w:val="1"/>
+      <w:pStyle w:val="Heading1"/>
       <w:lvlText w:val="%1"/>
       <w:lvlJc w:val="left"/>
       <w:pPr>
@@ -8846,7 +9384,7 @@
     <w:lsdException w:name="Unresolved Mention" w:semiHidden="1" w:unhideWhenUsed="1"/>
     <w:lsdException w:name="Smart Link" w:semiHidden="1" w:unhideWhenUsed="1"/>
   </w:latentStyles>
-  <w:style w:type="paragraph" w:default="1" w:styleId="a">
+  <w:style w:type="paragraph" w:default="1" w:styleId="Normal">
     <w:name w:val="Normal"/>
     <w:qFormat/>
     <w:pPr>
@@ -8861,10 +9399,10 @@
       <w14:ligatures w14:val="standardContextual"/>
     </w:rPr>
   </w:style>
-  <w:style w:type="paragraph" w:styleId="1">
+  <w:style w:type="paragraph" w:styleId="Heading1">
     <w:name w:val="heading 1"/>
-    <w:next w:val="a"/>
-    <w:link w:val="10"/>
+    <w:next w:val="Normal"/>
+    <w:link w:val="Heading1Char"/>
     <w:uiPriority w:val="9"/>
     <w:qFormat/>
     <w:pPr>
@@ -8887,10 +9425,10 @@
       <w14:ligatures w14:val="standardContextual"/>
     </w:rPr>
   </w:style>
-  <w:style w:type="paragraph" w:styleId="2">
+  <w:style w:type="paragraph" w:styleId="Heading2">
     <w:name w:val="heading 2"/>
-    <w:next w:val="a"/>
-    <w:link w:val="20"/>
+    <w:next w:val="Normal"/>
+    <w:link w:val="Heading2Char"/>
     <w:uiPriority w:val="9"/>
     <w:unhideWhenUsed/>
     <w:qFormat/>
@@ -8911,13 +9449,12 @@
       <w14:ligatures w14:val="standardContextual"/>
     </w:rPr>
   </w:style>
-  <w:style w:type="character" w:default="1" w:styleId="a0">
+  <w:style w:type="character" w:default="1" w:styleId="DefaultParagraphFont">
     <w:name w:val="Default Paragraph Font"/>
     <w:uiPriority w:val="1"/>
-    <w:semiHidden/>
     <w:unhideWhenUsed/>
   </w:style>
-  <w:style w:type="table" w:default="1" w:styleId="a1">
+  <w:style w:type="table" w:default="1" w:styleId="TableNormal">
     <w:name w:val="Normal Table"/>
     <w:uiPriority w:val="99"/>
     <w:semiHidden/>
@@ -8932,16 +9469,16 @@
       </w:tblCellMar>
     </w:tblPr>
   </w:style>
-  <w:style w:type="numbering" w:default="1" w:styleId="a2">
+  <w:style w:type="numbering" w:default="1" w:styleId="NoList">
     <w:name w:val="No List"/>
     <w:uiPriority w:val="99"/>
     <w:semiHidden/>
     <w:unhideWhenUsed/>
   </w:style>
-  <w:style w:type="paragraph" w:styleId="a3">
+  <w:style w:type="paragraph" w:styleId="Header">
     <w:name w:val="header"/>
-    <w:basedOn w:val="a"/>
-    <w:link w:val="a4"/>
+    <w:basedOn w:val="Normal"/>
+    <w:link w:val="HeaderChar"/>
     <w:uiPriority w:val="99"/>
     <w:unhideWhenUsed/>
     <w:pPr>
@@ -8957,18 +9494,18 @@
       <w:szCs w:val="18"/>
     </w:rPr>
   </w:style>
-  <w:style w:type="paragraph" w:styleId="a5">
+  <w:style w:type="paragraph" w:styleId="NormalWeb">
     <w:name w:val="Normal (Web)"/>
-    <w:basedOn w:val="a"/>
+    <w:basedOn w:val="Normal"/>
     <w:uiPriority w:val="99"/>
     <w:unhideWhenUsed/>
     <w:rPr>
       <w:sz w:val="24"/>
     </w:rPr>
   </w:style>
-  <w:style w:type="character" w:customStyle="1" w:styleId="20">
-    <w:name w:val="标题 2 字符"/>
-    <w:link w:val="2"/>
+  <w:style w:type="character" w:customStyle="1" w:styleId="Heading2Char">
+    <w:name w:val="Heading 2 Char"/>
+    <w:link w:val="Heading2"/>
     <w:rPr>
       <w:rFonts w:ascii="Times New Roman" w:eastAsia="Times New Roman" w:hAnsi="Times New Roman" w:cs="Times New Roman"/>
       <w:b/>
@@ -8976,9 +9513,9 @@
       <w:sz w:val="24"/>
     </w:rPr>
   </w:style>
-  <w:style w:type="character" w:customStyle="1" w:styleId="10">
-    <w:name w:val="标题 1 字符"/>
-    <w:link w:val="1"/>
+  <w:style w:type="character" w:customStyle="1" w:styleId="Heading1Char">
+    <w:name w:val="Heading 1 Char"/>
+    <w:link w:val="Heading1"/>
     <w:rPr>
       <w:rFonts w:ascii="Times New Roman" w:eastAsia="Times New Roman" w:hAnsi="Times New Roman" w:cs="Times New Roman"/>
       <w:b/>
@@ -8988,7 +9525,7 @@
   </w:style>
   <w:style w:type="paragraph" w:customStyle="1" w:styleId="footnotedescription">
     <w:name w:val="footnote description"/>
-    <w:next w:val="a"/>
+    <w:next w:val="Normal"/>
     <w:link w:val="footnotedescriptionChar"/>
     <w:pPr>
       <w:spacing w:line="259" w:lineRule="auto"/>
@@ -9032,10 +9569,10 @@
       </w:tblCellMar>
     </w:tblPr>
   </w:style>
-  <w:style w:type="character" w:customStyle="1" w:styleId="a4">
-    <w:name w:val="页眉 字符"/>
-    <w:basedOn w:val="a0"/>
-    <w:link w:val="a3"/>
+  <w:style w:type="character" w:customStyle="1" w:styleId="HeaderChar">
+    <w:name w:val="Header Char"/>
+    <w:basedOn w:val="DefaultParagraphFont"/>
+    <w:link w:val="Header"/>
     <w:uiPriority w:val="99"/>
     <w:rPr>
       <w:rFonts w:ascii="Times New Roman" w:eastAsia="Times New Roman" w:hAnsi="Times New Roman" w:cs="Times New Roman"/>
@@ -9046,7 +9583,7 @@
   </w:style>
   <w:style w:type="table" w:customStyle="1" w:styleId="PlainTable31">
     <w:name w:val="Plain Table 31"/>
-    <w:basedOn w:val="a1"/>
+    <w:basedOn w:val="TableNormal"/>
     <w:uiPriority w:val="43"/>
     <w:tblPr/>
     <w:tblStylePr w:type="firstRow">
@@ -9132,7 +9669,7 @@
   </w:style>
   <w:style w:type="table" w:customStyle="1" w:styleId="PlainTable11">
     <w:name w:val="Plain Table 11"/>
-    <w:basedOn w:val="a1"/>
+    <w:basedOn w:val="TableNormal"/>
     <w:uiPriority w:val="41"/>
     <w:tblPr>
       <w:tblBorders>
@@ -9187,18 +9724,18 @@
       </w:tcPr>
     </w:tblStylePr>
   </w:style>
-  <w:style w:type="paragraph" w:styleId="a6">
+  <w:style w:type="paragraph" w:styleId="ListParagraph">
     <w:name w:val="List Paragraph"/>
-    <w:basedOn w:val="a"/>
+    <w:basedOn w:val="Normal"/>
     <w:uiPriority w:val="34"/>
     <w:qFormat/>
     <w:pPr>
       <w:ind w:firstLineChars="200" w:firstLine="420"/>
     </w:pPr>
   </w:style>
-  <w:style w:type="table" w:styleId="11">
+  <w:style w:type="table" w:styleId="PlainTable1">
     <w:name w:val="Plain Table 1"/>
-    <w:basedOn w:val="a1"/>
+    <w:basedOn w:val="TableNormal"/>
     <w:uiPriority w:val="41"/>
     <w:rsid w:val="007D3B7A"/>
     <w:tblPr>
@@ -9255,6 +9792,17 @@
         <w:shd w:val="clear" w:color="auto" w:fill="F2F2F2" w:themeFill="background1" w:themeFillShade="F2"/>
       </w:tcPr>
     </w:tblStylePr>
+  </w:style>
+  <w:style w:type="character" w:styleId="Strong">
+    <w:name w:val="Strong"/>
+    <w:basedOn w:val="DefaultParagraphFont"/>
+    <w:uiPriority w:val="22"/>
+    <w:qFormat/>
+    <w:rsid w:val="003A20BA"/>
+    <w:rPr>
+      <w:b/>
+      <w:bCs/>
+    </w:rPr>
   </w:style>
 </w:styles>
 </file>

--- a/doc/QBUS6810_assignment_instructions.docx
+++ b/doc/QBUS6810_assignment_instructions.docx
@@ -667,7 +667,7 @@
       <w:pPr>
         <w:ind w:left="10"/>
         <w:rPr>
-          <w:rFonts w:eastAsiaTheme="minorEastAsia"/>
+          <w:rFonts w:eastAsiaTheme="minorEastAsia" w:hint="eastAsia"/>
         </w:rPr>
       </w:pPr>
       <w:r>
@@ -687,6 +687,40 @@
           <w:rFonts w:eastAsiaTheme="minorEastAsia"/>
         </w:rPr>
       </w:pPr>
+      <w:r>
+        <w:rPr>
+          <w:rFonts w:eastAsiaTheme="minorEastAsia"/>
+        </w:rPr>
+        <w:t xml:space="preserve">Data quality was examined before modelling because missing values, extreme observations and sparse categorical levels could distort estimation or reduce the information available to the models. Structural missing values were handled according to the data dictionary rather than treated as ordinary missing observations. For example, missing </w:t>
+      </w:r>
+      <w:proofErr w:type="spellStart"/>
+      <w:r>
+        <w:rPr>
+          <w:rFonts w:eastAsiaTheme="minorEastAsia"/>
+        </w:rPr>
+        <w:t>char_type_resd</w:t>
+      </w:r>
+      <w:proofErr w:type="spellEnd"/>
+      <w:r>
+        <w:rPr>
+          <w:rFonts w:eastAsiaTheme="minorEastAsia"/>
+        </w:rPr>
+        <w:t xml:space="preserve"> values were </w:t>
+      </w:r>
+      <w:proofErr w:type="gramStart"/>
+      <w:r>
+        <w:rPr>
+          <w:rFonts w:eastAsiaTheme="minorEastAsia"/>
+        </w:rPr>
+        <w:t>assigned</w:t>
+      </w:r>
+      <w:proofErr w:type="gramEnd"/>
+      <w:r>
+        <w:rPr>
+          <w:rFonts w:eastAsiaTheme="minorEastAsia"/>
+        </w:rPr>
+        <w:t xml:space="preserve"> the documented code '9.9', while Chicago-specific location fields were distinguished between non-Chicago properties and unknown values within Chicago. This preserved meaningful differences between inapplicable and genuinely missing information. For other predictors, missingness was assessed using the training data. Numerical and categorical values were imputed using training-set medians and modes, respectively. Features with more than 1% missingness were also assigned missing-value indicators where applicable, allowing models to capture potential information associated with missingness rather than relying solely on substituted values.</w:t>
+      </w:r>
     </w:p>
     <w:p>
       <w:pPr>
@@ -695,12 +729,6 @@
           <w:rFonts w:eastAsiaTheme="minorEastAsia"/>
         </w:rPr>
       </w:pPr>
-      <w:r>
-        <w:rPr>
-          <w:rFonts w:eastAsiaTheme="minorEastAsia"/>
-        </w:rPr>
-        <w:t>We identified and addressed predictor-quality issues through the following systematic, evidence-based treatments:</w:t>
-      </w:r>
     </w:p>
     <w:p>
       <w:pPr>
@@ -713,14 +741,35 @@
         <w:rPr>
           <w:rFonts w:eastAsiaTheme="minorEastAsia"/>
         </w:rPr>
-        <w:t>1.</w:t>
-      </w:r>
-      <w:r>
-        <w:rPr>
-          <w:rFonts w:eastAsiaTheme="minorEastAsia"/>
-        </w:rPr>
-        <w:tab/>
-        <w:t>Structural Missing Values:</w:t>
+        <w:t xml:space="preserve">Extreme values in continuous predictors were clipped at the training-set 1st and 99th percentiles to limit the influence of unusually large or small observations. Selected continuous features were then subjected to Yeo–Johnson transformation and </w:t>
+      </w:r>
+      <w:proofErr w:type="spellStart"/>
+      <w:r>
+        <w:rPr>
+          <w:rFonts w:eastAsiaTheme="minorEastAsia"/>
+        </w:rPr>
+        <w:t>standardisation</w:t>
+      </w:r>
+      <w:proofErr w:type="spellEnd"/>
+      <w:r>
+        <w:rPr>
+          <w:rFonts w:eastAsiaTheme="minorEastAsia"/>
+        </w:rPr>
+        <w:t xml:space="preserve"> to address skewness and differences in scale. However, pipeline verification revealed that the Yeo–Johnson transformation numerically collapsed six originally variable predictors, including building area, land area and longitude, into constant zeros. To prevent this loss of information, a training-based stability check was introduced. When a transformation produced non-finite values or collapsed a non-constant predictor, the pipeline instead used its clipped values followed by training-fitted </w:t>
+      </w:r>
+      <w:proofErr w:type="spellStart"/>
+      <w:r>
+        <w:rPr>
+          <w:rFonts w:eastAsiaTheme="minorEastAsia"/>
+        </w:rPr>
+        <w:t>standardisation</w:t>
+      </w:r>
+      <w:proofErr w:type="spellEnd"/>
+      <w:r>
+        <w:rPr>
+          <w:rFonts w:eastAsiaTheme="minorEastAsia"/>
+        </w:rPr>
+        <w:t>. Subsequent validation confirmed that the affected predictors retained variation in the corrected exported datasets.</w:t>
       </w:r>
     </w:p>
     <w:p>
@@ -730,286 +779,63 @@
           <w:rFonts w:eastAsiaTheme="minorEastAsia"/>
         </w:rPr>
       </w:pPr>
-      <w:r>
-        <w:rPr>
-          <w:rFonts w:eastAsiaTheme="minorEastAsia"/>
-        </w:rPr>
-        <w:t xml:space="preserve">Guided by the data dictionary, we imputed structural missing values before splitting. For instance, </w:t>
+    </w:p>
+    <w:p>
+      <w:pPr>
+        <w:ind w:left="10"/>
+        <w:rPr>
+          <w:rFonts w:eastAsiaTheme="minorEastAsia"/>
+        </w:rPr>
+      </w:pPr>
+      <w:r>
+        <w:rPr>
+          <w:rFonts w:eastAsiaTheme="minorEastAsia"/>
+        </w:rPr>
+        <w:t>Categorical predictors were represented according to their cardinality to balance information retention against model complexity. For features with fewer than 30 categories, infrequent levels were grouped where appropriate before One-Hot Encoding, limiting the number of sparse indicators. Higher-cardinality features were handled using smoothed Out-of-Fold Target Encoding to avoid excessive expansion of the feature space. Each held-out training fold was encoded using category statistics and smoothing information estimated from the remaining training folds, reducing the risk of a record's own sale price influencing its encoded value.</w:t>
+      </w:r>
+    </w:p>
+    <w:p>
+      <w:pPr>
+        <w:ind w:left="10"/>
+        <w:rPr>
+          <w:rFonts w:eastAsiaTheme="minorEastAsia"/>
+        </w:rPr>
+      </w:pPr>
+    </w:p>
+    <w:p>
+      <w:pPr>
+        <w:ind w:left="10"/>
+        <w:rPr>
+          <w:rFonts w:eastAsiaTheme="minorEastAsia" w:hint="eastAsia"/>
+        </w:rPr>
+      </w:pPr>
+      <w:r>
+        <w:rPr>
+          <w:rFonts w:eastAsiaTheme="minorEastAsia"/>
+        </w:rPr>
+        <w:t xml:space="preserve">To </w:t>
       </w:r>
       <w:proofErr w:type="spellStart"/>
       <w:r>
         <w:rPr>
           <w:rFonts w:eastAsiaTheme="minorEastAsia"/>
         </w:rPr>
-        <w:t>char_type_resd</w:t>
+        <w:t>minimise</w:t>
       </w:r>
       <w:proofErr w:type="spellEnd"/>
       <w:r>
         <w:rPr>
           <w:rFonts w:eastAsiaTheme="minorEastAsia"/>
         </w:rPr>
-        <w:t xml:space="preserve"> missing values were filled with '9.9' (defined as "Missing"). Missing values in Chicago-specific location features (e.g., </w:t>
-      </w:r>
-      <w:proofErr w:type="spellStart"/>
-      <w:r>
-        <w:rPr>
-          <w:rFonts w:eastAsiaTheme="minorEastAsia"/>
-        </w:rPr>
-        <w:t>loc_chicago_ward_num</w:t>
-      </w:r>
-      <w:proofErr w:type="spellEnd"/>
-      <w:r>
-        <w:rPr>
-          <w:rFonts w:eastAsiaTheme="minorEastAsia"/>
-        </w:rPr>
-        <w:t xml:space="preserve">) were filled based on a constructed </w:t>
-      </w:r>
-      <w:proofErr w:type="spellStart"/>
-      <w:r>
-        <w:rPr>
-          <w:rFonts w:eastAsiaTheme="minorEastAsia"/>
-        </w:rPr>
-        <w:t>is_Chicago</w:t>
-      </w:r>
-      <w:proofErr w:type="spellEnd"/>
-      <w:r>
-        <w:rPr>
-          <w:rFonts w:eastAsiaTheme="minorEastAsia"/>
-        </w:rPr>
-        <w:t xml:space="preserve"> indicator (e.g., 'Non-Chicago' or 'Chicago-Unknown').</w:t>
-      </w:r>
-    </w:p>
-    <w:p>
-      <w:pPr>
-        <w:ind w:left="10"/>
-        <w:rPr>
-          <w:rFonts w:eastAsiaTheme="minorEastAsia"/>
-        </w:rPr>
-      </w:pPr>
-      <w:r>
-        <w:rPr>
-          <w:rFonts w:eastAsiaTheme="minorEastAsia"/>
-        </w:rPr>
-        <w:t>2.</w:t>
-      </w:r>
-      <w:r>
-        <w:rPr>
-          <w:rFonts w:eastAsiaTheme="minorEastAsia"/>
-        </w:rPr>
-        <w:tab/>
-        <w:t>Missing Value Handling (Stratified by Ratio):</w:t>
-      </w:r>
-    </w:p>
-    <w:p>
-      <w:pPr>
-        <w:ind w:left="10"/>
-        <w:rPr>
-          <w:rFonts w:eastAsiaTheme="minorEastAsia"/>
-        </w:rPr>
-      </w:pPr>
-      <w:r>
-        <w:rPr>
-          <w:rFonts w:eastAsiaTheme="minorEastAsia"/>
-        </w:rPr>
-        <w:t xml:space="preserve">For the training set, we stratified missing values by their fraction: a. &lt; 1% (Micro-missing): Features with minimal missingness were simply imputed using the median (for numeric) or mode (for categorical), as their impact on the overall distribution is negligible. b. &gt; 1% (Substantial-missing): For features with higher missing rates, we imputed the missing values with the median/mode and created a corresponding binary missing indicator. This preserves potential MNAR (Missing Not </w:t>
-      </w:r>
-      <w:proofErr w:type="gramStart"/>
-      <w:r>
-        <w:rPr>
-          <w:rFonts w:eastAsiaTheme="minorEastAsia"/>
-        </w:rPr>
-        <w:t>At</w:t>
-      </w:r>
-      <w:proofErr w:type="gramEnd"/>
-      <w:r>
-        <w:rPr>
-          <w:rFonts w:eastAsiaTheme="minorEastAsia"/>
-        </w:rPr>
-        <w:t xml:space="preserve"> Random) information and allows the model to distinguish between true values and imputed ones. </w:t>
-      </w:r>
-    </w:p>
-    <w:p>
-      <w:pPr>
-        <w:ind w:left="10"/>
-        <w:rPr>
-          <w:rFonts w:eastAsiaTheme="minorEastAsia"/>
-        </w:rPr>
-      </w:pPr>
-      <w:r>
-        <w:rPr>
-          <w:rFonts w:eastAsiaTheme="minorEastAsia"/>
-        </w:rPr>
-        <w:t>3.</w:t>
-      </w:r>
-      <w:r>
-        <w:rPr>
-          <w:rFonts w:eastAsiaTheme="minorEastAsia"/>
-        </w:rPr>
-        <w:tab/>
-        <w:t>Unusual Values in Continuous &amp; Discrete Predictors:</w:t>
-      </w:r>
-    </w:p>
-    <w:p>
-      <w:pPr>
-        <w:ind w:left="10"/>
-        <w:rPr>
-          <w:rFonts w:eastAsiaTheme="minorEastAsia"/>
-        </w:rPr>
-      </w:pPr>
-      <w:r>
-        <w:rPr>
-          <w:rFonts w:eastAsiaTheme="minorEastAsia"/>
-        </w:rPr>
-        <w:t>Based on the imputed dataset, we packaged continuous and discrete features and handled outliers as follows:</w:t>
-      </w:r>
-    </w:p>
-    <w:p>
-      <w:pPr>
-        <w:ind w:left="10"/>
-        <w:rPr>
-          <w:rFonts w:eastAsiaTheme="minorEastAsia"/>
-        </w:rPr>
-      </w:pPr>
-      <w:r>
-        <w:rPr>
-          <w:rFonts w:eastAsiaTheme="minorEastAsia"/>
-        </w:rPr>
-        <w:t>Clipping: Extreme values deviating significantly from the 1st and 99th percentiles were clipped to these bounds to prevent them from distorting the regression.</w:t>
-      </w:r>
-    </w:p>
-    <w:p>
-      <w:pPr>
-        <w:ind w:left="10"/>
-        <w:rPr>
-          <w:rFonts w:eastAsiaTheme="minorEastAsia"/>
-        </w:rPr>
-      </w:pPr>
-      <w:r>
-        <w:rPr>
-          <w:rFonts w:eastAsiaTheme="minorEastAsia"/>
-        </w:rPr>
-        <w:t xml:space="preserve">Yeo-Johnson Transformation: For features exhibiting heavy right-skewed or left-skewed distributions (e.g., </w:t>
-      </w:r>
-      <w:proofErr w:type="spellStart"/>
-      <w:r>
-        <w:rPr>
-          <w:rFonts w:eastAsiaTheme="minorEastAsia"/>
-        </w:rPr>
-        <w:t>char_land_sf</w:t>
-      </w:r>
-      <w:proofErr w:type="spellEnd"/>
-      <w:r>
-        <w:rPr>
-          <w:rFonts w:eastAsiaTheme="minorEastAsia"/>
-        </w:rPr>
-        <w:t>), we applied the Yeo-Johnson transformation. This method is particularly suitable as it can handle both positive and negative values (including zeros), making the feature distributions more Gaussian-like and improving model stability.</w:t>
-      </w:r>
-    </w:p>
-    <w:p>
-      <w:pPr>
-        <w:ind w:left="10"/>
-        <w:rPr>
-          <w:rFonts w:eastAsiaTheme="minorEastAsia"/>
-        </w:rPr>
-      </w:pPr>
-      <w:r>
-        <w:rPr>
-          <w:rFonts w:eastAsiaTheme="minorEastAsia"/>
-        </w:rPr>
-        <w:t>4.</w:t>
-      </w:r>
-      <w:r>
-        <w:rPr>
-          <w:rFonts w:eastAsiaTheme="minorEastAsia"/>
-        </w:rPr>
-        <w:tab/>
-        <w:t>Unusual Values in Boolean &amp; Categorical Predictors:</w:t>
-      </w:r>
-    </w:p>
-    <w:p>
-      <w:pPr>
-        <w:ind w:left="10"/>
-        <w:rPr>
-          <w:rFonts w:eastAsiaTheme="minorEastAsia"/>
-        </w:rPr>
-      </w:pPr>
-      <w:r>
-        <w:rPr>
-          <w:rFonts w:eastAsiaTheme="minorEastAsia"/>
-        </w:rPr>
-        <w:t xml:space="preserve">Boolean Indicators: We evaluated the effectiveness of the missing indicators created for </w:t>
-      </w:r>
-      <w:proofErr w:type="spellStart"/>
-      <w:r>
-        <w:rPr>
-          <w:rFonts w:eastAsiaTheme="minorEastAsia"/>
-        </w:rPr>
-        <w:t>boolean</w:t>
-      </w:r>
-      <w:proofErr w:type="spellEnd"/>
-      <w:r>
-        <w:rPr>
-          <w:rFonts w:eastAsiaTheme="minorEastAsia"/>
-        </w:rPr>
-        <w:t xml:space="preserve"> features. If the indicator did not show a significant correlation with the target, it was considered redundant and removed.</w:t>
-      </w:r>
-    </w:p>
-    <w:p>
-      <w:pPr>
-        <w:ind w:left="10"/>
-        <w:rPr>
-          <w:rFonts w:eastAsiaTheme="minorEastAsia"/>
-        </w:rPr>
-      </w:pPr>
-      <w:r>
-        <w:rPr>
-          <w:rFonts w:eastAsiaTheme="minorEastAsia"/>
-        </w:rPr>
-        <w:t>Categorical features: "unusual" values are represented by highly sparse categories that occur infrequently. To prevent the model from overfitting to these rare noise patterns, we analyzed the cardinality of categorical features. We applied a threshold-based strategy: for features with cardinality below 30, we grouped categories with extremely low frequencies into a single 'Other' category. For features with 30 or more unique values (high cardinality), instead of grouping, we applied Target Encoding to handle their sparsity and prevent dimensionality explosion.</w:t>
-      </w:r>
-    </w:p>
-    <w:p>
-      <w:pPr>
-        <w:ind w:left="10"/>
-        <w:rPr>
-          <w:rFonts w:eastAsiaTheme="minorEastAsia"/>
-        </w:rPr>
-      </w:pPr>
+        <w:t xml:space="preserve"> temporal information leakage, all data-dependent preprocessing parameters—including imputation statistics, clipping thresholds, transformation and scaling parameters, and category mappings—were learned from the training period </w:t>
+      </w:r>
       <w:r>
         <w:rPr>
           <w:rFonts w:eastAsiaTheme="minorEastAsia"/>
         </w:rPr>
         <w:lastRenderedPageBreak/>
-        <w:t>5.</w:t>
-      </w:r>
-      <w:r>
-        <w:rPr>
-          <w:rFonts w:eastAsiaTheme="minorEastAsia"/>
-        </w:rPr>
-        <w:tab/>
-        <w:t>Preventing Leakage:</w:t>
-      </w:r>
-    </w:p>
-    <w:p>
-      <w:pPr>
-        <w:ind w:left="10"/>
-        <w:rPr>
-          <w:rFonts w:eastAsiaTheme="minorEastAsia"/>
-        </w:rPr>
-      </w:pPr>
-      <w:r>
-        <w:rPr>
-          <w:rFonts w:eastAsiaTheme="minorEastAsia"/>
-        </w:rPr>
-        <w:t>All statistics (medians/modes), clipping thresholds, and Yeo-Johnson transformation parameters were calculated strictly from the training set and applied to the validation and test sets to avoid data leakage</w:t>
-      </w:r>
-    </w:p>
-    <w:p>
-      <w:pPr>
-        <w:rPr>
-          <w:rFonts w:eastAsiaTheme="minorEastAsia"/>
-        </w:rPr>
-      </w:pPr>
+        <w:t>and then applied to validation and test data. The corrected exported datasets were checked for consistent feature schemas, target alignment and unintended loss of numerical variation, supporting their use in subsequent model development.</w:t>
+      </w:r>
     </w:p>
     <w:p>
       <w:pPr>
@@ -1305,6 +1131,26 @@
           <w:rFonts w:eastAsiaTheme="minorEastAsia"/>
         </w:rPr>
       </w:pPr>
+      <w:r>
+        <w:rPr>
+          <w:rFonts w:eastAsiaTheme="minorEastAsia"/>
+        </w:rPr>
+        <w:t xml:space="preserve">Data representation was guided by the variable dictionary and the requirements of different modelling approaches. Numerical measurements, discrete counts, binary indicators and categorical labels were assigned appropriate data types, with nullable representations used where necessary to preserve missing information before imputation. This distinction was important because treating categorical codes as continuous measurements could impose artificial numerical relationships. For the shared exported datasets, lower-cardinality categorical variables were represented through rare-category grouping and One-Hot Encoding, while higher-cardinality variables were handled using </w:t>
+      </w:r>
+      <w:proofErr w:type="gramStart"/>
+      <w:r>
+        <w:rPr>
+          <w:rFonts w:eastAsiaTheme="minorEastAsia"/>
+        </w:rPr>
+        <w:t>smoothed</w:t>
+      </w:r>
+      <w:proofErr w:type="gramEnd"/>
+      <w:r>
+        <w:rPr>
+          <w:rFonts w:eastAsiaTheme="minorEastAsia"/>
+        </w:rPr>
+        <w:t xml:space="preserve"> Out-of-Fold Target Encoding to control dimensionality. The Linear Regression, Ridge and Lasso experiments independently reconstructed their predictors from the original records and applied their own training-fitted preprocessing. Thus, model families shared the same chronological transactions but did not necessarily use identical encoded feature matrices.</w:t>
+      </w:r>
     </w:p>
     <w:p>
       <w:pPr>
@@ -1313,12 +1159,6 @@
           <w:rFonts w:eastAsiaTheme="minorEastAsia"/>
         </w:rPr>
       </w:pPr>
-      <w:r>
-        <w:rPr>
-          <w:rFonts w:eastAsiaTheme="minorEastAsia"/>
-        </w:rPr>
-        <w:t>Feature engineering and data representation</w:t>
-      </w:r>
     </w:p>
     <w:p>
       <w:pPr>
@@ -1331,7 +1171,49 @@
         <w:rPr>
           <w:rFonts w:eastAsiaTheme="minorEastAsia"/>
         </w:rPr>
-        <w:t>Our data representation followed a two-stage pipeline:</w:t>
+        <w:t xml:space="preserve">Feature engineering focused on capturing property characteristics and interactions that may not be adequately represented by individual predictors. First, </w:t>
+      </w:r>
+      <w:proofErr w:type="spellStart"/>
+      <w:r>
+        <w:rPr>
+          <w:rFonts w:eastAsiaTheme="minorEastAsia"/>
+        </w:rPr>
+        <w:t>house_age</w:t>
+      </w:r>
+      <w:proofErr w:type="spellEnd"/>
+      <w:r>
+        <w:rPr>
+          <w:rFonts w:eastAsiaTheme="minorEastAsia"/>
+        </w:rPr>
+        <w:t xml:space="preserve"> was calculated as </w:t>
+      </w:r>
+      <w:proofErr w:type="spellStart"/>
+      <w:r>
+        <w:rPr>
+          <w:rFonts w:eastAsiaTheme="minorEastAsia"/>
+        </w:rPr>
+        <w:t>sale_year</w:t>
+      </w:r>
+      <w:proofErr w:type="spellEnd"/>
+      <w:r>
+        <w:rPr>
+          <w:rFonts w:eastAsiaTheme="minorEastAsia"/>
+        </w:rPr>
+        <w:t xml:space="preserve"> − </w:t>
+      </w:r>
+      <w:proofErr w:type="spellStart"/>
+      <w:r>
+        <w:rPr>
+          <w:rFonts w:eastAsiaTheme="minorEastAsia"/>
+        </w:rPr>
+        <w:t>char_yrblt</w:t>
+      </w:r>
+      <w:proofErr w:type="spellEnd"/>
+      <w:r>
+        <w:rPr>
+          <w:rFonts w:eastAsiaTheme="minorEastAsia"/>
+        </w:rPr>
+        <w:t>, representing the age of a property at the time of the recorded transaction. This provides a more interpretable measure of building age than construction year alone and may capture differences in depreciation and property condition. For practical valuation of an unsold home, the corresponding feature would need to be calculated using the valuation year rather than an unknown future sale date.</w:t>
       </w:r>
     </w:p>
     <w:p>
@@ -1341,19 +1223,6 @@
           <w:rFonts w:eastAsiaTheme="minorEastAsia"/>
         </w:rPr>
       </w:pPr>
-      <w:r>
-        <w:rPr>
-          <w:rFonts w:eastAsiaTheme="minorEastAsia"/>
-        </w:rPr>
-        <w:t>1.</w:t>
-      </w:r>
-      <w:r>
-        <w:rPr>
-          <w:rFonts w:eastAsiaTheme="minorEastAsia"/>
-        </w:rPr>
-        <w:tab/>
-        <w:t>Foundational Type Casting (Dictionary-Guided): After merging, we programmatically mapped features to strict data types using the data dictionary's definitions. We parsed the codes field to identify and remap specific binary encodings (e.g., mapping 1=Yes, 2=No to 1/0). Continuous variables were cast to float64, discrete counts to nullable Int64, and categorical labels to string. Crucially, using nullable types (Int64, string) preserved missing values as &lt;NA&gt; rather than converting them to floats, ensuring safe and accurate downstream imputation and EDA.</w:t>
-      </w:r>
     </w:p>
     <w:p>
       <w:pPr>
@@ -1366,293 +1235,115 @@
         <w:rPr>
           <w:rFonts w:eastAsiaTheme="minorEastAsia"/>
         </w:rPr>
-        <w:t>2.</w:t>
-      </w:r>
-      <w:r>
-        <w:rPr>
-          <w:rFonts w:eastAsiaTheme="minorEastAsia"/>
-        </w:rPr>
-        <w:tab/>
-        <w:t xml:space="preserve">Model-Suited Encoding: To prevent dimensionality explosion and overfitting in categorical features, we used a cardinality-based strategy. High-cardinality features </w:t>
-      </w:r>
-      <w:proofErr w:type="gramStart"/>
-      <w:r>
-        <w:rPr>
-          <w:rFonts w:eastAsiaTheme="minorEastAsia"/>
-        </w:rPr>
-        <w:t>(</w:t>
-      </w:r>
-      <w:r>
+        <w:t xml:space="preserve">Second, </w:t>
+      </w:r>
+      <w:proofErr w:type="spellStart"/>
+      <w:r>
+        <w:rPr>
+          <w:rFonts w:eastAsiaTheme="minorEastAsia"/>
+        </w:rPr>
+        <w:t>inter_bldg_qlty</w:t>
+      </w:r>
+      <w:proofErr w:type="spellEnd"/>
+      <w:r>
+        <w:rPr>
+          <w:rFonts w:eastAsiaTheme="minorEastAsia"/>
+        </w:rPr>
+        <w:t xml:space="preserve"> combined building area (</w:t>
+      </w:r>
+      <w:proofErr w:type="spellStart"/>
+      <w:r>
+        <w:rPr>
+          <w:rFonts w:eastAsiaTheme="minorEastAsia"/>
+        </w:rPr>
+        <w:t>char_bldg_sf</w:t>
+      </w:r>
+      <w:proofErr w:type="spellEnd"/>
+      <w:r>
+        <w:rPr>
+          <w:rFonts w:eastAsiaTheme="minorEastAsia"/>
+        </w:rPr>
+        <w:t>) with the recorded construction-quality code (</w:t>
+      </w:r>
+      <w:proofErr w:type="spellStart"/>
+      <w:r>
+        <w:rPr>
+          <w:rFonts w:eastAsiaTheme="minorEastAsia"/>
+        </w:rPr>
+        <w:t>char_cnst_qlty</w:t>
+      </w:r>
+      <w:proofErr w:type="spellEnd"/>
+      <w:r>
+        <w:rPr>
+          <w:rFonts w:eastAsiaTheme="minorEastAsia"/>
+        </w:rPr>
+        <w:t xml:space="preserve">). The rationale was that additional floor area may command different prices depending on construction quality. Third, </w:t>
+      </w:r>
+      <w:proofErr w:type="spellStart"/>
+      <w:r>
+        <w:rPr>
+          <w:rFonts w:eastAsiaTheme="minorEastAsia"/>
+        </w:rPr>
+        <w:t>inter_land_bldg</w:t>
+      </w:r>
+      <w:proofErr w:type="spellEnd"/>
+      <w:r>
+        <w:rPr>
+          <w:rFonts w:eastAsiaTheme="minorEastAsia"/>
+        </w:rPr>
+        <w:t xml:space="preserve"> multiplied land area (</w:t>
+      </w:r>
+      <w:proofErr w:type="spellStart"/>
+      <w:r>
+        <w:rPr>
+          <w:rFonts w:eastAsiaTheme="minorEastAsia"/>
+        </w:rPr>
+        <w:t>char_land_sf</w:t>
+      </w:r>
+      <w:proofErr w:type="spellEnd"/>
+      <w:r>
+        <w:rPr>
+          <w:rFonts w:eastAsiaTheme="minorEastAsia"/>
+        </w:rPr>
+        <w:t>) by building area to represent their joint scale, potentially distinguishing large buildings on extensive plots from properties with only one of these characteristics. These interactions were motivated by plausible valuation relationships, although their usefulness cannot be established from correlation alone.</w:t>
+      </w:r>
+    </w:p>
+    <w:p>
+      <w:pPr>
+        <w:ind w:left="10"/>
+        <w:rPr>
+          <w:rFonts w:eastAsiaTheme="minorEastAsia"/>
+        </w:rPr>
+      </w:pPr>
+    </w:p>
+    <w:p>
+      <w:pPr>
+        <w:ind w:left="10"/>
         <w:rPr>
           <w:rFonts w:eastAsiaTheme="minorEastAsia" w:hint="eastAsia"/>
         </w:rPr>
-        <w:t>≥</w:t>
-      </w:r>
-      <w:r>
-        <w:rPr>
-          <w:rFonts w:eastAsiaTheme="minorEastAsia"/>
-        </w:rPr>
-        <w:t xml:space="preserve"> 30 unique values)</w:t>
-      </w:r>
-      <w:proofErr w:type="gramEnd"/>
-      <w:r>
-        <w:rPr>
-          <w:rFonts w:eastAsiaTheme="minorEastAsia"/>
-        </w:rPr>
-        <w:t xml:space="preserve"> used Out-of-Fold Target Encoding with smoothing </w:t>
-      </w:r>
-      <w:proofErr w:type="gramStart"/>
-      <w:r>
-        <w:rPr>
-          <w:rFonts w:eastAsiaTheme="minorEastAsia"/>
-        </w:rPr>
-        <w:t>(rigorously preventing leakage)</w:t>
-      </w:r>
-      <w:proofErr w:type="gramEnd"/>
-      <w:r>
-        <w:rPr>
-          <w:rFonts w:eastAsiaTheme="minorEastAsia"/>
-        </w:rPr>
-        <w:t>. Medium and low-cardinality features used Rare Group Merging (grouping low-frequency categories into 'Other') followed by One-Hot Encoding.</w:t>
-      </w:r>
-    </w:p>
-    <w:p>
-      <w:pPr>
-        <w:ind w:left="10"/>
-        <w:rPr>
-          <w:rFonts w:eastAsiaTheme="minorEastAsia"/>
-        </w:rPr>
-      </w:pPr>
-      <w:r>
-        <w:rPr>
-          <w:rFonts w:eastAsiaTheme="minorEastAsia"/>
-        </w:rPr>
-        <w:t>New Feature Construction:</w:t>
-      </w:r>
-    </w:p>
-    <w:p>
-      <w:pPr>
-        <w:ind w:left="10"/>
-        <w:rPr>
-          <w:rFonts w:eastAsiaTheme="minorEastAsia"/>
-        </w:rPr>
-      </w:pPr>
-      <w:r>
-        <w:rPr>
-          <w:rFonts w:eastAsiaTheme="minorEastAsia"/>
-        </w:rPr>
-        <w:t>We constructed new features focusing on non-linear relationships and real-time valuation signals, which are often missed by raw covariates:</w:t>
-      </w:r>
-    </w:p>
-    <w:p>
-      <w:pPr>
-        <w:ind w:left="10"/>
-        <w:rPr>
-          <w:rFonts w:eastAsiaTheme="minorEastAsia"/>
-        </w:rPr>
-      </w:pPr>
-      <w:r>
-        <w:rPr>
-          <w:rFonts w:eastAsiaTheme="minorEastAsia"/>
-        </w:rPr>
-        <w:t>1.</w:t>
-      </w:r>
-      <w:r>
-        <w:rPr>
-          <w:rFonts w:eastAsiaTheme="minorEastAsia"/>
-        </w:rPr>
-        <w:tab/>
-        <w:t>House Age (</w:t>
+      </w:pPr>
+      <w:r>
+        <w:rPr>
+          <w:rFonts w:eastAsiaTheme="minorEastAsia"/>
+        </w:rPr>
+        <w:lastRenderedPageBreak/>
+        <w:t xml:space="preserve">We therefore evaluated engineered features using chronological validation rather than automatically retaining every candidate. In the linear-model experiments, adding a Building Size × Archived Building Age interaction to the combined location and property predictors reduced validation WAE (2:1) from $157,667.56 to $157,248.20, a modest improvement of approximately 0.27%. Further interaction experiments were assessed separately. This evidence supports selective feature engineering while </w:t>
       </w:r>
       <w:proofErr w:type="spellStart"/>
       <w:r>
         <w:rPr>
           <w:rFonts w:eastAsiaTheme="minorEastAsia"/>
         </w:rPr>
-        <w:t>house_age</w:t>
+        <w:t>recognising</w:t>
       </w:r>
       <w:proofErr w:type="spellEnd"/>
       <w:r>
         <w:rPr>
           <w:rFonts w:eastAsiaTheme="minorEastAsia"/>
         </w:rPr>
-        <w:t xml:space="preserve">): Calculated as </w:t>
-      </w:r>
-      <w:proofErr w:type="spellStart"/>
-      <w:r>
-        <w:rPr>
-          <w:rFonts w:eastAsiaTheme="minorEastAsia"/>
-        </w:rPr>
-        <w:t>sale_year</w:t>
-      </w:r>
-      <w:proofErr w:type="spellEnd"/>
-      <w:r>
-        <w:rPr>
-          <w:rFonts w:eastAsiaTheme="minorEastAsia"/>
-        </w:rPr>
-        <w:t xml:space="preserve"> - </w:t>
-      </w:r>
-      <w:proofErr w:type="spellStart"/>
-      <w:r>
-        <w:rPr>
-          <w:rFonts w:eastAsiaTheme="minorEastAsia"/>
-        </w:rPr>
-        <w:t>char_yrblt</w:t>
-      </w:r>
-      <w:proofErr w:type="spellEnd"/>
-      <w:r>
-        <w:rPr>
-          <w:rFonts w:eastAsiaTheme="minorEastAsia"/>
-        </w:rPr>
-        <w:t xml:space="preserve">. This captures the real-time depreciation at the exact moment of sale, which is a more accurate valuation driver than a static build year. </w:t>
-      </w:r>
-    </w:p>
-    <w:p>
-      <w:pPr>
-        <w:ind w:left="10"/>
-        <w:rPr>
-          <w:rFonts w:eastAsiaTheme="minorEastAsia"/>
-        </w:rPr>
-      </w:pPr>
-      <w:r>
-        <w:rPr>
-          <w:rFonts w:eastAsiaTheme="minorEastAsia"/>
-        </w:rPr>
-        <w:t>2.</w:t>
-      </w:r>
-      <w:r>
-        <w:rPr>
-          <w:rFonts w:eastAsiaTheme="minorEastAsia"/>
-        </w:rPr>
-        <w:tab/>
-        <w:t>Built Area × Construction Quality (</w:t>
-      </w:r>
-      <w:proofErr w:type="spellStart"/>
-      <w:r>
-        <w:rPr>
-          <w:rFonts w:eastAsiaTheme="minorEastAsia"/>
-        </w:rPr>
-        <w:t>inter_bldg_qlty</w:t>
-      </w:r>
-      <w:proofErr w:type="spellEnd"/>
-      <w:r>
-        <w:rPr>
-          <w:rFonts w:eastAsiaTheme="minorEastAsia"/>
-        </w:rPr>
-        <w:t xml:space="preserve">): Rather than treating size and quality linearly, we multiplied </w:t>
-      </w:r>
-      <w:proofErr w:type="spellStart"/>
-      <w:r>
-        <w:rPr>
-          <w:rFonts w:eastAsiaTheme="minorEastAsia"/>
-        </w:rPr>
-        <w:t>char_bldg_sf</w:t>
-      </w:r>
-      <w:proofErr w:type="spellEnd"/>
-      <w:r>
-        <w:rPr>
-          <w:rFonts w:eastAsiaTheme="minorEastAsia"/>
-        </w:rPr>
-        <w:t xml:space="preserve"> by </w:t>
-      </w:r>
-      <w:proofErr w:type="spellStart"/>
-      <w:r>
-        <w:rPr>
-          <w:rFonts w:eastAsiaTheme="minorEastAsia"/>
-        </w:rPr>
-        <w:t>char_cnst_qlty</w:t>
-      </w:r>
-      <w:proofErr w:type="spellEnd"/>
-      <w:r>
-        <w:rPr>
-          <w:rFonts w:eastAsiaTheme="minorEastAsia"/>
-        </w:rPr>
-        <w:t xml:space="preserve">. This represents the "effective premium living space." A large home built with poor quality </w:t>
-      </w:r>
-      <w:r>
-        <w:rPr>
-          <w:rFonts w:eastAsiaTheme="minorEastAsia"/>
-        </w:rPr>
-        <w:lastRenderedPageBreak/>
-        <w:t xml:space="preserve">and a large home built with deluxe quality share the same square footage, but vastly different market values. This interaction enables the model to capture that synergy, achieving a strong Spearman correlation (0.553) with the log sale price. </w:t>
-      </w:r>
-    </w:p>
-    <w:p>
-      <w:pPr>
-        <w:ind w:left="10"/>
-        <w:rPr>
-          <w:rFonts w:eastAsiaTheme="minorEastAsia"/>
-        </w:rPr>
-      </w:pPr>
-      <w:r>
-        <w:rPr>
-          <w:rFonts w:eastAsiaTheme="minorEastAsia"/>
-        </w:rPr>
-        <w:t>3.</w:t>
-      </w:r>
-      <w:r>
-        <w:rPr>
-          <w:rFonts w:eastAsiaTheme="minorEastAsia"/>
-        </w:rPr>
-        <w:tab/>
-        <w:t>Land Area × Building Area (</w:t>
-      </w:r>
-      <w:proofErr w:type="spellStart"/>
-      <w:r>
-        <w:rPr>
-          <w:rFonts w:eastAsiaTheme="minorEastAsia"/>
-        </w:rPr>
-        <w:t>inter_land_bldg</w:t>
-      </w:r>
-      <w:proofErr w:type="spellEnd"/>
-      <w:r>
-        <w:rPr>
-          <w:rFonts w:eastAsiaTheme="minorEastAsia"/>
-        </w:rPr>
-        <w:t xml:space="preserve">): We created a volumetric proxy by multiplying </w:t>
-      </w:r>
-      <w:proofErr w:type="spellStart"/>
-      <w:r>
-        <w:rPr>
-          <w:rFonts w:eastAsiaTheme="minorEastAsia"/>
-        </w:rPr>
-        <w:t>char_land_sf</w:t>
-      </w:r>
-      <w:proofErr w:type="spellEnd"/>
-      <w:r>
-        <w:rPr>
-          <w:rFonts w:eastAsiaTheme="minorEastAsia"/>
-        </w:rPr>
-        <w:t xml:space="preserve"> and </w:t>
-      </w:r>
-      <w:proofErr w:type="spellStart"/>
-      <w:r>
-        <w:rPr>
-          <w:rFonts w:eastAsiaTheme="minorEastAsia"/>
-        </w:rPr>
-        <w:t>char_bldg_sf</w:t>
-      </w:r>
-      <w:proofErr w:type="spellEnd"/>
-      <w:r>
-        <w:rPr>
-          <w:rFonts w:eastAsiaTheme="minorEastAsia"/>
-        </w:rPr>
-        <w:t>. This effectively isolates "estate/mansion properties" (large buildings on large plots). While individually, land area may have a weak linear correlation (Spearman 0.158) with price, their interaction jumps to 0.431. This reveals that small houses on large land (e.g., potential development sites) and large houses on small land (e.g., dense urban lots) behave fundamentally differently from large-scale estates</w:t>
-      </w:r>
-      <w:r>
-        <w:rPr>
-          <w:rFonts w:eastAsiaTheme="minorEastAsia" w:hint="eastAsia"/>
-        </w:rPr>
-        <w:t>.</w:t>
-      </w:r>
-    </w:p>
-    <w:p>
-      <w:pPr>
-        <w:ind w:left="10"/>
-        <w:rPr>
-          <w:rFonts w:eastAsiaTheme="minorEastAsia"/>
-        </w:rPr>
-      </w:pPr>
+        <w:t xml:space="preserve"> that additional complexity does not necessarily translate into materially better predictions.</w:t>
+      </w:r>
     </w:p>
     <w:p>
       <w:pPr>
@@ -1860,7 +1551,15 @@
           <w:color w:val="auto"/>
           <w:szCs w:val="22"/>
         </w:rPr>
-        <w:t>A Global Mean baseline was established by predicting the training-set mean sale price of $418,490 for every property, regardless of its characteristics or location. This provides a simple, reproducible reference for assessing whether more sophisticated regression models offer meaningful improvements in predictive performance.</w:t>
+        <w:t>A Global Mean baseline was established by predicting the training-set mean sale price of $418,490 for every validation transaction, regardless of property characteristics or location. This simple benchmark uses only information available during training and provides a reference for determining whether more sophisticated models offer meaningful improvements in predictive performance</w:t>
+      </w:r>
+      <w:r>
+        <w:rPr>
+          <w:rFonts w:eastAsiaTheme="minorEastAsia"/>
+          <w:color w:val="auto"/>
+          <w:szCs w:val="22"/>
+        </w:rPr>
+        <w:t>.</w:t>
       </w:r>
     </w:p>
     <w:p>
@@ -2194,6 +1893,172 @@
     <w:p>
       <w:pPr>
         <w:rPr>
+          <w:rFonts w:eastAsiaTheme="minorEastAsia"/>
+        </w:rPr>
+      </w:pPr>
+      <w:r>
+        <w:rPr>
+          <w:rFonts w:eastAsiaTheme="minorEastAsia"/>
+        </w:rPr>
+        <w:t>The slightly negative R² indicates that the training-mean prediction performed marginally worse than predicting the validation-set mean retrospectively. The baseline also produced a WAE (2:1) of $342,381.82, reflecting the greater penalty assigned to overvaluation under the project's primary business-weighted metric. Although the baseline does not account for differences between properties, it establishes a transparent benchmark against which the additional predictive value of property characteristics, location information and more complex regression models can be assessed.</w:t>
+      </w:r>
+    </w:p>
+    <w:p>
+      <w:pPr>
+        <w:ind w:left="443" w:hanging="437"/>
+        <w:rPr>
+          <w:rFonts w:eastAsiaTheme="minorEastAsia"/>
+          <w:color w:val="EE0000"/>
+        </w:rPr>
+      </w:pPr>
+      <w:r>
+        <w:rPr>
+          <w:b/>
+          <w:color w:val="EE0000"/>
+          <w:highlight w:val="yellow"/>
+        </w:rPr>
+        <w:t xml:space="preserve">3b. </w:t>
+      </w:r>
+      <w:r>
+        <w:rPr>
+          <w:color w:val="EE0000"/>
+          <w:highlight w:val="yellow"/>
+        </w:rPr>
+        <w:t xml:space="preserve">Compare multiple regression approaches taught in the course. Explain your choices and what you learned. You may also investigate separate models for different </w:t>
+      </w:r>
+      <w:proofErr w:type="gramStart"/>
+      <w:r>
+        <w:rPr>
+          <w:color w:val="EE0000"/>
+          <w:highlight w:val="yellow"/>
+        </w:rPr>
+        <w:t>locations.</w:t>
+      </w:r>
+      <w:r>
+        <w:rPr>
+          <w:rFonts w:ascii="宋体" w:eastAsia="宋体" w:hAnsi="宋体" w:cs="宋体" w:hint="eastAsia"/>
+          <w:color w:val="EE0000"/>
+          <w:highlight w:val="yellow"/>
+        </w:rPr>
+        <w:t>（</w:t>
+      </w:r>
+      <w:proofErr w:type="gramEnd"/>
+      <w:r>
+        <w:rPr>
+          <w:rFonts w:ascii="宋体" w:eastAsia="宋体" w:hAnsi="宋体" w:cs="宋体" w:hint="eastAsia"/>
+          <w:color w:val="EE0000"/>
+          <w:highlight w:val="yellow"/>
+        </w:rPr>
+        <w:t>需要其他人的）</w:t>
+      </w:r>
+    </w:p>
+    <w:p>
+      <w:pPr>
+        <w:rPr>
+          <w:rFonts w:eastAsiaTheme="minorEastAsia"/>
+        </w:rPr>
+      </w:pPr>
+      <w:r>
+        <w:rPr>
+          <w:rFonts w:eastAsiaTheme="minorEastAsia"/>
+        </w:rPr>
+        <w:t xml:space="preserve">Linear Regression, Ridge and Lasso were compared to </w:t>
+      </w:r>
+      <w:proofErr w:type="gramStart"/>
+      <w:r>
+        <w:rPr>
+          <w:rFonts w:eastAsiaTheme="minorEastAsia"/>
+        </w:rPr>
+        <w:t>investigate</w:t>
+      </w:r>
+      <w:proofErr w:type="gramEnd"/>
+      <w:r>
+        <w:rPr>
+          <w:rFonts w:eastAsiaTheme="minorEastAsia"/>
+        </w:rPr>
+        <w:t xml:space="preserve"> whether coefficient </w:t>
+      </w:r>
+      <w:proofErr w:type="spellStart"/>
+      <w:r>
+        <w:rPr>
+          <w:rFonts w:eastAsiaTheme="minorEastAsia"/>
+        </w:rPr>
+        <w:t>regularisation</w:t>
+      </w:r>
+      <w:proofErr w:type="spellEnd"/>
+      <w:r>
+        <w:rPr>
+          <w:rFonts w:eastAsiaTheme="minorEastAsia"/>
+        </w:rPr>
+        <w:t xml:space="preserve"> improves house-price prediction. Linear Regression provides an </w:t>
+      </w:r>
+      <w:proofErr w:type="spellStart"/>
+      <w:r>
+        <w:rPr>
+          <w:rFonts w:eastAsiaTheme="minorEastAsia"/>
+        </w:rPr>
+        <w:t>unregularised</w:t>
+      </w:r>
+      <w:proofErr w:type="spellEnd"/>
+      <w:r>
+        <w:rPr>
+          <w:rFonts w:eastAsiaTheme="minorEastAsia"/>
+        </w:rPr>
+        <w:t xml:space="preserve"> reference. Ridge uses L2 </w:t>
+      </w:r>
+      <w:proofErr w:type="spellStart"/>
+      <w:r>
+        <w:rPr>
+          <w:rFonts w:eastAsiaTheme="minorEastAsia"/>
+        </w:rPr>
+        <w:t>regularisation</w:t>
+      </w:r>
+      <w:proofErr w:type="spellEnd"/>
+      <w:r>
+        <w:rPr>
+          <w:rFonts w:eastAsiaTheme="minorEastAsia"/>
+        </w:rPr>
+        <w:t xml:space="preserve"> to shrink coefficients and potentially reduce instability, particularly when predictors are correlated or expanded through categorical encoding. Lasso uses L1 </w:t>
+      </w:r>
+      <w:proofErr w:type="spellStart"/>
+      <w:r>
+        <w:rPr>
+          <w:rFonts w:eastAsiaTheme="minorEastAsia"/>
+        </w:rPr>
+        <w:t>regularisation</w:t>
+      </w:r>
+      <w:proofErr w:type="spellEnd"/>
+      <w:r>
+        <w:rPr>
+          <w:rFonts w:eastAsiaTheme="minorEastAsia"/>
+        </w:rPr>
+        <w:t xml:space="preserve">, which can additionally set some coefficients to zero. Comparing these approaches allows us to assess whether </w:t>
+      </w:r>
+      <w:proofErr w:type="spellStart"/>
+      <w:r>
+        <w:rPr>
+          <w:rFonts w:eastAsiaTheme="minorEastAsia"/>
+        </w:rPr>
+        <w:t>regularisation</w:t>
+      </w:r>
+      <w:proofErr w:type="spellEnd"/>
+      <w:r>
+        <w:rPr>
+          <w:rFonts w:eastAsiaTheme="minorEastAsia"/>
+        </w:rPr>
+        <w:t xml:space="preserve"> provides predictive benefits beyond an ordinary linear model.</w:t>
+      </w:r>
+    </w:p>
+    <w:p>
+      <w:pPr>
+        <w:rPr>
+          <w:rFonts w:eastAsiaTheme="minorEastAsia"/>
+        </w:rPr>
+      </w:pPr>
+    </w:p>
+    <w:p>
+      <w:pPr>
+        <w:rPr>
           <w:rFonts w:eastAsiaTheme="minorEastAsia" w:hint="eastAsia"/>
         </w:rPr>
       </w:pPr>
@@ -2201,173 +2066,13 @@
         <w:rPr>
           <w:rFonts w:eastAsiaTheme="minorEastAsia"/>
         </w:rPr>
-        <w:t>The slightly negative R² indicates that the training-mean prediction performed marginally worse than using the validation-set mean retrospectively. Nevertheless, the baseline is appropriate because it uses training information only and establishes a consistent benchmark against which the additional predictive value of property characteristics, location and more complex models can be evaluated.</w:t>
-      </w:r>
-    </w:p>
-    <w:p>
-      <w:pPr>
-        <w:ind w:left="443" w:hanging="437"/>
-        <w:rPr>
-          <w:rFonts w:eastAsiaTheme="minorEastAsia"/>
-          <w:color w:val="EE0000"/>
-        </w:rPr>
-      </w:pPr>
-      <w:r>
-        <w:rPr>
-          <w:b/>
-          <w:color w:val="EE0000"/>
-          <w:highlight w:val="yellow"/>
-        </w:rPr>
-        <w:t xml:space="preserve">3b. </w:t>
-      </w:r>
-      <w:r>
-        <w:rPr>
-          <w:color w:val="EE0000"/>
-          <w:highlight w:val="yellow"/>
-        </w:rPr>
-        <w:t xml:space="preserve">Compare multiple regression approaches taught in the course. Explain your choices and what you learned. You may also investigate separate models for different </w:t>
-      </w:r>
-      <w:proofErr w:type="gramStart"/>
-      <w:r>
-        <w:rPr>
-          <w:color w:val="EE0000"/>
-          <w:highlight w:val="yellow"/>
-        </w:rPr>
-        <w:t>locations.</w:t>
-      </w:r>
-      <w:r>
-        <w:rPr>
-          <w:rFonts w:ascii="宋体" w:eastAsia="宋体" w:hAnsi="宋体" w:cs="宋体" w:hint="eastAsia"/>
-          <w:color w:val="EE0000"/>
-          <w:highlight w:val="yellow"/>
-        </w:rPr>
-        <w:t>（</w:t>
-      </w:r>
-      <w:proofErr w:type="gramEnd"/>
-      <w:r>
-        <w:rPr>
-          <w:rFonts w:ascii="宋体" w:eastAsia="宋体" w:hAnsi="宋体" w:cs="宋体" w:hint="eastAsia"/>
-          <w:color w:val="EE0000"/>
-          <w:highlight w:val="yellow"/>
-        </w:rPr>
-        <w:t>需要其他人的）</w:t>
-      </w:r>
-    </w:p>
-    <w:p>
-      <w:pPr>
-        <w:rPr>
-          <w:rFonts w:eastAsiaTheme="minorEastAsia"/>
-        </w:rPr>
-      </w:pPr>
-      <w:r>
-        <w:rPr>
-          <w:rFonts w:eastAsiaTheme="minorEastAsia"/>
-        </w:rPr>
-        <w:t xml:space="preserve">Linear Regression, Ridge and Lasso were compared to </w:t>
-      </w:r>
-      <w:proofErr w:type="gramStart"/>
-      <w:r>
-        <w:rPr>
-          <w:rFonts w:eastAsiaTheme="minorEastAsia"/>
-        </w:rPr>
-        <w:t>investigate</w:t>
-      </w:r>
-      <w:proofErr w:type="gramEnd"/>
-      <w:r>
-        <w:rPr>
-          <w:rFonts w:eastAsiaTheme="minorEastAsia"/>
-        </w:rPr>
-        <w:t xml:space="preserve"> whether coefficient </w:t>
-      </w:r>
-      <w:proofErr w:type="spellStart"/>
-      <w:r>
-        <w:rPr>
-          <w:rFonts w:eastAsiaTheme="minorEastAsia"/>
-        </w:rPr>
-        <w:t>regularisation</w:t>
-      </w:r>
-      <w:proofErr w:type="spellEnd"/>
-      <w:r>
-        <w:rPr>
-          <w:rFonts w:eastAsiaTheme="minorEastAsia"/>
-        </w:rPr>
-        <w:t xml:space="preserve"> improves house-price prediction. Linear Regression provides an </w:t>
-      </w:r>
-      <w:proofErr w:type="spellStart"/>
-      <w:r>
-        <w:rPr>
-          <w:rFonts w:eastAsiaTheme="minorEastAsia"/>
-        </w:rPr>
-        <w:t>unregularised</w:t>
-      </w:r>
-      <w:proofErr w:type="spellEnd"/>
-      <w:r>
-        <w:rPr>
-          <w:rFonts w:eastAsiaTheme="minorEastAsia"/>
-        </w:rPr>
-        <w:t xml:space="preserve"> reference. Ridge uses L2 </w:t>
-      </w:r>
-      <w:proofErr w:type="spellStart"/>
-      <w:r>
-        <w:rPr>
-          <w:rFonts w:eastAsiaTheme="minorEastAsia"/>
-        </w:rPr>
-        <w:t>regularisation</w:t>
-      </w:r>
-      <w:proofErr w:type="spellEnd"/>
-      <w:r>
-        <w:rPr>
-          <w:rFonts w:eastAsiaTheme="minorEastAsia"/>
-        </w:rPr>
-        <w:t xml:space="preserve"> to shrink coefficients and potentially reduce instability, particularly when predictors are correlated or expanded through categorical encoding. Lasso uses L1 </w:t>
-      </w:r>
-      <w:proofErr w:type="spellStart"/>
-      <w:r>
-        <w:rPr>
-          <w:rFonts w:eastAsiaTheme="minorEastAsia"/>
-        </w:rPr>
-        <w:t>regularisation</w:t>
-      </w:r>
-      <w:proofErr w:type="spellEnd"/>
-      <w:r>
-        <w:rPr>
-          <w:rFonts w:eastAsiaTheme="minorEastAsia"/>
-        </w:rPr>
-        <w:t xml:space="preserve">, which can additionally set some coefficients to zero. Comparing these approaches allows us to assess whether </w:t>
-      </w:r>
-      <w:proofErr w:type="spellStart"/>
-      <w:r>
-        <w:rPr>
-          <w:rFonts w:eastAsiaTheme="minorEastAsia"/>
-        </w:rPr>
-        <w:t>regularisation</w:t>
-      </w:r>
-      <w:proofErr w:type="spellEnd"/>
-      <w:r>
-        <w:rPr>
-          <w:rFonts w:eastAsiaTheme="minorEastAsia"/>
-        </w:rPr>
-        <w:t xml:space="preserve"> provides predictive benefits beyond an ordinary linear model.</w:t>
-      </w:r>
-    </w:p>
-    <w:p>
-      <w:pPr>
-        <w:rPr>
-          <w:rFonts w:eastAsiaTheme="minorEastAsia"/>
-        </w:rPr>
-      </w:pPr>
-    </w:p>
-    <w:p>
-      <w:pPr>
-        <w:rPr>
-          <w:rFonts w:eastAsiaTheme="minorEastAsia" w:hint="eastAsia"/>
-        </w:rPr>
-      </w:pPr>
-      <w:r>
-        <w:rPr>
-          <w:rFonts w:eastAsiaTheme="minorEastAsia"/>
-        </w:rPr>
-        <w:t xml:space="preserve">To isolate the effect of the regression approach, all three models used the same original Feature Set D, consisting of combined location and property characteristics plus the Building Size × Archived Building Age interaction. The chronological training and validation samples and training-fitted preprocessing were consistent. Ridge and Lasso were fitted using their standard </w:t>
+        <w:t>To make the comparison consistent, all three models were evaluated using Feature Set D</w:t>
+      </w:r>
+      <w:r>
+        <w:rPr>
+          <w:rFonts w:eastAsiaTheme="minorEastAsia"/>
+        </w:rPr>
+        <w:t xml:space="preserve">, consisting of combined location and property characteristics plus the Building Size × Archived Building Age interaction. They were trained using the same chronological training and validation samples, with an independently reconstructed preprocessing pipeline fitted on training data only. Ridge and Lasso were fitted using their standard </w:t>
       </w:r>
       <w:proofErr w:type="spellStart"/>
       <w:r>
@@ -2452,7 +2157,7 @@
         <w:tblLook w:val="04A0" w:firstRow="1" w:lastRow="0" w:firstColumn="1" w:lastColumn="0" w:noHBand="0" w:noVBand="1"/>
       </w:tblPr>
       <w:tblGrid>
-        <w:gridCol w:w="1932"/>
+        <w:gridCol w:w="1829"/>
         <w:gridCol w:w="1300"/>
         <w:gridCol w:w="442"/>
         <w:gridCol w:w="1384"/>
@@ -2622,6 +2327,7 @@
           <w:tcPr>
             <w:cnfStyle w:val="001000000000" w:firstRow="0" w:lastRow="0" w:firstColumn="1" w:lastColumn="0" w:oddVBand="0" w:evenVBand="0" w:oddHBand="0" w:evenHBand="0" w:firstRowFirstColumn="0" w:firstRowLastColumn="0" w:lastRowFirstColumn="0" w:lastRowLastColumn="0"/>
             <w:tcW w:w="0" w:type="auto"/>
+            <w:vAlign w:val="center"/>
             <w:hideMark/>
           </w:tcPr>
           <w:p>
@@ -2629,11 +2335,14 @@
               <w:ind w:left="443" w:hanging="437"/>
               <w:rPr>
                 <w:rFonts w:eastAsiaTheme="minorEastAsia"/>
-              </w:rPr>
-            </w:pPr>
-            <w:r>
-              <w:rPr>
-                <w:rFonts w:eastAsiaTheme="minorEastAsia"/>
+                <w:b w:val="0"/>
+                <w:bCs w:val="0"/>
+              </w:rPr>
+            </w:pPr>
+            <w:r>
+              <w:rPr>
+                <w:b w:val="0"/>
+                <w:bCs w:val="0"/>
               </w:rPr>
               <w:t>Linear Regression</w:t>
             </w:r>
@@ -2642,6 +2351,7 @@
         <w:tc>
           <w:tcPr>
             <w:tcW w:w="0" w:type="auto"/>
+            <w:vAlign w:val="center"/>
             <w:hideMark/>
           </w:tcPr>
           <w:p>
@@ -2653,9 +2363,6 @@
               </w:rPr>
             </w:pPr>
             <w:r>
-              <w:rPr>
-                <w:rFonts w:eastAsiaTheme="minorEastAsia"/>
-              </w:rPr>
               <w:t>D</w:t>
             </w:r>
           </w:p>
@@ -2663,6 +2370,7 @@
         <w:tc>
           <w:tcPr>
             <w:tcW w:w="0" w:type="auto"/>
+            <w:vAlign w:val="center"/>
             <w:hideMark/>
           </w:tcPr>
           <w:p>
@@ -2674,9 +2382,6 @@
               </w:rPr>
             </w:pPr>
             <w:r>
-              <w:rPr>
-                <w:rFonts w:eastAsiaTheme="minorEastAsia"/>
-              </w:rPr>
               <w:t>—</w:t>
             </w:r>
           </w:p>
@@ -2684,6 +2389,7 @@
         <w:tc>
           <w:tcPr>
             <w:tcW w:w="0" w:type="auto"/>
+            <w:vAlign w:val="center"/>
             <w:hideMark/>
           </w:tcPr>
           <w:p>
@@ -2695,16 +2401,14 @@
               </w:rPr>
             </w:pPr>
             <w:r>
-              <w:rPr>
-                <w:rFonts w:eastAsiaTheme="minorEastAsia"/>
-              </w:rPr>
-              <w:t>157,254.53</w:t>
-            </w:r>
-          </w:p>
-        </w:tc>
-        <w:tc>
-          <w:tcPr>
-            <w:tcW w:w="0" w:type="auto"/>
+              <w:t>157,248.20</w:t>
+            </w:r>
+          </w:p>
+        </w:tc>
+        <w:tc>
+          <w:tcPr>
+            <w:tcW w:w="0" w:type="auto"/>
+            <w:vAlign w:val="center"/>
             <w:hideMark/>
           </w:tcPr>
           <w:p>
@@ -2716,16 +2420,14 @@
               </w:rPr>
             </w:pPr>
             <w:r>
-              <w:rPr>
-                <w:rFonts w:eastAsiaTheme="minorEastAsia"/>
-              </w:rPr>
-              <w:t>113,051.20</w:t>
-            </w:r>
-          </w:p>
-        </w:tc>
-        <w:tc>
-          <w:tcPr>
-            <w:tcW w:w="0" w:type="auto"/>
+              <w:t>113,045.10</w:t>
+            </w:r>
+          </w:p>
+        </w:tc>
+        <w:tc>
+          <w:tcPr>
+            <w:tcW w:w="0" w:type="auto"/>
+            <w:vAlign w:val="center"/>
             <w:hideMark/>
           </w:tcPr>
           <w:p>
@@ -2737,16 +2439,14 @@
               </w:rPr>
             </w:pPr>
             <w:r>
-              <w:rPr>
-                <w:rFonts w:eastAsiaTheme="minorEastAsia"/>
-              </w:rPr>
-              <w:t>54.14</w:t>
-            </w:r>
-          </w:p>
-        </w:tc>
-        <w:tc>
-          <w:tcPr>
-            <w:tcW w:w="0" w:type="auto"/>
+              <w:t>54.13</w:t>
+            </w:r>
+          </w:p>
+        </w:tc>
+        <w:tc>
+          <w:tcPr>
+            <w:tcW w:w="0" w:type="auto"/>
+            <w:vAlign w:val="center"/>
             <w:hideMark/>
           </w:tcPr>
           <w:p>
@@ -2758,9 +2458,6 @@
               </w:rPr>
             </w:pPr>
             <w:r>
-              <w:rPr>
-                <w:rFonts w:eastAsiaTheme="minorEastAsia"/>
-              </w:rPr>
               <w:t>0.7162</w:t>
             </w:r>
           </w:p>
@@ -2774,6 +2471,7 @@
           <w:tcPr>
             <w:cnfStyle w:val="001000000000" w:firstRow="0" w:lastRow="0" w:firstColumn="1" w:lastColumn="0" w:oddVBand="0" w:evenVBand="0" w:oddHBand="0" w:evenHBand="0" w:firstRowFirstColumn="0" w:firstRowLastColumn="0" w:lastRowFirstColumn="0" w:lastRowLastColumn="0"/>
             <w:tcW w:w="0" w:type="auto"/>
+            <w:vAlign w:val="center"/>
             <w:hideMark/>
           </w:tcPr>
           <w:p>
@@ -2781,11 +2479,14 @@
               <w:ind w:left="443" w:hanging="437"/>
               <w:rPr>
                 <w:rFonts w:eastAsiaTheme="minorEastAsia"/>
-              </w:rPr>
-            </w:pPr>
-            <w:r>
-              <w:rPr>
-                <w:rFonts w:eastAsiaTheme="minorEastAsia"/>
+                <w:b w:val="0"/>
+                <w:bCs w:val="0"/>
+              </w:rPr>
+            </w:pPr>
+            <w:r>
+              <w:rPr>
+                <w:b w:val="0"/>
+                <w:bCs w:val="0"/>
               </w:rPr>
               <w:t>Ridge</w:t>
             </w:r>
@@ -2794,6 +2495,7 @@
         <w:tc>
           <w:tcPr>
             <w:tcW w:w="0" w:type="auto"/>
+            <w:vAlign w:val="center"/>
             <w:hideMark/>
           </w:tcPr>
           <w:p>
@@ -2805,9 +2507,6 @@
               </w:rPr>
             </w:pPr>
             <w:r>
-              <w:rPr>
-                <w:rFonts w:eastAsiaTheme="minorEastAsia"/>
-              </w:rPr>
               <w:t>D</w:t>
             </w:r>
           </w:p>
@@ -2815,6 +2514,7 @@
         <w:tc>
           <w:tcPr>
             <w:tcW w:w="0" w:type="auto"/>
+            <w:vAlign w:val="center"/>
             <w:hideMark/>
           </w:tcPr>
           <w:p>
@@ -2826,16 +2526,14 @@
               </w:rPr>
             </w:pPr>
             <w:r>
-              <w:rPr>
-                <w:rFonts w:eastAsiaTheme="minorEastAsia"/>
-              </w:rPr>
-              <w:t>10</w:t>
-            </w:r>
-          </w:p>
-        </w:tc>
-        <w:tc>
-          <w:tcPr>
-            <w:tcW w:w="0" w:type="auto"/>
+              <w:t>12</w:t>
+            </w:r>
+          </w:p>
+        </w:tc>
+        <w:tc>
+          <w:tcPr>
+            <w:tcW w:w="0" w:type="auto"/>
+            <w:vAlign w:val="center"/>
             <w:hideMark/>
           </w:tcPr>
           <w:p>
@@ -2847,16 +2545,14 @@
               </w:rPr>
             </w:pPr>
             <w:r>
-              <w:rPr>
-                <w:rFonts w:eastAsiaTheme="minorEastAsia"/>
-              </w:rPr>
-              <w:t>153,116.66</w:t>
-            </w:r>
-          </w:p>
-        </w:tc>
-        <w:tc>
-          <w:tcPr>
-            <w:tcW w:w="0" w:type="auto"/>
+              <w:t>153,109.49</w:t>
+            </w:r>
+          </w:p>
+        </w:tc>
+        <w:tc>
+          <w:tcPr>
+            <w:tcW w:w="0" w:type="auto"/>
+            <w:vAlign w:val="center"/>
             <w:hideMark/>
           </w:tcPr>
           <w:p>
@@ -2868,16 +2564,14 @@
               </w:rPr>
             </w:pPr>
             <w:r>
-              <w:rPr>
-                <w:rFonts w:eastAsiaTheme="minorEastAsia"/>
-              </w:rPr>
-              <w:t>110,436.64</w:t>
-            </w:r>
-          </w:p>
-        </w:tc>
-        <w:tc>
-          <w:tcPr>
-            <w:tcW w:w="0" w:type="auto"/>
+              <w:t>110,441.40</w:t>
+            </w:r>
+          </w:p>
+        </w:tc>
+        <w:tc>
+          <w:tcPr>
+            <w:tcW w:w="0" w:type="auto"/>
+            <w:vAlign w:val="center"/>
             <w:hideMark/>
           </w:tcPr>
           <w:p>
@@ -2889,16 +2583,14 @@
               </w:rPr>
             </w:pPr>
             <w:r>
-              <w:rPr>
-                <w:rFonts w:eastAsiaTheme="minorEastAsia"/>
-              </w:rPr>
-              <w:t>52.21</w:t>
-            </w:r>
-          </w:p>
-        </w:tc>
-        <w:tc>
-          <w:tcPr>
-            <w:tcW w:w="0" w:type="auto"/>
+              <w:t>52.30</w:t>
+            </w:r>
+          </w:p>
+        </w:tc>
+        <w:tc>
+          <w:tcPr>
+            <w:tcW w:w="0" w:type="auto"/>
+            <w:vAlign w:val="center"/>
             <w:hideMark/>
           </w:tcPr>
           <w:p>
@@ -2910,10 +2602,7 @@
               </w:rPr>
             </w:pPr>
             <w:r>
-              <w:rPr>
-                <w:rFonts w:eastAsiaTheme="minorEastAsia"/>
-              </w:rPr>
-              <w:t>0.7263</w:t>
+              <w:t>0.7258</w:t>
             </w:r>
           </w:p>
         </w:tc>
@@ -2927,6 +2616,7 @@
           <w:tcPr>
             <w:cnfStyle w:val="001000000000" w:firstRow="0" w:lastRow="0" w:firstColumn="1" w:lastColumn="0" w:oddVBand="0" w:evenVBand="0" w:oddHBand="0" w:evenHBand="0" w:firstRowFirstColumn="0" w:firstRowLastColumn="0" w:lastRowFirstColumn="0" w:lastRowLastColumn="0"/>
             <w:tcW w:w="0" w:type="auto"/>
+            <w:vAlign w:val="center"/>
             <w:hideMark/>
           </w:tcPr>
           <w:p>
@@ -2934,11 +2624,12 @@
               <w:ind w:left="443" w:hanging="437"/>
               <w:rPr>
                 <w:rFonts w:eastAsiaTheme="minorEastAsia"/>
-              </w:rPr>
-            </w:pPr>
-            <w:r>
-              <w:rPr>
-                <w:rFonts w:eastAsiaTheme="minorEastAsia"/>
+                <w:color w:val="000000" w:themeColor="text1"/>
+              </w:rPr>
+            </w:pPr>
+            <w:r>
+              <w:rPr>
+                <w:color w:val="000000" w:themeColor="text1"/>
               </w:rPr>
               <w:lastRenderedPageBreak/>
               <w:t>Lasso</w:t>
@@ -2948,6 +2639,7 @@
         <w:tc>
           <w:tcPr>
             <w:tcW w:w="0" w:type="auto"/>
+            <w:vAlign w:val="center"/>
             <w:hideMark/>
           </w:tcPr>
           <w:p>
@@ -2956,11 +2648,16 @@
               <w:cnfStyle w:val="000000100000" w:firstRow="0" w:lastRow="0" w:firstColumn="0" w:lastColumn="0" w:oddVBand="0" w:evenVBand="0" w:oddHBand="1" w:evenHBand="0" w:firstRowFirstColumn="0" w:firstRowLastColumn="0" w:lastRowFirstColumn="0" w:lastRowLastColumn="0"/>
               <w:rPr>
                 <w:rFonts w:eastAsiaTheme="minorEastAsia"/>
-              </w:rPr>
-            </w:pPr>
-            <w:r>
-              <w:rPr>
-                <w:rFonts w:eastAsiaTheme="minorEastAsia"/>
+                <w:b/>
+                <w:bCs/>
+                <w:color w:val="000000" w:themeColor="text1"/>
+              </w:rPr>
+            </w:pPr>
+            <w:r>
+              <w:rPr>
+                <w:b/>
+                <w:bCs/>
+                <w:color w:val="000000" w:themeColor="text1"/>
               </w:rPr>
               <w:t>D</w:t>
             </w:r>
@@ -2969,6 +2666,7 @@
         <w:tc>
           <w:tcPr>
             <w:tcW w:w="0" w:type="auto"/>
+            <w:vAlign w:val="center"/>
             <w:hideMark/>
           </w:tcPr>
           <w:p>
@@ -2977,11 +2675,16 @@
               <w:cnfStyle w:val="000000100000" w:firstRow="0" w:lastRow="0" w:firstColumn="0" w:lastColumn="0" w:oddVBand="0" w:evenVBand="0" w:oddHBand="1" w:evenHBand="0" w:firstRowFirstColumn="0" w:firstRowLastColumn="0" w:lastRowFirstColumn="0" w:lastRowLastColumn="0"/>
               <w:rPr>
                 <w:rFonts w:eastAsiaTheme="minorEastAsia"/>
-              </w:rPr>
-            </w:pPr>
-            <w:r>
-              <w:rPr>
-                <w:rFonts w:eastAsiaTheme="minorEastAsia"/>
+                <w:b/>
+                <w:bCs/>
+                <w:color w:val="000000" w:themeColor="text1"/>
+              </w:rPr>
+            </w:pPr>
+            <w:r>
+              <w:rPr>
+                <w:b/>
+                <w:bCs/>
+                <w:color w:val="000000" w:themeColor="text1"/>
               </w:rPr>
               <w:t>20</w:t>
             </w:r>
@@ -2990,6 +2693,7 @@
         <w:tc>
           <w:tcPr>
             <w:tcW w:w="0" w:type="auto"/>
+            <w:vAlign w:val="center"/>
             <w:hideMark/>
           </w:tcPr>
           <w:p>
@@ -2998,13 +2702,16 @@
               <w:cnfStyle w:val="000000100000" w:firstRow="0" w:lastRow="0" w:firstColumn="0" w:lastColumn="0" w:oddVBand="0" w:evenVBand="0" w:oddHBand="1" w:evenHBand="0" w:firstRowFirstColumn="0" w:firstRowLastColumn="0" w:lastRowFirstColumn="0" w:lastRowLastColumn="0"/>
               <w:rPr>
                 <w:rFonts w:eastAsiaTheme="minorEastAsia"/>
-              </w:rPr>
-            </w:pPr>
-            <w:r>
-              <w:rPr>
-                <w:rFonts w:eastAsiaTheme="minorEastAsia"/>
                 <w:b/>
                 <w:bCs/>
+                <w:color w:val="000000" w:themeColor="text1"/>
+              </w:rPr>
+            </w:pPr>
+            <w:r>
+              <w:rPr>
+                <w:b/>
+                <w:bCs/>
+                <w:color w:val="000000" w:themeColor="text1"/>
               </w:rPr>
               <w:t>152,566.39</w:t>
             </w:r>
@@ -3013,6 +2720,7 @@
         <w:tc>
           <w:tcPr>
             <w:tcW w:w="0" w:type="auto"/>
+            <w:vAlign w:val="center"/>
             <w:hideMark/>
           </w:tcPr>
           <w:p>
@@ -3021,13 +2729,16 @@
               <w:cnfStyle w:val="000000100000" w:firstRow="0" w:lastRow="0" w:firstColumn="0" w:lastColumn="0" w:oddVBand="0" w:evenVBand="0" w:oddHBand="1" w:evenHBand="0" w:firstRowFirstColumn="0" w:firstRowLastColumn="0" w:lastRowFirstColumn="0" w:lastRowLastColumn="0"/>
               <w:rPr>
                 <w:rFonts w:eastAsiaTheme="minorEastAsia"/>
-              </w:rPr>
-            </w:pPr>
-            <w:r>
-              <w:rPr>
-                <w:rFonts w:eastAsiaTheme="minorEastAsia"/>
                 <w:b/>
                 <w:bCs/>
+                <w:color w:val="000000" w:themeColor="text1"/>
+              </w:rPr>
+            </w:pPr>
+            <w:r>
+              <w:rPr>
+                <w:b/>
+                <w:bCs/>
+                <w:color w:val="000000" w:themeColor="text1"/>
               </w:rPr>
               <w:t>110,000.68</w:t>
             </w:r>
@@ -3036,6 +2747,7 @@
         <w:tc>
           <w:tcPr>
             <w:tcW w:w="0" w:type="auto"/>
+            <w:vAlign w:val="center"/>
             <w:hideMark/>
           </w:tcPr>
           <w:p>
@@ -3044,13 +2756,16 @@
               <w:cnfStyle w:val="000000100000" w:firstRow="0" w:lastRow="0" w:firstColumn="0" w:lastColumn="0" w:oddVBand="0" w:evenVBand="0" w:oddHBand="1" w:evenHBand="0" w:firstRowFirstColumn="0" w:firstRowLastColumn="0" w:lastRowFirstColumn="0" w:lastRowLastColumn="0"/>
               <w:rPr>
                 <w:rFonts w:eastAsiaTheme="minorEastAsia"/>
-              </w:rPr>
-            </w:pPr>
-            <w:r>
-              <w:rPr>
-                <w:rFonts w:eastAsiaTheme="minorEastAsia"/>
                 <w:b/>
                 <w:bCs/>
+                <w:color w:val="000000" w:themeColor="text1"/>
+              </w:rPr>
+            </w:pPr>
+            <w:r>
+              <w:rPr>
+                <w:b/>
+                <w:bCs/>
+                <w:color w:val="000000" w:themeColor="text1"/>
               </w:rPr>
               <w:t>51.76</w:t>
             </w:r>
@@ -3059,6 +2774,7 @@
         <w:tc>
           <w:tcPr>
             <w:tcW w:w="0" w:type="auto"/>
+            <w:vAlign w:val="center"/>
             <w:hideMark/>
           </w:tcPr>
           <w:p>
@@ -3067,13 +2783,16 @@
               <w:cnfStyle w:val="000000100000" w:firstRow="0" w:lastRow="0" w:firstColumn="0" w:lastColumn="0" w:oddVBand="0" w:evenVBand="0" w:oddHBand="1" w:evenHBand="0" w:firstRowFirstColumn="0" w:firstRowLastColumn="0" w:lastRowFirstColumn="0" w:lastRowLastColumn="0"/>
               <w:rPr>
                 <w:rFonts w:eastAsiaTheme="minorEastAsia"/>
-              </w:rPr>
-            </w:pPr>
-            <w:r>
-              <w:rPr>
-                <w:rFonts w:eastAsiaTheme="minorEastAsia"/>
                 <w:b/>
                 <w:bCs/>
+                <w:color w:val="000000" w:themeColor="text1"/>
+              </w:rPr>
+            </w:pPr>
+            <w:r>
+              <w:rPr>
+                <w:b/>
+                <w:bCs/>
+                <w:color w:val="000000" w:themeColor="text1"/>
               </w:rPr>
               <w:t>0.7286</w:t>
             </w:r>
@@ -3225,13 +2944,7 @@
         <w:rPr>
           <w:rFonts w:eastAsiaTheme="minorEastAsia"/>
         </w:rPr>
-        <w:t xml:space="preserve"> does not establish that Lasso is consistently superior across future periods or alternative feature sets. Lasso with Feature Set D and α = 20 was retained as the preferred linear-family candidate under the primary business-weighted criterion. Final model selection remains subject to comparison with tree-based and ensemble approaches</w:t>
-      </w:r>
-      <w:r>
-        <w:rPr>
-          <w:rFonts w:eastAsiaTheme="minorEastAsia"/>
-        </w:rPr>
-        <w:t>.</w:t>
+        <w:t xml:space="preserve"> does not establish that Lasso is consistently superior across future periods or alternative feature sets. Lasso with Feature Set D and α = 20 was retained as the preferred linear-family candidate under the primary business-weighted criterion. Final model selection remains subject to comparison with tree-based and ensemble approaches.</w:t>
       </w:r>
     </w:p>
     <w:p>
@@ -3328,7 +3041,7 @@
     <w:p>
       <w:pPr>
         <w:rPr>
-          <w:rFonts w:eastAsiaTheme="minorEastAsia" w:hint="eastAsia"/>
+          <w:rFonts w:eastAsiaTheme="minorEastAsia"/>
         </w:rPr>
       </w:pPr>
     </w:p>
@@ -3360,7 +3073,7 @@
         <w:rPr>
           <w:rFonts w:eastAsiaTheme="minorEastAsia"/>
         </w:rPr>
-        <w:t>A chronological split uses 2023–2024 H1 sales for training, 2024 H2 for validation and 2025 for final testing, reflecting valuation based on information available by the valuation date. All models are compared on the same validation set using MSE, R² and MAE, with preprocessing fitted within each training split and applied to validation data.</w:t>
+        <w:t>A chronological split was adopted to reflect the practical setting in which historical sales are used to estimate property values in subsequent periods. Transactions from January 2023 to June 2024 (54,853 sales) were allocated to training, July to December 2024 (18,132 sales) to validation, and 2025 (36,322 sales) was reserved for final testing. Unlike a random split, this design preserves the temporal ordering of transactions and reduces the risk of evaluating models under unrealistically mixed market conditions. All model families were compared on the same validation transactions, with preprocessing parameters estimated from training data only. The primary model-selection metric was weighted absolute error (WAE, 2:1), assigning twice the penalty to overvaluation to reflect its potential consequences for homeowners. MAE, MSE and R² were reported as complementary measures of predictive performance.</w:t>
       </w:r>
     </w:p>
     <w:p>
@@ -3382,21 +3095,7 @@
         <w:rPr>
           <w:rFonts w:eastAsiaTheme="minorEastAsia"/>
         </w:rPr>
-        <w:t xml:space="preserve">Repeated sales are retained rather than enforcing a property-disjoint split, as properties may require valuation in different periods. Of the 18,132 validation transactions, 1,677 (9.25%) involve properties also observed in training. This overlap does not itself indicate data leakage but may limit representativeness for homes without recent sales. Property and transaction IDs are excluded from predictors, while </w:t>
-      </w:r>
-      <w:proofErr w:type="spellStart"/>
-      <w:r>
-        <w:rPr>
-          <w:rFonts w:eastAsiaTheme="minorEastAsia"/>
-        </w:rPr>
-        <w:t>sale_price</w:t>
-      </w:r>
-      <w:proofErr w:type="spellEnd"/>
-      <w:r>
-        <w:rPr>
-          <w:rFonts w:eastAsiaTheme="minorEastAsia"/>
-        </w:rPr>
-        <w:t xml:space="preserve"> remains the target.</w:t>
+        <w:t>Repeated sales of the same property were retained because properties can legitimately be transacted in different periods, making a chronological rather than property-disjoint split appropriate for the intended evaluation. Of the 18,132 validation transactions, 1,677 (9.25%) involved properties previously observed in training, corresponding to 1,666 distinct properties. This overlap does not itself constitute data leakage, but prior observations of the same properties may make validation performance less representative of homes without recent sales. Property and transaction identifiers were therefore used for joining and verification but excluded from model predictors.</w:t>
       </w:r>
     </w:p>
     <w:p>
@@ -3418,7 +3117,7 @@
         <w:rPr>
           <w:rFonts w:eastAsiaTheme="minorEastAsia"/>
         </w:rPr>
-        <w:t>Since only sold properties are observed, performance on unsold homes remains uncertain. All predictors must be available by the valuation date, and the 2025 test set remains untouched until model selection and tuning are complete.</w:t>
+        <w:t>To limit temporal leakage, all data-dependent preprocessing was fitted on the training period and applied to validation and test observations without refitting. The 2025 test outcomes were excluded from model selection and hyperparameter tuning. Nevertheless, because the available transactions represent sold properties only, performance on these historical sales cannot establish equivalent accuracy for homes without recent transactions. This limitation must be considered when interpreting model comparisons and assessing suitability for deployment.</w:t>
       </w:r>
     </w:p>
     <w:p>
@@ -3435,7 +3134,15 @@
         <w:t xml:space="preserve">3d. </w:t>
       </w:r>
       <w:r>
-        <w:t>Show how experiments informed your decisions. Include a comparison of feature sets.</w:t>
+        <w:t xml:space="preserve">Show how experiments </w:t>
+      </w:r>
+      <w:proofErr w:type="gramStart"/>
+      <w:r>
+        <w:t>informed</w:t>
+      </w:r>
+      <w:proofErr w:type="gramEnd"/>
+      <w:r>
+        <w:t xml:space="preserve"> your decisions. Include a comparison of feature sets.</w:t>
       </w:r>
     </w:p>
     <w:p>
@@ -3450,8 +3157,16 @@
           <w:rFonts w:eastAsiaTheme="minorEastAsia"/>
           <w:color w:val="000000" w:themeColor="text1"/>
         </w:rPr>
-        <w:t>Feature-set experiments investigated whether location and property characteristics provide complementary predictive information and whether selected engineered features improve performance beyond an additive specification. Candidate interactions were motivated by plausible property-valuation relationships, but their usefulness was determined by validation results rather than assumptions alone.</w:t>
-      </w:r>
+        <w:t>Feature-set experiments examined whether location and property characteristics provide complementary predictive information and whether engineered interactions offer additional value beyond an additive specification. Candidate features were motivated by plausible valuation relationships, but decisions to retain them were based on chronological validation performance rather than economic intuition alone.</w:t>
+      </w:r>
+    </w:p>
+    <w:p>
+      <w:pPr>
+        <w:rPr>
+          <w:rFonts w:eastAsiaTheme="minorEastAsia"/>
+          <w:color w:val="000000" w:themeColor="text1"/>
+        </w:rPr>
+      </w:pPr>
     </w:p>
     <w:p>
       <w:pPr>
@@ -3460,36 +3175,12 @@
           <w:color w:val="000000" w:themeColor="text1"/>
         </w:rPr>
       </w:pPr>
-    </w:p>
-    <w:p>
-      <w:pPr>
-        <w:rPr>
-          <w:rFonts w:eastAsiaTheme="minorEastAsia" w:hint="eastAsia"/>
+      <w:r>
+        <w:rPr>
+          <w:rFonts w:eastAsiaTheme="minorEastAsia"/>
           <w:color w:val="000000" w:themeColor="text1"/>
         </w:rPr>
-      </w:pPr>
-      <w:r>
-        <w:rPr>
-          <w:rFonts w:eastAsiaTheme="minorEastAsia"/>
-          <w:color w:val="000000" w:themeColor="text1"/>
-        </w:rPr>
-        <w:t xml:space="preserve">Four initial feature sets were constructed: A </w:t>
-      </w:r>
-      <w:proofErr w:type="gramStart"/>
-      <w:r>
-        <w:rPr>
-          <w:rFonts w:eastAsiaTheme="minorEastAsia"/>
-          <w:color w:val="000000" w:themeColor="text1"/>
-        </w:rPr>
-        <w:t>contained location predictors</w:t>
-      </w:r>
-      <w:proofErr w:type="gramEnd"/>
-      <w:r>
-        <w:rPr>
-          <w:rFonts w:eastAsiaTheme="minorEastAsia"/>
-          <w:color w:val="000000" w:themeColor="text1"/>
-        </w:rPr>
-        <w:t>, B contained property characteristics, C combined both groups, and D added a Building Size × Archived Building Age interaction to C. The interaction allowed the relationship between building size and predicted price to vary with age. Linear Regression was held constant across A–D, using the same chronological split, training-fitted preprocessing and evaluation metrics. The primary selection criterion was WAE (2:1), which assigns twice the penalty to overvaluation.</w:t>
+        <w:t>Four initial feature sets were evaluated using Linear Regression: A contained 67 location predictors, B contained 30 property predictors, C combined both groups (97 predictors), and D added a Building Size × Archived Building Age interaction (98 predictors). The interaction was intended to capture the possibility that the contribution of building area to price varies with building age. The model family, chronological split and training-fitted preprocessing were held constant to support a consistent comparison, with WAE (2:1) used as the primary selection metric.</w:t>
       </w:r>
     </w:p>
     <w:p>
@@ -3696,10 +3387,16 @@
             <w:pPr>
               <w:rPr>
                 <w:rFonts w:eastAsiaTheme="minorEastAsia"/>
-                <w:color w:val="000000" w:themeColor="text1"/>
-              </w:rPr>
-            </w:pPr>
-            <w:r>
+                <w:b w:val="0"/>
+                <w:bCs w:val="0"/>
+                <w:color w:val="000000" w:themeColor="text1"/>
+              </w:rPr>
+            </w:pPr>
+            <w:r>
+              <w:rPr>
+                <w:b w:val="0"/>
+                <w:bCs w:val="0"/>
+              </w:rPr>
               <w:t>A. Location</w:t>
             </w:r>
           </w:p>
@@ -3815,10 +3512,16 @@
             <w:pPr>
               <w:rPr>
                 <w:rFonts w:eastAsiaTheme="minorEastAsia"/>
-                <w:color w:val="000000" w:themeColor="text1"/>
-              </w:rPr>
-            </w:pPr>
-            <w:r>
+                <w:b w:val="0"/>
+                <w:bCs w:val="0"/>
+                <w:color w:val="000000" w:themeColor="text1"/>
+              </w:rPr>
+            </w:pPr>
+            <w:r>
+              <w:rPr>
+                <w:b w:val="0"/>
+                <w:bCs w:val="0"/>
+              </w:rPr>
               <w:t>B. Property</w:t>
             </w:r>
           </w:p>
@@ -3935,10 +3638,16 @@
             <w:pPr>
               <w:rPr>
                 <w:rFonts w:eastAsiaTheme="minorEastAsia"/>
-                <w:color w:val="000000" w:themeColor="text1"/>
-              </w:rPr>
-            </w:pPr>
-            <w:r>
+                <w:b w:val="0"/>
+                <w:bCs w:val="0"/>
+                <w:color w:val="000000" w:themeColor="text1"/>
+              </w:rPr>
+            </w:pPr>
+            <w:r>
+              <w:rPr>
+                <w:b w:val="0"/>
+                <w:bCs w:val="0"/>
+              </w:rPr>
               <w:t>C. Combined</w:t>
             </w:r>
           </w:p>
@@ -4058,6 +3767,11 @@
               </w:rPr>
             </w:pPr>
             <w:r>
+              <w:rPr>
+                <w:rStyle w:val="Strong"/>
+                <w:b/>
+                <w:bCs/>
+              </w:rPr>
               <w:t>D. C + Size × Age</w:t>
             </w:r>
           </w:p>
@@ -4073,10 +3787,15 @@
               <w:cnfStyle w:val="000000000000" w:firstRow="0" w:lastRow="0" w:firstColumn="0" w:lastColumn="0" w:oddVBand="0" w:evenVBand="0" w:oddHBand="0" w:evenHBand="0" w:firstRowFirstColumn="0" w:firstRowLastColumn="0" w:lastRowFirstColumn="0" w:lastRowLastColumn="0"/>
               <w:rPr>
                 <w:rFonts w:eastAsiaTheme="minorEastAsia"/>
-                <w:color w:val="000000" w:themeColor="text1"/>
-              </w:rPr>
-            </w:pPr>
-            <w:r>
+                <w:b/>
+                <w:bCs/>
+                <w:color w:val="000000" w:themeColor="text1"/>
+              </w:rPr>
+            </w:pPr>
+            <w:r>
+              <w:rPr>
+                <w:rStyle w:val="Strong"/>
+              </w:rPr>
               <w:t>98</w:t>
             </w:r>
           </w:p>
@@ -4092,6 +3811,8 @@
               <w:cnfStyle w:val="000000000000" w:firstRow="0" w:lastRow="0" w:firstColumn="0" w:lastColumn="0" w:oddVBand="0" w:evenVBand="0" w:oddHBand="0" w:evenHBand="0" w:firstRowFirstColumn="0" w:firstRowLastColumn="0" w:lastRowFirstColumn="0" w:lastRowLastColumn="0"/>
               <w:rPr>
                 <w:rFonts w:eastAsiaTheme="minorEastAsia"/>
+                <w:b/>
+                <w:bCs/>
                 <w:color w:val="000000" w:themeColor="text1"/>
               </w:rPr>
             </w:pPr>
@@ -4114,6 +3835,8 @@
               <w:cnfStyle w:val="000000000000" w:firstRow="0" w:lastRow="0" w:firstColumn="0" w:lastColumn="0" w:oddVBand="0" w:evenVBand="0" w:oddHBand="0" w:evenHBand="0" w:firstRowFirstColumn="0" w:firstRowLastColumn="0" w:lastRowFirstColumn="0" w:lastRowLastColumn="0"/>
               <w:rPr>
                 <w:rFonts w:eastAsiaTheme="minorEastAsia"/>
+                <w:b/>
+                <w:bCs/>
                 <w:color w:val="000000" w:themeColor="text1"/>
               </w:rPr>
             </w:pPr>
@@ -4136,6 +3859,8 @@
               <w:cnfStyle w:val="000000000000" w:firstRow="0" w:lastRow="0" w:firstColumn="0" w:lastColumn="0" w:oddVBand="0" w:evenVBand="0" w:oddHBand="0" w:evenHBand="0" w:firstRowFirstColumn="0" w:firstRowLastColumn="0" w:lastRowFirstColumn="0" w:lastRowLastColumn="0"/>
               <w:rPr>
                 <w:rFonts w:eastAsiaTheme="minorEastAsia"/>
+                <w:b/>
+                <w:bCs/>
                 <w:color w:val="000000" w:themeColor="text1"/>
               </w:rPr>
             </w:pPr>
@@ -4158,6 +3883,8 @@
               <w:cnfStyle w:val="000000000000" w:firstRow="0" w:lastRow="0" w:firstColumn="0" w:lastColumn="0" w:oddVBand="0" w:evenVBand="0" w:oddHBand="0" w:evenHBand="0" w:firstRowFirstColumn="0" w:firstRowLastColumn="0" w:lastRowFirstColumn="0" w:lastRowLastColumn="0"/>
               <w:rPr>
                 <w:rFonts w:eastAsiaTheme="minorEastAsia"/>
+                <w:b/>
+                <w:bCs/>
                 <w:color w:val="000000" w:themeColor="text1"/>
               </w:rPr>
             </w:pPr>
@@ -4183,6 +3910,7 @@
           <w:rFonts w:eastAsiaTheme="minorEastAsia"/>
           <w:color w:val="000000" w:themeColor="text1"/>
         </w:rPr>
+        <w:lastRenderedPageBreak/>
         <w:t>Combining location and property characteristics reduced WAE (2:1) by approximately 18.1% relative to A and 36.1% relative to B, supporting their complementary predictive value. Adding Size × Age further reduced WAE by only 0.27%. Thus, the initial experiment supported combining predictor groups, while the incremental benefit of this single interaction was modest.</w:t>
       </w:r>
     </w:p>
@@ -4197,7 +3925,7 @@
     <w:p>
       <w:pPr>
         <w:rPr>
-          <w:rFonts w:eastAsiaTheme="minorEastAsia" w:hint="eastAsia"/>
+          <w:rFonts w:eastAsiaTheme="minorEastAsia"/>
           <w:color w:val="000000" w:themeColor="text1"/>
         </w:rPr>
       </w:pPr>
@@ -4245,6 +3973,8 @@
       <w:pPr>
         <w:rPr>
           <w:rFonts w:eastAsiaTheme="minorEastAsia"/>
+          <w:b/>
+          <w:bCs/>
           <w:color w:val="000000" w:themeColor="text1"/>
         </w:rPr>
       </w:pPr>
@@ -4284,17 +4014,13 @@
         <w:tblLook w:val="04A0" w:firstRow="1" w:lastRow="0" w:firstColumn="1" w:lastColumn="0" w:noHBand="0" w:noVBand="1"/>
       </w:tblPr>
       <w:tblGrid>
-        <w:gridCol w:w="1294"/>
+        <w:gridCol w:w="2753"/>
         <w:gridCol w:w="1378"/>
-        <w:gridCol w:w="521"/>
-        <w:gridCol w:w="521"/>
-        <w:gridCol w:w="758"/>
         <w:gridCol w:w="1206"/>
         <w:gridCol w:w="821"/>
       </w:tblGrid>
       <w:tr>
         <w:trPr>
-          <w:gridAfter w:val="2"/>
           <w:cnfStyle w:val="100000000000" w:firstRow="1" w:lastRow="0" w:firstColumn="0" w:lastColumn="0" w:oddVBand="0" w:evenVBand="0" w:oddHBand="0" w:evenHBand="0" w:firstRowFirstColumn="0" w:firstRowLastColumn="0" w:lastRowFirstColumn="0" w:lastRowLastColumn="0"/>
           <w:jc w:val="center"/>
         </w:trPr>
@@ -4307,23 +4033,15 @@
           <w:p>
             <w:pPr>
               <w:rPr>
-                <w:rFonts w:eastAsiaTheme="minorEastAsia"/>
-                <w:color w:val="000000" w:themeColor="text1"/>
-              </w:rPr>
-            </w:pPr>
-            <w:r>
-              <w:rPr>
                 <w:rFonts w:eastAsiaTheme="minorEastAsia" w:hint="eastAsia"/>
-                <w:color w:val="000000" w:themeColor="text1"/>
-              </w:rPr>
-              <w:t>F</w:t>
-            </w:r>
-            <w:r>
-              <w:rPr>
-                <w:rFonts w:eastAsiaTheme="minorEastAsia"/>
-                <w:color w:val="000000" w:themeColor="text1"/>
-              </w:rPr>
-              <w:t>eature Set</w:t>
+                <w:color w:val="auto"/>
+                <w:kern w:val="0"/>
+                <w:sz w:val="24"/>
+                <w14:ligatures w14:val="none"/>
+              </w:rPr>
+            </w:pPr>
+            <w:r>
+              <w:t>Feature Set</w:t>
             </w:r>
           </w:p>
         </w:tc>
@@ -4352,7 +4070,6 @@
         <w:tc>
           <w:tcPr>
             <w:tcW w:w="0" w:type="auto"/>
-            <w:gridSpan w:val="2"/>
             <w:hideMark/>
           </w:tcPr>
           <w:p>
@@ -4404,19 +4121,24 @@
           <w:tcPr>
             <w:cnfStyle w:val="001000000000" w:firstRow="0" w:lastRow="0" w:firstColumn="1" w:lastColumn="0" w:oddVBand="0" w:evenVBand="0" w:oddHBand="0" w:evenHBand="0" w:firstRowFirstColumn="0" w:firstRowLastColumn="0" w:lastRowFirstColumn="0" w:lastRowLastColumn="0"/>
             <w:tcW w:w="0" w:type="auto"/>
-            <w:gridSpan w:val="3"/>
-            <w:vAlign w:val="center"/>
-            <w:hideMark/>
-          </w:tcPr>
-          <w:p>
-            <w:pPr>
-              <w:rPr>
-                <w:rFonts w:eastAsiaTheme="minorEastAsia"/>
-                <w:color w:val="000000" w:themeColor="text1"/>
-              </w:rPr>
-            </w:pPr>
-            <w:r>
-              <w:lastRenderedPageBreak/>
+            <w:hideMark/>
+          </w:tcPr>
+          <w:p>
+            <w:pPr>
+              <w:rPr>
+                <w:rFonts w:eastAsiaTheme="minorEastAsia"/>
+                <w:b w:val="0"/>
+                <w:bCs w:val="0"/>
+                <w:color w:val="000000" w:themeColor="text1"/>
+              </w:rPr>
+            </w:pPr>
+            <w:r>
+              <w:rPr>
+                <w:rFonts w:eastAsiaTheme="minorEastAsia"/>
+                <w:b w:val="0"/>
+                <w:bCs w:val="0"/>
+                <w:color w:val="000000" w:themeColor="text1"/>
+              </w:rPr>
               <w:t>E0. Time-Aware Base</w:t>
             </w:r>
           </w:p>
@@ -4424,8 +4146,6 @@
         <w:tc>
           <w:tcPr>
             <w:tcW w:w="0" w:type="auto"/>
-            <w:gridSpan w:val="2"/>
-            <w:vAlign w:val="center"/>
             <w:hideMark/>
           </w:tcPr>
           <w:p>
@@ -4437,6 +4157,10 @@
               </w:rPr>
             </w:pPr>
             <w:r>
+              <w:rPr>
+                <w:rFonts w:eastAsiaTheme="minorEastAsia"/>
+                <w:color w:val="000000" w:themeColor="text1"/>
+              </w:rPr>
               <w:t>169,552.95</w:t>
             </w:r>
           </w:p>
@@ -4444,7 +4168,6 @@
         <w:tc>
           <w:tcPr>
             <w:tcW w:w="0" w:type="auto"/>
-            <w:vAlign w:val="center"/>
             <w:hideMark/>
           </w:tcPr>
           <w:p>
@@ -4456,6 +4179,10 @@
               </w:rPr>
             </w:pPr>
             <w:r>
+              <w:rPr>
+                <w:rFonts w:eastAsiaTheme="minorEastAsia"/>
+                <w:color w:val="000000" w:themeColor="text1"/>
+              </w:rPr>
               <w:t>110,008.22</w:t>
             </w:r>
           </w:p>
@@ -4463,7 +4190,6 @@
         <w:tc>
           <w:tcPr>
             <w:tcW w:w="0" w:type="auto"/>
-            <w:vAlign w:val="center"/>
             <w:hideMark/>
           </w:tcPr>
           <w:p>
@@ -4475,6 +4201,10 @@
               </w:rPr>
             </w:pPr>
             <w:r>
+              <w:rPr>
+                <w:rFonts w:eastAsiaTheme="minorEastAsia"/>
+                <w:color w:val="000000" w:themeColor="text1"/>
+              </w:rPr>
               <w:t>0.7253</w:t>
             </w:r>
           </w:p>
@@ -4488,18 +4218,24 @@
           <w:tcPr>
             <w:cnfStyle w:val="001000000000" w:firstRow="0" w:lastRow="0" w:firstColumn="1" w:lastColumn="0" w:oddVBand="0" w:evenVBand="0" w:oddHBand="0" w:evenHBand="0" w:firstRowFirstColumn="0" w:firstRowLastColumn="0" w:lastRowFirstColumn="0" w:lastRowLastColumn="0"/>
             <w:tcW w:w="0" w:type="auto"/>
-            <w:gridSpan w:val="3"/>
-            <w:vAlign w:val="center"/>
-            <w:hideMark/>
-          </w:tcPr>
-          <w:p>
-            <w:pPr>
-              <w:rPr>
-                <w:rFonts w:eastAsiaTheme="minorEastAsia"/>
-                <w:color w:val="000000" w:themeColor="text1"/>
-              </w:rPr>
-            </w:pPr>
-            <w:r>
+            <w:hideMark/>
+          </w:tcPr>
+          <w:p>
+            <w:pPr>
+              <w:rPr>
+                <w:rFonts w:eastAsiaTheme="minorEastAsia"/>
+                <w:b w:val="0"/>
+                <w:bCs w:val="0"/>
+                <w:color w:val="000000" w:themeColor="text1"/>
+              </w:rPr>
+            </w:pPr>
+            <w:r>
+              <w:rPr>
+                <w:rFonts w:eastAsiaTheme="minorEastAsia"/>
+                <w:b w:val="0"/>
+                <w:bCs w:val="0"/>
+                <w:color w:val="000000" w:themeColor="text1"/>
+              </w:rPr>
               <w:t>E1. Size × Age</w:t>
             </w:r>
           </w:p>
@@ -4507,8 +4243,6 @@
         <w:tc>
           <w:tcPr>
             <w:tcW w:w="0" w:type="auto"/>
-            <w:gridSpan w:val="2"/>
-            <w:vAlign w:val="center"/>
             <w:hideMark/>
           </w:tcPr>
           <w:p>
@@ -4520,6 +4254,10 @@
               </w:rPr>
             </w:pPr>
             <w:r>
+              <w:rPr>
+                <w:rFonts w:eastAsiaTheme="minorEastAsia"/>
+                <w:color w:val="000000" w:themeColor="text1"/>
+              </w:rPr>
               <w:t>168,913.15</w:t>
             </w:r>
           </w:p>
@@ -4527,7 +4265,6 @@
         <w:tc>
           <w:tcPr>
             <w:tcW w:w="0" w:type="auto"/>
-            <w:vAlign w:val="center"/>
             <w:hideMark/>
           </w:tcPr>
           <w:p>
@@ -4539,6 +4276,10 @@
               </w:rPr>
             </w:pPr>
             <w:r>
+              <w:rPr>
+                <w:rFonts w:eastAsiaTheme="minorEastAsia"/>
+                <w:color w:val="000000" w:themeColor="text1"/>
+              </w:rPr>
               <w:t>109,585.75</w:t>
             </w:r>
           </w:p>
@@ -4546,7 +4287,6 @@
         <w:tc>
           <w:tcPr>
             <w:tcW w:w="0" w:type="auto"/>
-            <w:vAlign w:val="center"/>
             <w:hideMark/>
           </w:tcPr>
           <w:p>
@@ -4558,6 +4298,10 @@
               </w:rPr>
             </w:pPr>
             <w:r>
+              <w:rPr>
+                <w:rFonts w:eastAsiaTheme="minorEastAsia"/>
+                <w:color w:val="000000" w:themeColor="text1"/>
+              </w:rPr>
               <w:t>0.7291</w:t>
             </w:r>
           </w:p>
@@ -4572,18 +4316,24 @@
           <w:tcPr>
             <w:cnfStyle w:val="001000000000" w:firstRow="0" w:lastRow="0" w:firstColumn="1" w:lastColumn="0" w:oddVBand="0" w:evenVBand="0" w:oddHBand="0" w:evenHBand="0" w:firstRowFirstColumn="0" w:firstRowLastColumn="0" w:lastRowFirstColumn="0" w:lastRowLastColumn="0"/>
             <w:tcW w:w="0" w:type="auto"/>
-            <w:gridSpan w:val="3"/>
-            <w:vAlign w:val="center"/>
-            <w:hideMark/>
-          </w:tcPr>
-          <w:p>
-            <w:pPr>
-              <w:rPr>
-                <w:rFonts w:eastAsiaTheme="minorEastAsia"/>
-                <w:color w:val="000000" w:themeColor="text1"/>
-              </w:rPr>
-            </w:pPr>
-            <w:r>
+            <w:hideMark/>
+          </w:tcPr>
+          <w:p>
+            <w:pPr>
+              <w:rPr>
+                <w:rFonts w:eastAsiaTheme="minorEastAsia"/>
+                <w:b w:val="0"/>
+                <w:bCs w:val="0"/>
+                <w:color w:val="000000" w:themeColor="text1"/>
+              </w:rPr>
+            </w:pPr>
+            <w:r>
+              <w:rPr>
+                <w:rFonts w:eastAsiaTheme="minorEastAsia"/>
+                <w:b w:val="0"/>
+                <w:bCs w:val="0"/>
+                <w:color w:val="000000" w:themeColor="text1"/>
+              </w:rPr>
               <w:t>E2. Size × Class</w:t>
             </w:r>
           </w:p>
@@ -4591,8 +4341,6 @@
         <w:tc>
           <w:tcPr>
             <w:tcW w:w="0" w:type="auto"/>
-            <w:gridSpan w:val="2"/>
-            <w:vAlign w:val="center"/>
             <w:hideMark/>
           </w:tcPr>
           <w:p>
@@ -4604,6 +4352,10 @@
               </w:rPr>
             </w:pPr>
             <w:r>
+              <w:rPr>
+                <w:rFonts w:eastAsiaTheme="minorEastAsia"/>
+                <w:color w:val="000000" w:themeColor="text1"/>
+              </w:rPr>
               <w:t>166,933.85</w:t>
             </w:r>
           </w:p>
@@ -4611,7 +4363,6 @@
         <w:tc>
           <w:tcPr>
             <w:tcW w:w="0" w:type="auto"/>
-            <w:vAlign w:val="center"/>
             <w:hideMark/>
           </w:tcPr>
           <w:p>
@@ -4623,6 +4374,10 @@
               </w:rPr>
             </w:pPr>
             <w:r>
+              <w:rPr>
+                <w:rFonts w:eastAsiaTheme="minorEastAsia"/>
+                <w:color w:val="000000" w:themeColor="text1"/>
+              </w:rPr>
               <w:t>108,223.02</w:t>
             </w:r>
           </w:p>
@@ -4630,7 +4385,6 @@
         <w:tc>
           <w:tcPr>
             <w:tcW w:w="0" w:type="auto"/>
-            <w:vAlign w:val="center"/>
             <w:hideMark/>
           </w:tcPr>
           <w:p>
@@ -4642,6 +4396,10 @@
               </w:rPr>
             </w:pPr>
             <w:r>
+              <w:rPr>
+                <w:rFonts w:eastAsiaTheme="minorEastAsia"/>
+                <w:color w:val="000000" w:themeColor="text1"/>
+              </w:rPr>
               <w:t>0.7431</w:t>
             </w:r>
           </w:p>
@@ -4655,18 +4413,24 @@
           <w:tcPr>
             <w:cnfStyle w:val="001000000000" w:firstRow="0" w:lastRow="0" w:firstColumn="1" w:lastColumn="0" w:oddVBand="0" w:evenVBand="0" w:oddHBand="0" w:evenHBand="0" w:firstRowFirstColumn="0" w:firstRowLastColumn="0" w:lastRowFirstColumn="0" w:lastRowLastColumn="0"/>
             <w:tcW w:w="0" w:type="auto"/>
-            <w:gridSpan w:val="3"/>
-            <w:vAlign w:val="center"/>
-            <w:hideMark/>
-          </w:tcPr>
-          <w:p>
-            <w:pPr>
-              <w:rPr>
-                <w:rFonts w:eastAsiaTheme="minorEastAsia"/>
-                <w:color w:val="000000" w:themeColor="text1"/>
-              </w:rPr>
-            </w:pPr>
-            <w:r>
+            <w:hideMark/>
+          </w:tcPr>
+          <w:p>
+            <w:pPr>
+              <w:rPr>
+                <w:rFonts w:eastAsiaTheme="minorEastAsia"/>
+                <w:b w:val="0"/>
+                <w:bCs w:val="0"/>
+                <w:color w:val="000000" w:themeColor="text1"/>
+              </w:rPr>
+            </w:pPr>
+            <w:r>
+              <w:rPr>
+                <w:rFonts w:eastAsiaTheme="minorEastAsia"/>
+                <w:b w:val="0"/>
+                <w:bCs w:val="0"/>
+                <w:color w:val="000000" w:themeColor="text1"/>
+              </w:rPr>
               <w:t>E3. Size × Township</w:t>
             </w:r>
           </w:p>
@@ -4674,8 +4438,6 @@
         <w:tc>
           <w:tcPr>
             <w:tcW w:w="0" w:type="auto"/>
-            <w:gridSpan w:val="2"/>
-            <w:vAlign w:val="center"/>
             <w:hideMark/>
           </w:tcPr>
           <w:p>
@@ -4687,6 +4449,10 @@
               </w:rPr>
             </w:pPr>
             <w:r>
+              <w:rPr>
+                <w:rFonts w:eastAsiaTheme="minorEastAsia"/>
+                <w:color w:val="000000" w:themeColor="text1"/>
+              </w:rPr>
               <w:t>165,564.42</w:t>
             </w:r>
           </w:p>
@@ -4694,7 +4460,6 @@
         <w:tc>
           <w:tcPr>
             <w:tcW w:w="0" w:type="auto"/>
-            <w:vAlign w:val="center"/>
             <w:hideMark/>
           </w:tcPr>
           <w:p>
@@ -4706,6 +4471,10 @@
               </w:rPr>
             </w:pPr>
             <w:r>
+              <w:rPr>
+                <w:rFonts w:eastAsiaTheme="minorEastAsia"/>
+                <w:color w:val="000000" w:themeColor="text1"/>
+              </w:rPr>
               <w:t>106,667.64</w:t>
             </w:r>
           </w:p>
@@ -4713,7 +4482,6 @@
         <w:tc>
           <w:tcPr>
             <w:tcW w:w="0" w:type="auto"/>
-            <w:vAlign w:val="center"/>
             <w:hideMark/>
           </w:tcPr>
           <w:p>
@@ -4725,6 +4493,10 @@
               </w:rPr>
             </w:pPr>
             <w:r>
+              <w:rPr>
+                <w:rFonts w:eastAsiaTheme="minorEastAsia"/>
+                <w:color w:val="000000" w:themeColor="text1"/>
+              </w:rPr>
               <w:t>0.7522</w:t>
             </w:r>
           </w:p>
@@ -4739,18 +4511,24 @@
           <w:tcPr>
             <w:cnfStyle w:val="001000000000" w:firstRow="0" w:lastRow="0" w:firstColumn="1" w:lastColumn="0" w:oddVBand="0" w:evenVBand="0" w:oddHBand="0" w:evenHBand="0" w:firstRowFirstColumn="0" w:firstRowLastColumn="0" w:lastRowFirstColumn="0" w:lastRowLastColumn="0"/>
             <w:tcW w:w="0" w:type="auto"/>
-            <w:gridSpan w:val="3"/>
-            <w:vAlign w:val="center"/>
-            <w:hideMark/>
-          </w:tcPr>
-          <w:p>
-            <w:pPr>
-              <w:rPr>
-                <w:rFonts w:eastAsiaTheme="minorEastAsia"/>
-                <w:color w:val="000000" w:themeColor="text1"/>
-              </w:rPr>
-            </w:pPr>
-            <w:r>
+            <w:hideMark/>
+          </w:tcPr>
+          <w:p>
+            <w:pPr>
+              <w:rPr>
+                <w:rFonts w:eastAsiaTheme="minorEastAsia"/>
+                <w:b w:val="0"/>
+                <w:bCs w:val="0"/>
+                <w:color w:val="000000" w:themeColor="text1"/>
+              </w:rPr>
+            </w:pPr>
+            <w:r>
+              <w:rPr>
+                <w:rFonts w:eastAsiaTheme="minorEastAsia"/>
+                <w:b w:val="0"/>
+                <w:bCs w:val="0"/>
+                <w:color w:val="000000" w:themeColor="text1"/>
+              </w:rPr>
               <w:t>E4. Log Land × Township</w:t>
             </w:r>
           </w:p>
@@ -4758,8 +4536,6 @@
         <w:tc>
           <w:tcPr>
             <w:tcW w:w="0" w:type="auto"/>
-            <w:gridSpan w:val="2"/>
-            <w:vAlign w:val="center"/>
             <w:hideMark/>
           </w:tcPr>
           <w:p>
@@ -4771,6 +4547,10 @@
               </w:rPr>
             </w:pPr>
             <w:r>
+              <w:rPr>
+                <w:rFonts w:eastAsiaTheme="minorEastAsia"/>
+                <w:color w:val="000000" w:themeColor="text1"/>
+              </w:rPr>
               <w:t>166,767.75</w:t>
             </w:r>
           </w:p>
@@ -4778,7 +4558,6 @@
         <w:tc>
           <w:tcPr>
             <w:tcW w:w="0" w:type="auto"/>
-            <w:vAlign w:val="center"/>
             <w:hideMark/>
           </w:tcPr>
           <w:p>
@@ -4790,6 +4569,10 @@
               </w:rPr>
             </w:pPr>
             <w:r>
+              <w:rPr>
+                <w:rFonts w:eastAsiaTheme="minorEastAsia"/>
+                <w:color w:val="000000" w:themeColor="text1"/>
+              </w:rPr>
               <w:t>107,827.21</w:t>
             </w:r>
           </w:p>
@@ -4797,7 +4580,6 @@
         <w:tc>
           <w:tcPr>
             <w:tcW w:w="0" w:type="auto"/>
-            <w:vAlign w:val="center"/>
             <w:hideMark/>
           </w:tcPr>
           <w:p>
@@ -4809,6 +4591,10 @@
               </w:rPr>
             </w:pPr>
             <w:r>
+              <w:rPr>
+                <w:rFonts w:eastAsiaTheme="minorEastAsia"/>
+                <w:color w:val="000000" w:themeColor="text1"/>
+              </w:rPr>
               <w:t>0.7455</w:t>
             </w:r>
           </w:p>
@@ -4822,18 +4608,24 @@
           <w:tcPr>
             <w:cnfStyle w:val="001000000000" w:firstRow="0" w:lastRow="0" w:firstColumn="1" w:lastColumn="0" w:oddVBand="0" w:evenVBand="0" w:oddHBand="0" w:evenHBand="0" w:firstRowFirstColumn="0" w:firstRowLastColumn="0" w:lastRowFirstColumn="0" w:lastRowLastColumn="0"/>
             <w:tcW w:w="0" w:type="auto"/>
-            <w:gridSpan w:val="3"/>
-            <w:vAlign w:val="center"/>
-            <w:hideMark/>
-          </w:tcPr>
-          <w:p>
-            <w:pPr>
-              <w:rPr>
-                <w:rFonts w:eastAsiaTheme="minorEastAsia"/>
-                <w:color w:val="000000" w:themeColor="text1"/>
-              </w:rPr>
-            </w:pPr>
-            <w:r>
+            <w:hideMark/>
+          </w:tcPr>
+          <w:p>
+            <w:pPr>
+              <w:rPr>
+                <w:rFonts w:eastAsiaTheme="minorEastAsia"/>
+                <w:b w:val="0"/>
+                <w:bCs w:val="0"/>
+                <w:color w:val="000000" w:themeColor="text1"/>
+              </w:rPr>
+            </w:pPr>
+            <w:r>
+              <w:rPr>
+                <w:rFonts w:eastAsiaTheme="minorEastAsia"/>
+                <w:b w:val="0"/>
+                <w:bCs w:val="0"/>
+                <w:color w:val="000000" w:themeColor="text1"/>
+              </w:rPr>
               <w:t>E5. Basement × Flood</w:t>
             </w:r>
           </w:p>
@@ -4841,8 +4633,6 @@
         <w:tc>
           <w:tcPr>
             <w:tcW w:w="0" w:type="auto"/>
-            <w:gridSpan w:val="2"/>
-            <w:vAlign w:val="center"/>
             <w:hideMark/>
           </w:tcPr>
           <w:p>
@@ -4854,6 +4644,10 @@
               </w:rPr>
             </w:pPr>
             <w:r>
+              <w:rPr>
+                <w:rFonts w:eastAsiaTheme="minorEastAsia"/>
+                <w:color w:val="000000" w:themeColor="text1"/>
+              </w:rPr>
               <w:t>169,578.68</w:t>
             </w:r>
           </w:p>
@@ -4861,7 +4655,6 @@
         <w:tc>
           <w:tcPr>
             <w:tcW w:w="0" w:type="auto"/>
-            <w:vAlign w:val="center"/>
             <w:hideMark/>
           </w:tcPr>
           <w:p>
@@ -4873,6 +4666,10 @@
               </w:rPr>
             </w:pPr>
             <w:r>
+              <w:rPr>
+                <w:rFonts w:eastAsiaTheme="minorEastAsia"/>
+                <w:color w:val="000000" w:themeColor="text1"/>
+              </w:rPr>
               <w:t>110,023.12</w:t>
             </w:r>
           </w:p>
@@ -4880,7 +4677,6 @@
         <w:tc>
           <w:tcPr>
             <w:tcW w:w="0" w:type="auto"/>
-            <w:vAlign w:val="center"/>
             <w:hideMark/>
           </w:tcPr>
           <w:p>
@@ -4892,6 +4688,10 @@
               </w:rPr>
             </w:pPr>
             <w:r>
+              <w:rPr>
+                <w:rFonts w:eastAsiaTheme="minorEastAsia"/>
+                <w:color w:val="000000" w:themeColor="text1"/>
+              </w:rPr>
               <w:t>0.7252</w:t>
             </w:r>
           </w:p>
@@ -4906,18 +4706,20 @@
           <w:tcPr>
             <w:cnfStyle w:val="001000000000" w:firstRow="0" w:lastRow="0" w:firstColumn="1" w:lastColumn="0" w:oddVBand="0" w:evenVBand="0" w:oddHBand="0" w:evenHBand="0" w:firstRowFirstColumn="0" w:firstRowLastColumn="0" w:lastRowFirstColumn="0" w:lastRowLastColumn="0"/>
             <w:tcW w:w="0" w:type="auto"/>
-            <w:gridSpan w:val="3"/>
-            <w:vAlign w:val="center"/>
-            <w:hideMark/>
-          </w:tcPr>
-          <w:p>
-            <w:pPr>
-              <w:rPr>
-                <w:rFonts w:eastAsiaTheme="minorEastAsia"/>
-                <w:color w:val="000000" w:themeColor="text1"/>
-              </w:rPr>
-            </w:pPr>
-            <w:r>
+            <w:hideMark/>
+          </w:tcPr>
+          <w:p>
+            <w:pPr>
+              <w:rPr>
+                <w:rFonts w:eastAsiaTheme="minorEastAsia"/>
+                <w:color w:val="000000" w:themeColor="text1"/>
+              </w:rPr>
+            </w:pPr>
+            <w:r>
+              <w:rPr>
+                <w:rFonts w:eastAsiaTheme="minorEastAsia"/>
+                <w:color w:val="000000" w:themeColor="text1"/>
+              </w:rPr>
               <w:t>E6. Combined Interactions</w:t>
             </w:r>
           </w:p>
@@ -4925,8 +4727,6 @@
         <w:tc>
           <w:tcPr>
             <w:tcW w:w="0" w:type="auto"/>
-            <w:gridSpan w:val="2"/>
-            <w:vAlign w:val="center"/>
             <w:hideMark/>
           </w:tcPr>
           <w:p>
@@ -4939,7 +4739,10 @@
             </w:pPr>
             <w:r>
               <w:rPr>
-                <w:rStyle w:val="Strong"/>
+                <w:rFonts w:eastAsiaTheme="minorEastAsia"/>
+                <w:b/>
+                <w:bCs/>
+                <w:color w:val="000000" w:themeColor="text1"/>
               </w:rPr>
               <w:t>161,823.59</w:t>
             </w:r>
@@ -4948,7 +4751,6 @@
         <w:tc>
           <w:tcPr>
             <w:tcW w:w="0" w:type="auto"/>
-            <w:vAlign w:val="center"/>
             <w:hideMark/>
           </w:tcPr>
           <w:p>
@@ -4961,7 +4763,10 @@
             </w:pPr>
             <w:r>
               <w:rPr>
-                <w:rStyle w:val="Strong"/>
+                <w:rFonts w:eastAsiaTheme="minorEastAsia"/>
+                <w:b/>
+                <w:bCs/>
+                <w:color w:val="000000" w:themeColor="text1"/>
               </w:rPr>
               <w:t>104,068.43</w:t>
             </w:r>
@@ -4970,7 +4775,6 @@
         <w:tc>
           <w:tcPr>
             <w:tcW w:w="0" w:type="auto"/>
-            <w:vAlign w:val="center"/>
             <w:hideMark/>
           </w:tcPr>
           <w:p>
@@ -4983,7 +4787,10 @@
             </w:pPr>
             <w:r>
               <w:rPr>
-                <w:rStyle w:val="Strong"/>
+                <w:rFonts w:eastAsiaTheme="minorEastAsia"/>
+                <w:b/>
+                <w:bCs/>
+                <w:color w:val="000000" w:themeColor="text1"/>
               </w:rPr>
               <w:t>0.7788</w:t>
             </w:r>
@@ -5004,7 +4811,7 @@
           <w:rFonts w:eastAsiaTheme="minorEastAsia"/>
           <w:color w:val="000000" w:themeColor="text1"/>
         </w:rPr>
-        <w:t>E3 showed a larger improvement than E1, while E5 offered no WAE improvement over E0. The combined E6 configuration reduced WAE by approximately 4.56% relative to E0 and achieved the lowest MAE within this experiment. However, some configurations also included transformed main effects, so these differences should be interpreted as changes in complete feature configurations rather than the isolated causal contribution of each interaction.</w:t>
+        <w:t>E3 achieved a greater improvement than E1, suggesting that township-specific size effects may capture more useful price variation than the Size × Age specification in this experiment. In contrast, E5 performed slightly worse than E0, providing no validation evidence for retaining the Basement × Flood configuration. E6 delivered the strongest results within this series, reducing WAE by approximately 4.56% relative to E0 and achieving the lowest MAE. However, some configurations also included transformed main effects; therefore, these improvements reflect the performance of complete feature configurations rather than the isolated causal contribution of individual interactions.</w:t>
       </w:r>
     </w:p>
     <w:p>
@@ -5029,7 +4836,7 @@
           <w:rFonts w:eastAsiaTheme="minorEastAsia"/>
           <w:color w:val="000000" w:themeColor="text1"/>
         </w:rPr>
-        <w:t>Additional experiments examined three proposed feature specifications using Feature Set D as the reference and Ridge fixed at α = 8. The reference WAE was $153,163.83. Adding the repaired Size × Construction Quality interaction (F1) reduced WAE to $153,141.95, an improvement of only $21.89 (0.014%). The Centered Log Land × Log Building configuration (F2) and the combined repaired configuration (F3) produced higher WAEs of $153,463.84 and $153,440.45, respectively. These results provided limited validation evidence for adopting the additional complexity.</w:t>
+        <w:t>Additional experiments assessed three proposed configurations against Feature Set D using Ridge with α = 8. The reference WAE was $153,163.83. Adding the Size × Construction Quality interaction (F1) reduced WAE to $153,141.95, an improvement of approximately $21.89 (0.014%). The Centered Log Land × Log Building configuration (F2) and the combined configuration (F3) produced higher WAEs of $153,463.84 and $153,440.45, respectively. Given the negligible improvement from F1 and the deterioration observed for F2 and F3, these results did not provide sufficient justification for adopting the additional complexity.</w:t>
       </w:r>
     </w:p>
     <w:p>
@@ -5054,7 +4861,7 @@
           <w:rFonts w:eastAsiaTheme="minorEastAsia"/>
           <w:color w:val="000000" w:themeColor="text1"/>
         </w:rPr>
-        <w:t>Finally, the best tuned E6 Ridge configuration (α = 5) achieved a lower MAE ($104,068.83) than Lasso with Feature Set D (α = 20; $110,000.68), but a higher WAE (2:1): $161,801.48 versus $152,566.39. This difference reflects the asymmetric metric: E6 incurred a larger average additional penalty from positive prediction errors. Accordingly, stronger performance under conventional MAE did not guarantee stronger performance under the stated business objective.</w:t>
+        <w:t>The best tuned E6 Ridge configuration (α = 5) achieved a lower MAE ($104,068.83) than Lasso with Feature Set D (α = 20; $110,000.68), but its WAE (2:1) was higher: $161,801.48 compared with $152,566.39. This distinction is important because the primary business objective places greater weight on overvaluation. E6's advantage under MAE therefore did not translate into superior performance under the selected asymmetric error criterion.</w:t>
       </w:r>
     </w:p>
     <w:p>
@@ -5079,7 +4886,23 @@
           <w:rFonts w:eastAsiaTheme="minorEastAsia"/>
           <w:color w:val="000000" w:themeColor="text1"/>
         </w:rPr>
-        <w:t>Overall, the experiments supported combining location and property predictors and assessing engineered features selectively. Lasso with Feature Set D remained the strongest evaluated linear-family configuration under WAE (2:1), although this conclusion is limited to the observed validation period and does not establish performance for unsold homes.</w:t>
+        <w:t xml:space="preserve">Overall, the experiments supported combining location and property information while evaluating engineered features based on their incremental validation benefit. Lasso with Feature Set D remained the strongest evaluated </w:t>
+      </w:r>
+      <w:proofErr w:type="gramStart"/>
+      <w:r>
+        <w:rPr>
+          <w:rFonts w:eastAsiaTheme="minorEastAsia"/>
+          <w:color w:val="000000" w:themeColor="text1"/>
+        </w:rPr>
+        <w:t>linear-family</w:t>
+      </w:r>
+      <w:proofErr w:type="gramEnd"/>
+      <w:r>
+        <w:rPr>
+          <w:rFonts w:eastAsiaTheme="minorEastAsia"/>
+          <w:color w:val="000000" w:themeColor="text1"/>
+        </w:rPr>
+        <w:t xml:space="preserve"> configuration under WAE (2:1). Nevertheless, because multiple feature configurations were compared using the same validation period, the observed improvements may partly reflect period-specific patterns and should not be interpreted as guaranteed gains on future transactions or unsold properties.</w:t>
       </w:r>
     </w:p>
     <w:p>
@@ -5136,7 +4959,7 @@
           <w:bCs/>
           <w:color w:val="EE0000"/>
         </w:rPr>
-        <w:t xml:space="preserve">Model complexity was managed through selective feature engineering and </w:t>
+        <w:t xml:space="preserve">Model complexity was controlled through selective feature engineering and </w:t>
       </w:r>
       <w:proofErr w:type="spellStart"/>
       <w:r>
@@ -5156,7 +4979,7 @@
           <w:bCs/>
           <w:color w:val="EE0000"/>
         </w:rPr>
-        <w:t xml:space="preserve">. As discussed in Section 3d, additional features were evaluated using validation evidence rather than retained solely because they had plausible economic interpretations. Feature Set D was held constant for the linear-model comparison, allowing the effects of </w:t>
+        <w:t xml:space="preserve">. As shown in Section 3d, additional features were retained only when supported by validation evidence rather than economic intuition alone. Feature Set D was held constant when comparing Linear Regression, Ridge and Lasso, allowing the effects of different </w:t>
       </w:r>
       <w:proofErr w:type="spellStart"/>
       <w:r>
@@ -5176,7 +4999,7 @@
           <w:bCs/>
           <w:color w:val="EE0000"/>
         </w:rPr>
-        <w:t xml:space="preserve"> to be assessed without changing the original feature specification.</w:t>
+        <w:t xml:space="preserve"> approaches to be assessed using a consistent original predictor specification.</w:t>
       </w:r>
     </w:p>
     <w:p>
@@ -5216,7 +5039,7 @@
           <w:bCs/>
           <w:color w:val="EE0000"/>
         </w:rPr>
-        <w:t xml:space="preserve"> to shrink coefficients, while Lasso applies L1 </w:t>
+        <w:t xml:space="preserve"> to shrink coefficients and reduce sensitivity to correlated predictors, whereas Lasso applies L1 </w:t>
       </w:r>
       <w:proofErr w:type="spellStart"/>
       <w:r>
@@ -5236,7 +5059,7 @@
           <w:bCs/>
           <w:color w:val="EE0000"/>
         </w:rPr>
-        <w:t xml:space="preserve">, which can additionally set coefficients to zero. Both models were fitted using </w:t>
+        <w:t xml:space="preserve"> and can additionally eliminate coefficients. Both models were fitted using </w:t>
       </w:r>
       <w:proofErr w:type="spellStart"/>
       <w:r>
@@ -5296,7 +5119,7 @@
           <w:bCs/>
           <w:color w:val="EE0000"/>
         </w:rPr>
-        <w:t xml:space="preserve"> strengths (α) were selected using the pre-specified validation WAE (2:1), rather than directly </w:t>
+        <w:t xml:space="preserve"> strengths (α) were selected by </w:t>
       </w:r>
       <w:proofErr w:type="spellStart"/>
       <w:r>
@@ -5306,6 +5129,26 @@
           <w:bCs/>
           <w:color w:val="EE0000"/>
         </w:rPr>
+        <w:t>minimising</w:t>
+      </w:r>
+      <w:proofErr w:type="spellEnd"/>
+      <w:r>
+        <w:rPr>
+          <w:rFonts w:eastAsiaTheme="minorEastAsia"/>
+          <w:b/>
+          <w:bCs/>
+          <w:color w:val="EE0000"/>
+        </w:rPr>
+        <w:t xml:space="preserve"> validation WAE (2:1), rather than directly </w:t>
+      </w:r>
+      <w:proofErr w:type="spellStart"/>
+      <w:r>
+        <w:rPr>
+          <w:rFonts w:eastAsiaTheme="minorEastAsia"/>
+          <w:b/>
+          <w:bCs/>
+          <w:color w:val="EE0000"/>
+        </w:rPr>
         <w:t>optimising</w:t>
       </w:r>
       <w:proofErr w:type="spellEnd"/>
@@ -5316,7 +5159,7 @@
           <w:bCs/>
           <w:color w:val="EE0000"/>
         </w:rPr>
-        <w:t xml:space="preserve"> this asymmetric metric during training. All experiments used training-fitted preprocessing and the same 2024 H2 validation period.</w:t>
+        <w:t xml:space="preserve"> this asymmetric metric during fitting. All tuning used the same 2024 H2 validation transactions, with preprocessing fitted on training data only.</w:t>
       </w:r>
     </w:p>
     <w:p>
@@ -5833,6 +5676,7 @@
                 <w:bCs/>
                 <w:color w:val="EE0000"/>
               </w:rPr>
+              <w:lastRenderedPageBreak/>
               <w:t>Lasso</w:t>
             </w:r>
           </w:p>
@@ -6082,7 +5926,7 @@
           <w:bCs/>
           <w:color w:val="EE0000"/>
         </w:rPr>
-        <w:t xml:space="preserve">Ridge achieved its lowest tested WAE (2:1) at α = 12, while Lasso performed best at α = 20. Ridge's performance changed only slightly around α = 10–15, indicating that its selected value was not a sharply isolated optimum. The results also showed that stronger </w:t>
+        <w:t xml:space="preserve">Ridge achieved its lowest tested WAE at α = 12, while Lasso performed best at α = 20. The relatively small differences among nearby Ridge configurations suggest that predictive performance was not highly sensitive to moderate changes in its </w:t>
       </w:r>
       <w:proofErr w:type="spellStart"/>
       <w:r>
@@ -6102,7 +5946,7 @@
           <w:bCs/>
           <w:color w:val="EE0000"/>
         </w:rPr>
-        <w:t xml:space="preserve"> did not necessarily improve predictive performance, reflecting a trade-off between coefficient shrinkage and predictive accuracy.</w:t>
+        <w:t xml:space="preserve"> strength. Conversely, the deterioration at stronger settings demonstrates that additional coefficient shrinkage does not necessarily improve prediction. Lasso α = 20 achieved a WAE of $152,566.39, approximately $543.10 lower than the selected Ridge configuration, indicating a modest advantage under the primary business-weighted criterion.</w:t>
       </w:r>
     </w:p>
     <w:p>
@@ -6122,7 +5966,7 @@
           <w:bCs/>
           <w:color w:val="EE0000"/>
         </w:rPr>
-        <w:t xml:space="preserve">Preprocessing choices were assessed through controlled ablation experiments using Ridge at a fixed α = 10. The reference configuration, which included numeric missing-value indicators, achieved WAE (2:1) of $153,123.27. Removing these indicators increased WAE to $153,149.31, while adding an </w:t>
+        <w:t xml:space="preserve">Preprocessing choices were also evaluated through controlled ablation experiments using Ridge at a fixed α = 10. The reference configuration, which retained numerical missing-value indicators, achieved WAE (2:1) of $153,123.27. Removing these indicators increased WAE to $153,149.31, whereas adding an </w:t>
       </w:r>
       <w:proofErr w:type="spellStart"/>
       <w:r>
@@ -6142,7 +5986,7 @@
           <w:bCs/>
           <w:color w:val="EE0000"/>
         </w:rPr>
-        <w:t xml:space="preserve"> indicator produced $153,124.19. These differences were very small. They provided limited validation support for retaining the existing missing-value indicators, but no compelling evidence that the additional Chicago indicator justified greater complexity. The findings apply to this Ridge configuration and should not automatically be </w:t>
+        <w:t xml:space="preserve"> indicator produced $153,124.19. These marginal differences provided limited support for retaining the existing missing-value indicators but insufficient evidence that the additional Chicago indicator justified greater complexity. The findings were specific to this Ridge configuration and were not assumed to </w:t>
       </w:r>
       <w:proofErr w:type="spellStart"/>
       <w:r>
@@ -6152,7 +5996,7 @@
           <w:bCs/>
           <w:color w:val="EE0000"/>
         </w:rPr>
-        <w:t>generalised</w:t>
+        <w:t>generalise</w:t>
       </w:r>
       <w:proofErr w:type="spellEnd"/>
       <w:r>
@@ -6182,8 +6026,7 @@
           <w:bCs/>
           <w:color w:val="EE0000"/>
         </w:rPr>
-        <w:lastRenderedPageBreak/>
-        <w:t xml:space="preserve">Numerical convergence was evaluated separately from predictive performance. Because earlier Lasso screening runs had raised convergence concerns, the selected α = 20 configuration was refitted with a tighter tolerance of </w:t>
+        <w:t xml:space="preserve">Numerical convergence was checked separately to ensure that model comparisons were not driven by solver stopping errors. Earlier Ridge runs showed sensitivity to a relatively loose convergence tolerance, so the solver tolerance was tightened to </w:t>
       </w:r>
       <w:proofErr w:type="gramStart"/>
       <w:r>
@@ -6203,7 +6046,7 @@
           <w:bCs/>
           <w:color w:val="EE0000"/>
         </w:rPr>
-        <w:t xml:space="preserve">-5. It converged after 3,112 iterations, with its dual gap below the convergence threshold, and retained 1,074 non-zero coefficients. Further tightening the tolerance produced only minor changes in predictions, supporting numerical stability. However, convergence does </w:t>
+        <w:t>-</w:t>
       </w:r>
       <w:proofErr w:type="gramStart"/>
       <w:r>
@@ -6213,7 +6056,7 @@
           <w:bCs/>
           <w:color w:val="EE0000"/>
         </w:rPr>
-        <w:t>not itself</w:t>
+        <w:t>10</w:t>
       </w:r>
       <w:proofErr w:type="gramEnd"/>
       <w:r>
@@ -6223,7 +6066,27 @@
           <w:bCs/>
           <w:color w:val="EE0000"/>
         </w:rPr>
-        <w:t xml:space="preserve"> demonstrate that overfitting has been eliminated.</w:t>
+        <w:t xml:space="preserve"> and its results were checked against an independent direct solution. Earlier Lasso screening runs also raised convergence concerns. The selected Lasso α = 20 configuration was subsequently refitted with a tolerance of </w:t>
+      </w:r>
+      <w:proofErr w:type="gramStart"/>
+      <w:r>
+        <w:rPr>
+          <w:rFonts w:eastAsiaTheme="minorEastAsia"/>
+          <w:b/>
+          <w:bCs/>
+          <w:color w:val="EE0000"/>
+        </w:rPr>
+        <w:t>1e</w:t>
+      </w:r>
+      <w:proofErr w:type="gramEnd"/>
+      <w:r>
+        <w:rPr>
+          <w:rFonts w:eastAsiaTheme="minorEastAsia"/>
+          <w:b/>
+          <w:bCs/>
+          <w:color w:val="EE0000"/>
+        </w:rPr>
+        <w:t>-5, converging after 3,112 iterations with its dual gap below the stopping threshold and retaining 1,074 non-zero coefficients. These checks strengthened confidence in the numerical solutions, although convergence alone does not establish protection against overfitting.</w:t>
       </w:r>
     </w:p>
     <w:p>
@@ -6243,7 +6106,7 @@
           <w:bCs/>
           <w:color w:val="EE0000"/>
         </w:rPr>
-        <w:t xml:space="preserve">Overall, Lasso with Feature Set D and α = 20 achieved the lowest validation WAE (2:1) among the evaluated linear-model configurations. Its advantage over Ridge was modest, and tuning on a single validation period may </w:t>
+        <w:t xml:space="preserve">Overall, Lasso with Feature Set D and α = 20 achieved the lowest validation WAE (2:1) among the evaluated linear-family configurations. However, its advantage over Ridge was modest, and repeated tuning against a single validation period may </w:t>
       </w:r>
       <w:proofErr w:type="spellStart"/>
       <w:r>
@@ -6263,8 +6126,19 @@
           <w:bCs/>
           <w:color w:val="EE0000"/>
         </w:rPr>
-        <w:t xml:space="preserve"> period-specific patterns. Therefore, this configuration was retained as the preferred linear-family candidate, subject to comparison with the remaining model families.</w:t>
-      </w:r>
+        <w:t xml:space="preserve"> period-specific patterns. Lasso was therefore retained as the preferred linear-family candidate, subject to comparison with tree-based and ensemble models before final model selection.</w:t>
+      </w:r>
+    </w:p>
+    <w:p>
+      <w:pPr>
+        <w:ind w:left="10"/>
+        <w:rPr>
+          <w:rFonts w:eastAsiaTheme="minorEastAsia"/>
+          <w:b/>
+          <w:bCs/>
+          <w:color w:val="EE0000"/>
+        </w:rPr>
+      </w:pPr>
     </w:p>
     <w:p>
       <w:pPr>
@@ -6570,7 +6444,15 @@
           <w:rFonts w:eastAsiaTheme="minorEastAsia" w:hint="eastAsia"/>
           <w:color w:val="EE0000"/>
         </w:rPr>
-        <w:t xml:space="preserve">Predictions from both the model and the baseline were held fixed across all scenarios; only the error weights changed. [The model outperformed the baseline in all three scenarios, indicating that its advantage persisted under the priorities examined / Its advantage reversed under the </w:t>
+        <w:t xml:space="preserve">Predictions from both the model and the baseline were held fixed across all scenarios; only the error weights changed. [The model outperformed the baseline in all three scenarios, indicating that its advantage persisted under the priorities examined </w:t>
+      </w:r>
+      <w:r>
+        <w:rPr>
+          <w:rFonts w:eastAsiaTheme="minorEastAsia" w:hint="eastAsia"/>
+          <w:color w:val="EE0000"/>
+        </w:rPr>
+        <w:lastRenderedPageBreak/>
+        <w:t xml:space="preserve">/ Its advantage reversed under the </w:t>
       </w:r>
       <w:r>
         <w:rPr>
@@ -6955,7 +6837,6 @@
         <w:ind w:left="10"/>
       </w:pPr>
       <w:r>
-        <w:lastRenderedPageBreak/>
         <w:t>For weighted absolute error, multiply each absolute price error by the weight for its direction, then average over sales. Choose your main scenario before model selection and evaluate two alternatives in Question 4c. Cite any research used.</w:t>
       </w:r>
     </w:p>
@@ -7011,53 +6892,30 @@
           <w:rFonts w:eastAsiaTheme="minorEastAsia"/>
           <w:color w:val="EE0000"/>
         </w:rPr>
-        <w:t>After deployment, model performance should be reviewed quarterly as new sale prices become available. The primary monitoring metric would be WAE (2:1), consistent with the greater business concern about overvaluation. MAE, MSE and R² would provide supporting measures, while mean signed error (predicted minus actual price) would help identify systematic overvaluation or undervaluation.</w:t>
-      </w:r>
-    </w:p>
-    <w:p>
-      <w:pPr>
-        <w:rPr>
-          <w:rFonts w:eastAsiaTheme="minorEastAsia"/>
-          <w:color w:val="EE0000"/>
-        </w:rPr>
-      </w:pPr>
-    </w:p>
-    <w:p>
-      <w:pPr>
-        <w:rPr>
-          <w:rFonts w:eastAsiaTheme="minorEastAsia"/>
-          <w:color w:val="EE0000"/>
-        </w:rPr>
-      </w:pPr>
-      <w:r>
-        <w:rPr>
-          <w:rFonts w:eastAsiaTheme="minorEastAsia"/>
-          <w:color w:val="EE0000"/>
-        </w:rPr>
-        <w:t>Performance should be examined across valuation periods, townships and price ranges, with transaction counts and changes in the mix of sold properties considered when interpreting differences. A sustained increase in WAE beyond normal historical variation would trigger investigation into data quality, housing-market changes and model drift. If deterioration persisted after these issues were examined, retraining with more recent sales would be considered, followed by chronological validation before replacing the existing model.</w:t>
-      </w:r>
-    </w:p>
-    <w:p>
-      <w:pPr>
-        <w:rPr>
-          <w:rFonts w:eastAsiaTheme="minorEastAsia"/>
-          <w:color w:val="EE0000"/>
-        </w:rPr>
-      </w:pPr>
-    </w:p>
-    <w:p>
-      <w:pPr>
-        <w:rPr>
-          <w:rFonts w:eastAsiaTheme="minorEastAsia"/>
-          <w:color w:val="EE0000"/>
-        </w:rPr>
-      </w:pPr>
-      <w:r>
-        <w:rPr>
-          <w:rFonts w:eastAsiaTheme="minorEastAsia"/>
-          <w:color w:val="EE0000"/>
-        </w:rPr>
-        <w:t xml:space="preserve">Persistent positive prediction errors or unusually high WAE </w:t>
+        <w:t>Following deployment, model performance should be reviewed quarterly as new transaction prices become available. Weighted absolute error (WAE, 2:1) would remain the primary monitoring metric, consistent with the greater concern about overvaluation in residential assessments. MAE, MSE and R² would provide complementary measures of predictive accuracy, while mean signed error (predicted minus actual sale price) would help detect systematic overvaluation or undervaluation. Monitoring should also be conducted across townships, price ranges and time periods, with transaction counts and changes in the composition of sold properties considered to avoid interpreting small or unrepresentative samples as evidence of model deterioration.</w:t>
+      </w:r>
+    </w:p>
+    <w:p>
+      <w:pPr>
+        <w:rPr>
+          <w:rFonts w:eastAsiaTheme="minorEastAsia"/>
+          <w:color w:val="EE0000"/>
+        </w:rPr>
+      </w:pPr>
+    </w:p>
+    <w:p>
+      <w:pPr>
+        <w:rPr>
+          <w:rFonts w:eastAsiaTheme="minorEastAsia"/>
+          <w:color w:val="EE0000"/>
+        </w:rPr>
+      </w:pPr>
+      <w:r>
+        <w:rPr>
+          <w:rFonts w:eastAsiaTheme="minorEastAsia"/>
+          <w:color w:val="EE0000"/>
+        </w:rPr>
+        <w:t xml:space="preserve">A sustained increase in WAE relative to historical performance would trigger an investigation into changes in housing-market conditions, input data quality and model drift. Persistent positive prediction errors or unusually high WAE within </w:t>
       </w:r>
       <w:proofErr w:type="gramStart"/>
       <w:r>
@@ -7065,7 +6923,7 @@
           <w:rFonts w:eastAsiaTheme="minorEastAsia"/>
           <w:color w:val="EE0000"/>
         </w:rPr>
-        <w:t>in particular townships</w:t>
+        <w:t>particular townships</w:t>
       </w:r>
       <w:proofErr w:type="gramEnd"/>
       <w:r>
@@ -7073,30 +6931,30 @@
           <w:rFonts w:eastAsiaTheme="minorEastAsia"/>
           <w:color w:val="EE0000"/>
         </w:rPr>
-        <w:t xml:space="preserve"> or price groups would trigger increased human review, even if overall performance remained stable. Missing or implausible inputs, unseen categories and changes in feature distributions would prompt data-quality investigation and manual checking of affected estimates.</w:t>
-      </w:r>
-    </w:p>
-    <w:p>
-      <w:pPr>
-        <w:rPr>
-          <w:rFonts w:eastAsiaTheme="minorEastAsia"/>
-          <w:color w:val="EE0000"/>
-        </w:rPr>
-      </w:pPr>
-    </w:p>
-    <w:p>
-      <w:pPr>
-        <w:rPr>
-          <w:rFonts w:eastAsiaTheme="minorEastAsia"/>
-          <w:color w:val="EE0000"/>
-        </w:rPr>
-      </w:pPr>
-      <w:r>
-        <w:rPr>
-          <w:rFonts w:eastAsiaTheme="minorEastAsia"/>
-          <w:color w:val="EE0000"/>
-        </w:rPr>
-        <w:t>Because actual prediction errors are observable only for sold properties, these monitoring results cannot establish accuracy for unsold homes. Analyst adjustments should therefore be tracked as additional warning signals, rather than treated as verified prediction errors.</w:t>
+        <w:t xml:space="preserve"> or price groups would warrant increased human review, even if overall performance remained acceptable. If deterioration continued after potential data-quality problems were addressed, retraining using more recent transactions would be considered. Any replacement model should first demonstrate improved performance through chronological validation rather than being deployed solely because it was trained on newer observations.</w:t>
+      </w:r>
+    </w:p>
+    <w:p>
+      <w:pPr>
+        <w:rPr>
+          <w:rFonts w:eastAsiaTheme="minorEastAsia"/>
+          <w:color w:val="EE0000"/>
+        </w:rPr>
+      </w:pPr>
+    </w:p>
+    <w:p>
+      <w:pPr>
+        <w:rPr>
+          <w:rFonts w:eastAsiaTheme="minorEastAsia" w:hint="eastAsia"/>
+          <w:color w:val="EE0000"/>
+        </w:rPr>
+      </w:pPr>
+      <w:r>
+        <w:rPr>
+          <w:rFonts w:eastAsiaTheme="minorEastAsia"/>
+          <w:color w:val="EE0000"/>
+        </w:rPr>
+        <w:t>Input data and preprocessing outputs should also be monitored for missing or implausible values, unseen categories, distribution shifts and unexpected constant features. This is particularly important because pipeline verification identified six informative numerical predictors that had previously collapsed to zero during transformation. Automated checks of feature variation, schema consistency and non-finite values would help detect similar information loss before predictions reach valuers. Since prediction errors can only be measured for properties that subsequently sell, monitoring results cannot establish accuracy for unsold homes. Analyst adjustments and unusual valuation cases should therefore be recorded as additional warning signals, while remaining subject to professional review rather than being treated as verified prediction errors.</w:t>
       </w:r>
     </w:p>
     <w:p>
@@ -7174,6 +7032,7 @@
         <w:rPr>
           <w:b/>
         </w:rPr>
+        <w:lastRenderedPageBreak/>
         <w:t xml:space="preserve">7a. </w:t>
       </w:r>
       <w:r>
@@ -7210,7 +7069,7 @@
           <w:rFonts w:eastAsiaTheme="minorEastAsia"/>
           <w:color w:val="EE0000"/>
         </w:rPr>
-        <w:t xml:space="preserve">I used ChatGPT to investigate whether repeated property sales could affect chronological validation. ChatGPT suggested comparing property identifiers in the training and validation sets, but its initial code assumed that </w:t>
+        <w:t xml:space="preserve">In October 2026, I used ChatGPT to investigate whether repeated property sales affected chronological validation (prompt summary: “Check property overlap between training and validation”). Its initial code treated </w:t>
       </w:r>
       <w:proofErr w:type="spellStart"/>
       <w:r>
@@ -7226,7 +7085,32 @@
           <w:rFonts w:eastAsiaTheme="minorEastAsia"/>
           <w:color w:val="EE0000"/>
         </w:rPr>
-        <w:t xml:space="preserve"> indices still represented </w:t>
+        <w:t xml:space="preserve"> row indices as property identifiers and incorrectly reported 0% overlap.</w:t>
+      </w:r>
+    </w:p>
+    <w:p>
+      <w:pPr>
+        <w:ind w:left="10"/>
+        <w:rPr>
+          <w:rFonts w:eastAsiaTheme="minorEastAsia"/>
+          <w:color w:val="EE0000"/>
+        </w:rPr>
+      </w:pPr>
+    </w:p>
+    <w:p>
+      <w:pPr>
+        <w:ind w:left="10"/>
+        <w:rPr>
+          <w:rFonts w:eastAsiaTheme="minorEastAsia"/>
+          <w:color w:val="EE0000"/>
+        </w:rPr>
+      </w:pPr>
+      <w:r>
+        <w:rPr>
+          <w:rFonts w:eastAsiaTheme="minorEastAsia"/>
+          <w:color w:val="EE0000"/>
+        </w:rPr>
+        <w:t xml:space="preserve">I then used Codex (verification conducted on 25–26 October 2026) to examine the original sales.csv, merge logic and split membership. The audit confirmed that property features had been matched correctly using </w:t>
       </w:r>
       <w:proofErr w:type="spellStart"/>
       <w:r>
@@ -7242,7 +7126,7 @@
           <w:rFonts w:eastAsiaTheme="minorEastAsia"/>
           <w:color w:val="EE0000"/>
         </w:rPr>
-        <w:t>. The check unexpectedly returned 0% overlap.</w:t>
+        <w:t>, but subsequent index handling made the original overlap calculation unreliable. Recalculating overlap using the original property identifiers showed that 1,677 of 18,132 validation transactions (9.25%) involved 1,666 properties previously observed in training.</w:t>
       </w:r>
     </w:p>
     <w:p>
@@ -7267,82 +7151,23 @@
           <w:rFonts w:eastAsiaTheme="minorEastAsia"/>
           <w:color w:val="EE0000"/>
         </w:rPr>
-        <w:t xml:space="preserve">To investigate, I asked Codex to verify the calculation using the original sales.csv and inspect the notebook's index handling. The investigation found that </w:t>
+        <w:t xml:space="preserve">I rejected the initial 0% result and retained the chronological split because repeated sales are legitimate observations and do not automatically constitute leakage. This experience demonstrated the importance of checking AI-generated code against original identifiers rather than trusting plausible outputs. However, repeated-property overlap may still overstate </w:t>
       </w:r>
       <w:proofErr w:type="spellStart"/>
-      <w:proofErr w:type="gramStart"/>
-      <w:r>
-        <w:rPr>
-          <w:rFonts w:eastAsiaTheme="minorEastAsia"/>
-          <w:color w:val="EE0000"/>
-        </w:rPr>
-        <w:t>pd.concat</w:t>
+      <w:r>
+        <w:rPr>
+          <w:rFonts w:eastAsiaTheme="minorEastAsia"/>
+          <w:color w:val="EE0000"/>
+        </w:rPr>
+        <w:t>generalisation</w:t>
       </w:r>
       <w:proofErr w:type="spellEnd"/>
-      <w:proofErr w:type="gramEnd"/>
-      <w:r>
-        <w:rPr>
-          <w:rFonts w:eastAsiaTheme="minorEastAsia"/>
-          <w:color w:val="EE0000"/>
-        </w:rPr>
-        <w:t xml:space="preserve">(..., </w:t>
-      </w:r>
-      <w:proofErr w:type="spellStart"/>
-      <w:r>
-        <w:rPr>
-          <w:rFonts w:eastAsiaTheme="minorEastAsia"/>
-          <w:color w:val="EE0000"/>
-        </w:rPr>
-        <w:t>ignore_index</w:t>
-      </w:r>
-      <w:proofErr w:type="spellEnd"/>
-      <w:r>
-        <w:rPr>
-          <w:rFonts w:eastAsiaTheme="minorEastAsia"/>
-          <w:color w:val="EE0000"/>
-        </w:rPr>
-        <w:t xml:space="preserve">=True) had replaced property identifiers with ordinary row indices. Recalculating overlap directly from </w:t>
-      </w:r>
-      <w:proofErr w:type="spellStart"/>
-      <w:r>
-        <w:rPr>
-          <w:rFonts w:eastAsiaTheme="minorEastAsia"/>
-          <w:color w:val="EE0000"/>
-        </w:rPr>
-        <w:t>property_id</w:t>
-      </w:r>
-      <w:proofErr w:type="spellEnd"/>
-      <w:r>
-        <w:rPr>
-          <w:rFonts w:eastAsiaTheme="minorEastAsia"/>
-          <w:color w:val="EE0000"/>
-        </w:rPr>
-        <w:t xml:space="preserve"> identified 1,677 seen validation transactions (9.25%), involving 1,666 distinct properties.</w:t>
-      </w:r>
-    </w:p>
-    <w:p>
-      <w:pPr>
-        <w:ind w:left="10"/>
-        <w:rPr>
-          <w:rFonts w:eastAsiaTheme="minorEastAsia"/>
-          <w:color w:val="EE0000"/>
-        </w:rPr>
-      </w:pPr>
-    </w:p>
-    <w:p>
-      <w:pPr>
-        <w:ind w:left="10"/>
-        <w:rPr>
-          <w:rFonts w:eastAsiaTheme="minorEastAsia"/>
-          <w:color w:val="EE0000"/>
-        </w:rPr>
-      </w:pPr>
-      <w:r>
-        <w:rPr>
-          <w:rFonts w:eastAsiaTheme="minorEastAsia"/>
-          <w:color w:val="EE0000"/>
-        </w:rPr>
-        <w:t>I rejected the initial result and adopted the corrected, reproducible calculation. This demonstrated that plausible AI-generated code can produce incorrect conclusions when its assumptions about data structure are unchecked. I also learned that repeated-property overlap does not automatically imply leakage. However, feature availability and training-only preprocessing still require separate checks, and performance on unsold homes remains uncertain.</w:t>
+      <w:r>
+        <w:rPr>
+          <w:rFonts w:eastAsiaTheme="minorEastAsia"/>
+          <w:color w:val="EE0000"/>
+        </w:rPr>
+        <w:t xml:space="preserve"> to unfamiliar properties, while temporal feature availability and training-only preprocessing require separate verification.</w:t>
       </w:r>
     </w:p>
     <w:p>
@@ -7414,7 +7239,6 @@
         <w:ind w:hanging="279"/>
       </w:pPr>
       <w:r>
-        <w:lastRenderedPageBreak/>
         <w:t xml:space="preserve">How did you check the advice, and what did the check show? Refer to your code, </w:t>
       </w:r>
       <w:proofErr w:type="spellStart"/>

--- a/doc/QBUS6810_assignment_instructions.docx
+++ b/doc/QBUS6810_assignment_instructions.docx
@@ -667,7 +667,7 @@
       <w:pPr>
         <w:ind w:left="10"/>
         <w:rPr>
-          <w:rFonts w:eastAsiaTheme="minorEastAsia" w:hint="eastAsia"/>
+          <w:rFonts w:eastAsiaTheme="minorEastAsia"/>
         </w:rPr>
       </w:pPr>
       <w:r>
@@ -806,7 +806,7 @@
       <w:pPr>
         <w:ind w:left="10"/>
         <w:rPr>
-          <w:rFonts w:eastAsiaTheme="minorEastAsia" w:hint="eastAsia"/>
+          <w:rFonts w:eastAsiaTheme="minorEastAsia"/>
         </w:rPr>
       </w:pPr>
       <w:r>
@@ -1320,7 +1320,7 @@
       <w:pPr>
         <w:ind w:left="10"/>
         <w:rPr>
-          <w:rFonts w:eastAsiaTheme="minorEastAsia" w:hint="eastAsia"/>
+          <w:rFonts w:eastAsiaTheme="minorEastAsia"/>
         </w:rPr>
       </w:pPr>
       <w:r>
@@ -2059,7 +2059,7 @@
     <w:p>
       <w:pPr>
         <w:rPr>
-          <w:rFonts w:eastAsiaTheme="minorEastAsia" w:hint="eastAsia"/>
+          <w:rFonts w:eastAsiaTheme="minorEastAsia"/>
         </w:rPr>
       </w:pPr>
       <w:r>
@@ -2840,7 +2840,7 @@
         <w:rPr>
           <w:rFonts w:eastAsiaTheme="minorEastAsia"/>
         </w:rPr>
-        <w:t xml:space="preserve"> models improved on Linear Regression across all reported validation metrics. Lasso reduced WAE (2:1) by approximately 2.98% relative to Linear Regression, indicating that coefficient </w:t>
+        <w:t xml:space="preserve"> models outperformed ordinary Linear Regression across all reported validation metrics. Lasso reduced WAE (2:1) by approximately 2.98% relative to Linear Regression, suggesting that </w:t>
       </w:r>
       <w:proofErr w:type="spellStart"/>
       <w:r>
@@ -2854,7 +2854,7 @@
         <w:rPr>
           <w:rFonts w:eastAsiaTheme="minorEastAsia"/>
         </w:rPr>
-        <w:t xml:space="preserve"> was beneficial for this feature representation. However, Lasso improved on Ridge by only $543.10 (0.35%), suggesting that L1 </w:t>
+        <w:t xml:space="preserve"> improved predictive performance for this feature representation. However, Lasso's advantage over Ridge was only $543.10 (0.35%), indicating that L1 </w:t>
       </w:r>
       <w:proofErr w:type="spellStart"/>
       <w:r>
@@ -2868,7 +2868,7 @@
         <w:rPr>
           <w:rFonts w:eastAsiaTheme="minorEastAsia"/>
         </w:rPr>
-        <w:t xml:space="preserve"> offered a limited additional predictive advantage over L2 </w:t>
+        <w:t xml:space="preserve"> provided a relatively modest additional benefit over L2 </w:t>
       </w:r>
       <w:proofErr w:type="spellStart"/>
       <w:r>
@@ -2882,27 +2882,47 @@
         <w:rPr>
           <w:rFonts w:eastAsiaTheme="minorEastAsia"/>
         </w:rPr>
-        <w:t xml:space="preserve"> in this experiment.</w:t>
-      </w:r>
-    </w:p>
-    <w:p>
-      <w:pPr>
-        <w:rPr>
-          <w:rFonts w:eastAsiaTheme="minorEastAsia"/>
-        </w:rPr>
-      </w:pPr>
-    </w:p>
-    <w:p>
-      <w:pPr>
-        <w:rPr>
-          <w:rFonts w:eastAsiaTheme="minorEastAsia"/>
-        </w:rPr>
-      </w:pPr>
-      <w:r>
-        <w:rPr>
-          <w:rFonts w:eastAsiaTheme="minorEastAsia"/>
-        </w:rPr>
-        <w:t xml:space="preserve">The comparison therefore supports using </w:t>
+        <w:t>.</w:t>
+      </w:r>
+    </w:p>
+    <w:p>
+      <w:pPr>
+        <w:rPr>
+          <w:rFonts w:eastAsiaTheme="minorEastAsia"/>
+        </w:rPr>
+      </w:pPr>
+    </w:p>
+    <w:p>
+      <w:pPr>
+        <w:rPr>
+          <w:rFonts w:eastAsiaTheme="minorEastAsia"/>
+        </w:rPr>
+      </w:pPr>
+      <w:r>
+        <w:rPr>
+          <w:rFonts w:eastAsiaTheme="minorEastAsia"/>
+        </w:rPr>
+        <w:t>To assess sensitivity to feature representation, a supplementary comparison was conducted using the same 209-predictor exported feature matrix intended for the tree-based and boosting models. On the same validation transactions, Linear Regression, Ridge and Lasso achieved WAE (2:1) values of $184,558.38, $182,447.60 and $180,751.62, respectively. Lasso again performed best among the tested configurations, although both Ridge and Lasso selected α = 100 at the upper boundary of the supplementary search range. All three shared-matrix models performed worse than the corresponding original-pipeline configurations evaluated here. This suggests that predictive performance is sensitive to feature representation; however, the differences cannot be attributed to preprocessing alone because the original feature specifications and tuning configurations also differed. Detailed supplementary results are provided in Appendix Table A1.</w:t>
+      </w:r>
+    </w:p>
+    <w:p>
+      <w:pPr>
+        <w:rPr>
+          <w:rFonts w:eastAsiaTheme="minorEastAsia"/>
+        </w:rPr>
+      </w:pPr>
+    </w:p>
+    <w:p>
+      <w:pPr>
+        <w:rPr>
+          <w:rFonts w:eastAsiaTheme="minorEastAsia"/>
+        </w:rPr>
+      </w:pPr>
+      <w:r>
+        <w:rPr>
+          <w:rFonts w:eastAsiaTheme="minorEastAsia"/>
+        </w:rPr>
+        <w:t xml:space="preserve">Overall, the results support </w:t>
       </w:r>
       <w:proofErr w:type="spellStart"/>
       <w:r>
@@ -2916,232 +2936,291 @@
         <w:rPr>
           <w:rFonts w:eastAsiaTheme="minorEastAsia"/>
         </w:rPr>
-        <w:t xml:space="preserve"> rather than relying solely on the </w:t>
+        <w:t xml:space="preserve"> and demonstrate the importance of evaluating preprocessing choices alongside model algorithms. Lasso with Feature Set D and α = 20 was retained as the preferred linear-family candidate under the primary WAE (2:1) criterion. Nevertheless, its advantage over Ridge was modest, and validation performance does not guarantee superiority across future periods or alternative feature representations. Final model selection remains subject to comparison with tree-based and ensemble approaches.</w:t>
+      </w:r>
+    </w:p>
+    <w:p>
+      <w:pPr>
+        <w:rPr>
+          <w:rFonts w:eastAsiaTheme="minorEastAsia"/>
+          <w:color w:val="EE0000"/>
+          <w:highlight w:val="yellow"/>
+        </w:rPr>
+      </w:pPr>
+    </w:p>
+    <w:p>
+      <w:pPr>
+        <w:rPr>
+          <w:rFonts w:eastAsiaTheme="minorEastAsia"/>
+          <w:color w:val="EE0000"/>
+          <w:highlight w:val="yellow"/>
+        </w:rPr>
+      </w:pPr>
+      <w:r>
+        <w:rPr>
+          <w:rFonts w:eastAsiaTheme="minorEastAsia"/>
+          <w:color w:val="EE0000"/>
+          <w:highlight w:val="yellow"/>
+        </w:rPr>
+        <w:t>Decision Tree and Random Forest — Member 3</w:t>
+      </w:r>
+    </w:p>
+    <w:p>
+      <w:pPr>
+        <w:rPr>
+          <w:rFonts w:eastAsiaTheme="minorEastAsia"/>
+          <w:color w:val="EE0000"/>
+          <w:highlight w:val="yellow"/>
+        </w:rPr>
+      </w:pPr>
+      <w:r>
+        <w:rPr>
+          <w:rFonts w:eastAsiaTheme="minorEastAsia"/>
+          <w:color w:val="EE0000"/>
+          <w:highlight w:val="yellow"/>
+        </w:rPr>
+        <w:t>[Add model choices, validation comparison and key findings.]</w:t>
+      </w:r>
+    </w:p>
+    <w:p>
+      <w:pPr>
+        <w:rPr>
+          <w:rFonts w:eastAsiaTheme="minorEastAsia"/>
+          <w:color w:val="EE0000"/>
+          <w:highlight w:val="yellow"/>
+        </w:rPr>
+      </w:pPr>
+      <w:r>
+        <w:rPr>
+          <w:rFonts w:eastAsiaTheme="minorEastAsia"/>
+          <w:color w:val="EE0000"/>
+          <w:highlight w:val="yellow"/>
+        </w:rPr>
+        <w:t>Boosting — Member 4</w:t>
+      </w:r>
+    </w:p>
+    <w:p>
+      <w:pPr>
+        <w:rPr>
+          <w:rFonts w:eastAsiaTheme="minorEastAsia"/>
+          <w:color w:val="EE0000"/>
+          <w:highlight w:val="yellow"/>
+        </w:rPr>
+      </w:pPr>
+      <w:r>
+        <w:rPr>
+          <w:rFonts w:eastAsiaTheme="minorEastAsia"/>
+          <w:color w:val="EE0000"/>
+          <w:highlight w:val="yellow"/>
+        </w:rPr>
+        <w:t>[Add model rationale, validation performance and key findings.]</w:t>
+      </w:r>
+    </w:p>
+    <w:p>
+      <w:pPr>
+        <w:rPr>
+          <w:rFonts w:eastAsiaTheme="minorEastAsia"/>
+          <w:color w:val="EE0000"/>
+        </w:rPr>
+      </w:pPr>
+      <w:r>
+        <w:rPr>
+          <w:rFonts w:eastAsiaTheme="minorEastAsia"/>
+          <w:color w:val="EE0000"/>
+          <w:highlight w:val="yellow"/>
+        </w:rPr>
+        <w:t>Overall Comparison — To be completed after all model results are available.</w:t>
+      </w:r>
+    </w:p>
+    <w:p>
+      <w:pPr>
+        <w:rPr>
+          <w:rFonts w:eastAsiaTheme="minorEastAsia"/>
+        </w:rPr>
+      </w:pPr>
+    </w:p>
+    <w:p>
+      <w:pPr>
+        <w:ind w:left="424" w:hanging="416"/>
+        <w:rPr>
+          <w:rFonts w:eastAsiaTheme="minorEastAsia"/>
+        </w:rPr>
+      </w:pPr>
+      <w:r>
+        <w:rPr>
+          <w:b/>
+        </w:rPr>
+        <w:t xml:space="preserve">3c. </w:t>
+      </w:r>
+      <w:r>
+        <w:t>How will you split the data and compare models? Justify your validation strategy, considering sale dates and repeated properties.</w:t>
+      </w:r>
+    </w:p>
+    <w:p>
+      <w:pPr>
+        <w:ind w:left="10"/>
+        <w:rPr>
+          <w:rFonts w:eastAsiaTheme="minorEastAsia"/>
+        </w:rPr>
+      </w:pPr>
+      <w:r>
+        <w:rPr>
+          <w:rFonts w:eastAsiaTheme="minorEastAsia"/>
+        </w:rPr>
+        <w:t>A chronological validation strategy was adopted because the forecasting task is to predict future residential sale prices using information available from earlier transactions. A random split could place later sales in the training set and earlier sales in the validation set, creating an unrealistic evaluation setting in which models learn from future market conditions. To preserve the temporal order, the 109,307 transactions were divided into training data from January 2023 to June 2024 (18 months; 54,853 transactions), validation data from July to December 2024 (6 months; 18,132 transactions), and test data from January to December 2025 (12 months; 36,322 transactions).</w:t>
+      </w:r>
+    </w:p>
+    <w:p>
+      <w:pPr>
+        <w:ind w:left="10"/>
+        <w:rPr>
+          <w:rFonts w:eastAsiaTheme="minorEastAsia"/>
+        </w:rPr>
+      </w:pPr>
+    </w:p>
+    <w:p>
+      <w:pPr>
+        <w:ind w:left="10"/>
+        <w:rPr>
+          <w:rFonts w:eastAsiaTheme="minorEastAsia"/>
+        </w:rPr>
+      </w:pPr>
+      <w:r>
+        <w:rPr>
+          <w:rFonts w:eastAsiaTheme="minorEastAsia"/>
+        </w:rPr>
+        <w:t>These boundaries were selected to reflect the forecasting horizon rather than the observed distribution of sale prices. The training period includes the full 2023 calendar year and the first half of 2024, providing a substantial sample and at least one complete annual seasonal cycle. The immediately following six months provide an out-of-time validation period that approximates predicting near-term transactions under second-half market conditions. Reserving the entire 2025 calendar year for testing allows the final model to be assessed over a longer future period covering all four seasons. The monthly transaction timeline was also checked across the 36-month dataset, with no months lacking transactions. Together, these choices provide a clear chronological separation while retaining sufficient observations for model development and evaluation.</w:t>
+      </w:r>
+    </w:p>
+    <w:p>
+      <w:pPr>
+        <w:ind w:left="10"/>
+        <w:rPr>
+          <w:rFonts w:eastAsiaTheme="minorEastAsia"/>
+        </w:rPr>
+      </w:pPr>
+    </w:p>
+    <w:p>
+      <w:pPr>
+        <w:ind w:left="10"/>
+        <w:rPr>
+          <w:rFonts w:eastAsiaTheme="minorEastAsia"/>
+        </w:rPr>
+      </w:pPr>
+      <w:r>
+        <w:rPr>
+          <w:rFonts w:eastAsiaTheme="minorEastAsia"/>
+        </w:rPr>
+        <w:t xml:space="preserve">Repeated property sales were considered because the same property can appear in more than one </w:t>
+      </w:r>
+      <w:proofErr w:type="gramStart"/>
+      <w:r>
+        <w:rPr>
+          <w:rFonts w:eastAsiaTheme="minorEastAsia"/>
+        </w:rPr>
+        <w:t>time period</w:t>
+      </w:r>
+      <w:proofErr w:type="gramEnd"/>
+      <w:r>
+        <w:rPr>
+          <w:rFonts w:eastAsiaTheme="minorEastAsia"/>
+        </w:rPr>
+        <w:t xml:space="preserve">. We identified 1,677 validation transactions (9.25%), involving 1,666 distinct properties, whose properties had also appeared in the training period. This overlap does not automatically constitute information leakage: in practice, a future transaction may involve a property that has previously been sold, and earlier transactions can legitimately precede later ones. A property-level split would provide a stricter evaluation of predictions for previously unseen homes, but it would address a different question from forecasting future transactions across the housing market. We therefore </w:t>
       </w:r>
       <w:proofErr w:type="spellStart"/>
       <w:r>
         <w:rPr>
           <w:rFonts w:eastAsiaTheme="minorEastAsia"/>
         </w:rPr>
-        <w:t>unregularised</w:t>
+        <w:t>prioritised</w:t>
       </w:r>
       <w:proofErr w:type="spellEnd"/>
       <w:r>
         <w:rPr>
           <w:rFonts w:eastAsiaTheme="minorEastAsia"/>
         </w:rPr>
-        <w:t xml:space="preserve"> </w:t>
+        <w:t xml:space="preserve"> chronological separation while </w:t>
+      </w:r>
+      <w:proofErr w:type="spellStart"/>
+      <w:r>
+        <w:rPr>
+          <w:rFonts w:eastAsiaTheme="minorEastAsia"/>
+        </w:rPr>
+        <w:t>recognising</w:t>
+      </w:r>
+      <w:proofErr w:type="spellEnd"/>
+      <w:r>
+        <w:rPr>
+          <w:rFonts w:eastAsiaTheme="minorEastAsia"/>
+        </w:rPr>
+        <w:t xml:space="preserve"> that repeated properties may make validation performance more optimistic than performance on entirely unseen homes.</w:t>
+      </w:r>
+    </w:p>
+    <w:p>
+      <w:pPr>
+        <w:ind w:left="10"/>
+        <w:rPr>
+          <w:rFonts w:eastAsiaTheme="minorEastAsia"/>
+        </w:rPr>
+      </w:pPr>
+    </w:p>
+    <w:p>
+      <w:pPr>
+        <w:ind w:left="10"/>
+        <w:rPr>
+          <w:rFonts w:eastAsiaTheme="minorEastAsia"/>
+        </w:rPr>
+      </w:pPr>
+      <w:r>
+        <w:rPr>
+          <w:rFonts w:eastAsiaTheme="minorEastAsia"/>
+        </w:rPr>
+        <w:t xml:space="preserve">To </w:t>
+      </w:r>
+      <w:proofErr w:type="spellStart"/>
+      <w:r>
+        <w:rPr>
+          <w:rFonts w:eastAsiaTheme="minorEastAsia"/>
+        </w:rPr>
+        <w:t>minimise</w:t>
+      </w:r>
+      <w:proofErr w:type="spellEnd"/>
+      <w:r>
+        <w:rPr>
+          <w:rFonts w:eastAsiaTheme="minorEastAsia"/>
+        </w:rPr>
+        <w:t xml:space="preserve"> leakage, learned preprocessing operations, including imputation, scaling and encoding, were fitted using training data only, and property and transaction identifiers were excluded from model predictors. Models and hyperparameters were selected using the July–December 2024 validation set, with weighted absolute error (WAE, 2:1) as the primary criterion because overvaluations incur twice the loss of equally sized undervaluations. MAE, MSE and R² were </w:t>
+      </w:r>
+      <w:r>
+        <w:rPr>
+          <w:rFonts w:eastAsiaTheme="minorEastAsia"/>
+        </w:rPr>
+        <w:lastRenderedPageBreak/>
+        <w:t>reported as supplementary measures. All model families were evaluated on the same validation transactions and using the same loss definition, although their feature representations and training-fitted preprocessing pipelines could differ. The 2025 test set was kept separate from feature selection, tuning and model comparison, and was reserved for final evaluation after model selection. Although repeated experimentation on a single validation period may introduce selection bias, this separation provides an independent assessment of the chosen approach on later transactions.</w:t>
+      </w:r>
+    </w:p>
+    <w:p>
+      <w:pPr>
+        <w:ind w:left="10"/>
+        <w:rPr>
+          <w:rFonts w:eastAsiaTheme="minorEastAsia"/>
+        </w:rPr>
+      </w:pPr>
+      <w:r>
+        <w:rPr>
+          <w:b/>
+        </w:rPr>
+        <w:t xml:space="preserve">3d. </w:t>
+      </w:r>
+      <w:r>
+        <w:t xml:space="preserve">Show how experiments </w:t>
       </w:r>
       <w:proofErr w:type="gramStart"/>
       <w:r>
-        <w:rPr>
-          <w:rFonts w:eastAsiaTheme="minorEastAsia"/>
-        </w:rPr>
-        <w:t>model, but</w:t>
+        <w:t>informed</w:t>
       </w:r>
       <w:proofErr w:type="gramEnd"/>
       <w:r>
-        <w:rPr>
-          <w:rFonts w:eastAsiaTheme="minorEastAsia"/>
-        </w:rPr>
-        <w:t xml:space="preserve"> does not establish that Lasso is consistently superior across future periods or alternative feature sets. Lasso with Feature Set D and α = 20 was retained as the preferred linear-family candidate under the primary business-weighted criterion. Final model selection remains subject to comparison with tree-based and ensemble approaches.</w:t>
-      </w:r>
-    </w:p>
-    <w:p>
-      <w:pPr>
-        <w:rPr>
-          <w:rFonts w:eastAsiaTheme="minorEastAsia"/>
-        </w:rPr>
-      </w:pPr>
-    </w:p>
-    <w:p>
-      <w:pPr>
-        <w:rPr>
-          <w:rFonts w:eastAsiaTheme="minorEastAsia"/>
-          <w:color w:val="EE0000"/>
-          <w:highlight w:val="yellow"/>
-        </w:rPr>
-      </w:pPr>
-      <w:r>
-        <w:rPr>
-          <w:rFonts w:eastAsiaTheme="minorEastAsia"/>
-          <w:color w:val="EE0000"/>
-          <w:highlight w:val="yellow"/>
-        </w:rPr>
-        <w:t>Decision Tree and Random Forest — Member 3</w:t>
-      </w:r>
-    </w:p>
-    <w:p>
-      <w:pPr>
-        <w:rPr>
-          <w:rFonts w:eastAsiaTheme="minorEastAsia"/>
-          <w:color w:val="EE0000"/>
-          <w:highlight w:val="yellow"/>
-        </w:rPr>
-      </w:pPr>
-      <w:r>
-        <w:rPr>
-          <w:rFonts w:eastAsiaTheme="minorEastAsia"/>
-          <w:color w:val="EE0000"/>
-          <w:highlight w:val="yellow"/>
-        </w:rPr>
-        <w:t>[Add model choices, validation comparison and key findings.]</w:t>
-      </w:r>
-    </w:p>
-    <w:p>
-      <w:pPr>
-        <w:rPr>
-          <w:rFonts w:eastAsiaTheme="minorEastAsia"/>
-          <w:color w:val="EE0000"/>
-          <w:highlight w:val="yellow"/>
-        </w:rPr>
-      </w:pPr>
-      <w:r>
-        <w:rPr>
-          <w:rFonts w:eastAsiaTheme="minorEastAsia"/>
-          <w:color w:val="EE0000"/>
-          <w:highlight w:val="yellow"/>
-        </w:rPr>
-        <w:t>Boosting — Member 4</w:t>
-      </w:r>
-    </w:p>
-    <w:p>
-      <w:pPr>
-        <w:rPr>
-          <w:rFonts w:eastAsiaTheme="minorEastAsia"/>
-          <w:color w:val="EE0000"/>
-          <w:highlight w:val="yellow"/>
-        </w:rPr>
-      </w:pPr>
-      <w:r>
-        <w:rPr>
-          <w:rFonts w:eastAsiaTheme="minorEastAsia"/>
-          <w:color w:val="EE0000"/>
-          <w:highlight w:val="yellow"/>
-        </w:rPr>
-        <w:t>[Add model rationale, validation performance and key findings.]</w:t>
-      </w:r>
-    </w:p>
-    <w:p>
-      <w:pPr>
-        <w:rPr>
-          <w:rFonts w:eastAsiaTheme="minorEastAsia"/>
-          <w:color w:val="EE0000"/>
-        </w:rPr>
-      </w:pPr>
-      <w:r>
-        <w:rPr>
-          <w:rFonts w:eastAsiaTheme="minorEastAsia"/>
-          <w:color w:val="EE0000"/>
-          <w:highlight w:val="yellow"/>
-        </w:rPr>
-        <w:t>Overall Comparison — To be completed after all model results are available.</w:t>
-      </w:r>
-    </w:p>
-    <w:p>
-      <w:pPr>
-        <w:rPr>
-          <w:rFonts w:eastAsiaTheme="minorEastAsia"/>
-        </w:rPr>
-      </w:pPr>
-    </w:p>
-    <w:p>
-      <w:pPr>
-        <w:ind w:left="424" w:hanging="416"/>
-        <w:rPr>
-          <w:rFonts w:eastAsiaTheme="minorEastAsia"/>
-        </w:rPr>
-      </w:pPr>
-      <w:r>
-        <w:rPr>
-          <w:b/>
-        </w:rPr>
-        <w:t xml:space="preserve">3c. </w:t>
-      </w:r>
-      <w:r>
-        <w:t>How will you split the data and compare models? Justify your validation strategy, considering sale dates and repeated properties.</w:t>
-      </w:r>
-    </w:p>
-    <w:p>
-      <w:pPr>
-        <w:ind w:left="10"/>
-        <w:rPr>
-          <w:rFonts w:eastAsiaTheme="minorEastAsia"/>
-        </w:rPr>
-      </w:pPr>
-      <w:r>
-        <w:rPr>
-          <w:rFonts w:eastAsiaTheme="minorEastAsia"/>
-        </w:rPr>
-        <w:t>A chronological split was adopted to reflect the practical setting in which historical sales are used to estimate property values in subsequent periods. Transactions from January 2023 to June 2024 (54,853 sales) were allocated to training, July to December 2024 (18,132 sales) to validation, and 2025 (36,322 sales) was reserved for final testing. Unlike a random split, this design preserves the temporal ordering of transactions and reduces the risk of evaluating models under unrealistically mixed market conditions. All model families were compared on the same validation transactions, with preprocessing parameters estimated from training data only. The primary model-selection metric was weighted absolute error (WAE, 2:1), assigning twice the penalty to overvaluation to reflect its potential consequences for homeowners. MAE, MSE and R² were reported as complementary measures of predictive performance.</w:t>
-      </w:r>
-    </w:p>
-    <w:p>
-      <w:pPr>
-        <w:ind w:left="10"/>
-        <w:rPr>
-          <w:rFonts w:eastAsiaTheme="minorEastAsia"/>
-        </w:rPr>
-      </w:pPr>
-    </w:p>
-    <w:p>
-      <w:pPr>
-        <w:ind w:left="10"/>
-        <w:rPr>
-          <w:rFonts w:eastAsiaTheme="minorEastAsia"/>
-        </w:rPr>
-      </w:pPr>
-      <w:r>
-        <w:rPr>
-          <w:rFonts w:eastAsiaTheme="minorEastAsia"/>
-        </w:rPr>
-        <w:t>Repeated sales of the same property were retained because properties can legitimately be transacted in different periods, making a chronological rather than property-disjoint split appropriate for the intended evaluation. Of the 18,132 validation transactions, 1,677 (9.25%) involved properties previously observed in training, corresponding to 1,666 distinct properties. This overlap does not itself constitute data leakage, but prior observations of the same properties may make validation performance less representative of homes without recent sales. Property and transaction identifiers were therefore used for joining and verification but excluded from model predictors.</w:t>
-      </w:r>
-    </w:p>
-    <w:p>
-      <w:pPr>
-        <w:ind w:left="10"/>
-        <w:rPr>
-          <w:rFonts w:eastAsiaTheme="minorEastAsia"/>
-        </w:rPr>
-      </w:pPr>
-    </w:p>
-    <w:p>
-      <w:pPr>
-        <w:ind w:left="10"/>
-        <w:rPr>
-          <w:rFonts w:eastAsiaTheme="minorEastAsia"/>
-        </w:rPr>
-      </w:pPr>
-      <w:r>
-        <w:rPr>
-          <w:rFonts w:eastAsiaTheme="minorEastAsia"/>
-        </w:rPr>
-        <w:t>To limit temporal leakage, all data-dependent preprocessing was fitted on the training period and applied to validation and test observations without refitting. The 2025 test outcomes were excluded from model selection and hyperparameter tuning. Nevertheless, because the available transactions represent sold properties only, performance on these historical sales cannot establish equivalent accuracy for homes without recent transactions. This limitation must be considered when interpreting model comparisons and assessing suitability for deployment.</w:t>
-      </w:r>
-    </w:p>
-    <w:p>
-      <w:pPr>
-        <w:ind w:left="10"/>
-        <w:rPr>
-          <w:rFonts w:eastAsiaTheme="minorEastAsia"/>
-        </w:rPr>
-      </w:pPr>
-      <w:r>
-        <w:rPr>
-          <w:b/>
-        </w:rPr>
-        <w:t xml:space="preserve">3d. </w:t>
-      </w:r>
-      <w:r>
-        <w:t xml:space="preserve">Show how experiments </w:t>
-      </w:r>
-      <w:proofErr w:type="gramStart"/>
-      <w:r>
-        <w:t>informed</w:t>
-      </w:r>
-      <w:proofErr w:type="gramEnd"/>
-      <w:r>
         <w:t xml:space="preserve"> your decisions. Include a comparison of feature sets.</w:t>
       </w:r>
     </w:p>
@@ -3171,7 +3250,7 @@
     <w:p>
       <w:pPr>
         <w:rPr>
-          <w:rFonts w:eastAsiaTheme="minorEastAsia" w:hint="eastAsia"/>
+          <w:rFonts w:eastAsiaTheme="minorEastAsia"/>
           <w:color w:val="000000" w:themeColor="text1"/>
         </w:rPr>
       </w:pPr>
@@ -3910,7 +3989,6 @@
           <w:rFonts w:eastAsiaTheme="minorEastAsia"/>
           <w:color w:val="000000" w:themeColor="text1"/>
         </w:rPr>
-        <w:lastRenderedPageBreak/>
         <w:t>Combining location and property characteristics reduced WAE (2:1) by approximately 18.1% relative to A and 36.1% relative to B, supporting their complementary predictive value. Adding Size × Age further reduced WAE by only 0.27%. Thus, the initial experiment supported combining predictor groups, while the incremental benefit of this single interaction was modest.</w:t>
       </w:r>
     </w:p>
@@ -4033,7 +4111,7 @@
           <w:p>
             <w:pPr>
               <w:rPr>
-                <w:rFonts w:eastAsiaTheme="minorEastAsia" w:hint="eastAsia"/>
+                <w:rFonts w:eastAsiaTheme="minorEastAsia"/>
                 <w:color w:val="auto"/>
                 <w:kern w:val="0"/>
                 <w:sz w:val="24"/>
@@ -4886,6 +4964,7 @@
           <w:rFonts w:eastAsiaTheme="minorEastAsia"/>
           <w:color w:val="000000" w:themeColor="text1"/>
         </w:rPr>
+        <w:lastRenderedPageBreak/>
         <w:t xml:space="preserve">Overall, the experiments supported combining location and property information while evaluating engineered features based on their incremental validation benefit. Lasso with Feature Set D remained the strongest evaluated </w:t>
       </w:r>
       <w:proofErr w:type="gramStart"/>
@@ -5676,7 +5755,6 @@
                 <w:bCs/>
                 <w:color w:val="EE0000"/>
               </w:rPr>
-              <w:lastRenderedPageBreak/>
               <w:t>Lasso</w:t>
             </w:r>
           </w:p>
@@ -6296,6 +6374,7 @@
         <w:rPr>
           <w:b/>
         </w:rPr>
+        <w:lastRenderedPageBreak/>
         <w:t xml:space="preserve">3f. </w:t>
       </w:r>
       <w:r>
@@ -6444,15 +6523,7 @@
           <w:rFonts w:eastAsiaTheme="minorEastAsia" w:hint="eastAsia"/>
           <w:color w:val="EE0000"/>
         </w:rPr>
-        <w:t xml:space="preserve">Predictions from both the model and the baseline were held fixed across all scenarios; only the error weights changed. [The model outperformed the baseline in all three scenarios, indicating that its advantage persisted under the priorities examined </w:t>
-      </w:r>
-      <w:r>
-        <w:rPr>
-          <w:rFonts w:eastAsiaTheme="minorEastAsia" w:hint="eastAsia"/>
-          <w:color w:val="EE0000"/>
-        </w:rPr>
-        <w:lastRenderedPageBreak/>
-        <w:t xml:space="preserve">/ Its advantage reversed under the </w:t>
+        <w:t xml:space="preserve">Predictions from both the model and the baseline were held fixed across all scenarios; only the error weights changed. [The model outperformed the baseline in all three scenarios, indicating that its advantage persisted under the priorities examined / Its advantage reversed under the </w:t>
       </w:r>
       <w:r>
         <w:rPr>
@@ -6923,6 +6994,7 @@
           <w:rFonts w:eastAsiaTheme="minorEastAsia"/>
           <w:color w:val="EE0000"/>
         </w:rPr>
+        <w:lastRenderedPageBreak/>
         <w:t>particular townships</w:t>
       </w:r>
       <w:proofErr w:type="gramEnd"/>
@@ -6945,7 +7017,7 @@
     <w:p>
       <w:pPr>
         <w:rPr>
-          <w:rFonts w:eastAsiaTheme="minorEastAsia" w:hint="eastAsia"/>
+          <w:rFonts w:eastAsiaTheme="minorEastAsia"/>
           <w:color w:val="EE0000"/>
         </w:rPr>
       </w:pPr>
@@ -7032,7 +7104,6 @@
         <w:rPr>
           <w:b/>
         </w:rPr>
-        <w:lastRenderedPageBreak/>
         <w:t xml:space="preserve">7a. </w:t>
       </w:r>
       <w:r>
@@ -7324,6 +7395,7 @@
         <w:ind w:hanging="279"/>
       </w:pPr>
       <w:r>
+        <w:lastRenderedPageBreak/>
         <w:t>Use the five report headings above. Label and discuss all figures and tables.</w:t>
       </w:r>
     </w:p>
@@ -7406,6 +7478,534 @@
         <w:br w:type="page"/>
       </w:r>
     </w:p>
+    <w:p>
+      <w:pPr>
+        <w:jc w:val="left"/>
+        <w:rPr>
+          <w:rFonts w:eastAsiaTheme="minorEastAsia"/>
+        </w:rPr>
+      </w:pPr>
+      <w:r>
+        <w:rPr>
+          <w:rFonts w:eastAsiaTheme="minorEastAsia"/>
+        </w:rPr>
+        <w:lastRenderedPageBreak/>
+        <w:br w:type="page"/>
+      </w:r>
+    </w:p>
+    <w:p>
+      <w:pPr>
+        <w:pStyle w:val="Heading1"/>
+        <w:numPr>
+          <w:ilvl w:val="0"/>
+          <w:numId w:val="0"/>
+        </w:numPr>
+        <w:ind w:left="10"/>
+        <w:rPr>
+          <w:rFonts w:eastAsiaTheme="minorEastAsia"/>
+        </w:rPr>
+      </w:pPr>
+      <w:r>
+        <w:rPr>
+          <w:rFonts w:eastAsiaTheme="minorEastAsia" w:hint="eastAsia"/>
+        </w:rPr>
+        <w:lastRenderedPageBreak/>
+        <w:t>Appendix</w:t>
+      </w:r>
+    </w:p>
+    <w:p>
+      <w:pPr>
+        <w:spacing w:line="257" w:lineRule="auto"/>
+        <w:jc w:val="left"/>
+        <w:rPr>
+          <w:rFonts w:eastAsiaTheme="minorEastAsia"/>
+        </w:rPr>
+      </w:pPr>
+      <w:r>
+        <w:rPr>
+          <w:rFonts w:eastAsiaTheme="minorEastAsia"/>
+        </w:rPr>
+        <w:t>Table A1. Supplementary Shared-CSV Linear Model Comparison (2024 H2 Validation)</w:t>
+      </w:r>
+    </w:p>
+    <w:tbl>
+      <w:tblPr>
+        <w:tblStyle w:val="PlainTable1"/>
+        <w:tblW w:w="0" w:type="auto"/>
+        <w:jc w:val="center"/>
+        <w:tblLook w:val="04A0" w:firstRow="1" w:lastRow="0" w:firstColumn="1" w:lastColumn="0" w:noHBand="0" w:noVBand="1"/>
+      </w:tblPr>
+      <w:tblGrid>
+        <w:gridCol w:w="1926"/>
+        <w:gridCol w:w="546"/>
+        <w:gridCol w:w="1378"/>
+        <w:gridCol w:w="1206"/>
+        <w:gridCol w:w="821"/>
+      </w:tblGrid>
+      <w:tr>
+        <w:trPr>
+          <w:cnfStyle w:val="100000000000" w:firstRow="1" w:lastRow="0" w:firstColumn="0" w:lastColumn="0" w:oddVBand="0" w:evenVBand="0" w:oddHBand="0" w:evenHBand="0" w:firstRowFirstColumn="0" w:firstRowLastColumn="0" w:lastRowFirstColumn="0" w:lastRowLastColumn="0"/>
+          <w:jc w:val="center"/>
+        </w:trPr>
+        <w:tc>
+          <w:tcPr>
+            <w:cnfStyle w:val="001000000000" w:firstRow="0" w:lastRow="0" w:firstColumn="1" w:lastColumn="0" w:oddVBand="0" w:evenVBand="0" w:oddHBand="0" w:evenHBand="0" w:firstRowFirstColumn="0" w:firstRowLastColumn="0" w:lastRowFirstColumn="0" w:lastRowLastColumn="0"/>
+            <w:tcW w:w="0" w:type="auto"/>
+            <w:hideMark/>
+          </w:tcPr>
+          <w:p>
+            <w:pPr>
+              <w:spacing w:line="257" w:lineRule="auto"/>
+              <w:jc w:val="left"/>
+              <w:rPr>
+                <w:rFonts w:eastAsiaTheme="minorEastAsia"/>
+              </w:rPr>
+            </w:pPr>
+            <w:r>
+              <w:rPr>
+                <w:rFonts w:eastAsiaTheme="minorEastAsia"/>
+              </w:rPr>
+              <w:t>Model</w:t>
+            </w:r>
+          </w:p>
+        </w:tc>
+        <w:tc>
+          <w:tcPr>
+            <w:tcW w:w="0" w:type="auto"/>
+            <w:hideMark/>
+          </w:tcPr>
+          <w:p>
+            <w:pPr>
+              <w:spacing w:line="257" w:lineRule="auto"/>
+              <w:jc w:val="left"/>
+              <w:cnfStyle w:val="100000000000" w:firstRow="1" w:lastRow="0" w:firstColumn="0" w:lastColumn="0" w:oddVBand="0" w:evenVBand="0" w:oddHBand="0" w:evenHBand="0" w:firstRowFirstColumn="0" w:firstRowLastColumn="0" w:lastRowFirstColumn="0" w:lastRowLastColumn="0"/>
+              <w:rPr>
+                <w:rFonts w:eastAsiaTheme="minorEastAsia"/>
+              </w:rPr>
+            </w:pPr>
+            <w:r>
+              <w:rPr>
+                <w:rFonts w:eastAsiaTheme="minorEastAsia"/>
+              </w:rPr>
+              <w:t>α</w:t>
+            </w:r>
+          </w:p>
+        </w:tc>
+        <w:tc>
+          <w:tcPr>
+            <w:tcW w:w="0" w:type="auto"/>
+            <w:hideMark/>
+          </w:tcPr>
+          <w:p>
+            <w:pPr>
+              <w:spacing w:line="257" w:lineRule="auto"/>
+              <w:jc w:val="left"/>
+              <w:cnfStyle w:val="100000000000" w:firstRow="1" w:lastRow="0" w:firstColumn="0" w:lastColumn="0" w:oddVBand="0" w:evenVBand="0" w:oddHBand="0" w:evenHBand="0" w:firstRowFirstColumn="0" w:firstRowLastColumn="0" w:lastRowFirstColumn="0" w:lastRowLastColumn="0"/>
+              <w:rPr>
+                <w:rFonts w:eastAsiaTheme="minorEastAsia"/>
+              </w:rPr>
+            </w:pPr>
+            <w:r>
+              <w:rPr>
+                <w:rFonts w:eastAsiaTheme="minorEastAsia"/>
+              </w:rPr>
+              <w:t>WAE 2:1 ($)</w:t>
+            </w:r>
+          </w:p>
+        </w:tc>
+        <w:tc>
+          <w:tcPr>
+            <w:tcW w:w="0" w:type="auto"/>
+            <w:hideMark/>
+          </w:tcPr>
+          <w:p>
+            <w:pPr>
+              <w:spacing w:line="257" w:lineRule="auto"/>
+              <w:jc w:val="left"/>
+              <w:cnfStyle w:val="100000000000" w:firstRow="1" w:lastRow="0" w:firstColumn="0" w:lastColumn="0" w:oddVBand="0" w:evenVBand="0" w:oddHBand="0" w:evenHBand="0" w:firstRowFirstColumn="0" w:firstRowLastColumn="0" w:lastRowFirstColumn="0" w:lastRowLastColumn="0"/>
+              <w:rPr>
+                <w:rFonts w:eastAsiaTheme="minorEastAsia"/>
+              </w:rPr>
+            </w:pPr>
+            <w:r>
+              <w:rPr>
+                <w:rFonts w:eastAsiaTheme="minorEastAsia"/>
+              </w:rPr>
+              <w:t>MAE ($)</w:t>
+            </w:r>
+          </w:p>
+        </w:tc>
+        <w:tc>
+          <w:tcPr>
+            <w:tcW w:w="0" w:type="auto"/>
+            <w:hideMark/>
+          </w:tcPr>
+          <w:p>
+            <w:pPr>
+              <w:spacing w:line="257" w:lineRule="auto"/>
+              <w:jc w:val="left"/>
+              <w:cnfStyle w:val="100000000000" w:firstRow="1" w:lastRow="0" w:firstColumn="0" w:lastColumn="0" w:oddVBand="0" w:evenVBand="0" w:oddHBand="0" w:evenHBand="0" w:firstRowFirstColumn="0" w:firstRowLastColumn="0" w:lastRowFirstColumn="0" w:lastRowLastColumn="0"/>
+              <w:rPr>
+                <w:rFonts w:eastAsiaTheme="minorEastAsia"/>
+              </w:rPr>
+            </w:pPr>
+            <w:r>
+              <w:rPr>
+                <w:rFonts w:eastAsiaTheme="minorEastAsia"/>
+              </w:rPr>
+              <w:t>R²</w:t>
+            </w:r>
+          </w:p>
+        </w:tc>
+      </w:tr>
+      <w:tr>
+        <w:trPr>
+          <w:cnfStyle w:val="000000100000" w:firstRow="0" w:lastRow="0" w:firstColumn="0" w:lastColumn="0" w:oddVBand="0" w:evenVBand="0" w:oddHBand="1" w:evenHBand="0" w:firstRowFirstColumn="0" w:firstRowLastColumn="0" w:lastRowFirstColumn="0" w:lastRowLastColumn="0"/>
+          <w:jc w:val="center"/>
+        </w:trPr>
+        <w:tc>
+          <w:tcPr>
+            <w:cnfStyle w:val="001000000000" w:firstRow="0" w:lastRow="0" w:firstColumn="1" w:lastColumn="0" w:oddVBand="0" w:evenVBand="0" w:oddHBand="0" w:evenHBand="0" w:firstRowFirstColumn="0" w:firstRowLastColumn="0" w:lastRowFirstColumn="0" w:lastRowLastColumn="0"/>
+            <w:tcW w:w="0" w:type="auto"/>
+            <w:hideMark/>
+          </w:tcPr>
+          <w:p>
+            <w:pPr>
+              <w:spacing w:line="257" w:lineRule="auto"/>
+              <w:jc w:val="left"/>
+              <w:rPr>
+                <w:rFonts w:eastAsiaTheme="minorEastAsia"/>
+              </w:rPr>
+            </w:pPr>
+            <w:r>
+              <w:rPr>
+                <w:rFonts w:eastAsiaTheme="minorEastAsia"/>
+              </w:rPr>
+              <w:t>Linear Regression</w:t>
+            </w:r>
+          </w:p>
+        </w:tc>
+        <w:tc>
+          <w:tcPr>
+            <w:tcW w:w="0" w:type="auto"/>
+            <w:hideMark/>
+          </w:tcPr>
+          <w:p>
+            <w:pPr>
+              <w:spacing w:line="257" w:lineRule="auto"/>
+              <w:jc w:val="left"/>
+              <w:cnfStyle w:val="000000100000" w:firstRow="0" w:lastRow="0" w:firstColumn="0" w:lastColumn="0" w:oddVBand="0" w:evenVBand="0" w:oddHBand="1" w:evenHBand="0" w:firstRowFirstColumn="0" w:firstRowLastColumn="0" w:lastRowFirstColumn="0" w:lastRowLastColumn="0"/>
+              <w:rPr>
+                <w:rFonts w:eastAsiaTheme="minorEastAsia"/>
+              </w:rPr>
+            </w:pPr>
+            <w:r>
+              <w:rPr>
+                <w:rFonts w:eastAsiaTheme="minorEastAsia"/>
+              </w:rPr>
+              <w:t>—</w:t>
+            </w:r>
+          </w:p>
+        </w:tc>
+        <w:tc>
+          <w:tcPr>
+            <w:tcW w:w="0" w:type="auto"/>
+            <w:hideMark/>
+          </w:tcPr>
+          <w:p>
+            <w:pPr>
+              <w:spacing w:line="257" w:lineRule="auto"/>
+              <w:jc w:val="left"/>
+              <w:cnfStyle w:val="000000100000" w:firstRow="0" w:lastRow="0" w:firstColumn="0" w:lastColumn="0" w:oddVBand="0" w:evenVBand="0" w:oddHBand="1" w:evenHBand="0" w:firstRowFirstColumn="0" w:firstRowLastColumn="0" w:lastRowFirstColumn="0" w:lastRowLastColumn="0"/>
+              <w:rPr>
+                <w:rFonts w:eastAsiaTheme="minorEastAsia"/>
+              </w:rPr>
+            </w:pPr>
+            <w:r>
+              <w:rPr>
+                <w:rFonts w:eastAsiaTheme="minorEastAsia"/>
+              </w:rPr>
+              <w:t>184,558.38</w:t>
+            </w:r>
+          </w:p>
+        </w:tc>
+        <w:tc>
+          <w:tcPr>
+            <w:tcW w:w="0" w:type="auto"/>
+            <w:hideMark/>
+          </w:tcPr>
+          <w:p>
+            <w:pPr>
+              <w:spacing w:line="257" w:lineRule="auto"/>
+              <w:jc w:val="left"/>
+              <w:cnfStyle w:val="000000100000" w:firstRow="0" w:lastRow="0" w:firstColumn="0" w:lastColumn="0" w:oddVBand="0" w:evenVBand="0" w:oddHBand="1" w:evenHBand="0" w:firstRowFirstColumn="0" w:firstRowLastColumn="0" w:lastRowFirstColumn="0" w:lastRowLastColumn="0"/>
+              <w:rPr>
+                <w:rFonts w:eastAsiaTheme="minorEastAsia"/>
+              </w:rPr>
+            </w:pPr>
+            <w:r>
+              <w:rPr>
+                <w:rFonts w:eastAsiaTheme="minorEastAsia"/>
+              </w:rPr>
+              <w:t>121,800.45</w:t>
+            </w:r>
+          </w:p>
+        </w:tc>
+        <w:tc>
+          <w:tcPr>
+            <w:tcW w:w="0" w:type="auto"/>
+            <w:hideMark/>
+          </w:tcPr>
+          <w:p>
+            <w:pPr>
+              <w:spacing w:line="257" w:lineRule="auto"/>
+              <w:jc w:val="left"/>
+              <w:cnfStyle w:val="000000100000" w:firstRow="0" w:lastRow="0" w:firstColumn="0" w:lastColumn="0" w:oddVBand="0" w:evenVBand="0" w:oddHBand="1" w:evenHBand="0" w:firstRowFirstColumn="0" w:firstRowLastColumn="0" w:lastRowFirstColumn="0" w:lastRowLastColumn="0"/>
+              <w:rPr>
+                <w:rFonts w:eastAsiaTheme="minorEastAsia"/>
+              </w:rPr>
+            </w:pPr>
+            <w:r>
+              <w:rPr>
+                <w:rFonts w:eastAsiaTheme="minorEastAsia"/>
+              </w:rPr>
+              <w:t>0.6687</w:t>
+            </w:r>
+          </w:p>
+        </w:tc>
+      </w:tr>
+      <w:tr>
+        <w:trPr>
+          <w:jc w:val="center"/>
+        </w:trPr>
+        <w:tc>
+          <w:tcPr>
+            <w:cnfStyle w:val="001000000000" w:firstRow="0" w:lastRow="0" w:firstColumn="1" w:lastColumn="0" w:oddVBand="0" w:evenVBand="0" w:oddHBand="0" w:evenHBand="0" w:firstRowFirstColumn="0" w:firstRowLastColumn="0" w:lastRowFirstColumn="0" w:lastRowLastColumn="0"/>
+            <w:tcW w:w="0" w:type="auto"/>
+            <w:hideMark/>
+          </w:tcPr>
+          <w:p>
+            <w:pPr>
+              <w:spacing w:line="257" w:lineRule="auto"/>
+              <w:jc w:val="left"/>
+              <w:rPr>
+                <w:rFonts w:eastAsiaTheme="minorEastAsia"/>
+              </w:rPr>
+            </w:pPr>
+            <w:r>
+              <w:rPr>
+                <w:rFonts w:eastAsiaTheme="minorEastAsia"/>
+              </w:rPr>
+              <w:t>Ridge</w:t>
+            </w:r>
+          </w:p>
+        </w:tc>
+        <w:tc>
+          <w:tcPr>
+            <w:tcW w:w="0" w:type="auto"/>
+            <w:hideMark/>
+          </w:tcPr>
+          <w:p>
+            <w:pPr>
+              <w:spacing w:line="257" w:lineRule="auto"/>
+              <w:jc w:val="left"/>
+              <w:cnfStyle w:val="000000000000" w:firstRow="0" w:lastRow="0" w:firstColumn="0" w:lastColumn="0" w:oddVBand="0" w:evenVBand="0" w:oddHBand="0" w:evenHBand="0" w:firstRowFirstColumn="0" w:firstRowLastColumn="0" w:lastRowFirstColumn="0" w:lastRowLastColumn="0"/>
+              <w:rPr>
+                <w:rFonts w:eastAsiaTheme="minorEastAsia"/>
+              </w:rPr>
+            </w:pPr>
+            <w:r>
+              <w:rPr>
+                <w:rFonts w:eastAsiaTheme="minorEastAsia"/>
+              </w:rPr>
+              <w:t>100</w:t>
+            </w:r>
+          </w:p>
+        </w:tc>
+        <w:tc>
+          <w:tcPr>
+            <w:tcW w:w="0" w:type="auto"/>
+            <w:hideMark/>
+          </w:tcPr>
+          <w:p>
+            <w:pPr>
+              <w:spacing w:line="257" w:lineRule="auto"/>
+              <w:jc w:val="left"/>
+              <w:cnfStyle w:val="000000000000" w:firstRow="0" w:lastRow="0" w:firstColumn="0" w:lastColumn="0" w:oddVBand="0" w:evenVBand="0" w:oddHBand="0" w:evenHBand="0" w:firstRowFirstColumn="0" w:firstRowLastColumn="0" w:lastRowFirstColumn="0" w:lastRowLastColumn="0"/>
+              <w:rPr>
+                <w:rFonts w:eastAsiaTheme="minorEastAsia"/>
+              </w:rPr>
+            </w:pPr>
+            <w:r>
+              <w:rPr>
+                <w:rFonts w:eastAsiaTheme="minorEastAsia"/>
+              </w:rPr>
+              <w:t>182,447.60</w:t>
+            </w:r>
+          </w:p>
+        </w:tc>
+        <w:tc>
+          <w:tcPr>
+            <w:tcW w:w="0" w:type="auto"/>
+            <w:hideMark/>
+          </w:tcPr>
+          <w:p>
+            <w:pPr>
+              <w:spacing w:line="257" w:lineRule="auto"/>
+              <w:jc w:val="left"/>
+              <w:cnfStyle w:val="000000000000" w:firstRow="0" w:lastRow="0" w:firstColumn="0" w:lastColumn="0" w:oddVBand="0" w:evenVBand="0" w:oddHBand="0" w:evenHBand="0" w:firstRowFirstColumn="0" w:firstRowLastColumn="0" w:lastRowFirstColumn="0" w:lastRowLastColumn="0"/>
+              <w:rPr>
+                <w:rFonts w:eastAsiaTheme="minorEastAsia"/>
+              </w:rPr>
+            </w:pPr>
+            <w:r>
+              <w:rPr>
+                <w:rFonts w:eastAsiaTheme="minorEastAsia"/>
+              </w:rPr>
+              <w:t>121,085.41</w:t>
+            </w:r>
+          </w:p>
+        </w:tc>
+        <w:tc>
+          <w:tcPr>
+            <w:tcW w:w="0" w:type="auto"/>
+            <w:hideMark/>
+          </w:tcPr>
+          <w:p>
+            <w:pPr>
+              <w:spacing w:line="257" w:lineRule="auto"/>
+              <w:jc w:val="left"/>
+              <w:cnfStyle w:val="000000000000" w:firstRow="0" w:lastRow="0" w:firstColumn="0" w:lastColumn="0" w:oddVBand="0" w:evenVBand="0" w:oddHBand="0" w:evenHBand="0" w:firstRowFirstColumn="0" w:firstRowLastColumn="0" w:lastRowFirstColumn="0" w:lastRowLastColumn="0"/>
+              <w:rPr>
+                <w:rFonts w:eastAsiaTheme="minorEastAsia"/>
+              </w:rPr>
+            </w:pPr>
+            <w:r>
+              <w:rPr>
+                <w:rFonts w:eastAsiaTheme="minorEastAsia"/>
+              </w:rPr>
+              <w:t>0.6677</w:t>
+            </w:r>
+          </w:p>
+        </w:tc>
+      </w:tr>
+      <w:tr>
+        <w:trPr>
+          <w:cnfStyle w:val="000000100000" w:firstRow="0" w:lastRow="0" w:firstColumn="0" w:lastColumn="0" w:oddVBand="0" w:evenVBand="0" w:oddHBand="1" w:evenHBand="0" w:firstRowFirstColumn="0" w:firstRowLastColumn="0" w:lastRowFirstColumn="0" w:lastRowLastColumn="0"/>
+          <w:jc w:val="center"/>
+        </w:trPr>
+        <w:tc>
+          <w:tcPr>
+            <w:cnfStyle w:val="001000000000" w:firstRow="0" w:lastRow="0" w:firstColumn="1" w:lastColumn="0" w:oddVBand="0" w:evenVBand="0" w:oddHBand="0" w:evenHBand="0" w:firstRowFirstColumn="0" w:firstRowLastColumn="0" w:lastRowFirstColumn="0" w:lastRowLastColumn="0"/>
+            <w:tcW w:w="0" w:type="auto"/>
+            <w:hideMark/>
+          </w:tcPr>
+          <w:p>
+            <w:pPr>
+              <w:spacing w:line="257" w:lineRule="auto"/>
+              <w:jc w:val="left"/>
+              <w:rPr>
+                <w:rFonts w:eastAsiaTheme="minorEastAsia"/>
+              </w:rPr>
+            </w:pPr>
+            <w:r>
+              <w:rPr>
+                <w:rFonts w:eastAsiaTheme="minorEastAsia"/>
+              </w:rPr>
+              <w:t>Lasso</w:t>
+            </w:r>
+          </w:p>
+        </w:tc>
+        <w:tc>
+          <w:tcPr>
+            <w:tcW w:w="0" w:type="auto"/>
+            <w:hideMark/>
+          </w:tcPr>
+          <w:p>
+            <w:pPr>
+              <w:spacing w:line="257" w:lineRule="auto"/>
+              <w:jc w:val="left"/>
+              <w:cnfStyle w:val="000000100000" w:firstRow="0" w:lastRow="0" w:firstColumn="0" w:lastColumn="0" w:oddVBand="0" w:evenVBand="0" w:oddHBand="1" w:evenHBand="0" w:firstRowFirstColumn="0" w:firstRowLastColumn="0" w:lastRowFirstColumn="0" w:lastRowLastColumn="0"/>
+              <w:rPr>
+                <w:rFonts w:eastAsiaTheme="minorEastAsia"/>
+              </w:rPr>
+            </w:pPr>
+            <w:r>
+              <w:rPr>
+                <w:rFonts w:eastAsiaTheme="minorEastAsia"/>
+              </w:rPr>
+              <w:t>100</w:t>
+            </w:r>
+          </w:p>
+        </w:tc>
+        <w:tc>
+          <w:tcPr>
+            <w:tcW w:w="0" w:type="auto"/>
+            <w:hideMark/>
+          </w:tcPr>
+          <w:p>
+            <w:pPr>
+              <w:spacing w:line="257" w:lineRule="auto"/>
+              <w:jc w:val="left"/>
+              <w:cnfStyle w:val="000000100000" w:firstRow="0" w:lastRow="0" w:firstColumn="0" w:lastColumn="0" w:oddVBand="0" w:evenVBand="0" w:oddHBand="1" w:evenHBand="0" w:firstRowFirstColumn="0" w:firstRowLastColumn="0" w:lastRowFirstColumn="0" w:lastRowLastColumn="0"/>
+              <w:rPr>
+                <w:rFonts w:eastAsiaTheme="minorEastAsia"/>
+              </w:rPr>
+            </w:pPr>
+            <w:r>
+              <w:rPr>
+                <w:rFonts w:eastAsiaTheme="minorEastAsia"/>
+              </w:rPr>
+              <w:t>180,751.62</w:t>
+            </w:r>
+          </w:p>
+        </w:tc>
+        <w:tc>
+          <w:tcPr>
+            <w:tcW w:w="0" w:type="auto"/>
+            <w:hideMark/>
+          </w:tcPr>
+          <w:p>
+            <w:pPr>
+              <w:spacing w:line="257" w:lineRule="auto"/>
+              <w:jc w:val="left"/>
+              <w:cnfStyle w:val="000000100000" w:firstRow="0" w:lastRow="0" w:firstColumn="0" w:lastColumn="0" w:oddVBand="0" w:evenVBand="0" w:oddHBand="1" w:evenHBand="0" w:firstRowFirstColumn="0" w:firstRowLastColumn="0" w:lastRowFirstColumn="0" w:lastRowLastColumn="0"/>
+              <w:rPr>
+                <w:rFonts w:eastAsiaTheme="minorEastAsia"/>
+              </w:rPr>
+            </w:pPr>
+            <w:r>
+              <w:rPr>
+                <w:rFonts w:eastAsiaTheme="minorEastAsia"/>
+              </w:rPr>
+              <w:t>120,854.08</w:t>
+            </w:r>
+          </w:p>
+        </w:tc>
+        <w:tc>
+          <w:tcPr>
+            <w:tcW w:w="0" w:type="auto"/>
+            <w:hideMark/>
+          </w:tcPr>
+          <w:p>
+            <w:pPr>
+              <w:spacing w:line="257" w:lineRule="auto"/>
+              <w:jc w:val="left"/>
+              <w:cnfStyle w:val="000000100000" w:firstRow="0" w:lastRow="0" w:firstColumn="0" w:lastColumn="0" w:oddVBand="0" w:evenVBand="0" w:oddHBand="1" w:evenHBand="0" w:firstRowFirstColumn="0" w:firstRowLastColumn="0" w:lastRowFirstColumn="0" w:lastRowLastColumn="0"/>
+              <w:rPr>
+                <w:rFonts w:eastAsiaTheme="minorEastAsia"/>
+              </w:rPr>
+            </w:pPr>
+            <w:r>
+              <w:rPr>
+                <w:rFonts w:eastAsiaTheme="minorEastAsia"/>
+              </w:rPr>
+              <w:t>0.6680</w:t>
+            </w:r>
+          </w:p>
+        </w:tc>
+      </w:tr>
+    </w:tbl>
     <w:p>
       <w:pPr>
         <w:spacing w:line="257" w:lineRule="auto"/>

--- a/doc/QBUS6810_assignment_instructions.docx
+++ b/doc/QBUS6810_assignment_instructions.docx
@@ -519,28 +519,14 @@
         <w:rPr>
           <w:rFonts w:eastAsiaTheme="minorEastAsia"/>
         </w:rPr>
-        <w:t>transaction_</w:t>
-      </w:r>
-      <w:proofErr w:type="gramStart"/>
-      <w:r>
-        <w:rPr>
-          <w:rFonts w:eastAsiaTheme="minorEastAsia"/>
-        </w:rPr>
-        <w:t>id</w:t>
+        <w:t>transaction_id</w:t>
       </w:r>
       <w:proofErr w:type="spellEnd"/>
       <w:r>
         <w:rPr>
           <w:rFonts w:eastAsiaTheme="minorEastAsia"/>
         </w:rPr>
-        <w:t>(</w:t>
-      </w:r>
-      <w:proofErr w:type="gramEnd"/>
-      <w:r>
-        <w:rPr>
-          <w:rFonts w:eastAsiaTheme="minorEastAsia"/>
-        </w:rPr>
-        <w:t xml:space="preserve">none found); a repeated sale is a repeated </w:t>
+        <w:t xml:space="preserve">(none found); a repeated sale is a repeated </w:t>
       </w:r>
       <w:proofErr w:type="spellStart"/>
       <w:r>
@@ -705,21 +691,7 @@
         <w:rPr>
           <w:rFonts w:eastAsiaTheme="minorEastAsia"/>
         </w:rPr>
-        <w:t xml:space="preserve"> values were </w:t>
-      </w:r>
-      <w:proofErr w:type="gramStart"/>
-      <w:r>
-        <w:rPr>
-          <w:rFonts w:eastAsiaTheme="minorEastAsia"/>
-        </w:rPr>
-        <w:t>assigned</w:t>
-      </w:r>
-      <w:proofErr w:type="gramEnd"/>
-      <w:r>
-        <w:rPr>
-          <w:rFonts w:eastAsiaTheme="minorEastAsia"/>
-        </w:rPr>
-        <w:t xml:space="preserve"> the documented code '9.9', while Chicago-specific location fields were distinguished between non-Chicago properties and unknown values within Chicago. This preserved meaningful differences between inapplicable and genuinely missing information. For other predictors, missingness was assessed using the training data. Numerical and categorical values were imputed using training-set medians and modes, respectively. Features with more than 1% missingness were also assigned missing-value indicators where applicable, allowing models to capture potential information associated with missingness rather than relying solely on substituted values.</w:t>
+        <w:t xml:space="preserve"> values were assigned the documented code '9.9', while Chicago-specific location fields were distinguished between non-Chicago properties and unknown values within Chicago. This preserved meaningful differences between inapplicable and genuinely missing information. For other predictors, missingness was assessed using the training data. Numerical and categorical values were imputed using training-set medians and modes, respectively. Features with more than 1% missingness were also assigned missing-value indicators where applicable, allowing models to capture potential information associated with missingness rather than relying solely on substituted values.</w:t>
       </w:r>
     </w:p>
     <w:p>
@@ -914,8 +886,21 @@
           <w:rFonts w:eastAsiaTheme="minorEastAsia"/>
         </w:rPr>
         <w:tab/>
-        <w:t>Annual Appreciation: The overall median sale price increased from $315,000 in 2023 to $340,000 in early 2024, representing a year-over-year growth of +7.94%. The log-transformed price series confirms this steady, upward macroeconomic shift across the dataset.</w:t>
-      </w:r>
+      </w:r>
+      <w:r>
+        <w:rPr>
+          <w:rFonts w:eastAsiaTheme="minorEastAsia"/>
+        </w:rPr>
+        <w:t>Annual Price Differences: The reported median sale price was $315,000 for 2023 and $340,000 in early 2024, approximately 7.94% higher. However, because these figures represent different time windows, this difference should not be interpreted as a like-for-like year-over-year growth rate. Changes in the characteristics and locations of homes sold may also contribute to the observed variation.</w:t>
+      </w:r>
+    </w:p>
+    <w:p>
+      <w:pPr>
+        <w:ind w:left="424" w:hanging="416"/>
+        <w:rPr>
+          <w:rFonts w:eastAsiaTheme="minorEastAsia"/>
+        </w:rPr>
+      </w:pPr>
     </w:p>
     <w:p>
       <w:pPr>
@@ -1026,21 +1011,7 @@
           <w:rFonts w:eastAsiaTheme="minorEastAsia"/>
         </w:rPr>
         <w:tab/>
-        <w:t xml:space="preserve">Spatial Gradient: Scatter plots of coordinates and latitude/longitude decile charts show a clear "Northeast high, South low" gradient. Prices rise steadily as one </w:t>
-      </w:r>
-      <w:proofErr w:type="gramStart"/>
-      <w:r>
-        <w:rPr>
-          <w:rFonts w:eastAsiaTheme="minorEastAsia"/>
-        </w:rPr>
-        <w:t>moves</w:t>
-      </w:r>
-      <w:proofErr w:type="gramEnd"/>
-      <w:r>
-        <w:rPr>
-          <w:rFonts w:eastAsiaTheme="minorEastAsia"/>
-        </w:rPr>
-        <w:t xml:space="preserve"> north (higher latitude) and east toward the Lake Michigan shoreline (higher longitude). The inter-decile price difference across latitudes and longitudes represents a 2.66x and 2.25x multiplier, respectively. This aligns with the presence of premium waterfront resources and higher socioeconomic status in the northern suburbs.</w:t>
+        <w:t>Spatial Gradient: Scatter plots of coordinates and latitude/longitude decile charts show a clear "Northeast high, South low" gradient. Prices rise steadily as one moves north (higher latitude) and east toward the Lake Michigan shoreline (higher longitude). The inter-decile price difference across latitudes and longitudes represents a 2.66x and 2.25x multiplier, respectively. This aligns with the presence of premium waterfront resources and higher socioeconomic status in the northern suburbs.</w:t>
       </w:r>
     </w:p>
     <w:p>
@@ -1061,7 +1032,12 @@
           <w:rFonts w:eastAsiaTheme="minorEastAsia"/>
         </w:rPr>
         <w:tab/>
-        <w:t xml:space="preserve">City-Level Disparity: Aggregating by </w:t>
+      </w:r>
+      <w:r>
+        <w:rPr>
+          <w:rFonts w:eastAsiaTheme="minorEastAsia"/>
+        </w:rPr>
+        <w:t xml:space="preserve">City-Level Disparity: Aggregation by </w:t>
       </w:r>
       <w:proofErr w:type="spellStart"/>
       <w:r>
@@ -1075,8 +1051,16 @@
         <w:rPr>
           <w:rFonts w:eastAsiaTheme="minorEastAsia"/>
         </w:rPr>
-        <w:t xml:space="preserve"> exposes a massive gap. Top-tier northern cities like Kenilworth and Winnetka boast median prices over $1.4 million, while southern suburban cities like Posen and Chicago Heights sit below $160,000 (a 2.28x difference).</w:t>
-      </w:r>
+        <w:t xml:space="preserve"> reveals substantial differences in observed sale prices across Cook County. Northern suburbs such as Kenilworth and Winnetka have median prices exceeding $1.4 million, whereas locations such as Posen and Chicago Heights have medians below $160,000. This pronounced disparity highlights the importance of location-related predictors in residential price estimation.</w:t>
+      </w:r>
+    </w:p>
+    <w:p>
+      <w:pPr>
+        <w:ind w:left="424" w:hanging="416"/>
+        <w:rPr>
+          <w:rFonts w:eastAsiaTheme="minorEastAsia"/>
+        </w:rPr>
+      </w:pPr>
     </w:p>
     <w:p>
       <w:pPr>
@@ -1135,21 +1119,7 @@
         <w:rPr>
           <w:rFonts w:eastAsiaTheme="minorEastAsia"/>
         </w:rPr>
-        <w:t xml:space="preserve">Data representation was guided by the variable dictionary and the requirements of different modelling approaches. Numerical measurements, discrete counts, binary indicators and categorical labels were assigned appropriate data types, with nullable representations used where necessary to preserve missing information before imputation. This distinction was important because treating categorical codes as continuous measurements could impose artificial numerical relationships. For the shared exported datasets, lower-cardinality categorical variables were represented through rare-category grouping and One-Hot Encoding, while higher-cardinality variables were handled using </w:t>
-      </w:r>
-      <w:proofErr w:type="gramStart"/>
-      <w:r>
-        <w:rPr>
-          <w:rFonts w:eastAsiaTheme="minorEastAsia"/>
-        </w:rPr>
-        <w:t>smoothed</w:t>
-      </w:r>
-      <w:proofErr w:type="gramEnd"/>
-      <w:r>
-        <w:rPr>
-          <w:rFonts w:eastAsiaTheme="minorEastAsia"/>
-        </w:rPr>
-        <w:t xml:space="preserve"> Out-of-Fold Target Encoding to control dimensionality. The Linear Regression, Ridge and Lasso experiments independently reconstructed their predictors from the original records and applied their own training-fitted preprocessing. Thus, model families shared the same chronological transactions but did not necessarily use identical encoded feature matrices.</w:t>
+        <w:t>Data representation was guided by the data dictionary and the requirements of the predictive models. After merging the transaction and property records, variables were assigned appropriate numerical, categorical or binary types, with dictionary-defined codes recoded where necessary. Nullable data types were used to preserve missing values for subsequent imputation. For the shared exported dataset, high-cardinality categorical variables were handled using smoothed out-of-fold target encoding, while lower-cardinality categories were consolidated where appropriate and one-hot encoded. Encoding statistics were learned from training data to reduce information leakage. The linear-model experiments used a separate training-fitted preprocessing pipeline, allowing their feature specifications to be evaluated independently.</w:t>
       </w:r>
     </w:p>
     <w:p>
@@ -1171,7 +1141,7 @@
         <w:rPr>
           <w:rFonts w:eastAsiaTheme="minorEastAsia"/>
         </w:rPr>
-        <w:t xml:space="preserve">Feature engineering focused on capturing property characteristics and interactions that may not be adequately represented by individual predictors. First, </w:t>
+        <w:t>Several engineered features were constructed to represent relationships not fully captured by individual predictors. House age at sale (</w:t>
       </w:r>
       <w:proofErr w:type="spellStart"/>
       <w:r>
@@ -1185,35 +1155,49 @@
         <w:rPr>
           <w:rFonts w:eastAsiaTheme="minorEastAsia"/>
         </w:rPr>
-        <w:t xml:space="preserve"> was calculated as </w:t>
+        <w:t>) was calculated as the sale year minus the recorded construction year (</w:t>
       </w:r>
       <w:proofErr w:type="spellStart"/>
       <w:r>
         <w:rPr>
           <w:rFonts w:eastAsiaTheme="minorEastAsia"/>
         </w:rPr>
-        <w:t>sale_year</w:t>
+        <w:t>char_yrblt</w:t>
       </w:r>
       <w:proofErr w:type="spellEnd"/>
       <w:r>
         <w:rPr>
           <w:rFonts w:eastAsiaTheme="minorEastAsia"/>
         </w:rPr>
-        <w:t xml:space="preserve"> − </w:t>
+        <w:t>), reflecting the property's age at the time of valuation. Building Area × Construction Quality (</w:t>
       </w:r>
       <w:proofErr w:type="spellStart"/>
       <w:r>
         <w:rPr>
           <w:rFonts w:eastAsiaTheme="minorEastAsia"/>
         </w:rPr>
-        <w:t>char_yrblt</w:t>
+        <w:t>inter_bldg_qlty</w:t>
       </w:r>
       <w:proofErr w:type="spellEnd"/>
       <w:r>
         <w:rPr>
           <w:rFonts w:eastAsiaTheme="minorEastAsia"/>
         </w:rPr>
-        <w:t>, representing the age of a property at the time of the recorded transaction. This provides a more interpretable measure of building age than construction year alone and may capture differences in depreciation and property condition. For practical valuation of an unsold home, the corresponding feature would need to be calculated using the valuation year rather than an unknown future sale date.</w:t>
+        <w:t>) combined building size with recorded construction quality to explore whether the price relationship associated with floor area varies by quality. Land Area × Building Area (</w:t>
+      </w:r>
+      <w:proofErr w:type="spellStart"/>
+      <w:r>
+        <w:rPr>
+          <w:rFonts w:eastAsiaTheme="minorEastAsia"/>
+        </w:rPr>
+        <w:t>inter_land_bldg</w:t>
+      </w:r>
+      <w:proofErr w:type="spellEnd"/>
+      <w:r>
+        <w:rPr>
+          <w:rFonts w:eastAsiaTheme="minorEastAsia"/>
+        </w:rPr>
+        <w:t>) was designed to distinguish properties with different combinations of building and lot sizes. These interaction terms were treated as candidate predictors rather than assumed improvements, since their usefulness depends on validation performance.</w:t>
       </w:r>
     </w:p>
     <w:p>
@@ -1235,114 +1219,56 @@
         <w:rPr>
           <w:rFonts w:eastAsiaTheme="minorEastAsia"/>
         </w:rPr>
-        <w:t xml:space="preserve">Second, </w:t>
+        <w:t xml:space="preserve">For the original linear-model comparisons, Feature Set D combined 97 location and property predictors with a Building Size × Archived Building Age interaction. This interaction used pre-sale property information and tested whether the association between floor area and price differed across older and newer buildings. Separately, a continuous valuation </w:t>
+      </w:r>
+      <w:r>
+        <w:rPr>
+          <w:rFonts w:eastAsiaTheme="minorEastAsia"/>
+        </w:rPr>
+        <w:lastRenderedPageBreak/>
+        <w:t>month index, measured relative to January 2023, and building age at valuation were explored as candidate temporal features in the E-series experiments. Their purpose was to assess whether explicitly representing transaction timing could capture information beyond the archived property characteristics.</w:t>
+      </w:r>
+    </w:p>
+    <w:p>
+      <w:pPr>
+        <w:ind w:left="10"/>
+        <w:rPr>
+          <w:rFonts w:eastAsiaTheme="minorEastAsia"/>
+        </w:rPr>
+      </w:pPr>
+    </w:p>
+    <w:p>
+      <w:pPr>
+        <w:ind w:left="10"/>
+        <w:rPr>
+          <w:rFonts w:eastAsiaTheme="minorEastAsia"/>
+        </w:rPr>
+      </w:pPr>
+      <w:r>
+        <w:rPr>
+          <w:rFonts w:eastAsiaTheme="minorEastAsia"/>
+        </w:rPr>
+        <w:t xml:space="preserve">Because the E-series changed multiple feature components, an additional controlled comparison examined the month index alone by adding it to Lasso Feature Set D while holding the </w:t>
       </w:r>
       <w:proofErr w:type="spellStart"/>
       <w:r>
         <w:rPr>
           <w:rFonts w:eastAsiaTheme="minorEastAsia"/>
         </w:rPr>
-        <w:t>inter_bldg_qlty</w:t>
+        <w:t>regularisation</w:t>
       </w:r>
       <w:proofErr w:type="spellEnd"/>
       <w:r>
         <w:rPr>
           <w:rFonts w:eastAsiaTheme="minorEastAsia"/>
         </w:rPr>
-        <w:t xml:space="preserve"> combined building area (</w:t>
-      </w:r>
-      <w:proofErr w:type="spellStart"/>
-      <w:r>
-        <w:rPr>
-          <w:rFonts w:eastAsiaTheme="minorEastAsia"/>
-        </w:rPr>
-        <w:t>char_bldg_sf</w:t>
-      </w:r>
-      <w:proofErr w:type="spellEnd"/>
-      <w:r>
-        <w:rPr>
-          <w:rFonts w:eastAsiaTheme="minorEastAsia"/>
-        </w:rPr>
-        <w:t>) with the recorded construction-quality code (</w:t>
-      </w:r>
-      <w:proofErr w:type="spellStart"/>
-      <w:r>
-        <w:rPr>
-          <w:rFonts w:eastAsiaTheme="minorEastAsia"/>
-        </w:rPr>
-        <w:t>char_cnst_qlty</w:t>
-      </w:r>
-      <w:proofErr w:type="spellEnd"/>
-      <w:r>
-        <w:rPr>
-          <w:rFonts w:eastAsiaTheme="minorEastAsia"/>
-        </w:rPr>
-        <w:t xml:space="preserve">). The rationale was that additional floor area may command different prices depending on construction quality. Third, </w:t>
-      </w:r>
-      <w:proofErr w:type="spellStart"/>
-      <w:r>
-        <w:rPr>
-          <w:rFonts w:eastAsiaTheme="minorEastAsia"/>
-        </w:rPr>
-        <w:t>inter_land_bldg</w:t>
-      </w:r>
-      <w:proofErr w:type="spellEnd"/>
-      <w:r>
-        <w:rPr>
-          <w:rFonts w:eastAsiaTheme="minorEastAsia"/>
-        </w:rPr>
-        <w:t xml:space="preserve"> multiplied land area (</w:t>
-      </w:r>
-      <w:proofErr w:type="spellStart"/>
-      <w:r>
-        <w:rPr>
-          <w:rFonts w:eastAsiaTheme="minorEastAsia"/>
-        </w:rPr>
-        <w:t>char_land_sf</w:t>
-      </w:r>
-      <w:proofErr w:type="spellEnd"/>
-      <w:r>
-        <w:rPr>
-          <w:rFonts w:eastAsiaTheme="minorEastAsia"/>
-        </w:rPr>
-        <w:t>) by building area to represent their joint scale, potentially distinguishing large buildings on extensive plots from properties with only one of these characteristics. These interactions were motivated by plausible valuation relationships, although their usefulness cannot be established from correlation alone.</w:t>
-      </w:r>
-    </w:p>
-    <w:p>
-      <w:pPr>
-        <w:ind w:left="10"/>
-        <w:rPr>
-          <w:rFonts w:eastAsiaTheme="minorEastAsia"/>
-        </w:rPr>
-      </w:pPr>
-    </w:p>
-    <w:p>
-      <w:pPr>
-        <w:ind w:left="10"/>
-        <w:rPr>
-          <w:rFonts w:eastAsiaTheme="minorEastAsia"/>
-        </w:rPr>
-      </w:pPr>
-      <w:r>
-        <w:rPr>
-          <w:rFonts w:eastAsiaTheme="minorEastAsia"/>
-        </w:rPr>
-        <w:lastRenderedPageBreak/>
-        <w:t xml:space="preserve">We therefore evaluated engineered features using chronological validation rather than automatically retaining every candidate. In the linear-model experiments, adding a Building Size × Archived Building Age interaction to the combined location and property predictors reduced validation WAE (2:1) from $157,667.56 to $157,248.20, a modest improvement of approximately 0.27%. Further interaction experiments were assessed separately. This evidence supports selective feature engineering while </w:t>
-      </w:r>
-      <w:proofErr w:type="spellStart"/>
-      <w:r>
-        <w:rPr>
-          <w:rFonts w:eastAsiaTheme="minorEastAsia"/>
-        </w:rPr>
-        <w:t>recognising</w:t>
-      </w:r>
-      <w:proofErr w:type="spellEnd"/>
-      <w:r>
-        <w:rPr>
-          <w:rFonts w:eastAsiaTheme="minorEastAsia"/>
-        </w:rPr>
-        <w:t xml:space="preserve"> that additional complexity does not necessarily translate into materially better predictions.</w:t>
+        <w:t xml:space="preserve"> strength at α = 20. This distinguished the incremental contribution of the month index from the combined effects of other engineered features. The final inclusion decision was based on the chronological validation results and the primary WAE (2:1) criterion, rather than assuming that additional temporal information would necessarily improve business-weighted prediction performance. The detailed experimental evidence and resulting feature-selection decision are presented in Section 3d</w:t>
+      </w:r>
+      <w:r>
+        <w:rPr>
+          <w:rFonts w:eastAsiaTheme="minorEastAsia"/>
+        </w:rPr>
+        <w:t>.</w:t>
       </w:r>
     </w:p>
     <w:p>
@@ -1656,7 +1582,6 @@
                 <w:rFonts w:eastAsiaTheme="minorEastAsia"/>
               </w:rPr>
             </w:pPr>
-            <w:proofErr w:type="gramStart"/>
             <w:r>
               <w:rPr>
                 <w:rFonts w:eastAsiaTheme="minorEastAsia"/>
@@ -1680,15 +1605,7 @@
                 <w:b w:val="0"/>
                 <w:bCs w:val="0"/>
               </w:rPr>
-              <w:t>(</w:t>
-            </w:r>
-            <w:proofErr w:type="gramEnd"/>
-            <w:r>
-              <w:rPr>
-                <w:b w:val="0"/>
-                <w:bCs w:val="0"/>
-              </w:rPr>
-              <w:t>$)</w:t>
+              <w:t>($²)</w:t>
             </w:r>
           </w:p>
         </w:tc>
@@ -1705,7 +1622,6 @@
                 <w:rFonts w:eastAsiaTheme="minorEastAsia"/>
               </w:rPr>
             </w:pPr>
-            <w:proofErr w:type="gramStart"/>
             <w:r>
               <w:rPr>
                 <w:rFonts w:eastAsiaTheme="minorEastAsia" w:hint="eastAsia"/>
@@ -1719,19 +1635,7 @@
               <w:t>E</w:t>
             </w:r>
             <w:r>
-              <w:rPr>
-                <w:b w:val="0"/>
-                <w:bCs w:val="0"/>
-              </w:rPr>
-              <w:t>(</w:t>
-            </w:r>
-            <w:proofErr w:type="gramEnd"/>
-            <w:r>
-              <w:rPr>
-                <w:b w:val="0"/>
-                <w:bCs w:val="0"/>
-              </w:rPr>
-              <w:t>$)</w:t>
+              <w:t xml:space="preserve"> ($)</w:t>
             </w:r>
           </w:p>
         </w:tc>
@@ -1924,15 +1828,7 @@
           <w:color w:val="EE0000"/>
           <w:highlight w:val="yellow"/>
         </w:rPr>
-        <w:t xml:space="preserve">Compare multiple regression approaches taught in the course. Explain your choices and what you learned. You may also investigate separate models for different </w:t>
-      </w:r>
-      <w:proofErr w:type="gramStart"/>
-      <w:r>
-        <w:rPr>
-          <w:color w:val="EE0000"/>
-          <w:highlight w:val="yellow"/>
-        </w:rPr>
-        <w:t>locations.</w:t>
+        <w:t>Compare multiple regression approaches taught in the course. Explain your choices and what you learned. You may also investigate separate models for different locations.</w:t>
       </w:r>
       <w:r>
         <w:rPr>
@@ -1940,43 +1836,20 @@
           <w:color w:val="EE0000"/>
           <w:highlight w:val="yellow"/>
         </w:rPr>
-        <w:t>（</w:t>
-      </w:r>
-      <w:proofErr w:type="gramEnd"/>
-      <w:r>
-        <w:rPr>
-          <w:rFonts w:ascii="宋体" w:eastAsia="宋体" w:hAnsi="宋体" w:cs="宋体" w:hint="eastAsia"/>
-          <w:color w:val="EE0000"/>
-          <w:highlight w:val="yellow"/>
-        </w:rPr>
-        <w:t>需要其他人的）</w:t>
-      </w:r>
-    </w:p>
-    <w:p>
-      <w:pPr>
-        <w:rPr>
-          <w:rFonts w:eastAsiaTheme="minorEastAsia"/>
-        </w:rPr>
-      </w:pPr>
-      <w:r>
-        <w:rPr>
-          <w:rFonts w:eastAsiaTheme="minorEastAsia"/>
-        </w:rPr>
-        <w:t xml:space="preserve">Linear Regression, Ridge and Lasso were compared to </w:t>
-      </w:r>
-      <w:proofErr w:type="gramStart"/>
-      <w:r>
-        <w:rPr>
-          <w:rFonts w:eastAsiaTheme="minorEastAsia"/>
-        </w:rPr>
-        <w:t>investigate</w:t>
-      </w:r>
-      <w:proofErr w:type="gramEnd"/>
-      <w:r>
-        <w:rPr>
-          <w:rFonts w:eastAsiaTheme="minorEastAsia"/>
-        </w:rPr>
-        <w:t xml:space="preserve"> whether coefficient </w:t>
+        <w:t>（需要其他人的）</w:t>
+      </w:r>
+    </w:p>
+    <w:p>
+      <w:pPr>
+        <w:rPr>
+          <w:rFonts w:eastAsiaTheme="minorEastAsia"/>
+        </w:rPr>
+      </w:pPr>
+      <w:r>
+        <w:rPr>
+          <w:rFonts w:eastAsiaTheme="minorEastAsia"/>
+        </w:rPr>
+        <w:t xml:space="preserve">Linear Regression, Ridge and Lasso were compared to investigate whether coefficient </w:t>
       </w:r>
       <w:proofErr w:type="spellStart"/>
       <w:r>
@@ -2086,21 +1959,7 @@
         <w:rPr>
           <w:rFonts w:eastAsiaTheme="minorEastAsia"/>
         </w:rPr>
-        <w:t xml:space="preserve"> </w:t>
-      </w:r>
-      <w:proofErr w:type="gramStart"/>
-      <w:r>
-        <w:rPr>
-          <w:rFonts w:eastAsiaTheme="minorEastAsia"/>
-        </w:rPr>
-        <w:t>squared</w:t>
-      </w:r>
-      <w:proofErr w:type="gramEnd"/>
-      <w:r>
-        <w:rPr>
-          <w:rFonts w:eastAsiaTheme="minorEastAsia"/>
-        </w:rPr>
-        <w:t xml:space="preserve">-error objectives, with </w:t>
+        <w:t xml:space="preserve"> squared-error objectives, with </w:t>
       </w:r>
       <w:proofErr w:type="spellStart"/>
       <w:r>
@@ -2114,7 +1973,14 @@
         <w:rPr>
           <w:rFonts w:eastAsiaTheme="minorEastAsia"/>
         </w:rPr>
-        <w:t xml:space="preserve"> strengths selected according to the pre-specified validation WAE (2:1). MAE, MSE and R² provided supporting performance measures.</w:t>
+        <w:t xml:space="preserve"> strengths </w:t>
+      </w:r>
+      <w:r>
+        <w:rPr>
+          <w:rFonts w:eastAsiaTheme="minorEastAsia"/>
+        </w:rPr>
+        <w:lastRenderedPageBreak/>
+        <w:t>selected according to the pre-specified validation WAE (2:1). MAE, MSE and R² provided supporting performance measures.</w:t>
       </w:r>
     </w:p>
     <w:p>
@@ -2631,7 +2497,6 @@
               <w:rPr>
                 <w:color w:val="000000" w:themeColor="text1"/>
               </w:rPr>
-              <w:lastRenderedPageBreak/>
               <w:t>Lasso</w:t>
             </w:r>
           </w:p>
@@ -3111,21 +2976,7 @@
         <w:rPr>
           <w:rFonts w:eastAsiaTheme="minorEastAsia"/>
         </w:rPr>
-        <w:t xml:space="preserve">Repeated property sales were considered because the same property can appear in more than one </w:t>
-      </w:r>
-      <w:proofErr w:type="gramStart"/>
-      <w:r>
-        <w:rPr>
-          <w:rFonts w:eastAsiaTheme="minorEastAsia"/>
-        </w:rPr>
-        <w:t>time period</w:t>
-      </w:r>
-      <w:proofErr w:type="gramEnd"/>
-      <w:r>
-        <w:rPr>
-          <w:rFonts w:eastAsiaTheme="minorEastAsia"/>
-        </w:rPr>
-        <w:t xml:space="preserve">. We identified 1,677 validation transactions (9.25%), involving 1,666 distinct properties, whose properties had also appeared in the training period. This overlap does not automatically constitute information leakage: in practice, a future transaction may involve a property that has previously been sold, and earlier transactions can legitimately precede later ones. A property-level split would provide a stricter evaluation of predictions for previously unseen homes, but it would address a different question from forecasting future transactions across the housing market. We therefore </w:t>
+        <w:t xml:space="preserve">Repeated property sales were considered because the same property can appear in more than one time period. We identified 1,677 validation transactions (9.25%), involving 1,666 distinct properties, whose properties had also appeared in the training period. This overlap does not automatically constitute information leakage: in practice, a future transaction may involve a property that has previously been sold, and earlier transactions can legitimately precede later ones. A property-level split would provide a stricter evaluation of predictions for previously unseen homes, but it would address a different question from forecasting future transactions across the housing market. We therefore </w:t>
       </w:r>
       <w:proofErr w:type="spellStart"/>
       <w:r>
@@ -3139,7 +2990,14 @@
         <w:rPr>
           <w:rFonts w:eastAsiaTheme="minorEastAsia"/>
         </w:rPr>
-        <w:t xml:space="preserve"> chronological separation while </w:t>
+        <w:t xml:space="preserve"> chronological separation </w:t>
+      </w:r>
+      <w:r>
+        <w:rPr>
+          <w:rFonts w:eastAsiaTheme="minorEastAsia"/>
+        </w:rPr>
+        <w:lastRenderedPageBreak/>
+        <w:t xml:space="preserve">while </w:t>
       </w:r>
       <w:proofErr w:type="spellStart"/>
       <w:r>
@@ -3189,14 +3047,7 @@
         <w:rPr>
           <w:rFonts w:eastAsiaTheme="minorEastAsia"/>
         </w:rPr>
-        <w:t xml:space="preserve"> leakage, learned preprocessing operations, including imputation, scaling and encoding, were fitted using training data only, and property and transaction identifiers were excluded from model predictors. Models and hyperparameters were selected using the July–December 2024 validation set, with weighted absolute error (WAE, 2:1) as the primary criterion because overvaluations incur twice the loss of equally sized undervaluations. MAE, MSE and R² were </w:t>
-      </w:r>
-      <w:r>
-        <w:rPr>
-          <w:rFonts w:eastAsiaTheme="minorEastAsia"/>
-        </w:rPr>
-        <w:lastRenderedPageBreak/>
-        <w:t>reported as supplementary measures. All model families were evaluated on the same validation transactions and using the same loss definition, although their feature representations and training-fitted preprocessing pipelines could differ. The 2025 test set was kept separate from feature selection, tuning and model comparison, and was reserved for final evaluation after model selection. Although repeated experimentation on a single validation period may introduce selection bias, this separation provides an independent assessment of the chosen approach on later transactions.</w:t>
+        <w:t xml:space="preserve"> leakage, learned preprocessing operations, including imputation, scaling and encoding, were fitted using training data only, and property and transaction identifiers were excluded from model predictors. Models and hyperparameters were selected using the July–December 2024 validation set, with weighted absolute error (WAE, 2:1) as the primary criterion because overvaluations incur twice the loss of equally sized undervaluations. MAE, MSE and R² were reported as supplementary measures. All model families were evaluated on the same validation transactions and using the same loss definition, although their feature representations and training-fitted preprocessing pipelines could differ. The 2025 test set was kept separate from feature selection, tuning and model comparison, and was reserved for final evaluation after model selection. Although repeated experimentation on a single validation period may introduce selection bias, this separation provides an independent assessment of the chosen approach on later transactions.</w:t>
       </w:r>
     </w:p>
     <w:p>
@@ -3213,15 +3064,7 @@
         <w:t xml:space="preserve">3d. </w:t>
       </w:r>
       <w:r>
-        <w:t xml:space="preserve">Show how experiments </w:t>
-      </w:r>
-      <w:proofErr w:type="gramStart"/>
-      <w:r>
-        <w:t>informed</w:t>
-      </w:r>
-      <w:proofErr w:type="gramEnd"/>
-      <w:r>
-        <w:t xml:space="preserve"> your decisions. Include a comparison of feature sets.</w:t>
+        <w:t>Show how experiments informed your decisions. Include a comparison of feature sets.</w:t>
       </w:r>
     </w:p>
     <w:p>
@@ -3236,7 +3079,7 @@
           <w:rFonts w:eastAsiaTheme="minorEastAsia"/>
           <w:color w:val="000000" w:themeColor="text1"/>
         </w:rPr>
-        <w:t>Feature-set experiments examined whether location and property characteristics provide complementary predictive information and whether engineered interactions offer additional value beyond an additive specification. Candidate features were motivated by plausible valuation relationships, but decisions to retain them were based on chronological validation performance rather than economic intuition alone.</w:t>
+        <w:t>Feature-set experiments were conducted to examine whether location and property characteristics provide complementary predictive information and whether engineered features improve performance beyond the original specification. Candidate interactions were motivated by plausible valuation relationships, but inclusion decisions were based on the 2024 H2 validation results, using weighted absolute error (WAE, 2:1) as the primary criterion.</w:t>
       </w:r>
     </w:p>
     <w:p>
@@ -3259,7 +3102,7 @@
           <w:rFonts w:eastAsiaTheme="minorEastAsia"/>
           <w:color w:val="000000" w:themeColor="text1"/>
         </w:rPr>
-        <w:t>Four initial feature sets were evaluated using Linear Regression: A contained 67 location predictors, B contained 30 property predictors, C combined both groups (97 predictors), and D added a Building Size × Archived Building Age interaction (98 predictors). The interaction was intended to capture the possibility that the contribution of building area to price varies with building age. The model family, chronological split and training-fitted preprocessing were held constant to support a consistent comparison, with WAE (2:1) used as the primary selection metric.</w:t>
+        <w:t>Four initial feature sets were evaluated using ordinary Linear Regression with the same chronological training and validation transactions and training-fitted preprocessing. Set A contained 67 location predictors, while Set B contained 30 property characteristics. Set C combined both groups into 97 original predictors. Set D added a Building Size × Archived Building Age interaction to Set C, testing whether the association between building size and sale price differs by building age. The building characteristics were drawn from pre-sale property records rather than future transaction outcomes.</w:t>
       </w:r>
     </w:p>
     <w:p>
@@ -3989,62 +3832,46 @@
           <w:rFonts w:eastAsiaTheme="minorEastAsia"/>
           <w:color w:val="000000" w:themeColor="text1"/>
         </w:rPr>
-        <w:t>Combining location and property characteristics reduced WAE (2:1) by approximately 18.1% relative to A and 36.1% relative to B, supporting their complementary predictive value. Adding Size × Age further reduced WAE by only 0.27%. Thus, the initial experiment supported combining predictor groups, while the incremental benefit of this single interaction was modest.</w:t>
-      </w:r>
-    </w:p>
-    <w:p>
-      <w:pPr>
+        <w:t xml:space="preserve">Combining location and property information reduced WAE by approximately 18.1% relative to the location-only set and 36.1% relative to the property-only set, demonstrating the complementary predictive value of the two groups. Adding the Size × Archived Building Age interaction produced a further 0.27% reduction in WAE. Although this improvement was modest, Feature Set D provided a reasonable basis for the subsequent </w:t>
+      </w:r>
+      <w:proofErr w:type="spellStart"/>
+      <w:r>
         <w:rPr>
           <w:rFonts w:eastAsiaTheme="minorEastAsia"/>
           <w:color w:val="000000" w:themeColor="text1"/>
         </w:rPr>
-      </w:pPr>
-    </w:p>
-    <w:p>
-      <w:pPr>
+        <w:t>regularised</w:t>
+      </w:r>
+      <w:proofErr w:type="spellEnd"/>
+      <w:r>
         <w:rPr>
           <w:rFonts w:eastAsiaTheme="minorEastAsia"/>
           <w:color w:val="000000" w:themeColor="text1"/>
         </w:rPr>
-      </w:pPr>
-      <w:r>
+        <w:t xml:space="preserve"> linear-model comparison.</w:t>
+      </w:r>
+    </w:p>
+    <w:p>
+      <w:pPr>
         <w:rPr>
           <w:rFonts w:eastAsiaTheme="minorEastAsia"/>
           <w:color w:val="000000" w:themeColor="text1"/>
         </w:rPr>
-        <w:t xml:space="preserve">Further experiments considered interactions involving building size, property class, township, land area, basement characteristics and flood exposure. A time-aware base configuration (E0) served as the reference. Ridge </w:t>
-      </w:r>
-      <w:proofErr w:type="spellStart"/>
-      <w:r>
+      </w:pPr>
+    </w:p>
+    <w:p>
+      <w:pPr>
         <w:rPr>
           <w:rFonts w:eastAsiaTheme="minorEastAsia"/>
           <w:color w:val="000000" w:themeColor="text1"/>
         </w:rPr>
-        <w:t>regularisation</w:t>
-      </w:r>
-      <w:proofErr w:type="spellEnd"/>
+      </w:pPr>
       <w:r>
         <w:rPr>
           <w:rFonts w:eastAsiaTheme="minorEastAsia"/>
           <w:color w:val="000000" w:themeColor="text1"/>
         </w:rPr>
-        <w:t xml:space="preserve"> was fixed at α = 8 throughout E0–E6 to avoid confounding these comparisons with changes in </w:t>
-      </w:r>
-      <w:proofErr w:type="spellStart"/>
-      <w:r>
-        <w:rPr>
-          <w:rFonts w:eastAsiaTheme="minorEastAsia"/>
-          <w:color w:val="000000" w:themeColor="text1"/>
-        </w:rPr>
-        <w:t>regularisation</w:t>
-      </w:r>
-      <w:proofErr w:type="spellEnd"/>
-      <w:r>
-        <w:rPr>
-          <w:rFonts w:eastAsiaTheme="minorEastAsia"/>
-          <w:color w:val="000000" w:themeColor="text1"/>
-        </w:rPr>
-        <w:t xml:space="preserve"> strength.</w:t>
+        <w:t>A second series of experiments explored additional transformations and interactions involving building size, age, property class, township, land area, basement characteristics and flood exposure. These experiments used a common time-aware base specification (E0), which included a continuous valuation month index and building age at valuation. Ridge Regression and α = 8 were held constant across E0–E6 to compare the resulting feature configurations. Because some configurations also introduced transformed main effects, their differences should not be interpreted as the isolated contribution of individual interactions.</w:t>
       </w:r>
     </w:p>
     <w:p>
@@ -4889,7 +4716,7 @@
           <w:rFonts w:eastAsiaTheme="minorEastAsia"/>
           <w:color w:val="000000" w:themeColor="text1"/>
         </w:rPr>
-        <w:t>E3 achieved a greater improvement than E1, suggesting that township-specific size effects may capture more useful price variation than the Size × Age specification in this experiment. In contrast, E5 performed slightly worse than E0, providing no validation evidence for retaining the Basement × Flood configuration. E6 delivered the strongest results within this series, reducing WAE by approximately 4.56% relative to E0 and achieving the lowest MAE. However, some configurations also included transformed main effects; therefore, these improvements reflect the performance of complete feature configurations rather than the isolated causal contribution of individual interactions.</w:t>
+        <w:t>The engineered configurations produced mixed results. Size × Township (E3) substantially improved WAE relative to E0, whereas Basement × Flood (E5) slightly worsened it. The combined E6 configuration reduced WAE by approximately 4.6% relative to E0 and achieved the lowest MAE in this series. These findings show that additional feature complexity can improve conventional accuracy, but its value depends on the particular configuration and evaluation metric.</w:t>
       </w:r>
     </w:p>
     <w:p>
@@ -4914,7 +4741,7 @@
           <w:rFonts w:eastAsiaTheme="minorEastAsia"/>
           <w:color w:val="000000" w:themeColor="text1"/>
         </w:rPr>
-        <w:t>Additional experiments assessed three proposed configurations against Feature Set D using Ridge with α = 8. The reference WAE was $153,163.83. Adding the Size × Construction Quality interaction (F1) reduced WAE to $153,141.95, an improvement of approximately $21.89 (0.014%). The Centered Log Land × Log Building configuration (F2) and the combined configuration (F3) produced higher WAEs of $153,463.84 and $153,440.45, respectively. Given the negligible improvement from F1 and the deterioration observed for F2 and F3, these results did not provide sufficient justification for adopting the additional complexity.</w:t>
+        <w:t>Further targeted experiments compared three additional feature specifications against Feature Set D using Ridge α = 8. Adding Size × Construction Quality (F1) reduced WAE only marginally, from $153,163.83 to $153,141.95, whereas the F2 and F3 configurations increased WAE to $153,463.84 and $153,440.45, respectively (Appendix Table A2). These small or adverse changes did not justify adopting the additional feature complexity.</w:t>
       </w:r>
     </w:p>
     <w:p>
@@ -4939,7 +4766,8 @@
           <w:rFonts w:eastAsiaTheme="minorEastAsia"/>
           <w:color w:val="000000" w:themeColor="text1"/>
         </w:rPr>
-        <w:t>The best tuned E6 Ridge configuration (α = 5) achieved a lower MAE ($104,068.83) than Lasso with Feature Set D (α = 20; $110,000.68), but its WAE (2:1) was higher: $161,801.48 compared with $152,566.39. This distinction is important because the primary business objective places greater weight on overvaluation. E6's advantage under MAE therefore did not translate into superior performance under the selected asymmetric error criterion.</w:t>
+        <w:lastRenderedPageBreak/>
+        <w:t>The distinction between conventional predictive accuracy and business-weighted loss was particularly important. After tuning, Ridge E6 (α = 5) achieved a lower MAE than Lasso D (α = 20), at $104,068.83 compared with $110,000.68. However, E6 had a higher WAE (2:1), at $161,801.48 compared with $152,566.39. Consequently, better performance under MAE did not imply a preferable model under the asymmetric loss criterion.</w:t>
       </w:r>
     </w:p>
     <w:p>
@@ -4964,24 +4792,844 @@
           <w:rFonts w:eastAsiaTheme="minorEastAsia"/>
           <w:color w:val="000000" w:themeColor="text1"/>
         </w:rPr>
-        <w:lastRenderedPageBreak/>
-        <w:t xml:space="preserve">Overall, the experiments supported combining location and property information while evaluating engineered features based on their incremental validation benefit. Lasso with Feature Set D remained the strongest evaluated </w:t>
-      </w:r>
-      <w:proofErr w:type="gramStart"/>
+        <w:t xml:space="preserve">To examine temporal information more directly, an additional controlled experiment compared the original Lasso Feature Set D (Model A) with the same specification augmented only by a continuous valuation month index (Model B). Both models used α = 20, the same chronological data split and the same training-fitted preprocessing approach. Unlike the E-series comparisons, this experiment held the original feature specification and </w:t>
+      </w:r>
+      <w:proofErr w:type="spellStart"/>
       <w:r>
         <w:rPr>
           <w:rFonts w:eastAsiaTheme="minorEastAsia"/>
           <w:color w:val="000000" w:themeColor="text1"/>
         </w:rPr>
-        <w:t>linear-family</w:t>
-      </w:r>
-      <w:proofErr w:type="gramEnd"/>
+        <w:t>regularisation</w:t>
+      </w:r>
+      <w:proofErr w:type="spellEnd"/>
       <w:r>
         <w:rPr>
           <w:rFonts w:eastAsiaTheme="minorEastAsia"/>
           <w:color w:val="000000" w:themeColor="text1"/>
         </w:rPr>
-        <w:t xml:space="preserve"> configuration under WAE (2:1). Nevertheless, because multiple feature configurations were compared using the same validation period, the observed improvements may partly reflect period-specific patterns and should not be interpreted as guaranteed gains on future transactions or unsold properties.</w:t>
+        <w:t xml:space="preserve"> strength fixed while changing only the inclusion of the month index.</w:t>
+      </w:r>
+    </w:p>
+    <w:p>
+      <w:pPr>
+        <w:ind w:left="10"/>
+        <w:rPr>
+          <w:rFonts w:eastAsiaTheme="minorEastAsia"/>
+          <w:color w:val="000000" w:themeColor="text1"/>
+        </w:rPr>
+      </w:pPr>
+      <w:r>
+        <w:rPr>
+          <w:rFonts w:eastAsiaTheme="minorEastAsia"/>
+          <w:b/>
+          <w:bCs/>
+          <w:color w:val="000000" w:themeColor="text1"/>
+        </w:rPr>
+        <w:t>Table 3.4a. Controlled temporal feature experiment: Lasso D versus D + Month Index (2024 H2 validation)</w:t>
+      </w:r>
+    </w:p>
+    <w:tbl>
+      <w:tblPr>
+        <w:tblStyle w:val="PlainTable1"/>
+        <w:tblW w:w="0" w:type="auto"/>
+        <w:jc w:val="center"/>
+        <w:tblLook w:val="04A0" w:firstRow="1" w:lastRow="0" w:firstColumn="1" w:lastColumn="0" w:noHBand="0" w:noVBand="1"/>
+      </w:tblPr>
+      <w:tblGrid>
+        <w:gridCol w:w="2758"/>
+        <w:gridCol w:w="1907"/>
+        <w:gridCol w:w="2778"/>
+        <w:gridCol w:w="1232"/>
+      </w:tblGrid>
+      <w:tr>
+        <w:trPr>
+          <w:cnfStyle w:val="100000000000" w:firstRow="1" w:lastRow="0" w:firstColumn="0" w:lastColumn="0" w:oddVBand="0" w:evenVBand="0" w:oddHBand="0" w:evenHBand="0" w:firstRowFirstColumn="0" w:firstRowLastColumn="0" w:lastRowFirstColumn="0" w:lastRowLastColumn="0"/>
+          <w:jc w:val="center"/>
+        </w:trPr>
+        <w:tc>
+          <w:tcPr>
+            <w:cnfStyle w:val="001000000000" w:firstRow="0" w:lastRow="0" w:firstColumn="1" w:lastColumn="0" w:oddVBand="0" w:evenVBand="0" w:oddHBand="0" w:evenHBand="0" w:firstRowFirstColumn="0" w:firstRowLastColumn="0" w:lastRowFirstColumn="0" w:lastRowLastColumn="0"/>
+            <w:tcW w:w="0" w:type="auto"/>
+            <w:hideMark/>
+          </w:tcPr>
+          <w:p>
+            <w:pPr>
+              <w:ind w:left="10"/>
+              <w:rPr>
+                <w:rFonts w:eastAsiaTheme="minorEastAsia"/>
+                <w:color w:val="000000" w:themeColor="text1"/>
+              </w:rPr>
+            </w:pPr>
+            <w:r>
+              <w:rPr>
+                <w:rFonts w:eastAsiaTheme="minorEastAsia"/>
+                <w:color w:val="000000" w:themeColor="text1"/>
+              </w:rPr>
+              <w:t>Validation Metric</w:t>
+            </w:r>
+          </w:p>
+        </w:tc>
+        <w:tc>
+          <w:tcPr>
+            <w:tcW w:w="0" w:type="auto"/>
+            <w:hideMark/>
+          </w:tcPr>
+          <w:p>
+            <w:pPr>
+              <w:ind w:left="10"/>
+              <w:cnfStyle w:val="100000000000" w:firstRow="1" w:lastRow="0" w:firstColumn="0" w:lastColumn="0" w:oddVBand="0" w:evenVBand="0" w:oddHBand="0" w:evenHBand="0" w:firstRowFirstColumn="0" w:firstRowLastColumn="0" w:lastRowFirstColumn="0" w:lastRowLastColumn="0"/>
+              <w:rPr>
+                <w:rFonts w:eastAsiaTheme="minorEastAsia"/>
+                <w:color w:val="000000" w:themeColor="text1"/>
+              </w:rPr>
+            </w:pPr>
+            <w:r>
+              <w:rPr>
+                <w:rFonts w:eastAsiaTheme="minorEastAsia"/>
+                <w:color w:val="000000" w:themeColor="text1"/>
+              </w:rPr>
+              <w:t>Model A: Lasso D</w:t>
+            </w:r>
+          </w:p>
+        </w:tc>
+        <w:tc>
+          <w:tcPr>
+            <w:tcW w:w="0" w:type="auto"/>
+            <w:hideMark/>
+          </w:tcPr>
+          <w:p>
+            <w:pPr>
+              <w:ind w:left="10"/>
+              <w:cnfStyle w:val="100000000000" w:firstRow="1" w:lastRow="0" w:firstColumn="0" w:lastColumn="0" w:oddVBand="0" w:evenVBand="0" w:oddHBand="0" w:evenHBand="0" w:firstRowFirstColumn="0" w:firstRowLastColumn="0" w:lastRowFirstColumn="0" w:lastRowLastColumn="0"/>
+              <w:rPr>
+                <w:rFonts w:eastAsiaTheme="minorEastAsia"/>
+                <w:color w:val="000000" w:themeColor="text1"/>
+              </w:rPr>
+            </w:pPr>
+            <w:r>
+              <w:rPr>
+                <w:rFonts w:eastAsiaTheme="minorEastAsia"/>
+                <w:color w:val="000000" w:themeColor="text1"/>
+              </w:rPr>
+              <w:t>Model B: D + Month Index</w:t>
+            </w:r>
+          </w:p>
+        </w:tc>
+        <w:tc>
+          <w:tcPr>
+            <w:tcW w:w="0" w:type="auto"/>
+            <w:hideMark/>
+          </w:tcPr>
+          <w:p>
+            <w:pPr>
+              <w:ind w:left="10"/>
+              <w:cnfStyle w:val="100000000000" w:firstRow="1" w:lastRow="0" w:firstColumn="0" w:lastColumn="0" w:oddVBand="0" w:evenVBand="0" w:oddHBand="0" w:evenHBand="0" w:firstRowFirstColumn="0" w:firstRowLastColumn="0" w:lastRowFirstColumn="0" w:lastRowLastColumn="0"/>
+              <w:rPr>
+                <w:rFonts w:eastAsiaTheme="minorEastAsia"/>
+                <w:color w:val="000000" w:themeColor="text1"/>
+              </w:rPr>
+            </w:pPr>
+            <w:r>
+              <w:rPr>
+                <w:rFonts w:eastAsiaTheme="minorEastAsia"/>
+                <w:color w:val="000000" w:themeColor="text1"/>
+              </w:rPr>
+              <w:t>B − A</w:t>
+            </w:r>
+          </w:p>
+        </w:tc>
+      </w:tr>
+      <w:tr>
+        <w:trPr>
+          <w:cnfStyle w:val="000000100000" w:firstRow="0" w:lastRow="0" w:firstColumn="0" w:lastColumn="0" w:oddVBand="0" w:evenVBand="0" w:oddHBand="1" w:evenHBand="0" w:firstRowFirstColumn="0" w:firstRowLastColumn="0" w:lastRowFirstColumn="0" w:lastRowLastColumn="0"/>
+          <w:jc w:val="center"/>
+        </w:trPr>
+        <w:tc>
+          <w:tcPr>
+            <w:cnfStyle w:val="001000000000" w:firstRow="0" w:lastRow="0" w:firstColumn="1" w:lastColumn="0" w:oddVBand="0" w:evenVBand="0" w:oddHBand="0" w:evenHBand="0" w:firstRowFirstColumn="0" w:firstRowLastColumn="0" w:lastRowFirstColumn="0" w:lastRowLastColumn="0"/>
+            <w:tcW w:w="0" w:type="auto"/>
+            <w:hideMark/>
+          </w:tcPr>
+          <w:p>
+            <w:pPr>
+              <w:ind w:left="10"/>
+              <w:rPr>
+                <w:rFonts w:eastAsiaTheme="minorEastAsia"/>
+                <w:color w:val="000000" w:themeColor="text1"/>
+              </w:rPr>
+            </w:pPr>
+            <w:r>
+              <w:rPr>
+                <w:rFonts w:eastAsiaTheme="minorEastAsia"/>
+                <w:color w:val="000000" w:themeColor="text1"/>
+              </w:rPr>
+              <w:t>WAE 2:1 ($) ↓</w:t>
+            </w:r>
+          </w:p>
+        </w:tc>
+        <w:tc>
+          <w:tcPr>
+            <w:tcW w:w="0" w:type="auto"/>
+            <w:hideMark/>
+          </w:tcPr>
+          <w:p>
+            <w:pPr>
+              <w:ind w:left="10"/>
+              <w:cnfStyle w:val="000000100000" w:firstRow="0" w:lastRow="0" w:firstColumn="0" w:lastColumn="0" w:oddVBand="0" w:evenVBand="0" w:oddHBand="1" w:evenHBand="0" w:firstRowFirstColumn="0" w:firstRowLastColumn="0" w:lastRowFirstColumn="0" w:lastRowLastColumn="0"/>
+              <w:rPr>
+                <w:rFonts w:eastAsiaTheme="minorEastAsia"/>
+                <w:color w:val="000000" w:themeColor="text1"/>
+              </w:rPr>
+            </w:pPr>
+            <w:r>
+              <w:rPr>
+                <w:rFonts w:eastAsiaTheme="minorEastAsia"/>
+                <w:b/>
+                <w:bCs/>
+                <w:color w:val="000000" w:themeColor="text1"/>
+              </w:rPr>
+              <w:t>152,566.39</w:t>
+            </w:r>
+          </w:p>
+        </w:tc>
+        <w:tc>
+          <w:tcPr>
+            <w:tcW w:w="0" w:type="auto"/>
+            <w:hideMark/>
+          </w:tcPr>
+          <w:p>
+            <w:pPr>
+              <w:ind w:left="10"/>
+              <w:cnfStyle w:val="000000100000" w:firstRow="0" w:lastRow="0" w:firstColumn="0" w:lastColumn="0" w:oddVBand="0" w:evenVBand="0" w:oddHBand="1" w:evenHBand="0" w:firstRowFirstColumn="0" w:firstRowLastColumn="0" w:lastRowFirstColumn="0" w:lastRowLastColumn="0"/>
+              <w:rPr>
+                <w:rFonts w:eastAsiaTheme="minorEastAsia"/>
+                <w:color w:val="000000" w:themeColor="text1"/>
+              </w:rPr>
+            </w:pPr>
+            <w:r>
+              <w:rPr>
+                <w:rFonts w:eastAsiaTheme="minorEastAsia"/>
+                <w:b/>
+                <w:bCs/>
+                <w:color w:val="000000" w:themeColor="text1"/>
+              </w:rPr>
+              <w:t>168,505.31</w:t>
+            </w:r>
+          </w:p>
+        </w:tc>
+        <w:tc>
+          <w:tcPr>
+            <w:tcW w:w="0" w:type="auto"/>
+            <w:hideMark/>
+          </w:tcPr>
+          <w:p>
+            <w:pPr>
+              <w:ind w:left="10"/>
+              <w:cnfStyle w:val="000000100000" w:firstRow="0" w:lastRow="0" w:firstColumn="0" w:lastColumn="0" w:oddVBand="0" w:evenVBand="0" w:oddHBand="1" w:evenHBand="0" w:firstRowFirstColumn="0" w:firstRowLastColumn="0" w:lastRowFirstColumn="0" w:lastRowLastColumn="0"/>
+              <w:rPr>
+                <w:rFonts w:eastAsiaTheme="minorEastAsia"/>
+                <w:color w:val="000000" w:themeColor="text1"/>
+              </w:rPr>
+            </w:pPr>
+            <w:r>
+              <w:rPr>
+                <w:rFonts w:eastAsiaTheme="minorEastAsia"/>
+                <w:b/>
+                <w:bCs/>
+                <w:color w:val="000000" w:themeColor="text1"/>
+              </w:rPr>
+              <w:t>+15,938.92</w:t>
+            </w:r>
+          </w:p>
+        </w:tc>
+      </w:tr>
+      <w:tr>
+        <w:trPr>
+          <w:jc w:val="center"/>
+        </w:trPr>
+        <w:tc>
+          <w:tcPr>
+            <w:cnfStyle w:val="001000000000" w:firstRow="0" w:lastRow="0" w:firstColumn="1" w:lastColumn="0" w:oddVBand="0" w:evenVBand="0" w:oddHBand="0" w:evenHBand="0" w:firstRowFirstColumn="0" w:firstRowLastColumn="0" w:lastRowFirstColumn="0" w:lastRowLastColumn="0"/>
+            <w:tcW w:w="0" w:type="auto"/>
+            <w:hideMark/>
+          </w:tcPr>
+          <w:p>
+            <w:pPr>
+              <w:ind w:left="10"/>
+              <w:rPr>
+                <w:rFonts w:eastAsiaTheme="minorEastAsia"/>
+                <w:color w:val="000000" w:themeColor="text1"/>
+              </w:rPr>
+            </w:pPr>
+            <w:r>
+              <w:rPr>
+                <w:rFonts w:eastAsiaTheme="minorEastAsia"/>
+                <w:color w:val="000000" w:themeColor="text1"/>
+              </w:rPr>
+              <w:t>MAE ($) ↓</w:t>
+            </w:r>
+          </w:p>
+        </w:tc>
+        <w:tc>
+          <w:tcPr>
+            <w:tcW w:w="0" w:type="auto"/>
+            <w:hideMark/>
+          </w:tcPr>
+          <w:p>
+            <w:pPr>
+              <w:ind w:left="10"/>
+              <w:cnfStyle w:val="000000000000" w:firstRow="0" w:lastRow="0" w:firstColumn="0" w:lastColumn="0" w:oddVBand="0" w:evenVBand="0" w:oddHBand="0" w:evenHBand="0" w:firstRowFirstColumn="0" w:firstRowLastColumn="0" w:lastRowFirstColumn="0" w:lastRowLastColumn="0"/>
+              <w:rPr>
+                <w:rFonts w:eastAsiaTheme="minorEastAsia"/>
+                <w:color w:val="000000" w:themeColor="text1"/>
+              </w:rPr>
+            </w:pPr>
+            <w:r>
+              <w:rPr>
+                <w:rFonts w:eastAsiaTheme="minorEastAsia"/>
+                <w:color w:val="000000" w:themeColor="text1"/>
+              </w:rPr>
+              <w:t>110,000.68</w:t>
+            </w:r>
+          </w:p>
+        </w:tc>
+        <w:tc>
+          <w:tcPr>
+            <w:tcW w:w="0" w:type="auto"/>
+            <w:hideMark/>
+          </w:tcPr>
+          <w:p>
+            <w:pPr>
+              <w:ind w:left="10"/>
+              <w:cnfStyle w:val="000000000000" w:firstRow="0" w:lastRow="0" w:firstColumn="0" w:lastColumn="0" w:oddVBand="0" w:evenVBand="0" w:oddHBand="0" w:evenHBand="0" w:firstRowFirstColumn="0" w:firstRowLastColumn="0" w:lastRowFirstColumn="0" w:lastRowLastColumn="0"/>
+              <w:rPr>
+                <w:rFonts w:eastAsiaTheme="minorEastAsia"/>
+                <w:color w:val="000000" w:themeColor="text1"/>
+              </w:rPr>
+            </w:pPr>
+            <w:r>
+              <w:rPr>
+                <w:rFonts w:eastAsiaTheme="minorEastAsia"/>
+                <w:color w:val="000000" w:themeColor="text1"/>
+              </w:rPr>
+              <w:t>109,197.96</w:t>
+            </w:r>
+          </w:p>
+        </w:tc>
+        <w:tc>
+          <w:tcPr>
+            <w:tcW w:w="0" w:type="auto"/>
+            <w:hideMark/>
+          </w:tcPr>
+          <w:p>
+            <w:pPr>
+              <w:ind w:left="10"/>
+              <w:cnfStyle w:val="000000000000" w:firstRow="0" w:lastRow="0" w:firstColumn="0" w:lastColumn="0" w:oddVBand="0" w:evenVBand="0" w:oddHBand="0" w:evenHBand="0" w:firstRowFirstColumn="0" w:firstRowLastColumn="0" w:lastRowFirstColumn="0" w:lastRowLastColumn="0"/>
+              <w:rPr>
+                <w:rFonts w:eastAsiaTheme="minorEastAsia"/>
+                <w:color w:val="000000" w:themeColor="text1"/>
+              </w:rPr>
+            </w:pPr>
+            <w:r>
+              <w:rPr>
+                <w:rFonts w:eastAsiaTheme="minorEastAsia"/>
+                <w:color w:val="000000" w:themeColor="text1"/>
+              </w:rPr>
+              <w:t>−802.72</w:t>
+            </w:r>
+          </w:p>
+        </w:tc>
+      </w:tr>
+      <w:tr>
+        <w:trPr>
+          <w:cnfStyle w:val="000000100000" w:firstRow="0" w:lastRow="0" w:firstColumn="0" w:lastColumn="0" w:oddVBand="0" w:evenVBand="0" w:oddHBand="1" w:evenHBand="0" w:firstRowFirstColumn="0" w:firstRowLastColumn="0" w:lastRowFirstColumn="0" w:lastRowLastColumn="0"/>
+          <w:jc w:val="center"/>
+        </w:trPr>
+        <w:tc>
+          <w:tcPr>
+            <w:cnfStyle w:val="001000000000" w:firstRow="0" w:lastRow="0" w:firstColumn="1" w:lastColumn="0" w:oddVBand="0" w:evenVBand="0" w:oddHBand="0" w:evenHBand="0" w:firstRowFirstColumn="0" w:firstRowLastColumn="0" w:lastRowFirstColumn="0" w:lastRowLastColumn="0"/>
+            <w:tcW w:w="0" w:type="auto"/>
+            <w:hideMark/>
+          </w:tcPr>
+          <w:p>
+            <w:pPr>
+              <w:ind w:left="10"/>
+              <w:rPr>
+                <w:rFonts w:eastAsiaTheme="minorEastAsia"/>
+                <w:color w:val="000000" w:themeColor="text1"/>
+              </w:rPr>
+            </w:pPr>
+            <w:r>
+              <w:rPr>
+                <w:rFonts w:eastAsiaTheme="minorEastAsia"/>
+                <w:color w:val="000000" w:themeColor="text1"/>
+              </w:rPr>
+              <w:t>RMSE ($) ↓</w:t>
+            </w:r>
+          </w:p>
+        </w:tc>
+        <w:tc>
+          <w:tcPr>
+            <w:tcW w:w="0" w:type="auto"/>
+            <w:hideMark/>
+          </w:tcPr>
+          <w:p>
+            <w:pPr>
+              <w:ind w:left="10"/>
+              <w:cnfStyle w:val="000000100000" w:firstRow="0" w:lastRow="0" w:firstColumn="0" w:lastColumn="0" w:oddVBand="0" w:evenVBand="0" w:oddHBand="1" w:evenHBand="0" w:firstRowFirstColumn="0" w:firstRowLastColumn="0" w:lastRowFirstColumn="0" w:lastRowLastColumn="0"/>
+              <w:rPr>
+                <w:rFonts w:eastAsiaTheme="minorEastAsia"/>
+                <w:color w:val="000000" w:themeColor="text1"/>
+              </w:rPr>
+            </w:pPr>
+            <w:r>
+              <w:rPr>
+                <w:rFonts w:eastAsiaTheme="minorEastAsia"/>
+                <w:color w:val="000000" w:themeColor="text1"/>
+              </w:rPr>
+              <w:t>227,500.99</w:t>
+            </w:r>
+          </w:p>
+        </w:tc>
+        <w:tc>
+          <w:tcPr>
+            <w:tcW w:w="0" w:type="auto"/>
+            <w:hideMark/>
+          </w:tcPr>
+          <w:p>
+            <w:pPr>
+              <w:ind w:left="10"/>
+              <w:cnfStyle w:val="000000100000" w:firstRow="0" w:lastRow="0" w:firstColumn="0" w:lastColumn="0" w:oddVBand="0" w:evenVBand="0" w:oddHBand="1" w:evenHBand="0" w:firstRowFirstColumn="0" w:firstRowLastColumn="0" w:lastRowFirstColumn="0" w:lastRowLastColumn="0"/>
+              <w:rPr>
+                <w:rFonts w:eastAsiaTheme="minorEastAsia"/>
+                <w:color w:val="000000" w:themeColor="text1"/>
+              </w:rPr>
+            </w:pPr>
+            <w:r>
+              <w:rPr>
+                <w:rFonts w:eastAsiaTheme="minorEastAsia"/>
+                <w:color w:val="000000" w:themeColor="text1"/>
+              </w:rPr>
+              <w:t>226,534.94</w:t>
+            </w:r>
+          </w:p>
+        </w:tc>
+        <w:tc>
+          <w:tcPr>
+            <w:tcW w:w="0" w:type="auto"/>
+            <w:hideMark/>
+          </w:tcPr>
+          <w:p>
+            <w:pPr>
+              <w:ind w:left="10"/>
+              <w:cnfStyle w:val="000000100000" w:firstRow="0" w:lastRow="0" w:firstColumn="0" w:lastColumn="0" w:oddVBand="0" w:evenVBand="0" w:oddHBand="1" w:evenHBand="0" w:firstRowFirstColumn="0" w:firstRowLastColumn="0" w:lastRowFirstColumn="0" w:lastRowLastColumn="0"/>
+              <w:rPr>
+                <w:rFonts w:eastAsiaTheme="minorEastAsia"/>
+                <w:color w:val="000000" w:themeColor="text1"/>
+              </w:rPr>
+            </w:pPr>
+            <w:r>
+              <w:rPr>
+                <w:rFonts w:eastAsiaTheme="minorEastAsia"/>
+                <w:color w:val="000000" w:themeColor="text1"/>
+              </w:rPr>
+              <w:t>−966.05</w:t>
+            </w:r>
+          </w:p>
+        </w:tc>
+      </w:tr>
+      <w:tr>
+        <w:trPr>
+          <w:jc w:val="center"/>
+        </w:trPr>
+        <w:tc>
+          <w:tcPr>
+            <w:cnfStyle w:val="001000000000" w:firstRow="0" w:lastRow="0" w:firstColumn="1" w:lastColumn="0" w:oddVBand="0" w:evenVBand="0" w:oddHBand="0" w:evenHBand="0" w:firstRowFirstColumn="0" w:firstRowLastColumn="0" w:lastRowFirstColumn="0" w:lastRowLastColumn="0"/>
+            <w:tcW w:w="0" w:type="auto"/>
+            <w:hideMark/>
+          </w:tcPr>
+          <w:p>
+            <w:pPr>
+              <w:ind w:left="10"/>
+              <w:rPr>
+                <w:rFonts w:eastAsiaTheme="minorEastAsia"/>
+                <w:color w:val="000000" w:themeColor="text1"/>
+              </w:rPr>
+            </w:pPr>
+            <w:r>
+              <w:rPr>
+                <w:rFonts w:eastAsiaTheme="minorEastAsia"/>
+                <w:color w:val="000000" w:themeColor="text1"/>
+              </w:rPr>
+              <w:t>Mean Signed Error ($)</w:t>
+            </w:r>
+          </w:p>
+        </w:tc>
+        <w:tc>
+          <w:tcPr>
+            <w:tcW w:w="0" w:type="auto"/>
+            <w:hideMark/>
+          </w:tcPr>
+          <w:p>
+            <w:pPr>
+              <w:ind w:left="10"/>
+              <w:cnfStyle w:val="000000000000" w:firstRow="0" w:lastRow="0" w:firstColumn="0" w:lastColumn="0" w:oddVBand="0" w:evenVBand="0" w:oddHBand="0" w:evenHBand="0" w:firstRowFirstColumn="0" w:firstRowLastColumn="0" w:lastRowFirstColumn="0" w:lastRowLastColumn="0"/>
+              <w:rPr>
+                <w:rFonts w:eastAsiaTheme="minorEastAsia"/>
+                <w:color w:val="000000" w:themeColor="text1"/>
+              </w:rPr>
+            </w:pPr>
+            <w:r>
+              <w:rPr>
+                <w:rFonts w:eastAsiaTheme="minorEastAsia"/>
+                <w:color w:val="000000" w:themeColor="text1"/>
+              </w:rPr>
+              <w:t>−24,869.25</w:t>
+            </w:r>
+          </w:p>
+        </w:tc>
+        <w:tc>
+          <w:tcPr>
+            <w:tcW w:w="0" w:type="auto"/>
+            <w:hideMark/>
+          </w:tcPr>
+          <w:p>
+            <w:pPr>
+              <w:ind w:left="10"/>
+              <w:cnfStyle w:val="000000000000" w:firstRow="0" w:lastRow="0" w:firstColumn="0" w:lastColumn="0" w:oddVBand="0" w:evenVBand="0" w:oddHBand="0" w:evenHBand="0" w:firstRowFirstColumn="0" w:firstRowLastColumn="0" w:lastRowFirstColumn="0" w:lastRowLastColumn="0"/>
+              <w:rPr>
+                <w:rFonts w:eastAsiaTheme="minorEastAsia"/>
+                <w:color w:val="000000" w:themeColor="text1"/>
+              </w:rPr>
+            </w:pPr>
+            <w:r>
+              <w:rPr>
+                <w:rFonts w:eastAsiaTheme="minorEastAsia"/>
+                <w:color w:val="000000" w:themeColor="text1"/>
+              </w:rPr>
+              <w:t>+9,416.75</w:t>
+            </w:r>
+          </w:p>
+        </w:tc>
+        <w:tc>
+          <w:tcPr>
+            <w:tcW w:w="0" w:type="auto"/>
+            <w:hideMark/>
+          </w:tcPr>
+          <w:p>
+            <w:pPr>
+              <w:ind w:left="10"/>
+              <w:cnfStyle w:val="000000000000" w:firstRow="0" w:lastRow="0" w:firstColumn="0" w:lastColumn="0" w:oddVBand="0" w:evenVBand="0" w:oddHBand="0" w:evenHBand="0" w:firstRowFirstColumn="0" w:firstRowLastColumn="0" w:lastRowFirstColumn="0" w:lastRowLastColumn="0"/>
+              <w:rPr>
+                <w:rFonts w:eastAsiaTheme="minorEastAsia"/>
+                <w:color w:val="000000" w:themeColor="text1"/>
+              </w:rPr>
+            </w:pPr>
+            <w:r>
+              <w:rPr>
+                <w:rFonts w:eastAsiaTheme="minorEastAsia"/>
+                <w:color w:val="000000" w:themeColor="text1"/>
+              </w:rPr>
+              <w:t>+34,286.00</w:t>
+            </w:r>
+          </w:p>
+        </w:tc>
+      </w:tr>
+      <w:tr>
+        <w:trPr>
+          <w:cnfStyle w:val="000000100000" w:firstRow="0" w:lastRow="0" w:firstColumn="0" w:lastColumn="0" w:oddVBand="0" w:evenVBand="0" w:oddHBand="1" w:evenHBand="0" w:firstRowFirstColumn="0" w:firstRowLastColumn="0" w:lastRowFirstColumn="0" w:lastRowLastColumn="0"/>
+          <w:jc w:val="center"/>
+        </w:trPr>
+        <w:tc>
+          <w:tcPr>
+            <w:cnfStyle w:val="001000000000" w:firstRow="0" w:lastRow="0" w:firstColumn="1" w:lastColumn="0" w:oddVBand="0" w:evenVBand="0" w:oddHBand="0" w:evenHBand="0" w:firstRowFirstColumn="0" w:firstRowLastColumn="0" w:lastRowFirstColumn="0" w:lastRowLastColumn="0"/>
+            <w:tcW w:w="0" w:type="auto"/>
+            <w:hideMark/>
+          </w:tcPr>
+          <w:p>
+            <w:pPr>
+              <w:ind w:left="10"/>
+              <w:rPr>
+                <w:rFonts w:eastAsiaTheme="minorEastAsia"/>
+                <w:color w:val="000000" w:themeColor="text1"/>
+              </w:rPr>
+            </w:pPr>
+            <w:r>
+              <w:rPr>
+                <w:rFonts w:eastAsiaTheme="minorEastAsia"/>
+                <w:color w:val="000000" w:themeColor="text1"/>
+              </w:rPr>
+              <w:t>Median Prediction / Actual</w:t>
+            </w:r>
+          </w:p>
+        </w:tc>
+        <w:tc>
+          <w:tcPr>
+            <w:tcW w:w="0" w:type="auto"/>
+            <w:hideMark/>
+          </w:tcPr>
+          <w:p>
+            <w:pPr>
+              <w:ind w:left="10"/>
+              <w:cnfStyle w:val="000000100000" w:firstRow="0" w:lastRow="0" w:firstColumn="0" w:lastColumn="0" w:oddVBand="0" w:evenVBand="0" w:oddHBand="1" w:evenHBand="0" w:firstRowFirstColumn="0" w:firstRowLastColumn="0" w:lastRowFirstColumn="0" w:lastRowLastColumn="0"/>
+              <w:rPr>
+                <w:rFonts w:eastAsiaTheme="minorEastAsia"/>
+                <w:color w:val="000000" w:themeColor="text1"/>
+              </w:rPr>
+            </w:pPr>
+            <w:r>
+              <w:rPr>
+                <w:rFonts w:eastAsiaTheme="minorEastAsia"/>
+                <w:color w:val="000000" w:themeColor="text1"/>
+              </w:rPr>
+              <w:t>0.9418</w:t>
+            </w:r>
+          </w:p>
+        </w:tc>
+        <w:tc>
+          <w:tcPr>
+            <w:tcW w:w="0" w:type="auto"/>
+            <w:hideMark/>
+          </w:tcPr>
+          <w:p>
+            <w:pPr>
+              <w:ind w:left="10"/>
+              <w:cnfStyle w:val="000000100000" w:firstRow="0" w:lastRow="0" w:firstColumn="0" w:lastColumn="0" w:oddVBand="0" w:evenVBand="0" w:oddHBand="1" w:evenHBand="0" w:firstRowFirstColumn="0" w:firstRowLastColumn="0" w:lastRowFirstColumn="0" w:lastRowLastColumn="0"/>
+              <w:rPr>
+                <w:rFonts w:eastAsiaTheme="minorEastAsia"/>
+                <w:color w:val="000000" w:themeColor="text1"/>
+              </w:rPr>
+            </w:pPr>
+            <w:r>
+              <w:rPr>
+                <w:rFonts w:eastAsiaTheme="minorEastAsia"/>
+                <w:color w:val="000000" w:themeColor="text1"/>
+              </w:rPr>
+              <w:t>1.0388</w:t>
+            </w:r>
+          </w:p>
+        </w:tc>
+        <w:tc>
+          <w:tcPr>
+            <w:tcW w:w="0" w:type="auto"/>
+            <w:hideMark/>
+          </w:tcPr>
+          <w:p>
+            <w:pPr>
+              <w:ind w:left="10"/>
+              <w:cnfStyle w:val="000000100000" w:firstRow="0" w:lastRow="0" w:firstColumn="0" w:lastColumn="0" w:oddVBand="0" w:evenVBand="0" w:oddHBand="1" w:evenHBand="0" w:firstRowFirstColumn="0" w:firstRowLastColumn="0" w:lastRowFirstColumn="0" w:lastRowLastColumn="0"/>
+              <w:rPr>
+                <w:rFonts w:eastAsiaTheme="minorEastAsia"/>
+                <w:color w:val="000000" w:themeColor="text1"/>
+              </w:rPr>
+            </w:pPr>
+            <w:r>
+              <w:rPr>
+                <w:rFonts w:eastAsiaTheme="minorEastAsia"/>
+                <w:color w:val="000000" w:themeColor="text1"/>
+              </w:rPr>
+              <w:t>+0.0970</w:t>
+            </w:r>
+          </w:p>
+        </w:tc>
+      </w:tr>
+      <w:tr>
+        <w:trPr>
+          <w:jc w:val="center"/>
+        </w:trPr>
+        <w:tc>
+          <w:tcPr>
+            <w:cnfStyle w:val="001000000000" w:firstRow="0" w:lastRow="0" w:firstColumn="1" w:lastColumn="0" w:oddVBand="0" w:evenVBand="0" w:oddHBand="0" w:evenHBand="0" w:firstRowFirstColumn="0" w:firstRowLastColumn="0" w:lastRowFirstColumn="0" w:lastRowLastColumn="0"/>
+            <w:tcW w:w="0" w:type="auto"/>
+            <w:hideMark/>
+          </w:tcPr>
+          <w:p>
+            <w:pPr>
+              <w:ind w:left="10"/>
+              <w:rPr>
+                <w:rFonts w:eastAsiaTheme="minorEastAsia"/>
+                <w:color w:val="000000" w:themeColor="text1"/>
+              </w:rPr>
+            </w:pPr>
+            <w:r>
+              <w:rPr>
+                <w:rFonts w:eastAsiaTheme="minorEastAsia"/>
+                <w:color w:val="000000" w:themeColor="text1"/>
+              </w:rPr>
+              <w:t>R² ↑</w:t>
+            </w:r>
+          </w:p>
+        </w:tc>
+        <w:tc>
+          <w:tcPr>
+            <w:tcW w:w="0" w:type="auto"/>
+            <w:hideMark/>
+          </w:tcPr>
+          <w:p>
+            <w:pPr>
+              <w:ind w:left="10"/>
+              <w:cnfStyle w:val="000000000000" w:firstRow="0" w:lastRow="0" w:firstColumn="0" w:lastColumn="0" w:oddVBand="0" w:evenVBand="0" w:oddHBand="0" w:evenHBand="0" w:firstRowFirstColumn="0" w:firstRowLastColumn="0" w:lastRowFirstColumn="0" w:lastRowLastColumn="0"/>
+              <w:rPr>
+                <w:rFonts w:eastAsiaTheme="minorEastAsia"/>
+                <w:color w:val="000000" w:themeColor="text1"/>
+              </w:rPr>
+            </w:pPr>
+            <w:r>
+              <w:rPr>
+                <w:rFonts w:eastAsiaTheme="minorEastAsia"/>
+                <w:color w:val="000000" w:themeColor="text1"/>
+              </w:rPr>
+              <w:t>0.7286</w:t>
+            </w:r>
+          </w:p>
+        </w:tc>
+        <w:tc>
+          <w:tcPr>
+            <w:tcW w:w="0" w:type="auto"/>
+            <w:hideMark/>
+          </w:tcPr>
+          <w:p>
+            <w:pPr>
+              <w:ind w:left="10"/>
+              <w:cnfStyle w:val="000000000000" w:firstRow="0" w:lastRow="0" w:firstColumn="0" w:lastColumn="0" w:oddVBand="0" w:evenVBand="0" w:oddHBand="0" w:evenHBand="0" w:firstRowFirstColumn="0" w:firstRowLastColumn="0" w:lastRowFirstColumn="0" w:lastRowLastColumn="0"/>
+              <w:rPr>
+                <w:rFonts w:eastAsiaTheme="minorEastAsia"/>
+                <w:color w:val="000000" w:themeColor="text1"/>
+              </w:rPr>
+            </w:pPr>
+            <w:r>
+              <w:rPr>
+                <w:rFonts w:eastAsiaTheme="minorEastAsia"/>
+                <w:color w:val="000000" w:themeColor="text1"/>
+              </w:rPr>
+              <w:t>0.7309</w:t>
+            </w:r>
+          </w:p>
+        </w:tc>
+        <w:tc>
+          <w:tcPr>
+            <w:tcW w:w="0" w:type="auto"/>
+            <w:hideMark/>
+          </w:tcPr>
+          <w:p>
+            <w:pPr>
+              <w:ind w:left="10"/>
+              <w:cnfStyle w:val="000000000000" w:firstRow="0" w:lastRow="0" w:firstColumn="0" w:lastColumn="0" w:oddVBand="0" w:evenVBand="0" w:oddHBand="0" w:evenHBand="0" w:firstRowFirstColumn="0" w:firstRowLastColumn="0" w:lastRowFirstColumn="0" w:lastRowLastColumn="0"/>
+              <w:rPr>
+                <w:rFonts w:eastAsiaTheme="minorEastAsia"/>
+                <w:color w:val="000000" w:themeColor="text1"/>
+              </w:rPr>
+            </w:pPr>
+            <w:r>
+              <w:rPr>
+                <w:rFonts w:eastAsiaTheme="minorEastAsia"/>
+                <w:color w:val="000000" w:themeColor="text1"/>
+              </w:rPr>
+              <w:t>+0.0023</w:t>
+            </w:r>
+          </w:p>
+        </w:tc>
+      </w:tr>
+    </w:tbl>
+    <w:p>
+      <w:pPr>
+        <w:ind w:left="10"/>
+        <w:rPr>
+          <w:rFonts w:eastAsiaTheme="minorEastAsia"/>
+          <w:color w:val="000000" w:themeColor="text1"/>
+        </w:rPr>
+      </w:pPr>
+      <w:r>
+        <w:rPr>
+          <w:rFonts w:eastAsiaTheme="minorEastAsia"/>
+          <w:i/>
+          <w:iCs/>
+          <w:color w:val="000000" w:themeColor="text1"/>
+        </w:rPr>
+        <w:t>Note: Both models used Lasso α = 20. Mean Signed Error is defined as prediction minus actual sale price; negative values indicate average underprediction. The only added predictor in Model B was the continuous valuation month index.</w:t>
+      </w:r>
+    </w:p>
+    <w:p>
+      <w:pPr>
+        <w:ind w:left="10"/>
+        <w:rPr>
+          <w:rFonts w:eastAsiaTheme="minorEastAsia"/>
+          <w:color w:val="000000" w:themeColor="text1"/>
+        </w:rPr>
+      </w:pPr>
+      <w:r>
+        <w:rPr>
+          <w:rFonts w:eastAsiaTheme="minorEastAsia"/>
+          <w:color w:val="000000" w:themeColor="text1"/>
+        </w:rPr>
+        <w:t>Adding the month index slightly reduced MAE and RMSE and improved R², while shifting Mean Signed Error from −$24,869.25 to +$9,416.75. The reported median prediction-to-actual ratio also increased from 0.9418 to 1.0388. These results indicate that the additional temporal feature substantially shifted predictions upward, reducing the original average underestimation but moving the model towards average overestimation. Under the 2:1 WAE definition, overvaluations receive twice the penalty of equally sized undervaluations. As a result, the modest improvement in absolute accuracy was outweighed by the increase in positively signed errors: WAE rose by $15,938.92, or approximately 10.45%.</w:t>
+      </w:r>
+    </w:p>
+    <w:p>
+      <w:pPr>
+        <w:ind w:left="10"/>
+        <w:rPr>
+          <w:rFonts w:eastAsiaTheme="minorEastAsia"/>
+          <w:color w:val="000000" w:themeColor="text1"/>
+        </w:rPr>
+      </w:pPr>
+    </w:p>
+    <w:p>
+      <w:pPr>
+        <w:ind w:left="10"/>
+        <w:rPr>
+          <w:rFonts w:eastAsiaTheme="minorEastAsia"/>
+          <w:color w:val="000000" w:themeColor="text1"/>
+        </w:rPr>
+      </w:pPr>
+      <w:r>
+        <w:rPr>
+          <w:rFonts w:eastAsiaTheme="minorEastAsia"/>
+          <w:color w:val="000000" w:themeColor="text1"/>
+        </w:rPr>
+        <w:t xml:space="preserve">This controlled result provides stronger evidence about the incremental effect of the month index than the earlier E-series configurations, which changed several features simultaneously. It does not establish that temporal information is universally unhelpful: the validation period lies beyond the training-period month-index range, and the experiment holds Lasso's </w:t>
+      </w:r>
+      <w:proofErr w:type="spellStart"/>
+      <w:r>
+        <w:rPr>
+          <w:rFonts w:eastAsiaTheme="minorEastAsia"/>
+          <w:color w:val="000000" w:themeColor="text1"/>
+        </w:rPr>
+        <w:t>regularisation</w:t>
+      </w:r>
+      <w:proofErr w:type="spellEnd"/>
+      <w:r>
+        <w:rPr>
+          <w:rFonts w:eastAsiaTheme="minorEastAsia"/>
+          <w:color w:val="000000" w:themeColor="text1"/>
+        </w:rPr>
+        <w:t xml:space="preserve"> strength fixed rather than retuning it for the augmented specification. Nevertheless, under the predefined WAE (2:1) decision rule, the original Lasso D without the explicit month index remained the preferred linear-family candidate.</w:t>
+      </w:r>
+    </w:p>
+    <w:p>
+      <w:pPr>
+        <w:ind w:left="10"/>
+        <w:rPr>
+          <w:rFonts w:eastAsiaTheme="minorEastAsia"/>
+          <w:color w:val="000000" w:themeColor="text1"/>
+        </w:rPr>
+      </w:pPr>
+    </w:p>
+    <w:p>
+      <w:pPr>
+        <w:ind w:left="10"/>
+        <w:rPr>
+          <w:rFonts w:eastAsiaTheme="minorEastAsia"/>
+          <w:color w:val="000000" w:themeColor="text1"/>
+        </w:rPr>
+      </w:pPr>
+      <w:r>
+        <w:rPr>
+          <w:rFonts w:eastAsiaTheme="minorEastAsia"/>
+          <w:color w:val="000000" w:themeColor="text1"/>
+        </w:rPr>
+        <w:t>Overall, the experiments supported combining location and property characteristics, introducing engineered features selectively, and evaluating trade-offs using the business-weighted loss rather than MAE alone. The final linear-family choice was informed by both broad feature exploration and a controlled temporal-feature comparison, while remaining subject to the group's overall model selection and the limitations of a single out-of-time validation period.</w:t>
       </w:r>
     </w:p>
     <w:p>
@@ -5158,27 +5806,7 @@
           <w:bCs/>
           <w:color w:val="EE0000"/>
         </w:rPr>
-        <w:t xml:space="preserve"> </w:t>
-      </w:r>
-      <w:proofErr w:type="gramStart"/>
-      <w:r>
-        <w:rPr>
-          <w:rFonts w:eastAsiaTheme="minorEastAsia"/>
-          <w:b/>
-          <w:bCs/>
-          <w:color w:val="EE0000"/>
-        </w:rPr>
-        <w:t>squared</w:t>
-      </w:r>
-      <w:proofErr w:type="gramEnd"/>
-      <w:r>
-        <w:rPr>
-          <w:rFonts w:eastAsiaTheme="minorEastAsia"/>
-          <w:b/>
-          <w:bCs/>
-          <w:color w:val="EE0000"/>
-        </w:rPr>
-        <w:t xml:space="preserve">-error objectives. Their </w:t>
+        <w:t xml:space="preserve"> squared-error objectives. Their </w:t>
       </w:r>
       <w:proofErr w:type="spellStart"/>
       <w:r>
@@ -5927,6 +6555,7 @@
                 <w:bCs/>
                 <w:color w:val="EE0000"/>
               </w:rPr>
+              <w:lastRenderedPageBreak/>
               <w:t>Lasso</w:t>
             </w:r>
           </w:p>
@@ -6044,19 +6673,19 @@
           <w:bCs/>
           <w:color w:val="EE0000"/>
         </w:rPr>
-        <w:t xml:space="preserve">Preprocessing choices were also evaluated through controlled ablation experiments using Ridge at a fixed α = 10. The reference configuration, which retained numerical missing-value indicators, achieved WAE (2:1) of $153,123.27. Removing these indicators increased WAE to $153,149.31, whereas adding an </w:t>
-      </w:r>
-      <w:proofErr w:type="spellStart"/>
-      <w:r>
+        <w:t>The controlled month-index A/B experiment in Section 3d held Lasso α = 20 and the other modelling settings constant, changing only the inclusion of the continuous valuation month index. This was designed to isolate the incremental feature effect rather than conduct an additional round of hyperparameter tuning.</w:t>
+      </w:r>
+    </w:p>
+    <w:p>
+      <w:pPr>
+        <w:ind w:left="10"/>
         <w:rPr>
           <w:rFonts w:eastAsiaTheme="minorEastAsia"/>
           <w:b/>
           <w:bCs/>
           <w:color w:val="EE0000"/>
         </w:rPr>
-        <w:t>is_Chicago</w:t>
-      </w:r>
-      <w:proofErr w:type="spellEnd"/>
+      </w:pPr>
       <w:r>
         <w:rPr>
           <w:rFonts w:eastAsiaTheme="minorEastAsia"/>
@@ -6064,7 +6693,7 @@
           <w:bCs/>
           <w:color w:val="EE0000"/>
         </w:rPr>
-        <w:t xml:space="preserve"> indicator produced $153,124.19. These marginal differences provided limited support for retaining the existing missing-value indicators but insufficient evidence that the additional Chicago indicator justified greater complexity. The findings were specific to this Ridge configuration and were not assumed to </w:t>
+        <w:t xml:space="preserve">Preprocessing choices were also evaluated through controlled ablation experiments using Ridge at a fixed α = 10. The reference configuration, which retained numerical missing-value indicators, achieved WAE (2:1) of $153,123.27. Removing these indicators increased WAE to $153,149.31, whereas adding an </w:t>
       </w:r>
       <w:proofErr w:type="spellStart"/>
       <w:r>
@@ -6074,7 +6703,7 @@
           <w:bCs/>
           <w:color w:val="EE0000"/>
         </w:rPr>
-        <w:t>generalise</w:t>
+        <w:t>is_Chicago</w:t>
       </w:r>
       <w:proofErr w:type="spellEnd"/>
       <w:r>
@@ -6084,19 +6713,19 @@
           <w:bCs/>
           <w:color w:val="EE0000"/>
         </w:rPr>
-        <w:t xml:space="preserve"> to other models.</w:t>
-      </w:r>
-    </w:p>
-    <w:p>
-      <w:pPr>
-        <w:ind w:left="10"/>
+        <w:t xml:space="preserve"> indicator produced $153,124.19. These marginal differences provided limited support for retaining the existing missing-value indicators but insufficient evidence that the additional Chicago indicator justified greater complexity. The findings were specific to this Ridge configuration and were not assumed to </w:t>
+      </w:r>
+      <w:proofErr w:type="spellStart"/>
+      <w:r>
         <w:rPr>
           <w:rFonts w:eastAsiaTheme="minorEastAsia"/>
           <w:b/>
           <w:bCs/>
           <w:color w:val="EE0000"/>
         </w:rPr>
-      </w:pPr>
+        <w:t>generalise</w:t>
+      </w:r>
+      <w:proofErr w:type="spellEnd"/>
       <w:r>
         <w:rPr>
           <w:rFonts w:eastAsiaTheme="minorEastAsia"/>
@@ -6104,19 +6733,19 @@
           <w:bCs/>
           <w:color w:val="EE0000"/>
         </w:rPr>
-        <w:t xml:space="preserve">Numerical convergence was checked separately to ensure that model comparisons were not driven by solver stopping errors. Earlier Ridge runs showed sensitivity to a relatively loose convergence tolerance, so the solver tolerance was tightened to </w:t>
-      </w:r>
-      <w:proofErr w:type="gramStart"/>
-      <w:r>
+        <w:t xml:space="preserve"> to other models.</w:t>
+      </w:r>
+    </w:p>
+    <w:p>
+      <w:pPr>
+        <w:ind w:left="10"/>
         <w:rPr>
           <w:rFonts w:eastAsiaTheme="minorEastAsia"/>
           <w:b/>
           <w:bCs/>
           <w:color w:val="EE0000"/>
         </w:rPr>
-        <w:t>1e</w:t>
-      </w:r>
-      <w:proofErr w:type="gramEnd"/>
+      </w:pPr>
       <w:r>
         <w:rPr>
           <w:rFonts w:eastAsiaTheme="minorEastAsia"/>
@@ -6124,19 +6753,19 @@
           <w:bCs/>
           <w:color w:val="EE0000"/>
         </w:rPr>
-        <w:t>-</w:t>
-      </w:r>
-      <w:proofErr w:type="gramStart"/>
-      <w:r>
+        <w:t>Numerical convergence was checked separately to ensure that model comparisons were not driven by solver stopping errors. Earlier Ridge runs showed sensitivity to a relatively loose convergence tolerance, so the solver tolerance was tightened to 1e-10 and its results were checked against an independent direct solution. Earlier Lasso screening runs also raised convergence concerns. The selected Lasso α = 20 configuration was subsequently refitted with a tolerance of 1e-5, converging after 3,112 iterations with its dual gap below the stopping threshold and retaining 1,074 non-zero coefficients. These checks strengthened confidence in the numerical solutions, although convergence alone does not establish protection against overfitting.</w:t>
+      </w:r>
+    </w:p>
+    <w:p>
+      <w:pPr>
+        <w:ind w:left="10"/>
         <w:rPr>
           <w:rFonts w:eastAsiaTheme="minorEastAsia"/>
           <w:b/>
           <w:bCs/>
           <w:color w:val="EE0000"/>
         </w:rPr>
-        <w:t>10</w:t>
-      </w:r>
-      <w:proofErr w:type="gramEnd"/>
+      </w:pPr>
       <w:r>
         <w:rPr>
           <w:rFonts w:eastAsiaTheme="minorEastAsia"/>
@@ -6144,9 +6773,9 @@
           <w:bCs/>
           <w:color w:val="EE0000"/>
         </w:rPr>
-        <w:t xml:space="preserve"> and its results were checked against an independent direct solution. Earlier Lasso screening runs also raised convergence concerns. The selected Lasso α = 20 configuration was subsequently refitted with a tolerance of </w:t>
-      </w:r>
-      <w:proofErr w:type="gramStart"/>
+        <w:t xml:space="preserve">Overall, Lasso with Feature Set D and α = 20 achieved the lowest validation WAE (2:1) among the evaluated linear-family configurations. However, its advantage over Ridge was modest, and repeated tuning against a single validation period may </w:t>
+      </w:r>
+      <w:proofErr w:type="spellStart"/>
       <w:r>
         <w:rPr>
           <w:rFonts w:eastAsiaTheme="minorEastAsia"/>
@@ -6154,9 +6783,9 @@
           <w:bCs/>
           <w:color w:val="EE0000"/>
         </w:rPr>
-        <w:t>1e</w:t>
-      </w:r>
-      <w:proofErr w:type="gramEnd"/>
+        <w:t>favour</w:t>
+      </w:r>
+      <w:proofErr w:type="spellEnd"/>
       <w:r>
         <w:rPr>
           <w:rFonts w:eastAsiaTheme="minorEastAsia"/>
@@ -6164,7 +6793,7 @@
           <w:bCs/>
           <w:color w:val="EE0000"/>
         </w:rPr>
-        <w:t>-5, converging after 3,112 iterations with its dual gap below the stopping threshold and retaining 1,074 non-zero coefficients. These checks strengthened confidence in the numerical solutions, although convergence alone does not establish protection against overfitting.</w:t>
+        <w:t xml:space="preserve"> period-specific patterns. Lasso was therefore retained as the preferred linear-family candidate, subject to comparison with tree-based and ensemble models before final model selection.</w:t>
       </w:r>
     </w:p>
     <w:p>
@@ -6177,16 +6806,17 @@
           <w:color w:val="EE0000"/>
         </w:rPr>
       </w:pPr>
-      <w:r>
+    </w:p>
+    <w:p>
+      <w:pPr>
+        <w:ind w:left="10"/>
         <w:rPr>
           <w:rFonts w:eastAsiaTheme="minorEastAsia"/>
           <w:b/>
           <w:bCs/>
           <w:color w:val="EE0000"/>
         </w:rPr>
-        <w:t xml:space="preserve">Overall, Lasso with Feature Set D and α = 20 achieved the lowest validation WAE (2:1) among the evaluated linear-family configurations. However, its advantage over Ridge was modest, and repeated tuning against a single validation period may </w:t>
-      </w:r>
-      <w:proofErr w:type="spellStart"/>
+      </w:pPr>
       <w:r>
         <w:rPr>
           <w:rFonts w:eastAsiaTheme="minorEastAsia"/>
@@ -6194,29 +6824,28 @@
           <w:bCs/>
           <w:color w:val="EE0000"/>
         </w:rPr>
-        <w:t>favour</w:t>
-      </w:r>
-      <w:proofErr w:type="spellEnd"/>
-      <w:r>
+        <w:t>Decision Tree and Random Forest — Member 3</w:t>
+      </w:r>
+    </w:p>
+    <w:p>
+      <w:pPr>
+        <w:ind w:left="10"/>
         <w:rPr>
           <w:rFonts w:eastAsiaTheme="minorEastAsia"/>
           <w:b/>
           <w:bCs/>
           <w:color w:val="EE0000"/>
         </w:rPr>
-        <w:t xml:space="preserve"> period-specific patterns. Lasso was therefore retained as the preferred linear-family candidate, subject to comparison with tree-based and ensemble models before final model selection.</w:t>
-      </w:r>
-    </w:p>
-    <w:p>
-      <w:pPr>
-        <w:ind w:left="10"/>
+      </w:pPr>
+      <w:r>
         <w:rPr>
           <w:rFonts w:eastAsiaTheme="minorEastAsia"/>
           <w:b/>
           <w:bCs/>
           <w:color w:val="EE0000"/>
         </w:rPr>
-      </w:pPr>
+        <w:t>[Add the tested hyperparameters, selected tree-complexity controls, validation results, and justification for the chosen configurations.]</w:t>
+      </w:r>
     </w:p>
     <w:p>
       <w:pPr>
@@ -6235,7 +6864,7 @@
           <w:bCs/>
           <w:color w:val="EE0000"/>
         </w:rPr>
-        <w:t>Decision Tree and Random Forest — Member 3</w:t>
+        <w:t>Boosting — Member 4</w:t>
       </w:r>
     </w:p>
     <w:p>
@@ -6255,7 +6884,7 @@
           <w:bCs/>
           <w:color w:val="EE0000"/>
         </w:rPr>
-        <w:t>[Add the tested hyperparameters, selected tree-complexity controls, validation results, and justification for the chosen configurations.]</w:t>
+        <w:t>[Add the hyperparameter search, learning rate, number of estimators, tree-complexity controls, validation results, and justification for the selected configuration.]</w:t>
       </w:r>
     </w:p>
     <w:p>
@@ -6275,7 +6904,7 @@
           <w:bCs/>
           <w:color w:val="EE0000"/>
         </w:rPr>
-        <w:t>Boosting — Member 4</w:t>
+        <w:t>Overall Model Tuning — Group Synthesis</w:t>
       </w:r>
     </w:p>
     <w:p>
@@ -6295,19 +6924,19 @@
           <w:bCs/>
           <w:color w:val="EE0000"/>
         </w:rPr>
-        <w:t>[Add the hyperparameter search, learning rate, number of estimators, tree-complexity controls, validation results, and justification for the selected configuration.]</w:t>
-      </w:r>
-    </w:p>
-    <w:p>
-      <w:pPr>
-        <w:ind w:left="10"/>
+        <w:t>[</w:t>
+      </w:r>
+      <w:proofErr w:type="spellStart"/>
+      <w:r>
         <w:rPr>
           <w:rFonts w:eastAsiaTheme="minorEastAsia"/>
           <w:b/>
           <w:bCs/>
           <w:color w:val="EE0000"/>
         </w:rPr>
-      </w:pPr>
+        <w:t>Summarise</w:t>
+      </w:r>
+      <w:proofErr w:type="spellEnd"/>
       <w:r>
         <w:rPr>
           <w:rFonts w:eastAsiaTheme="minorEastAsia"/>
@@ -6315,7 +6944,7 @@
           <w:bCs/>
           <w:color w:val="EE0000"/>
         </w:rPr>
-        <w:t>Overall Model Tuning — Group Synthesis</w:t>
+        <w:t xml:space="preserve"> the final complexity–performance trade-offs after integrating all model families.]</w:t>
       </w:r>
     </w:p>
     <w:p>
@@ -6323,58 +6952,17 @@
         <w:ind w:left="10"/>
         <w:rPr>
           <w:rFonts w:eastAsiaTheme="minorEastAsia"/>
+        </w:rPr>
+      </w:pPr>
+    </w:p>
+    <w:p>
+      <w:pPr>
+        <w:spacing w:after="417"/>
+      </w:pPr>
+      <w:r>
+        <w:rPr>
           <w:b/>
-          <w:bCs/>
-          <w:color w:val="EE0000"/>
-        </w:rPr>
-      </w:pPr>
-      <w:r>
-        <w:rPr>
-          <w:rFonts w:eastAsiaTheme="minorEastAsia"/>
-          <w:b/>
-          <w:bCs/>
-          <w:color w:val="EE0000"/>
-        </w:rPr>
-        <w:t>[</w:t>
-      </w:r>
-      <w:proofErr w:type="spellStart"/>
-      <w:r>
-        <w:rPr>
-          <w:rFonts w:eastAsiaTheme="minorEastAsia"/>
-          <w:b/>
-          <w:bCs/>
-          <w:color w:val="EE0000"/>
-        </w:rPr>
-        <w:t>Summarise</w:t>
-      </w:r>
-      <w:proofErr w:type="spellEnd"/>
-      <w:r>
-        <w:rPr>
-          <w:rFonts w:eastAsiaTheme="minorEastAsia"/>
-          <w:b/>
-          <w:bCs/>
-          <w:color w:val="EE0000"/>
-        </w:rPr>
-        <w:t xml:space="preserve"> the final complexity–performance trade-offs after integrating all model families.]</w:t>
-      </w:r>
-    </w:p>
-    <w:p>
-      <w:pPr>
-        <w:ind w:left="10"/>
-        <w:rPr>
-          <w:rFonts w:eastAsiaTheme="minorEastAsia"/>
-        </w:rPr>
-      </w:pPr>
-    </w:p>
-    <w:p>
-      <w:pPr>
-        <w:spacing w:after="417"/>
-      </w:pPr>
-      <w:r>
-        <w:rPr>
-          <w:b/>
-        </w:rPr>
-        <w:lastRenderedPageBreak/>
+        </w:rPr>
         <w:t xml:space="preserve">3f. </w:t>
       </w:r>
       <w:r>
@@ -6523,6 +7111,7 @@
           <w:rFonts w:eastAsiaTheme="minorEastAsia" w:hint="eastAsia"/>
           <w:color w:val="EE0000"/>
         </w:rPr>
+        <w:lastRenderedPageBreak/>
         <w:t xml:space="preserve">Predictions from both the model and the baseline were held fixed across all scenarios; only the error weights changed. [The model outperformed the baseline in all three scenarios, indicating that its advantage persisted under the priorities examined / Its advantage reversed under the </w:t>
       </w:r>
       <w:r>
@@ -6986,24 +7575,7 @@
           <w:rFonts w:eastAsiaTheme="minorEastAsia"/>
           <w:color w:val="EE0000"/>
         </w:rPr>
-        <w:t xml:space="preserve">A sustained increase in WAE relative to historical performance would trigger an investigation into changes in housing-market conditions, input data quality and model drift. Persistent positive prediction errors or unusually high WAE within </w:t>
-      </w:r>
-      <w:proofErr w:type="gramStart"/>
-      <w:r>
-        <w:rPr>
-          <w:rFonts w:eastAsiaTheme="minorEastAsia"/>
-          <w:color w:val="EE0000"/>
-        </w:rPr>
-        <w:lastRenderedPageBreak/>
-        <w:t>particular townships</w:t>
-      </w:r>
-      <w:proofErr w:type="gramEnd"/>
-      <w:r>
-        <w:rPr>
-          <w:rFonts w:eastAsiaTheme="minorEastAsia"/>
-          <w:color w:val="EE0000"/>
-        </w:rPr>
-        <w:t xml:space="preserve"> or price groups would warrant increased human review, even if overall performance remained acceptable. If deterioration continued after potential data-quality problems were addressed, retraining using more recent transactions would be considered. Any replacement model should first demonstrate improved performance through chronological validation rather than being deployed solely because it was trained on newer observations.</w:t>
+        <w:t>A sustained increase in WAE relative to historical performance would trigger an investigation into changes in housing-market conditions, input data quality and model drift. Persistent positive prediction errors or unusually high WAE within particular townships or price groups would warrant increased human review, even if overall performance remained acceptable. If deterioration continued after potential data-quality problems were addressed, retraining using more recent transactions would be considered. Any replacement model should first demonstrate improved performance through chronological validation rather than being deployed solely because it was trained on newer observations.</w:t>
       </w:r>
     </w:p>
     <w:p>
@@ -7085,6 +7657,7 @@
         <w:ind w:left="477" w:right="0" w:hanging="484"/>
       </w:pPr>
       <w:r>
+        <w:lastRenderedPageBreak/>
         <w:t>AI use and reflection</w:t>
       </w:r>
     </w:p>
@@ -7395,7 +7968,6 @@
         <w:ind w:hanging="279"/>
       </w:pPr>
       <w:r>
-        <w:lastRenderedPageBreak/>
         <w:t>Use the five report headings above. Label and discuss all figures and tables.</w:t>
       </w:r>
     </w:p>
@@ -7524,8 +8096,10 @@
       <w:r>
         <w:rPr>
           <w:rFonts w:eastAsiaTheme="minorEastAsia"/>
-        </w:rPr>
-        <w:t>Table A1. Supplementary Shared-CSV Linear Model Comparison (2024 H2 Validation)</w:t>
+          <w:b/>
+          <w:bCs/>
+        </w:rPr>
+        <w:t>Table A1. Shared-CSV Linear Model Sensitivity Analysis (2024 H2 validation)</w:t>
       </w:r>
     </w:p>
     <w:tbl>
@@ -7537,10 +8111,11 @@
       </w:tblPr>
       <w:tblGrid>
         <w:gridCol w:w="1926"/>
-        <w:gridCol w:w="546"/>
+        <w:gridCol w:w="1452"/>
         <w:gridCol w:w="1378"/>
         <w:gridCol w:w="1206"/>
-        <w:gridCol w:w="821"/>
+        <w:gridCol w:w="1425"/>
+        <w:gridCol w:w="1041"/>
       </w:tblGrid>
       <w:tr>
         <w:trPr>
@@ -7587,7 +8162,7 @@
               <w:rPr>
                 <w:rFonts w:eastAsiaTheme="minorEastAsia"/>
               </w:rPr>
-              <w:t>α</w:t>
+              <w:t>Best Tested α</w:t>
             </w:r>
           </w:p>
         </w:tc>
@@ -7632,6 +8207,28 @@
                 <w:rFonts w:eastAsiaTheme="minorEastAsia"/>
               </w:rPr>
               <w:t>MAE ($)</w:t>
+            </w:r>
+          </w:p>
+        </w:tc>
+        <w:tc>
+          <w:tcPr>
+            <w:tcW w:w="0" w:type="auto"/>
+            <w:hideMark/>
+          </w:tcPr>
+          <w:p>
+            <w:pPr>
+              <w:spacing w:line="257" w:lineRule="auto"/>
+              <w:jc w:val="left"/>
+              <w:cnfStyle w:val="100000000000" w:firstRow="1" w:lastRow="0" w:firstColumn="0" w:lastColumn="0" w:oddVBand="0" w:evenVBand="0" w:oddHBand="0" w:evenHBand="0" w:firstRowFirstColumn="0" w:firstRowLastColumn="0" w:lastRowFirstColumn="0" w:lastRowLastColumn="0"/>
+              <w:rPr>
+                <w:rFonts w:eastAsiaTheme="minorEastAsia"/>
+              </w:rPr>
+            </w:pPr>
+            <w:r>
+              <w:rPr>
+                <w:rFonts w:eastAsiaTheme="minorEastAsia"/>
+              </w:rPr>
+              <w:t>MSE ($², bn)</w:t>
             </w:r>
           </w:p>
         </w:tc>
@@ -7769,7 +8366,29 @@
               <w:rPr>
                 <w:rFonts w:eastAsiaTheme="minorEastAsia"/>
               </w:rPr>
-              <w:t>0.6687</w:t>
+              <w:t>63.182</w:t>
+            </w:r>
+          </w:p>
+        </w:tc>
+        <w:tc>
+          <w:tcPr>
+            <w:tcW w:w="0" w:type="auto"/>
+            <w:hideMark/>
+          </w:tcPr>
+          <w:p>
+            <w:pPr>
+              <w:spacing w:line="257" w:lineRule="auto"/>
+              <w:jc w:val="left"/>
+              <w:cnfStyle w:val="000000100000" w:firstRow="0" w:lastRow="0" w:firstColumn="0" w:lastColumn="0" w:oddVBand="0" w:evenVBand="0" w:oddHBand="1" w:evenHBand="0" w:firstRowFirstColumn="0" w:firstRowLastColumn="0" w:lastRowFirstColumn="0" w:lastRowLastColumn="0"/>
+              <w:rPr>
+                <w:rFonts w:eastAsiaTheme="minorEastAsia"/>
+              </w:rPr>
+            </w:pPr>
+            <w:r>
+              <w:rPr>
+                <w:rFonts w:eastAsiaTheme="minorEastAsia"/>
+              </w:rPr>
+              <w:t>0.668736</w:t>
             </w:r>
           </w:p>
         </w:tc>
@@ -7884,7 +8503,29 @@
               <w:rPr>
                 <w:rFonts w:eastAsiaTheme="minorEastAsia"/>
               </w:rPr>
-              <w:t>0.6677</w:t>
+              <w:t>63.388</w:t>
+            </w:r>
+          </w:p>
+        </w:tc>
+        <w:tc>
+          <w:tcPr>
+            <w:tcW w:w="0" w:type="auto"/>
+            <w:hideMark/>
+          </w:tcPr>
+          <w:p>
+            <w:pPr>
+              <w:spacing w:line="257" w:lineRule="auto"/>
+              <w:jc w:val="left"/>
+              <w:cnfStyle w:val="000000000000" w:firstRow="0" w:lastRow="0" w:firstColumn="0" w:lastColumn="0" w:oddVBand="0" w:evenVBand="0" w:oddHBand="0" w:evenHBand="0" w:firstRowFirstColumn="0" w:firstRowLastColumn="0" w:lastRowFirstColumn="0" w:lastRowLastColumn="0"/>
+              <w:rPr>
+                <w:rFonts w:eastAsiaTheme="minorEastAsia"/>
+              </w:rPr>
+            </w:pPr>
+            <w:r>
+              <w:rPr>
+                <w:rFonts w:eastAsiaTheme="minorEastAsia"/>
+              </w:rPr>
+              <w:t>0.667657</w:t>
             </w:r>
           </w:p>
         </w:tc>
@@ -7933,6 +8574,8 @@
             <w:r>
               <w:rPr>
                 <w:rFonts w:eastAsiaTheme="minorEastAsia"/>
+                <w:b/>
+                <w:bCs/>
               </w:rPr>
               <w:t>100</w:t>
             </w:r>
@@ -7955,6 +8598,8 @@
             <w:r>
               <w:rPr>
                 <w:rFonts w:eastAsiaTheme="minorEastAsia"/>
+                <w:b/>
+                <w:bCs/>
               </w:rPr>
               <w:t>180,751.62</w:t>
             </w:r>
@@ -7977,6 +8622,8 @@
             <w:r>
               <w:rPr>
                 <w:rFonts w:eastAsiaTheme="minorEastAsia"/>
+                <w:b/>
+                <w:bCs/>
               </w:rPr>
               <w:t>120,854.08</w:t>
             </w:r>
@@ -7999,13 +8646,352 @@
             <w:r>
               <w:rPr>
                 <w:rFonts w:eastAsiaTheme="minorEastAsia"/>
-              </w:rPr>
-              <w:t>0.6680</w:t>
+                <w:b/>
+                <w:bCs/>
+              </w:rPr>
+              <w:t>63.329</w:t>
+            </w:r>
+          </w:p>
+        </w:tc>
+        <w:tc>
+          <w:tcPr>
+            <w:tcW w:w="0" w:type="auto"/>
+            <w:hideMark/>
+          </w:tcPr>
+          <w:p>
+            <w:pPr>
+              <w:spacing w:line="257" w:lineRule="auto"/>
+              <w:jc w:val="left"/>
+              <w:cnfStyle w:val="000000100000" w:firstRow="0" w:lastRow="0" w:firstColumn="0" w:lastColumn="0" w:oddVBand="0" w:evenVBand="0" w:oddHBand="1" w:evenHBand="0" w:firstRowFirstColumn="0" w:firstRowLastColumn="0" w:lastRowFirstColumn="0" w:lastRowLastColumn="0"/>
+              <w:rPr>
+                <w:rFonts w:eastAsiaTheme="minorEastAsia"/>
+              </w:rPr>
+            </w:pPr>
+            <w:r>
+              <w:rPr>
+                <w:rFonts w:eastAsiaTheme="minorEastAsia"/>
+                <w:b/>
+                <w:bCs/>
+              </w:rPr>
+              <w:t>0.667966</w:t>
             </w:r>
           </w:p>
         </w:tc>
       </w:tr>
     </w:tbl>
+    <w:p>
+      <w:pPr>
+        <w:spacing w:line="257" w:lineRule="auto"/>
+        <w:jc w:val="left"/>
+        <w:rPr>
+          <w:rFonts w:eastAsiaTheme="minorEastAsia"/>
+        </w:rPr>
+      </w:pPr>
+      <w:r>
+        <w:rPr>
+          <w:rFonts w:eastAsiaTheme="minorEastAsia"/>
+          <w:i/>
+          <w:iCs/>
+        </w:rPr>
+        <w:t>Note: All models used the same 209-predictor exported feature matrix and 2024 H2 validation transactions. The reported results reflect the corrected month encoding. For Ridge and Lasso, α = 100 was the best setting within the tested range and also its upper boundary; global optimality is not claimed. Because the original and shared-CSV experiments differ in feature representation and tuning configurations, the performance gap cannot be attributed to a single factor.</w:t>
+      </w:r>
+    </w:p>
+    <w:p>
+      <w:pPr>
+        <w:spacing w:line="257" w:lineRule="auto"/>
+        <w:jc w:val="left"/>
+        <w:rPr>
+          <w:rFonts w:eastAsiaTheme="minorEastAsia"/>
+        </w:rPr>
+      </w:pPr>
+      <w:r>
+        <w:rPr>
+          <w:rFonts w:eastAsiaTheme="minorEastAsia"/>
+          <w:b/>
+          <w:bCs/>
+        </w:rPr>
+        <w:t>Table A2. Additional Feature Configurations Compared with Feature Set D (Ridge α = 8)</w:t>
+      </w:r>
+    </w:p>
+    <w:tbl>
+      <w:tblPr>
+        <w:tblStyle w:val="PlainTable1"/>
+        <w:tblW w:w="0" w:type="auto"/>
+        <w:jc w:val="center"/>
+        <w:tblLook w:val="04A0" w:firstRow="1" w:lastRow="0" w:firstColumn="1" w:lastColumn="0" w:noHBand="0" w:noVBand="1"/>
+      </w:tblPr>
+      <w:tblGrid>
+        <w:gridCol w:w="4271"/>
+        <w:gridCol w:w="1378"/>
+      </w:tblGrid>
+      <w:tr>
+        <w:trPr>
+          <w:cnfStyle w:val="100000000000" w:firstRow="1" w:lastRow="0" w:firstColumn="0" w:lastColumn="0" w:oddVBand="0" w:evenVBand="0" w:oddHBand="0" w:evenHBand="0" w:firstRowFirstColumn="0" w:firstRowLastColumn="0" w:lastRowFirstColumn="0" w:lastRowLastColumn="0"/>
+          <w:jc w:val="center"/>
+        </w:trPr>
+        <w:tc>
+          <w:tcPr>
+            <w:cnfStyle w:val="001000000000" w:firstRow="0" w:lastRow="0" w:firstColumn="1" w:lastColumn="0" w:oddVBand="0" w:evenVBand="0" w:oddHBand="0" w:evenHBand="0" w:firstRowFirstColumn="0" w:firstRowLastColumn="0" w:lastRowFirstColumn="0" w:lastRowLastColumn="0"/>
+            <w:tcW w:w="0" w:type="auto"/>
+            <w:hideMark/>
+          </w:tcPr>
+          <w:p>
+            <w:pPr>
+              <w:spacing w:line="257" w:lineRule="auto"/>
+              <w:jc w:val="left"/>
+              <w:rPr>
+                <w:rFonts w:eastAsiaTheme="minorEastAsia"/>
+              </w:rPr>
+            </w:pPr>
+            <w:r>
+              <w:rPr>
+                <w:rFonts w:eastAsiaTheme="minorEastAsia"/>
+              </w:rPr>
+              <w:t>Feature Configuration</w:t>
+            </w:r>
+          </w:p>
+        </w:tc>
+        <w:tc>
+          <w:tcPr>
+            <w:tcW w:w="0" w:type="auto"/>
+            <w:hideMark/>
+          </w:tcPr>
+          <w:p>
+            <w:pPr>
+              <w:spacing w:line="257" w:lineRule="auto"/>
+              <w:jc w:val="left"/>
+              <w:cnfStyle w:val="100000000000" w:firstRow="1" w:lastRow="0" w:firstColumn="0" w:lastColumn="0" w:oddVBand="0" w:evenVBand="0" w:oddHBand="0" w:evenHBand="0" w:firstRowFirstColumn="0" w:firstRowLastColumn="0" w:lastRowFirstColumn="0" w:lastRowLastColumn="0"/>
+              <w:rPr>
+                <w:rFonts w:eastAsiaTheme="minorEastAsia"/>
+              </w:rPr>
+            </w:pPr>
+            <w:r>
+              <w:rPr>
+                <w:rFonts w:eastAsiaTheme="minorEastAsia"/>
+              </w:rPr>
+              <w:t>WAE 2:1 ($)</w:t>
+            </w:r>
+          </w:p>
+        </w:tc>
+      </w:tr>
+      <w:tr>
+        <w:trPr>
+          <w:cnfStyle w:val="000000100000" w:firstRow="0" w:lastRow="0" w:firstColumn="0" w:lastColumn="0" w:oddVBand="0" w:evenVBand="0" w:oddHBand="1" w:evenHBand="0" w:firstRowFirstColumn="0" w:firstRowLastColumn="0" w:lastRowFirstColumn="0" w:lastRowLastColumn="0"/>
+          <w:jc w:val="center"/>
+        </w:trPr>
+        <w:tc>
+          <w:tcPr>
+            <w:cnfStyle w:val="001000000000" w:firstRow="0" w:lastRow="0" w:firstColumn="1" w:lastColumn="0" w:oddVBand="0" w:evenVBand="0" w:oddHBand="0" w:evenHBand="0" w:firstRowFirstColumn="0" w:firstRowLastColumn="0" w:lastRowFirstColumn="0" w:lastRowLastColumn="0"/>
+            <w:tcW w:w="0" w:type="auto"/>
+            <w:hideMark/>
+          </w:tcPr>
+          <w:p>
+            <w:pPr>
+              <w:spacing w:line="257" w:lineRule="auto"/>
+              <w:jc w:val="left"/>
+              <w:rPr>
+                <w:rFonts w:eastAsiaTheme="minorEastAsia"/>
+              </w:rPr>
+            </w:pPr>
+            <w:r>
+              <w:rPr>
+                <w:rFonts w:eastAsiaTheme="minorEastAsia"/>
+              </w:rPr>
+              <w:t>F0. Reference Feature Set D</w:t>
+            </w:r>
+          </w:p>
+        </w:tc>
+        <w:tc>
+          <w:tcPr>
+            <w:tcW w:w="0" w:type="auto"/>
+            <w:hideMark/>
+          </w:tcPr>
+          <w:p>
+            <w:pPr>
+              <w:spacing w:line="257" w:lineRule="auto"/>
+              <w:jc w:val="left"/>
+              <w:cnfStyle w:val="000000100000" w:firstRow="0" w:lastRow="0" w:firstColumn="0" w:lastColumn="0" w:oddVBand="0" w:evenVBand="0" w:oddHBand="1" w:evenHBand="0" w:firstRowFirstColumn="0" w:firstRowLastColumn="0" w:lastRowFirstColumn="0" w:lastRowLastColumn="0"/>
+              <w:rPr>
+                <w:rFonts w:eastAsiaTheme="minorEastAsia"/>
+              </w:rPr>
+            </w:pPr>
+            <w:r>
+              <w:rPr>
+                <w:rFonts w:eastAsiaTheme="minorEastAsia"/>
+              </w:rPr>
+              <w:t>153,163.83</w:t>
+            </w:r>
+          </w:p>
+        </w:tc>
+      </w:tr>
+      <w:tr>
+        <w:trPr>
+          <w:jc w:val="center"/>
+        </w:trPr>
+        <w:tc>
+          <w:tcPr>
+            <w:cnfStyle w:val="001000000000" w:firstRow="0" w:lastRow="0" w:firstColumn="1" w:lastColumn="0" w:oddVBand="0" w:evenVBand="0" w:oddHBand="0" w:evenHBand="0" w:firstRowFirstColumn="0" w:firstRowLastColumn="0" w:lastRowFirstColumn="0" w:lastRowLastColumn="0"/>
+            <w:tcW w:w="0" w:type="auto"/>
+            <w:hideMark/>
+          </w:tcPr>
+          <w:p>
+            <w:pPr>
+              <w:spacing w:line="257" w:lineRule="auto"/>
+              <w:jc w:val="left"/>
+              <w:rPr>
+                <w:rFonts w:eastAsiaTheme="minorEastAsia"/>
+              </w:rPr>
+            </w:pPr>
+            <w:r>
+              <w:rPr>
+                <w:rFonts w:eastAsiaTheme="minorEastAsia"/>
+              </w:rPr>
+              <w:t>F1. D + Size × Construction Quality</w:t>
+            </w:r>
+          </w:p>
+        </w:tc>
+        <w:tc>
+          <w:tcPr>
+            <w:tcW w:w="0" w:type="auto"/>
+            <w:hideMark/>
+          </w:tcPr>
+          <w:p>
+            <w:pPr>
+              <w:spacing w:line="257" w:lineRule="auto"/>
+              <w:jc w:val="left"/>
+              <w:cnfStyle w:val="000000000000" w:firstRow="0" w:lastRow="0" w:firstColumn="0" w:lastColumn="0" w:oddVBand="0" w:evenVBand="0" w:oddHBand="0" w:evenHBand="0" w:firstRowFirstColumn="0" w:firstRowLastColumn="0" w:lastRowFirstColumn="0" w:lastRowLastColumn="0"/>
+              <w:rPr>
+                <w:rFonts w:eastAsiaTheme="minorEastAsia"/>
+              </w:rPr>
+            </w:pPr>
+            <w:r>
+              <w:rPr>
+                <w:rFonts w:eastAsiaTheme="minorEastAsia"/>
+                <w:b/>
+                <w:bCs/>
+              </w:rPr>
+              <w:t>153,141.95</w:t>
+            </w:r>
+          </w:p>
+        </w:tc>
+      </w:tr>
+      <w:tr>
+        <w:trPr>
+          <w:cnfStyle w:val="000000100000" w:firstRow="0" w:lastRow="0" w:firstColumn="0" w:lastColumn="0" w:oddVBand="0" w:evenVBand="0" w:oddHBand="1" w:evenHBand="0" w:firstRowFirstColumn="0" w:firstRowLastColumn="0" w:lastRowFirstColumn="0" w:lastRowLastColumn="0"/>
+          <w:jc w:val="center"/>
+        </w:trPr>
+        <w:tc>
+          <w:tcPr>
+            <w:cnfStyle w:val="001000000000" w:firstRow="0" w:lastRow="0" w:firstColumn="1" w:lastColumn="0" w:oddVBand="0" w:evenVBand="0" w:oddHBand="0" w:evenHBand="0" w:firstRowFirstColumn="0" w:firstRowLastColumn="0" w:lastRowFirstColumn="0" w:lastRowLastColumn="0"/>
+            <w:tcW w:w="0" w:type="auto"/>
+            <w:hideMark/>
+          </w:tcPr>
+          <w:p>
+            <w:pPr>
+              <w:spacing w:line="257" w:lineRule="auto"/>
+              <w:jc w:val="left"/>
+              <w:rPr>
+                <w:rFonts w:eastAsiaTheme="minorEastAsia"/>
+              </w:rPr>
+            </w:pPr>
+            <w:r>
+              <w:rPr>
+                <w:rFonts w:eastAsiaTheme="minorEastAsia"/>
+              </w:rPr>
+              <w:t>F2. D + Centered Log Land × Log Building</w:t>
+            </w:r>
+          </w:p>
+        </w:tc>
+        <w:tc>
+          <w:tcPr>
+            <w:tcW w:w="0" w:type="auto"/>
+            <w:hideMark/>
+          </w:tcPr>
+          <w:p>
+            <w:pPr>
+              <w:spacing w:line="257" w:lineRule="auto"/>
+              <w:jc w:val="left"/>
+              <w:cnfStyle w:val="000000100000" w:firstRow="0" w:lastRow="0" w:firstColumn="0" w:lastColumn="0" w:oddVBand="0" w:evenVBand="0" w:oddHBand="1" w:evenHBand="0" w:firstRowFirstColumn="0" w:firstRowLastColumn="0" w:lastRowFirstColumn="0" w:lastRowLastColumn="0"/>
+              <w:rPr>
+                <w:rFonts w:eastAsiaTheme="minorEastAsia"/>
+              </w:rPr>
+            </w:pPr>
+            <w:r>
+              <w:rPr>
+                <w:rFonts w:eastAsiaTheme="minorEastAsia"/>
+              </w:rPr>
+              <w:t>153,463.84</w:t>
+            </w:r>
+          </w:p>
+        </w:tc>
+      </w:tr>
+      <w:tr>
+        <w:trPr>
+          <w:jc w:val="center"/>
+        </w:trPr>
+        <w:tc>
+          <w:tcPr>
+            <w:cnfStyle w:val="001000000000" w:firstRow="0" w:lastRow="0" w:firstColumn="1" w:lastColumn="0" w:oddVBand="0" w:evenVBand="0" w:oddHBand="0" w:evenHBand="0" w:firstRowFirstColumn="0" w:firstRowLastColumn="0" w:lastRowFirstColumn="0" w:lastRowLastColumn="0"/>
+            <w:tcW w:w="0" w:type="auto"/>
+            <w:hideMark/>
+          </w:tcPr>
+          <w:p>
+            <w:pPr>
+              <w:spacing w:line="257" w:lineRule="auto"/>
+              <w:jc w:val="left"/>
+              <w:rPr>
+                <w:rFonts w:eastAsiaTheme="minorEastAsia"/>
+              </w:rPr>
+            </w:pPr>
+            <w:r>
+              <w:rPr>
+                <w:rFonts w:eastAsiaTheme="minorEastAsia"/>
+              </w:rPr>
+              <w:t>F3. D + Combined Repaired Features</w:t>
+            </w:r>
+          </w:p>
+        </w:tc>
+        <w:tc>
+          <w:tcPr>
+            <w:tcW w:w="0" w:type="auto"/>
+            <w:hideMark/>
+          </w:tcPr>
+          <w:p>
+            <w:pPr>
+              <w:spacing w:line="257" w:lineRule="auto"/>
+              <w:jc w:val="left"/>
+              <w:cnfStyle w:val="000000000000" w:firstRow="0" w:lastRow="0" w:firstColumn="0" w:lastColumn="0" w:oddVBand="0" w:evenVBand="0" w:oddHBand="0" w:evenHBand="0" w:firstRowFirstColumn="0" w:firstRowLastColumn="0" w:lastRowFirstColumn="0" w:lastRowLastColumn="0"/>
+              <w:rPr>
+                <w:rFonts w:eastAsiaTheme="minorEastAsia"/>
+              </w:rPr>
+            </w:pPr>
+            <w:r>
+              <w:rPr>
+                <w:rFonts w:eastAsiaTheme="minorEastAsia"/>
+              </w:rPr>
+              <w:t>153,440.45</w:t>
+            </w:r>
+          </w:p>
+        </w:tc>
+      </w:tr>
+    </w:tbl>
+    <w:p>
+      <w:pPr>
+        <w:spacing w:line="257" w:lineRule="auto"/>
+        <w:jc w:val="left"/>
+        <w:rPr>
+          <w:rFonts w:eastAsiaTheme="minorEastAsia"/>
+        </w:rPr>
+      </w:pPr>
+      <w:r>
+        <w:rPr>
+          <w:rFonts w:eastAsiaTheme="minorEastAsia"/>
+          <w:i/>
+          <w:iCs/>
+        </w:rPr>
+        <w:t>Note: Ridge α = 8 was held constant across these comparisons. F1 improved WAE by only approximately $22 relative to the reference, while F2 and F3 worsened it. These are comparisons of complete feature configurations rather than isolated causal effects of individual interactions.</w:t>
+      </w:r>
+    </w:p>
     <w:p>
       <w:pPr>
         <w:spacing w:line="257" w:lineRule="auto"/>

--- a/doc/QBUS6810_assignment_instructions.docx
+++ b/doc/QBUS6810_assignment_instructions.docx
@@ -27,7 +27,7 @@
     </w:p>
     <w:p>
       <w:pPr>
-        <w:pStyle w:val="Heading1"/>
+        <w:pStyle w:val="1"/>
         <w:ind w:left="477" w:right="0" w:hanging="484"/>
       </w:pPr>
       <w:r>
@@ -77,7 +77,7 @@
     </w:p>
     <w:p>
       <w:pPr>
-        <w:pStyle w:val="Heading1"/>
+        <w:pStyle w:val="1"/>
         <w:ind w:left="477" w:right="0" w:hanging="484"/>
       </w:pPr>
       <w:r>
@@ -228,7 +228,7 @@
     </w:p>
     <w:p>
       <w:pPr>
-        <w:pStyle w:val="Heading1"/>
+        <w:pStyle w:val="1"/>
         <w:ind w:left="477" w:right="0" w:hanging="484"/>
       </w:pPr>
       <w:r>
@@ -300,7 +300,7 @@
     </w:p>
     <w:p>
       <w:pPr>
-        <w:pStyle w:val="Heading1"/>
+        <w:pStyle w:val="1"/>
         <w:ind w:left="477" w:right="0" w:hanging="484"/>
       </w:pPr>
       <w:r>
@@ -318,7 +318,7 @@
     </w:p>
     <w:p>
       <w:pPr>
-        <w:pStyle w:val="Heading2"/>
+        <w:pStyle w:val="2"/>
         <w:ind w:left="3"/>
       </w:pPr>
       <w:r>
@@ -427,7 +427,7 @@
     </w:p>
     <w:p>
       <w:pPr>
-        <w:pStyle w:val="Heading2"/>
+        <w:pStyle w:val="2"/>
         <w:ind w:left="3"/>
       </w:pPr>
       <w:r>
@@ -470,7 +470,7 @@
         <w:rPr>
           <w:rFonts w:eastAsiaTheme="minorEastAsia"/>
         </w:rPr>
-        <w:t xml:space="preserve">Properties_2022.csv has one row per property (98,899 rows, 98,899unique </w:t>
+        <w:t xml:space="preserve">Our data consists of Properties_2022.csv, which contains one row per unique property (98,899 rows with unique </w:t>
       </w:r>
       <w:proofErr w:type="spellStart"/>
       <w:r>
@@ -484,7 +484,7 @@
         <w:rPr>
           <w:rFonts w:eastAsiaTheme="minorEastAsia"/>
         </w:rPr>
-        <w:t xml:space="preserve">), and sales.csv has one row per completed transaction in 2023-2025 (109,307 rows, 109,307 unique </w:t>
+        <w:t xml:space="preserve">), and sales.csv, which contains one row per completed transaction (109,307 unique </w:t>
       </w:r>
       <w:proofErr w:type="spellStart"/>
       <w:r>
@@ -498,13 +498,27 @@
         <w:rPr>
           <w:rFonts w:eastAsiaTheme="minorEastAsia"/>
         </w:rPr>
-        <w:t xml:space="preserve">, with </w:t>
+        <w:t xml:space="preserve">). A duplicate record would share the same </w:t>
       </w:r>
       <w:proofErr w:type="spellStart"/>
       <w:r>
         <w:rPr>
           <w:rFonts w:eastAsiaTheme="minorEastAsia"/>
         </w:rPr>
+        <w:t>transaction_id</w:t>
+      </w:r>
+      <w:proofErr w:type="spellEnd"/>
+      <w:r>
+        <w:rPr>
+          <w:rFonts w:eastAsiaTheme="minorEastAsia"/>
+        </w:rPr>
+        <w:t xml:space="preserve">, which we confirmed does not exist. Repeated sales of the same property (same </w:t>
+      </w:r>
+      <w:proofErr w:type="spellStart"/>
+      <w:r>
+        <w:rPr>
+          <w:rFonts w:eastAsiaTheme="minorEastAsia"/>
+        </w:rPr>
         <w:t>property_id</w:t>
       </w:r>
       <w:proofErr w:type="spellEnd"/>
@@ -512,7 +526,7 @@
         <w:rPr>
           <w:rFonts w:eastAsiaTheme="minorEastAsia"/>
         </w:rPr>
-        <w:t xml:space="preserve"> repeating for properties sold more than once). A duplicate record would be a repeated </w:t>
+        <w:t xml:space="preserve">, different </w:t>
       </w:r>
       <w:proofErr w:type="spellStart"/>
       <w:r>
@@ -526,13 +540,27 @@
         <w:rPr>
           <w:rFonts w:eastAsiaTheme="minorEastAsia"/>
         </w:rPr>
-        <w:t xml:space="preserve">(none found); a repeated sale is a repeated </w:t>
+        <w:t xml:space="preserve"> and </w:t>
       </w:r>
       <w:proofErr w:type="spellStart"/>
       <w:r>
         <w:rPr>
           <w:rFonts w:eastAsiaTheme="minorEastAsia"/>
         </w:rPr>
+        <w:t>sale_date</w:t>
+      </w:r>
+      <w:proofErr w:type="spellEnd"/>
+      <w:r>
+        <w:rPr>
+          <w:rFonts w:eastAsiaTheme="minorEastAsia"/>
+        </w:rPr>
+        <w:t xml:space="preserve">) are legitimate and account for the 10,408 extra rows. We set </w:t>
+      </w:r>
+      <w:proofErr w:type="spellStart"/>
+      <w:r>
+        <w:rPr>
+          <w:rFonts w:eastAsiaTheme="minorEastAsia"/>
+        </w:rPr>
         <w:t>property_id</w:t>
       </w:r>
       <w:proofErr w:type="spellEnd"/>
@@ -540,20 +568,585 @@
         <w:rPr>
           <w:rFonts w:eastAsiaTheme="minorEastAsia"/>
         </w:rPr>
-        <w:t xml:space="preserve"> with different </w:t>
+        <w:t xml:space="preserve"> as the index and verified a perfect bi-directional match between the two tables. A left join with validate="</w:t>
       </w:r>
       <w:proofErr w:type="spellStart"/>
       <w:r>
         <w:rPr>
           <w:rFonts w:eastAsiaTheme="minorEastAsia"/>
         </w:rPr>
-        <w:t>transaction_id</w:t>
+        <w:t>many_to_one</w:t>
       </w:r>
       <w:proofErr w:type="spellEnd"/>
       <w:r>
         <w:rPr>
           <w:rFonts w:eastAsiaTheme="minorEastAsia"/>
         </w:rPr>
+        <w:t>" confirmed no row inflation. We retained these repeated sales for the time-trend analysis in 2c, and their treatment in modelling is discussed in Section 3c.</w:t>
+      </w:r>
+    </w:p>
+    <w:p>
+      <w:pPr>
+        <w:ind w:left="434" w:hanging="426"/>
+        <w:rPr>
+          <w:rFonts w:eastAsiaTheme="minorEastAsia"/>
+        </w:rPr>
+      </w:pPr>
+    </w:p>
+    <w:p>
+      <w:pPr>
+        <w:ind w:left="10"/>
+        <w:rPr>
+          <w:rFonts w:eastAsiaTheme="minorEastAsia"/>
+        </w:rPr>
+      </w:pPr>
+      <w:r>
+        <w:rPr>
+          <w:b/>
+        </w:rPr>
+        <w:t xml:space="preserve">2b. </w:t>
+      </w:r>
+      <w:r>
+        <w:t>Which missing or unusual predictor values matter, and how will you handle them?</w:t>
+      </w:r>
+    </w:p>
+    <w:p>
+      <w:pPr>
+        <w:ind w:left="10"/>
+        <w:rPr>
+          <w:rFonts w:eastAsiaTheme="minorEastAsia" w:hint="eastAsia"/>
+        </w:rPr>
+      </w:pPr>
+    </w:p>
+    <w:p>
+      <w:pPr>
+        <w:ind w:left="10"/>
+        <w:rPr>
+          <w:rFonts w:eastAsiaTheme="minorEastAsia"/>
+        </w:rPr>
+      </w:pPr>
+      <w:r>
+        <w:rPr>
+          <w:rFonts w:eastAsiaTheme="minorEastAsia"/>
+        </w:rPr>
+        <w:t xml:space="preserve">We identified and addressed predictor-quality issues using a context-dependent, evidence-based approach. Guided by the data dictionary, we imputed structural missing values before splitting the data. For instance, missing </w:t>
+      </w:r>
+      <w:proofErr w:type="spellStart"/>
+      <w:r>
+        <w:rPr>
+          <w:rFonts w:eastAsiaTheme="minorEastAsia"/>
+        </w:rPr>
+        <w:t>char_type_resd</w:t>
+      </w:r>
+      <w:proofErr w:type="spellEnd"/>
+      <w:r>
+        <w:rPr>
+          <w:rFonts w:eastAsiaTheme="minorEastAsia"/>
+        </w:rPr>
+        <w:t xml:space="preserve"> was filled with '9.9' (defined as "Missing"). For Chicago-specific location features, missing values indicated properties outside Chicago; we filled these globally based on an </w:t>
+      </w:r>
+      <w:proofErr w:type="spellStart"/>
+      <w:r>
+        <w:rPr>
+          <w:rFonts w:eastAsiaTheme="minorEastAsia"/>
+        </w:rPr>
+        <w:t>is_Chicago</w:t>
+      </w:r>
+      <w:proofErr w:type="spellEnd"/>
+      <w:r>
+        <w:rPr>
+          <w:rFonts w:eastAsiaTheme="minorEastAsia"/>
+        </w:rPr>
+        <w:t xml:space="preserve"> indicator. Because these are rule-based transformations independent of the target variable, they pose no label leakage.</w:t>
+      </w:r>
+    </w:p>
+    <w:p>
+      <w:pPr>
+        <w:ind w:left="10"/>
+        <w:rPr>
+          <w:rFonts w:eastAsiaTheme="minorEastAsia"/>
+        </w:rPr>
+      </w:pPr>
+      <w:r>
+        <w:rPr>
+          <w:rFonts w:eastAsiaTheme="minorEastAsia"/>
+        </w:rPr>
+        <w:t xml:space="preserve">After the chronological split, missing values in the training set were handled using a differentiated strategy based on missingness fraction and feature type. Features with minimal missingness (&lt; 1%) were imputed with the median or mode. For general substantial-missing features (&gt; 1%), we imputed the median/mode and created a corresponding binary indicator (e.g., </w:t>
+      </w:r>
+      <w:proofErr w:type="spellStart"/>
+      <w:r>
+        <w:rPr>
+          <w:rFonts w:eastAsiaTheme="minorEastAsia"/>
+        </w:rPr>
+        <w:t>feature_missing</w:t>
+      </w:r>
+      <w:proofErr w:type="spellEnd"/>
+      <w:r>
+        <w:rPr>
+          <w:rFonts w:eastAsiaTheme="minorEastAsia"/>
+        </w:rPr>
+        <w:t xml:space="preserve">). For three specific fields with extreme missing rates (&gt; 90%, such as </w:t>
+      </w:r>
+      <w:proofErr w:type="spellStart"/>
+      <w:r>
+        <w:rPr>
+          <w:rFonts w:eastAsiaTheme="minorEastAsia"/>
+        </w:rPr>
+        <w:t>loc_tax_tif_district_num</w:t>
+      </w:r>
+      <w:proofErr w:type="spellEnd"/>
+      <w:r>
+        <w:rPr>
+          <w:rFonts w:eastAsiaTheme="minorEastAsia"/>
+        </w:rPr>
+        <w:t>), we created an _</w:t>
+      </w:r>
+      <w:proofErr w:type="spellStart"/>
+      <w:r>
+        <w:rPr>
+          <w:rFonts w:eastAsiaTheme="minorEastAsia"/>
+        </w:rPr>
+        <w:t>is_missing</w:t>
+      </w:r>
+      <w:proofErr w:type="spellEnd"/>
+      <w:r>
+        <w:rPr>
+          <w:rFonts w:eastAsiaTheme="minorEastAsia"/>
+        </w:rPr>
+        <w:t xml:space="preserve"> indicator and explicitly replaced the missing categories with the string "Unknown". To justify these indicators, we evaluated whether missingness correlated with the target by comparing median prices between missing and non-missing groups. This descriptive evidence serves as a data-driven heuristic suggesting potential MNAR patterns, rather than a definitive statistical proof.</w:t>
+      </w:r>
+    </w:p>
+    <w:p>
+      <w:pPr>
+        <w:ind w:left="10"/>
+        <w:rPr>
+          <w:rFonts w:eastAsiaTheme="minorEastAsia" w:hint="eastAsia"/>
+        </w:rPr>
+      </w:pPr>
+      <w:r>
+        <w:rPr>
+          <w:rFonts w:eastAsiaTheme="minorEastAsia"/>
+        </w:rPr>
+        <w:t xml:space="preserve">To handle unusual values, continuous features were clipped at the 1st and 99th percentiles to prevent distortion, and heavy-skewed variables (e.g., </w:t>
+      </w:r>
+      <w:proofErr w:type="spellStart"/>
+      <w:r>
+        <w:rPr>
+          <w:rFonts w:eastAsiaTheme="minorEastAsia"/>
+        </w:rPr>
+        <w:t>char_land_sf</w:t>
+      </w:r>
+      <w:proofErr w:type="spellEnd"/>
+      <w:r>
+        <w:rPr>
+          <w:rFonts w:eastAsiaTheme="minorEastAsia"/>
+        </w:rPr>
+        <w:t xml:space="preserve">) underwent Yeo-Johnson transformations to approximate Gaussian distributions. For categorical features, we applied a dynamic encoding strategy: high-cardinality features </w:t>
+      </w:r>
+      <w:proofErr w:type="gramStart"/>
+      <w:r>
+        <w:rPr>
+          <w:rFonts w:eastAsiaTheme="minorEastAsia"/>
+        </w:rPr>
+        <w:t>(</w:t>
+      </w:r>
+      <w:r>
+        <w:rPr>
+          <w:rFonts w:eastAsiaTheme="minorEastAsia" w:hint="eastAsia"/>
+        </w:rPr>
+        <w:t>≥</w:t>
+      </w:r>
+      <w:r>
+        <w:rPr>
+          <w:rFonts w:eastAsiaTheme="minorEastAsia"/>
+        </w:rPr>
+        <w:t xml:space="preserve"> 30 categories)</w:t>
+      </w:r>
+      <w:proofErr w:type="gramEnd"/>
+      <w:r>
+        <w:rPr>
+          <w:rFonts w:eastAsiaTheme="minorEastAsia"/>
+        </w:rPr>
+        <w:t xml:space="preserve"> used smoothed Out-of-Fold Target Encoding to prevent leakage and dimensionality explosion; lower-cardinality features were dynamically inspected, merging low-frequency rare categories into an 'Other' group before applying One-Hot Encoding. Redundant </w:t>
+      </w:r>
+      <w:proofErr w:type="spellStart"/>
+      <w:r>
+        <w:rPr>
+          <w:rFonts w:eastAsiaTheme="minorEastAsia"/>
+        </w:rPr>
+        <w:t>boolean</w:t>
+      </w:r>
+      <w:proofErr w:type="spellEnd"/>
+      <w:r>
+        <w:rPr>
+          <w:rFonts w:eastAsiaTheme="minorEastAsia"/>
+        </w:rPr>
+        <w:t xml:space="preserve"> missing indicators were removed if they lacked significant correlation with the target. All data-driven statistics, clipping bounds, and transformation parameters were strictly fitted on the training set and applied to validation and test sets</w:t>
+      </w:r>
+      <w:r>
+        <w:rPr>
+          <w:rFonts w:eastAsiaTheme="minorEastAsia" w:hint="eastAsia"/>
+        </w:rPr>
+        <w:t>.</w:t>
+      </w:r>
+    </w:p>
+    <w:p>
+      <w:pPr>
+        <w:rPr>
+          <w:rFonts w:eastAsiaTheme="minorEastAsia"/>
+        </w:rPr>
+      </w:pPr>
+    </w:p>
+    <w:p>
+      <w:pPr>
+        <w:ind w:left="424" w:hanging="416"/>
+        <w:rPr>
+          <w:rFonts w:eastAsiaTheme="minorEastAsia"/>
+        </w:rPr>
+      </w:pPr>
+      <w:r>
+        <w:rPr>
+          <w:b/>
+        </w:rPr>
+        <w:t xml:space="preserve">2c. </w:t>
+      </w:r>
+      <w:r>
+        <w:t>What do summaries and plots show about prices over time and across locations? Identify higher- and lower-price periods and discuss possible explanations.</w:t>
+      </w:r>
+    </w:p>
+    <w:p>
+      <w:pPr>
+        <w:ind w:left="10"/>
+        <w:rPr>
+          <w:rFonts w:eastAsiaTheme="minorEastAsia"/>
+        </w:rPr>
+      </w:pPr>
+    </w:p>
+    <w:p>
+      <w:pPr>
+        <w:ind w:left="10"/>
+        <w:rPr>
+          <w:rFonts w:eastAsiaTheme="minorEastAsia"/>
+        </w:rPr>
+      </w:pPr>
+      <w:r>
+        <w:rPr>
+          <w:rFonts w:eastAsiaTheme="minorEastAsia"/>
+        </w:rPr>
+        <w:t>The summary statistics and time-series plots reveal two distinct temporal dynamics: a clear year-over-year appreciation and strong seasonality. Regarding annual price differences, the reported median sale price was $315,000 for 2023 and $340,000 in early 2024, approximately 7.94% higher. However, because these figures represent different time windows, this difference should not be interpreted as a like-for-like year-over-year growth rate; changes in the characteristics and locations of homes sold may also contribute to the observed variation.</w:t>
+      </w:r>
+    </w:p>
+    <w:p>
+      <w:pPr>
+        <w:ind w:left="10"/>
+        <w:rPr>
+          <w:rFonts w:eastAsiaTheme="minorEastAsia"/>
+        </w:rPr>
+      </w:pPr>
+    </w:p>
+    <w:p>
+      <w:pPr>
+        <w:ind w:left="10"/>
+        <w:rPr>
+          <w:rFonts w:eastAsiaTheme="minorEastAsia"/>
+        </w:rPr>
+      </w:pPr>
+      <w:r>
+        <w:rPr>
+          <w:rFonts w:eastAsiaTheme="minorEastAsia"/>
+        </w:rPr>
+        <w:t>A distinct seasonal peak occurs in May and June, reaching a median price of $355,000. A reasonable explanation is the seasonal surge in housing demand. Families typically prefer to move during the summer to align with school district schedules, while favorable weather facilitates property viewings and moving logistics, driving up competitive bidding and transaction prices. Conversely, price troughs are consistently observed in January, February, and October–December, with medians dropping to around $285,000</w:t>
+      </w:r>
+      <w:r>
+        <w:rPr>
+          <w:rFonts w:eastAsiaTheme="minorEastAsia" w:hint="eastAsia"/>
+        </w:rPr>
+        <w:t>–</w:t>
+      </w:r>
+      <w:r>
+        <w:rPr>
+          <w:rFonts w:eastAsiaTheme="minorEastAsia"/>
+        </w:rPr>
+        <w:t>$300,000. This reflects typical winter market cooling. During these periods, lower transaction volumes and holiday distractions lead to reduced buyer urgency, giving buyers stronger negotiating power and often forcing sellers to accept lower offers. Furthermore, comparing the raw and log-scale plots shows that the raw mean is heavily skewed by high-end luxury properties (long-tail extremes), whereas the log transformation stabilizes the variance, providing a clearer view of true central tendencies.</w:t>
+      </w:r>
+    </w:p>
+    <w:p>
+      <w:pPr>
+        <w:ind w:left="10"/>
+        <w:rPr>
+          <w:rFonts w:eastAsiaTheme="minorEastAsia"/>
+        </w:rPr>
+      </w:pPr>
+    </w:p>
+    <w:p>
+      <w:pPr>
+        <w:ind w:left="10"/>
+        <w:rPr>
+          <w:rFonts w:eastAsiaTheme="minorEastAsia"/>
+        </w:rPr>
+      </w:pPr>
+      <w:r>
+        <w:rPr>
+          <w:rFonts w:eastAsiaTheme="minorEastAsia"/>
+        </w:rPr>
+        <w:t xml:space="preserve">The spatial analysis reveals substantial geographic inequality and spatial gradients in property values. Scatter plots of coordinates and latitude/longitude decile charts show a clear "Northeast high, South low" gradient. Prices rise steadily as one </w:t>
+      </w:r>
+      <w:proofErr w:type="gramStart"/>
+      <w:r>
+        <w:rPr>
+          <w:rFonts w:eastAsiaTheme="minorEastAsia"/>
+        </w:rPr>
+        <w:t>moves</w:t>
+      </w:r>
+      <w:proofErr w:type="gramEnd"/>
+      <w:r>
+        <w:rPr>
+          <w:rFonts w:eastAsiaTheme="minorEastAsia"/>
+        </w:rPr>
+        <w:t xml:space="preserve"> north (higher latitude) and east toward the Lake Michigan shoreline (higher longitude). The inter-decile price difference across latitudes and longitudes represents a 2.66x and 2.25x multiplier, respectively. This aligns with the presence of premium waterfront resources and higher socioeconomic status in the northern suburbs.</w:t>
+      </w:r>
+    </w:p>
+    <w:p>
+      <w:pPr>
+        <w:ind w:left="10"/>
+        <w:rPr>
+          <w:rFonts w:eastAsiaTheme="minorEastAsia"/>
+        </w:rPr>
+      </w:pPr>
+    </w:p>
+    <w:p>
+      <w:pPr>
+        <w:ind w:left="10"/>
+        <w:rPr>
+          <w:rFonts w:eastAsiaTheme="minorEastAsia"/>
+        </w:rPr>
+      </w:pPr>
+      <w:r>
+        <w:rPr>
+          <w:rFonts w:eastAsiaTheme="minorEastAsia"/>
+        </w:rPr>
+        <w:t xml:space="preserve">Aggregation by </w:t>
+      </w:r>
+      <w:proofErr w:type="spellStart"/>
+      <w:r>
+        <w:rPr>
+          <w:rFonts w:eastAsiaTheme="minorEastAsia"/>
+        </w:rPr>
+        <w:t>loc_property_city</w:t>
+      </w:r>
+      <w:proofErr w:type="spellEnd"/>
+      <w:r>
+        <w:rPr>
+          <w:rFonts w:eastAsiaTheme="minorEastAsia"/>
+        </w:rPr>
+        <w:t xml:space="preserve"> reveals substantial differences in observed sale prices across Cook County. Northern suburbs such as Kenilworth and Winnetka have median prices exceeding $1.4 million, whereas locations such as Posen and Chicago Heights have medians below $160,000. This pronounced disparity highlights the importance of location-related predictors in residential price estimation. Furthermore, the high-volume city of CHICAGO exhibits an extremely wide Interquartile Range (IQR) and numerous outliers in its boxplot. This indicates severe internal spatial polarization, meaning the city encompasses both highly expensive luxury housing and extremely low-priced properties, reflecting stark internal economic disparities.</w:t>
+      </w:r>
+    </w:p>
+    <w:p>
+      <w:pPr>
+        <w:ind w:left="424" w:hanging="416"/>
+        <w:rPr>
+          <w:rFonts w:eastAsiaTheme="minorEastAsia" w:hint="eastAsia"/>
+        </w:rPr>
+      </w:pPr>
+    </w:p>
+    <w:p>
+      <w:pPr>
+        <w:ind w:left="10"/>
+        <w:rPr>
+          <w:rFonts w:eastAsiaTheme="minorEastAsia"/>
+        </w:rPr>
+      </w:pPr>
+      <w:r>
+        <w:rPr>
+          <w:b/>
+        </w:rPr>
+        <w:t xml:space="preserve">2d. </w:t>
+      </w:r>
+      <w:r>
+        <w:t>How will you represent the data? Create and justify at least two new features.</w:t>
+      </w:r>
+    </w:p>
+    <w:p>
+      <w:pPr>
+        <w:ind w:left="10"/>
+        <w:rPr>
+          <w:rFonts w:eastAsiaTheme="minorEastAsia"/>
+        </w:rPr>
+      </w:pPr>
+    </w:p>
+    <w:p>
+      <w:pPr>
+        <w:ind w:left="10"/>
+        <w:rPr>
+          <w:rFonts w:eastAsiaTheme="minorEastAsia"/>
+        </w:rPr>
+      </w:pPr>
+      <w:r>
+        <w:rPr>
+          <w:rFonts w:eastAsiaTheme="minorEastAsia"/>
+        </w:rPr>
+        <w:t>Our data representation followed a dictionary-guided pipeline. We applied strict type casting, ensuring nullable types (Int64, string) preserved missing values as &lt;NA&gt; to support accurate downstream imputation. Categorical variables were encoded cleanly based on cardinality. Building upon this foundation, we constructed new features focusing on non-linear relationships, real-time valuation signals, and distributional stability:</w:t>
+      </w:r>
+    </w:p>
+    <w:p>
+      <w:pPr>
+        <w:ind w:left="10"/>
+        <w:rPr>
+          <w:rFonts w:eastAsiaTheme="minorEastAsia"/>
+        </w:rPr>
+      </w:pPr>
+      <w:r>
+        <w:rPr>
+          <w:rFonts w:eastAsiaTheme="minorEastAsia"/>
+        </w:rPr>
+        <w:t>1.</w:t>
+      </w:r>
+      <w:r>
+        <w:rPr>
+          <w:rFonts w:eastAsiaTheme="minorEastAsia"/>
+        </w:rPr>
+        <w:tab/>
+        <w:t>House Age (</w:t>
+      </w:r>
+      <w:proofErr w:type="spellStart"/>
+      <w:r>
+        <w:rPr>
+          <w:rFonts w:eastAsiaTheme="minorEastAsia"/>
+        </w:rPr>
+        <w:t>house_age</w:t>
+      </w:r>
+      <w:proofErr w:type="spellEnd"/>
+      <w:r>
+        <w:rPr>
+          <w:rFonts w:eastAsiaTheme="minorEastAsia"/>
+        </w:rPr>
+        <w:t xml:space="preserve">): Calculated as </w:t>
+      </w:r>
+      <w:proofErr w:type="spellStart"/>
+      <w:r>
+        <w:rPr>
+          <w:rFonts w:eastAsiaTheme="minorEastAsia"/>
+        </w:rPr>
+        <w:t>sale_year</w:t>
+      </w:r>
+      <w:proofErr w:type="spellEnd"/>
+      <w:r>
+        <w:rPr>
+          <w:rFonts w:eastAsiaTheme="minorEastAsia"/>
+        </w:rPr>
+        <w:t xml:space="preserve"> - </w:t>
+      </w:r>
+      <w:proofErr w:type="spellStart"/>
+      <w:r>
+        <w:rPr>
+          <w:rFonts w:eastAsiaTheme="minorEastAsia"/>
+        </w:rPr>
+        <w:t>char_yrblt</w:t>
+      </w:r>
+      <w:proofErr w:type="spellEnd"/>
+      <w:r>
+        <w:rPr>
+          <w:rFonts w:eastAsiaTheme="minorEastAsia"/>
+        </w:rPr>
+        <w:t xml:space="preserve"> (clipped at 0). This captures real-time depreciation at the exact moment of sale.</w:t>
+      </w:r>
+    </w:p>
+    <w:p>
+      <w:pPr>
+        <w:ind w:left="10"/>
+        <w:rPr>
+          <w:rFonts w:eastAsiaTheme="minorEastAsia"/>
+        </w:rPr>
+      </w:pPr>
+      <w:r>
+        <w:rPr>
+          <w:rFonts w:eastAsiaTheme="minorEastAsia"/>
+        </w:rPr>
+        <w:t>2.</w:t>
+      </w:r>
+      <w:r>
+        <w:rPr>
+          <w:rFonts w:eastAsiaTheme="minorEastAsia"/>
+        </w:rPr>
+        <w:tab/>
+        <w:t>Built Area × Construction Quality (</w:t>
+      </w:r>
+      <w:proofErr w:type="spellStart"/>
+      <w:r>
+        <w:rPr>
+          <w:rFonts w:eastAsiaTheme="minorEastAsia"/>
+        </w:rPr>
+        <w:t>inter_bldg_sf_quality_deluxe</w:t>
+      </w:r>
+      <w:proofErr w:type="spellEnd"/>
+      <w:r>
+        <w:rPr>
+          <w:rFonts w:eastAsiaTheme="minorEastAsia"/>
+        </w:rPr>
+        <w:t xml:space="preserve"> &amp; </w:t>
+      </w:r>
+      <w:proofErr w:type="spellStart"/>
+      <w:r>
+        <w:rPr>
+          <w:rFonts w:eastAsiaTheme="minorEastAsia"/>
+        </w:rPr>
+        <w:t>inter_bldg_sf_quality_poor</w:t>
+      </w:r>
+      <w:proofErr w:type="spellEnd"/>
+      <w:r>
+        <w:rPr>
+          <w:rFonts w:eastAsiaTheme="minorEastAsia"/>
+        </w:rPr>
+        <w:t>): Because construction quality is a categorical concept (Deluxe, Average, Poor) rather than a continuous multiplier, we multiplied the building area (</w:t>
+      </w:r>
+      <w:proofErr w:type="spellStart"/>
+      <w:r>
+        <w:rPr>
+          <w:rFonts w:eastAsiaTheme="minorEastAsia"/>
+        </w:rPr>
+        <w:t>char_bldg_sf</w:t>
+      </w:r>
+      <w:proofErr w:type="spellEnd"/>
+      <w:r>
+        <w:rPr>
+          <w:rFonts w:eastAsiaTheme="minorEastAsia"/>
+        </w:rPr>
+        <w:t>) by binary flags for "Deluxe" and "Poor". This split-interaction represents the "effective premium/discount living space," enabling the model to capture the non-linear synergy and achieving a strong Spearman correlation (~0.55) with the log sale price.</w:t>
+      </w:r>
+    </w:p>
+    <w:p>
+      <w:pPr>
+        <w:ind w:left="10"/>
+        <w:rPr>
+          <w:rFonts w:eastAsiaTheme="minorEastAsia"/>
+        </w:rPr>
+      </w:pPr>
+      <w:r>
+        <w:rPr>
+          <w:rFonts w:eastAsiaTheme="minorEastAsia"/>
+        </w:rPr>
+        <w:t>3.</w:t>
+      </w:r>
+      <w:r>
+        <w:rPr>
+          <w:rFonts w:eastAsiaTheme="minorEastAsia"/>
+        </w:rPr>
+        <w:tab/>
+        <w:t xml:space="preserve">Land Area × Building Area (inter_log1p_land_bldg_product): We created a volumetric proxy by multiplying </w:t>
+      </w:r>
+      <w:proofErr w:type="spellStart"/>
+      <w:r>
+        <w:rPr>
+          <w:rFonts w:eastAsiaTheme="minorEastAsia"/>
+        </w:rPr>
+        <w:t>char_land_sf</w:t>
+      </w:r>
+      <w:proofErr w:type="spellEnd"/>
+      <w:r>
+        <w:rPr>
+          <w:rFonts w:eastAsiaTheme="minorEastAsia"/>
+        </w:rPr>
         <w:t xml:space="preserve"> and </w:t>
       </w:r>
       <w:proofErr w:type="spellStart"/>
@@ -561,109 +1154,182 @@
         <w:rPr>
           <w:rFonts w:eastAsiaTheme="minorEastAsia"/>
         </w:rPr>
-        <w:t>sale_date</w:t>
+        <w:t>char_bldg_sf</w:t>
       </w:r>
       <w:proofErr w:type="spellEnd"/>
       <w:r>
         <w:rPr>
           <w:rFonts w:eastAsiaTheme="minorEastAsia"/>
         </w:rPr>
-        <w:t xml:space="preserve">, which is legitimate. We set </w:t>
+        <w:t xml:space="preserve"> to isolate estate properties. Since the raw product resulted in an extreme right-skewed long tail, we applied np.log1</w:t>
+      </w:r>
+      <w:proofErr w:type="gramStart"/>
+      <w:r>
+        <w:rPr>
+          <w:rFonts w:eastAsiaTheme="minorEastAsia"/>
+        </w:rPr>
+        <w:t>p(</w:t>
+      </w:r>
+      <w:proofErr w:type="gramEnd"/>
+      <w:r>
+        <w:rPr>
+          <w:rFonts w:eastAsiaTheme="minorEastAsia"/>
+        </w:rPr>
+        <w:t>) transformation. While land area alone has a weak correlation (Spearman 0.158) with price, the log-transformed interaction jumps to 0.431, distinguishing large-scale estates from other property types without distorting the regression.</w:t>
+      </w:r>
+    </w:p>
+    <w:p>
+      <w:pPr>
+        <w:ind w:left="10"/>
+        <w:rPr>
+          <w:rFonts w:eastAsiaTheme="minorEastAsia"/>
+        </w:rPr>
+      </w:pPr>
+    </w:p>
+    <w:p>
+      <w:pPr>
+        <w:ind w:left="10"/>
+        <w:rPr>
+          <w:rFonts w:eastAsiaTheme="minorEastAsia"/>
+          <w:color w:val="EE0000"/>
+        </w:rPr>
+      </w:pPr>
+      <w:r>
+        <w:rPr>
+          <w:rFonts w:eastAsiaTheme="minorEastAsia"/>
+          <w:color w:val="EE0000"/>
+        </w:rPr>
+        <w:t>For the original linear-model comparisons, Feature Set D combined 97 location and property predictors with a Building Size × Archived Building Age interaction. This interaction used pre-sale property information and tested whether the association between floor area and price differed across older and newer buildings. Separately, a continuous valuation month index, measured relative to January 2023, and building age at valuation were explored as candidate temporal features in the E-series experiments. Their purpose was to assess whether explicitly representing transaction timing could capture information beyond the archived property characteristics.</w:t>
+      </w:r>
+    </w:p>
+    <w:p>
+      <w:pPr>
+        <w:ind w:left="10"/>
+        <w:rPr>
+          <w:rFonts w:eastAsiaTheme="minorEastAsia"/>
+          <w:color w:val="EE0000"/>
+        </w:rPr>
+      </w:pPr>
+    </w:p>
+    <w:p>
+      <w:pPr>
+        <w:ind w:left="10"/>
+        <w:rPr>
+          <w:rFonts w:eastAsiaTheme="minorEastAsia"/>
+          <w:color w:val="EE0000"/>
+        </w:rPr>
+      </w:pPr>
+      <w:r>
+        <w:rPr>
+          <w:rFonts w:eastAsiaTheme="minorEastAsia"/>
+          <w:color w:val="EE0000"/>
+        </w:rPr>
+        <w:t xml:space="preserve">Because the E-series changed multiple feature components, an additional controlled comparison examined the month index alone by adding it to Lasso Feature Set D while holding the </w:t>
       </w:r>
       <w:proofErr w:type="spellStart"/>
       <w:r>
         <w:rPr>
           <w:rFonts w:eastAsiaTheme="minorEastAsia"/>
-        </w:rPr>
-        <w:t>property_id</w:t>
+          <w:color w:val="EE0000"/>
+        </w:rPr>
+        <w:t>regularisation</w:t>
       </w:r>
       <w:proofErr w:type="spellEnd"/>
       <w:r>
         <w:rPr>
           <w:rFonts w:eastAsiaTheme="minorEastAsia"/>
-        </w:rPr>
-        <w:t xml:space="preserve"> as the index in both tables and checked matching in both directions; </w:t>
+          <w:color w:val="EE0000"/>
+        </w:rPr>
+        <w:t xml:space="preserve"> strength at α = 20. This distinguished the incremental contribution of the month index from the combined effects of other engineered features. The final inclusion decision was based on the chronological validation results and the primary WAE (2:1) criterion, rather than assuming that additional temporal information would necessarily improve business-weighted prediction performance. The detailed experimental evidence and resulting feature-selection decision are presented in Section 3d</w:t>
+      </w:r>
+      <w:r>
+        <w:rPr>
+          <w:rFonts w:eastAsiaTheme="minorEastAsia"/>
+          <w:color w:val="EE0000"/>
+        </w:rPr>
+        <w:t>.</w:t>
+      </w:r>
+    </w:p>
+    <w:p>
+      <w:pPr>
+        <w:ind w:left="10"/>
+        <w:rPr>
+          <w:rFonts w:eastAsiaTheme="minorEastAsia"/>
+        </w:rPr>
+      </w:pPr>
+    </w:p>
+    <w:p>
+      <w:pPr>
+        <w:ind w:left="10"/>
+        <w:rPr>
+          <w:rFonts w:eastAsiaTheme="minorEastAsia"/>
+        </w:rPr>
+      </w:pPr>
+      <w:r>
+        <w:rPr>
+          <w:b/>
+        </w:rPr>
+        <w:lastRenderedPageBreak/>
+        <w:t xml:space="preserve">2e. </w:t>
+      </w:r>
+      <w:r>
+        <w:t>What could cause leakage or biased conclusions? How does using only sold properties limit claims about homes that have not sold?</w:t>
+      </w:r>
+    </w:p>
+    <w:p>
+      <w:pPr>
+        <w:ind w:left="10"/>
+        <w:rPr>
+          <w:rFonts w:eastAsiaTheme="minorEastAsia"/>
+        </w:rPr>
+      </w:pPr>
+    </w:p>
+    <w:p>
+      <w:pPr>
+        <w:ind w:left="10"/>
+        <w:rPr>
+          <w:rFonts w:eastAsiaTheme="minorEastAsia"/>
+        </w:rPr>
+      </w:pPr>
+      <w:r>
+        <w:rPr>
+          <w:rFonts w:eastAsiaTheme="minorEastAsia"/>
+        </w:rPr>
+        <w:t xml:space="preserve">Our pipeline strictly separated rule-based structural handling from statistical learning to prevent data leakage. Structural imputations (e.g., using </w:t>
       </w:r>
       <w:proofErr w:type="spellStart"/>
       <w:r>
         <w:rPr>
           <w:rFonts w:eastAsiaTheme="minorEastAsia"/>
         </w:rPr>
-        <w:t>unmatched_index</w:t>
+        <w:t>is_Chicago</w:t>
       </w:r>
       <w:proofErr w:type="spellEnd"/>
       <w:r>
         <w:rPr>
           <w:rFonts w:eastAsiaTheme="minorEastAsia"/>
         </w:rPr>
-        <w:t xml:space="preserve"> and unmatched_index2 were both empty, so every sale matches a property and every property appears in sales at least once. Merging on </w:t>
-      </w:r>
-      <w:proofErr w:type="spellStart"/>
-      <w:r>
-        <w:rPr>
-          <w:rFonts w:eastAsiaTheme="minorEastAsia"/>
-        </w:rPr>
-        <w:t>property_id</w:t>
-      </w:r>
-      <w:proofErr w:type="spellEnd"/>
-      <w:r>
-        <w:rPr>
-          <w:rFonts w:eastAsiaTheme="minorEastAsia"/>
-        </w:rPr>
-        <w:t xml:space="preserve"> with a left join and validate="</w:t>
-      </w:r>
-      <w:proofErr w:type="spellStart"/>
-      <w:r>
-        <w:rPr>
-          <w:rFonts w:eastAsiaTheme="minorEastAsia"/>
-        </w:rPr>
-        <w:t>many_to_one</w:t>
-      </w:r>
-      <w:proofErr w:type="spellEnd"/>
-      <w:r>
-        <w:rPr>
-          <w:rFonts w:eastAsiaTheme="minorEastAsia"/>
-        </w:rPr>
-        <w:t xml:space="preserve">" produced 109,307 rows, equal to the number of sales, confirming no row inflation and a many-to-one relationship. 10,408 extra rows are repeated sales, which we retain rather than dropping by </w:t>
-      </w:r>
-      <w:proofErr w:type="spellStart"/>
-      <w:r>
-        <w:rPr>
-          <w:rFonts w:eastAsiaTheme="minorEastAsia"/>
-        </w:rPr>
-        <w:t>property_id</w:t>
-      </w:r>
-      <w:proofErr w:type="spellEnd"/>
-      <w:r>
-        <w:rPr>
-          <w:rFonts w:eastAsiaTheme="minorEastAsia"/>
-        </w:rPr>
-        <w:t>, since they are needed for the time-trend analysis in 2c; their treatment in modelling is discussed in 3c</w:t>
-      </w:r>
-    </w:p>
-    <w:p>
-      <w:pPr>
-        <w:ind w:left="434" w:hanging="426"/>
-        <w:rPr>
-          <w:rFonts w:eastAsiaTheme="minorEastAsia"/>
-        </w:rPr>
-      </w:pPr>
+        <w:t xml:space="preserve"> to fill location features) were performed globally before splitting, as they rely purely on feature definitions rather than the target variable. After the chronological split, all data-driven statistics (median/mode imputation, clipping bounds, scaling, and Target Encoding) were fitted exclusively on the training set, ensuring zero future information leaked into validation/test sets.</w:t>
+      </w:r>
     </w:p>
     <w:p>
       <w:pPr>
         <w:ind w:left="10"/>
         <w:rPr>
-          <w:rFonts w:eastAsiaTheme="minorEastAsia"/>
-        </w:rPr>
-      </w:pPr>
-      <w:r>
-        <w:rPr>
-          <w:b/>
-        </w:rPr>
-        <w:t xml:space="preserve">2b. </w:t>
-      </w:r>
-      <w:r>
-        <w:t>Which missing or unusual predictor values matter, and how will you handle them?</w:t>
+          <w:rFonts w:eastAsiaTheme="minorEastAsia" w:hint="eastAsia"/>
+        </w:rPr>
+      </w:pPr>
+      <w:r>
+        <w:rPr>
+          <w:rFonts w:eastAsiaTheme="minorEastAsia"/>
+        </w:rPr>
+        <w:t>A critical sample limitation lies in the data structure: the supplied properties_2022.csv and sales.csv are perfectly matched, meaning there are no "unsold" property records in the dataset. Therefore, the model's fundamental limitation is not distinguishing sold vs. unsold homes, but rather poor generalizability to entirely unseen properties. Because the model learned from a bounded historical pool of 98,899 properties, its predictive capability may fail for out-of-sample properties exhibiting novel feature combinations (e.g., new architectural styles or new neighborhood developments) not captured in the archive. This necessitates expert human review for any property outside the known historical distribution</w:t>
+      </w:r>
+      <w:r>
+        <w:rPr>
+          <w:rFonts w:eastAsiaTheme="minorEastAsia" w:hint="eastAsia"/>
+        </w:rPr>
+        <w:t>.</w:t>
       </w:r>
     </w:p>
     <w:p>
@@ -673,758 +1339,10 @@
           <w:rFonts w:eastAsiaTheme="minorEastAsia"/>
         </w:rPr>
       </w:pPr>
-      <w:r>
-        <w:rPr>
-          <w:rFonts w:eastAsiaTheme="minorEastAsia"/>
-        </w:rPr>
-        <w:t xml:space="preserve">Data quality was examined before modelling because missing values, extreme observations and sparse categorical levels could distort estimation or reduce the information available to the models. Structural missing values were handled according to the data dictionary rather than treated as ordinary missing observations. For example, missing </w:t>
-      </w:r>
-      <w:proofErr w:type="spellStart"/>
-      <w:r>
-        <w:rPr>
-          <w:rFonts w:eastAsiaTheme="minorEastAsia"/>
-        </w:rPr>
-        <w:t>char_type_resd</w:t>
-      </w:r>
-      <w:proofErr w:type="spellEnd"/>
-      <w:r>
-        <w:rPr>
-          <w:rFonts w:eastAsiaTheme="minorEastAsia"/>
-        </w:rPr>
-        <w:t xml:space="preserve"> values were assigned the documented code '9.9', while Chicago-specific location fields were distinguished between non-Chicago properties and unknown values within Chicago. This preserved meaningful differences between inapplicable and genuinely missing information. For other predictors, missingness was assessed using the training data. Numerical and categorical values were imputed using training-set medians and modes, respectively. Features with more than 1% missingness were also assigned missing-value indicators where applicable, allowing models to capture potential information associated with missingness rather than relying solely on substituted values.</w:t>
-      </w:r>
-    </w:p>
-    <w:p>
-      <w:pPr>
-        <w:ind w:left="10"/>
-        <w:rPr>
-          <w:rFonts w:eastAsiaTheme="minorEastAsia"/>
-        </w:rPr>
-      </w:pPr>
-    </w:p>
-    <w:p>
-      <w:pPr>
-        <w:ind w:left="10"/>
-        <w:rPr>
-          <w:rFonts w:eastAsiaTheme="minorEastAsia"/>
-        </w:rPr>
-      </w:pPr>
-      <w:r>
-        <w:rPr>
-          <w:rFonts w:eastAsiaTheme="minorEastAsia"/>
-        </w:rPr>
-        <w:t xml:space="preserve">Extreme values in continuous predictors were clipped at the training-set 1st and 99th percentiles to limit the influence of unusually large or small observations. Selected continuous features were then subjected to Yeo–Johnson transformation and </w:t>
-      </w:r>
-      <w:proofErr w:type="spellStart"/>
-      <w:r>
-        <w:rPr>
-          <w:rFonts w:eastAsiaTheme="minorEastAsia"/>
-        </w:rPr>
-        <w:t>standardisation</w:t>
-      </w:r>
-      <w:proofErr w:type="spellEnd"/>
-      <w:r>
-        <w:rPr>
-          <w:rFonts w:eastAsiaTheme="minorEastAsia"/>
-        </w:rPr>
-        <w:t xml:space="preserve"> to address skewness and differences in scale. However, pipeline verification revealed that the Yeo–Johnson transformation numerically collapsed six originally variable predictors, including building area, land area and longitude, into constant zeros. To prevent this loss of information, a training-based stability check was introduced. When a transformation produced non-finite values or collapsed a non-constant predictor, the pipeline instead used its clipped values followed by training-fitted </w:t>
-      </w:r>
-      <w:proofErr w:type="spellStart"/>
-      <w:r>
-        <w:rPr>
-          <w:rFonts w:eastAsiaTheme="minorEastAsia"/>
-        </w:rPr>
-        <w:t>standardisation</w:t>
-      </w:r>
-      <w:proofErr w:type="spellEnd"/>
-      <w:r>
-        <w:rPr>
-          <w:rFonts w:eastAsiaTheme="minorEastAsia"/>
-        </w:rPr>
-        <w:t>. Subsequent validation confirmed that the affected predictors retained variation in the corrected exported datasets.</w:t>
-      </w:r>
-    </w:p>
-    <w:p>
-      <w:pPr>
-        <w:ind w:left="10"/>
-        <w:rPr>
-          <w:rFonts w:eastAsiaTheme="minorEastAsia"/>
-        </w:rPr>
-      </w:pPr>
-    </w:p>
-    <w:p>
-      <w:pPr>
-        <w:ind w:left="10"/>
-        <w:rPr>
-          <w:rFonts w:eastAsiaTheme="minorEastAsia"/>
-        </w:rPr>
-      </w:pPr>
-      <w:r>
-        <w:rPr>
-          <w:rFonts w:eastAsiaTheme="minorEastAsia"/>
-        </w:rPr>
-        <w:t>Categorical predictors were represented according to their cardinality to balance information retention against model complexity. For features with fewer than 30 categories, infrequent levels were grouped where appropriate before One-Hot Encoding, limiting the number of sparse indicators. Higher-cardinality features were handled using smoothed Out-of-Fold Target Encoding to avoid excessive expansion of the feature space. Each held-out training fold was encoded using category statistics and smoothing information estimated from the remaining training folds, reducing the risk of a record's own sale price influencing its encoded value.</w:t>
-      </w:r>
-    </w:p>
-    <w:p>
-      <w:pPr>
-        <w:ind w:left="10"/>
-        <w:rPr>
-          <w:rFonts w:eastAsiaTheme="minorEastAsia"/>
-        </w:rPr>
-      </w:pPr>
-    </w:p>
-    <w:p>
-      <w:pPr>
-        <w:ind w:left="10"/>
-        <w:rPr>
-          <w:rFonts w:eastAsiaTheme="minorEastAsia"/>
-        </w:rPr>
-      </w:pPr>
-      <w:r>
-        <w:rPr>
-          <w:rFonts w:eastAsiaTheme="minorEastAsia"/>
-        </w:rPr>
-        <w:t xml:space="preserve">To </w:t>
-      </w:r>
-      <w:proofErr w:type="spellStart"/>
-      <w:r>
-        <w:rPr>
-          <w:rFonts w:eastAsiaTheme="minorEastAsia"/>
-        </w:rPr>
-        <w:t>minimise</w:t>
-      </w:r>
-      <w:proofErr w:type="spellEnd"/>
-      <w:r>
-        <w:rPr>
-          <w:rFonts w:eastAsiaTheme="minorEastAsia"/>
-        </w:rPr>
-        <w:t xml:space="preserve"> temporal information leakage, all data-dependent preprocessing parameters—including imputation statistics, clipping thresholds, transformation and scaling parameters, and category mappings—were learned from the training period </w:t>
-      </w:r>
-      <w:r>
-        <w:rPr>
-          <w:rFonts w:eastAsiaTheme="minorEastAsia"/>
-        </w:rPr>
-        <w:lastRenderedPageBreak/>
-        <w:t>and then applied to validation and test data. The corrected exported datasets were checked for consistent feature schemas, target alignment and unintended loss of numerical variation, supporting their use in subsequent model development.</w:t>
-      </w:r>
-    </w:p>
-    <w:p>
-      <w:pPr>
-        <w:ind w:left="424" w:hanging="416"/>
-        <w:rPr>
-          <w:rFonts w:eastAsiaTheme="minorEastAsia"/>
-        </w:rPr>
-      </w:pPr>
-      <w:r>
-        <w:rPr>
-          <w:b/>
-        </w:rPr>
-        <w:t xml:space="preserve">2c. </w:t>
-      </w:r>
-      <w:r>
-        <w:t>What do summaries and plots show about prices over time and across locations? Identify higher- and lower-price periods and discuss possible explanations.</w:t>
-      </w:r>
-    </w:p>
-    <w:p>
-      <w:pPr>
-        <w:ind w:left="424" w:hanging="416"/>
-        <w:rPr>
-          <w:rFonts w:eastAsiaTheme="minorEastAsia"/>
-        </w:rPr>
-      </w:pPr>
-    </w:p>
-    <w:p>
-      <w:pPr>
-        <w:ind w:left="424" w:hanging="416"/>
-        <w:rPr>
-          <w:rFonts w:eastAsiaTheme="minorEastAsia"/>
-        </w:rPr>
-      </w:pPr>
-      <w:r>
-        <w:rPr>
-          <w:rFonts w:eastAsiaTheme="minorEastAsia" w:hint="eastAsia"/>
-        </w:rPr>
-        <w:t>T</w:t>
-      </w:r>
-      <w:r>
-        <w:rPr>
-          <w:rFonts w:eastAsiaTheme="minorEastAsia"/>
-        </w:rPr>
-        <w:t>emporal Price Patterns</w:t>
-      </w:r>
-    </w:p>
-    <w:p>
-      <w:pPr>
-        <w:ind w:left="424" w:hanging="416"/>
-        <w:rPr>
-          <w:rFonts w:eastAsiaTheme="minorEastAsia"/>
-        </w:rPr>
-      </w:pPr>
-      <w:r>
-        <w:rPr>
-          <w:rFonts w:eastAsiaTheme="minorEastAsia"/>
-        </w:rPr>
-        <w:t>The summary statistics and time-series plots reveal two distinct temporal dynamics: a clear year-over-year appreciation and strong seasonality.</w:t>
-      </w:r>
-    </w:p>
-    <w:p>
-      <w:pPr>
-        <w:ind w:left="424" w:hanging="416"/>
-        <w:rPr>
-          <w:rFonts w:eastAsiaTheme="minorEastAsia"/>
-        </w:rPr>
-      </w:pPr>
-      <w:r>
-        <w:rPr>
-          <w:rFonts w:eastAsiaTheme="minorEastAsia"/>
-        </w:rPr>
-        <w:t>1.</w:t>
-      </w:r>
-      <w:r>
-        <w:rPr>
-          <w:rFonts w:eastAsiaTheme="minorEastAsia"/>
-        </w:rPr>
-        <w:tab/>
-      </w:r>
-      <w:r>
-        <w:rPr>
-          <w:rFonts w:eastAsiaTheme="minorEastAsia"/>
-        </w:rPr>
-        <w:t>Annual Price Differences: The reported median sale price was $315,000 for 2023 and $340,000 in early 2024, approximately 7.94% higher. However, because these figures represent different time windows, this difference should not be interpreted as a like-for-like year-over-year growth rate. Changes in the characteristics and locations of homes sold may also contribute to the observed variation.</w:t>
-      </w:r>
-    </w:p>
-    <w:p>
-      <w:pPr>
-        <w:ind w:left="424" w:hanging="416"/>
-        <w:rPr>
-          <w:rFonts w:eastAsiaTheme="minorEastAsia"/>
-        </w:rPr>
-      </w:pPr>
-    </w:p>
-    <w:p>
-      <w:pPr>
-        <w:ind w:left="424" w:hanging="416"/>
-        <w:rPr>
-          <w:rFonts w:eastAsiaTheme="minorEastAsia"/>
-        </w:rPr>
-      </w:pPr>
-      <w:r>
-        <w:rPr>
-          <w:rFonts w:eastAsiaTheme="minorEastAsia"/>
-        </w:rPr>
-        <w:t>2.</w:t>
-      </w:r>
-      <w:r>
-        <w:rPr>
-          <w:rFonts w:eastAsiaTheme="minorEastAsia"/>
-        </w:rPr>
-        <w:tab/>
-        <w:t>Higher-Price Periods: A distinct seasonal peak occurs in May and June, reaching a median price of $355,000. A reasonable explanation is the seasonal surge in housing demand. Families typically prefer to move during the summer to align with school district schedules, while favorable weather facilitates property viewings and moving logistics, driving up competitive bidding and transaction prices.</w:t>
-      </w:r>
-    </w:p>
-    <w:p>
-      <w:pPr>
-        <w:ind w:left="424" w:hanging="416"/>
-        <w:rPr>
-          <w:rFonts w:eastAsiaTheme="minorEastAsia"/>
-        </w:rPr>
-      </w:pPr>
-      <w:r>
-        <w:rPr>
-          <w:rFonts w:eastAsiaTheme="minorEastAsia"/>
-        </w:rPr>
-        <w:t>3.</w:t>
-      </w:r>
-      <w:r>
-        <w:rPr>
-          <w:rFonts w:eastAsiaTheme="minorEastAsia"/>
-        </w:rPr>
-        <w:tab/>
-        <w:t>Lower-Price Periods: Price troughs are consistently observed in January, February, and October–December, with medians dropping to around $285,000–$300,000. This reflects typical winter market cooling. During these periods, lower transaction volumes and holiday distractions lead to reduced buyer urgency, giving buyers stronger negotiating power and often forcing sellers to accept lower offers.</w:t>
-      </w:r>
-    </w:p>
-    <w:p>
-      <w:pPr>
-        <w:ind w:left="424" w:hanging="416"/>
-        <w:rPr>
-          <w:rFonts w:eastAsiaTheme="minorEastAsia"/>
-        </w:rPr>
-      </w:pPr>
-      <w:r>
-        <w:rPr>
-          <w:rFonts w:eastAsiaTheme="minorEastAsia"/>
-        </w:rPr>
-        <w:t>4.</w:t>
-      </w:r>
-      <w:r>
-        <w:rPr>
-          <w:rFonts w:eastAsiaTheme="minorEastAsia"/>
-        </w:rPr>
-        <w:tab/>
-        <w:t>Distribution Shape: Comparing the raw and log-scale plots shows that the raw mean is heavily skewed by high-end luxury properties (long-tail extremes), whereas the log transformation stabilizes the variance, providing a clearer view of true central tendencies.</w:t>
-      </w:r>
-    </w:p>
-    <w:p>
-      <w:pPr>
-        <w:ind w:left="424" w:hanging="416"/>
-        <w:rPr>
-          <w:rFonts w:eastAsiaTheme="minorEastAsia"/>
-        </w:rPr>
-      </w:pPr>
-      <w:r>
-        <w:rPr>
-          <w:rFonts w:eastAsiaTheme="minorEastAsia"/>
-        </w:rPr>
-        <w:t>Geographic Price Patterns</w:t>
-      </w:r>
-    </w:p>
-    <w:p>
-      <w:pPr>
-        <w:ind w:left="424" w:hanging="416"/>
-        <w:rPr>
-          <w:rFonts w:eastAsiaTheme="minorEastAsia"/>
-        </w:rPr>
-      </w:pPr>
-      <w:r>
-        <w:rPr>
-          <w:rFonts w:eastAsiaTheme="minorEastAsia"/>
-        </w:rPr>
-        <w:t>The spatial analysis reveals substantial geographic inequality and spatial gradients in property values.</w:t>
-      </w:r>
-    </w:p>
-    <w:p>
-      <w:pPr>
-        <w:ind w:left="424" w:hanging="416"/>
-        <w:rPr>
-          <w:rFonts w:eastAsiaTheme="minorEastAsia"/>
-        </w:rPr>
-      </w:pPr>
-      <w:r>
-        <w:rPr>
-          <w:rFonts w:eastAsiaTheme="minorEastAsia"/>
-        </w:rPr>
-        <w:t>1.</w:t>
-      </w:r>
-      <w:r>
-        <w:rPr>
-          <w:rFonts w:eastAsiaTheme="minorEastAsia"/>
-        </w:rPr>
-        <w:tab/>
-        <w:t>Spatial Gradient: Scatter plots of coordinates and latitude/longitude decile charts show a clear "Northeast high, South low" gradient. Prices rise steadily as one moves north (higher latitude) and east toward the Lake Michigan shoreline (higher longitude). The inter-decile price difference across latitudes and longitudes represents a 2.66x and 2.25x multiplier, respectively. This aligns with the presence of premium waterfront resources and higher socioeconomic status in the northern suburbs.</w:t>
-      </w:r>
-    </w:p>
-    <w:p>
-      <w:pPr>
-        <w:ind w:left="424" w:hanging="416"/>
-        <w:rPr>
-          <w:rFonts w:eastAsiaTheme="minorEastAsia"/>
-        </w:rPr>
-      </w:pPr>
-      <w:r>
-        <w:rPr>
-          <w:rFonts w:eastAsiaTheme="minorEastAsia"/>
-        </w:rPr>
-        <w:t>2.</w:t>
-      </w:r>
-      <w:r>
-        <w:rPr>
-          <w:rFonts w:eastAsiaTheme="minorEastAsia"/>
-        </w:rPr>
-        <w:tab/>
-      </w:r>
-      <w:r>
-        <w:rPr>
-          <w:rFonts w:eastAsiaTheme="minorEastAsia"/>
-        </w:rPr>
-        <w:t xml:space="preserve">City-Level Disparity: Aggregation by </w:t>
-      </w:r>
-      <w:proofErr w:type="spellStart"/>
-      <w:r>
-        <w:rPr>
-          <w:rFonts w:eastAsiaTheme="minorEastAsia"/>
-        </w:rPr>
-        <w:t>loc_property_city</w:t>
-      </w:r>
-      <w:proofErr w:type="spellEnd"/>
-      <w:r>
-        <w:rPr>
-          <w:rFonts w:eastAsiaTheme="minorEastAsia"/>
-        </w:rPr>
-        <w:t xml:space="preserve"> reveals substantial differences in observed sale prices across Cook County. Northern suburbs such as Kenilworth and Winnetka have median prices exceeding $1.4 million, whereas locations such as Posen and Chicago Heights have medians below $160,000. This pronounced disparity highlights the importance of location-related predictors in residential price estimation.</w:t>
-      </w:r>
-    </w:p>
-    <w:p>
-      <w:pPr>
-        <w:ind w:left="424" w:hanging="416"/>
-        <w:rPr>
-          <w:rFonts w:eastAsiaTheme="minorEastAsia"/>
-        </w:rPr>
-      </w:pPr>
-    </w:p>
-    <w:p>
-      <w:pPr>
-        <w:ind w:left="424" w:hanging="416"/>
-        <w:rPr>
-          <w:rFonts w:eastAsiaTheme="minorEastAsia"/>
-        </w:rPr>
-      </w:pPr>
-      <w:r>
-        <w:rPr>
-          <w:rFonts w:eastAsiaTheme="minorEastAsia"/>
-        </w:rPr>
-        <w:t>3.</w:t>
-      </w:r>
-      <w:r>
-        <w:rPr>
-          <w:rFonts w:eastAsiaTheme="minorEastAsia"/>
-        </w:rPr>
-        <w:tab/>
-        <w:t>Internal Polarization: The high-volume city of CHICAGO exhibits an extremely wide Interquartile Range (IQR) and numerous outliers in its boxplot. This indicates severe internal spatial polarization, meaning the city encompasses both highly expensive luxury housing and extremely low-priced properties, reflecting stark internal economic disparities</w:t>
-      </w:r>
-    </w:p>
-    <w:p>
-      <w:pPr>
-        <w:ind w:left="424" w:hanging="416"/>
-        <w:rPr>
-          <w:rFonts w:eastAsiaTheme="minorEastAsia"/>
-        </w:rPr>
-      </w:pPr>
-    </w:p>
-    <w:p>
-      <w:pPr>
-        <w:ind w:left="10"/>
-        <w:rPr>
-          <w:rFonts w:eastAsiaTheme="minorEastAsia"/>
-        </w:rPr>
-      </w:pPr>
-      <w:r>
-        <w:rPr>
-          <w:b/>
-        </w:rPr>
-        <w:t xml:space="preserve">2d. </w:t>
-      </w:r>
-      <w:r>
-        <w:t>How will you represent the data? Create and justify at least two new features.</w:t>
-      </w:r>
-    </w:p>
-    <w:p>
-      <w:pPr>
-        <w:ind w:left="10"/>
-        <w:rPr>
-          <w:rFonts w:eastAsiaTheme="minorEastAsia"/>
-        </w:rPr>
-      </w:pPr>
-      <w:r>
-        <w:rPr>
-          <w:rFonts w:eastAsiaTheme="minorEastAsia"/>
-        </w:rPr>
-        <w:t>Data representation was guided by the data dictionary and the requirements of the predictive models. After merging the transaction and property records, variables were assigned appropriate numerical, categorical or binary types, with dictionary-defined codes recoded where necessary. Nullable data types were used to preserve missing values for subsequent imputation. For the shared exported dataset, high-cardinality categorical variables were handled using smoothed out-of-fold target encoding, while lower-cardinality categories were consolidated where appropriate and one-hot encoded. Encoding statistics were learned from training data to reduce information leakage. The linear-model experiments used a separate training-fitted preprocessing pipeline, allowing their feature specifications to be evaluated independently.</w:t>
-      </w:r>
-    </w:p>
-    <w:p>
-      <w:pPr>
-        <w:ind w:left="10"/>
-        <w:rPr>
-          <w:rFonts w:eastAsiaTheme="minorEastAsia"/>
-        </w:rPr>
-      </w:pPr>
-    </w:p>
-    <w:p>
-      <w:pPr>
-        <w:ind w:left="10"/>
-        <w:rPr>
-          <w:rFonts w:eastAsiaTheme="minorEastAsia"/>
-        </w:rPr>
-      </w:pPr>
-      <w:r>
-        <w:rPr>
-          <w:rFonts w:eastAsiaTheme="minorEastAsia"/>
-        </w:rPr>
-        <w:t>Several engineered features were constructed to represent relationships not fully captured by individual predictors. House age at sale (</w:t>
-      </w:r>
-      <w:proofErr w:type="spellStart"/>
-      <w:r>
-        <w:rPr>
-          <w:rFonts w:eastAsiaTheme="minorEastAsia"/>
-        </w:rPr>
-        <w:t>house_age</w:t>
-      </w:r>
-      <w:proofErr w:type="spellEnd"/>
-      <w:r>
-        <w:rPr>
-          <w:rFonts w:eastAsiaTheme="minorEastAsia"/>
-        </w:rPr>
-        <w:t>) was calculated as the sale year minus the recorded construction year (</w:t>
-      </w:r>
-      <w:proofErr w:type="spellStart"/>
-      <w:r>
-        <w:rPr>
-          <w:rFonts w:eastAsiaTheme="minorEastAsia"/>
-        </w:rPr>
-        <w:t>char_yrblt</w:t>
-      </w:r>
-      <w:proofErr w:type="spellEnd"/>
-      <w:r>
-        <w:rPr>
-          <w:rFonts w:eastAsiaTheme="minorEastAsia"/>
-        </w:rPr>
-        <w:t>), reflecting the property's age at the time of valuation. Building Area × Construction Quality (</w:t>
-      </w:r>
-      <w:proofErr w:type="spellStart"/>
-      <w:r>
-        <w:rPr>
-          <w:rFonts w:eastAsiaTheme="minorEastAsia"/>
-        </w:rPr>
-        <w:t>inter_bldg_qlty</w:t>
-      </w:r>
-      <w:proofErr w:type="spellEnd"/>
-      <w:r>
-        <w:rPr>
-          <w:rFonts w:eastAsiaTheme="minorEastAsia"/>
-        </w:rPr>
-        <w:t>) combined building size with recorded construction quality to explore whether the price relationship associated with floor area varies by quality. Land Area × Building Area (</w:t>
-      </w:r>
-      <w:proofErr w:type="spellStart"/>
-      <w:r>
-        <w:rPr>
-          <w:rFonts w:eastAsiaTheme="minorEastAsia"/>
-        </w:rPr>
-        <w:t>inter_land_bldg</w:t>
-      </w:r>
-      <w:proofErr w:type="spellEnd"/>
-      <w:r>
-        <w:rPr>
-          <w:rFonts w:eastAsiaTheme="minorEastAsia"/>
-        </w:rPr>
-        <w:t>) was designed to distinguish properties with different combinations of building and lot sizes. These interaction terms were treated as candidate predictors rather than assumed improvements, since their usefulness depends on validation performance.</w:t>
-      </w:r>
-    </w:p>
-    <w:p>
-      <w:pPr>
-        <w:ind w:left="10"/>
-        <w:rPr>
-          <w:rFonts w:eastAsiaTheme="minorEastAsia"/>
-        </w:rPr>
-      </w:pPr>
-    </w:p>
-    <w:p>
-      <w:pPr>
-        <w:ind w:left="10"/>
-        <w:rPr>
-          <w:rFonts w:eastAsiaTheme="minorEastAsia"/>
-        </w:rPr>
-      </w:pPr>
-      <w:r>
-        <w:rPr>
-          <w:rFonts w:eastAsiaTheme="minorEastAsia"/>
-        </w:rPr>
-        <w:t xml:space="preserve">For the original linear-model comparisons, Feature Set D combined 97 location and property predictors with a Building Size × Archived Building Age interaction. This interaction used pre-sale property information and tested whether the association between floor area and price differed across older and newer buildings. Separately, a continuous valuation </w:t>
-      </w:r>
-      <w:r>
-        <w:rPr>
-          <w:rFonts w:eastAsiaTheme="minorEastAsia"/>
-        </w:rPr>
-        <w:lastRenderedPageBreak/>
-        <w:t>month index, measured relative to January 2023, and building age at valuation were explored as candidate temporal features in the E-series experiments. Their purpose was to assess whether explicitly representing transaction timing could capture information beyond the archived property characteristics.</w:t>
-      </w:r>
-    </w:p>
-    <w:p>
-      <w:pPr>
-        <w:ind w:left="10"/>
-        <w:rPr>
-          <w:rFonts w:eastAsiaTheme="minorEastAsia"/>
-        </w:rPr>
-      </w:pPr>
-    </w:p>
-    <w:p>
-      <w:pPr>
-        <w:ind w:left="10"/>
-        <w:rPr>
-          <w:rFonts w:eastAsiaTheme="minorEastAsia"/>
-        </w:rPr>
-      </w:pPr>
-      <w:r>
-        <w:rPr>
-          <w:rFonts w:eastAsiaTheme="minorEastAsia"/>
-        </w:rPr>
-        <w:t xml:space="preserve">Because the E-series changed multiple feature components, an additional controlled comparison examined the month index alone by adding it to Lasso Feature Set D while holding the </w:t>
-      </w:r>
-      <w:proofErr w:type="spellStart"/>
-      <w:r>
-        <w:rPr>
-          <w:rFonts w:eastAsiaTheme="minorEastAsia"/>
-        </w:rPr>
-        <w:t>regularisation</w:t>
-      </w:r>
-      <w:proofErr w:type="spellEnd"/>
-      <w:r>
-        <w:rPr>
-          <w:rFonts w:eastAsiaTheme="minorEastAsia"/>
-        </w:rPr>
-        <w:t xml:space="preserve"> strength at α = 20. This distinguished the incremental contribution of the month index from the combined effects of other engineered features. The final inclusion decision was based on the chronological validation results and the primary WAE (2:1) criterion, rather than assuming that additional temporal information would necessarily improve business-weighted prediction performance. The detailed experimental evidence and resulting feature-selection decision are presented in Section 3d</w:t>
-      </w:r>
-      <w:r>
-        <w:rPr>
-          <w:rFonts w:eastAsiaTheme="minorEastAsia"/>
-        </w:rPr>
-        <w:t>.</w:t>
-      </w:r>
-    </w:p>
-    <w:p>
-      <w:pPr>
-        <w:ind w:left="10"/>
-        <w:rPr>
-          <w:rFonts w:eastAsiaTheme="minorEastAsia"/>
-        </w:rPr>
-      </w:pPr>
-      <w:r>
-        <w:rPr>
-          <w:b/>
-        </w:rPr>
-        <w:t xml:space="preserve">2e. </w:t>
-      </w:r>
-      <w:r>
-        <w:t>What could cause leakage or biased conclusions? How does using only sold properties limit claims about homes that have not sold?</w:t>
-      </w:r>
-    </w:p>
-    <w:p>
-      <w:pPr>
-        <w:ind w:left="10"/>
-        <w:rPr>
-          <w:rFonts w:eastAsiaTheme="minorEastAsia"/>
-        </w:rPr>
-      </w:pPr>
-    </w:p>
-    <w:p>
-      <w:pPr>
-        <w:ind w:left="10"/>
-        <w:rPr>
-          <w:rFonts w:eastAsiaTheme="minorEastAsia"/>
-        </w:rPr>
-      </w:pPr>
-      <w:r>
-        <w:rPr>
-          <w:rFonts w:eastAsiaTheme="minorEastAsia"/>
-        </w:rPr>
-        <w:t>Availability and sample limits</w:t>
-      </w:r>
-    </w:p>
-    <w:p>
-      <w:pPr>
-        <w:ind w:left="10"/>
-        <w:rPr>
-          <w:rFonts w:eastAsiaTheme="minorEastAsia"/>
-        </w:rPr>
-      </w:pPr>
-      <w:r>
-        <w:rPr>
-          <w:rFonts w:eastAsiaTheme="minorEastAsia"/>
-        </w:rPr>
-        <w:t>1.</w:t>
-      </w:r>
-      <w:r>
-        <w:rPr>
-          <w:rFonts w:eastAsiaTheme="minorEastAsia"/>
-        </w:rPr>
-        <w:tab/>
-        <w:t>Data Leakage Control:</w:t>
-      </w:r>
-    </w:p>
-    <w:p>
-      <w:pPr>
-        <w:ind w:left="10"/>
-        <w:rPr>
-          <w:rFonts w:eastAsiaTheme="minorEastAsia"/>
-        </w:rPr>
-      </w:pPr>
-      <w:r>
-        <w:rPr>
-          <w:rFonts w:eastAsiaTheme="minorEastAsia"/>
-        </w:rPr>
-        <w:t xml:space="preserve">To prevent data leakage, our data pipeline strictly separated rule-based structural handling from statistical learning. Before splitting the data, we imputed certain structural missing values globally based on the dictionary's definitions (e.g., replacing missing </w:t>
-      </w:r>
-      <w:proofErr w:type="spellStart"/>
-      <w:r>
-        <w:rPr>
-          <w:rFonts w:eastAsiaTheme="minorEastAsia"/>
-        </w:rPr>
-        <w:t>loc_chicago_ward_num</w:t>
-      </w:r>
-      <w:proofErr w:type="spellEnd"/>
-      <w:r>
-        <w:rPr>
-          <w:rFonts w:eastAsiaTheme="minorEastAsia"/>
-        </w:rPr>
-        <w:t xml:space="preserve"> and </w:t>
-      </w:r>
-      <w:proofErr w:type="spellStart"/>
-      <w:r>
-        <w:rPr>
-          <w:rFonts w:eastAsiaTheme="minorEastAsia"/>
-        </w:rPr>
-        <w:t>loc_chicago_community_area_name</w:t>
-      </w:r>
-      <w:proofErr w:type="spellEnd"/>
-      <w:r>
-        <w:rPr>
-          <w:rFonts w:eastAsiaTheme="minorEastAsia"/>
-        </w:rPr>
-        <w:t xml:space="preserve"> based on the </w:t>
-      </w:r>
-      <w:proofErr w:type="spellStart"/>
-      <w:r>
-        <w:rPr>
-          <w:rFonts w:eastAsiaTheme="minorEastAsia"/>
-        </w:rPr>
-        <w:t>is_Chicago</w:t>
-      </w:r>
-      <w:proofErr w:type="spellEnd"/>
-      <w:r>
-        <w:rPr>
-          <w:rFonts w:eastAsiaTheme="minorEastAsia"/>
-        </w:rPr>
-        <w:t xml:space="preserve"> indicator). Because this relies purely on feature definitions and not on the target variable, it poses no label leakage. After the chronological split (Train/Val/Test), all data-driven statistics—such as median/mode imputation, clipping bounds, scaling parameters, and Out-of-Fold Target Encoding—were fitted exclusively on the training set and applied to validation/test sets, ensuring zero future information leaked into the model.</w:t>
-      </w:r>
-    </w:p>
-    <w:p>
-      <w:pPr>
-        <w:ind w:left="10"/>
-        <w:rPr>
-          <w:rFonts w:eastAsiaTheme="minorEastAsia"/>
-        </w:rPr>
-      </w:pPr>
-      <w:r>
-        <w:rPr>
-          <w:rFonts w:eastAsiaTheme="minorEastAsia"/>
-        </w:rPr>
-        <w:t>2.</w:t>
-      </w:r>
-      <w:r>
-        <w:rPr>
-          <w:rFonts w:eastAsiaTheme="minorEastAsia"/>
-        </w:rPr>
-        <w:tab/>
-        <w:t>Sample Limits and Generalization:</w:t>
-      </w:r>
-    </w:p>
-    <w:p>
-      <w:pPr>
-        <w:ind w:left="10"/>
-        <w:rPr>
-          <w:rFonts w:eastAsiaTheme="minorEastAsia"/>
-        </w:rPr>
-      </w:pPr>
-      <w:r>
-        <w:rPr>
-          <w:rFonts w:eastAsiaTheme="minorEastAsia"/>
-        </w:rPr>
-        <w:t>A critical limitation lies in the data structure itself. The provided properties_2022.csv and sales.csv are perfectly matched—there are no "unsold" property records in the supplied dataset (every property in the 2022 archive has at least one completed sale record). Therefore, the model is not trained to distinguish between sold and unsold homes. Instead, the fundamental limitation is poor generalizability to entirely unseen properties. Because the model learned only from this specific historical pool of 98,899 properties, its predictive capability is bounded within the characteristics of this sample. It may fail to provide reliable estimates for new, out-of-sample properties that exhibit novel feature combinations (e.g., a newly built architectural style or a completely new neighborhood development) not captured in the 2022 archive. This necessitates human expert review for any property outside the known historical distribution.</w:t>
-      </w:r>
-    </w:p>
-    <w:p>
-      <w:pPr>
-        <w:pStyle w:val="Heading2"/>
+    </w:p>
+    <w:p>
+      <w:pPr>
+        <w:pStyle w:val="2"/>
         <w:ind w:left="3"/>
       </w:pPr>
       <w:r>
@@ -1778,7 +1696,7 @@
           </w:tcPr>
           <w:p>
             <w:pPr>
-              <w:pStyle w:val="NormalWeb"/>
+              <w:pStyle w:val="a5"/>
               <w:cnfStyle w:val="000000000000" w:firstRow="0" w:lastRow="0" w:firstColumn="0" w:lastColumn="0" w:oddVBand="0" w:evenVBand="0" w:oddHBand="0" w:evenHBand="0" w:firstRowFirstColumn="0" w:firstRowLastColumn="0" w:lastRowFirstColumn="0" w:lastRowLastColumn="0"/>
               <w:rPr>
                 <w:rFonts w:eastAsiaTheme="minorEastAsia"/>
@@ -1828,7 +1746,15 @@
           <w:color w:val="EE0000"/>
           <w:highlight w:val="yellow"/>
         </w:rPr>
-        <w:t>Compare multiple regression approaches taught in the course. Explain your choices and what you learned. You may also investigate separate models for different locations.</w:t>
+        <w:t xml:space="preserve">Compare multiple regression approaches taught in the course. Explain your choices and what you learned. You may also investigate separate models for different </w:t>
+      </w:r>
+      <w:proofErr w:type="gramStart"/>
+      <w:r>
+        <w:rPr>
+          <w:color w:val="EE0000"/>
+          <w:highlight w:val="yellow"/>
+        </w:rPr>
+        <w:t>locations.</w:t>
       </w:r>
       <w:r>
         <w:rPr>
@@ -1836,7 +1762,16 @@
           <w:color w:val="EE0000"/>
           <w:highlight w:val="yellow"/>
         </w:rPr>
-        <w:t>（需要其他人的）</w:t>
+        <w:t>（</w:t>
+      </w:r>
+      <w:proofErr w:type="gramEnd"/>
+      <w:r>
+        <w:rPr>
+          <w:rFonts w:ascii="宋体" w:eastAsia="宋体" w:hAnsi="宋体" w:cs="宋体" w:hint="eastAsia"/>
+          <w:color w:val="EE0000"/>
+          <w:highlight w:val="yellow"/>
+        </w:rPr>
+        <w:t>需要其他人的）</w:t>
       </w:r>
     </w:p>
     <w:p>
@@ -1973,14 +1908,7 @@
         <w:rPr>
           <w:rFonts w:eastAsiaTheme="minorEastAsia"/>
         </w:rPr>
-        <w:t xml:space="preserve"> strengths </w:t>
-      </w:r>
-      <w:r>
-        <w:rPr>
-          <w:rFonts w:eastAsiaTheme="minorEastAsia"/>
-        </w:rPr>
-        <w:lastRenderedPageBreak/>
-        <w:t>selected according to the pre-specified validation WAE (2:1). MAE, MSE and R² provided supporting performance measures.</w:t>
+        <w:t xml:space="preserve"> strengths selected according to the pre-specified validation WAE (2:1). MAE, MSE and R² provided supporting performance measures.</w:t>
       </w:r>
     </w:p>
     <w:p>
@@ -2017,7 +1945,7 @@
     </w:p>
     <w:tbl>
       <w:tblPr>
-        <w:tblStyle w:val="PlainTable1"/>
+        <w:tblStyle w:val="11"/>
         <w:tblW w:w="0" w:type="auto"/>
         <w:jc w:val="center"/>
         <w:tblLook w:val="04A0" w:firstRow="1" w:lastRow="0" w:firstColumn="1" w:lastColumn="0" w:noHBand="0" w:noVBand="1"/>
@@ -2767,7 +2695,14 @@
         <w:rPr>
           <w:rFonts w:eastAsiaTheme="minorEastAsia"/>
         </w:rPr>
-        <w:t>To assess sensitivity to feature representation, a supplementary comparison was conducted using the same 209-predictor exported feature matrix intended for the tree-based and boosting models. On the same validation transactions, Linear Regression, Ridge and Lasso achieved WAE (2:1) values of $184,558.38, $182,447.60 and $180,751.62, respectively. Lasso again performed best among the tested configurations, although both Ridge and Lasso selected α = 100 at the upper boundary of the supplementary search range. All three shared-matrix models performed worse than the corresponding original-pipeline configurations evaluated here. This suggests that predictive performance is sensitive to feature representation; however, the differences cannot be attributed to preprocessing alone because the original feature specifications and tuning configurations also differed. Detailed supplementary results are provided in Appendix Table A1.</w:t>
+        <w:t xml:space="preserve">To assess sensitivity to feature representation, a supplementary comparison was conducted using the same 209-predictor exported feature matrix intended for the tree-based and boosting models. On the same validation transactions, Linear Regression, Ridge and Lasso achieved WAE (2:1) values of $184,558.38, $182,447.60 and $180,751.62, respectively. Lasso </w:t>
+      </w:r>
+      <w:r>
+        <w:rPr>
+          <w:rFonts w:eastAsiaTheme="minorEastAsia"/>
+        </w:rPr>
+        <w:lastRenderedPageBreak/>
+        <w:t>again performed best among the tested configurations, although both Ridge and Lasso selected α = 100 at the upper boundary of the supplementary search range. All three shared-matrix models performed worse than the corresponding original-pipeline configurations evaluated here. This suggests that predictive performance is sensitive to feature representation; however, the differences cannot be attributed to preprocessing alone because the original feature specifications and tuning configurations also differed. Detailed supplementary results are provided in Appendix Table A1.</w:t>
       </w:r>
     </w:p>
     <w:p>
@@ -2990,118 +2925,112 @@
         <w:rPr>
           <w:rFonts w:eastAsiaTheme="minorEastAsia"/>
         </w:rPr>
-        <w:t xml:space="preserve"> chronological separation </w:t>
-      </w:r>
-      <w:r>
-        <w:rPr>
-          <w:rFonts w:eastAsiaTheme="minorEastAsia"/>
+        <w:t xml:space="preserve"> chronological separation while </w:t>
+      </w:r>
+      <w:proofErr w:type="spellStart"/>
+      <w:r>
+        <w:rPr>
+          <w:rFonts w:eastAsiaTheme="minorEastAsia"/>
+        </w:rPr>
+        <w:t>recognising</w:t>
+      </w:r>
+      <w:proofErr w:type="spellEnd"/>
+      <w:r>
+        <w:rPr>
+          <w:rFonts w:eastAsiaTheme="minorEastAsia"/>
+        </w:rPr>
+        <w:t xml:space="preserve"> that repeated properties may make validation performance more optimistic than performance on entirely unseen homes.</w:t>
+      </w:r>
+    </w:p>
+    <w:p>
+      <w:pPr>
+        <w:ind w:left="10"/>
+        <w:rPr>
+          <w:rFonts w:eastAsiaTheme="minorEastAsia"/>
+        </w:rPr>
+      </w:pPr>
+    </w:p>
+    <w:p>
+      <w:pPr>
+        <w:ind w:left="10"/>
+        <w:rPr>
+          <w:rFonts w:eastAsiaTheme="minorEastAsia"/>
+        </w:rPr>
+      </w:pPr>
+      <w:r>
+        <w:rPr>
+          <w:rFonts w:eastAsiaTheme="minorEastAsia"/>
+        </w:rPr>
+        <w:t xml:space="preserve">To </w:t>
+      </w:r>
+      <w:proofErr w:type="spellStart"/>
+      <w:r>
+        <w:rPr>
+          <w:rFonts w:eastAsiaTheme="minorEastAsia"/>
+        </w:rPr>
+        <w:t>minimise</w:t>
+      </w:r>
+      <w:proofErr w:type="spellEnd"/>
+      <w:r>
+        <w:rPr>
+          <w:rFonts w:eastAsiaTheme="minorEastAsia"/>
+        </w:rPr>
+        <w:t xml:space="preserve"> leakage, learned preprocessing operations, including imputation, scaling and encoding, were fitted using training data only, and property and transaction identifiers were excluded from model predictors. Models and hyperparameters were selected using the July–December 2024 validation set, with weighted absolute error (WAE, 2:1) as the primary criterion because overvaluations incur twice the loss of equally sized undervaluations. MAE, MSE and R² were reported as supplementary measures. All model families were evaluated on the same validation transactions and using the same loss definition, although their feature representations and training-fitted preprocessing pipelines could differ. The 2025 test set was kept separate from feature selection, tuning and model comparison, and was reserved for final evaluation after model selection. Although repeated experimentation on a single validation period may introduce selection bias, this separation provides an independent assessment of the chosen approach on later transactions.</w:t>
+      </w:r>
+    </w:p>
+    <w:p>
+      <w:pPr>
+        <w:ind w:left="10"/>
+        <w:rPr>
+          <w:rFonts w:eastAsiaTheme="minorEastAsia"/>
+        </w:rPr>
+      </w:pPr>
+      <w:r>
+        <w:rPr>
+          <w:b/>
+        </w:rPr>
+        <w:t xml:space="preserve">3d. </w:t>
+      </w:r>
+      <w:r>
+        <w:t>Show how experiments informed your decisions. Include a comparison of feature sets.</w:t>
+      </w:r>
+    </w:p>
+    <w:p>
+      <w:pPr>
+        <w:rPr>
+          <w:rFonts w:eastAsiaTheme="minorEastAsia"/>
+          <w:color w:val="000000" w:themeColor="text1"/>
+        </w:rPr>
+      </w:pPr>
+      <w:r>
+        <w:rPr>
+          <w:rFonts w:eastAsiaTheme="minorEastAsia"/>
+          <w:color w:val="000000" w:themeColor="text1"/>
+        </w:rPr>
+        <w:t>Feature-set experiments were conducted to examine whether location and property characteristics provide complementary predictive information and whether engineered features improve performance beyond the original specification. Candidate interactions were motivated by plausible valuation relationships, but inclusion decisions were based on the 2024 H2 validation results, using weighted absolute error (WAE, 2:1) as the primary criterion.</w:t>
+      </w:r>
+    </w:p>
+    <w:p>
+      <w:pPr>
+        <w:rPr>
+          <w:rFonts w:eastAsiaTheme="minorEastAsia"/>
+          <w:color w:val="000000" w:themeColor="text1"/>
+        </w:rPr>
+      </w:pPr>
+    </w:p>
+    <w:p>
+      <w:pPr>
+        <w:rPr>
+          <w:rFonts w:eastAsiaTheme="minorEastAsia"/>
+          <w:color w:val="000000" w:themeColor="text1"/>
+        </w:rPr>
+      </w:pPr>
+      <w:r>
+        <w:rPr>
+          <w:rFonts w:eastAsiaTheme="minorEastAsia"/>
+          <w:color w:val="000000" w:themeColor="text1"/>
         </w:rPr>
         <w:lastRenderedPageBreak/>
-        <w:t xml:space="preserve">while </w:t>
-      </w:r>
-      <w:proofErr w:type="spellStart"/>
-      <w:r>
-        <w:rPr>
-          <w:rFonts w:eastAsiaTheme="minorEastAsia"/>
-        </w:rPr>
-        <w:t>recognising</w:t>
-      </w:r>
-      <w:proofErr w:type="spellEnd"/>
-      <w:r>
-        <w:rPr>
-          <w:rFonts w:eastAsiaTheme="minorEastAsia"/>
-        </w:rPr>
-        <w:t xml:space="preserve"> that repeated properties may make validation performance more optimistic than performance on entirely unseen homes.</w:t>
-      </w:r>
-    </w:p>
-    <w:p>
-      <w:pPr>
-        <w:ind w:left="10"/>
-        <w:rPr>
-          <w:rFonts w:eastAsiaTheme="minorEastAsia"/>
-        </w:rPr>
-      </w:pPr>
-    </w:p>
-    <w:p>
-      <w:pPr>
-        <w:ind w:left="10"/>
-        <w:rPr>
-          <w:rFonts w:eastAsiaTheme="minorEastAsia"/>
-        </w:rPr>
-      </w:pPr>
-      <w:r>
-        <w:rPr>
-          <w:rFonts w:eastAsiaTheme="minorEastAsia"/>
-        </w:rPr>
-        <w:t xml:space="preserve">To </w:t>
-      </w:r>
-      <w:proofErr w:type="spellStart"/>
-      <w:r>
-        <w:rPr>
-          <w:rFonts w:eastAsiaTheme="minorEastAsia"/>
-        </w:rPr>
-        <w:t>minimise</w:t>
-      </w:r>
-      <w:proofErr w:type="spellEnd"/>
-      <w:r>
-        <w:rPr>
-          <w:rFonts w:eastAsiaTheme="minorEastAsia"/>
-        </w:rPr>
-        <w:t xml:space="preserve"> leakage, learned preprocessing operations, including imputation, scaling and encoding, were fitted using training data only, and property and transaction identifiers were excluded from model predictors. Models and hyperparameters were selected using the July–December 2024 validation set, with weighted absolute error (WAE, 2:1) as the primary criterion because overvaluations incur twice the loss of equally sized undervaluations. MAE, MSE and R² were reported as supplementary measures. All model families were evaluated on the same validation transactions and using the same loss definition, although their feature representations and training-fitted preprocessing pipelines could differ. The 2025 test set was kept separate from feature selection, tuning and model comparison, and was reserved for final evaluation after model selection. Although repeated experimentation on a single validation period may introduce selection bias, this separation provides an independent assessment of the chosen approach on later transactions.</w:t>
-      </w:r>
-    </w:p>
-    <w:p>
-      <w:pPr>
-        <w:ind w:left="10"/>
-        <w:rPr>
-          <w:rFonts w:eastAsiaTheme="minorEastAsia"/>
-        </w:rPr>
-      </w:pPr>
-      <w:r>
-        <w:rPr>
-          <w:b/>
-        </w:rPr>
-        <w:t xml:space="preserve">3d. </w:t>
-      </w:r>
-      <w:r>
-        <w:t>Show how experiments informed your decisions. Include a comparison of feature sets.</w:t>
-      </w:r>
-    </w:p>
-    <w:p>
-      <w:pPr>
-        <w:rPr>
-          <w:rFonts w:eastAsiaTheme="minorEastAsia"/>
-          <w:color w:val="000000" w:themeColor="text1"/>
-        </w:rPr>
-      </w:pPr>
-      <w:r>
-        <w:rPr>
-          <w:rFonts w:eastAsiaTheme="minorEastAsia"/>
-          <w:color w:val="000000" w:themeColor="text1"/>
-        </w:rPr>
-        <w:t>Feature-set experiments were conducted to examine whether location and property characteristics provide complementary predictive information and whether engineered features improve performance beyond the original specification. Candidate interactions were motivated by plausible valuation relationships, but inclusion decisions were based on the 2024 H2 validation results, using weighted absolute error (WAE, 2:1) as the primary criterion.</w:t>
-      </w:r>
-    </w:p>
-    <w:p>
-      <w:pPr>
-        <w:rPr>
-          <w:rFonts w:eastAsiaTheme="minorEastAsia"/>
-          <w:color w:val="000000" w:themeColor="text1"/>
-        </w:rPr>
-      </w:pPr>
-    </w:p>
-    <w:p>
-      <w:pPr>
-        <w:rPr>
-          <w:rFonts w:eastAsiaTheme="minorEastAsia"/>
-          <w:color w:val="000000" w:themeColor="text1"/>
-        </w:rPr>
-      </w:pPr>
-      <w:r>
-        <w:rPr>
-          <w:rFonts w:eastAsiaTheme="minorEastAsia"/>
-          <w:color w:val="000000" w:themeColor="text1"/>
-        </w:rPr>
         <w:t>Four initial feature sets were evaluated using ordinary Linear Regression with the same chronological training and validation transactions and training-fitted preprocessing. Set A contained 67 location predictors, while Set B contained 30 property characteristics. Set C combined both groups into 97 original predictors. Set D added a Building Size × Archived Building Age interaction to Set C, testing whether the association between building size and sale price differs by building age. The building characteristics were drawn from pre-sale property records rather than future transaction outcomes.</w:t>
       </w:r>
     </w:p>
@@ -3142,7 +3071,7 @@
     </w:p>
     <w:tbl>
       <w:tblPr>
-        <w:tblStyle w:val="PlainTable1"/>
+        <w:tblStyle w:val="11"/>
         <w:tblW w:w="0" w:type="auto"/>
         <w:jc w:val="center"/>
         <w:tblLook w:val="04A0" w:firstRow="1" w:lastRow="0" w:firstColumn="1" w:lastColumn="0" w:noHBand="0" w:noVBand="1"/>
@@ -3690,7 +3619,7 @@
             </w:pPr>
             <w:r>
               <w:rPr>
-                <w:rStyle w:val="Strong"/>
+                <w:rStyle w:val="a7"/>
                 <w:b/>
                 <w:bCs/>
               </w:rPr>
@@ -3716,7 +3645,7 @@
             </w:pPr>
             <w:r>
               <w:rPr>
-                <w:rStyle w:val="Strong"/>
+                <w:rStyle w:val="a7"/>
               </w:rPr>
               <w:t>98</w:t>
             </w:r>
@@ -3740,7 +3669,7 @@
             </w:pPr>
             <w:r>
               <w:rPr>
-                <w:rStyle w:val="Strong"/>
+                <w:rStyle w:val="a7"/>
               </w:rPr>
               <w:t>157,248.20</w:t>
             </w:r>
@@ -3764,7 +3693,7 @@
             </w:pPr>
             <w:r>
               <w:rPr>
-                <w:rStyle w:val="Strong"/>
+                <w:rStyle w:val="a7"/>
               </w:rPr>
               <w:t>113,045.10</w:t>
             </w:r>
@@ -3788,7 +3717,7 @@
             </w:pPr>
             <w:r>
               <w:rPr>
-                <w:rStyle w:val="Strong"/>
+                <w:rStyle w:val="a7"/>
               </w:rPr>
               <w:t>54.13</w:t>
             </w:r>
@@ -3812,7 +3741,7 @@
             </w:pPr>
             <w:r>
               <w:rPr>
-                <w:rStyle w:val="Strong"/>
+                <w:rStyle w:val="a7"/>
               </w:rPr>
               <w:t>0.7162</w:t>
             </w:r>
@@ -3913,7 +3842,7 @@
     </w:p>
     <w:tbl>
       <w:tblPr>
-        <w:tblStyle w:val="PlainTable1"/>
+        <w:tblStyle w:val="11"/>
         <w:tblW w:w="0" w:type="auto"/>
         <w:jc w:val="center"/>
         <w:tblLook w:val="04A0" w:firstRow="1" w:lastRow="0" w:firstColumn="1" w:lastColumn="0" w:noHBand="0" w:noVBand="1"/>
@@ -4766,7 +4695,6 @@
           <w:rFonts w:eastAsiaTheme="minorEastAsia"/>
           <w:color w:val="000000" w:themeColor="text1"/>
         </w:rPr>
-        <w:lastRenderedPageBreak/>
         <w:t>The distinction between conventional predictive accuracy and business-weighted loss was particularly important. After tuning, Ridge E6 (α = 5) achieved a lower MAE than Lasso D (α = 20), at $104,068.83 compared with $110,000.68. However, E6 had a higher WAE (2:1), at $161,801.48 compared with $152,566.39. Consequently, better performance under MAE did not imply a preferable model under the asymmetric loss criterion.</w:t>
       </w:r>
     </w:p>
@@ -4831,7 +4759,7 @@
     </w:p>
     <w:tbl>
       <w:tblPr>
-        <w:tblStyle w:val="PlainTable1"/>
+        <w:tblStyle w:val="11"/>
         <w:tblW w:w="0" w:type="auto"/>
         <w:jc w:val="center"/>
         <w:tblLook w:val="04A0" w:firstRow="1" w:lastRow="0" w:firstColumn="1" w:lastColumn="0" w:noHBand="0" w:noVBand="1"/>
@@ -5547,6 +5475,7 @@
           <w:iCs/>
           <w:color w:val="000000" w:themeColor="text1"/>
         </w:rPr>
+        <w:lastRenderedPageBreak/>
         <w:t>Note: Both models used Lasso α = 20. Mean Signed Error is defined as prediction minus actual sale price; negative values indicate average underprediction. The only added predictor in Model B was the continuous valuation month index.</w:t>
       </w:r>
     </w:p>
@@ -6555,7 +6484,6 @@
                 <w:bCs/>
                 <w:color w:val="EE0000"/>
               </w:rPr>
-              <w:lastRenderedPageBreak/>
               <w:t>Lasso</w:t>
             </w:r>
           </w:p>
@@ -6753,29 +6681,29 @@
           <w:bCs/>
           <w:color w:val="EE0000"/>
         </w:rPr>
-        <w:t>Numerical convergence was checked separately to ensure that model comparisons were not driven by solver stopping errors. Earlier Ridge runs showed sensitivity to a relatively loose convergence tolerance, so the solver tolerance was tightened to 1e-10 and its results were checked against an independent direct solution. Earlier Lasso screening runs also raised convergence concerns. The selected Lasso α = 20 configuration was subsequently refitted with a tolerance of 1e-5, converging after 3,112 iterations with its dual gap below the stopping threshold and retaining 1,074 non-zero coefficients. These checks strengthened confidence in the numerical solutions, although convergence alone does not establish protection against overfitting.</w:t>
-      </w:r>
-    </w:p>
-    <w:p>
-      <w:pPr>
-        <w:ind w:left="10"/>
+        <w:t xml:space="preserve">Numerical convergence was checked separately to ensure that model comparisons were not driven by solver stopping errors. Earlier Ridge runs showed sensitivity to a relatively loose convergence tolerance, so the solver tolerance was tightened to 1e-10 and its results were checked against an independent direct solution. Earlier Lasso screening runs </w:t>
+      </w:r>
+      <w:r>
         <w:rPr>
           <w:rFonts w:eastAsiaTheme="minorEastAsia"/>
           <w:b/>
           <w:bCs/>
           <w:color w:val="EE0000"/>
         </w:rPr>
-      </w:pPr>
-      <w:r>
+        <w:lastRenderedPageBreak/>
+        <w:t>also raised convergence concerns. The selected Lasso α = 20 configuration was subsequently refitted with a tolerance of 1e-5, converging after 3,112 iterations with its dual gap below the stopping threshold and retaining 1,074 non-zero coefficients. These checks strengthened confidence in the numerical solutions, although convergence alone does not establish protection against overfitting.</w:t>
+      </w:r>
+    </w:p>
+    <w:p>
+      <w:pPr>
+        <w:ind w:left="10"/>
         <w:rPr>
           <w:rFonts w:eastAsiaTheme="minorEastAsia"/>
           <w:b/>
           <w:bCs/>
           <w:color w:val="EE0000"/>
         </w:rPr>
-        <w:t xml:space="preserve">Overall, Lasso with Feature Set D and α = 20 achieved the lowest validation WAE (2:1) among the evaluated linear-family configurations. However, its advantage over Ridge was modest, and repeated tuning against a single validation period may </w:t>
-      </w:r>
-      <w:proofErr w:type="spellStart"/>
+      </w:pPr>
       <w:r>
         <w:rPr>
           <w:rFonts w:eastAsiaTheme="minorEastAsia"/>
@@ -6783,9 +6711,9 @@
           <w:bCs/>
           <w:color w:val="EE0000"/>
         </w:rPr>
-        <w:t>favour</w:t>
-      </w:r>
-      <w:proofErr w:type="spellEnd"/>
+        <w:t xml:space="preserve">Overall, Lasso with Feature Set D and α = 20 achieved the lowest validation WAE (2:1) among the evaluated linear-family configurations. However, its advantage over Ridge was modest, and repeated tuning against a single validation period may </w:t>
+      </w:r>
+      <w:proofErr w:type="spellStart"/>
       <w:r>
         <w:rPr>
           <w:rFonts w:eastAsiaTheme="minorEastAsia"/>
@@ -6793,19 +6721,18 @@
           <w:bCs/>
           <w:color w:val="EE0000"/>
         </w:rPr>
-        <w:t xml:space="preserve"> period-specific patterns. Lasso was therefore retained as the preferred linear-family candidate, subject to comparison with tree-based and ensemble models before final model selection.</w:t>
-      </w:r>
-    </w:p>
-    <w:p>
-      <w:pPr>
-        <w:ind w:left="10"/>
+        <w:t>favour</w:t>
+      </w:r>
+      <w:proofErr w:type="spellEnd"/>
+      <w:r>
         <w:rPr>
           <w:rFonts w:eastAsiaTheme="minorEastAsia"/>
           <w:b/>
           <w:bCs/>
           <w:color w:val="EE0000"/>
         </w:rPr>
-      </w:pPr>
+        <w:t xml:space="preserve"> period-specific patterns. Lasso was therefore retained as the preferred linear-family candidate, subject to comparison with tree-based and ensemble models before final model selection.</w:t>
+      </w:r>
     </w:p>
     <w:p>
       <w:pPr>
@@ -6817,116 +6744,117 @@
           <w:color w:val="EE0000"/>
         </w:rPr>
       </w:pPr>
-      <w:r>
+    </w:p>
+    <w:p>
+      <w:pPr>
+        <w:ind w:left="10"/>
         <w:rPr>
           <w:rFonts w:eastAsiaTheme="minorEastAsia"/>
           <w:b/>
           <w:bCs/>
           <w:color w:val="EE0000"/>
         </w:rPr>
-        <w:t>Decision Tree and Random Forest — Member 3</w:t>
-      </w:r>
-    </w:p>
-    <w:p>
-      <w:pPr>
-        <w:ind w:left="10"/>
+      </w:pPr>
+      <w:r>
         <w:rPr>
           <w:rFonts w:eastAsiaTheme="minorEastAsia"/>
           <w:b/>
           <w:bCs/>
           <w:color w:val="EE0000"/>
         </w:rPr>
-      </w:pPr>
-      <w:r>
+        <w:t>Decision Tree and Random Forest — Member 3</w:t>
+      </w:r>
+    </w:p>
+    <w:p>
+      <w:pPr>
+        <w:ind w:left="10"/>
         <w:rPr>
           <w:rFonts w:eastAsiaTheme="minorEastAsia"/>
           <w:b/>
           <w:bCs/>
           <w:color w:val="EE0000"/>
         </w:rPr>
-        <w:t>[Add the tested hyperparameters, selected tree-complexity controls, validation results, and justification for the chosen configurations.]</w:t>
-      </w:r>
-    </w:p>
-    <w:p>
-      <w:pPr>
-        <w:ind w:left="10"/>
+      </w:pPr>
+      <w:r>
         <w:rPr>
           <w:rFonts w:eastAsiaTheme="minorEastAsia"/>
           <w:b/>
           <w:bCs/>
           <w:color w:val="EE0000"/>
         </w:rPr>
-      </w:pPr>
-      <w:r>
+        <w:t>[Add the tested hyperparameters, selected tree-complexity controls, validation results, and justification for the chosen configurations.]</w:t>
+      </w:r>
+    </w:p>
+    <w:p>
+      <w:pPr>
+        <w:ind w:left="10"/>
         <w:rPr>
           <w:rFonts w:eastAsiaTheme="minorEastAsia"/>
           <w:b/>
           <w:bCs/>
           <w:color w:val="EE0000"/>
         </w:rPr>
-        <w:t>Boosting — Member 4</w:t>
-      </w:r>
-    </w:p>
-    <w:p>
-      <w:pPr>
-        <w:ind w:left="10"/>
+      </w:pPr>
+      <w:r>
         <w:rPr>
           <w:rFonts w:eastAsiaTheme="minorEastAsia"/>
           <w:b/>
           <w:bCs/>
           <w:color w:val="EE0000"/>
         </w:rPr>
-      </w:pPr>
-      <w:r>
+        <w:t>Boosting — Member 4</w:t>
+      </w:r>
+    </w:p>
+    <w:p>
+      <w:pPr>
+        <w:ind w:left="10"/>
         <w:rPr>
           <w:rFonts w:eastAsiaTheme="minorEastAsia"/>
           <w:b/>
           <w:bCs/>
           <w:color w:val="EE0000"/>
         </w:rPr>
-        <w:t>[Add the hyperparameter search, learning rate, number of estimators, tree-complexity controls, validation results, and justification for the selected configuration.]</w:t>
-      </w:r>
-    </w:p>
-    <w:p>
-      <w:pPr>
-        <w:ind w:left="10"/>
+      </w:pPr>
+      <w:r>
         <w:rPr>
           <w:rFonts w:eastAsiaTheme="minorEastAsia"/>
           <w:b/>
           <w:bCs/>
           <w:color w:val="EE0000"/>
         </w:rPr>
-      </w:pPr>
-      <w:r>
+        <w:t>[Add the hyperparameter search, learning rate, number of estimators, tree-complexity controls, validation results, and justification for the selected configuration.]</w:t>
+      </w:r>
+    </w:p>
+    <w:p>
+      <w:pPr>
+        <w:ind w:left="10"/>
         <w:rPr>
           <w:rFonts w:eastAsiaTheme="minorEastAsia"/>
           <w:b/>
           <w:bCs/>
           <w:color w:val="EE0000"/>
         </w:rPr>
-        <w:t>Overall Model Tuning — Group Synthesis</w:t>
-      </w:r>
-    </w:p>
-    <w:p>
-      <w:pPr>
-        <w:ind w:left="10"/>
+      </w:pPr>
+      <w:r>
         <w:rPr>
           <w:rFonts w:eastAsiaTheme="minorEastAsia"/>
           <w:b/>
           <w:bCs/>
           <w:color w:val="EE0000"/>
         </w:rPr>
-      </w:pPr>
-      <w:r>
+        <w:t>Overall Model Tuning — Group Synthesis</w:t>
+      </w:r>
+    </w:p>
+    <w:p>
+      <w:pPr>
+        <w:ind w:left="10"/>
         <w:rPr>
           <w:rFonts w:eastAsiaTheme="minorEastAsia"/>
           <w:b/>
           <w:bCs/>
           <w:color w:val="EE0000"/>
         </w:rPr>
-        <w:t>[</w:t>
-      </w:r>
-      <w:proofErr w:type="spellStart"/>
+      </w:pPr>
       <w:r>
         <w:rPr>
           <w:rFonts w:eastAsiaTheme="minorEastAsia"/>
@@ -6934,9 +6862,9 @@
           <w:bCs/>
           <w:color w:val="EE0000"/>
         </w:rPr>
-        <w:t>Summarise</w:t>
-      </w:r>
-      <w:proofErr w:type="spellEnd"/>
+        <w:t>[</w:t>
+      </w:r>
+      <w:proofErr w:type="spellStart"/>
       <w:r>
         <w:rPr>
           <w:rFonts w:eastAsiaTheme="minorEastAsia"/>
@@ -6944,6 +6872,16 @@
           <w:bCs/>
           <w:color w:val="EE0000"/>
         </w:rPr>
+        <w:t>Summarise</w:t>
+      </w:r>
+      <w:proofErr w:type="spellEnd"/>
+      <w:r>
+        <w:rPr>
+          <w:rFonts w:eastAsiaTheme="minorEastAsia"/>
+          <w:b/>
+          <w:bCs/>
+          <w:color w:val="EE0000"/>
+        </w:rPr>
         <w:t xml:space="preserve"> the final complexity–performance trade-offs after integrating all model families.]</w:t>
       </w:r>
     </w:p>
@@ -6971,7 +6909,7 @@
     </w:p>
     <w:p>
       <w:pPr>
-        <w:pStyle w:val="Heading2"/>
+        <w:pStyle w:val="2"/>
         <w:ind w:left="3"/>
       </w:pPr>
       <w:r>
@@ -7111,7 +7049,6 @@
           <w:rFonts w:eastAsiaTheme="minorEastAsia" w:hint="eastAsia"/>
           <w:color w:val="EE0000"/>
         </w:rPr>
-        <w:lastRenderedPageBreak/>
         <w:t xml:space="preserve">Predictions from both the model and the baseline were held fixed across all scenarios; only the error weights changed. [The model outperformed the baseline in all three scenarios, indicating that its advantage persisted under the priorities examined / Its advantage reversed under the </w:t>
       </w:r>
       <w:r>
@@ -7497,12 +7434,13 @@
         <w:ind w:left="10"/>
       </w:pPr>
       <w:r>
+        <w:lastRenderedPageBreak/>
         <w:t>For weighted absolute error, multiply each absolute price error by the weight for its direction, then average over sales. Choose your main scenario before model selection and evaluate two alternatives in Question 4c. Cite any research used.</w:t>
       </w:r>
     </w:p>
     <w:p>
       <w:pPr>
-        <w:pStyle w:val="Heading2"/>
+        <w:pStyle w:val="2"/>
         <w:ind w:left="3"/>
       </w:pPr>
       <w:r>
@@ -7653,11 +7591,10 @@
     </w:p>
     <w:p>
       <w:pPr>
-        <w:pStyle w:val="Heading1"/>
+        <w:pStyle w:val="1"/>
         <w:ind w:left="477" w:right="0" w:hanging="484"/>
       </w:pPr>
       <w:r>
-        <w:lastRenderedPageBreak/>
         <w:t>AI use and reflection</w:t>
       </w:r>
     </w:p>
@@ -7849,6 +7786,7 @@
         <w:ind w:left="10"/>
       </w:pPr>
       <w:r>
+        <w:lastRenderedPageBreak/>
         <w:t>For each case, answer all four points:</w:t>
       </w:r>
     </w:p>
@@ -7931,7 +7869,7 @@
     </w:p>
     <w:p>
       <w:pPr>
-        <w:pStyle w:val="Heading1"/>
+        <w:pStyle w:val="1"/>
         <w:spacing w:after="169"/>
         <w:ind w:left="477" w:right="0" w:hanging="484"/>
       </w:pPr>
@@ -8012,7 +7950,7 @@
     </w:p>
     <w:p>
       <w:pPr>
-        <w:pStyle w:val="Heading1"/>
+        <w:pStyle w:val="1"/>
         <w:ind w:left="477" w:right="0" w:hanging="484"/>
       </w:pPr>
       <w:r>
@@ -8067,7 +8005,7 @@
     </w:p>
     <w:p>
       <w:pPr>
-        <w:pStyle w:val="Heading1"/>
+        <w:pStyle w:val="1"/>
         <w:numPr>
           <w:ilvl w:val="0"/>
           <w:numId w:val="0"/>
@@ -8104,7 +8042,7 @@
     </w:p>
     <w:tbl>
       <w:tblPr>
-        <w:tblStyle w:val="PlainTable1"/>
+        <w:tblStyle w:val="11"/>
         <w:tblW w:w="0" w:type="auto"/>
         <w:jc w:val="center"/>
         <w:tblLook w:val="04A0" w:firstRow="1" w:lastRow="0" w:firstColumn="1" w:lastColumn="0" w:noHBand="0" w:noVBand="1"/>
@@ -8715,7 +8653,7 @@
     </w:p>
     <w:tbl>
       <w:tblPr>
-        <w:tblStyle w:val="PlainTable1"/>
+        <w:tblStyle w:val="11"/>
         <w:tblW w:w="0" w:type="auto"/>
         <w:jc w:val="center"/>
         <w:tblLook w:val="04A0" w:firstRow="1" w:lastRow="0" w:firstColumn="1" w:lastColumn="0" w:noHBand="0" w:noVBand="1"/>
@@ -10175,7 +10113,7 @@
     <w:lvl w:ilvl="0">
       <w:start w:val="1"/>
       <w:numFmt w:val="decimal"/>
-      <w:pStyle w:val="Heading1"/>
+      <w:pStyle w:val="1"/>
       <w:lvlText w:val="%1"/>
       <w:lvlJc w:val="left"/>
       <w:pPr>
@@ -10794,7 +10732,7 @@
     <w:lsdException w:name="Unresolved Mention" w:semiHidden="1" w:unhideWhenUsed="1"/>
     <w:lsdException w:name="Smart Link" w:semiHidden="1" w:unhideWhenUsed="1"/>
   </w:latentStyles>
-  <w:style w:type="paragraph" w:default="1" w:styleId="Normal">
+  <w:style w:type="paragraph" w:default="1" w:styleId="a">
     <w:name w:val="Normal"/>
     <w:qFormat/>
     <w:pPr>
@@ -10809,10 +10747,10 @@
       <w14:ligatures w14:val="standardContextual"/>
     </w:rPr>
   </w:style>
-  <w:style w:type="paragraph" w:styleId="Heading1">
+  <w:style w:type="paragraph" w:styleId="1">
     <w:name w:val="heading 1"/>
-    <w:next w:val="Normal"/>
-    <w:link w:val="Heading1Char"/>
+    <w:next w:val="a"/>
+    <w:link w:val="10"/>
     <w:uiPriority w:val="9"/>
     <w:qFormat/>
     <w:pPr>
@@ -10835,10 +10773,10 @@
       <w14:ligatures w14:val="standardContextual"/>
     </w:rPr>
   </w:style>
-  <w:style w:type="paragraph" w:styleId="Heading2">
+  <w:style w:type="paragraph" w:styleId="2">
     <w:name w:val="heading 2"/>
-    <w:next w:val="Normal"/>
-    <w:link w:val="Heading2Char"/>
+    <w:next w:val="a"/>
+    <w:link w:val="20"/>
     <w:uiPriority w:val="9"/>
     <w:unhideWhenUsed/>
     <w:qFormat/>
@@ -10859,12 +10797,13 @@
       <w14:ligatures w14:val="standardContextual"/>
     </w:rPr>
   </w:style>
-  <w:style w:type="character" w:default="1" w:styleId="DefaultParagraphFont">
+  <w:style w:type="character" w:default="1" w:styleId="a0">
     <w:name w:val="Default Paragraph Font"/>
     <w:uiPriority w:val="1"/>
+    <w:semiHidden/>
     <w:unhideWhenUsed/>
   </w:style>
-  <w:style w:type="table" w:default="1" w:styleId="TableNormal">
+  <w:style w:type="table" w:default="1" w:styleId="a1">
     <w:name w:val="Normal Table"/>
     <w:uiPriority w:val="99"/>
     <w:semiHidden/>
@@ -10879,16 +10818,16 @@
       </w:tblCellMar>
     </w:tblPr>
   </w:style>
-  <w:style w:type="numbering" w:default="1" w:styleId="NoList">
+  <w:style w:type="numbering" w:default="1" w:styleId="a2">
     <w:name w:val="No List"/>
     <w:uiPriority w:val="99"/>
     <w:semiHidden/>
     <w:unhideWhenUsed/>
   </w:style>
-  <w:style w:type="paragraph" w:styleId="Header">
+  <w:style w:type="paragraph" w:styleId="a3">
     <w:name w:val="header"/>
-    <w:basedOn w:val="Normal"/>
-    <w:link w:val="HeaderChar"/>
+    <w:basedOn w:val="a"/>
+    <w:link w:val="a4"/>
     <w:uiPriority w:val="99"/>
     <w:unhideWhenUsed/>
     <w:pPr>
@@ -10904,18 +10843,18 @@
       <w:szCs w:val="18"/>
     </w:rPr>
   </w:style>
-  <w:style w:type="paragraph" w:styleId="NormalWeb">
+  <w:style w:type="paragraph" w:styleId="a5">
     <w:name w:val="Normal (Web)"/>
-    <w:basedOn w:val="Normal"/>
+    <w:basedOn w:val="a"/>
     <w:uiPriority w:val="99"/>
     <w:unhideWhenUsed/>
     <w:rPr>
       <w:sz w:val="24"/>
     </w:rPr>
   </w:style>
-  <w:style w:type="character" w:customStyle="1" w:styleId="Heading2Char">
-    <w:name w:val="Heading 2 Char"/>
-    <w:link w:val="Heading2"/>
+  <w:style w:type="character" w:customStyle="1" w:styleId="20">
+    <w:name w:val="标题 2 字符"/>
+    <w:link w:val="2"/>
     <w:rPr>
       <w:rFonts w:ascii="Times New Roman" w:eastAsia="Times New Roman" w:hAnsi="Times New Roman" w:cs="Times New Roman"/>
       <w:b/>
@@ -10923,9 +10862,9 @@
       <w:sz w:val="24"/>
     </w:rPr>
   </w:style>
-  <w:style w:type="character" w:customStyle="1" w:styleId="Heading1Char">
-    <w:name w:val="Heading 1 Char"/>
-    <w:link w:val="Heading1"/>
+  <w:style w:type="character" w:customStyle="1" w:styleId="10">
+    <w:name w:val="标题 1 字符"/>
+    <w:link w:val="1"/>
     <w:rPr>
       <w:rFonts w:ascii="Times New Roman" w:eastAsia="Times New Roman" w:hAnsi="Times New Roman" w:cs="Times New Roman"/>
       <w:b/>
@@ -10935,7 +10874,7 @@
   </w:style>
   <w:style w:type="paragraph" w:customStyle="1" w:styleId="footnotedescription">
     <w:name w:val="footnote description"/>
-    <w:next w:val="Normal"/>
+    <w:next w:val="a"/>
     <w:link w:val="footnotedescriptionChar"/>
     <w:pPr>
       <w:spacing w:line="259" w:lineRule="auto"/>
@@ -10979,10 +10918,10 @@
       </w:tblCellMar>
     </w:tblPr>
   </w:style>
-  <w:style w:type="character" w:customStyle="1" w:styleId="HeaderChar">
-    <w:name w:val="Header Char"/>
-    <w:basedOn w:val="DefaultParagraphFont"/>
-    <w:link w:val="Header"/>
+  <w:style w:type="character" w:customStyle="1" w:styleId="a4">
+    <w:name w:val="页眉 字符"/>
+    <w:basedOn w:val="a0"/>
+    <w:link w:val="a3"/>
     <w:uiPriority w:val="99"/>
     <w:rPr>
       <w:rFonts w:ascii="Times New Roman" w:eastAsia="Times New Roman" w:hAnsi="Times New Roman" w:cs="Times New Roman"/>
@@ -10993,7 +10932,7 @@
   </w:style>
   <w:style w:type="table" w:customStyle="1" w:styleId="PlainTable31">
     <w:name w:val="Plain Table 31"/>
-    <w:basedOn w:val="TableNormal"/>
+    <w:basedOn w:val="a1"/>
     <w:uiPriority w:val="43"/>
     <w:tblPr/>
     <w:tblStylePr w:type="firstRow">
@@ -11079,7 +11018,7 @@
   </w:style>
   <w:style w:type="table" w:customStyle="1" w:styleId="PlainTable11">
     <w:name w:val="Plain Table 11"/>
-    <w:basedOn w:val="TableNormal"/>
+    <w:basedOn w:val="a1"/>
     <w:uiPriority w:val="41"/>
     <w:tblPr>
       <w:tblBorders>
@@ -11134,18 +11073,18 @@
       </w:tcPr>
     </w:tblStylePr>
   </w:style>
-  <w:style w:type="paragraph" w:styleId="ListParagraph">
+  <w:style w:type="paragraph" w:styleId="a6">
     <w:name w:val="List Paragraph"/>
-    <w:basedOn w:val="Normal"/>
+    <w:basedOn w:val="a"/>
     <w:uiPriority w:val="34"/>
     <w:qFormat/>
     <w:pPr>
       <w:ind w:firstLineChars="200" w:firstLine="420"/>
     </w:pPr>
   </w:style>
-  <w:style w:type="table" w:styleId="PlainTable1">
+  <w:style w:type="table" w:styleId="11">
     <w:name w:val="Plain Table 1"/>
-    <w:basedOn w:val="TableNormal"/>
+    <w:basedOn w:val="a1"/>
     <w:uiPriority w:val="41"/>
     <w:rsid w:val="007D3B7A"/>
     <w:tblPr>
@@ -11203,9 +11142,9 @@
       </w:tcPr>
     </w:tblStylePr>
   </w:style>
-  <w:style w:type="character" w:styleId="Strong">
+  <w:style w:type="character" w:styleId="a7">
     <w:name w:val="Strong"/>
-    <w:basedOn w:val="DefaultParagraphFont"/>
+    <w:basedOn w:val="a0"/>
     <w:uiPriority w:val="22"/>
     <w:qFormat/>
     <w:rsid w:val="003A20BA"/>

--- a/doc/QBUS6810_assignment_instructions.docx
+++ b/doc/QBUS6810_assignment_instructions.docx
@@ -614,9 +614,205 @@
       <w:pPr>
         <w:ind w:left="10"/>
         <w:rPr>
+          <w:rFonts w:eastAsiaTheme="minorEastAsia"/>
+        </w:rPr>
+      </w:pPr>
+    </w:p>
+    <w:p>
+      <w:pPr>
+        <w:ind w:left="10"/>
+        <w:rPr>
+          <w:rFonts w:eastAsiaTheme="minorEastAsia"/>
+        </w:rPr>
+      </w:pPr>
+      <w:r>
+        <w:rPr>
+          <w:rFonts w:eastAsiaTheme="minorEastAsia"/>
+        </w:rPr>
+        <w:t xml:space="preserve">We identified and addressed predictor-quality issues using a context-dependent, evidence-based approach. Guided by the data dictionary, we imputed structural missing values before splitting the data. For instance, missing </w:t>
+      </w:r>
+      <w:proofErr w:type="spellStart"/>
+      <w:r>
+        <w:rPr>
+          <w:rFonts w:eastAsiaTheme="minorEastAsia"/>
+        </w:rPr>
+        <w:t>char_type_resd</w:t>
+      </w:r>
+      <w:proofErr w:type="spellEnd"/>
+      <w:r>
+        <w:rPr>
+          <w:rFonts w:eastAsiaTheme="minorEastAsia"/>
+        </w:rPr>
+        <w:t xml:space="preserve"> was filled with '9.9' (defined as "Missing"). For Chicago-specific location features, missing values indicated properties outside Chicago; we filled these globally based on an </w:t>
+      </w:r>
+      <w:proofErr w:type="spellStart"/>
+      <w:r>
+        <w:rPr>
+          <w:rFonts w:eastAsiaTheme="minorEastAsia"/>
+        </w:rPr>
+        <w:t>is_Chicago</w:t>
+      </w:r>
+      <w:proofErr w:type="spellEnd"/>
+      <w:r>
+        <w:rPr>
+          <w:rFonts w:eastAsiaTheme="minorEastAsia"/>
+        </w:rPr>
+        <w:t xml:space="preserve"> indicator. Because these are rule-based transformations independent of the target variable, they pose no label leakage.</w:t>
+      </w:r>
+    </w:p>
+    <w:p>
+      <w:pPr>
+        <w:ind w:left="10"/>
+        <w:rPr>
+          <w:rFonts w:eastAsiaTheme="minorEastAsia"/>
+        </w:rPr>
+      </w:pPr>
+      <w:r>
+        <w:rPr>
+          <w:rFonts w:eastAsiaTheme="minorEastAsia"/>
+        </w:rPr>
+        <w:t xml:space="preserve">After the chronological split, missing values in the training set were handled using a differentiated strategy based on missingness fraction and feature type. Features with minimal missingness (&lt; 1%) were imputed with the median or mode. For general substantial-missing features (&gt; 1%), we imputed the median/mode and created a corresponding binary indicator (e.g., </w:t>
+      </w:r>
+      <w:proofErr w:type="spellStart"/>
+      <w:r>
+        <w:rPr>
+          <w:rFonts w:eastAsiaTheme="minorEastAsia"/>
+        </w:rPr>
+        <w:t>feature_missing</w:t>
+      </w:r>
+      <w:proofErr w:type="spellEnd"/>
+      <w:r>
+        <w:rPr>
+          <w:rFonts w:eastAsiaTheme="minorEastAsia"/>
+        </w:rPr>
+        <w:t xml:space="preserve">). For three specific fields with extreme missing rates (&gt; 90%, such as </w:t>
+      </w:r>
+      <w:proofErr w:type="spellStart"/>
+      <w:r>
+        <w:rPr>
+          <w:rFonts w:eastAsiaTheme="minorEastAsia"/>
+        </w:rPr>
+        <w:t>loc_tax_tif_district_num</w:t>
+      </w:r>
+      <w:proofErr w:type="spellEnd"/>
+      <w:r>
+        <w:rPr>
+          <w:rFonts w:eastAsiaTheme="minorEastAsia"/>
+        </w:rPr>
+        <w:t>), we created an _</w:t>
+      </w:r>
+      <w:proofErr w:type="spellStart"/>
+      <w:r>
+        <w:rPr>
+          <w:rFonts w:eastAsiaTheme="minorEastAsia"/>
+        </w:rPr>
+        <w:t>is_missing</w:t>
+      </w:r>
+      <w:proofErr w:type="spellEnd"/>
+      <w:r>
+        <w:rPr>
+          <w:rFonts w:eastAsiaTheme="minorEastAsia"/>
+        </w:rPr>
+        <w:t xml:space="preserve"> indicator and explicitly replaced the missing categories with the string "Unknown". To justify these indicators, we evaluated whether missingness correlated with the target by comparing median prices between missing and non-missing groups. This descriptive evidence serves as a data-driven heuristic suggesting potential MNAR patterns, rather than a definitive statistical proof.</w:t>
+      </w:r>
+    </w:p>
+    <w:p>
+      <w:pPr>
+        <w:ind w:left="10"/>
+        <w:rPr>
+          <w:rFonts w:eastAsiaTheme="minorEastAsia"/>
+        </w:rPr>
+      </w:pPr>
+      <w:r>
+        <w:rPr>
+          <w:rFonts w:eastAsiaTheme="minorEastAsia"/>
+        </w:rPr>
+        <w:t xml:space="preserve">To handle unusual values, continuous features were clipped at the 1st and 99th percentiles to prevent distortion, and heavy-skewed variables (e.g., </w:t>
+      </w:r>
+      <w:proofErr w:type="spellStart"/>
+      <w:r>
+        <w:rPr>
+          <w:rFonts w:eastAsiaTheme="minorEastAsia"/>
+        </w:rPr>
+        <w:t>char_land_sf</w:t>
+      </w:r>
+      <w:proofErr w:type="spellEnd"/>
+      <w:r>
+        <w:rPr>
+          <w:rFonts w:eastAsiaTheme="minorEastAsia"/>
+        </w:rPr>
+        <w:t xml:space="preserve">) underwent Yeo-Johnson transformations to approximate Gaussian distributions. For categorical features, we applied a dynamic encoding strategy: high-cardinality features </w:t>
+      </w:r>
+      <w:proofErr w:type="gramStart"/>
+      <w:r>
+        <w:rPr>
+          <w:rFonts w:eastAsiaTheme="minorEastAsia"/>
+        </w:rPr>
+        <w:t>(</w:t>
+      </w:r>
+      <w:r>
+        <w:rPr>
           <w:rFonts w:eastAsiaTheme="minorEastAsia" w:hint="eastAsia"/>
         </w:rPr>
-      </w:pPr>
+        <w:t>≥</w:t>
+      </w:r>
+      <w:r>
+        <w:rPr>
+          <w:rFonts w:eastAsiaTheme="minorEastAsia"/>
+        </w:rPr>
+        <w:t xml:space="preserve"> 30 categories)</w:t>
+      </w:r>
+      <w:proofErr w:type="gramEnd"/>
+      <w:r>
+        <w:rPr>
+          <w:rFonts w:eastAsiaTheme="minorEastAsia"/>
+        </w:rPr>
+        <w:t xml:space="preserve"> used smoothed Out-of-Fold Target Encoding to prevent leakage and dimensionality explosion; lower-cardinality features were dynamically inspected, merging low-frequency rare categories into an 'Other' group before applying One-Hot Encoding. Redundant </w:t>
+      </w:r>
+      <w:proofErr w:type="spellStart"/>
+      <w:r>
+        <w:rPr>
+          <w:rFonts w:eastAsiaTheme="minorEastAsia"/>
+        </w:rPr>
+        <w:t>boolean</w:t>
+      </w:r>
+      <w:proofErr w:type="spellEnd"/>
+      <w:r>
+        <w:rPr>
+          <w:rFonts w:eastAsiaTheme="minorEastAsia"/>
+        </w:rPr>
+        <w:t xml:space="preserve"> missing indicators were removed if they lacked significant correlation with the target. All data-driven statistics, clipping bounds, and transformation parameters were strictly fitted on the training set and applied to validation and test sets</w:t>
+      </w:r>
+      <w:r>
+        <w:rPr>
+          <w:rFonts w:eastAsiaTheme="minorEastAsia" w:hint="eastAsia"/>
+        </w:rPr>
+        <w:t>.</w:t>
+      </w:r>
+    </w:p>
+    <w:p>
+      <w:pPr>
+        <w:rPr>
+          <w:rFonts w:eastAsiaTheme="minorEastAsia"/>
+        </w:rPr>
+      </w:pPr>
+    </w:p>
+    <w:p>
+      <w:pPr>
+        <w:ind w:left="424" w:hanging="416"/>
+        <w:rPr>
+          <w:rFonts w:eastAsiaTheme="minorEastAsia"/>
+        </w:rPr>
+      </w:pPr>
+      <w:r>
+        <w:rPr>
+          <w:b/>
+        </w:rPr>
+        <w:t xml:space="preserve">2c. </w:t>
+      </w:r>
+      <w:r>
+        <w:t>What do summaries and plots show about prices over time and across locations? Identify higher- and lower-price periods and discuss possible explanations.</w:t>
+      </w:r>
     </w:p>
     <w:p>
       <w:pPr>
@@ -625,328 +821,126 @@
           <w:rFonts w:eastAsiaTheme="minorEastAsia"/>
         </w:rPr>
       </w:pPr>
-      <w:r>
-        <w:rPr>
-          <w:rFonts w:eastAsiaTheme="minorEastAsia"/>
-        </w:rPr>
-        <w:t xml:space="preserve">We identified and addressed predictor-quality issues using a context-dependent, evidence-based approach. Guided by the data dictionary, we imputed structural missing values before splitting the data. For instance, missing </w:t>
+    </w:p>
+    <w:p>
+      <w:pPr>
+        <w:ind w:left="10"/>
+        <w:rPr>
+          <w:rFonts w:eastAsiaTheme="minorEastAsia"/>
+        </w:rPr>
+      </w:pPr>
+      <w:r>
+        <w:rPr>
+          <w:rFonts w:eastAsiaTheme="minorEastAsia"/>
+        </w:rPr>
+        <w:t>The summary statistics and time-series plots reveal two distinct temporal dynamics: a clear year-over-year appreciation and strong seasonality. Regarding annual price differences, the reported median sale price was $315,000 for 2023 and $340,000 in early 2024, approximately 7.94% higher. However, because these figures represent different time windows, this difference should not be interpreted as a like-for-like year-over-year growth rate; changes in the characteristics and locations of homes sold may also contribute to the observed variation.</w:t>
+      </w:r>
+    </w:p>
+    <w:p>
+      <w:pPr>
+        <w:ind w:left="10"/>
+        <w:rPr>
+          <w:rFonts w:eastAsiaTheme="minorEastAsia"/>
+        </w:rPr>
+      </w:pPr>
+    </w:p>
+    <w:p>
+      <w:pPr>
+        <w:ind w:left="10"/>
+        <w:rPr>
+          <w:rFonts w:eastAsiaTheme="minorEastAsia"/>
+        </w:rPr>
+      </w:pPr>
+      <w:r>
+        <w:rPr>
+          <w:rFonts w:eastAsiaTheme="minorEastAsia"/>
+        </w:rPr>
+        <w:t>A distinct seasonal peak occurs in May and June, reaching a median price of $355,000. A possible explanation is the seasonal surge in housing demand, as families may prefer to move during the summer to align with school district schedules, and favorable weather could facilitate viewings and moving logistics. Conversely, price troughs are consistently observed in January, February, and October–December, with medians dropping to around $285,000–$300,000. This reflects typical winter market cooling. During these periods, lower transaction volumes and holiday distractions may reduce buyer urgency, potentially giving buyers stronger negotiating power. Furthermore, comparing the raw and log-scale plots shows that the raw mean is heavily skewed by high-end luxury properties (long-tail extremes), whereas the log transformation stabilizes the variance, providing a clearer view of true central tendencies. (Note: While these market mechanisms are plausible, they cannot be definitively proven by the descriptive price statistics alone.)</w:t>
+      </w:r>
+    </w:p>
+    <w:p>
+      <w:pPr>
+        <w:ind w:left="10"/>
+        <w:rPr>
+          <w:rFonts w:eastAsiaTheme="minorEastAsia"/>
+        </w:rPr>
+      </w:pPr>
+    </w:p>
+    <w:p>
+      <w:pPr>
+        <w:ind w:left="10"/>
+        <w:rPr>
+          <w:rFonts w:eastAsiaTheme="minorEastAsia"/>
+        </w:rPr>
+      </w:pPr>
+      <w:r>
+        <w:rPr>
+          <w:rFonts w:eastAsiaTheme="minorEastAsia"/>
+        </w:rPr>
+        <w:t xml:space="preserve">The spatial analysis reveals substantial geographic inequality and spatial gradients in property values. Scatter plots of coordinates and latitude/longitude decile charts show a clear "Northeast high, South low" gradient. Prices rise steadily as one </w:t>
+      </w:r>
+      <w:proofErr w:type="gramStart"/>
+      <w:r>
+        <w:rPr>
+          <w:rFonts w:eastAsiaTheme="minorEastAsia"/>
+        </w:rPr>
+        <w:t>moves</w:t>
+      </w:r>
+      <w:proofErr w:type="gramEnd"/>
+      <w:r>
+        <w:rPr>
+          <w:rFonts w:eastAsiaTheme="minorEastAsia"/>
+        </w:rPr>
+        <w:t xml:space="preserve"> north (higher latitude) and east toward the Lake Michigan shoreline (higher longitude). The inter-decile price difference across latitudes and longitudes represents a 2.66x and 2.25x multiplier, respectively. This aligns with the presence of premium waterfront resources and higher socioeconomic status in the northern suburbs.</w:t>
+      </w:r>
+    </w:p>
+    <w:p>
+      <w:pPr>
+        <w:ind w:left="10"/>
+        <w:rPr>
+          <w:rFonts w:eastAsiaTheme="minorEastAsia"/>
+        </w:rPr>
+      </w:pPr>
+    </w:p>
+    <w:p>
+      <w:pPr>
+        <w:ind w:left="10"/>
+        <w:rPr>
+          <w:rFonts w:eastAsiaTheme="minorEastAsia"/>
+        </w:rPr>
+      </w:pPr>
+      <w:r>
+        <w:rPr>
+          <w:rFonts w:eastAsiaTheme="minorEastAsia"/>
+        </w:rPr>
+        <w:t xml:space="preserve">Aggregation by </w:t>
       </w:r>
       <w:proofErr w:type="spellStart"/>
       <w:r>
         <w:rPr>
           <w:rFonts w:eastAsiaTheme="minorEastAsia"/>
         </w:rPr>
-        <w:t>char_type_resd</w:t>
+        <w:t>loc_property_city</w:t>
       </w:r>
       <w:proofErr w:type="spellEnd"/>
       <w:r>
         <w:rPr>
           <w:rFonts w:eastAsiaTheme="minorEastAsia"/>
         </w:rPr>
-        <w:t xml:space="preserve"> was filled with '9.9' (defined as "Missing"). For Chicago-specific location features, missing values indicated properties outside Chicago; we filled these globally based on an </w:t>
-      </w:r>
-      <w:proofErr w:type="spellStart"/>
-      <w:r>
-        <w:rPr>
-          <w:rFonts w:eastAsiaTheme="minorEastAsia"/>
-        </w:rPr>
-        <w:t>is_Chicago</w:t>
-      </w:r>
-      <w:proofErr w:type="spellEnd"/>
-      <w:r>
-        <w:rPr>
-          <w:rFonts w:eastAsiaTheme="minorEastAsia"/>
-        </w:rPr>
-        <w:t xml:space="preserve"> indicator. Because these are rule-based transformations independent of the target variable, they pose no label leakage.</w:t>
-      </w:r>
-    </w:p>
-    <w:p>
-      <w:pPr>
-        <w:ind w:left="10"/>
-        <w:rPr>
-          <w:rFonts w:eastAsiaTheme="minorEastAsia"/>
-        </w:rPr>
-      </w:pPr>
-      <w:r>
-        <w:rPr>
-          <w:rFonts w:eastAsiaTheme="minorEastAsia"/>
-        </w:rPr>
-        <w:t xml:space="preserve">After the chronological split, missing values in the training set were handled using a differentiated strategy based on missingness fraction and feature type. Features with minimal missingness (&lt; 1%) were imputed with the median or mode. For general substantial-missing features (&gt; 1%), we imputed the median/mode and created a corresponding binary indicator (e.g., </w:t>
-      </w:r>
-      <w:proofErr w:type="spellStart"/>
-      <w:r>
-        <w:rPr>
-          <w:rFonts w:eastAsiaTheme="minorEastAsia"/>
-        </w:rPr>
-        <w:t>feature_missing</w:t>
-      </w:r>
-      <w:proofErr w:type="spellEnd"/>
-      <w:r>
-        <w:rPr>
-          <w:rFonts w:eastAsiaTheme="minorEastAsia"/>
-        </w:rPr>
-        <w:t xml:space="preserve">). For three specific fields with extreme missing rates (&gt; 90%, such as </w:t>
-      </w:r>
-      <w:proofErr w:type="spellStart"/>
-      <w:r>
-        <w:rPr>
-          <w:rFonts w:eastAsiaTheme="minorEastAsia"/>
-        </w:rPr>
-        <w:t>loc_tax_tif_district_num</w:t>
-      </w:r>
-      <w:proofErr w:type="spellEnd"/>
-      <w:r>
-        <w:rPr>
-          <w:rFonts w:eastAsiaTheme="minorEastAsia"/>
-        </w:rPr>
-        <w:t>), we created an _</w:t>
-      </w:r>
-      <w:proofErr w:type="spellStart"/>
-      <w:r>
-        <w:rPr>
-          <w:rFonts w:eastAsiaTheme="minorEastAsia"/>
-        </w:rPr>
-        <w:t>is_missing</w:t>
-      </w:r>
-      <w:proofErr w:type="spellEnd"/>
-      <w:r>
-        <w:rPr>
-          <w:rFonts w:eastAsiaTheme="minorEastAsia"/>
-        </w:rPr>
-        <w:t xml:space="preserve"> indicator and explicitly replaced the missing categories with the string "Unknown". To justify these indicators, we evaluated whether missingness correlated with the target by comparing median prices between missing and non-missing groups. This descriptive evidence serves as a data-driven heuristic suggesting potential MNAR patterns, rather than a definitive statistical proof.</w:t>
-      </w:r>
-    </w:p>
-    <w:p>
-      <w:pPr>
-        <w:ind w:left="10"/>
-        <w:rPr>
-          <w:rFonts w:eastAsiaTheme="minorEastAsia" w:hint="eastAsia"/>
-        </w:rPr>
-      </w:pPr>
-      <w:r>
-        <w:rPr>
-          <w:rFonts w:eastAsiaTheme="minorEastAsia"/>
-        </w:rPr>
-        <w:t xml:space="preserve">To handle unusual values, continuous features were clipped at the 1st and 99th percentiles to prevent distortion, and heavy-skewed variables (e.g., </w:t>
-      </w:r>
-      <w:proofErr w:type="spellStart"/>
-      <w:r>
-        <w:rPr>
-          <w:rFonts w:eastAsiaTheme="minorEastAsia"/>
-        </w:rPr>
-        <w:t>char_land_sf</w:t>
-      </w:r>
-      <w:proofErr w:type="spellEnd"/>
-      <w:r>
-        <w:rPr>
-          <w:rFonts w:eastAsiaTheme="minorEastAsia"/>
-        </w:rPr>
-        <w:t xml:space="preserve">) underwent Yeo-Johnson transformations to approximate Gaussian distributions. For categorical features, we applied a dynamic encoding strategy: high-cardinality features </w:t>
-      </w:r>
-      <w:proofErr w:type="gramStart"/>
-      <w:r>
-        <w:rPr>
-          <w:rFonts w:eastAsiaTheme="minorEastAsia"/>
-        </w:rPr>
-        <w:t>(</w:t>
-      </w:r>
-      <w:r>
-        <w:rPr>
-          <w:rFonts w:eastAsiaTheme="minorEastAsia" w:hint="eastAsia"/>
-        </w:rPr>
-        <w:t>≥</w:t>
-      </w:r>
-      <w:r>
-        <w:rPr>
-          <w:rFonts w:eastAsiaTheme="minorEastAsia"/>
-        </w:rPr>
-        <w:t xml:space="preserve"> 30 categories)</w:t>
-      </w:r>
-      <w:proofErr w:type="gramEnd"/>
-      <w:r>
-        <w:rPr>
-          <w:rFonts w:eastAsiaTheme="minorEastAsia"/>
-        </w:rPr>
-        <w:t xml:space="preserve"> used smoothed Out-of-Fold Target Encoding to prevent leakage and dimensionality explosion; lower-cardinality features were dynamically inspected, merging low-frequency rare categories into an 'Other' group before applying One-Hot Encoding. Redundant </w:t>
-      </w:r>
-      <w:proofErr w:type="spellStart"/>
-      <w:r>
-        <w:rPr>
-          <w:rFonts w:eastAsiaTheme="minorEastAsia"/>
-        </w:rPr>
-        <w:t>boolean</w:t>
-      </w:r>
-      <w:proofErr w:type="spellEnd"/>
-      <w:r>
-        <w:rPr>
-          <w:rFonts w:eastAsiaTheme="minorEastAsia"/>
-        </w:rPr>
-        <w:t xml:space="preserve"> missing indicators were removed if they lacked significant correlation with the target. All data-driven statistics, clipping bounds, and transformation parameters were strictly fitted on the training set and applied to validation and test sets</w:t>
-      </w:r>
-      <w:r>
-        <w:rPr>
-          <w:rFonts w:eastAsiaTheme="minorEastAsia" w:hint="eastAsia"/>
+        <w:t xml:space="preserve"> reveals substantial differences in observed sale prices across Cook County. Northern suburbs such as Kenilworth and Winnetka have median prices exceeding $1.4 million, whereas locations such as Posen and Chicago Heights have medians below $160,000. This pronounced disparity highlights the importance of location-related predictors in residential price estimation. Furthermore, the high-volume city of CHICAGO exhibits an extremely wide Interquartile Range (IQR) and numerous outliers in its boxplot. This indicates severe internal spatial polarization, meaning the city encompasses both highly expensive luxury housing and extremely low-priced properties, reflecting stark internal economic disparities</w:t>
+      </w:r>
+      <w:r>
+        <w:rPr>
+          <w:rFonts w:eastAsiaTheme="minorEastAsia"/>
         </w:rPr>
         <w:t>.</w:t>
       </w:r>
     </w:p>
     <w:p>
       <w:pPr>
-        <w:rPr>
-          <w:rFonts w:eastAsiaTheme="minorEastAsia"/>
-        </w:rPr>
-      </w:pPr>
-    </w:p>
-    <w:p>
-      <w:pPr>
         <w:ind w:left="424" w:hanging="416"/>
         <w:rPr>
           <w:rFonts w:eastAsiaTheme="minorEastAsia"/>
-        </w:rPr>
-      </w:pPr>
-      <w:r>
-        <w:rPr>
-          <w:b/>
-        </w:rPr>
-        <w:t xml:space="preserve">2c. </w:t>
-      </w:r>
-      <w:r>
-        <w:t>What do summaries and plots show about prices over time and across locations? Identify higher- and lower-price periods and discuss possible explanations.</w:t>
-      </w:r>
-    </w:p>
-    <w:p>
-      <w:pPr>
-        <w:ind w:left="10"/>
-        <w:rPr>
-          <w:rFonts w:eastAsiaTheme="minorEastAsia"/>
-        </w:rPr>
-      </w:pPr>
-    </w:p>
-    <w:p>
-      <w:pPr>
-        <w:ind w:left="10"/>
-        <w:rPr>
-          <w:rFonts w:eastAsiaTheme="minorEastAsia"/>
-        </w:rPr>
-      </w:pPr>
-      <w:r>
-        <w:rPr>
-          <w:rFonts w:eastAsiaTheme="minorEastAsia"/>
-        </w:rPr>
-        <w:t>The summary statistics and time-series plots reveal two distinct temporal dynamics: a clear year-over-year appreciation and strong seasonality. Regarding annual price differences, the reported median sale price was $315,000 for 2023 and $340,000 in early 2024, approximately 7.94% higher. However, because these figures represent different time windows, this difference should not be interpreted as a like-for-like year-over-year growth rate; changes in the characteristics and locations of homes sold may also contribute to the observed variation.</w:t>
-      </w:r>
-    </w:p>
-    <w:p>
-      <w:pPr>
-        <w:ind w:left="10"/>
-        <w:rPr>
-          <w:rFonts w:eastAsiaTheme="minorEastAsia"/>
-        </w:rPr>
-      </w:pPr>
-    </w:p>
-    <w:p>
-      <w:pPr>
-        <w:ind w:left="10"/>
-        <w:rPr>
-          <w:rFonts w:eastAsiaTheme="minorEastAsia"/>
-        </w:rPr>
-      </w:pPr>
-      <w:r>
-        <w:rPr>
-          <w:rFonts w:eastAsiaTheme="minorEastAsia"/>
-        </w:rPr>
-        <w:t>A distinct seasonal peak occurs in May and June, reaching a median price of $355,000. A reasonable explanation is the seasonal surge in housing demand. Families typically prefer to move during the summer to align with school district schedules, while favorable weather facilitates property viewings and moving logistics, driving up competitive bidding and transaction prices. Conversely, price troughs are consistently observed in January, February, and October–December, with medians dropping to around $285,000</w:t>
-      </w:r>
-      <w:r>
-        <w:rPr>
-          <w:rFonts w:eastAsiaTheme="minorEastAsia" w:hint="eastAsia"/>
-        </w:rPr>
-        <w:t>–</w:t>
-      </w:r>
-      <w:r>
-        <w:rPr>
-          <w:rFonts w:eastAsiaTheme="minorEastAsia"/>
-        </w:rPr>
-        <w:t>$300,000. This reflects typical winter market cooling. During these periods, lower transaction volumes and holiday distractions lead to reduced buyer urgency, giving buyers stronger negotiating power and often forcing sellers to accept lower offers. Furthermore, comparing the raw and log-scale plots shows that the raw mean is heavily skewed by high-end luxury properties (long-tail extremes), whereas the log transformation stabilizes the variance, providing a clearer view of true central tendencies.</w:t>
-      </w:r>
-    </w:p>
-    <w:p>
-      <w:pPr>
-        <w:ind w:left="10"/>
-        <w:rPr>
-          <w:rFonts w:eastAsiaTheme="minorEastAsia"/>
-        </w:rPr>
-      </w:pPr>
-    </w:p>
-    <w:p>
-      <w:pPr>
-        <w:ind w:left="10"/>
-        <w:rPr>
-          <w:rFonts w:eastAsiaTheme="minorEastAsia"/>
-        </w:rPr>
-      </w:pPr>
-      <w:r>
-        <w:rPr>
-          <w:rFonts w:eastAsiaTheme="minorEastAsia"/>
-        </w:rPr>
-        <w:t xml:space="preserve">The spatial analysis reveals substantial geographic inequality and spatial gradients in property values. Scatter plots of coordinates and latitude/longitude decile charts show a clear "Northeast high, South low" gradient. Prices rise steadily as one </w:t>
-      </w:r>
-      <w:proofErr w:type="gramStart"/>
-      <w:r>
-        <w:rPr>
-          <w:rFonts w:eastAsiaTheme="minorEastAsia"/>
-        </w:rPr>
-        <w:t>moves</w:t>
-      </w:r>
-      <w:proofErr w:type="gramEnd"/>
-      <w:r>
-        <w:rPr>
-          <w:rFonts w:eastAsiaTheme="minorEastAsia"/>
-        </w:rPr>
-        <w:t xml:space="preserve"> north (higher latitude) and east toward the Lake Michigan shoreline (higher longitude). The inter-decile price difference across latitudes and longitudes represents a 2.66x and 2.25x multiplier, respectively. This aligns with the presence of premium waterfront resources and higher socioeconomic status in the northern suburbs.</w:t>
-      </w:r>
-    </w:p>
-    <w:p>
-      <w:pPr>
-        <w:ind w:left="10"/>
-        <w:rPr>
-          <w:rFonts w:eastAsiaTheme="minorEastAsia"/>
-        </w:rPr>
-      </w:pPr>
-    </w:p>
-    <w:p>
-      <w:pPr>
-        <w:ind w:left="10"/>
-        <w:rPr>
-          <w:rFonts w:eastAsiaTheme="minorEastAsia"/>
-        </w:rPr>
-      </w:pPr>
-      <w:r>
-        <w:rPr>
-          <w:rFonts w:eastAsiaTheme="minorEastAsia"/>
-        </w:rPr>
-        <w:t xml:space="preserve">Aggregation by </w:t>
-      </w:r>
-      <w:proofErr w:type="spellStart"/>
-      <w:r>
-        <w:rPr>
-          <w:rFonts w:eastAsiaTheme="minorEastAsia"/>
-        </w:rPr>
-        <w:t>loc_property_city</w:t>
-      </w:r>
-      <w:proofErr w:type="spellEnd"/>
-      <w:r>
-        <w:rPr>
-          <w:rFonts w:eastAsiaTheme="minorEastAsia"/>
-        </w:rPr>
-        <w:t xml:space="preserve"> reveals substantial differences in observed sale prices across Cook County. Northern suburbs such as Kenilworth and Winnetka have median prices exceeding $1.4 million, whereas locations such as Posen and Chicago Heights have medians below $160,000. This pronounced disparity highlights the importance of location-related predictors in residential price estimation. Furthermore, the high-volume city of CHICAGO exhibits an extremely wide Interquartile Range (IQR) and numerous outliers in its boxplot. This indicates severe internal spatial polarization, meaning the city encompasses both highly expensive luxury housing and extremely low-priced properties, reflecting stark internal economic disparities.</w:t>
-      </w:r>
-    </w:p>
-    <w:p>
-      <w:pPr>
-        <w:ind w:left="424" w:hanging="416"/>
-        <w:rPr>
-          <w:rFonts w:eastAsiaTheme="minorEastAsia" w:hint="eastAsia"/>
         </w:rPr>
       </w:pPr>
     </w:p>
@@ -1269,7 +1263,6 @@
         <w:rPr>
           <w:b/>
         </w:rPr>
-        <w:lastRenderedPageBreak/>
         <w:t xml:space="preserve">2e. </w:t>
       </w:r>
       <w:r>
@@ -1295,13 +1288,27 @@
         <w:rPr>
           <w:rFonts w:eastAsiaTheme="minorEastAsia"/>
         </w:rPr>
-        <w:t xml:space="preserve">Our pipeline strictly separated rule-based structural handling from statistical learning to prevent data leakage. Structural imputations (e.g., using </w:t>
+        <w:t xml:space="preserve">To prevent data leakage, we strictly separated global, rule-based structural handling from data-driven statistical learning. Structural imputations (e.g., filling </w:t>
       </w:r>
       <w:proofErr w:type="spellStart"/>
       <w:r>
         <w:rPr>
           <w:rFonts w:eastAsiaTheme="minorEastAsia"/>
         </w:rPr>
+        <w:t>loc_chicago_ward_num</w:t>
+      </w:r>
+      <w:proofErr w:type="spellEnd"/>
+      <w:r>
+        <w:rPr>
+          <w:rFonts w:eastAsiaTheme="minorEastAsia"/>
+        </w:rPr>
+        <w:t xml:space="preserve"> as 'Non-Chicago' based on the </w:t>
+      </w:r>
+      <w:proofErr w:type="spellStart"/>
+      <w:r>
+        <w:rPr>
+          <w:rFonts w:eastAsiaTheme="minorEastAsia"/>
+        </w:rPr>
         <w:t>is_Chicago</w:t>
       </w:r>
       <w:proofErr w:type="spellEnd"/>
@@ -1309,27 +1316,35 @@
         <w:rPr>
           <w:rFonts w:eastAsiaTheme="minorEastAsia"/>
         </w:rPr>
-        <w:t xml:space="preserve"> to fill location features) were performed globally before splitting, as they rely purely on feature definitions rather than the target variable. After the chronological split, all data-driven statistics (median/mode imputation, clipping bounds, scaling, and Target Encoding) were fitted exclusively on the training set, ensuring zero future information leaked into validation/test sets.</w:t>
+        <w:t xml:space="preserve"> indicator) were performed globally before the chronological split. Because these rely purely on feature definitions and are entirely independent of the target variable (</w:t>
+      </w:r>
+      <w:proofErr w:type="spellStart"/>
+      <w:r>
+        <w:rPr>
+          <w:rFonts w:eastAsiaTheme="minorEastAsia"/>
+        </w:rPr>
+        <w:t>sale_price</w:t>
+      </w:r>
+      <w:proofErr w:type="spellEnd"/>
+      <w:r>
+        <w:rPr>
+          <w:rFonts w:eastAsiaTheme="minorEastAsia"/>
+        </w:rPr>
+        <w:t>), they do not introduce label leakage. In contrast, any global application of data-driven transformations (e.g., calculating medians or target encoding) would leak future information. Therefore, after the chronological split, all such statistics—including imputation medians, clipping bounds, scaling parameters, and Target Encoding—were fitted exclusively on the training set and applied to the validation/test sets.</w:t>
       </w:r>
     </w:p>
     <w:p>
       <w:pPr>
         <w:ind w:left="10"/>
         <w:rPr>
-          <w:rFonts w:eastAsiaTheme="minorEastAsia" w:hint="eastAsia"/>
-        </w:rPr>
-      </w:pPr>
-      <w:r>
-        <w:rPr>
-          <w:rFonts w:eastAsiaTheme="minorEastAsia"/>
-        </w:rPr>
-        <w:t>A critical sample limitation lies in the data structure: the supplied properties_2022.csv and sales.csv are perfectly matched, meaning there are no "unsold" property records in the dataset. Therefore, the model's fundamental limitation is not distinguishing sold vs. unsold homes, but rather poor generalizability to entirely unseen properties. Because the model learned from a bounded historical pool of 98,899 properties, its predictive capability may fail for out-of-sample properties exhibiting novel feature combinations (e.g., new architectural styles or new neighborhood developments) not captured in the archive. This necessitates expert human review for any property outside the known historical distribution</w:t>
-      </w:r>
-      <w:r>
-        <w:rPr>
-          <w:rFonts w:eastAsiaTheme="minorEastAsia" w:hint="eastAsia"/>
-        </w:rPr>
-        <w:t>.</w:t>
+          <w:rFonts w:eastAsiaTheme="minorEastAsia"/>
+        </w:rPr>
+      </w:pPr>
+      <w:r>
+        <w:rPr>
+          <w:rFonts w:eastAsiaTheme="minorEastAsia"/>
+        </w:rPr>
+        <w:t>A critical limitation lies in the provided data structure: only transactions that have already occurred are included in the dataset. There are no records of homes that remained unsold during the observed period (i.e., properties in the supplied archive without matching sales). This sample-selection bias carries two implications. First, our model cannot learn the characteristics of unsold homes; it may systematically misestimate their true market value due to unobserved characteristics (e.g., extreme property staleness or hidden defects). Second, because the model is trained on a bounded pool of 98,899 sold properties rather than the full population of housing stock, its predictive capability may fail to generalize to entirely novel, out-of-sample homes that exhibit architectural styles or neighborhood dynamics not captured in this historical archive. This inherent limitation necessitates expert human review for any property outside the known historical distribution.</w:t>
       </w:r>
     </w:p>
     <w:p>
@@ -2695,14 +2710,8 @@
         <w:rPr>
           <w:rFonts w:eastAsiaTheme="minorEastAsia"/>
         </w:rPr>
-        <w:t xml:space="preserve">To assess sensitivity to feature representation, a supplementary comparison was conducted using the same 209-predictor exported feature matrix intended for the tree-based and boosting models. On the same validation transactions, Linear Regression, Ridge and Lasso achieved WAE (2:1) values of $184,558.38, $182,447.60 and $180,751.62, respectively. Lasso </w:t>
-      </w:r>
-      <w:r>
-        <w:rPr>
-          <w:rFonts w:eastAsiaTheme="minorEastAsia"/>
-        </w:rPr>
         <w:lastRenderedPageBreak/>
-        <w:t>again performed best among the tested configurations, although both Ridge and Lasso selected α = 100 at the upper boundary of the supplementary search range. All three shared-matrix models performed worse than the corresponding original-pipeline configurations evaluated here. This suggests that predictive performance is sensitive to feature representation; however, the differences cannot be attributed to preprocessing alone because the original feature specifications and tuning configurations also differed. Detailed supplementary results are provided in Appendix Table A1.</w:t>
+        <w:t>To assess sensitivity to feature representation, a supplementary comparison was conducted using the same 209-predictor exported feature matrix intended for the tree-based and boosting models. On the same validation transactions, Linear Regression, Ridge and Lasso achieved WAE (2:1) values of $184,558.38, $182,447.60 and $180,751.62, respectively. Lasso again performed best among the tested configurations, although both Ridge and Lasso selected α = 100 at the upper boundary of the supplementary search range. All three shared-matrix models performed worse than the corresponding original-pipeline configurations evaluated here. This suggests that predictive performance is sensitive to feature representation; however, the differences cannot be attributed to preprocessing alone because the original feature specifications and tuning configurations also differed. Detailed supplementary results are provided in Appendix Table A1.</w:t>
       </w:r>
     </w:p>
     <w:p>
@@ -3007,16 +3016,16 @@
           <w:rFonts w:eastAsiaTheme="minorEastAsia"/>
           <w:color w:val="000000" w:themeColor="text1"/>
         </w:rPr>
-        <w:t>Feature-set experiments were conducted to examine whether location and property characteristics provide complementary predictive information and whether engineered features improve performance beyond the original specification. Candidate interactions were motivated by plausible valuation relationships, but inclusion decisions were based on the 2024 H2 validation results, using weighted absolute error (WAE, 2:1) as the primary criterion.</w:t>
-      </w:r>
-    </w:p>
-    <w:p>
-      <w:pPr>
+        <w:t xml:space="preserve">Feature-set experiments were conducted to examine whether location and property characteristics provide complementary predictive information and whether engineered features improve performance beyond the original specification. Candidate </w:t>
+      </w:r>
+      <w:r>
         <w:rPr>
           <w:rFonts w:eastAsiaTheme="minorEastAsia"/>
           <w:color w:val="000000" w:themeColor="text1"/>
         </w:rPr>
-      </w:pPr>
+        <w:lastRenderedPageBreak/>
+        <w:t>interactions were motivated by plausible valuation relationships, but inclusion decisions were based on the 2024 H2 validation results, using weighted absolute error (WAE, 2:1) as the primary criterion.</w:t>
+      </w:r>
     </w:p>
     <w:p>
       <w:pPr>
@@ -3025,12 +3034,19 @@
           <w:color w:val="000000" w:themeColor="text1"/>
         </w:rPr>
       </w:pPr>
-      <w:r>
+    </w:p>
+    <w:p>
+      <w:pPr>
         <w:rPr>
           <w:rFonts w:eastAsiaTheme="minorEastAsia"/>
           <w:color w:val="000000" w:themeColor="text1"/>
         </w:rPr>
-        <w:lastRenderedPageBreak/>
+      </w:pPr>
+      <w:r>
+        <w:rPr>
+          <w:rFonts w:eastAsiaTheme="minorEastAsia"/>
+          <w:color w:val="000000" w:themeColor="text1"/>
+        </w:rPr>
         <w:t>Four initial feature sets were evaluated using ordinary Linear Regression with the same chronological training and validation transactions and training-fitted preprocessing. Set A contained 67 location predictors, while Set B contained 30 property characteristics. Set C combined both groups into 97 original predictors. Set D added a Building Size × Archived Building Age interaction to Set C, testing whether the association between building size and sale price differs by building age. The building characteristics were drawn from pre-sale property records rather than future transaction outcomes.</w:t>
       </w:r>
     </w:p>
@@ -5190,6 +5206,7 @@
                 <w:rFonts w:eastAsiaTheme="minorEastAsia"/>
                 <w:color w:val="000000" w:themeColor="text1"/>
               </w:rPr>
+              <w:lastRenderedPageBreak/>
               <w:t>Mean Signed Error ($)</w:t>
             </w:r>
           </w:p>
@@ -5475,7 +5492,6 @@
           <w:iCs/>
           <w:color w:val="000000" w:themeColor="text1"/>
         </w:rPr>
-        <w:lastRenderedPageBreak/>
         <w:t>Note: Both models used Lasso α = 20. Mean Signed Error is defined as prediction minus actual sale price; negative values indicate average underprediction. The only added predictor in Model B was the continuous valuation month index.</w:t>
       </w:r>
     </w:p>
@@ -6641,9 +6657,8 @@
           <w:bCs/>
           <w:color w:val="EE0000"/>
         </w:rPr>
-        <w:t xml:space="preserve"> indicator produced $153,124.19. These marginal differences provided limited support for retaining the existing missing-value indicators but insufficient evidence that the additional Chicago indicator justified greater complexity. The findings were specific to this Ridge configuration and were not assumed to </w:t>
-      </w:r>
-      <w:proofErr w:type="spellStart"/>
+        <w:t xml:space="preserve"> indicator produced $153,124.19. These marginal differences provided limited support for retaining the existing missing-value indicators </w:t>
+      </w:r>
       <w:r>
         <w:rPr>
           <w:rFonts w:eastAsiaTheme="minorEastAsia"/>
@@ -6651,9 +6666,10 @@
           <w:bCs/>
           <w:color w:val="EE0000"/>
         </w:rPr>
-        <w:t>generalise</w:t>
-      </w:r>
-      <w:proofErr w:type="spellEnd"/>
+        <w:lastRenderedPageBreak/>
+        <w:t xml:space="preserve">but insufficient evidence that the additional Chicago indicator justified greater complexity. The findings were specific to this Ridge configuration and were not assumed to </w:t>
+      </w:r>
+      <w:proofErr w:type="spellStart"/>
       <w:r>
         <w:rPr>
           <w:rFonts w:eastAsiaTheme="minorEastAsia"/>
@@ -6661,28 +6677,29 @@
           <w:bCs/>
           <w:color w:val="EE0000"/>
         </w:rPr>
-        <w:t xml:space="preserve"> to other models.</w:t>
-      </w:r>
-    </w:p>
-    <w:p>
-      <w:pPr>
-        <w:ind w:left="10"/>
+        <w:t>generalise</w:t>
+      </w:r>
+      <w:proofErr w:type="spellEnd"/>
+      <w:r>
         <w:rPr>
           <w:rFonts w:eastAsiaTheme="minorEastAsia"/>
           <w:b/>
           <w:bCs/>
           <w:color w:val="EE0000"/>
         </w:rPr>
-      </w:pPr>
-      <w:r>
+        <w:t xml:space="preserve"> to other models.</w:t>
+      </w:r>
+    </w:p>
+    <w:p>
+      <w:pPr>
+        <w:ind w:left="10"/>
         <w:rPr>
           <w:rFonts w:eastAsiaTheme="minorEastAsia"/>
           <w:b/>
           <w:bCs/>
           <w:color w:val="EE0000"/>
         </w:rPr>
-        <w:t xml:space="preserve">Numerical convergence was checked separately to ensure that model comparisons were not driven by solver stopping errors. Earlier Ridge runs showed sensitivity to a relatively loose convergence tolerance, so the solver tolerance was tightened to 1e-10 and its results were checked against an independent direct solution. Earlier Lasso screening runs </w:t>
-      </w:r>
+      </w:pPr>
       <w:r>
         <w:rPr>
           <w:rFonts w:eastAsiaTheme="minorEastAsia"/>
@@ -6690,8 +6707,7 @@
           <w:bCs/>
           <w:color w:val="EE0000"/>
         </w:rPr>
-        <w:lastRenderedPageBreak/>
-        <w:t>also raised convergence concerns. The selected Lasso α = 20 configuration was subsequently refitted with a tolerance of 1e-5, converging after 3,112 iterations with its dual gap below the stopping threshold and retaining 1,074 non-zero coefficients. These checks strengthened confidence in the numerical solutions, although convergence alone does not establish protection against overfitting.</w:t>
+        <w:t>Numerical convergence was checked separately to ensure that model comparisons were not driven by solver stopping errors. Earlier Ridge runs showed sensitivity to a relatively loose convergence tolerance, so the solver tolerance was tightened to 1e-10 and its results were checked against an independent direct solution. Earlier Lasso screening runs also raised convergence concerns. The selected Lasso α = 20 configuration was subsequently refitted with a tolerance of 1e-5, converging after 3,112 iterations with its dual gap below the stopping threshold and retaining 1,074 non-zero coefficients. These checks strengthened confidence in the numerical solutions, although convergence alone does not establish protection against overfitting.</w:t>
       </w:r>
     </w:p>
     <w:p>
@@ -7225,6 +7241,7 @@
               <w:rPr>
                 <w:sz w:val="20"/>
               </w:rPr>
+              <w:lastRenderedPageBreak/>
               <w:t>Equal priority</w:t>
             </w:r>
           </w:p>
@@ -7434,7 +7451,6 @@
         <w:ind w:left="10"/>
       </w:pPr>
       <w:r>
-        <w:lastRenderedPageBreak/>
         <w:t>For weighted absolute error, multiply each absolute price error by the weight for its direction, then average over sales. Choose your main scenario before model selection and evaluate two alternatives in Question 4c. Cite any research used.</w:t>
       </w:r>
     </w:p>
@@ -7732,7 +7748,15 @@
           <w:rFonts w:eastAsiaTheme="minorEastAsia"/>
           <w:color w:val="EE0000"/>
         </w:rPr>
-        <w:t xml:space="preserve">I rejected the initial 0% result and retained the chronological split because repeated sales are legitimate observations and do not automatically constitute leakage. This experience demonstrated the importance of checking AI-generated code against original identifiers rather than trusting plausible outputs. However, repeated-property overlap may still overstate </w:t>
+        <w:t xml:space="preserve">I rejected the initial 0% result and retained the chronological split because repeated sales are legitimate observations and do not automatically constitute leakage. This experience demonstrated the importance of checking AI-generated code </w:t>
+      </w:r>
+      <w:r>
+        <w:rPr>
+          <w:rFonts w:eastAsiaTheme="minorEastAsia"/>
+          <w:color w:val="EE0000"/>
+        </w:rPr>
+        <w:lastRenderedPageBreak/>
+        <w:t xml:space="preserve">against original identifiers rather than trusting plausible outputs. However, repeated-property overlap may still overstate </w:t>
       </w:r>
       <w:proofErr w:type="spellStart"/>
       <w:r>
@@ -7786,7 +7810,6 @@
         <w:ind w:left="10"/>
       </w:pPr>
       <w:r>
-        <w:lastRenderedPageBreak/>
         <w:t>For each case, answer all four points:</w:t>
       </w:r>
     </w:p>
